--- a/data/outputs/v2/Core_Mathematics/SS1.3_Quadratic_Expressions_and_Equations/Core_Mathematics_Quadratic_Expressions_and_Equations_CBE_LessonSequence.docx
+++ b/data/outputs/v2/Core_Mathematics/SS1.3_Quadratic_Expressions_and_Equations/Core_Mathematics_Quadratic_Expressions_and_Equations_CBE_LessonSequence.docx
@@ -3533,7 +3533,7 @@
             <w:pPr>
               <w:spacing w:after="20" w:before="0"/>
             </w:pPr>
-            <w:hyperlink w:history="1" r:id="rId2z1p3z6x2h70xoknjeala">
+            <w:hyperlink w:history="1" r:id="rIdat3pysdaze5b6u-n7ndnz">
               <w:r>
                 <w:rPr>
                   <w:rFonts w:ascii="Arial" w:cs="Arial" w:eastAsia="Arial" w:hAnsi="Arial"/>
@@ -3542,7 +3542,7 @@
                   <w:szCs w:val="16"/>
                   <w:u w:val="single" w:color="2E75B6"/>
                 </w:rPr>
-                <w:t xml:space="preserve">Basic Parabola Graph</w:t>
+                <w:t xml:space="preserve">Quadratic systems: a line and a parabola</w:t>
               </w:r>
             </w:hyperlink>
           </w:p>
@@ -3558,7 +3558,7 @@
                 <w:sz w:val="14"/>
                 <w:szCs w:val="14"/>
               </w:rPr>
-              <w:t xml:space="preserve">Source: CK-12</w:t>
+              <w:t xml:space="preserve">Source: Khan Academy (English - US curriculum)</w:t>
             </w:r>
           </w:p>
           <w:p>
@@ -3566,7 +3566,7 @@
               <w:spacing w:after="10" w:before="0"/>
               <w:ind w:left="120"/>
             </w:pPr>
-            <w:hyperlink w:history="1" r:id="rIdy2w2ydnsiwbs-q8ltfms0">
+            <w:hyperlink w:history="1" r:id="rIdivxwjijhfr_mf0huzn9mf">
               <w:r>
                 <w:rPr>
                   <w:rFonts w:ascii="Arial" w:cs="Arial" w:eastAsia="Arial" w:hAnsi="Arial"/>
@@ -3604,14 +3604,14 @@
                 <w:sz w:val="16"/>
                 <w:szCs w:val="16"/>
               </w:rPr>
-              <w:t xml:space="preserve">📖 HTML:</w:t>
+              <w:t xml:space="preserve">📖 EXERCISE:</w:t>
             </w:r>
           </w:p>
           <w:p>
             <w:pPr>
               <w:spacing w:after="20" w:before="0"/>
             </w:pPr>
-            <w:hyperlink w:history="1" r:id="rIdqt06vet2yloefqp1eiy1n">
+            <w:hyperlink w:history="1" r:id="rIdnwsc6tie9lezlgizorbss">
               <w:r>
                 <w:rPr>
                   <w:rFonts w:ascii="Arial" w:cs="Arial" w:eastAsia="Arial" w:hAnsi="Arial"/>
@@ -3620,7 +3620,7 @@
                   <w:szCs w:val="16"/>
                   <w:u w:val="single" w:color="2E75B6"/>
                 </w:rPr>
-                <w:t xml:space="preserve">Finding a Linear Product Using a Quadratic (PLIX)</w:t>
+                <w:t xml:space="preserve">Divide quadratics by linear expressions (no remainders)</w:t>
               </w:r>
             </w:hyperlink>
           </w:p>
@@ -3636,7 +3636,7 @@
                 <w:sz w:val="14"/>
                 <w:szCs w:val="14"/>
               </w:rPr>
-              <w:t xml:space="preserve">Source: CK-12</w:t>
+              <w:t xml:space="preserve">Source: Khan Academy (English - US curriculum)</w:t>
             </w:r>
           </w:p>
           <w:p>
@@ -3644,7 +3644,7 @@
               <w:spacing w:after="10" w:before="0"/>
               <w:ind w:left="120"/>
             </w:pPr>
-            <w:hyperlink w:history="1" r:id="rIdq3jejnwcimpbul46i4eve">
+            <w:hyperlink w:history="1" r:id="rIdpxkah90a8--xs7kmkvbe6">
               <w:r>
                 <w:rPr>
                   <w:rFonts w:ascii="Arial" w:cs="Arial" w:eastAsia="Arial" w:hAnsi="Arial"/>
@@ -3839,7 +3839,7 @@
             <w:pPr>
               <w:spacing w:after="20" w:before="0"/>
             </w:pPr>
-            <w:hyperlink w:history="1" r:id="rIdishjwzntiqoyzawb_leqq">
+            <w:hyperlink w:history="1" r:id="rIdyht_di__6m39s_zil57gy">
               <w:r>
                 <w:rPr>
                   <w:rFonts w:ascii="Arial" w:cs="Arial" w:eastAsia="Arial" w:hAnsi="Arial"/>
@@ -3848,7 +3848,7 @@
                   <w:szCs w:val="16"/>
                   <w:u w:val="single" w:color="2E75B6"/>
                 </w:rPr>
-                <w:t xml:space="preserve">Basic Parabola Graph</w:t>
+                <w:t xml:space="preserve">Dividing quadratics by linear expressions with remainders: missing x-term</w:t>
               </w:r>
             </w:hyperlink>
           </w:p>
@@ -3864,7 +3864,7 @@
                 <w:sz w:val="14"/>
                 <w:szCs w:val="14"/>
               </w:rPr>
-              <w:t xml:space="preserve">Source: CK-12</w:t>
+              <w:t xml:space="preserve">Source: Khan Academy (English - US curriculum)</w:t>
             </w:r>
           </w:p>
           <w:p>
@@ -3872,7 +3872,7 @@
               <w:spacing w:after="10" w:before="0"/>
               <w:ind w:left="120"/>
             </w:pPr>
-            <w:hyperlink w:history="1" r:id="rIdo-lgcmem6pmqkveb28tv3">
+            <w:hyperlink w:history="1" r:id="rId6thcrhuhv1zoxpa2bwwor">
               <w:r>
                 <w:rPr>
                   <w:rFonts w:ascii="Arial" w:cs="Arial" w:eastAsia="Arial" w:hAnsi="Arial"/>
@@ -3910,14 +3910,14 @@
                 <w:sz w:val="16"/>
                 <w:szCs w:val="16"/>
               </w:rPr>
-              <w:t xml:space="preserve">📖 HTML:</w:t>
+              <w:t xml:space="preserve">📖 EXERCISE:</w:t>
             </w:r>
           </w:p>
           <w:p>
             <w:pPr>
               <w:spacing w:after="20" w:before="0"/>
             </w:pPr>
-            <w:hyperlink w:history="1" r:id="rId0rwyi_49x0nyjk0j3omkq">
+            <w:hyperlink w:history="1" r:id="rIdxigfu6u6tiztjw-o7gpgn">
               <w:r>
                 <w:rPr>
                   <w:rFonts w:ascii="Arial" w:cs="Arial" w:eastAsia="Arial" w:hAnsi="Arial"/>
@@ -3926,7 +3926,7 @@
                   <w:szCs w:val="16"/>
                   <w:u w:val="single" w:color="2E75B6"/>
                 </w:rPr>
-                <w:t xml:space="preserve">Finding a Linear Product Using a Quadratic (PLIX)</w:t>
+                <w:t xml:space="preserve">Divide quadratics by linear expressions (with remainders)</w:t>
               </w:r>
             </w:hyperlink>
           </w:p>
@@ -3942,7 +3942,7 @@
                 <w:sz w:val="14"/>
                 <w:szCs w:val="14"/>
               </w:rPr>
-              <w:t xml:space="preserve">Source: CK-12</w:t>
+              <w:t xml:space="preserve">Source: Khan Academy (English - US curriculum)</w:t>
             </w:r>
           </w:p>
           <w:p>
@@ -3950,7 +3950,7 @@
               <w:spacing w:after="10" w:before="0"/>
               <w:ind w:left="120"/>
             </w:pPr>
-            <w:hyperlink w:history="1" r:id="rId_wf7gqvq9hnpr7rruvcm4">
+            <w:hyperlink w:history="1" r:id="rIdyembm3sinkcwmvg2pxy6d">
               <w:r>
                 <w:rPr>
                   <w:rFonts w:ascii="Arial" w:cs="Arial" w:eastAsia="Arial" w:hAnsi="Arial"/>
@@ -4145,7 +4145,7 @@
             <w:pPr>
               <w:spacing w:after="20" w:before="0"/>
             </w:pPr>
-            <w:hyperlink w:history="1" r:id="rIdxo9xtdgyfllclbql7se7j">
+            <w:hyperlink w:history="1" r:id="rIddkoxctngvxmd4rkjd0min">
               <w:r>
                 <w:rPr>
                   <w:rFonts w:ascii="Arial" w:cs="Arial" w:eastAsia="Arial" w:hAnsi="Arial"/>
@@ -4154,7 +4154,7 @@
                   <w:szCs w:val="16"/>
                   <w:u w:val="single" w:color="2E75B6"/>
                 </w:rPr>
-                <w:t xml:space="preserve">Basic Parabola Graph</w:t>
+                <w:t xml:space="preserve">Dividing quadratics by linear expressions with remainders</w:t>
               </w:r>
             </w:hyperlink>
           </w:p>
@@ -4170,7 +4170,7 @@
                 <w:sz w:val="14"/>
                 <w:szCs w:val="14"/>
               </w:rPr>
-              <w:t xml:space="preserve">Source: CK-12</w:t>
+              <w:t xml:space="preserve">Source: Khan Academy (English - US curriculum)</w:t>
             </w:r>
           </w:p>
           <w:p>
@@ -4178,7 +4178,7 @@
               <w:spacing w:after="10" w:before="0"/>
               <w:ind w:left="120"/>
             </w:pPr>
-            <w:hyperlink w:history="1" r:id="rIdcwi50zqkknl2un9_crv96">
+            <w:hyperlink w:history="1" r:id="rIdrjcunoun_4eaqvb23f3z4">
               <w:r>
                 <w:rPr>
                   <w:rFonts w:ascii="Arial" w:cs="Arial" w:eastAsia="Arial" w:hAnsi="Arial"/>
@@ -4216,14 +4216,14 @@
                 <w:sz w:val="16"/>
                 <w:szCs w:val="16"/>
               </w:rPr>
-              <w:t xml:space="preserve">📖 HTML:</w:t>
+              <w:t xml:space="preserve">📖 EXERCISE:</w:t>
             </w:r>
           </w:p>
           <w:p>
             <w:pPr>
               <w:spacing w:after="20" w:before="0"/>
             </w:pPr>
-            <w:hyperlink w:history="1" r:id="rIdnn8ogb2ebwpkx7qxflzlr">
+            <w:hyperlink w:history="1" r:id="rIdozz327plmcbpvhisrok01">
               <w:r>
                 <w:rPr>
                   <w:rFonts w:ascii="Arial" w:cs="Arial" w:eastAsia="Arial" w:hAnsi="Arial"/>
@@ -4232,7 +4232,7 @@
                   <w:szCs w:val="16"/>
                   <w:u w:val="single" w:color="2E75B6"/>
                 </w:rPr>
-                <w:t xml:space="preserve">Finding a Linear Product Using a Quadratic (PLIX)</w:t>
+                <w:t xml:space="preserve">Divide quadratics by linear expressions (no remainders)</w:t>
               </w:r>
             </w:hyperlink>
           </w:p>
@@ -4248,7 +4248,7 @@
                 <w:sz w:val="14"/>
                 <w:szCs w:val="14"/>
               </w:rPr>
-              <w:t xml:space="preserve">Source: CK-12</w:t>
+              <w:t xml:space="preserve">Source: Khan Academy (English - US curriculum)</w:t>
             </w:r>
           </w:p>
           <w:p>
@@ -4256,7 +4256,7 @@
               <w:spacing w:after="10" w:before="0"/>
               <w:ind w:left="120"/>
             </w:pPr>
-            <w:hyperlink w:history="1" r:id="rIdhufao94sja9hlntkbp_vc">
+            <w:hyperlink w:history="1" r:id="rIdyhqo_wfx5vicgmjke_vyv">
               <w:r>
                 <w:rPr>
                   <w:rFonts w:ascii="Arial" w:cs="Arial" w:eastAsia="Arial" w:hAnsi="Arial"/>
@@ -4451,7 +4451,7 @@
             <w:pPr>
               <w:spacing w:after="20" w:before="0"/>
             </w:pPr>
-            <w:hyperlink w:history="1" r:id="rIdkihouc2rh0hyoivahhpcz">
+            <w:hyperlink w:history="1" r:id="rIdqooxpduogilux5gvu7tmf">
               <w:r>
                 <w:rPr>
                   <w:rFonts w:ascii="Arial" w:cs="Arial" w:eastAsia="Arial" w:hAnsi="Arial"/>
@@ -4460,7 +4460,7 @@
                   <w:szCs w:val="16"/>
                   <w:u w:val="single" w:color="2E75B6"/>
                 </w:rPr>
-                <w:t xml:space="preserve">Basic Parabola Graph</w:t>
+                <w:t xml:space="preserve">Dividing quadratics by linear expressions (no remainders)</w:t>
               </w:r>
             </w:hyperlink>
           </w:p>
@@ -4476,7 +4476,7 @@
                 <w:sz w:val="14"/>
                 <w:szCs w:val="14"/>
               </w:rPr>
-              <w:t xml:space="preserve">Source: CK-12</w:t>
+              <w:t xml:space="preserve">Source: Khan Academy (English - US curriculum)</w:t>
             </w:r>
           </w:p>
           <w:p>
@@ -4484,7 +4484,7 @@
               <w:spacing w:after="10" w:before="0"/>
               <w:ind w:left="120"/>
             </w:pPr>
-            <w:hyperlink w:history="1" r:id="rIdytzx3dj-xbussf1gtxqe8">
+            <w:hyperlink w:history="1" r:id="rIdoyrtddtnglnphqy-sffsy">
               <w:r>
                 <w:rPr>
                   <w:rFonts w:ascii="Arial" w:cs="Arial" w:eastAsia="Arial" w:hAnsi="Arial"/>
@@ -4522,14 +4522,14 @@
                 <w:sz w:val="16"/>
                 <w:szCs w:val="16"/>
               </w:rPr>
-              <w:t xml:space="preserve">📖 HTML:</w:t>
+              <w:t xml:space="preserve">📖 EXERCISE:</w:t>
             </w:r>
           </w:p>
           <w:p>
             <w:pPr>
               <w:spacing w:after="20" w:before="0"/>
             </w:pPr>
-            <w:hyperlink w:history="1" r:id="rIdg-ndlmji9nt8atzimbt2p">
+            <w:hyperlink w:history="1" r:id="rIdlt4ic_5smr8uykfrinsyz">
               <w:r>
                 <w:rPr>
                   <w:rFonts w:ascii="Arial" w:cs="Arial" w:eastAsia="Arial" w:hAnsi="Arial"/>
@@ -4538,7 +4538,7 @@
                   <w:szCs w:val="16"/>
                   <w:u w:val="single" w:color="2E75B6"/>
                 </w:rPr>
-                <w:t xml:space="preserve">Finding a Linear Product Using a Quadratic (PLIX)</w:t>
+                <w:t xml:space="preserve">Divide quadratics by linear expressions (no remainders)</w:t>
               </w:r>
             </w:hyperlink>
           </w:p>
@@ -4554,7 +4554,7 @@
                 <w:sz w:val="14"/>
                 <w:szCs w:val="14"/>
               </w:rPr>
-              <w:t xml:space="preserve">Source: CK-12</w:t>
+              <w:t xml:space="preserve">Source: Khan Academy (English - US curriculum)</w:t>
             </w:r>
           </w:p>
           <w:p>
@@ -4562,7 +4562,7 @@
               <w:spacing w:after="10" w:before="0"/>
               <w:ind w:left="120"/>
             </w:pPr>
-            <w:hyperlink w:history="1" r:id="rIdobfa9h-kt1cenrbay1z8o">
+            <w:hyperlink w:history="1" r:id="rIdas2bsge57qsvcwezp8z6x">
               <w:r>
                 <w:rPr>
                   <w:rFonts w:ascii="Arial" w:cs="Arial" w:eastAsia="Arial" w:hAnsi="Arial"/>
@@ -4757,7 +4757,7 @@
             <w:pPr>
               <w:spacing w:after="20" w:before="0"/>
             </w:pPr>
-            <w:hyperlink w:history="1" r:id="rIdbl0vten7t0_mujv6t3hi1">
+            <w:hyperlink w:history="1" r:id="rIdackr0owz-xc5ozyux3tdx">
               <w:r>
                 <w:rPr>
                   <w:rFonts w:ascii="Arial" w:cs="Arial" w:eastAsia="Arial" w:hAnsi="Arial"/>
@@ -4766,7 +4766,7 @@
                   <w:szCs w:val="16"/>
                   <w:u w:val="single" w:color="2E75B6"/>
                 </w:rPr>
-                <w:t xml:space="preserve">Basic Parabola Graph</w:t>
+                <w:t xml:space="preserve">Standard Form of the Equation of any Parabola - Example 1</w:t>
               </w:r>
             </w:hyperlink>
           </w:p>
@@ -4790,7 +4790,7 @@
               <w:spacing w:after="10" w:before="0"/>
               <w:ind w:left="120"/>
             </w:pPr>
-            <w:hyperlink w:history="1" r:id="rIdymcq75xbflrtkys3v48yu">
+            <w:hyperlink w:history="1" r:id="rIdsx1j2qnymdhi7niaw-dcw">
               <w:r>
                 <w:rPr>
                   <w:rFonts w:ascii="Arial" w:cs="Arial" w:eastAsia="Arial" w:hAnsi="Arial"/>
@@ -4828,14 +4828,14 @@
                 <w:sz w:val="16"/>
                 <w:szCs w:val="16"/>
               </w:rPr>
-              <w:t xml:space="preserve">📖 HTML:</w:t>
+              <w:t xml:space="preserve">📖 EXERCISE:</w:t>
             </w:r>
           </w:p>
           <w:p>
             <w:pPr>
               <w:spacing w:after="20" w:before="0"/>
             </w:pPr>
-            <w:hyperlink w:history="1" r:id="rIddqhyoc1dqzxpqeohryepf">
+            <w:hyperlink w:history="1" r:id="rIdry89cs1zujapcjo0o836q">
               <w:r>
                 <w:rPr>
                   <w:rFonts w:ascii="Arial" w:cs="Arial" w:eastAsia="Arial" w:hAnsi="Arial"/>
@@ -4844,7 +4844,7 @@
                   <w:szCs w:val="16"/>
                   <w:u w:val="single" w:color="2E75B6"/>
                 </w:rPr>
-                <w:t xml:space="preserve">Finding a Linear Product Using a Quadratic (PLIX)</w:t>
+                <w:t xml:space="preserve">Divide quadratics by linear expressions (no remainders)</w:t>
               </w:r>
             </w:hyperlink>
           </w:p>
@@ -4860,7 +4860,7 @@
                 <w:sz w:val="14"/>
                 <w:szCs w:val="14"/>
               </w:rPr>
-              <w:t xml:space="preserve">Source: CK-12</w:t>
+              <w:t xml:space="preserve">Source: Khan Academy (English - US curriculum)</w:t>
             </w:r>
           </w:p>
           <w:p>
@@ -4868,7 +4868,7 @@
               <w:spacing w:after="10" w:before="0"/>
               <w:ind w:left="120"/>
             </w:pPr>
-            <w:hyperlink w:history="1" r:id="rIdeovoklvwfltn-h4mdzapa">
+            <w:hyperlink w:history="1" r:id="rIdnzope7rjmfjbte9sxkpch">
               <w:r>
                 <w:rPr>
                   <w:rFonts w:ascii="Arial" w:cs="Arial" w:eastAsia="Arial" w:hAnsi="Arial"/>
@@ -6355,7 +6355,7 @@
             <w:pPr>
               <w:spacing w:after="20" w:before="0"/>
             </w:pPr>
-            <w:hyperlink w:history="1" r:id="rIdc39oyp0vkmlflbtbx1dey">
+            <w:hyperlink w:history="1" r:id="rIdfhvudhrvhnncaws1yeftz">
               <w:r>
                 <w:rPr>
                   <w:rFonts w:ascii="Arial" w:cs="Arial" w:eastAsia="Arial" w:hAnsi="Arial"/>
@@ -6364,7 +6364,7 @@
                   <w:szCs w:val="16"/>
                   <w:u w:val="single" w:color="2E75B6"/>
                 </w:rPr>
-                <w:t xml:space="preserve">Video: Area Model Introduction</w:t>
+                <w:t xml:space="preserve">Standard Form of the Equation of any Parabola - Example 1</w:t>
               </w:r>
             </w:hyperlink>
           </w:p>
@@ -6380,7 +6380,7 @@
                 <w:sz w:val="14"/>
                 <w:szCs w:val="14"/>
               </w:rPr>
-              <w:t xml:space="preserve">Source: PhET Interactive Simulations (English)</w:t>
+              <w:t xml:space="preserve">Source: CK-12</w:t>
             </w:r>
           </w:p>
           <w:p>
@@ -6388,7 +6388,7 @@
               <w:spacing w:after="10" w:before="0"/>
               <w:ind w:left="120"/>
             </w:pPr>
-            <w:hyperlink w:history="1" r:id="rIdcw4boizxqp5tpfqvbvh9_">
+            <w:hyperlink w:history="1" r:id="rIdpjnlc2bddt3niui9ng0jx">
               <w:r>
                 <w:rPr>
                   <w:rFonts w:ascii="Arial" w:cs="Arial" w:eastAsia="Arial" w:hAnsi="Arial"/>
@@ -6426,14 +6426,14 @@
                 <w:sz w:val="16"/>
                 <w:szCs w:val="16"/>
               </w:rPr>
-              <w:t xml:space="preserve">📖 HTML:</w:t>
+              <w:t xml:space="preserve">📖 EXERCISE:</w:t>
             </w:r>
           </w:p>
           <w:p>
             <w:pPr>
               <w:spacing w:after="20" w:before="0"/>
             </w:pPr>
-            <w:hyperlink w:history="1" r:id="rIdzo9cwujdgwvz5wcvjim7d">
+            <w:hyperlink w:history="1" r:id="rIdymqzwo0wumjv8zt-0ybp0">
               <w:r>
                 <w:rPr>
                   <w:rFonts w:ascii="Arial" w:cs="Arial" w:eastAsia="Arial" w:hAnsi="Arial"/>
@@ -6442,7 +6442,7 @@
                   <w:szCs w:val="16"/>
                   <w:u w:val="single" w:color="2E75B6"/>
                 </w:rPr>
-                <w:t xml:space="preserve">Finding a Linear Product Using a Quadratic (PLIX)</w:t>
+                <w:t xml:space="preserve">Divide quadratics by linear expressions (no remainders)</w:t>
               </w:r>
             </w:hyperlink>
           </w:p>
@@ -6458,7 +6458,7 @@
                 <w:sz w:val="14"/>
                 <w:szCs w:val="14"/>
               </w:rPr>
-              <w:t xml:space="preserve">Source: CK-12</w:t>
+              <w:t xml:space="preserve">Source: Khan Academy (English - US curriculum)</w:t>
             </w:r>
           </w:p>
           <w:p>
@@ -6466,7 +6466,7 @@
               <w:spacing w:after="10" w:before="0"/>
               <w:ind w:left="120"/>
             </w:pPr>
-            <w:hyperlink w:history="1" r:id="rIdqtj6mbomhhitglkousoom">
+            <w:hyperlink w:history="1" r:id="rIdjc62dya3-wnbptg_hmpmb">
               <w:r>
                 <w:rPr>
                   <w:rFonts w:ascii="Arial" w:cs="Arial" w:eastAsia="Arial" w:hAnsi="Arial"/>
@@ -6661,7 +6661,7 @@
             <w:pPr>
               <w:spacing w:after="20" w:before="0"/>
             </w:pPr>
-            <w:hyperlink w:history="1" r:id="rIdgzcbxkcbfcfdp7fi0pre3">
+            <w:hyperlink w:history="1" r:id="rIdpgbigexgvn3x8mrtkkkzu">
               <w:r>
                 <w:rPr>
                   <w:rFonts w:ascii="Arial" w:cs="Arial" w:eastAsia="Arial" w:hAnsi="Arial"/>
@@ -6670,7 +6670,7 @@
                   <w:szCs w:val="16"/>
                   <w:u w:val="single" w:color="2E75B6"/>
                 </w:rPr>
-                <w:t xml:space="preserve">Video: Area Model Introduction</w:t>
+                <w:t xml:space="preserve">Standard Form of the Equation of a Parabola with Vertex at the Origin - Overview</w:t>
               </w:r>
             </w:hyperlink>
           </w:p>
@@ -6686,7 +6686,7 @@
                 <w:sz w:val="14"/>
                 <w:szCs w:val="14"/>
               </w:rPr>
-              <w:t xml:space="preserve">Source: PhET Interactive Simulations (English)</w:t>
+              <w:t xml:space="preserve">Source: CK-12</w:t>
             </w:r>
           </w:p>
           <w:p>
@@ -6694,7 +6694,7 @@
               <w:spacing w:after="10" w:before="0"/>
               <w:ind w:left="120"/>
             </w:pPr>
-            <w:hyperlink w:history="1" r:id="rIdo4vhvcff5y8gv8irtm75h">
+            <w:hyperlink w:history="1" r:id="rIdycwbcj2wijnsymvlhjzpa">
               <w:r>
                 <w:rPr>
                   <w:rFonts w:ascii="Arial" w:cs="Arial" w:eastAsia="Arial" w:hAnsi="Arial"/>
@@ -6732,14 +6732,14 @@
                 <w:sz w:val="16"/>
                 <w:szCs w:val="16"/>
               </w:rPr>
-              <w:t xml:space="preserve">📖 HTML:</w:t>
+              <w:t xml:space="preserve">📖 EXERCISE:</w:t>
             </w:r>
           </w:p>
           <w:p>
             <w:pPr>
               <w:spacing w:after="20" w:before="0"/>
             </w:pPr>
-            <w:hyperlink w:history="1" r:id="rIdv5yrrpimwfxbsvifa-txs">
+            <w:hyperlink w:history="1" r:id="rIdlfl1thesqatmswtynrq_6">
               <w:r>
                 <w:rPr>
                   <w:rFonts w:ascii="Arial" w:cs="Arial" w:eastAsia="Arial" w:hAnsi="Arial"/>
@@ -6748,7 +6748,7 @@
                   <w:szCs w:val="16"/>
                   <w:u w:val="single" w:color="2E75B6"/>
                 </w:rPr>
-                <w:t xml:space="preserve">Finding a Linear Product Using a Quadratic (PLIX)</w:t>
+                <w:t xml:space="preserve">Divide quadratics by linear expressions (with remainders)</w:t>
               </w:r>
             </w:hyperlink>
           </w:p>
@@ -6764,7 +6764,7 @@
                 <w:sz w:val="14"/>
                 <w:szCs w:val="14"/>
               </w:rPr>
-              <w:t xml:space="preserve">Source: CK-12</w:t>
+              <w:t xml:space="preserve">Source: Khan Academy (English - US curriculum)</w:t>
             </w:r>
           </w:p>
           <w:p>
@@ -6772,7 +6772,7 @@
               <w:spacing w:after="10" w:before="0"/>
               <w:ind w:left="120"/>
             </w:pPr>
-            <w:hyperlink w:history="1" r:id="rIdmway-oweshjbqzy6mgvbz">
+            <w:hyperlink w:history="1" r:id="rIdkf5o-g0fwkxfub5xefamr">
               <w:r>
                 <w:rPr>
                   <w:rFonts w:ascii="Arial" w:cs="Arial" w:eastAsia="Arial" w:hAnsi="Arial"/>
@@ -6967,7 +6967,7 @@
             <w:pPr>
               <w:spacing w:after="20" w:before="0"/>
             </w:pPr>
-            <w:hyperlink w:history="1" r:id="rIdmar7crvhiqsp4vxj7d48q">
+            <w:hyperlink w:history="1" r:id="rIdfkeqf9erah6vkd5aq6ujb">
               <w:r>
                 <w:rPr>
                   <w:rFonts w:ascii="Arial" w:cs="Arial" w:eastAsia="Arial" w:hAnsi="Arial"/>
@@ -6976,7 +6976,7 @@
                   <w:szCs w:val="16"/>
                   <w:u w:val="single" w:color="2E75B6"/>
                 </w:rPr>
-                <w:t xml:space="preserve">Video: Area Model Introduction</w:t>
+                <w:t xml:space="preserve">Quadratic systems: a line and a parabola</w:t>
               </w:r>
             </w:hyperlink>
           </w:p>
@@ -6992,7 +6992,7 @@
                 <w:sz w:val="14"/>
                 <w:szCs w:val="14"/>
               </w:rPr>
-              <w:t xml:space="preserve">Source: PhET Interactive Simulations (English)</w:t>
+              <w:t xml:space="preserve">Source: Khan Academy (English - US curriculum)</w:t>
             </w:r>
           </w:p>
           <w:p>
@@ -7000,7 +7000,7 @@
               <w:spacing w:after="10" w:before="0"/>
               <w:ind w:left="120"/>
             </w:pPr>
-            <w:hyperlink w:history="1" r:id="rIdcppqcf1wfwyyqnlayf1rp">
+            <w:hyperlink w:history="1" r:id="rIdzykn7a6mjm3um65qpgnqb">
               <w:r>
                 <w:rPr>
                   <w:rFonts w:ascii="Arial" w:cs="Arial" w:eastAsia="Arial" w:hAnsi="Arial"/>
@@ -7038,14 +7038,14 @@
                 <w:sz w:val="16"/>
                 <w:szCs w:val="16"/>
               </w:rPr>
-              <w:t xml:space="preserve">📖 HTML:</w:t>
+              <w:t xml:space="preserve">📖 EXERCISE:</w:t>
             </w:r>
           </w:p>
           <w:p>
             <w:pPr>
               <w:spacing w:after="20" w:before="0"/>
             </w:pPr>
-            <w:hyperlink w:history="1" r:id="rIdlfalp3hqd9ioaciyrxyts">
+            <w:hyperlink w:history="1" r:id="rIdjp3esxhcwkoe9i0lvmjfp">
               <w:r>
                 <w:rPr>
                   <w:rFonts w:ascii="Arial" w:cs="Arial" w:eastAsia="Arial" w:hAnsi="Arial"/>
@@ -7054,7 +7054,7 @@
                   <w:szCs w:val="16"/>
                   <w:u w:val="single" w:color="2E75B6"/>
                 </w:rPr>
-                <w:t xml:space="preserve">Finding a Linear Product Using a Quadratic (PLIX)</w:t>
+                <w:t xml:space="preserve">Divide quadratics by linear expressions (no remainders)</w:t>
               </w:r>
             </w:hyperlink>
           </w:p>
@@ -7070,7 +7070,7 @@
                 <w:sz w:val="14"/>
                 <w:szCs w:val="14"/>
               </w:rPr>
-              <w:t xml:space="preserve">Source: CK-12</w:t>
+              <w:t xml:space="preserve">Source: Khan Academy (English - US curriculum)</w:t>
             </w:r>
           </w:p>
           <w:p>
@@ -7078,7 +7078,7 @@
               <w:spacing w:after="10" w:before="0"/>
               <w:ind w:left="120"/>
             </w:pPr>
-            <w:hyperlink w:history="1" r:id="rIduke8-kikerag2c5cdz0-w">
+            <w:hyperlink w:history="1" r:id="rIdd57hp1xaasxvhf9dkklba">
               <w:r>
                 <w:rPr>
                   <w:rFonts w:ascii="Arial" w:cs="Arial" w:eastAsia="Arial" w:hAnsi="Arial"/>
@@ -7273,7 +7273,7 @@
             <w:pPr>
               <w:spacing w:after="20" w:before="0"/>
             </w:pPr>
-            <w:hyperlink w:history="1" r:id="rId8gmnzjvkorbosllkjrcmr">
+            <w:hyperlink w:history="1" r:id="rIdxytdifwfehd0sf6kixiny">
               <w:r>
                 <w:rPr>
                   <w:rFonts w:ascii="Arial" w:cs="Arial" w:eastAsia="Arial" w:hAnsi="Arial"/>
@@ -7282,7 +7282,7 @@
                   <w:szCs w:val="16"/>
                   <w:u w:val="single" w:color="2E75B6"/>
                 </w:rPr>
-                <w:t xml:space="preserve">Video: Area Model Introduction</w:t>
+                <w:t xml:space="preserve">Writing linear equations in all forms</w:t>
               </w:r>
             </w:hyperlink>
           </w:p>
@@ -7298,7 +7298,7 @@
                 <w:sz w:val="14"/>
                 <w:szCs w:val="14"/>
               </w:rPr>
-              <w:t xml:space="preserve">Source: PhET Interactive Simulations (English)</w:t>
+              <w:t xml:space="preserve">Source: Khan Academy (English - US curriculum)</w:t>
             </w:r>
           </w:p>
           <w:p>
@@ -7306,7 +7306,7 @@
               <w:spacing w:after="10" w:before="0"/>
               <w:ind w:left="120"/>
             </w:pPr>
-            <w:hyperlink w:history="1" r:id="rId1-1tmgkw2xkma0hjdtpim">
+            <w:hyperlink w:history="1" r:id="rId3lysuvw3v8cxecr8rnx8h">
               <w:r>
                 <w:rPr>
                   <w:rFonts w:ascii="Arial" w:cs="Arial" w:eastAsia="Arial" w:hAnsi="Arial"/>
@@ -7344,14 +7344,14 @@
                 <w:sz w:val="16"/>
                 <w:szCs w:val="16"/>
               </w:rPr>
-              <w:t xml:space="preserve">📖 HTML:</w:t>
+              <w:t xml:space="preserve">📖 EXERCISE:</w:t>
             </w:r>
           </w:p>
           <w:p>
             <w:pPr>
               <w:spacing w:after="20" w:before="0"/>
             </w:pPr>
-            <w:hyperlink w:history="1" r:id="rIdgv_ulifxgy_ncqa2_nrhw">
+            <w:hyperlink w:history="1" r:id="rIdptjfovinrnfvdl4y0ec1b">
               <w:r>
                 <w:rPr>
                   <w:rFonts w:ascii="Arial" w:cs="Arial" w:eastAsia="Arial" w:hAnsi="Arial"/>
@@ -7360,7 +7360,7 @@
                   <w:szCs w:val="16"/>
                   <w:u w:val="single" w:color="2E75B6"/>
                 </w:rPr>
-                <w:t xml:space="preserve">Finding a Linear Product Using a Quadratic (PLIX)</w:t>
+                <w:t xml:space="preserve">Divide quadratics by linear expressions (no remainders)</w:t>
               </w:r>
             </w:hyperlink>
           </w:p>
@@ -7376,7 +7376,7 @@
                 <w:sz w:val="14"/>
                 <w:szCs w:val="14"/>
               </w:rPr>
-              <w:t xml:space="preserve">Source: CK-12</w:t>
+              <w:t xml:space="preserve">Source: Khan Academy (English - US curriculum)</w:t>
             </w:r>
           </w:p>
           <w:p>
@@ -7384,7 +7384,7 @@
               <w:spacing w:after="10" w:before="0"/>
               <w:ind w:left="120"/>
             </w:pPr>
-            <w:hyperlink w:history="1" r:id="rIdkxb6cccs9bgjd0b38cv3s">
+            <w:hyperlink w:history="1" r:id="rIdgmr0d5n9vha9_jykdbrdl">
               <w:r>
                 <w:rPr>
                   <w:rFonts w:ascii="Arial" w:cs="Arial" w:eastAsia="Arial" w:hAnsi="Arial"/>
@@ -7579,7 +7579,7 @@
             <w:pPr>
               <w:spacing w:after="20" w:before="0"/>
             </w:pPr>
-            <w:hyperlink w:history="1" r:id="rIdlgujm8dyjypmers4iibd7">
+            <w:hyperlink w:history="1" r:id="rIdsx0secnjkeftojnc-9qji">
               <w:r>
                 <w:rPr>
                   <w:rFonts w:ascii="Arial" w:cs="Arial" w:eastAsia="Arial" w:hAnsi="Arial"/>
@@ -7588,7 +7588,7 @@
                   <w:szCs w:val="16"/>
                   <w:u w:val="single" w:color="2E75B6"/>
                 </w:rPr>
-                <w:t xml:space="preserve">Video: Area Model Introduction</w:t>
+                <w:t xml:space="preserve">Intro to linear equation standard form</w:t>
               </w:r>
             </w:hyperlink>
           </w:p>
@@ -7604,7 +7604,7 @@
                 <w:sz w:val="14"/>
                 <w:szCs w:val="14"/>
               </w:rPr>
-              <w:t xml:space="preserve">Source: PhET Interactive Simulations (English)</w:t>
+              <w:t xml:space="preserve">Source: Khan Academy (English - US curriculum)</w:t>
             </w:r>
           </w:p>
           <w:p>
@@ -7612,7 +7612,7 @@
               <w:spacing w:after="10" w:before="0"/>
               <w:ind w:left="120"/>
             </w:pPr>
-            <w:hyperlink w:history="1" r:id="rIduhixzw8xp4yaprv_3gysp">
+            <w:hyperlink w:history="1" r:id="rIdckgr41t0danacdeqj-wms">
               <w:r>
                 <w:rPr>
                   <w:rFonts w:ascii="Arial" w:cs="Arial" w:eastAsia="Arial" w:hAnsi="Arial"/>
@@ -7650,14 +7650,14 @@
                 <w:sz w:val="16"/>
                 <w:szCs w:val="16"/>
               </w:rPr>
-              <w:t xml:space="preserve">📖 HTML:</w:t>
+              <w:t xml:space="preserve">📖 EXERCISE:</w:t>
             </w:r>
           </w:p>
           <w:p>
             <w:pPr>
               <w:spacing w:after="20" w:before="0"/>
             </w:pPr>
-            <w:hyperlink w:history="1" r:id="rIdqvc7rca3f5kdrdaxtgdnl">
+            <w:hyperlink w:history="1" r:id="rIdvkgldnd5vy35ming7qgoz">
               <w:r>
                 <w:rPr>
                   <w:rFonts w:ascii="Arial" w:cs="Arial" w:eastAsia="Arial" w:hAnsi="Arial"/>
@@ -7666,7 +7666,7 @@
                   <w:szCs w:val="16"/>
                   <w:u w:val="single" w:color="2E75B6"/>
                 </w:rPr>
-                <w:t xml:space="preserve">Finding a Linear Product Using a Quadratic (PLIX)</w:t>
+                <w:t xml:space="preserve">Divide quadratics by linear expressions (no remainders)</w:t>
               </w:r>
             </w:hyperlink>
           </w:p>
@@ -7682,7 +7682,7 @@
                 <w:sz w:val="14"/>
                 <w:szCs w:val="14"/>
               </w:rPr>
-              <w:t xml:space="preserve">Source: CK-12</w:t>
+              <w:t xml:space="preserve">Source: Khan Academy (English - US curriculum)</w:t>
             </w:r>
           </w:p>
           <w:p>
@@ -7690,7 +7690,7 @@
               <w:spacing w:after="10" w:before="0"/>
               <w:ind w:left="120"/>
             </w:pPr>
-            <w:hyperlink w:history="1" r:id="rIdv1key-xcmv_0v8iblsgli">
+            <w:hyperlink w:history="1" r:id="rIdir_k02cap6dnbymz7ws0y">
               <w:r>
                 <w:rPr>
                   <w:rFonts w:ascii="Arial" w:cs="Arial" w:eastAsia="Arial" w:hAnsi="Arial"/>
@@ -9177,7 +9177,7 @@
             <w:pPr>
               <w:spacing w:after="20" w:before="0"/>
             </w:pPr>
-            <w:hyperlink w:history="1" r:id="rIdtidszwiepbjiamgxvgk85">
+            <w:hyperlink w:history="1" r:id="rIdkgcl4kire-1doqwc7zsj-">
               <w:r>
                 <w:rPr>
                   <w:rFonts w:ascii="Arial" w:cs="Arial" w:eastAsia="Arial" w:hAnsi="Arial"/>
@@ -9186,7 +9186,7 @@
                   <w:szCs w:val="16"/>
                   <w:u w:val="single" w:color="2E75B6"/>
                 </w:rPr>
-                <w:t xml:space="preserve">Adding Decimals by Inserting Place-holding Zeros</w:t>
+                <w:t xml:space="preserve">Zeros of polynomials: matching equation to zeros</w:t>
               </w:r>
             </w:hyperlink>
           </w:p>
@@ -9202,7 +9202,7 @@
                 <w:sz w:val="14"/>
                 <w:szCs w:val="14"/>
               </w:rPr>
-              <w:t xml:space="preserve">Source: CK-12</w:t>
+              <w:t xml:space="preserve">Source: Khan Academy (English - US curriculum)</w:t>
             </w:r>
           </w:p>
           <w:p>
@@ -9210,7 +9210,7 @@
               <w:spacing w:after="10" w:before="0"/>
               <w:ind w:left="120"/>
             </w:pPr>
-            <w:hyperlink w:history="1" r:id="rIdivodoks4iwtn184omkorj">
+            <w:hyperlink w:history="1" r:id="rIdfhmfq2y9d_aow0wjiluwn">
               <w:r>
                 <w:rPr>
                   <w:rFonts w:ascii="Arial" w:cs="Arial" w:eastAsia="Arial" w:hAnsi="Arial"/>
@@ -9248,14 +9248,14 @@
                 <w:sz w:val="16"/>
                 <w:szCs w:val="16"/>
               </w:rPr>
-              <w:t xml:space="preserve">📖 HTML:</w:t>
+              <w:t xml:space="preserve">📖 EXERCISE:</w:t>
             </w:r>
           </w:p>
           <w:p>
             <w:pPr>
               <w:spacing w:after="20" w:before="0"/>
             </w:pPr>
-            <w:hyperlink w:history="1" r:id="rIdgzlup_kyevr5cn-pxahk3">
+            <w:hyperlink w:history="1" r:id="rIdgzifqjvqq7cispkaa26dh">
               <w:r>
                 <w:rPr>
                   <w:rFonts w:ascii="Arial" w:cs="Arial" w:eastAsia="Arial" w:hAnsi="Arial"/>
@@ -9264,7 +9264,7 @@
                   <w:szCs w:val="16"/>
                   <w:u w:val="single" w:color="2E75B6"/>
                 </w:rPr>
-                <w:t xml:space="preserve">Finding a Linear Product Using a Quadratic (PLIX)</w:t>
+                <w:t xml:space="preserve">Divide quadratics by linear expressions (no remainders)</w:t>
               </w:r>
             </w:hyperlink>
           </w:p>
@@ -9280,7 +9280,7 @@
                 <w:sz w:val="14"/>
                 <w:szCs w:val="14"/>
               </w:rPr>
-              <w:t xml:space="preserve">Source: CK-12</w:t>
+              <w:t xml:space="preserve">Source: Khan Academy (English - US curriculum)</w:t>
             </w:r>
           </w:p>
           <w:p>
@@ -9288,7 +9288,7 @@
               <w:spacing w:after="10" w:before="0"/>
               <w:ind w:left="120"/>
             </w:pPr>
-            <w:hyperlink w:history="1" r:id="rIdv_ixjtq0xfgpwyq11-yj6">
+            <w:hyperlink w:history="1" r:id="rIdh8d_2fucig8kyq9ut5i3g">
               <w:r>
                 <w:rPr>
                   <w:rFonts w:ascii="Arial" w:cs="Arial" w:eastAsia="Arial" w:hAnsi="Arial"/>
@@ -9483,7 +9483,7 @@
             <w:pPr>
               <w:spacing w:after="20" w:before="0"/>
             </w:pPr>
-            <w:hyperlink w:history="1" r:id="rIdkluuhd0zfgqoisucpkwkk">
+            <w:hyperlink w:history="1" r:id="rIdjyllaiojxkydrv_l-rgcw">
               <w:r>
                 <w:rPr>
                   <w:rFonts w:ascii="Arial" w:cs="Arial" w:eastAsia="Arial" w:hAnsi="Arial"/>
@@ -9492,7 +9492,7 @@
                   <w:szCs w:val="16"/>
                   <w:u w:val="single" w:color="2E75B6"/>
                 </w:rPr>
-                <w:t xml:space="preserve">Adding Decimals by Inserting Place-holding Zeros</w:t>
+                <w:t xml:space="preserve">Zeros of polynomials: matching equation to graph</w:t>
               </w:r>
             </w:hyperlink>
           </w:p>
@@ -9508,7 +9508,7 @@
                 <w:sz w:val="14"/>
                 <w:szCs w:val="14"/>
               </w:rPr>
-              <w:t xml:space="preserve">Source: CK-12</w:t>
+              <w:t xml:space="preserve">Source: Khan Academy (English - US curriculum)</w:t>
             </w:r>
           </w:p>
           <w:p>
@@ -9516,7 +9516,7 @@
               <w:spacing w:after="10" w:before="0"/>
               <w:ind w:left="120"/>
             </w:pPr>
-            <w:hyperlink w:history="1" r:id="rIdodiqkh_hcaraitkcegwl8">
+            <w:hyperlink w:history="1" r:id="rIde_hwnngwegisvnog-yy0y">
               <w:r>
                 <w:rPr>
                   <w:rFonts w:ascii="Arial" w:cs="Arial" w:eastAsia="Arial" w:hAnsi="Arial"/>
@@ -9554,14 +9554,14 @@
                 <w:sz w:val="16"/>
                 <w:szCs w:val="16"/>
               </w:rPr>
-              <w:t xml:space="preserve">📖 HTML:</w:t>
+              <w:t xml:space="preserve">📖 EXERCISE:</w:t>
             </w:r>
           </w:p>
           <w:p>
             <w:pPr>
               <w:spacing w:after="20" w:before="0"/>
             </w:pPr>
-            <w:hyperlink w:history="1" r:id="rId0pgaeww42bfyqdsc_mrno">
+            <w:hyperlink w:history="1" r:id="rIdlt0d4a1hcfzlu7xo4h-r6">
               <w:r>
                 <w:rPr>
                   <w:rFonts w:ascii="Arial" w:cs="Arial" w:eastAsia="Arial" w:hAnsi="Arial"/>
@@ -9570,7 +9570,7 @@
                   <w:szCs w:val="16"/>
                   <w:u w:val="single" w:color="2E75B6"/>
                 </w:rPr>
-                <w:t xml:space="preserve">Finding a Linear Product Using a Quadratic (PLIX)</w:t>
+                <w:t xml:space="preserve">Divide quadratics by linear expressions (with remainders)</w:t>
               </w:r>
             </w:hyperlink>
           </w:p>
@@ -9586,7 +9586,7 @@
                 <w:sz w:val="14"/>
                 <w:szCs w:val="14"/>
               </w:rPr>
-              <w:t xml:space="preserve">Source: CK-12</w:t>
+              <w:t xml:space="preserve">Source: Khan Academy (English - US curriculum)</w:t>
             </w:r>
           </w:p>
           <w:p>
@@ -9594,7 +9594,7 @@
               <w:spacing w:after="10" w:before="0"/>
               <w:ind w:left="120"/>
             </w:pPr>
-            <w:hyperlink w:history="1" r:id="rIdge7b-lpjeijor8xg2f-ia">
+            <w:hyperlink w:history="1" r:id="rIdnaymharl7fanzf7gej_5f">
               <w:r>
                 <w:rPr>
                   <w:rFonts w:ascii="Arial" w:cs="Arial" w:eastAsia="Arial" w:hAnsi="Arial"/>
@@ -9789,7 +9789,7 @@
             <w:pPr>
               <w:spacing w:after="20" w:before="0"/>
             </w:pPr>
-            <w:hyperlink w:history="1" r:id="rIdisz8fe5fadoijvgyv36m9">
+            <w:hyperlink w:history="1" r:id="rId-5s-_unfqupbndwssnl9f">
               <w:r>
                 <w:rPr>
                   <w:rFonts w:ascii="Arial" w:cs="Arial" w:eastAsia="Arial" w:hAnsi="Arial"/>
@@ -9798,7 +9798,7 @@
                   <w:szCs w:val="16"/>
                   <w:u w:val="single" w:color="2E75B6"/>
                 </w:rPr>
-                <w:t xml:space="preserve">Adding Decimals by Inserting Place-holding Zeros</w:t>
+                <w:t xml:space="preserve">Quadratic systems: a line and a parabola</w:t>
               </w:r>
             </w:hyperlink>
           </w:p>
@@ -9814,7 +9814,7 @@
                 <w:sz w:val="14"/>
                 <w:szCs w:val="14"/>
               </w:rPr>
-              <w:t xml:space="preserve">Source: CK-12</w:t>
+              <w:t xml:space="preserve">Source: Khan Academy (English - US curriculum)</w:t>
             </w:r>
           </w:p>
           <w:p>
@@ -9822,7 +9822,7 @@
               <w:spacing w:after="10" w:before="0"/>
               <w:ind w:left="120"/>
             </w:pPr>
-            <w:hyperlink w:history="1" r:id="rIdrl-rwvi0-mwfnyx5lp7d2">
+            <w:hyperlink w:history="1" r:id="rIde6iro90msvuny_z3jfypu">
               <w:r>
                 <w:rPr>
                   <w:rFonts w:ascii="Arial" w:cs="Arial" w:eastAsia="Arial" w:hAnsi="Arial"/>
@@ -9860,14 +9860,14 @@
                 <w:sz w:val="16"/>
                 <w:szCs w:val="16"/>
               </w:rPr>
-              <w:t xml:space="preserve">📖 HTML:</w:t>
+              <w:t xml:space="preserve">📖 EXERCISE:</w:t>
             </w:r>
           </w:p>
           <w:p>
             <w:pPr>
               <w:spacing w:after="20" w:before="0"/>
             </w:pPr>
-            <w:hyperlink w:history="1" r:id="rIdiynll5g62uanipa0oxzo5">
+            <w:hyperlink w:history="1" r:id="rIdnpv1u2xy3uq7kpy6zsvms">
               <w:r>
                 <w:rPr>
                   <w:rFonts w:ascii="Arial" w:cs="Arial" w:eastAsia="Arial" w:hAnsi="Arial"/>
@@ -9876,7 +9876,7 @@
                   <w:szCs w:val="16"/>
                   <w:u w:val="single" w:color="2E75B6"/>
                 </w:rPr>
-                <w:t xml:space="preserve">Finding a Linear Product Using a Quadratic (PLIX)</w:t>
+                <w:t xml:space="preserve">Factor polynomials: quadratic methods</w:t>
               </w:r>
             </w:hyperlink>
           </w:p>
@@ -9892,7 +9892,7 @@
                 <w:sz w:val="14"/>
                 <w:szCs w:val="14"/>
               </w:rPr>
-              <w:t xml:space="preserve">Source: CK-12</w:t>
+              <w:t xml:space="preserve">Source: Khan Academy (English - US curriculum)</w:t>
             </w:r>
           </w:p>
           <w:p>
@@ -9900,7 +9900,7 @@
               <w:spacing w:after="10" w:before="0"/>
               <w:ind w:left="120"/>
             </w:pPr>
-            <w:hyperlink w:history="1" r:id="rIdbbbg5oim91htmgvco3np6">
+            <w:hyperlink w:history="1" r:id="rIdczjg-4p4mrrierhyfnzir">
               <w:r>
                 <w:rPr>
                   <w:rFonts w:ascii="Arial" w:cs="Arial" w:eastAsia="Arial" w:hAnsi="Arial"/>
@@ -10095,7 +10095,7 @@
             <w:pPr>
               <w:spacing w:after="20" w:before="0"/>
             </w:pPr>
-            <w:hyperlink w:history="1" r:id="rIdm_rflmd44ttrkutvoz63p">
+            <w:hyperlink w:history="1" r:id="rIdvsitzq2is1zxagxd1zejy">
               <w:r>
                 <w:rPr>
                   <w:rFonts w:ascii="Arial" w:cs="Arial" w:eastAsia="Arial" w:hAnsi="Arial"/>
@@ -10104,7 +10104,7 @@
                   <w:szCs w:val="16"/>
                   <w:u w:val="single" w:color="2E75B6"/>
                 </w:rPr>
-                <w:t xml:space="preserve">Adding Decimals by Inserting Place-holding Zeros</w:t>
+                <w:t xml:space="preserve">Zeros of polynomials (with factoring): grouping</w:t>
               </w:r>
             </w:hyperlink>
           </w:p>
@@ -10120,7 +10120,7 @@
                 <w:sz w:val="14"/>
                 <w:szCs w:val="14"/>
               </w:rPr>
-              <w:t xml:space="preserve">Source: CK-12</w:t>
+              <w:t xml:space="preserve">Source: Khan Academy (English - US curriculum)</w:t>
             </w:r>
           </w:p>
           <w:p>
@@ -10128,7 +10128,7 @@
               <w:spacing w:after="10" w:before="0"/>
               <w:ind w:left="120"/>
             </w:pPr>
-            <w:hyperlink w:history="1" r:id="rId-a62vciohbpacdczbej2v">
+            <w:hyperlink w:history="1" r:id="rIdfypyiipdgyiudgximdirf">
               <w:r>
                 <w:rPr>
                   <w:rFonts w:ascii="Arial" w:cs="Arial" w:eastAsia="Arial" w:hAnsi="Arial"/>
@@ -10166,14 +10166,14 @@
                 <w:sz w:val="16"/>
                 <w:szCs w:val="16"/>
               </w:rPr>
-              <w:t xml:space="preserve">📖 HTML:</w:t>
+              <w:t xml:space="preserve">📖 EXERCISE:</w:t>
             </w:r>
           </w:p>
           <w:p>
             <w:pPr>
               <w:spacing w:after="20" w:before="0"/>
             </w:pPr>
-            <w:hyperlink w:history="1" r:id="rIdgapqrea0md7tlizfs2nn6">
+            <w:hyperlink w:history="1" r:id="rIdxbegne12kqvihsjsraww1">
               <w:r>
                 <w:rPr>
                   <w:rFonts w:ascii="Arial" w:cs="Arial" w:eastAsia="Arial" w:hAnsi="Arial"/>
@@ -10182,7 +10182,7 @@
                   <w:szCs w:val="16"/>
                   <w:u w:val="single" w:color="2E75B6"/>
                 </w:rPr>
-                <w:t xml:space="preserve">Finding a Linear Product Using a Quadratic (PLIX)</w:t>
+                <w:t xml:space="preserve">Factor higher degree polynomials</w:t>
               </w:r>
             </w:hyperlink>
           </w:p>
@@ -10198,7 +10198,7 @@
                 <w:sz w:val="14"/>
                 <w:szCs w:val="14"/>
               </w:rPr>
-              <w:t xml:space="preserve">Source: CK-12</w:t>
+              <w:t xml:space="preserve">Source: Khan Academy (English - US curriculum)</w:t>
             </w:r>
           </w:p>
           <w:p>
@@ -10206,7 +10206,7 @@
               <w:spacing w:after="10" w:before="0"/>
               <w:ind w:left="120"/>
             </w:pPr>
-            <w:hyperlink w:history="1" r:id="rIdjuzmfnrfcmdeuok4-qn7g">
+            <w:hyperlink w:history="1" r:id="rIdq6xrlv7_oormemcmfyvgr">
               <w:r>
                 <w:rPr>
                   <w:rFonts w:ascii="Arial" w:cs="Arial" w:eastAsia="Arial" w:hAnsi="Arial"/>
@@ -10401,7 +10401,7 @@
             <w:pPr>
               <w:spacing w:after="20" w:before="0"/>
             </w:pPr>
-            <w:hyperlink w:history="1" r:id="rIddi5u05qzsz6awshna2quy">
+            <w:hyperlink w:history="1" r:id="rIdfhmd0qiy6z_e7bjvgaxxy">
               <w:r>
                 <w:rPr>
                   <w:rFonts w:ascii="Arial" w:cs="Arial" w:eastAsia="Arial" w:hAnsi="Arial"/>
@@ -10410,7 +10410,7 @@
                   <w:szCs w:val="16"/>
                   <w:u w:val="single" w:color="2E75B6"/>
                 </w:rPr>
-                <w:t xml:space="preserve">Adding Decimals by Inserting Place-holding Zeros</w:t>
+                <w:t xml:space="preserve">Strategy in solving quadratic equations</w:t>
               </w:r>
             </w:hyperlink>
           </w:p>
@@ -10426,7 +10426,7 @@
                 <w:sz w:val="14"/>
                 <w:szCs w:val="14"/>
               </w:rPr>
-              <w:t xml:space="preserve">Source: CK-12</w:t>
+              <w:t xml:space="preserve">Source: Khan Academy (English - US curriculum)</w:t>
             </w:r>
           </w:p>
           <w:p>
@@ -10434,7 +10434,7 @@
               <w:spacing w:after="10" w:before="0"/>
               <w:ind w:left="120"/>
             </w:pPr>
-            <w:hyperlink w:history="1" r:id="rId_xmc9_5q5s4ljjkli09cq">
+            <w:hyperlink w:history="1" r:id="rIdfuzjosgubyma_88uakm5u">
               <w:r>
                 <w:rPr>
                   <w:rFonts w:ascii="Arial" w:cs="Arial" w:eastAsia="Arial" w:hAnsi="Arial"/>
@@ -10472,14 +10472,14 @@
                 <w:sz w:val="16"/>
                 <w:szCs w:val="16"/>
               </w:rPr>
-              <w:t xml:space="preserve">📖 HTML:</w:t>
+              <w:t xml:space="preserve">📖 EXERCISE:</w:t>
             </w:r>
           </w:p>
           <w:p>
             <w:pPr>
               <w:spacing w:after="20" w:before="0"/>
             </w:pPr>
-            <w:hyperlink w:history="1" r:id="rIdw3waumgmoefuvymo04tql">
+            <w:hyperlink w:history="1" r:id="rIdv78zitror_s_apn_ut20p">
               <w:r>
                 <w:rPr>
                   <w:rFonts w:ascii="Arial" w:cs="Arial" w:eastAsia="Arial" w:hAnsi="Arial"/>
@@ -10488,7 +10488,7 @@
                   <w:szCs w:val="16"/>
                   <w:u w:val="single" w:color="2E75B6"/>
                 </w:rPr>
-                <w:t xml:space="preserve">Finding a Linear Product Using a Quadratic (PLIX)</w:t>
+                <w:t xml:space="preserve">Zeros of polynomials (with factoring)</w:t>
               </w:r>
             </w:hyperlink>
           </w:p>
@@ -10504,7 +10504,7 @@
                 <w:sz w:val="14"/>
                 <w:szCs w:val="14"/>
               </w:rPr>
-              <w:t xml:space="preserve">Source: CK-12</w:t>
+              <w:t xml:space="preserve">Source: Khan Academy (English - US curriculum)</w:t>
             </w:r>
           </w:p>
           <w:p>
@@ -10512,7 +10512,7 @@
               <w:spacing w:after="10" w:before="0"/>
               <w:ind w:left="120"/>
             </w:pPr>
-            <w:hyperlink w:history="1" r:id="rId2ab6pu0s-w71n2uhzrqxv">
+            <w:hyperlink w:history="1" r:id="rIdedabpodhaojte4jferriy">
               <w:r>
                 <w:rPr>
                   <w:rFonts w:ascii="Arial" w:cs="Arial" w:eastAsia="Arial" w:hAnsi="Arial"/>
@@ -12178,7 +12178,7 @@
             <w:pPr>
               <w:spacing w:after="20" w:before="0"/>
             </w:pPr>
-            <w:hyperlink w:history="1" r:id="rIdcjxmyvci15xdv_pzhblmf">
+            <w:hyperlink w:history="1" r:id="rIdexolrrlrofyf2rgl-oxbg">
               <w:r>
                 <w:rPr>
                   <w:rFonts w:ascii="Arial" w:cs="Arial" w:eastAsia="Arial" w:hAnsi="Arial"/>
@@ -12187,7 +12187,7 @@
                   <w:szCs w:val="16"/>
                   <w:u w:val="single" w:color="2E75B6"/>
                 </w:rPr>
-                <w:t xml:space="preserve">Genetics vocabulary</w:t>
+                <w:t xml:space="preserve">Identifying quadratic patterns</w:t>
               </w:r>
             </w:hyperlink>
           </w:p>
@@ -12211,7 +12211,7 @@
               <w:spacing w:after="10" w:before="0"/>
               <w:ind w:left="120"/>
             </w:pPr>
-            <w:hyperlink w:history="1" r:id="rIduawxmvhxwpopvty-woate">
+            <w:hyperlink w:history="1" r:id="rIdaus8u2cepttm8ekx9fxb5">
               <w:r>
                 <w:rPr>
                   <w:rFonts w:ascii="Arial" w:cs="Arial" w:eastAsia="Arial" w:hAnsi="Arial"/>
@@ -12256,7 +12256,7 @@
             <w:pPr>
               <w:spacing w:after="20" w:before="0"/>
             </w:pPr>
-            <w:hyperlink w:history="1" r:id="rIdo3qvlchb2fqaq8k5rvfer">
+            <w:hyperlink w:history="1" r:id="rIdtjtzejm4w1pxoosyvoqpf">
               <w:r>
                 <w:rPr>
                   <w:rFonts w:ascii="Arial" w:cs="Arial" w:eastAsia="Arial" w:hAnsi="Arial"/>
@@ -12265,7 +12265,7 @@
                   <w:szCs w:val="16"/>
                   <w:u w:val="single" w:color="2E75B6"/>
                 </w:rPr>
-                <w:t xml:space="preserve">Finding a Linear Product Using a Quadratic (PLIX)</w:t>
+                <w:t xml:space="preserve">Difference of Two Squares (PLIX)</w:t>
               </w:r>
             </w:hyperlink>
           </w:p>
@@ -12289,7 +12289,7 @@
               <w:spacing w:after="10" w:before="0"/>
               <w:ind w:left="120"/>
             </w:pPr>
-            <w:hyperlink w:history="1" r:id="rIdbpy93aar3zfoud6irtfv2">
+            <w:hyperlink w:history="1" r:id="rIdzxk5ldkacd5knrbhqsrwo">
               <w:r>
                 <w:rPr>
                   <w:rFonts w:ascii="Arial" w:cs="Arial" w:eastAsia="Arial" w:hAnsi="Arial"/>
@@ -12484,7 +12484,7 @@
             <w:pPr>
               <w:spacing w:after="20" w:before="0"/>
             </w:pPr>
-            <w:hyperlink w:history="1" r:id="rIdjk8e0bfwvaid0byt6uauk">
+            <w:hyperlink w:history="1" r:id="rIdmi3q_zthvuurrptmgabpj">
               <w:r>
                 <w:rPr>
                   <w:rFonts w:ascii="Arial" w:cs="Arial" w:eastAsia="Arial" w:hAnsi="Arial"/>
@@ -12493,7 +12493,7 @@
                   <w:szCs w:val="16"/>
                   <w:u w:val="single" w:color="2E75B6"/>
                 </w:rPr>
-                <w:t xml:space="preserve">Genetics vocabulary</w:t>
+                <w:t xml:space="preserve">Cosine equation algebraic solution set</w:t>
               </w:r>
             </w:hyperlink>
           </w:p>
@@ -12517,7 +12517,7 @@
               <w:spacing w:after="10" w:before="0"/>
               <w:ind w:left="120"/>
             </w:pPr>
-            <w:hyperlink w:history="1" r:id="rIduoweff1h_co0zmcl_s2pu">
+            <w:hyperlink w:history="1" r:id="rId06qz6vbbs8wbpphm6aeuz">
               <w:r>
                 <w:rPr>
                   <w:rFonts w:ascii="Arial" w:cs="Arial" w:eastAsia="Arial" w:hAnsi="Arial"/>
@@ -12555,14 +12555,14 @@
                 <w:sz w:val="16"/>
                 <w:szCs w:val="16"/>
               </w:rPr>
-              <w:t xml:space="preserve">📖 HTML:</w:t>
+              <w:t xml:space="preserve">📖 EXERCISE:</w:t>
             </w:r>
           </w:p>
           <w:p>
             <w:pPr>
               <w:spacing w:after="20" w:before="0"/>
             </w:pPr>
-            <w:hyperlink w:history="1" r:id="rIdholzkb1pexmfahlspdln8">
+            <w:hyperlink w:history="1" r:id="rIdvyqd3bhhiilorra-bopze">
               <w:r>
                 <w:rPr>
                   <w:rFonts w:ascii="Arial" w:cs="Arial" w:eastAsia="Arial" w:hAnsi="Arial"/>
@@ -12571,7 +12571,7 @@
                   <w:szCs w:val="16"/>
                   <w:u w:val="single" w:color="2E75B6"/>
                 </w:rPr>
-                <w:t xml:space="preserve">Finding a Linear Product Using a Quadratic (PLIX)</w:t>
+                <w:t xml:space="preserve">Polynomial special products: perfect square</w:t>
               </w:r>
             </w:hyperlink>
           </w:p>
@@ -12587,7 +12587,7 @@
                 <w:sz w:val="14"/>
                 <w:szCs w:val="14"/>
               </w:rPr>
-              <w:t xml:space="preserve">Source: CK-12</w:t>
+              <w:t xml:space="preserve">Source: Khan Academy (English - US curriculum)</w:t>
             </w:r>
           </w:p>
           <w:p>
@@ -12595,7 +12595,7 @@
               <w:spacing w:after="10" w:before="0"/>
               <w:ind w:left="120"/>
             </w:pPr>
-            <w:hyperlink w:history="1" r:id="rIdl2jv4esrsxuz9mifflfki">
+            <w:hyperlink w:history="1" r:id="rIdur4bmf7v5c03ygcwi98l-">
               <w:r>
                 <w:rPr>
                   <w:rFonts w:ascii="Arial" w:cs="Arial" w:eastAsia="Arial" w:hAnsi="Arial"/>
@@ -12790,7 +12790,7 @@
             <w:pPr>
               <w:spacing w:after="20" w:before="0"/>
             </w:pPr>
-            <w:hyperlink w:history="1" r:id="rId8taaeami0lzl_5r4d_q0d">
+            <w:hyperlink w:history="1" r:id="rIdpuviz6xmhv-sxcox_zduc">
               <w:r>
                 <w:rPr>
                   <w:rFonts w:ascii="Arial" w:cs="Arial" w:eastAsia="Arial" w:hAnsi="Arial"/>
@@ -12799,7 +12799,7 @@
                   <w:szCs w:val="16"/>
                   <w:u w:val="single" w:color="2E75B6"/>
                 </w:rPr>
-                <w:t xml:space="preserve">Genetics vocabulary</w:t>
+                <w:t xml:space="preserve">Sine equation algebraic solution set</w:t>
               </w:r>
             </w:hyperlink>
           </w:p>
@@ -12823,7 +12823,7 @@
               <w:spacing w:after="10" w:before="0"/>
               <w:ind w:left="120"/>
             </w:pPr>
-            <w:hyperlink w:history="1" r:id="rIdv2uagoju1vpwu9ieburz2">
+            <w:hyperlink w:history="1" r:id="rIdddp-rgexqeddqzypyxbkl">
               <w:r>
                 <w:rPr>
                   <w:rFonts w:ascii="Arial" w:cs="Arial" w:eastAsia="Arial" w:hAnsi="Arial"/>
@@ -12861,14 +12861,14 @@
                 <w:sz w:val="16"/>
                 <w:szCs w:val="16"/>
               </w:rPr>
-              <w:t xml:space="preserve">📖 HTML:</w:t>
+              <w:t xml:space="preserve">📖 EXERCISE:</w:t>
             </w:r>
           </w:p>
           <w:p>
             <w:pPr>
               <w:spacing w:after="20" w:before="0"/>
             </w:pPr>
-            <w:hyperlink w:history="1" r:id="rIdtiicgeuepumvv6dzbwmbf">
+            <w:hyperlink w:history="1" r:id="rIdslmrrw3v9hkoq06ghnhay">
               <w:r>
                 <w:rPr>
                   <w:rFonts w:ascii="Arial" w:cs="Arial" w:eastAsia="Arial" w:hAnsi="Arial"/>
@@ -12877,7 +12877,7 @@
                   <w:szCs w:val="16"/>
                   <w:u w:val="single" w:color="2E75B6"/>
                 </w:rPr>
-                <w:t xml:space="preserve">Finding a Linear Product Using a Quadratic (PLIX)</w:t>
+                <w:t xml:space="preserve">Difference of squares intro</w:t>
               </w:r>
             </w:hyperlink>
           </w:p>
@@ -12893,7 +12893,7 @@
                 <w:sz w:val="14"/>
                 <w:szCs w:val="14"/>
               </w:rPr>
-              <w:t xml:space="preserve">Source: CK-12</w:t>
+              <w:t xml:space="preserve">Source: Khan Academy (English - US curriculum)</w:t>
             </w:r>
           </w:p>
           <w:p>
@@ -12901,7 +12901,7 @@
               <w:spacing w:after="10" w:before="0"/>
               <w:ind w:left="120"/>
             </w:pPr>
-            <w:hyperlink w:history="1" r:id="rId1pbfo4eyr5svsp7fnwxjm">
+            <w:hyperlink w:history="1" r:id="rIdftegsnycwt4tgcnjak3oc">
               <w:r>
                 <w:rPr>
                   <w:rFonts w:ascii="Arial" w:cs="Arial" w:eastAsia="Arial" w:hAnsi="Arial"/>
@@ -13096,7 +13096,7 @@
             <w:pPr>
               <w:spacing w:after="20" w:before="0"/>
             </w:pPr>
-            <w:hyperlink w:history="1" r:id="rIdhl7tfcizyeyl0i_s6zy4v">
+            <w:hyperlink w:history="1" r:id="rIdxlyud8-m975i8zffajzd-">
               <w:r>
                 <w:rPr>
                   <w:rFonts w:ascii="Arial" w:cs="Arial" w:eastAsia="Arial" w:hAnsi="Arial"/>
@@ -13105,7 +13105,7 @@
                   <w:szCs w:val="16"/>
                   <w:u w:val="single" w:color="2E75B6"/>
                 </w:rPr>
-                <w:t xml:space="preserve">Genetics vocabulary</w:t>
+                <w:t xml:space="preserve">Factoring difference of squares: two variables (example 2)</w:t>
               </w:r>
             </w:hyperlink>
           </w:p>
@@ -13129,7 +13129,7 @@
               <w:spacing w:after="10" w:before="0"/>
               <w:ind w:left="120"/>
             </w:pPr>
-            <w:hyperlink w:history="1" r:id="rIdeoumskbweji3zjpjiihwq">
+            <w:hyperlink w:history="1" r:id="rIdkclnx1kpluxa3fdlequxi">
               <w:r>
                 <w:rPr>
                   <w:rFonts w:ascii="Arial" w:cs="Arial" w:eastAsia="Arial" w:hAnsi="Arial"/>
@@ -13167,14 +13167,14 @@
                 <w:sz w:val="16"/>
                 <w:szCs w:val="16"/>
               </w:rPr>
-              <w:t xml:space="preserve">📖 HTML:</w:t>
+              <w:t xml:space="preserve">📖 EXERCISE:</w:t>
             </w:r>
           </w:p>
           <w:p>
             <w:pPr>
               <w:spacing w:after="20" w:before="0"/>
             </w:pPr>
-            <w:hyperlink w:history="1" r:id="rIdwutxzseh12myaujzai3zn">
+            <w:hyperlink w:history="1" r:id="rIdc1ztfixtlywad1kxeyvzc">
               <w:r>
                 <w:rPr>
                   <w:rFonts w:ascii="Arial" w:cs="Arial" w:eastAsia="Arial" w:hAnsi="Arial"/>
@@ -13183,7 +13183,7 @@
                   <w:szCs w:val="16"/>
                   <w:u w:val="single" w:color="2E75B6"/>
                 </w:rPr>
-                <w:t xml:space="preserve">Finding a Linear Product Using a Quadratic (PLIX)</w:t>
+                <w:t xml:space="preserve">Difference of squares</w:t>
               </w:r>
             </w:hyperlink>
           </w:p>
@@ -13199,7 +13199,7 @@
                 <w:sz w:val="14"/>
                 <w:szCs w:val="14"/>
               </w:rPr>
-              <w:t xml:space="preserve">Source: CK-12</w:t>
+              <w:t xml:space="preserve">Source: Khan Academy (English - US curriculum)</w:t>
             </w:r>
           </w:p>
           <w:p>
@@ -13207,7 +13207,7 @@
               <w:spacing w:after="10" w:before="0"/>
               <w:ind w:left="120"/>
             </w:pPr>
-            <w:hyperlink w:history="1" r:id="rIdda7vrma66s07zbj36de91">
+            <w:hyperlink w:history="1" r:id="rId4ydoxna9b4pattn4vtu2_">
               <w:r>
                 <w:rPr>
                   <w:rFonts w:ascii="Arial" w:cs="Arial" w:eastAsia="Arial" w:hAnsi="Arial"/>
@@ -13402,7 +13402,7 @@
             <w:pPr>
               <w:spacing w:after="20" w:before="0"/>
             </w:pPr>
-            <w:hyperlink w:history="1" r:id="rIdoytg-yq2sb2bzrepdx58h">
+            <w:hyperlink w:history="1" r:id="rIdc8h1tvehf1tdowiml80m8">
               <w:r>
                 <w:rPr>
                   <w:rFonts w:ascii="Arial" w:cs="Arial" w:eastAsia="Arial" w:hAnsi="Arial"/>
@@ -13411,7 +13411,7 @@
                   <w:szCs w:val="16"/>
                   <w:u w:val="single" w:color="2E75B6"/>
                 </w:rPr>
-                <w:t xml:space="preserve">Genetics vocabulary</w:t>
+                <w:t xml:space="preserve">Factoring difference of squares: two variables -dubbed(KY)</w:t>
               </w:r>
             </w:hyperlink>
           </w:p>
@@ -13427,7 +13427,7 @@
                 <w:sz w:val="14"/>
                 <w:szCs w:val="14"/>
               </w:rPr>
-              <w:t xml:space="preserve">Source: Khan Academy (English - US curriculum)</w:t>
+              <w:t xml:space="preserve">Source: Khan Academy (Kiswahili)</w:t>
             </w:r>
           </w:p>
           <w:p>
@@ -13435,7 +13435,7 @@
               <w:spacing w:after="10" w:before="0"/>
               <w:ind w:left="120"/>
             </w:pPr>
-            <w:hyperlink w:history="1" r:id="rIdbvvvpvbgh2kvi9c0skso-">
+            <w:hyperlink w:history="1" r:id="rIdjg32hg9z80pn7nxglexne">
               <w:r>
                 <w:rPr>
                   <w:rFonts w:ascii="Arial" w:cs="Arial" w:eastAsia="Arial" w:hAnsi="Arial"/>
@@ -13473,14 +13473,14 @@
                 <w:sz w:val="16"/>
                 <w:szCs w:val="16"/>
               </w:rPr>
-              <w:t xml:space="preserve">📖 HTML:</w:t>
+              <w:t xml:space="preserve">📖 EXERCISE:</w:t>
             </w:r>
           </w:p>
           <w:p>
             <w:pPr>
               <w:spacing w:after="20" w:before="0"/>
             </w:pPr>
-            <w:hyperlink w:history="1" r:id="rIdhcixxodra89ekcujx7yww">
+            <w:hyperlink w:history="1" r:id="rIdgjhgqn-leank6_iyeiayi">
               <w:r>
                 <w:rPr>
                   <w:rFonts w:ascii="Arial" w:cs="Arial" w:eastAsia="Arial" w:hAnsi="Arial"/>
@@ -13489,7 +13489,7 @@
                   <w:szCs w:val="16"/>
                   <w:u w:val="single" w:color="2E75B6"/>
                 </w:rPr>
-                <w:t xml:space="preserve">Finding a Linear Product Using a Quadratic (PLIX)</w:t>
+                <w:t xml:space="preserve">Equations with square roots &amp; cube roots</w:t>
               </w:r>
             </w:hyperlink>
           </w:p>
@@ -13505,7 +13505,7 @@
                 <w:sz w:val="14"/>
                 <w:szCs w:val="14"/>
               </w:rPr>
-              <w:t xml:space="preserve">Source: CK-12</w:t>
+              <w:t xml:space="preserve">Source: Khan Academy (English - US curriculum)</w:t>
             </w:r>
           </w:p>
           <w:p>
@@ -13513,7 +13513,7 @@
               <w:spacing w:after="10" w:before="0"/>
               <w:ind w:left="120"/>
             </w:pPr>
-            <w:hyperlink w:history="1" r:id="rIdxmz2cefaepvdtxwuvvild">
+            <w:hyperlink w:history="1" r:id="rIdv1fmo19jjufywur1vrbux">
               <w:r>
                 <w:rPr>
                   <w:rFonts w:ascii="Arial" w:cs="Arial" w:eastAsia="Arial" w:hAnsi="Arial"/>
@@ -15076,7 +15076,7 @@
             <w:pPr>
               <w:spacing w:after="20" w:before="0"/>
             </w:pPr>
-            <w:hyperlink w:history="1" r:id="rId2h60kzfdibncg8hihmrsr">
+            <w:hyperlink w:history="1" r:id="rIdghyseq1vdw8oxokkmo2d6">
               <w:r>
                 <w:rPr>
                   <w:rFonts w:ascii="Arial" w:cs="Arial" w:eastAsia="Arial" w:hAnsi="Arial"/>
@@ -15085,7 +15085,7 @@
                   <w:szCs w:val="16"/>
                   <w:u w:val="single" w:color="2E75B6"/>
                 </w:rPr>
-                <w:t xml:space="preserve">Subtracting by Grouping (Numbers up to 10)</w:t>
+                <w:t xml:space="preserve">Quadratic systems: a line and a parabola</w:t>
               </w:r>
             </w:hyperlink>
           </w:p>
@@ -15101,7 +15101,7 @@
                 <w:sz w:val="14"/>
                 <w:szCs w:val="14"/>
               </w:rPr>
-              <w:t xml:space="preserve">Source: CK-12</w:t>
+              <w:t xml:space="preserve">Source: Khan Academy (English - US curriculum)</w:t>
             </w:r>
           </w:p>
           <w:p>
@@ -15109,7 +15109,7 @@
               <w:spacing w:after="10" w:before="0"/>
               <w:ind w:left="120"/>
             </w:pPr>
-            <w:hyperlink w:history="1" r:id="rIdqpawfl4-7-a6oawtfjsry">
+            <w:hyperlink w:history="1" r:id="rIdtkfhuw82rhdpg_i9kxxed">
               <w:r>
                 <w:rPr>
                   <w:rFonts w:ascii="Arial" w:cs="Arial" w:eastAsia="Arial" w:hAnsi="Arial"/>
@@ -15147,14 +15147,14 @@
                 <w:sz w:val="16"/>
                 <w:szCs w:val="16"/>
               </w:rPr>
-              <w:t xml:space="preserve">📖 HTML:</w:t>
+              <w:t xml:space="preserve">📖 EXERCISE:</w:t>
             </w:r>
           </w:p>
           <w:p>
             <w:pPr>
               <w:spacing w:after="20" w:before="0"/>
             </w:pPr>
-            <w:hyperlink w:history="1" r:id="rId6nai0fob9qtwytqawbrue">
+            <w:hyperlink w:history="1" r:id="rIdfagyicxbgeh-n-ihjkkid">
               <w:r>
                 <w:rPr>
                   <w:rFonts w:ascii="Arial" w:cs="Arial" w:eastAsia="Arial" w:hAnsi="Arial"/>
@@ -15163,7 +15163,7 @@
                   <w:szCs w:val="16"/>
                   <w:u w:val="single" w:color="2E75B6"/>
                 </w:rPr>
-                <w:t xml:space="preserve">Finding a Linear Product Using a Quadratic (PLIX)</w:t>
+                <w:t xml:space="preserve">Intercepts from an equation</w:t>
               </w:r>
             </w:hyperlink>
           </w:p>
@@ -15179,7 +15179,7 @@
                 <w:sz w:val="14"/>
                 <w:szCs w:val="14"/>
               </w:rPr>
-              <w:t xml:space="preserve">Source: CK-12</w:t>
+              <w:t xml:space="preserve">Source: Khan Academy (English - US curriculum)</w:t>
             </w:r>
           </w:p>
           <w:p>
@@ -15187,7 +15187,7 @@
               <w:spacing w:after="10" w:before="0"/>
               <w:ind w:left="120"/>
             </w:pPr>
-            <w:hyperlink w:history="1" r:id="rIdxqhsoyb2wlmgv5tthoabf">
+            <w:hyperlink w:history="1" r:id="rIdeden0eypd5awxoe1gyiah">
               <w:r>
                 <w:rPr>
                   <w:rFonts w:ascii="Arial" w:cs="Arial" w:eastAsia="Arial" w:hAnsi="Arial"/>
@@ -15382,7 +15382,7 @@
             <w:pPr>
               <w:spacing w:after="20" w:before="0"/>
             </w:pPr>
-            <w:hyperlink w:history="1" r:id="rIdwoby3mczvx4lnxscnm7hu">
+            <w:hyperlink w:history="1" r:id="rId9gen-uhgyepkzpqsolue0">
               <w:r>
                 <w:rPr>
                   <w:rFonts w:ascii="Arial" w:cs="Arial" w:eastAsia="Arial" w:hAnsi="Arial"/>
@@ -15391,7 +15391,7 @@
                   <w:szCs w:val="16"/>
                   <w:u w:val="single" w:color="2E75B6"/>
                 </w:rPr>
-                <w:t xml:space="preserve">Subtracting by Grouping (Numbers up to 10)</w:t>
+                <w:t xml:space="preserve">Solving quadratics by factoring</w:t>
               </w:r>
             </w:hyperlink>
           </w:p>
@@ -15407,7 +15407,7 @@
                 <w:sz w:val="14"/>
                 <w:szCs w:val="14"/>
               </w:rPr>
-              <w:t xml:space="preserve">Source: CK-12</w:t>
+              <w:t xml:space="preserve">Source: Khan Academy (English - US curriculum)</w:t>
             </w:r>
           </w:p>
           <w:p>
@@ -15415,7 +15415,7 @@
               <w:spacing w:after="10" w:before="0"/>
               <w:ind w:left="120"/>
             </w:pPr>
-            <w:hyperlink w:history="1" r:id="rIdglqb4omvonockpun2euvb">
+            <w:hyperlink w:history="1" r:id="rIdt65c9e3jti2kdarsy201q">
               <w:r>
                 <w:rPr>
                   <w:rFonts w:ascii="Arial" w:cs="Arial" w:eastAsia="Arial" w:hAnsi="Arial"/>
@@ -15453,14 +15453,14 @@
                 <w:sz w:val="16"/>
                 <w:szCs w:val="16"/>
               </w:rPr>
-              <w:t xml:space="preserve">📖 HTML:</w:t>
+              <w:t xml:space="preserve">📖 EXERCISE:</w:t>
             </w:r>
           </w:p>
           <w:p>
             <w:pPr>
               <w:spacing w:after="20" w:before="0"/>
             </w:pPr>
-            <w:hyperlink w:history="1" r:id="rIdchvsqiq7m-9f9q-ddhux7">
+            <w:hyperlink w:history="1" r:id="rIdnftjwwlhnqfnqdw519hzf">
               <w:r>
                 <w:rPr>
                   <w:rFonts w:ascii="Arial" w:cs="Arial" w:eastAsia="Arial" w:hAnsi="Arial"/>
@@ -15469,7 +15469,7 @@
                   <w:szCs w:val="16"/>
                   <w:u w:val="single" w:color="2E75B6"/>
                 </w:rPr>
-                <w:t xml:space="preserve">Finding a Linear Product Using a Quadratic (PLIX)</w:t>
+                <w:t xml:space="preserve">Zero product property</w:t>
               </w:r>
             </w:hyperlink>
           </w:p>
@@ -15485,7 +15485,7 @@
                 <w:sz w:val="14"/>
                 <w:szCs w:val="14"/>
               </w:rPr>
-              <w:t xml:space="preserve">Source: CK-12</w:t>
+              <w:t xml:space="preserve">Source: Khan Academy (English - US curriculum)</w:t>
             </w:r>
           </w:p>
           <w:p>
@@ -15493,7 +15493,7 @@
               <w:spacing w:after="10" w:before="0"/>
               <w:ind w:left="120"/>
             </w:pPr>
-            <w:hyperlink w:history="1" r:id="rIdxk0juciownjxerrgoymdv">
+            <w:hyperlink w:history="1" r:id="rId0l6h2ciynp4n-xgvrf3gv">
               <w:r>
                 <w:rPr>
                   <w:rFonts w:ascii="Arial" w:cs="Arial" w:eastAsia="Arial" w:hAnsi="Arial"/>
@@ -15688,7 +15688,7 @@
             <w:pPr>
               <w:spacing w:after="20" w:before="0"/>
             </w:pPr>
-            <w:hyperlink w:history="1" r:id="rIdc7kecnpargoqpkyny0ej7">
+            <w:hyperlink w:history="1" r:id="rIdqzyqkfvryogqd859d-ddj">
               <w:r>
                 <w:rPr>
                   <w:rFonts w:ascii="Arial" w:cs="Arial" w:eastAsia="Arial" w:hAnsi="Arial"/>
@@ -15697,7 +15697,7 @@
                   <w:szCs w:val="16"/>
                   <w:u w:val="single" w:color="2E75B6"/>
                 </w:rPr>
-                <w:t xml:space="preserve">Subtracting by Grouping (Numbers up to 10)</w:t>
+                <w:t xml:space="preserve">Slope-intercept equation from graph</w:t>
               </w:r>
             </w:hyperlink>
           </w:p>
@@ -15713,7 +15713,7 @@
                 <w:sz w:val="14"/>
                 <w:szCs w:val="14"/>
               </w:rPr>
-              <w:t xml:space="preserve">Source: CK-12</w:t>
+              <w:t xml:space="preserve">Source: Khan Academy (English - US curriculum)</w:t>
             </w:r>
           </w:p>
           <w:p>
@@ -15721,7 +15721,7 @@
               <w:spacing w:after="10" w:before="0"/>
               <w:ind w:left="120"/>
             </w:pPr>
-            <w:hyperlink w:history="1" r:id="rIdtr9hyxsa54krncqfyn7xj">
+            <w:hyperlink w:history="1" r:id="rIdsxmdee6v-kaestbgn1fmy">
               <w:r>
                 <w:rPr>
                   <w:rFonts w:ascii="Arial" w:cs="Arial" w:eastAsia="Arial" w:hAnsi="Arial"/>
@@ -15759,14 +15759,14 @@
                 <w:sz w:val="16"/>
                 <w:szCs w:val="16"/>
               </w:rPr>
-              <w:t xml:space="preserve">📖 HTML:</w:t>
+              <w:t xml:space="preserve">📖 EXERCISE:</w:t>
             </w:r>
           </w:p>
           <w:p>
             <w:pPr>
               <w:spacing w:after="20" w:before="0"/>
             </w:pPr>
-            <w:hyperlink w:history="1" r:id="rIdslvyk-i4hocovkz7s-cnw">
+            <w:hyperlink w:history="1" r:id="rIdcn9s5xt_mvmdgxpn1kvyl">
               <w:r>
                 <w:rPr>
                   <w:rFonts w:ascii="Arial" w:cs="Arial" w:eastAsia="Arial" w:hAnsi="Arial"/>
@@ -15775,7 +15775,7 @@
                   <w:szCs w:val="16"/>
                   <w:u w:val="single" w:color="2E75B6"/>
                 </w:rPr>
-                <w:t xml:space="preserve">Finding a Linear Product Using a Quadratic (PLIX)</w:t>
+                <w:t xml:space="preserve">Intercepts from an equation</w:t>
               </w:r>
             </w:hyperlink>
           </w:p>
@@ -15791,7 +15791,7 @@
                 <w:sz w:val="14"/>
                 <w:szCs w:val="14"/>
               </w:rPr>
-              <w:t xml:space="preserve">Source: CK-12</w:t>
+              <w:t xml:space="preserve">Source: Khan Academy (English - US curriculum)</w:t>
             </w:r>
           </w:p>
           <w:p>
@@ -15799,7 +15799,7 @@
               <w:spacing w:after="10" w:before="0"/>
               <w:ind w:left="120"/>
             </w:pPr>
-            <w:hyperlink w:history="1" r:id="rIdg7wg2sm_4kgzv1f9igcbe">
+            <w:hyperlink w:history="1" r:id="rIdu13yp09frz3r8hwxce8lo">
               <w:r>
                 <w:rPr>
                   <w:rFonts w:ascii="Arial" w:cs="Arial" w:eastAsia="Arial" w:hAnsi="Arial"/>
@@ -15994,7 +15994,7 @@
             <w:pPr>
               <w:spacing w:after="20" w:before="0"/>
             </w:pPr>
-            <w:hyperlink w:history="1" r:id="rIdjtjlnaqnm4j98fofjb2rz">
+            <w:hyperlink w:history="1" r:id="rId7vjlcbecol4oaxgenouh4">
               <w:r>
                 <w:rPr>
                   <w:rFonts w:ascii="Arial" w:cs="Arial" w:eastAsia="Arial" w:hAnsi="Arial"/>
@@ -16003,7 +16003,7 @@
                   <w:szCs w:val="16"/>
                   <w:u w:val="single" w:color="2E75B6"/>
                 </w:rPr>
-                <w:t xml:space="preserve">Subtracting by Grouping (Numbers up to 10)</w:t>
+                <w:t xml:space="preserve">Solving quadratics by factoring -dubbed(KY)</w:t>
               </w:r>
             </w:hyperlink>
           </w:p>
@@ -16019,7 +16019,7 @@
                 <w:sz w:val="14"/>
                 <w:szCs w:val="14"/>
               </w:rPr>
-              <w:t xml:space="preserve">Source: CK-12</w:t>
+              <w:t xml:space="preserve">Source: Khan Academy (Kiswahili)</w:t>
             </w:r>
           </w:p>
           <w:p>
@@ -16027,7 +16027,7 @@
               <w:spacing w:after="10" w:before="0"/>
               <w:ind w:left="120"/>
             </w:pPr>
-            <w:hyperlink w:history="1" r:id="rIdtw-1nzkvbsheknv5iuuwf">
+            <w:hyperlink w:history="1" r:id="rIdfaujkis3s18sxsit5rjwk">
               <w:r>
                 <w:rPr>
                   <w:rFonts w:ascii="Arial" w:cs="Arial" w:eastAsia="Arial" w:hAnsi="Arial"/>
@@ -16065,14 +16065,14 @@
                 <w:sz w:val="16"/>
                 <w:szCs w:val="16"/>
               </w:rPr>
-              <w:t xml:space="preserve">📖 HTML:</w:t>
+              <w:t xml:space="preserve">📖 EXERCISE:</w:t>
             </w:r>
           </w:p>
           <w:p>
             <w:pPr>
               <w:spacing w:after="20" w:before="0"/>
             </w:pPr>
-            <w:hyperlink w:history="1" r:id="rIdsgsms90sm_7qjfvnl0hoq">
+            <w:hyperlink w:history="1" r:id="rIdl8zufwczy1ecuhxln6b2m">
               <w:r>
                 <w:rPr>
                   <w:rFonts w:ascii="Arial" w:cs="Arial" w:eastAsia="Arial" w:hAnsi="Arial"/>
@@ -16081,7 +16081,7 @@
                   <w:szCs w:val="16"/>
                   <w:u w:val="single" w:color="2E75B6"/>
                 </w:rPr>
-                <w:t xml:space="preserve">Finding a Linear Product Using a Quadratic (PLIX)</w:t>
+                <w:t xml:space="preserve">Intercepts from an equation</w:t>
               </w:r>
             </w:hyperlink>
           </w:p>
@@ -16097,7 +16097,7 @@
                 <w:sz w:val="14"/>
                 <w:szCs w:val="14"/>
               </w:rPr>
-              <w:t xml:space="preserve">Source: CK-12</w:t>
+              <w:t xml:space="preserve">Source: Khan Academy (English - US curriculum)</w:t>
             </w:r>
           </w:p>
           <w:p>
@@ -16105,7 +16105,7 @@
               <w:spacing w:after="10" w:before="0"/>
               <w:ind w:left="120"/>
             </w:pPr>
-            <w:hyperlink w:history="1" r:id="rIdk3rjo52qvwn07vtcf0qtg">
+            <w:hyperlink w:history="1" r:id="rIdkagzgrfqeg9vaxp8n_0fs">
               <w:r>
                 <w:rPr>
                   <w:rFonts w:ascii="Arial" w:cs="Arial" w:eastAsia="Arial" w:hAnsi="Arial"/>
@@ -16300,7 +16300,7 @@
             <w:pPr>
               <w:spacing w:after="20" w:before="0"/>
             </w:pPr>
-            <w:hyperlink w:history="1" r:id="rId9rowcsp5pxges2rsq9fit">
+            <w:hyperlink w:history="1" r:id="rIdqnpmd_0oaqs1_ie26xjjm">
               <w:r>
                 <w:rPr>
                   <w:rFonts w:ascii="Arial" w:cs="Arial" w:eastAsia="Arial" w:hAnsi="Arial"/>
@@ -16309,7 +16309,7 @@
                   <w:szCs w:val="16"/>
                   <w:u w:val="single" w:color="2E75B6"/>
                 </w:rPr>
-                <w:t xml:space="preserve">Subtracting by Grouping (Numbers up to 10)</w:t>
+                <w:t xml:space="preserve">Solving quadratics by taking square roots examples</w:t>
               </w:r>
             </w:hyperlink>
           </w:p>
@@ -16325,7 +16325,7 @@
                 <w:sz w:val="14"/>
                 <w:szCs w:val="14"/>
               </w:rPr>
-              <w:t xml:space="preserve">Source: CK-12</w:t>
+              <w:t xml:space="preserve">Source: Khan Academy (English - US curriculum)</w:t>
             </w:r>
           </w:p>
           <w:p>
@@ -16333,7 +16333,7 @@
               <w:spacing w:after="10" w:before="0"/>
               <w:ind w:left="120"/>
             </w:pPr>
-            <w:hyperlink w:history="1" r:id="rId9m9b4naoil-dzrnso3b7r">
+            <w:hyperlink w:history="1" r:id="rIdnwzbanojwr_frrph79rzo">
               <w:r>
                 <w:rPr>
                   <w:rFonts w:ascii="Arial" w:cs="Arial" w:eastAsia="Arial" w:hAnsi="Arial"/>
@@ -16371,14 +16371,14 @@
                 <w:sz w:val="16"/>
                 <w:szCs w:val="16"/>
               </w:rPr>
-              <w:t xml:space="preserve">📖 HTML:</w:t>
+              <w:t xml:space="preserve">📖 EXERCISE:</w:t>
             </w:r>
           </w:p>
           <w:p>
             <w:pPr>
               <w:spacing w:after="20" w:before="0"/>
             </w:pPr>
-            <w:hyperlink w:history="1" r:id="rIdbu5gzvmdrki3p6mszauc-">
+            <w:hyperlink w:history="1" r:id="rIdl6dedg7rx5bh50r8-gfg0">
               <w:r>
                 <w:rPr>
                   <w:rFonts w:ascii="Arial" w:cs="Arial" w:eastAsia="Arial" w:hAnsi="Arial"/>
@@ -16387,7 +16387,7 @@
                   <w:szCs w:val="16"/>
                   <w:u w:val="single" w:color="2E75B6"/>
                 </w:rPr>
-                <w:t xml:space="preserve">Finding a Linear Product Using a Quadratic (PLIX)</w:t>
+                <w:t xml:space="preserve">Intercepts from an equation</w:t>
               </w:r>
             </w:hyperlink>
           </w:p>
@@ -16403,7 +16403,7 @@
                 <w:sz w:val="14"/>
                 <w:szCs w:val="14"/>
               </w:rPr>
-              <w:t xml:space="preserve">Source: CK-12</w:t>
+              <w:t xml:space="preserve">Source: Khan Academy (English - US curriculum)</w:t>
             </w:r>
           </w:p>
           <w:p>
@@ -16411,7 +16411,7 @@
               <w:spacing w:after="10" w:before="0"/>
               <w:ind w:left="120"/>
             </w:pPr>
-            <w:hyperlink w:history="1" r:id="rIdlekiec-oisuszul2i-nwq">
+            <w:hyperlink w:history="1" r:id="rIdjvq8bnmummvisqweklqsd">
               <w:r>
                 <w:rPr>
                   <w:rFonts w:ascii="Arial" w:cs="Arial" w:eastAsia="Arial" w:hAnsi="Arial"/>
@@ -17993,7 +17993,7 @@
             <w:pPr>
               <w:spacing w:after="20" w:before="0"/>
             </w:pPr>
-            <w:hyperlink w:history="1" r:id="rIdnbpt3qyyultldv0fz3dan">
+            <w:hyperlink w:history="1" r:id="rIdnkw7m3ahdbbywpw9t48wo">
               <w:r>
                 <w:rPr>
                   <w:rFonts w:ascii="Arial" w:cs="Arial" w:eastAsia="Arial" w:hAnsi="Arial"/>
@@ -18002,7 +18002,7 @@
                   <w:szCs w:val="16"/>
                   <w:u w:val="single" w:color="2E75B6"/>
                 </w:rPr>
-                <w:t xml:space="preserve">Graphing systems of inequalities</w:t>
+                <w:t xml:space="preserve">Dividing quadratics by linear expressions with remainders: missing x-term</w:t>
               </w:r>
             </w:hyperlink>
           </w:p>
@@ -18026,7 +18026,7 @@
               <w:spacing w:after="10" w:before="0"/>
               <w:ind w:left="120"/>
             </w:pPr>
-            <w:hyperlink w:history="1" r:id="rIdsfwp7upkypntpqwcrdiug">
+            <w:hyperlink w:history="1" r:id="rIdlylbg2levqepl8dbs-_py">
               <w:r>
                 <w:rPr>
                   <w:rFonts w:ascii="Arial" w:cs="Arial" w:eastAsia="Arial" w:hAnsi="Arial"/>
@@ -18064,14 +18064,14 @@
                 <w:sz w:val="16"/>
                 <w:szCs w:val="16"/>
               </w:rPr>
-              <w:t xml:space="preserve">📖 HTML:</w:t>
+              <w:t xml:space="preserve">📖 EXERCISE:</w:t>
             </w:r>
           </w:p>
           <w:p>
             <w:pPr>
               <w:spacing w:after="20" w:before="0"/>
             </w:pPr>
-            <w:hyperlink w:history="1" r:id="rIdujet_m95tu-undbenlpmb">
+            <w:hyperlink w:history="1" r:id="rIdc68jiv6o_fgshfv2lmglr">
               <w:r>
                 <w:rPr>
                   <w:rFonts w:ascii="Arial" w:cs="Arial" w:eastAsia="Arial" w:hAnsi="Arial"/>
@@ -18080,7 +18080,7 @@
                   <w:szCs w:val="16"/>
                   <w:u w:val="single" w:color="2E75B6"/>
                 </w:rPr>
-                <w:t xml:space="preserve">Finding a Linear Product Using a Quadratic (PLIX)</w:t>
+                <w:t xml:space="preserve">Divide quadratics by linear expressions (no remainders)</w:t>
               </w:r>
             </w:hyperlink>
           </w:p>
@@ -18096,7 +18096,7 @@
                 <w:sz w:val="14"/>
                 <w:szCs w:val="14"/>
               </w:rPr>
-              <w:t xml:space="preserve">Source: CK-12</w:t>
+              <w:t xml:space="preserve">Source: Khan Academy (English - US curriculum)</w:t>
             </w:r>
           </w:p>
           <w:p>
@@ -18104,7 +18104,7 @@
               <w:spacing w:after="10" w:before="0"/>
               <w:ind w:left="120"/>
             </w:pPr>
-            <w:hyperlink w:history="1" r:id="rIdzlsuerrdekjc5x45tfbg4">
+            <w:hyperlink w:history="1" r:id="rIdsieci9ntoibvt7z0bkqf-">
               <w:r>
                 <w:rPr>
                   <w:rFonts w:ascii="Arial" w:cs="Arial" w:eastAsia="Arial" w:hAnsi="Arial"/>
@@ -18394,7 +18394,7 @@
             <w:pPr>
               <w:spacing w:after="20" w:before="0"/>
             </w:pPr>
-            <w:hyperlink w:history="1" r:id="rIdah1g_94kegsdceejt6t16">
+            <w:hyperlink w:history="1" r:id="rIdki9uqwz6gh2_3xghm44rj">
               <w:r>
                 <w:rPr>
                   <w:rFonts w:ascii="Arial" w:cs="Arial" w:eastAsia="Arial" w:hAnsi="Arial"/>
@@ -18403,7 +18403,7 @@
                   <w:szCs w:val="16"/>
                   <w:u w:val="single" w:color="2E75B6"/>
                 </w:rPr>
-                <w:t xml:space="preserve">Graphing systems of inequalities</w:t>
+                <w:t xml:space="preserve">Quadratic systems: a line and a parabola</w:t>
               </w:r>
             </w:hyperlink>
           </w:p>
@@ -18427,7 +18427,7 @@
               <w:spacing w:after="10" w:before="0"/>
               <w:ind w:left="120"/>
             </w:pPr>
-            <w:hyperlink w:history="1" r:id="rIdmsn2lx_tcp21wmzbry_yw">
+            <w:hyperlink w:history="1" r:id="rId28-8lwsogktldhf1mpi4l">
               <w:r>
                 <w:rPr>
                   <w:rFonts w:ascii="Arial" w:cs="Arial" w:eastAsia="Arial" w:hAnsi="Arial"/>
@@ -18465,14 +18465,14 @@
                 <w:sz w:val="16"/>
                 <w:szCs w:val="16"/>
               </w:rPr>
-              <w:t xml:space="preserve">📖 HTML:</w:t>
+              <w:t xml:space="preserve">📖 EXERCISE:</w:t>
             </w:r>
           </w:p>
           <w:p>
             <w:pPr>
               <w:spacing w:after="20" w:before="0"/>
             </w:pPr>
-            <w:hyperlink w:history="1" r:id="rIdxmjk9hi-w3ft8cxs_6bqb">
+            <w:hyperlink w:history="1" r:id="rIdripfzu_ldyo5fakf1mapx">
               <w:r>
                 <w:rPr>
                   <w:rFonts w:ascii="Arial" w:cs="Arial" w:eastAsia="Arial" w:hAnsi="Arial"/>
@@ -18481,7 +18481,7 @@
                   <w:szCs w:val="16"/>
                   <w:u w:val="single" w:color="2E75B6"/>
                 </w:rPr>
-                <w:t xml:space="preserve">Finding a Linear Product Using a Quadratic (PLIX)</w:t>
+                <w:t xml:space="preserve">Divide quadratics by linear expressions (with remainders)</w:t>
               </w:r>
             </w:hyperlink>
           </w:p>
@@ -18497,7 +18497,7 @@
                 <w:sz w:val="14"/>
                 <w:szCs w:val="14"/>
               </w:rPr>
-              <w:t xml:space="preserve">Source: CK-12</w:t>
+              <w:t xml:space="preserve">Source: Khan Academy (English - US curriculum)</w:t>
             </w:r>
           </w:p>
           <w:p>
@@ -18505,7 +18505,7 @@
               <w:spacing w:after="10" w:before="0"/>
               <w:ind w:left="120"/>
             </w:pPr>
-            <w:hyperlink w:history="1" r:id="rIduyemv-gg1qto2hab9stnb">
+            <w:hyperlink w:history="1" r:id="rId7a4if6stjorvibncu95wa">
               <w:r>
                 <w:rPr>
                   <w:rFonts w:ascii="Arial" w:cs="Arial" w:eastAsia="Arial" w:hAnsi="Arial"/>
@@ -19118,7 +19118,7 @@
             <w:pPr>
               <w:spacing w:after="20" w:before="0"/>
             </w:pPr>
-            <w:hyperlink w:history="1" r:id="rIdgdrv6k2l7rhn5gm0b79ip">
+            <w:hyperlink w:history="1" r:id="rIdelv8lc7vf7nlw6i8qhbao">
               <w:r>
                 <w:rPr>
                   <w:rFonts w:ascii="Arial" w:cs="Arial" w:eastAsia="Arial" w:hAnsi="Arial"/>
@@ -19127,7 +19127,7 @@
                   <w:szCs w:val="16"/>
                   <w:u w:val="single" w:color="2E75B6"/>
                 </w:rPr>
-                <w:t xml:space="preserve">Graphing systems of inequalities</w:t>
+                <w:t xml:space="preserve">Factoring polynomials using complex numbers</w:t>
               </w:r>
             </w:hyperlink>
           </w:p>
@@ -19151,7 +19151,7 @@
               <w:spacing w:after="10" w:before="0"/>
               <w:ind w:left="120"/>
             </w:pPr>
-            <w:hyperlink w:history="1" r:id="rIdlsbmrl4rdqimtkaftunjo">
+            <w:hyperlink w:history="1" r:id="rIdrnfiwwbk4vgvo966jzibz">
               <w:r>
                 <w:rPr>
                   <w:rFonts w:ascii="Arial" w:cs="Arial" w:eastAsia="Arial" w:hAnsi="Arial"/>
@@ -19189,14 +19189,14 @@
                 <w:sz w:val="16"/>
                 <w:szCs w:val="16"/>
               </w:rPr>
-              <w:t xml:space="preserve">📖 HTML:</w:t>
+              <w:t xml:space="preserve">📖 EXERCISE:</w:t>
             </w:r>
           </w:p>
           <w:p>
             <w:pPr>
               <w:spacing w:after="20" w:before="0"/>
             </w:pPr>
-            <w:hyperlink w:history="1" r:id="rIdqdhdrgxacj9j_8im_nxto">
+            <w:hyperlink w:history="1" r:id="rIdanneemi4o6eagx6t2_rpt">
               <w:r>
                 <w:rPr>
                   <w:rFonts w:ascii="Arial" w:cs="Arial" w:eastAsia="Arial" w:hAnsi="Arial"/>
@@ -19205,7 +19205,7 @@
                   <w:szCs w:val="16"/>
                   <w:u w:val="single" w:color="2E75B6"/>
                 </w:rPr>
-                <w:t xml:space="preserve">Finding a Linear Product Using a Quadratic (PLIX)</w:t>
+                <w:t xml:space="preserve">Quadratics by factoring</w:t>
               </w:r>
             </w:hyperlink>
           </w:p>
@@ -19221,7 +19221,7 @@
                 <w:sz w:val="14"/>
                 <w:szCs w:val="14"/>
               </w:rPr>
-              <w:t xml:space="preserve">Source: CK-12</w:t>
+              <w:t xml:space="preserve">Source: Khan Academy (English - US curriculum)</w:t>
             </w:r>
           </w:p>
           <w:p>
@@ -19229,7 +19229,7 @@
               <w:spacing w:after="10" w:before="0"/>
               <w:ind w:left="120"/>
             </w:pPr>
-            <w:hyperlink w:history="1" r:id="rId3s9bghdlgzyqs5uaqsz5j">
+            <w:hyperlink w:history="1" r:id="rId06bzucass5tcyezvfiahf">
               <w:r>
                 <w:rPr>
                   <w:rFonts w:ascii="Arial" w:cs="Arial" w:eastAsia="Arial" w:hAnsi="Arial"/>
@@ -19785,7 +19785,7 @@
             <w:pPr>
               <w:spacing w:after="20" w:before="0"/>
             </w:pPr>
-            <w:hyperlink w:history="1" r:id="rIdkzvhh3ylw_gkmuda7bksq">
+            <w:hyperlink w:history="1" r:id="rIdrccnzbaqkoeregdzlcqon">
               <w:r>
                 <w:rPr>
                   <w:rFonts w:ascii="Arial" w:cs="Arial" w:eastAsia="Arial" w:hAnsi="Arial"/>
@@ -19794,7 +19794,7 @@
                   <w:szCs w:val="16"/>
                   <w:u w:val="single" w:color="2E75B6"/>
                 </w:rPr>
-                <w:t xml:space="preserve">Graphing systems of inequalities</w:t>
+                <w:t xml:space="preserve">Quadratic equations word problem: box dimensions</w:t>
               </w:r>
             </w:hyperlink>
           </w:p>
@@ -19818,7 +19818,7 @@
               <w:spacing w:after="10" w:before="0"/>
               <w:ind w:left="120"/>
             </w:pPr>
-            <w:hyperlink w:history="1" r:id="rIdgc57hmdyay2gsaihs3zdl">
+            <w:hyperlink w:history="1" r:id="rIdemfail8ygpbvxmcwl4zoe">
               <w:r>
                 <w:rPr>
                   <w:rFonts w:ascii="Arial" w:cs="Arial" w:eastAsia="Arial" w:hAnsi="Arial"/>
@@ -19856,14 +19856,14 @@
                 <w:sz w:val="16"/>
                 <w:szCs w:val="16"/>
               </w:rPr>
-              <w:t xml:space="preserve">📖 HTML:</w:t>
+              <w:t xml:space="preserve">📖 EXERCISE:</w:t>
             </w:r>
           </w:p>
           <w:p>
             <w:pPr>
               <w:spacing w:after="20" w:before="0"/>
             </w:pPr>
-            <w:hyperlink w:history="1" r:id="rIdzj8muoxdctnl1vfczkako">
+            <w:hyperlink w:history="1" r:id="rIdounkj1izzsgvxtkkcrlk2">
               <w:r>
                 <w:rPr>
                   <w:rFonts w:ascii="Arial" w:cs="Arial" w:eastAsia="Arial" w:hAnsi="Arial"/>
@@ -19872,7 +19872,7 @@
                   <w:szCs w:val="16"/>
                   <w:u w:val="single" w:color="2E75B6"/>
                 </w:rPr>
-                <w:t xml:space="preserve">Finding a Linear Product Using a Quadratic (PLIX)</w:t>
+                <w:t xml:space="preserve">Quadratics by factoring (intro)</w:t>
               </w:r>
             </w:hyperlink>
           </w:p>
@@ -19888,7 +19888,7 @@
                 <w:sz w:val="14"/>
                 <w:szCs w:val="14"/>
               </w:rPr>
-              <w:t xml:space="preserve">Source: CK-12</w:t>
+              <w:t xml:space="preserve">Source: Khan Academy (English - US curriculum)</w:t>
             </w:r>
           </w:p>
           <w:p>
@@ -19896,7 +19896,7 @@
               <w:spacing w:after="10" w:before="0"/>
               <w:ind w:left="120"/>
             </w:pPr>
-            <w:hyperlink w:history="1" r:id="rIdko6wam1mcziqzlrjtp0jf">
+            <w:hyperlink w:history="1" r:id="rIdsgnzlo7xtyxhwcljadqkl">
               <w:r>
                 <w:rPr>
                   <w:rFonts w:ascii="Arial" w:cs="Arial" w:eastAsia="Arial" w:hAnsi="Arial"/>
@@ -20167,7 +20167,7 @@
             <w:pPr>
               <w:spacing w:after="20" w:before="0"/>
             </w:pPr>
-            <w:hyperlink w:history="1" r:id="rIdcvqpxcon3m1xseri18f2_">
+            <w:hyperlink w:history="1" r:id="rIdq-pbdcg7micushglcrqrg">
               <w:r>
                 <w:rPr>
                   <w:rFonts w:ascii="Arial" w:cs="Arial" w:eastAsia="Arial" w:hAnsi="Arial"/>
@@ -20176,7 +20176,7 @@
                   <w:szCs w:val="16"/>
                   <w:u w:val="single" w:color="2E75B6"/>
                 </w:rPr>
-                <w:t xml:space="preserve">Graphing systems of inequalities</w:t>
+                <w:t xml:space="preserve">Constructing linear equations from context</w:t>
               </w:r>
             </w:hyperlink>
           </w:p>
@@ -20200,7 +20200,7 @@
               <w:spacing w:after="10" w:before="0"/>
               <w:ind w:left="120"/>
             </w:pPr>
-            <w:hyperlink w:history="1" r:id="rId59zoyblh0sqdew3spyqyz">
+            <w:hyperlink w:history="1" r:id="rIdxyqoshowp3rjukjsn64_f">
               <w:r>
                 <w:rPr>
                   <w:rFonts w:ascii="Arial" w:cs="Arial" w:eastAsia="Arial" w:hAnsi="Arial"/>
@@ -20238,14 +20238,14 @@
                 <w:sz w:val="16"/>
                 <w:szCs w:val="16"/>
               </w:rPr>
-              <w:t xml:space="preserve">📖 HTML:</w:t>
+              <w:t xml:space="preserve">📖 EXERCISE:</w:t>
             </w:r>
           </w:p>
           <w:p>
             <w:pPr>
               <w:spacing w:after="20" w:before="0"/>
             </w:pPr>
-            <w:hyperlink w:history="1" r:id="rIdpz1iqfids_apk0rcvurbr">
+            <w:hyperlink w:history="1" r:id="rIdgjlrslpw1rgdvuoj4qoeb">
               <w:r>
                 <w:rPr>
                   <w:rFonts w:ascii="Arial" w:cs="Arial" w:eastAsia="Arial" w:hAnsi="Arial"/>
@@ -20254,7 +20254,7 @@
                   <w:szCs w:val="16"/>
                   <w:u w:val="single" w:color="2E75B6"/>
                 </w:rPr>
-                <w:t xml:space="preserve">Finding a Linear Product Using a Quadratic (PLIX)</w:t>
+                <w:t xml:space="preserve">Divide quadratics by linear expressions (no remainders)</w:t>
               </w:r>
             </w:hyperlink>
           </w:p>
@@ -20270,7 +20270,7 @@
                 <w:sz w:val="14"/>
                 <w:szCs w:val="14"/>
               </w:rPr>
-              <w:t xml:space="preserve">Source: CK-12</w:t>
+              <w:t xml:space="preserve">Source: Khan Academy (English - US curriculum)</w:t>
             </w:r>
           </w:p>
           <w:p>
@@ -20278,7 +20278,7 @@
               <w:spacing w:after="10" w:before="0"/>
               <w:ind w:left="120"/>
             </w:pPr>
-            <w:hyperlink w:history="1" r:id="rIdwmgmkvjdqp7rsrm5nrqyh">
+            <w:hyperlink w:history="1" r:id="rIdiashn_aotprmt-uhuea4a">
               <w:r>
                 <w:rPr>
                   <w:rFonts w:ascii="Arial" w:cs="Arial" w:eastAsia="Arial" w:hAnsi="Arial"/>
@@ -21860,7 +21860,7 @@
             <w:pPr>
               <w:spacing w:after="20" w:before="0"/>
             </w:pPr>
-            <w:hyperlink w:history="1" r:id="rIdavwqqltr611rfu8daaz5j">
+            <w:hyperlink w:history="1" r:id="rIdbfhyiydc47k9v5zx_kvme">
               <w:r>
                 <w:rPr>
                   <w:rFonts w:ascii="Arial" w:cs="Arial" w:eastAsia="Arial" w:hAnsi="Arial"/>
@@ -21869,7 +21869,7 @@
                   <w:szCs w:val="16"/>
                   <w:u w:val="single" w:color="2E75B6"/>
                 </w:rPr>
-                <w:t xml:space="preserve">Multiplication as scaling with fractions</w:t>
+                <w:t xml:space="preserve">Solving quadratic equations: complex roots</w:t>
               </w:r>
             </w:hyperlink>
           </w:p>
@@ -21893,7 +21893,7 @@
               <w:spacing w:after="10" w:before="0"/>
               <w:ind w:left="120"/>
             </w:pPr>
-            <w:hyperlink w:history="1" r:id="rIdh3x5n2ror-i-eowi35zvg">
+            <w:hyperlink w:history="1" r:id="rIdnnkwpw79ysxfxuanilbwv">
               <w:r>
                 <w:rPr>
                   <w:rFonts w:ascii="Arial" w:cs="Arial" w:eastAsia="Arial" w:hAnsi="Arial"/>
@@ -21931,14 +21931,14 @@
                 <w:sz w:val="16"/>
                 <w:szCs w:val="16"/>
               </w:rPr>
-              <w:t xml:space="preserve">📖 HTML:</w:t>
+              <w:t xml:space="preserve">📖 EXERCISE:</w:t>
             </w:r>
           </w:p>
           <w:p>
             <w:pPr>
               <w:spacing w:after="20" w:before="0"/>
             </w:pPr>
-            <w:hyperlink w:history="1" r:id="rIdw7pezqf1boajpuorqscr3">
+            <w:hyperlink w:history="1" r:id="rIdgmlluvjdubmzzwywn-2-5">
               <w:r>
                 <w:rPr>
                   <w:rFonts w:ascii="Arial" w:cs="Arial" w:eastAsia="Arial" w:hAnsi="Arial"/>
@@ -21947,7 +21947,7 @@
                   <w:szCs w:val="16"/>
                   <w:u w:val="single" w:color="2E75B6"/>
                 </w:rPr>
-                <w:t xml:space="preserve">Finding a Linear Product Using a Quadratic (PLIX)</w:t>
+                <w:t xml:space="preserve">Solve quadratic equations: complex solutions</w:t>
               </w:r>
             </w:hyperlink>
           </w:p>
@@ -21963,7 +21963,7 @@
                 <w:sz w:val="14"/>
                 <w:szCs w:val="14"/>
               </w:rPr>
-              <w:t xml:space="preserve">Source: CK-12</w:t>
+              <w:t xml:space="preserve">Source: Khan Academy (English - US curriculum)</w:t>
             </w:r>
           </w:p>
           <w:p>
@@ -21971,7 +21971,7 @@
               <w:spacing w:after="10" w:before="0"/>
               <w:ind w:left="120"/>
             </w:pPr>
-            <w:hyperlink w:history="1" r:id="rIddb2j2g2s8__auwozpolg3">
+            <w:hyperlink w:history="1" r:id="rIdqksmk8alh_l-snrtdeqh4">
               <w:r>
                 <w:rPr>
                   <w:rFonts w:ascii="Arial" w:cs="Arial" w:eastAsia="Arial" w:hAnsi="Arial"/>
@@ -22166,7 +22166,7 @@
             <w:pPr>
               <w:spacing w:after="20" w:before="0"/>
             </w:pPr>
-            <w:hyperlink w:history="1" r:id="rIdbil0626x2tawa5fvgk2nh">
+            <w:hyperlink w:history="1" r:id="rIdnkekkpcg5uvxi40vxxhvb">
               <w:r>
                 <w:rPr>
                   <w:rFonts w:ascii="Arial" w:cs="Arial" w:eastAsia="Arial" w:hAnsi="Arial"/>
@@ -22175,7 +22175,7 @@
                   <w:szCs w:val="16"/>
                   <w:u w:val="single" w:color="2E75B6"/>
                 </w:rPr>
-                <w:t xml:space="preserve">Multiplication as scaling with fractions</w:t>
+                <w:t xml:space="preserve">Solving Real-World Problems Using Quadratic Equations: A Sample Application</w:t>
               </w:r>
             </w:hyperlink>
           </w:p>
@@ -22191,7 +22191,7 @@
                 <w:sz w:val="14"/>
                 <w:szCs w:val="14"/>
               </w:rPr>
-              <w:t xml:space="preserve">Source: Khan Academy (English - US curriculum)</w:t>
+              <w:t xml:space="preserve">Source: CK-12</w:t>
             </w:r>
           </w:p>
           <w:p>
@@ -22199,7 +22199,7 @@
               <w:spacing w:after="10" w:before="0"/>
               <w:ind w:left="120"/>
             </w:pPr>
-            <w:hyperlink w:history="1" r:id="rIdvf1inrrl_ynxfjpq_pyph">
+            <w:hyperlink w:history="1" r:id="rIdjm4gw-sgcio42wbwggfh0">
               <w:r>
                 <w:rPr>
                   <w:rFonts w:ascii="Arial" w:cs="Arial" w:eastAsia="Arial" w:hAnsi="Arial"/>
@@ -22237,14 +22237,14 @@
                 <w:sz w:val="16"/>
                 <w:szCs w:val="16"/>
               </w:rPr>
-              <w:t xml:space="preserve">📖 HTML:</w:t>
+              <w:t xml:space="preserve">📖 EXERCISE:</w:t>
             </w:r>
           </w:p>
           <w:p>
             <w:pPr>
               <w:spacing w:after="20" w:before="0"/>
             </w:pPr>
-            <w:hyperlink w:history="1" r:id="rId-pmeeeb1tuzy4lhky7eag">
+            <w:hyperlink w:history="1" r:id="rIdljzhm0rlpvp5rpz-vqryg">
               <w:r>
                 <w:rPr>
                   <w:rFonts w:ascii="Arial" w:cs="Arial" w:eastAsia="Arial" w:hAnsi="Arial"/>
@@ -22253,7 +22253,7 @@
                   <w:szCs w:val="16"/>
                   <w:u w:val="single" w:color="2E75B6"/>
                 </w:rPr>
-                <w:t xml:space="preserve">Finding a Linear Product Using a Quadratic (PLIX)</w:t>
+                <w:t xml:space="preserve">Zero product property</w:t>
               </w:r>
             </w:hyperlink>
           </w:p>
@@ -22269,7 +22269,7 @@
                 <w:sz w:val="14"/>
                 <w:szCs w:val="14"/>
               </w:rPr>
-              <w:t xml:space="preserve">Source: CK-12</w:t>
+              <w:t xml:space="preserve">Source: Khan Academy (English - US curriculum)</w:t>
             </w:r>
           </w:p>
           <w:p>
@@ -22277,7 +22277,7 @@
               <w:spacing w:after="10" w:before="0"/>
               <w:ind w:left="120"/>
             </w:pPr>
-            <w:hyperlink w:history="1" r:id="rIdhfwmffoybii7htnh0prha">
+            <w:hyperlink w:history="1" r:id="rIdh-xwgs3hktrjwcx_gdnrz">
               <w:r>
                 <w:rPr>
                   <w:rFonts w:ascii="Arial" w:cs="Arial" w:eastAsia="Arial" w:hAnsi="Arial"/>
@@ -22472,7 +22472,7 @@
             <w:pPr>
               <w:spacing w:after="20" w:before="0"/>
             </w:pPr>
-            <w:hyperlink w:history="1" r:id="rIdaaiunpostmb6iuwretzzs">
+            <w:hyperlink w:history="1" r:id="rIdrh6go6tjf3oyiyyjevbpk">
               <w:r>
                 <w:rPr>
                   <w:rFonts w:ascii="Arial" w:cs="Arial" w:eastAsia="Arial" w:hAnsi="Arial"/>
@@ -22481,7 +22481,7 @@
                   <w:szCs w:val="16"/>
                   <w:u w:val="single" w:color="2E75B6"/>
                 </w:rPr>
-                <w:t xml:space="preserve">Multiplication as scaling with fractions</w:t>
+                <w:t xml:space="preserve">Solving quadratic equations: complex roots</w:t>
               </w:r>
             </w:hyperlink>
           </w:p>
@@ -22505,7 +22505,7 @@
               <w:spacing w:after="10" w:before="0"/>
               <w:ind w:left="120"/>
             </w:pPr>
-            <w:hyperlink w:history="1" r:id="rIdsqes-w9rhn1p_63ywbrkg">
+            <w:hyperlink w:history="1" r:id="rIdfe9dyipgggzocisft4gwl">
               <w:r>
                 <w:rPr>
                   <w:rFonts w:ascii="Arial" w:cs="Arial" w:eastAsia="Arial" w:hAnsi="Arial"/>
@@ -22550,7 +22550,7 @@
             <w:pPr>
               <w:spacing w:after="20" w:before="0"/>
             </w:pPr>
-            <w:hyperlink w:history="1" r:id="rIdvrybvgjawz1z7a1r8pszu">
+            <w:hyperlink w:history="1" r:id="rIdlumlmxjk-puvs-i5rgwaz">
               <w:r>
                 <w:rPr>
                   <w:rFonts w:ascii="Arial" w:cs="Arial" w:eastAsia="Arial" w:hAnsi="Arial"/>
@@ -22559,7 +22559,7 @@
                   <w:szCs w:val="16"/>
                   <w:u w:val="single" w:color="2E75B6"/>
                 </w:rPr>
-                <w:t xml:space="preserve">Finding a Linear Product Using a Quadratic (PLIX)</w:t>
+                <w:t xml:space="preserve">Trigonometric Equations Using the Quadratic Formula (Flexbook)</w:t>
               </w:r>
             </w:hyperlink>
           </w:p>
@@ -22583,7 +22583,7 @@
               <w:spacing w:after="10" w:before="0"/>
               <w:ind w:left="120"/>
             </w:pPr>
-            <w:hyperlink w:history="1" r:id="rIddfdps9tzn29qq1zdpjv6c">
+            <w:hyperlink w:history="1" r:id="rIdprxo1bemmexc_ewxupixz">
               <w:r>
                 <w:rPr>
                   <w:rFonts w:ascii="Arial" w:cs="Arial" w:eastAsia="Arial" w:hAnsi="Arial"/>
@@ -22778,7 +22778,7 @@
             <w:pPr>
               <w:spacing w:after="20" w:before="0"/>
             </w:pPr>
-            <w:hyperlink w:history="1" r:id="rId6vi0efohzzyz6-vq7qo_a">
+            <w:hyperlink w:history="1" r:id="rIdunbaz5r7du9ih6k86mihu">
               <w:r>
                 <w:rPr>
                   <w:rFonts w:ascii="Arial" w:cs="Arial" w:eastAsia="Arial" w:hAnsi="Arial"/>
@@ -22787,7 +22787,7 @@
                   <w:szCs w:val="16"/>
                   <w:u w:val="single" w:color="2E75B6"/>
                 </w:rPr>
-                <w:t xml:space="preserve">Multiplication as scaling with fractions</w:t>
+                <w:t xml:space="preserve">Solving quadratic equations: complex roots</w:t>
               </w:r>
             </w:hyperlink>
           </w:p>
@@ -22811,7 +22811,7 @@
               <w:spacing w:after="10" w:before="0"/>
               <w:ind w:left="120"/>
             </w:pPr>
-            <w:hyperlink w:history="1" r:id="rIdqrpmy7h0aubr76j-grang">
+            <w:hyperlink w:history="1" r:id="rId_hl8xqcxp4_ht-vkapjuv">
               <w:r>
                 <w:rPr>
                   <w:rFonts w:ascii="Arial" w:cs="Arial" w:eastAsia="Arial" w:hAnsi="Arial"/>
@@ -22849,14 +22849,14 @@
                 <w:sz w:val="16"/>
                 <w:szCs w:val="16"/>
               </w:rPr>
-              <w:t xml:space="preserve">📖 HTML:</w:t>
+              <w:t xml:space="preserve">📖 EXERCISE:</w:t>
             </w:r>
           </w:p>
           <w:p>
             <w:pPr>
               <w:spacing w:after="20" w:before="0"/>
             </w:pPr>
-            <w:hyperlink w:history="1" r:id="rIdriu1w8cxwcxt2rir6vazc">
+            <w:hyperlink w:history="1" r:id="rId_oiokqexbakdfgcahkvpi">
               <w:r>
                 <w:rPr>
                   <w:rFonts w:ascii="Arial" w:cs="Arial" w:eastAsia="Arial" w:hAnsi="Arial"/>
@@ -22865,7 +22865,7 @@
                   <w:szCs w:val="16"/>
                   <w:u w:val="single" w:color="2E75B6"/>
                 </w:rPr>
-                <w:t xml:space="preserve">Finding a Linear Product Using a Quadratic (PLIX)</w:t>
+                <w:t xml:space="preserve">Trigonometric Equations Using the Quadratic Formula Practice</w:t>
               </w:r>
             </w:hyperlink>
           </w:p>
@@ -22889,7 +22889,7 @@
               <w:spacing w:after="10" w:before="0"/>
               <w:ind w:left="120"/>
             </w:pPr>
-            <w:hyperlink w:history="1" r:id="rIdjvsdb0wwpyk_dxkumutnp">
+            <w:hyperlink w:history="1" r:id="rIdnsjhoyw42xluxd_drupzq">
               <w:r>
                 <w:rPr>
                   <w:rFonts w:ascii="Arial" w:cs="Arial" w:eastAsia="Arial" w:hAnsi="Arial"/>
@@ -23084,7 +23084,7 @@
             <w:pPr>
               <w:spacing w:after="20" w:before="0"/>
             </w:pPr>
-            <w:hyperlink w:history="1" r:id="rIdzcoex1aep2vlijbuaofb9">
+            <w:hyperlink w:history="1" r:id="rIdxozc1srj-fh2vaehouvz5">
               <w:r>
                 <w:rPr>
                   <w:rFonts w:ascii="Arial" w:cs="Arial" w:eastAsia="Arial" w:hAnsi="Arial"/>
@@ -23093,7 +23093,7 @@
                   <w:szCs w:val="16"/>
                   <w:u w:val="single" w:color="2E75B6"/>
                 </w:rPr>
-                <w:t xml:space="preserve">Multiplication as scaling with fractions</w:t>
+                <w:t xml:space="preserve">Solving quadratic equations: complex roots</w:t>
               </w:r>
             </w:hyperlink>
           </w:p>
@@ -23117,7 +23117,7 @@
               <w:spacing w:after="10" w:before="0"/>
               <w:ind w:left="120"/>
             </w:pPr>
-            <w:hyperlink w:history="1" r:id="rIdb4c5dzwhlab64z1plf-xe">
+            <w:hyperlink w:history="1" r:id="rIdv9w0qu2w0cn7mut2vfnm8">
               <w:r>
                 <w:rPr>
                   <w:rFonts w:ascii="Arial" w:cs="Arial" w:eastAsia="Arial" w:hAnsi="Arial"/>
@@ -23155,14 +23155,14 @@
                 <w:sz w:val="16"/>
                 <w:szCs w:val="16"/>
               </w:rPr>
-              <w:t xml:space="preserve">📖 HTML:</w:t>
+              <w:t xml:space="preserve">📖 EXERCISE:</w:t>
             </w:r>
           </w:p>
           <w:p>
             <w:pPr>
               <w:spacing w:after="20" w:before="0"/>
             </w:pPr>
-            <w:hyperlink w:history="1" r:id="rIdbyswj8vn9i9at2cqpebsj">
+            <w:hyperlink w:history="1" r:id="rIduwbtl0lmdd-3qz2yo_zzo">
               <w:r>
                 <w:rPr>
                   <w:rFonts w:ascii="Arial" w:cs="Arial" w:eastAsia="Arial" w:hAnsi="Arial"/>
@@ -23171,7 +23171,7 @@
                   <w:szCs w:val="16"/>
                   <w:u w:val="single" w:color="2E75B6"/>
                 </w:rPr>
-                <w:t xml:space="preserve">Finding a Linear Product Using a Quadratic (PLIX)</w:t>
+                <w:t xml:space="preserve">Equations with square roots: decimals &amp; fractions</w:t>
               </w:r>
             </w:hyperlink>
           </w:p>
@@ -23187,7 +23187,7 @@
                 <w:sz w:val="14"/>
                 <w:szCs w:val="14"/>
               </w:rPr>
-              <w:t xml:space="preserve">Source: CK-12</w:t>
+              <w:t xml:space="preserve">Source: Khan Academy (English - US curriculum)</w:t>
             </w:r>
           </w:p>
           <w:p>
@@ -23195,7 +23195,7 @@
               <w:spacing w:after="10" w:before="0"/>
               <w:ind w:left="120"/>
             </w:pPr>
-            <w:hyperlink w:history="1" r:id="rIdfhx9hzirzpgkn12ejziq5">
+            <w:hyperlink w:history="1" r:id="rIdn9uylr-fnmuga32auliwj">
               <w:r>
                 <w:rPr>
                   <w:rFonts w:ascii="Arial" w:cs="Arial" w:eastAsia="Arial" w:hAnsi="Arial"/>
@@ -24682,7 +24682,7 @@
             <w:pPr>
               <w:spacing w:after="20" w:before="0"/>
             </w:pPr>
-            <w:hyperlink w:history="1" r:id="rIdooeqphk_2szux1mo-lfxq">
+            <w:hyperlink w:history="1" r:id="rIdlfqh3hktbvrjidsow0jde">
               <w:r>
                 <w:rPr>
                   <w:rFonts w:ascii="Arial" w:cs="Arial" w:eastAsia="Arial" w:hAnsi="Arial"/>
@@ -24691,7 +24691,7 @@
                   <w:szCs w:val="16"/>
                   <w:u w:val="single" w:color="2E75B6"/>
                 </w:rPr>
-                <w:t xml:space="preserve">Polynomials intro</w:t>
+                <w:t xml:space="preserve">Solving quadratic equations: complex roots</w:t>
               </w:r>
             </w:hyperlink>
           </w:p>
@@ -24715,7 +24715,7 @@
               <w:spacing w:after="10" w:before="0"/>
               <w:ind w:left="120"/>
             </w:pPr>
-            <w:hyperlink w:history="1" r:id="rIdwafvdxyg-89ghannvsxlt">
+            <w:hyperlink w:history="1" r:id="rIdulzntlloxbmu2s05rdnml">
               <w:r>
                 <w:rPr>
                   <w:rFonts w:ascii="Arial" w:cs="Arial" w:eastAsia="Arial" w:hAnsi="Arial"/>
@@ -24753,14 +24753,14 @@
                 <w:sz w:val="16"/>
                 <w:szCs w:val="16"/>
               </w:rPr>
-              <w:t xml:space="preserve">📖 HTML:</w:t>
+              <w:t xml:space="preserve">📖 EXERCISE:</w:t>
             </w:r>
           </w:p>
           <w:p>
             <w:pPr>
               <w:spacing w:after="20" w:before="0"/>
             </w:pPr>
-            <w:hyperlink w:history="1" r:id="rIdsi0ehao1l3zez8y3wc3so">
+            <w:hyperlink w:history="1" r:id="rIdglvbva7hcg5pje-ekzrcu">
               <w:r>
                 <w:rPr>
                   <w:rFonts w:ascii="Arial" w:cs="Arial" w:eastAsia="Arial" w:hAnsi="Arial"/>
@@ -24769,7 +24769,7 @@
                   <w:szCs w:val="16"/>
                   <w:u w:val="single" w:color="2E75B6"/>
                 </w:rPr>
-                <w:t xml:space="preserve">Finding a Linear Product Using a Quadratic (PLIX)</w:t>
+                <w:t xml:space="preserve">Difference of squares intro</w:t>
               </w:r>
             </w:hyperlink>
           </w:p>
@@ -24785,7 +24785,7 @@
                 <w:sz w:val="14"/>
                 <w:szCs w:val="14"/>
               </w:rPr>
-              <w:t xml:space="preserve">Source: CK-12</w:t>
+              <w:t xml:space="preserve">Source: Khan Academy (English - US curriculum)</w:t>
             </w:r>
           </w:p>
           <w:p>
@@ -24793,7 +24793,7 @@
               <w:spacing w:after="10" w:before="0"/>
               <w:ind w:left="120"/>
             </w:pPr>
-            <w:hyperlink w:history="1" r:id="rIdr5q3prlrufwj30qxqb4yr">
+            <w:hyperlink w:history="1" r:id="rIdbdkxwubari3bojqzqor1s">
               <w:r>
                 <w:rPr>
                   <w:rFonts w:ascii="Arial" w:cs="Arial" w:eastAsia="Arial" w:hAnsi="Arial"/>
@@ -24988,7 +24988,7 @@
             <w:pPr>
               <w:spacing w:after="20" w:before="0"/>
             </w:pPr>
-            <w:hyperlink w:history="1" r:id="rIdze219vkxfq6oe217mc7ky">
+            <w:hyperlink w:history="1" r:id="rIdp2ztsjenq9_ufwwszm-4m">
               <w:r>
                 <w:rPr>
                   <w:rFonts w:ascii="Arial" w:cs="Arial" w:eastAsia="Arial" w:hAnsi="Arial"/>
@@ -24997,7 +24997,7 @@
                   <w:szCs w:val="16"/>
                   <w:u w:val="single" w:color="2E75B6"/>
                 </w:rPr>
-                <w:t xml:space="preserve">Polynomials intro</w:t>
+                <w:t xml:space="preserve">Solving quadratics by taking square roots: challenge -dubbed(KY)</w:t>
               </w:r>
             </w:hyperlink>
           </w:p>
@@ -25013,7 +25013,7 @@
                 <w:sz w:val="14"/>
                 <w:szCs w:val="14"/>
               </w:rPr>
-              <w:t xml:space="preserve">Source: Khan Academy (English - US curriculum)</w:t>
+              <w:t xml:space="preserve">Source: Khan Academy (Kiswahili)</w:t>
             </w:r>
           </w:p>
           <w:p>
@@ -25021,7 +25021,7 @@
               <w:spacing w:after="10" w:before="0"/>
               <w:ind w:left="120"/>
             </w:pPr>
-            <w:hyperlink w:history="1" r:id="rIdv8sn5vppbje9v_tve0tr8">
+            <w:hyperlink w:history="1" r:id="rIde2w5hxamphle-tbcry5yd">
               <w:r>
                 <w:rPr>
                   <w:rFonts w:ascii="Arial" w:cs="Arial" w:eastAsia="Arial" w:hAnsi="Arial"/>
@@ -25059,14 +25059,14 @@
                 <w:sz w:val="16"/>
                 <w:szCs w:val="16"/>
               </w:rPr>
-              <w:t xml:space="preserve">📖 HTML:</w:t>
+              <w:t xml:space="preserve">📖 EXERCISE:</w:t>
             </w:r>
           </w:p>
           <w:p>
             <w:pPr>
               <w:spacing w:after="20" w:before="0"/>
             </w:pPr>
-            <w:hyperlink w:history="1" r:id="rId2dumtmxlwdzitq1rkhl_6">
+            <w:hyperlink w:history="1" r:id="rIdqjimgworogfbhalkndqxz">
               <w:r>
                 <w:rPr>
                   <w:rFonts w:ascii="Arial" w:cs="Arial" w:eastAsia="Arial" w:hAnsi="Arial"/>
@@ -25075,7 +25075,7 @@
                   <w:szCs w:val="16"/>
                   <w:u w:val="single" w:color="2E75B6"/>
                 </w:rPr>
-                <w:t xml:space="preserve">Finding a Linear Product Using a Quadratic (PLIX)</w:t>
+                <w:t xml:space="preserve">Zero product property</w:t>
               </w:r>
             </w:hyperlink>
           </w:p>
@@ -25091,7 +25091,7 @@
                 <w:sz w:val="14"/>
                 <w:szCs w:val="14"/>
               </w:rPr>
-              <w:t xml:space="preserve">Source: CK-12</w:t>
+              <w:t xml:space="preserve">Source: Khan Academy (English - US curriculum)</w:t>
             </w:r>
           </w:p>
           <w:p>
@@ -25099,7 +25099,7 @@
               <w:spacing w:after="10" w:before="0"/>
               <w:ind w:left="120"/>
             </w:pPr>
-            <w:hyperlink w:history="1" r:id="rIdcjkjxnt0ms8prtjezc3xs">
+            <w:hyperlink w:history="1" r:id="rIdruzwe6_84zarylggeqgty">
               <w:r>
                 <w:rPr>
                   <w:rFonts w:ascii="Arial" w:cs="Arial" w:eastAsia="Arial" w:hAnsi="Arial"/>
@@ -25294,7 +25294,7 @@
             <w:pPr>
               <w:spacing w:after="20" w:before="0"/>
             </w:pPr>
-            <w:hyperlink w:history="1" r:id="rIdjupt9pscdgo_pypivbfgw">
+            <w:hyperlink w:history="1" r:id="rIdvsk9dwl41sruyxdkrfgjh">
               <w:r>
                 <w:rPr>
                   <w:rFonts w:ascii="Arial" w:cs="Arial" w:eastAsia="Arial" w:hAnsi="Arial"/>
@@ -25303,7 +25303,7 @@
                   <w:szCs w:val="16"/>
                   <w:u w:val="single" w:color="2E75B6"/>
                 </w:rPr>
-                <w:t xml:space="preserve">Polynomials intro</w:t>
+                <w:t xml:space="preserve">Solving square-root equations: two solutions</w:t>
               </w:r>
             </w:hyperlink>
           </w:p>
@@ -25327,7 +25327,7 @@
               <w:spacing w:after="10" w:before="0"/>
               <w:ind w:left="120"/>
             </w:pPr>
-            <w:hyperlink w:history="1" r:id="rIdyjqoqa8tgkm3dxnmepvet">
+            <w:hyperlink w:history="1" r:id="rIdmcfaxvssmv20hatdpqhfs">
               <w:r>
                 <w:rPr>
                   <w:rFonts w:ascii="Arial" w:cs="Arial" w:eastAsia="Arial" w:hAnsi="Arial"/>
@@ -25365,14 +25365,14 @@
                 <w:sz w:val="16"/>
                 <w:szCs w:val="16"/>
               </w:rPr>
-              <w:t xml:space="preserve">📖 HTML:</w:t>
+              <w:t xml:space="preserve">📖 EXERCISE:</w:t>
             </w:r>
           </w:p>
           <w:p>
             <w:pPr>
               <w:spacing w:after="20" w:before="0"/>
             </w:pPr>
-            <w:hyperlink w:history="1" r:id="rIdoug-wygewvzb3sv_3a2vs">
+            <w:hyperlink w:history="1" r:id="rIdhtyyp7rp9gt_xf5lzzsdh">
               <w:r>
                 <w:rPr>
                   <w:rFonts w:ascii="Arial" w:cs="Arial" w:eastAsia="Arial" w:hAnsi="Arial"/>
@@ -25381,7 +25381,7 @@
                   <w:szCs w:val="16"/>
                   <w:u w:val="single" w:color="2E75B6"/>
                 </w:rPr>
-                <w:t xml:space="preserve">Finding a Linear Product Using a Quadratic (PLIX)</w:t>
+                <w:t xml:space="preserve">Divide quadratics by linear expressions (no remainders)</w:t>
               </w:r>
             </w:hyperlink>
           </w:p>
@@ -25397,7 +25397,7 @@
                 <w:sz w:val="14"/>
                 <w:szCs w:val="14"/>
               </w:rPr>
-              <w:t xml:space="preserve">Source: CK-12</w:t>
+              <w:t xml:space="preserve">Source: Khan Academy (English - US curriculum)</w:t>
             </w:r>
           </w:p>
           <w:p>
@@ -25405,7 +25405,7 @@
               <w:spacing w:after="10" w:before="0"/>
               <w:ind w:left="120"/>
             </w:pPr>
-            <w:hyperlink w:history="1" r:id="rIdcxqxk7wfdg5agrqbfw3kq">
+            <w:hyperlink w:history="1" r:id="rIdalj6e9e8xtxqjdpiyik-t">
               <w:r>
                 <w:rPr>
                   <w:rFonts w:ascii="Arial" w:cs="Arial" w:eastAsia="Arial" w:hAnsi="Arial"/>
@@ -25600,7 +25600,7 @@
             <w:pPr>
               <w:spacing w:after="20" w:before="0"/>
             </w:pPr>
-            <w:hyperlink w:history="1" r:id="rId04abyhi5vtojwyz5bl2js">
+            <w:hyperlink w:history="1" r:id="rId7zu_nb4zffyw-3s_zjy-x">
               <w:r>
                 <w:rPr>
                   <w:rFonts w:ascii="Arial" w:cs="Arial" w:eastAsia="Arial" w:hAnsi="Arial"/>
@@ -25609,7 +25609,7 @@
                   <w:szCs w:val="16"/>
                   <w:u w:val="single" w:color="2E75B6"/>
                 </w:rPr>
-                <w:t xml:space="preserve">Polynomials intro</w:t>
+                <w:t xml:space="preserve">Zero product property</w:t>
               </w:r>
             </w:hyperlink>
           </w:p>
@@ -25633,7 +25633,7 @@
               <w:spacing w:after="10" w:before="0"/>
               <w:ind w:left="120"/>
             </w:pPr>
-            <w:hyperlink w:history="1" r:id="rIdisuxjrdn79ibbxmedhjs-">
+            <w:hyperlink w:history="1" r:id="rIdfpmdrp511hmwbaboz9xnb">
               <w:r>
                 <w:rPr>
                   <w:rFonts w:ascii="Arial" w:cs="Arial" w:eastAsia="Arial" w:hAnsi="Arial"/>
@@ -25678,7 +25678,7 @@
             <w:pPr>
               <w:spacing w:after="20" w:before="0"/>
             </w:pPr>
-            <w:hyperlink w:history="1" r:id="rIdi6lg5pw9nmjiqasbhuj3i">
+            <w:hyperlink w:history="1" r:id="rIdqqezpkkqhangmdaadbw6t">
               <w:r>
                 <w:rPr>
                   <w:rFonts w:ascii="Arial" w:cs="Arial" w:eastAsia="Arial" w:hAnsi="Arial"/>
@@ -25687,7 +25687,7 @@
                   <w:szCs w:val="16"/>
                   <w:u w:val="single" w:color="2E75B6"/>
                 </w:rPr>
-                <w:t xml:space="preserve">Finding a Linear Product Using a Quadratic (PLIX)</w:t>
+                <w:t xml:space="preserve">Use Square Roots to Solve Quadratic Equations (Flexbook)</w:t>
               </w:r>
             </w:hyperlink>
           </w:p>
@@ -25711,7 +25711,7 @@
               <w:spacing w:after="10" w:before="0"/>
               <w:ind w:left="120"/>
             </w:pPr>
-            <w:hyperlink w:history="1" r:id="rIdzmfceshvocqecwgeyel_3">
+            <w:hyperlink w:history="1" r:id="rIdm5dzvy5k4m090fmvytipb">
               <w:r>
                 <w:rPr>
                   <w:rFonts w:ascii="Arial" w:cs="Arial" w:eastAsia="Arial" w:hAnsi="Arial"/>
@@ -25906,7 +25906,7 @@
             <w:pPr>
               <w:spacing w:after="20" w:before="0"/>
             </w:pPr>
-            <w:hyperlink w:history="1" r:id="rId781m3uquqwgk4qlzgqxka">
+            <w:hyperlink w:history="1" r:id="rIdqislfmxl2camqzyklnoxp">
               <w:r>
                 <w:rPr>
                   <w:rFonts w:ascii="Arial" w:cs="Arial" w:eastAsia="Arial" w:hAnsi="Arial"/>
@@ -25915,7 +25915,7 @@
                   <w:szCs w:val="16"/>
                   <w:u w:val="single" w:color="2E75B6"/>
                 </w:rPr>
-                <w:t xml:space="preserve">Polynomials intro</w:t>
+                <w:t xml:space="preserve">Factoring difference of squares: shared factors</w:t>
               </w:r>
             </w:hyperlink>
           </w:p>
@@ -25939,7 +25939,7 @@
               <w:spacing w:after="10" w:before="0"/>
               <w:ind w:left="120"/>
             </w:pPr>
-            <w:hyperlink w:history="1" r:id="rIdo2lijr_e0w6rv5gjmkene">
+            <w:hyperlink w:history="1" r:id="rIdt3oy6qatcbawaiowj3jhp">
               <w:r>
                 <w:rPr>
                   <w:rFonts w:ascii="Arial" w:cs="Arial" w:eastAsia="Arial" w:hAnsi="Arial"/>
@@ -25977,14 +25977,14 @@
                 <w:sz w:val="16"/>
                 <w:szCs w:val="16"/>
               </w:rPr>
-              <w:t xml:space="preserve">📖 HTML:</w:t>
+              <w:t xml:space="preserve">📖 EXERCISE:</w:t>
             </w:r>
           </w:p>
           <w:p>
             <w:pPr>
               <w:spacing w:after="20" w:before="0"/>
             </w:pPr>
-            <w:hyperlink w:history="1" r:id="rId0xzdzeaszrw9a5ompcj5d">
+            <w:hyperlink w:history="1" r:id="rIdlimwqvyw-f4r3fb11kmpy">
               <w:r>
                 <w:rPr>
                   <w:rFonts w:ascii="Arial" w:cs="Arial" w:eastAsia="Arial" w:hAnsi="Arial"/>
@@ -25993,7 +25993,7 @@
                   <w:szCs w:val="16"/>
                   <w:u w:val="single" w:color="2E75B6"/>
                 </w:rPr>
-                <w:t xml:space="preserve">Finding a Linear Product Using a Quadratic (PLIX)</w:t>
+                <w:t xml:space="preserve">Use Square Roots to Solve Quadratic Equations Practice</w:t>
               </w:r>
             </w:hyperlink>
           </w:p>
@@ -26017,7 +26017,7 @@
               <w:spacing w:after="10" w:before="0"/>
               <w:ind w:left="120"/>
             </w:pPr>
-            <w:hyperlink w:history="1" r:id="rIdatzmqnkdihif4bcraj9bh">
+            <w:hyperlink w:history="1" r:id="rIdvu9igj3b22-wrj9ile1pu">
               <w:r>
                 <w:rPr>
                   <w:rFonts w:ascii="Arial" w:cs="Arial" w:eastAsia="Arial" w:hAnsi="Arial"/>

--- a/data/outputs/v2/Core_Mathematics/SS1.3_Quadratic_Expressions_and_Equations/Core_Mathematics_Quadratic_Expressions_and_Equations_CBE_LessonSequence.docx
+++ b/data/outputs/v2/Core_Mathematics/SS1.3_Quadratic_Expressions_and_Equations/Core_Mathematics_Quadratic_Expressions_and_Equations_CBE_LessonSequence.docx
@@ -3533,7 +3533,7 @@
             <w:pPr>
               <w:spacing w:after="20" w:before="0"/>
             </w:pPr>
-            <w:hyperlink w:history="1" r:id="rIdat3pysdaze5b6u-n7ndnz">
+            <w:hyperlink w:history="1" r:id="rIdaimicqrm_iulvez8nmzim">
               <w:r>
                 <w:rPr>
                   <w:rFonts w:ascii="Arial" w:cs="Arial" w:eastAsia="Arial" w:hAnsi="Arial"/>
@@ -3566,7 +3566,7 @@
               <w:spacing w:after="10" w:before="0"/>
               <w:ind w:left="120"/>
             </w:pPr>
-            <w:hyperlink w:history="1" r:id="rIdivxwjijhfr_mf0huzn9mf">
+            <w:hyperlink w:history="1" r:id="rIdhjkw_ihnahpmgpsnm05cc">
               <w:r>
                 <w:rPr>
                   <w:rFonts w:ascii="Arial" w:cs="Arial" w:eastAsia="Arial" w:hAnsi="Arial"/>
@@ -3611,7 +3611,7 @@
             <w:pPr>
               <w:spacing w:after="20" w:before="0"/>
             </w:pPr>
-            <w:hyperlink w:history="1" r:id="rIdnwsc6tie9lezlgizorbss">
+            <w:hyperlink w:history="1" r:id="rIdlzleuzuwvllzvxjjo8gqz">
               <w:r>
                 <w:rPr>
                   <w:rFonts w:ascii="Arial" w:cs="Arial" w:eastAsia="Arial" w:hAnsi="Arial"/>
@@ -3644,7 +3644,7 @@
               <w:spacing w:after="10" w:before="0"/>
               <w:ind w:left="120"/>
             </w:pPr>
-            <w:hyperlink w:history="1" r:id="rIdpxkah90a8--xs7kmkvbe6">
+            <w:hyperlink w:history="1" r:id="rIdcc09rnjvxlzti7g7gbp0l">
               <w:r>
                 <w:rPr>
                   <w:rFonts w:ascii="Arial" w:cs="Arial" w:eastAsia="Arial" w:hAnsi="Arial"/>
@@ -3839,7 +3839,7 @@
             <w:pPr>
               <w:spacing w:after="20" w:before="0"/>
             </w:pPr>
-            <w:hyperlink w:history="1" r:id="rIdyht_di__6m39s_zil57gy">
+            <w:hyperlink w:history="1" r:id="rIdsrgui3uyfb50gso3ih_kg">
               <w:r>
                 <w:rPr>
                   <w:rFonts w:ascii="Arial" w:cs="Arial" w:eastAsia="Arial" w:hAnsi="Arial"/>
@@ -3872,7 +3872,7 @@
               <w:spacing w:after="10" w:before="0"/>
               <w:ind w:left="120"/>
             </w:pPr>
-            <w:hyperlink w:history="1" r:id="rId6thcrhuhv1zoxpa2bwwor">
+            <w:hyperlink w:history="1" r:id="rIdmkmxocejhtt6ur1aq0vv9">
               <w:r>
                 <w:rPr>
                   <w:rFonts w:ascii="Arial" w:cs="Arial" w:eastAsia="Arial" w:hAnsi="Arial"/>
@@ -3917,7 +3917,7 @@
             <w:pPr>
               <w:spacing w:after="20" w:before="0"/>
             </w:pPr>
-            <w:hyperlink w:history="1" r:id="rIdxigfu6u6tiztjw-o7gpgn">
+            <w:hyperlink w:history="1" r:id="rIdh8scnnxxbzajgv79xytj2">
               <w:r>
                 <w:rPr>
                   <w:rFonts w:ascii="Arial" w:cs="Arial" w:eastAsia="Arial" w:hAnsi="Arial"/>
@@ -3950,7 +3950,7 @@
               <w:spacing w:after="10" w:before="0"/>
               <w:ind w:left="120"/>
             </w:pPr>
-            <w:hyperlink w:history="1" r:id="rIdyembm3sinkcwmvg2pxy6d">
+            <w:hyperlink w:history="1" r:id="rIdjjbboxuwh2j0m10tczlz8">
               <w:r>
                 <w:rPr>
                   <w:rFonts w:ascii="Arial" w:cs="Arial" w:eastAsia="Arial" w:hAnsi="Arial"/>
@@ -4145,7 +4145,7 @@
             <w:pPr>
               <w:spacing w:after="20" w:before="0"/>
             </w:pPr>
-            <w:hyperlink w:history="1" r:id="rIddkoxctngvxmd4rkjd0min">
+            <w:hyperlink w:history="1" r:id="rIdj2dtrvnmhpyi0qdoktqxd">
               <w:r>
                 <w:rPr>
                   <w:rFonts w:ascii="Arial" w:cs="Arial" w:eastAsia="Arial" w:hAnsi="Arial"/>
@@ -4178,7 +4178,7 @@
               <w:spacing w:after="10" w:before="0"/>
               <w:ind w:left="120"/>
             </w:pPr>
-            <w:hyperlink w:history="1" r:id="rIdrjcunoun_4eaqvb23f3z4">
+            <w:hyperlink w:history="1" r:id="rId9vwr_fzmneclp-wzf_6nc">
               <w:r>
                 <w:rPr>
                   <w:rFonts w:ascii="Arial" w:cs="Arial" w:eastAsia="Arial" w:hAnsi="Arial"/>
@@ -4223,7 +4223,7 @@
             <w:pPr>
               <w:spacing w:after="20" w:before="0"/>
             </w:pPr>
-            <w:hyperlink w:history="1" r:id="rIdozz327plmcbpvhisrok01">
+            <w:hyperlink w:history="1" r:id="rIdwxhwrnbv24ru7j-1jms_q">
               <w:r>
                 <w:rPr>
                   <w:rFonts w:ascii="Arial" w:cs="Arial" w:eastAsia="Arial" w:hAnsi="Arial"/>
@@ -4256,7 +4256,7 @@
               <w:spacing w:after="10" w:before="0"/>
               <w:ind w:left="120"/>
             </w:pPr>
-            <w:hyperlink w:history="1" r:id="rIdyhqo_wfx5vicgmjke_vyv">
+            <w:hyperlink w:history="1" r:id="rIdcoc5tffwpx0mf6pzkva3y">
               <w:r>
                 <w:rPr>
                   <w:rFonts w:ascii="Arial" w:cs="Arial" w:eastAsia="Arial" w:hAnsi="Arial"/>
@@ -4451,7 +4451,7 @@
             <w:pPr>
               <w:spacing w:after="20" w:before="0"/>
             </w:pPr>
-            <w:hyperlink w:history="1" r:id="rIdqooxpduogilux5gvu7tmf">
+            <w:hyperlink w:history="1" r:id="rIdwke18rex_5jruwz2qvhek">
               <w:r>
                 <w:rPr>
                   <w:rFonts w:ascii="Arial" w:cs="Arial" w:eastAsia="Arial" w:hAnsi="Arial"/>
@@ -4484,7 +4484,7 @@
               <w:spacing w:after="10" w:before="0"/>
               <w:ind w:left="120"/>
             </w:pPr>
-            <w:hyperlink w:history="1" r:id="rIdoyrtddtnglnphqy-sffsy">
+            <w:hyperlink w:history="1" r:id="rIdklwsiokl4poj_okwmiuve">
               <w:r>
                 <w:rPr>
                   <w:rFonts w:ascii="Arial" w:cs="Arial" w:eastAsia="Arial" w:hAnsi="Arial"/>
@@ -4529,7 +4529,7 @@
             <w:pPr>
               <w:spacing w:after="20" w:before="0"/>
             </w:pPr>
-            <w:hyperlink w:history="1" r:id="rIdlt4ic_5smr8uykfrinsyz">
+            <w:hyperlink w:history="1" r:id="rIdwcos2z6qh7amsaon51qov">
               <w:r>
                 <w:rPr>
                   <w:rFonts w:ascii="Arial" w:cs="Arial" w:eastAsia="Arial" w:hAnsi="Arial"/>
@@ -4562,7 +4562,7 @@
               <w:spacing w:after="10" w:before="0"/>
               <w:ind w:left="120"/>
             </w:pPr>
-            <w:hyperlink w:history="1" r:id="rIdas2bsge57qsvcwezp8z6x">
+            <w:hyperlink w:history="1" r:id="rIdlrp3hxteu-rib4clzv_-z">
               <w:r>
                 <w:rPr>
                   <w:rFonts w:ascii="Arial" w:cs="Arial" w:eastAsia="Arial" w:hAnsi="Arial"/>
@@ -4757,7 +4757,7 @@
             <w:pPr>
               <w:spacing w:after="20" w:before="0"/>
             </w:pPr>
-            <w:hyperlink w:history="1" r:id="rIdackr0owz-xc5ozyux3tdx">
+            <w:hyperlink w:history="1" r:id="rIdwvbf9i4wr7kwapiat7cho">
               <w:r>
                 <w:rPr>
                   <w:rFonts w:ascii="Arial" w:cs="Arial" w:eastAsia="Arial" w:hAnsi="Arial"/>
@@ -4790,7 +4790,7 @@
               <w:spacing w:after="10" w:before="0"/>
               <w:ind w:left="120"/>
             </w:pPr>
-            <w:hyperlink w:history="1" r:id="rIdsx1j2qnymdhi7niaw-dcw">
+            <w:hyperlink w:history="1" r:id="rIdvxixxmlpwv4vvxtyq893f">
               <w:r>
                 <w:rPr>
                   <w:rFonts w:ascii="Arial" w:cs="Arial" w:eastAsia="Arial" w:hAnsi="Arial"/>
@@ -4835,7 +4835,7 @@
             <w:pPr>
               <w:spacing w:after="20" w:before="0"/>
             </w:pPr>
-            <w:hyperlink w:history="1" r:id="rIdry89cs1zujapcjo0o836q">
+            <w:hyperlink w:history="1" r:id="rIdw9xlwirtevdapuhv7sfym">
               <w:r>
                 <w:rPr>
                   <w:rFonts w:ascii="Arial" w:cs="Arial" w:eastAsia="Arial" w:hAnsi="Arial"/>
@@ -4868,7 +4868,7 @@
               <w:spacing w:after="10" w:before="0"/>
               <w:ind w:left="120"/>
             </w:pPr>
-            <w:hyperlink w:history="1" r:id="rIdnzope7rjmfjbte9sxkpch">
+            <w:hyperlink w:history="1" r:id="rIdqy-gvxubhxqawaohltpsb">
               <w:r>
                 <w:rPr>
                   <w:rFonts w:ascii="Arial" w:cs="Arial" w:eastAsia="Arial" w:hAnsi="Arial"/>
@@ -6355,7 +6355,7 @@
             <w:pPr>
               <w:spacing w:after="20" w:before="0"/>
             </w:pPr>
-            <w:hyperlink w:history="1" r:id="rIdfhvudhrvhnncaws1yeftz">
+            <w:hyperlink w:history="1" r:id="rIdixzufh9ybocdyjq0qjjmy">
               <w:r>
                 <w:rPr>
                   <w:rFonts w:ascii="Arial" w:cs="Arial" w:eastAsia="Arial" w:hAnsi="Arial"/>
@@ -6388,7 +6388,7 @@
               <w:spacing w:after="10" w:before="0"/>
               <w:ind w:left="120"/>
             </w:pPr>
-            <w:hyperlink w:history="1" r:id="rIdpjnlc2bddt3niui9ng0jx">
+            <w:hyperlink w:history="1" r:id="rIdhlb4woox7cpab6-raenj1">
               <w:r>
                 <w:rPr>
                   <w:rFonts w:ascii="Arial" w:cs="Arial" w:eastAsia="Arial" w:hAnsi="Arial"/>
@@ -6433,7 +6433,7 @@
             <w:pPr>
               <w:spacing w:after="20" w:before="0"/>
             </w:pPr>
-            <w:hyperlink w:history="1" r:id="rIdymqzwo0wumjv8zt-0ybp0">
+            <w:hyperlink w:history="1" r:id="rId0xfyz0iiowlmz2_mjbk_9">
               <w:r>
                 <w:rPr>
                   <w:rFonts w:ascii="Arial" w:cs="Arial" w:eastAsia="Arial" w:hAnsi="Arial"/>
@@ -6466,7 +6466,7 @@
               <w:spacing w:after="10" w:before="0"/>
               <w:ind w:left="120"/>
             </w:pPr>
-            <w:hyperlink w:history="1" r:id="rIdjc62dya3-wnbptg_hmpmb">
+            <w:hyperlink w:history="1" r:id="rIdki46maqh_me110ndvo5wq">
               <w:r>
                 <w:rPr>
                   <w:rFonts w:ascii="Arial" w:cs="Arial" w:eastAsia="Arial" w:hAnsi="Arial"/>
@@ -6661,7 +6661,7 @@
             <w:pPr>
               <w:spacing w:after="20" w:before="0"/>
             </w:pPr>
-            <w:hyperlink w:history="1" r:id="rIdpgbigexgvn3x8mrtkkkzu">
+            <w:hyperlink w:history="1" r:id="rIdejmfjhup5ktduyktrojx6">
               <w:r>
                 <w:rPr>
                   <w:rFonts w:ascii="Arial" w:cs="Arial" w:eastAsia="Arial" w:hAnsi="Arial"/>
@@ -6694,7 +6694,7 @@
               <w:spacing w:after="10" w:before="0"/>
               <w:ind w:left="120"/>
             </w:pPr>
-            <w:hyperlink w:history="1" r:id="rIdycwbcj2wijnsymvlhjzpa">
+            <w:hyperlink w:history="1" r:id="rId-hzl3frxmmb-xalbr6ouz">
               <w:r>
                 <w:rPr>
                   <w:rFonts w:ascii="Arial" w:cs="Arial" w:eastAsia="Arial" w:hAnsi="Arial"/>
@@ -6739,7 +6739,7 @@
             <w:pPr>
               <w:spacing w:after="20" w:before="0"/>
             </w:pPr>
-            <w:hyperlink w:history="1" r:id="rIdlfl1thesqatmswtynrq_6">
+            <w:hyperlink w:history="1" r:id="rIdchs5n9jyvez2l82adxvc0">
               <w:r>
                 <w:rPr>
                   <w:rFonts w:ascii="Arial" w:cs="Arial" w:eastAsia="Arial" w:hAnsi="Arial"/>
@@ -6772,7 +6772,7 @@
               <w:spacing w:after="10" w:before="0"/>
               <w:ind w:left="120"/>
             </w:pPr>
-            <w:hyperlink w:history="1" r:id="rIdkf5o-g0fwkxfub5xefamr">
+            <w:hyperlink w:history="1" r:id="rIdwiqk-s_9exmxcnxyqt5g6">
               <w:r>
                 <w:rPr>
                   <w:rFonts w:ascii="Arial" w:cs="Arial" w:eastAsia="Arial" w:hAnsi="Arial"/>
@@ -6967,7 +6967,7 @@
             <w:pPr>
               <w:spacing w:after="20" w:before="0"/>
             </w:pPr>
-            <w:hyperlink w:history="1" r:id="rIdfkeqf9erah6vkd5aq6ujb">
+            <w:hyperlink w:history="1" r:id="rIdj47xddlf0htvvk_lnbqmu">
               <w:r>
                 <w:rPr>
                   <w:rFonts w:ascii="Arial" w:cs="Arial" w:eastAsia="Arial" w:hAnsi="Arial"/>
@@ -6976,7 +6976,7 @@
                   <w:szCs w:val="16"/>
                   <w:u w:val="single" w:color="2E75B6"/>
                 </w:rPr>
-                <w:t xml:space="preserve">Quadratic systems: a line and a parabola</w:t>
+                <w:t xml:space="preserve">Writing linear equations in all forms</w:t>
               </w:r>
             </w:hyperlink>
           </w:p>
@@ -7000,7 +7000,7 @@
               <w:spacing w:after="10" w:before="0"/>
               <w:ind w:left="120"/>
             </w:pPr>
-            <w:hyperlink w:history="1" r:id="rIdzykn7a6mjm3um65qpgnqb">
+            <w:hyperlink w:history="1" r:id="rId2isrz1j5b_lh0x2wqrtdj">
               <w:r>
                 <w:rPr>
                   <w:rFonts w:ascii="Arial" w:cs="Arial" w:eastAsia="Arial" w:hAnsi="Arial"/>
@@ -7045,7 +7045,7 @@
             <w:pPr>
               <w:spacing w:after="20" w:before="0"/>
             </w:pPr>
-            <w:hyperlink w:history="1" r:id="rIdjp3esxhcwkoe9i0lvmjfp">
+            <w:hyperlink w:history="1" r:id="rIdcrjgskq18b_iq_-zwgnyy">
               <w:r>
                 <w:rPr>
                   <w:rFonts w:ascii="Arial" w:cs="Arial" w:eastAsia="Arial" w:hAnsi="Arial"/>
@@ -7078,7 +7078,7 @@
               <w:spacing w:after="10" w:before="0"/>
               <w:ind w:left="120"/>
             </w:pPr>
-            <w:hyperlink w:history="1" r:id="rIdd57hp1xaasxvhf9dkklba">
+            <w:hyperlink w:history="1" r:id="rIdmzdsup6shtv3gs6unkvkg">
               <w:r>
                 <w:rPr>
                   <w:rFonts w:ascii="Arial" w:cs="Arial" w:eastAsia="Arial" w:hAnsi="Arial"/>
@@ -7273,7 +7273,7 @@
             <w:pPr>
               <w:spacing w:after="20" w:before="0"/>
             </w:pPr>
-            <w:hyperlink w:history="1" r:id="rIdxytdifwfehd0sf6kixiny">
+            <w:hyperlink w:history="1" r:id="rIdzfjnosbhqe76cmyhil0lq">
               <w:r>
                 <w:rPr>
                   <w:rFonts w:ascii="Arial" w:cs="Arial" w:eastAsia="Arial" w:hAnsi="Arial"/>
@@ -7282,7 +7282,7 @@
                   <w:szCs w:val="16"/>
                   <w:u w:val="single" w:color="2E75B6"/>
                 </w:rPr>
-                <w:t xml:space="preserve">Writing linear equations in all forms</w:t>
+                <w:t xml:space="preserve">Intro to linear equation standard form</w:t>
               </w:r>
             </w:hyperlink>
           </w:p>
@@ -7306,7 +7306,7 @@
               <w:spacing w:after="10" w:before="0"/>
               <w:ind w:left="120"/>
             </w:pPr>
-            <w:hyperlink w:history="1" r:id="rId3lysuvw3v8cxecr8rnx8h">
+            <w:hyperlink w:history="1" r:id="rIduws8gp9s0v20bdfp6aut_">
               <w:r>
                 <w:rPr>
                   <w:rFonts w:ascii="Arial" w:cs="Arial" w:eastAsia="Arial" w:hAnsi="Arial"/>
@@ -7351,7 +7351,7 @@
             <w:pPr>
               <w:spacing w:after="20" w:before="0"/>
             </w:pPr>
-            <w:hyperlink w:history="1" r:id="rIdptjfovinrnfvdl4y0ec1b">
+            <w:hyperlink w:history="1" r:id="rIdsvkkzzshna_lyfehnpfjy">
               <w:r>
                 <w:rPr>
                   <w:rFonts w:ascii="Arial" w:cs="Arial" w:eastAsia="Arial" w:hAnsi="Arial"/>
@@ -7384,7 +7384,7 @@
               <w:spacing w:after="10" w:before="0"/>
               <w:ind w:left="120"/>
             </w:pPr>
-            <w:hyperlink w:history="1" r:id="rIdgmr0d5n9vha9_jykdbrdl">
+            <w:hyperlink w:history="1" r:id="rIdsg5fkapjtmzgvfwomk30o">
               <w:r>
                 <w:rPr>
                   <w:rFonts w:ascii="Arial" w:cs="Arial" w:eastAsia="Arial" w:hAnsi="Arial"/>
@@ -7579,7 +7579,7 @@
             <w:pPr>
               <w:spacing w:after="20" w:before="0"/>
             </w:pPr>
-            <w:hyperlink w:history="1" r:id="rIdsx0secnjkeftojnc-9qji">
+            <w:hyperlink w:history="1" r:id="rIdcsn-utb3hkjf6z0bgjaox">
               <w:r>
                 <w:rPr>
                   <w:rFonts w:ascii="Arial" w:cs="Arial" w:eastAsia="Arial" w:hAnsi="Arial"/>
@@ -7588,7 +7588,7 @@
                   <w:szCs w:val="16"/>
                   <w:u w:val="single" w:color="2E75B6"/>
                 </w:rPr>
-                <w:t xml:space="preserve">Intro to linear equation standard form</w:t>
+                <w:t xml:space="preserve">Dividing quadratics by linear expressions with remainders: missing x-term</w:t>
               </w:r>
             </w:hyperlink>
           </w:p>
@@ -7612,7 +7612,7 @@
               <w:spacing w:after="10" w:before="0"/>
               <w:ind w:left="120"/>
             </w:pPr>
-            <w:hyperlink w:history="1" r:id="rIdckgr41t0danacdeqj-wms">
+            <w:hyperlink w:history="1" r:id="rId9pnznmk66jnhkvuvsck_l">
               <w:r>
                 <w:rPr>
                   <w:rFonts w:ascii="Arial" w:cs="Arial" w:eastAsia="Arial" w:hAnsi="Arial"/>
@@ -7657,7 +7657,7 @@
             <w:pPr>
               <w:spacing w:after="20" w:before="0"/>
             </w:pPr>
-            <w:hyperlink w:history="1" r:id="rIdvkgldnd5vy35ming7qgoz">
+            <w:hyperlink w:history="1" r:id="rIddiepvs3b0l9qrmyw-66a0">
               <w:r>
                 <w:rPr>
                   <w:rFonts w:ascii="Arial" w:cs="Arial" w:eastAsia="Arial" w:hAnsi="Arial"/>
@@ -7690,7 +7690,7 @@
               <w:spacing w:after="10" w:before="0"/>
               <w:ind w:left="120"/>
             </w:pPr>
-            <w:hyperlink w:history="1" r:id="rIdir_k02cap6dnbymz7ws0y">
+            <w:hyperlink w:history="1" r:id="rIduvjzyrfi_rt7z3falxxgv">
               <w:r>
                 <w:rPr>
                   <w:rFonts w:ascii="Arial" w:cs="Arial" w:eastAsia="Arial" w:hAnsi="Arial"/>
@@ -9177,7 +9177,7 @@
             <w:pPr>
               <w:spacing w:after="20" w:before="0"/>
             </w:pPr>
-            <w:hyperlink w:history="1" r:id="rIdkgcl4kire-1doqwc7zsj-">
+            <w:hyperlink w:history="1" r:id="rIdtuzek5ql46hpgbkan3v5a">
               <w:r>
                 <w:rPr>
                   <w:rFonts w:ascii="Arial" w:cs="Arial" w:eastAsia="Arial" w:hAnsi="Arial"/>
@@ -9210,7 +9210,7 @@
               <w:spacing w:after="10" w:before="0"/>
               <w:ind w:left="120"/>
             </w:pPr>
-            <w:hyperlink w:history="1" r:id="rIdfhmfq2y9d_aow0wjiluwn">
+            <w:hyperlink w:history="1" r:id="rIdwdyi5m0cqavl0kejejs80">
               <w:r>
                 <w:rPr>
                   <w:rFonts w:ascii="Arial" w:cs="Arial" w:eastAsia="Arial" w:hAnsi="Arial"/>
@@ -9255,7 +9255,7 @@
             <w:pPr>
               <w:spacing w:after="20" w:before="0"/>
             </w:pPr>
-            <w:hyperlink w:history="1" r:id="rIdgzifqjvqq7cispkaa26dh">
+            <w:hyperlink w:history="1" r:id="rIdewfg-jflrvubtd3kk6lyg">
               <w:r>
                 <w:rPr>
                   <w:rFonts w:ascii="Arial" w:cs="Arial" w:eastAsia="Arial" w:hAnsi="Arial"/>
@@ -9288,7 +9288,7 @@
               <w:spacing w:after="10" w:before="0"/>
               <w:ind w:left="120"/>
             </w:pPr>
-            <w:hyperlink w:history="1" r:id="rIdh8d_2fucig8kyq9ut5i3g">
+            <w:hyperlink w:history="1" r:id="rIdzvidorysavj68djii83d2">
               <w:r>
                 <w:rPr>
                   <w:rFonts w:ascii="Arial" w:cs="Arial" w:eastAsia="Arial" w:hAnsi="Arial"/>
@@ -9483,7 +9483,7 @@
             <w:pPr>
               <w:spacing w:after="20" w:before="0"/>
             </w:pPr>
-            <w:hyperlink w:history="1" r:id="rIdjyllaiojxkydrv_l-rgcw">
+            <w:hyperlink w:history="1" r:id="rIdwbn8kranaqgh1tbmvvssz">
               <w:r>
                 <w:rPr>
                   <w:rFonts w:ascii="Arial" w:cs="Arial" w:eastAsia="Arial" w:hAnsi="Arial"/>
@@ -9516,7 +9516,7 @@
               <w:spacing w:after="10" w:before="0"/>
               <w:ind w:left="120"/>
             </w:pPr>
-            <w:hyperlink w:history="1" r:id="rIde_hwnngwegisvnog-yy0y">
+            <w:hyperlink w:history="1" r:id="rIdbuyszm_yy1zuywzho_wga">
               <w:r>
                 <w:rPr>
                   <w:rFonts w:ascii="Arial" w:cs="Arial" w:eastAsia="Arial" w:hAnsi="Arial"/>
@@ -9561,7 +9561,7 @@
             <w:pPr>
               <w:spacing w:after="20" w:before="0"/>
             </w:pPr>
-            <w:hyperlink w:history="1" r:id="rIdlt0d4a1hcfzlu7xo4h-r6">
+            <w:hyperlink w:history="1" r:id="rIdrlyc2ldjve7cwy9h6b8kt">
               <w:r>
                 <w:rPr>
                   <w:rFonts w:ascii="Arial" w:cs="Arial" w:eastAsia="Arial" w:hAnsi="Arial"/>
@@ -9594,7 +9594,7 @@
               <w:spacing w:after="10" w:before="0"/>
               <w:ind w:left="120"/>
             </w:pPr>
-            <w:hyperlink w:history="1" r:id="rIdnaymharl7fanzf7gej_5f">
+            <w:hyperlink w:history="1" r:id="rId2-7wqqy2zmtbzip0aq_ek">
               <w:r>
                 <w:rPr>
                   <w:rFonts w:ascii="Arial" w:cs="Arial" w:eastAsia="Arial" w:hAnsi="Arial"/>
@@ -9789,7 +9789,7 @@
             <w:pPr>
               <w:spacing w:after="20" w:before="0"/>
             </w:pPr>
-            <w:hyperlink w:history="1" r:id="rId-5s-_unfqupbndwssnl9f">
+            <w:hyperlink w:history="1" r:id="rIdaft7qh7magl5ga5atyhbr">
               <w:r>
                 <w:rPr>
                   <w:rFonts w:ascii="Arial" w:cs="Arial" w:eastAsia="Arial" w:hAnsi="Arial"/>
@@ -9798,7 +9798,7 @@
                   <w:szCs w:val="16"/>
                   <w:u w:val="single" w:color="2E75B6"/>
                 </w:rPr>
-                <w:t xml:space="preserve">Quadratic systems: a line and a parabola</w:t>
+                <w:t xml:space="preserve">Strategy in solving quadratic equations</w:t>
               </w:r>
             </w:hyperlink>
           </w:p>
@@ -9822,7 +9822,7 @@
               <w:spacing w:after="10" w:before="0"/>
               <w:ind w:left="120"/>
             </w:pPr>
-            <w:hyperlink w:history="1" r:id="rIde6iro90msvuny_z3jfypu">
+            <w:hyperlink w:history="1" r:id="rIdolk7q_qqu9ecbwp0f7adn">
               <w:r>
                 <w:rPr>
                   <w:rFonts w:ascii="Arial" w:cs="Arial" w:eastAsia="Arial" w:hAnsi="Arial"/>
@@ -9867,7 +9867,7 @@
             <w:pPr>
               <w:spacing w:after="20" w:before="0"/>
             </w:pPr>
-            <w:hyperlink w:history="1" r:id="rIdnpv1u2xy3uq7kpy6zsvms">
+            <w:hyperlink w:history="1" r:id="rIdksgcxpyywmfm7chwhq7iu">
               <w:r>
                 <w:rPr>
                   <w:rFonts w:ascii="Arial" w:cs="Arial" w:eastAsia="Arial" w:hAnsi="Arial"/>
@@ -9900,7 +9900,7 @@
               <w:spacing w:after="10" w:before="0"/>
               <w:ind w:left="120"/>
             </w:pPr>
-            <w:hyperlink w:history="1" r:id="rIdczjg-4p4mrrierhyfnzir">
+            <w:hyperlink w:history="1" r:id="rId_uev4vndh0r_n-sfyu8zi">
               <w:r>
                 <w:rPr>
                   <w:rFonts w:ascii="Arial" w:cs="Arial" w:eastAsia="Arial" w:hAnsi="Arial"/>
@@ -10095,7 +10095,7 @@
             <w:pPr>
               <w:spacing w:after="20" w:before="0"/>
             </w:pPr>
-            <w:hyperlink w:history="1" r:id="rIdvsitzq2is1zxagxd1zejy">
+            <w:hyperlink w:history="1" r:id="rIdv_s9jgiqf688dnokgulcl">
               <w:r>
                 <w:rPr>
                   <w:rFonts w:ascii="Arial" w:cs="Arial" w:eastAsia="Arial" w:hAnsi="Arial"/>
@@ -10104,7 +10104,7 @@
                   <w:szCs w:val="16"/>
                   <w:u w:val="single" w:color="2E75B6"/>
                 </w:rPr>
-                <w:t xml:space="preserve">Zeros of polynomials (with factoring): grouping</w:t>
+                <w:t xml:space="preserve">Zeros of polynomials: matching equation to zeros</w:t>
               </w:r>
             </w:hyperlink>
           </w:p>
@@ -10128,7 +10128,7 @@
               <w:spacing w:after="10" w:before="0"/>
               <w:ind w:left="120"/>
             </w:pPr>
-            <w:hyperlink w:history="1" r:id="rIdfypyiipdgyiudgximdirf">
+            <w:hyperlink w:history="1" r:id="rIdo3_qpsrm5t5xi1zbzp4bd">
               <w:r>
                 <w:rPr>
                   <w:rFonts w:ascii="Arial" w:cs="Arial" w:eastAsia="Arial" w:hAnsi="Arial"/>
@@ -10173,7 +10173,7 @@
             <w:pPr>
               <w:spacing w:after="20" w:before="0"/>
             </w:pPr>
-            <w:hyperlink w:history="1" r:id="rIdxbegne12kqvihsjsraww1">
+            <w:hyperlink w:history="1" r:id="rIdjgmjh-rbballyzoyukjtc">
               <w:r>
                 <w:rPr>
                   <w:rFonts w:ascii="Arial" w:cs="Arial" w:eastAsia="Arial" w:hAnsi="Arial"/>
@@ -10182,7 +10182,7 @@
                   <w:szCs w:val="16"/>
                   <w:u w:val="single" w:color="2E75B6"/>
                 </w:rPr>
-                <w:t xml:space="preserve">Factor higher degree polynomials</w:t>
+                <w:t xml:space="preserve">Rational equations (advanced)</w:t>
               </w:r>
             </w:hyperlink>
           </w:p>
@@ -10206,7 +10206,7 @@
               <w:spacing w:after="10" w:before="0"/>
               <w:ind w:left="120"/>
             </w:pPr>
-            <w:hyperlink w:history="1" r:id="rIdq6xrlv7_oormemcmfyvgr">
+            <w:hyperlink w:history="1" r:id="rId_gitbkalw05rtc3hvqnq_">
               <w:r>
                 <w:rPr>
                   <w:rFonts w:ascii="Arial" w:cs="Arial" w:eastAsia="Arial" w:hAnsi="Arial"/>
@@ -10401,7 +10401,7 @@
             <w:pPr>
               <w:spacing w:after="20" w:before="0"/>
             </w:pPr>
-            <w:hyperlink w:history="1" r:id="rIdfhmd0qiy6z_e7bjvgaxxy">
+            <w:hyperlink w:history="1" r:id="rId924-dmvskqpabd4cvb6p1">
               <w:r>
                 <w:rPr>
                   <w:rFonts w:ascii="Arial" w:cs="Arial" w:eastAsia="Arial" w:hAnsi="Arial"/>
@@ -10410,7 +10410,7 @@
                   <w:szCs w:val="16"/>
                   <w:u w:val="single" w:color="2E75B6"/>
                 </w:rPr>
-                <w:t xml:space="preserve">Strategy in solving quadratic equations</w:t>
+                <w:t xml:space="preserve">Zeros of polynomials: matching equation to zeros</w:t>
               </w:r>
             </w:hyperlink>
           </w:p>
@@ -10434,7 +10434,7 @@
               <w:spacing w:after="10" w:before="0"/>
               <w:ind w:left="120"/>
             </w:pPr>
-            <w:hyperlink w:history="1" r:id="rIdfuzjosgubyma_88uakm5u">
+            <w:hyperlink w:history="1" r:id="rIdpzzwn_plbejgfhewiu-pr">
               <w:r>
                 <w:rPr>
                   <w:rFonts w:ascii="Arial" w:cs="Arial" w:eastAsia="Arial" w:hAnsi="Arial"/>
@@ -10479,7 +10479,7 @@
             <w:pPr>
               <w:spacing w:after="20" w:before="0"/>
             </w:pPr>
-            <w:hyperlink w:history="1" r:id="rIdv78zitror_s_apn_ut20p">
+            <w:hyperlink w:history="1" r:id="rIdge3iyrpooqixk8v2jrn30">
               <w:r>
                 <w:rPr>
                   <w:rFonts w:ascii="Arial" w:cs="Arial" w:eastAsia="Arial" w:hAnsi="Arial"/>
@@ -10488,7 +10488,7 @@
                   <w:szCs w:val="16"/>
                   <w:u w:val="single" w:color="2E75B6"/>
                 </w:rPr>
-                <w:t xml:space="preserve">Zeros of polynomials (with factoring)</w:t>
+                <w:t xml:space="preserve">Divide quadratics by linear expressions (no remainders)</w:t>
               </w:r>
             </w:hyperlink>
           </w:p>
@@ -10512,7 +10512,7 @@
               <w:spacing w:after="10" w:before="0"/>
               <w:ind w:left="120"/>
             </w:pPr>
-            <w:hyperlink w:history="1" r:id="rIdedabpodhaojte4jferriy">
+            <w:hyperlink w:history="1" r:id="rIdbg5fvwgsee8ewgemqeual">
               <w:r>
                 <w:rPr>
                   <w:rFonts w:ascii="Arial" w:cs="Arial" w:eastAsia="Arial" w:hAnsi="Arial"/>
@@ -12178,7 +12178,619 @@
             <w:pPr>
               <w:spacing w:after="20" w:before="0"/>
             </w:pPr>
-            <w:hyperlink w:history="1" r:id="rIdexolrrlrofyf2rgl-oxbg">
+            <w:hyperlink w:history="1" r:id="rIdmaiab0ogjeeyrblctefx8">
+              <w:r>
+                <w:rPr>
+                  <w:rFonts w:ascii="Arial" w:cs="Arial" w:eastAsia="Arial" w:hAnsi="Arial"/>
+                  <w:color w:val="2E75B6"/>
+                  <w:sz w:val="16"/>
+                  <w:szCs w:val="16"/>
+                  <w:u w:val="single" w:color="2E75B6"/>
+                </w:rPr>
+                <w:t xml:space="preserve">Cosine equation algebraic solution set</w:t>
+              </w:r>
+            </w:hyperlink>
+          </w:p>
+          <w:p>
+            <w:pPr>
+              <w:spacing w:after="10" w:before="0"/>
+              <w:ind w:left="120"/>
+            </w:pPr>
+            <w:r>
+              <w:rPr>
+                <w:rFonts w:ascii="Arial" w:cs="Arial" w:eastAsia="Arial" w:hAnsi="Arial"/>
+                <w:color w:val="595959"/>
+                <w:sz w:val="14"/>
+                <w:szCs w:val="14"/>
+              </w:rPr>
+              <w:t xml:space="preserve">Source: Khan Academy (English - US curriculum)</w:t>
+            </w:r>
+          </w:p>
+          <w:p>
+            <w:pPr>
+              <w:spacing w:after="10" w:before="0"/>
+              <w:ind w:left="120"/>
+            </w:pPr>
+            <w:hyperlink w:history="1" r:id="rIdrbequyslpifpqfknjgtxs">
+              <w:r>
+                <w:rPr>
+                  <w:rFonts w:ascii="Arial" w:cs="Arial" w:eastAsia="Arial" w:hAnsi="Arial"/>
+                  <w:color w:val="595959"/>
+                  <w:sz w:val="14"/>
+                  <w:szCs w:val="14"/>
+                  <w:u w:val="single" w:color="595959"/>
+                </w:rPr>
+                <w:t xml:space="preserve">🔍 Search ARES for similar videos</w:t>
+              </w:r>
+            </w:hyperlink>
+          </w:p>
+          <w:p>
+            <w:pPr>
+              <w:spacing w:after="40" w:before="0"/>
+            </w:pPr>
+            <w:r>
+              <w:rPr>
+                <w:sz w:val="14"/>
+                <w:szCs w:val="14"/>
+              </w:rPr>
+              <w:t xml:space="preserve"/>
+            </w:r>
+          </w:p>
+          <w:p>
+            <w:pPr>
+              <w:spacing w:after="20" w:before="0"/>
+            </w:pPr>
+            <w:r>
+              <w:rPr>
+                <w:rFonts w:ascii="Arial" w:cs="Arial" w:eastAsia="Arial" w:hAnsi="Arial"/>
+                <w:b/>
+                <w:bCs/>
+                <w:color w:val="1F3864"/>
+                <w:sz w:val="16"/>
+                <w:szCs w:val="16"/>
+              </w:rPr>
+              <w:t xml:space="preserve">📖 HTML:</w:t>
+            </w:r>
+          </w:p>
+          <w:p>
+            <w:pPr>
+              <w:spacing w:after="20" w:before="0"/>
+            </w:pPr>
+            <w:hyperlink w:history="1" r:id="rIdaufpg9em16uo7my-lhb5u">
+              <w:r>
+                <w:rPr>
+                  <w:rFonts w:ascii="Arial" w:cs="Arial" w:eastAsia="Arial" w:hAnsi="Arial"/>
+                  <w:color w:val="2E75B6"/>
+                  <w:sz w:val="16"/>
+                  <w:szCs w:val="16"/>
+                  <w:u w:val="single" w:color="2E75B6"/>
+                </w:rPr>
+                <w:t xml:space="preserve">Difference of Two Squares (PLIX)</w:t>
+              </w:r>
+            </w:hyperlink>
+          </w:p>
+          <w:p>
+            <w:pPr>
+              <w:spacing w:after="10" w:before="0"/>
+              <w:ind w:left="120"/>
+            </w:pPr>
+            <w:r>
+              <w:rPr>
+                <w:rFonts w:ascii="Arial" w:cs="Arial" w:eastAsia="Arial" w:hAnsi="Arial"/>
+                <w:color w:val="595959"/>
+                <w:sz w:val="14"/>
+                <w:szCs w:val="14"/>
+              </w:rPr>
+              <w:t xml:space="preserve">Source: CK-12</w:t>
+            </w:r>
+          </w:p>
+          <w:p>
+            <w:pPr>
+              <w:spacing w:after="10" w:before="0"/>
+              <w:ind w:left="120"/>
+            </w:pPr>
+            <w:hyperlink w:history="1" r:id="rIdcgbzbkqrpertcpi5ioyx-">
+              <w:r>
+                <w:rPr>
+                  <w:rFonts w:ascii="Arial" w:cs="Arial" w:eastAsia="Arial" w:hAnsi="Arial"/>
+                  <w:color w:val="595959"/>
+                  <w:sz w:val="14"/>
+                  <w:szCs w:val="14"/>
+                  <w:u w:val="single" w:color="595959"/>
+                </w:rPr>
+                <w:t xml:space="preserve">🔍 Search ARES for similar readings</w:t>
+              </w:r>
+            </w:hyperlink>
+          </w:p>
+        </w:tc>
+        <w:tc>
+          <w:tcPr>
+            <w:tcW w:type="dxa" w:w="3040"/>
+            <w:shd w:fill="FFFFFF" w:color="auto" w:val="clear"/>
+            <w:tcMar>
+              <w:top w:type="dxa" w:w="60"/>
+              <w:left w:type="dxa" w:w="120"/>
+              <w:bottom w:type="dxa" w:w="60"/>
+              <w:right w:type="dxa" w:w="120"/>
+            </w:tcMar>
+            <w:vAlign w:val="top"/>
+          </w:tcPr>
+          <w:p>
+            <w:pPr>
+              <w:spacing w:after="40" w:before="0"/>
+              <w:jc w:val="left"/>
+            </w:pPr>
+            <w:r>
+              <w:rPr>
+                <w:rFonts w:ascii="Arial" w:cs="Arial" w:eastAsia="Arial" w:hAnsi="Arial"/>
+                <w:b w:val="false"/>
+                <w:bCs w:val="false"/>
+                <w:i w:val="false"/>
+                <w:iCs w:val="false"/>
+                <w:color w:val="000000"/>
+                <w:sz w:val="18"/>
+                <w:szCs w:val="18"/>
+              </w:rPr>
+              <w:t xml:space="preserve">Each learner receives a small strip of squared graph paper. The teacher draws a square of side (a+b) on the board — labelled as a Kericho tea farmer's square shamba of side (3+2) = 5 metres — and asks: 'If I square the total side length, I get 25 m². But what if I split the side into two parts — 3 m of maize and 2 m of beans — and square each part separately? Will I get the same answer?' Learners write their prediction (Yes / No / Sometimes) and a brief reason in their exercise books before any discussion.</w:t>
+            </w:r>
+          </w:p>
+        </w:tc>
+        <w:tc>
+          <w:tcPr>
+            <w:tcW w:type="dxa" w:w="3040"/>
+            <w:shd w:fill="F2F2F2" w:color="auto" w:val="clear"/>
+            <w:tcMar>
+              <w:top w:type="dxa" w:w="60"/>
+              <w:left w:type="dxa" w:w="120"/>
+              <w:bottom w:type="dxa" w:w="60"/>
+              <w:right w:type="dxa" w:w="120"/>
+            </w:tcMar>
+            <w:vAlign w:val="top"/>
+          </w:tcPr>
+          <w:p>
+            <w:pPr>
+              <w:spacing w:after="40" w:before="0"/>
+              <w:jc w:val="left"/>
+            </w:pPr>
+            <w:r>
+              <w:rPr>
+                <w:rFonts w:ascii="Arial" w:cs="Arial" w:eastAsia="Arial" w:hAnsi="Arial"/>
+                <w:b w:val="false"/>
+                <w:bCs w:val="false"/>
+                <w:i w:val="false"/>
+                <w:iCs w:val="false"/>
+                <w:color w:val="000000"/>
+                <w:sz w:val="18"/>
+                <w:szCs w:val="18"/>
+              </w:rPr>
+              <w:t xml:space="preserve">Display the diagram on the board with clear labels: total side = (a + b), inner square side = a, border strip width = b. Say exactly: 'I want you to predict — not calculate yet, just predict — whether (a + b)² is the same as a² + b². Write your answer and your reason. You have 60 seconds. Go.' [WAIT TIME: 60 seconds, no prompts.] After writing, cold-call 3 learners: one who wrote YES, one who wrote NO, one who wrote SOMETIMES (scan the room quickly). Ask each: 'Tell us your reasoning.' Do not confirm or correct — simply record the three positions on the board as 'Class Predictions' and say: 'We are going to settle this argument using scissors and graph paper. The shamba will tell us who is right.'</w:t>
+            </w:r>
+          </w:p>
+        </w:tc>
+        <w:tc>
+          <w:tcPr>
+            <w:tcW w:type="dxa" w:w="3040"/>
+            <w:shd w:fill="FFFFFF" w:color="auto" w:val="clear"/>
+            <w:tcMar>
+              <w:top w:type="dxa" w:w="60"/>
+              <w:left w:type="dxa" w:w="120"/>
+              <w:bottom w:type="dxa" w:w="60"/>
+              <w:right w:type="dxa" w:w="120"/>
+            </w:tcMar>
+            <w:vAlign w:val="top"/>
+          </w:tcPr>
+          <w:p>
+            <w:pPr>
+              <w:spacing w:after="40" w:before="0"/>
+              <w:jc w:val="left"/>
+            </w:pPr>
+            <w:r>
+              <w:rPr>
+                <w:rFonts w:ascii="Arial" w:cs="Arial" w:eastAsia="Arial" w:hAnsi="Arial"/>
+                <w:b w:val="false"/>
+                <w:bCs w:val="false"/>
+                <w:i w:val="false"/>
+                <w:iCs w:val="false"/>
+                <w:color w:val="000000"/>
+                <w:sz w:val="18"/>
+                <w:szCs w:val="18"/>
+              </w:rPr>
+              <w:t xml:space="preserve">Predict–Observe–Explain (POE) Launch: By requiring a written prediction before any instruction, this strategy activates prior knowledge (area of squares and rectangles from Junior School), surfaces the very common misconception (a+b)² = a² + b², and creates cognitive dissonance that motivates the observation phase. Recording three competing predictions publicly raises the stakes of the investigation.</w:t>
+            </w:r>
+          </w:p>
+        </w:tc>
+        <w:tc>
+          <w:tcPr>
+            <w:tcW w:type="dxa" w:w="3040"/>
+            <w:shd w:fill="F2F2F2" w:color="auto" w:val="clear"/>
+            <w:tcMar>
+              <w:top w:type="dxa" w:w="60"/>
+              <w:left w:type="dxa" w:w="120"/>
+              <w:bottom w:type="dxa" w:w="60"/>
+              <w:right w:type="dxa" w:w="120"/>
+            </w:tcMar>
+            <w:vAlign w:val="top"/>
+          </w:tcPr>
+          <w:p>
+            <w:pPr>
+              <w:spacing w:after="40" w:before="0"/>
+              <w:jc w:val="left"/>
+            </w:pPr>
+            <w:r>
+              <w:rPr>
+                <w:rFonts w:ascii="Arial" w:cs="Arial" w:eastAsia="Arial" w:hAnsi="Arial"/>
+                <w:b w:val="false"/>
+                <w:bCs w:val="false"/>
+                <w:i w:val="false"/>
+                <w:iCs w:val="false"/>
+                <w:color w:val="000000"/>
+                <w:sz w:val="18"/>
+                <w:szCs w:val="18"/>
+              </w:rPr>
+              <w:t xml:space="preserve">Teacher scans written predictions as learners write. Key indicator: learners who write (a+b)² = a² + b² (the target misconception) — note these learners by name for focused follow-up during the Observe phase. A correct prediction with geometric reasoning ('the area includes the middle rectangle parts') signals readiness to move faster.</w:t>
+            </w:r>
+          </w:p>
+        </w:tc>
+      </w:tr>
+      <w:tr>
+        <w:tc>
+          <w:tcPr>
+            <w:tcW w:type="dxa" w:w="1520"/>
+            <w:shd w:fill="D9EEF1" w:color="auto" w:val="clear"/>
+            <w:tcMar>
+              <w:top w:type="dxa" w:w="60"/>
+              <w:left w:type="dxa" w:w="120"/>
+              <w:bottom w:type="dxa" w:w="60"/>
+              <w:right w:type="dxa" w:w="120"/>
+            </w:tcMar>
+            <w:vAlign w:val="top"/>
+          </w:tcPr>
+          <w:p>
+            <w:pPr>
+              <w:spacing w:after="40" w:before="0"/>
+              <w:jc w:val="left"/>
+            </w:pPr>
+            <w:r>
+              <w:rPr>
+                <w:rFonts w:ascii="Arial" w:cs="Arial" w:eastAsia="Arial" w:hAnsi="Arial"/>
+                <w:b/>
+                <w:bCs/>
+                <w:i w:val="false"/>
+                <w:iCs w:val="false"/>
+                <w:color w:val="000000"/>
+                <w:sz w:val="18"/>
+                <w:szCs w:val="18"/>
+              </w:rPr>
+              <w:t xml:space="preserve">Observe Phase</w:t>
+            </w:r>
+          </w:p>
+          <w:p>
+            <w:pPr>
+              <w:spacing w:after="20" w:before="0"/>
+            </w:pPr>
+            <w:r>
+              <w:rPr>
+                <w:rFonts w:ascii="Arial" w:cs="Arial" w:eastAsia="Arial" w:hAnsi="Arial"/>
+                <w:b/>
+                <w:bCs/>
+                <w:color w:val="1F3864"/>
+                <w:sz w:val="16"/>
+                <w:szCs w:val="16"/>
+              </w:rPr>
+              <w:t xml:space="preserve">📹 VIDEO:</w:t>
+            </w:r>
+          </w:p>
+          <w:p>
+            <w:pPr>
+              <w:spacing w:after="20" w:before="0"/>
+            </w:pPr>
+            <w:hyperlink w:history="1" r:id="rIda3xeniy2g457lzniuwtu7">
+              <w:r>
+                <w:rPr>
+                  <w:rFonts w:ascii="Arial" w:cs="Arial" w:eastAsia="Arial" w:hAnsi="Arial"/>
+                  <w:color w:val="2E75B6"/>
+                  <w:sz w:val="16"/>
+                  <w:szCs w:val="16"/>
+                  <w:u w:val="single" w:color="2E75B6"/>
+                </w:rPr>
+                <w:t xml:space="preserve">Sine equation algebraic solution set</w:t>
+              </w:r>
+            </w:hyperlink>
+          </w:p>
+          <w:p>
+            <w:pPr>
+              <w:spacing w:after="10" w:before="0"/>
+              <w:ind w:left="120"/>
+            </w:pPr>
+            <w:r>
+              <w:rPr>
+                <w:rFonts w:ascii="Arial" w:cs="Arial" w:eastAsia="Arial" w:hAnsi="Arial"/>
+                <w:color w:val="595959"/>
+                <w:sz w:val="14"/>
+                <w:szCs w:val="14"/>
+              </w:rPr>
+              <w:t xml:space="preserve">Source: Khan Academy (English - US curriculum)</w:t>
+            </w:r>
+          </w:p>
+          <w:p>
+            <w:pPr>
+              <w:spacing w:after="10" w:before="0"/>
+              <w:ind w:left="120"/>
+            </w:pPr>
+            <w:hyperlink w:history="1" r:id="rIdo-3vqrjnnvyvmirakfa4x">
+              <w:r>
+                <w:rPr>
+                  <w:rFonts w:ascii="Arial" w:cs="Arial" w:eastAsia="Arial" w:hAnsi="Arial"/>
+                  <w:color w:val="595959"/>
+                  <w:sz w:val="14"/>
+                  <w:szCs w:val="14"/>
+                  <w:u w:val="single" w:color="595959"/>
+                </w:rPr>
+                <w:t xml:space="preserve">🔍 Search ARES for similar videos</w:t>
+              </w:r>
+            </w:hyperlink>
+          </w:p>
+          <w:p>
+            <w:pPr>
+              <w:spacing w:after="40" w:before="0"/>
+            </w:pPr>
+            <w:r>
+              <w:rPr>
+                <w:sz w:val="14"/>
+                <w:szCs w:val="14"/>
+              </w:rPr>
+              <w:t xml:space="preserve"/>
+            </w:r>
+          </w:p>
+          <w:p>
+            <w:pPr>
+              <w:spacing w:after="20" w:before="0"/>
+            </w:pPr>
+            <w:r>
+              <w:rPr>
+                <w:rFonts w:ascii="Arial" w:cs="Arial" w:eastAsia="Arial" w:hAnsi="Arial"/>
+                <w:b/>
+                <w:bCs/>
+                <w:color w:val="1F3864"/>
+                <w:sz w:val="16"/>
+                <w:szCs w:val="16"/>
+              </w:rPr>
+              <w:t xml:space="preserve">📖 EXERCISE:</w:t>
+            </w:r>
+          </w:p>
+          <w:p>
+            <w:pPr>
+              <w:spacing w:after="20" w:before="0"/>
+            </w:pPr>
+            <w:hyperlink w:history="1" r:id="rIdgzayuvtq4rv_qea6iquhs">
+              <w:r>
+                <w:rPr>
+                  <w:rFonts w:ascii="Arial" w:cs="Arial" w:eastAsia="Arial" w:hAnsi="Arial"/>
+                  <w:color w:val="2E75B6"/>
+                  <w:sz w:val="16"/>
+                  <w:szCs w:val="16"/>
+                  <w:u w:val="single" w:color="2E75B6"/>
+                </w:rPr>
+                <w:t xml:space="preserve">Equations with square roots &amp; cube roots</w:t>
+              </w:r>
+            </w:hyperlink>
+          </w:p>
+          <w:p>
+            <w:pPr>
+              <w:spacing w:after="10" w:before="0"/>
+              <w:ind w:left="120"/>
+            </w:pPr>
+            <w:r>
+              <w:rPr>
+                <w:rFonts w:ascii="Arial" w:cs="Arial" w:eastAsia="Arial" w:hAnsi="Arial"/>
+                <w:color w:val="595959"/>
+                <w:sz w:val="14"/>
+                <w:szCs w:val="14"/>
+              </w:rPr>
+              <w:t xml:space="preserve">Source: Khan Academy (English - US curriculum)</w:t>
+            </w:r>
+          </w:p>
+          <w:p>
+            <w:pPr>
+              <w:spacing w:after="10" w:before="0"/>
+              <w:ind w:left="120"/>
+            </w:pPr>
+            <w:hyperlink w:history="1" r:id="rIdt0dqnvookhavf2dpjhrv_">
+              <w:r>
+                <w:rPr>
+                  <w:rFonts w:ascii="Arial" w:cs="Arial" w:eastAsia="Arial" w:hAnsi="Arial"/>
+                  <w:color w:val="595959"/>
+                  <w:sz w:val="14"/>
+                  <w:szCs w:val="14"/>
+                  <w:u w:val="single" w:color="595959"/>
+                </w:rPr>
+                <w:t xml:space="preserve">🔍 Search ARES for similar readings</w:t>
+              </w:r>
+            </w:hyperlink>
+          </w:p>
+        </w:tc>
+        <w:tc>
+          <w:tcPr>
+            <w:tcW w:type="dxa" w:w="3040"/>
+            <w:shd w:fill="FFFFFF" w:color="auto" w:val="clear"/>
+            <w:tcMar>
+              <w:top w:type="dxa" w:w="60"/>
+              <w:left w:type="dxa" w:w="120"/>
+              <w:bottom w:type="dxa" w:w="60"/>
+              <w:right w:type="dxa" w:w="120"/>
+            </w:tcMar>
+            <w:vAlign w:val="top"/>
+          </w:tcPr>
+          <w:p>
+            <w:pPr>
+              <w:spacing w:after="40" w:before="0"/>
+              <w:jc w:val="left"/>
+            </w:pPr>
+            <w:r>
+              <w:rPr>
+                <w:rFonts w:ascii="Arial" w:cs="Arial" w:eastAsia="Arial" w:hAnsi="Arial"/>
+                <w:b w:val="false"/>
+                <w:bCs w:val="false"/>
+                <w:i w:val="false"/>
+                <w:iCs w:val="false"/>
+                <w:color w:val="000000"/>
+                <w:sz w:val="18"/>
+                <w:szCs w:val="18"/>
+              </w:rPr>
+              <w:t xml:space="preserve">In pairs, learners receive pre-printed squared graph-paper templates (or draw their own on 1 cm² paper). They cut out: one large square of side a (use a = 4 cm), one small square of side b (use b = 2 cm), and two identical rectangles each of dimensions a × b. Task 1: Arrange all four pieces to form one large square of side (a+b). Learners label each piece with its area expression (a², b², ab, ab) and record the total area as a² + 2ab + b². Task 2: Teacher then poses the shamba-reduction scenario: 'The farmer decides to reduce the shamba by b metres on each side — the new shamba has side (a−b). What is its area?' Learners now fold or redraw to model (a−b)², again labelling pieces. Task 3: The teacher introduces the 'L-shaped shamba': a square of side a with a square corner of side b removed. Learners measure and write the area of the L-shape two ways — as (a−b)(a+b) by factoring the L-shape into two rectangles — and as a² − b² by subtraction. All findings are recorded in a structured table: Identity | Geometric Meaning | Algebraic Form.</w:t>
+            </w:r>
+          </w:p>
+        </w:tc>
+        <w:tc>
+          <w:tcPr>
+            <w:tcW w:type="dxa" w:w="3040"/>
+            <w:shd w:fill="F2F2F2" w:color="auto" w:val="clear"/>
+            <w:tcMar>
+              <w:top w:type="dxa" w:w="60"/>
+              <w:left w:type="dxa" w:w="120"/>
+              <w:bottom w:type="dxa" w:w="60"/>
+              <w:right w:type="dxa" w:w="120"/>
+            </w:tcMar>
+            <w:vAlign w:val="top"/>
+          </w:tcPr>
+          <w:p>
+            <w:pPr>
+              <w:spacing w:after="40" w:before="0"/>
+              <w:jc w:val="left"/>
+            </w:pPr>
+            <w:r>
+              <w:rPr>
+                <w:rFonts w:ascii="Arial" w:cs="Arial" w:eastAsia="Arial" w:hAnsi="Arial"/>
+                <w:b w:val="false"/>
+                <w:bCs w:val="false"/>
+                <w:i w:val="false"/>
+                <w:iCs w:val="false"/>
+                <w:color w:val="000000"/>
+                <w:sz w:val="18"/>
+                <w:szCs w:val="18"/>
+              </w:rPr>
+              <w:t xml:space="preserve">Distribute scissors and graph paper. Say: 'Cut carefully. You are building mathematical proof with your hands.' Circulate during Task 1. After 4 minutes, pause the class and cold-call one pair to hold up their arrangement: 'Show us your square. What are the four pieces? What is the total area?' [WAIT TIME: 10 seconds after each question.] For Task 2, say: 'Now the rains failed in Kericho and the farmer must shrink the shamba. Fold away a strip of width b from two sides. What shape do you have? What is its area? Write the identity.' Circulate — look for pairs who are subtracting only one strip. Prompt: 'Did you subtract from both sides? How many strips of b did you remove?' For Task 3, hold up the L-shaped cut-out and say: 'This is a shamba with a corner sold off. I can calculate its area two ways. Work in pairs — find both ways and see if they match.' [WAIT TIME: 2 minutes working time.] Cold-call 2 pairs to share. Confirm with: 'Both ways give the same area — that is not a coincidence. That IS the identity.'</w:t>
+            </w:r>
+          </w:p>
+        </w:tc>
+        <w:tc>
+          <w:tcPr>
+            <w:tcW w:type="dxa" w:w="3040"/>
+            <w:shd w:fill="FFFFFF" w:color="auto" w:val="clear"/>
+            <w:tcMar>
+              <w:top w:type="dxa" w:w="60"/>
+              <w:left w:type="dxa" w:w="120"/>
+              <w:bottom w:type="dxa" w:w="60"/>
+              <w:right w:type="dxa" w:w="120"/>
+            </w:tcMar>
+            <w:vAlign w:val="top"/>
+          </w:tcPr>
+          <w:p>
+            <w:pPr>
+              <w:spacing w:after="40" w:before="0"/>
+              <w:jc w:val="left"/>
+            </w:pPr>
+            <w:r>
+              <w:rPr>
+                <w:rFonts w:ascii="Arial" w:cs="Arial" w:eastAsia="Arial" w:hAnsi="Arial"/>
+                <w:b w:val="false"/>
+                <w:bCs w:val="false"/>
+                <w:i w:val="false"/>
+                <w:iCs w:val="false"/>
+                <w:color w:val="000000"/>
+                <w:sz w:val="18"/>
+                <w:szCs w:val="18"/>
+              </w:rPr>
+              <w:t xml:space="preserve">Geometric Area Modelling (Concrete–Pictorial–Abstract progression): Learners move through three modes — physical cut-outs (concrete), labelled diagrams (pictorial), and algebraic identity statements (abstract). This CPA sequence is the KICD-recommended approach for deriving identities 'from the concept of area' and directly mirrors the assessment indicator: 'The learner correctly derives quadratic identities from the concept of area.'</w:t>
+            </w:r>
+          </w:p>
+        </w:tc>
+        <w:tc>
+          <w:tcPr>
+            <w:tcW w:type="dxa" w:w="3040"/>
+            <w:shd w:fill="F2F2F2" w:color="auto" w:val="clear"/>
+            <w:tcMar>
+              <w:top w:type="dxa" w:w="60"/>
+              <w:left w:type="dxa" w:w="120"/>
+              <w:bottom w:type="dxa" w:w="60"/>
+              <w:right w:type="dxa" w:w="120"/>
+            </w:tcMar>
+            <w:vAlign w:val="top"/>
+          </w:tcPr>
+          <w:p>
+            <w:pPr>
+              <w:spacing w:after="40" w:before="0"/>
+              <w:jc w:val="left"/>
+            </w:pPr>
+            <w:r>
+              <w:rPr>
+                <w:rFonts w:ascii="Arial" w:cs="Arial" w:eastAsia="Arial" w:hAnsi="Arial"/>
+                <w:b w:val="false"/>
+                <w:bCs w:val="false"/>
+                <w:i w:val="false"/>
+                <w:iCs w:val="false"/>
+                <w:color w:val="000000"/>
+                <w:sz w:val="18"/>
+                <w:szCs w:val="18"/>
+              </w:rPr>
+              <w:t xml:space="preserve">Teacher checks that each pair's structured table has correct algebraic forms for all three identities. Specific indicators: (1) Does the (a+b)² row show '+ 2ab' and not '+ ab'? (2) Does the (a−b)² row show '− 2ab'? (3) Does the difference-of-two-squares row show both the factored form (a+b)(a−b) AND the expanded form a² − b²? Pairs with errors in the sign of the middle term receive a targeted question: 'How many ab rectangles did you count in your cut-out?'</w:t>
+            </w:r>
+          </w:p>
+        </w:tc>
+      </w:tr>
+      <w:tr>
+        <w:tc>
+          <w:tcPr>
+            <w:tcW w:type="dxa" w:w="1520"/>
+            <w:shd w:fill="E2EFDA" w:color="auto" w:val="clear"/>
+            <w:tcMar>
+              <w:top w:type="dxa" w:w="60"/>
+              <w:left w:type="dxa" w:w="120"/>
+              <w:bottom w:type="dxa" w:w="60"/>
+              <w:right w:type="dxa" w:w="120"/>
+            </w:tcMar>
+            <w:vAlign w:val="top"/>
+          </w:tcPr>
+          <w:p>
+            <w:pPr>
+              <w:spacing w:after="40" w:before="0"/>
+              <w:jc w:val="left"/>
+            </w:pPr>
+            <w:r>
+              <w:rPr>
+                <w:rFonts w:ascii="Arial" w:cs="Arial" w:eastAsia="Arial" w:hAnsi="Arial"/>
+                <w:b/>
+                <w:bCs/>
+                <w:i w:val="false"/>
+                <w:iCs w:val="false"/>
+                <w:color w:val="000000"/>
+                <w:sz w:val="18"/>
+                <w:szCs w:val="18"/>
+              </w:rPr>
+              <w:t xml:space="preserve">Explain Phase</w:t>
+            </w:r>
+          </w:p>
+          <w:p>
+            <w:pPr>
+              <w:spacing w:after="20" w:before="0"/>
+            </w:pPr>
+            <w:r>
+              <w:rPr>
+                <w:rFonts w:ascii="Arial" w:cs="Arial" w:eastAsia="Arial" w:hAnsi="Arial"/>
+                <w:b/>
+                <w:bCs/>
+                <w:color w:val="1F3864"/>
+                <w:sz w:val="16"/>
+                <w:szCs w:val="16"/>
+              </w:rPr>
+              <w:t xml:space="preserve">📹 VIDEO:</w:t>
+            </w:r>
+          </w:p>
+          <w:p>
+            <w:pPr>
+              <w:spacing w:after="20" w:before="0"/>
+            </w:pPr>
+            <w:hyperlink w:history="1" r:id="rIdwebzl4fiwx63mncldpx9x">
               <w:r>
                 <w:rPr>
                   <w:rFonts w:ascii="Arial" w:cs="Arial" w:eastAsia="Arial" w:hAnsi="Arial"/>
@@ -12211,7 +12823,7 @@
               <w:spacing w:after="10" w:before="0"/>
               <w:ind w:left="120"/>
             </w:pPr>
-            <w:hyperlink w:history="1" r:id="rIdaus8u2cepttm8ekx9fxb5">
+            <w:hyperlink w:history="1" r:id="rIddpit4lq9nubgay7r9lagi">
               <w:r>
                 <w:rPr>
                   <w:rFonts w:ascii="Arial" w:cs="Arial" w:eastAsia="Arial" w:hAnsi="Arial"/>
@@ -12249,14 +12861,14 @@
                 <w:sz w:val="16"/>
                 <w:szCs w:val="16"/>
               </w:rPr>
-              <w:t xml:space="preserve">📖 HTML:</w:t>
+              <w:t xml:space="preserve">📖 EXERCISE:</w:t>
             </w:r>
           </w:p>
           <w:p>
             <w:pPr>
               <w:spacing w:after="20" w:before="0"/>
             </w:pPr>
-            <w:hyperlink w:history="1" r:id="rIdtjtzejm4w1pxoosyvoqpf">
+            <w:hyperlink w:history="1" r:id="rIddxalbcwnbineygxemvwg2">
               <w:r>
                 <w:rPr>
                   <w:rFonts w:ascii="Arial" w:cs="Arial" w:eastAsia="Arial" w:hAnsi="Arial"/>
@@ -12265,7 +12877,7 @@
                   <w:szCs w:val="16"/>
                   <w:u w:val="single" w:color="2E75B6"/>
                 </w:rPr>
-                <w:t xml:space="preserve">Difference of Two Squares (PLIX)</w:t>
+                <w:t xml:space="preserve">Equations with square roots: decimals &amp; fractions</w:t>
               </w:r>
             </w:hyperlink>
           </w:p>
@@ -12281,7 +12893,7 @@
                 <w:sz w:val="14"/>
                 <w:szCs w:val="14"/>
               </w:rPr>
-              <w:t xml:space="preserve">Source: CK-12</w:t>
+              <w:t xml:space="preserve">Source: Khan Academy (English - US curriculum)</w:t>
             </w:r>
           </w:p>
           <w:p>
@@ -12289,7 +12901,7 @@
               <w:spacing w:after="10" w:before="0"/>
               <w:ind w:left="120"/>
             </w:pPr>
-            <w:hyperlink w:history="1" r:id="rIdzxk5ldkacd5knrbhqsrwo">
+            <w:hyperlink w:history="1" r:id="rIdpdattfylzuk5zxzjsue8w">
               <w:r>
                 <w:rPr>
                   <w:rFonts w:ascii="Arial" w:cs="Arial" w:eastAsia="Arial" w:hAnsi="Arial"/>
@@ -12331,7 +12943,7 @@
                 <w:sz w:val="18"/>
                 <w:szCs w:val="18"/>
               </w:rPr>
-              <w:t xml:space="preserve">Each learner receives a small strip of squared graph paper. The teacher draws a square of side (a+b) on the board — labelled as a Kericho tea farmer's square shamba of side (3+2) = 5 metres — and asks: 'If I square the total side length, I get 25 m². But what if I split the side into two parts — 3 m of maize and 2 m of beans — and square each part separately? Will I get the same answer?' Learners write their prediction (Yes / No / Sometimes) and a brief reason in their exercise books before any discussion.</w:t>
+              <w:t xml:space="preserve">Learners first apply each identity to numerical checks: they verify (5+2)² = 49 using the identity (a² + 2ab + b² = 25 + 20 + 4 = 49 ✓) and (7−3)² = 16 using (49 − 42 + 9 = 16 ✓) and (8+3)(8−3) = 55 using (64 − 9 = 55 ✓). Then they apply the identities algebraically to three expressions drawn directly from the shot put and shamba storyline: (i) Expand (x+5)² — relating it to a shamba whose side is extended by 5 m; (ii) Expand (x−3)² — relating it to the shot put height expression at a shifted launch point; (iii) Factorise x² − 16 using the difference of two squares — which the teacher explicitly connects to: 'This is the kind of expression we might get if we rearrange the shot put height equation.' Learners write the full working in their books, stating which identity they used and why.</w:t>
             </w:r>
           </w:p>
         </w:tc>
@@ -12363,7 +12975,7 @@
                 <w:sz w:val="18"/>
                 <w:szCs w:val="18"/>
               </w:rPr>
-              <w:t xml:space="preserve">Display the diagram on the board with clear labels: total side = (a + b), inner square side = a, border strip width = b. Say exactly: 'I want you to predict — not calculate yet, just predict — whether (a + b)² is the same as a² + b². Write your answer and your reason. You have 60 seconds. Go.' [WAIT TIME: 60 seconds, no prompts.] After writing, cold-call 3 learners: one who wrote YES, one who wrote NO, one who wrote SOMETIMES (scan the room quickly). Ask each: 'Tell us your reasoning.' Do not confirm or correct — simply record the three positions on the board as 'Class Predictions' and say: 'We are going to settle this argument using scissors and graph paper. The shamba will tell us who is right.'</w:t>
+              <w:t xml:space="preserve">Write the three worked examples on the board one at a time — do not show all three simultaneously. For each, say: 'Which identity applies here? Tell your partner first.' [WAIT TIME: 15 seconds.] Then cold-call one learner to identify the identity and one learner to complete the first step. For the difference of two squares, explicitly revisit the phenomenon: 'Cast your mind back to Lesson 3. When we factorised the shot put height expression and set it equal to zero, we got two values of x — the landing points. Now look at x² − 16. Can you factorise this using your new identity without using the ac method?' [WAIT TIME: 20 seconds.] Cold-call 2 learners. After correct responses, say: 'This is the power of an identity — it is a shortcut that saves time and reveals structure. A mathematician in Nairobi and a farmer in Kericho both use this same pattern.' Distribute a short written task: three expressions to expand/factorise independently (5 minutes, individual silent work). Circulate and mark three books per minute.</w:t>
             </w:r>
           </w:p>
         </w:tc>
@@ -12395,7 +13007,7 @@
                 <w:sz w:val="18"/>
                 <w:szCs w:val="18"/>
               </w:rPr>
-              <w:t xml:space="preserve">Predict–Observe–Explain (POE) Launch: By requiring a written prediction before any instruction, this strategy activates prior knowledge (area of squares and rectangles from Junior School), surfaces the very common misconception (a+b)² = a² + b², and creates cognitive dissonance that motivates the observation phase. Recording three competing predictions publicly raises the stakes of the investigation.</w:t>
+              <w:t xml:space="preserve">Storyline Anchoring with Graduated Application: By moving from numerical verification → shamba-context expansion → shot put factorisation, this strategy ensures the identities are not learned as isolated rules but are immediately embedded in both the supporting phenomenon (shamba) and the anchoring phenomenon (shot put arc). Each step increases abstraction while maintaining the storyline thread, building what KICD describes as 'ability to form quadratic expressions' through purposeful application.</w:t>
             </w:r>
           </w:p>
         </w:tc>
@@ -12427,7 +13039,7 @@
                 <w:sz w:val="18"/>
                 <w:szCs w:val="18"/>
               </w:rPr>
-              <w:t xml:space="preserve">Teacher scans written predictions as learners write. Key indicator: learners who write (a+b)² = a² + b² (the target misconception) — note these learners by name for focused follow-up during the Observe phase. A correct prediction with geometric reasoning ('the area includes the middle rectangle parts') signals readiness to move faster.</w:t>
+              <w:t xml:space="preserve">Collect the 5-minute individual written task. Look for: (1) Correct identification of which identity to use before expanding — learners who launch straight into term-by-term multiplication have not internalised the identity. (2) Correct sign on the middle term of (x−3)²: the result must be x² − 6x + 9, not x² + 6x + 9. (3) Correct factorisation of x² − 16 as (x+4)(x−4). Any learner writing (x−4)² has confused difference of two squares with a perfect square — flag for re-teaching in the next lesson.</w:t>
             </w:r>
           </w:p>
         </w:tc>
@@ -12436,32 +13048,32 @@
         <w:tc>
           <w:tcPr>
             <w:tcW w:type="dxa" w:w="1520"/>
-            <w:shd w:fill="D9EEF1" w:color="auto" w:val="clear"/>
-            <w:tcMar>
-              <w:top w:type="dxa" w:w="60"/>
-              <w:left w:type="dxa" w:w="120"/>
-              <w:bottom w:type="dxa" w:w="60"/>
-              <w:right w:type="dxa" w:w="120"/>
-            </w:tcMar>
-            <w:vAlign w:val="top"/>
-          </w:tcPr>
-          <w:p>
-            <w:pPr>
-              <w:spacing w:after="40" w:before="0"/>
-              <w:jc w:val="left"/>
-            </w:pPr>
-            <w:r>
-              <w:rPr>
-                <w:rFonts w:ascii="Arial" w:cs="Arial" w:eastAsia="Arial" w:hAnsi="Arial"/>
-                <w:b/>
-                <w:bCs/>
-                <w:i w:val="false"/>
-                <w:iCs w:val="false"/>
-                <w:color w:val="000000"/>
-                <w:sz w:val="18"/>
-                <w:szCs w:val="18"/>
-              </w:rPr>
-              <w:t xml:space="preserve">Observe Phase</w:t>
+            <w:shd w:fill="FCE4D6" w:color="auto" w:val="clear"/>
+            <w:tcMar>
+              <w:top w:type="dxa" w:w="60"/>
+              <w:left w:type="dxa" w:w="120"/>
+              <w:bottom w:type="dxa" w:w="60"/>
+              <w:right w:type="dxa" w:w="120"/>
+            </w:tcMar>
+            <w:vAlign w:val="top"/>
+          </w:tcPr>
+          <w:p>
+            <w:pPr>
+              <w:spacing w:after="40" w:before="0"/>
+              <w:jc w:val="left"/>
+            </w:pPr>
+            <w:r>
+              <w:rPr>
+                <w:rFonts w:ascii="Arial" w:cs="Arial" w:eastAsia="Arial" w:hAnsi="Arial"/>
+                <w:b/>
+                <w:bCs/>
+                <w:i w:val="false"/>
+                <w:iCs w:val="false"/>
+                <w:color w:val="000000"/>
+                <w:sz w:val="18"/>
+                <w:szCs w:val="18"/>
+              </w:rPr>
+              <w:t xml:space="preserve">Driving Question Board (DQB) Creation</w:t>
             </w:r>
           </w:p>
           <w:p>
@@ -12484,7 +13096,7 @@
             <w:pPr>
               <w:spacing w:after="20" w:before="0"/>
             </w:pPr>
-            <w:hyperlink w:history="1" r:id="rIdmi3q_zthvuurrptmgabpj">
+            <w:hyperlink w:history="1" r:id="rIdkg-d9fdulk2amoyeruldk">
               <w:r>
                 <w:rPr>
                   <w:rFonts w:ascii="Arial" w:cs="Arial" w:eastAsia="Arial" w:hAnsi="Arial"/>
@@ -12493,7 +13105,7 @@
                   <w:szCs w:val="16"/>
                   <w:u w:val="single" w:color="2E75B6"/>
                 </w:rPr>
-                <w:t xml:space="preserve">Cosine equation algebraic solution set</w:t>
+                <w:t xml:space="preserve">Bernoulli's equation derivation part 1</w:t>
               </w:r>
             </w:hyperlink>
           </w:p>
@@ -12517,7 +13129,7 @@
               <w:spacing w:after="10" w:before="0"/>
               <w:ind w:left="120"/>
             </w:pPr>
-            <w:hyperlink w:history="1" r:id="rId06qz6vbbs8wbpphm6aeuz">
+            <w:hyperlink w:history="1" r:id="rIdivy-s1uplj-zqxe8ul8-y">
               <w:r>
                 <w:rPr>
                   <w:rFonts w:ascii="Arial" w:cs="Arial" w:eastAsia="Arial" w:hAnsi="Arial"/>
@@ -12562,7 +13174,7 @@
             <w:pPr>
               <w:spacing w:after="20" w:before="0"/>
             </w:pPr>
-            <w:hyperlink w:history="1" r:id="rIdvyqd3bhhiilorra-bopze">
+            <w:hyperlink w:history="1" r:id="rIdhngptvmzdpibgp8wqltb7">
               <w:r>
                 <w:rPr>
                   <w:rFonts w:ascii="Arial" w:cs="Arial" w:eastAsia="Arial" w:hAnsi="Arial"/>
@@ -12595,7 +13207,7 @@
               <w:spacing w:after="10" w:before="0"/>
               <w:ind w:left="120"/>
             </w:pPr>
-            <w:hyperlink w:history="1" r:id="rIdur4bmf7v5c03ygcwi98l-">
+            <w:hyperlink w:history="1" r:id="rIdxudf_7ka6mcgggvwruwzi">
               <w:r>
                 <w:rPr>
                   <w:rFonts w:ascii="Arial" w:cs="Arial" w:eastAsia="Arial" w:hAnsi="Arial"/>
@@ -12637,7 +13249,7 @@
                 <w:sz w:val="18"/>
                 <w:szCs w:val="18"/>
               </w:rPr>
-              <w:t xml:space="preserve">In pairs, learners receive pre-printed squared graph-paper templates (or draw their own on 1 cm² paper). They cut out: one large square of side a (use a = 4 cm), one small square of side b (use b = 2 cm), and two identical rectangles each of dimensions a × b. Task 1: Arrange all four pieces to form one large square of side (a+b). Learners label each piece with its area expression (a², b², ab, ab) and record the total area as a² + 2ab + b². Task 2: Teacher then poses the shamba-reduction scenario: 'The farmer decides to reduce the shamba by b metres on each side — the new shamba has side (a−b). What is its area?' Learners now fold or redraw to model (a−b)², again labelling pieces. Task 3: The teacher introduces the 'L-shaped shamba': a square of side a with a square corner of side b removed. Learners measure and write the area of the L-shape two ways — as (a−b)(a+b) by factoring the L-shape into two rectangles — and as a² − b² by subtraction. All findings are recorded in a structured table: Identity | Geometric Meaning | Algebraic Form.</w:t>
+              <w:t xml:space="preserve">Learners look at the class Driving Question Board and revisit the unit driving question: 'How can we use the mathematics of quadratic expressions and equations to predict, explain, and solve real problems?' Each learner writes two questions on sticky notes (or index cards): one FACTUAL question (something they now know the answer to, e.g., 'What is the formula for (a−b)²?') and one CONCEPTUAL question (something they are still wondering, e.g., 'Can the difference-of-two-squares identity help us find where the shot put lands more quickly than the ac method?'). Learners post both notes on the DQB under the columns 'What We Now Know' and 'What We Are Still Wondering.'</w:t>
             </w:r>
           </w:p>
         </w:tc>
@@ -12669,7 +13281,7 @@
                 <w:sz w:val="18"/>
                 <w:szCs w:val="18"/>
               </w:rPr>
-              <w:t xml:space="preserve">Distribute scissors and graph paper. Say: 'Cut carefully. You are building mathematical proof with your hands.' Circulate during Task 1. After 4 minutes, pause the class and cold-call one pair to hold up their arrangement: 'Show us your square. What are the four pieces? What is the total area?' [WAIT TIME: 10 seconds after each question.] For Task 2, say: 'Now the rains failed in Kericho and the farmer must shrink the shamba. Fold away a strip of width b from two sides. What shape do you have? What is its area? Write the identity.' Circulate — look for pairs who are subtracting only one strip. Prompt: 'Did you subtract from both sides? How many strips of b did you remove?' For Task 3, hold up the L-shaped cut-out and say: 'This is a shamba with a corner sold off. I can calculate its area two ways. Work in pairs — find both ways and see if they match.' [WAIT TIME: 2 minutes working time.] Cold-call 2 pairs to share. Confirm with: 'Both ways give the same area — that is not a coincidence. That IS the identity.'</w:t>
+              <w:t xml:space="preserve">Give learners 3 minutes to write their two questions. Say: 'Your factual question should be something you could now answer yourself. Your conceptual question should be something that genuinely puzzles you about the shot put or the shamba — something today's lesson raised but did not yet fully answer.' After posting, the teacher reads 3–4 conceptual questions aloud, selecting ones that preview upcoming lessons (e.g., questions about solving equations or finding the landing point). Say: 'These questions are exactly where we are headed. By Lesson 6, you will be able to answer every one of these.' Point to the DQB trajectory and say: 'Notice how our board has grown since Lesson 1. We started with one question — what kind of curve is this? — and now we have a whole web of connected questions. That is what real mathematical thinking looks like.' Do not answer the conceptual questions — explicitly defer them.</w:t>
             </w:r>
           </w:p>
         </w:tc>
@@ -12701,7 +13313,7 @@
                 <w:sz w:val="18"/>
                 <w:szCs w:val="18"/>
               </w:rPr>
-              <w:t xml:space="preserve">Geometric Area Modelling (Concrete–Pictorial–Abstract progression): Learners move through three modes — physical cut-outs (concrete), labelled diagrams (pictorial), and algebraic identity statements (abstract). This CPA sequence is the KICD-recommended approach for deriving identities 'from the concept of area' and directly mirrors the assessment indicator: 'The learner correctly derives quadratic identities from the concept of area.'</w:t>
+              <w:t xml:space="preserve">Driving Question Board — Differentiated Posting (Factual vs. Conceptual): Requiring one question of each type prevents the DQB from becoming a list of things already known. The conceptual questions generate productive intellectual tension — learners articulate what they do not yet understand, which is the precondition for deep learning. Publicly displaying and reading selected questions validates learner curiosity and creates a social contract: the class will return to these questions.</w:t>
             </w:r>
           </w:p>
         </w:tc>
@@ -12733,7 +13345,7 @@
                 <w:sz w:val="18"/>
                 <w:szCs w:val="18"/>
               </w:rPr>
-              <w:t xml:space="preserve">Teacher checks that each pair's structured table has correct algebraic forms for all three identities. Specific indicators: (1) Does the (a+b)² row show '+ 2ab' and not '+ ab'? (2) Does the (a−b)² row show '− 2ab'? (3) Does the difference-of-two-squares row show both the factored form (a+b)(a−b) AND the expanded form a² − b²? Pairs with errors in the sign of the middle term receive a targeted question: 'How many ab rectangles did you count in your cut-out?'</w:t>
+              <w:t xml:space="preserve">Teacher reads all posted factual questions before the next lesson. Indicator of understanding: factual questions should correctly state an identity (e.g., '(a+b)(a−b) = a² − b²'). Factual questions that contain errors (e.g., '(a+b)² = a² + b²') reveal persistent misconceptions and must be addressed explicitly at the start of Lesson 5. Conceptual questions that mention 'landing point,' 'solving,' or 'equals zero' indicate learners are already connecting identities to equation-solving — these learners may be extended in Lesson 5.</w:t>
             </w:r>
           </w:p>
         </w:tc>
@@ -12742,32 +13354,32 @@
         <w:tc>
           <w:tcPr>
             <w:tcW w:type="dxa" w:w="1520"/>
-            <w:shd w:fill="E2EFDA" w:color="auto" w:val="clear"/>
-            <w:tcMar>
-              <w:top w:type="dxa" w:w="60"/>
-              <w:left w:type="dxa" w:w="120"/>
-              <w:bottom w:type="dxa" w:w="60"/>
-              <w:right w:type="dxa" w:w="120"/>
-            </w:tcMar>
-            <w:vAlign w:val="top"/>
-          </w:tcPr>
-          <w:p>
-            <w:pPr>
-              <w:spacing w:after="40" w:before="0"/>
-              <w:jc w:val="left"/>
-            </w:pPr>
-            <w:r>
-              <w:rPr>
-                <w:rFonts w:ascii="Arial" w:cs="Arial" w:eastAsia="Arial" w:hAnsi="Arial"/>
-                <w:b/>
-                <w:bCs/>
-                <w:i w:val="false"/>
-                <w:iCs w:val="false"/>
-                <w:color w:val="000000"/>
-                <w:sz w:val="18"/>
-                <w:szCs w:val="18"/>
-              </w:rPr>
-              <w:t xml:space="preserve">Explain Phase</w:t>
+            <w:shd w:fill="D5E8F0" w:color="auto" w:val="clear"/>
+            <w:tcMar>
+              <w:top w:type="dxa" w:w="60"/>
+              <w:left w:type="dxa" w:w="120"/>
+              <w:bottom w:type="dxa" w:w="60"/>
+              <w:right w:type="dxa" w:w="120"/>
+            </w:tcMar>
+            <w:vAlign w:val="top"/>
+          </w:tcPr>
+          <w:p>
+            <w:pPr>
+              <w:spacing w:after="40" w:before="0"/>
+              <w:jc w:val="left"/>
+            </w:pPr>
+            <w:r>
+              <w:rPr>
+                <w:rFonts w:ascii="Arial" w:cs="Arial" w:eastAsia="Arial" w:hAnsi="Arial"/>
+                <w:b/>
+                <w:bCs/>
+                <w:i w:val="false"/>
+                <w:iCs w:val="false"/>
+                <w:color w:val="000000"/>
+                <w:sz w:val="18"/>
+                <w:szCs w:val="18"/>
+              </w:rPr>
+              <w:t xml:space="preserve">Model Building Phase</w:t>
             </w:r>
           </w:p>
           <w:p>
@@ -12790,7 +13402,7 @@
             <w:pPr>
               <w:spacing w:after="20" w:before="0"/>
             </w:pPr>
-            <w:hyperlink w:history="1" r:id="rIdpuviz6xmhv-sxcox_zduc">
+            <w:hyperlink w:history="1" r:id="rId5dp8kum4nnvvn6hwzzn-p">
               <w:r>
                 <w:rPr>
                   <w:rFonts w:ascii="Arial" w:cs="Arial" w:eastAsia="Arial" w:hAnsi="Arial"/>
@@ -12799,7 +13411,7 @@
                   <w:szCs w:val="16"/>
                   <w:u w:val="single" w:color="2E75B6"/>
                 </w:rPr>
-                <w:t xml:space="preserve">Sine equation algebraic solution set</w:t>
+                <w:t xml:space="preserve">Factoring difference of squares: two variables (example 2)</w:t>
               </w:r>
             </w:hyperlink>
           </w:p>
@@ -12823,7 +13435,7 @@
               <w:spacing w:after="10" w:before="0"/>
               <w:ind w:left="120"/>
             </w:pPr>
-            <w:hyperlink w:history="1" r:id="rIdddp-rgexqeddqzypyxbkl">
+            <w:hyperlink w:history="1" r:id="rId6seanzuzlxnfrfadfb86m">
               <w:r>
                 <w:rPr>
                   <w:rFonts w:ascii="Arial" w:cs="Arial" w:eastAsia="Arial" w:hAnsi="Arial"/>
@@ -12868,7 +13480,7 @@
             <w:pPr>
               <w:spacing w:after="20" w:before="0"/>
             </w:pPr>
-            <w:hyperlink w:history="1" r:id="rIdslmrrw3v9hkoq06ghnhay">
+            <w:hyperlink w:history="1" r:id="rIdbxd8wyahnalvj0qc5qncn">
               <w:r>
                 <w:rPr>
                   <w:rFonts w:ascii="Arial" w:cs="Arial" w:eastAsia="Arial" w:hAnsi="Arial"/>
@@ -12901,619 +13513,7 @@
               <w:spacing w:after="10" w:before="0"/>
               <w:ind w:left="120"/>
             </w:pPr>
-            <w:hyperlink w:history="1" r:id="rIdftegsnycwt4tgcnjak3oc">
-              <w:r>
-                <w:rPr>
-                  <w:rFonts w:ascii="Arial" w:cs="Arial" w:eastAsia="Arial" w:hAnsi="Arial"/>
-                  <w:color w:val="595959"/>
-                  <w:sz w:val="14"/>
-                  <w:szCs w:val="14"/>
-                  <w:u w:val="single" w:color="595959"/>
-                </w:rPr>
-                <w:t xml:space="preserve">🔍 Search ARES for similar readings</w:t>
-              </w:r>
-            </w:hyperlink>
-          </w:p>
-        </w:tc>
-        <w:tc>
-          <w:tcPr>
-            <w:tcW w:type="dxa" w:w="3040"/>
-            <w:shd w:fill="FFFFFF" w:color="auto" w:val="clear"/>
-            <w:tcMar>
-              <w:top w:type="dxa" w:w="60"/>
-              <w:left w:type="dxa" w:w="120"/>
-              <w:bottom w:type="dxa" w:w="60"/>
-              <w:right w:type="dxa" w:w="120"/>
-            </w:tcMar>
-            <w:vAlign w:val="top"/>
-          </w:tcPr>
-          <w:p>
-            <w:pPr>
-              <w:spacing w:after="40" w:before="0"/>
-              <w:jc w:val="left"/>
-            </w:pPr>
-            <w:r>
-              <w:rPr>
-                <w:rFonts w:ascii="Arial" w:cs="Arial" w:eastAsia="Arial" w:hAnsi="Arial"/>
-                <w:b w:val="false"/>
-                <w:bCs w:val="false"/>
-                <w:i w:val="false"/>
-                <w:iCs w:val="false"/>
-                <w:color w:val="000000"/>
-                <w:sz w:val="18"/>
-                <w:szCs w:val="18"/>
-              </w:rPr>
-              <w:t xml:space="preserve">Learners first apply each identity to numerical checks: they verify (5+2)² = 49 using the identity (a² + 2ab + b² = 25 + 20 + 4 = 49 ✓) and (7−3)² = 16 using (49 − 42 + 9 = 16 ✓) and (8+3)(8−3) = 55 using (64 − 9 = 55 ✓). Then they apply the identities algebraically to three expressions drawn directly from the shot put and shamba storyline: (i) Expand (x+5)² — relating it to a shamba whose side is extended by 5 m; (ii) Expand (x−3)² — relating it to the shot put height expression at a shifted launch point; (iii) Factorise x² − 16 using the difference of two squares — which the teacher explicitly connects to: 'This is the kind of expression we might get if we rearrange the shot put height equation.' Learners write the full working in their books, stating which identity they used and why.</w:t>
-            </w:r>
-          </w:p>
-        </w:tc>
-        <w:tc>
-          <w:tcPr>
-            <w:tcW w:type="dxa" w:w="3040"/>
-            <w:shd w:fill="F2F2F2" w:color="auto" w:val="clear"/>
-            <w:tcMar>
-              <w:top w:type="dxa" w:w="60"/>
-              <w:left w:type="dxa" w:w="120"/>
-              <w:bottom w:type="dxa" w:w="60"/>
-              <w:right w:type="dxa" w:w="120"/>
-            </w:tcMar>
-            <w:vAlign w:val="top"/>
-          </w:tcPr>
-          <w:p>
-            <w:pPr>
-              <w:spacing w:after="40" w:before="0"/>
-              <w:jc w:val="left"/>
-            </w:pPr>
-            <w:r>
-              <w:rPr>
-                <w:rFonts w:ascii="Arial" w:cs="Arial" w:eastAsia="Arial" w:hAnsi="Arial"/>
-                <w:b w:val="false"/>
-                <w:bCs w:val="false"/>
-                <w:i w:val="false"/>
-                <w:iCs w:val="false"/>
-                <w:color w:val="000000"/>
-                <w:sz w:val="18"/>
-                <w:szCs w:val="18"/>
-              </w:rPr>
-              <w:t xml:space="preserve">Write the three worked examples on the board one at a time — do not show all three simultaneously. For each, say: 'Which identity applies here? Tell your partner first.' [WAIT TIME: 15 seconds.] Then cold-call one learner to identify the identity and one learner to complete the first step. For the difference of two squares, explicitly revisit the phenomenon: 'Cast your mind back to Lesson 3. When we factorised the shot put height expression and set it equal to zero, we got two values of x — the landing points. Now look at x² − 16. Can you factorise this using your new identity without using the ac method?' [WAIT TIME: 20 seconds.] Cold-call 2 learners. After correct responses, say: 'This is the power of an identity — it is a shortcut that saves time and reveals structure. A mathematician in Nairobi and a farmer in Kericho both use this same pattern.' Distribute a short written task: three expressions to expand/factorise independently (5 minutes, individual silent work). Circulate and mark three books per minute.</w:t>
-            </w:r>
-          </w:p>
-        </w:tc>
-        <w:tc>
-          <w:tcPr>
-            <w:tcW w:type="dxa" w:w="3040"/>
-            <w:shd w:fill="FFFFFF" w:color="auto" w:val="clear"/>
-            <w:tcMar>
-              <w:top w:type="dxa" w:w="60"/>
-              <w:left w:type="dxa" w:w="120"/>
-              <w:bottom w:type="dxa" w:w="60"/>
-              <w:right w:type="dxa" w:w="120"/>
-            </w:tcMar>
-            <w:vAlign w:val="top"/>
-          </w:tcPr>
-          <w:p>
-            <w:pPr>
-              <w:spacing w:after="40" w:before="0"/>
-              <w:jc w:val="left"/>
-            </w:pPr>
-            <w:r>
-              <w:rPr>
-                <w:rFonts w:ascii="Arial" w:cs="Arial" w:eastAsia="Arial" w:hAnsi="Arial"/>
-                <w:b w:val="false"/>
-                <w:bCs w:val="false"/>
-                <w:i w:val="false"/>
-                <w:iCs w:val="false"/>
-                <w:color w:val="000000"/>
-                <w:sz w:val="18"/>
-                <w:szCs w:val="18"/>
-              </w:rPr>
-              <w:t xml:space="preserve">Storyline Anchoring with Graduated Application: By moving from numerical verification → shamba-context expansion → shot put factorisation, this strategy ensures the identities are not learned as isolated rules but are immediately embedded in both the supporting phenomenon (shamba) and the anchoring phenomenon (shot put arc). Each step increases abstraction while maintaining the storyline thread, building what KICD describes as 'ability to form quadratic expressions' through purposeful application.</w:t>
-            </w:r>
-          </w:p>
-        </w:tc>
-        <w:tc>
-          <w:tcPr>
-            <w:tcW w:type="dxa" w:w="3040"/>
-            <w:shd w:fill="F2F2F2" w:color="auto" w:val="clear"/>
-            <w:tcMar>
-              <w:top w:type="dxa" w:w="60"/>
-              <w:left w:type="dxa" w:w="120"/>
-              <w:bottom w:type="dxa" w:w="60"/>
-              <w:right w:type="dxa" w:w="120"/>
-            </w:tcMar>
-            <w:vAlign w:val="top"/>
-          </w:tcPr>
-          <w:p>
-            <w:pPr>
-              <w:spacing w:after="40" w:before="0"/>
-              <w:jc w:val="left"/>
-            </w:pPr>
-            <w:r>
-              <w:rPr>
-                <w:rFonts w:ascii="Arial" w:cs="Arial" w:eastAsia="Arial" w:hAnsi="Arial"/>
-                <w:b w:val="false"/>
-                <w:bCs w:val="false"/>
-                <w:i w:val="false"/>
-                <w:iCs w:val="false"/>
-                <w:color w:val="000000"/>
-                <w:sz w:val="18"/>
-                <w:szCs w:val="18"/>
-              </w:rPr>
-              <w:t xml:space="preserve">Collect the 5-minute individual written task. Look for: (1) Correct identification of which identity to use before expanding — learners who launch straight into term-by-term multiplication have not internalised the identity. (2) Correct sign on the middle term of (x−3)²: the result must be x² − 6x + 9, not x² + 6x + 9. (3) Correct factorisation of x² − 16 as (x+4)(x−4). Any learner writing (x−4)² has confused difference of two squares with a perfect square — flag for re-teaching in the next lesson.</w:t>
-            </w:r>
-          </w:p>
-        </w:tc>
-      </w:tr>
-      <w:tr>
-        <w:tc>
-          <w:tcPr>
-            <w:tcW w:type="dxa" w:w="1520"/>
-            <w:shd w:fill="FCE4D6" w:color="auto" w:val="clear"/>
-            <w:tcMar>
-              <w:top w:type="dxa" w:w="60"/>
-              <w:left w:type="dxa" w:w="120"/>
-              <w:bottom w:type="dxa" w:w="60"/>
-              <w:right w:type="dxa" w:w="120"/>
-            </w:tcMar>
-            <w:vAlign w:val="top"/>
-          </w:tcPr>
-          <w:p>
-            <w:pPr>
-              <w:spacing w:after="40" w:before="0"/>
-              <w:jc w:val="left"/>
-            </w:pPr>
-            <w:r>
-              <w:rPr>
-                <w:rFonts w:ascii="Arial" w:cs="Arial" w:eastAsia="Arial" w:hAnsi="Arial"/>
-                <w:b/>
-                <w:bCs/>
-                <w:i w:val="false"/>
-                <w:iCs w:val="false"/>
-                <w:color w:val="000000"/>
-                <w:sz w:val="18"/>
-                <w:szCs w:val="18"/>
-              </w:rPr>
-              <w:t xml:space="preserve">Driving Question Board (DQB) Creation</w:t>
-            </w:r>
-          </w:p>
-          <w:p>
-            <w:pPr>
-              <w:spacing w:after="20" w:before="0"/>
-            </w:pPr>
-            <w:r>
-              <w:rPr>
-                <w:rFonts w:ascii="Arial" w:cs="Arial" w:eastAsia="Arial" w:hAnsi="Arial"/>
-                <w:b/>
-                <w:bCs/>
-                <w:color w:val="1F3864"/>
-                <w:sz w:val="16"/>
-                <w:szCs w:val="16"/>
-              </w:rPr>
-              <w:t xml:space="preserve">📹 VIDEO:</w:t>
-            </w:r>
-          </w:p>
-          <w:p>
-            <w:pPr>
-              <w:spacing w:after="20" w:before="0"/>
-            </w:pPr>
-            <w:hyperlink w:history="1" r:id="rIdxlyud8-m975i8zffajzd-">
-              <w:r>
-                <w:rPr>
-                  <w:rFonts w:ascii="Arial" w:cs="Arial" w:eastAsia="Arial" w:hAnsi="Arial"/>
-                  <w:color w:val="2E75B6"/>
-                  <w:sz w:val="16"/>
-                  <w:szCs w:val="16"/>
-                  <w:u w:val="single" w:color="2E75B6"/>
-                </w:rPr>
-                <w:t xml:space="preserve">Factoring difference of squares: two variables (example 2)</w:t>
-              </w:r>
-            </w:hyperlink>
-          </w:p>
-          <w:p>
-            <w:pPr>
-              <w:spacing w:after="10" w:before="0"/>
-              <w:ind w:left="120"/>
-            </w:pPr>
-            <w:r>
-              <w:rPr>
-                <w:rFonts w:ascii="Arial" w:cs="Arial" w:eastAsia="Arial" w:hAnsi="Arial"/>
-                <w:color w:val="595959"/>
-                <w:sz w:val="14"/>
-                <w:szCs w:val="14"/>
-              </w:rPr>
-              <w:t xml:space="preserve">Source: Khan Academy (English - US curriculum)</w:t>
-            </w:r>
-          </w:p>
-          <w:p>
-            <w:pPr>
-              <w:spacing w:after="10" w:before="0"/>
-              <w:ind w:left="120"/>
-            </w:pPr>
-            <w:hyperlink w:history="1" r:id="rIdkclnx1kpluxa3fdlequxi">
-              <w:r>
-                <w:rPr>
-                  <w:rFonts w:ascii="Arial" w:cs="Arial" w:eastAsia="Arial" w:hAnsi="Arial"/>
-                  <w:color w:val="595959"/>
-                  <w:sz w:val="14"/>
-                  <w:szCs w:val="14"/>
-                  <w:u w:val="single" w:color="595959"/>
-                </w:rPr>
-                <w:t xml:space="preserve">🔍 Search ARES for similar videos</w:t>
-              </w:r>
-            </w:hyperlink>
-          </w:p>
-          <w:p>
-            <w:pPr>
-              <w:spacing w:after="40" w:before="0"/>
-            </w:pPr>
-            <w:r>
-              <w:rPr>
-                <w:sz w:val="14"/>
-                <w:szCs w:val="14"/>
-              </w:rPr>
-              <w:t xml:space="preserve"/>
-            </w:r>
-          </w:p>
-          <w:p>
-            <w:pPr>
-              <w:spacing w:after="20" w:before="0"/>
-            </w:pPr>
-            <w:r>
-              <w:rPr>
-                <w:rFonts w:ascii="Arial" w:cs="Arial" w:eastAsia="Arial" w:hAnsi="Arial"/>
-                <w:b/>
-                <w:bCs/>
-                <w:color w:val="1F3864"/>
-                <w:sz w:val="16"/>
-                <w:szCs w:val="16"/>
-              </w:rPr>
-              <w:t xml:space="preserve">📖 EXERCISE:</w:t>
-            </w:r>
-          </w:p>
-          <w:p>
-            <w:pPr>
-              <w:spacing w:after="20" w:before="0"/>
-            </w:pPr>
-            <w:hyperlink w:history="1" r:id="rIdc1ztfixtlywad1kxeyvzc">
-              <w:r>
-                <w:rPr>
-                  <w:rFonts w:ascii="Arial" w:cs="Arial" w:eastAsia="Arial" w:hAnsi="Arial"/>
-                  <w:color w:val="2E75B6"/>
-                  <w:sz w:val="16"/>
-                  <w:szCs w:val="16"/>
-                  <w:u w:val="single" w:color="2E75B6"/>
-                </w:rPr>
-                <w:t xml:space="preserve">Difference of squares</w:t>
-              </w:r>
-            </w:hyperlink>
-          </w:p>
-          <w:p>
-            <w:pPr>
-              <w:spacing w:after="10" w:before="0"/>
-              <w:ind w:left="120"/>
-            </w:pPr>
-            <w:r>
-              <w:rPr>
-                <w:rFonts w:ascii="Arial" w:cs="Arial" w:eastAsia="Arial" w:hAnsi="Arial"/>
-                <w:color w:val="595959"/>
-                <w:sz w:val="14"/>
-                <w:szCs w:val="14"/>
-              </w:rPr>
-              <w:t xml:space="preserve">Source: Khan Academy (English - US curriculum)</w:t>
-            </w:r>
-          </w:p>
-          <w:p>
-            <w:pPr>
-              <w:spacing w:after="10" w:before="0"/>
-              <w:ind w:left="120"/>
-            </w:pPr>
-            <w:hyperlink w:history="1" r:id="rId4ydoxna9b4pattn4vtu2_">
-              <w:r>
-                <w:rPr>
-                  <w:rFonts w:ascii="Arial" w:cs="Arial" w:eastAsia="Arial" w:hAnsi="Arial"/>
-                  <w:color w:val="595959"/>
-                  <w:sz w:val="14"/>
-                  <w:szCs w:val="14"/>
-                  <w:u w:val="single" w:color="595959"/>
-                </w:rPr>
-                <w:t xml:space="preserve">🔍 Search ARES for similar readings</w:t>
-              </w:r>
-            </w:hyperlink>
-          </w:p>
-        </w:tc>
-        <w:tc>
-          <w:tcPr>
-            <w:tcW w:type="dxa" w:w="3040"/>
-            <w:shd w:fill="FFFFFF" w:color="auto" w:val="clear"/>
-            <w:tcMar>
-              <w:top w:type="dxa" w:w="60"/>
-              <w:left w:type="dxa" w:w="120"/>
-              <w:bottom w:type="dxa" w:w="60"/>
-              <w:right w:type="dxa" w:w="120"/>
-            </w:tcMar>
-            <w:vAlign w:val="top"/>
-          </w:tcPr>
-          <w:p>
-            <w:pPr>
-              <w:spacing w:after="40" w:before="0"/>
-              <w:jc w:val="left"/>
-            </w:pPr>
-            <w:r>
-              <w:rPr>
-                <w:rFonts w:ascii="Arial" w:cs="Arial" w:eastAsia="Arial" w:hAnsi="Arial"/>
-                <w:b w:val="false"/>
-                <w:bCs w:val="false"/>
-                <w:i w:val="false"/>
-                <w:iCs w:val="false"/>
-                <w:color w:val="000000"/>
-                <w:sz w:val="18"/>
-                <w:szCs w:val="18"/>
-              </w:rPr>
-              <w:t xml:space="preserve">Learners look at the class Driving Question Board and revisit the unit driving question: 'How can we use the mathematics of quadratic expressions and equations to predict, explain, and solve real problems?' Each learner writes two questions on sticky notes (or index cards): one FACTUAL question (something they now know the answer to, e.g., 'What is the formula for (a−b)²?') and one CONCEPTUAL question (something they are still wondering, e.g., 'Can the difference-of-two-squares identity help us find where the shot put lands more quickly than the ac method?'). Learners post both notes on the DQB under the columns 'What We Now Know' and 'What We Are Still Wondering.'</w:t>
-            </w:r>
-          </w:p>
-        </w:tc>
-        <w:tc>
-          <w:tcPr>
-            <w:tcW w:type="dxa" w:w="3040"/>
-            <w:shd w:fill="F2F2F2" w:color="auto" w:val="clear"/>
-            <w:tcMar>
-              <w:top w:type="dxa" w:w="60"/>
-              <w:left w:type="dxa" w:w="120"/>
-              <w:bottom w:type="dxa" w:w="60"/>
-              <w:right w:type="dxa" w:w="120"/>
-            </w:tcMar>
-            <w:vAlign w:val="top"/>
-          </w:tcPr>
-          <w:p>
-            <w:pPr>
-              <w:spacing w:after="40" w:before="0"/>
-              <w:jc w:val="left"/>
-            </w:pPr>
-            <w:r>
-              <w:rPr>
-                <w:rFonts w:ascii="Arial" w:cs="Arial" w:eastAsia="Arial" w:hAnsi="Arial"/>
-                <w:b w:val="false"/>
-                <w:bCs w:val="false"/>
-                <w:i w:val="false"/>
-                <w:iCs w:val="false"/>
-                <w:color w:val="000000"/>
-                <w:sz w:val="18"/>
-                <w:szCs w:val="18"/>
-              </w:rPr>
-              <w:t xml:space="preserve">Give learners 3 minutes to write their two questions. Say: 'Your factual question should be something you could now answer yourself. Your conceptual question should be something that genuinely puzzles you about the shot put or the shamba — something today's lesson raised but did not yet fully answer.' After posting, the teacher reads 3–4 conceptual questions aloud, selecting ones that preview upcoming lessons (e.g., questions about solving equations or finding the landing point). Say: 'These questions are exactly where we are headed. By Lesson 6, you will be able to answer every one of these.' Point to the DQB trajectory and say: 'Notice how our board has grown since Lesson 1. We started with one question — what kind of curve is this? — and now we have a whole web of connected questions. That is what real mathematical thinking looks like.' Do not answer the conceptual questions — explicitly defer them.</w:t>
-            </w:r>
-          </w:p>
-        </w:tc>
-        <w:tc>
-          <w:tcPr>
-            <w:tcW w:type="dxa" w:w="3040"/>
-            <w:shd w:fill="FFFFFF" w:color="auto" w:val="clear"/>
-            <w:tcMar>
-              <w:top w:type="dxa" w:w="60"/>
-              <w:left w:type="dxa" w:w="120"/>
-              <w:bottom w:type="dxa" w:w="60"/>
-              <w:right w:type="dxa" w:w="120"/>
-            </w:tcMar>
-            <w:vAlign w:val="top"/>
-          </w:tcPr>
-          <w:p>
-            <w:pPr>
-              <w:spacing w:after="40" w:before="0"/>
-              <w:jc w:val="left"/>
-            </w:pPr>
-            <w:r>
-              <w:rPr>
-                <w:rFonts w:ascii="Arial" w:cs="Arial" w:eastAsia="Arial" w:hAnsi="Arial"/>
-                <w:b w:val="false"/>
-                <w:bCs w:val="false"/>
-                <w:i w:val="false"/>
-                <w:iCs w:val="false"/>
-                <w:color w:val="000000"/>
-                <w:sz w:val="18"/>
-                <w:szCs w:val="18"/>
-              </w:rPr>
-              <w:t xml:space="preserve">Driving Question Board — Differentiated Posting (Factual vs. Conceptual): Requiring one question of each type prevents the DQB from becoming a list of things already known. The conceptual questions generate productive intellectual tension — learners articulate what they do not yet understand, which is the precondition for deep learning. Publicly displaying and reading selected questions validates learner curiosity and creates a social contract: the class will return to these questions.</w:t>
-            </w:r>
-          </w:p>
-        </w:tc>
-        <w:tc>
-          <w:tcPr>
-            <w:tcW w:type="dxa" w:w="3040"/>
-            <w:shd w:fill="F2F2F2" w:color="auto" w:val="clear"/>
-            <w:tcMar>
-              <w:top w:type="dxa" w:w="60"/>
-              <w:left w:type="dxa" w:w="120"/>
-              <w:bottom w:type="dxa" w:w="60"/>
-              <w:right w:type="dxa" w:w="120"/>
-            </w:tcMar>
-            <w:vAlign w:val="top"/>
-          </w:tcPr>
-          <w:p>
-            <w:pPr>
-              <w:spacing w:after="40" w:before="0"/>
-              <w:jc w:val="left"/>
-            </w:pPr>
-            <w:r>
-              <w:rPr>
-                <w:rFonts w:ascii="Arial" w:cs="Arial" w:eastAsia="Arial" w:hAnsi="Arial"/>
-                <w:b w:val="false"/>
-                <w:bCs w:val="false"/>
-                <w:i w:val="false"/>
-                <w:iCs w:val="false"/>
-                <w:color w:val="000000"/>
-                <w:sz w:val="18"/>
-                <w:szCs w:val="18"/>
-              </w:rPr>
-              <w:t xml:space="preserve">Teacher reads all posted factual questions before the next lesson. Indicator of understanding: factual questions should correctly state an identity (e.g., '(a+b)(a−b) = a² − b²'). Factual questions that contain errors (e.g., '(a+b)² = a² + b²') reveal persistent misconceptions and must be addressed explicitly at the start of Lesson 5. Conceptual questions that mention 'landing point,' 'solving,' or 'equals zero' indicate learners are already connecting identities to equation-solving — these learners may be extended in Lesson 5.</w:t>
-            </w:r>
-          </w:p>
-        </w:tc>
-      </w:tr>
-      <w:tr>
-        <w:tc>
-          <w:tcPr>
-            <w:tcW w:type="dxa" w:w="1520"/>
-            <w:shd w:fill="D5E8F0" w:color="auto" w:val="clear"/>
-            <w:tcMar>
-              <w:top w:type="dxa" w:w="60"/>
-              <w:left w:type="dxa" w:w="120"/>
-              <w:bottom w:type="dxa" w:w="60"/>
-              <w:right w:type="dxa" w:w="120"/>
-            </w:tcMar>
-            <w:vAlign w:val="top"/>
-          </w:tcPr>
-          <w:p>
-            <w:pPr>
-              <w:spacing w:after="40" w:before="0"/>
-              <w:jc w:val="left"/>
-            </w:pPr>
-            <w:r>
-              <w:rPr>
-                <w:rFonts w:ascii="Arial" w:cs="Arial" w:eastAsia="Arial" w:hAnsi="Arial"/>
-                <w:b/>
-                <w:bCs/>
-                <w:i w:val="false"/>
-                <w:iCs w:val="false"/>
-                <w:color w:val="000000"/>
-                <w:sz w:val="18"/>
-                <w:szCs w:val="18"/>
-              </w:rPr>
-              <w:t xml:space="preserve">Model Building Phase</w:t>
-            </w:r>
-          </w:p>
-          <w:p>
-            <w:pPr>
-              <w:spacing w:after="20" w:before="0"/>
-            </w:pPr>
-            <w:r>
-              <w:rPr>
-                <w:rFonts w:ascii="Arial" w:cs="Arial" w:eastAsia="Arial" w:hAnsi="Arial"/>
-                <w:b/>
-                <w:bCs/>
-                <w:color w:val="1F3864"/>
-                <w:sz w:val="16"/>
-                <w:szCs w:val="16"/>
-              </w:rPr>
-              <w:t xml:space="preserve">📹 VIDEO:</w:t>
-            </w:r>
-          </w:p>
-          <w:p>
-            <w:pPr>
-              <w:spacing w:after="20" w:before="0"/>
-            </w:pPr>
-            <w:hyperlink w:history="1" r:id="rIdc8h1tvehf1tdowiml80m8">
-              <w:r>
-                <w:rPr>
-                  <w:rFonts w:ascii="Arial" w:cs="Arial" w:eastAsia="Arial" w:hAnsi="Arial"/>
-                  <w:color w:val="2E75B6"/>
-                  <w:sz w:val="16"/>
-                  <w:szCs w:val="16"/>
-                  <w:u w:val="single" w:color="2E75B6"/>
-                </w:rPr>
-                <w:t xml:space="preserve">Factoring difference of squares: two variables -dubbed(KY)</w:t>
-              </w:r>
-            </w:hyperlink>
-          </w:p>
-          <w:p>
-            <w:pPr>
-              <w:spacing w:after="10" w:before="0"/>
-              <w:ind w:left="120"/>
-            </w:pPr>
-            <w:r>
-              <w:rPr>
-                <w:rFonts w:ascii="Arial" w:cs="Arial" w:eastAsia="Arial" w:hAnsi="Arial"/>
-                <w:color w:val="595959"/>
-                <w:sz w:val="14"/>
-                <w:szCs w:val="14"/>
-              </w:rPr>
-              <w:t xml:space="preserve">Source: Khan Academy (Kiswahili)</w:t>
-            </w:r>
-          </w:p>
-          <w:p>
-            <w:pPr>
-              <w:spacing w:after="10" w:before="0"/>
-              <w:ind w:left="120"/>
-            </w:pPr>
-            <w:hyperlink w:history="1" r:id="rIdjg32hg9z80pn7nxglexne">
-              <w:r>
-                <w:rPr>
-                  <w:rFonts w:ascii="Arial" w:cs="Arial" w:eastAsia="Arial" w:hAnsi="Arial"/>
-                  <w:color w:val="595959"/>
-                  <w:sz w:val="14"/>
-                  <w:szCs w:val="14"/>
-                  <w:u w:val="single" w:color="595959"/>
-                </w:rPr>
-                <w:t xml:space="preserve">🔍 Search ARES for similar videos</w:t>
-              </w:r>
-            </w:hyperlink>
-          </w:p>
-          <w:p>
-            <w:pPr>
-              <w:spacing w:after="40" w:before="0"/>
-            </w:pPr>
-            <w:r>
-              <w:rPr>
-                <w:sz w:val="14"/>
-                <w:szCs w:val="14"/>
-              </w:rPr>
-              <w:t xml:space="preserve"/>
-            </w:r>
-          </w:p>
-          <w:p>
-            <w:pPr>
-              <w:spacing w:after="20" w:before="0"/>
-            </w:pPr>
-            <w:r>
-              <w:rPr>
-                <w:rFonts w:ascii="Arial" w:cs="Arial" w:eastAsia="Arial" w:hAnsi="Arial"/>
-                <w:b/>
-                <w:bCs/>
-                <w:color w:val="1F3864"/>
-                <w:sz w:val="16"/>
-                <w:szCs w:val="16"/>
-              </w:rPr>
-              <w:t xml:space="preserve">📖 EXERCISE:</w:t>
-            </w:r>
-          </w:p>
-          <w:p>
-            <w:pPr>
-              <w:spacing w:after="20" w:before="0"/>
-            </w:pPr>
-            <w:hyperlink w:history="1" r:id="rIdgjhgqn-leank6_iyeiayi">
-              <w:r>
-                <w:rPr>
-                  <w:rFonts w:ascii="Arial" w:cs="Arial" w:eastAsia="Arial" w:hAnsi="Arial"/>
-                  <w:color w:val="2E75B6"/>
-                  <w:sz w:val="16"/>
-                  <w:szCs w:val="16"/>
-                  <w:u w:val="single" w:color="2E75B6"/>
-                </w:rPr>
-                <w:t xml:space="preserve">Equations with square roots &amp; cube roots</w:t>
-              </w:r>
-            </w:hyperlink>
-          </w:p>
-          <w:p>
-            <w:pPr>
-              <w:spacing w:after="10" w:before="0"/>
-              <w:ind w:left="120"/>
-            </w:pPr>
-            <w:r>
-              <w:rPr>
-                <w:rFonts w:ascii="Arial" w:cs="Arial" w:eastAsia="Arial" w:hAnsi="Arial"/>
-                <w:color w:val="595959"/>
-                <w:sz w:val="14"/>
-                <w:szCs w:val="14"/>
-              </w:rPr>
-              <w:t xml:space="preserve">Source: Khan Academy (English - US curriculum)</w:t>
-            </w:r>
-          </w:p>
-          <w:p>
-            <w:pPr>
-              <w:spacing w:after="10" w:before="0"/>
-              <w:ind w:left="120"/>
-            </w:pPr>
-            <w:hyperlink w:history="1" r:id="rIdv1fmo19jjufywur1vrbux">
+            <w:hyperlink w:history="1" r:id="rIdjphd2ujr7bqgaukvni5uk">
               <w:r>
                 <w:rPr>
                   <w:rFonts w:ascii="Arial" w:cs="Arial" w:eastAsia="Arial" w:hAnsi="Arial"/>
@@ -15076,7 +15076,1231 @@
             <w:pPr>
               <w:spacing w:after="20" w:before="0"/>
             </w:pPr>
-            <w:hyperlink w:history="1" r:id="rIdghyseq1vdw8oxokkmo2d6">
+            <w:hyperlink w:history="1" r:id="rIdjaca0rzo1gaer0emibmki">
+              <w:r>
+                <w:rPr>
+                  <w:rFonts w:ascii="Arial" w:cs="Arial" w:eastAsia="Arial" w:hAnsi="Arial"/>
+                  <w:color w:val="2E75B6"/>
+                  <w:sz w:val="16"/>
+                  <w:szCs w:val="16"/>
+                  <w:u w:val="single" w:color="2E75B6"/>
+                </w:rPr>
+                <w:t xml:space="preserve">Slope-intercept equation from graph</w:t>
+              </w:r>
+            </w:hyperlink>
+          </w:p>
+          <w:p>
+            <w:pPr>
+              <w:spacing w:after="10" w:before="0"/>
+              <w:ind w:left="120"/>
+            </w:pPr>
+            <w:r>
+              <w:rPr>
+                <w:rFonts w:ascii="Arial" w:cs="Arial" w:eastAsia="Arial" w:hAnsi="Arial"/>
+                <w:color w:val="595959"/>
+                <w:sz w:val="14"/>
+                <w:szCs w:val="14"/>
+              </w:rPr>
+              <w:t xml:space="preserve">Source: Khan Academy (English - US curriculum)</w:t>
+            </w:r>
+          </w:p>
+          <w:p>
+            <w:pPr>
+              <w:spacing w:after="10" w:before="0"/>
+              <w:ind w:left="120"/>
+            </w:pPr>
+            <w:hyperlink w:history="1" r:id="rIds47jyrulyxzszurvxmcri">
+              <w:r>
+                <w:rPr>
+                  <w:rFonts w:ascii="Arial" w:cs="Arial" w:eastAsia="Arial" w:hAnsi="Arial"/>
+                  <w:color w:val="595959"/>
+                  <w:sz w:val="14"/>
+                  <w:szCs w:val="14"/>
+                  <w:u w:val="single" w:color="595959"/>
+                </w:rPr>
+                <w:t xml:space="preserve">🔍 Search ARES for similar videos</w:t>
+              </w:r>
+            </w:hyperlink>
+          </w:p>
+          <w:p>
+            <w:pPr>
+              <w:spacing w:after="40" w:before="0"/>
+            </w:pPr>
+            <w:r>
+              <w:rPr>
+                <w:sz w:val="14"/>
+                <w:szCs w:val="14"/>
+              </w:rPr>
+              <w:t xml:space="preserve"/>
+            </w:r>
+          </w:p>
+          <w:p>
+            <w:pPr>
+              <w:spacing w:after="20" w:before="0"/>
+            </w:pPr>
+            <w:r>
+              <w:rPr>
+                <w:rFonts w:ascii="Arial" w:cs="Arial" w:eastAsia="Arial" w:hAnsi="Arial"/>
+                <w:b/>
+                <w:bCs/>
+                <w:color w:val="1F3864"/>
+                <w:sz w:val="16"/>
+                <w:szCs w:val="16"/>
+              </w:rPr>
+              <w:t xml:space="preserve">📖 EXERCISE:</w:t>
+            </w:r>
+          </w:p>
+          <w:p>
+            <w:pPr>
+              <w:spacing w:after="20" w:before="0"/>
+            </w:pPr>
+            <w:hyperlink w:history="1" r:id="rId2wxgjoys6byrcquepc4og">
+              <w:r>
+                <w:rPr>
+                  <w:rFonts w:ascii="Arial" w:cs="Arial" w:eastAsia="Arial" w:hAnsi="Arial"/>
+                  <w:color w:val="2E75B6"/>
+                  <w:sz w:val="16"/>
+                  <w:szCs w:val="16"/>
+                  <w:u w:val="single" w:color="2E75B6"/>
+                </w:rPr>
+                <w:t xml:space="preserve">Intercepts from an equation</w:t>
+              </w:r>
+            </w:hyperlink>
+          </w:p>
+          <w:p>
+            <w:pPr>
+              <w:spacing w:after="10" w:before="0"/>
+              <w:ind w:left="120"/>
+            </w:pPr>
+            <w:r>
+              <w:rPr>
+                <w:rFonts w:ascii="Arial" w:cs="Arial" w:eastAsia="Arial" w:hAnsi="Arial"/>
+                <w:color w:val="595959"/>
+                <w:sz w:val="14"/>
+                <w:szCs w:val="14"/>
+              </w:rPr>
+              <w:t xml:space="preserve">Source: Khan Academy (English - US curriculum)</w:t>
+            </w:r>
+          </w:p>
+          <w:p>
+            <w:pPr>
+              <w:spacing w:after="10" w:before="0"/>
+              <w:ind w:left="120"/>
+            </w:pPr>
+            <w:hyperlink w:history="1" r:id="rIdpa85xbfmhlfwupe8qcp-k">
+              <w:r>
+                <w:rPr>
+                  <w:rFonts w:ascii="Arial" w:cs="Arial" w:eastAsia="Arial" w:hAnsi="Arial"/>
+                  <w:color w:val="595959"/>
+                  <w:sz w:val="14"/>
+                  <w:szCs w:val="14"/>
+                  <w:u w:val="single" w:color="595959"/>
+                </w:rPr>
+                <w:t xml:space="preserve">🔍 Search ARES for similar readings</w:t>
+              </w:r>
+            </w:hyperlink>
+          </w:p>
+        </w:tc>
+        <w:tc>
+          <w:tcPr>
+            <w:tcW w:type="dxa" w:w="3040"/>
+            <w:shd w:fill="FFFFFF" w:color="auto" w:val="clear"/>
+            <w:tcMar>
+              <w:top w:type="dxa" w:w="60"/>
+              <w:left w:type="dxa" w:w="120"/>
+              <w:bottom w:type="dxa" w:w="60"/>
+              <w:right w:type="dxa" w:w="120"/>
+            </w:tcMar>
+            <w:vAlign w:val="top"/>
+          </w:tcPr>
+          <w:p>
+            <w:pPr>
+              <w:spacing w:after="40" w:before="0"/>
+              <w:jc w:val="left"/>
+            </w:pPr>
+            <w:r>
+              <w:rPr>
+                <w:rFonts w:ascii="Arial" w:cs="Arial" w:eastAsia="Arial" w:hAnsi="Arial"/>
+                <w:b w:val="false"/>
+                <w:bCs w:val="false"/>
+                <w:i w:val="false"/>
+                <w:iCs w:val="false"/>
+                <w:color w:val="000000"/>
+                <w:sz w:val="18"/>
+                <w:szCs w:val="18"/>
+              </w:rPr>
+              <w:t xml:space="preserve">Each learner receives a card showing the expanded quadratic expression h(x) = x² + 5x + 6. The teacher projects the shot put still-frame image from Lesson 1 and asks: 'We know this expression describes a curved path. I want you to PREDICT — working alone for 3 minutes — what two bracket expressions, when multiplied together, might give us x² + 5x + 6. Write your prediction in your notebook. You do not need to be correct; you need to think carefully.' Learners write their bracket guesses privately. After 3 minutes, the teacher asks learners to share with an elbow partner, then cold-calls 4 learners to share predictions with the class (including at least one incorrect prediction). Teacher scribes all predictions on the board without evaluating them, saying: 'We will return to these at the end of Phase 3 and see who was closest.'</w:t>
+            </w:r>
+          </w:p>
+        </w:tc>
+        <w:tc>
+          <w:tcPr>
+            <w:tcW w:type="dxa" w:w="3040"/>
+            <w:shd w:fill="F2F2F2" w:color="auto" w:val="clear"/>
+            <w:tcMar>
+              <w:top w:type="dxa" w:w="60"/>
+              <w:left w:type="dxa" w:w="120"/>
+              <w:bottom w:type="dxa" w:w="60"/>
+              <w:right w:type="dxa" w:w="120"/>
+            </w:tcMar>
+            <w:vAlign w:val="top"/>
+          </w:tcPr>
+          <w:p>
+            <w:pPr>
+              <w:spacing w:after="40" w:before="0"/>
+              <w:jc w:val="left"/>
+            </w:pPr>
+            <w:r>
+              <w:rPr>
+                <w:rFonts w:ascii="Arial" w:cs="Arial" w:eastAsia="Arial" w:hAnsi="Arial"/>
+                <w:b w:val="false"/>
+                <w:bCs w:val="false"/>
+                <w:i w:val="false"/>
+                <w:iCs w:val="false"/>
+                <w:color w:val="000000"/>
+                <w:sz w:val="18"/>
+                <w:szCs w:val="18"/>
+              </w:rPr>
+              <w:t xml:space="preserve">1. Project the shot put still-frame and say verbatim: 'On Sports Day in Nairobi, we watched the ball trace a perfect arch. We wrote its path as x² + 5x + 6. Today we ask: can we reverse that — can we take the expanded form and find the hidden brackets inside it?' 2. Distribute prediction cards. Allow 3 minutes silent thinking — enforce silence and wait. 3. Say: 'Turn to your elbow partner. Share your prediction. 30 seconds.' 4. Cold-call exactly 4 learners using a random name strategy (e.g., picking folded name-strips from a tin). Write all predictions verbatim on the board. 5. Say: 'None of these predictions are wrong yet — they are all hypotheses. Keep them in mind.' Allow 10 seconds WAIT TIME after each cold-call before scribing.</w:t>
+            </w:r>
+          </w:p>
+        </w:tc>
+        <w:tc>
+          <w:tcPr>
+            <w:tcW w:type="dxa" w:w="3040"/>
+            <w:shd w:fill="FFFFFF" w:color="auto" w:val="clear"/>
+            <w:tcMar>
+              <w:top w:type="dxa" w:w="60"/>
+              <w:left w:type="dxa" w:w="120"/>
+              <w:bottom w:type="dxa" w:w="60"/>
+              <w:right w:type="dxa" w:w="120"/>
+            </w:tcMar>
+            <w:vAlign w:val="top"/>
+          </w:tcPr>
+          <w:p>
+            <w:pPr>
+              <w:spacing w:after="40" w:before="0"/>
+              <w:jc w:val="left"/>
+            </w:pPr>
+            <w:r>
+              <w:rPr>
+                <w:rFonts w:ascii="Arial" w:cs="Arial" w:eastAsia="Arial" w:hAnsi="Arial"/>
+                <w:b w:val="false"/>
+                <w:bCs w:val="false"/>
+                <w:i w:val="false"/>
+                <w:iCs w:val="false"/>
+                <w:color w:val="000000"/>
+                <w:sz w:val="18"/>
+                <w:szCs w:val="18"/>
+              </w:rPr>
+              <w:t xml:space="preserve">Activation of Prior Knowledge via Prediction: By asking learners to reverse-engineer the brackets before instruction, the teacher surfaces existing mental models about multiplication and factors. This creates cognitive dissonance when predictions differ — motivating the investigation in Phase 2. Connecting to the phenomenon ensures the algebra feels purposeful, not procedural.</w:t>
+            </w:r>
+          </w:p>
+        </w:tc>
+        <w:tc>
+          <w:tcPr>
+            <w:tcW w:type="dxa" w:w="3040"/>
+            <w:shd w:fill="F2F2F2" w:color="auto" w:val="clear"/>
+            <w:tcMar>
+              <w:top w:type="dxa" w:w="60"/>
+              <w:left w:type="dxa" w:w="120"/>
+              <w:bottom w:type="dxa" w:w="60"/>
+              <w:right w:type="dxa" w:w="120"/>
+            </w:tcMar>
+            <w:vAlign w:val="top"/>
+          </w:tcPr>
+          <w:p>
+            <w:pPr>
+              <w:spacing w:after="40" w:before="0"/>
+              <w:jc w:val="left"/>
+            </w:pPr>
+            <w:r>
+              <w:rPr>
+                <w:rFonts w:ascii="Arial" w:cs="Arial" w:eastAsia="Arial" w:hAnsi="Arial"/>
+                <w:b w:val="false"/>
+                <w:bCs w:val="false"/>
+                <w:i w:val="false"/>
+                <w:iCs w:val="false"/>
+                <w:color w:val="000000"/>
+                <w:sz w:val="18"/>
+                <w:szCs w:val="18"/>
+              </w:rPr>
+              <w:t xml:space="preserve">Observable indicator: Can the learner write any plausible pair of brackets (even if incorrect)? A learner who writes '(x + ?)(x + ?)' is showing structural awareness of binomial factors. A learner who writes a single bracket or a trinomial is still thinking additively — flag these learners for targeted support in Phase 2. Teacher circulates and notes at least 3 specific learner responses during the prediction phase.</w:t>
+            </w:r>
+          </w:p>
+        </w:tc>
+      </w:tr>
+      <w:tr>
+        <w:tc>
+          <w:tcPr>
+            <w:tcW w:type="dxa" w:w="1520"/>
+            <w:shd w:fill="D9EEF1" w:color="auto" w:val="clear"/>
+            <w:tcMar>
+              <w:top w:type="dxa" w:w="60"/>
+              <w:left w:type="dxa" w:w="120"/>
+              <w:bottom w:type="dxa" w:w="60"/>
+              <w:right w:type="dxa" w:w="120"/>
+            </w:tcMar>
+            <w:vAlign w:val="top"/>
+          </w:tcPr>
+          <w:p>
+            <w:pPr>
+              <w:spacing w:after="40" w:before="0"/>
+              <w:jc w:val="left"/>
+            </w:pPr>
+            <w:r>
+              <w:rPr>
+                <w:rFonts w:ascii="Arial" w:cs="Arial" w:eastAsia="Arial" w:hAnsi="Arial"/>
+                <w:b/>
+                <w:bCs/>
+                <w:i w:val="false"/>
+                <w:iCs w:val="false"/>
+                <w:color w:val="000000"/>
+                <w:sz w:val="18"/>
+                <w:szCs w:val="18"/>
+              </w:rPr>
+              <w:t xml:space="preserve">Observe Phase</w:t>
+            </w:r>
+          </w:p>
+          <w:p>
+            <w:pPr>
+              <w:spacing w:after="20" w:before="0"/>
+            </w:pPr>
+            <w:r>
+              <w:rPr>
+                <w:rFonts w:ascii="Arial" w:cs="Arial" w:eastAsia="Arial" w:hAnsi="Arial"/>
+                <w:b/>
+                <w:bCs/>
+                <w:color w:val="1F3864"/>
+                <w:sz w:val="16"/>
+                <w:szCs w:val="16"/>
+              </w:rPr>
+              <w:t xml:space="preserve">📹 VIDEO:</w:t>
+            </w:r>
+          </w:p>
+          <w:p>
+            <w:pPr>
+              <w:spacing w:after="20" w:before="0"/>
+            </w:pPr>
+            <w:hyperlink w:history="1" r:id="rIdjp6jhldhmhyy9_pps0wvd">
+              <w:r>
+                <w:rPr>
+                  <w:rFonts w:ascii="Arial" w:cs="Arial" w:eastAsia="Arial" w:hAnsi="Arial"/>
+                  <w:color w:val="2E75B6"/>
+                  <w:sz w:val="16"/>
+                  <w:szCs w:val="16"/>
+                  <w:u w:val="single" w:color="2E75B6"/>
+                </w:rPr>
+                <w:t xml:space="preserve">4. Using the line equation</w:t>
+              </w:r>
+            </w:hyperlink>
+          </w:p>
+          <w:p>
+            <w:pPr>
+              <w:spacing w:after="10" w:before="0"/>
+              <w:ind w:left="120"/>
+            </w:pPr>
+            <w:r>
+              <w:rPr>
+                <w:rFonts w:ascii="Arial" w:cs="Arial" w:eastAsia="Arial" w:hAnsi="Arial"/>
+                <w:color w:val="595959"/>
+                <w:sz w:val="14"/>
+                <w:szCs w:val="14"/>
+              </w:rPr>
+              <w:t xml:space="preserve">Source: Khan Academy (English - US curriculum)</w:t>
+            </w:r>
+          </w:p>
+          <w:p>
+            <w:pPr>
+              <w:spacing w:after="10" w:before="0"/>
+              <w:ind w:left="120"/>
+            </w:pPr>
+            <w:hyperlink w:history="1" r:id="rId-b6y7jvfux9cobncpzap6">
+              <w:r>
+                <w:rPr>
+                  <w:rFonts w:ascii="Arial" w:cs="Arial" w:eastAsia="Arial" w:hAnsi="Arial"/>
+                  <w:color w:val="595959"/>
+                  <w:sz w:val="14"/>
+                  <w:szCs w:val="14"/>
+                  <w:u w:val="single" w:color="595959"/>
+                </w:rPr>
+                <w:t xml:space="preserve">🔍 Search ARES for similar videos</w:t>
+              </w:r>
+            </w:hyperlink>
+          </w:p>
+          <w:p>
+            <w:pPr>
+              <w:spacing w:after="40" w:before="0"/>
+            </w:pPr>
+            <w:r>
+              <w:rPr>
+                <w:sz w:val="14"/>
+                <w:szCs w:val="14"/>
+              </w:rPr>
+              <w:t xml:space="preserve"/>
+            </w:r>
+          </w:p>
+          <w:p>
+            <w:pPr>
+              <w:spacing w:after="20" w:before="0"/>
+            </w:pPr>
+            <w:r>
+              <w:rPr>
+                <w:rFonts w:ascii="Arial" w:cs="Arial" w:eastAsia="Arial" w:hAnsi="Arial"/>
+                <w:b/>
+                <w:bCs/>
+                <w:color w:val="1F3864"/>
+                <w:sz w:val="16"/>
+                <w:szCs w:val="16"/>
+              </w:rPr>
+              <w:t xml:space="preserve">📖 EXERCISE:</w:t>
+            </w:r>
+          </w:p>
+          <w:p>
+            <w:pPr>
+              <w:spacing w:after="20" w:before="0"/>
+            </w:pPr>
+            <w:hyperlink w:history="1" r:id="rIdbknvbqg-pmep4b9pgfabe">
+              <w:r>
+                <w:rPr>
+                  <w:rFonts w:ascii="Arial" w:cs="Arial" w:eastAsia="Arial" w:hAnsi="Arial"/>
+                  <w:color w:val="2E75B6"/>
+                  <w:sz w:val="16"/>
+                  <w:szCs w:val="16"/>
+                  <w:u w:val="single" w:color="2E75B6"/>
+                </w:rPr>
+                <w:t xml:space="preserve">Intercepts from an equation</w:t>
+              </w:r>
+            </w:hyperlink>
+          </w:p>
+          <w:p>
+            <w:pPr>
+              <w:spacing w:after="10" w:before="0"/>
+              <w:ind w:left="120"/>
+            </w:pPr>
+            <w:r>
+              <w:rPr>
+                <w:rFonts w:ascii="Arial" w:cs="Arial" w:eastAsia="Arial" w:hAnsi="Arial"/>
+                <w:color w:val="595959"/>
+                <w:sz w:val="14"/>
+                <w:szCs w:val="14"/>
+              </w:rPr>
+              <w:t xml:space="preserve">Source: Khan Academy (English - US curriculum)</w:t>
+            </w:r>
+          </w:p>
+          <w:p>
+            <w:pPr>
+              <w:spacing w:after="10" w:before="0"/>
+              <w:ind w:left="120"/>
+            </w:pPr>
+            <w:hyperlink w:history="1" r:id="rIdvmr5k1ijdqhmddaxazter">
+              <w:r>
+                <w:rPr>
+                  <w:rFonts w:ascii="Arial" w:cs="Arial" w:eastAsia="Arial" w:hAnsi="Arial"/>
+                  <w:color w:val="595959"/>
+                  <w:sz w:val="14"/>
+                  <w:szCs w:val="14"/>
+                  <w:u w:val="single" w:color="595959"/>
+                </w:rPr>
+                <w:t xml:space="preserve">🔍 Search ARES for similar readings</w:t>
+              </w:r>
+            </w:hyperlink>
+          </w:p>
+        </w:tc>
+        <w:tc>
+          <w:tcPr>
+            <w:tcW w:type="dxa" w:w="3040"/>
+            <w:shd w:fill="FFFFFF" w:color="auto" w:val="clear"/>
+            <w:tcMar>
+              <w:top w:type="dxa" w:w="60"/>
+              <w:left w:type="dxa" w:w="120"/>
+              <w:bottom w:type="dxa" w:w="60"/>
+              <w:right w:type="dxa" w:w="120"/>
+            </w:tcMar>
+            <w:vAlign w:val="top"/>
+          </w:tcPr>
+          <w:p>
+            <w:pPr>
+              <w:spacing w:after="40" w:before="0"/>
+              <w:jc w:val="left"/>
+            </w:pPr>
+            <w:r>
+              <w:rPr>
+                <w:rFonts w:ascii="Arial" w:cs="Arial" w:eastAsia="Arial" w:hAnsi="Arial"/>
+                <w:b w:val="false"/>
+                <w:bCs w:val="false"/>
+                <w:i w:val="false"/>
+                <w:iCs w:val="false"/>
+                <w:color w:val="000000"/>
+                <w:sz w:val="18"/>
+                <w:szCs w:val="18"/>
+              </w:rPr>
+              <w:t xml:space="preserve">Learners work in groups of 4. Each group receives a FACTORISATION INVESTIGATION WORKSHEET with three sections. Section A: Product-Sum Table — groups complete a table where they find two numbers that multiply to give 'c' and add to give 'b' for six different expressions (e.g., x² + 7x + 12: find two numbers that multiply to 12 and add to 7). Kenyan context clues are embedded: 'A farmer in Kericho is dividing a rectangular tea shamba of area (x² + 7x + 12) m² into two strips. What could the length and width expressions be?' Section B: Grouping Method — groups work through two guided examples of factorising ax² + bx + c where a &gt; 1 (e.g., 2x² + 7x + 3) using the split-the-middle-term and grouping method, following annotated step cards. Section C: Verification — groups re-expand their factorised answers using the FOIL method learned in Lesson 4, confirming they recover the original expression. Each group records findings on a large manila sheet for gallery sharing.</w:t>
+            </w:r>
+          </w:p>
+        </w:tc>
+        <w:tc>
+          <w:tcPr>
+            <w:tcW w:type="dxa" w:w="3040"/>
+            <w:shd w:fill="F2F2F2" w:color="auto" w:val="clear"/>
+            <w:tcMar>
+              <w:top w:type="dxa" w:w="60"/>
+              <w:left w:type="dxa" w:w="120"/>
+              <w:bottom w:type="dxa" w:w="60"/>
+              <w:right w:type="dxa" w:w="120"/>
+            </w:tcMar>
+            <w:vAlign w:val="top"/>
+          </w:tcPr>
+          <w:p>
+            <w:pPr>
+              <w:spacing w:after="40" w:before="0"/>
+              <w:jc w:val="left"/>
+            </w:pPr>
+            <w:r>
+              <w:rPr>
+                <w:rFonts w:ascii="Arial" w:cs="Arial" w:eastAsia="Arial" w:hAnsi="Arial"/>
+                <w:b w:val="false"/>
+                <w:bCs w:val="false"/>
+                <w:i w:val="false"/>
+                <w:iCs w:val="false"/>
+                <w:color w:val="000000"/>
+                <w:sz w:val="18"/>
+                <w:szCs w:val="18"/>
+              </w:rPr>
+              <w:t xml:space="preserve">1. Say: 'You are now detectives. Your job is to find the hidden factors inside these expressions. Use the Product-Sum table in Section A — find two numbers that multiply to the last term and add to the middle term.' 2. Allow 10 minutes for Section A. Circulate — do NOT give answers; instead ask: 'What pairs of numbers multiply to give 12? List them all. Now which pair also adds to 7?' (WAIT TIME: 12 seconds after each probe question.) 3. After 10 minutes, pause the class: 'Hold your pens. Cold-call: Amina, what two numbers did your group find for x² + 7x + 12? [WAIT 10 seconds]. Brian, do you agree? Why?' 4. Model Section B example (2x² + 7x + 3) live on the board using the split-middle-term method. Narrate every step aloud. Say: 'We split 7x into 6x + x because 6 × 1 = 2 × 3 = 6 — the product of a and c.' 5. Allow 12 minutes for groups to complete Sections B and C. 6. Cold-call 2 groups to present one factorisation each from Section B. Ask: 'How does your verification in Section C prove your factorisation is correct?'</w:t>
+            </w:r>
+          </w:p>
+        </w:tc>
+        <w:tc>
+          <w:tcPr>
+            <w:tcW w:type="dxa" w:w="3040"/>
+            <w:shd w:fill="FFFFFF" w:color="auto" w:val="clear"/>
+            <w:tcMar>
+              <w:top w:type="dxa" w:w="60"/>
+              <w:left w:type="dxa" w:w="120"/>
+              <w:bottom w:type="dxa" w:w="60"/>
+              <w:right w:type="dxa" w:w="120"/>
+            </w:tcMar>
+            <w:vAlign w:val="top"/>
+          </w:tcPr>
+          <w:p>
+            <w:pPr>
+              <w:spacing w:after="40" w:before="0"/>
+              <w:jc w:val="left"/>
+            </w:pPr>
+            <w:r>
+              <w:rPr>
+                <w:rFonts w:ascii="Arial" w:cs="Arial" w:eastAsia="Arial" w:hAnsi="Arial"/>
+                <w:b w:val="false"/>
+                <w:bCs w:val="false"/>
+                <w:i w:val="false"/>
+                <w:iCs w:val="false"/>
+                <w:color w:val="000000"/>
+                <w:sz w:val="18"/>
+                <w:szCs w:val="18"/>
+              </w:rPr>
+              <w:t xml:space="preserve">Structured Inquiry with Scaffolded Worksheet (NGSS Practice 4 — Analysing and Interpreting Data): The product-sum table provides a concrete data-collection experience before abstraction. Learners are not told the rule; they discover the product-sum relationship by completing the table across six cases. The Kericho shamba context grounds each expression in a physical rectangle, reinforcing that factors represent dimensions — exactly as the area-model derived quadratic identities in Lesson 2. Verification by re-expansion (Section C) closes the loop, making factorisation falsifiable: if re-expansion fails, the factorisation is wrong.</w:t>
+            </w:r>
+          </w:p>
+        </w:tc>
+        <w:tc>
+          <w:tcPr>
+            <w:tcW w:type="dxa" w:w="3040"/>
+            <w:shd w:fill="F2F2F2" w:color="auto" w:val="clear"/>
+            <w:tcMar>
+              <w:top w:type="dxa" w:w="60"/>
+              <w:left w:type="dxa" w:w="120"/>
+              <w:bottom w:type="dxa" w:w="60"/>
+              <w:right w:type="dxa" w:w="120"/>
+            </w:tcMar>
+            <w:vAlign w:val="top"/>
+          </w:tcPr>
+          <w:p>
+            <w:pPr>
+              <w:spacing w:after="40" w:before="0"/>
+              <w:jc w:val="left"/>
+            </w:pPr>
+            <w:r>
+              <w:rPr>
+                <w:rFonts w:ascii="Arial" w:cs="Arial" w:eastAsia="Arial" w:hAnsi="Arial"/>
+                <w:b w:val="false"/>
+                <w:bCs w:val="false"/>
+                <w:i w:val="false"/>
+                <w:iCs w:val="false"/>
+                <w:color w:val="000000"/>
+                <w:sz w:val="18"/>
+                <w:szCs w:val="18"/>
+              </w:rPr>
+              <w:t xml:space="preserve">Observable indicators: (a) In Section A, can the learner systematically list factor-pairs rather than guessing randomly? (b) In Section B, can the learner correctly split the middle term using the product ac? (c) In Section C, does the learner's re-expansion match the original — and do they spot their own errors? Teacher uses a 3-colour sticky-dot system on circulating: green dot on worksheet = correct product-sum found; yellow = partial (one error); red = needs re-teaching on factor pairs. After the phase, count dots to identify which groups need targeted support before Phase 3.</w:t>
+            </w:r>
+          </w:p>
+        </w:tc>
+      </w:tr>
+      <w:tr>
+        <w:tc>
+          <w:tcPr>
+            <w:tcW w:type="dxa" w:w="1520"/>
+            <w:shd w:fill="E2EFDA" w:color="auto" w:val="clear"/>
+            <w:tcMar>
+              <w:top w:type="dxa" w:w="60"/>
+              <w:left w:type="dxa" w:w="120"/>
+              <w:bottom w:type="dxa" w:w="60"/>
+              <w:right w:type="dxa" w:w="120"/>
+            </w:tcMar>
+            <w:vAlign w:val="top"/>
+          </w:tcPr>
+          <w:p>
+            <w:pPr>
+              <w:spacing w:after="40" w:before="0"/>
+              <w:jc w:val="left"/>
+            </w:pPr>
+            <w:r>
+              <w:rPr>
+                <w:rFonts w:ascii="Arial" w:cs="Arial" w:eastAsia="Arial" w:hAnsi="Arial"/>
+                <w:b/>
+                <w:bCs/>
+                <w:i w:val="false"/>
+                <w:iCs w:val="false"/>
+                <w:color w:val="000000"/>
+                <w:sz w:val="18"/>
+                <w:szCs w:val="18"/>
+              </w:rPr>
+              <w:t xml:space="preserve">Explain Phase</w:t>
+            </w:r>
+          </w:p>
+          <w:p>
+            <w:pPr>
+              <w:spacing w:after="20" w:before="0"/>
+            </w:pPr>
+            <w:r>
+              <w:rPr>
+                <w:rFonts w:ascii="Arial" w:cs="Arial" w:eastAsia="Arial" w:hAnsi="Arial"/>
+                <w:b/>
+                <w:bCs/>
+                <w:color w:val="1F3864"/>
+                <w:sz w:val="16"/>
+                <w:szCs w:val="16"/>
+              </w:rPr>
+              <w:t xml:space="preserve">📹 VIDEO:</w:t>
+            </w:r>
+          </w:p>
+          <w:p>
+            <w:pPr>
+              <w:spacing w:after="20" w:before="0"/>
+            </w:pPr>
+            <w:hyperlink w:history="1" r:id="rId9asiaq65dir5oiwhxvfuq">
+              <w:r>
+                <w:rPr>
+                  <w:rFonts w:ascii="Arial" w:cs="Arial" w:eastAsia="Arial" w:hAnsi="Arial"/>
+                  <w:color w:val="2E75B6"/>
+                  <w:sz w:val="16"/>
+                  <w:szCs w:val="16"/>
+                  <w:u w:val="single" w:color="2E75B6"/>
+                </w:rPr>
+                <w:t xml:space="preserve">Slope and y-intercept from equation</w:t>
+              </w:r>
+            </w:hyperlink>
+          </w:p>
+          <w:p>
+            <w:pPr>
+              <w:spacing w:after="10" w:before="0"/>
+              <w:ind w:left="120"/>
+            </w:pPr>
+            <w:r>
+              <w:rPr>
+                <w:rFonts w:ascii="Arial" w:cs="Arial" w:eastAsia="Arial" w:hAnsi="Arial"/>
+                <w:color w:val="595959"/>
+                <w:sz w:val="14"/>
+                <w:szCs w:val="14"/>
+              </w:rPr>
+              <w:t xml:space="preserve">Source: Khan Academy (English - US curriculum)</w:t>
+            </w:r>
+          </w:p>
+          <w:p>
+            <w:pPr>
+              <w:spacing w:after="10" w:before="0"/>
+              <w:ind w:left="120"/>
+            </w:pPr>
+            <w:hyperlink w:history="1" r:id="rIdsjhfihrghnxq6sv0cjl46">
+              <w:r>
+                <w:rPr>
+                  <w:rFonts w:ascii="Arial" w:cs="Arial" w:eastAsia="Arial" w:hAnsi="Arial"/>
+                  <w:color w:val="595959"/>
+                  <w:sz w:val="14"/>
+                  <w:szCs w:val="14"/>
+                  <w:u w:val="single" w:color="595959"/>
+                </w:rPr>
+                <w:t xml:space="preserve">🔍 Search ARES for similar videos</w:t>
+              </w:r>
+            </w:hyperlink>
+          </w:p>
+          <w:p>
+            <w:pPr>
+              <w:spacing w:after="40" w:before="0"/>
+            </w:pPr>
+            <w:r>
+              <w:rPr>
+                <w:sz w:val="14"/>
+                <w:szCs w:val="14"/>
+              </w:rPr>
+              <w:t xml:space="preserve"/>
+            </w:r>
+          </w:p>
+          <w:p>
+            <w:pPr>
+              <w:spacing w:after="20" w:before="0"/>
+            </w:pPr>
+            <w:r>
+              <w:rPr>
+                <w:rFonts w:ascii="Arial" w:cs="Arial" w:eastAsia="Arial" w:hAnsi="Arial"/>
+                <w:b/>
+                <w:bCs/>
+                <w:color w:val="1F3864"/>
+                <w:sz w:val="16"/>
+                <w:szCs w:val="16"/>
+              </w:rPr>
+              <w:t xml:space="preserve">📖 EXERCISE:</w:t>
+            </w:r>
+          </w:p>
+          <w:p>
+            <w:pPr>
+              <w:spacing w:after="20" w:before="0"/>
+            </w:pPr>
+            <w:hyperlink w:history="1" r:id="rIdtmvtrurdgjo2yzzoyslr_">
+              <w:r>
+                <w:rPr>
+                  <w:rFonts w:ascii="Arial" w:cs="Arial" w:eastAsia="Arial" w:hAnsi="Arial"/>
+                  <w:color w:val="2E75B6"/>
+                  <w:sz w:val="16"/>
+                  <w:szCs w:val="16"/>
+                  <w:u w:val="single" w:color="2E75B6"/>
+                </w:rPr>
+                <w:t xml:space="preserve">Intercepts from an equation</w:t>
+              </w:r>
+            </w:hyperlink>
+          </w:p>
+          <w:p>
+            <w:pPr>
+              <w:spacing w:after="10" w:before="0"/>
+              <w:ind w:left="120"/>
+            </w:pPr>
+            <w:r>
+              <w:rPr>
+                <w:rFonts w:ascii="Arial" w:cs="Arial" w:eastAsia="Arial" w:hAnsi="Arial"/>
+                <w:color w:val="595959"/>
+                <w:sz w:val="14"/>
+                <w:szCs w:val="14"/>
+              </w:rPr>
+              <w:t xml:space="preserve">Source: Khan Academy (English - US curriculum)</w:t>
+            </w:r>
+          </w:p>
+          <w:p>
+            <w:pPr>
+              <w:spacing w:after="10" w:before="0"/>
+              <w:ind w:left="120"/>
+            </w:pPr>
+            <w:hyperlink w:history="1" r:id="rIdzgqbjv0pccefbra1bojlj">
+              <w:r>
+                <w:rPr>
+                  <w:rFonts w:ascii="Arial" w:cs="Arial" w:eastAsia="Arial" w:hAnsi="Arial"/>
+                  <w:color w:val="595959"/>
+                  <w:sz w:val="14"/>
+                  <w:szCs w:val="14"/>
+                  <w:u w:val="single" w:color="595959"/>
+                </w:rPr>
+                <w:t xml:space="preserve">🔍 Search ARES for similar readings</w:t>
+              </w:r>
+            </w:hyperlink>
+          </w:p>
+        </w:tc>
+        <w:tc>
+          <w:tcPr>
+            <w:tcW w:type="dxa" w:w="3040"/>
+            <w:shd w:fill="FFFFFF" w:color="auto" w:val="clear"/>
+            <w:tcMar>
+              <w:top w:type="dxa" w:w="60"/>
+              <w:left w:type="dxa" w:w="120"/>
+              <w:bottom w:type="dxa" w:w="60"/>
+              <w:right w:type="dxa" w:w="120"/>
+            </w:tcMar>
+            <w:vAlign w:val="top"/>
+          </w:tcPr>
+          <w:p>
+            <w:pPr>
+              <w:spacing w:after="40" w:before="0"/>
+              <w:jc w:val="left"/>
+            </w:pPr>
+            <w:r>
+              <w:rPr>
+                <w:rFonts w:ascii="Arial" w:cs="Arial" w:eastAsia="Arial" w:hAnsi="Arial"/>
+                <w:b w:val="false"/>
+                <w:bCs w:val="false"/>
+                <w:i w:val="false"/>
+                <w:iCs w:val="false"/>
+                <w:color w:val="000000"/>
+                <w:sz w:val="18"/>
+                <w:szCs w:val="18"/>
+              </w:rPr>
+              <w:t xml:space="preserve">The teacher brings the class back to the anchoring phenomenon. The simplified shot put height model h(x) = −x² + 6x is projected (introduced in Lesson 3). The teacher says: 'This expression gives the height of the shot put at horizontal distance x metres. We need to know: at what value of x does the height equal zero? That is, where does the ball land?' Learners are guided through factorising h(x) = −x² + 6x step by step: first factoring out −x to get −x(x − 6), then identifying the two values of x that make h(x) = 0 (x = 0 and x = 6). The teacher connects each step back to the real event: 'x = 0 is where the athlete releases the ball at ground level; x = 6 means the ball travels 6 metres horizontally before landing.' Learners then independently factorise three new quadratic expressions on a mini-whiteboard or in their notebooks: (1) x² + 8x + 15, (2) x² − 5x + 6, (3) 3x² + 10x + 3. After each, a random learner is cold-called to explain their method aloud. Finally, learners return to their Phase 1 predictions on the board. The teacher cold-calls 2 learners to evaluate whether their prediction was correct and explain why.</w:t>
+            </w:r>
+          </w:p>
+        </w:tc>
+        <w:tc>
+          <w:tcPr>
+            <w:tcW w:type="dxa" w:w="3040"/>
+            <w:shd w:fill="F2F2F2" w:color="auto" w:val="clear"/>
+            <w:tcMar>
+              <w:top w:type="dxa" w:w="60"/>
+              <w:left w:type="dxa" w:w="120"/>
+              <w:bottom w:type="dxa" w:w="60"/>
+              <w:right w:type="dxa" w:w="120"/>
+            </w:tcMar>
+            <w:vAlign w:val="top"/>
+          </w:tcPr>
+          <w:p>
+            <w:pPr>
+              <w:spacing w:after="40" w:before="0"/>
+              <w:jc w:val="left"/>
+            </w:pPr>
+            <w:r>
+              <w:rPr>
+                <w:rFonts w:ascii="Arial" w:cs="Arial" w:eastAsia="Arial" w:hAnsi="Arial"/>
+                <w:b w:val="false"/>
+                <w:bCs w:val="false"/>
+                <w:i w:val="false"/>
+                <w:iCs w:val="false"/>
+                <w:color w:val="000000"/>
+                <w:sz w:val="18"/>
+                <w:szCs w:val="18"/>
+              </w:rPr>
+              <w:t xml:space="preserve">1. Project h(x) = −x² + 6x over the shot put still-frame. Say verbatim: 'This is our athlete's throw from Sports Day. The expression −x² + 6x tells us the height at every point. But where does the ball land? Factorisation will answer that — today, right now.' 2. Walk through factorisation of −x² + 6x on the board, narrating every step. Say: 'I first look for a common factor in every term. Every term has x, and every term has a negative — so I factor out −x.' Write: −x² + 6x = −x(x − 6). 3. Say: 'Now I ask: what values of x make this zero?' WAIT TIME: 15 seconds. Cold-call: 'Juma, if −x = 0, what is x?' WAIT 10 seconds. 'And if (x − 6) = 0, what is x?' 4. Connect to phenomenon: 'So x = 0 is the release point. x = 6 is the landing point. Our athlete's throw travels exactly 6 metres. Factorisation just told us that — before we even measured it.' 5. Set the three independent practice problems. Circulate for 8 minutes. After each problem, cold-call 1 learner: 'Wanjiru, show us your factors for number 2. Explain why those numbers work.' WAIT 12 seconds before accepting the response. 6. Return to the Phase 1 prediction board. Ask: 'Who predicted (x+2)(x+3) for x² + 5x + 6? Let's check: expand it. Yes — correct! What made that prediction work?' Cold-call 2 learners.</w:t>
+            </w:r>
+          </w:p>
+        </w:tc>
+        <w:tc>
+          <w:tcPr>
+            <w:tcW w:type="dxa" w:w="3040"/>
+            <w:shd w:fill="FFFFFF" w:color="auto" w:val="clear"/>
+            <w:tcMar>
+              <w:top w:type="dxa" w:w="60"/>
+              <w:left w:type="dxa" w:w="120"/>
+              <w:bottom w:type="dxa" w:w="60"/>
+              <w:right w:type="dxa" w:w="120"/>
+            </w:tcMar>
+            <w:vAlign w:val="top"/>
+          </w:tcPr>
+          <w:p>
+            <w:pPr>
+              <w:spacing w:after="40" w:before="0"/>
+              <w:jc w:val="left"/>
+            </w:pPr>
+            <w:r>
+              <w:rPr>
+                <w:rFonts w:ascii="Arial" w:cs="Arial" w:eastAsia="Arial" w:hAnsi="Arial"/>
+                <w:b w:val="false"/>
+                <w:bCs w:val="false"/>
+                <w:i w:val="false"/>
+                <w:iCs w:val="false"/>
+                <w:color w:val="000000"/>
+                <w:sz w:val="18"/>
+                <w:szCs w:val="18"/>
+              </w:rPr>
+              <w:t xml:space="preserve">Phenomenon Reconnection with Worked Example (NGSS Practice 5 — Using Mathematics and Computational Thinking): The teacher explicitly solves a real sub-problem of the driving question (where does the ball land?) using factorisation. This demonstrates that the algebraic technique has direct explanatory power over the physical event. The return to Phase 1 predictions closes the predict-observe-explain loop, reinforcing metacognitive awareness: learners see which of their initial hypotheses were structurally sound and why.</w:t>
+            </w:r>
+          </w:p>
+        </w:tc>
+        <w:tc>
+          <w:tcPr>
+            <w:tcW w:type="dxa" w:w="3040"/>
+            <w:shd w:fill="F2F2F2" w:color="auto" w:val="clear"/>
+            <w:tcMar>
+              <w:top w:type="dxa" w:w="60"/>
+              <w:left w:type="dxa" w:w="120"/>
+              <w:bottom w:type="dxa" w:w="60"/>
+              <w:right w:type="dxa" w:w="120"/>
+            </w:tcMar>
+            <w:vAlign w:val="top"/>
+          </w:tcPr>
+          <w:p>
+            <w:pPr>
+              <w:spacing w:after="40" w:before="0"/>
+              <w:jc w:val="left"/>
+            </w:pPr>
+            <w:r>
+              <w:rPr>
+                <w:rFonts w:ascii="Arial" w:cs="Arial" w:eastAsia="Arial" w:hAnsi="Arial"/>
+                <w:b w:val="false"/>
+                <w:bCs w:val="false"/>
+                <w:i w:val="false"/>
+                <w:iCs w:val="false"/>
+                <w:color w:val="000000"/>
+                <w:sz w:val="18"/>
+                <w:szCs w:val="18"/>
+              </w:rPr>
+              <w:t xml:space="preserve">Observable indicators: (a) Can the learner correctly factorise all three independent practice problems without prompting? (b) Can the learner articulate verbally why the two numbers in the factors must satisfy the product-sum condition? (c) Can the learner connect x = 0 and x = 6 to the physical meaning of launch and landing? Teacher collects mini-whiteboards (or scans notebooks) after Phase 3 to identify persistent errors — particularly sign errors in expressions with negative b (e.g., x² − 5x + 6).</w:t>
+            </w:r>
+          </w:p>
+        </w:tc>
+      </w:tr>
+      <w:tr>
+        <w:tc>
+          <w:tcPr>
+            <w:tcW w:type="dxa" w:w="1520"/>
+            <w:shd w:fill="FCE4D6" w:color="auto" w:val="clear"/>
+            <w:tcMar>
+              <w:top w:type="dxa" w:w="60"/>
+              <w:left w:type="dxa" w:w="120"/>
+              <w:bottom w:type="dxa" w:w="60"/>
+              <w:right w:type="dxa" w:w="120"/>
+            </w:tcMar>
+            <w:vAlign w:val="top"/>
+          </w:tcPr>
+          <w:p>
+            <w:pPr>
+              <w:spacing w:after="40" w:before="0"/>
+              <w:jc w:val="left"/>
+            </w:pPr>
+            <w:r>
+              <w:rPr>
+                <w:rFonts w:ascii="Arial" w:cs="Arial" w:eastAsia="Arial" w:hAnsi="Arial"/>
+                <w:b/>
+                <w:bCs/>
+                <w:i w:val="false"/>
+                <w:iCs w:val="false"/>
+                <w:color w:val="000000"/>
+                <w:sz w:val="18"/>
+                <w:szCs w:val="18"/>
+              </w:rPr>
+              <w:t xml:space="preserve">Driving Question Board (DQB) Creation</w:t>
+            </w:r>
+          </w:p>
+          <w:p>
+            <w:pPr>
+              <w:spacing w:after="20" w:before="0"/>
+            </w:pPr>
+            <w:r>
+              <w:rPr>
+                <w:rFonts w:ascii="Arial" w:cs="Arial" w:eastAsia="Arial" w:hAnsi="Arial"/>
+                <w:b/>
+                <w:bCs/>
+                <w:color w:val="1F3864"/>
+                <w:sz w:val="16"/>
+                <w:szCs w:val="16"/>
+              </w:rPr>
+              <w:t xml:space="preserve">📹 VIDEO:</w:t>
+            </w:r>
+          </w:p>
+          <w:p>
+            <w:pPr>
+              <w:spacing w:after="20" w:before="0"/>
+            </w:pPr>
+            <w:hyperlink w:history="1" r:id="rIduc5_zgtt8rssb9zgx-gz5">
+              <w:r>
+                <w:rPr>
+                  <w:rFonts w:ascii="Arial" w:cs="Arial" w:eastAsia="Arial" w:hAnsi="Arial"/>
+                  <w:color w:val="2E75B6"/>
+                  <w:sz w:val="16"/>
+                  <w:szCs w:val="16"/>
+                  <w:u w:val="single" w:color="2E75B6"/>
+                </w:rPr>
+                <w:t xml:space="preserve">Writing linear equations in all forms</w:t>
+              </w:r>
+            </w:hyperlink>
+          </w:p>
+          <w:p>
+            <w:pPr>
+              <w:spacing w:after="10" w:before="0"/>
+              <w:ind w:left="120"/>
+            </w:pPr>
+            <w:r>
+              <w:rPr>
+                <w:rFonts w:ascii="Arial" w:cs="Arial" w:eastAsia="Arial" w:hAnsi="Arial"/>
+                <w:color w:val="595959"/>
+                <w:sz w:val="14"/>
+                <w:szCs w:val="14"/>
+              </w:rPr>
+              <w:t xml:space="preserve">Source: Khan Academy (English - US curriculum)</w:t>
+            </w:r>
+          </w:p>
+          <w:p>
+            <w:pPr>
+              <w:spacing w:after="10" w:before="0"/>
+              <w:ind w:left="120"/>
+            </w:pPr>
+            <w:hyperlink w:history="1" r:id="rIde5wmhbs0elex5e8zb1txl">
+              <w:r>
+                <w:rPr>
+                  <w:rFonts w:ascii="Arial" w:cs="Arial" w:eastAsia="Arial" w:hAnsi="Arial"/>
+                  <w:color w:val="595959"/>
+                  <w:sz w:val="14"/>
+                  <w:szCs w:val="14"/>
+                  <w:u w:val="single" w:color="595959"/>
+                </w:rPr>
+                <w:t xml:space="preserve">🔍 Search ARES for similar videos</w:t>
+              </w:r>
+            </w:hyperlink>
+          </w:p>
+          <w:p>
+            <w:pPr>
+              <w:spacing w:after="40" w:before="0"/>
+            </w:pPr>
+            <w:r>
+              <w:rPr>
+                <w:sz w:val="14"/>
+                <w:szCs w:val="14"/>
+              </w:rPr>
+              <w:t xml:space="preserve"/>
+            </w:r>
+          </w:p>
+          <w:p>
+            <w:pPr>
+              <w:spacing w:after="20" w:before="0"/>
+            </w:pPr>
+            <w:r>
+              <w:rPr>
+                <w:rFonts w:ascii="Arial" w:cs="Arial" w:eastAsia="Arial" w:hAnsi="Arial"/>
+                <w:b/>
+                <w:bCs/>
+                <w:color w:val="1F3864"/>
+                <w:sz w:val="16"/>
+                <w:szCs w:val="16"/>
+              </w:rPr>
+              <w:t xml:space="preserve">📖 EXERCISE:</w:t>
+            </w:r>
+          </w:p>
+          <w:p>
+            <w:pPr>
+              <w:spacing w:after="20" w:before="0"/>
+            </w:pPr>
+            <w:hyperlink w:history="1" r:id="rIdiimsau1imhwgaopeii0p8">
+              <w:r>
+                <w:rPr>
+                  <w:rFonts w:ascii="Arial" w:cs="Arial" w:eastAsia="Arial" w:hAnsi="Arial"/>
+                  <w:color w:val="2E75B6"/>
+                  <w:sz w:val="16"/>
+                  <w:szCs w:val="16"/>
+                  <w:u w:val="single" w:color="2E75B6"/>
+                </w:rPr>
+                <w:t xml:space="preserve">Intercepts from an equation</w:t>
+              </w:r>
+            </w:hyperlink>
+          </w:p>
+          <w:p>
+            <w:pPr>
+              <w:spacing w:after="10" w:before="0"/>
+              <w:ind w:left="120"/>
+            </w:pPr>
+            <w:r>
+              <w:rPr>
+                <w:rFonts w:ascii="Arial" w:cs="Arial" w:eastAsia="Arial" w:hAnsi="Arial"/>
+                <w:color w:val="595959"/>
+                <w:sz w:val="14"/>
+                <w:szCs w:val="14"/>
+              </w:rPr>
+              <w:t xml:space="preserve">Source: Khan Academy (English - US curriculum)</w:t>
+            </w:r>
+          </w:p>
+          <w:p>
+            <w:pPr>
+              <w:spacing w:after="10" w:before="0"/>
+              <w:ind w:left="120"/>
+            </w:pPr>
+            <w:hyperlink w:history="1" r:id="rIdnygvoheuoixdvquswlstl">
+              <w:r>
+                <w:rPr>
+                  <w:rFonts w:ascii="Arial" w:cs="Arial" w:eastAsia="Arial" w:hAnsi="Arial"/>
+                  <w:color w:val="595959"/>
+                  <w:sz w:val="14"/>
+                  <w:szCs w:val="14"/>
+                  <w:u w:val="single" w:color="595959"/>
+                </w:rPr>
+                <w:t xml:space="preserve">🔍 Search ARES for similar readings</w:t>
+              </w:r>
+            </w:hyperlink>
+          </w:p>
+        </w:tc>
+        <w:tc>
+          <w:tcPr>
+            <w:tcW w:type="dxa" w:w="3040"/>
+            <w:shd w:fill="FFFFFF" w:color="auto" w:val="clear"/>
+            <w:tcMar>
+              <w:top w:type="dxa" w:w="60"/>
+              <w:left w:type="dxa" w:w="120"/>
+              <w:bottom w:type="dxa" w:w="60"/>
+              <w:right w:type="dxa" w:w="120"/>
+            </w:tcMar>
+            <w:vAlign w:val="top"/>
+          </w:tcPr>
+          <w:p>
+            <w:pPr>
+              <w:spacing w:after="40" w:before="0"/>
+              <w:jc w:val="left"/>
+            </w:pPr>
+            <w:r>
+              <w:rPr>
+                <w:rFonts w:ascii="Arial" w:cs="Arial" w:eastAsia="Arial" w:hAnsi="Arial"/>
+                <w:b w:val="false"/>
+                <w:bCs w:val="false"/>
+                <w:i w:val="false"/>
+                <w:iCs w:val="false"/>
+                <w:color w:val="000000"/>
+                <w:sz w:val="18"/>
+                <w:szCs w:val="18"/>
+              </w:rPr>
+              <w:t xml:space="preserve">Each learner receives two sticky notes (different colours). On the ORANGE note, they write one thing they now understand about the parabolic path that they did not understand before today. On the GREEN note, they write one new question this lesson has raised. Learners post their notes on the class DQB, which is divided into three columns: WHAT WE KNOW | WHAT WE WONDER | HOW THIS CONNECTS TO THE THROW. The teacher reads 4–5 orange notes aloud and, using a marker, draws an arrow on the DQB from 'factorisation' to a pre-posted card that reads 'WHERE DOES THE BALL LAND?' and writes '→ x = 0 and x = 6 (from factorisation!)' in red. The teacher then reads 3 green wonder-notes aloud and circles any that point forward to Lesson 6 (solving quadratic equations). The teacher says: 'These green questions — especially this one about what happens when a ≠ 1 — are exactly what we will investigate next lesson when we form and solve full quadratic equations.'</w:t>
+            </w:r>
+          </w:p>
+        </w:tc>
+        <w:tc>
+          <w:tcPr>
+            <w:tcW w:type="dxa" w:w="3040"/>
+            <w:shd w:fill="F2F2F2" w:color="auto" w:val="clear"/>
+            <w:tcMar>
+              <w:top w:type="dxa" w:w="60"/>
+              <w:left w:type="dxa" w:w="120"/>
+              <w:bottom w:type="dxa" w:w="60"/>
+              <w:right w:type="dxa" w:w="120"/>
+            </w:tcMar>
+            <w:vAlign w:val="top"/>
+          </w:tcPr>
+          <w:p>
+            <w:pPr>
+              <w:spacing w:after="40" w:before="0"/>
+              <w:jc w:val="left"/>
+            </w:pPr>
+            <w:r>
+              <w:rPr>
+                <w:rFonts w:ascii="Arial" w:cs="Arial" w:eastAsia="Arial" w:hAnsi="Arial"/>
+                <w:b w:val="false"/>
+                <w:bCs w:val="false"/>
+                <w:i w:val="false"/>
+                <w:iCs w:val="false"/>
+                <w:color w:val="000000"/>
+                <w:sz w:val="18"/>
+                <w:szCs w:val="18"/>
+              </w:rPr>
+              <w:t xml:space="preserve">1. Distribute sticky notes. Say: 'Two minutes — silent. Orange: what do you now understand about the shot put path? Green: what new question has today raised for you?' Enforce silence. 2. Direct learners to post notes on the DQB. Circulate and read notes as they are posted. 3. Read 4–5 orange notes aloud, paraphrasing: 'Achieng writes: I now know that the factors tell us where the ball hits the ground. Exactly — that is our biggest insight today.' 4. Draw the red arrow on the DQB connecting 'factorisation' to 'where does the ball land?' 5. Read 3 green wonder-notes. Say: 'Keep these questions — they are your compass for the rest of this unit.' 6. Cold-call 1 learner: 'Otieno, in one sentence — what does factorising a quadratic expression tell us about the curved path of the throw?' WAIT 15 seconds.</w:t>
+            </w:r>
+          </w:p>
+        </w:tc>
+        <w:tc>
+          <w:tcPr>
+            <w:tcW w:type="dxa" w:w="3040"/>
+            <w:shd w:fill="FFFFFF" w:color="auto" w:val="clear"/>
+            <w:tcMar>
+              <w:top w:type="dxa" w:w="60"/>
+              <w:left w:type="dxa" w:w="120"/>
+              <w:bottom w:type="dxa" w:w="60"/>
+              <w:right w:type="dxa" w:w="120"/>
+            </w:tcMar>
+            <w:vAlign w:val="top"/>
+          </w:tcPr>
+          <w:p>
+            <w:pPr>
+              <w:spacing w:after="40" w:before="0"/>
+              <w:jc w:val="left"/>
+            </w:pPr>
+            <w:r>
+              <w:rPr>
+                <w:rFonts w:ascii="Arial" w:cs="Arial" w:eastAsia="Arial" w:hAnsi="Arial"/>
+                <w:b w:val="false"/>
+                <w:bCs w:val="false"/>
+                <w:i w:val="false"/>
+                <w:iCs w:val="false"/>
+                <w:color w:val="000000"/>
+                <w:sz w:val="18"/>
+                <w:szCs w:val="18"/>
+              </w:rPr>
+              <w:t xml:space="preserve">Driving Question Board as a Living Knowledge Artefact: The DQB externalises the class's growing understanding and makes visible the gap between current knowledge and the full driving question. Colour-coding (orange = knowledge, green = wonder) helps learners distinguish claims from questions — a core scientific practice. The teacher's red arrow makes the causal link between today's mathematical tool (factorisation) and the physical question (landing distance) permanently visible in the classroom.</w:t>
+            </w:r>
+          </w:p>
+        </w:tc>
+        <w:tc>
+          <w:tcPr>
+            <w:tcW w:type="dxa" w:w="3040"/>
+            <w:shd w:fill="F2F2F2" w:color="auto" w:val="clear"/>
+            <w:tcMar>
+              <w:top w:type="dxa" w:w="60"/>
+              <w:left w:type="dxa" w:w="120"/>
+              <w:bottom w:type="dxa" w:w="60"/>
+              <w:right w:type="dxa" w:w="120"/>
+            </w:tcMar>
+            <w:vAlign w:val="top"/>
+          </w:tcPr>
+          <w:p>
+            <w:pPr>
+              <w:spacing w:after="40" w:before="0"/>
+              <w:jc w:val="left"/>
+            </w:pPr>
+            <w:r>
+              <w:rPr>
+                <w:rFonts w:ascii="Arial" w:cs="Arial" w:eastAsia="Arial" w:hAnsi="Arial"/>
+                <w:b w:val="false"/>
+                <w:bCs w:val="false"/>
+                <w:i w:val="false"/>
+                <w:iCs w:val="false"/>
+                <w:color w:val="000000"/>
+                <w:sz w:val="18"/>
+                <w:szCs w:val="18"/>
+              </w:rPr>
+              <w:t xml:space="preserve">Observable indicators: (a) Are orange notes factually accurate — do they correctly describe what factorisation reveals? Flag any orange notes with misconceptions (e.g., 'factorisation tells us the highest point') for correction at the start of Lesson 6. (b) Are green notes generative — do they point toward solving equations, completing the square, or the quadratic formula? These indicate readiness for Lessons 6–8. Teacher photographs the DQB after class for planning purposes.</w:t>
+            </w:r>
+          </w:p>
+        </w:tc>
+      </w:tr>
+      <w:tr>
+        <w:tc>
+          <w:tcPr>
+            <w:tcW w:type="dxa" w:w="1520"/>
+            <w:shd w:fill="D5E8F0" w:color="auto" w:val="clear"/>
+            <w:tcMar>
+              <w:top w:type="dxa" w:w="60"/>
+              <w:left w:type="dxa" w:w="120"/>
+              <w:bottom w:type="dxa" w:w="60"/>
+              <w:right w:type="dxa" w:w="120"/>
+            </w:tcMar>
+            <w:vAlign w:val="top"/>
+          </w:tcPr>
+          <w:p>
+            <w:pPr>
+              <w:spacing w:after="40" w:before="0"/>
+              <w:jc w:val="left"/>
+            </w:pPr>
+            <w:r>
+              <w:rPr>
+                <w:rFonts w:ascii="Arial" w:cs="Arial" w:eastAsia="Arial" w:hAnsi="Arial"/>
+                <w:b/>
+                <w:bCs/>
+                <w:i w:val="false"/>
+                <w:iCs w:val="false"/>
+                <w:color w:val="000000"/>
+                <w:sz w:val="18"/>
+                <w:szCs w:val="18"/>
+              </w:rPr>
+              <w:t xml:space="preserve">Model Building Phase</w:t>
+            </w:r>
+          </w:p>
+          <w:p>
+            <w:pPr>
+              <w:spacing w:after="20" w:before="0"/>
+            </w:pPr>
+            <w:r>
+              <w:rPr>
+                <w:rFonts w:ascii="Arial" w:cs="Arial" w:eastAsia="Arial" w:hAnsi="Arial"/>
+                <w:b/>
+                <w:bCs/>
+                <w:color w:val="1F3864"/>
+                <w:sz w:val="16"/>
+                <w:szCs w:val="16"/>
+              </w:rPr>
+              <w:t xml:space="preserve">📹 VIDEO:</w:t>
+            </w:r>
+          </w:p>
+          <w:p>
+            <w:pPr>
+              <w:spacing w:after="20" w:before="0"/>
+            </w:pPr>
+            <w:hyperlink w:history="1" r:id="rIdoqczmeddidulia4rnjc8t">
               <w:r>
                 <w:rPr>
                   <w:rFonts w:ascii="Arial" w:cs="Arial" w:eastAsia="Arial" w:hAnsi="Arial"/>
@@ -15109,7 +16333,7 @@
               <w:spacing w:after="10" w:before="0"/>
               <w:ind w:left="120"/>
             </w:pPr>
-            <w:hyperlink w:history="1" r:id="rIdtkfhuw82rhdpg_i9kxxed">
+            <w:hyperlink w:history="1" r:id="rIdfmpqwvrjzyxiaqyovmfof">
               <w:r>
                 <w:rPr>
                   <w:rFonts w:ascii="Arial" w:cs="Arial" w:eastAsia="Arial" w:hAnsi="Arial"/>
@@ -15154,7 +16378,7 @@
             <w:pPr>
               <w:spacing w:after="20" w:before="0"/>
             </w:pPr>
-            <w:hyperlink w:history="1" r:id="rIdfagyicxbgeh-n-ihjkkid">
+            <w:hyperlink w:history="1" r:id="rIdapeoik2samblndzeczdky">
               <w:r>
                 <w:rPr>
                   <w:rFonts w:ascii="Arial" w:cs="Arial" w:eastAsia="Arial" w:hAnsi="Arial"/>
@@ -15187,1231 +16411,7 @@
               <w:spacing w:after="10" w:before="0"/>
               <w:ind w:left="120"/>
             </w:pPr>
-            <w:hyperlink w:history="1" r:id="rIdeden0eypd5awxoe1gyiah">
-              <w:r>
-                <w:rPr>
-                  <w:rFonts w:ascii="Arial" w:cs="Arial" w:eastAsia="Arial" w:hAnsi="Arial"/>
-                  <w:color w:val="595959"/>
-                  <w:sz w:val="14"/>
-                  <w:szCs w:val="14"/>
-                  <w:u w:val="single" w:color="595959"/>
-                </w:rPr>
-                <w:t xml:space="preserve">🔍 Search ARES for similar readings</w:t>
-              </w:r>
-            </w:hyperlink>
-          </w:p>
-        </w:tc>
-        <w:tc>
-          <w:tcPr>
-            <w:tcW w:type="dxa" w:w="3040"/>
-            <w:shd w:fill="FFFFFF" w:color="auto" w:val="clear"/>
-            <w:tcMar>
-              <w:top w:type="dxa" w:w="60"/>
-              <w:left w:type="dxa" w:w="120"/>
-              <w:bottom w:type="dxa" w:w="60"/>
-              <w:right w:type="dxa" w:w="120"/>
-            </w:tcMar>
-            <w:vAlign w:val="top"/>
-          </w:tcPr>
-          <w:p>
-            <w:pPr>
-              <w:spacing w:after="40" w:before="0"/>
-              <w:jc w:val="left"/>
-            </w:pPr>
-            <w:r>
-              <w:rPr>
-                <w:rFonts w:ascii="Arial" w:cs="Arial" w:eastAsia="Arial" w:hAnsi="Arial"/>
-                <w:b w:val="false"/>
-                <w:bCs w:val="false"/>
-                <w:i w:val="false"/>
-                <w:iCs w:val="false"/>
-                <w:color w:val="000000"/>
-                <w:sz w:val="18"/>
-                <w:szCs w:val="18"/>
-              </w:rPr>
-              <w:t xml:space="preserve">Each learner receives a card showing the expanded quadratic expression h(x) = x² + 5x + 6. The teacher projects the shot put still-frame image from Lesson 1 and asks: 'We know this expression describes a curved path. I want you to PREDICT — working alone for 3 minutes — what two bracket expressions, when multiplied together, might give us x² + 5x + 6. Write your prediction in your notebook. You do not need to be correct; you need to think carefully.' Learners write their bracket guesses privately. After 3 minutes, the teacher asks learners to share with an elbow partner, then cold-calls 4 learners to share predictions with the class (including at least one incorrect prediction). Teacher scribes all predictions on the board without evaluating them, saying: 'We will return to these at the end of Phase 3 and see who was closest.'</w:t>
-            </w:r>
-          </w:p>
-        </w:tc>
-        <w:tc>
-          <w:tcPr>
-            <w:tcW w:type="dxa" w:w="3040"/>
-            <w:shd w:fill="F2F2F2" w:color="auto" w:val="clear"/>
-            <w:tcMar>
-              <w:top w:type="dxa" w:w="60"/>
-              <w:left w:type="dxa" w:w="120"/>
-              <w:bottom w:type="dxa" w:w="60"/>
-              <w:right w:type="dxa" w:w="120"/>
-            </w:tcMar>
-            <w:vAlign w:val="top"/>
-          </w:tcPr>
-          <w:p>
-            <w:pPr>
-              <w:spacing w:after="40" w:before="0"/>
-              <w:jc w:val="left"/>
-            </w:pPr>
-            <w:r>
-              <w:rPr>
-                <w:rFonts w:ascii="Arial" w:cs="Arial" w:eastAsia="Arial" w:hAnsi="Arial"/>
-                <w:b w:val="false"/>
-                <w:bCs w:val="false"/>
-                <w:i w:val="false"/>
-                <w:iCs w:val="false"/>
-                <w:color w:val="000000"/>
-                <w:sz w:val="18"/>
-                <w:szCs w:val="18"/>
-              </w:rPr>
-              <w:t xml:space="preserve">1. Project the shot put still-frame and say verbatim: 'On Sports Day in Nairobi, we watched the ball trace a perfect arch. We wrote its path as x² + 5x + 6. Today we ask: can we reverse that — can we take the expanded form and find the hidden brackets inside it?' 2. Distribute prediction cards. Allow 3 minutes silent thinking — enforce silence and wait. 3. Say: 'Turn to your elbow partner. Share your prediction. 30 seconds.' 4. Cold-call exactly 4 learners using a random name strategy (e.g., picking folded name-strips from a tin). Write all predictions verbatim on the board. 5. Say: 'None of these predictions are wrong yet — they are all hypotheses. Keep them in mind.' Allow 10 seconds WAIT TIME after each cold-call before scribing.</w:t>
-            </w:r>
-          </w:p>
-        </w:tc>
-        <w:tc>
-          <w:tcPr>
-            <w:tcW w:type="dxa" w:w="3040"/>
-            <w:shd w:fill="FFFFFF" w:color="auto" w:val="clear"/>
-            <w:tcMar>
-              <w:top w:type="dxa" w:w="60"/>
-              <w:left w:type="dxa" w:w="120"/>
-              <w:bottom w:type="dxa" w:w="60"/>
-              <w:right w:type="dxa" w:w="120"/>
-            </w:tcMar>
-            <w:vAlign w:val="top"/>
-          </w:tcPr>
-          <w:p>
-            <w:pPr>
-              <w:spacing w:after="40" w:before="0"/>
-              <w:jc w:val="left"/>
-            </w:pPr>
-            <w:r>
-              <w:rPr>
-                <w:rFonts w:ascii="Arial" w:cs="Arial" w:eastAsia="Arial" w:hAnsi="Arial"/>
-                <w:b w:val="false"/>
-                <w:bCs w:val="false"/>
-                <w:i w:val="false"/>
-                <w:iCs w:val="false"/>
-                <w:color w:val="000000"/>
-                <w:sz w:val="18"/>
-                <w:szCs w:val="18"/>
-              </w:rPr>
-              <w:t xml:space="preserve">Activation of Prior Knowledge via Prediction: By asking learners to reverse-engineer the brackets before instruction, the teacher surfaces existing mental models about multiplication and factors. This creates cognitive dissonance when predictions differ — motivating the investigation in Phase 2. Connecting to the phenomenon ensures the algebra feels purposeful, not procedural.</w:t>
-            </w:r>
-          </w:p>
-        </w:tc>
-        <w:tc>
-          <w:tcPr>
-            <w:tcW w:type="dxa" w:w="3040"/>
-            <w:shd w:fill="F2F2F2" w:color="auto" w:val="clear"/>
-            <w:tcMar>
-              <w:top w:type="dxa" w:w="60"/>
-              <w:left w:type="dxa" w:w="120"/>
-              <w:bottom w:type="dxa" w:w="60"/>
-              <w:right w:type="dxa" w:w="120"/>
-            </w:tcMar>
-            <w:vAlign w:val="top"/>
-          </w:tcPr>
-          <w:p>
-            <w:pPr>
-              <w:spacing w:after="40" w:before="0"/>
-              <w:jc w:val="left"/>
-            </w:pPr>
-            <w:r>
-              <w:rPr>
-                <w:rFonts w:ascii="Arial" w:cs="Arial" w:eastAsia="Arial" w:hAnsi="Arial"/>
-                <w:b w:val="false"/>
-                <w:bCs w:val="false"/>
-                <w:i w:val="false"/>
-                <w:iCs w:val="false"/>
-                <w:color w:val="000000"/>
-                <w:sz w:val="18"/>
-                <w:szCs w:val="18"/>
-              </w:rPr>
-              <w:t xml:space="preserve">Observable indicator: Can the learner write any plausible pair of brackets (even if incorrect)? A learner who writes '(x + ?)(x + ?)' is showing structural awareness of binomial factors. A learner who writes a single bracket or a trinomial is still thinking additively — flag these learners for targeted support in Phase 2. Teacher circulates and notes at least 3 specific learner responses during the prediction phase.</w:t>
-            </w:r>
-          </w:p>
-        </w:tc>
-      </w:tr>
-      <w:tr>
-        <w:tc>
-          <w:tcPr>
-            <w:tcW w:type="dxa" w:w="1520"/>
-            <w:shd w:fill="D9EEF1" w:color="auto" w:val="clear"/>
-            <w:tcMar>
-              <w:top w:type="dxa" w:w="60"/>
-              <w:left w:type="dxa" w:w="120"/>
-              <w:bottom w:type="dxa" w:w="60"/>
-              <w:right w:type="dxa" w:w="120"/>
-            </w:tcMar>
-            <w:vAlign w:val="top"/>
-          </w:tcPr>
-          <w:p>
-            <w:pPr>
-              <w:spacing w:after="40" w:before="0"/>
-              <w:jc w:val="left"/>
-            </w:pPr>
-            <w:r>
-              <w:rPr>
-                <w:rFonts w:ascii="Arial" w:cs="Arial" w:eastAsia="Arial" w:hAnsi="Arial"/>
-                <w:b/>
-                <w:bCs/>
-                <w:i w:val="false"/>
-                <w:iCs w:val="false"/>
-                <w:color w:val="000000"/>
-                <w:sz w:val="18"/>
-                <w:szCs w:val="18"/>
-              </w:rPr>
-              <w:t xml:space="preserve">Observe Phase</w:t>
-            </w:r>
-          </w:p>
-          <w:p>
-            <w:pPr>
-              <w:spacing w:after="20" w:before="0"/>
-            </w:pPr>
-            <w:r>
-              <w:rPr>
-                <w:rFonts w:ascii="Arial" w:cs="Arial" w:eastAsia="Arial" w:hAnsi="Arial"/>
-                <w:b/>
-                <w:bCs/>
-                <w:color w:val="1F3864"/>
-                <w:sz w:val="16"/>
-                <w:szCs w:val="16"/>
-              </w:rPr>
-              <w:t xml:space="preserve">📹 VIDEO:</w:t>
-            </w:r>
-          </w:p>
-          <w:p>
-            <w:pPr>
-              <w:spacing w:after="20" w:before="0"/>
-            </w:pPr>
-            <w:hyperlink w:history="1" r:id="rId9gen-uhgyepkzpqsolue0">
-              <w:r>
-                <w:rPr>
-                  <w:rFonts w:ascii="Arial" w:cs="Arial" w:eastAsia="Arial" w:hAnsi="Arial"/>
-                  <w:color w:val="2E75B6"/>
-                  <w:sz w:val="16"/>
-                  <w:szCs w:val="16"/>
-                  <w:u w:val="single" w:color="2E75B6"/>
-                </w:rPr>
-                <w:t xml:space="preserve">Solving quadratics by factoring</w:t>
-              </w:r>
-            </w:hyperlink>
-          </w:p>
-          <w:p>
-            <w:pPr>
-              <w:spacing w:after="10" w:before="0"/>
-              <w:ind w:left="120"/>
-            </w:pPr>
-            <w:r>
-              <w:rPr>
-                <w:rFonts w:ascii="Arial" w:cs="Arial" w:eastAsia="Arial" w:hAnsi="Arial"/>
-                <w:color w:val="595959"/>
-                <w:sz w:val="14"/>
-                <w:szCs w:val="14"/>
-              </w:rPr>
-              <w:t xml:space="preserve">Source: Khan Academy (English - US curriculum)</w:t>
-            </w:r>
-          </w:p>
-          <w:p>
-            <w:pPr>
-              <w:spacing w:after="10" w:before="0"/>
-              <w:ind w:left="120"/>
-            </w:pPr>
-            <w:hyperlink w:history="1" r:id="rIdt65c9e3jti2kdarsy201q">
-              <w:r>
-                <w:rPr>
-                  <w:rFonts w:ascii="Arial" w:cs="Arial" w:eastAsia="Arial" w:hAnsi="Arial"/>
-                  <w:color w:val="595959"/>
-                  <w:sz w:val="14"/>
-                  <w:szCs w:val="14"/>
-                  <w:u w:val="single" w:color="595959"/>
-                </w:rPr>
-                <w:t xml:space="preserve">🔍 Search ARES for similar videos</w:t>
-              </w:r>
-            </w:hyperlink>
-          </w:p>
-          <w:p>
-            <w:pPr>
-              <w:spacing w:after="40" w:before="0"/>
-            </w:pPr>
-            <w:r>
-              <w:rPr>
-                <w:sz w:val="14"/>
-                <w:szCs w:val="14"/>
-              </w:rPr>
-              <w:t xml:space="preserve"/>
-            </w:r>
-          </w:p>
-          <w:p>
-            <w:pPr>
-              <w:spacing w:after="20" w:before="0"/>
-            </w:pPr>
-            <w:r>
-              <w:rPr>
-                <w:rFonts w:ascii="Arial" w:cs="Arial" w:eastAsia="Arial" w:hAnsi="Arial"/>
-                <w:b/>
-                <w:bCs/>
-                <w:color w:val="1F3864"/>
-                <w:sz w:val="16"/>
-                <w:szCs w:val="16"/>
-              </w:rPr>
-              <w:t xml:space="preserve">📖 EXERCISE:</w:t>
-            </w:r>
-          </w:p>
-          <w:p>
-            <w:pPr>
-              <w:spacing w:after="20" w:before="0"/>
-            </w:pPr>
-            <w:hyperlink w:history="1" r:id="rIdnftjwwlhnqfnqdw519hzf">
-              <w:r>
-                <w:rPr>
-                  <w:rFonts w:ascii="Arial" w:cs="Arial" w:eastAsia="Arial" w:hAnsi="Arial"/>
-                  <w:color w:val="2E75B6"/>
-                  <w:sz w:val="16"/>
-                  <w:szCs w:val="16"/>
-                  <w:u w:val="single" w:color="2E75B6"/>
-                </w:rPr>
-                <w:t xml:space="preserve">Zero product property</w:t>
-              </w:r>
-            </w:hyperlink>
-          </w:p>
-          <w:p>
-            <w:pPr>
-              <w:spacing w:after="10" w:before="0"/>
-              <w:ind w:left="120"/>
-            </w:pPr>
-            <w:r>
-              <w:rPr>
-                <w:rFonts w:ascii="Arial" w:cs="Arial" w:eastAsia="Arial" w:hAnsi="Arial"/>
-                <w:color w:val="595959"/>
-                <w:sz w:val="14"/>
-                <w:szCs w:val="14"/>
-              </w:rPr>
-              <w:t xml:space="preserve">Source: Khan Academy (English - US curriculum)</w:t>
-            </w:r>
-          </w:p>
-          <w:p>
-            <w:pPr>
-              <w:spacing w:after="10" w:before="0"/>
-              <w:ind w:left="120"/>
-            </w:pPr>
-            <w:hyperlink w:history="1" r:id="rId0l6h2ciynp4n-xgvrf3gv">
-              <w:r>
-                <w:rPr>
-                  <w:rFonts w:ascii="Arial" w:cs="Arial" w:eastAsia="Arial" w:hAnsi="Arial"/>
-                  <w:color w:val="595959"/>
-                  <w:sz w:val="14"/>
-                  <w:szCs w:val="14"/>
-                  <w:u w:val="single" w:color="595959"/>
-                </w:rPr>
-                <w:t xml:space="preserve">🔍 Search ARES for similar readings</w:t>
-              </w:r>
-            </w:hyperlink>
-          </w:p>
-        </w:tc>
-        <w:tc>
-          <w:tcPr>
-            <w:tcW w:type="dxa" w:w="3040"/>
-            <w:shd w:fill="FFFFFF" w:color="auto" w:val="clear"/>
-            <w:tcMar>
-              <w:top w:type="dxa" w:w="60"/>
-              <w:left w:type="dxa" w:w="120"/>
-              <w:bottom w:type="dxa" w:w="60"/>
-              <w:right w:type="dxa" w:w="120"/>
-            </w:tcMar>
-            <w:vAlign w:val="top"/>
-          </w:tcPr>
-          <w:p>
-            <w:pPr>
-              <w:spacing w:after="40" w:before="0"/>
-              <w:jc w:val="left"/>
-            </w:pPr>
-            <w:r>
-              <w:rPr>
-                <w:rFonts w:ascii="Arial" w:cs="Arial" w:eastAsia="Arial" w:hAnsi="Arial"/>
-                <w:b w:val="false"/>
-                <w:bCs w:val="false"/>
-                <w:i w:val="false"/>
-                <w:iCs w:val="false"/>
-                <w:color w:val="000000"/>
-                <w:sz w:val="18"/>
-                <w:szCs w:val="18"/>
-              </w:rPr>
-              <w:t xml:space="preserve">Learners work in groups of 4. Each group receives a FACTORISATION INVESTIGATION WORKSHEET with three sections. Section A: Product-Sum Table — groups complete a table where they find two numbers that multiply to give 'c' and add to give 'b' for six different expressions (e.g., x² + 7x + 12: find two numbers that multiply to 12 and add to 7). Kenyan context clues are embedded: 'A farmer in Kericho is dividing a rectangular tea shamba of area (x² + 7x + 12) m² into two strips. What could the length and width expressions be?' Section B: Grouping Method — groups work through two guided examples of factorising ax² + bx + c where a &gt; 1 (e.g., 2x² + 7x + 3) using the split-the-middle-term and grouping method, following annotated step cards. Section C: Verification — groups re-expand their factorised answers using the FOIL method learned in Lesson 4, confirming they recover the original expression. Each group records findings on a large manila sheet for gallery sharing.</w:t>
-            </w:r>
-          </w:p>
-        </w:tc>
-        <w:tc>
-          <w:tcPr>
-            <w:tcW w:type="dxa" w:w="3040"/>
-            <w:shd w:fill="F2F2F2" w:color="auto" w:val="clear"/>
-            <w:tcMar>
-              <w:top w:type="dxa" w:w="60"/>
-              <w:left w:type="dxa" w:w="120"/>
-              <w:bottom w:type="dxa" w:w="60"/>
-              <w:right w:type="dxa" w:w="120"/>
-            </w:tcMar>
-            <w:vAlign w:val="top"/>
-          </w:tcPr>
-          <w:p>
-            <w:pPr>
-              <w:spacing w:after="40" w:before="0"/>
-              <w:jc w:val="left"/>
-            </w:pPr>
-            <w:r>
-              <w:rPr>
-                <w:rFonts w:ascii="Arial" w:cs="Arial" w:eastAsia="Arial" w:hAnsi="Arial"/>
-                <w:b w:val="false"/>
-                <w:bCs w:val="false"/>
-                <w:i w:val="false"/>
-                <w:iCs w:val="false"/>
-                <w:color w:val="000000"/>
-                <w:sz w:val="18"/>
-                <w:szCs w:val="18"/>
-              </w:rPr>
-              <w:t xml:space="preserve">1. Say: 'You are now detectives. Your job is to find the hidden factors inside these expressions. Use the Product-Sum table in Section A — find two numbers that multiply to the last term and add to the middle term.' 2. Allow 10 minutes for Section A. Circulate — do NOT give answers; instead ask: 'What pairs of numbers multiply to give 12? List them all. Now which pair also adds to 7?' (WAIT TIME: 12 seconds after each probe question.) 3. After 10 minutes, pause the class: 'Hold your pens. Cold-call: Amina, what two numbers did your group find for x² + 7x + 12? [WAIT 10 seconds]. Brian, do you agree? Why?' 4. Model Section B example (2x² + 7x + 3) live on the board using the split-middle-term method. Narrate every step aloud. Say: 'We split 7x into 6x + x because 6 × 1 = 2 × 3 = 6 — the product of a and c.' 5. Allow 12 minutes for groups to complete Sections B and C. 6. Cold-call 2 groups to present one factorisation each from Section B. Ask: 'How does your verification in Section C prove your factorisation is correct?'</w:t>
-            </w:r>
-          </w:p>
-        </w:tc>
-        <w:tc>
-          <w:tcPr>
-            <w:tcW w:type="dxa" w:w="3040"/>
-            <w:shd w:fill="FFFFFF" w:color="auto" w:val="clear"/>
-            <w:tcMar>
-              <w:top w:type="dxa" w:w="60"/>
-              <w:left w:type="dxa" w:w="120"/>
-              <w:bottom w:type="dxa" w:w="60"/>
-              <w:right w:type="dxa" w:w="120"/>
-            </w:tcMar>
-            <w:vAlign w:val="top"/>
-          </w:tcPr>
-          <w:p>
-            <w:pPr>
-              <w:spacing w:after="40" w:before="0"/>
-              <w:jc w:val="left"/>
-            </w:pPr>
-            <w:r>
-              <w:rPr>
-                <w:rFonts w:ascii="Arial" w:cs="Arial" w:eastAsia="Arial" w:hAnsi="Arial"/>
-                <w:b w:val="false"/>
-                <w:bCs w:val="false"/>
-                <w:i w:val="false"/>
-                <w:iCs w:val="false"/>
-                <w:color w:val="000000"/>
-                <w:sz w:val="18"/>
-                <w:szCs w:val="18"/>
-              </w:rPr>
-              <w:t xml:space="preserve">Structured Inquiry with Scaffolded Worksheet (NGSS Practice 4 — Analysing and Interpreting Data): The product-sum table provides a concrete data-collection experience before abstraction. Learners are not told the rule; they discover the product-sum relationship by completing the table across six cases. The Kericho shamba context grounds each expression in a physical rectangle, reinforcing that factors represent dimensions — exactly as the area-model derived quadratic identities in Lesson 2. Verification by re-expansion (Section C) closes the loop, making factorisation falsifiable: if re-expansion fails, the factorisation is wrong.</w:t>
-            </w:r>
-          </w:p>
-        </w:tc>
-        <w:tc>
-          <w:tcPr>
-            <w:tcW w:type="dxa" w:w="3040"/>
-            <w:shd w:fill="F2F2F2" w:color="auto" w:val="clear"/>
-            <w:tcMar>
-              <w:top w:type="dxa" w:w="60"/>
-              <w:left w:type="dxa" w:w="120"/>
-              <w:bottom w:type="dxa" w:w="60"/>
-              <w:right w:type="dxa" w:w="120"/>
-            </w:tcMar>
-            <w:vAlign w:val="top"/>
-          </w:tcPr>
-          <w:p>
-            <w:pPr>
-              <w:spacing w:after="40" w:before="0"/>
-              <w:jc w:val="left"/>
-            </w:pPr>
-            <w:r>
-              <w:rPr>
-                <w:rFonts w:ascii="Arial" w:cs="Arial" w:eastAsia="Arial" w:hAnsi="Arial"/>
-                <w:b w:val="false"/>
-                <w:bCs w:val="false"/>
-                <w:i w:val="false"/>
-                <w:iCs w:val="false"/>
-                <w:color w:val="000000"/>
-                <w:sz w:val="18"/>
-                <w:szCs w:val="18"/>
-              </w:rPr>
-              <w:t xml:space="preserve">Observable indicators: (a) In Section A, can the learner systematically list factor-pairs rather than guessing randomly? (b) In Section B, can the learner correctly split the middle term using the product ac? (c) In Section C, does the learner's re-expansion match the original — and do they spot their own errors? Teacher uses a 3-colour sticky-dot system on circulating: green dot on worksheet = correct product-sum found; yellow = partial (one error); red = needs re-teaching on factor pairs. After the phase, count dots to identify which groups need targeted support before Phase 3.</w:t>
-            </w:r>
-          </w:p>
-        </w:tc>
-      </w:tr>
-      <w:tr>
-        <w:tc>
-          <w:tcPr>
-            <w:tcW w:type="dxa" w:w="1520"/>
-            <w:shd w:fill="E2EFDA" w:color="auto" w:val="clear"/>
-            <w:tcMar>
-              <w:top w:type="dxa" w:w="60"/>
-              <w:left w:type="dxa" w:w="120"/>
-              <w:bottom w:type="dxa" w:w="60"/>
-              <w:right w:type="dxa" w:w="120"/>
-            </w:tcMar>
-            <w:vAlign w:val="top"/>
-          </w:tcPr>
-          <w:p>
-            <w:pPr>
-              <w:spacing w:after="40" w:before="0"/>
-              <w:jc w:val="left"/>
-            </w:pPr>
-            <w:r>
-              <w:rPr>
-                <w:rFonts w:ascii="Arial" w:cs="Arial" w:eastAsia="Arial" w:hAnsi="Arial"/>
-                <w:b/>
-                <w:bCs/>
-                <w:i w:val="false"/>
-                <w:iCs w:val="false"/>
-                <w:color w:val="000000"/>
-                <w:sz w:val="18"/>
-                <w:szCs w:val="18"/>
-              </w:rPr>
-              <w:t xml:space="preserve">Explain Phase</w:t>
-            </w:r>
-          </w:p>
-          <w:p>
-            <w:pPr>
-              <w:spacing w:after="20" w:before="0"/>
-            </w:pPr>
-            <w:r>
-              <w:rPr>
-                <w:rFonts w:ascii="Arial" w:cs="Arial" w:eastAsia="Arial" w:hAnsi="Arial"/>
-                <w:b/>
-                <w:bCs/>
-                <w:color w:val="1F3864"/>
-                <w:sz w:val="16"/>
-                <w:szCs w:val="16"/>
-              </w:rPr>
-              <w:t xml:space="preserve">📹 VIDEO:</w:t>
-            </w:r>
-          </w:p>
-          <w:p>
-            <w:pPr>
-              <w:spacing w:after="20" w:before="0"/>
-            </w:pPr>
-            <w:hyperlink w:history="1" r:id="rIdqzyqkfvryogqd859d-ddj">
-              <w:r>
-                <w:rPr>
-                  <w:rFonts w:ascii="Arial" w:cs="Arial" w:eastAsia="Arial" w:hAnsi="Arial"/>
-                  <w:color w:val="2E75B6"/>
-                  <w:sz w:val="16"/>
-                  <w:szCs w:val="16"/>
-                  <w:u w:val="single" w:color="2E75B6"/>
-                </w:rPr>
-                <w:t xml:space="preserve">Slope-intercept equation from graph</w:t>
-              </w:r>
-            </w:hyperlink>
-          </w:p>
-          <w:p>
-            <w:pPr>
-              <w:spacing w:after="10" w:before="0"/>
-              <w:ind w:left="120"/>
-            </w:pPr>
-            <w:r>
-              <w:rPr>
-                <w:rFonts w:ascii="Arial" w:cs="Arial" w:eastAsia="Arial" w:hAnsi="Arial"/>
-                <w:color w:val="595959"/>
-                <w:sz w:val="14"/>
-                <w:szCs w:val="14"/>
-              </w:rPr>
-              <w:t xml:space="preserve">Source: Khan Academy (English - US curriculum)</w:t>
-            </w:r>
-          </w:p>
-          <w:p>
-            <w:pPr>
-              <w:spacing w:after="10" w:before="0"/>
-              <w:ind w:left="120"/>
-            </w:pPr>
-            <w:hyperlink w:history="1" r:id="rIdsxmdee6v-kaestbgn1fmy">
-              <w:r>
-                <w:rPr>
-                  <w:rFonts w:ascii="Arial" w:cs="Arial" w:eastAsia="Arial" w:hAnsi="Arial"/>
-                  <w:color w:val="595959"/>
-                  <w:sz w:val="14"/>
-                  <w:szCs w:val="14"/>
-                  <w:u w:val="single" w:color="595959"/>
-                </w:rPr>
-                <w:t xml:space="preserve">🔍 Search ARES for similar videos</w:t>
-              </w:r>
-            </w:hyperlink>
-          </w:p>
-          <w:p>
-            <w:pPr>
-              <w:spacing w:after="40" w:before="0"/>
-            </w:pPr>
-            <w:r>
-              <w:rPr>
-                <w:sz w:val="14"/>
-                <w:szCs w:val="14"/>
-              </w:rPr>
-              <w:t xml:space="preserve"/>
-            </w:r>
-          </w:p>
-          <w:p>
-            <w:pPr>
-              <w:spacing w:after="20" w:before="0"/>
-            </w:pPr>
-            <w:r>
-              <w:rPr>
-                <w:rFonts w:ascii="Arial" w:cs="Arial" w:eastAsia="Arial" w:hAnsi="Arial"/>
-                <w:b/>
-                <w:bCs/>
-                <w:color w:val="1F3864"/>
-                <w:sz w:val="16"/>
-                <w:szCs w:val="16"/>
-              </w:rPr>
-              <w:t xml:space="preserve">📖 EXERCISE:</w:t>
-            </w:r>
-          </w:p>
-          <w:p>
-            <w:pPr>
-              <w:spacing w:after="20" w:before="0"/>
-            </w:pPr>
-            <w:hyperlink w:history="1" r:id="rIdcn9s5xt_mvmdgxpn1kvyl">
-              <w:r>
-                <w:rPr>
-                  <w:rFonts w:ascii="Arial" w:cs="Arial" w:eastAsia="Arial" w:hAnsi="Arial"/>
-                  <w:color w:val="2E75B6"/>
-                  <w:sz w:val="16"/>
-                  <w:szCs w:val="16"/>
-                  <w:u w:val="single" w:color="2E75B6"/>
-                </w:rPr>
-                <w:t xml:space="preserve">Intercepts from an equation</w:t>
-              </w:r>
-            </w:hyperlink>
-          </w:p>
-          <w:p>
-            <w:pPr>
-              <w:spacing w:after="10" w:before="0"/>
-              <w:ind w:left="120"/>
-            </w:pPr>
-            <w:r>
-              <w:rPr>
-                <w:rFonts w:ascii="Arial" w:cs="Arial" w:eastAsia="Arial" w:hAnsi="Arial"/>
-                <w:color w:val="595959"/>
-                <w:sz w:val="14"/>
-                <w:szCs w:val="14"/>
-              </w:rPr>
-              <w:t xml:space="preserve">Source: Khan Academy (English - US curriculum)</w:t>
-            </w:r>
-          </w:p>
-          <w:p>
-            <w:pPr>
-              <w:spacing w:after="10" w:before="0"/>
-              <w:ind w:left="120"/>
-            </w:pPr>
-            <w:hyperlink w:history="1" r:id="rIdu13yp09frz3r8hwxce8lo">
-              <w:r>
-                <w:rPr>
-                  <w:rFonts w:ascii="Arial" w:cs="Arial" w:eastAsia="Arial" w:hAnsi="Arial"/>
-                  <w:color w:val="595959"/>
-                  <w:sz w:val="14"/>
-                  <w:szCs w:val="14"/>
-                  <w:u w:val="single" w:color="595959"/>
-                </w:rPr>
-                <w:t xml:space="preserve">🔍 Search ARES for similar readings</w:t>
-              </w:r>
-            </w:hyperlink>
-          </w:p>
-        </w:tc>
-        <w:tc>
-          <w:tcPr>
-            <w:tcW w:type="dxa" w:w="3040"/>
-            <w:shd w:fill="FFFFFF" w:color="auto" w:val="clear"/>
-            <w:tcMar>
-              <w:top w:type="dxa" w:w="60"/>
-              <w:left w:type="dxa" w:w="120"/>
-              <w:bottom w:type="dxa" w:w="60"/>
-              <w:right w:type="dxa" w:w="120"/>
-            </w:tcMar>
-            <w:vAlign w:val="top"/>
-          </w:tcPr>
-          <w:p>
-            <w:pPr>
-              <w:spacing w:after="40" w:before="0"/>
-              <w:jc w:val="left"/>
-            </w:pPr>
-            <w:r>
-              <w:rPr>
-                <w:rFonts w:ascii="Arial" w:cs="Arial" w:eastAsia="Arial" w:hAnsi="Arial"/>
-                <w:b w:val="false"/>
-                <w:bCs w:val="false"/>
-                <w:i w:val="false"/>
-                <w:iCs w:val="false"/>
-                <w:color w:val="000000"/>
-                <w:sz w:val="18"/>
-                <w:szCs w:val="18"/>
-              </w:rPr>
-              <w:t xml:space="preserve">The teacher brings the class back to the anchoring phenomenon. The simplified shot put height model h(x) = −x² + 6x is projected (introduced in Lesson 3). The teacher says: 'This expression gives the height of the shot put at horizontal distance x metres. We need to know: at what value of x does the height equal zero? That is, where does the ball land?' Learners are guided through factorising h(x) = −x² + 6x step by step: first factoring out −x to get −x(x − 6), then identifying the two values of x that make h(x) = 0 (x = 0 and x = 6). The teacher connects each step back to the real event: 'x = 0 is where the athlete releases the ball at ground level; x = 6 means the ball travels 6 metres horizontally before landing.' Learners then independently factorise three new quadratic expressions on a mini-whiteboard or in their notebooks: (1) x² + 8x + 15, (2) x² − 5x + 6, (3) 3x² + 10x + 3. After each, a random learner is cold-called to explain their method aloud. Finally, learners return to their Phase 1 predictions on the board. The teacher cold-calls 2 learners to evaluate whether their prediction was correct and explain why.</w:t>
-            </w:r>
-          </w:p>
-        </w:tc>
-        <w:tc>
-          <w:tcPr>
-            <w:tcW w:type="dxa" w:w="3040"/>
-            <w:shd w:fill="F2F2F2" w:color="auto" w:val="clear"/>
-            <w:tcMar>
-              <w:top w:type="dxa" w:w="60"/>
-              <w:left w:type="dxa" w:w="120"/>
-              <w:bottom w:type="dxa" w:w="60"/>
-              <w:right w:type="dxa" w:w="120"/>
-            </w:tcMar>
-            <w:vAlign w:val="top"/>
-          </w:tcPr>
-          <w:p>
-            <w:pPr>
-              <w:spacing w:after="40" w:before="0"/>
-              <w:jc w:val="left"/>
-            </w:pPr>
-            <w:r>
-              <w:rPr>
-                <w:rFonts w:ascii="Arial" w:cs="Arial" w:eastAsia="Arial" w:hAnsi="Arial"/>
-                <w:b w:val="false"/>
-                <w:bCs w:val="false"/>
-                <w:i w:val="false"/>
-                <w:iCs w:val="false"/>
-                <w:color w:val="000000"/>
-                <w:sz w:val="18"/>
-                <w:szCs w:val="18"/>
-              </w:rPr>
-              <w:t xml:space="preserve">1. Project h(x) = −x² + 6x over the shot put still-frame. Say verbatim: 'This is our athlete's throw from Sports Day. The expression −x² + 6x tells us the height at every point. But where does the ball land? Factorisation will answer that — today, right now.' 2. Walk through factorisation of −x² + 6x on the board, narrating every step. Say: 'I first look for a common factor in every term. Every term has x, and every term has a negative — so I factor out −x.' Write: −x² + 6x = −x(x − 6). 3. Say: 'Now I ask: what values of x make this zero?' WAIT TIME: 15 seconds. Cold-call: 'Juma, if −x = 0, what is x?' WAIT 10 seconds. 'And if (x − 6) = 0, what is x?' 4. Connect to phenomenon: 'So x = 0 is the release point. x = 6 is the landing point. Our athlete's throw travels exactly 6 metres. Factorisation just told us that — before we even measured it.' 5. Set the three independent practice problems. Circulate for 8 minutes. After each problem, cold-call 1 learner: 'Wanjiru, show us your factors for number 2. Explain why those numbers work.' WAIT 12 seconds before accepting the response. 6. Return to the Phase 1 prediction board. Ask: 'Who predicted (x+2)(x+3) for x² + 5x + 6? Let's check: expand it. Yes — correct! What made that prediction work?' Cold-call 2 learners.</w:t>
-            </w:r>
-          </w:p>
-        </w:tc>
-        <w:tc>
-          <w:tcPr>
-            <w:tcW w:type="dxa" w:w="3040"/>
-            <w:shd w:fill="FFFFFF" w:color="auto" w:val="clear"/>
-            <w:tcMar>
-              <w:top w:type="dxa" w:w="60"/>
-              <w:left w:type="dxa" w:w="120"/>
-              <w:bottom w:type="dxa" w:w="60"/>
-              <w:right w:type="dxa" w:w="120"/>
-            </w:tcMar>
-            <w:vAlign w:val="top"/>
-          </w:tcPr>
-          <w:p>
-            <w:pPr>
-              <w:spacing w:after="40" w:before="0"/>
-              <w:jc w:val="left"/>
-            </w:pPr>
-            <w:r>
-              <w:rPr>
-                <w:rFonts w:ascii="Arial" w:cs="Arial" w:eastAsia="Arial" w:hAnsi="Arial"/>
-                <w:b w:val="false"/>
-                <w:bCs w:val="false"/>
-                <w:i w:val="false"/>
-                <w:iCs w:val="false"/>
-                <w:color w:val="000000"/>
-                <w:sz w:val="18"/>
-                <w:szCs w:val="18"/>
-              </w:rPr>
-              <w:t xml:space="preserve">Phenomenon Reconnection with Worked Example (NGSS Practice 5 — Using Mathematics and Computational Thinking): The teacher explicitly solves a real sub-problem of the driving question (where does the ball land?) using factorisation. This demonstrates that the algebraic technique has direct explanatory power over the physical event. The return to Phase 1 predictions closes the predict-observe-explain loop, reinforcing metacognitive awareness: learners see which of their initial hypotheses were structurally sound and why.</w:t>
-            </w:r>
-          </w:p>
-        </w:tc>
-        <w:tc>
-          <w:tcPr>
-            <w:tcW w:type="dxa" w:w="3040"/>
-            <w:shd w:fill="F2F2F2" w:color="auto" w:val="clear"/>
-            <w:tcMar>
-              <w:top w:type="dxa" w:w="60"/>
-              <w:left w:type="dxa" w:w="120"/>
-              <w:bottom w:type="dxa" w:w="60"/>
-              <w:right w:type="dxa" w:w="120"/>
-            </w:tcMar>
-            <w:vAlign w:val="top"/>
-          </w:tcPr>
-          <w:p>
-            <w:pPr>
-              <w:spacing w:after="40" w:before="0"/>
-              <w:jc w:val="left"/>
-            </w:pPr>
-            <w:r>
-              <w:rPr>
-                <w:rFonts w:ascii="Arial" w:cs="Arial" w:eastAsia="Arial" w:hAnsi="Arial"/>
-                <w:b w:val="false"/>
-                <w:bCs w:val="false"/>
-                <w:i w:val="false"/>
-                <w:iCs w:val="false"/>
-                <w:color w:val="000000"/>
-                <w:sz w:val="18"/>
-                <w:szCs w:val="18"/>
-              </w:rPr>
-              <w:t xml:space="preserve">Observable indicators: (a) Can the learner correctly factorise all three independent practice problems without prompting? (b) Can the learner articulate verbally why the two numbers in the factors must satisfy the product-sum condition? (c) Can the learner connect x = 0 and x = 6 to the physical meaning of launch and landing? Teacher collects mini-whiteboards (or scans notebooks) after Phase 3 to identify persistent errors — particularly sign errors in expressions with negative b (e.g., x² − 5x + 6).</w:t>
-            </w:r>
-          </w:p>
-        </w:tc>
-      </w:tr>
-      <w:tr>
-        <w:tc>
-          <w:tcPr>
-            <w:tcW w:type="dxa" w:w="1520"/>
-            <w:shd w:fill="FCE4D6" w:color="auto" w:val="clear"/>
-            <w:tcMar>
-              <w:top w:type="dxa" w:w="60"/>
-              <w:left w:type="dxa" w:w="120"/>
-              <w:bottom w:type="dxa" w:w="60"/>
-              <w:right w:type="dxa" w:w="120"/>
-            </w:tcMar>
-            <w:vAlign w:val="top"/>
-          </w:tcPr>
-          <w:p>
-            <w:pPr>
-              <w:spacing w:after="40" w:before="0"/>
-              <w:jc w:val="left"/>
-            </w:pPr>
-            <w:r>
-              <w:rPr>
-                <w:rFonts w:ascii="Arial" w:cs="Arial" w:eastAsia="Arial" w:hAnsi="Arial"/>
-                <w:b/>
-                <w:bCs/>
-                <w:i w:val="false"/>
-                <w:iCs w:val="false"/>
-                <w:color w:val="000000"/>
-                <w:sz w:val="18"/>
-                <w:szCs w:val="18"/>
-              </w:rPr>
-              <w:t xml:space="preserve">Driving Question Board (DQB) Creation</w:t>
-            </w:r>
-          </w:p>
-          <w:p>
-            <w:pPr>
-              <w:spacing w:after="20" w:before="0"/>
-            </w:pPr>
-            <w:r>
-              <w:rPr>
-                <w:rFonts w:ascii="Arial" w:cs="Arial" w:eastAsia="Arial" w:hAnsi="Arial"/>
-                <w:b/>
-                <w:bCs/>
-                <w:color w:val="1F3864"/>
-                <w:sz w:val="16"/>
-                <w:szCs w:val="16"/>
-              </w:rPr>
-              <w:t xml:space="preserve">📹 VIDEO:</w:t>
-            </w:r>
-          </w:p>
-          <w:p>
-            <w:pPr>
-              <w:spacing w:after="20" w:before="0"/>
-            </w:pPr>
-            <w:hyperlink w:history="1" r:id="rId7vjlcbecol4oaxgenouh4">
-              <w:r>
-                <w:rPr>
-                  <w:rFonts w:ascii="Arial" w:cs="Arial" w:eastAsia="Arial" w:hAnsi="Arial"/>
-                  <w:color w:val="2E75B6"/>
-                  <w:sz w:val="16"/>
-                  <w:szCs w:val="16"/>
-                  <w:u w:val="single" w:color="2E75B6"/>
-                </w:rPr>
-                <w:t xml:space="preserve">Solving quadratics by factoring -dubbed(KY)</w:t>
-              </w:r>
-            </w:hyperlink>
-          </w:p>
-          <w:p>
-            <w:pPr>
-              <w:spacing w:after="10" w:before="0"/>
-              <w:ind w:left="120"/>
-            </w:pPr>
-            <w:r>
-              <w:rPr>
-                <w:rFonts w:ascii="Arial" w:cs="Arial" w:eastAsia="Arial" w:hAnsi="Arial"/>
-                <w:color w:val="595959"/>
-                <w:sz w:val="14"/>
-                <w:szCs w:val="14"/>
-              </w:rPr>
-              <w:t xml:space="preserve">Source: Khan Academy (Kiswahili)</w:t>
-            </w:r>
-          </w:p>
-          <w:p>
-            <w:pPr>
-              <w:spacing w:after="10" w:before="0"/>
-              <w:ind w:left="120"/>
-            </w:pPr>
-            <w:hyperlink w:history="1" r:id="rIdfaujkis3s18sxsit5rjwk">
-              <w:r>
-                <w:rPr>
-                  <w:rFonts w:ascii="Arial" w:cs="Arial" w:eastAsia="Arial" w:hAnsi="Arial"/>
-                  <w:color w:val="595959"/>
-                  <w:sz w:val="14"/>
-                  <w:szCs w:val="14"/>
-                  <w:u w:val="single" w:color="595959"/>
-                </w:rPr>
-                <w:t xml:space="preserve">🔍 Search ARES for similar videos</w:t>
-              </w:r>
-            </w:hyperlink>
-          </w:p>
-          <w:p>
-            <w:pPr>
-              <w:spacing w:after="40" w:before="0"/>
-            </w:pPr>
-            <w:r>
-              <w:rPr>
-                <w:sz w:val="14"/>
-                <w:szCs w:val="14"/>
-              </w:rPr>
-              <w:t xml:space="preserve"/>
-            </w:r>
-          </w:p>
-          <w:p>
-            <w:pPr>
-              <w:spacing w:after="20" w:before="0"/>
-            </w:pPr>
-            <w:r>
-              <w:rPr>
-                <w:rFonts w:ascii="Arial" w:cs="Arial" w:eastAsia="Arial" w:hAnsi="Arial"/>
-                <w:b/>
-                <w:bCs/>
-                <w:color w:val="1F3864"/>
-                <w:sz w:val="16"/>
-                <w:szCs w:val="16"/>
-              </w:rPr>
-              <w:t xml:space="preserve">📖 EXERCISE:</w:t>
-            </w:r>
-          </w:p>
-          <w:p>
-            <w:pPr>
-              <w:spacing w:after="20" w:before="0"/>
-            </w:pPr>
-            <w:hyperlink w:history="1" r:id="rIdl8zufwczy1ecuhxln6b2m">
-              <w:r>
-                <w:rPr>
-                  <w:rFonts w:ascii="Arial" w:cs="Arial" w:eastAsia="Arial" w:hAnsi="Arial"/>
-                  <w:color w:val="2E75B6"/>
-                  <w:sz w:val="16"/>
-                  <w:szCs w:val="16"/>
-                  <w:u w:val="single" w:color="2E75B6"/>
-                </w:rPr>
-                <w:t xml:space="preserve">Intercepts from an equation</w:t>
-              </w:r>
-            </w:hyperlink>
-          </w:p>
-          <w:p>
-            <w:pPr>
-              <w:spacing w:after="10" w:before="0"/>
-              <w:ind w:left="120"/>
-            </w:pPr>
-            <w:r>
-              <w:rPr>
-                <w:rFonts w:ascii="Arial" w:cs="Arial" w:eastAsia="Arial" w:hAnsi="Arial"/>
-                <w:color w:val="595959"/>
-                <w:sz w:val="14"/>
-                <w:szCs w:val="14"/>
-              </w:rPr>
-              <w:t xml:space="preserve">Source: Khan Academy (English - US curriculum)</w:t>
-            </w:r>
-          </w:p>
-          <w:p>
-            <w:pPr>
-              <w:spacing w:after="10" w:before="0"/>
-              <w:ind w:left="120"/>
-            </w:pPr>
-            <w:hyperlink w:history="1" r:id="rIdkagzgrfqeg9vaxp8n_0fs">
-              <w:r>
-                <w:rPr>
-                  <w:rFonts w:ascii="Arial" w:cs="Arial" w:eastAsia="Arial" w:hAnsi="Arial"/>
-                  <w:color w:val="595959"/>
-                  <w:sz w:val="14"/>
-                  <w:szCs w:val="14"/>
-                  <w:u w:val="single" w:color="595959"/>
-                </w:rPr>
-                <w:t xml:space="preserve">🔍 Search ARES for similar readings</w:t>
-              </w:r>
-            </w:hyperlink>
-          </w:p>
-        </w:tc>
-        <w:tc>
-          <w:tcPr>
-            <w:tcW w:type="dxa" w:w="3040"/>
-            <w:shd w:fill="FFFFFF" w:color="auto" w:val="clear"/>
-            <w:tcMar>
-              <w:top w:type="dxa" w:w="60"/>
-              <w:left w:type="dxa" w:w="120"/>
-              <w:bottom w:type="dxa" w:w="60"/>
-              <w:right w:type="dxa" w:w="120"/>
-            </w:tcMar>
-            <w:vAlign w:val="top"/>
-          </w:tcPr>
-          <w:p>
-            <w:pPr>
-              <w:spacing w:after="40" w:before="0"/>
-              <w:jc w:val="left"/>
-            </w:pPr>
-            <w:r>
-              <w:rPr>
-                <w:rFonts w:ascii="Arial" w:cs="Arial" w:eastAsia="Arial" w:hAnsi="Arial"/>
-                <w:b w:val="false"/>
-                <w:bCs w:val="false"/>
-                <w:i w:val="false"/>
-                <w:iCs w:val="false"/>
-                <w:color w:val="000000"/>
-                <w:sz w:val="18"/>
-                <w:szCs w:val="18"/>
-              </w:rPr>
-              <w:t xml:space="preserve">Each learner receives two sticky notes (different colours). On the ORANGE note, they write one thing they now understand about the parabolic path that they did not understand before today. On the GREEN note, they write one new question this lesson has raised. Learners post their notes on the class DQB, which is divided into three columns: WHAT WE KNOW | WHAT WE WONDER | HOW THIS CONNECTS TO THE THROW. The teacher reads 4–5 orange notes aloud and, using a marker, draws an arrow on the DQB from 'factorisation' to a pre-posted card that reads 'WHERE DOES THE BALL LAND?' and writes '→ x = 0 and x = 6 (from factorisation!)' in red. The teacher then reads 3 green wonder-notes aloud and circles any that point forward to Lesson 6 (solving quadratic equations). The teacher says: 'These green questions — especially this one about what happens when a ≠ 1 — are exactly what we will investigate next lesson when we form and solve full quadratic equations.'</w:t>
-            </w:r>
-          </w:p>
-        </w:tc>
-        <w:tc>
-          <w:tcPr>
-            <w:tcW w:type="dxa" w:w="3040"/>
-            <w:shd w:fill="F2F2F2" w:color="auto" w:val="clear"/>
-            <w:tcMar>
-              <w:top w:type="dxa" w:w="60"/>
-              <w:left w:type="dxa" w:w="120"/>
-              <w:bottom w:type="dxa" w:w="60"/>
-              <w:right w:type="dxa" w:w="120"/>
-            </w:tcMar>
-            <w:vAlign w:val="top"/>
-          </w:tcPr>
-          <w:p>
-            <w:pPr>
-              <w:spacing w:after="40" w:before="0"/>
-              <w:jc w:val="left"/>
-            </w:pPr>
-            <w:r>
-              <w:rPr>
-                <w:rFonts w:ascii="Arial" w:cs="Arial" w:eastAsia="Arial" w:hAnsi="Arial"/>
-                <w:b w:val="false"/>
-                <w:bCs w:val="false"/>
-                <w:i w:val="false"/>
-                <w:iCs w:val="false"/>
-                <w:color w:val="000000"/>
-                <w:sz w:val="18"/>
-                <w:szCs w:val="18"/>
-              </w:rPr>
-              <w:t xml:space="preserve">1. Distribute sticky notes. Say: 'Two minutes — silent. Orange: what do you now understand about the shot put path? Green: what new question has today raised for you?' Enforce silence. 2. Direct learners to post notes on the DQB. Circulate and read notes as they are posted. 3. Read 4–5 orange notes aloud, paraphrasing: 'Achieng writes: I now know that the factors tell us where the ball hits the ground. Exactly — that is our biggest insight today.' 4. Draw the red arrow on the DQB connecting 'factorisation' to 'where does the ball land?' 5. Read 3 green wonder-notes. Say: 'Keep these questions — they are your compass for the rest of this unit.' 6. Cold-call 1 learner: 'Otieno, in one sentence — what does factorising a quadratic expression tell us about the curved path of the throw?' WAIT 15 seconds.</w:t>
-            </w:r>
-          </w:p>
-        </w:tc>
-        <w:tc>
-          <w:tcPr>
-            <w:tcW w:type="dxa" w:w="3040"/>
-            <w:shd w:fill="FFFFFF" w:color="auto" w:val="clear"/>
-            <w:tcMar>
-              <w:top w:type="dxa" w:w="60"/>
-              <w:left w:type="dxa" w:w="120"/>
-              <w:bottom w:type="dxa" w:w="60"/>
-              <w:right w:type="dxa" w:w="120"/>
-            </w:tcMar>
-            <w:vAlign w:val="top"/>
-          </w:tcPr>
-          <w:p>
-            <w:pPr>
-              <w:spacing w:after="40" w:before="0"/>
-              <w:jc w:val="left"/>
-            </w:pPr>
-            <w:r>
-              <w:rPr>
-                <w:rFonts w:ascii="Arial" w:cs="Arial" w:eastAsia="Arial" w:hAnsi="Arial"/>
-                <w:b w:val="false"/>
-                <w:bCs w:val="false"/>
-                <w:i w:val="false"/>
-                <w:iCs w:val="false"/>
-                <w:color w:val="000000"/>
-                <w:sz w:val="18"/>
-                <w:szCs w:val="18"/>
-              </w:rPr>
-              <w:t xml:space="preserve">Driving Question Board as a Living Knowledge Artefact: The DQB externalises the class's growing understanding and makes visible the gap between current knowledge and the full driving question. Colour-coding (orange = knowledge, green = wonder) helps learners distinguish claims from questions — a core scientific practice. The teacher's red arrow makes the causal link between today's mathematical tool (factorisation) and the physical question (landing distance) permanently visible in the classroom.</w:t>
-            </w:r>
-          </w:p>
-        </w:tc>
-        <w:tc>
-          <w:tcPr>
-            <w:tcW w:type="dxa" w:w="3040"/>
-            <w:shd w:fill="F2F2F2" w:color="auto" w:val="clear"/>
-            <w:tcMar>
-              <w:top w:type="dxa" w:w="60"/>
-              <w:left w:type="dxa" w:w="120"/>
-              <w:bottom w:type="dxa" w:w="60"/>
-              <w:right w:type="dxa" w:w="120"/>
-            </w:tcMar>
-            <w:vAlign w:val="top"/>
-          </w:tcPr>
-          <w:p>
-            <w:pPr>
-              <w:spacing w:after="40" w:before="0"/>
-              <w:jc w:val="left"/>
-            </w:pPr>
-            <w:r>
-              <w:rPr>
-                <w:rFonts w:ascii="Arial" w:cs="Arial" w:eastAsia="Arial" w:hAnsi="Arial"/>
-                <w:b w:val="false"/>
-                <w:bCs w:val="false"/>
-                <w:i w:val="false"/>
-                <w:iCs w:val="false"/>
-                <w:color w:val="000000"/>
-                <w:sz w:val="18"/>
-                <w:szCs w:val="18"/>
-              </w:rPr>
-              <w:t xml:space="preserve">Observable indicators: (a) Are orange notes factually accurate — do they correctly describe what factorisation reveals? Flag any orange notes with misconceptions (e.g., 'factorisation tells us the highest point') for correction at the start of Lesson 6. (b) Are green notes generative — do they point toward solving equations, completing the square, or the quadratic formula? These indicate readiness for Lessons 6–8. Teacher photographs the DQB after class for planning purposes.</w:t>
-            </w:r>
-          </w:p>
-        </w:tc>
-      </w:tr>
-      <w:tr>
-        <w:tc>
-          <w:tcPr>
-            <w:tcW w:type="dxa" w:w="1520"/>
-            <w:shd w:fill="D5E8F0" w:color="auto" w:val="clear"/>
-            <w:tcMar>
-              <w:top w:type="dxa" w:w="60"/>
-              <w:left w:type="dxa" w:w="120"/>
-              <w:bottom w:type="dxa" w:w="60"/>
-              <w:right w:type="dxa" w:w="120"/>
-            </w:tcMar>
-            <w:vAlign w:val="top"/>
-          </w:tcPr>
-          <w:p>
-            <w:pPr>
-              <w:spacing w:after="40" w:before="0"/>
-              <w:jc w:val="left"/>
-            </w:pPr>
-            <w:r>
-              <w:rPr>
-                <w:rFonts w:ascii="Arial" w:cs="Arial" w:eastAsia="Arial" w:hAnsi="Arial"/>
-                <w:b/>
-                <w:bCs/>
-                <w:i w:val="false"/>
-                <w:iCs w:val="false"/>
-                <w:color w:val="000000"/>
-                <w:sz w:val="18"/>
-                <w:szCs w:val="18"/>
-              </w:rPr>
-              <w:t xml:space="preserve">Model Building Phase</w:t>
-            </w:r>
-          </w:p>
-          <w:p>
-            <w:pPr>
-              <w:spacing w:after="20" w:before="0"/>
-            </w:pPr>
-            <w:r>
-              <w:rPr>
-                <w:rFonts w:ascii="Arial" w:cs="Arial" w:eastAsia="Arial" w:hAnsi="Arial"/>
-                <w:b/>
-                <w:bCs/>
-                <w:color w:val="1F3864"/>
-                <w:sz w:val="16"/>
-                <w:szCs w:val="16"/>
-              </w:rPr>
-              <w:t xml:space="preserve">📹 VIDEO:</w:t>
-            </w:r>
-          </w:p>
-          <w:p>
-            <w:pPr>
-              <w:spacing w:after="20" w:before="0"/>
-            </w:pPr>
-            <w:hyperlink w:history="1" r:id="rIdqnpmd_0oaqs1_ie26xjjm">
-              <w:r>
-                <w:rPr>
-                  <w:rFonts w:ascii="Arial" w:cs="Arial" w:eastAsia="Arial" w:hAnsi="Arial"/>
-                  <w:color w:val="2E75B6"/>
-                  <w:sz w:val="16"/>
-                  <w:szCs w:val="16"/>
-                  <w:u w:val="single" w:color="2E75B6"/>
-                </w:rPr>
-                <w:t xml:space="preserve">Solving quadratics by taking square roots examples</w:t>
-              </w:r>
-            </w:hyperlink>
-          </w:p>
-          <w:p>
-            <w:pPr>
-              <w:spacing w:after="10" w:before="0"/>
-              <w:ind w:left="120"/>
-            </w:pPr>
-            <w:r>
-              <w:rPr>
-                <w:rFonts w:ascii="Arial" w:cs="Arial" w:eastAsia="Arial" w:hAnsi="Arial"/>
-                <w:color w:val="595959"/>
-                <w:sz w:val="14"/>
-                <w:szCs w:val="14"/>
-              </w:rPr>
-              <w:t xml:space="preserve">Source: Khan Academy (English - US curriculum)</w:t>
-            </w:r>
-          </w:p>
-          <w:p>
-            <w:pPr>
-              <w:spacing w:after="10" w:before="0"/>
-              <w:ind w:left="120"/>
-            </w:pPr>
-            <w:hyperlink w:history="1" r:id="rIdnwzbanojwr_frrph79rzo">
-              <w:r>
-                <w:rPr>
-                  <w:rFonts w:ascii="Arial" w:cs="Arial" w:eastAsia="Arial" w:hAnsi="Arial"/>
-                  <w:color w:val="595959"/>
-                  <w:sz w:val="14"/>
-                  <w:szCs w:val="14"/>
-                  <w:u w:val="single" w:color="595959"/>
-                </w:rPr>
-                <w:t xml:space="preserve">🔍 Search ARES for similar videos</w:t>
-              </w:r>
-            </w:hyperlink>
-          </w:p>
-          <w:p>
-            <w:pPr>
-              <w:spacing w:after="40" w:before="0"/>
-            </w:pPr>
-            <w:r>
-              <w:rPr>
-                <w:sz w:val="14"/>
-                <w:szCs w:val="14"/>
-              </w:rPr>
-              <w:t xml:space="preserve"/>
-            </w:r>
-          </w:p>
-          <w:p>
-            <w:pPr>
-              <w:spacing w:after="20" w:before="0"/>
-            </w:pPr>
-            <w:r>
-              <w:rPr>
-                <w:rFonts w:ascii="Arial" w:cs="Arial" w:eastAsia="Arial" w:hAnsi="Arial"/>
-                <w:b/>
-                <w:bCs/>
-                <w:color w:val="1F3864"/>
-                <w:sz w:val="16"/>
-                <w:szCs w:val="16"/>
-              </w:rPr>
-              <w:t xml:space="preserve">📖 EXERCISE:</w:t>
-            </w:r>
-          </w:p>
-          <w:p>
-            <w:pPr>
-              <w:spacing w:after="20" w:before="0"/>
-            </w:pPr>
-            <w:hyperlink w:history="1" r:id="rIdl6dedg7rx5bh50r8-gfg0">
-              <w:r>
-                <w:rPr>
-                  <w:rFonts w:ascii="Arial" w:cs="Arial" w:eastAsia="Arial" w:hAnsi="Arial"/>
-                  <w:color w:val="2E75B6"/>
-                  <w:sz w:val="16"/>
-                  <w:szCs w:val="16"/>
-                  <w:u w:val="single" w:color="2E75B6"/>
-                </w:rPr>
-                <w:t xml:space="preserve">Intercepts from an equation</w:t>
-              </w:r>
-            </w:hyperlink>
-          </w:p>
-          <w:p>
-            <w:pPr>
-              <w:spacing w:after="10" w:before="0"/>
-              <w:ind w:left="120"/>
-            </w:pPr>
-            <w:r>
-              <w:rPr>
-                <w:rFonts w:ascii="Arial" w:cs="Arial" w:eastAsia="Arial" w:hAnsi="Arial"/>
-                <w:color w:val="595959"/>
-                <w:sz w:val="14"/>
-                <w:szCs w:val="14"/>
-              </w:rPr>
-              <w:t xml:space="preserve">Source: Khan Academy (English - US curriculum)</w:t>
-            </w:r>
-          </w:p>
-          <w:p>
-            <w:pPr>
-              <w:spacing w:after="10" w:before="0"/>
-              <w:ind w:left="120"/>
-            </w:pPr>
-            <w:hyperlink w:history="1" r:id="rIdjvq8bnmummvisqweklqsd">
+            <w:hyperlink w:history="1" r:id="rId9jmkg2b2np0wjz_vu6g6w">
               <w:r>
                 <w:rPr>
                   <w:rFonts w:ascii="Arial" w:cs="Arial" w:eastAsia="Arial" w:hAnsi="Arial"/>
@@ -17993,7 +17993,7 @@
             <w:pPr>
               <w:spacing w:after="20" w:before="0"/>
             </w:pPr>
-            <w:hyperlink w:history="1" r:id="rIdnkw7m3ahdbbywpw9t48wo">
+            <w:hyperlink w:history="1" r:id="rId6-ga_8-nexgjia19thb_9">
               <w:r>
                 <w:rPr>
                   <w:rFonts w:ascii="Arial" w:cs="Arial" w:eastAsia="Arial" w:hAnsi="Arial"/>
@@ -18026,7 +18026,7 @@
               <w:spacing w:after="10" w:before="0"/>
               <w:ind w:left="120"/>
             </w:pPr>
-            <w:hyperlink w:history="1" r:id="rIdlylbg2levqepl8dbs-_py">
+            <w:hyperlink w:history="1" r:id="rIdlqjkqpuja-q-lrogseuob">
               <w:r>
                 <w:rPr>
                   <w:rFonts w:ascii="Arial" w:cs="Arial" w:eastAsia="Arial" w:hAnsi="Arial"/>
@@ -18071,7 +18071,7 @@
             <w:pPr>
               <w:spacing w:after="20" w:before="0"/>
             </w:pPr>
-            <w:hyperlink w:history="1" r:id="rIdc68jiv6o_fgshfv2lmglr">
+            <w:hyperlink w:history="1" r:id="rIdpilmgyplv3m8odtckqddx">
               <w:r>
                 <w:rPr>
                   <w:rFonts w:ascii="Arial" w:cs="Arial" w:eastAsia="Arial" w:hAnsi="Arial"/>
@@ -18104,7 +18104,7 @@
               <w:spacing w:after="10" w:before="0"/>
               <w:ind w:left="120"/>
             </w:pPr>
-            <w:hyperlink w:history="1" r:id="rIdsieci9ntoibvt7z0bkqf-">
+            <w:hyperlink w:history="1" r:id="rIdw4ngt92cuzh4boa_yaylj">
               <w:r>
                 <w:rPr>
                   <w:rFonts w:ascii="Arial" w:cs="Arial" w:eastAsia="Arial" w:hAnsi="Arial"/>
@@ -18394,7 +18394,7 @@
             <w:pPr>
               <w:spacing w:after="20" w:before="0"/>
             </w:pPr>
-            <w:hyperlink w:history="1" r:id="rIdki9uqwz6gh2_3xghm44rj">
+            <w:hyperlink w:history="1" r:id="rIdf_idbuerrcamykwibyts3">
               <w:r>
                 <w:rPr>
                   <w:rFonts w:ascii="Arial" w:cs="Arial" w:eastAsia="Arial" w:hAnsi="Arial"/>
@@ -18403,7 +18403,7 @@
                   <w:szCs w:val="16"/>
                   <w:u w:val="single" w:color="2E75B6"/>
                 </w:rPr>
-                <w:t xml:space="preserve">Quadratic systems: a line and a parabola</w:t>
+                <w:t xml:space="preserve">Quadratic equations word problem: box dimensions</w:t>
               </w:r>
             </w:hyperlink>
           </w:p>
@@ -18427,7 +18427,7 @@
               <w:spacing w:after="10" w:before="0"/>
               <w:ind w:left="120"/>
             </w:pPr>
-            <w:hyperlink w:history="1" r:id="rId28-8lwsogktldhf1mpi4l">
+            <w:hyperlink w:history="1" r:id="rIdar2f6ygdiwj7zswkp8zis">
               <w:r>
                 <w:rPr>
                   <w:rFonts w:ascii="Arial" w:cs="Arial" w:eastAsia="Arial" w:hAnsi="Arial"/>
@@ -18472,7 +18472,7 @@
             <w:pPr>
               <w:spacing w:after="20" w:before="0"/>
             </w:pPr>
-            <w:hyperlink w:history="1" r:id="rIdripfzu_ldyo5fakf1mapx">
+            <w:hyperlink w:history="1" r:id="rId7hqwgkn3zjuxeaix5ofrq">
               <w:r>
                 <w:rPr>
                   <w:rFonts w:ascii="Arial" w:cs="Arial" w:eastAsia="Arial" w:hAnsi="Arial"/>
@@ -18505,7 +18505,7 @@
               <w:spacing w:after="10" w:before="0"/>
               <w:ind w:left="120"/>
             </w:pPr>
-            <w:hyperlink w:history="1" r:id="rId7a4if6stjorvibncu95wa">
+            <w:hyperlink w:history="1" r:id="rId2f7znmhhllsjg-cq8m9sv">
               <w:r>
                 <w:rPr>
                   <w:rFonts w:ascii="Arial" w:cs="Arial" w:eastAsia="Arial" w:hAnsi="Arial"/>
@@ -19118,7 +19118,7 @@
             <w:pPr>
               <w:spacing w:after="20" w:before="0"/>
             </w:pPr>
-            <w:hyperlink w:history="1" r:id="rIdelv8lc7vf7nlw6i8qhbao">
+            <w:hyperlink w:history="1" r:id="rIdvoutoxmecl2b4tcoqsjmd">
               <w:r>
                 <w:rPr>
                   <w:rFonts w:ascii="Arial" w:cs="Arial" w:eastAsia="Arial" w:hAnsi="Arial"/>
@@ -19127,7 +19127,7 @@
                   <w:szCs w:val="16"/>
                   <w:u w:val="single" w:color="2E75B6"/>
                 </w:rPr>
-                <w:t xml:space="preserve">Factoring polynomials using complex numbers</w:t>
+                <w:t xml:space="preserve">Constructing linear equations from context</w:t>
               </w:r>
             </w:hyperlink>
           </w:p>
@@ -19151,7 +19151,7 @@
               <w:spacing w:after="10" w:before="0"/>
               <w:ind w:left="120"/>
             </w:pPr>
-            <w:hyperlink w:history="1" r:id="rIdrnfiwwbk4vgvo966jzibz">
+            <w:hyperlink w:history="1" r:id="rIdpyld1z925nmuyw8m0_ztm">
               <w:r>
                 <w:rPr>
                   <w:rFonts w:ascii="Arial" w:cs="Arial" w:eastAsia="Arial" w:hAnsi="Arial"/>
@@ -19196,7 +19196,7 @@
             <w:pPr>
               <w:spacing w:after="20" w:before="0"/>
             </w:pPr>
-            <w:hyperlink w:history="1" r:id="rIdanneemi4o6eagx6t2_rpt">
+            <w:hyperlink w:history="1" r:id="rIdhm3xmj-4jxhhezwccrbtm">
               <w:r>
                 <w:rPr>
                   <w:rFonts w:ascii="Arial" w:cs="Arial" w:eastAsia="Arial" w:hAnsi="Arial"/>
@@ -19205,7 +19205,7 @@
                   <w:szCs w:val="16"/>
                   <w:u w:val="single" w:color="2E75B6"/>
                 </w:rPr>
-                <w:t xml:space="preserve">Quadratics by factoring</w:t>
+                <w:t xml:space="preserve">Divide quadratics by linear expressions (no remainders)</w:t>
               </w:r>
             </w:hyperlink>
           </w:p>
@@ -19229,7 +19229,7 @@
               <w:spacing w:after="10" w:before="0"/>
               <w:ind w:left="120"/>
             </w:pPr>
-            <w:hyperlink w:history="1" r:id="rId06bzucass5tcyezvfiahf">
+            <w:hyperlink w:history="1" r:id="rId6lwlnfrleink0zmqplo2d">
               <w:r>
                 <w:rPr>
                   <w:rFonts w:ascii="Arial" w:cs="Arial" w:eastAsia="Arial" w:hAnsi="Arial"/>
@@ -19785,7 +19785,7 @@
             <w:pPr>
               <w:spacing w:after="20" w:before="0"/>
             </w:pPr>
-            <w:hyperlink w:history="1" r:id="rIdrccnzbaqkoeregdzlcqon">
+            <w:hyperlink w:history="1" r:id="rIdocuiypvckbzqrr_fhioiy">
               <w:r>
                 <w:rPr>
                   <w:rFonts w:ascii="Arial" w:cs="Arial" w:eastAsia="Arial" w:hAnsi="Arial"/>
@@ -19794,7 +19794,7 @@
                   <w:szCs w:val="16"/>
                   <w:u w:val="single" w:color="2E75B6"/>
                 </w:rPr>
-                <w:t xml:space="preserve">Quadratic equations word problem: box dimensions</w:t>
+                <w:t xml:space="preserve">Intro to linear equation standard form</w:t>
               </w:r>
             </w:hyperlink>
           </w:p>
@@ -19818,7 +19818,7 @@
               <w:spacing w:after="10" w:before="0"/>
               <w:ind w:left="120"/>
             </w:pPr>
-            <w:hyperlink w:history="1" r:id="rIdemfail8ygpbvxmcwl4zoe">
+            <w:hyperlink w:history="1" r:id="rIdo6uhlxlfuqsgwnqhohzvw">
               <w:r>
                 <w:rPr>
                   <w:rFonts w:ascii="Arial" w:cs="Arial" w:eastAsia="Arial" w:hAnsi="Arial"/>
@@ -19863,7 +19863,7 @@
             <w:pPr>
               <w:spacing w:after="20" w:before="0"/>
             </w:pPr>
-            <w:hyperlink w:history="1" r:id="rIdounkj1izzsgvxtkkcrlk2">
+            <w:hyperlink w:history="1" r:id="rIdachvcpq8dwfr7teuqv6qs">
               <w:r>
                 <w:rPr>
                   <w:rFonts w:ascii="Arial" w:cs="Arial" w:eastAsia="Arial" w:hAnsi="Arial"/>
@@ -19872,7 +19872,7 @@
                   <w:szCs w:val="16"/>
                   <w:u w:val="single" w:color="2E75B6"/>
                 </w:rPr>
-                <w:t xml:space="preserve">Quadratics by factoring (intro)</w:t>
+                <w:t xml:space="preserve">Divide quadratics by linear expressions (no remainders)</w:t>
               </w:r>
             </w:hyperlink>
           </w:p>
@@ -19896,7 +19896,7 @@
               <w:spacing w:after="10" w:before="0"/>
               <w:ind w:left="120"/>
             </w:pPr>
-            <w:hyperlink w:history="1" r:id="rIdsgnzlo7xtyxhwcljadqkl">
+            <w:hyperlink w:history="1" r:id="rIdmfkqrh3ikbgpuj-4eorat">
               <w:r>
                 <w:rPr>
                   <w:rFonts w:ascii="Arial" w:cs="Arial" w:eastAsia="Arial" w:hAnsi="Arial"/>
@@ -20167,7 +20167,7 @@
             <w:pPr>
               <w:spacing w:after="20" w:before="0"/>
             </w:pPr>
-            <w:hyperlink w:history="1" r:id="rIdq-pbdcg7micushglcrqrg">
+            <w:hyperlink w:history="1" r:id="rIdmsdfenmdttdpk0zhyebpm">
               <w:r>
                 <w:rPr>
                   <w:rFonts w:ascii="Arial" w:cs="Arial" w:eastAsia="Arial" w:hAnsi="Arial"/>
@@ -20176,7 +20176,7 @@
                   <w:szCs w:val="16"/>
                   <w:u w:val="single" w:color="2E75B6"/>
                 </w:rPr>
-                <w:t xml:space="preserve">Constructing linear equations from context</w:t>
+                <w:t xml:space="preserve">Strategy in solving quadratic equations</w:t>
               </w:r>
             </w:hyperlink>
           </w:p>
@@ -20200,7 +20200,7 @@
               <w:spacing w:after="10" w:before="0"/>
               <w:ind w:left="120"/>
             </w:pPr>
-            <w:hyperlink w:history="1" r:id="rIdxyqoshowp3rjukjsn64_f">
+            <w:hyperlink w:history="1" r:id="rIdjqxbthj30oap4lb9l0bua">
               <w:r>
                 <w:rPr>
                   <w:rFonts w:ascii="Arial" w:cs="Arial" w:eastAsia="Arial" w:hAnsi="Arial"/>
@@ -20245,7 +20245,7 @@
             <w:pPr>
               <w:spacing w:after="20" w:before="0"/>
             </w:pPr>
-            <w:hyperlink w:history="1" r:id="rIdgjlrslpw1rgdvuoj4qoeb">
+            <w:hyperlink w:history="1" r:id="rIdjpacggeyc4zr992fanua4">
               <w:r>
                 <w:rPr>
                   <w:rFonts w:ascii="Arial" w:cs="Arial" w:eastAsia="Arial" w:hAnsi="Arial"/>
@@ -20278,7 +20278,7 @@
               <w:spacing w:after="10" w:before="0"/>
               <w:ind w:left="120"/>
             </w:pPr>
-            <w:hyperlink w:history="1" r:id="rIdiashn_aotprmt-uhuea4a">
+            <w:hyperlink w:history="1" r:id="rIdm9n_fxymlnkys4_1zp0ga">
               <w:r>
                 <w:rPr>
                   <w:rFonts w:ascii="Arial" w:cs="Arial" w:eastAsia="Arial" w:hAnsi="Arial"/>
@@ -21860,7 +21860,7 @@
             <w:pPr>
               <w:spacing w:after="20" w:before="0"/>
             </w:pPr>
-            <w:hyperlink w:history="1" r:id="rIdbfhyiydc47k9v5zx_kvme">
+            <w:hyperlink w:history="1" r:id="rIdiztatuabkpqsf4fife_db">
               <w:r>
                 <w:rPr>
                   <w:rFonts w:ascii="Arial" w:cs="Arial" w:eastAsia="Arial" w:hAnsi="Arial"/>
@@ -21893,7 +21893,7 @@
               <w:spacing w:after="10" w:before="0"/>
               <w:ind w:left="120"/>
             </w:pPr>
-            <w:hyperlink w:history="1" r:id="rIdnnkwpw79ysxfxuanilbwv">
+            <w:hyperlink w:history="1" r:id="rIdqnyxmnhxcnrd66vo9pwsz">
               <w:r>
                 <w:rPr>
                   <w:rFonts w:ascii="Arial" w:cs="Arial" w:eastAsia="Arial" w:hAnsi="Arial"/>
@@ -21938,7 +21938,7 @@
             <w:pPr>
               <w:spacing w:after="20" w:before="0"/>
             </w:pPr>
-            <w:hyperlink w:history="1" r:id="rIdgmlluvjdubmzzwywn-2-5">
+            <w:hyperlink w:history="1" r:id="rIdm1uskzoc39knkyqrqpuj6">
               <w:r>
                 <w:rPr>
                   <w:rFonts w:ascii="Arial" w:cs="Arial" w:eastAsia="Arial" w:hAnsi="Arial"/>
@@ -21971,7 +21971,7 @@
               <w:spacing w:after="10" w:before="0"/>
               <w:ind w:left="120"/>
             </w:pPr>
-            <w:hyperlink w:history="1" r:id="rIdqksmk8alh_l-snrtdeqh4">
+            <w:hyperlink w:history="1" r:id="rId4i1yi_sg62lgoychtoblf">
               <w:r>
                 <w:rPr>
                   <w:rFonts w:ascii="Arial" w:cs="Arial" w:eastAsia="Arial" w:hAnsi="Arial"/>
@@ -22166,7 +22166,7 @@
             <w:pPr>
               <w:spacing w:after="20" w:before="0"/>
             </w:pPr>
-            <w:hyperlink w:history="1" r:id="rIdnkekkpcg5uvxi40vxxhvb">
+            <w:hyperlink w:history="1" r:id="rIdjdl-t9mjtr2trm9hgwwk1">
               <w:r>
                 <w:rPr>
                   <w:rFonts w:ascii="Arial" w:cs="Arial" w:eastAsia="Arial" w:hAnsi="Arial"/>
@@ -22199,7 +22199,7 @@
               <w:spacing w:after="10" w:before="0"/>
               <w:ind w:left="120"/>
             </w:pPr>
-            <w:hyperlink w:history="1" r:id="rIdjm4gw-sgcio42wbwggfh0">
+            <w:hyperlink w:history="1" r:id="rIdnqswonpc5mxfhtvrbspjg">
               <w:r>
                 <w:rPr>
                   <w:rFonts w:ascii="Arial" w:cs="Arial" w:eastAsia="Arial" w:hAnsi="Arial"/>
@@ -22237,14 +22237,14 @@
                 <w:sz w:val="16"/>
                 <w:szCs w:val="16"/>
               </w:rPr>
-              <w:t xml:space="preserve">📖 EXERCISE:</w:t>
+              <w:t xml:space="preserve">📖 HTML:</w:t>
             </w:r>
           </w:p>
           <w:p>
             <w:pPr>
               <w:spacing w:after="20" w:before="0"/>
             </w:pPr>
-            <w:hyperlink w:history="1" r:id="rIdljzhm0rlpvp5rpz-vqryg">
+            <w:hyperlink w:history="1" r:id="rIdafx1ykwqbglq5w_wi1m_l">
               <w:r>
                 <w:rPr>
                   <w:rFonts w:ascii="Arial" w:cs="Arial" w:eastAsia="Arial" w:hAnsi="Arial"/>
@@ -22253,7 +22253,7 @@
                   <w:szCs w:val="16"/>
                   <w:u w:val="single" w:color="2E75B6"/>
                 </w:rPr>
-                <w:t xml:space="preserve">Zero product property</w:t>
+                <w:t xml:space="preserve">Trigonometric Equations Using the Quadratic Formula (Flexbook)</w:t>
               </w:r>
             </w:hyperlink>
           </w:p>
@@ -22269,7 +22269,7 @@
                 <w:sz w:val="14"/>
                 <w:szCs w:val="14"/>
               </w:rPr>
-              <w:t xml:space="preserve">Source: Khan Academy (English - US curriculum)</w:t>
+              <w:t xml:space="preserve">Source: CK-12</w:t>
             </w:r>
           </w:p>
           <w:p>
@@ -22277,7 +22277,7 @@
               <w:spacing w:after="10" w:before="0"/>
               <w:ind w:left="120"/>
             </w:pPr>
-            <w:hyperlink w:history="1" r:id="rIdh-xwgs3hktrjwcx_gdnrz">
+            <w:hyperlink w:history="1" r:id="rIdjtlhytaltjdtmjfuzlt3j">
               <w:r>
                 <w:rPr>
                   <w:rFonts w:ascii="Arial" w:cs="Arial" w:eastAsia="Arial" w:hAnsi="Arial"/>
@@ -22472,7 +22472,313 @@
             <w:pPr>
               <w:spacing w:after="20" w:before="0"/>
             </w:pPr>
-            <w:hyperlink w:history="1" r:id="rIdrh6go6tjf3oyiyyjevbpk">
+            <w:hyperlink w:history="1" r:id="rIdte4wqmy9x3uqzafwlda6a">
+              <w:r>
+                <w:rPr>
+                  <w:rFonts w:ascii="Arial" w:cs="Arial" w:eastAsia="Arial" w:hAnsi="Arial"/>
+                  <w:color w:val="2E75B6"/>
+                  <w:sz w:val="16"/>
+                  <w:szCs w:val="16"/>
+                  <w:u w:val="single" w:color="2E75B6"/>
+                </w:rPr>
+                <w:t xml:space="preserve">Strategy in solving quadratic equations</w:t>
+              </w:r>
+            </w:hyperlink>
+          </w:p>
+          <w:p>
+            <w:pPr>
+              <w:spacing w:after="10" w:before="0"/>
+              <w:ind w:left="120"/>
+            </w:pPr>
+            <w:r>
+              <w:rPr>
+                <w:rFonts w:ascii="Arial" w:cs="Arial" w:eastAsia="Arial" w:hAnsi="Arial"/>
+                <w:color w:val="595959"/>
+                <w:sz w:val="14"/>
+                <w:szCs w:val="14"/>
+              </w:rPr>
+              <w:t xml:space="preserve">Source: Khan Academy (English - US curriculum)</w:t>
+            </w:r>
+          </w:p>
+          <w:p>
+            <w:pPr>
+              <w:spacing w:after="10" w:before="0"/>
+              <w:ind w:left="120"/>
+            </w:pPr>
+            <w:hyperlink w:history="1" r:id="rIdc1k1sna-6kf_op__h4epu">
+              <w:r>
+                <w:rPr>
+                  <w:rFonts w:ascii="Arial" w:cs="Arial" w:eastAsia="Arial" w:hAnsi="Arial"/>
+                  <w:color w:val="595959"/>
+                  <w:sz w:val="14"/>
+                  <w:szCs w:val="14"/>
+                  <w:u w:val="single" w:color="595959"/>
+                </w:rPr>
+                <w:t xml:space="preserve">🔍 Search ARES for similar videos</w:t>
+              </w:r>
+            </w:hyperlink>
+          </w:p>
+          <w:p>
+            <w:pPr>
+              <w:spacing w:after="40" w:before="0"/>
+            </w:pPr>
+            <w:r>
+              <w:rPr>
+                <w:sz w:val="14"/>
+                <w:szCs w:val="14"/>
+              </w:rPr>
+              <w:t xml:space="preserve"/>
+            </w:r>
+          </w:p>
+          <w:p>
+            <w:pPr>
+              <w:spacing w:after="20" w:before="0"/>
+            </w:pPr>
+            <w:r>
+              <w:rPr>
+                <w:rFonts w:ascii="Arial" w:cs="Arial" w:eastAsia="Arial" w:hAnsi="Arial"/>
+                <w:b/>
+                <w:bCs/>
+                <w:color w:val="1F3864"/>
+                <w:sz w:val="16"/>
+                <w:szCs w:val="16"/>
+              </w:rPr>
+              <w:t xml:space="preserve">📖 EXERCISE:</w:t>
+            </w:r>
+          </w:p>
+          <w:p>
+            <w:pPr>
+              <w:spacing w:after="20" w:before="0"/>
+            </w:pPr>
+            <w:hyperlink w:history="1" r:id="rIdkfbd9ejtusczuzm-d5fhz">
+              <w:r>
+                <w:rPr>
+                  <w:rFonts w:ascii="Arial" w:cs="Arial" w:eastAsia="Arial" w:hAnsi="Arial"/>
+                  <w:color w:val="2E75B6"/>
+                  <w:sz w:val="16"/>
+                  <w:szCs w:val="16"/>
+                  <w:u w:val="single" w:color="2E75B6"/>
+                </w:rPr>
+                <w:t xml:space="preserve">Trigonometric Equations Using the Quadratic Formula Practice</w:t>
+              </w:r>
+            </w:hyperlink>
+          </w:p>
+          <w:p>
+            <w:pPr>
+              <w:spacing w:after="10" w:before="0"/>
+              <w:ind w:left="120"/>
+            </w:pPr>
+            <w:r>
+              <w:rPr>
+                <w:rFonts w:ascii="Arial" w:cs="Arial" w:eastAsia="Arial" w:hAnsi="Arial"/>
+                <w:color w:val="595959"/>
+                <w:sz w:val="14"/>
+                <w:szCs w:val="14"/>
+              </w:rPr>
+              <w:t xml:space="preserve">Source: CK-12</w:t>
+            </w:r>
+          </w:p>
+          <w:p>
+            <w:pPr>
+              <w:spacing w:after="10" w:before="0"/>
+              <w:ind w:left="120"/>
+            </w:pPr>
+            <w:hyperlink w:history="1" r:id="rIdctxa1cjee37wpbsyxt5gr">
+              <w:r>
+                <w:rPr>
+                  <w:rFonts w:ascii="Arial" w:cs="Arial" w:eastAsia="Arial" w:hAnsi="Arial"/>
+                  <w:color w:val="595959"/>
+                  <w:sz w:val="14"/>
+                  <w:szCs w:val="14"/>
+                  <w:u w:val="single" w:color="595959"/>
+                </w:rPr>
+                <w:t xml:space="preserve">🔍 Search ARES for similar readings</w:t>
+              </w:r>
+            </w:hyperlink>
+          </w:p>
+        </w:tc>
+        <w:tc>
+          <w:tcPr>
+            <w:tcW w:type="dxa" w:w="3040"/>
+            <w:shd w:fill="FFFFFF" w:color="auto" w:val="clear"/>
+            <w:tcMar>
+              <w:top w:type="dxa" w:w="60"/>
+              <w:left w:type="dxa" w:w="120"/>
+              <w:bottom w:type="dxa" w:w="60"/>
+              <w:right w:type="dxa" w:w="120"/>
+            </w:tcMar>
+            <w:vAlign w:val="top"/>
+          </w:tcPr>
+          <w:p>
+            <w:pPr>
+              <w:spacing w:after="40" w:before="0"/>
+              <w:jc w:val="left"/>
+            </w:pPr>
+            <w:r>
+              <w:rPr>
+                <w:rFonts w:ascii="Arial" w:cs="Arial" w:eastAsia="Arial" w:hAnsi="Arial"/>
+                <w:b w:val="false"/>
+                <w:bCs w:val="false"/>
+                <w:i w:val="false"/>
+                <w:iCs w:val="false"/>
+                <w:color w:val="000000"/>
+                <w:sz w:val="18"/>
+                <w:szCs w:val="18"/>
+              </w:rPr>
+              <w:t xml:space="preserve">Learners solve both equations using two methods, guided by teacher-led worked examples followed by independent practice. Method 1 — Factorisation: Learners solve x² − 6x = 0 by factorising as x(x − 6) = 0, giving x = 0 or x = 6. They interpret both roots: x = 0 is where the ball was thrown (start), x = 6 m is where it lands. They solve x² + 3x − 40 = 0 by finding two numbers that multiply to −40 and add to 3 (−5 and 8), factorising as (x − 5)(x + 8) = 0, giving x = 5 or x = −8; they reject x = −8 because a length cannot be negative, so the shorter side is 5 m and the longer side is 8 m. Method 2 — Quadratic Formula: Learners re-solve x² + 3x − 40 = 0 using x = (−b ± √(b²−4ac)) / 2a with a=1, b=3, c=−40, confirming x = 5 and x = −8. They record a summary rule: 'Always interpret BOTH roots in context and reject any root that is not physically possible.' Pairs then tackle two extension problems: (i) a shot put where h = −2x² + 8x — find where it lands; (ii) a rectangular maize farm in Rift Valley where one side is 2 m longer than double the other side and area = 60 m² — find dimensions.</w:t>
+            </w:r>
+          </w:p>
+        </w:tc>
+        <w:tc>
+          <w:tcPr>
+            <w:tcW w:type="dxa" w:w="3040"/>
+            <w:shd w:fill="F2F2F2" w:color="auto" w:val="clear"/>
+            <w:tcMar>
+              <w:top w:type="dxa" w:w="60"/>
+              <w:left w:type="dxa" w:w="120"/>
+              <w:bottom w:type="dxa" w:w="60"/>
+              <w:right w:type="dxa" w:w="120"/>
+            </w:tcMar>
+            <w:vAlign w:val="top"/>
+          </w:tcPr>
+          <w:p>
+            <w:pPr>
+              <w:spacing w:after="40" w:before="0"/>
+              <w:jc w:val="left"/>
+            </w:pPr>
+            <w:r>
+              <w:rPr>
+                <w:rFonts w:ascii="Arial" w:cs="Arial" w:eastAsia="Arial" w:hAnsi="Arial"/>
+                <w:b w:val="false"/>
+                <w:bCs w:val="false"/>
+                <w:i w:val="false"/>
+                <w:iCs w:val="false"/>
+                <w:color w:val="000000"/>
+                <w:sz w:val="18"/>
+                <w:szCs w:val="18"/>
+              </w:rPr>
+              <w:t xml:space="preserve">Begin with a 10-minute teacher-led demonstration at the board, narrating every step aloud. For x² − 6x = 0 say: 'I notice there is a common factor of x — this is exactly what we practised in Lesson 4. I factorise to get x(x − 6) = 0. Now the Zero Product Property tells me: if two things multiply to zero, at least one of them must be zero. So either x = 0 or x − 6 = 0. Go back to the phenomenon — what does x = 0 mean on the sports field? And what does x = 6 mean?' Allow 10 seconds WAIT TIME, then cold-call: 'Kipchoge, what does x = 6 tell us about the shot put?' For x² + 3x − 40 = 0, model the factor-search aloud: 'I need two integers that multiply to −40 and add to +3. I will list factor pairs of 40: 1×40, 2×20, 4×10, 5×8. Which pair has a difference of 3? Five and eight. Since the product is negative, one must be negative. Does −5 + 8 = 3? Yes. So (x − 5)(x + 8) = 0.' After demonstrating the quadratic formula re-solve, say: 'Both methods give x = 5 and x = −8. Now I must ask — can a side of a shamba be −8 metres? Discuss with your partner for 30 seconds.' Cold-call: 'Amina, what do we do with x = −8 and why?' During paired extension practice, circulate and prompt struggling learners with: 'What is your value of a, b, and c? Write them down before substituting.' After 15 minutes, select one pair to present extension problem (ii) on the board while the class checks their own work.</w:t>
+            </w:r>
+          </w:p>
+        </w:tc>
+        <w:tc>
+          <w:tcPr>
+            <w:tcW w:type="dxa" w:w="3040"/>
+            <w:shd w:fill="FFFFFF" w:color="auto" w:val="clear"/>
+            <w:tcMar>
+              <w:top w:type="dxa" w:w="60"/>
+              <w:left w:type="dxa" w:w="120"/>
+              <w:bottom w:type="dxa" w:w="60"/>
+              <w:right w:type="dxa" w:w="120"/>
+            </w:tcMar>
+            <w:vAlign w:val="top"/>
+          </w:tcPr>
+          <w:p>
+            <w:pPr>
+              <w:spacing w:after="40" w:before="0"/>
+              <w:jc w:val="left"/>
+            </w:pPr>
+            <w:r>
+              <w:rPr>
+                <w:rFonts w:ascii="Arial" w:cs="Arial" w:eastAsia="Arial" w:hAnsi="Arial"/>
+                <w:b w:val="false"/>
+                <w:bCs w:val="false"/>
+                <w:i w:val="false"/>
+                <w:iCs w:val="false"/>
+                <w:color w:val="000000"/>
+                <w:sz w:val="18"/>
+                <w:szCs w:val="18"/>
+              </w:rPr>
+              <w:t xml:space="preserve">Worked Example Analysis followed by Faded Scaffolding — the teacher models full solutions with explicit narration of reasoning (not just procedure), then learners tackle near-transfer problems (same structure, different numbers/context) with decreasing teacher support. The 'interpret both roots' rule is explicitly named and posted on the board as a sensemaking anchor, preventing purely procedural application. Connecting x = 0 and x = 6 back to the shot put parabola on the board links the algebra to the visible phenomenon throughout.</w:t>
+            </w:r>
+          </w:p>
+        </w:tc>
+        <w:tc>
+          <w:tcPr>
+            <w:tcW w:type="dxa" w:w="3040"/>
+            <w:shd w:fill="F2F2F2" w:color="auto" w:val="clear"/>
+            <w:tcMar>
+              <w:top w:type="dxa" w:w="60"/>
+              <w:left w:type="dxa" w:w="120"/>
+              <w:bottom w:type="dxa" w:w="60"/>
+              <w:right w:type="dxa" w:w="120"/>
+            </w:tcMar>
+            <w:vAlign w:val="top"/>
+          </w:tcPr>
+          <w:p>
+            <w:pPr>
+              <w:spacing w:after="40" w:before="0"/>
+              <w:jc w:val="left"/>
+            </w:pPr>
+            <w:r>
+              <w:rPr>
+                <w:rFonts w:ascii="Arial" w:cs="Arial" w:eastAsia="Arial" w:hAnsi="Arial"/>
+                <w:b w:val="false"/>
+                <w:bCs w:val="false"/>
+                <w:i w:val="false"/>
+                <w:iCs w:val="false"/>
+                <w:color w:val="000000"/>
+                <w:sz w:val="18"/>
+                <w:szCs w:val="18"/>
+              </w:rPr>
+              <w:t xml:space="preserve">Observable indicators: (a) learner correctly identifies and rejects non-physical root with a written reason ('a length cannot be negative'); (b) learner correctly substitutes into the quadratic formula with correct sign for b; (c) learner's extension problem shows dimensions that multiply to the stated area (verification step). Teacher uses a quick show-of-whiteboards (or open books) after the extension problems: 'Hold up your answer for the dimensions of the maize farm.' Correct answer: sides are 5 m and 12 m for problem (ii). Learners who show incorrect answers are identified for the DQB phase questioning.</w:t>
+            </w:r>
+          </w:p>
+        </w:tc>
+      </w:tr>
+      <w:tr>
+        <w:tc>
+          <w:tcPr>
+            <w:tcW w:type="dxa" w:w="1520"/>
+            <w:shd w:fill="FCE4D6" w:color="auto" w:val="clear"/>
+            <w:tcMar>
+              <w:top w:type="dxa" w:w="60"/>
+              <w:left w:type="dxa" w:w="120"/>
+              <w:bottom w:type="dxa" w:w="60"/>
+              <w:right w:type="dxa" w:w="120"/>
+            </w:tcMar>
+            <w:vAlign w:val="top"/>
+          </w:tcPr>
+          <w:p>
+            <w:pPr>
+              <w:spacing w:after="40" w:before="0"/>
+              <w:jc w:val="left"/>
+            </w:pPr>
+            <w:r>
+              <w:rPr>
+                <w:rFonts w:ascii="Arial" w:cs="Arial" w:eastAsia="Arial" w:hAnsi="Arial"/>
+                <w:b/>
+                <w:bCs/>
+                <w:i w:val="false"/>
+                <w:iCs w:val="false"/>
+                <w:color w:val="000000"/>
+                <w:sz w:val="18"/>
+                <w:szCs w:val="18"/>
+              </w:rPr>
+              <w:t xml:space="preserve">Driving Question Board (DQB) Creation</w:t>
+            </w:r>
+          </w:p>
+          <w:p>
+            <w:pPr>
+              <w:spacing w:after="20" w:before="0"/>
+            </w:pPr>
+            <w:r>
+              <w:rPr>
+                <w:rFonts w:ascii="Arial" w:cs="Arial" w:eastAsia="Arial" w:hAnsi="Arial"/>
+                <w:b/>
+                <w:bCs/>
+                <w:color w:val="1F3864"/>
+                <w:sz w:val="16"/>
+                <w:szCs w:val="16"/>
+              </w:rPr>
+              <w:t xml:space="preserve">📹 VIDEO:</w:t>
+            </w:r>
+          </w:p>
+          <w:p>
+            <w:pPr>
+              <w:spacing w:after="20" w:before="0"/>
+            </w:pPr>
+            <w:hyperlink w:history="1" r:id="rId2ymmjdxhw1mxsh5m5_jq9">
               <w:r>
                 <w:rPr>
                   <w:rFonts w:ascii="Arial" w:cs="Arial" w:eastAsia="Arial" w:hAnsi="Arial"/>
@@ -22505,7 +22811,7 @@
               <w:spacing w:after="10" w:before="0"/>
               <w:ind w:left="120"/>
             </w:pPr>
-            <w:hyperlink w:history="1" r:id="rIdfe9dyipgggzocisft4gwl">
+            <w:hyperlink w:history="1" r:id="rIdseemelm7zifm-0e5aknyt">
               <w:r>
                 <w:rPr>
                   <w:rFonts w:ascii="Arial" w:cs="Arial" w:eastAsia="Arial" w:hAnsi="Arial"/>
@@ -22543,14 +22849,14 @@
                 <w:sz w:val="16"/>
                 <w:szCs w:val="16"/>
               </w:rPr>
-              <w:t xml:space="preserve">📖 HTML:</w:t>
+              <w:t xml:space="preserve">📖 EXERCISE:</w:t>
             </w:r>
           </w:p>
           <w:p>
             <w:pPr>
               <w:spacing w:after="20" w:before="0"/>
             </w:pPr>
-            <w:hyperlink w:history="1" r:id="rIdlumlmxjk-puvs-i5rgwaz">
+            <w:hyperlink w:history="1" r:id="rIdrlh5tykqntbeobiv6fmyn">
               <w:r>
                 <w:rPr>
                   <w:rFonts w:ascii="Arial" w:cs="Arial" w:eastAsia="Arial" w:hAnsi="Arial"/>
@@ -22559,7 +22865,7 @@
                   <w:szCs w:val="16"/>
                   <w:u w:val="single" w:color="2E75B6"/>
                 </w:rPr>
-                <w:t xml:space="preserve">Trigonometric Equations Using the Quadratic Formula (Flexbook)</w:t>
+                <w:t xml:space="preserve">Equations with square roots: decimals &amp; fractions</w:t>
               </w:r>
             </w:hyperlink>
           </w:p>
@@ -22575,7 +22881,7 @@
                 <w:sz w:val="14"/>
                 <w:szCs w:val="14"/>
               </w:rPr>
-              <w:t xml:space="preserve">Source: CK-12</w:t>
+              <w:t xml:space="preserve">Source: Khan Academy (English - US curriculum)</w:t>
             </w:r>
           </w:p>
           <w:p>
@@ -22583,7 +22889,7 @@
               <w:spacing w:after="10" w:before="0"/>
               <w:ind w:left="120"/>
             </w:pPr>
-            <w:hyperlink w:history="1" r:id="rIdprxo1bemmexc_ewxupixz">
+            <w:hyperlink w:history="1" r:id="rId7qvb8cp5hwmffhkqurbor">
               <w:r>
                 <w:rPr>
                   <w:rFonts w:ascii="Arial" w:cs="Arial" w:eastAsia="Arial" w:hAnsi="Arial"/>
@@ -22625,7 +22931,7 @@
                 <w:sz w:val="18"/>
                 <w:szCs w:val="18"/>
               </w:rPr>
-              <w:t xml:space="preserve">Learners solve both equations using two methods, guided by teacher-led worked examples followed by independent practice. Method 1 — Factorisation: Learners solve x² − 6x = 0 by factorising as x(x − 6) = 0, giving x = 0 or x = 6. They interpret both roots: x = 0 is where the ball was thrown (start), x = 6 m is where it lands. They solve x² + 3x − 40 = 0 by finding two numbers that multiply to −40 and add to 3 (−5 and 8), factorising as (x − 5)(x + 8) = 0, giving x = 5 or x = −8; they reject x = −8 because a length cannot be negative, so the shorter side is 5 m and the longer side is 8 m. Method 2 — Quadratic Formula: Learners re-solve x² + 3x − 40 = 0 using x = (−b ± √(b²−4ac)) / 2a with a=1, b=3, c=−40, confirming x = 5 and x = −8. They record a summary rule: 'Always interpret BOTH roots in context and reject any root that is not physically possible.' Pairs then tackle two extension problems: (i) a shot put where h = −2x² + 8x — find where it lands; (ii) a rectangular maize farm in Rift Valley where one side is 2 m longer than double the other side and area = 60 m² — find dimensions.</w:t>
+              <w:t xml:space="preserve">Each learner receives two sticky notes (or draws two boxes in their book if notes are unavailable). On the first note they write one thing the lesson has helped them understand about the driving question — specifically connecting today's algebra to the shot put or the shamba. On the second note they write one question that still puzzles them or a new question the lesson has raised (e.g., 'What if the equation has no real roots — does that mean the ball never lands?'; 'How do we find the highest point of the parabola, not just where it lands?'). Notes are placed on the class DQB under two columns: 'NOW WE CAN EXPLAIN…' and 'WE STILL WONDER…'. The teacher reads three 'wonder' notes aloud and the class votes on which question is most important to investigate in Lesson 8.</w:t>
             </w:r>
           </w:p>
         </w:tc>
@@ -22657,7 +22963,7 @@
                 <w:sz w:val="18"/>
                 <w:szCs w:val="18"/>
               </w:rPr>
-              <w:t xml:space="preserve">Begin with a 10-minute teacher-led demonstration at the board, narrating every step aloud. For x² − 6x = 0 say: 'I notice there is a common factor of x — this is exactly what we practised in Lesson 4. I factorise to get x(x − 6) = 0. Now the Zero Product Property tells me: if two things multiply to zero, at least one of them must be zero. So either x = 0 or x − 6 = 0. Go back to the phenomenon — what does x = 0 mean on the sports field? And what does x = 6 mean?' Allow 10 seconds WAIT TIME, then cold-call: 'Kipchoge, what does x = 6 tell us about the shot put?' For x² + 3x − 40 = 0, model the factor-search aloud: 'I need two integers that multiply to −40 and add to +3. I will list factor pairs of 40: 1×40, 2×20, 4×10, 5×8. Which pair has a difference of 3? Five and eight. Since the product is negative, one must be negative. Does −5 + 8 = 3? Yes. So (x − 5)(x + 8) = 0.' After demonstrating the quadratic formula re-solve, say: 'Both methods give x = 5 and x = −8. Now I must ask — can a side of a shamba be −8 metres? Discuss with your partner for 30 seconds.' Cold-call: 'Amina, what do we do with x = −8 and why?' During paired extension practice, circulate and prompt struggling learners with: 'What is your value of a, b, and c? Write them down before substituting.' After 15 minutes, select one pair to present extension problem (ii) on the board while the class checks their own work.</w:t>
+              <w:t xml:space="preserve">Say: 'We have been building our Driving Question Board since the first lesson. Today we answered a big part of the driving question — we can now predict exactly where the shot put lands using algebra. Take two minutes to write your sticky notes.' Enforce silence for 2 minutes. As learners post notes, quickly group similar 'wonder' questions on the board. Read three aloud: choose one that anticipates the vertex/maximum point (connects to Lesson 8 model building), one that questions the discriminant (b²−4ac), and one that connects to the shamba context. Say: 'These three questions are going to guide our final lesson. Which one do you think we absolutely must answer to complete our model of the shot put path?' Hands vote. Record the winning question as the Lesson 8 focus on the board.</w:t>
             </w:r>
           </w:p>
         </w:tc>
@@ -22689,7 +22995,7 @@
                 <w:sz w:val="18"/>
                 <w:szCs w:val="18"/>
               </w:rPr>
-              <w:t xml:space="preserve">Worked Example Analysis followed by Faded Scaffolding — the teacher models full solutions with explicit narration of reasoning (not just procedure), then learners tackle near-transfer problems (same structure, different numbers/context) with decreasing teacher support. The 'interpret both roots' rule is explicitly named and posted on the board as a sensemaking anchor, preventing purely procedural application. Connecting x = 0 and x = 6 back to the shot put parabola on the board links the algebra to the visible phenomenon throughout.</w:t>
+              <w:t xml:space="preserve">Public Knowledge Building (DQB Protocol) — making individual understanding and curiosity visible to the whole class creates a shared intellectual record of the unit's progress. The 'NOW WE CAN / WE STILL WONDER' structure reinforces that science and mathematics are iterative, and that solved questions generate new questions. Voting on the Lesson 8 focus gives learners agency over the inquiry direction.</w:t>
             </w:r>
           </w:p>
         </w:tc>
@@ -22721,7 +23027,7 @@
                 <w:sz w:val="18"/>
                 <w:szCs w:val="18"/>
               </w:rPr>
-              <w:t xml:space="preserve">Observable indicators: (a) learner correctly identifies and rejects non-physical root with a written reason ('a length cannot be negative'); (b) learner correctly substitutes into the quadratic formula with correct sign for b; (c) learner's extension problem shows dimensions that multiply to the stated area (verification step). Teacher uses a quick show-of-whiteboards (or open books) after the extension problems: 'Hold up your answer for the dimensions of the maize farm.' Correct answer: sides are 5 m and 12 m for problem (ii). Learners who show incorrect answers are identified for the DQB phase questioning.</w:t>
+              <w:t xml:space="preserve">Observable indicator: learner's 'NOW WE CAN EXPLAIN' note makes a specific, accurate claim connecting today's algebra to the phenomenon (not a vague statement). Teacher reads every note quickly during posting and flags any that reveal persistent misconceptions (e.g., a learner who writes 'x = 6 is the highest point' — this confuses landing distance with the vertex and must be corrected before Lesson 8).</w:t>
             </w:r>
           </w:p>
         </w:tc>
@@ -22730,32 +23036,32 @@
         <w:tc>
           <w:tcPr>
             <w:tcW w:type="dxa" w:w="1520"/>
-            <w:shd w:fill="FCE4D6" w:color="auto" w:val="clear"/>
-            <w:tcMar>
-              <w:top w:type="dxa" w:w="60"/>
-              <w:left w:type="dxa" w:w="120"/>
-              <w:bottom w:type="dxa" w:w="60"/>
-              <w:right w:type="dxa" w:w="120"/>
-            </w:tcMar>
-            <w:vAlign w:val="top"/>
-          </w:tcPr>
-          <w:p>
-            <w:pPr>
-              <w:spacing w:after="40" w:before="0"/>
-              <w:jc w:val="left"/>
-            </w:pPr>
-            <w:r>
-              <w:rPr>
-                <w:rFonts w:ascii="Arial" w:cs="Arial" w:eastAsia="Arial" w:hAnsi="Arial"/>
-                <w:b/>
-                <w:bCs/>
-                <w:i w:val="false"/>
-                <w:iCs w:val="false"/>
-                <w:color w:val="000000"/>
-                <w:sz w:val="18"/>
-                <w:szCs w:val="18"/>
-              </w:rPr>
-              <w:t xml:space="preserve">Driving Question Board (DQB) Creation</w:t>
+            <w:shd w:fill="D5E8F0" w:color="auto" w:val="clear"/>
+            <w:tcMar>
+              <w:top w:type="dxa" w:w="60"/>
+              <w:left w:type="dxa" w:w="120"/>
+              <w:bottom w:type="dxa" w:w="60"/>
+              <w:right w:type="dxa" w:w="120"/>
+            </w:tcMar>
+            <w:vAlign w:val="top"/>
+          </w:tcPr>
+          <w:p>
+            <w:pPr>
+              <w:spacing w:after="40" w:before="0"/>
+              <w:jc w:val="left"/>
+            </w:pPr>
+            <w:r>
+              <w:rPr>
+                <w:rFonts w:ascii="Arial" w:cs="Arial" w:eastAsia="Arial" w:hAnsi="Arial"/>
+                <w:b/>
+                <w:bCs/>
+                <w:i w:val="false"/>
+                <w:iCs w:val="false"/>
+                <w:color w:val="000000"/>
+                <w:sz w:val="18"/>
+                <w:szCs w:val="18"/>
+              </w:rPr>
+              <w:t xml:space="preserve">Model Building Phase</w:t>
             </w:r>
           </w:p>
           <w:p>
@@ -22778,7 +23084,7 @@
             <w:pPr>
               <w:spacing w:after="20" w:before="0"/>
             </w:pPr>
-            <w:hyperlink w:history="1" r:id="rIdunbaz5r7du9ih6k86mihu">
+            <w:hyperlink w:history="1" r:id="rIdlbyd3nzbbyhnzncejgv5x">
               <w:r>
                 <w:rPr>
                   <w:rFonts w:ascii="Arial" w:cs="Arial" w:eastAsia="Arial" w:hAnsi="Arial"/>
@@ -22811,7 +23117,7 @@
               <w:spacing w:after="10" w:before="0"/>
               <w:ind w:left="120"/>
             </w:pPr>
-            <w:hyperlink w:history="1" r:id="rId_hl8xqcxp4_ht-vkapjuv">
+            <w:hyperlink w:history="1" r:id="rIdlq65zoitrds3ndi9hoemr">
               <w:r>
                 <w:rPr>
                   <w:rFonts w:ascii="Arial" w:cs="Arial" w:eastAsia="Arial" w:hAnsi="Arial"/>
@@ -22849,14 +23155,14 @@
                 <w:sz w:val="16"/>
                 <w:szCs w:val="16"/>
               </w:rPr>
-              <w:t xml:space="preserve">📖 EXERCISE:</w:t>
+              <w:t xml:space="preserve">📖 HTML:</w:t>
             </w:r>
           </w:p>
           <w:p>
             <w:pPr>
               <w:spacing w:after="20" w:before="0"/>
             </w:pPr>
-            <w:hyperlink w:history="1" r:id="rId_oiokqexbakdfgcahkvpi">
+            <w:hyperlink w:history="1" r:id="rId546qvuuf12ashhft9i_oq">
               <w:r>
                 <w:rPr>
                   <w:rFonts w:ascii="Arial" w:cs="Arial" w:eastAsia="Arial" w:hAnsi="Arial"/>
@@ -22865,7 +23171,7 @@
                   <w:szCs w:val="16"/>
                   <w:u w:val="single" w:color="2E75B6"/>
                 </w:rPr>
-                <w:t xml:space="preserve">Trigonometric Equations Using the Quadratic Formula Practice</w:t>
+                <w:t xml:space="preserve">Applications of Quadratic Equations (Flexbook)</w:t>
               </w:r>
             </w:hyperlink>
           </w:p>
@@ -22889,313 +23195,7 @@
               <w:spacing w:after="10" w:before="0"/>
               <w:ind w:left="120"/>
             </w:pPr>
-            <w:hyperlink w:history="1" r:id="rIdnsjhoyw42xluxd_drupzq">
-              <w:r>
-                <w:rPr>
-                  <w:rFonts w:ascii="Arial" w:cs="Arial" w:eastAsia="Arial" w:hAnsi="Arial"/>
-                  <w:color w:val="595959"/>
-                  <w:sz w:val="14"/>
-                  <w:szCs w:val="14"/>
-                  <w:u w:val="single" w:color="595959"/>
-                </w:rPr>
-                <w:t xml:space="preserve">🔍 Search ARES for similar readings</w:t>
-              </w:r>
-            </w:hyperlink>
-          </w:p>
-        </w:tc>
-        <w:tc>
-          <w:tcPr>
-            <w:tcW w:type="dxa" w:w="3040"/>
-            <w:shd w:fill="FFFFFF" w:color="auto" w:val="clear"/>
-            <w:tcMar>
-              <w:top w:type="dxa" w:w="60"/>
-              <w:left w:type="dxa" w:w="120"/>
-              <w:bottom w:type="dxa" w:w="60"/>
-              <w:right w:type="dxa" w:w="120"/>
-            </w:tcMar>
-            <w:vAlign w:val="top"/>
-          </w:tcPr>
-          <w:p>
-            <w:pPr>
-              <w:spacing w:after="40" w:before="0"/>
-              <w:jc w:val="left"/>
-            </w:pPr>
-            <w:r>
-              <w:rPr>
-                <w:rFonts w:ascii="Arial" w:cs="Arial" w:eastAsia="Arial" w:hAnsi="Arial"/>
-                <w:b w:val="false"/>
-                <w:bCs w:val="false"/>
-                <w:i w:val="false"/>
-                <w:iCs w:val="false"/>
-                <w:color w:val="000000"/>
-                <w:sz w:val="18"/>
-                <w:szCs w:val="18"/>
-              </w:rPr>
-              <w:t xml:space="preserve">Each learner receives two sticky notes (or draws two boxes in their book if notes are unavailable). On the first note they write one thing the lesson has helped them understand about the driving question — specifically connecting today's algebra to the shot put or the shamba. On the second note they write one question that still puzzles them or a new question the lesson has raised (e.g., 'What if the equation has no real roots — does that mean the ball never lands?'; 'How do we find the highest point of the parabola, not just where it lands?'). Notes are placed on the class DQB under two columns: 'NOW WE CAN EXPLAIN…' and 'WE STILL WONDER…'. The teacher reads three 'wonder' notes aloud and the class votes on which question is most important to investigate in Lesson 8.</w:t>
-            </w:r>
-          </w:p>
-        </w:tc>
-        <w:tc>
-          <w:tcPr>
-            <w:tcW w:type="dxa" w:w="3040"/>
-            <w:shd w:fill="F2F2F2" w:color="auto" w:val="clear"/>
-            <w:tcMar>
-              <w:top w:type="dxa" w:w="60"/>
-              <w:left w:type="dxa" w:w="120"/>
-              <w:bottom w:type="dxa" w:w="60"/>
-              <w:right w:type="dxa" w:w="120"/>
-            </w:tcMar>
-            <w:vAlign w:val="top"/>
-          </w:tcPr>
-          <w:p>
-            <w:pPr>
-              <w:spacing w:after="40" w:before="0"/>
-              <w:jc w:val="left"/>
-            </w:pPr>
-            <w:r>
-              <w:rPr>
-                <w:rFonts w:ascii="Arial" w:cs="Arial" w:eastAsia="Arial" w:hAnsi="Arial"/>
-                <w:b w:val="false"/>
-                <w:bCs w:val="false"/>
-                <w:i w:val="false"/>
-                <w:iCs w:val="false"/>
-                <w:color w:val="000000"/>
-                <w:sz w:val="18"/>
-                <w:szCs w:val="18"/>
-              </w:rPr>
-              <w:t xml:space="preserve">Say: 'We have been building our Driving Question Board since the first lesson. Today we answered a big part of the driving question — we can now predict exactly where the shot put lands using algebra. Take two minutes to write your sticky notes.' Enforce silence for 2 minutes. As learners post notes, quickly group similar 'wonder' questions on the board. Read three aloud: choose one that anticipates the vertex/maximum point (connects to Lesson 8 model building), one that questions the discriminant (b²−4ac), and one that connects to the shamba context. Say: 'These three questions are going to guide our final lesson. Which one do you think we absolutely must answer to complete our model of the shot put path?' Hands vote. Record the winning question as the Lesson 8 focus on the board.</w:t>
-            </w:r>
-          </w:p>
-        </w:tc>
-        <w:tc>
-          <w:tcPr>
-            <w:tcW w:type="dxa" w:w="3040"/>
-            <w:shd w:fill="FFFFFF" w:color="auto" w:val="clear"/>
-            <w:tcMar>
-              <w:top w:type="dxa" w:w="60"/>
-              <w:left w:type="dxa" w:w="120"/>
-              <w:bottom w:type="dxa" w:w="60"/>
-              <w:right w:type="dxa" w:w="120"/>
-            </w:tcMar>
-            <w:vAlign w:val="top"/>
-          </w:tcPr>
-          <w:p>
-            <w:pPr>
-              <w:spacing w:after="40" w:before="0"/>
-              <w:jc w:val="left"/>
-            </w:pPr>
-            <w:r>
-              <w:rPr>
-                <w:rFonts w:ascii="Arial" w:cs="Arial" w:eastAsia="Arial" w:hAnsi="Arial"/>
-                <w:b w:val="false"/>
-                <w:bCs w:val="false"/>
-                <w:i w:val="false"/>
-                <w:iCs w:val="false"/>
-                <w:color w:val="000000"/>
-                <w:sz w:val="18"/>
-                <w:szCs w:val="18"/>
-              </w:rPr>
-              <w:t xml:space="preserve">Public Knowledge Building (DQB Protocol) — making individual understanding and curiosity visible to the whole class creates a shared intellectual record of the unit's progress. The 'NOW WE CAN / WE STILL WONDER' structure reinforces that science and mathematics are iterative, and that solved questions generate new questions. Voting on the Lesson 8 focus gives learners agency over the inquiry direction.</w:t>
-            </w:r>
-          </w:p>
-        </w:tc>
-        <w:tc>
-          <w:tcPr>
-            <w:tcW w:type="dxa" w:w="3040"/>
-            <w:shd w:fill="F2F2F2" w:color="auto" w:val="clear"/>
-            <w:tcMar>
-              <w:top w:type="dxa" w:w="60"/>
-              <w:left w:type="dxa" w:w="120"/>
-              <w:bottom w:type="dxa" w:w="60"/>
-              <w:right w:type="dxa" w:w="120"/>
-            </w:tcMar>
-            <w:vAlign w:val="top"/>
-          </w:tcPr>
-          <w:p>
-            <w:pPr>
-              <w:spacing w:after="40" w:before="0"/>
-              <w:jc w:val="left"/>
-            </w:pPr>
-            <w:r>
-              <w:rPr>
-                <w:rFonts w:ascii="Arial" w:cs="Arial" w:eastAsia="Arial" w:hAnsi="Arial"/>
-                <w:b w:val="false"/>
-                <w:bCs w:val="false"/>
-                <w:i w:val="false"/>
-                <w:iCs w:val="false"/>
-                <w:color w:val="000000"/>
-                <w:sz w:val="18"/>
-                <w:szCs w:val="18"/>
-              </w:rPr>
-              <w:t xml:space="preserve">Observable indicator: learner's 'NOW WE CAN EXPLAIN' note makes a specific, accurate claim connecting today's algebra to the phenomenon (not a vague statement). Teacher reads every note quickly during posting and flags any that reveal persistent misconceptions (e.g., a learner who writes 'x = 6 is the highest point' — this confuses landing distance with the vertex and must be corrected before Lesson 8).</w:t>
-            </w:r>
-          </w:p>
-        </w:tc>
-      </w:tr>
-      <w:tr>
-        <w:tc>
-          <w:tcPr>
-            <w:tcW w:type="dxa" w:w="1520"/>
-            <w:shd w:fill="D5E8F0" w:color="auto" w:val="clear"/>
-            <w:tcMar>
-              <w:top w:type="dxa" w:w="60"/>
-              <w:left w:type="dxa" w:w="120"/>
-              <w:bottom w:type="dxa" w:w="60"/>
-              <w:right w:type="dxa" w:w="120"/>
-            </w:tcMar>
-            <w:vAlign w:val="top"/>
-          </w:tcPr>
-          <w:p>
-            <w:pPr>
-              <w:spacing w:after="40" w:before="0"/>
-              <w:jc w:val="left"/>
-            </w:pPr>
-            <w:r>
-              <w:rPr>
-                <w:rFonts w:ascii="Arial" w:cs="Arial" w:eastAsia="Arial" w:hAnsi="Arial"/>
-                <w:b/>
-                <w:bCs/>
-                <w:i w:val="false"/>
-                <w:iCs w:val="false"/>
-                <w:color w:val="000000"/>
-                <w:sz w:val="18"/>
-                <w:szCs w:val="18"/>
-              </w:rPr>
-              <w:t xml:space="preserve">Model Building Phase</w:t>
-            </w:r>
-          </w:p>
-          <w:p>
-            <w:pPr>
-              <w:spacing w:after="20" w:before="0"/>
-            </w:pPr>
-            <w:r>
-              <w:rPr>
-                <w:rFonts w:ascii="Arial" w:cs="Arial" w:eastAsia="Arial" w:hAnsi="Arial"/>
-                <w:b/>
-                <w:bCs/>
-                <w:color w:val="1F3864"/>
-                <w:sz w:val="16"/>
-                <w:szCs w:val="16"/>
-              </w:rPr>
-              <w:t xml:space="preserve">📹 VIDEO:</w:t>
-            </w:r>
-          </w:p>
-          <w:p>
-            <w:pPr>
-              <w:spacing w:after="20" w:before="0"/>
-            </w:pPr>
-            <w:hyperlink w:history="1" r:id="rIdxozc1srj-fh2vaehouvz5">
-              <w:r>
-                <w:rPr>
-                  <w:rFonts w:ascii="Arial" w:cs="Arial" w:eastAsia="Arial" w:hAnsi="Arial"/>
-                  <w:color w:val="2E75B6"/>
-                  <w:sz w:val="16"/>
-                  <w:szCs w:val="16"/>
-                  <w:u w:val="single" w:color="2E75B6"/>
-                </w:rPr>
-                <w:t xml:space="preserve">Solving quadratic equations: complex roots</w:t>
-              </w:r>
-            </w:hyperlink>
-          </w:p>
-          <w:p>
-            <w:pPr>
-              <w:spacing w:after="10" w:before="0"/>
-              <w:ind w:left="120"/>
-            </w:pPr>
-            <w:r>
-              <w:rPr>
-                <w:rFonts w:ascii="Arial" w:cs="Arial" w:eastAsia="Arial" w:hAnsi="Arial"/>
-                <w:color w:val="595959"/>
-                <w:sz w:val="14"/>
-                <w:szCs w:val="14"/>
-              </w:rPr>
-              <w:t xml:space="preserve">Source: Khan Academy (English - US curriculum)</w:t>
-            </w:r>
-          </w:p>
-          <w:p>
-            <w:pPr>
-              <w:spacing w:after="10" w:before="0"/>
-              <w:ind w:left="120"/>
-            </w:pPr>
-            <w:hyperlink w:history="1" r:id="rIdv9w0qu2w0cn7mut2vfnm8">
-              <w:r>
-                <w:rPr>
-                  <w:rFonts w:ascii="Arial" w:cs="Arial" w:eastAsia="Arial" w:hAnsi="Arial"/>
-                  <w:color w:val="595959"/>
-                  <w:sz w:val="14"/>
-                  <w:szCs w:val="14"/>
-                  <w:u w:val="single" w:color="595959"/>
-                </w:rPr>
-                <w:t xml:space="preserve">🔍 Search ARES for similar videos</w:t>
-              </w:r>
-            </w:hyperlink>
-          </w:p>
-          <w:p>
-            <w:pPr>
-              <w:spacing w:after="40" w:before="0"/>
-            </w:pPr>
-            <w:r>
-              <w:rPr>
-                <w:sz w:val="14"/>
-                <w:szCs w:val="14"/>
-              </w:rPr>
-              <w:t xml:space="preserve"/>
-            </w:r>
-          </w:p>
-          <w:p>
-            <w:pPr>
-              <w:spacing w:after="20" w:before="0"/>
-            </w:pPr>
-            <w:r>
-              <w:rPr>
-                <w:rFonts w:ascii="Arial" w:cs="Arial" w:eastAsia="Arial" w:hAnsi="Arial"/>
-                <w:b/>
-                <w:bCs/>
-                <w:color w:val="1F3864"/>
-                <w:sz w:val="16"/>
-                <w:szCs w:val="16"/>
-              </w:rPr>
-              <w:t xml:space="preserve">📖 EXERCISE:</w:t>
-            </w:r>
-          </w:p>
-          <w:p>
-            <w:pPr>
-              <w:spacing w:after="20" w:before="0"/>
-            </w:pPr>
-            <w:hyperlink w:history="1" r:id="rIduwbtl0lmdd-3qz2yo_zzo">
-              <w:r>
-                <w:rPr>
-                  <w:rFonts w:ascii="Arial" w:cs="Arial" w:eastAsia="Arial" w:hAnsi="Arial"/>
-                  <w:color w:val="2E75B6"/>
-                  <w:sz w:val="16"/>
-                  <w:szCs w:val="16"/>
-                  <w:u w:val="single" w:color="2E75B6"/>
-                </w:rPr>
-                <w:t xml:space="preserve">Equations with square roots: decimals &amp; fractions</w:t>
-              </w:r>
-            </w:hyperlink>
-          </w:p>
-          <w:p>
-            <w:pPr>
-              <w:spacing w:after="10" w:before="0"/>
-              <w:ind w:left="120"/>
-            </w:pPr>
-            <w:r>
-              <w:rPr>
-                <w:rFonts w:ascii="Arial" w:cs="Arial" w:eastAsia="Arial" w:hAnsi="Arial"/>
-                <w:color w:val="595959"/>
-                <w:sz w:val="14"/>
-                <w:szCs w:val="14"/>
-              </w:rPr>
-              <w:t xml:space="preserve">Source: Khan Academy (English - US curriculum)</w:t>
-            </w:r>
-          </w:p>
-          <w:p>
-            <w:pPr>
-              <w:spacing w:after="10" w:before="0"/>
-              <w:ind w:left="120"/>
-            </w:pPr>
-            <w:hyperlink w:history="1" r:id="rIdn9uylr-fnmuga32auliwj">
+            <w:hyperlink w:history="1" r:id="rIdmcedbklpjya7fzgduhg0w">
               <w:r>
                 <w:rPr>
                   <w:rFonts w:ascii="Arial" w:cs="Arial" w:eastAsia="Arial" w:hAnsi="Arial"/>
@@ -24682,7 +24682,7 @@
             <w:pPr>
               <w:spacing w:after="20" w:before="0"/>
             </w:pPr>
-            <w:hyperlink w:history="1" r:id="rIdlfqh3hktbvrjidsow0jde">
+            <w:hyperlink w:history="1" r:id="rId-7afigi-zcyawl2tarcl_">
               <w:r>
                 <w:rPr>
                   <w:rFonts w:ascii="Arial" w:cs="Arial" w:eastAsia="Arial" w:hAnsi="Arial"/>
@@ -24715,7 +24715,7 @@
               <w:spacing w:after="10" w:before="0"/>
               <w:ind w:left="120"/>
             </w:pPr>
-            <w:hyperlink w:history="1" r:id="rIdulzntlloxbmu2s05rdnml">
+            <w:hyperlink w:history="1" r:id="rIdeayhl_l31l9qr023akev1">
               <w:r>
                 <w:rPr>
                   <w:rFonts w:ascii="Arial" w:cs="Arial" w:eastAsia="Arial" w:hAnsi="Arial"/>
@@ -24760,7 +24760,1231 @@
             <w:pPr>
               <w:spacing w:after="20" w:before="0"/>
             </w:pPr>
-            <w:hyperlink w:history="1" r:id="rIdglvbva7hcg5pje-ekzrcu">
+            <w:hyperlink w:history="1" r:id="rId9zjma-0rrveenyayvo9mb">
+              <w:r>
+                <w:rPr>
+                  <w:rFonts w:ascii="Arial" w:cs="Arial" w:eastAsia="Arial" w:hAnsi="Arial"/>
+                  <w:color w:val="2E75B6"/>
+                  <w:sz w:val="16"/>
+                  <w:szCs w:val="16"/>
+                  <w:u w:val="single" w:color="2E75B6"/>
+                </w:rPr>
+                <w:t xml:space="preserve">Divide quadratics by linear expressions (no remainders)</w:t>
+              </w:r>
+            </w:hyperlink>
+          </w:p>
+          <w:p>
+            <w:pPr>
+              <w:spacing w:after="10" w:before="0"/>
+              <w:ind w:left="120"/>
+            </w:pPr>
+            <w:r>
+              <w:rPr>
+                <w:rFonts w:ascii="Arial" w:cs="Arial" w:eastAsia="Arial" w:hAnsi="Arial"/>
+                <w:color w:val="595959"/>
+                <w:sz w:val="14"/>
+                <w:szCs w:val="14"/>
+              </w:rPr>
+              <w:t xml:space="preserve">Source: Khan Academy (English - US curriculum)</w:t>
+            </w:r>
+          </w:p>
+          <w:p>
+            <w:pPr>
+              <w:spacing w:after="10" w:before="0"/>
+              <w:ind w:left="120"/>
+            </w:pPr>
+            <w:hyperlink w:history="1" r:id="rIdgvs-g54k2nyhb_aeg5hd1">
+              <w:r>
+                <w:rPr>
+                  <w:rFonts w:ascii="Arial" w:cs="Arial" w:eastAsia="Arial" w:hAnsi="Arial"/>
+                  <w:color w:val="595959"/>
+                  <w:sz w:val="14"/>
+                  <w:szCs w:val="14"/>
+                  <w:u w:val="single" w:color="595959"/>
+                </w:rPr>
+                <w:t xml:space="preserve">🔍 Search ARES for similar readings</w:t>
+              </w:r>
+            </w:hyperlink>
+          </w:p>
+        </w:tc>
+        <w:tc>
+          <w:tcPr>
+            <w:tcW w:type="dxa" w:w="3040"/>
+            <w:shd w:fill="FFFFFF" w:color="auto" w:val="clear"/>
+            <w:tcMar>
+              <w:top w:type="dxa" w:w="60"/>
+              <w:left w:type="dxa" w:w="120"/>
+              <w:bottom w:type="dxa" w:w="60"/>
+              <w:right w:type="dxa" w:w="120"/>
+            </w:tcMar>
+            <w:vAlign w:val="top"/>
+          </w:tcPr>
+          <w:p>
+            <w:pPr>
+              <w:spacing w:after="40" w:before="0"/>
+              <w:jc w:val="left"/>
+            </w:pPr>
+            <w:r>
+              <w:rPr>
+                <w:rFonts w:ascii="Arial" w:cs="Arial" w:eastAsia="Arial" w:hAnsi="Arial"/>
+                <w:b w:val="false"/>
+                <w:bCs w:val="false"/>
+                <w:i w:val="false"/>
+                <w:iCs w:val="false"/>
+                <w:color w:val="000000"/>
+                <w:sz w:val="18"/>
+                <w:szCs w:val="18"/>
+              </w:rPr>
+              <w:t xml:space="preserve">Learners are shown a still image projected on the board: the parabolic arc of the shot put from sports day, with two points marked on the ground labelled A (launch point) and B (landing point) and the equation h = −x² + 6x printed beneath it, where h is height in metres and x is horizontal distance in metres. Working individually for 3 minutes, each learner writes answers to two questions in their exercise books: (1) 'Without solving, predict: at what horizontal distances is the height of the ball equal to zero — i.e., where does the ball touch the ground?' and (2) 'What mathematical operation might help you find those distances from the equation h = −x² + 6x?' Learners then share predictions in pairs (1 minute) before the teacher takes 4 cold-call responses from different corners of the room.</w:t>
+            </w:r>
+          </w:p>
+        </w:tc>
+        <w:tc>
+          <w:tcPr>
+            <w:tcW w:type="dxa" w:w="3040"/>
+            <w:shd w:fill="F2F2F2" w:color="auto" w:val="clear"/>
+            <w:tcMar>
+              <w:top w:type="dxa" w:w="60"/>
+              <w:left w:type="dxa" w:w="120"/>
+              <w:bottom w:type="dxa" w:w="60"/>
+              <w:right w:type="dxa" w:w="120"/>
+            </w:tcMar>
+            <w:vAlign w:val="top"/>
+          </w:tcPr>
+          <w:p>
+            <w:pPr>
+              <w:spacing w:after="40" w:before="0"/>
+              <w:jc w:val="left"/>
+            </w:pPr>
+            <w:r>
+              <w:rPr>
+                <w:rFonts w:ascii="Arial" w:cs="Arial" w:eastAsia="Arial" w:hAnsi="Arial"/>
+                <w:b w:val="false"/>
+                <w:bCs w:val="false"/>
+                <w:i w:val="false"/>
+                <w:iCs w:val="false"/>
+                <w:color w:val="000000"/>
+                <w:sz w:val="18"/>
+                <w:szCs w:val="18"/>
+              </w:rPr>
+              <w:t xml:space="preserve">Display the shot-put arc image and equation prominently. Say: 'We have been studying this parabola since Lesson 1. Today is the day we fully decode it. Before I show you anything new, I want your prediction.' Allow 3 minutes of individual silent writing — enforce quiet. After pair-share, cold-call exactly 4 learners: one from the front-left, one from the back-right, one from the middle, one who has been quieter this unit. For each response, wait 12 seconds after posing the question before accepting an answer. Record all four predictions verbatim on the board under the heading 'Our Predictions — we will check these by the end of class.' Do NOT confirm or correct yet. Say: 'Every one of these ideas is on trial today. We will use evidence to decide which prediction is correct.'</w:t>
+            </w:r>
+          </w:p>
+        </w:tc>
+        <w:tc>
+          <w:tcPr>
+            <w:tcW w:type="dxa" w:w="3040"/>
+            <w:shd w:fill="FFFFFF" w:color="auto" w:val="clear"/>
+            <w:tcMar>
+              <w:top w:type="dxa" w:w="60"/>
+              <w:left w:type="dxa" w:w="120"/>
+              <w:bottom w:type="dxa" w:w="60"/>
+              <w:right w:type="dxa" w:w="120"/>
+            </w:tcMar>
+            <w:vAlign w:val="top"/>
+          </w:tcPr>
+          <w:p>
+            <w:pPr>
+              <w:spacing w:after="40" w:before="0"/>
+              <w:jc w:val="left"/>
+            </w:pPr>
+            <w:r>
+              <w:rPr>
+                <w:rFonts w:ascii="Arial" w:cs="Arial" w:eastAsia="Arial" w:hAnsi="Arial"/>
+                <w:b w:val="false"/>
+                <w:bCs w:val="false"/>
+                <w:i w:val="false"/>
+                <w:iCs w:val="false"/>
+                <w:color w:val="000000"/>
+                <w:sz w:val="18"/>
+                <w:szCs w:val="18"/>
+              </w:rPr>
+              <w:t xml:space="preserve">Predict-before-instruction anchoring: By committing predictions to paper before instruction begins, learners activate prior knowledge from Lessons 1–7 (expansion, identities, solving by inspection) and create a personal stake in resolving the cognitive dissonance. This sets factorisation up as a necessary tool — not an arbitrary exercise — because learners genuinely want to know who predicted correctly.</w:t>
+            </w:r>
+          </w:p>
+        </w:tc>
+        <w:tc>
+          <w:tcPr>
+            <w:tcW w:type="dxa" w:w="3040"/>
+            <w:shd w:fill="F2F2F2" w:color="auto" w:val="clear"/>
+            <w:tcMar>
+              <w:top w:type="dxa" w:w="60"/>
+              <w:left w:type="dxa" w:w="120"/>
+              <w:bottom w:type="dxa" w:w="60"/>
+              <w:right w:type="dxa" w:w="120"/>
+            </w:tcMar>
+            <w:vAlign w:val="top"/>
+          </w:tcPr>
+          <w:p>
+            <w:pPr>
+              <w:spacing w:after="40" w:before="0"/>
+              <w:jc w:val="left"/>
+            </w:pPr>
+            <w:r>
+              <w:rPr>
+                <w:rFonts w:ascii="Arial" w:cs="Arial" w:eastAsia="Arial" w:hAnsi="Arial"/>
+                <w:b w:val="false"/>
+                <w:bCs w:val="false"/>
+                <w:i w:val="false"/>
+                <w:iCs w:val="false"/>
+                <w:color w:val="000000"/>
+                <w:sz w:val="18"/>
+                <w:szCs w:val="18"/>
+              </w:rPr>
+              <w:t xml:space="preserve">Teacher circulates during individual writing and notes: (a) Do learners attempt to substitute h=0? (b) Do any learners write x(−x+6)=0 or attempt factorisation already? (c) Are predictions numerical (e.g., 'x=0 and x=6') or only verbal? These observations inform the pace of Phase 3. If fewer than 3 learners attempt any algebraic manipulation, slow down the Explain phase and add a bridging step.</w:t>
+            </w:r>
+          </w:p>
+        </w:tc>
+      </w:tr>
+      <w:tr>
+        <w:tc>
+          <w:tcPr>
+            <w:tcW w:type="dxa" w:w="1520"/>
+            <w:shd w:fill="D9EEF1" w:color="auto" w:val="clear"/>
+            <w:tcMar>
+              <w:top w:type="dxa" w:w="60"/>
+              <w:left w:type="dxa" w:w="120"/>
+              <w:bottom w:type="dxa" w:w="60"/>
+              <w:right w:type="dxa" w:w="120"/>
+            </w:tcMar>
+            <w:vAlign w:val="top"/>
+          </w:tcPr>
+          <w:p>
+            <w:pPr>
+              <w:spacing w:after="40" w:before="0"/>
+              <w:jc w:val="left"/>
+            </w:pPr>
+            <w:r>
+              <w:rPr>
+                <w:rFonts w:ascii="Arial" w:cs="Arial" w:eastAsia="Arial" w:hAnsi="Arial"/>
+                <w:b/>
+                <w:bCs/>
+                <w:i w:val="false"/>
+                <w:iCs w:val="false"/>
+                <w:color w:val="000000"/>
+                <w:sz w:val="18"/>
+                <w:szCs w:val="18"/>
+              </w:rPr>
+              <w:t xml:space="preserve">Observe Phase</w:t>
+            </w:r>
+          </w:p>
+          <w:p>
+            <w:pPr>
+              <w:spacing w:after="20" w:before="0"/>
+            </w:pPr>
+            <w:r>
+              <w:rPr>
+                <w:rFonts w:ascii="Arial" w:cs="Arial" w:eastAsia="Arial" w:hAnsi="Arial"/>
+                <w:b/>
+                <w:bCs/>
+                <w:color w:val="1F3864"/>
+                <w:sz w:val="16"/>
+                <w:szCs w:val="16"/>
+              </w:rPr>
+              <w:t xml:space="preserve">📹 VIDEO:</w:t>
+            </w:r>
+          </w:p>
+          <w:p>
+            <w:pPr>
+              <w:spacing w:after="20" w:before="0"/>
+            </w:pPr>
+            <w:hyperlink w:history="1" r:id="rIdr_kj93-llotz5-c9p30b3">
+              <w:r>
+                <w:rPr>
+                  <w:rFonts w:ascii="Arial" w:cs="Arial" w:eastAsia="Arial" w:hAnsi="Arial"/>
+                  <w:color w:val="2E75B6"/>
+                  <w:sz w:val="16"/>
+                  <w:szCs w:val="16"/>
+                  <w:u w:val="single" w:color="2E75B6"/>
+                </w:rPr>
+                <w:t xml:space="preserve">Solving square-root equations: two solutions</w:t>
+              </w:r>
+            </w:hyperlink>
+          </w:p>
+          <w:p>
+            <w:pPr>
+              <w:spacing w:after="10" w:before="0"/>
+              <w:ind w:left="120"/>
+            </w:pPr>
+            <w:r>
+              <w:rPr>
+                <w:rFonts w:ascii="Arial" w:cs="Arial" w:eastAsia="Arial" w:hAnsi="Arial"/>
+                <w:color w:val="595959"/>
+                <w:sz w:val="14"/>
+                <w:szCs w:val="14"/>
+              </w:rPr>
+              <w:t xml:space="preserve">Source: Khan Academy (English - US curriculum)</w:t>
+            </w:r>
+          </w:p>
+          <w:p>
+            <w:pPr>
+              <w:spacing w:after="10" w:before="0"/>
+              <w:ind w:left="120"/>
+            </w:pPr>
+            <w:hyperlink w:history="1" r:id="rIdyt-0soqylbmks46ccpzi0">
+              <w:r>
+                <w:rPr>
+                  <w:rFonts w:ascii="Arial" w:cs="Arial" w:eastAsia="Arial" w:hAnsi="Arial"/>
+                  <w:color w:val="595959"/>
+                  <w:sz w:val="14"/>
+                  <w:szCs w:val="14"/>
+                  <w:u w:val="single" w:color="595959"/>
+                </w:rPr>
+                <w:t xml:space="preserve">🔍 Search ARES for similar videos</w:t>
+              </w:r>
+            </w:hyperlink>
+          </w:p>
+          <w:p>
+            <w:pPr>
+              <w:spacing w:after="40" w:before="0"/>
+            </w:pPr>
+            <w:r>
+              <w:rPr>
+                <w:sz w:val="14"/>
+                <w:szCs w:val="14"/>
+              </w:rPr>
+              <w:t xml:space="preserve"/>
+            </w:r>
+          </w:p>
+          <w:p>
+            <w:pPr>
+              <w:spacing w:after="20" w:before="0"/>
+            </w:pPr>
+            <w:r>
+              <w:rPr>
+                <w:rFonts w:ascii="Arial" w:cs="Arial" w:eastAsia="Arial" w:hAnsi="Arial"/>
+                <w:b/>
+                <w:bCs/>
+                <w:color w:val="1F3864"/>
+                <w:sz w:val="16"/>
+                <w:szCs w:val="16"/>
+              </w:rPr>
+              <w:t xml:space="preserve">📖 HTML:</w:t>
+            </w:r>
+          </w:p>
+          <w:p>
+            <w:pPr>
+              <w:spacing w:after="20" w:before="0"/>
+            </w:pPr>
+            <w:hyperlink w:history="1" r:id="rIdya8fsx0upugwhu8i-i0s_">
+              <w:r>
+                <w:rPr>
+                  <w:rFonts w:ascii="Arial" w:cs="Arial" w:eastAsia="Arial" w:hAnsi="Arial"/>
+                  <w:color w:val="2E75B6"/>
+                  <w:sz w:val="16"/>
+                  <w:szCs w:val="16"/>
+                  <w:u w:val="single" w:color="2E75B6"/>
+                </w:rPr>
+                <w:t xml:space="preserve">Use Square Roots to Solve Quadratic Equations (Flexbook)</w:t>
+              </w:r>
+            </w:hyperlink>
+          </w:p>
+          <w:p>
+            <w:pPr>
+              <w:spacing w:after="10" w:before="0"/>
+              <w:ind w:left="120"/>
+            </w:pPr>
+            <w:r>
+              <w:rPr>
+                <w:rFonts w:ascii="Arial" w:cs="Arial" w:eastAsia="Arial" w:hAnsi="Arial"/>
+                <w:color w:val="595959"/>
+                <w:sz w:val="14"/>
+                <w:szCs w:val="14"/>
+              </w:rPr>
+              <w:t xml:space="preserve">Source: CK-12</w:t>
+            </w:r>
+          </w:p>
+          <w:p>
+            <w:pPr>
+              <w:spacing w:after="10" w:before="0"/>
+              <w:ind w:left="120"/>
+            </w:pPr>
+            <w:hyperlink w:history="1" r:id="rIdzlc_vv_a3mxiu1nfhgljy">
+              <w:r>
+                <w:rPr>
+                  <w:rFonts w:ascii="Arial" w:cs="Arial" w:eastAsia="Arial" w:hAnsi="Arial"/>
+                  <w:color w:val="595959"/>
+                  <w:sz w:val="14"/>
+                  <w:szCs w:val="14"/>
+                  <w:u w:val="single" w:color="595959"/>
+                </w:rPr>
+                <w:t xml:space="preserve">🔍 Search ARES for similar readings</w:t>
+              </w:r>
+            </w:hyperlink>
+          </w:p>
+        </w:tc>
+        <w:tc>
+          <w:tcPr>
+            <w:tcW w:type="dxa" w:w="3040"/>
+            <w:shd w:fill="FFFFFF" w:color="auto" w:val="clear"/>
+            <w:tcMar>
+              <w:top w:type="dxa" w:w="60"/>
+              <w:left w:type="dxa" w:w="120"/>
+              <w:bottom w:type="dxa" w:w="60"/>
+              <w:right w:type="dxa" w:w="120"/>
+            </w:tcMar>
+            <w:vAlign w:val="top"/>
+          </w:tcPr>
+          <w:p>
+            <w:pPr>
+              <w:spacing w:after="40" w:before="0"/>
+              <w:jc w:val="left"/>
+            </w:pPr>
+            <w:r>
+              <w:rPr>
+                <w:rFonts w:ascii="Arial" w:cs="Arial" w:eastAsia="Arial" w:hAnsi="Arial"/>
+                <w:b w:val="false"/>
+                <w:bCs w:val="false"/>
+                <w:i w:val="false"/>
+                <w:iCs w:val="false"/>
+                <w:color w:val="000000"/>
+                <w:sz w:val="18"/>
+                <w:szCs w:val="18"/>
+              </w:rPr>
+              <w:t xml:space="preserve">Learners rotate through two structured evidence stations (15 minutes each, groups of 4–5). STATION A — THE TILED COURTYARD REVISITED: Groups receive a printed card showing a rectangular courtyard whose total tiled area is described as x²+7x+10 square metres. The card states: 'In Lesson 2 you found this area by multiplying two side lengths. Today, work backwards: if the area is x²+7x+10, what must the two side lengths be?' Groups write all factor-pair combinations of 10 (i.e., 1×10, 2×5) and check which pair sums to 7. They then write the factorised form and sketch the rectangle with labelled sides (x+2) and (x+5), confirming area by re-expanding. STATION B — THE KERICHO SHAMBA: Groups receive a card: 'A farmer in Kericho fences a rectangular shamba. The length is (x+9) metres and the width is (x−9) metres. (a) Expand to find the area expression. (b) Identify what type of expression this is. (c) Factorise it back using the identity you recognise. (d) If the area of the shamba is 40 m², form and solve the equation to find x.' Groups record observations on the card and then in their exercise books. After both stations, a 5-minute gallery share: one reporter per group stands by their station work and explains to a passing group.</w:t>
+            </w:r>
+          </w:p>
+        </w:tc>
+        <w:tc>
+          <w:tcPr>
+            <w:tcW w:type="dxa" w:w="3040"/>
+            <w:shd w:fill="F2F2F2" w:color="auto" w:val="clear"/>
+            <w:tcMar>
+              <w:top w:type="dxa" w:w="60"/>
+              <w:left w:type="dxa" w:w="120"/>
+              <w:bottom w:type="dxa" w:w="60"/>
+              <w:right w:type="dxa" w:w="120"/>
+            </w:tcMar>
+            <w:vAlign w:val="top"/>
+          </w:tcPr>
+          <w:p>
+            <w:pPr>
+              <w:spacing w:after="40" w:before="0"/>
+              <w:jc w:val="left"/>
+            </w:pPr>
+            <w:r>
+              <w:rPr>
+                <w:rFonts w:ascii="Arial" w:cs="Arial" w:eastAsia="Arial" w:hAnsi="Arial"/>
+                <w:b w:val="false"/>
+                <w:bCs w:val="false"/>
+                <w:i w:val="false"/>
+                <w:iCs w:val="false"/>
+                <w:color w:val="000000"/>
+                <w:sz w:val="18"/>
+                <w:szCs w:val="18"/>
+              </w:rPr>
+              <w:t xml:space="preserve">Before stations begin, say: 'You are not getting new information today — you are reversing a process you already know. Think of it like ugali: you already know how to mix the flour and water to get ugali. Today you are figuring out what flour and water were used from the ugali that is already cooked.' Distribute station cards. Circulate every 3–4 minutes, spending equal time at both stations. At Station A, prompt stuck groups: 'What two numbers multiply to give 10? List every pair.' Wait 10 seconds. Then: 'Now which of those pairs adds to 7?' At Station B, if groups do not recognise difference of two squares, ask: 'What is special about the two brackets — look at the numbers inside them very carefully.' Wait 12 seconds. Do not give the answer; redirect to their Lesson 5 notes on the (a+b)(a−b) identity. During the gallery share, listen for the key phrase 'difference of two squares' — note which groups use it and which do not; this informs cold-calling in Phase 3.</w:t>
+            </w:r>
+          </w:p>
+        </w:tc>
+        <w:tc>
+          <w:tcPr>
+            <w:tcW w:type="dxa" w:w="3040"/>
+            <w:shd w:fill="FFFFFF" w:color="auto" w:val="clear"/>
+            <w:tcMar>
+              <w:top w:type="dxa" w:w="60"/>
+              <w:left w:type="dxa" w:w="120"/>
+              <w:bottom w:type="dxa" w:w="60"/>
+              <w:right w:type="dxa" w:w="120"/>
+            </w:tcMar>
+            <w:vAlign w:val="top"/>
+          </w:tcPr>
+          <w:p>
+            <w:pPr>
+              <w:spacing w:after="40" w:before="0"/>
+              <w:jc w:val="left"/>
+            </w:pPr>
+            <w:r>
+              <w:rPr>
+                <w:rFonts w:ascii="Arial" w:cs="Arial" w:eastAsia="Arial" w:hAnsi="Arial"/>
+                <w:b w:val="false"/>
+                <w:bCs w:val="false"/>
+                <w:i w:val="false"/>
+                <w:iCs w:val="false"/>
+                <w:color w:val="000000"/>
+                <w:sz w:val="18"/>
+                <w:szCs w:val="18"/>
+              </w:rPr>
+              <w:t xml:space="preserve">Structured evidence stations with a context-reversal design: each station presents a context learners have already encountered (courtyard from Lesson 2, shamba from Lesson 4) but inverts the cognitive direction — from product back to factors. This 'cognitive reversal' strategy makes factorisation feel like detective work rather than a new algorithm, grounding it in familiar phenomena and strengthening the connection between area models and algebraic structure.</w:t>
+            </w:r>
+          </w:p>
+        </w:tc>
+        <w:tc>
+          <w:tcPr>
+            <w:tcW w:type="dxa" w:w="3040"/>
+            <w:shd w:fill="F2F2F2" w:color="auto" w:val="clear"/>
+            <w:tcMar>
+              <w:top w:type="dxa" w:w="60"/>
+              <w:left w:type="dxa" w:w="120"/>
+              <w:bottom w:type="dxa" w:w="60"/>
+              <w:right w:type="dxa" w:w="120"/>
+            </w:tcMar>
+            <w:vAlign w:val="top"/>
+          </w:tcPr>
+          <w:p>
+            <w:pPr>
+              <w:spacing w:after="40" w:before="0"/>
+              <w:jc w:val="left"/>
+            </w:pPr>
+            <w:r>
+              <w:rPr>
+                <w:rFonts w:ascii="Arial" w:cs="Arial" w:eastAsia="Arial" w:hAnsi="Arial"/>
+                <w:b w:val="false"/>
+                <w:bCs w:val="false"/>
+                <w:i w:val="false"/>
+                <w:iCs w:val="false"/>
+                <w:color w:val="000000"/>
+                <w:sz w:val="18"/>
+                <w:szCs w:val="18"/>
+              </w:rPr>
+              <w:t xml:space="preserve">Collect one written record per group from each station at the end of the rotation. Check: (a) At Station A, does the factorised form (x+2)(x+5) appear with a verification step (re-expansion)? (b) At Station B, does the group correctly identify the expression as a difference of two squares and write (x+9)(x−9) = 40 leading to x²−81=40, then x²=121, x=±11? Groups who reach only part (a) or (b) of Station B are prioritised for teacher support in Phase 3.</w:t>
+            </w:r>
+          </w:p>
+        </w:tc>
+      </w:tr>
+      <w:tr>
+        <w:tc>
+          <w:tcPr>
+            <w:tcW w:type="dxa" w:w="1520"/>
+            <w:shd w:fill="E2EFDA" w:color="auto" w:val="clear"/>
+            <w:tcMar>
+              <w:top w:type="dxa" w:w="60"/>
+              <w:left w:type="dxa" w:w="120"/>
+              <w:bottom w:type="dxa" w:w="60"/>
+              <w:right w:type="dxa" w:w="120"/>
+            </w:tcMar>
+            <w:vAlign w:val="top"/>
+          </w:tcPr>
+          <w:p>
+            <w:pPr>
+              <w:spacing w:after="40" w:before="0"/>
+              <w:jc w:val="left"/>
+            </w:pPr>
+            <w:r>
+              <w:rPr>
+                <w:rFonts w:ascii="Arial" w:cs="Arial" w:eastAsia="Arial" w:hAnsi="Arial"/>
+                <w:b/>
+                <w:bCs/>
+                <w:i w:val="false"/>
+                <w:iCs w:val="false"/>
+                <w:color w:val="000000"/>
+                <w:sz w:val="18"/>
+                <w:szCs w:val="18"/>
+              </w:rPr>
+              <w:t xml:space="preserve">Explain Phase</w:t>
+            </w:r>
+          </w:p>
+          <w:p>
+            <w:pPr>
+              <w:spacing w:after="20" w:before="0"/>
+            </w:pPr>
+            <w:r>
+              <w:rPr>
+                <w:rFonts w:ascii="Arial" w:cs="Arial" w:eastAsia="Arial" w:hAnsi="Arial"/>
+                <w:b/>
+                <w:bCs/>
+                <w:color w:val="1F3864"/>
+                <w:sz w:val="16"/>
+                <w:szCs w:val="16"/>
+              </w:rPr>
+              <w:t xml:space="preserve">📹 VIDEO:</w:t>
+            </w:r>
+          </w:p>
+          <w:p>
+            <w:pPr>
+              <w:spacing w:after="20" w:before="0"/>
+            </w:pPr>
+            <w:hyperlink w:history="1" r:id="rIdnn08kdukviarwcoydidlm">
+              <w:r>
+                <w:rPr>
+                  <w:rFonts w:ascii="Arial" w:cs="Arial" w:eastAsia="Arial" w:hAnsi="Arial"/>
+                  <w:color w:val="2E75B6"/>
+                  <w:sz w:val="16"/>
+                  <w:szCs w:val="16"/>
+                  <w:u w:val="single" w:color="2E75B6"/>
+                </w:rPr>
+                <w:t xml:space="preserve">Solving square-root equations: one solution</w:t>
+              </w:r>
+            </w:hyperlink>
+          </w:p>
+          <w:p>
+            <w:pPr>
+              <w:spacing w:after="10" w:before="0"/>
+              <w:ind w:left="120"/>
+            </w:pPr>
+            <w:r>
+              <w:rPr>
+                <w:rFonts w:ascii="Arial" w:cs="Arial" w:eastAsia="Arial" w:hAnsi="Arial"/>
+                <w:color w:val="595959"/>
+                <w:sz w:val="14"/>
+                <w:szCs w:val="14"/>
+              </w:rPr>
+              <w:t xml:space="preserve">Source: Khan Academy (English - US curriculum)</w:t>
+            </w:r>
+          </w:p>
+          <w:p>
+            <w:pPr>
+              <w:spacing w:after="10" w:before="0"/>
+              <w:ind w:left="120"/>
+            </w:pPr>
+            <w:hyperlink w:history="1" r:id="rIdujewxtm87lz2guc90itta">
+              <w:r>
+                <w:rPr>
+                  <w:rFonts w:ascii="Arial" w:cs="Arial" w:eastAsia="Arial" w:hAnsi="Arial"/>
+                  <w:color w:val="595959"/>
+                  <w:sz w:val="14"/>
+                  <w:szCs w:val="14"/>
+                  <w:u w:val="single" w:color="595959"/>
+                </w:rPr>
+                <w:t xml:space="preserve">🔍 Search ARES for similar videos</w:t>
+              </w:r>
+            </w:hyperlink>
+          </w:p>
+          <w:p>
+            <w:pPr>
+              <w:spacing w:after="40" w:before="0"/>
+            </w:pPr>
+            <w:r>
+              <w:rPr>
+                <w:sz w:val="14"/>
+                <w:szCs w:val="14"/>
+              </w:rPr>
+              <w:t xml:space="preserve"/>
+            </w:r>
+          </w:p>
+          <w:p>
+            <w:pPr>
+              <w:spacing w:after="20" w:before="0"/>
+            </w:pPr>
+            <w:r>
+              <w:rPr>
+                <w:rFonts w:ascii="Arial" w:cs="Arial" w:eastAsia="Arial" w:hAnsi="Arial"/>
+                <w:b/>
+                <w:bCs/>
+                <w:color w:val="1F3864"/>
+                <w:sz w:val="16"/>
+                <w:szCs w:val="16"/>
+              </w:rPr>
+              <w:t xml:space="preserve">📖 EXERCISE:</w:t>
+            </w:r>
+          </w:p>
+          <w:p>
+            <w:pPr>
+              <w:spacing w:after="20" w:before="0"/>
+            </w:pPr>
+            <w:hyperlink w:history="1" r:id="rIdsemlea2kr7suyadtd8oh7">
+              <w:r>
+                <w:rPr>
+                  <w:rFonts w:ascii="Arial" w:cs="Arial" w:eastAsia="Arial" w:hAnsi="Arial"/>
+                  <w:color w:val="2E75B6"/>
+                  <w:sz w:val="16"/>
+                  <w:szCs w:val="16"/>
+                  <w:u w:val="single" w:color="2E75B6"/>
+                </w:rPr>
+                <w:t xml:space="preserve">Use Square Roots to Solve Quadratic Equations Practice</w:t>
+              </w:r>
+            </w:hyperlink>
+          </w:p>
+          <w:p>
+            <w:pPr>
+              <w:spacing w:after="10" w:before="0"/>
+              <w:ind w:left="120"/>
+            </w:pPr>
+            <w:r>
+              <w:rPr>
+                <w:rFonts w:ascii="Arial" w:cs="Arial" w:eastAsia="Arial" w:hAnsi="Arial"/>
+                <w:color w:val="595959"/>
+                <w:sz w:val="14"/>
+                <w:szCs w:val="14"/>
+              </w:rPr>
+              <w:t xml:space="preserve">Source: CK-12</w:t>
+            </w:r>
+          </w:p>
+          <w:p>
+            <w:pPr>
+              <w:spacing w:after="10" w:before="0"/>
+              <w:ind w:left="120"/>
+            </w:pPr>
+            <w:hyperlink w:history="1" r:id="rIdqmqrdo3fglunfm9riawlg">
+              <w:r>
+                <w:rPr>
+                  <w:rFonts w:ascii="Arial" w:cs="Arial" w:eastAsia="Arial" w:hAnsi="Arial"/>
+                  <w:color w:val="595959"/>
+                  <w:sz w:val="14"/>
+                  <w:szCs w:val="14"/>
+                  <w:u w:val="single" w:color="595959"/>
+                </w:rPr>
+                <w:t xml:space="preserve">🔍 Search ARES for similar readings</w:t>
+              </w:r>
+            </w:hyperlink>
+          </w:p>
+        </w:tc>
+        <w:tc>
+          <w:tcPr>
+            <w:tcW w:type="dxa" w:w="3040"/>
+            <w:shd w:fill="FFFFFF" w:color="auto" w:val="clear"/>
+            <w:tcMar>
+              <w:top w:type="dxa" w:w="60"/>
+              <w:left w:type="dxa" w:w="120"/>
+              <w:bottom w:type="dxa" w:w="60"/>
+              <w:right w:type="dxa" w:w="120"/>
+            </w:tcMar>
+            <w:vAlign w:val="top"/>
+          </w:tcPr>
+          <w:p>
+            <w:pPr>
+              <w:spacing w:after="40" w:before="0"/>
+              <w:jc w:val="left"/>
+            </w:pPr>
+            <w:r>
+              <w:rPr>
+                <w:rFonts w:ascii="Arial" w:cs="Arial" w:eastAsia="Arial" w:hAnsi="Arial"/>
+                <w:b w:val="false"/>
+                <w:bCs w:val="false"/>
+                <w:i w:val="false"/>
+                <w:iCs w:val="false"/>
+                <w:color w:val="000000"/>
+                <w:sz w:val="18"/>
+                <w:szCs w:val="18"/>
+              </w:rPr>
+              <w:t xml:space="preserve">The class reconvenes. The teacher leads a 25-minute structured whole-class explanation organised in three tiers. TIER 1 — CONSOLIDATING FACTORISATION METHODS (8 min): The teacher writes three expressions on the board drawn from the unit's contexts: (i) 3x²+9x (from the courtyard border — common factor), (ii) x²+7x+10 (courtyard area — trinomial factorisation), (iii) x²−81 (shamba with 9m offset — difference of two squares). Learners work each one in their books for 90 seconds, then the teacher cold-calls one learner per expression to write their working on the board. Class checks each step. TIER 2 — DIFFERENCE OF TWO SQUARES AS A SPECIAL IDENTITY (7 min): Teacher formally states: 'The expression a²−b² is special. It factors as (a+b)(a−b). This is not a coincidence — you proved it in Lesson 5 using area rectangles.' Teacher writes three rapid-fire examples with Kenyan contexts: (a) 'A maize plot of area x²−25: what are the dimensions?' (b) 'A term in the shot-put height formula: 9−x² — factorise it.' (c) 'Simplify (x+7)(x−7) without expanding fully.' For each, learners write answers individually (45 seconds) before a neighbour-check. TIER 3 — RETURNING TO THE SHOT PUT: FULL SOLUTION (10 min): The teacher writes h = −x²+6x on the board. 'This is the equation from our prediction phase. Set h=0 because we want to know when the ball is at ground level.' Learners factorise −x²+6x=0 step by step: take out common factor −x to get −x(x−6)=0, so x=0 or x=6. Teacher connects: 'x=0 is where the athlete stands. x=6 metres is where the ball lands. Our factorisation just told us something the athlete could not calculate in their head — exactly where the ball lands.' Teacher returns to the four predictions on the board and checks them against x=0 and x=6 with a show-of-hands celebration for correct predictors.</w:t>
+            </w:r>
+          </w:p>
+        </w:tc>
+        <w:tc>
+          <w:tcPr>
+            <w:tcW w:type="dxa" w:w="3040"/>
+            <w:shd w:fill="F2F2F2" w:color="auto" w:val="clear"/>
+            <w:tcMar>
+              <w:top w:type="dxa" w:w="60"/>
+              <w:left w:type="dxa" w:w="120"/>
+              <w:bottom w:type="dxa" w:w="60"/>
+              <w:right w:type="dxa" w:w="120"/>
+            </w:tcMar>
+            <w:vAlign w:val="top"/>
+          </w:tcPr>
+          <w:p>
+            <w:pPr>
+              <w:spacing w:after="40" w:before="0"/>
+              <w:jc w:val="left"/>
+            </w:pPr>
+            <w:r>
+              <w:rPr>
+                <w:rFonts w:ascii="Arial" w:cs="Arial" w:eastAsia="Arial" w:hAnsi="Arial"/>
+                <w:b w:val="false"/>
+                <w:bCs w:val="false"/>
+                <w:i w:val="false"/>
+                <w:iCs w:val="false"/>
+                <w:color w:val="000000"/>
+                <w:sz w:val="18"/>
+                <w:szCs w:val="18"/>
+              </w:rPr>
+              <w:t xml:space="preserve">For Tier 1 cold-calls, select learners strategically: choose the learner who struggled most visibly at Station A for expression (ii) — public success builds confidence. For Tier 2, after writing each example, say: 'You have 45 seconds — go' and time it visibly. After the neighbour-check say: 'Put your hand up if your answer matches your neighbour's.' Scan the room; note mismatches and address the most common error on the board. For Tier 3, before factorising the shot-put equation, pause and say: 'I want you to try this yourself before I write anything. Set h=0. You have 90 seconds.' Walk the room during this time. Wait the full 90 seconds before asking for a volunteer — do not shorten this wait. When revealing x=0 and x=6, draw a quick arc on the board with the two roots labelled and say: 'Does this shape remind you of anything we have been looking at since Lesson 1?' Pause 10 seconds for the visual connection to the parabola to land.</w:t>
+            </w:r>
+          </w:p>
+        </w:tc>
+        <w:tc>
+          <w:tcPr>
+            <w:tcW w:type="dxa" w:w="3040"/>
+            <w:shd w:fill="FFFFFF" w:color="auto" w:val="clear"/>
+            <w:tcMar>
+              <w:top w:type="dxa" w:w="60"/>
+              <w:left w:type="dxa" w:w="120"/>
+              <w:bottom w:type="dxa" w:w="60"/>
+              <w:right w:type="dxa" w:w="120"/>
+            </w:tcMar>
+            <w:vAlign w:val="top"/>
+          </w:tcPr>
+          <w:p>
+            <w:pPr>
+              <w:spacing w:after="40" w:before="0"/>
+              <w:jc w:val="left"/>
+            </w:pPr>
+            <w:r>
+              <w:rPr>
+                <w:rFonts w:ascii="Arial" w:cs="Arial" w:eastAsia="Arial" w:hAnsi="Arial"/>
+                <w:b w:val="false"/>
+                <w:bCs w:val="false"/>
+                <w:i w:val="false"/>
+                <w:iCs w:val="false"/>
+                <w:color w:val="000000"/>
+                <w:sz w:val="18"/>
+                <w:szCs w:val="18"/>
+              </w:rPr>
+              <w:t xml:space="preserve">Tiered consolidation with a phenomenon payoff: The three-tier structure moves from procedural fluency (Tier 1) through conceptual depth (Tier 2) to phenomenon resolution (Tier 3). By reserving the shot-put solution for Tier 3, the explain phase has a built-in narrative arc — learners feel the algebraic tools they have been practising 'clicking into place' at the moment of maximum interest. This is the 'tool earns its purpose' sensemaking strategy.</w:t>
+            </w:r>
+          </w:p>
+        </w:tc>
+        <w:tc>
+          <w:tcPr>
+            <w:tcW w:type="dxa" w:w="3040"/>
+            <w:shd w:fill="F2F2F2" w:color="auto" w:val="clear"/>
+            <w:tcMar>
+              <w:top w:type="dxa" w:w="60"/>
+              <w:left w:type="dxa" w:w="120"/>
+              <w:bottom w:type="dxa" w:w="60"/>
+              <w:right w:type="dxa" w:w="120"/>
+            </w:tcMar>
+            <w:vAlign w:val="top"/>
+          </w:tcPr>
+          <w:p>
+            <w:pPr>
+              <w:spacing w:after="40" w:before="0"/>
+              <w:jc w:val="left"/>
+            </w:pPr>
+            <w:r>
+              <w:rPr>
+                <w:rFonts w:ascii="Arial" w:cs="Arial" w:eastAsia="Arial" w:hAnsi="Arial"/>
+                <w:b w:val="false"/>
+                <w:bCs w:val="false"/>
+                <w:i w:val="false"/>
+                <w:iCs w:val="false"/>
+                <w:color w:val="000000"/>
+                <w:sz w:val="18"/>
+                <w:szCs w:val="18"/>
+              </w:rPr>
+              <w:t xml:space="preserve">During Tier 1 board work, observe whether the selected learners correctly handle sign changes (especially −3 as a common factor). In Tier 2, the neighbour-check provides a real-time scan — if more than 30% of pairs are mismatched on any example, pause and reteach that case before moving on. In Tier 3, circulate during the 90-second independent attempt: if fewer than half the class writes −x(x−6)=0 correctly, work through the common-factor step explicitly before proceeding to the solution.</w:t>
+            </w:r>
+          </w:p>
+        </w:tc>
+      </w:tr>
+      <w:tr>
+        <w:tc>
+          <w:tcPr>
+            <w:tcW w:type="dxa" w:w="1520"/>
+            <w:shd w:fill="FCE4D6" w:color="auto" w:val="clear"/>
+            <w:tcMar>
+              <w:top w:type="dxa" w:w="60"/>
+              <w:left w:type="dxa" w:w="120"/>
+              <w:bottom w:type="dxa" w:w="60"/>
+              <w:right w:type="dxa" w:w="120"/>
+            </w:tcMar>
+            <w:vAlign w:val="top"/>
+          </w:tcPr>
+          <w:p>
+            <w:pPr>
+              <w:spacing w:after="40" w:before="0"/>
+              <w:jc w:val="left"/>
+            </w:pPr>
+            <w:r>
+              <w:rPr>
+                <w:rFonts w:ascii="Arial" w:cs="Arial" w:eastAsia="Arial" w:hAnsi="Arial"/>
+                <w:b/>
+                <w:bCs/>
+                <w:i w:val="false"/>
+                <w:iCs w:val="false"/>
+                <w:color w:val="000000"/>
+                <w:sz w:val="18"/>
+                <w:szCs w:val="18"/>
+              </w:rPr>
+              <w:t xml:space="preserve">Driving Question Board (DQB) Creation</w:t>
+            </w:r>
+          </w:p>
+          <w:p>
+            <w:pPr>
+              <w:spacing w:after="20" w:before="0"/>
+            </w:pPr>
+            <w:r>
+              <w:rPr>
+                <w:rFonts w:ascii="Arial" w:cs="Arial" w:eastAsia="Arial" w:hAnsi="Arial"/>
+                <w:b/>
+                <w:bCs/>
+                <w:color w:val="1F3864"/>
+                <w:sz w:val="16"/>
+                <w:szCs w:val="16"/>
+              </w:rPr>
+              <w:t xml:space="preserve">📹 VIDEO:</w:t>
+            </w:r>
+          </w:p>
+          <w:p>
+            <w:pPr>
+              <w:spacing w:after="20" w:before="0"/>
+            </w:pPr>
+            <w:hyperlink w:history="1" r:id="rIdalfclxsi3c4ayjn27r7-h">
+              <w:r>
+                <w:rPr>
+                  <w:rFonts w:ascii="Arial" w:cs="Arial" w:eastAsia="Arial" w:hAnsi="Arial"/>
+                  <w:color w:val="2E75B6"/>
+                  <w:sz w:val="16"/>
+                  <w:szCs w:val="16"/>
+                  <w:u w:val="single" w:color="2E75B6"/>
+                </w:rPr>
+                <w:t xml:space="preserve">Intro to square-root equations &amp; extraneous solutions</w:t>
+              </w:r>
+            </w:hyperlink>
+          </w:p>
+          <w:p>
+            <w:pPr>
+              <w:spacing w:after="10" w:before="0"/>
+              <w:ind w:left="120"/>
+            </w:pPr>
+            <w:r>
+              <w:rPr>
+                <w:rFonts w:ascii="Arial" w:cs="Arial" w:eastAsia="Arial" w:hAnsi="Arial"/>
+                <w:color w:val="595959"/>
+                <w:sz w:val="14"/>
+                <w:szCs w:val="14"/>
+              </w:rPr>
+              <w:t xml:space="preserve">Source: Khan Academy (English - US curriculum)</w:t>
+            </w:r>
+          </w:p>
+          <w:p>
+            <w:pPr>
+              <w:spacing w:after="10" w:before="0"/>
+              <w:ind w:left="120"/>
+            </w:pPr>
+            <w:hyperlink w:history="1" r:id="rId5ngmuxs6oymtx_zg0avuj">
+              <w:r>
+                <w:rPr>
+                  <w:rFonts w:ascii="Arial" w:cs="Arial" w:eastAsia="Arial" w:hAnsi="Arial"/>
+                  <w:color w:val="595959"/>
+                  <w:sz w:val="14"/>
+                  <w:szCs w:val="14"/>
+                  <w:u w:val="single" w:color="595959"/>
+                </w:rPr>
+                <w:t xml:space="preserve">🔍 Search ARES for similar videos</w:t>
+              </w:r>
+            </w:hyperlink>
+          </w:p>
+          <w:p>
+            <w:pPr>
+              <w:spacing w:after="40" w:before="0"/>
+            </w:pPr>
+            <w:r>
+              <w:rPr>
+                <w:sz w:val="14"/>
+                <w:szCs w:val="14"/>
+              </w:rPr>
+              <w:t xml:space="preserve"/>
+            </w:r>
+          </w:p>
+          <w:p>
+            <w:pPr>
+              <w:spacing w:after="20" w:before="0"/>
+            </w:pPr>
+            <w:r>
+              <w:rPr>
+                <w:rFonts w:ascii="Arial" w:cs="Arial" w:eastAsia="Arial" w:hAnsi="Arial"/>
+                <w:b/>
+                <w:bCs/>
+                <w:color w:val="1F3864"/>
+                <w:sz w:val="16"/>
+                <w:szCs w:val="16"/>
+              </w:rPr>
+              <w:t xml:space="preserve">📖 EXERCISE:</w:t>
+            </w:r>
+          </w:p>
+          <w:p>
+            <w:pPr>
+              <w:spacing w:after="20" w:before="0"/>
+            </w:pPr>
+            <w:hyperlink w:history="1" r:id="rId9wcilznscha-lbgigv0cz">
+              <w:r>
+                <w:rPr>
+                  <w:rFonts w:ascii="Arial" w:cs="Arial" w:eastAsia="Arial" w:hAnsi="Arial"/>
+                  <w:color w:val="2E75B6"/>
+                  <w:sz w:val="16"/>
+                  <w:szCs w:val="16"/>
+                  <w:u w:val="single" w:color="2E75B6"/>
+                </w:rPr>
+                <w:t xml:space="preserve">Divide quadratics by linear expressions (with remainders)</w:t>
+              </w:r>
+            </w:hyperlink>
+          </w:p>
+          <w:p>
+            <w:pPr>
+              <w:spacing w:after="10" w:before="0"/>
+              <w:ind w:left="120"/>
+            </w:pPr>
+            <w:r>
+              <w:rPr>
+                <w:rFonts w:ascii="Arial" w:cs="Arial" w:eastAsia="Arial" w:hAnsi="Arial"/>
+                <w:color w:val="595959"/>
+                <w:sz w:val="14"/>
+                <w:szCs w:val="14"/>
+              </w:rPr>
+              <w:t xml:space="preserve">Source: Khan Academy (English - US curriculum)</w:t>
+            </w:r>
+          </w:p>
+          <w:p>
+            <w:pPr>
+              <w:spacing w:after="10" w:before="0"/>
+              <w:ind w:left="120"/>
+            </w:pPr>
+            <w:hyperlink w:history="1" r:id="rId3613l634vmagzb_blgepj">
+              <w:r>
+                <w:rPr>
+                  <w:rFonts w:ascii="Arial" w:cs="Arial" w:eastAsia="Arial" w:hAnsi="Arial"/>
+                  <w:color w:val="595959"/>
+                  <w:sz w:val="14"/>
+                  <w:szCs w:val="14"/>
+                  <w:u w:val="single" w:color="595959"/>
+                </w:rPr>
+                <w:t xml:space="preserve">🔍 Search ARES for similar readings</w:t>
+              </w:r>
+            </w:hyperlink>
+          </w:p>
+        </w:tc>
+        <w:tc>
+          <w:tcPr>
+            <w:tcW w:type="dxa" w:w="3040"/>
+            <w:shd w:fill="FFFFFF" w:color="auto" w:val="clear"/>
+            <w:tcMar>
+              <w:top w:type="dxa" w:w="60"/>
+              <w:left w:type="dxa" w:w="120"/>
+              <w:bottom w:type="dxa" w:w="60"/>
+              <w:right w:type="dxa" w:w="120"/>
+            </w:tcMar>
+            <w:vAlign w:val="top"/>
+          </w:tcPr>
+          <w:p>
+            <w:pPr>
+              <w:spacing w:after="40" w:before="0"/>
+              <w:jc w:val="left"/>
+            </w:pPr>
+            <w:r>
+              <w:rPr>
+                <w:rFonts w:ascii="Arial" w:cs="Arial" w:eastAsia="Arial" w:hAnsi="Arial"/>
+                <w:b w:val="false"/>
+                <w:bCs w:val="false"/>
+                <w:i w:val="false"/>
+                <w:iCs w:val="false"/>
+                <w:color w:val="000000"/>
+                <w:sz w:val="18"/>
+                <w:szCs w:val="18"/>
+              </w:rPr>
+              <w:t xml:space="preserve">The full DQB (displayed since Lesson 1) is now brought to the front of the room or projected. Each group receives a set of green sticky notes (representing 'answered') and orange sticky notes (representing 'partially answered — needs more study'). Groups have 8 minutes to review every question card on the DQB that belongs to their group and decide: Is this question now answerable using what we have learned? For each 'yes', they write a concise evidence-based answer on a green note and attach it over the original question. For each 'partially answered', they write what they now know and what still remains on an orange note. The teacher then conducts a 5-minute whole-class DQB review: walking along the board, reading one green note per group aloud, and inviting the class to agree or refine the answer. Special attention is given to the unit's three KICD Key Inquiry Questions — the teacher ensures these are explicitly answered on the board before closing.</w:t>
+            </w:r>
+          </w:p>
+        </w:tc>
+        <w:tc>
+          <w:tcPr>
+            <w:tcW w:type="dxa" w:w="3040"/>
+            <w:shd w:fill="F2F2F2" w:color="auto" w:val="clear"/>
+            <w:tcMar>
+              <w:top w:type="dxa" w:w="60"/>
+              <w:left w:type="dxa" w:w="120"/>
+              <w:bottom w:type="dxa" w:w="60"/>
+              <w:right w:type="dxa" w:w="120"/>
+            </w:tcMar>
+            <w:vAlign w:val="top"/>
+          </w:tcPr>
+          <w:p>
+            <w:pPr>
+              <w:spacing w:after="40" w:before="0"/>
+              <w:jc w:val="left"/>
+            </w:pPr>
+            <w:r>
+              <w:rPr>
+                <w:rFonts w:ascii="Arial" w:cs="Arial" w:eastAsia="Arial" w:hAnsi="Arial"/>
+                <w:b w:val="false"/>
+                <w:bCs w:val="false"/>
+                <w:i w:val="false"/>
+                <w:iCs w:val="false"/>
+                <w:color w:val="000000"/>
+                <w:sz w:val="18"/>
+                <w:szCs w:val="18"/>
+              </w:rPr>
+              <w:t xml:space="preserve">Before distributing sticky notes say: 'In Lesson 1 you posted questions because something puzzled you. Today you have the tools to answer those questions. A good scientist or mathematician does not just solve problems — they close the loop and record what they now understand.' Give groups exactly 8 minutes — use a visible countdown timer. During group work, circulate and prompt: 'Can you answer this question using factorisation? Can you answer it using the shot-put equation?' For the whole-class review, cold-call a different learner from each group to read their green note — aim for 5–6 green notes across the class. For the three KICD Key Inquiry Questions, ask the whole class: 'Who can state the answer to this question in one sentence?' Wait 12 seconds before accepting. Write the agreed sentence on the board in a different colour as the 'class consensus answer.' Close by saying: 'Every question you posted has been met with evidence. That is what mathematics looks like when it is working.'</w:t>
+            </w:r>
+          </w:p>
+        </w:tc>
+        <w:tc>
+          <w:tcPr>
+            <w:tcW w:type="dxa" w:w="3040"/>
+            <w:shd w:fill="FFFFFF" w:color="auto" w:val="clear"/>
+            <w:tcMar>
+              <w:top w:type="dxa" w:w="60"/>
+              <w:left w:type="dxa" w:w="120"/>
+              <w:bottom w:type="dxa" w:w="60"/>
+              <w:right w:type="dxa" w:w="120"/>
+            </w:tcMar>
+            <w:vAlign w:val="top"/>
+          </w:tcPr>
+          <w:p>
+            <w:pPr>
+              <w:spacing w:after="40" w:before="0"/>
+              <w:jc w:val="left"/>
+            </w:pPr>
+            <w:r>
+              <w:rPr>
+                <w:rFonts w:ascii="Arial" w:cs="Arial" w:eastAsia="Arial" w:hAnsi="Arial"/>
+                <w:b w:val="false"/>
+                <w:bCs w:val="false"/>
+                <w:i w:val="false"/>
+                <w:iCs w:val="false"/>
+                <w:color w:val="000000"/>
+                <w:sz w:val="18"/>
+                <w:szCs w:val="18"/>
+              </w:rPr>
+              <w:t xml:space="preserve">DQB closure protocol: The act of physically converting question cards to answer cards provides visible, tangible evidence of knowledge growth. The contrast between the blank/question-laden board from Lesson 1 and the green-covered board in Lesson 8 is a powerful metacognitive tool — learners literally see their own learning. The distinction between green and orange notes also models scientific honesty: not everything is fully resolved, and that is acceptable.</w:t>
+            </w:r>
+          </w:p>
+        </w:tc>
+        <w:tc>
+          <w:tcPr>
+            <w:tcW w:type="dxa" w:w="3040"/>
+            <w:shd w:fill="F2F2F2" w:color="auto" w:val="clear"/>
+            <w:tcMar>
+              <w:top w:type="dxa" w:w="60"/>
+              <w:left w:type="dxa" w:w="120"/>
+              <w:bottom w:type="dxa" w:w="60"/>
+              <w:right w:type="dxa" w:w="120"/>
+            </w:tcMar>
+            <w:vAlign w:val="top"/>
+          </w:tcPr>
+          <w:p>
+            <w:pPr>
+              <w:spacing w:after="40" w:before="0"/>
+              <w:jc w:val="left"/>
+            </w:pPr>
+            <w:r>
+              <w:rPr>
+                <w:rFonts w:ascii="Arial" w:cs="Arial" w:eastAsia="Arial" w:hAnsi="Arial"/>
+                <w:b w:val="false"/>
+                <w:bCs w:val="false"/>
+                <w:i w:val="false"/>
+                <w:iCs w:val="false"/>
+                <w:color w:val="000000"/>
+                <w:sz w:val="18"/>
+                <w:szCs w:val="18"/>
+              </w:rPr>
+              <w:t xml:space="preserve">Count the ratio of green to orange notes per group. Any group with more than 2 orange notes on foundational questions (forming expressions, factorising trinomials, solving equations) is flagged for follow-up practice in the next class session or homework. Collect one green note per group as an exit artefact — check whether answers reference evidence from the unit (area models, shot-put equation, shamba dimensions) rather than stating only procedures.</w:t>
+            </w:r>
+          </w:p>
+        </w:tc>
+      </w:tr>
+      <w:tr>
+        <w:tc>
+          <w:tcPr>
+            <w:tcW w:type="dxa" w:w="1520"/>
+            <w:shd w:fill="D5E8F0" w:color="auto" w:val="clear"/>
+            <w:tcMar>
+              <w:top w:type="dxa" w:w="60"/>
+              <w:left w:type="dxa" w:w="120"/>
+              <w:bottom w:type="dxa" w:w="60"/>
+              <w:right w:type="dxa" w:w="120"/>
+            </w:tcMar>
+            <w:vAlign w:val="top"/>
+          </w:tcPr>
+          <w:p>
+            <w:pPr>
+              <w:spacing w:after="40" w:before="0"/>
+              <w:jc w:val="left"/>
+            </w:pPr>
+            <w:r>
+              <w:rPr>
+                <w:rFonts w:ascii="Arial" w:cs="Arial" w:eastAsia="Arial" w:hAnsi="Arial"/>
+                <w:b/>
+                <w:bCs/>
+                <w:i w:val="false"/>
+                <w:iCs w:val="false"/>
+                <w:color w:val="000000"/>
+                <w:sz w:val="18"/>
+                <w:szCs w:val="18"/>
+              </w:rPr>
+              <w:t xml:space="preserve">Model Building Phase</w:t>
+            </w:r>
+          </w:p>
+          <w:p>
+            <w:pPr>
+              <w:spacing w:after="20" w:before="0"/>
+            </w:pPr>
+            <w:r>
+              <w:rPr>
+                <w:rFonts w:ascii="Arial" w:cs="Arial" w:eastAsia="Arial" w:hAnsi="Arial"/>
+                <w:b/>
+                <w:bCs/>
+                <w:color w:val="1F3864"/>
+                <w:sz w:val="16"/>
+                <w:szCs w:val="16"/>
+              </w:rPr>
+              <w:t xml:space="preserve">📹 VIDEO:</w:t>
+            </w:r>
+          </w:p>
+          <w:p>
+            <w:pPr>
+              <w:spacing w:after="20" w:before="0"/>
+            </w:pPr>
+            <w:hyperlink w:history="1" r:id="rIdcwn5f1lochqxysacokstv">
+              <w:r>
+                <w:rPr>
+                  <w:rFonts w:ascii="Arial" w:cs="Arial" w:eastAsia="Arial" w:hAnsi="Arial"/>
+                  <w:color w:val="2E75B6"/>
+                  <w:sz w:val="16"/>
+                  <w:szCs w:val="16"/>
+                  <w:u w:val="single" w:color="2E75B6"/>
+                </w:rPr>
+                <w:t xml:space="preserve">Solving quadratics by taking square roots: challenge -dubbed(KY)</w:t>
+              </w:r>
+            </w:hyperlink>
+          </w:p>
+          <w:p>
+            <w:pPr>
+              <w:spacing w:after="10" w:before="0"/>
+              <w:ind w:left="120"/>
+            </w:pPr>
+            <w:r>
+              <w:rPr>
+                <w:rFonts w:ascii="Arial" w:cs="Arial" w:eastAsia="Arial" w:hAnsi="Arial"/>
+                <w:color w:val="595959"/>
+                <w:sz w:val="14"/>
+                <w:szCs w:val="14"/>
+              </w:rPr>
+              <w:t xml:space="preserve">Source: Khan Academy (Kiswahili)</w:t>
+            </w:r>
+          </w:p>
+          <w:p>
+            <w:pPr>
+              <w:spacing w:after="10" w:before="0"/>
+              <w:ind w:left="120"/>
+            </w:pPr>
+            <w:hyperlink w:history="1" r:id="rIdpkkty_ic0t_qyffgy0m5e">
+              <w:r>
+                <w:rPr>
+                  <w:rFonts w:ascii="Arial" w:cs="Arial" w:eastAsia="Arial" w:hAnsi="Arial"/>
+                  <w:color w:val="595959"/>
+                  <w:sz w:val="14"/>
+                  <w:szCs w:val="14"/>
+                  <w:u w:val="single" w:color="595959"/>
+                </w:rPr>
+                <w:t xml:space="preserve">🔍 Search ARES for similar videos</w:t>
+              </w:r>
+            </w:hyperlink>
+          </w:p>
+          <w:p>
+            <w:pPr>
+              <w:spacing w:after="40" w:before="0"/>
+            </w:pPr>
+            <w:r>
+              <w:rPr>
+                <w:sz w:val="14"/>
+                <w:szCs w:val="14"/>
+              </w:rPr>
+              <w:t xml:space="preserve"/>
+            </w:r>
+          </w:p>
+          <w:p>
+            <w:pPr>
+              <w:spacing w:after="20" w:before="0"/>
+            </w:pPr>
+            <w:r>
+              <w:rPr>
+                <w:rFonts w:ascii="Arial" w:cs="Arial" w:eastAsia="Arial" w:hAnsi="Arial"/>
+                <w:b/>
+                <w:bCs/>
+                <w:color w:val="1F3864"/>
+                <w:sz w:val="16"/>
+                <w:szCs w:val="16"/>
+              </w:rPr>
+              <w:t xml:space="preserve">📖 EXERCISE:</w:t>
+            </w:r>
+          </w:p>
+          <w:p>
+            <w:pPr>
+              <w:spacing w:after="20" w:before="0"/>
+            </w:pPr>
+            <w:hyperlink w:history="1" r:id="rIdub3xemm8vwzffc3myvdmy">
               <w:r>
                 <w:rPr>
                   <w:rFonts w:ascii="Arial" w:cs="Arial" w:eastAsia="Arial" w:hAnsi="Arial"/>
@@ -24793,1231 +26017,7 @@
               <w:spacing w:after="10" w:before="0"/>
               <w:ind w:left="120"/>
             </w:pPr>
-            <w:hyperlink w:history="1" r:id="rIdbdkxwubari3bojqzqor1s">
-              <w:r>
-                <w:rPr>
-                  <w:rFonts w:ascii="Arial" w:cs="Arial" w:eastAsia="Arial" w:hAnsi="Arial"/>
-                  <w:color w:val="595959"/>
-                  <w:sz w:val="14"/>
-                  <w:szCs w:val="14"/>
-                  <w:u w:val="single" w:color="595959"/>
-                </w:rPr>
-                <w:t xml:space="preserve">🔍 Search ARES for similar readings</w:t>
-              </w:r>
-            </w:hyperlink>
-          </w:p>
-        </w:tc>
-        <w:tc>
-          <w:tcPr>
-            <w:tcW w:type="dxa" w:w="3040"/>
-            <w:shd w:fill="FFFFFF" w:color="auto" w:val="clear"/>
-            <w:tcMar>
-              <w:top w:type="dxa" w:w="60"/>
-              <w:left w:type="dxa" w:w="120"/>
-              <w:bottom w:type="dxa" w:w="60"/>
-              <w:right w:type="dxa" w:w="120"/>
-            </w:tcMar>
-            <w:vAlign w:val="top"/>
-          </w:tcPr>
-          <w:p>
-            <w:pPr>
-              <w:spacing w:after="40" w:before="0"/>
-              <w:jc w:val="left"/>
-            </w:pPr>
-            <w:r>
-              <w:rPr>
-                <w:rFonts w:ascii="Arial" w:cs="Arial" w:eastAsia="Arial" w:hAnsi="Arial"/>
-                <w:b w:val="false"/>
-                <w:bCs w:val="false"/>
-                <w:i w:val="false"/>
-                <w:iCs w:val="false"/>
-                <w:color w:val="000000"/>
-                <w:sz w:val="18"/>
-                <w:szCs w:val="18"/>
-              </w:rPr>
-              <w:t xml:space="preserve">Learners are shown a still image projected on the board: the parabolic arc of the shot put from sports day, with two points marked on the ground labelled A (launch point) and B (landing point) and the equation h = −x² + 6x printed beneath it, where h is height in metres and x is horizontal distance in metres. Working individually for 3 minutes, each learner writes answers to two questions in their exercise books: (1) 'Without solving, predict: at what horizontal distances is the height of the ball equal to zero — i.e., where does the ball touch the ground?' and (2) 'What mathematical operation might help you find those distances from the equation h = −x² + 6x?' Learners then share predictions in pairs (1 minute) before the teacher takes 4 cold-call responses from different corners of the room.</w:t>
-            </w:r>
-          </w:p>
-        </w:tc>
-        <w:tc>
-          <w:tcPr>
-            <w:tcW w:type="dxa" w:w="3040"/>
-            <w:shd w:fill="F2F2F2" w:color="auto" w:val="clear"/>
-            <w:tcMar>
-              <w:top w:type="dxa" w:w="60"/>
-              <w:left w:type="dxa" w:w="120"/>
-              <w:bottom w:type="dxa" w:w="60"/>
-              <w:right w:type="dxa" w:w="120"/>
-            </w:tcMar>
-            <w:vAlign w:val="top"/>
-          </w:tcPr>
-          <w:p>
-            <w:pPr>
-              <w:spacing w:after="40" w:before="0"/>
-              <w:jc w:val="left"/>
-            </w:pPr>
-            <w:r>
-              <w:rPr>
-                <w:rFonts w:ascii="Arial" w:cs="Arial" w:eastAsia="Arial" w:hAnsi="Arial"/>
-                <w:b w:val="false"/>
-                <w:bCs w:val="false"/>
-                <w:i w:val="false"/>
-                <w:iCs w:val="false"/>
-                <w:color w:val="000000"/>
-                <w:sz w:val="18"/>
-                <w:szCs w:val="18"/>
-              </w:rPr>
-              <w:t xml:space="preserve">Display the shot-put arc image and equation prominently. Say: 'We have been studying this parabola since Lesson 1. Today is the day we fully decode it. Before I show you anything new, I want your prediction.' Allow 3 minutes of individual silent writing — enforce quiet. After pair-share, cold-call exactly 4 learners: one from the front-left, one from the back-right, one from the middle, one who has been quieter this unit. For each response, wait 12 seconds after posing the question before accepting an answer. Record all four predictions verbatim on the board under the heading 'Our Predictions — we will check these by the end of class.' Do NOT confirm or correct yet. Say: 'Every one of these ideas is on trial today. We will use evidence to decide which prediction is correct.'</w:t>
-            </w:r>
-          </w:p>
-        </w:tc>
-        <w:tc>
-          <w:tcPr>
-            <w:tcW w:type="dxa" w:w="3040"/>
-            <w:shd w:fill="FFFFFF" w:color="auto" w:val="clear"/>
-            <w:tcMar>
-              <w:top w:type="dxa" w:w="60"/>
-              <w:left w:type="dxa" w:w="120"/>
-              <w:bottom w:type="dxa" w:w="60"/>
-              <w:right w:type="dxa" w:w="120"/>
-            </w:tcMar>
-            <w:vAlign w:val="top"/>
-          </w:tcPr>
-          <w:p>
-            <w:pPr>
-              <w:spacing w:after="40" w:before="0"/>
-              <w:jc w:val="left"/>
-            </w:pPr>
-            <w:r>
-              <w:rPr>
-                <w:rFonts w:ascii="Arial" w:cs="Arial" w:eastAsia="Arial" w:hAnsi="Arial"/>
-                <w:b w:val="false"/>
-                <w:bCs w:val="false"/>
-                <w:i w:val="false"/>
-                <w:iCs w:val="false"/>
-                <w:color w:val="000000"/>
-                <w:sz w:val="18"/>
-                <w:szCs w:val="18"/>
-              </w:rPr>
-              <w:t xml:space="preserve">Predict-before-instruction anchoring: By committing predictions to paper before instruction begins, learners activate prior knowledge from Lessons 1–7 (expansion, identities, solving by inspection) and create a personal stake in resolving the cognitive dissonance. This sets factorisation up as a necessary tool — not an arbitrary exercise — because learners genuinely want to know who predicted correctly.</w:t>
-            </w:r>
-          </w:p>
-        </w:tc>
-        <w:tc>
-          <w:tcPr>
-            <w:tcW w:type="dxa" w:w="3040"/>
-            <w:shd w:fill="F2F2F2" w:color="auto" w:val="clear"/>
-            <w:tcMar>
-              <w:top w:type="dxa" w:w="60"/>
-              <w:left w:type="dxa" w:w="120"/>
-              <w:bottom w:type="dxa" w:w="60"/>
-              <w:right w:type="dxa" w:w="120"/>
-            </w:tcMar>
-            <w:vAlign w:val="top"/>
-          </w:tcPr>
-          <w:p>
-            <w:pPr>
-              <w:spacing w:after="40" w:before="0"/>
-              <w:jc w:val="left"/>
-            </w:pPr>
-            <w:r>
-              <w:rPr>
-                <w:rFonts w:ascii="Arial" w:cs="Arial" w:eastAsia="Arial" w:hAnsi="Arial"/>
-                <w:b w:val="false"/>
-                <w:bCs w:val="false"/>
-                <w:i w:val="false"/>
-                <w:iCs w:val="false"/>
-                <w:color w:val="000000"/>
-                <w:sz w:val="18"/>
-                <w:szCs w:val="18"/>
-              </w:rPr>
-              <w:t xml:space="preserve">Teacher circulates during individual writing and notes: (a) Do learners attempt to substitute h=0? (b) Do any learners write x(−x+6)=0 or attempt factorisation already? (c) Are predictions numerical (e.g., 'x=0 and x=6') or only verbal? These observations inform the pace of Phase 3. If fewer than 3 learners attempt any algebraic manipulation, slow down the Explain phase and add a bridging step.</w:t>
-            </w:r>
-          </w:p>
-        </w:tc>
-      </w:tr>
-      <w:tr>
-        <w:tc>
-          <w:tcPr>
-            <w:tcW w:type="dxa" w:w="1520"/>
-            <w:shd w:fill="D9EEF1" w:color="auto" w:val="clear"/>
-            <w:tcMar>
-              <w:top w:type="dxa" w:w="60"/>
-              <w:left w:type="dxa" w:w="120"/>
-              <w:bottom w:type="dxa" w:w="60"/>
-              <w:right w:type="dxa" w:w="120"/>
-            </w:tcMar>
-            <w:vAlign w:val="top"/>
-          </w:tcPr>
-          <w:p>
-            <w:pPr>
-              <w:spacing w:after="40" w:before="0"/>
-              <w:jc w:val="left"/>
-            </w:pPr>
-            <w:r>
-              <w:rPr>
-                <w:rFonts w:ascii="Arial" w:cs="Arial" w:eastAsia="Arial" w:hAnsi="Arial"/>
-                <w:b/>
-                <w:bCs/>
-                <w:i w:val="false"/>
-                <w:iCs w:val="false"/>
-                <w:color w:val="000000"/>
-                <w:sz w:val="18"/>
-                <w:szCs w:val="18"/>
-              </w:rPr>
-              <w:t xml:space="preserve">Observe Phase</w:t>
-            </w:r>
-          </w:p>
-          <w:p>
-            <w:pPr>
-              <w:spacing w:after="20" w:before="0"/>
-            </w:pPr>
-            <w:r>
-              <w:rPr>
-                <w:rFonts w:ascii="Arial" w:cs="Arial" w:eastAsia="Arial" w:hAnsi="Arial"/>
-                <w:b/>
-                <w:bCs/>
-                <w:color w:val="1F3864"/>
-                <w:sz w:val="16"/>
-                <w:szCs w:val="16"/>
-              </w:rPr>
-              <w:t xml:space="preserve">📹 VIDEO:</w:t>
-            </w:r>
-          </w:p>
-          <w:p>
-            <w:pPr>
-              <w:spacing w:after="20" w:before="0"/>
-            </w:pPr>
-            <w:hyperlink w:history="1" r:id="rIdp2ztsjenq9_ufwwszm-4m">
-              <w:r>
-                <w:rPr>
-                  <w:rFonts w:ascii="Arial" w:cs="Arial" w:eastAsia="Arial" w:hAnsi="Arial"/>
-                  <w:color w:val="2E75B6"/>
-                  <w:sz w:val="16"/>
-                  <w:szCs w:val="16"/>
-                  <w:u w:val="single" w:color="2E75B6"/>
-                </w:rPr>
-                <w:t xml:space="preserve">Solving quadratics by taking square roots: challenge -dubbed(KY)</w:t>
-              </w:r>
-            </w:hyperlink>
-          </w:p>
-          <w:p>
-            <w:pPr>
-              <w:spacing w:after="10" w:before="0"/>
-              <w:ind w:left="120"/>
-            </w:pPr>
-            <w:r>
-              <w:rPr>
-                <w:rFonts w:ascii="Arial" w:cs="Arial" w:eastAsia="Arial" w:hAnsi="Arial"/>
-                <w:color w:val="595959"/>
-                <w:sz w:val="14"/>
-                <w:szCs w:val="14"/>
-              </w:rPr>
-              <w:t xml:space="preserve">Source: Khan Academy (Kiswahili)</w:t>
-            </w:r>
-          </w:p>
-          <w:p>
-            <w:pPr>
-              <w:spacing w:after="10" w:before="0"/>
-              <w:ind w:left="120"/>
-            </w:pPr>
-            <w:hyperlink w:history="1" r:id="rIde2w5hxamphle-tbcry5yd">
-              <w:r>
-                <w:rPr>
-                  <w:rFonts w:ascii="Arial" w:cs="Arial" w:eastAsia="Arial" w:hAnsi="Arial"/>
-                  <w:color w:val="595959"/>
-                  <w:sz w:val="14"/>
-                  <w:szCs w:val="14"/>
-                  <w:u w:val="single" w:color="595959"/>
-                </w:rPr>
-                <w:t xml:space="preserve">🔍 Search ARES for similar videos</w:t>
-              </w:r>
-            </w:hyperlink>
-          </w:p>
-          <w:p>
-            <w:pPr>
-              <w:spacing w:after="40" w:before="0"/>
-            </w:pPr>
-            <w:r>
-              <w:rPr>
-                <w:sz w:val="14"/>
-                <w:szCs w:val="14"/>
-              </w:rPr>
-              <w:t xml:space="preserve"/>
-            </w:r>
-          </w:p>
-          <w:p>
-            <w:pPr>
-              <w:spacing w:after="20" w:before="0"/>
-            </w:pPr>
-            <w:r>
-              <w:rPr>
-                <w:rFonts w:ascii="Arial" w:cs="Arial" w:eastAsia="Arial" w:hAnsi="Arial"/>
-                <w:b/>
-                <w:bCs/>
-                <w:color w:val="1F3864"/>
-                <w:sz w:val="16"/>
-                <w:szCs w:val="16"/>
-              </w:rPr>
-              <w:t xml:space="preserve">📖 EXERCISE:</w:t>
-            </w:r>
-          </w:p>
-          <w:p>
-            <w:pPr>
-              <w:spacing w:after="20" w:before="0"/>
-            </w:pPr>
-            <w:hyperlink w:history="1" r:id="rIdqjimgworogfbhalkndqxz">
-              <w:r>
-                <w:rPr>
-                  <w:rFonts w:ascii="Arial" w:cs="Arial" w:eastAsia="Arial" w:hAnsi="Arial"/>
-                  <w:color w:val="2E75B6"/>
-                  <w:sz w:val="16"/>
-                  <w:szCs w:val="16"/>
-                  <w:u w:val="single" w:color="2E75B6"/>
-                </w:rPr>
-                <w:t xml:space="preserve">Zero product property</w:t>
-              </w:r>
-            </w:hyperlink>
-          </w:p>
-          <w:p>
-            <w:pPr>
-              <w:spacing w:after="10" w:before="0"/>
-              <w:ind w:left="120"/>
-            </w:pPr>
-            <w:r>
-              <w:rPr>
-                <w:rFonts w:ascii="Arial" w:cs="Arial" w:eastAsia="Arial" w:hAnsi="Arial"/>
-                <w:color w:val="595959"/>
-                <w:sz w:val="14"/>
-                <w:szCs w:val="14"/>
-              </w:rPr>
-              <w:t xml:space="preserve">Source: Khan Academy (English - US curriculum)</w:t>
-            </w:r>
-          </w:p>
-          <w:p>
-            <w:pPr>
-              <w:spacing w:after="10" w:before="0"/>
-              <w:ind w:left="120"/>
-            </w:pPr>
-            <w:hyperlink w:history="1" r:id="rIdruzwe6_84zarylggeqgty">
-              <w:r>
-                <w:rPr>
-                  <w:rFonts w:ascii="Arial" w:cs="Arial" w:eastAsia="Arial" w:hAnsi="Arial"/>
-                  <w:color w:val="595959"/>
-                  <w:sz w:val="14"/>
-                  <w:szCs w:val="14"/>
-                  <w:u w:val="single" w:color="595959"/>
-                </w:rPr>
-                <w:t xml:space="preserve">🔍 Search ARES for similar readings</w:t>
-              </w:r>
-            </w:hyperlink>
-          </w:p>
-        </w:tc>
-        <w:tc>
-          <w:tcPr>
-            <w:tcW w:type="dxa" w:w="3040"/>
-            <w:shd w:fill="FFFFFF" w:color="auto" w:val="clear"/>
-            <w:tcMar>
-              <w:top w:type="dxa" w:w="60"/>
-              <w:left w:type="dxa" w:w="120"/>
-              <w:bottom w:type="dxa" w:w="60"/>
-              <w:right w:type="dxa" w:w="120"/>
-            </w:tcMar>
-            <w:vAlign w:val="top"/>
-          </w:tcPr>
-          <w:p>
-            <w:pPr>
-              <w:spacing w:after="40" w:before="0"/>
-              <w:jc w:val="left"/>
-            </w:pPr>
-            <w:r>
-              <w:rPr>
-                <w:rFonts w:ascii="Arial" w:cs="Arial" w:eastAsia="Arial" w:hAnsi="Arial"/>
-                <w:b w:val="false"/>
-                <w:bCs w:val="false"/>
-                <w:i w:val="false"/>
-                <w:iCs w:val="false"/>
-                <w:color w:val="000000"/>
-                <w:sz w:val="18"/>
-                <w:szCs w:val="18"/>
-              </w:rPr>
-              <w:t xml:space="preserve">Learners rotate through two structured evidence stations (15 minutes each, groups of 4–5). STATION A — THE TILED COURTYARD REVISITED: Groups receive a printed card showing a rectangular courtyard whose total tiled area is described as x²+7x+10 square metres. The card states: 'In Lesson 2 you found this area by multiplying two side lengths. Today, work backwards: if the area is x²+7x+10, what must the two side lengths be?' Groups write all factor-pair combinations of 10 (i.e., 1×10, 2×5) and check which pair sums to 7. They then write the factorised form and sketch the rectangle with labelled sides (x+2) and (x+5), confirming area by re-expanding. STATION B — THE KERICHO SHAMBA: Groups receive a card: 'A farmer in Kericho fences a rectangular shamba. The length is (x+9) metres and the width is (x−9) metres. (a) Expand to find the area expression. (b) Identify what type of expression this is. (c) Factorise it back using the identity you recognise. (d) If the area of the shamba is 40 m², form and solve the equation to find x.' Groups record observations on the card and then in their exercise books. After both stations, a 5-minute gallery share: one reporter per group stands by their station work and explains to a passing group.</w:t>
-            </w:r>
-          </w:p>
-        </w:tc>
-        <w:tc>
-          <w:tcPr>
-            <w:tcW w:type="dxa" w:w="3040"/>
-            <w:shd w:fill="F2F2F2" w:color="auto" w:val="clear"/>
-            <w:tcMar>
-              <w:top w:type="dxa" w:w="60"/>
-              <w:left w:type="dxa" w:w="120"/>
-              <w:bottom w:type="dxa" w:w="60"/>
-              <w:right w:type="dxa" w:w="120"/>
-            </w:tcMar>
-            <w:vAlign w:val="top"/>
-          </w:tcPr>
-          <w:p>
-            <w:pPr>
-              <w:spacing w:after="40" w:before="0"/>
-              <w:jc w:val="left"/>
-            </w:pPr>
-            <w:r>
-              <w:rPr>
-                <w:rFonts w:ascii="Arial" w:cs="Arial" w:eastAsia="Arial" w:hAnsi="Arial"/>
-                <w:b w:val="false"/>
-                <w:bCs w:val="false"/>
-                <w:i w:val="false"/>
-                <w:iCs w:val="false"/>
-                <w:color w:val="000000"/>
-                <w:sz w:val="18"/>
-                <w:szCs w:val="18"/>
-              </w:rPr>
-              <w:t xml:space="preserve">Before stations begin, say: 'You are not getting new information today — you are reversing a process you already know. Think of it like ugali: you already know how to mix the flour and water to get ugali. Today you are figuring out what flour and water were used from the ugali that is already cooked.' Distribute station cards. Circulate every 3–4 minutes, spending equal time at both stations. At Station A, prompt stuck groups: 'What two numbers multiply to give 10? List every pair.' Wait 10 seconds. Then: 'Now which of those pairs adds to 7?' At Station B, if groups do not recognise difference of two squares, ask: 'What is special about the two brackets — look at the numbers inside them very carefully.' Wait 12 seconds. Do not give the answer; redirect to their Lesson 5 notes on the (a+b)(a−b) identity. During the gallery share, listen for the key phrase 'difference of two squares' — note which groups use it and which do not; this informs cold-calling in Phase 3.</w:t>
-            </w:r>
-          </w:p>
-        </w:tc>
-        <w:tc>
-          <w:tcPr>
-            <w:tcW w:type="dxa" w:w="3040"/>
-            <w:shd w:fill="FFFFFF" w:color="auto" w:val="clear"/>
-            <w:tcMar>
-              <w:top w:type="dxa" w:w="60"/>
-              <w:left w:type="dxa" w:w="120"/>
-              <w:bottom w:type="dxa" w:w="60"/>
-              <w:right w:type="dxa" w:w="120"/>
-            </w:tcMar>
-            <w:vAlign w:val="top"/>
-          </w:tcPr>
-          <w:p>
-            <w:pPr>
-              <w:spacing w:after="40" w:before="0"/>
-              <w:jc w:val="left"/>
-            </w:pPr>
-            <w:r>
-              <w:rPr>
-                <w:rFonts w:ascii="Arial" w:cs="Arial" w:eastAsia="Arial" w:hAnsi="Arial"/>
-                <w:b w:val="false"/>
-                <w:bCs w:val="false"/>
-                <w:i w:val="false"/>
-                <w:iCs w:val="false"/>
-                <w:color w:val="000000"/>
-                <w:sz w:val="18"/>
-                <w:szCs w:val="18"/>
-              </w:rPr>
-              <w:t xml:space="preserve">Structured evidence stations with a context-reversal design: each station presents a context learners have already encountered (courtyard from Lesson 2, shamba from Lesson 4) but inverts the cognitive direction — from product back to factors. This 'cognitive reversal' strategy makes factorisation feel like detective work rather than a new algorithm, grounding it in familiar phenomena and strengthening the connection between area models and algebraic structure.</w:t>
-            </w:r>
-          </w:p>
-        </w:tc>
-        <w:tc>
-          <w:tcPr>
-            <w:tcW w:type="dxa" w:w="3040"/>
-            <w:shd w:fill="F2F2F2" w:color="auto" w:val="clear"/>
-            <w:tcMar>
-              <w:top w:type="dxa" w:w="60"/>
-              <w:left w:type="dxa" w:w="120"/>
-              <w:bottom w:type="dxa" w:w="60"/>
-              <w:right w:type="dxa" w:w="120"/>
-            </w:tcMar>
-            <w:vAlign w:val="top"/>
-          </w:tcPr>
-          <w:p>
-            <w:pPr>
-              <w:spacing w:after="40" w:before="0"/>
-              <w:jc w:val="left"/>
-            </w:pPr>
-            <w:r>
-              <w:rPr>
-                <w:rFonts w:ascii="Arial" w:cs="Arial" w:eastAsia="Arial" w:hAnsi="Arial"/>
-                <w:b w:val="false"/>
-                <w:bCs w:val="false"/>
-                <w:i w:val="false"/>
-                <w:iCs w:val="false"/>
-                <w:color w:val="000000"/>
-                <w:sz w:val="18"/>
-                <w:szCs w:val="18"/>
-              </w:rPr>
-              <w:t xml:space="preserve">Collect one written record per group from each station at the end of the rotation. Check: (a) At Station A, does the factorised form (x+2)(x+5) appear with a verification step (re-expansion)? (b) At Station B, does the group correctly identify the expression as a difference of two squares and write (x+9)(x−9) = 40 leading to x²−81=40, then x²=121, x=±11? Groups who reach only part (a) or (b) of Station B are prioritised for teacher support in Phase 3.</w:t>
-            </w:r>
-          </w:p>
-        </w:tc>
-      </w:tr>
-      <w:tr>
-        <w:tc>
-          <w:tcPr>
-            <w:tcW w:type="dxa" w:w="1520"/>
-            <w:shd w:fill="E2EFDA" w:color="auto" w:val="clear"/>
-            <w:tcMar>
-              <w:top w:type="dxa" w:w="60"/>
-              <w:left w:type="dxa" w:w="120"/>
-              <w:bottom w:type="dxa" w:w="60"/>
-              <w:right w:type="dxa" w:w="120"/>
-            </w:tcMar>
-            <w:vAlign w:val="top"/>
-          </w:tcPr>
-          <w:p>
-            <w:pPr>
-              <w:spacing w:after="40" w:before="0"/>
-              <w:jc w:val="left"/>
-            </w:pPr>
-            <w:r>
-              <w:rPr>
-                <w:rFonts w:ascii="Arial" w:cs="Arial" w:eastAsia="Arial" w:hAnsi="Arial"/>
-                <w:b/>
-                <w:bCs/>
-                <w:i w:val="false"/>
-                <w:iCs w:val="false"/>
-                <w:color w:val="000000"/>
-                <w:sz w:val="18"/>
-                <w:szCs w:val="18"/>
-              </w:rPr>
-              <w:t xml:space="preserve">Explain Phase</w:t>
-            </w:r>
-          </w:p>
-          <w:p>
-            <w:pPr>
-              <w:spacing w:after="20" w:before="0"/>
-            </w:pPr>
-            <w:r>
-              <w:rPr>
-                <w:rFonts w:ascii="Arial" w:cs="Arial" w:eastAsia="Arial" w:hAnsi="Arial"/>
-                <w:b/>
-                <w:bCs/>
-                <w:color w:val="1F3864"/>
-                <w:sz w:val="16"/>
-                <w:szCs w:val="16"/>
-              </w:rPr>
-              <w:t xml:space="preserve">📹 VIDEO:</w:t>
-            </w:r>
-          </w:p>
-          <w:p>
-            <w:pPr>
-              <w:spacing w:after="20" w:before="0"/>
-            </w:pPr>
-            <w:hyperlink w:history="1" r:id="rIdvsk9dwl41sruyxdkrfgjh">
-              <w:r>
-                <w:rPr>
-                  <w:rFonts w:ascii="Arial" w:cs="Arial" w:eastAsia="Arial" w:hAnsi="Arial"/>
-                  <w:color w:val="2E75B6"/>
-                  <w:sz w:val="16"/>
-                  <w:szCs w:val="16"/>
-                  <w:u w:val="single" w:color="2E75B6"/>
-                </w:rPr>
-                <w:t xml:space="preserve">Solving square-root equations: two solutions</w:t>
-              </w:r>
-            </w:hyperlink>
-          </w:p>
-          <w:p>
-            <w:pPr>
-              <w:spacing w:after="10" w:before="0"/>
-              <w:ind w:left="120"/>
-            </w:pPr>
-            <w:r>
-              <w:rPr>
-                <w:rFonts w:ascii="Arial" w:cs="Arial" w:eastAsia="Arial" w:hAnsi="Arial"/>
-                <w:color w:val="595959"/>
-                <w:sz w:val="14"/>
-                <w:szCs w:val="14"/>
-              </w:rPr>
-              <w:t xml:space="preserve">Source: Khan Academy (English - US curriculum)</w:t>
-            </w:r>
-          </w:p>
-          <w:p>
-            <w:pPr>
-              <w:spacing w:after="10" w:before="0"/>
-              <w:ind w:left="120"/>
-            </w:pPr>
-            <w:hyperlink w:history="1" r:id="rIdmcfaxvssmv20hatdpqhfs">
-              <w:r>
-                <w:rPr>
-                  <w:rFonts w:ascii="Arial" w:cs="Arial" w:eastAsia="Arial" w:hAnsi="Arial"/>
-                  <w:color w:val="595959"/>
-                  <w:sz w:val="14"/>
-                  <w:szCs w:val="14"/>
-                  <w:u w:val="single" w:color="595959"/>
-                </w:rPr>
-                <w:t xml:space="preserve">🔍 Search ARES for similar videos</w:t>
-              </w:r>
-            </w:hyperlink>
-          </w:p>
-          <w:p>
-            <w:pPr>
-              <w:spacing w:after="40" w:before="0"/>
-            </w:pPr>
-            <w:r>
-              <w:rPr>
-                <w:sz w:val="14"/>
-                <w:szCs w:val="14"/>
-              </w:rPr>
-              <w:t xml:space="preserve"/>
-            </w:r>
-          </w:p>
-          <w:p>
-            <w:pPr>
-              <w:spacing w:after="20" w:before="0"/>
-            </w:pPr>
-            <w:r>
-              <w:rPr>
-                <w:rFonts w:ascii="Arial" w:cs="Arial" w:eastAsia="Arial" w:hAnsi="Arial"/>
-                <w:b/>
-                <w:bCs/>
-                <w:color w:val="1F3864"/>
-                <w:sz w:val="16"/>
-                <w:szCs w:val="16"/>
-              </w:rPr>
-              <w:t xml:space="preserve">📖 EXERCISE:</w:t>
-            </w:r>
-          </w:p>
-          <w:p>
-            <w:pPr>
-              <w:spacing w:after="20" w:before="0"/>
-            </w:pPr>
-            <w:hyperlink w:history="1" r:id="rIdhtyyp7rp9gt_xf5lzzsdh">
-              <w:r>
-                <w:rPr>
-                  <w:rFonts w:ascii="Arial" w:cs="Arial" w:eastAsia="Arial" w:hAnsi="Arial"/>
-                  <w:color w:val="2E75B6"/>
-                  <w:sz w:val="16"/>
-                  <w:szCs w:val="16"/>
-                  <w:u w:val="single" w:color="2E75B6"/>
-                </w:rPr>
-                <w:t xml:space="preserve">Divide quadratics by linear expressions (no remainders)</w:t>
-              </w:r>
-            </w:hyperlink>
-          </w:p>
-          <w:p>
-            <w:pPr>
-              <w:spacing w:after="10" w:before="0"/>
-              <w:ind w:left="120"/>
-            </w:pPr>
-            <w:r>
-              <w:rPr>
-                <w:rFonts w:ascii="Arial" w:cs="Arial" w:eastAsia="Arial" w:hAnsi="Arial"/>
-                <w:color w:val="595959"/>
-                <w:sz w:val="14"/>
-                <w:szCs w:val="14"/>
-              </w:rPr>
-              <w:t xml:space="preserve">Source: Khan Academy (English - US curriculum)</w:t>
-            </w:r>
-          </w:p>
-          <w:p>
-            <w:pPr>
-              <w:spacing w:after="10" w:before="0"/>
-              <w:ind w:left="120"/>
-            </w:pPr>
-            <w:hyperlink w:history="1" r:id="rIdalj6e9e8xtxqjdpiyik-t">
-              <w:r>
-                <w:rPr>
-                  <w:rFonts w:ascii="Arial" w:cs="Arial" w:eastAsia="Arial" w:hAnsi="Arial"/>
-                  <w:color w:val="595959"/>
-                  <w:sz w:val="14"/>
-                  <w:szCs w:val="14"/>
-                  <w:u w:val="single" w:color="595959"/>
-                </w:rPr>
-                <w:t xml:space="preserve">🔍 Search ARES for similar readings</w:t>
-              </w:r>
-            </w:hyperlink>
-          </w:p>
-        </w:tc>
-        <w:tc>
-          <w:tcPr>
-            <w:tcW w:type="dxa" w:w="3040"/>
-            <w:shd w:fill="FFFFFF" w:color="auto" w:val="clear"/>
-            <w:tcMar>
-              <w:top w:type="dxa" w:w="60"/>
-              <w:left w:type="dxa" w:w="120"/>
-              <w:bottom w:type="dxa" w:w="60"/>
-              <w:right w:type="dxa" w:w="120"/>
-            </w:tcMar>
-            <w:vAlign w:val="top"/>
-          </w:tcPr>
-          <w:p>
-            <w:pPr>
-              <w:spacing w:after="40" w:before="0"/>
-              <w:jc w:val="left"/>
-            </w:pPr>
-            <w:r>
-              <w:rPr>
-                <w:rFonts w:ascii="Arial" w:cs="Arial" w:eastAsia="Arial" w:hAnsi="Arial"/>
-                <w:b w:val="false"/>
-                <w:bCs w:val="false"/>
-                <w:i w:val="false"/>
-                <w:iCs w:val="false"/>
-                <w:color w:val="000000"/>
-                <w:sz w:val="18"/>
-                <w:szCs w:val="18"/>
-              </w:rPr>
-              <w:t xml:space="preserve">The class reconvenes. The teacher leads a 25-minute structured whole-class explanation organised in three tiers. TIER 1 — CONSOLIDATING FACTORISATION METHODS (8 min): The teacher writes three expressions on the board drawn from the unit's contexts: (i) 3x²+9x (from the courtyard border — common factor), (ii) x²+7x+10 (courtyard area — trinomial factorisation), (iii) x²−81 (shamba with 9m offset — difference of two squares). Learners work each one in their books for 90 seconds, then the teacher cold-calls one learner per expression to write their working on the board. Class checks each step. TIER 2 — DIFFERENCE OF TWO SQUARES AS A SPECIAL IDENTITY (7 min): Teacher formally states: 'The expression a²−b² is special. It factors as (a+b)(a−b). This is not a coincidence — you proved it in Lesson 5 using area rectangles.' Teacher writes three rapid-fire examples with Kenyan contexts: (a) 'A maize plot of area x²−25: what are the dimensions?' (b) 'A term in the shot-put height formula: 9−x² — factorise it.' (c) 'Simplify (x+7)(x−7) without expanding fully.' For each, learners write answers individually (45 seconds) before a neighbour-check. TIER 3 — RETURNING TO THE SHOT PUT: FULL SOLUTION (10 min): The teacher writes h = −x²+6x on the board. 'This is the equation from our prediction phase. Set h=0 because we want to know when the ball is at ground level.' Learners factorise −x²+6x=0 step by step: take out common factor −x to get −x(x−6)=0, so x=0 or x=6. Teacher connects: 'x=0 is where the athlete stands. x=6 metres is where the ball lands. Our factorisation just told us something the athlete could not calculate in their head — exactly where the ball lands.' Teacher returns to the four predictions on the board and checks them against x=0 and x=6 with a show-of-hands celebration for correct predictors.</w:t>
-            </w:r>
-          </w:p>
-        </w:tc>
-        <w:tc>
-          <w:tcPr>
-            <w:tcW w:type="dxa" w:w="3040"/>
-            <w:shd w:fill="F2F2F2" w:color="auto" w:val="clear"/>
-            <w:tcMar>
-              <w:top w:type="dxa" w:w="60"/>
-              <w:left w:type="dxa" w:w="120"/>
-              <w:bottom w:type="dxa" w:w="60"/>
-              <w:right w:type="dxa" w:w="120"/>
-            </w:tcMar>
-            <w:vAlign w:val="top"/>
-          </w:tcPr>
-          <w:p>
-            <w:pPr>
-              <w:spacing w:after="40" w:before="0"/>
-              <w:jc w:val="left"/>
-            </w:pPr>
-            <w:r>
-              <w:rPr>
-                <w:rFonts w:ascii="Arial" w:cs="Arial" w:eastAsia="Arial" w:hAnsi="Arial"/>
-                <w:b w:val="false"/>
-                <w:bCs w:val="false"/>
-                <w:i w:val="false"/>
-                <w:iCs w:val="false"/>
-                <w:color w:val="000000"/>
-                <w:sz w:val="18"/>
-                <w:szCs w:val="18"/>
-              </w:rPr>
-              <w:t xml:space="preserve">For Tier 1 cold-calls, select learners strategically: choose the learner who struggled most visibly at Station A for expression (ii) — public success builds confidence. For Tier 2, after writing each example, say: 'You have 45 seconds — go' and time it visibly. After the neighbour-check say: 'Put your hand up if your answer matches your neighbour's.' Scan the room; note mismatches and address the most common error on the board. For Tier 3, before factorising the shot-put equation, pause and say: 'I want you to try this yourself before I write anything. Set h=0. You have 90 seconds.' Walk the room during this time. Wait the full 90 seconds before asking for a volunteer — do not shorten this wait. When revealing x=0 and x=6, draw a quick arc on the board with the two roots labelled and say: 'Does this shape remind you of anything we have been looking at since Lesson 1?' Pause 10 seconds for the visual connection to the parabola to land.</w:t>
-            </w:r>
-          </w:p>
-        </w:tc>
-        <w:tc>
-          <w:tcPr>
-            <w:tcW w:type="dxa" w:w="3040"/>
-            <w:shd w:fill="FFFFFF" w:color="auto" w:val="clear"/>
-            <w:tcMar>
-              <w:top w:type="dxa" w:w="60"/>
-              <w:left w:type="dxa" w:w="120"/>
-              <w:bottom w:type="dxa" w:w="60"/>
-              <w:right w:type="dxa" w:w="120"/>
-            </w:tcMar>
-            <w:vAlign w:val="top"/>
-          </w:tcPr>
-          <w:p>
-            <w:pPr>
-              <w:spacing w:after="40" w:before="0"/>
-              <w:jc w:val="left"/>
-            </w:pPr>
-            <w:r>
-              <w:rPr>
-                <w:rFonts w:ascii="Arial" w:cs="Arial" w:eastAsia="Arial" w:hAnsi="Arial"/>
-                <w:b w:val="false"/>
-                <w:bCs w:val="false"/>
-                <w:i w:val="false"/>
-                <w:iCs w:val="false"/>
-                <w:color w:val="000000"/>
-                <w:sz w:val="18"/>
-                <w:szCs w:val="18"/>
-              </w:rPr>
-              <w:t xml:space="preserve">Tiered consolidation with a phenomenon payoff: The three-tier structure moves from procedural fluency (Tier 1) through conceptual depth (Tier 2) to phenomenon resolution (Tier 3). By reserving the shot-put solution for Tier 3, the explain phase has a built-in narrative arc — learners feel the algebraic tools they have been practising 'clicking into place' at the moment of maximum interest. This is the 'tool earns its purpose' sensemaking strategy.</w:t>
-            </w:r>
-          </w:p>
-        </w:tc>
-        <w:tc>
-          <w:tcPr>
-            <w:tcW w:type="dxa" w:w="3040"/>
-            <w:shd w:fill="F2F2F2" w:color="auto" w:val="clear"/>
-            <w:tcMar>
-              <w:top w:type="dxa" w:w="60"/>
-              <w:left w:type="dxa" w:w="120"/>
-              <w:bottom w:type="dxa" w:w="60"/>
-              <w:right w:type="dxa" w:w="120"/>
-            </w:tcMar>
-            <w:vAlign w:val="top"/>
-          </w:tcPr>
-          <w:p>
-            <w:pPr>
-              <w:spacing w:after="40" w:before="0"/>
-              <w:jc w:val="left"/>
-            </w:pPr>
-            <w:r>
-              <w:rPr>
-                <w:rFonts w:ascii="Arial" w:cs="Arial" w:eastAsia="Arial" w:hAnsi="Arial"/>
-                <w:b w:val="false"/>
-                <w:bCs w:val="false"/>
-                <w:i w:val="false"/>
-                <w:iCs w:val="false"/>
-                <w:color w:val="000000"/>
-                <w:sz w:val="18"/>
-                <w:szCs w:val="18"/>
-              </w:rPr>
-              <w:t xml:space="preserve">During Tier 1 board work, observe whether the selected learners correctly handle sign changes (especially −3 as a common factor). In Tier 2, the neighbour-check provides a real-time scan — if more than 30% of pairs are mismatched on any example, pause and reteach that case before moving on. In Tier 3, circulate during the 90-second independent attempt: if fewer than half the class writes −x(x−6)=0 correctly, work through the common-factor step explicitly before proceeding to the solution.</w:t>
-            </w:r>
-          </w:p>
-        </w:tc>
-      </w:tr>
-      <w:tr>
-        <w:tc>
-          <w:tcPr>
-            <w:tcW w:type="dxa" w:w="1520"/>
-            <w:shd w:fill="FCE4D6" w:color="auto" w:val="clear"/>
-            <w:tcMar>
-              <w:top w:type="dxa" w:w="60"/>
-              <w:left w:type="dxa" w:w="120"/>
-              <w:bottom w:type="dxa" w:w="60"/>
-              <w:right w:type="dxa" w:w="120"/>
-            </w:tcMar>
-            <w:vAlign w:val="top"/>
-          </w:tcPr>
-          <w:p>
-            <w:pPr>
-              <w:spacing w:after="40" w:before="0"/>
-              <w:jc w:val="left"/>
-            </w:pPr>
-            <w:r>
-              <w:rPr>
-                <w:rFonts w:ascii="Arial" w:cs="Arial" w:eastAsia="Arial" w:hAnsi="Arial"/>
-                <w:b/>
-                <w:bCs/>
-                <w:i w:val="false"/>
-                <w:iCs w:val="false"/>
-                <w:color w:val="000000"/>
-                <w:sz w:val="18"/>
-                <w:szCs w:val="18"/>
-              </w:rPr>
-              <w:t xml:space="preserve">Driving Question Board (DQB) Creation</w:t>
-            </w:r>
-          </w:p>
-          <w:p>
-            <w:pPr>
-              <w:spacing w:after="20" w:before="0"/>
-            </w:pPr>
-            <w:r>
-              <w:rPr>
-                <w:rFonts w:ascii="Arial" w:cs="Arial" w:eastAsia="Arial" w:hAnsi="Arial"/>
-                <w:b/>
-                <w:bCs/>
-                <w:color w:val="1F3864"/>
-                <w:sz w:val="16"/>
-                <w:szCs w:val="16"/>
-              </w:rPr>
-              <w:t xml:space="preserve">📹 VIDEO:</w:t>
-            </w:r>
-          </w:p>
-          <w:p>
-            <w:pPr>
-              <w:spacing w:after="20" w:before="0"/>
-            </w:pPr>
-            <w:hyperlink w:history="1" r:id="rId7zu_nb4zffyw-3s_zjy-x">
-              <w:r>
-                <w:rPr>
-                  <w:rFonts w:ascii="Arial" w:cs="Arial" w:eastAsia="Arial" w:hAnsi="Arial"/>
-                  <w:color w:val="2E75B6"/>
-                  <w:sz w:val="16"/>
-                  <w:szCs w:val="16"/>
-                  <w:u w:val="single" w:color="2E75B6"/>
-                </w:rPr>
-                <w:t xml:space="preserve">Zero product property</w:t>
-              </w:r>
-            </w:hyperlink>
-          </w:p>
-          <w:p>
-            <w:pPr>
-              <w:spacing w:after="10" w:before="0"/>
-              <w:ind w:left="120"/>
-            </w:pPr>
-            <w:r>
-              <w:rPr>
-                <w:rFonts w:ascii="Arial" w:cs="Arial" w:eastAsia="Arial" w:hAnsi="Arial"/>
-                <w:color w:val="595959"/>
-                <w:sz w:val="14"/>
-                <w:szCs w:val="14"/>
-              </w:rPr>
-              <w:t xml:space="preserve">Source: Khan Academy (English - US curriculum)</w:t>
-            </w:r>
-          </w:p>
-          <w:p>
-            <w:pPr>
-              <w:spacing w:after="10" w:before="0"/>
-              <w:ind w:left="120"/>
-            </w:pPr>
-            <w:hyperlink w:history="1" r:id="rIdfpmdrp511hmwbaboz9xnb">
-              <w:r>
-                <w:rPr>
-                  <w:rFonts w:ascii="Arial" w:cs="Arial" w:eastAsia="Arial" w:hAnsi="Arial"/>
-                  <w:color w:val="595959"/>
-                  <w:sz w:val="14"/>
-                  <w:szCs w:val="14"/>
-                  <w:u w:val="single" w:color="595959"/>
-                </w:rPr>
-                <w:t xml:space="preserve">🔍 Search ARES for similar videos</w:t>
-              </w:r>
-            </w:hyperlink>
-          </w:p>
-          <w:p>
-            <w:pPr>
-              <w:spacing w:after="40" w:before="0"/>
-            </w:pPr>
-            <w:r>
-              <w:rPr>
-                <w:sz w:val="14"/>
-                <w:szCs w:val="14"/>
-              </w:rPr>
-              <w:t xml:space="preserve"/>
-            </w:r>
-          </w:p>
-          <w:p>
-            <w:pPr>
-              <w:spacing w:after="20" w:before="0"/>
-            </w:pPr>
-            <w:r>
-              <w:rPr>
-                <w:rFonts w:ascii="Arial" w:cs="Arial" w:eastAsia="Arial" w:hAnsi="Arial"/>
-                <w:b/>
-                <w:bCs/>
-                <w:color w:val="1F3864"/>
-                <w:sz w:val="16"/>
-                <w:szCs w:val="16"/>
-              </w:rPr>
-              <w:t xml:space="preserve">📖 HTML:</w:t>
-            </w:r>
-          </w:p>
-          <w:p>
-            <w:pPr>
-              <w:spacing w:after="20" w:before="0"/>
-            </w:pPr>
-            <w:hyperlink w:history="1" r:id="rIdqqezpkkqhangmdaadbw6t">
-              <w:r>
-                <w:rPr>
-                  <w:rFonts w:ascii="Arial" w:cs="Arial" w:eastAsia="Arial" w:hAnsi="Arial"/>
-                  <w:color w:val="2E75B6"/>
-                  <w:sz w:val="16"/>
-                  <w:szCs w:val="16"/>
-                  <w:u w:val="single" w:color="2E75B6"/>
-                </w:rPr>
-                <w:t xml:space="preserve">Use Square Roots to Solve Quadratic Equations (Flexbook)</w:t>
-              </w:r>
-            </w:hyperlink>
-          </w:p>
-          <w:p>
-            <w:pPr>
-              <w:spacing w:after="10" w:before="0"/>
-              <w:ind w:left="120"/>
-            </w:pPr>
-            <w:r>
-              <w:rPr>
-                <w:rFonts w:ascii="Arial" w:cs="Arial" w:eastAsia="Arial" w:hAnsi="Arial"/>
-                <w:color w:val="595959"/>
-                <w:sz w:val="14"/>
-                <w:szCs w:val="14"/>
-              </w:rPr>
-              <w:t xml:space="preserve">Source: CK-12</w:t>
-            </w:r>
-          </w:p>
-          <w:p>
-            <w:pPr>
-              <w:spacing w:after="10" w:before="0"/>
-              <w:ind w:left="120"/>
-            </w:pPr>
-            <w:hyperlink w:history="1" r:id="rIdm5dzvy5k4m090fmvytipb">
-              <w:r>
-                <w:rPr>
-                  <w:rFonts w:ascii="Arial" w:cs="Arial" w:eastAsia="Arial" w:hAnsi="Arial"/>
-                  <w:color w:val="595959"/>
-                  <w:sz w:val="14"/>
-                  <w:szCs w:val="14"/>
-                  <w:u w:val="single" w:color="595959"/>
-                </w:rPr>
-                <w:t xml:space="preserve">🔍 Search ARES for similar readings</w:t>
-              </w:r>
-            </w:hyperlink>
-          </w:p>
-        </w:tc>
-        <w:tc>
-          <w:tcPr>
-            <w:tcW w:type="dxa" w:w="3040"/>
-            <w:shd w:fill="FFFFFF" w:color="auto" w:val="clear"/>
-            <w:tcMar>
-              <w:top w:type="dxa" w:w="60"/>
-              <w:left w:type="dxa" w:w="120"/>
-              <w:bottom w:type="dxa" w:w="60"/>
-              <w:right w:type="dxa" w:w="120"/>
-            </w:tcMar>
-            <w:vAlign w:val="top"/>
-          </w:tcPr>
-          <w:p>
-            <w:pPr>
-              <w:spacing w:after="40" w:before="0"/>
-              <w:jc w:val="left"/>
-            </w:pPr>
-            <w:r>
-              <w:rPr>
-                <w:rFonts w:ascii="Arial" w:cs="Arial" w:eastAsia="Arial" w:hAnsi="Arial"/>
-                <w:b w:val="false"/>
-                <w:bCs w:val="false"/>
-                <w:i w:val="false"/>
-                <w:iCs w:val="false"/>
-                <w:color w:val="000000"/>
-                <w:sz w:val="18"/>
-                <w:szCs w:val="18"/>
-              </w:rPr>
-              <w:t xml:space="preserve">The full DQB (displayed since Lesson 1) is now brought to the front of the room or projected. Each group receives a set of green sticky notes (representing 'answered') and orange sticky notes (representing 'partially answered — needs more study'). Groups have 8 minutes to review every question card on the DQB that belongs to their group and decide: Is this question now answerable using what we have learned? For each 'yes', they write a concise evidence-based answer on a green note and attach it over the original question. For each 'partially answered', they write what they now know and what still remains on an orange note. The teacher then conducts a 5-minute whole-class DQB review: walking along the board, reading one green note per group aloud, and inviting the class to agree or refine the answer. Special attention is given to the unit's three KICD Key Inquiry Questions — the teacher ensures these are explicitly answered on the board before closing.</w:t>
-            </w:r>
-          </w:p>
-        </w:tc>
-        <w:tc>
-          <w:tcPr>
-            <w:tcW w:type="dxa" w:w="3040"/>
-            <w:shd w:fill="F2F2F2" w:color="auto" w:val="clear"/>
-            <w:tcMar>
-              <w:top w:type="dxa" w:w="60"/>
-              <w:left w:type="dxa" w:w="120"/>
-              <w:bottom w:type="dxa" w:w="60"/>
-              <w:right w:type="dxa" w:w="120"/>
-            </w:tcMar>
-            <w:vAlign w:val="top"/>
-          </w:tcPr>
-          <w:p>
-            <w:pPr>
-              <w:spacing w:after="40" w:before="0"/>
-              <w:jc w:val="left"/>
-            </w:pPr>
-            <w:r>
-              <w:rPr>
-                <w:rFonts w:ascii="Arial" w:cs="Arial" w:eastAsia="Arial" w:hAnsi="Arial"/>
-                <w:b w:val="false"/>
-                <w:bCs w:val="false"/>
-                <w:i w:val="false"/>
-                <w:iCs w:val="false"/>
-                <w:color w:val="000000"/>
-                <w:sz w:val="18"/>
-                <w:szCs w:val="18"/>
-              </w:rPr>
-              <w:t xml:space="preserve">Before distributing sticky notes say: 'In Lesson 1 you posted questions because something puzzled you. Today you have the tools to answer those questions. A good scientist or mathematician does not just solve problems — they close the loop and record what they now understand.' Give groups exactly 8 minutes — use a visible countdown timer. During group work, circulate and prompt: 'Can you answer this question using factorisation? Can you answer it using the shot-put equation?' For the whole-class review, cold-call a different learner from each group to read their green note — aim for 5–6 green notes across the class. For the three KICD Key Inquiry Questions, ask the whole class: 'Who can state the answer to this question in one sentence?' Wait 12 seconds before accepting. Write the agreed sentence on the board in a different colour as the 'class consensus answer.' Close by saying: 'Every question you posted has been met with evidence. That is what mathematics looks like when it is working.'</w:t>
-            </w:r>
-          </w:p>
-        </w:tc>
-        <w:tc>
-          <w:tcPr>
-            <w:tcW w:type="dxa" w:w="3040"/>
-            <w:shd w:fill="FFFFFF" w:color="auto" w:val="clear"/>
-            <w:tcMar>
-              <w:top w:type="dxa" w:w="60"/>
-              <w:left w:type="dxa" w:w="120"/>
-              <w:bottom w:type="dxa" w:w="60"/>
-              <w:right w:type="dxa" w:w="120"/>
-            </w:tcMar>
-            <w:vAlign w:val="top"/>
-          </w:tcPr>
-          <w:p>
-            <w:pPr>
-              <w:spacing w:after="40" w:before="0"/>
-              <w:jc w:val="left"/>
-            </w:pPr>
-            <w:r>
-              <w:rPr>
-                <w:rFonts w:ascii="Arial" w:cs="Arial" w:eastAsia="Arial" w:hAnsi="Arial"/>
-                <w:b w:val="false"/>
-                <w:bCs w:val="false"/>
-                <w:i w:val="false"/>
-                <w:iCs w:val="false"/>
-                <w:color w:val="000000"/>
-                <w:sz w:val="18"/>
-                <w:szCs w:val="18"/>
-              </w:rPr>
-              <w:t xml:space="preserve">DQB closure protocol: The act of physically converting question cards to answer cards provides visible, tangible evidence of knowledge growth. The contrast between the blank/question-laden board from Lesson 1 and the green-covered board in Lesson 8 is a powerful metacognitive tool — learners literally see their own learning. The distinction between green and orange notes also models scientific honesty: not everything is fully resolved, and that is acceptable.</w:t>
-            </w:r>
-          </w:p>
-        </w:tc>
-        <w:tc>
-          <w:tcPr>
-            <w:tcW w:type="dxa" w:w="3040"/>
-            <w:shd w:fill="F2F2F2" w:color="auto" w:val="clear"/>
-            <w:tcMar>
-              <w:top w:type="dxa" w:w="60"/>
-              <w:left w:type="dxa" w:w="120"/>
-              <w:bottom w:type="dxa" w:w="60"/>
-              <w:right w:type="dxa" w:w="120"/>
-            </w:tcMar>
-            <w:vAlign w:val="top"/>
-          </w:tcPr>
-          <w:p>
-            <w:pPr>
-              <w:spacing w:after="40" w:before="0"/>
-              <w:jc w:val="left"/>
-            </w:pPr>
-            <w:r>
-              <w:rPr>
-                <w:rFonts w:ascii="Arial" w:cs="Arial" w:eastAsia="Arial" w:hAnsi="Arial"/>
-                <w:b w:val="false"/>
-                <w:bCs w:val="false"/>
-                <w:i w:val="false"/>
-                <w:iCs w:val="false"/>
-                <w:color w:val="000000"/>
-                <w:sz w:val="18"/>
-                <w:szCs w:val="18"/>
-              </w:rPr>
-              <w:t xml:space="preserve">Count the ratio of green to orange notes per group. Any group with more than 2 orange notes on foundational questions (forming expressions, factorising trinomials, solving equations) is flagged for follow-up practice in the next class session or homework. Collect one green note per group as an exit artefact — check whether answers reference evidence from the unit (area models, shot-put equation, shamba dimensions) rather than stating only procedures.</w:t>
-            </w:r>
-          </w:p>
-        </w:tc>
-      </w:tr>
-      <w:tr>
-        <w:tc>
-          <w:tcPr>
-            <w:tcW w:type="dxa" w:w="1520"/>
-            <w:shd w:fill="D5E8F0" w:color="auto" w:val="clear"/>
-            <w:tcMar>
-              <w:top w:type="dxa" w:w="60"/>
-              <w:left w:type="dxa" w:w="120"/>
-              <w:bottom w:type="dxa" w:w="60"/>
-              <w:right w:type="dxa" w:w="120"/>
-            </w:tcMar>
-            <w:vAlign w:val="top"/>
-          </w:tcPr>
-          <w:p>
-            <w:pPr>
-              <w:spacing w:after="40" w:before="0"/>
-              <w:jc w:val="left"/>
-            </w:pPr>
-            <w:r>
-              <w:rPr>
-                <w:rFonts w:ascii="Arial" w:cs="Arial" w:eastAsia="Arial" w:hAnsi="Arial"/>
-                <w:b/>
-                <w:bCs/>
-                <w:i w:val="false"/>
-                <w:iCs w:val="false"/>
-                <w:color w:val="000000"/>
-                <w:sz w:val="18"/>
-                <w:szCs w:val="18"/>
-              </w:rPr>
-              <w:t xml:space="preserve">Model Building Phase</w:t>
-            </w:r>
-          </w:p>
-          <w:p>
-            <w:pPr>
-              <w:spacing w:after="20" w:before="0"/>
-            </w:pPr>
-            <w:r>
-              <w:rPr>
-                <w:rFonts w:ascii="Arial" w:cs="Arial" w:eastAsia="Arial" w:hAnsi="Arial"/>
-                <w:b/>
-                <w:bCs/>
-                <w:color w:val="1F3864"/>
-                <w:sz w:val="16"/>
-                <w:szCs w:val="16"/>
-              </w:rPr>
-              <w:t xml:space="preserve">📹 VIDEO:</w:t>
-            </w:r>
-          </w:p>
-          <w:p>
-            <w:pPr>
-              <w:spacing w:after="20" w:before="0"/>
-            </w:pPr>
-            <w:hyperlink w:history="1" r:id="rIdqislfmxl2camqzyklnoxp">
-              <w:r>
-                <w:rPr>
-                  <w:rFonts w:ascii="Arial" w:cs="Arial" w:eastAsia="Arial" w:hAnsi="Arial"/>
-                  <w:color w:val="2E75B6"/>
-                  <w:sz w:val="16"/>
-                  <w:szCs w:val="16"/>
-                  <w:u w:val="single" w:color="2E75B6"/>
-                </w:rPr>
-                <w:t xml:space="preserve">Factoring difference of squares: shared factors</w:t>
-              </w:r>
-            </w:hyperlink>
-          </w:p>
-          <w:p>
-            <w:pPr>
-              <w:spacing w:after="10" w:before="0"/>
-              <w:ind w:left="120"/>
-            </w:pPr>
-            <w:r>
-              <w:rPr>
-                <w:rFonts w:ascii="Arial" w:cs="Arial" w:eastAsia="Arial" w:hAnsi="Arial"/>
-                <w:color w:val="595959"/>
-                <w:sz w:val="14"/>
-                <w:szCs w:val="14"/>
-              </w:rPr>
-              <w:t xml:space="preserve">Source: Khan Academy (English - US curriculum)</w:t>
-            </w:r>
-          </w:p>
-          <w:p>
-            <w:pPr>
-              <w:spacing w:after="10" w:before="0"/>
-              <w:ind w:left="120"/>
-            </w:pPr>
-            <w:hyperlink w:history="1" r:id="rIdt3oy6qatcbawaiowj3jhp">
-              <w:r>
-                <w:rPr>
-                  <w:rFonts w:ascii="Arial" w:cs="Arial" w:eastAsia="Arial" w:hAnsi="Arial"/>
-                  <w:color w:val="595959"/>
-                  <w:sz w:val="14"/>
-                  <w:szCs w:val="14"/>
-                  <w:u w:val="single" w:color="595959"/>
-                </w:rPr>
-                <w:t xml:space="preserve">🔍 Search ARES for similar videos</w:t>
-              </w:r>
-            </w:hyperlink>
-          </w:p>
-          <w:p>
-            <w:pPr>
-              <w:spacing w:after="40" w:before="0"/>
-            </w:pPr>
-            <w:r>
-              <w:rPr>
-                <w:sz w:val="14"/>
-                <w:szCs w:val="14"/>
-              </w:rPr>
-              <w:t xml:space="preserve"/>
-            </w:r>
-          </w:p>
-          <w:p>
-            <w:pPr>
-              <w:spacing w:after="20" w:before="0"/>
-            </w:pPr>
-            <w:r>
-              <w:rPr>
-                <w:rFonts w:ascii="Arial" w:cs="Arial" w:eastAsia="Arial" w:hAnsi="Arial"/>
-                <w:b/>
-                <w:bCs/>
-                <w:color w:val="1F3864"/>
-                <w:sz w:val="16"/>
-                <w:szCs w:val="16"/>
-              </w:rPr>
-              <w:t xml:space="preserve">📖 EXERCISE:</w:t>
-            </w:r>
-          </w:p>
-          <w:p>
-            <w:pPr>
-              <w:spacing w:after="20" w:before="0"/>
-            </w:pPr>
-            <w:hyperlink w:history="1" r:id="rIdlimwqvyw-f4r3fb11kmpy">
-              <w:r>
-                <w:rPr>
-                  <w:rFonts w:ascii="Arial" w:cs="Arial" w:eastAsia="Arial" w:hAnsi="Arial"/>
-                  <w:color w:val="2E75B6"/>
-                  <w:sz w:val="16"/>
-                  <w:szCs w:val="16"/>
-                  <w:u w:val="single" w:color="2E75B6"/>
-                </w:rPr>
-                <w:t xml:space="preserve">Use Square Roots to Solve Quadratic Equations Practice</w:t>
-              </w:r>
-            </w:hyperlink>
-          </w:p>
-          <w:p>
-            <w:pPr>
-              <w:spacing w:after="10" w:before="0"/>
-              <w:ind w:left="120"/>
-            </w:pPr>
-            <w:r>
-              <w:rPr>
-                <w:rFonts w:ascii="Arial" w:cs="Arial" w:eastAsia="Arial" w:hAnsi="Arial"/>
-                <w:color w:val="595959"/>
-                <w:sz w:val="14"/>
-                <w:szCs w:val="14"/>
-              </w:rPr>
-              <w:t xml:space="preserve">Source: CK-12</w:t>
-            </w:r>
-          </w:p>
-          <w:p>
-            <w:pPr>
-              <w:spacing w:after="10" w:before="0"/>
-              <w:ind w:left="120"/>
-            </w:pPr>
-            <w:hyperlink w:history="1" r:id="rIdvu9igj3b22-wrj9ile1pu">
+            <w:hyperlink w:history="1" r:id="rIdmrs693yzxgiqfwbedrcsc">
               <w:r>
                 <w:rPr>
                   <w:rFonts w:ascii="Arial" w:cs="Arial" w:eastAsia="Arial" w:hAnsi="Arial"/>

--- a/data/outputs/v2/Core_Mathematics/SS1.3_Quadratic_Expressions_and_Equations/Core_Mathematics_Quadratic_Expressions_and_Equations_CBE_LessonSequence.docx
+++ b/data/outputs/v2/Core_Mathematics/SS1.3_Quadratic_Expressions_and_Equations/Core_Mathematics_Quadratic_Expressions_and_Equations_CBE_LessonSequence.docx
@@ -42,6 +42,177 @@
     </w:p>
     <w:p>
       <w:pPr>
+        <w:spacing w:after="80" w:before="120"/>
+      </w:pPr>
+      <w:r>
+        <w:rPr>
+          <w:rFonts w:ascii="Arial" w:cs="Arial" w:eastAsia="Arial" w:hAnsi="Arial"/>
+          <w:b/>
+          <w:bCs/>
+          <w:color w:val="1F3864"/>
+          <w:sz w:val="20"/>
+          <w:szCs w:val="20"/>
+        </w:rPr>
+        <w:t xml:space="preserve">ATTRIBUTION AND LICENSING</w:t>
+      </w:r>
+    </w:p>
+    <w:p>
+      <w:pPr>
+        <w:spacing w:after="60" w:before="0"/>
+      </w:pPr>
+      <w:r>
+        <w:rPr>
+          <w:rFonts w:ascii="Arial" w:cs="Arial" w:eastAsia="Arial" w:hAnsi="Arial"/>
+          <w:b/>
+          <w:bCs/>
+          <w:sz w:val="17"/>
+          <w:szCs w:val="17"/>
+        </w:rPr>
+        <w:t xml:space="preserve">Curriculum Alignment: </w:t>
+      </w:r>
+      <w:r>
+        <w:rPr>
+          <w:rFonts w:ascii="Arial" w:cs="Arial" w:eastAsia="Arial" w:hAnsi="Arial"/>
+          <w:sz w:val="17"/>
+          <w:szCs w:val="17"/>
+        </w:rPr>
+        <w:t xml:space="preserve">Structured in pedagogical alignment with the competence-based curriculum format and learning outcomes established by the Kenya Institute of Curriculum Development (KICD). This material is independently developed and is not officially endorsed or published by KICD.</w:t>
+      </w:r>
+    </w:p>
+    <w:p>
+      <w:pPr>
+        <w:spacing w:after="60" w:before="0"/>
+      </w:pPr>
+      <w:r>
+        <w:rPr>
+          <w:rFonts w:ascii="Arial" w:cs="Arial" w:eastAsia="Arial" w:hAnsi="Arial"/>
+          <w:b/>
+          <w:bCs/>
+          <w:sz w:val="17"/>
+          <w:szCs w:val="17"/>
+        </w:rPr>
+        <w:t xml:space="preserve">Content &amp; Pedagogy: </w:t>
+      </w:r>
+      <w:r>
+        <w:rPr>
+          <w:rFonts w:ascii="Arial" w:cs="Arial" w:eastAsia="Arial" w:hAnsi="Arial"/>
+          <w:sz w:val="17"/>
+          <w:szCs w:val="17"/>
+        </w:rPr>
+        <w:t xml:space="preserve">Developed and adapted by the educator team at SeaVuria (registered 501(c)(3) in the United States and registered NGO in Kenya, No. 872-850A-BF11), who designed the pedagogical framework, lesson templates and exemplar lessons on which this material is based.</w:t>
+      </w:r>
+    </w:p>
+    <w:p>
+      <w:pPr>
+        <w:spacing w:after="60" w:before="0"/>
+      </w:pPr>
+      <w:r>
+        <w:rPr>
+          <w:rFonts w:ascii="Arial" w:cs="Arial" w:eastAsia="Arial" w:hAnsi="Arial"/>
+          <w:b/>
+          <w:bCs/>
+          <w:sz w:val="17"/>
+          <w:szCs w:val="17"/>
+        </w:rPr>
+        <w:t xml:space="preserve">Production &amp; Layout: </w:t>
+      </w:r>
+      <w:r>
+        <w:rPr>
+          <w:rFonts w:ascii="Arial" w:cs="Arial" w:eastAsia="Arial" w:hAnsi="Arial"/>
+          <w:sz w:val="17"/>
+          <w:szCs w:val="17"/>
+        </w:rPr>
+        <w:t xml:space="preserve">Educational design and curriculum sequencing by SeaVuria. Technical layout, structural formatting, and digital optimization/implementation executed in partnership with ARES Education (registered 501(c)(3) in the United States and Canada (as Afretech Aid) and registered NGO in Kenya), with lesson drafting and compilation assisted by AI (Claude, Anthropic).</w:t>
+      </w:r>
+    </w:p>
+    <w:p>
+      <w:pPr>
+        <w:pBdr>
+          <w:bottom w:val="single" w:color="1F3864" w:sz="6" w:space="6"/>
+        </w:pBdr>
+        <w:spacing w:after="60" w:before="0"/>
+      </w:pPr>
+      <w:r>
+        <w:rPr>
+          <w:rFonts w:ascii="Arial" w:cs="Arial" w:eastAsia="Arial" w:hAnsi="Arial"/>
+          <w:b/>
+          <w:bCs/>
+          <w:sz w:val="17"/>
+          <w:szCs w:val="17"/>
+        </w:rPr>
+        <w:t xml:space="preserve">Licensing &amp; Copyright: </w:t>
+      </w:r>
+      <w:r>
+        <w:rPr>
+          <w:rFonts w:ascii="Arial" w:cs="Arial" w:eastAsia="Arial" w:hAnsi="Arial"/>
+          <w:sz w:val="17"/>
+          <w:szCs w:val="17"/>
+        </w:rPr>
+        <w:t xml:space="preserve">© 2026 SeaVuria and ARES. This work is licensed under a </w:t>
+      </w:r>
+      <w:hyperlink w:history="1" r:id="rIdbutiljhmf6w076wykmkdm">
+        <w:r>
+          <w:rPr>
+            <w:rFonts w:ascii="Arial" w:cs="Arial" w:eastAsia="Arial" w:hAnsi="Arial"/>
+            <w:color w:val="1F6B75"/>
+            <w:sz w:val="17"/>
+            <w:szCs w:val="17"/>
+            <w:u w:val="single" w:color="1F6B75"/>
+          </w:rPr>
+          <w:t xml:space="preserve">Creative Commons Attribution-NonCommercial 4.0 International License</w:t>
+        </w:r>
+      </w:hyperlink>
+      <w:r>
+        <w:rPr>
+          <w:rFonts w:ascii="Arial" w:cs="Arial" w:eastAsia="Arial" w:hAnsi="Arial"/>
+          <w:sz w:val="17"/>
+          <w:szCs w:val="17"/>
+        </w:rPr>
+        <w:t xml:space="preserve"> (</w:t>
+      </w:r>
+      <w:hyperlink w:history="1" r:id="rId4xtqdhnqoqtcat3zrnlpm">
+        <w:r>
+          <w:rPr>
+            <w:rFonts w:ascii="Arial" w:cs="Arial" w:eastAsia="Arial" w:hAnsi="Arial"/>
+            <w:color w:val="1F6B75"/>
+            <w:sz w:val="17"/>
+            <w:szCs w:val="17"/>
+            <w:u w:val="single" w:color="1F6B75"/>
+          </w:rPr>
+          <w:t xml:space="preserve">CC BY-NC 4.0</w:t>
+        </w:r>
+      </w:hyperlink>
+      <w:r>
+        <w:rPr>
+          <w:rFonts w:ascii="Arial" w:cs="Arial" w:eastAsia="Arial" w:hAnsi="Arial"/>
+          <w:sz w:val="17"/>
+          <w:szCs w:val="17"/>
+        </w:rPr>
+        <w:t xml:space="preserve">). To view a copy of this license, visit </w:t>
+      </w:r>
+      <w:hyperlink w:history="1" r:id="rIdbk2jthflznfcuwsazrmt_">
+        <w:r>
+          <w:rPr>
+            <w:rFonts w:ascii="Arial" w:cs="Arial" w:eastAsia="Arial" w:hAnsi="Arial"/>
+            <w:color w:val="1F6B75"/>
+            <w:sz w:val="17"/>
+            <w:szCs w:val="17"/>
+            <w:u w:val="single" w:color="1F6B75"/>
+          </w:rPr>
+          <w:t xml:space="preserve">https://creativecommons.org/licenses/by-nc/4.0/</w:t>
+        </w:r>
+      </w:hyperlink>
+      <w:r>
+        <w:rPr>
+          <w:rFonts w:ascii="Arial" w:cs="Arial" w:eastAsia="Arial" w:hAnsi="Arial"/>
+          <w:sz w:val="17"/>
+          <w:szCs w:val="17"/>
+        </w:rPr>
+        <w:t xml:space="preserve">. You are free to copy, redistribute, and adapt this material in any medium or format, provided appropriate credit is given and the material is not used for commercial purposes. KICD learning outcomes and curriculum designations reproduced here for alignment purposes remain the property of KICD and are not covered by this license. Linked external resources (e.g. CK-12, Khan Academy, PhET) are subject to their own licenses.</w:t>
+      </w:r>
+    </w:p>
+    <w:p>
+      <w:pPr>
         <w:spacing w:after="120"/>
       </w:pPr>
       <w:r>
@@ -3533,7 +3704,7 @@
             <w:pPr>
               <w:spacing w:after="20" w:before="0"/>
             </w:pPr>
-            <w:hyperlink w:history="1" r:id="rIdaimicqrm_iulvez8nmzim">
+            <w:hyperlink w:history="1" r:id="rIdhiwdcdx-edscdcc565apq">
               <w:r>
                 <w:rPr>
                   <w:rFonts w:ascii="Arial" w:cs="Arial" w:eastAsia="Arial" w:hAnsi="Arial"/>
@@ -3566,7 +3737,7 @@
               <w:spacing w:after="10" w:before="0"/>
               <w:ind w:left="120"/>
             </w:pPr>
-            <w:hyperlink w:history="1" r:id="rIdhjkw_ihnahpmgpsnm05cc">
+            <w:hyperlink w:history="1" r:id="rIdjfnvsy06so6n5xdemz9g0">
               <w:r>
                 <w:rPr>
                   <w:rFonts w:ascii="Arial" w:cs="Arial" w:eastAsia="Arial" w:hAnsi="Arial"/>
@@ -3611,7 +3782,7 @@
             <w:pPr>
               <w:spacing w:after="20" w:before="0"/>
             </w:pPr>
-            <w:hyperlink w:history="1" r:id="rIdlzleuzuwvllzvxjjo8gqz">
+            <w:hyperlink w:history="1" r:id="rIdrqtplv5vj8tilhait8rs8">
               <w:r>
                 <w:rPr>
                   <w:rFonts w:ascii="Arial" w:cs="Arial" w:eastAsia="Arial" w:hAnsi="Arial"/>
@@ -3644,7 +3815,7 @@
               <w:spacing w:after="10" w:before="0"/>
               <w:ind w:left="120"/>
             </w:pPr>
-            <w:hyperlink w:history="1" r:id="rIdcc09rnjvxlzti7g7gbp0l">
+            <w:hyperlink w:history="1" r:id="rIduafleb5p2wovicvjnh14c">
               <w:r>
                 <w:rPr>
                   <w:rFonts w:ascii="Arial" w:cs="Arial" w:eastAsia="Arial" w:hAnsi="Arial"/>
@@ -3839,7 +4010,7 @@
             <w:pPr>
               <w:spacing w:after="20" w:before="0"/>
             </w:pPr>
-            <w:hyperlink w:history="1" r:id="rIdsrgui3uyfb50gso3ih_kg">
+            <w:hyperlink w:history="1" r:id="rIdzg6nn1ahuexk0euems18t">
               <w:r>
                 <w:rPr>
                   <w:rFonts w:ascii="Arial" w:cs="Arial" w:eastAsia="Arial" w:hAnsi="Arial"/>
@@ -3872,7 +4043,7 @@
               <w:spacing w:after="10" w:before="0"/>
               <w:ind w:left="120"/>
             </w:pPr>
-            <w:hyperlink w:history="1" r:id="rIdmkmxocejhtt6ur1aq0vv9">
+            <w:hyperlink w:history="1" r:id="rIdlgzlfp1w6dkctmcsjry-k">
               <w:r>
                 <w:rPr>
                   <w:rFonts w:ascii="Arial" w:cs="Arial" w:eastAsia="Arial" w:hAnsi="Arial"/>
@@ -3917,7 +4088,7 @@
             <w:pPr>
               <w:spacing w:after="20" w:before="0"/>
             </w:pPr>
-            <w:hyperlink w:history="1" r:id="rIdh8scnnxxbzajgv79xytj2">
+            <w:hyperlink w:history="1" r:id="rIdka-_nd4_j2s7ioxq-cypl">
               <w:r>
                 <w:rPr>
                   <w:rFonts w:ascii="Arial" w:cs="Arial" w:eastAsia="Arial" w:hAnsi="Arial"/>
@@ -3950,7 +4121,7 @@
               <w:spacing w:after="10" w:before="0"/>
               <w:ind w:left="120"/>
             </w:pPr>
-            <w:hyperlink w:history="1" r:id="rIdjjbboxuwh2j0m10tczlz8">
+            <w:hyperlink w:history="1" r:id="rIdq_qlr6dwkm7mzqiw9evv8">
               <w:r>
                 <w:rPr>
                   <w:rFonts w:ascii="Arial" w:cs="Arial" w:eastAsia="Arial" w:hAnsi="Arial"/>
@@ -4145,7 +4316,7 @@
             <w:pPr>
               <w:spacing w:after="20" w:before="0"/>
             </w:pPr>
-            <w:hyperlink w:history="1" r:id="rIdj2dtrvnmhpyi0qdoktqxd">
+            <w:hyperlink w:history="1" r:id="rIdnw0yy_cwpqrxxtdb-3jmq">
               <w:r>
                 <w:rPr>
                   <w:rFonts w:ascii="Arial" w:cs="Arial" w:eastAsia="Arial" w:hAnsi="Arial"/>
@@ -4178,7 +4349,7 @@
               <w:spacing w:after="10" w:before="0"/>
               <w:ind w:left="120"/>
             </w:pPr>
-            <w:hyperlink w:history="1" r:id="rId9vwr_fzmneclp-wzf_6nc">
+            <w:hyperlink w:history="1" r:id="rIdke98blr9qjxy8iijdlxen">
               <w:r>
                 <w:rPr>
                   <w:rFonts w:ascii="Arial" w:cs="Arial" w:eastAsia="Arial" w:hAnsi="Arial"/>
@@ -4223,7 +4394,7 @@
             <w:pPr>
               <w:spacing w:after="20" w:before="0"/>
             </w:pPr>
-            <w:hyperlink w:history="1" r:id="rIdwxhwrnbv24ru7j-1jms_q">
+            <w:hyperlink w:history="1" r:id="rIdqywwepaxuqwtpqcu29pcg">
               <w:r>
                 <w:rPr>
                   <w:rFonts w:ascii="Arial" w:cs="Arial" w:eastAsia="Arial" w:hAnsi="Arial"/>
@@ -4256,7 +4427,7 @@
               <w:spacing w:after="10" w:before="0"/>
               <w:ind w:left="120"/>
             </w:pPr>
-            <w:hyperlink w:history="1" r:id="rIdcoc5tffwpx0mf6pzkva3y">
+            <w:hyperlink w:history="1" r:id="rIdp1awmj6z08pfaepusizmt">
               <w:r>
                 <w:rPr>
                   <w:rFonts w:ascii="Arial" w:cs="Arial" w:eastAsia="Arial" w:hAnsi="Arial"/>
@@ -4451,7 +4622,7 @@
             <w:pPr>
               <w:spacing w:after="20" w:before="0"/>
             </w:pPr>
-            <w:hyperlink w:history="1" r:id="rIdwke18rex_5jruwz2qvhek">
+            <w:hyperlink w:history="1" r:id="rIdthvm6hbladaeswu6w5lkd">
               <w:r>
                 <w:rPr>
                   <w:rFonts w:ascii="Arial" w:cs="Arial" w:eastAsia="Arial" w:hAnsi="Arial"/>
@@ -4484,7 +4655,7 @@
               <w:spacing w:after="10" w:before="0"/>
               <w:ind w:left="120"/>
             </w:pPr>
-            <w:hyperlink w:history="1" r:id="rIdklwsiokl4poj_okwmiuve">
+            <w:hyperlink w:history="1" r:id="rIdrmz3qaaixdl8melz13nk9">
               <w:r>
                 <w:rPr>
                   <w:rFonts w:ascii="Arial" w:cs="Arial" w:eastAsia="Arial" w:hAnsi="Arial"/>
@@ -4529,7 +4700,7 @@
             <w:pPr>
               <w:spacing w:after="20" w:before="0"/>
             </w:pPr>
-            <w:hyperlink w:history="1" r:id="rIdwcos2z6qh7amsaon51qov">
+            <w:hyperlink w:history="1" r:id="rId6cduzaay2xb87kidx-g0q">
               <w:r>
                 <w:rPr>
                   <w:rFonts w:ascii="Arial" w:cs="Arial" w:eastAsia="Arial" w:hAnsi="Arial"/>
@@ -4562,7 +4733,7 @@
               <w:spacing w:after="10" w:before="0"/>
               <w:ind w:left="120"/>
             </w:pPr>
-            <w:hyperlink w:history="1" r:id="rIdlrp3hxteu-rib4clzv_-z">
+            <w:hyperlink w:history="1" r:id="rId6hfccgvvaqox2tyfawdmy">
               <w:r>
                 <w:rPr>
                   <w:rFonts w:ascii="Arial" w:cs="Arial" w:eastAsia="Arial" w:hAnsi="Arial"/>
@@ -4757,7 +4928,7 @@
             <w:pPr>
               <w:spacing w:after="20" w:before="0"/>
             </w:pPr>
-            <w:hyperlink w:history="1" r:id="rIdwvbf9i4wr7kwapiat7cho">
+            <w:hyperlink w:history="1" r:id="rId7fahnjlbqlnw3kxbdc1h9">
               <w:r>
                 <w:rPr>
                   <w:rFonts w:ascii="Arial" w:cs="Arial" w:eastAsia="Arial" w:hAnsi="Arial"/>
@@ -4790,7 +4961,7 @@
               <w:spacing w:after="10" w:before="0"/>
               <w:ind w:left="120"/>
             </w:pPr>
-            <w:hyperlink w:history="1" r:id="rIdvxixxmlpwv4vvxtyq893f">
+            <w:hyperlink w:history="1" r:id="rId-2otukeaoa3hxrzc5msof">
               <w:r>
                 <w:rPr>
                   <w:rFonts w:ascii="Arial" w:cs="Arial" w:eastAsia="Arial" w:hAnsi="Arial"/>
@@ -4835,7 +5006,7 @@
             <w:pPr>
               <w:spacing w:after="20" w:before="0"/>
             </w:pPr>
-            <w:hyperlink w:history="1" r:id="rIdw9xlwirtevdapuhv7sfym">
+            <w:hyperlink w:history="1" r:id="rIdeicgqurzgfxlzl23w4yag">
               <w:r>
                 <w:rPr>
                   <w:rFonts w:ascii="Arial" w:cs="Arial" w:eastAsia="Arial" w:hAnsi="Arial"/>
@@ -4868,7 +5039,7 @@
               <w:spacing w:after="10" w:before="0"/>
               <w:ind w:left="120"/>
             </w:pPr>
-            <w:hyperlink w:history="1" r:id="rIdqy-gvxubhxqawaohltpsb">
+            <w:hyperlink w:history="1" r:id="rIdbw71qemjwhgz1pf-ncawo">
               <w:r>
                 <w:rPr>
                   <w:rFonts w:ascii="Arial" w:cs="Arial" w:eastAsia="Arial" w:hAnsi="Arial"/>
@@ -5364,6 +5535,65 @@
         </w:tc>
       </w:tr>
     </w:tbl>
+    <w:p>
+      <w:pPr>
+        <w:pBdr>
+          <w:top w:val="single" w:color="BBBBBB" w:sz="4" w:space="4"/>
+        </w:pBdr>
+        <w:spacing w:after="0" w:before="160"/>
+      </w:pPr>
+      <w:r>
+        <w:rPr>
+          <w:rFonts w:ascii="Arial" w:cs="Arial" w:eastAsia="Arial" w:hAnsi="Arial"/>
+          <w:color w:val="666666"/>
+          <w:sz w:val="14"/>
+          <w:szCs w:val="14"/>
+        </w:rPr>
+        <w:t xml:space="preserve">© 2026 SeaVuria and ARES. Aligned with KICD objectives. Developed by SeaVuria; technical implementation by ARES (with AI assistance from Claude). Licensed under </w:t>
+      </w:r>
+      <w:hyperlink w:history="1" r:id="rIdffwira-agjzsawr0wm1ko">
+        <w:r>
+          <w:rPr>
+            <w:rFonts w:ascii="Arial" w:cs="Arial" w:eastAsia="Arial" w:hAnsi="Arial"/>
+            <w:color w:val="1F6B75"/>
+            <w:sz w:val="14"/>
+            <w:szCs w:val="14"/>
+            <w:u w:val="single" w:color="1F6B75"/>
+          </w:rPr>
+          <w:t xml:space="preserve">CC BY-NC 4.0</w:t>
+        </w:r>
+      </w:hyperlink>
+      <w:r>
+        <w:rPr>
+          <w:rFonts w:ascii="Arial" w:cs="Arial" w:eastAsia="Arial" w:hAnsi="Arial"/>
+          <w:color w:val="666666"/>
+          <w:sz w:val="14"/>
+          <w:szCs w:val="14"/>
+        </w:rPr>
+        <w:t xml:space="preserve"> (</w:t>
+      </w:r>
+      <w:hyperlink w:history="1" r:id="rIdnvglpqcub0jztvkxjzxit">
+        <w:r>
+          <w:rPr>
+            <w:rFonts w:ascii="Arial" w:cs="Arial" w:eastAsia="Arial" w:hAnsi="Arial"/>
+            <w:color w:val="1F6B75"/>
+            <w:sz w:val="14"/>
+            <w:szCs w:val="14"/>
+            <w:u w:val="single" w:color="1F6B75"/>
+          </w:rPr>
+          <w:t xml:space="preserve">https://creativecommons.org/licenses/by-nc/4.0/</w:t>
+        </w:r>
+      </w:hyperlink>
+      <w:r>
+        <w:rPr>
+          <w:rFonts w:ascii="Arial" w:cs="Arial" w:eastAsia="Arial" w:hAnsi="Arial"/>
+          <w:color w:val="666666"/>
+          <w:sz w:val="14"/>
+          <w:szCs w:val="14"/>
+        </w:rPr>
+        <w:t xml:space="preserve">).</w:t>
+      </w:r>
+    </w:p>
     <w:p>
       <w:r>
         <w:br w:type="page"/>
@@ -6355,7 +6585,7 @@
             <w:pPr>
               <w:spacing w:after="20" w:before="0"/>
             </w:pPr>
-            <w:hyperlink w:history="1" r:id="rIdixzufh9ybocdyjq0qjjmy">
+            <w:hyperlink w:history="1" r:id="rIdrgjs8u7hdrqhoyb_mvvbc">
               <w:r>
                 <w:rPr>
                   <w:rFonts w:ascii="Arial" w:cs="Arial" w:eastAsia="Arial" w:hAnsi="Arial"/>
@@ -6388,7 +6618,7 @@
               <w:spacing w:after="10" w:before="0"/>
               <w:ind w:left="120"/>
             </w:pPr>
-            <w:hyperlink w:history="1" r:id="rIdhlb4woox7cpab6-raenj1">
+            <w:hyperlink w:history="1" r:id="rIdqyrna14cnusf8brtj2goh">
               <w:r>
                 <w:rPr>
                   <w:rFonts w:ascii="Arial" w:cs="Arial" w:eastAsia="Arial" w:hAnsi="Arial"/>
@@ -6433,7 +6663,7 @@
             <w:pPr>
               <w:spacing w:after="20" w:before="0"/>
             </w:pPr>
-            <w:hyperlink w:history="1" r:id="rId0xfyz0iiowlmz2_mjbk_9">
+            <w:hyperlink w:history="1" r:id="rIdrumxtlgnarq9fbcl2bfp4">
               <w:r>
                 <w:rPr>
                   <w:rFonts w:ascii="Arial" w:cs="Arial" w:eastAsia="Arial" w:hAnsi="Arial"/>
@@ -6466,7 +6696,7 @@
               <w:spacing w:after="10" w:before="0"/>
               <w:ind w:left="120"/>
             </w:pPr>
-            <w:hyperlink w:history="1" r:id="rIdki46maqh_me110ndvo5wq">
+            <w:hyperlink w:history="1" r:id="rId38aauyfy41l76-idxwmw4">
               <w:r>
                 <w:rPr>
                   <w:rFonts w:ascii="Arial" w:cs="Arial" w:eastAsia="Arial" w:hAnsi="Arial"/>
@@ -6661,7 +6891,7 @@
             <w:pPr>
               <w:spacing w:after="20" w:before="0"/>
             </w:pPr>
-            <w:hyperlink w:history="1" r:id="rIdejmfjhup5ktduyktrojx6">
+            <w:hyperlink w:history="1" r:id="rIdfv75w0zzsaddmjcxea49a">
               <w:r>
                 <w:rPr>
                   <w:rFonts w:ascii="Arial" w:cs="Arial" w:eastAsia="Arial" w:hAnsi="Arial"/>
@@ -6694,7 +6924,7 @@
               <w:spacing w:after="10" w:before="0"/>
               <w:ind w:left="120"/>
             </w:pPr>
-            <w:hyperlink w:history="1" r:id="rId-hzl3frxmmb-xalbr6ouz">
+            <w:hyperlink w:history="1" r:id="rIdgcasynnhfgsvqsiaudnhs">
               <w:r>
                 <w:rPr>
                   <w:rFonts w:ascii="Arial" w:cs="Arial" w:eastAsia="Arial" w:hAnsi="Arial"/>
@@ -6739,7 +6969,7 @@
             <w:pPr>
               <w:spacing w:after="20" w:before="0"/>
             </w:pPr>
-            <w:hyperlink w:history="1" r:id="rIdchs5n9jyvez2l82adxvc0">
+            <w:hyperlink w:history="1" r:id="rIduw3y61t6fefgkvwjp1zaw">
               <w:r>
                 <w:rPr>
                   <w:rFonts w:ascii="Arial" w:cs="Arial" w:eastAsia="Arial" w:hAnsi="Arial"/>
@@ -6772,7 +7002,7 @@
               <w:spacing w:after="10" w:before="0"/>
               <w:ind w:left="120"/>
             </w:pPr>
-            <w:hyperlink w:history="1" r:id="rIdwiqk-s_9exmxcnxyqt5g6">
+            <w:hyperlink w:history="1" r:id="rId5xscojlt_u26o0pez5mqp">
               <w:r>
                 <w:rPr>
                   <w:rFonts w:ascii="Arial" w:cs="Arial" w:eastAsia="Arial" w:hAnsi="Arial"/>
@@ -6967,7 +7197,7 @@
             <w:pPr>
               <w:spacing w:after="20" w:before="0"/>
             </w:pPr>
-            <w:hyperlink w:history="1" r:id="rIdj47xddlf0htvvk_lnbqmu">
+            <w:hyperlink w:history="1" r:id="rIdyn_agqmj--ut2hrnidrv1">
               <w:r>
                 <w:rPr>
                   <w:rFonts w:ascii="Arial" w:cs="Arial" w:eastAsia="Arial" w:hAnsi="Arial"/>
@@ -7000,7 +7230,7 @@
               <w:spacing w:after="10" w:before="0"/>
               <w:ind w:left="120"/>
             </w:pPr>
-            <w:hyperlink w:history="1" r:id="rId2isrz1j5b_lh0x2wqrtdj">
+            <w:hyperlink w:history="1" r:id="rIdvkyhqmkh9mjjyxyzoltad">
               <w:r>
                 <w:rPr>
                   <w:rFonts w:ascii="Arial" w:cs="Arial" w:eastAsia="Arial" w:hAnsi="Arial"/>
@@ -7045,7 +7275,7 @@
             <w:pPr>
               <w:spacing w:after="20" w:before="0"/>
             </w:pPr>
-            <w:hyperlink w:history="1" r:id="rIdcrjgskq18b_iq_-zwgnyy">
+            <w:hyperlink w:history="1" r:id="rId9awx1ty7wtmsvwg1snzmk">
               <w:r>
                 <w:rPr>
                   <w:rFonts w:ascii="Arial" w:cs="Arial" w:eastAsia="Arial" w:hAnsi="Arial"/>
@@ -7078,7 +7308,7 @@
               <w:spacing w:after="10" w:before="0"/>
               <w:ind w:left="120"/>
             </w:pPr>
-            <w:hyperlink w:history="1" r:id="rIdmzdsup6shtv3gs6unkvkg">
+            <w:hyperlink w:history="1" r:id="rIdlbxzdsuzqivvarx5hklu7">
               <w:r>
                 <w:rPr>
                   <w:rFonts w:ascii="Arial" w:cs="Arial" w:eastAsia="Arial" w:hAnsi="Arial"/>
@@ -7273,7 +7503,7 @@
             <w:pPr>
               <w:spacing w:after="20" w:before="0"/>
             </w:pPr>
-            <w:hyperlink w:history="1" r:id="rIdzfjnosbhqe76cmyhil0lq">
+            <w:hyperlink w:history="1" r:id="rIdihyhroz39ujh4bctstjd0">
               <w:r>
                 <w:rPr>
                   <w:rFonts w:ascii="Arial" w:cs="Arial" w:eastAsia="Arial" w:hAnsi="Arial"/>
@@ -7306,7 +7536,7 @@
               <w:spacing w:after="10" w:before="0"/>
               <w:ind w:left="120"/>
             </w:pPr>
-            <w:hyperlink w:history="1" r:id="rIduws8gp9s0v20bdfp6aut_">
+            <w:hyperlink w:history="1" r:id="rIdyldo3iewrvlqothrfjm47">
               <w:r>
                 <w:rPr>
                   <w:rFonts w:ascii="Arial" w:cs="Arial" w:eastAsia="Arial" w:hAnsi="Arial"/>
@@ -7351,7 +7581,7 @@
             <w:pPr>
               <w:spacing w:after="20" w:before="0"/>
             </w:pPr>
-            <w:hyperlink w:history="1" r:id="rIdsvkkzzshna_lyfehnpfjy">
+            <w:hyperlink w:history="1" r:id="rId-vh1cmzedfvqack37kl5j">
               <w:r>
                 <w:rPr>
                   <w:rFonts w:ascii="Arial" w:cs="Arial" w:eastAsia="Arial" w:hAnsi="Arial"/>
@@ -7384,7 +7614,7 @@
               <w:spacing w:after="10" w:before="0"/>
               <w:ind w:left="120"/>
             </w:pPr>
-            <w:hyperlink w:history="1" r:id="rIdsg5fkapjtmzgvfwomk30o">
+            <w:hyperlink w:history="1" r:id="rIda2ztkx2ea67kjewextjpv">
               <w:r>
                 <w:rPr>
                   <w:rFonts w:ascii="Arial" w:cs="Arial" w:eastAsia="Arial" w:hAnsi="Arial"/>
@@ -7579,7 +7809,7 @@
             <w:pPr>
               <w:spacing w:after="20" w:before="0"/>
             </w:pPr>
-            <w:hyperlink w:history="1" r:id="rIdcsn-utb3hkjf6z0bgjaox">
+            <w:hyperlink w:history="1" r:id="rIdcpd1fwgjozytushz7ktsr">
               <w:r>
                 <w:rPr>
                   <w:rFonts w:ascii="Arial" w:cs="Arial" w:eastAsia="Arial" w:hAnsi="Arial"/>
@@ -7612,7 +7842,7 @@
               <w:spacing w:after="10" w:before="0"/>
               <w:ind w:left="120"/>
             </w:pPr>
-            <w:hyperlink w:history="1" r:id="rId9pnznmk66jnhkvuvsck_l">
+            <w:hyperlink w:history="1" r:id="rIditmvwiwtjop1q3n7dnqhp">
               <w:r>
                 <w:rPr>
                   <w:rFonts w:ascii="Arial" w:cs="Arial" w:eastAsia="Arial" w:hAnsi="Arial"/>
@@ -7657,7 +7887,7 @@
             <w:pPr>
               <w:spacing w:after="20" w:before="0"/>
             </w:pPr>
-            <w:hyperlink w:history="1" r:id="rIddiepvs3b0l9qrmyw-66a0">
+            <w:hyperlink w:history="1" r:id="rIdet2xmlko-xl1fmbmtczpg">
               <w:r>
                 <w:rPr>
                   <w:rFonts w:ascii="Arial" w:cs="Arial" w:eastAsia="Arial" w:hAnsi="Arial"/>
@@ -7690,7 +7920,7 @@
               <w:spacing w:after="10" w:before="0"/>
               <w:ind w:left="120"/>
             </w:pPr>
-            <w:hyperlink w:history="1" r:id="rIduvjzyrfi_rt7z3falxxgv">
+            <w:hyperlink w:history="1" r:id="rIdxl51ehowc8wvyp61atdut">
               <w:r>
                 <w:rPr>
                   <w:rFonts w:ascii="Arial" w:cs="Arial" w:eastAsia="Arial" w:hAnsi="Arial"/>
@@ -8186,6 +8416,65 @@
         </w:tc>
       </w:tr>
     </w:tbl>
+    <w:p>
+      <w:pPr>
+        <w:pBdr>
+          <w:top w:val="single" w:color="BBBBBB" w:sz="4" w:space="4"/>
+        </w:pBdr>
+        <w:spacing w:after="0" w:before="160"/>
+      </w:pPr>
+      <w:r>
+        <w:rPr>
+          <w:rFonts w:ascii="Arial" w:cs="Arial" w:eastAsia="Arial" w:hAnsi="Arial"/>
+          <w:color w:val="666666"/>
+          <w:sz w:val="14"/>
+          <w:szCs w:val="14"/>
+        </w:rPr>
+        <w:t xml:space="preserve">© 2026 SeaVuria and ARES. Aligned with KICD objectives. Developed by SeaVuria; technical implementation by ARES (with AI assistance from Claude). Licensed under </w:t>
+      </w:r>
+      <w:hyperlink w:history="1" r:id="rIdy6xcpowlugvfs5hml7pqa">
+        <w:r>
+          <w:rPr>
+            <w:rFonts w:ascii="Arial" w:cs="Arial" w:eastAsia="Arial" w:hAnsi="Arial"/>
+            <w:color w:val="1F6B75"/>
+            <w:sz w:val="14"/>
+            <w:szCs w:val="14"/>
+            <w:u w:val="single" w:color="1F6B75"/>
+          </w:rPr>
+          <w:t xml:space="preserve">CC BY-NC 4.0</w:t>
+        </w:r>
+      </w:hyperlink>
+      <w:r>
+        <w:rPr>
+          <w:rFonts w:ascii="Arial" w:cs="Arial" w:eastAsia="Arial" w:hAnsi="Arial"/>
+          <w:color w:val="666666"/>
+          <w:sz w:val="14"/>
+          <w:szCs w:val="14"/>
+        </w:rPr>
+        <w:t xml:space="preserve"> (</w:t>
+      </w:r>
+      <w:hyperlink w:history="1" r:id="rIdzxp-z-8c8szwzw9b70rpx">
+        <w:r>
+          <w:rPr>
+            <w:rFonts w:ascii="Arial" w:cs="Arial" w:eastAsia="Arial" w:hAnsi="Arial"/>
+            <w:color w:val="1F6B75"/>
+            <w:sz w:val="14"/>
+            <w:szCs w:val="14"/>
+            <w:u w:val="single" w:color="1F6B75"/>
+          </w:rPr>
+          <w:t xml:space="preserve">https://creativecommons.org/licenses/by-nc/4.0/</w:t>
+        </w:r>
+      </w:hyperlink>
+      <w:r>
+        <w:rPr>
+          <w:rFonts w:ascii="Arial" w:cs="Arial" w:eastAsia="Arial" w:hAnsi="Arial"/>
+          <w:color w:val="666666"/>
+          <w:sz w:val="14"/>
+          <w:szCs w:val="14"/>
+        </w:rPr>
+        <w:t xml:space="preserve">).</w:t>
+      </w:r>
+    </w:p>
     <w:p>
       <w:r>
         <w:br w:type="page"/>
@@ -9177,7 +9466,7 @@
             <w:pPr>
               <w:spacing w:after="20" w:before="0"/>
             </w:pPr>
-            <w:hyperlink w:history="1" r:id="rIdtuzek5ql46hpgbkan3v5a">
+            <w:hyperlink w:history="1" r:id="rId26czeqnwjn5kk0ocx1-l2">
               <w:r>
                 <w:rPr>
                   <w:rFonts w:ascii="Arial" w:cs="Arial" w:eastAsia="Arial" w:hAnsi="Arial"/>
@@ -9210,7 +9499,7 @@
               <w:spacing w:after="10" w:before="0"/>
               <w:ind w:left="120"/>
             </w:pPr>
-            <w:hyperlink w:history="1" r:id="rIdwdyi5m0cqavl0kejejs80">
+            <w:hyperlink w:history="1" r:id="rIdvfl5ixjbxgelslleqhla1">
               <w:r>
                 <w:rPr>
                   <w:rFonts w:ascii="Arial" w:cs="Arial" w:eastAsia="Arial" w:hAnsi="Arial"/>
@@ -9255,7 +9544,7 @@
             <w:pPr>
               <w:spacing w:after="20" w:before="0"/>
             </w:pPr>
-            <w:hyperlink w:history="1" r:id="rIdewfg-jflrvubtd3kk6lyg">
+            <w:hyperlink w:history="1" r:id="rId84-tehyb8fzxhlrqkd5t3">
               <w:r>
                 <w:rPr>
                   <w:rFonts w:ascii="Arial" w:cs="Arial" w:eastAsia="Arial" w:hAnsi="Arial"/>
@@ -9288,7 +9577,7 @@
               <w:spacing w:after="10" w:before="0"/>
               <w:ind w:left="120"/>
             </w:pPr>
-            <w:hyperlink w:history="1" r:id="rIdzvidorysavj68djii83d2">
+            <w:hyperlink w:history="1" r:id="rIdsdegdpm0xsl8vsqe7f83_">
               <w:r>
                 <w:rPr>
                   <w:rFonts w:ascii="Arial" w:cs="Arial" w:eastAsia="Arial" w:hAnsi="Arial"/>
@@ -9483,7 +9772,7 @@
             <w:pPr>
               <w:spacing w:after="20" w:before="0"/>
             </w:pPr>
-            <w:hyperlink w:history="1" r:id="rIdwbn8kranaqgh1tbmvvssz">
+            <w:hyperlink w:history="1" r:id="rIdjgtmclvlv7lhgz_i5qnmr">
               <w:r>
                 <w:rPr>
                   <w:rFonts w:ascii="Arial" w:cs="Arial" w:eastAsia="Arial" w:hAnsi="Arial"/>
@@ -9516,7 +9805,7 @@
               <w:spacing w:after="10" w:before="0"/>
               <w:ind w:left="120"/>
             </w:pPr>
-            <w:hyperlink w:history="1" r:id="rIdbuyszm_yy1zuywzho_wga">
+            <w:hyperlink w:history="1" r:id="rIdbxdx1pkbbj-lptbhtzgrq">
               <w:r>
                 <w:rPr>
                   <w:rFonts w:ascii="Arial" w:cs="Arial" w:eastAsia="Arial" w:hAnsi="Arial"/>
@@ -9561,7 +9850,7 @@
             <w:pPr>
               <w:spacing w:after="20" w:before="0"/>
             </w:pPr>
-            <w:hyperlink w:history="1" r:id="rIdrlyc2ldjve7cwy9h6b8kt">
+            <w:hyperlink w:history="1" r:id="rIdcc28l6u47rb7widxyei5m">
               <w:r>
                 <w:rPr>
                   <w:rFonts w:ascii="Arial" w:cs="Arial" w:eastAsia="Arial" w:hAnsi="Arial"/>
@@ -9594,7 +9883,7 @@
               <w:spacing w:after="10" w:before="0"/>
               <w:ind w:left="120"/>
             </w:pPr>
-            <w:hyperlink w:history="1" r:id="rId2-7wqqy2zmtbzip0aq_ek">
+            <w:hyperlink w:history="1" r:id="rId_7tgamy8ppbosoelj3qcp">
               <w:r>
                 <w:rPr>
                   <w:rFonts w:ascii="Arial" w:cs="Arial" w:eastAsia="Arial" w:hAnsi="Arial"/>
@@ -9789,7 +10078,7 @@
             <w:pPr>
               <w:spacing w:after="20" w:before="0"/>
             </w:pPr>
-            <w:hyperlink w:history="1" r:id="rIdaft7qh7magl5ga5atyhbr">
+            <w:hyperlink w:history="1" r:id="rId_qmyftoyi3dnwsgpphyfm">
               <w:r>
                 <w:rPr>
                   <w:rFonts w:ascii="Arial" w:cs="Arial" w:eastAsia="Arial" w:hAnsi="Arial"/>
@@ -9822,7 +10111,7 @@
               <w:spacing w:after="10" w:before="0"/>
               <w:ind w:left="120"/>
             </w:pPr>
-            <w:hyperlink w:history="1" r:id="rIdolk7q_qqu9ecbwp0f7adn">
+            <w:hyperlink w:history="1" r:id="rId_jcrwmkey8wtioz9ehvjt">
               <w:r>
                 <w:rPr>
                   <w:rFonts w:ascii="Arial" w:cs="Arial" w:eastAsia="Arial" w:hAnsi="Arial"/>
@@ -9867,7 +10156,7 @@
             <w:pPr>
               <w:spacing w:after="20" w:before="0"/>
             </w:pPr>
-            <w:hyperlink w:history="1" r:id="rIdksgcxpyywmfm7chwhq7iu">
+            <w:hyperlink w:history="1" r:id="rIdci3ipucl8f6ww-l5bgqbd">
               <w:r>
                 <w:rPr>
                   <w:rFonts w:ascii="Arial" w:cs="Arial" w:eastAsia="Arial" w:hAnsi="Arial"/>
@@ -9900,7 +10189,7 @@
               <w:spacing w:after="10" w:before="0"/>
               <w:ind w:left="120"/>
             </w:pPr>
-            <w:hyperlink w:history="1" r:id="rId_uev4vndh0r_n-sfyu8zi">
+            <w:hyperlink w:history="1" r:id="rId2co3_7-bfb5k_pq0wspa_">
               <w:r>
                 <w:rPr>
                   <w:rFonts w:ascii="Arial" w:cs="Arial" w:eastAsia="Arial" w:hAnsi="Arial"/>
@@ -10095,7 +10384,7 @@
             <w:pPr>
               <w:spacing w:after="20" w:before="0"/>
             </w:pPr>
-            <w:hyperlink w:history="1" r:id="rIdv_s9jgiqf688dnokgulcl">
+            <w:hyperlink w:history="1" r:id="rId0evrurfhkeniyih4jbdsx">
               <w:r>
                 <w:rPr>
                   <w:rFonts w:ascii="Arial" w:cs="Arial" w:eastAsia="Arial" w:hAnsi="Arial"/>
@@ -10128,7 +10417,7 @@
               <w:spacing w:after="10" w:before="0"/>
               <w:ind w:left="120"/>
             </w:pPr>
-            <w:hyperlink w:history="1" r:id="rIdo3_qpsrm5t5xi1zbzp4bd">
+            <w:hyperlink w:history="1" r:id="rIdjbzwrvwg9wkkict7q92ud">
               <w:r>
                 <w:rPr>
                   <w:rFonts w:ascii="Arial" w:cs="Arial" w:eastAsia="Arial" w:hAnsi="Arial"/>
@@ -10173,7 +10462,7 @@
             <w:pPr>
               <w:spacing w:after="20" w:before="0"/>
             </w:pPr>
-            <w:hyperlink w:history="1" r:id="rIdjgmjh-rbballyzoyukjtc">
+            <w:hyperlink w:history="1" r:id="rIdqfrngsiayxjqdygv6pirj">
               <w:r>
                 <w:rPr>
                   <w:rFonts w:ascii="Arial" w:cs="Arial" w:eastAsia="Arial" w:hAnsi="Arial"/>
@@ -10206,7 +10495,7 @@
               <w:spacing w:after="10" w:before="0"/>
               <w:ind w:left="120"/>
             </w:pPr>
-            <w:hyperlink w:history="1" r:id="rId_gitbkalw05rtc3hvqnq_">
+            <w:hyperlink w:history="1" r:id="rId4nfeqgwkqxe1bmo2iyzrl">
               <w:r>
                 <w:rPr>
                   <w:rFonts w:ascii="Arial" w:cs="Arial" w:eastAsia="Arial" w:hAnsi="Arial"/>
@@ -10401,7 +10690,7 @@
             <w:pPr>
               <w:spacing w:after="20" w:before="0"/>
             </w:pPr>
-            <w:hyperlink w:history="1" r:id="rId924-dmvskqpabd4cvb6p1">
+            <w:hyperlink w:history="1" r:id="rIdg0b_4-ixnarxfhuwh4it-">
               <w:r>
                 <w:rPr>
                   <w:rFonts w:ascii="Arial" w:cs="Arial" w:eastAsia="Arial" w:hAnsi="Arial"/>
@@ -10434,7 +10723,7 @@
               <w:spacing w:after="10" w:before="0"/>
               <w:ind w:left="120"/>
             </w:pPr>
-            <w:hyperlink w:history="1" r:id="rIdpzzwn_plbejgfhewiu-pr">
+            <w:hyperlink w:history="1" r:id="rIddtz2pl15hban47di4o38h">
               <w:r>
                 <w:rPr>
                   <w:rFonts w:ascii="Arial" w:cs="Arial" w:eastAsia="Arial" w:hAnsi="Arial"/>
@@ -10479,7 +10768,7 @@
             <w:pPr>
               <w:spacing w:after="20" w:before="0"/>
             </w:pPr>
-            <w:hyperlink w:history="1" r:id="rIdge3iyrpooqixk8v2jrn30">
+            <w:hyperlink w:history="1" r:id="rIdx6st1yjkkhs6z8qwixges">
               <w:r>
                 <w:rPr>
                   <w:rFonts w:ascii="Arial" w:cs="Arial" w:eastAsia="Arial" w:hAnsi="Arial"/>
@@ -10512,7 +10801,7 @@
               <w:spacing w:after="10" w:before="0"/>
               <w:ind w:left="120"/>
             </w:pPr>
-            <w:hyperlink w:history="1" r:id="rIdbg5fvwgsee8ewgemqeual">
+            <w:hyperlink w:history="1" r:id="rIdatknle8zclt9-svc_brxx">
               <w:r>
                 <w:rPr>
                   <w:rFonts w:ascii="Arial" w:cs="Arial" w:eastAsia="Arial" w:hAnsi="Arial"/>
@@ -11008,6 +11297,65 @@
         </w:tc>
       </w:tr>
     </w:tbl>
+    <w:p>
+      <w:pPr>
+        <w:pBdr>
+          <w:top w:val="single" w:color="BBBBBB" w:sz="4" w:space="4"/>
+        </w:pBdr>
+        <w:spacing w:after="0" w:before="160"/>
+      </w:pPr>
+      <w:r>
+        <w:rPr>
+          <w:rFonts w:ascii="Arial" w:cs="Arial" w:eastAsia="Arial" w:hAnsi="Arial"/>
+          <w:color w:val="666666"/>
+          <w:sz w:val="14"/>
+          <w:szCs w:val="14"/>
+        </w:rPr>
+        <w:t xml:space="preserve">© 2026 SeaVuria and ARES. Aligned with KICD objectives. Developed by SeaVuria; technical implementation by ARES (with AI assistance from Claude). Licensed under </w:t>
+      </w:r>
+      <w:hyperlink w:history="1" r:id="rIdixsxbt97ajh30ojefqmly">
+        <w:r>
+          <w:rPr>
+            <w:rFonts w:ascii="Arial" w:cs="Arial" w:eastAsia="Arial" w:hAnsi="Arial"/>
+            <w:color w:val="1F6B75"/>
+            <w:sz w:val="14"/>
+            <w:szCs w:val="14"/>
+            <w:u w:val="single" w:color="1F6B75"/>
+          </w:rPr>
+          <w:t xml:space="preserve">CC BY-NC 4.0</w:t>
+        </w:r>
+      </w:hyperlink>
+      <w:r>
+        <w:rPr>
+          <w:rFonts w:ascii="Arial" w:cs="Arial" w:eastAsia="Arial" w:hAnsi="Arial"/>
+          <w:color w:val="666666"/>
+          <w:sz w:val="14"/>
+          <w:szCs w:val="14"/>
+        </w:rPr>
+        <w:t xml:space="preserve"> (</w:t>
+      </w:r>
+      <w:hyperlink w:history="1" r:id="rIdc9npnc-0r23kg0uylihaw">
+        <w:r>
+          <w:rPr>
+            <w:rFonts w:ascii="Arial" w:cs="Arial" w:eastAsia="Arial" w:hAnsi="Arial"/>
+            <w:color w:val="1F6B75"/>
+            <w:sz w:val="14"/>
+            <w:szCs w:val="14"/>
+            <w:u w:val="single" w:color="1F6B75"/>
+          </w:rPr>
+          <w:t xml:space="preserve">https://creativecommons.org/licenses/by-nc/4.0/</w:t>
+        </w:r>
+      </w:hyperlink>
+      <w:r>
+        <w:rPr>
+          <w:rFonts w:ascii="Arial" w:cs="Arial" w:eastAsia="Arial" w:hAnsi="Arial"/>
+          <w:color w:val="666666"/>
+          <w:sz w:val="14"/>
+          <w:szCs w:val="14"/>
+        </w:rPr>
+        <w:t xml:space="preserve">).</w:t>
+      </w:r>
+    </w:p>
     <w:p>
       <w:r>
         <w:br w:type="page"/>
@@ -12178,7 +12526,7 @@
             <w:pPr>
               <w:spacing w:after="20" w:before="0"/>
             </w:pPr>
-            <w:hyperlink w:history="1" r:id="rIdmaiab0ogjeeyrblctefx8">
+            <w:hyperlink w:history="1" r:id="rIdgpbzsgrdtvdieq5penvrk">
               <w:r>
                 <w:rPr>
                   <w:rFonts w:ascii="Arial" w:cs="Arial" w:eastAsia="Arial" w:hAnsi="Arial"/>
@@ -12211,7 +12559,7 @@
               <w:spacing w:after="10" w:before="0"/>
               <w:ind w:left="120"/>
             </w:pPr>
-            <w:hyperlink w:history="1" r:id="rIdrbequyslpifpqfknjgtxs">
+            <w:hyperlink w:history="1" r:id="rId78thvqw0kfubi4uo43_yg">
               <w:r>
                 <w:rPr>
                   <w:rFonts w:ascii="Arial" w:cs="Arial" w:eastAsia="Arial" w:hAnsi="Arial"/>
@@ -12256,7 +12604,7 @@
             <w:pPr>
               <w:spacing w:after="20" w:before="0"/>
             </w:pPr>
-            <w:hyperlink w:history="1" r:id="rIdaufpg9em16uo7my-lhb5u">
+            <w:hyperlink w:history="1" r:id="rIdkbjvcmo7_nq0nkdobg-vl">
               <w:r>
                 <w:rPr>
                   <w:rFonts w:ascii="Arial" w:cs="Arial" w:eastAsia="Arial" w:hAnsi="Arial"/>
@@ -12289,7 +12637,7 @@
               <w:spacing w:after="10" w:before="0"/>
               <w:ind w:left="120"/>
             </w:pPr>
-            <w:hyperlink w:history="1" r:id="rIdcgbzbkqrpertcpi5ioyx-">
+            <w:hyperlink w:history="1" r:id="rIdyha-2xiyf4r1ypizpg7y4">
               <w:r>
                 <w:rPr>
                   <w:rFonts w:ascii="Arial" w:cs="Arial" w:eastAsia="Arial" w:hAnsi="Arial"/>
@@ -12484,7 +12832,7 @@
             <w:pPr>
               <w:spacing w:after="20" w:before="0"/>
             </w:pPr>
-            <w:hyperlink w:history="1" r:id="rIda3xeniy2g457lzniuwtu7">
+            <w:hyperlink w:history="1" r:id="rIdras-h5myr8kqtuhq67osq">
               <w:r>
                 <w:rPr>
                   <w:rFonts w:ascii="Arial" w:cs="Arial" w:eastAsia="Arial" w:hAnsi="Arial"/>
@@ -12517,7 +12865,7 @@
               <w:spacing w:after="10" w:before="0"/>
               <w:ind w:left="120"/>
             </w:pPr>
-            <w:hyperlink w:history="1" r:id="rIdo-3vqrjnnvyvmirakfa4x">
+            <w:hyperlink w:history="1" r:id="rId9ucl0jralk0vqfbzi0nml">
               <w:r>
                 <w:rPr>
                   <w:rFonts w:ascii="Arial" w:cs="Arial" w:eastAsia="Arial" w:hAnsi="Arial"/>
@@ -12562,7 +12910,7 @@
             <w:pPr>
               <w:spacing w:after="20" w:before="0"/>
             </w:pPr>
-            <w:hyperlink w:history="1" r:id="rIdgzayuvtq4rv_qea6iquhs">
+            <w:hyperlink w:history="1" r:id="rIdsejhhgt05x54bmjycrsr-">
               <w:r>
                 <w:rPr>
                   <w:rFonts w:ascii="Arial" w:cs="Arial" w:eastAsia="Arial" w:hAnsi="Arial"/>
@@ -12595,7 +12943,7 @@
               <w:spacing w:after="10" w:before="0"/>
               <w:ind w:left="120"/>
             </w:pPr>
-            <w:hyperlink w:history="1" r:id="rIdt0dqnvookhavf2dpjhrv_">
+            <w:hyperlink w:history="1" r:id="rIdtngdd_lygpkab4ou5sruq">
               <w:r>
                 <w:rPr>
                   <w:rFonts w:ascii="Arial" w:cs="Arial" w:eastAsia="Arial" w:hAnsi="Arial"/>
@@ -12790,7 +13138,7 @@
             <w:pPr>
               <w:spacing w:after="20" w:before="0"/>
             </w:pPr>
-            <w:hyperlink w:history="1" r:id="rIdwebzl4fiwx63mncldpx9x">
+            <w:hyperlink w:history="1" r:id="rIdlp0vnsauibvao8oekoew7">
               <w:r>
                 <w:rPr>
                   <w:rFonts w:ascii="Arial" w:cs="Arial" w:eastAsia="Arial" w:hAnsi="Arial"/>
@@ -12823,7 +13171,7 @@
               <w:spacing w:after="10" w:before="0"/>
               <w:ind w:left="120"/>
             </w:pPr>
-            <w:hyperlink w:history="1" r:id="rIddpit4lq9nubgay7r9lagi">
+            <w:hyperlink w:history="1" r:id="rIdqkwdhoody-ahkqsygu6jn">
               <w:r>
                 <w:rPr>
                   <w:rFonts w:ascii="Arial" w:cs="Arial" w:eastAsia="Arial" w:hAnsi="Arial"/>
@@ -12868,7 +13216,7 @@
             <w:pPr>
               <w:spacing w:after="20" w:before="0"/>
             </w:pPr>
-            <w:hyperlink w:history="1" r:id="rIddxalbcwnbineygxemvwg2">
+            <w:hyperlink w:history="1" r:id="rIdtz7f9qhhgau6vizl-5ch7">
               <w:r>
                 <w:rPr>
                   <w:rFonts w:ascii="Arial" w:cs="Arial" w:eastAsia="Arial" w:hAnsi="Arial"/>
@@ -12901,7 +13249,7 @@
               <w:spacing w:after="10" w:before="0"/>
               <w:ind w:left="120"/>
             </w:pPr>
-            <w:hyperlink w:history="1" r:id="rIdpdattfylzuk5zxzjsue8w">
+            <w:hyperlink w:history="1" r:id="rIdd8yxswxwuc9s7vjaa1uni">
               <w:r>
                 <w:rPr>
                   <w:rFonts w:ascii="Arial" w:cs="Arial" w:eastAsia="Arial" w:hAnsi="Arial"/>
@@ -13096,7 +13444,7 @@
             <w:pPr>
               <w:spacing w:after="20" w:before="0"/>
             </w:pPr>
-            <w:hyperlink w:history="1" r:id="rIdkg-d9fdulk2amoyeruldk">
+            <w:hyperlink w:history="1" r:id="rIdklvoxstxyohtp1ydlck6y">
               <w:r>
                 <w:rPr>
                   <w:rFonts w:ascii="Arial" w:cs="Arial" w:eastAsia="Arial" w:hAnsi="Arial"/>
@@ -13129,7 +13477,7 @@
               <w:spacing w:after="10" w:before="0"/>
               <w:ind w:left="120"/>
             </w:pPr>
-            <w:hyperlink w:history="1" r:id="rIdivy-s1uplj-zqxe8ul8-y">
+            <w:hyperlink w:history="1" r:id="rIdaznqsb7tshrj4jsp2zckh">
               <w:r>
                 <w:rPr>
                   <w:rFonts w:ascii="Arial" w:cs="Arial" w:eastAsia="Arial" w:hAnsi="Arial"/>
@@ -13174,7 +13522,7 @@
             <w:pPr>
               <w:spacing w:after="20" w:before="0"/>
             </w:pPr>
-            <w:hyperlink w:history="1" r:id="rIdhngptvmzdpibgp8wqltb7">
+            <w:hyperlink w:history="1" r:id="rIdjd1xvujuuh6q0zudnyfiv">
               <w:r>
                 <w:rPr>
                   <w:rFonts w:ascii="Arial" w:cs="Arial" w:eastAsia="Arial" w:hAnsi="Arial"/>
@@ -13207,7 +13555,7 @@
               <w:spacing w:after="10" w:before="0"/>
               <w:ind w:left="120"/>
             </w:pPr>
-            <w:hyperlink w:history="1" r:id="rIdxudf_7ka6mcgggvwruwzi">
+            <w:hyperlink w:history="1" r:id="rIdguib3yfmqvs89zbwvkh62">
               <w:r>
                 <w:rPr>
                   <w:rFonts w:ascii="Arial" w:cs="Arial" w:eastAsia="Arial" w:hAnsi="Arial"/>
@@ -13402,7 +13750,7 @@
             <w:pPr>
               <w:spacing w:after="20" w:before="0"/>
             </w:pPr>
-            <w:hyperlink w:history="1" r:id="rId5dp8kum4nnvvn6hwzzn-p">
+            <w:hyperlink w:history="1" r:id="rIdmgcbcjtdwar9xd-mwx64n">
               <w:r>
                 <w:rPr>
                   <w:rFonts w:ascii="Arial" w:cs="Arial" w:eastAsia="Arial" w:hAnsi="Arial"/>
@@ -13435,7 +13783,7 @@
               <w:spacing w:after="10" w:before="0"/>
               <w:ind w:left="120"/>
             </w:pPr>
-            <w:hyperlink w:history="1" r:id="rId6seanzuzlxnfrfadfb86m">
+            <w:hyperlink w:history="1" r:id="rIdlhtvdwkkxh44feh40dxlq">
               <w:r>
                 <w:rPr>
                   <w:rFonts w:ascii="Arial" w:cs="Arial" w:eastAsia="Arial" w:hAnsi="Arial"/>
@@ -13480,7 +13828,7 @@
             <w:pPr>
               <w:spacing w:after="20" w:before="0"/>
             </w:pPr>
-            <w:hyperlink w:history="1" r:id="rIdbxd8wyahnalvj0qc5qncn">
+            <w:hyperlink w:history="1" r:id="rId33a2gqxxetk1nvrcjzssy">
               <w:r>
                 <w:rPr>
                   <w:rFonts w:ascii="Arial" w:cs="Arial" w:eastAsia="Arial" w:hAnsi="Arial"/>
@@ -13513,7 +13861,7 @@
               <w:spacing w:after="10" w:before="0"/>
               <w:ind w:left="120"/>
             </w:pPr>
-            <w:hyperlink w:history="1" r:id="rIdjphd2ujr7bqgaukvni5uk">
+            <w:hyperlink w:history="1" r:id="rIdjpqfhdfbpjlo-euwm-7d2">
               <w:r>
                 <w:rPr>
                   <w:rFonts w:ascii="Arial" w:cs="Arial" w:eastAsia="Arial" w:hAnsi="Arial"/>
@@ -14085,6 +14433,65 @@
         </w:tc>
       </w:tr>
     </w:tbl>
+    <w:p>
+      <w:pPr>
+        <w:pBdr>
+          <w:top w:val="single" w:color="BBBBBB" w:sz="4" w:space="4"/>
+        </w:pBdr>
+        <w:spacing w:after="0" w:before="160"/>
+      </w:pPr>
+      <w:r>
+        <w:rPr>
+          <w:rFonts w:ascii="Arial" w:cs="Arial" w:eastAsia="Arial" w:hAnsi="Arial"/>
+          <w:color w:val="666666"/>
+          <w:sz w:val="14"/>
+          <w:szCs w:val="14"/>
+        </w:rPr>
+        <w:t xml:space="preserve">© 2026 SeaVuria and ARES. Aligned with KICD objectives. Developed by SeaVuria; technical implementation by ARES (with AI assistance from Claude). Licensed under </w:t>
+      </w:r>
+      <w:hyperlink w:history="1" r:id="rIdgsrt5zvu2nvkjruidgcmm">
+        <w:r>
+          <w:rPr>
+            <w:rFonts w:ascii="Arial" w:cs="Arial" w:eastAsia="Arial" w:hAnsi="Arial"/>
+            <w:color w:val="1F6B75"/>
+            <w:sz w:val="14"/>
+            <w:szCs w:val="14"/>
+            <w:u w:val="single" w:color="1F6B75"/>
+          </w:rPr>
+          <w:t xml:space="preserve">CC BY-NC 4.0</w:t>
+        </w:r>
+      </w:hyperlink>
+      <w:r>
+        <w:rPr>
+          <w:rFonts w:ascii="Arial" w:cs="Arial" w:eastAsia="Arial" w:hAnsi="Arial"/>
+          <w:color w:val="666666"/>
+          <w:sz w:val="14"/>
+          <w:szCs w:val="14"/>
+        </w:rPr>
+        <w:t xml:space="preserve"> (</w:t>
+      </w:r>
+      <w:hyperlink w:history="1" r:id="rIdjfwg8s_bmfvj9rhuai_fz">
+        <w:r>
+          <w:rPr>
+            <w:rFonts w:ascii="Arial" w:cs="Arial" w:eastAsia="Arial" w:hAnsi="Arial"/>
+            <w:color w:val="1F6B75"/>
+            <w:sz w:val="14"/>
+            <w:szCs w:val="14"/>
+            <w:u w:val="single" w:color="1F6B75"/>
+          </w:rPr>
+          <w:t xml:space="preserve">https://creativecommons.org/licenses/by-nc/4.0/</w:t>
+        </w:r>
+      </w:hyperlink>
+      <w:r>
+        <w:rPr>
+          <w:rFonts w:ascii="Arial" w:cs="Arial" w:eastAsia="Arial" w:hAnsi="Arial"/>
+          <w:color w:val="666666"/>
+          <w:sz w:val="14"/>
+          <w:szCs w:val="14"/>
+        </w:rPr>
+        <w:t xml:space="preserve">).</w:t>
+      </w:r>
+    </w:p>
     <w:p>
       <w:r>
         <w:br w:type="page"/>
@@ -15076,7 +15483,7 @@
             <w:pPr>
               <w:spacing w:after="20" w:before="0"/>
             </w:pPr>
-            <w:hyperlink w:history="1" r:id="rIdjaca0rzo1gaer0emibmki">
+            <w:hyperlink w:history="1" r:id="rIdsqjvh2cxj4obbdmigbknm">
               <w:r>
                 <w:rPr>
                   <w:rFonts w:ascii="Arial" w:cs="Arial" w:eastAsia="Arial" w:hAnsi="Arial"/>
@@ -15109,7 +15516,7 @@
               <w:spacing w:after="10" w:before="0"/>
               <w:ind w:left="120"/>
             </w:pPr>
-            <w:hyperlink w:history="1" r:id="rIds47jyrulyxzszurvxmcri">
+            <w:hyperlink w:history="1" r:id="rIdc_y3cq3x1fe1s6rhfic77">
               <w:r>
                 <w:rPr>
                   <w:rFonts w:ascii="Arial" w:cs="Arial" w:eastAsia="Arial" w:hAnsi="Arial"/>
@@ -15154,7 +15561,7 @@
             <w:pPr>
               <w:spacing w:after="20" w:before="0"/>
             </w:pPr>
-            <w:hyperlink w:history="1" r:id="rId2wxgjoys6byrcquepc4og">
+            <w:hyperlink w:history="1" r:id="rIdlh8lnt05grj8dh2ejb1ml">
               <w:r>
                 <w:rPr>
                   <w:rFonts w:ascii="Arial" w:cs="Arial" w:eastAsia="Arial" w:hAnsi="Arial"/>
@@ -15187,7 +15594,7 @@
               <w:spacing w:after="10" w:before="0"/>
               <w:ind w:left="120"/>
             </w:pPr>
-            <w:hyperlink w:history="1" r:id="rIdpa85xbfmhlfwupe8qcp-k">
+            <w:hyperlink w:history="1" r:id="rIdlahdbvikdd5baw7kler2p">
               <w:r>
                 <w:rPr>
                   <w:rFonts w:ascii="Arial" w:cs="Arial" w:eastAsia="Arial" w:hAnsi="Arial"/>
@@ -15382,7 +15789,7 @@
             <w:pPr>
               <w:spacing w:after="20" w:before="0"/>
             </w:pPr>
-            <w:hyperlink w:history="1" r:id="rIdjp6jhldhmhyy9_pps0wvd">
+            <w:hyperlink w:history="1" r:id="rId_hxnko7gg6vr2br1qt8ji">
               <w:r>
                 <w:rPr>
                   <w:rFonts w:ascii="Arial" w:cs="Arial" w:eastAsia="Arial" w:hAnsi="Arial"/>
@@ -15415,7 +15822,7 @@
               <w:spacing w:after="10" w:before="0"/>
               <w:ind w:left="120"/>
             </w:pPr>
-            <w:hyperlink w:history="1" r:id="rId-b6y7jvfux9cobncpzap6">
+            <w:hyperlink w:history="1" r:id="rIdvbixfwlkvvubpslwmke_f">
               <w:r>
                 <w:rPr>
                   <w:rFonts w:ascii="Arial" w:cs="Arial" w:eastAsia="Arial" w:hAnsi="Arial"/>
@@ -15460,7 +15867,7 @@
             <w:pPr>
               <w:spacing w:after="20" w:before="0"/>
             </w:pPr>
-            <w:hyperlink w:history="1" r:id="rIdbknvbqg-pmep4b9pgfabe">
+            <w:hyperlink w:history="1" r:id="rIdgtuh3rleqfixdw5sllzfx">
               <w:r>
                 <w:rPr>
                   <w:rFonts w:ascii="Arial" w:cs="Arial" w:eastAsia="Arial" w:hAnsi="Arial"/>
@@ -15493,7 +15900,7 @@
               <w:spacing w:after="10" w:before="0"/>
               <w:ind w:left="120"/>
             </w:pPr>
-            <w:hyperlink w:history="1" r:id="rIdvmr5k1ijdqhmddaxazter">
+            <w:hyperlink w:history="1" r:id="rIdwcm6aw0yizfgojnatwfpe">
               <w:r>
                 <w:rPr>
                   <w:rFonts w:ascii="Arial" w:cs="Arial" w:eastAsia="Arial" w:hAnsi="Arial"/>
@@ -15688,7 +16095,7 @@
             <w:pPr>
               <w:spacing w:after="20" w:before="0"/>
             </w:pPr>
-            <w:hyperlink w:history="1" r:id="rId9asiaq65dir5oiwhxvfuq">
+            <w:hyperlink w:history="1" r:id="rIdpzlcrmm2zivsbcgpdxou-">
               <w:r>
                 <w:rPr>
                   <w:rFonts w:ascii="Arial" w:cs="Arial" w:eastAsia="Arial" w:hAnsi="Arial"/>
@@ -15721,7 +16128,7 @@
               <w:spacing w:after="10" w:before="0"/>
               <w:ind w:left="120"/>
             </w:pPr>
-            <w:hyperlink w:history="1" r:id="rIdsjhfihrghnxq6sv0cjl46">
+            <w:hyperlink w:history="1" r:id="rId2jrqd0unxzcm2ssopkupo">
               <w:r>
                 <w:rPr>
                   <w:rFonts w:ascii="Arial" w:cs="Arial" w:eastAsia="Arial" w:hAnsi="Arial"/>
@@ -15766,7 +16173,7 @@
             <w:pPr>
               <w:spacing w:after="20" w:before="0"/>
             </w:pPr>
-            <w:hyperlink w:history="1" r:id="rIdtmvtrurdgjo2yzzoyslr_">
+            <w:hyperlink w:history="1" r:id="rIdj1xkf8lfh0nqbzu-khy4l">
               <w:r>
                 <w:rPr>
                   <w:rFonts w:ascii="Arial" w:cs="Arial" w:eastAsia="Arial" w:hAnsi="Arial"/>
@@ -15799,7 +16206,7 @@
               <w:spacing w:after="10" w:before="0"/>
               <w:ind w:left="120"/>
             </w:pPr>
-            <w:hyperlink w:history="1" r:id="rIdzgqbjv0pccefbra1bojlj">
+            <w:hyperlink w:history="1" r:id="rIde3z9vqna7w3vmvniybidj">
               <w:r>
                 <w:rPr>
                   <w:rFonts w:ascii="Arial" w:cs="Arial" w:eastAsia="Arial" w:hAnsi="Arial"/>
@@ -15994,7 +16401,7 @@
             <w:pPr>
               <w:spacing w:after="20" w:before="0"/>
             </w:pPr>
-            <w:hyperlink w:history="1" r:id="rIduc5_zgtt8rssb9zgx-gz5">
+            <w:hyperlink w:history="1" r:id="rIdxxz1d1c0l5qd1eze7llzf">
               <w:r>
                 <w:rPr>
                   <w:rFonts w:ascii="Arial" w:cs="Arial" w:eastAsia="Arial" w:hAnsi="Arial"/>
@@ -16027,7 +16434,7 @@
               <w:spacing w:after="10" w:before="0"/>
               <w:ind w:left="120"/>
             </w:pPr>
-            <w:hyperlink w:history="1" r:id="rIde5wmhbs0elex5e8zb1txl">
+            <w:hyperlink w:history="1" r:id="rIder1qesdqzj-ptgtwehjcw">
               <w:r>
                 <w:rPr>
                   <w:rFonts w:ascii="Arial" w:cs="Arial" w:eastAsia="Arial" w:hAnsi="Arial"/>
@@ -16072,7 +16479,7 @@
             <w:pPr>
               <w:spacing w:after="20" w:before="0"/>
             </w:pPr>
-            <w:hyperlink w:history="1" r:id="rIdiimsau1imhwgaopeii0p8">
+            <w:hyperlink w:history="1" r:id="rIdrtlobwjfkhwc8kwhulbdg">
               <w:r>
                 <w:rPr>
                   <w:rFonts w:ascii="Arial" w:cs="Arial" w:eastAsia="Arial" w:hAnsi="Arial"/>
@@ -16105,7 +16512,7 @@
               <w:spacing w:after="10" w:before="0"/>
               <w:ind w:left="120"/>
             </w:pPr>
-            <w:hyperlink w:history="1" r:id="rIdnygvoheuoixdvquswlstl">
+            <w:hyperlink w:history="1" r:id="rIdopssltd2vcibcpaq6fzfk">
               <w:r>
                 <w:rPr>
                   <w:rFonts w:ascii="Arial" w:cs="Arial" w:eastAsia="Arial" w:hAnsi="Arial"/>
@@ -16300,7 +16707,7 @@
             <w:pPr>
               <w:spacing w:after="20" w:before="0"/>
             </w:pPr>
-            <w:hyperlink w:history="1" r:id="rIdoqczmeddidulia4rnjc8t">
+            <w:hyperlink w:history="1" r:id="rIdxjcuqtevexllmgohqszob">
               <w:r>
                 <w:rPr>
                   <w:rFonts w:ascii="Arial" w:cs="Arial" w:eastAsia="Arial" w:hAnsi="Arial"/>
@@ -16333,7 +16740,7 @@
               <w:spacing w:after="10" w:before="0"/>
               <w:ind w:left="120"/>
             </w:pPr>
-            <w:hyperlink w:history="1" r:id="rIdfmpqwvrjzyxiaqyovmfof">
+            <w:hyperlink w:history="1" r:id="rIdezixjqq6hu8wg1d8pz18f">
               <w:r>
                 <w:rPr>
                   <w:rFonts w:ascii="Arial" w:cs="Arial" w:eastAsia="Arial" w:hAnsi="Arial"/>
@@ -16378,7 +16785,7 @@
             <w:pPr>
               <w:spacing w:after="20" w:before="0"/>
             </w:pPr>
-            <w:hyperlink w:history="1" r:id="rIdapeoik2samblndzeczdky">
+            <w:hyperlink w:history="1" r:id="rIduvase_hlt-ma3rba9h-h3">
               <w:r>
                 <w:rPr>
                   <w:rFonts w:ascii="Arial" w:cs="Arial" w:eastAsia="Arial" w:hAnsi="Arial"/>
@@ -16411,7 +16818,7 @@
               <w:spacing w:after="10" w:before="0"/>
               <w:ind w:left="120"/>
             </w:pPr>
-            <w:hyperlink w:history="1" r:id="rId9jmkg2b2np0wjz_vu6g6w">
+            <w:hyperlink w:history="1" r:id="rIdemvzzllf11mad3pwuvnze">
               <w:r>
                 <w:rPr>
                   <w:rFonts w:ascii="Arial" w:cs="Arial" w:eastAsia="Arial" w:hAnsi="Arial"/>
@@ -17002,6 +17409,65 @@
         </w:tc>
       </w:tr>
     </w:tbl>
+    <w:p>
+      <w:pPr>
+        <w:pBdr>
+          <w:top w:val="single" w:color="BBBBBB" w:sz="4" w:space="4"/>
+        </w:pBdr>
+        <w:spacing w:after="0" w:before="160"/>
+      </w:pPr>
+      <w:r>
+        <w:rPr>
+          <w:rFonts w:ascii="Arial" w:cs="Arial" w:eastAsia="Arial" w:hAnsi="Arial"/>
+          <w:color w:val="666666"/>
+          <w:sz w:val="14"/>
+          <w:szCs w:val="14"/>
+        </w:rPr>
+        <w:t xml:space="preserve">© 2026 SeaVuria and ARES. Aligned with KICD objectives. Developed by SeaVuria; technical implementation by ARES (with AI assistance from Claude). Licensed under </w:t>
+      </w:r>
+      <w:hyperlink w:history="1" r:id="rIdj7tpgrxhvot-zk7lm5slk">
+        <w:r>
+          <w:rPr>
+            <w:rFonts w:ascii="Arial" w:cs="Arial" w:eastAsia="Arial" w:hAnsi="Arial"/>
+            <w:color w:val="1F6B75"/>
+            <w:sz w:val="14"/>
+            <w:szCs w:val="14"/>
+            <w:u w:val="single" w:color="1F6B75"/>
+          </w:rPr>
+          <w:t xml:space="preserve">CC BY-NC 4.0</w:t>
+        </w:r>
+      </w:hyperlink>
+      <w:r>
+        <w:rPr>
+          <w:rFonts w:ascii="Arial" w:cs="Arial" w:eastAsia="Arial" w:hAnsi="Arial"/>
+          <w:color w:val="666666"/>
+          <w:sz w:val="14"/>
+          <w:szCs w:val="14"/>
+        </w:rPr>
+        <w:t xml:space="preserve"> (</w:t>
+      </w:r>
+      <w:hyperlink w:history="1" r:id="rIdmvrsowjcwh3fomhakbcvp">
+        <w:r>
+          <w:rPr>
+            <w:rFonts w:ascii="Arial" w:cs="Arial" w:eastAsia="Arial" w:hAnsi="Arial"/>
+            <w:color w:val="1F6B75"/>
+            <w:sz w:val="14"/>
+            <w:szCs w:val="14"/>
+            <w:u w:val="single" w:color="1F6B75"/>
+          </w:rPr>
+          <w:t xml:space="preserve">https://creativecommons.org/licenses/by-nc/4.0/</w:t>
+        </w:r>
+      </w:hyperlink>
+      <w:r>
+        <w:rPr>
+          <w:rFonts w:ascii="Arial" w:cs="Arial" w:eastAsia="Arial" w:hAnsi="Arial"/>
+          <w:color w:val="666666"/>
+          <w:sz w:val="14"/>
+          <w:szCs w:val="14"/>
+        </w:rPr>
+        <w:t xml:space="preserve">).</w:t>
+      </w:r>
+    </w:p>
     <w:p>
       <w:r>
         <w:br w:type="page"/>
@@ -17993,7 +18459,7 @@
             <w:pPr>
               <w:spacing w:after="20" w:before="0"/>
             </w:pPr>
-            <w:hyperlink w:history="1" r:id="rId6-ga_8-nexgjia19thb_9">
+            <w:hyperlink w:history="1" r:id="rId0lxng9nspa42coarrp4x4">
               <w:r>
                 <w:rPr>
                   <w:rFonts w:ascii="Arial" w:cs="Arial" w:eastAsia="Arial" w:hAnsi="Arial"/>
@@ -18026,7 +18492,7 @@
               <w:spacing w:after="10" w:before="0"/>
               <w:ind w:left="120"/>
             </w:pPr>
-            <w:hyperlink w:history="1" r:id="rIdlqjkqpuja-q-lrogseuob">
+            <w:hyperlink w:history="1" r:id="rIdonnbfq9b2d1wtdfepsvvh">
               <w:r>
                 <w:rPr>
                   <w:rFonts w:ascii="Arial" w:cs="Arial" w:eastAsia="Arial" w:hAnsi="Arial"/>
@@ -18071,7 +18537,7 @@
             <w:pPr>
               <w:spacing w:after="20" w:before="0"/>
             </w:pPr>
-            <w:hyperlink w:history="1" r:id="rIdpilmgyplv3m8odtckqddx">
+            <w:hyperlink w:history="1" r:id="rIddsbujkcmlmcetuhhiufht">
               <w:r>
                 <w:rPr>
                   <w:rFonts w:ascii="Arial" w:cs="Arial" w:eastAsia="Arial" w:hAnsi="Arial"/>
@@ -18104,7 +18570,7 @@
               <w:spacing w:after="10" w:before="0"/>
               <w:ind w:left="120"/>
             </w:pPr>
-            <w:hyperlink w:history="1" r:id="rIdw4ngt92cuzh4boa_yaylj">
+            <w:hyperlink w:history="1" r:id="rIdojna2oh2koxqunqqkfyna">
               <w:r>
                 <w:rPr>
                   <w:rFonts w:ascii="Arial" w:cs="Arial" w:eastAsia="Arial" w:hAnsi="Arial"/>
@@ -18394,7 +18860,7 @@
             <w:pPr>
               <w:spacing w:after="20" w:before="0"/>
             </w:pPr>
-            <w:hyperlink w:history="1" r:id="rIdf_idbuerrcamykwibyts3">
+            <w:hyperlink w:history="1" r:id="rIdtfjlhtye7kqc-zqxmunvc">
               <w:r>
                 <w:rPr>
                   <w:rFonts w:ascii="Arial" w:cs="Arial" w:eastAsia="Arial" w:hAnsi="Arial"/>
@@ -18427,7 +18893,7 @@
               <w:spacing w:after="10" w:before="0"/>
               <w:ind w:left="120"/>
             </w:pPr>
-            <w:hyperlink w:history="1" r:id="rIdar2f6ygdiwj7zswkp8zis">
+            <w:hyperlink w:history="1" r:id="rIdv58jvr2asudosyck2yped">
               <w:r>
                 <w:rPr>
                   <w:rFonts w:ascii="Arial" w:cs="Arial" w:eastAsia="Arial" w:hAnsi="Arial"/>
@@ -18472,7 +18938,7 @@
             <w:pPr>
               <w:spacing w:after="20" w:before="0"/>
             </w:pPr>
-            <w:hyperlink w:history="1" r:id="rId7hqwgkn3zjuxeaix5ofrq">
+            <w:hyperlink w:history="1" r:id="rIdzkz-p8yxtexldvvhi7zdz">
               <w:r>
                 <w:rPr>
                   <w:rFonts w:ascii="Arial" w:cs="Arial" w:eastAsia="Arial" w:hAnsi="Arial"/>
@@ -18505,7 +18971,7 @@
               <w:spacing w:after="10" w:before="0"/>
               <w:ind w:left="120"/>
             </w:pPr>
-            <w:hyperlink w:history="1" r:id="rId2f7znmhhllsjg-cq8m9sv">
+            <w:hyperlink w:history="1" r:id="rIdpdcq7sdxzhsctdibon6s9">
               <w:r>
                 <w:rPr>
                   <w:rFonts w:ascii="Arial" w:cs="Arial" w:eastAsia="Arial" w:hAnsi="Arial"/>
@@ -19118,7 +19584,7 @@
             <w:pPr>
               <w:spacing w:after="20" w:before="0"/>
             </w:pPr>
-            <w:hyperlink w:history="1" r:id="rIdvoutoxmecl2b4tcoqsjmd">
+            <w:hyperlink w:history="1" r:id="rId7jsf_xqk-bx3fw9akt3uk">
               <w:r>
                 <w:rPr>
                   <w:rFonts w:ascii="Arial" w:cs="Arial" w:eastAsia="Arial" w:hAnsi="Arial"/>
@@ -19151,7 +19617,7 @@
               <w:spacing w:after="10" w:before="0"/>
               <w:ind w:left="120"/>
             </w:pPr>
-            <w:hyperlink w:history="1" r:id="rIdpyld1z925nmuyw8m0_ztm">
+            <w:hyperlink w:history="1" r:id="rIddn10eltmu4zwqm0wsrvdn">
               <w:r>
                 <w:rPr>
                   <w:rFonts w:ascii="Arial" w:cs="Arial" w:eastAsia="Arial" w:hAnsi="Arial"/>
@@ -19196,7 +19662,7 @@
             <w:pPr>
               <w:spacing w:after="20" w:before="0"/>
             </w:pPr>
-            <w:hyperlink w:history="1" r:id="rIdhm3xmj-4jxhhezwccrbtm">
+            <w:hyperlink w:history="1" r:id="rIdb_no1nzrlgzfjfihmvgxy">
               <w:r>
                 <w:rPr>
                   <w:rFonts w:ascii="Arial" w:cs="Arial" w:eastAsia="Arial" w:hAnsi="Arial"/>
@@ -19229,7 +19695,7 @@
               <w:spacing w:after="10" w:before="0"/>
               <w:ind w:left="120"/>
             </w:pPr>
-            <w:hyperlink w:history="1" r:id="rId6lwlnfrleink0zmqplo2d">
+            <w:hyperlink w:history="1" r:id="rIdztffeiahu9s0qghgbm9_x">
               <w:r>
                 <w:rPr>
                   <w:rFonts w:ascii="Arial" w:cs="Arial" w:eastAsia="Arial" w:hAnsi="Arial"/>
@@ -19785,7 +20251,7 @@
             <w:pPr>
               <w:spacing w:after="20" w:before="0"/>
             </w:pPr>
-            <w:hyperlink w:history="1" r:id="rIdocuiypvckbzqrr_fhioiy">
+            <w:hyperlink w:history="1" r:id="rIdw5mc0rord-fymdvtsfman">
               <w:r>
                 <w:rPr>
                   <w:rFonts w:ascii="Arial" w:cs="Arial" w:eastAsia="Arial" w:hAnsi="Arial"/>
@@ -19818,7 +20284,7 @@
               <w:spacing w:after="10" w:before="0"/>
               <w:ind w:left="120"/>
             </w:pPr>
-            <w:hyperlink w:history="1" r:id="rIdo6uhlxlfuqsgwnqhohzvw">
+            <w:hyperlink w:history="1" r:id="rIdl2spz-9lsvcs1u1jkdubx">
               <w:r>
                 <w:rPr>
                   <w:rFonts w:ascii="Arial" w:cs="Arial" w:eastAsia="Arial" w:hAnsi="Arial"/>
@@ -19863,7 +20329,7 @@
             <w:pPr>
               <w:spacing w:after="20" w:before="0"/>
             </w:pPr>
-            <w:hyperlink w:history="1" r:id="rIdachvcpq8dwfr7teuqv6qs">
+            <w:hyperlink w:history="1" r:id="rIdfvyhpbf4ec3kgtd899wzo">
               <w:r>
                 <w:rPr>
                   <w:rFonts w:ascii="Arial" w:cs="Arial" w:eastAsia="Arial" w:hAnsi="Arial"/>
@@ -19896,7 +20362,7 @@
               <w:spacing w:after="10" w:before="0"/>
               <w:ind w:left="120"/>
             </w:pPr>
-            <w:hyperlink w:history="1" r:id="rIdmfkqrh3ikbgpuj-4eorat">
+            <w:hyperlink w:history="1" r:id="rIdqh-plyu3ayw3negukpiwx">
               <w:r>
                 <w:rPr>
                   <w:rFonts w:ascii="Arial" w:cs="Arial" w:eastAsia="Arial" w:hAnsi="Arial"/>
@@ -20167,7 +20633,7 @@
             <w:pPr>
               <w:spacing w:after="20" w:before="0"/>
             </w:pPr>
-            <w:hyperlink w:history="1" r:id="rIdmsdfenmdttdpk0zhyebpm">
+            <w:hyperlink w:history="1" r:id="rIdgqh4mhiwf5f4trx5w-j8h">
               <w:r>
                 <w:rPr>
                   <w:rFonts w:ascii="Arial" w:cs="Arial" w:eastAsia="Arial" w:hAnsi="Arial"/>
@@ -20200,7 +20666,7 @@
               <w:spacing w:after="10" w:before="0"/>
               <w:ind w:left="120"/>
             </w:pPr>
-            <w:hyperlink w:history="1" r:id="rIdjqxbthj30oap4lb9l0bua">
+            <w:hyperlink w:history="1" r:id="rIdikexi0dp_w25_y6e-b5i0">
               <w:r>
                 <w:rPr>
                   <w:rFonts w:ascii="Arial" w:cs="Arial" w:eastAsia="Arial" w:hAnsi="Arial"/>
@@ -20245,7 +20711,7 @@
             <w:pPr>
               <w:spacing w:after="20" w:before="0"/>
             </w:pPr>
-            <w:hyperlink w:history="1" r:id="rIdjpacggeyc4zr992fanua4">
+            <w:hyperlink w:history="1" r:id="rIdqjhwa2c-ig4vbnfxqa2un">
               <w:r>
                 <w:rPr>
                   <w:rFonts w:ascii="Arial" w:cs="Arial" w:eastAsia="Arial" w:hAnsi="Arial"/>
@@ -20278,7 +20744,7 @@
               <w:spacing w:after="10" w:before="0"/>
               <w:ind w:left="120"/>
             </w:pPr>
-            <w:hyperlink w:history="1" r:id="rIdm9n_fxymlnkys4_1zp0ga">
+            <w:hyperlink w:history="1" r:id="rIdf0snr7nk3taohw-pwbhfe">
               <w:r>
                 <w:rPr>
                   <w:rFonts w:ascii="Arial" w:cs="Arial" w:eastAsia="Arial" w:hAnsi="Arial"/>
@@ -20869,6 +21335,65 @@
         </w:tc>
       </w:tr>
     </w:tbl>
+    <w:p>
+      <w:pPr>
+        <w:pBdr>
+          <w:top w:val="single" w:color="BBBBBB" w:sz="4" w:space="4"/>
+        </w:pBdr>
+        <w:spacing w:after="0" w:before="160"/>
+      </w:pPr>
+      <w:r>
+        <w:rPr>
+          <w:rFonts w:ascii="Arial" w:cs="Arial" w:eastAsia="Arial" w:hAnsi="Arial"/>
+          <w:color w:val="666666"/>
+          <w:sz w:val="14"/>
+          <w:szCs w:val="14"/>
+        </w:rPr>
+        <w:t xml:space="preserve">© 2026 SeaVuria and ARES. Aligned with KICD objectives. Developed by SeaVuria; technical implementation by ARES (with AI assistance from Claude). Licensed under </w:t>
+      </w:r>
+      <w:hyperlink w:history="1" r:id="rId6vblelwrfr6lhshplkrs3">
+        <w:r>
+          <w:rPr>
+            <w:rFonts w:ascii="Arial" w:cs="Arial" w:eastAsia="Arial" w:hAnsi="Arial"/>
+            <w:color w:val="1F6B75"/>
+            <w:sz w:val="14"/>
+            <w:szCs w:val="14"/>
+            <w:u w:val="single" w:color="1F6B75"/>
+          </w:rPr>
+          <w:t xml:space="preserve">CC BY-NC 4.0</w:t>
+        </w:r>
+      </w:hyperlink>
+      <w:r>
+        <w:rPr>
+          <w:rFonts w:ascii="Arial" w:cs="Arial" w:eastAsia="Arial" w:hAnsi="Arial"/>
+          <w:color w:val="666666"/>
+          <w:sz w:val="14"/>
+          <w:szCs w:val="14"/>
+        </w:rPr>
+        <w:t xml:space="preserve"> (</w:t>
+      </w:r>
+      <w:hyperlink w:history="1" r:id="rIdfd_paudavaim3xz5hsmvk">
+        <w:r>
+          <w:rPr>
+            <w:rFonts w:ascii="Arial" w:cs="Arial" w:eastAsia="Arial" w:hAnsi="Arial"/>
+            <w:color w:val="1F6B75"/>
+            <w:sz w:val="14"/>
+            <w:szCs w:val="14"/>
+            <w:u w:val="single" w:color="1F6B75"/>
+          </w:rPr>
+          <w:t xml:space="preserve">https://creativecommons.org/licenses/by-nc/4.0/</w:t>
+        </w:r>
+      </w:hyperlink>
+      <w:r>
+        <w:rPr>
+          <w:rFonts w:ascii="Arial" w:cs="Arial" w:eastAsia="Arial" w:hAnsi="Arial"/>
+          <w:color w:val="666666"/>
+          <w:sz w:val="14"/>
+          <w:szCs w:val="14"/>
+        </w:rPr>
+        <w:t xml:space="preserve">).</w:t>
+      </w:r>
+    </w:p>
     <w:p>
       <w:r>
         <w:br w:type="page"/>
@@ -21860,7 +22385,7 @@
             <w:pPr>
               <w:spacing w:after="20" w:before="0"/>
             </w:pPr>
-            <w:hyperlink w:history="1" r:id="rIdiztatuabkpqsf4fife_db">
+            <w:hyperlink w:history="1" r:id="rIdth9pl3fl_rxwefvuzvt7s">
               <w:r>
                 <w:rPr>
                   <w:rFonts w:ascii="Arial" w:cs="Arial" w:eastAsia="Arial" w:hAnsi="Arial"/>
@@ -21893,7 +22418,7 @@
               <w:spacing w:after="10" w:before="0"/>
               <w:ind w:left="120"/>
             </w:pPr>
-            <w:hyperlink w:history="1" r:id="rIdqnyxmnhxcnrd66vo9pwsz">
+            <w:hyperlink w:history="1" r:id="rIdiawzrjpao3fjjwwx_p4rm">
               <w:r>
                 <w:rPr>
                   <w:rFonts w:ascii="Arial" w:cs="Arial" w:eastAsia="Arial" w:hAnsi="Arial"/>
@@ -21938,7 +22463,7 @@
             <w:pPr>
               <w:spacing w:after="20" w:before="0"/>
             </w:pPr>
-            <w:hyperlink w:history="1" r:id="rIdm1uskzoc39knkyqrqpuj6">
+            <w:hyperlink w:history="1" r:id="rIdnwwku_1nzslyebnvsynwd">
               <w:r>
                 <w:rPr>
                   <w:rFonts w:ascii="Arial" w:cs="Arial" w:eastAsia="Arial" w:hAnsi="Arial"/>
@@ -21971,7 +22496,7 @@
               <w:spacing w:after="10" w:before="0"/>
               <w:ind w:left="120"/>
             </w:pPr>
-            <w:hyperlink w:history="1" r:id="rId4i1yi_sg62lgoychtoblf">
+            <w:hyperlink w:history="1" r:id="rId-qd2gd9lb7zfj554patlx">
               <w:r>
                 <w:rPr>
                   <w:rFonts w:ascii="Arial" w:cs="Arial" w:eastAsia="Arial" w:hAnsi="Arial"/>
@@ -22166,7 +22691,7 @@
             <w:pPr>
               <w:spacing w:after="20" w:before="0"/>
             </w:pPr>
-            <w:hyperlink w:history="1" r:id="rIdjdl-t9mjtr2trm9hgwwk1">
+            <w:hyperlink w:history="1" r:id="rIdbv5qcatqccviaqdsbxtji">
               <w:r>
                 <w:rPr>
                   <w:rFonts w:ascii="Arial" w:cs="Arial" w:eastAsia="Arial" w:hAnsi="Arial"/>
@@ -22199,7 +22724,7 @@
               <w:spacing w:after="10" w:before="0"/>
               <w:ind w:left="120"/>
             </w:pPr>
-            <w:hyperlink w:history="1" r:id="rIdnqswonpc5mxfhtvrbspjg">
+            <w:hyperlink w:history="1" r:id="rIdn9ipdeopsrnbyrskikgb6">
               <w:r>
                 <w:rPr>
                   <w:rFonts w:ascii="Arial" w:cs="Arial" w:eastAsia="Arial" w:hAnsi="Arial"/>
@@ -22244,7 +22769,7 @@
             <w:pPr>
               <w:spacing w:after="20" w:before="0"/>
             </w:pPr>
-            <w:hyperlink w:history="1" r:id="rIdafx1ykwqbglq5w_wi1m_l">
+            <w:hyperlink w:history="1" r:id="rId0gxhoucpc6k0vokyk1w0s">
               <w:r>
                 <w:rPr>
                   <w:rFonts w:ascii="Arial" w:cs="Arial" w:eastAsia="Arial" w:hAnsi="Arial"/>
@@ -22277,7 +22802,7 @@
               <w:spacing w:after="10" w:before="0"/>
               <w:ind w:left="120"/>
             </w:pPr>
-            <w:hyperlink w:history="1" r:id="rIdjtlhytaltjdtmjfuzlt3j">
+            <w:hyperlink w:history="1" r:id="rIdriv_lrpxevll1fuqy9rwp">
               <w:r>
                 <w:rPr>
                   <w:rFonts w:ascii="Arial" w:cs="Arial" w:eastAsia="Arial" w:hAnsi="Arial"/>
@@ -22472,7 +22997,7 @@
             <w:pPr>
               <w:spacing w:after="20" w:before="0"/>
             </w:pPr>
-            <w:hyperlink w:history="1" r:id="rIdte4wqmy9x3uqzafwlda6a">
+            <w:hyperlink w:history="1" r:id="rIdfn9uzwalbiwsdiwfftunm">
               <w:r>
                 <w:rPr>
                   <w:rFonts w:ascii="Arial" w:cs="Arial" w:eastAsia="Arial" w:hAnsi="Arial"/>
@@ -22505,7 +23030,7 @@
               <w:spacing w:after="10" w:before="0"/>
               <w:ind w:left="120"/>
             </w:pPr>
-            <w:hyperlink w:history="1" r:id="rIdc1k1sna-6kf_op__h4epu">
+            <w:hyperlink w:history="1" r:id="rId7qqwihlytivpg4kimxdrv">
               <w:r>
                 <w:rPr>
                   <w:rFonts w:ascii="Arial" w:cs="Arial" w:eastAsia="Arial" w:hAnsi="Arial"/>
@@ -22550,7 +23075,7 @@
             <w:pPr>
               <w:spacing w:after="20" w:before="0"/>
             </w:pPr>
-            <w:hyperlink w:history="1" r:id="rIdkfbd9ejtusczuzm-d5fhz">
+            <w:hyperlink w:history="1" r:id="rId9otedsjifky-fvqxd0mi9">
               <w:r>
                 <w:rPr>
                   <w:rFonts w:ascii="Arial" w:cs="Arial" w:eastAsia="Arial" w:hAnsi="Arial"/>
@@ -22583,7 +23108,7 @@
               <w:spacing w:after="10" w:before="0"/>
               <w:ind w:left="120"/>
             </w:pPr>
-            <w:hyperlink w:history="1" r:id="rIdctxa1cjee37wpbsyxt5gr">
+            <w:hyperlink w:history="1" r:id="rIdzcegq1y0qfz-i_fpwx0hn">
               <w:r>
                 <w:rPr>
                   <w:rFonts w:ascii="Arial" w:cs="Arial" w:eastAsia="Arial" w:hAnsi="Arial"/>
@@ -22778,7 +23303,7 @@
             <w:pPr>
               <w:spacing w:after="20" w:before="0"/>
             </w:pPr>
-            <w:hyperlink w:history="1" r:id="rId2ymmjdxhw1mxsh5m5_jq9">
+            <w:hyperlink w:history="1" r:id="rIdpk8swsy9vsjycfrdd4akd">
               <w:r>
                 <w:rPr>
                   <w:rFonts w:ascii="Arial" w:cs="Arial" w:eastAsia="Arial" w:hAnsi="Arial"/>
@@ -22811,7 +23336,7 @@
               <w:spacing w:after="10" w:before="0"/>
               <w:ind w:left="120"/>
             </w:pPr>
-            <w:hyperlink w:history="1" r:id="rIdseemelm7zifm-0e5aknyt">
+            <w:hyperlink w:history="1" r:id="rIdhullt8p-mwhlr-sfins46">
               <w:r>
                 <w:rPr>
                   <w:rFonts w:ascii="Arial" w:cs="Arial" w:eastAsia="Arial" w:hAnsi="Arial"/>
@@ -22856,7 +23381,7 @@
             <w:pPr>
               <w:spacing w:after="20" w:before="0"/>
             </w:pPr>
-            <w:hyperlink w:history="1" r:id="rIdrlh5tykqntbeobiv6fmyn">
+            <w:hyperlink w:history="1" r:id="rIdzl_rvpo54lrhkuhnth4wf">
               <w:r>
                 <w:rPr>
                   <w:rFonts w:ascii="Arial" w:cs="Arial" w:eastAsia="Arial" w:hAnsi="Arial"/>
@@ -22889,7 +23414,7 @@
               <w:spacing w:after="10" w:before="0"/>
               <w:ind w:left="120"/>
             </w:pPr>
-            <w:hyperlink w:history="1" r:id="rId7qvb8cp5hwmffhkqurbor">
+            <w:hyperlink w:history="1" r:id="rIdm3qolwhc7uw8f7sls3wx7">
               <w:r>
                 <w:rPr>
                   <w:rFonts w:ascii="Arial" w:cs="Arial" w:eastAsia="Arial" w:hAnsi="Arial"/>
@@ -23084,7 +23609,7 @@
             <w:pPr>
               <w:spacing w:after="20" w:before="0"/>
             </w:pPr>
-            <w:hyperlink w:history="1" r:id="rIdlbyd3nzbbyhnzncejgv5x">
+            <w:hyperlink w:history="1" r:id="rId_cgbqazt8zokcd_cdnpyt">
               <w:r>
                 <w:rPr>
                   <w:rFonts w:ascii="Arial" w:cs="Arial" w:eastAsia="Arial" w:hAnsi="Arial"/>
@@ -23117,7 +23642,7 @@
               <w:spacing w:after="10" w:before="0"/>
               <w:ind w:left="120"/>
             </w:pPr>
-            <w:hyperlink w:history="1" r:id="rIdlq65zoitrds3ndi9hoemr">
+            <w:hyperlink w:history="1" r:id="rId_utopemd8xxkxxbo-dy9j">
               <w:r>
                 <w:rPr>
                   <w:rFonts w:ascii="Arial" w:cs="Arial" w:eastAsia="Arial" w:hAnsi="Arial"/>
@@ -23162,7 +23687,7 @@
             <w:pPr>
               <w:spacing w:after="20" w:before="0"/>
             </w:pPr>
-            <w:hyperlink w:history="1" r:id="rId546qvuuf12ashhft9i_oq">
+            <w:hyperlink w:history="1" r:id="rId8enzr3whaygfgi5vd1nvu">
               <w:r>
                 <w:rPr>
                   <w:rFonts w:ascii="Arial" w:cs="Arial" w:eastAsia="Arial" w:hAnsi="Arial"/>
@@ -23195,7 +23720,7 @@
               <w:spacing w:after="10" w:before="0"/>
               <w:ind w:left="120"/>
             </w:pPr>
-            <w:hyperlink w:history="1" r:id="rIdmcedbklpjya7fzgduhg0w">
+            <w:hyperlink w:history="1" r:id="rIdnlz_dj2cwdr2mggzbqkyh">
               <w:r>
                 <w:rPr>
                   <w:rFonts w:ascii="Arial" w:cs="Arial" w:eastAsia="Arial" w:hAnsi="Arial"/>
@@ -23691,6 +24216,65 @@
         </w:tc>
       </w:tr>
     </w:tbl>
+    <w:p>
+      <w:pPr>
+        <w:pBdr>
+          <w:top w:val="single" w:color="BBBBBB" w:sz="4" w:space="4"/>
+        </w:pBdr>
+        <w:spacing w:after="0" w:before="160"/>
+      </w:pPr>
+      <w:r>
+        <w:rPr>
+          <w:rFonts w:ascii="Arial" w:cs="Arial" w:eastAsia="Arial" w:hAnsi="Arial"/>
+          <w:color w:val="666666"/>
+          <w:sz w:val="14"/>
+          <w:szCs w:val="14"/>
+        </w:rPr>
+        <w:t xml:space="preserve">© 2026 SeaVuria and ARES. Aligned with KICD objectives. Developed by SeaVuria; technical implementation by ARES (with AI assistance from Claude). Licensed under </w:t>
+      </w:r>
+      <w:hyperlink w:history="1" r:id="rIdi9ja9eb03r6dxcfztfgic">
+        <w:r>
+          <w:rPr>
+            <w:rFonts w:ascii="Arial" w:cs="Arial" w:eastAsia="Arial" w:hAnsi="Arial"/>
+            <w:color w:val="1F6B75"/>
+            <w:sz w:val="14"/>
+            <w:szCs w:val="14"/>
+            <w:u w:val="single" w:color="1F6B75"/>
+          </w:rPr>
+          <w:t xml:space="preserve">CC BY-NC 4.0</w:t>
+        </w:r>
+      </w:hyperlink>
+      <w:r>
+        <w:rPr>
+          <w:rFonts w:ascii="Arial" w:cs="Arial" w:eastAsia="Arial" w:hAnsi="Arial"/>
+          <w:color w:val="666666"/>
+          <w:sz w:val="14"/>
+          <w:szCs w:val="14"/>
+        </w:rPr>
+        <w:t xml:space="preserve"> (</w:t>
+      </w:r>
+      <w:hyperlink w:history="1" r:id="rIdgukofvb_yao2nay5mhqnr">
+        <w:r>
+          <w:rPr>
+            <w:rFonts w:ascii="Arial" w:cs="Arial" w:eastAsia="Arial" w:hAnsi="Arial"/>
+            <w:color w:val="1F6B75"/>
+            <w:sz w:val="14"/>
+            <w:szCs w:val="14"/>
+            <w:u w:val="single" w:color="1F6B75"/>
+          </w:rPr>
+          <w:t xml:space="preserve">https://creativecommons.org/licenses/by-nc/4.0/</w:t>
+        </w:r>
+      </w:hyperlink>
+      <w:r>
+        <w:rPr>
+          <w:rFonts w:ascii="Arial" w:cs="Arial" w:eastAsia="Arial" w:hAnsi="Arial"/>
+          <w:color w:val="666666"/>
+          <w:sz w:val="14"/>
+          <w:szCs w:val="14"/>
+        </w:rPr>
+        <w:t xml:space="preserve">).</w:t>
+      </w:r>
+    </w:p>
     <w:p>
       <w:r>
         <w:br w:type="page"/>
@@ -24682,7 +25266,7 @@
             <w:pPr>
               <w:spacing w:after="20" w:before="0"/>
             </w:pPr>
-            <w:hyperlink w:history="1" r:id="rId-7afigi-zcyawl2tarcl_">
+            <w:hyperlink w:history="1" r:id="rIdi13ojz3h7crjcusew45kc">
               <w:r>
                 <w:rPr>
                   <w:rFonts w:ascii="Arial" w:cs="Arial" w:eastAsia="Arial" w:hAnsi="Arial"/>
@@ -24715,7 +25299,7 @@
               <w:spacing w:after="10" w:before="0"/>
               <w:ind w:left="120"/>
             </w:pPr>
-            <w:hyperlink w:history="1" r:id="rIdeayhl_l31l9qr023akev1">
+            <w:hyperlink w:history="1" r:id="rIdkunlzamveu2xu3dwkcsi0">
               <w:r>
                 <w:rPr>
                   <w:rFonts w:ascii="Arial" w:cs="Arial" w:eastAsia="Arial" w:hAnsi="Arial"/>
@@ -24760,7 +25344,7 @@
             <w:pPr>
               <w:spacing w:after="20" w:before="0"/>
             </w:pPr>
-            <w:hyperlink w:history="1" r:id="rId9zjma-0rrveenyayvo9mb">
+            <w:hyperlink w:history="1" r:id="rIdhcgmn2naiyhs5o8timlqu">
               <w:r>
                 <w:rPr>
                   <w:rFonts w:ascii="Arial" w:cs="Arial" w:eastAsia="Arial" w:hAnsi="Arial"/>
@@ -24793,7 +25377,7 @@
               <w:spacing w:after="10" w:before="0"/>
               <w:ind w:left="120"/>
             </w:pPr>
-            <w:hyperlink w:history="1" r:id="rIdgvs-g54k2nyhb_aeg5hd1">
+            <w:hyperlink w:history="1" r:id="rIddcof2qd8htx05j_lb5sgy">
               <w:r>
                 <w:rPr>
                   <w:rFonts w:ascii="Arial" w:cs="Arial" w:eastAsia="Arial" w:hAnsi="Arial"/>
@@ -24988,7 +25572,7 @@
             <w:pPr>
               <w:spacing w:after="20" w:before="0"/>
             </w:pPr>
-            <w:hyperlink w:history="1" r:id="rIdr_kj93-llotz5-c9p30b3">
+            <w:hyperlink w:history="1" r:id="rIdose-w3aiki_7d6dgbiez2">
               <w:r>
                 <w:rPr>
                   <w:rFonts w:ascii="Arial" w:cs="Arial" w:eastAsia="Arial" w:hAnsi="Arial"/>
@@ -25021,7 +25605,7 @@
               <w:spacing w:after="10" w:before="0"/>
               <w:ind w:left="120"/>
             </w:pPr>
-            <w:hyperlink w:history="1" r:id="rIdyt-0soqylbmks46ccpzi0">
+            <w:hyperlink w:history="1" r:id="rIdjznpktqnohfgrumpjkhwy">
               <w:r>
                 <w:rPr>
                   <w:rFonts w:ascii="Arial" w:cs="Arial" w:eastAsia="Arial" w:hAnsi="Arial"/>
@@ -25066,7 +25650,7 @@
             <w:pPr>
               <w:spacing w:after="20" w:before="0"/>
             </w:pPr>
-            <w:hyperlink w:history="1" r:id="rIdya8fsx0upugwhu8i-i0s_">
+            <w:hyperlink w:history="1" r:id="rIdopcsam4xjthlvytub_lwj">
               <w:r>
                 <w:rPr>
                   <w:rFonts w:ascii="Arial" w:cs="Arial" w:eastAsia="Arial" w:hAnsi="Arial"/>
@@ -25099,7 +25683,7 @@
               <w:spacing w:after="10" w:before="0"/>
               <w:ind w:left="120"/>
             </w:pPr>
-            <w:hyperlink w:history="1" r:id="rIdzlc_vv_a3mxiu1nfhgljy">
+            <w:hyperlink w:history="1" r:id="rIdqa59eezab-js3smpsne1x">
               <w:r>
                 <w:rPr>
                   <w:rFonts w:ascii="Arial" w:cs="Arial" w:eastAsia="Arial" w:hAnsi="Arial"/>
@@ -25294,7 +25878,7 @@
             <w:pPr>
               <w:spacing w:after="20" w:before="0"/>
             </w:pPr>
-            <w:hyperlink w:history="1" r:id="rIdnn08kdukviarwcoydidlm">
+            <w:hyperlink w:history="1" r:id="rIdqzhwb8r3gzneksti4hge1">
               <w:r>
                 <w:rPr>
                   <w:rFonts w:ascii="Arial" w:cs="Arial" w:eastAsia="Arial" w:hAnsi="Arial"/>
@@ -25327,7 +25911,7 @@
               <w:spacing w:after="10" w:before="0"/>
               <w:ind w:left="120"/>
             </w:pPr>
-            <w:hyperlink w:history="1" r:id="rIdujewxtm87lz2guc90itta">
+            <w:hyperlink w:history="1" r:id="rId8lledstm77ehjsgjq_af3">
               <w:r>
                 <w:rPr>
                   <w:rFonts w:ascii="Arial" w:cs="Arial" w:eastAsia="Arial" w:hAnsi="Arial"/>
@@ -25372,7 +25956,7 @@
             <w:pPr>
               <w:spacing w:after="20" w:before="0"/>
             </w:pPr>
-            <w:hyperlink w:history="1" r:id="rIdsemlea2kr7suyadtd8oh7">
+            <w:hyperlink w:history="1" r:id="rId7urppqrbuaq8lbzgz9omn">
               <w:r>
                 <w:rPr>
                   <w:rFonts w:ascii="Arial" w:cs="Arial" w:eastAsia="Arial" w:hAnsi="Arial"/>
@@ -25405,7 +25989,7 @@
               <w:spacing w:after="10" w:before="0"/>
               <w:ind w:left="120"/>
             </w:pPr>
-            <w:hyperlink w:history="1" r:id="rIdqmqrdo3fglunfm9riawlg">
+            <w:hyperlink w:history="1" r:id="rIdethhzgvezvtsctoy_v35v">
               <w:r>
                 <w:rPr>
                   <w:rFonts w:ascii="Arial" w:cs="Arial" w:eastAsia="Arial" w:hAnsi="Arial"/>
@@ -25600,7 +26184,7 @@
             <w:pPr>
               <w:spacing w:after="20" w:before="0"/>
             </w:pPr>
-            <w:hyperlink w:history="1" r:id="rIdalfclxsi3c4ayjn27r7-h">
+            <w:hyperlink w:history="1" r:id="rIddzztvpgjoeqxnidhgcsfn">
               <w:r>
                 <w:rPr>
                   <w:rFonts w:ascii="Arial" w:cs="Arial" w:eastAsia="Arial" w:hAnsi="Arial"/>
@@ -25633,7 +26217,7 @@
               <w:spacing w:after="10" w:before="0"/>
               <w:ind w:left="120"/>
             </w:pPr>
-            <w:hyperlink w:history="1" r:id="rId5ngmuxs6oymtx_zg0avuj">
+            <w:hyperlink w:history="1" r:id="rIdj67qvcpui39ey1qpv2mol">
               <w:r>
                 <w:rPr>
                   <w:rFonts w:ascii="Arial" w:cs="Arial" w:eastAsia="Arial" w:hAnsi="Arial"/>
@@ -25678,7 +26262,7 @@
             <w:pPr>
               <w:spacing w:after="20" w:before="0"/>
             </w:pPr>
-            <w:hyperlink w:history="1" r:id="rId9wcilznscha-lbgigv0cz">
+            <w:hyperlink w:history="1" r:id="rIdblyctdugqukzt-te5ghqh">
               <w:r>
                 <w:rPr>
                   <w:rFonts w:ascii="Arial" w:cs="Arial" w:eastAsia="Arial" w:hAnsi="Arial"/>
@@ -25711,7 +26295,7 @@
               <w:spacing w:after="10" w:before="0"/>
               <w:ind w:left="120"/>
             </w:pPr>
-            <w:hyperlink w:history="1" r:id="rId3613l634vmagzb_blgepj">
+            <w:hyperlink w:history="1" r:id="rIdyrjgwsx5ivb1p__tdbtbx">
               <w:r>
                 <w:rPr>
                   <w:rFonts w:ascii="Arial" w:cs="Arial" w:eastAsia="Arial" w:hAnsi="Arial"/>
@@ -25906,7 +26490,7 @@
             <w:pPr>
               <w:spacing w:after="20" w:before="0"/>
             </w:pPr>
-            <w:hyperlink w:history="1" r:id="rIdcwn5f1lochqxysacokstv">
+            <w:hyperlink w:history="1" r:id="rId5sutfh9op_b3k_umlpowq">
               <w:r>
                 <w:rPr>
                   <w:rFonts w:ascii="Arial" w:cs="Arial" w:eastAsia="Arial" w:hAnsi="Arial"/>
@@ -25939,7 +26523,7 @@
               <w:spacing w:after="10" w:before="0"/>
               <w:ind w:left="120"/>
             </w:pPr>
-            <w:hyperlink w:history="1" r:id="rIdpkkty_ic0t_qyffgy0m5e">
+            <w:hyperlink w:history="1" r:id="rIdfrcrwzo-bys1pmmawvtdj">
               <w:r>
                 <w:rPr>
                   <w:rFonts w:ascii="Arial" w:cs="Arial" w:eastAsia="Arial" w:hAnsi="Arial"/>
@@ -25984,7 +26568,7 @@
             <w:pPr>
               <w:spacing w:after="20" w:before="0"/>
             </w:pPr>
-            <w:hyperlink w:history="1" r:id="rIdub3xemm8vwzffc3myvdmy">
+            <w:hyperlink w:history="1" r:id="rIdxuwjtfwyjq6xveelqcfei">
               <w:r>
                 <w:rPr>
                   <w:rFonts w:ascii="Arial" w:cs="Arial" w:eastAsia="Arial" w:hAnsi="Arial"/>
@@ -26017,7 +26601,7 @@
               <w:spacing w:after="10" w:before="0"/>
               <w:ind w:left="120"/>
             </w:pPr>
-            <w:hyperlink w:history="1" r:id="rIdmrs693yzxgiqfwbedrcsc">
+            <w:hyperlink w:history="1" r:id="rId8ootw0pqys9nxb1yokq4r">
               <w:r>
                 <w:rPr>
                   <w:rFonts w:ascii="Arial" w:cs="Arial" w:eastAsia="Arial" w:hAnsi="Arial"/>
@@ -26513,6 +27097,65 @@
         </w:tc>
       </w:tr>
     </w:tbl>
+    <w:p>
+      <w:pPr>
+        <w:pBdr>
+          <w:top w:val="single" w:color="BBBBBB" w:sz="4" w:space="4"/>
+        </w:pBdr>
+        <w:spacing w:after="0" w:before="160"/>
+      </w:pPr>
+      <w:r>
+        <w:rPr>
+          <w:rFonts w:ascii="Arial" w:cs="Arial" w:eastAsia="Arial" w:hAnsi="Arial"/>
+          <w:color w:val="666666"/>
+          <w:sz w:val="14"/>
+          <w:szCs w:val="14"/>
+        </w:rPr>
+        <w:t xml:space="preserve">© 2026 SeaVuria and ARES. Aligned with KICD objectives. Developed by SeaVuria; technical implementation by ARES (with AI assistance from Claude). Licensed under </w:t>
+      </w:r>
+      <w:hyperlink w:history="1" r:id="rIdw3jui0jvsjat5wh29v9bi">
+        <w:r>
+          <w:rPr>
+            <w:rFonts w:ascii="Arial" w:cs="Arial" w:eastAsia="Arial" w:hAnsi="Arial"/>
+            <w:color w:val="1F6B75"/>
+            <w:sz w:val="14"/>
+            <w:szCs w:val="14"/>
+            <w:u w:val="single" w:color="1F6B75"/>
+          </w:rPr>
+          <w:t xml:space="preserve">CC BY-NC 4.0</w:t>
+        </w:r>
+      </w:hyperlink>
+      <w:r>
+        <w:rPr>
+          <w:rFonts w:ascii="Arial" w:cs="Arial" w:eastAsia="Arial" w:hAnsi="Arial"/>
+          <w:color w:val="666666"/>
+          <w:sz w:val="14"/>
+          <w:szCs w:val="14"/>
+        </w:rPr>
+        <w:t xml:space="preserve"> (</w:t>
+      </w:r>
+      <w:hyperlink w:history="1" r:id="rIdgoczxotmtxohcjacu2war">
+        <w:r>
+          <w:rPr>
+            <w:rFonts w:ascii="Arial" w:cs="Arial" w:eastAsia="Arial" w:hAnsi="Arial"/>
+            <w:color w:val="1F6B75"/>
+            <w:sz w:val="14"/>
+            <w:szCs w:val="14"/>
+            <w:u w:val="single" w:color="1F6B75"/>
+          </w:rPr>
+          <w:t xml:space="preserve">https://creativecommons.org/licenses/by-nc/4.0/</w:t>
+        </w:r>
+      </w:hyperlink>
+      <w:r>
+        <w:rPr>
+          <w:rFonts w:ascii="Arial" w:cs="Arial" w:eastAsia="Arial" w:hAnsi="Arial"/>
+          <w:color w:val="666666"/>
+          <w:sz w:val="14"/>
+          <w:szCs w:val="14"/>
+        </w:rPr>
+        <w:t xml:space="preserve">).</w:t>
+      </w:r>
+    </w:p>
     <w:p>
       <w:r>
         <w:br w:type="page"/>

--- a/data/outputs/v2/Core_Mathematics/SS1.3_Quadratic_Expressions_and_Equations/Core_Mathematics_Quadratic_Expressions_and_Equations_CBE_LessonSequence.docx
+++ b/data/outputs/v2/Core_Mathematics/SS1.3_Quadratic_Expressions_and_Equations/Core_Mathematics_Quadratic_Expressions_and_Equations_CBE_LessonSequence.docx
@@ -38,6 +38,2508 @@
           <w:szCs w:val="22"/>
         </w:rPr>
         <w:t xml:space="preserve">CBE Phenomenon-Driven Lesson Sequence — Sub-Strand 1.3 (8 Lessons)</w:t>
+      </w:r>
+    </w:p>
+    <w:p>
+      <w:pPr>
+        <w:spacing w:after="120"/>
+      </w:pPr>
+      <w:r>
+        <w:t xml:space="preserve"/>
+      </w:r>
+    </w:p>
+    <w:tbl>
+      <w:tblPr>
+        <w:tblW w:type="dxa" w:w="13680"/>
+        <w:tblBorders>
+          <w:top w:val="single" w:color="AAAAAA" w:sz="4"/>
+          <w:left w:val="single" w:color="AAAAAA" w:sz="4"/>
+          <w:bottom w:val="single" w:color="AAAAAA" w:sz="4"/>
+          <w:right w:val="single" w:color="AAAAAA" w:sz="4"/>
+          <w:insideH w:val="single" w:color="auto" w:sz="4"/>
+          <w:insideV w:val="single" w:color="auto" w:sz="4"/>
+        </w:tblBorders>
+        <w:tblLayout w:type="fixed"/>
+      </w:tblPr>
+      <w:tblGrid>
+        <w:gridCol w:w="3000"/>
+        <w:gridCol w:w="10680"/>
+      </w:tblGrid>
+      <w:tr>
+        <w:tc>
+          <w:tcPr>
+            <w:tcW w:type="dxa" w:w="13680"/>
+            <w:gridSpan w:val="2"/>
+            <w:shd w:fill="1F3864" w:color="auto" w:val="clear"/>
+            <w:tcMar>
+              <w:top w:type="dxa" w:w="60"/>
+              <w:left w:type="dxa" w:w="120"/>
+              <w:bottom w:type="dxa" w:w="60"/>
+              <w:right w:type="dxa" w:w="120"/>
+            </w:tcMar>
+            <w:vAlign w:val="top"/>
+          </w:tcPr>
+          <w:p>
+            <w:pPr>
+              <w:spacing w:after="40" w:before="0"/>
+              <w:jc w:val="center"/>
+            </w:pPr>
+            <w:r>
+              <w:rPr>
+                <w:rFonts w:ascii="Arial" w:cs="Arial" w:eastAsia="Arial" w:hAnsi="Arial"/>
+                <w:b/>
+                <w:bCs/>
+                <w:i w:val="false"/>
+                <w:iCs w:val="false"/>
+                <w:color w:val="FFFFFF"/>
+                <w:sz w:val="22"/>
+                <w:szCs w:val="22"/>
+              </w:rPr>
+              <w:t xml:space="preserve">SUB-STRAND OVERVIEW</w:t>
+            </w:r>
+          </w:p>
+        </w:tc>
+      </w:tr>
+      <w:tr>
+        <w:tc>
+          <w:tcPr>
+            <w:tcW w:type="dxa" w:w="3000"/>
+            <w:shd w:fill="D5E8F0" w:color="auto" w:val="clear"/>
+            <w:tcMar>
+              <w:top w:type="dxa" w:w="60"/>
+              <w:left w:type="dxa" w:w="120"/>
+              <w:bottom w:type="dxa" w:w="60"/>
+              <w:right w:type="dxa" w:w="120"/>
+            </w:tcMar>
+            <w:vAlign w:val="top"/>
+          </w:tcPr>
+          <w:p>
+            <w:pPr>
+              <w:spacing w:after="40" w:before="0"/>
+              <w:jc w:val="left"/>
+            </w:pPr>
+            <w:r>
+              <w:rPr>
+                <w:rFonts w:ascii="Arial" w:cs="Arial" w:eastAsia="Arial" w:hAnsi="Arial"/>
+                <w:b/>
+                <w:bCs/>
+                <w:i w:val="false"/>
+                <w:iCs w:val="false"/>
+                <w:color w:val="000000"/>
+                <w:sz w:val="18"/>
+                <w:szCs w:val="18"/>
+              </w:rPr>
+              <w:t xml:space="preserve">Grade Level</w:t>
+            </w:r>
+          </w:p>
+        </w:tc>
+        <w:tc>
+          <w:tcPr>
+            <w:tcW w:type="dxa" w:w="10680"/>
+            <w:shd w:fill="FFFFFF" w:color="auto" w:val="clear"/>
+            <w:tcMar>
+              <w:top w:type="dxa" w:w="60"/>
+              <w:left w:type="dxa" w:w="120"/>
+              <w:bottom w:type="dxa" w:w="60"/>
+              <w:right w:type="dxa" w:w="120"/>
+            </w:tcMar>
+            <w:vAlign w:val="top"/>
+          </w:tcPr>
+          <w:p>
+            <w:pPr>
+              <w:spacing w:after="40" w:before="0"/>
+              <w:jc w:val="left"/>
+            </w:pPr>
+            <w:r>
+              <w:rPr>
+                <w:rFonts w:ascii="Arial" w:cs="Arial" w:eastAsia="Arial" w:hAnsi="Arial"/>
+                <w:b w:val="false"/>
+                <w:bCs w:val="false"/>
+                <w:i w:val="false"/>
+                <w:iCs w:val="false"/>
+                <w:color w:val="000000"/>
+                <w:sz w:val="18"/>
+                <w:szCs w:val="18"/>
+              </w:rPr>
+              <w:t xml:space="preserve">10</w:t>
+            </w:r>
+          </w:p>
+        </w:tc>
+      </w:tr>
+      <w:tr>
+        <w:tc>
+          <w:tcPr>
+            <w:tcW w:type="dxa" w:w="3000"/>
+            <w:shd w:fill="D5E8F0" w:color="auto" w:val="clear"/>
+            <w:tcMar>
+              <w:top w:type="dxa" w:w="60"/>
+              <w:left w:type="dxa" w:w="120"/>
+              <w:bottom w:type="dxa" w:w="60"/>
+              <w:right w:type="dxa" w:w="120"/>
+            </w:tcMar>
+            <w:vAlign w:val="top"/>
+          </w:tcPr>
+          <w:p>
+            <w:pPr>
+              <w:spacing w:after="40" w:before="0"/>
+              <w:jc w:val="left"/>
+            </w:pPr>
+            <w:r>
+              <w:rPr>
+                <w:rFonts w:ascii="Arial" w:cs="Arial" w:eastAsia="Arial" w:hAnsi="Arial"/>
+                <w:b/>
+                <w:bCs/>
+                <w:i w:val="false"/>
+                <w:iCs w:val="false"/>
+                <w:color w:val="000000"/>
+                <w:sz w:val="18"/>
+                <w:szCs w:val="18"/>
+              </w:rPr>
+              <w:t xml:space="preserve">Subject</w:t>
+            </w:r>
+          </w:p>
+        </w:tc>
+        <w:tc>
+          <w:tcPr>
+            <w:tcW w:type="dxa" w:w="10680"/>
+            <w:shd w:fill="FFFFFF" w:color="auto" w:val="clear"/>
+            <w:tcMar>
+              <w:top w:type="dxa" w:w="60"/>
+              <w:left w:type="dxa" w:w="120"/>
+              <w:bottom w:type="dxa" w:w="60"/>
+              <w:right w:type="dxa" w:w="120"/>
+            </w:tcMar>
+            <w:vAlign w:val="top"/>
+          </w:tcPr>
+          <w:p>
+            <w:pPr>
+              <w:spacing w:after="40" w:before="0"/>
+              <w:jc w:val="left"/>
+            </w:pPr>
+            <w:r>
+              <w:rPr>
+                <w:rFonts w:ascii="Arial" w:cs="Arial" w:eastAsia="Arial" w:hAnsi="Arial"/>
+                <w:b w:val="false"/>
+                <w:bCs w:val="false"/>
+                <w:i w:val="false"/>
+                <w:iCs w:val="false"/>
+                <w:color w:val="000000"/>
+                <w:sz w:val="18"/>
+                <w:szCs w:val="18"/>
+              </w:rPr>
+              <w:t xml:space="preserve">Core Mathematics</w:t>
+            </w:r>
+          </w:p>
+        </w:tc>
+      </w:tr>
+      <w:tr>
+        <w:tc>
+          <w:tcPr>
+            <w:tcW w:type="dxa" w:w="3000"/>
+            <w:shd w:fill="D5E8F0" w:color="auto" w:val="clear"/>
+            <w:tcMar>
+              <w:top w:type="dxa" w:w="60"/>
+              <w:left w:type="dxa" w:w="120"/>
+              <w:bottom w:type="dxa" w:w="60"/>
+              <w:right w:type="dxa" w:w="120"/>
+            </w:tcMar>
+            <w:vAlign w:val="top"/>
+          </w:tcPr>
+          <w:p>
+            <w:pPr>
+              <w:spacing w:after="40" w:before="0"/>
+              <w:jc w:val="left"/>
+            </w:pPr>
+            <w:r>
+              <w:rPr>
+                <w:rFonts w:ascii="Arial" w:cs="Arial" w:eastAsia="Arial" w:hAnsi="Arial"/>
+                <w:b/>
+                <w:bCs/>
+                <w:i w:val="false"/>
+                <w:iCs w:val="false"/>
+                <w:color w:val="000000"/>
+                <w:sz w:val="18"/>
+                <w:szCs w:val="18"/>
+              </w:rPr>
+              <w:t xml:space="preserve">Strand</w:t>
+            </w:r>
+          </w:p>
+        </w:tc>
+        <w:tc>
+          <w:tcPr>
+            <w:tcW w:type="dxa" w:w="10680"/>
+            <w:shd w:fill="FFFFFF" w:color="auto" w:val="clear"/>
+            <w:tcMar>
+              <w:top w:type="dxa" w:w="60"/>
+              <w:left w:type="dxa" w:w="120"/>
+              <w:bottom w:type="dxa" w:w="60"/>
+              <w:right w:type="dxa" w:w="120"/>
+            </w:tcMar>
+            <w:vAlign w:val="top"/>
+          </w:tcPr>
+          <w:p>
+            <w:pPr>
+              <w:spacing w:after="40" w:before="0"/>
+              <w:jc w:val="left"/>
+            </w:pPr>
+            <w:r>
+              <w:rPr>
+                <w:rFonts w:ascii="Arial" w:cs="Arial" w:eastAsia="Arial" w:hAnsi="Arial"/>
+                <w:b w:val="false"/>
+                <w:bCs w:val="false"/>
+                <w:i w:val="false"/>
+                <w:iCs w:val="false"/>
+                <w:color w:val="000000"/>
+                <w:sz w:val="18"/>
+                <w:szCs w:val="18"/>
+              </w:rPr>
+              <w:t xml:space="preserve">Strand 1.0: Numbers and Algebra</w:t>
+            </w:r>
+          </w:p>
+        </w:tc>
+      </w:tr>
+      <w:tr>
+        <w:tc>
+          <w:tcPr>
+            <w:tcW w:type="dxa" w:w="3000"/>
+            <w:shd w:fill="D5E8F0" w:color="auto" w:val="clear"/>
+            <w:tcMar>
+              <w:top w:type="dxa" w:w="60"/>
+              <w:left w:type="dxa" w:w="120"/>
+              <w:bottom w:type="dxa" w:w="60"/>
+              <w:right w:type="dxa" w:w="120"/>
+            </w:tcMar>
+            <w:vAlign w:val="top"/>
+          </w:tcPr>
+          <w:p>
+            <w:pPr>
+              <w:spacing w:after="40" w:before="0"/>
+              <w:jc w:val="left"/>
+            </w:pPr>
+            <w:r>
+              <w:rPr>
+                <w:rFonts w:ascii="Arial" w:cs="Arial" w:eastAsia="Arial" w:hAnsi="Arial"/>
+                <w:b/>
+                <w:bCs/>
+                <w:i w:val="false"/>
+                <w:iCs w:val="false"/>
+                <w:color w:val="000000"/>
+                <w:sz w:val="18"/>
+                <w:szCs w:val="18"/>
+              </w:rPr>
+              <w:t xml:space="preserve">Sub-Strand</w:t>
+            </w:r>
+          </w:p>
+        </w:tc>
+        <w:tc>
+          <w:tcPr>
+            <w:tcW w:type="dxa" w:w="10680"/>
+            <w:shd w:fill="FFFFFF" w:color="auto" w:val="clear"/>
+            <w:tcMar>
+              <w:top w:type="dxa" w:w="60"/>
+              <w:left w:type="dxa" w:w="120"/>
+              <w:bottom w:type="dxa" w:w="60"/>
+              <w:right w:type="dxa" w:w="120"/>
+            </w:tcMar>
+            <w:vAlign w:val="top"/>
+          </w:tcPr>
+          <w:p>
+            <w:pPr>
+              <w:spacing w:after="40" w:before="0"/>
+              <w:jc w:val="left"/>
+            </w:pPr>
+            <w:r>
+              <w:rPr>
+                <w:rFonts w:ascii="Arial" w:cs="Arial" w:eastAsia="Arial" w:hAnsi="Arial"/>
+                <w:b w:val="false"/>
+                <w:bCs w:val="false"/>
+                <w:i w:val="false"/>
+                <w:iCs w:val="false"/>
+                <w:color w:val="000000"/>
+                <w:sz w:val="18"/>
+                <w:szCs w:val="18"/>
+              </w:rPr>
+              <w:t xml:space="preserve">Sub-Strand 1.3: Quadratic Expressions and Equations</w:t>
+            </w:r>
+          </w:p>
+        </w:tc>
+      </w:tr>
+      <w:tr>
+        <w:tc>
+          <w:tcPr>
+            <w:tcW w:type="dxa" w:w="3000"/>
+            <w:shd w:fill="D5E8F0" w:color="auto" w:val="clear"/>
+            <w:tcMar>
+              <w:top w:type="dxa" w:w="60"/>
+              <w:left w:type="dxa" w:w="120"/>
+              <w:bottom w:type="dxa" w:w="60"/>
+              <w:right w:type="dxa" w:w="120"/>
+            </w:tcMar>
+            <w:vAlign w:val="top"/>
+          </w:tcPr>
+          <w:p>
+            <w:pPr>
+              <w:spacing w:after="40" w:before="0"/>
+              <w:jc w:val="left"/>
+            </w:pPr>
+            <w:r>
+              <w:rPr>
+                <w:rFonts w:ascii="Arial" w:cs="Arial" w:eastAsia="Arial" w:hAnsi="Arial"/>
+                <w:b/>
+                <w:bCs/>
+                <w:i w:val="false"/>
+                <w:iCs w:val="false"/>
+                <w:color w:val="000000"/>
+                <w:sz w:val="18"/>
+                <w:szCs w:val="18"/>
+              </w:rPr>
+              <w:t xml:space="preserve">Total Duration</w:t>
+            </w:r>
+          </w:p>
+        </w:tc>
+        <w:tc>
+          <w:tcPr>
+            <w:tcW w:type="dxa" w:w="10680"/>
+            <w:shd w:fill="FFFFFF" w:color="auto" w:val="clear"/>
+            <w:tcMar>
+              <w:top w:type="dxa" w:w="60"/>
+              <w:left w:type="dxa" w:w="120"/>
+              <w:bottom w:type="dxa" w:w="60"/>
+              <w:right w:type="dxa" w:w="120"/>
+            </w:tcMar>
+            <w:vAlign w:val="top"/>
+          </w:tcPr>
+          <w:p>
+            <w:pPr>
+              <w:spacing w:after="40" w:before="0"/>
+              <w:jc w:val="left"/>
+            </w:pPr>
+            <w:r>
+              <w:rPr>
+                <w:rFonts w:ascii="Arial" w:cs="Arial" w:eastAsia="Arial" w:hAnsi="Arial"/>
+                <w:b w:val="false"/>
+                <w:bCs w:val="false"/>
+                <w:i w:val="false"/>
+                <w:iCs w:val="false"/>
+                <w:color w:val="000000"/>
+                <w:sz w:val="18"/>
+                <w:szCs w:val="18"/>
+              </w:rPr>
+              <w:t xml:space="preserve">8 lessons × 40 minutes = 320 minutes total</w:t>
+            </w:r>
+          </w:p>
+        </w:tc>
+      </w:tr>
+      <w:tr>
+        <w:tc>
+          <w:tcPr>
+            <w:tcW w:type="dxa" w:w="3000"/>
+            <w:shd w:fill="D5E8F0" w:color="auto" w:val="clear"/>
+            <w:tcMar>
+              <w:top w:type="dxa" w:w="60"/>
+              <w:left w:type="dxa" w:w="120"/>
+              <w:bottom w:type="dxa" w:w="60"/>
+              <w:right w:type="dxa" w:w="120"/>
+            </w:tcMar>
+            <w:vAlign w:val="top"/>
+          </w:tcPr>
+          <w:p>
+            <w:pPr>
+              <w:spacing w:after="40" w:before="0"/>
+              <w:jc w:val="left"/>
+            </w:pPr>
+            <w:r>
+              <w:rPr>
+                <w:rFonts w:ascii="Arial" w:cs="Arial" w:eastAsia="Arial" w:hAnsi="Arial"/>
+                <w:b/>
+                <w:bCs/>
+                <w:i w:val="false"/>
+                <w:iCs w:val="false"/>
+                <w:color w:val="000000"/>
+                <w:sz w:val="18"/>
+                <w:szCs w:val="18"/>
+              </w:rPr>
+              <w:t xml:space="preserve">Sub-Strand Content</w:t>
+            </w:r>
+          </w:p>
+        </w:tc>
+        <w:tc>
+          <w:tcPr>
+            <w:tcW w:type="dxa" w:w="10680"/>
+            <w:shd w:fill="FFFFFF" w:color="auto" w:val="clear"/>
+            <w:tcMar>
+              <w:top w:type="dxa" w:w="60"/>
+              <w:left w:type="dxa" w:w="120"/>
+              <w:bottom w:type="dxa" w:w="60"/>
+              <w:right w:type="dxa" w:w="120"/>
+            </w:tcMar>
+            <w:vAlign w:val="top"/>
+          </w:tcPr>
+          <w:p>
+            <w:pPr>
+              <w:spacing w:after="30" w:before="0"/>
+              <w:ind w:left="360" w:hanging="180"/>
+              <w:jc w:val="left"/>
+            </w:pPr>
+            <w:r>
+              <w:rPr>
+                <w:rFonts w:ascii="Arial" w:cs="Arial" w:eastAsia="Arial" w:hAnsi="Arial"/>
+                <w:b w:val="false"/>
+                <w:bCs w:val="false"/>
+                <w:i w:val="false"/>
+                <w:iCs w:val="false"/>
+                <w:color w:val="000000"/>
+                <w:sz w:val="18"/>
+                <w:szCs w:val="18"/>
+              </w:rPr>
+              <w:t xml:space="preserve">–  Forming quadratic expressions from real-life and geometric contexts</w:t>
+            </w:r>
+          </w:p>
+          <w:p>
+            <w:pPr>
+              <w:spacing w:after="30" w:before="0"/>
+              <w:ind w:left="360" w:hanging="180"/>
+              <w:jc w:val="left"/>
+            </w:pPr>
+            <w:r>
+              <w:rPr>
+                <w:rFonts w:ascii="Arial" w:cs="Arial" w:eastAsia="Arial" w:hAnsi="Arial"/>
+                <w:b w:val="false"/>
+                <w:bCs w:val="false"/>
+                <w:i w:val="false"/>
+                <w:iCs w:val="false"/>
+                <w:color w:val="000000"/>
+                <w:sz w:val="18"/>
+                <w:szCs w:val="18"/>
+              </w:rPr>
+              <w:t xml:space="preserve">–  Deriving quadratic identities from the concept of area (e.g., tiled maize-store floors, shamba plots)</w:t>
+            </w:r>
+          </w:p>
+          <w:p>
+            <w:pPr>
+              <w:spacing w:after="30" w:before="0"/>
+              <w:ind w:left="360" w:hanging="180"/>
+              <w:jc w:val="left"/>
+            </w:pPr>
+            <w:r>
+              <w:rPr>
+                <w:rFonts w:ascii="Arial" w:cs="Arial" w:eastAsia="Arial" w:hAnsi="Arial"/>
+                <w:b w:val="false"/>
+                <w:bCs w:val="false"/>
+                <w:i w:val="false"/>
+                <w:iCs w:val="false"/>
+                <w:color w:val="000000"/>
+                <w:sz w:val="18"/>
+                <w:szCs w:val="18"/>
+              </w:rPr>
+              <w:t xml:space="preserve">–  Expanding quadratic expressions: (a + b)², (a − b)², (a + b)(a − b)</w:t>
+            </w:r>
+          </w:p>
+          <w:p>
+            <w:pPr>
+              <w:spacing w:after="30" w:before="0"/>
+              <w:ind w:left="360" w:hanging="180"/>
+              <w:jc w:val="left"/>
+            </w:pPr>
+            <w:r>
+              <w:rPr>
+                <w:rFonts w:ascii="Arial" w:cs="Arial" w:eastAsia="Arial" w:hAnsi="Arial"/>
+                <w:b w:val="false"/>
+                <w:bCs w:val="false"/>
+                <w:i w:val="false"/>
+                <w:iCs w:val="false"/>
+                <w:color w:val="000000"/>
+                <w:sz w:val="18"/>
+                <w:szCs w:val="18"/>
+              </w:rPr>
+              <w:t xml:space="preserve">–  Factorising quadratic expressions: common factor, grouping, trinomial method, difference of two squares</w:t>
+            </w:r>
+          </w:p>
+          <w:p>
+            <w:pPr>
+              <w:spacing w:after="30" w:before="0"/>
+              <w:ind w:left="360" w:hanging="180"/>
+              <w:jc w:val="left"/>
+            </w:pPr>
+            <w:r>
+              <w:rPr>
+                <w:rFonts w:ascii="Arial" w:cs="Arial" w:eastAsia="Arial" w:hAnsi="Arial"/>
+                <w:b w:val="false"/>
+                <w:bCs w:val="false"/>
+                <w:i w:val="false"/>
+                <w:iCs w:val="false"/>
+                <w:color w:val="000000"/>
+                <w:sz w:val="18"/>
+                <w:szCs w:val="18"/>
+              </w:rPr>
+              <w:t xml:space="preserve">–  Forming quadratic equations from word problems set in Kenyan contexts</w:t>
+            </w:r>
+          </w:p>
+          <w:p>
+            <w:pPr>
+              <w:spacing w:after="30" w:before="0"/>
+              <w:ind w:left="360" w:hanging="180"/>
+              <w:jc w:val="left"/>
+            </w:pPr>
+            <w:r>
+              <w:rPr>
+                <w:rFonts w:ascii="Arial" w:cs="Arial" w:eastAsia="Arial" w:hAnsi="Arial"/>
+                <w:b w:val="false"/>
+                <w:bCs w:val="false"/>
+                <w:i w:val="false"/>
+                <w:iCs w:val="false"/>
+                <w:color w:val="000000"/>
+                <w:sz w:val="18"/>
+                <w:szCs w:val="18"/>
+              </w:rPr>
+              <w:t xml:space="preserve">–  Solving quadratic equations by factorisation</w:t>
+            </w:r>
+          </w:p>
+          <w:p>
+            <w:pPr>
+              <w:spacing w:after="30" w:before="0"/>
+              <w:ind w:left="360" w:hanging="180"/>
+              <w:jc w:val="left"/>
+            </w:pPr>
+            <w:r>
+              <w:rPr>
+                <w:rFonts w:ascii="Arial" w:cs="Arial" w:eastAsia="Arial" w:hAnsi="Arial"/>
+                <w:b w:val="false"/>
+                <w:bCs w:val="false"/>
+                <w:i w:val="false"/>
+                <w:iCs w:val="false"/>
+                <w:color w:val="000000"/>
+                <w:sz w:val="18"/>
+                <w:szCs w:val="18"/>
+              </w:rPr>
+              <w:t xml:space="preserve">–  Solving quadratic equations by completing the square</w:t>
+            </w:r>
+          </w:p>
+          <w:p>
+            <w:pPr>
+              <w:spacing w:after="30" w:before="0"/>
+              <w:ind w:left="360" w:hanging="180"/>
+              <w:jc w:val="left"/>
+            </w:pPr>
+            <w:r>
+              <w:rPr>
+                <w:rFonts w:ascii="Arial" w:cs="Arial" w:eastAsia="Arial" w:hAnsi="Arial"/>
+                <w:b w:val="false"/>
+                <w:bCs w:val="false"/>
+                <w:i w:val="false"/>
+                <w:iCs w:val="false"/>
+                <w:color w:val="000000"/>
+                <w:sz w:val="18"/>
+                <w:szCs w:val="18"/>
+              </w:rPr>
+              <w:t xml:space="preserve">–  Solving quadratic equations using the quadratic formula</w:t>
+            </w:r>
+          </w:p>
+          <w:p>
+            <w:pPr>
+              <w:spacing w:after="30" w:before="0"/>
+              <w:ind w:left="360" w:hanging="180"/>
+              <w:jc w:val="left"/>
+            </w:pPr>
+            <w:r>
+              <w:rPr>
+                <w:rFonts w:ascii="Arial" w:cs="Arial" w:eastAsia="Arial" w:hAnsi="Arial"/>
+                <w:b w:val="false"/>
+                <w:bCs w:val="false"/>
+                <w:i w:val="false"/>
+                <w:iCs w:val="false"/>
+                <w:color w:val="000000"/>
+                <w:sz w:val="18"/>
+                <w:szCs w:val="18"/>
+              </w:rPr>
+              <w:t xml:space="preserve">–  Applying quadratic equations to real-life situations (e.g., projectile motion of a thrown ball, area of a rectangular shamba, profit/loss models for a Nairobi market trader)</w:t>
+            </w:r>
+          </w:p>
+          <w:p>
+            <w:pPr>
+              <w:spacing w:after="30" w:before="0"/>
+              <w:ind w:left="360" w:hanging="180"/>
+              <w:jc w:val="left"/>
+            </w:pPr>
+            <w:r>
+              <w:rPr>
+                <w:rFonts w:ascii="Arial" w:cs="Arial" w:eastAsia="Arial" w:hAnsi="Arial"/>
+                <w:b w:val="false"/>
+                <w:bCs w:val="false"/>
+                <w:i w:val="false"/>
+                <w:iCs w:val="false"/>
+                <w:color w:val="000000"/>
+                <w:sz w:val="18"/>
+                <w:szCs w:val="18"/>
+              </w:rPr>
+              <w:t xml:space="preserve">–  Interpreting solutions of quadratic equations in context</w:t>
+            </w:r>
+          </w:p>
+        </w:tc>
+      </w:tr>
+      <w:tr>
+        <w:tc>
+          <w:tcPr>
+            <w:tcW w:type="dxa" w:w="3000"/>
+            <w:shd w:fill="D5E8F0" w:color="auto" w:val="clear"/>
+            <w:tcMar>
+              <w:top w:type="dxa" w:w="60"/>
+              <w:left w:type="dxa" w:w="120"/>
+              <w:bottom w:type="dxa" w:w="60"/>
+              <w:right w:type="dxa" w:w="120"/>
+            </w:tcMar>
+            <w:vAlign w:val="top"/>
+          </w:tcPr>
+          <w:p>
+            <w:pPr>
+              <w:spacing w:after="40" w:before="0"/>
+              <w:jc w:val="left"/>
+            </w:pPr>
+            <w:r>
+              <w:rPr>
+                <w:rFonts w:ascii="Arial" w:cs="Arial" w:eastAsia="Arial" w:hAnsi="Arial"/>
+                <w:b/>
+                <w:bCs/>
+                <w:i w:val="false"/>
+                <w:iCs w:val="false"/>
+                <w:color w:val="000000"/>
+                <w:sz w:val="18"/>
+                <w:szCs w:val="18"/>
+              </w:rPr>
+              <w:t xml:space="preserve">Learning Outcomes</w:t>
+            </w:r>
+          </w:p>
+        </w:tc>
+        <w:tc>
+          <w:tcPr>
+            <w:tcW w:type="dxa" w:w="10680"/>
+            <w:shd w:fill="FFFFFF" w:color="auto" w:val="clear"/>
+            <w:tcMar>
+              <w:top w:type="dxa" w:w="60"/>
+              <w:left w:type="dxa" w:w="120"/>
+              <w:bottom w:type="dxa" w:w="60"/>
+              <w:right w:type="dxa" w:w="120"/>
+            </w:tcMar>
+            <w:vAlign w:val="top"/>
+          </w:tcPr>
+          <w:p>
+            <w:pPr>
+              <w:spacing w:after="40" w:before="0"/>
+              <w:jc w:val="left"/>
+            </w:pPr>
+            <w:r>
+              <w:rPr>
+                <w:rFonts w:ascii="Arial" w:cs="Arial" w:eastAsia="Arial" w:hAnsi="Arial"/>
+                <w:b w:val="false"/>
+                <w:bCs w:val="false"/>
+                <w:i w:val="false"/>
+                <w:iCs w:val="false"/>
+                <w:color w:val="000000"/>
+                <w:sz w:val="18"/>
+                <w:szCs w:val="18"/>
+              </w:rPr>
+              <w:t xml:space="preserve">By the end of the sub-strand, the learner should be able to:</w:t>
+            </w:r>
+          </w:p>
+          <w:p>
+            <w:pPr>
+              <w:spacing w:after="40" w:before="0"/>
+              <w:jc w:val="left"/>
+            </w:pPr>
+            <w:r>
+              <w:rPr>
+                <w:rFonts w:ascii="Arial" w:cs="Arial" w:eastAsia="Arial" w:hAnsi="Arial"/>
+                <w:b w:val="false"/>
+                <w:bCs w:val="false"/>
+                <w:i w:val="false"/>
+                <w:iCs w:val="false"/>
+                <w:color w:val="000000"/>
+                <w:sz w:val="18"/>
+                <w:szCs w:val="18"/>
+              </w:rPr>
+              <w:t xml:space="preserve">a) form quadratic expressions from real-life and geometric situations,</w:t>
+            </w:r>
+          </w:p>
+          <w:p>
+            <w:pPr>
+              <w:spacing w:after="40" w:before="0"/>
+              <w:jc w:val="left"/>
+            </w:pPr>
+            <w:r>
+              <w:rPr>
+                <w:rFonts w:ascii="Arial" w:cs="Arial" w:eastAsia="Arial" w:hAnsi="Arial"/>
+                <w:b w:val="false"/>
+                <w:bCs w:val="false"/>
+                <w:i w:val="false"/>
+                <w:iCs w:val="false"/>
+                <w:color w:val="000000"/>
+                <w:sz w:val="18"/>
+                <w:szCs w:val="18"/>
+              </w:rPr>
+              <w:t xml:space="preserve">b) derive quadratic identities from the concept of area,</w:t>
+            </w:r>
+          </w:p>
+          <w:p>
+            <w:pPr>
+              <w:spacing w:after="40" w:before="0"/>
+              <w:jc w:val="left"/>
+            </w:pPr>
+            <w:r>
+              <w:rPr>
+                <w:rFonts w:ascii="Arial" w:cs="Arial" w:eastAsia="Arial" w:hAnsi="Arial"/>
+                <w:b w:val="false"/>
+                <w:bCs w:val="false"/>
+                <w:i w:val="false"/>
+                <w:iCs w:val="false"/>
+                <w:color w:val="000000"/>
+                <w:sz w:val="18"/>
+                <w:szCs w:val="18"/>
+              </w:rPr>
+              <w:t xml:space="preserve">c) factorise quadratic expressions,</w:t>
+            </w:r>
+          </w:p>
+          <w:p>
+            <w:pPr>
+              <w:spacing w:after="40" w:before="0"/>
+              <w:jc w:val="left"/>
+            </w:pPr>
+            <w:r>
+              <w:rPr>
+                <w:rFonts w:ascii="Arial" w:cs="Arial" w:eastAsia="Arial" w:hAnsi="Arial"/>
+                <w:b w:val="false"/>
+                <w:bCs w:val="false"/>
+                <w:i w:val="false"/>
+                <w:iCs w:val="false"/>
+                <w:color w:val="000000"/>
+                <w:sz w:val="18"/>
+                <w:szCs w:val="18"/>
+              </w:rPr>
+              <w:t xml:space="preserve">d) form, solve, and apply quadratic equations in real-life situations,</w:t>
+            </w:r>
+          </w:p>
+          <w:p>
+            <w:pPr>
+              <w:spacing w:after="40" w:before="0"/>
+              <w:jc w:val="left"/>
+            </w:pPr>
+            <w:r>
+              <w:rPr>
+                <w:rFonts w:ascii="Arial" w:cs="Arial" w:eastAsia="Arial" w:hAnsi="Arial"/>
+                <w:b w:val="false"/>
+                <w:bCs w:val="false"/>
+                <w:i w:val="false"/>
+                <w:iCs w:val="false"/>
+                <w:color w:val="000000"/>
+                <w:sz w:val="18"/>
+                <w:szCs w:val="18"/>
+              </w:rPr>
+              <w:t xml:space="preserve">e) appreciate the relevance of quadratic expressions and equations in solving everyday problems.</w:t>
+            </w:r>
+          </w:p>
+        </w:tc>
+      </w:tr>
+      <w:tr>
+        <w:tc>
+          <w:tcPr>
+            <w:tcW w:type="dxa" w:w="3000"/>
+            <w:shd w:fill="D5E8F0" w:color="auto" w:val="clear"/>
+            <w:tcMar>
+              <w:top w:type="dxa" w:w="60"/>
+              <w:left w:type="dxa" w:w="120"/>
+              <w:bottom w:type="dxa" w:w="60"/>
+              <w:right w:type="dxa" w:w="120"/>
+            </w:tcMar>
+            <w:vAlign w:val="top"/>
+          </w:tcPr>
+          <w:p>
+            <w:pPr>
+              <w:spacing w:after="40" w:before="0"/>
+              <w:jc w:val="left"/>
+            </w:pPr>
+            <w:r>
+              <w:rPr>
+                <w:rFonts w:ascii="Arial" w:cs="Arial" w:eastAsia="Arial" w:hAnsi="Arial"/>
+                <w:b/>
+                <w:bCs/>
+                <w:i w:val="false"/>
+                <w:iCs w:val="false"/>
+                <w:color w:val="000000"/>
+                <w:sz w:val="18"/>
+                <w:szCs w:val="18"/>
+              </w:rPr>
+              <w:t xml:space="preserve">Core Competencies</w:t>
+            </w:r>
+          </w:p>
+        </w:tc>
+        <w:tc>
+          <w:tcPr>
+            <w:tcW w:type="dxa" w:w="10680"/>
+            <w:shd w:fill="FFFFFF" w:color="auto" w:val="clear"/>
+            <w:tcMar>
+              <w:top w:type="dxa" w:w="60"/>
+              <w:left w:type="dxa" w:w="120"/>
+              <w:bottom w:type="dxa" w:w="60"/>
+              <w:right w:type="dxa" w:w="120"/>
+            </w:tcMar>
+            <w:vAlign w:val="top"/>
+          </w:tcPr>
+          <w:p>
+            <w:pPr>
+              <w:spacing w:after="30" w:before="0"/>
+              <w:ind w:left="360" w:hanging="180"/>
+              <w:jc w:val="left"/>
+            </w:pPr>
+            <w:r>
+              <w:rPr>
+                <w:rFonts w:ascii="Arial" w:cs="Arial" w:eastAsia="Arial" w:hAnsi="Arial"/>
+                <w:b w:val="false"/>
+                <w:bCs w:val="false"/>
+                <w:i w:val="false"/>
+                <w:iCs w:val="false"/>
+                <w:color w:val="000000"/>
+                <w:sz w:val="18"/>
+                <w:szCs w:val="18"/>
+              </w:rPr>
+              <w:t xml:space="preserve">–  Critical Thinking and Problem Solving: the learner forms and solves quadratic equations arising from real-life Kenyan contexts such as calculating the dimensions of a rectangular shamba in Rift Valley or maximising profit for a githeri vendor in Kisumu market.</w:t>
+            </w:r>
+          </w:p>
+          <w:p>
+            <w:pPr>
+              <w:spacing w:after="30" w:before="0"/>
+              <w:ind w:left="360" w:hanging="180"/>
+              <w:jc w:val="left"/>
+            </w:pPr>
+            <w:r>
+              <w:rPr>
+                <w:rFonts w:ascii="Arial" w:cs="Arial" w:eastAsia="Arial" w:hAnsi="Arial"/>
+                <w:b w:val="false"/>
+                <w:bCs w:val="false"/>
+                <w:i w:val="false"/>
+                <w:iCs w:val="false"/>
+                <w:color w:val="000000"/>
+                <w:sz w:val="18"/>
+                <w:szCs w:val="18"/>
+              </w:rPr>
+              <w:t xml:space="preserve">–  Communication and Collaboration: the learner discusses strategies for factorising quadratic expressions and presents solutions to peers, justifying each algebraic step clearly.</w:t>
+            </w:r>
+          </w:p>
+          <w:p>
+            <w:pPr>
+              <w:spacing w:after="30" w:before="0"/>
+              <w:ind w:left="360" w:hanging="180"/>
+              <w:jc w:val="left"/>
+            </w:pPr>
+            <w:r>
+              <w:rPr>
+                <w:rFonts w:ascii="Arial" w:cs="Arial" w:eastAsia="Arial" w:hAnsi="Arial"/>
+                <w:b w:val="false"/>
+                <w:bCs w:val="false"/>
+                <w:i w:val="false"/>
+                <w:iCs w:val="false"/>
+                <w:color w:val="000000"/>
+                <w:sz w:val="18"/>
+                <w:szCs w:val="18"/>
+              </w:rPr>
+              <w:t xml:space="preserve">–  Creativity and Imagination: the learner derives quadratic identities by constructing and dissecting area models of square and rectangular plots, connecting geometric reasoning to algebraic identity.</w:t>
+            </w:r>
+          </w:p>
+          <w:p>
+            <w:pPr>
+              <w:spacing w:after="30" w:before="0"/>
+              <w:ind w:left="360" w:hanging="180"/>
+              <w:jc w:val="left"/>
+            </w:pPr>
+            <w:r>
+              <w:rPr>
+                <w:rFonts w:ascii="Arial" w:cs="Arial" w:eastAsia="Arial" w:hAnsi="Arial"/>
+                <w:b w:val="false"/>
+                <w:bCs w:val="false"/>
+                <w:i w:val="false"/>
+                <w:iCs w:val="false"/>
+                <w:color w:val="000000"/>
+                <w:sz w:val="18"/>
+                <w:szCs w:val="18"/>
+              </w:rPr>
+              <w:t xml:space="preserve">–  Self-Efficacy: the learner builds confidence by successfully applying multiple solution methods (factorisation, completing the square, quadratic formula) and selecting the most efficient method for a given problem.</w:t>
+            </w:r>
+          </w:p>
+          <w:p>
+            <w:pPr>
+              <w:spacing w:after="30" w:before="0"/>
+              <w:ind w:left="360" w:hanging="180"/>
+              <w:jc w:val="left"/>
+            </w:pPr>
+            <w:r>
+              <w:rPr>
+                <w:rFonts w:ascii="Arial" w:cs="Arial" w:eastAsia="Arial" w:hAnsi="Arial"/>
+                <w:b w:val="false"/>
+                <w:bCs w:val="false"/>
+                <w:i w:val="false"/>
+                <w:iCs w:val="false"/>
+                <w:color w:val="000000"/>
+                <w:sz w:val="18"/>
+                <w:szCs w:val="18"/>
+              </w:rPr>
+              <w:t xml:space="preserve">–  Digital Literacy: the learner uses calculators and available digital devices to verify solutions of quadratic equations and explore graphical representations of quadratic functions.</w:t>
+            </w:r>
+          </w:p>
+        </w:tc>
+      </w:tr>
+      <w:tr>
+        <w:tc>
+          <w:tcPr>
+            <w:tcW w:type="dxa" w:w="3000"/>
+            <w:shd w:fill="E2EFDA" w:color="auto" w:val="clear"/>
+            <w:tcMar>
+              <w:top w:type="dxa" w:w="60"/>
+              <w:left w:type="dxa" w:w="120"/>
+              <w:bottom w:type="dxa" w:w="60"/>
+              <w:right w:type="dxa" w:w="120"/>
+            </w:tcMar>
+            <w:vAlign w:val="top"/>
+          </w:tcPr>
+          <w:p>
+            <w:pPr>
+              <w:spacing w:after="40" w:before="0"/>
+              <w:jc w:val="left"/>
+            </w:pPr>
+            <w:r>
+              <w:rPr>
+                <w:rFonts w:ascii="Arial" w:cs="Arial" w:eastAsia="Arial" w:hAnsi="Arial"/>
+                <w:b/>
+                <w:bCs/>
+                <w:i w:val="false"/>
+                <w:iCs w:val="false"/>
+                <w:color w:val="000000"/>
+                <w:sz w:val="18"/>
+                <w:szCs w:val="18"/>
+              </w:rPr>
+              <w:t xml:space="preserve">Core Values</w:t>
+            </w:r>
+          </w:p>
+        </w:tc>
+        <w:tc>
+          <w:tcPr>
+            <w:tcW w:type="dxa" w:w="10680"/>
+            <w:shd w:fill="FFFFFF" w:color="auto" w:val="clear"/>
+            <w:tcMar>
+              <w:top w:type="dxa" w:w="60"/>
+              <w:left w:type="dxa" w:w="120"/>
+              <w:bottom w:type="dxa" w:w="60"/>
+              <w:right w:type="dxa" w:w="120"/>
+            </w:tcMar>
+            <w:vAlign w:val="top"/>
+          </w:tcPr>
+          <w:p>
+            <w:pPr>
+              <w:spacing w:after="30" w:before="0"/>
+              <w:ind w:left="360" w:hanging="180"/>
+              <w:jc w:val="left"/>
+            </w:pPr>
+            <w:r>
+              <w:rPr>
+                <w:rFonts w:ascii="Arial" w:cs="Arial" w:eastAsia="Arial" w:hAnsi="Arial"/>
+                <w:b w:val="false"/>
+                <w:bCs w:val="false"/>
+                <w:i w:val="false"/>
+                <w:iCs w:val="false"/>
+                <w:color w:val="000000"/>
+                <w:sz w:val="18"/>
+                <w:szCs w:val="18"/>
+              </w:rPr>
+              <w:t xml:space="preserve">–  Integrity: the learner records workings accurately and honestly checks solutions by substituting back into the original equation, modelling the precision required in engineering and financial contexts.</w:t>
+            </w:r>
+          </w:p>
+          <w:p>
+            <w:pPr>
+              <w:spacing w:after="30" w:before="0"/>
+              <w:ind w:left="360" w:hanging="180"/>
+              <w:jc w:val="left"/>
+            </w:pPr>
+            <w:r>
+              <w:rPr>
+                <w:rFonts w:ascii="Arial" w:cs="Arial" w:eastAsia="Arial" w:hAnsi="Arial"/>
+                <w:b w:val="false"/>
+                <w:bCs w:val="false"/>
+                <w:i w:val="false"/>
+                <w:iCs w:val="false"/>
+                <w:color w:val="000000"/>
+                <w:sz w:val="18"/>
+                <w:szCs w:val="18"/>
+              </w:rPr>
+              <w:t xml:space="preserve">–  Responsibility: the learner takes ownership of their learning by practising multiple factorisation techniques and seeking help when stuck, rather than copying peers' work.</w:t>
+            </w:r>
+          </w:p>
+          <w:p>
+            <w:pPr>
+              <w:spacing w:after="30" w:before="0"/>
+              <w:ind w:left="360" w:hanging="180"/>
+              <w:jc w:val="left"/>
+            </w:pPr>
+            <w:r>
+              <w:rPr>
+                <w:rFonts w:ascii="Arial" w:cs="Arial" w:eastAsia="Arial" w:hAnsi="Arial"/>
+                <w:b w:val="false"/>
+                <w:bCs w:val="false"/>
+                <w:i w:val="false"/>
+                <w:iCs w:val="false"/>
+                <w:color w:val="000000"/>
+                <w:sz w:val="18"/>
+                <w:szCs w:val="18"/>
+              </w:rPr>
+              <w:t xml:space="preserve">–  Respect: the learner listens to and acknowledges peers' alternative methods of solving quadratic equations during group discussions, recognising that more than one valid approach may exist.</w:t>
+            </w:r>
+          </w:p>
+          <w:p>
+            <w:pPr>
+              <w:spacing w:after="30" w:before="0"/>
+              <w:ind w:left="360" w:hanging="180"/>
+              <w:jc w:val="left"/>
+            </w:pPr>
+            <w:r>
+              <w:rPr>
+                <w:rFonts w:ascii="Arial" w:cs="Arial" w:eastAsia="Arial" w:hAnsi="Arial"/>
+                <w:b w:val="false"/>
+                <w:bCs w:val="false"/>
+                <w:i w:val="false"/>
+                <w:iCs w:val="false"/>
+                <w:color w:val="000000"/>
+                <w:sz w:val="18"/>
+                <w:szCs w:val="18"/>
+              </w:rPr>
+              <w:t xml:space="preserve">–  Unity: the learner collaborates in groups to derive area-based quadratic identities, sharing materials such as graph paper cut-outs representing shamba plots, and valuing each member's contribution.</w:t>
+            </w:r>
+          </w:p>
+        </w:tc>
+      </w:tr>
+      <w:tr>
+        <w:tc>
+          <w:tcPr>
+            <w:tcW w:type="dxa" w:w="3000"/>
+            <w:shd w:fill="D5E8F0" w:color="auto" w:val="clear"/>
+            <w:tcMar>
+              <w:top w:type="dxa" w:w="60"/>
+              <w:left w:type="dxa" w:w="120"/>
+              <w:bottom w:type="dxa" w:w="60"/>
+              <w:right w:type="dxa" w:w="120"/>
+            </w:tcMar>
+            <w:vAlign w:val="top"/>
+          </w:tcPr>
+          <w:p>
+            <w:pPr>
+              <w:spacing w:after="40" w:before="0"/>
+              <w:jc w:val="left"/>
+            </w:pPr>
+            <w:r>
+              <w:rPr>
+                <w:rFonts w:ascii="Arial" w:cs="Arial" w:eastAsia="Arial" w:hAnsi="Arial"/>
+                <w:b/>
+                <w:bCs/>
+                <w:i w:val="false"/>
+                <w:iCs w:val="false"/>
+                <w:color w:val="000000"/>
+                <w:sz w:val="18"/>
+                <w:szCs w:val="18"/>
+              </w:rPr>
+              <w:t xml:space="preserve">Science &amp; Engineering Practices</w:t>
+            </w:r>
+          </w:p>
+        </w:tc>
+        <w:tc>
+          <w:tcPr>
+            <w:tcW w:type="dxa" w:w="10680"/>
+            <w:shd w:fill="FFFFFF" w:color="auto" w:val="clear"/>
+            <w:tcMar>
+              <w:top w:type="dxa" w:w="60"/>
+              <w:left w:type="dxa" w:w="120"/>
+              <w:bottom w:type="dxa" w:w="60"/>
+              <w:right w:type="dxa" w:w="120"/>
+            </w:tcMar>
+            <w:vAlign w:val="top"/>
+          </w:tcPr>
+          <w:p>
+            <w:pPr>
+              <w:spacing w:after="30" w:before="0"/>
+              <w:ind w:left="360" w:hanging="180"/>
+              <w:jc w:val="left"/>
+            </w:pPr>
+            <w:r>
+              <w:rPr>
+                <w:rFonts w:ascii="Arial" w:cs="Arial" w:eastAsia="Arial" w:hAnsi="Arial"/>
+                <w:b w:val="false"/>
+                <w:bCs w:val="false"/>
+                <w:i w:val="false"/>
+                <w:iCs w:val="false"/>
+                <w:color w:val="000000"/>
+                <w:sz w:val="18"/>
+                <w:szCs w:val="18"/>
+              </w:rPr>
+              <w:t xml:space="preserve">–  Asking Questions and Defining Problems: the learner identifies a real-life situation (e.g., a farmer in Kericho wants to fence a rectangular tea plot of known area) and translates it into a quadratic equation, articulating exactly what unknown must be found.</w:t>
+            </w:r>
+          </w:p>
+          <w:p>
+            <w:pPr>
+              <w:spacing w:after="30" w:before="0"/>
+              <w:ind w:left="360" w:hanging="180"/>
+              <w:jc w:val="left"/>
+            </w:pPr>
+            <w:r>
+              <w:rPr>
+                <w:rFonts w:ascii="Arial" w:cs="Arial" w:eastAsia="Arial" w:hAnsi="Arial"/>
+                <w:b w:val="false"/>
+                <w:bCs w:val="false"/>
+                <w:i w:val="false"/>
+                <w:iCs w:val="false"/>
+                <w:color w:val="000000"/>
+                <w:sz w:val="18"/>
+                <w:szCs w:val="18"/>
+              </w:rPr>
+              <w:t xml:space="preserve">–  Using Mathematics and Computational Thinking: the learner applies algebraic manipulation — expanding, factorising, completing the square, and using the quadratic formula — as systematic computational tools for solving problems.</w:t>
+            </w:r>
+          </w:p>
+          <w:p>
+            <w:pPr>
+              <w:spacing w:after="30" w:before="0"/>
+              <w:ind w:left="360" w:hanging="180"/>
+              <w:jc w:val="left"/>
+            </w:pPr>
+            <w:r>
+              <w:rPr>
+                <w:rFonts w:ascii="Arial" w:cs="Arial" w:eastAsia="Arial" w:hAnsi="Arial"/>
+                <w:b w:val="false"/>
+                <w:bCs w:val="false"/>
+                <w:i w:val="false"/>
+                <w:iCs w:val="false"/>
+                <w:color w:val="000000"/>
+                <w:sz w:val="18"/>
+                <w:szCs w:val="18"/>
+              </w:rPr>
+              <w:t xml:space="preserve">–  Developing and Using Models: the learner constructs area models on squared paper to derive the identities (a + b)² = a² + 2ab + b² and (a − b)(a + b) = a² − b², connecting visual geometric models to symbolic algebraic expressions.</w:t>
+            </w:r>
+          </w:p>
+          <w:p>
+            <w:pPr>
+              <w:spacing w:after="30" w:before="0"/>
+              <w:ind w:left="360" w:hanging="180"/>
+              <w:jc w:val="left"/>
+            </w:pPr>
+            <w:r>
+              <w:rPr>
+                <w:rFonts w:ascii="Arial" w:cs="Arial" w:eastAsia="Arial" w:hAnsi="Arial"/>
+                <w:b w:val="false"/>
+                <w:bCs w:val="false"/>
+                <w:i w:val="false"/>
+                <w:iCs w:val="false"/>
+                <w:color w:val="000000"/>
+                <w:sz w:val="18"/>
+                <w:szCs w:val="18"/>
+              </w:rPr>
+              <w:t xml:space="preserve">–  Constructing Explanations: the learner explains why a quadratic equation can have two, one, or no real solutions, linking the discriminant to the physical feasibility of solutions in context (e.g., a negative length is inadmissible for a shamba boundary).</w:t>
+            </w:r>
+          </w:p>
+          <w:p>
+            <w:pPr>
+              <w:spacing w:after="30" w:before="0"/>
+              <w:ind w:left="360" w:hanging="180"/>
+              <w:jc w:val="left"/>
+            </w:pPr>
+            <w:r>
+              <w:rPr>
+                <w:rFonts w:ascii="Arial" w:cs="Arial" w:eastAsia="Arial" w:hAnsi="Arial"/>
+                <w:b w:val="false"/>
+                <w:bCs w:val="false"/>
+                <w:i w:val="false"/>
+                <w:iCs w:val="false"/>
+                <w:color w:val="000000"/>
+                <w:sz w:val="18"/>
+                <w:szCs w:val="18"/>
+              </w:rPr>
+              <w:t xml:space="preserve">–  Engaging in Argument from Evidence: the learner compares the efficiency of factorisation versus the quadratic formula for specific equations, justifying the choice of method with mathematical reasoning.</w:t>
+            </w:r>
+          </w:p>
+        </w:tc>
+      </w:tr>
+      <w:tr>
+        <w:tc>
+          <w:tcPr>
+            <w:tcW w:type="dxa" w:w="3000"/>
+            <w:shd w:fill="FCE4D6" w:color="auto" w:val="clear"/>
+            <w:tcMar>
+              <w:top w:type="dxa" w:w="60"/>
+              <w:left w:type="dxa" w:w="120"/>
+              <w:bottom w:type="dxa" w:w="60"/>
+              <w:right w:type="dxa" w:w="120"/>
+            </w:tcMar>
+            <w:vAlign w:val="top"/>
+          </w:tcPr>
+          <w:p>
+            <w:pPr>
+              <w:spacing w:after="40" w:before="0"/>
+              <w:jc w:val="left"/>
+            </w:pPr>
+            <w:r>
+              <w:rPr>
+                <w:rFonts w:ascii="Arial" w:cs="Arial" w:eastAsia="Arial" w:hAnsi="Arial"/>
+                <w:b/>
+                <w:bCs/>
+                <w:i w:val="false"/>
+                <w:iCs w:val="false"/>
+                <w:color w:val="000000"/>
+                <w:sz w:val="18"/>
+                <w:szCs w:val="18"/>
+              </w:rPr>
+              <w:t xml:space="preserve">Pertinent &amp; Contemporary Issues (PCIs)</w:t>
+            </w:r>
+          </w:p>
+        </w:tc>
+        <w:tc>
+          <w:tcPr>
+            <w:tcW w:type="dxa" w:w="10680"/>
+            <w:shd w:fill="FFFFFF" w:color="auto" w:val="clear"/>
+            <w:tcMar>
+              <w:top w:type="dxa" w:w="60"/>
+              <w:left w:type="dxa" w:w="120"/>
+              <w:bottom w:type="dxa" w:w="60"/>
+              <w:right w:type="dxa" w:w="120"/>
+            </w:tcMar>
+            <w:vAlign w:val="top"/>
+          </w:tcPr>
+          <w:p>
+            <w:pPr>
+              <w:spacing w:after="30" w:before="0"/>
+              <w:ind w:left="360" w:hanging="180"/>
+              <w:jc w:val="left"/>
+            </w:pPr>
+            <w:r>
+              <w:rPr>
+                <w:rFonts w:ascii="Arial" w:cs="Arial" w:eastAsia="Arial" w:hAnsi="Arial"/>
+                <w:b w:val="false"/>
+                <w:bCs w:val="false"/>
+                <w:i w:val="false"/>
+                <w:iCs w:val="false"/>
+                <w:color w:val="000000"/>
+                <w:sz w:val="18"/>
+                <w:szCs w:val="18"/>
+              </w:rPr>
+              <w:t xml:space="preserve">–  Education for Sustainable Development (Financial Literacy): the learner models profit and cost scenarios for small-scale traders in Nairobi or Mombasa using quadratic equations, developing awareness of how mathematics supports sound economic decision-making.</w:t>
+            </w:r>
+          </w:p>
+          <w:p>
+            <w:pPr>
+              <w:spacing w:after="30" w:before="0"/>
+              <w:ind w:left="360" w:hanging="180"/>
+              <w:jc w:val="left"/>
+            </w:pPr>
+            <w:r>
+              <w:rPr>
+                <w:rFonts w:ascii="Arial" w:cs="Arial" w:eastAsia="Arial" w:hAnsi="Arial"/>
+                <w:b w:val="false"/>
+                <w:bCs w:val="false"/>
+                <w:i w:val="false"/>
+                <w:iCs w:val="false"/>
+                <w:color w:val="000000"/>
+                <w:sz w:val="18"/>
+                <w:szCs w:val="18"/>
+              </w:rPr>
+              <w:t xml:space="preserve">–  Social Cohesion: the learner works collaboratively in mixed-ability groups to derive identities and solve problems, fostering teamwork and mutual respect across diverse learner backgrounds.</w:t>
+            </w:r>
+          </w:p>
+          <w:p>
+            <w:pPr>
+              <w:spacing w:after="30" w:before="0"/>
+              <w:ind w:left="360" w:hanging="180"/>
+              <w:jc w:val="left"/>
+            </w:pPr>
+            <w:r>
+              <w:rPr>
+                <w:rFonts w:ascii="Arial" w:cs="Arial" w:eastAsia="Arial" w:hAnsi="Arial"/>
+                <w:b w:val="false"/>
+                <w:bCs w:val="false"/>
+                <w:i w:val="false"/>
+                <w:iCs w:val="false"/>
+                <w:color w:val="000000"/>
+                <w:sz w:val="18"/>
+                <w:szCs w:val="18"/>
+              </w:rPr>
+              <w:t xml:space="preserve">–  Environmental Education: the learner applies quadratic equations to land-use problems — such as determining the optimal dimensions of a rectangular shamba in the Rift Valley to maximise crop yield for a given fencing length — connecting mathematics to responsible land stewardship.</w:t>
+            </w:r>
+          </w:p>
+          <w:p>
+            <w:pPr>
+              <w:spacing w:after="30" w:before="0"/>
+              <w:ind w:left="360" w:hanging="180"/>
+              <w:jc w:val="left"/>
+            </w:pPr>
+            <w:r>
+              <w:rPr>
+                <w:rFonts w:ascii="Arial" w:cs="Arial" w:eastAsia="Arial" w:hAnsi="Arial"/>
+                <w:b w:val="false"/>
+                <w:bCs w:val="false"/>
+                <w:i w:val="false"/>
+                <w:iCs w:val="false"/>
+                <w:color w:val="000000"/>
+                <w:sz w:val="18"/>
+                <w:szCs w:val="18"/>
+              </w:rPr>
+              <w:t xml:space="preserve">–  Life Skills (Decision Making): the learner interprets both roots of a quadratic equation in context, deciding which solution is physically meaningful, thereby practising evidence-based decision making.</w:t>
+            </w:r>
+          </w:p>
+        </w:tc>
+      </w:tr>
+      <w:tr>
+        <w:tc>
+          <w:tcPr>
+            <w:tcW w:type="dxa" w:w="3000"/>
+            <w:shd w:fill="D9EEF1" w:color="auto" w:val="clear"/>
+            <w:tcMar>
+              <w:top w:type="dxa" w:w="60"/>
+              <w:left w:type="dxa" w:w="120"/>
+              <w:bottom w:type="dxa" w:w="60"/>
+              <w:right w:type="dxa" w:w="120"/>
+            </w:tcMar>
+            <w:vAlign w:val="top"/>
+          </w:tcPr>
+          <w:p>
+            <w:pPr>
+              <w:spacing w:after="40" w:before="0"/>
+              <w:jc w:val="left"/>
+            </w:pPr>
+            <w:r>
+              <w:rPr>
+                <w:rFonts w:ascii="Arial" w:cs="Arial" w:eastAsia="Arial" w:hAnsi="Arial"/>
+                <w:b/>
+                <w:bCs/>
+                <w:i w:val="false"/>
+                <w:iCs w:val="false"/>
+                <w:color w:val="000000"/>
+                <w:sz w:val="18"/>
+                <w:szCs w:val="18"/>
+              </w:rPr>
+              <w:t xml:space="preserve">Career Connections</w:t>
+            </w:r>
+          </w:p>
+        </w:tc>
+        <w:tc>
+          <w:tcPr>
+            <w:tcW w:type="dxa" w:w="10680"/>
+            <w:shd w:fill="FFFFFF" w:color="auto" w:val="clear"/>
+            <w:tcMar>
+              <w:top w:type="dxa" w:w="60"/>
+              <w:left w:type="dxa" w:w="120"/>
+              <w:bottom w:type="dxa" w:w="60"/>
+              <w:right w:type="dxa" w:w="120"/>
+            </w:tcMar>
+            <w:vAlign w:val="top"/>
+          </w:tcPr>
+          <w:p>
+            <w:pPr>
+              <w:spacing w:after="30" w:before="0"/>
+              <w:ind w:left="360" w:hanging="180"/>
+              <w:jc w:val="left"/>
+            </w:pPr>
+            <w:r>
+              <w:rPr>
+                <w:rFonts w:ascii="Arial" w:cs="Arial" w:eastAsia="Arial" w:hAnsi="Arial"/>
+                <w:b w:val="false"/>
+                <w:bCs w:val="false"/>
+                <w:i w:val="false"/>
+                <w:iCs w:val="false"/>
+                <w:color w:val="000000"/>
+                <w:sz w:val="18"/>
+                <w:szCs w:val="18"/>
+              </w:rPr>
+              <w:t xml:space="preserve">–  Engineering (Civil, Structural, Mechanical): quadratic equations are used to calculate beam loads, projectile trajectories, and structural dimensions — directly relevant to Kenya's ongoing infrastructure development (roads, bridges, SGR expansion).</w:t>
+            </w:r>
+          </w:p>
+          <w:p>
+            <w:pPr>
+              <w:spacing w:after="30" w:before="0"/>
+              <w:ind w:left="360" w:hanging="180"/>
+              <w:jc w:val="left"/>
+            </w:pPr>
+            <w:r>
+              <w:rPr>
+                <w:rFonts w:ascii="Arial" w:cs="Arial" w:eastAsia="Arial" w:hAnsi="Arial"/>
+                <w:b w:val="false"/>
+                <w:bCs w:val="false"/>
+                <w:i w:val="false"/>
+                <w:iCs w:val="false"/>
+                <w:color w:val="000000"/>
+                <w:sz w:val="18"/>
+                <w:szCs w:val="18"/>
+              </w:rPr>
+              <w:t xml:space="preserve">–  Architecture and Construction: architects and quantity surveyors use quadratic expressions when computing areas and optimising building footprints for estates in Nairobi and other urban centres.</w:t>
+            </w:r>
+          </w:p>
+          <w:p>
+            <w:pPr>
+              <w:spacing w:after="30" w:before="0"/>
+              <w:ind w:left="360" w:hanging="180"/>
+              <w:jc w:val="left"/>
+            </w:pPr>
+            <w:r>
+              <w:rPr>
+                <w:rFonts w:ascii="Arial" w:cs="Arial" w:eastAsia="Arial" w:hAnsi="Arial"/>
+                <w:b w:val="false"/>
+                <w:bCs w:val="false"/>
+                <w:i w:val="false"/>
+                <w:iCs w:val="false"/>
+                <w:color w:val="000000"/>
+                <w:sz w:val="18"/>
+                <w:szCs w:val="18"/>
+              </w:rPr>
+              <w:t xml:space="preserve">–  Agriculture and Land Management: agronomists and farm managers in regions like Nakuru and Eldoret use quadratic models to maximise yield areas given fixed fencing or irrigation resources.</w:t>
+            </w:r>
+          </w:p>
+          <w:p>
+            <w:pPr>
+              <w:spacing w:after="30" w:before="0"/>
+              <w:ind w:left="360" w:hanging="180"/>
+              <w:jc w:val="left"/>
+            </w:pPr>
+            <w:r>
+              <w:rPr>
+                <w:rFonts w:ascii="Arial" w:cs="Arial" w:eastAsia="Arial" w:hAnsi="Arial"/>
+                <w:b w:val="false"/>
+                <w:bCs w:val="false"/>
+                <w:i w:val="false"/>
+                <w:iCs w:val="false"/>
+                <w:color w:val="000000"/>
+                <w:sz w:val="18"/>
+                <w:szCs w:val="18"/>
+              </w:rPr>
+              <w:t xml:space="preserve">–  Economics and Business: financial analysts and market traders use quadratic revenue and cost models to determine break-even points and profit-maximising output levels.</w:t>
+            </w:r>
+          </w:p>
+          <w:p>
+            <w:pPr>
+              <w:spacing w:after="30" w:before="0"/>
+              <w:ind w:left="360" w:hanging="180"/>
+              <w:jc w:val="left"/>
+            </w:pPr>
+            <w:r>
+              <w:rPr>
+                <w:rFonts w:ascii="Arial" w:cs="Arial" w:eastAsia="Arial" w:hAnsi="Arial"/>
+                <w:b w:val="false"/>
+                <w:bCs w:val="false"/>
+                <w:i w:val="false"/>
+                <w:iCs w:val="false"/>
+                <w:color w:val="000000"/>
+                <w:sz w:val="18"/>
+                <w:szCs w:val="18"/>
+              </w:rPr>
+              <w:t xml:space="preserve">–  Physics and Data Science: physicists studying projectile motion of a thrown javelin or football, and data scientists fitting curves to datasets, rely on quadratic functions as foundational tools.</w:t>
+            </w:r>
+          </w:p>
+          <w:p>
+            <w:pPr>
+              <w:spacing w:after="30" w:before="0"/>
+              <w:ind w:left="360" w:hanging="180"/>
+              <w:jc w:val="left"/>
+            </w:pPr>
+            <w:r>
+              <w:rPr>
+                <w:rFonts w:ascii="Arial" w:cs="Arial" w:eastAsia="Arial" w:hAnsi="Arial"/>
+                <w:b w:val="false"/>
+                <w:bCs w:val="false"/>
+                <w:i w:val="false"/>
+                <w:iCs w:val="false"/>
+                <w:color w:val="000000"/>
+                <w:sz w:val="18"/>
+                <w:szCs w:val="18"/>
+              </w:rPr>
+              <w:t xml:space="preserve">–  Computer Science: programmers and game developers use quadratic equations in collision detection, animation paths, and algorithm complexity analysis.</w:t>
+            </w:r>
+          </w:p>
+        </w:tc>
+      </w:tr>
+      <w:tr>
+        <w:tc>
+          <w:tcPr>
+            <w:tcW w:type="dxa" w:w="3000"/>
+            <w:shd w:fill="D5E8F0" w:color="auto" w:val="clear"/>
+            <w:tcMar>
+              <w:top w:type="dxa" w:w="60"/>
+              <w:left w:type="dxa" w:w="120"/>
+              <w:bottom w:type="dxa" w:w="60"/>
+              <w:right w:type="dxa" w:w="120"/>
+            </w:tcMar>
+            <w:vAlign w:val="top"/>
+          </w:tcPr>
+          <w:p>
+            <w:pPr>
+              <w:spacing w:after="40" w:before="0"/>
+              <w:jc w:val="left"/>
+            </w:pPr>
+            <w:r>
+              <w:rPr>
+                <w:rFonts w:ascii="Arial" w:cs="Arial" w:eastAsia="Arial" w:hAnsi="Arial"/>
+                <w:b/>
+                <w:bCs/>
+                <w:i w:val="false"/>
+                <w:iCs w:val="false"/>
+                <w:color w:val="000000"/>
+                <w:sz w:val="18"/>
+                <w:szCs w:val="18"/>
+              </w:rPr>
+              <w:t xml:space="preserve">Focus for Lessons</w:t>
+            </w:r>
+          </w:p>
+        </w:tc>
+        <w:tc>
+          <w:tcPr>
+            <w:tcW w:type="dxa" w:w="10680"/>
+            <w:shd w:fill="FFFFFF" w:color="auto" w:val="clear"/>
+            <w:tcMar>
+              <w:top w:type="dxa" w:w="60"/>
+              <w:left w:type="dxa" w:w="120"/>
+              <w:bottom w:type="dxa" w:w="60"/>
+              <w:right w:type="dxa" w:w="120"/>
+            </w:tcMar>
+            <w:vAlign w:val="top"/>
+          </w:tcPr>
+          <w:p>
+            <w:pPr>
+              <w:spacing w:after="40" w:before="0"/>
+              <w:jc w:val="left"/>
+            </w:pPr>
+            <w:r>
+              <w:rPr>
+                <w:rFonts w:ascii="Arial" w:cs="Arial" w:eastAsia="Arial" w:hAnsi="Arial"/>
+                <w:b w:val="false"/>
+                <w:bCs w:val="false"/>
+                <w:i w:val="false"/>
+                <w:iCs w:val="false"/>
+                <w:color w:val="000000"/>
+                <w:sz w:val="18"/>
+                <w:szCs w:val="18"/>
+              </w:rPr>
+              <w:t xml:space="preserve">This unit develops learners' ability to work fluently with quadratic expressions and equations — forming them from geometric and real-life Kenyan contexts, deriving identities through area models, factorising, and solving by three methods (factorisation, completing the square, and the quadratic formula). The pedagogical approach moves from concrete visual models (squared-paper shamba plots) to symbolic manipulation to real-world application, ensuring learners see quadratic algebra not as abstract symbol-pushing but as a powerful tool for answering genuine questions about land, trade, and motion in Kenya. Throughout all eight lessons the anchoring phenomenon — the puzzling parabolic path of a ball thrown by an athlete on a Nairobi school field — ties each algebraic technique back to a tangible, observable event.</w:t>
+            </w:r>
+          </w:p>
+        </w:tc>
+      </w:tr>
+      <w:tr>
+        <w:tc>
+          <w:tcPr>
+            <w:tcW w:type="dxa" w:w="3000"/>
+            <w:shd w:fill="EAD1F5" w:color="auto" w:val="clear"/>
+            <w:tcMar>
+              <w:top w:type="dxa" w:w="60"/>
+              <w:left w:type="dxa" w:w="120"/>
+              <w:bottom w:type="dxa" w:w="60"/>
+              <w:right w:type="dxa" w:w="120"/>
+            </w:tcMar>
+            <w:vAlign w:val="top"/>
+          </w:tcPr>
+          <w:p>
+            <w:pPr>
+              <w:spacing w:after="40" w:before="0"/>
+              <w:jc w:val="left"/>
+            </w:pPr>
+            <w:r>
+              <w:rPr>
+                <w:rFonts w:ascii="Arial" w:cs="Arial" w:eastAsia="Arial" w:hAnsi="Arial"/>
+                <w:b/>
+                <w:bCs/>
+                <w:i w:val="false"/>
+                <w:iCs w:val="false"/>
+                <w:color w:val="000000"/>
+                <w:sz w:val="18"/>
+                <w:szCs w:val="18"/>
+              </w:rPr>
+              <w:t xml:space="preserve">Driving Question / Key Inquiry Questions</w:t>
+            </w:r>
+          </w:p>
+        </w:tc>
+        <w:tc>
+          <w:tcPr>
+            <w:tcW w:type="dxa" w:w="10680"/>
+            <w:shd w:fill="FFFFFF" w:color="auto" w:val="clear"/>
+            <w:tcMar>
+              <w:top w:type="dxa" w:w="60"/>
+              <w:left w:type="dxa" w:w="120"/>
+              <w:bottom w:type="dxa" w:w="60"/>
+              <w:right w:type="dxa" w:w="120"/>
+            </w:tcMar>
+            <w:vAlign w:val="top"/>
+          </w:tcPr>
+          <w:p>
+            <w:pPr>
+              <w:spacing w:after="40" w:before="0"/>
+              <w:jc w:val="left"/>
+            </w:pPr>
+            <w:r>
+              <w:rPr>
+                <w:rFonts w:ascii="Arial" w:cs="Arial" w:eastAsia="Arial" w:hAnsi="Arial"/>
+                <w:b w:val="false"/>
+                <w:bCs w:val="false"/>
+                <w:i w:val="false"/>
+                <w:iCs w:val="false"/>
+                <w:color w:val="000000"/>
+                <w:sz w:val="18"/>
+                <w:szCs w:val="18"/>
+              </w:rPr>
+              <w:t xml:space="preserve">DRIVING QUESTION: "How can we use the mathematics of quadratic expressions and equations to predict, explain, and solve real problems — from the arc of a thrown ball on our school field to the dimensions of a farmer's shamba in Kericho?"</w:t>
+            </w:r>
+          </w:p>
+          <w:p>
+            <w:pPr>
+              <w:spacing w:after="40" w:before="0"/>
+              <w:jc w:val="left"/>
+            </w:pPr>
+            <w:r>
+              <w:rPr>
+                <w:rFonts w:ascii="Arial" w:cs="Arial" w:eastAsia="Arial" w:hAnsi="Arial"/>
+                <w:b w:val="false"/>
+                <w:bCs w:val="false"/>
+                <w:i w:val="false"/>
+                <w:iCs w:val="false"/>
+                <w:color w:val="000000"/>
+                <w:sz w:val="18"/>
+                <w:szCs w:val="18"/>
+              </w:rPr>
+              <w:t xml:space="preserve"/>
+            </w:r>
+          </w:p>
+          <w:p>
+            <w:pPr>
+              <w:spacing w:after="40" w:before="0"/>
+              <w:jc w:val="left"/>
+            </w:pPr>
+            <w:r>
+              <w:rPr>
+                <w:rFonts w:ascii="Arial" w:cs="Arial" w:eastAsia="Arial" w:hAnsi="Arial"/>
+                <w:b w:val="false"/>
+                <w:bCs w:val="false"/>
+                <w:i w:val="false"/>
+                <w:iCs w:val="false"/>
+                <w:color w:val="000000"/>
+                <w:sz w:val="18"/>
+                <w:szCs w:val="18"/>
+              </w:rPr>
+              <w:t xml:space="preserve">KICD KEY INQUIRY QUESTIONS:</w:t>
+            </w:r>
+          </w:p>
+          <w:p>
+            <w:pPr>
+              <w:spacing w:after="40" w:before="0"/>
+              <w:jc w:val="left"/>
+            </w:pPr>
+            <w:r>
+              <w:rPr>
+                <w:rFonts w:ascii="Arial" w:cs="Arial" w:eastAsia="Arial" w:hAnsi="Arial"/>
+                <w:b w:val="false"/>
+                <w:bCs w:val="false"/>
+                <w:i w:val="false"/>
+                <w:iCs w:val="false"/>
+                <w:color w:val="000000"/>
+                <w:sz w:val="18"/>
+                <w:szCs w:val="18"/>
+              </w:rPr>
+              <w:t xml:space="preserve">1. How do we form quadratic expressions?</w:t>
+            </w:r>
+          </w:p>
+          <w:p>
+            <w:pPr>
+              <w:spacing w:after="40" w:before="0"/>
+              <w:jc w:val="left"/>
+            </w:pPr>
+            <w:r>
+              <w:rPr>
+                <w:rFonts w:ascii="Arial" w:cs="Arial" w:eastAsia="Arial" w:hAnsi="Arial"/>
+                <w:b w:val="false"/>
+                <w:bCs w:val="false"/>
+                <w:i w:val="false"/>
+                <w:iCs w:val="false"/>
+                <w:color w:val="000000"/>
+                <w:sz w:val="18"/>
+                <w:szCs w:val="18"/>
+              </w:rPr>
+              <w:t xml:space="preserve">2. How do we factorise quadratic expressions?</w:t>
+            </w:r>
+          </w:p>
+          <w:p>
+            <w:pPr>
+              <w:spacing w:after="40" w:before="0"/>
+              <w:jc w:val="left"/>
+            </w:pPr>
+            <w:r>
+              <w:rPr>
+                <w:rFonts w:ascii="Arial" w:cs="Arial" w:eastAsia="Arial" w:hAnsi="Arial"/>
+                <w:b w:val="false"/>
+                <w:bCs w:val="false"/>
+                <w:i w:val="false"/>
+                <w:iCs w:val="false"/>
+                <w:color w:val="000000"/>
+                <w:sz w:val="18"/>
+                <w:szCs w:val="18"/>
+              </w:rPr>
+              <w:t xml:space="preserve">3. How do we form and solve quadratic equations in real-life situations?</w:t>
+            </w:r>
+          </w:p>
+        </w:tc>
+      </w:tr>
+      <w:tr>
+        <w:tc>
+          <w:tcPr>
+            <w:tcW w:type="dxa" w:w="3000"/>
+            <w:shd w:fill="EAD1F5" w:color="auto" w:val="clear"/>
+            <w:tcMar>
+              <w:top w:type="dxa" w:w="60"/>
+              <w:left w:type="dxa" w:w="120"/>
+              <w:bottom w:type="dxa" w:w="60"/>
+              <w:right w:type="dxa" w:w="120"/>
+            </w:tcMar>
+            <w:vAlign w:val="top"/>
+          </w:tcPr>
+          <w:p>
+            <w:pPr>
+              <w:spacing w:after="40" w:before="0"/>
+              <w:jc w:val="left"/>
+            </w:pPr>
+            <w:r>
+              <w:rPr>
+                <w:rFonts w:ascii="Arial" w:cs="Arial" w:eastAsia="Arial" w:hAnsi="Arial"/>
+                <w:b/>
+                <w:bCs/>
+                <w:i w:val="false"/>
+                <w:iCs w:val="false"/>
+                <w:color w:val="000000"/>
+                <w:sz w:val="18"/>
+                <w:szCs w:val="18"/>
+              </w:rPr>
+              <w:t xml:space="preserve">Anchoring Phenomenon</w:t>
+            </w:r>
+          </w:p>
+        </w:tc>
+        <w:tc>
+          <w:tcPr>
+            <w:tcW w:type="dxa" w:w="10680"/>
+            <w:shd w:fill="FFFFFF" w:color="auto" w:val="clear"/>
+            <w:tcMar>
+              <w:top w:type="dxa" w:w="60"/>
+              <w:left w:type="dxa" w:w="120"/>
+              <w:bottom w:type="dxa" w:w="60"/>
+              <w:right w:type="dxa" w:w="120"/>
+            </w:tcMar>
+            <w:vAlign w:val="top"/>
+          </w:tcPr>
+          <w:p>
+            <w:pPr>
+              <w:spacing w:after="40" w:before="0"/>
+              <w:jc w:val="left"/>
+            </w:pPr>
+            <w:r>
+              <w:rPr>
+                <w:rFonts w:ascii="Arial" w:cs="Arial" w:eastAsia="Arial" w:hAnsi="Arial"/>
+                <w:b w:val="false"/>
+                <w:bCs w:val="false"/>
+                <w:i w:val="false"/>
+                <w:iCs w:val="false"/>
+                <w:color w:val="000000"/>
+                <w:sz w:val="18"/>
+                <w:szCs w:val="18"/>
+              </w:rPr>
+              <w:t xml:space="preserve">ANCHORING PHENOMENON — The Parabolic Throw:</w:t>
+            </w:r>
+          </w:p>
+          <w:p>
+            <w:pPr>
+              <w:spacing w:after="40" w:before="0"/>
+              <w:jc w:val="left"/>
+            </w:pPr>
+            <w:r>
+              <w:rPr>
+                <w:rFonts w:ascii="Arial" w:cs="Arial" w:eastAsia="Arial" w:hAnsi="Arial"/>
+                <w:b w:val="false"/>
+                <w:bCs w:val="false"/>
+                <w:i w:val="false"/>
+                <w:iCs w:val="false"/>
+                <w:color w:val="000000"/>
+                <w:sz w:val="18"/>
+                <w:szCs w:val="18"/>
+              </w:rPr>
+              <w:t xml:space="preserve"/>
+            </w:r>
+          </w:p>
+          <w:p>
+            <w:pPr>
+              <w:spacing w:after="40" w:before="0"/>
+              <w:jc w:val="left"/>
+            </w:pPr>
+            <w:r>
+              <w:rPr>
+                <w:rFonts w:ascii="Arial" w:cs="Arial" w:eastAsia="Arial" w:hAnsi="Arial"/>
+                <w:b w:val="false"/>
+                <w:bCs w:val="false"/>
+                <w:i w:val="false"/>
+                <w:iCs w:val="false"/>
+                <w:color w:val="000000"/>
+                <w:sz w:val="18"/>
+                <w:szCs w:val="18"/>
+              </w:rPr>
+              <w:t xml:space="preserve">During a school sports day at a secondary school in Nairobi, a student athlete throws a shot put. A classmate filming on a phone notices something striking when they replay the video in slow motion: the ball does not travel in a straight line — it curves upward, reaches a highest point, then curves back down to the ground, tracing a smooth, symmetrical arch. The class measures (using string on a printed still-frame) that the ball's height above the ground at different horizontal distances follows a curved pattern that is neither linear nor random.</w:t>
+            </w:r>
+          </w:p>
+          <w:p>
+            <w:pPr>
+              <w:spacing w:after="40" w:before="0"/>
+              <w:jc w:val="left"/>
+            </w:pPr>
+            <w:r>
+              <w:rPr>
+                <w:rFonts w:ascii="Arial" w:cs="Arial" w:eastAsia="Arial" w:hAnsi="Arial"/>
+                <w:b w:val="false"/>
+                <w:bCs w:val="false"/>
+                <w:i w:val="false"/>
+                <w:iCs w:val="false"/>
+                <w:color w:val="000000"/>
+                <w:sz w:val="18"/>
+                <w:szCs w:val="18"/>
+              </w:rPr>
+              <w:t xml:space="preserve"/>
+            </w:r>
+          </w:p>
+          <w:p>
+            <w:pPr>
+              <w:spacing w:after="40" w:before="0"/>
+              <w:jc w:val="left"/>
+            </w:pPr>
+            <w:r>
+              <w:rPr>
+                <w:rFonts w:ascii="Arial" w:cs="Arial" w:eastAsia="Arial" w:hAnsi="Arial"/>
+                <w:b w:val="false"/>
+                <w:bCs w:val="false"/>
+                <w:i w:val="false"/>
+                <w:iCs w:val="false"/>
+                <w:color w:val="000000"/>
+                <w:sz w:val="18"/>
+                <w:szCs w:val="18"/>
+              </w:rPr>
+              <w:t xml:space="preserve">What is puzzling: the path looks perfectly smooth and predictable, yet the student cannot explain it with any formula learned so far. Linear equations produce straight lines; this is clearly not straight. The teacher asks: "What kind of mathematical rule could describe this curved path — and could that same rule help us figure out exactly where the ball will land before it even lands?" This puzzle — connecting a visible, real athletic event to an algebraic structure not yet encountered — anchors the entire unit and gives every technique (forming expressions, factorising, solving equations) a purpose: to decode and predict the behaviour of this curve.</w:t>
+            </w:r>
+          </w:p>
+        </w:tc>
+      </w:tr>
+      <w:tr>
+        <w:tc>
+          <w:tcPr>
+            <w:tcW w:type="dxa" w:w="3000"/>
+            <w:shd w:fill="D9EEF1" w:color="auto" w:val="clear"/>
+            <w:tcMar>
+              <w:top w:type="dxa" w:w="60"/>
+              <w:left w:type="dxa" w:w="120"/>
+              <w:bottom w:type="dxa" w:w="60"/>
+              <w:right w:type="dxa" w:w="120"/>
+            </w:tcMar>
+            <w:vAlign w:val="top"/>
+          </w:tcPr>
+          <w:p>
+            <w:pPr>
+              <w:spacing w:after="40" w:before="0"/>
+              <w:jc w:val="left"/>
+            </w:pPr>
+            <w:r>
+              <w:rPr>
+                <w:rFonts w:ascii="Arial" w:cs="Arial" w:eastAsia="Arial" w:hAnsi="Arial"/>
+                <w:b/>
+                <w:bCs/>
+                <w:i w:val="false"/>
+                <w:iCs w:val="false"/>
+                <w:color w:val="000000"/>
+                <w:sz w:val="18"/>
+                <w:szCs w:val="18"/>
+              </w:rPr>
+              <w:t xml:space="preserve">Storyline Thread</w:t>
+            </w:r>
+          </w:p>
+        </w:tc>
+        <w:tc>
+          <w:tcPr>
+            <w:tcW w:type="dxa" w:w="10680"/>
+            <w:shd w:fill="FFFFFF" w:color="auto" w:val="clear"/>
+            <w:tcMar>
+              <w:top w:type="dxa" w:w="60"/>
+              <w:left w:type="dxa" w:w="120"/>
+              <w:bottom w:type="dxa" w:w="60"/>
+              <w:right w:type="dxa" w:w="120"/>
+            </w:tcMar>
+            <w:vAlign w:val="top"/>
+          </w:tcPr>
+          <w:p>
+            <w:pPr>
+              <w:spacing w:after="40" w:before="0"/>
+              <w:jc w:val="left"/>
+            </w:pPr>
+            <w:r>
+              <w:rPr>
+                <w:rFonts w:ascii="Arial" w:cs="Arial" w:eastAsia="Arial" w:hAnsi="Arial"/>
+                <w:b w:val="false"/>
+                <w:bCs w:val="false"/>
+                <w:i w:val="false"/>
+                <w:iCs w:val="false"/>
+                <w:color w:val="000000"/>
+                <w:sz w:val="18"/>
+                <w:szCs w:val="18"/>
+              </w:rPr>
+              <w:t xml:space="preserve">Lesson 1 — Noticing the Curve / Forming Quadratic Expressions:</w:t>
+            </w:r>
+          </w:p>
+          <w:p>
+            <w:pPr>
+              <w:spacing w:after="40" w:before="0"/>
+              <w:jc w:val="left"/>
+            </w:pPr>
+            <w:r>
+              <w:rPr>
+                <w:rFonts w:ascii="Arial" w:cs="Arial" w:eastAsia="Arial" w:hAnsi="Arial"/>
+                <w:b w:val="false"/>
+                <w:bCs w:val="false"/>
+                <w:i w:val="false"/>
+                <w:iCs w:val="false"/>
+                <w:color w:val="000000"/>
+                <w:sz w:val="18"/>
+                <w:szCs w:val="18"/>
+              </w:rPr>
+              <w:t xml:space="preserve">Students watch the slow-motion throw video and trace the ball's path on printed grid paper. Teacher asks: "What kind of rule makes this shape?" Students attempt linear fits and fail. Teacher introduces the idea of an expression with an x² term. Learners form quadratic expressions from area contexts (rectangular shamba diagrams) and from the shot-put height data, discovering the standard form ax² + bx + c. The DQB is started: "What makes a quadratic expression different from a linear one?"</w:t>
+            </w:r>
+          </w:p>
+          <w:p>
+            <w:pPr>
+              <w:spacing w:after="40" w:before="0"/>
+              <w:jc w:val="left"/>
+            </w:pPr>
+            <w:r>
+              <w:rPr>
+                <w:rFonts w:ascii="Arial" w:cs="Arial" w:eastAsia="Arial" w:hAnsi="Arial"/>
+                <w:b w:val="false"/>
+                <w:bCs w:val="false"/>
+                <w:i w:val="false"/>
+                <w:iCs w:val="false"/>
+                <w:color w:val="000000"/>
+                <w:sz w:val="18"/>
+                <w:szCs w:val="18"/>
+              </w:rPr>
+              <w:t xml:space="preserve"/>
+            </w:r>
+          </w:p>
+          <w:p>
+            <w:pPr>
+              <w:spacing w:after="40" w:before="0"/>
+              <w:jc w:val="left"/>
+            </w:pPr>
+            <w:r>
+              <w:rPr>
+                <w:rFonts w:ascii="Arial" w:cs="Arial" w:eastAsia="Arial" w:hAnsi="Arial"/>
+                <w:b w:val="false"/>
+                <w:bCs w:val="false"/>
+                <w:i w:val="false"/>
+                <w:iCs w:val="false"/>
+                <w:color w:val="000000"/>
+                <w:sz w:val="18"/>
+                <w:szCs w:val="18"/>
+              </w:rPr>
+              <w:t xml:space="preserve">Lesson 2 — Area Models and Quadratic Identities:</w:t>
+            </w:r>
+          </w:p>
+          <w:p>
+            <w:pPr>
+              <w:spacing w:after="40" w:before="0"/>
+              <w:jc w:val="left"/>
+            </w:pPr>
+            <w:r>
+              <w:rPr>
+                <w:rFonts w:ascii="Arial" w:cs="Arial" w:eastAsia="Arial" w:hAnsi="Arial"/>
+                <w:b w:val="false"/>
+                <w:bCs w:val="false"/>
+                <w:i w:val="false"/>
+                <w:iCs w:val="false"/>
+                <w:color w:val="000000"/>
+                <w:sz w:val="18"/>
+                <w:szCs w:val="18"/>
+              </w:rPr>
+              <w:t xml:space="preserve">Using squared graph paper, learners cut and rearrange pieces representing (a + b)² and (a − b)² to derive the three standard identities geometrically. They connect each identity to the shamba-enlargement supporting phenomenon. Factual and conceptual questions are added to the DQB.</w:t>
+            </w:r>
+          </w:p>
+          <w:p>
+            <w:pPr>
+              <w:spacing w:after="40" w:before="0"/>
+              <w:jc w:val="left"/>
+            </w:pPr>
+            <w:r>
+              <w:rPr>
+                <w:rFonts w:ascii="Arial" w:cs="Arial" w:eastAsia="Arial" w:hAnsi="Arial"/>
+                <w:b w:val="false"/>
+                <w:bCs w:val="false"/>
+                <w:i w:val="false"/>
+                <w:iCs w:val="false"/>
+                <w:color w:val="000000"/>
+                <w:sz w:val="18"/>
+                <w:szCs w:val="18"/>
+              </w:rPr>
+              <w:t xml:space="preserve"/>
+            </w:r>
+          </w:p>
+          <w:p>
+            <w:pPr>
+              <w:spacing w:after="40" w:before="0"/>
+              <w:jc w:val="left"/>
+            </w:pPr>
+            <w:r>
+              <w:rPr>
+                <w:rFonts w:ascii="Arial" w:cs="Arial" w:eastAsia="Arial" w:hAnsi="Arial"/>
+                <w:b w:val="false"/>
+                <w:bCs w:val="false"/>
+                <w:i w:val="false"/>
+                <w:iCs w:val="false"/>
+                <w:color w:val="000000"/>
+                <w:sz w:val="18"/>
+                <w:szCs w:val="18"/>
+              </w:rPr>
+              <w:t xml:space="preserve">Lesson 3 — Expanding Quadratic Expressions:</w:t>
+            </w:r>
+          </w:p>
+          <w:p>
+            <w:pPr>
+              <w:spacing w:after="40" w:before="0"/>
+              <w:jc w:val="left"/>
+            </w:pPr>
+            <w:r>
+              <w:rPr>
+                <w:rFonts w:ascii="Arial" w:cs="Arial" w:eastAsia="Arial" w:hAnsi="Arial"/>
+                <w:b w:val="false"/>
+                <w:bCs w:val="false"/>
+                <w:i w:val="false"/>
+                <w:iCs w:val="false"/>
+                <w:color w:val="000000"/>
+                <w:sz w:val="18"/>
+                <w:szCs w:val="18"/>
+              </w:rPr>
+              <w:t xml:space="preserve">Learners practise expanding products of two linear brackets using the grid/box method and FOIL, with all examples drawn from Kenyan contexts (dimensions of a school garden in Nakuru, price-demand relationships for a Mombasa fish seller). Common errors are surfaced and corrected collaboratively.</w:t>
+            </w:r>
+          </w:p>
+          <w:p>
+            <w:pPr>
+              <w:spacing w:after="40" w:before="0"/>
+              <w:jc w:val="left"/>
+            </w:pPr>
+            <w:r>
+              <w:rPr>
+                <w:rFonts w:ascii="Arial" w:cs="Arial" w:eastAsia="Arial" w:hAnsi="Arial"/>
+                <w:b w:val="false"/>
+                <w:bCs w:val="false"/>
+                <w:i w:val="false"/>
+                <w:iCs w:val="false"/>
+                <w:color w:val="000000"/>
+                <w:sz w:val="18"/>
+                <w:szCs w:val="18"/>
+              </w:rPr>
+              <w:t xml:space="preserve"/>
+            </w:r>
+          </w:p>
+          <w:p>
+            <w:pPr>
+              <w:spacing w:after="40" w:before="0"/>
+              <w:jc w:val="left"/>
+            </w:pPr>
+            <w:r>
+              <w:rPr>
+                <w:rFonts w:ascii="Arial" w:cs="Arial" w:eastAsia="Arial" w:hAnsi="Arial"/>
+                <w:b w:val="false"/>
+                <w:bCs w:val="false"/>
+                <w:i w:val="false"/>
+                <w:iCs w:val="false"/>
+                <w:color w:val="000000"/>
+                <w:sz w:val="18"/>
+                <w:szCs w:val="18"/>
+              </w:rPr>
+              <w:t xml:space="preserve">Lesson 4 — Factorising Quadratic Expressions (Part 1 — Common Factor, Grouping, Difference of Two Squares):</w:t>
+            </w:r>
+          </w:p>
+          <w:p>
+            <w:pPr>
+              <w:spacing w:after="40" w:before="0"/>
+              <w:jc w:val="left"/>
+            </w:pPr>
+            <w:r>
+              <w:rPr>
+                <w:rFonts w:ascii="Arial" w:cs="Arial" w:eastAsia="Arial" w:hAnsi="Arial"/>
+                <w:b w:val="false"/>
+                <w:bCs w:val="false"/>
+                <w:i w:val="false"/>
+                <w:iCs w:val="false"/>
+                <w:color w:val="000000"/>
+                <w:sz w:val="18"/>
+                <w:szCs w:val="18"/>
+              </w:rPr>
+              <w:t xml:space="preserve">Learners reverse the expansion process. The tiled courtyard and shamba supporting phenomena are revisited: students factorise expressions that arose naturally from those contexts. Emphasis on difference of two squares as a special case of the (a+b)(a−b) identity.</w:t>
+            </w:r>
+          </w:p>
+          <w:p>
+            <w:pPr>
+              <w:spacing w:after="40" w:before="0"/>
+              <w:jc w:val="left"/>
+            </w:pPr>
+            <w:r>
+              <w:rPr>
+                <w:rFonts w:ascii="Arial" w:cs="Arial" w:eastAsia="Arial" w:hAnsi="Arial"/>
+                <w:b w:val="false"/>
+                <w:bCs w:val="false"/>
+                <w:i w:val="false"/>
+                <w:iCs w:val="false"/>
+                <w:color w:val="000000"/>
+                <w:sz w:val="18"/>
+                <w:szCs w:val="18"/>
+              </w:rPr>
+              <w:t xml:space="preserve"/>
+            </w:r>
+          </w:p>
+          <w:p>
+            <w:pPr>
+              <w:spacing w:after="40" w:before="0"/>
+              <w:jc w:val="left"/>
+            </w:pPr>
+            <w:r>
+              <w:rPr>
+                <w:rFonts w:ascii="Arial" w:cs="Arial" w:eastAsia="Arial" w:hAnsi="Arial"/>
+                <w:b w:val="false"/>
+                <w:bCs w:val="false"/>
+                <w:i w:val="false"/>
+                <w:iCs w:val="false"/>
+                <w:color w:val="000000"/>
+                <w:sz w:val="18"/>
+                <w:szCs w:val="18"/>
+              </w:rPr>
+              <w:t xml:space="preserve">Lesson 5 — Factorising Quadratic Expressions (Part 2 — Trinomials):</w:t>
+            </w:r>
+          </w:p>
+          <w:p>
+            <w:pPr>
+              <w:spacing w:after="40" w:before="0"/>
+              <w:jc w:val="left"/>
+            </w:pPr>
+            <w:r>
+              <w:rPr>
+                <w:rFonts w:ascii="Arial" w:cs="Arial" w:eastAsia="Arial" w:hAnsi="Arial"/>
+                <w:b w:val="false"/>
+                <w:bCs w:val="false"/>
+                <w:i w:val="false"/>
+                <w:iCs w:val="false"/>
+                <w:color w:val="000000"/>
+                <w:sz w:val="18"/>
+                <w:szCs w:val="18"/>
+              </w:rPr>
+              <w:t xml:space="preserve">Learners extend factorisation to the general trinomial ax² + bx + c using the product-and-sum method and the splitting-the-middle-term method. Real-life quadratic expressions from the mandazi profit model and the mango-drop height model are factorised, keeping the anchoring and supporting phenomena alive.</w:t>
+            </w:r>
+          </w:p>
+          <w:p>
+            <w:pPr>
+              <w:spacing w:after="40" w:before="0"/>
+              <w:jc w:val="left"/>
+            </w:pPr>
+            <w:r>
+              <w:rPr>
+                <w:rFonts w:ascii="Arial" w:cs="Arial" w:eastAsia="Arial" w:hAnsi="Arial"/>
+                <w:b w:val="false"/>
+                <w:bCs w:val="false"/>
+                <w:i w:val="false"/>
+                <w:iCs w:val="false"/>
+                <w:color w:val="000000"/>
+                <w:sz w:val="18"/>
+                <w:szCs w:val="18"/>
+              </w:rPr>
+              <w:t xml:space="preserve"/>
+            </w:r>
+          </w:p>
+          <w:p>
+            <w:pPr>
+              <w:spacing w:after="40" w:before="0"/>
+              <w:jc w:val="left"/>
+            </w:pPr>
+            <w:r>
+              <w:rPr>
+                <w:rFonts w:ascii="Arial" w:cs="Arial" w:eastAsia="Arial" w:hAnsi="Arial"/>
+                <w:b w:val="false"/>
+                <w:bCs w:val="false"/>
+                <w:i w:val="false"/>
+                <w:iCs w:val="false"/>
+                <w:color w:val="000000"/>
+                <w:sz w:val="18"/>
+                <w:szCs w:val="18"/>
+              </w:rPr>
+              <w:t xml:space="preserve">Lesson 6 — Forming and Solving Quadratic Equations by Factorisation:</w:t>
+            </w:r>
+          </w:p>
+          <w:p>
+            <w:pPr>
+              <w:spacing w:after="40" w:before="0"/>
+              <w:jc w:val="left"/>
+            </w:pPr>
+            <w:r>
+              <w:rPr>
+                <w:rFonts w:ascii="Arial" w:cs="Arial" w:eastAsia="Arial" w:hAnsi="Arial"/>
+                <w:b w:val="false"/>
+                <w:bCs w:val="false"/>
+                <w:i w:val="false"/>
+                <w:iCs w:val="false"/>
+                <w:color w:val="000000"/>
+                <w:sz w:val="18"/>
+                <w:szCs w:val="18"/>
+              </w:rPr>
+              <w:t xml:space="preserve">Learners translate word problems (shamba dimensions, break-even for the mandazi seller, landing point of the shot put) into quadratic equations, set them equal to zero, factorise, and solve. They interpret both roots in context, discussing why one root may be inadmissible (e.g., negative length). DQB is updated: "Why does a quadratic equation have two solutions — and are both always meaningful?"</w:t>
+            </w:r>
+          </w:p>
+          <w:p>
+            <w:pPr>
+              <w:spacing w:after="40" w:before="0"/>
+              <w:jc w:val="left"/>
+            </w:pPr>
+            <w:r>
+              <w:rPr>
+                <w:rFonts w:ascii="Arial" w:cs="Arial" w:eastAsia="Arial" w:hAnsi="Arial"/>
+                <w:b w:val="false"/>
+                <w:bCs w:val="false"/>
+                <w:i w:val="false"/>
+                <w:iCs w:val="false"/>
+                <w:color w:val="000000"/>
+                <w:sz w:val="18"/>
+                <w:szCs w:val="18"/>
+              </w:rPr>
+              <w:t xml:space="preserve"/>
+            </w:r>
+          </w:p>
+          <w:p>
+            <w:pPr>
+              <w:spacing w:after="40" w:before="0"/>
+              <w:jc w:val="left"/>
+            </w:pPr>
+            <w:r>
+              <w:rPr>
+                <w:rFonts w:ascii="Arial" w:cs="Arial" w:eastAsia="Arial" w:hAnsi="Arial"/>
+                <w:b w:val="false"/>
+                <w:bCs w:val="false"/>
+                <w:i w:val="false"/>
+                <w:iCs w:val="false"/>
+                <w:color w:val="000000"/>
+                <w:sz w:val="18"/>
+                <w:szCs w:val="18"/>
+              </w:rPr>
+              <w:t xml:space="preserve">Lesson 7 — Solving Quadratic Equations by Completing the Square and the Quadratic Formula:</w:t>
+            </w:r>
+          </w:p>
+          <w:p>
+            <w:pPr>
+              <w:spacing w:after="40" w:before="0"/>
+              <w:jc w:val="left"/>
+            </w:pPr>
+            <w:r>
+              <w:rPr>
+                <w:rFonts w:ascii="Arial" w:cs="Arial" w:eastAsia="Arial" w:hAnsi="Arial"/>
+                <w:b w:val="false"/>
+                <w:bCs w:val="false"/>
+                <w:i w:val="false"/>
+                <w:iCs w:val="false"/>
+                <w:color w:val="000000"/>
+                <w:sz w:val="18"/>
+                <w:szCs w:val="18"/>
+              </w:rPr>
+              <w:t xml:space="preserve">Learners discover completing the square by rearranging area models that cannot be factorised easily, then derive the quadratic formula from the general form. They use both methods on the shot-put parabola problem, verifying their answers with calculators. The formula is connected back to the discriminant: what does it mean for the ball's path if b² − 4ac &lt; 0?</w:t>
+            </w:r>
+          </w:p>
+          <w:p>
+            <w:pPr>
+              <w:spacing w:after="40" w:before="0"/>
+              <w:jc w:val="left"/>
+            </w:pPr>
+            <w:r>
+              <w:rPr>
+                <w:rFonts w:ascii="Arial" w:cs="Arial" w:eastAsia="Arial" w:hAnsi="Arial"/>
+                <w:b w:val="false"/>
+                <w:bCs w:val="false"/>
+                <w:i w:val="false"/>
+                <w:iCs w:val="false"/>
+                <w:color w:val="000000"/>
+                <w:sz w:val="18"/>
+                <w:szCs w:val="18"/>
+              </w:rPr>
+              <w:t xml:space="preserve"/>
+            </w:r>
+          </w:p>
+          <w:p>
+            <w:pPr>
+              <w:spacing w:after="40" w:before="0"/>
+              <w:jc w:val="left"/>
+            </w:pPr>
+            <w:r>
+              <w:rPr>
+                <w:rFonts w:ascii="Arial" w:cs="Arial" w:eastAsia="Arial" w:hAnsi="Arial"/>
+                <w:b w:val="false"/>
+                <w:bCs w:val="false"/>
+                <w:i w:val="false"/>
+                <w:iCs w:val="false"/>
+                <w:color w:val="000000"/>
+                <w:sz w:val="18"/>
+                <w:szCs w:val="18"/>
+              </w:rPr>
+              <w:t xml:space="preserve">Lesson 8 — Applications, Consolidation, and Model Revision:</w:t>
+            </w:r>
+          </w:p>
+          <w:p>
+            <w:pPr>
+              <w:spacing w:after="40" w:before="0"/>
+              <w:jc w:val="left"/>
+            </w:pPr>
+            <w:r>
+              <w:rPr>
+                <w:rFonts w:ascii="Arial" w:cs="Arial" w:eastAsia="Arial" w:hAnsi="Arial"/>
+                <w:b w:val="false"/>
+                <w:bCs w:val="false"/>
+                <w:i w:val="false"/>
+                <w:iCs w:val="false"/>
+                <w:color w:val="000000"/>
+                <w:sz w:val="18"/>
+                <w:szCs w:val="18"/>
+              </w:rPr>
+              <w:t xml:space="preserve">Learners tackle multi-step real-life problems integrating all techniques: a Rift Valley farmer optimising a fenced plot, a physics problem about a ball's flight time, and a business problem for a Nairobi market trader. Groups present solutions and revise their cumulative models on the DQB, answering the driving question with evidence from across all eight lessons. Assessment task introduced: a structured problem set and a short project connecting quadratic equations to one chosen real-life Kenyan context.</w:t>
+            </w:r>
+          </w:p>
+        </w:tc>
+      </w:tr>
+      <w:tr>
+        <w:tc>
+          <w:tcPr>
+            <w:tcW w:type="dxa" w:w="3000"/>
+            <w:shd w:fill="EAD1F5" w:color="auto" w:val="clear"/>
+            <w:tcMar>
+              <w:top w:type="dxa" w:w="60"/>
+              <w:left w:type="dxa" w:w="120"/>
+              <w:bottom w:type="dxa" w:w="60"/>
+              <w:right w:type="dxa" w:w="120"/>
+            </w:tcMar>
+            <w:vAlign w:val="top"/>
+          </w:tcPr>
+          <w:p>
+            <w:pPr>
+              <w:spacing w:after="40" w:before="0"/>
+              <w:jc w:val="left"/>
+            </w:pPr>
+            <w:r>
+              <w:rPr>
+                <w:rFonts w:ascii="Arial" w:cs="Arial" w:eastAsia="Arial" w:hAnsi="Arial"/>
+                <w:b/>
+                <w:bCs/>
+                <w:i w:val="false"/>
+                <w:iCs w:val="false"/>
+                <w:color w:val="000000"/>
+                <w:sz w:val="18"/>
+                <w:szCs w:val="18"/>
+              </w:rPr>
+              <w:t xml:space="preserve">Supporting Phenomena</w:t>
+            </w:r>
+          </w:p>
+        </w:tc>
+        <w:tc>
+          <w:tcPr>
+            <w:tcW w:type="dxa" w:w="10680"/>
+            <w:shd w:fill="FFFFFF" w:color="auto" w:val="clear"/>
+            <w:tcMar>
+              <w:top w:type="dxa" w:w="60"/>
+              <w:left w:type="dxa" w:w="120"/>
+              <w:bottom w:type="dxa" w:w="60"/>
+              <w:right w:type="dxa" w:w="120"/>
+            </w:tcMar>
+            <w:vAlign w:val="top"/>
+          </w:tcPr>
+          <w:p>
+            <w:pPr>
+              <w:spacing w:after="30" w:before="0"/>
+              <w:ind w:left="360" w:hanging="180"/>
+              <w:jc w:val="left"/>
+            </w:pPr>
+            <w:r>
+              <w:rPr>
+                <w:rFonts w:ascii="Arial" w:cs="Arial" w:eastAsia="Arial" w:hAnsi="Arial"/>
+                <w:b w:val="false"/>
+                <w:bCs w:val="false"/>
+                <w:i w:val="false"/>
+                <w:iCs w:val="false"/>
+                <w:color w:val="000000"/>
+                <w:sz w:val="18"/>
+                <w:szCs w:val="18"/>
+              </w:rPr>
+              <w:t xml:space="preserve">–  The Shrinking and Growing Shamba: A farmer in Kericho has a rectangular tea plot. She increases the length by a certain number of metres and decreases the width by the same number. Students discover that the resulting area can be expressed as a quadratic expression — and that the identity (a + b)(a − b) = a² − b² neatly describes the relationship. Why does changing dimensions this way always produce an expression with no middle term?</w:t>
+            </w:r>
+          </w:p>
+          <w:p>
+            <w:pPr>
+              <w:spacing w:after="30" w:before="0"/>
+              <w:ind w:left="360" w:hanging="180"/>
+              <w:jc w:val="left"/>
+            </w:pPr>
+            <w:r>
+              <w:rPr>
+                <w:rFonts w:ascii="Arial" w:cs="Arial" w:eastAsia="Arial" w:hAnsi="Arial"/>
+                <w:b w:val="false"/>
+                <w:bCs w:val="false"/>
+                <w:i w:val="false"/>
+                <w:iCs w:val="false"/>
+                <w:color w:val="000000"/>
+                <w:sz w:val="18"/>
+                <w:szCs w:val="18"/>
+              </w:rPr>
+              <w:t xml:space="preserve">–  The Tiled Courtyard Puzzle: A school in Kisumu has a square courtyard of side length x metres, surrounded by a uniform border of decorative tiles. The total tiled area is described by a quadratic expression. Students are shown a diagram and asked: given the total tiled area, what is the side length of the inner courtyard? Solving this requires forming and solving a quadratic equation.</w:t>
+            </w:r>
+          </w:p>
+          <w:p>
+            <w:pPr>
+              <w:spacing w:after="30" w:before="0"/>
+              <w:ind w:left="360" w:hanging="180"/>
+              <w:jc w:val="left"/>
+            </w:pPr>
+            <w:r>
+              <w:rPr>
+                <w:rFonts w:ascii="Arial" w:cs="Arial" w:eastAsia="Arial" w:hAnsi="Arial"/>
+                <w:b w:val="false"/>
+                <w:bCs w:val="false"/>
+                <w:i w:val="false"/>
+                <w:iCs w:val="false"/>
+                <w:color w:val="000000"/>
+                <w:sz w:val="18"/>
+                <w:szCs w:val="18"/>
+              </w:rPr>
+              <w:t xml:space="preserve">–  The Market Profit Model: A mandazi seller at Gikomba market in Nairobi finds that her daily profit (in Ksh) depends on the number of extra mandazi she bakes beyond her base amount, described by a quadratic relationship. At what production level does she break even, and at what level is profit zero again? Students must form and solve a quadratic equation to answer a real business question.</w:t>
+            </w:r>
+          </w:p>
+          <w:p>
+            <w:pPr>
+              <w:spacing w:after="30" w:before="0"/>
+              <w:ind w:left="360" w:hanging="180"/>
+              <w:jc w:val="left"/>
+            </w:pPr>
+            <w:r>
+              <w:rPr>
+                <w:rFonts w:ascii="Arial" w:cs="Arial" w:eastAsia="Arial" w:hAnsi="Arial"/>
+                <w:b w:val="false"/>
+                <w:bCs w:val="false"/>
+                <w:i w:val="false"/>
+                <w:iCs w:val="false"/>
+                <w:color w:val="000000"/>
+                <w:sz w:val="18"/>
+                <w:szCs w:val="18"/>
+              </w:rPr>
+              <w:t xml:space="preserve">–  The Falling Mango: A mango is dropped from the top of a tree on a farm in Kisii. Its height above the ground at time t seconds is modelled by a quadratic expression in t. Students observe that the mango's height decreases in an accelerating, non-linear way — and must find when it hits the ground by solving a quadratic equation, choosing the positive root as the physically meaningful solution.</w:t>
+            </w:r>
+          </w:p>
+        </w:tc>
+      </w:tr>
+    </w:tbl>
+    <w:p>
+      <w:pPr>
+        <w:spacing w:after="120"/>
+      </w:pPr>
+      <w:r>
+        <w:t xml:space="preserve"/>
       </w:r>
     </w:p>
     <w:p>
@@ -150,7 +2652,7 @@
         </w:rPr>
         <w:t xml:space="preserve">© 2026 SeaVuria and ARES. This work is licensed under a </w:t>
       </w:r>
-      <w:hyperlink w:history="1" r:id="rIdbutiljhmf6w076wykmkdm">
+      <w:hyperlink w:history="1" r:id="rIdwytpv61w_cay_c5n-b2jp">
         <w:r>
           <w:rPr>
             <w:rFonts w:ascii="Arial" w:cs="Arial" w:eastAsia="Arial" w:hAnsi="Arial"/>
@@ -170,7 +2672,7 @@
         </w:rPr>
         <w:t xml:space="preserve"> (</w:t>
       </w:r>
-      <w:hyperlink w:history="1" r:id="rId4xtqdhnqoqtcat3zrnlpm">
+      <w:hyperlink w:history="1" r:id="rIdj5raiwxdkkskmedwqc2gd">
         <w:r>
           <w:rPr>
             <w:rFonts w:ascii="Arial" w:cs="Arial" w:eastAsia="Arial" w:hAnsi="Arial"/>
@@ -190,7 +2692,7 @@
         </w:rPr>
         <w:t xml:space="preserve">). To view a copy of this license, visit </w:t>
       </w:r>
-      <w:hyperlink w:history="1" r:id="rIdbk2jthflznfcuwsazrmt_">
+      <w:hyperlink w:history="1" r:id="rId6f8ykayw37fbwltyk9nng">
         <w:r>
           <w:rPr>
             <w:rFonts w:ascii="Arial" w:cs="Arial" w:eastAsia="Arial" w:hAnsi="Arial"/>
@@ -209,2508 +2711,6 @@
           <w:szCs w:val="17"/>
         </w:rPr>
         <w:t xml:space="preserve">. You are free to copy, redistribute, and adapt this material in any medium or format, provided appropriate credit is given and the material is not used for commercial purposes. KICD learning outcomes and curriculum designations reproduced here for alignment purposes remain the property of KICD and are not covered by this license. Linked external resources (e.g. CK-12, Khan Academy, PhET) are subject to their own licenses.</w:t>
-      </w:r>
-    </w:p>
-    <w:p>
-      <w:pPr>
-        <w:spacing w:after="120"/>
-      </w:pPr>
-      <w:r>
-        <w:t xml:space="preserve"/>
-      </w:r>
-    </w:p>
-    <w:tbl>
-      <w:tblPr>
-        <w:tblW w:type="dxa" w:w="13680"/>
-        <w:tblBorders>
-          <w:top w:val="single" w:color="AAAAAA" w:sz="4"/>
-          <w:left w:val="single" w:color="AAAAAA" w:sz="4"/>
-          <w:bottom w:val="single" w:color="AAAAAA" w:sz="4"/>
-          <w:right w:val="single" w:color="AAAAAA" w:sz="4"/>
-          <w:insideH w:val="single" w:color="auto" w:sz="4"/>
-          <w:insideV w:val="single" w:color="auto" w:sz="4"/>
-        </w:tblBorders>
-        <w:tblLayout w:type="fixed"/>
-      </w:tblPr>
-      <w:tblGrid>
-        <w:gridCol w:w="3000"/>
-        <w:gridCol w:w="10680"/>
-      </w:tblGrid>
-      <w:tr>
-        <w:tc>
-          <w:tcPr>
-            <w:tcW w:type="dxa" w:w="13680"/>
-            <w:gridSpan w:val="2"/>
-            <w:shd w:fill="1F3864" w:color="auto" w:val="clear"/>
-            <w:tcMar>
-              <w:top w:type="dxa" w:w="60"/>
-              <w:left w:type="dxa" w:w="120"/>
-              <w:bottom w:type="dxa" w:w="60"/>
-              <w:right w:type="dxa" w:w="120"/>
-            </w:tcMar>
-            <w:vAlign w:val="top"/>
-          </w:tcPr>
-          <w:p>
-            <w:pPr>
-              <w:spacing w:after="40" w:before="0"/>
-              <w:jc w:val="center"/>
-            </w:pPr>
-            <w:r>
-              <w:rPr>
-                <w:rFonts w:ascii="Arial" w:cs="Arial" w:eastAsia="Arial" w:hAnsi="Arial"/>
-                <w:b/>
-                <w:bCs/>
-                <w:i w:val="false"/>
-                <w:iCs w:val="false"/>
-                <w:color w:val="FFFFFF"/>
-                <w:sz w:val="22"/>
-                <w:szCs w:val="22"/>
-              </w:rPr>
-              <w:t xml:space="preserve">SUB-STRAND OVERVIEW</w:t>
-            </w:r>
-          </w:p>
-        </w:tc>
-      </w:tr>
-      <w:tr>
-        <w:tc>
-          <w:tcPr>
-            <w:tcW w:type="dxa" w:w="3000"/>
-            <w:shd w:fill="D5E8F0" w:color="auto" w:val="clear"/>
-            <w:tcMar>
-              <w:top w:type="dxa" w:w="60"/>
-              <w:left w:type="dxa" w:w="120"/>
-              <w:bottom w:type="dxa" w:w="60"/>
-              <w:right w:type="dxa" w:w="120"/>
-            </w:tcMar>
-            <w:vAlign w:val="top"/>
-          </w:tcPr>
-          <w:p>
-            <w:pPr>
-              <w:spacing w:after="40" w:before="0"/>
-              <w:jc w:val="left"/>
-            </w:pPr>
-            <w:r>
-              <w:rPr>
-                <w:rFonts w:ascii="Arial" w:cs="Arial" w:eastAsia="Arial" w:hAnsi="Arial"/>
-                <w:b/>
-                <w:bCs/>
-                <w:i w:val="false"/>
-                <w:iCs w:val="false"/>
-                <w:color w:val="000000"/>
-                <w:sz w:val="18"/>
-                <w:szCs w:val="18"/>
-              </w:rPr>
-              <w:t xml:space="preserve">Grade Level</w:t>
-            </w:r>
-          </w:p>
-        </w:tc>
-        <w:tc>
-          <w:tcPr>
-            <w:tcW w:type="dxa" w:w="10680"/>
-            <w:shd w:fill="FFFFFF" w:color="auto" w:val="clear"/>
-            <w:tcMar>
-              <w:top w:type="dxa" w:w="60"/>
-              <w:left w:type="dxa" w:w="120"/>
-              <w:bottom w:type="dxa" w:w="60"/>
-              <w:right w:type="dxa" w:w="120"/>
-            </w:tcMar>
-            <w:vAlign w:val="top"/>
-          </w:tcPr>
-          <w:p>
-            <w:pPr>
-              <w:spacing w:after="40" w:before="0"/>
-              <w:jc w:val="left"/>
-            </w:pPr>
-            <w:r>
-              <w:rPr>
-                <w:rFonts w:ascii="Arial" w:cs="Arial" w:eastAsia="Arial" w:hAnsi="Arial"/>
-                <w:b w:val="false"/>
-                <w:bCs w:val="false"/>
-                <w:i w:val="false"/>
-                <w:iCs w:val="false"/>
-                <w:color w:val="000000"/>
-                <w:sz w:val="18"/>
-                <w:szCs w:val="18"/>
-              </w:rPr>
-              <w:t xml:space="preserve">10</w:t>
-            </w:r>
-          </w:p>
-        </w:tc>
-      </w:tr>
-      <w:tr>
-        <w:tc>
-          <w:tcPr>
-            <w:tcW w:type="dxa" w:w="3000"/>
-            <w:shd w:fill="D5E8F0" w:color="auto" w:val="clear"/>
-            <w:tcMar>
-              <w:top w:type="dxa" w:w="60"/>
-              <w:left w:type="dxa" w:w="120"/>
-              <w:bottom w:type="dxa" w:w="60"/>
-              <w:right w:type="dxa" w:w="120"/>
-            </w:tcMar>
-            <w:vAlign w:val="top"/>
-          </w:tcPr>
-          <w:p>
-            <w:pPr>
-              <w:spacing w:after="40" w:before="0"/>
-              <w:jc w:val="left"/>
-            </w:pPr>
-            <w:r>
-              <w:rPr>
-                <w:rFonts w:ascii="Arial" w:cs="Arial" w:eastAsia="Arial" w:hAnsi="Arial"/>
-                <w:b/>
-                <w:bCs/>
-                <w:i w:val="false"/>
-                <w:iCs w:val="false"/>
-                <w:color w:val="000000"/>
-                <w:sz w:val="18"/>
-                <w:szCs w:val="18"/>
-              </w:rPr>
-              <w:t xml:space="preserve">Subject</w:t>
-            </w:r>
-          </w:p>
-        </w:tc>
-        <w:tc>
-          <w:tcPr>
-            <w:tcW w:type="dxa" w:w="10680"/>
-            <w:shd w:fill="FFFFFF" w:color="auto" w:val="clear"/>
-            <w:tcMar>
-              <w:top w:type="dxa" w:w="60"/>
-              <w:left w:type="dxa" w:w="120"/>
-              <w:bottom w:type="dxa" w:w="60"/>
-              <w:right w:type="dxa" w:w="120"/>
-            </w:tcMar>
-            <w:vAlign w:val="top"/>
-          </w:tcPr>
-          <w:p>
-            <w:pPr>
-              <w:spacing w:after="40" w:before="0"/>
-              <w:jc w:val="left"/>
-            </w:pPr>
-            <w:r>
-              <w:rPr>
-                <w:rFonts w:ascii="Arial" w:cs="Arial" w:eastAsia="Arial" w:hAnsi="Arial"/>
-                <w:b w:val="false"/>
-                <w:bCs w:val="false"/>
-                <w:i w:val="false"/>
-                <w:iCs w:val="false"/>
-                <w:color w:val="000000"/>
-                <w:sz w:val="18"/>
-                <w:szCs w:val="18"/>
-              </w:rPr>
-              <w:t xml:space="preserve">Core Mathematics</w:t>
-            </w:r>
-          </w:p>
-        </w:tc>
-      </w:tr>
-      <w:tr>
-        <w:tc>
-          <w:tcPr>
-            <w:tcW w:type="dxa" w:w="3000"/>
-            <w:shd w:fill="D5E8F0" w:color="auto" w:val="clear"/>
-            <w:tcMar>
-              <w:top w:type="dxa" w:w="60"/>
-              <w:left w:type="dxa" w:w="120"/>
-              <w:bottom w:type="dxa" w:w="60"/>
-              <w:right w:type="dxa" w:w="120"/>
-            </w:tcMar>
-            <w:vAlign w:val="top"/>
-          </w:tcPr>
-          <w:p>
-            <w:pPr>
-              <w:spacing w:after="40" w:before="0"/>
-              <w:jc w:val="left"/>
-            </w:pPr>
-            <w:r>
-              <w:rPr>
-                <w:rFonts w:ascii="Arial" w:cs="Arial" w:eastAsia="Arial" w:hAnsi="Arial"/>
-                <w:b/>
-                <w:bCs/>
-                <w:i w:val="false"/>
-                <w:iCs w:val="false"/>
-                <w:color w:val="000000"/>
-                <w:sz w:val="18"/>
-                <w:szCs w:val="18"/>
-              </w:rPr>
-              <w:t xml:space="preserve">Strand</w:t>
-            </w:r>
-          </w:p>
-        </w:tc>
-        <w:tc>
-          <w:tcPr>
-            <w:tcW w:type="dxa" w:w="10680"/>
-            <w:shd w:fill="FFFFFF" w:color="auto" w:val="clear"/>
-            <w:tcMar>
-              <w:top w:type="dxa" w:w="60"/>
-              <w:left w:type="dxa" w:w="120"/>
-              <w:bottom w:type="dxa" w:w="60"/>
-              <w:right w:type="dxa" w:w="120"/>
-            </w:tcMar>
-            <w:vAlign w:val="top"/>
-          </w:tcPr>
-          <w:p>
-            <w:pPr>
-              <w:spacing w:after="40" w:before="0"/>
-              <w:jc w:val="left"/>
-            </w:pPr>
-            <w:r>
-              <w:rPr>
-                <w:rFonts w:ascii="Arial" w:cs="Arial" w:eastAsia="Arial" w:hAnsi="Arial"/>
-                <w:b w:val="false"/>
-                <w:bCs w:val="false"/>
-                <w:i w:val="false"/>
-                <w:iCs w:val="false"/>
-                <w:color w:val="000000"/>
-                <w:sz w:val="18"/>
-                <w:szCs w:val="18"/>
-              </w:rPr>
-              <w:t xml:space="preserve">Strand 1.0: Numbers and Algebra</w:t>
-            </w:r>
-          </w:p>
-        </w:tc>
-      </w:tr>
-      <w:tr>
-        <w:tc>
-          <w:tcPr>
-            <w:tcW w:type="dxa" w:w="3000"/>
-            <w:shd w:fill="D5E8F0" w:color="auto" w:val="clear"/>
-            <w:tcMar>
-              <w:top w:type="dxa" w:w="60"/>
-              <w:left w:type="dxa" w:w="120"/>
-              <w:bottom w:type="dxa" w:w="60"/>
-              <w:right w:type="dxa" w:w="120"/>
-            </w:tcMar>
-            <w:vAlign w:val="top"/>
-          </w:tcPr>
-          <w:p>
-            <w:pPr>
-              <w:spacing w:after="40" w:before="0"/>
-              <w:jc w:val="left"/>
-            </w:pPr>
-            <w:r>
-              <w:rPr>
-                <w:rFonts w:ascii="Arial" w:cs="Arial" w:eastAsia="Arial" w:hAnsi="Arial"/>
-                <w:b/>
-                <w:bCs/>
-                <w:i w:val="false"/>
-                <w:iCs w:val="false"/>
-                <w:color w:val="000000"/>
-                <w:sz w:val="18"/>
-                <w:szCs w:val="18"/>
-              </w:rPr>
-              <w:t xml:space="preserve">Sub-Strand</w:t>
-            </w:r>
-          </w:p>
-        </w:tc>
-        <w:tc>
-          <w:tcPr>
-            <w:tcW w:type="dxa" w:w="10680"/>
-            <w:shd w:fill="FFFFFF" w:color="auto" w:val="clear"/>
-            <w:tcMar>
-              <w:top w:type="dxa" w:w="60"/>
-              <w:left w:type="dxa" w:w="120"/>
-              <w:bottom w:type="dxa" w:w="60"/>
-              <w:right w:type="dxa" w:w="120"/>
-            </w:tcMar>
-            <w:vAlign w:val="top"/>
-          </w:tcPr>
-          <w:p>
-            <w:pPr>
-              <w:spacing w:after="40" w:before="0"/>
-              <w:jc w:val="left"/>
-            </w:pPr>
-            <w:r>
-              <w:rPr>
-                <w:rFonts w:ascii="Arial" w:cs="Arial" w:eastAsia="Arial" w:hAnsi="Arial"/>
-                <w:b w:val="false"/>
-                <w:bCs w:val="false"/>
-                <w:i w:val="false"/>
-                <w:iCs w:val="false"/>
-                <w:color w:val="000000"/>
-                <w:sz w:val="18"/>
-                <w:szCs w:val="18"/>
-              </w:rPr>
-              <w:t xml:space="preserve">Sub-Strand 1.3: Quadratic Expressions and Equations</w:t>
-            </w:r>
-          </w:p>
-        </w:tc>
-      </w:tr>
-      <w:tr>
-        <w:tc>
-          <w:tcPr>
-            <w:tcW w:type="dxa" w:w="3000"/>
-            <w:shd w:fill="D5E8F0" w:color="auto" w:val="clear"/>
-            <w:tcMar>
-              <w:top w:type="dxa" w:w="60"/>
-              <w:left w:type="dxa" w:w="120"/>
-              <w:bottom w:type="dxa" w:w="60"/>
-              <w:right w:type="dxa" w:w="120"/>
-            </w:tcMar>
-            <w:vAlign w:val="top"/>
-          </w:tcPr>
-          <w:p>
-            <w:pPr>
-              <w:spacing w:after="40" w:before="0"/>
-              <w:jc w:val="left"/>
-            </w:pPr>
-            <w:r>
-              <w:rPr>
-                <w:rFonts w:ascii="Arial" w:cs="Arial" w:eastAsia="Arial" w:hAnsi="Arial"/>
-                <w:b/>
-                <w:bCs/>
-                <w:i w:val="false"/>
-                <w:iCs w:val="false"/>
-                <w:color w:val="000000"/>
-                <w:sz w:val="18"/>
-                <w:szCs w:val="18"/>
-              </w:rPr>
-              <w:t xml:space="preserve">Total Duration</w:t>
-            </w:r>
-          </w:p>
-        </w:tc>
-        <w:tc>
-          <w:tcPr>
-            <w:tcW w:type="dxa" w:w="10680"/>
-            <w:shd w:fill="FFFFFF" w:color="auto" w:val="clear"/>
-            <w:tcMar>
-              <w:top w:type="dxa" w:w="60"/>
-              <w:left w:type="dxa" w:w="120"/>
-              <w:bottom w:type="dxa" w:w="60"/>
-              <w:right w:type="dxa" w:w="120"/>
-            </w:tcMar>
-            <w:vAlign w:val="top"/>
-          </w:tcPr>
-          <w:p>
-            <w:pPr>
-              <w:spacing w:after="40" w:before="0"/>
-              <w:jc w:val="left"/>
-            </w:pPr>
-            <w:r>
-              <w:rPr>
-                <w:rFonts w:ascii="Arial" w:cs="Arial" w:eastAsia="Arial" w:hAnsi="Arial"/>
-                <w:b w:val="false"/>
-                <w:bCs w:val="false"/>
-                <w:i w:val="false"/>
-                <w:iCs w:val="false"/>
-                <w:color w:val="000000"/>
-                <w:sz w:val="18"/>
-                <w:szCs w:val="18"/>
-              </w:rPr>
-              <w:t xml:space="preserve">8 lessons × 40 minutes = 320 minutes total</w:t>
-            </w:r>
-          </w:p>
-        </w:tc>
-      </w:tr>
-      <w:tr>
-        <w:tc>
-          <w:tcPr>
-            <w:tcW w:type="dxa" w:w="3000"/>
-            <w:shd w:fill="D5E8F0" w:color="auto" w:val="clear"/>
-            <w:tcMar>
-              <w:top w:type="dxa" w:w="60"/>
-              <w:left w:type="dxa" w:w="120"/>
-              <w:bottom w:type="dxa" w:w="60"/>
-              <w:right w:type="dxa" w:w="120"/>
-            </w:tcMar>
-            <w:vAlign w:val="top"/>
-          </w:tcPr>
-          <w:p>
-            <w:pPr>
-              <w:spacing w:after="40" w:before="0"/>
-              <w:jc w:val="left"/>
-            </w:pPr>
-            <w:r>
-              <w:rPr>
-                <w:rFonts w:ascii="Arial" w:cs="Arial" w:eastAsia="Arial" w:hAnsi="Arial"/>
-                <w:b/>
-                <w:bCs/>
-                <w:i w:val="false"/>
-                <w:iCs w:val="false"/>
-                <w:color w:val="000000"/>
-                <w:sz w:val="18"/>
-                <w:szCs w:val="18"/>
-              </w:rPr>
-              <w:t xml:space="preserve">Sub-Strand Content</w:t>
-            </w:r>
-          </w:p>
-        </w:tc>
-        <w:tc>
-          <w:tcPr>
-            <w:tcW w:type="dxa" w:w="10680"/>
-            <w:shd w:fill="FFFFFF" w:color="auto" w:val="clear"/>
-            <w:tcMar>
-              <w:top w:type="dxa" w:w="60"/>
-              <w:left w:type="dxa" w:w="120"/>
-              <w:bottom w:type="dxa" w:w="60"/>
-              <w:right w:type="dxa" w:w="120"/>
-            </w:tcMar>
-            <w:vAlign w:val="top"/>
-          </w:tcPr>
-          <w:p>
-            <w:pPr>
-              <w:spacing w:after="30" w:before="0"/>
-              <w:ind w:left="360" w:hanging="180"/>
-              <w:jc w:val="left"/>
-            </w:pPr>
-            <w:r>
-              <w:rPr>
-                <w:rFonts w:ascii="Arial" w:cs="Arial" w:eastAsia="Arial" w:hAnsi="Arial"/>
-                <w:b w:val="false"/>
-                <w:bCs w:val="false"/>
-                <w:i w:val="false"/>
-                <w:iCs w:val="false"/>
-                <w:color w:val="000000"/>
-                <w:sz w:val="18"/>
-                <w:szCs w:val="18"/>
-              </w:rPr>
-              <w:t xml:space="preserve">–  Forming quadratic expressions from real-life and geometric contexts</w:t>
-            </w:r>
-          </w:p>
-          <w:p>
-            <w:pPr>
-              <w:spacing w:after="30" w:before="0"/>
-              <w:ind w:left="360" w:hanging="180"/>
-              <w:jc w:val="left"/>
-            </w:pPr>
-            <w:r>
-              <w:rPr>
-                <w:rFonts w:ascii="Arial" w:cs="Arial" w:eastAsia="Arial" w:hAnsi="Arial"/>
-                <w:b w:val="false"/>
-                <w:bCs w:val="false"/>
-                <w:i w:val="false"/>
-                <w:iCs w:val="false"/>
-                <w:color w:val="000000"/>
-                <w:sz w:val="18"/>
-                <w:szCs w:val="18"/>
-              </w:rPr>
-              <w:t xml:space="preserve">–  Deriving quadratic identities from the concept of area (e.g., tiled maize-store floors, shamba plots)</w:t>
-            </w:r>
-          </w:p>
-          <w:p>
-            <w:pPr>
-              <w:spacing w:after="30" w:before="0"/>
-              <w:ind w:left="360" w:hanging="180"/>
-              <w:jc w:val="left"/>
-            </w:pPr>
-            <w:r>
-              <w:rPr>
-                <w:rFonts w:ascii="Arial" w:cs="Arial" w:eastAsia="Arial" w:hAnsi="Arial"/>
-                <w:b w:val="false"/>
-                <w:bCs w:val="false"/>
-                <w:i w:val="false"/>
-                <w:iCs w:val="false"/>
-                <w:color w:val="000000"/>
-                <w:sz w:val="18"/>
-                <w:szCs w:val="18"/>
-              </w:rPr>
-              <w:t xml:space="preserve">–  Expanding quadratic expressions: (a + b)², (a − b)², (a + b)(a − b)</w:t>
-            </w:r>
-          </w:p>
-          <w:p>
-            <w:pPr>
-              <w:spacing w:after="30" w:before="0"/>
-              <w:ind w:left="360" w:hanging="180"/>
-              <w:jc w:val="left"/>
-            </w:pPr>
-            <w:r>
-              <w:rPr>
-                <w:rFonts w:ascii="Arial" w:cs="Arial" w:eastAsia="Arial" w:hAnsi="Arial"/>
-                <w:b w:val="false"/>
-                <w:bCs w:val="false"/>
-                <w:i w:val="false"/>
-                <w:iCs w:val="false"/>
-                <w:color w:val="000000"/>
-                <w:sz w:val="18"/>
-                <w:szCs w:val="18"/>
-              </w:rPr>
-              <w:t xml:space="preserve">–  Factorising quadratic expressions: common factor, grouping, trinomial method, difference of two squares</w:t>
-            </w:r>
-          </w:p>
-          <w:p>
-            <w:pPr>
-              <w:spacing w:after="30" w:before="0"/>
-              <w:ind w:left="360" w:hanging="180"/>
-              <w:jc w:val="left"/>
-            </w:pPr>
-            <w:r>
-              <w:rPr>
-                <w:rFonts w:ascii="Arial" w:cs="Arial" w:eastAsia="Arial" w:hAnsi="Arial"/>
-                <w:b w:val="false"/>
-                <w:bCs w:val="false"/>
-                <w:i w:val="false"/>
-                <w:iCs w:val="false"/>
-                <w:color w:val="000000"/>
-                <w:sz w:val="18"/>
-                <w:szCs w:val="18"/>
-              </w:rPr>
-              <w:t xml:space="preserve">–  Forming quadratic equations from word problems set in Kenyan contexts</w:t>
-            </w:r>
-          </w:p>
-          <w:p>
-            <w:pPr>
-              <w:spacing w:after="30" w:before="0"/>
-              <w:ind w:left="360" w:hanging="180"/>
-              <w:jc w:val="left"/>
-            </w:pPr>
-            <w:r>
-              <w:rPr>
-                <w:rFonts w:ascii="Arial" w:cs="Arial" w:eastAsia="Arial" w:hAnsi="Arial"/>
-                <w:b w:val="false"/>
-                <w:bCs w:val="false"/>
-                <w:i w:val="false"/>
-                <w:iCs w:val="false"/>
-                <w:color w:val="000000"/>
-                <w:sz w:val="18"/>
-                <w:szCs w:val="18"/>
-              </w:rPr>
-              <w:t xml:space="preserve">–  Solving quadratic equations by factorisation</w:t>
-            </w:r>
-          </w:p>
-          <w:p>
-            <w:pPr>
-              <w:spacing w:after="30" w:before="0"/>
-              <w:ind w:left="360" w:hanging="180"/>
-              <w:jc w:val="left"/>
-            </w:pPr>
-            <w:r>
-              <w:rPr>
-                <w:rFonts w:ascii="Arial" w:cs="Arial" w:eastAsia="Arial" w:hAnsi="Arial"/>
-                <w:b w:val="false"/>
-                <w:bCs w:val="false"/>
-                <w:i w:val="false"/>
-                <w:iCs w:val="false"/>
-                <w:color w:val="000000"/>
-                <w:sz w:val="18"/>
-                <w:szCs w:val="18"/>
-              </w:rPr>
-              <w:t xml:space="preserve">–  Solving quadratic equations by completing the square</w:t>
-            </w:r>
-          </w:p>
-          <w:p>
-            <w:pPr>
-              <w:spacing w:after="30" w:before="0"/>
-              <w:ind w:left="360" w:hanging="180"/>
-              <w:jc w:val="left"/>
-            </w:pPr>
-            <w:r>
-              <w:rPr>
-                <w:rFonts w:ascii="Arial" w:cs="Arial" w:eastAsia="Arial" w:hAnsi="Arial"/>
-                <w:b w:val="false"/>
-                <w:bCs w:val="false"/>
-                <w:i w:val="false"/>
-                <w:iCs w:val="false"/>
-                <w:color w:val="000000"/>
-                <w:sz w:val="18"/>
-                <w:szCs w:val="18"/>
-              </w:rPr>
-              <w:t xml:space="preserve">–  Solving quadratic equations using the quadratic formula</w:t>
-            </w:r>
-          </w:p>
-          <w:p>
-            <w:pPr>
-              <w:spacing w:after="30" w:before="0"/>
-              <w:ind w:left="360" w:hanging="180"/>
-              <w:jc w:val="left"/>
-            </w:pPr>
-            <w:r>
-              <w:rPr>
-                <w:rFonts w:ascii="Arial" w:cs="Arial" w:eastAsia="Arial" w:hAnsi="Arial"/>
-                <w:b w:val="false"/>
-                <w:bCs w:val="false"/>
-                <w:i w:val="false"/>
-                <w:iCs w:val="false"/>
-                <w:color w:val="000000"/>
-                <w:sz w:val="18"/>
-                <w:szCs w:val="18"/>
-              </w:rPr>
-              <w:t xml:space="preserve">–  Applying quadratic equations to real-life situations (e.g., projectile motion of a thrown ball, area of a rectangular shamba, profit/loss models for a Nairobi market trader)</w:t>
-            </w:r>
-          </w:p>
-          <w:p>
-            <w:pPr>
-              <w:spacing w:after="30" w:before="0"/>
-              <w:ind w:left="360" w:hanging="180"/>
-              <w:jc w:val="left"/>
-            </w:pPr>
-            <w:r>
-              <w:rPr>
-                <w:rFonts w:ascii="Arial" w:cs="Arial" w:eastAsia="Arial" w:hAnsi="Arial"/>
-                <w:b w:val="false"/>
-                <w:bCs w:val="false"/>
-                <w:i w:val="false"/>
-                <w:iCs w:val="false"/>
-                <w:color w:val="000000"/>
-                <w:sz w:val="18"/>
-                <w:szCs w:val="18"/>
-              </w:rPr>
-              <w:t xml:space="preserve">–  Interpreting solutions of quadratic equations in context</w:t>
-            </w:r>
-          </w:p>
-        </w:tc>
-      </w:tr>
-      <w:tr>
-        <w:tc>
-          <w:tcPr>
-            <w:tcW w:type="dxa" w:w="3000"/>
-            <w:shd w:fill="D5E8F0" w:color="auto" w:val="clear"/>
-            <w:tcMar>
-              <w:top w:type="dxa" w:w="60"/>
-              <w:left w:type="dxa" w:w="120"/>
-              <w:bottom w:type="dxa" w:w="60"/>
-              <w:right w:type="dxa" w:w="120"/>
-            </w:tcMar>
-            <w:vAlign w:val="top"/>
-          </w:tcPr>
-          <w:p>
-            <w:pPr>
-              <w:spacing w:after="40" w:before="0"/>
-              <w:jc w:val="left"/>
-            </w:pPr>
-            <w:r>
-              <w:rPr>
-                <w:rFonts w:ascii="Arial" w:cs="Arial" w:eastAsia="Arial" w:hAnsi="Arial"/>
-                <w:b/>
-                <w:bCs/>
-                <w:i w:val="false"/>
-                <w:iCs w:val="false"/>
-                <w:color w:val="000000"/>
-                <w:sz w:val="18"/>
-                <w:szCs w:val="18"/>
-              </w:rPr>
-              <w:t xml:space="preserve">Learning Outcomes</w:t>
-            </w:r>
-          </w:p>
-        </w:tc>
-        <w:tc>
-          <w:tcPr>
-            <w:tcW w:type="dxa" w:w="10680"/>
-            <w:shd w:fill="FFFFFF" w:color="auto" w:val="clear"/>
-            <w:tcMar>
-              <w:top w:type="dxa" w:w="60"/>
-              <w:left w:type="dxa" w:w="120"/>
-              <w:bottom w:type="dxa" w:w="60"/>
-              <w:right w:type="dxa" w:w="120"/>
-            </w:tcMar>
-            <w:vAlign w:val="top"/>
-          </w:tcPr>
-          <w:p>
-            <w:pPr>
-              <w:spacing w:after="40" w:before="0"/>
-              <w:jc w:val="left"/>
-            </w:pPr>
-            <w:r>
-              <w:rPr>
-                <w:rFonts w:ascii="Arial" w:cs="Arial" w:eastAsia="Arial" w:hAnsi="Arial"/>
-                <w:b w:val="false"/>
-                <w:bCs w:val="false"/>
-                <w:i w:val="false"/>
-                <w:iCs w:val="false"/>
-                <w:color w:val="000000"/>
-                <w:sz w:val="18"/>
-                <w:szCs w:val="18"/>
-              </w:rPr>
-              <w:t xml:space="preserve">By the end of the sub-strand, the learner should be able to:</w:t>
-            </w:r>
-          </w:p>
-          <w:p>
-            <w:pPr>
-              <w:spacing w:after="40" w:before="0"/>
-              <w:jc w:val="left"/>
-            </w:pPr>
-            <w:r>
-              <w:rPr>
-                <w:rFonts w:ascii="Arial" w:cs="Arial" w:eastAsia="Arial" w:hAnsi="Arial"/>
-                <w:b w:val="false"/>
-                <w:bCs w:val="false"/>
-                <w:i w:val="false"/>
-                <w:iCs w:val="false"/>
-                <w:color w:val="000000"/>
-                <w:sz w:val="18"/>
-                <w:szCs w:val="18"/>
-              </w:rPr>
-              <w:t xml:space="preserve">a) form quadratic expressions from real-life and geometric situations,</w:t>
-            </w:r>
-          </w:p>
-          <w:p>
-            <w:pPr>
-              <w:spacing w:after="40" w:before="0"/>
-              <w:jc w:val="left"/>
-            </w:pPr>
-            <w:r>
-              <w:rPr>
-                <w:rFonts w:ascii="Arial" w:cs="Arial" w:eastAsia="Arial" w:hAnsi="Arial"/>
-                <w:b w:val="false"/>
-                <w:bCs w:val="false"/>
-                <w:i w:val="false"/>
-                <w:iCs w:val="false"/>
-                <w:color w:val="000000"/>
-                <w:sz w:val="18"/>
-                <w:szCs w:val="18"/>
-              </w:rPr>
-              <w:t xml:space="preserve">b) derive quadratic identities from the concept of area,</w:t>
-            </w:r>
-          </w:p>
-          <w:p>
-            <w:pPr>
-              <w:spacing w:after="40" w:before="0"/>
-              <w:jc w:val="left"/>
-            </w:pPr>
-            <w:r>
-              <w:rPr>
-                <w:rFonts w:ascii="Arial" w:cs="Arial" w:eastAsia="Arial" w:hAnsi="Arial"/>
-                <w:b w:val="false"/>
-                <w:bCs w:val="false"/>
-                <w:i w:val="false"/>
-                <w:iCs w:val="false"/>
-                <w:color w:val="000000"/>
-                <w:sz w:val="18"/>
-                <w:szCs w:val="18"/>
-              </w:rPr>
-              <w:t xml:space="preserve">c) factorise quadratic expressions,</w:t>
-            </w:r>
-          </w:p>
-          <w:p>
-            <w:pPr>
-              <w:spacing w:after="40" w:before="0"/>
-              <w:jc w:val="left"/>
-            </w:pPr>
-            <w:r>
-              <w:rPr>
-                <w:rFonts w:ascii="Arial" w:cs="Arial" w:eastAsia="Arial" w:hAnsi="Arial"/>
-                <w:b w:val="false"/>
-                <w:bCs w:val="false"/>
-                <w:i w:val="false"/>
-                <w:iCs w:val="false"/>
-                <w:color w:val="000000"/>
-                <w:sz w:val="18"/>
-                <w:szCs w:val="18"/>
-              </w:rPr>
-              <w:t xml:space="preserve">d) form, solve, and apply quadratic equations in real-life situations,</w:t>
-            </w:r>
-          </w:p>
-          <w:p>
-            <w:pPr>
-              <w:spacing w:after="40" w:before="0"/>
-              <w:jc w:val="left"/>
-            </w:pPr>
-            <w:r>
-              <w:rPr>
-                <w:rFonts w:ascii="Arial" w:cs="Arial" w:eastAsia="Arial" w:hAnsi="Arial"/>
-                <w:b w:val="false"/>
-                <w:bCs w:val="false"/>
-                <w:i w:val="false"/>
-                <w:iCs w:val="false"/>
-                <w:color w:val="000000"/>
-                <w:sz w:val="18"/>
-                <w:szCs w:val="18"/>
-              </w:rPr>
-              <w:t xml:space="preserve">e) appreciate the relevance of quadratic expressions and equations in solving everyday problems.</w:t>
-            </w:r>
-          </w:p>
-        </w:tc>
-      </w:tr>
-      <w:tr>
-        <w:tc>
-          <w:tcPr>
-            <w:tcW w:type="dxa" w:w="3000"/>
-            <w:shd w:fill="D5E8F0" w:color="auto" w:val="clear"/>
-            <w:tcMar>
-              <w:top w:type="dxa" w:w="60"/>
-              <w:left w:type="dxa" w:w="120"/>
-              <w:bottom w:type="dxa" w:w="60"/>
-              <w:right w:type="dxa" w:w="120"/>
-            </w:tcMar>
-            <w:vAlign w:val="top"/>
-          </w:tcPr>
-          <w:p>
-            <w:pPr>
-              <w:spacing w:after="40" w:before="0"/>
-              <w:jc w:val="left"/>
-            </w:pPr>
-            <w:r>
-              <w:rPr>
-                <w:rFonts w:ascii="Arial" w:cs="Arial" w:eastAsia="Arial" w:hAnsi="Arial"/>
-                <w:b/>
-                <w:bCs/>
-                <w:i w:val="false"/>
-                <w:iCs w:val="false"/>
-                <w:color w:val="000000"/>
-                <w:sz w:val="18"/>
-                <w:szCs w:val="18"/>
-              </w:rPr>
-              <w:t xml:space="preserve">Core Competencies</w:t>
-            </w:r>
-          </w:p>
-        </w:tc>
-        <w:tc>
-          <w:tcPr>
-            <w:tcW w:type="dxa" w:w="10680"/>
-            <w:shd w:fill="FFFFFF" w:color="auto" w:val="clear"/>
-            <w:tcMar>
-              <w:top w:type="dxa" w:w="60"/>
-              <w:left w:type="dxa" w:w="120"/>
-              <w:bottom w:type="dxa" w:w="60"/>
-              <w:right w:type="dxa" w:w="120"/>
-            </w:tcMar>
-            <w:vAlign w:val="top"/>
-          </w:tcPr>
-          <w:p>
-            <w:pPr>
-              <w:spacing w:after="30" w:before="0"/>
-              <w:ind w:left="360" w:hanging="180"/>
-              <w:jc w:val="left"/>
-            </w:pPr>
-            <w:r>
-              <w:rPr>
-                <w:rFonts w:ascii="Arial" w:cs="Arial" w:eastAsia="Arial" w:hAnsi="Arial"/>
-                <w:b w:val="false"/>
-                <w:bCs w:val="false"/>
-                <w:i w:val="false"/>
-                <w:iCs w:val="false"/>
-                <w:color w:val="000000"/>
-                <w:sz w:val="18"/>
-                <w:szCs w:val="18"/>
-              </w:rPr>
-              <w:t xml:space="preserve">–  Critical Thinking and Problem Solving: the learner forms and solves quadratic equations arising from real-life Kenyan contexts such as calculating the dimensions of a rectangular shamba in Rift Valley or maximising profit for a githeri vendor in Kisumu market.</w:t>
-            </w:r>
-          </w:p>
-          <w:p>
-            <w:pPr>
-              <w:spacing w:after="30" w:before="0"/>
-              <w:ind w:left="360" w:hanging="180"/>
-              <w:jc w:val="left"/>
-            </w:pPr>
-            <w:r>
-              <w:rPr>
-                <w:rFonts w:ascii="Arial" w:cs="Arial" w:eastAsia="Arial" w:hAnsi="Arial"/>
-                <w:b w:val="false"/>
-                <w:bCs w:val="false"/>
-                <w:i w:val="false"/>
-                <w:iCs w:val="false"/>
-                <w:color w:val="000000"/>
-                <w:sz w:val="18"/>
-                <w:szCs w:val="18"/>
-              </w:rPr>
-              <w:t xml:space="preserve">–  Communication and Collaboration: the learner discusses strategies for factorising quadratic expressions and presents solutions to peers, justifying each algebraic step clearly.</w:t>
-            </w:r>
-          </w:p>
-          <w:p>
-            <w:pPr>
-              <w:spacing w:after="30" w:before="0"/>
-              <w:ind w:left="360" w:hanging="180"/>
-              <w:jc w:val="left"/>
-            </w:pPr>
-            <w:r>
-              <w:rPr>
-                <w:rFonts w:ascii="Arial" w:cs="Arial" w:eastAsia="Arial" w:hAnsi="Arial"/>
-                <w:b w:val="false"/>
-                <w:bCs w:val="false"/>
-                <w:i w:val="false"/>
-                <w:iCs w:val="false"/>
-                <w:color w:val="000000"/>
-                <w:sz w:val="18"/>
-                <w:szCs w:val="18"/>
-              </w:rPr>
-              <w:t xml:space="preserve">–  Creativity and Imagination: the learner derives quadratic identities by constructing and dissecting area models of square and rectangular plots, connecting geometric reasoning to algebraic identity.</w:t>
-            </w:r>
-          </w:p>
-          <w:p>
-            <w:pPr>
-              <w:spacing w:after="30" w:before="0"/>
-              <w:ind w:left="360" w:hanging="180"/>
-              <w:jc w:val="left"/>
-            </w:pPr>
-            <w:r>
-              <w:rPr>
-                <w:rFonts w:ascii="Arial" w:cs="Arial" w:eastAsia="Arial" w:hAnsi="Arial"/>
-                <w:b w:val="false"/>
-                <w:bCs w:val="false"/>
-                <w:i w:val="false"/>
-                <w:iCs w:val="false"/>
-                <w:color w:val="000000"/>
-                <w:sz w:val="18"/>
-                <w:szCs w:val="18"/>
-              </w:rPr>
-              <w:t xml:space="preserve">–  Self-Efficacy: the learner builds confidence by successfully applying multiple solution methods (factorisation, completing the square, quadratic formula) and selecting the most efficient method for a given problem.</w:t>
-            </w:r>
-          </w:p>
-          <w:p>
-            <w:pPr>
-              <w:spacing w:after="30" w:before="0"/>
-              <w:ind w:left="360" w:hanging="180"/>
-              <w:jc w:val="left"/>
-            </w:pPr>
-            <w:r>
-              <w:rPr>
-                <w:rFonts w:ascii="Arial" w:cs="Arial" w:eastAsia="Arial" w:hAnsi="Arial"/>
-                <w:b w:val="false"/>
-                <w:bCs w:val="false"/>
-                <w:i w:val="false"/>
-                <w:iCs w:val="false"/>
-                <w:color w:val="000000"/>
-                <w:sz w:val="18"/>
-                <w:szCs w:val="18"/>
-              </w:rPr>
-              <w:t xml:space="preserve">–  Digital Literacy: the learner uses calculators and available digital devices to verify solutions of quadratic equations and explore graphical representations of quadratic functions.</w:t>
-            </w:r>
-          </w:p>
-        </w:tc>
-      </w:tr>
-      <w:tr>
-        <w:tc>
-          <w:tcPr>
-            <w:tcW w:type="dxa" w:w="3000"/>
-            <w:shd w:fill="E2EFDA" w:color="auto" w:val="clear"/>
-            <w:tcMar>
-              <w:top w:type="dxa" w:w="60"/>
-              <w:left w:type="dxa" w:w="120"/>
-              <w:bottom w:type="dxa" w:w="60"/>
-              <w:right w:type="dxa" w:w="120"/>
-            </w:tcMar>
-            <w:vAlign w:val="top"/>
-          </w:tcPr>
-          <w:p>
-            <w:pPr>
-              <w:spacing w:after="40" w:before="0"/>
-              <w:jc w:val="left"/>
-            </w:pPr>
-            <w:r>
-              <w:rPr>
-                <w:rFonts w:ascii="Arial" w:cs="Arial" w:eastAsia="Arial" w:hAnsi="Arial"/>
-                <w:b/>
-                <w:bCs/>
-                <w:i w:val="false"/>
-                <w:iCs w:val="false"/>
-                <w:color w:val="000000"/>
-                <w:sz w:val="18"/>
-                <w:szCs w:val="18"/>
-              </w:rPr>
-              <w:t xml:space="preserve">Core Values</w:t>
-            </w:r>
-          </w:p>
-        </w:tc>
-        <w:tc>
-          <w:tcPr>
-            <w:tcW w:type="dxa" w:w="10680"/>
-            <w:shd w:fill="FFFFFF" w:color="auto" w:val="clear"/>
-            <w:tcMar>
-              <w:top w:type="dxa" w:w="60"/>
-              <w:left w:type="dxa" w:w="120"/>
-              <w:bottom w:type="dxa" w:w="60"/>
-              <w:right w:type="dxa" w:w="120"/>
-            </w:tcMar>
-            <w:vAlign w:val="top"/>
-          </w:tcPr>
-          <w:p>
-            <w:pPr>
-              <w:spacing w:after="30" w:before="0"/>
-              <w:ind w:left="360" w:hanging="180"/>
-              <w:jc w:val="left"/>
-            </w:pPr>
-            <w:r>
-              <w:rPr>
-                <w:rFonts w:ascii="Arial" w:cs="Arial" w:eastAsia="Arial" w:hAnsi="Arial"/>
-                <w:b w:val="false"/>
-                <w:bCs w:val="false"/>
-                <w:i w:val="false"/>
-                <w:iCs w:val="false"/>
-                <w:color w:val="000000"/>
-                <w:sz w:val="18"/>
-                <w:szCs w:val="18"/>
-              </w:rPr>
-              <w:t xml:space="preserve">–  Integrity: the learner records workings accurately and honestly checks solutions by substituting back into the original equation, modelling the precision required in engineering and financial contexts.</w:t>
-            </w:r>
-          </w:p>
-          <w:p>
-            <w:pPr>
-              <w:spacing w:after="30" w:before="0"/>
-              <w:ind w:left="360" w:hanging="180"/>
-              <w:jc w:val="left"/>
-            </w:pPr>
-            <w:r>
-              <w:rPr>
-                <w:rFonts w:ascii="Arial" w:cs="Arial" w:eastAsia="Arial" w:hAnsi="Arial"/>
-                <w:b w:val="false"/>
-                <w:bCs w:val="false"/>
-                <w:i w:val="false"/>
-                <w:iCs w:val="false"/>
-                <w:color w:val="000000"/>
-                <w:sz w:val="18"/>
-                <w:szCs w:val="18"/>
-              </w:rPr>
-              <w:t xml:space="preserve">–  Responsibility: the learner takes ownership of their learning by practising multiple factorisation techniques and seeking help when stuck, rather than copying peers' work.</w:t>
-            </w:r>
-          </w:p>
-          <w:p>
-            <w:pPr>
-              <w:spacing w:after="30" w:before="0"/>
-              <w:ind w:left="360" w:hanging="180"/>
-              <w:jc w:val="left"/>
-            </w:pPr>
-            <w:r>
-              <w:rPr>
-                <w:rFonts w:ascii="Arial" w:cs="Arial" w:eastAsia="Arial" w:hAnsi="Arial"/>
-                <w:b w:val="false"/>
-                <w:bCs w:val="false"/>
-                <w:i w:val="false"/>
-                <w:iCs w:val="false"/>
-                <w:color w:val="000000"/>
-                <w:sz w:val="18"/>
-                <w:szCs w:val="18"/>
-              </w:rPr>
-              <w:t xml:space="preserve">–  Respect: the learner listens to and acknowledges peers' alternative methods of solving quadratic equations during group discussions, recognising that more than one valid approach may exist.</w:t>
-            </w:r>
-          </w:p>
-          <w:p>
-            <w:pPr>
-              <w:spacing w:after="30" w:before="0"/>
-              <w:ind w:left="360" w:hanging="180"/>
-              <w:jc w:val="left"/>
-            </w:pPr>
-            <w:r>
-              <w:rPr>
-                <w:rFonts w:ascii="Arial" w:cs="Arial" w:eastAsia="Arial" w:hAnsi="Arial"/>
-                <w:b w:val="false"/>
-                <w:bCs w:val="false"/>
-                <w:i w:val="false"/>
-                <w:iCs w:val="false"/>
-                <w:color w:val="000000"/>
-                <w:sz w:val="18"/>
-                <w:szCs w:val="18"/>
-              </w:rPr>
-              <w:t xml:space="preserve">–  Unity: the learner collaborates in groups to derive area-based quadratic identities, sharing materials such as graph paper cut-outs representing shamba plots, and valuing each member's contribution.</w:t>
-            </w:r>
-          </w:p>
-        </w:tc>
-      </w:tr>
-      <w:tr>
-        <w:tc>
-          <w:tcPr>
-            <w:tcW w:type="dxa" w:w="3000"/>
-            <w:shd w:fill="D5E8F0" w:color="auto" w:val="clear"/>
-            <w:tcMar>
-              <w:top w:type="dxa" w:w="60"/>
-              <w:left w:type="dxa" w:w="120"/>
-              <w:bottom w:type="dxa" w:w="60"/>
-              <w:right w:type="dxa" w:w="120"/>
-            </w:tcMar>
-            <w:vAlign w:val="top"/>
-          </w:tcPr>
-          <w:p>
-            <w:pPr>
-              <w:spacing w:after="40" w:before="0"/>
-              <w:jc w:val="left"/>
-            </w:pPr>
-            <w:r>
-              <w:rPr>
-                <w:rFonts w:ascii="Arial" w:cs="Arial" w:eastAsia="Arial" w:hAnsi="Arial"/>
-                <w:b/>
-                <w:bCs/>
-                <w:i w:val="false"/>
-                <w:iCs w:val="false"/>
-                <w:color w:val="000000"/>
-                <w:sz w:val="18"/>
-                <w:szCs w:val="18"/>
-              </w:rPr>
-              <w:t xml:space="preserve">Science &amp; Engineering Practices</w:t>
-            </w:r>
-          </w:p>
-        </w:tc>
-        <w:tc>
-          <w:tcPr>
-            <w:tcW w:type="dxa" w:w="10680"/>
-            <w:shd w:fill="FFFFFF" w:color="auto" w:val="clear"/>
-            <w:tcMar>
-              <w:top w:type="dxa" w:w="60"/>
-              <w:left w:type="dxa" w:w="120"/>
-              <w:bottom w:type="dxa" w:w="60"/>
-              <w:right w:type="dxa" w:w="120"/>
-            </w:tcMar>
-            <w:vAlign w:val="top"/>
-          </w:tcPr>
-          <w:p>
-            <w:pPr>
-              <w:spacing w:after="30" w:before="0"/>
-              <w:ind w:left="360" w:hanging="180"/>
-              <w:jc w:val="left"/>
-            </w:pPr>
-            <w:r>
-              <w:rPr>
-                <w:rFonts w:ascii="Arial" w:cs="Arial" w:eastAsia="Arial" w:hAnsi="Arial"/>
-                <w:b w:val="false"/>
-                <w:bCs w:val="false"/>
-                <w:i w:val="false"/>
-                <w:iCs w:val="false"/>
-                <w:color w:val="000000"/>
-                <w:sz w:val="18"/>
-                <w:szCs w:val="18"/>
-              </w:rPr>
-              <w:t xml:space="preserve">–  Asking Questions and Defining Problems: the learner identifies a real-life situation (e.g., a farmer in Kericho wants to fence a rectangular tea plot of known area) and translates it into a quadratic equation, articulating exactly what unknown must be found.</w:t>
-            </w:r>
-          </w:p>
-          <w:p>
-            <w:pPr>
-              <w:spacing w:after="30" w:before="0"/>
-              <w:ind w:left="360" w:hanging="180"/>
-              <w:jc w:val="left"/>
-            </w:pPr>
-            <w:r>
-              <w:rPr>
-                <w:rFonts w:ascii="Arial" w:cs="Arial" w:eastAsia="Arial" w:hAnsi="Arial"/>
-                <w:b w:val="false"/>
-                <w:bCs w:val="false"/>
-                <w:i w:val="false"/>
-                <w:iCs w:val="false"/>
-                <w:color w:val="000000"/>
-                <w:sz w:val="18"/>
-                <w:szCs w:val="18"/>
-              </w:rPr>
-              <w:t xml:space="preserve">–  Using Mathematics and Computational Thinking: the learner applies algebraic manipulation — expanding, factorising, completing the square, and using the quadratic formula — as systematic computational tools for solving problems.</w:t>
-            </w:r>
-          </w:p>
-          <w:p>
-            <w:pPr>
-              <w:spacing w:after="30" w:before="0"/>
-              <w:ind w:left="360" w:hanging="180"/>
-              <w:jc w:val="left"/>
-            </w:pPr>
-            <w:r>
-              <w:rPr>
-                <w:rFonts w:ascii="Arial" w:cs="Arial" w:eastAsia="Arial" w:hAnsi="Arial"/>
-                <w:b w:val="false"/>
-                <w:bCs w:val="false"/>
-                <w:i w:val="false"/>
-                <w:iCs w:val="false"/>
-                <w:color w:val="000000"/>
-                <w:sz w:val="18"/>
-                <w:szCs w:val="18"/>
-              </w:rPr>
-              <w:t xml:space="preserve">–  Developing and Using Models: the learner constructs area models on squared paper to derive the identities (a + b)² = a² + 2ab + b² and (a − b)(a + b) = a² − b², connecting visual geometric models to symbolic algebraic expressions.</w:t>
-            </w:r>
-          </w:p>
-          <w:p>
-            <w:pPr>
-              <w:spacing w:after="30" w:before="0"/>
-              <w:ind w:left="360" w:hanging="180"/>
-              <w:jc w:val="left"/>
-            </w:pPr>
-            <w:r>
-              <w:rPr>
-                <w:rFonts w:ascii="Arial" w:cs="Arial" w:eastAsia="Arial" w:hAnsi="Arial"/>
-                <w:b w:val="false"/>
-                <w:bCs w:val="false"/>
-                <w:i w:val="false"/>
-                <w:iCs w:val="false"/>
-                <w:color w:val="000000"/>
-                <w:sz w:val="18"/>
-                <w:szCs w:val="18"/>
-              </w:rPr>
-              <w:t xml:space="preserve">–  Constructing Explanations: the learner explains why a quadratic equation can have two, one, or no real solutions, linking the discriminant to the physical feasibility of solutions in context (e.g., a negative length is inadmissible for a shamba boundary).</w:t>
-            </w:r>
-          </w:p>
-          <w:p>
-            <w:pPr>
-              <w:spacing w:after="30" w:before="0"/>
-              <w:ind w:left="360" w:hanging="180"/>
-              <w:jc w:val="left"/>
-            </w:pPr>
-            <w:r>
-              <w:rPr>
-                <w:rFonts w:ascii="Arial" w:cs="Arial" w:eastAsia="Arial" w:hAnsi="Arial"/>
-                <w:b w:val="false"/>
-                <w:bCs w:val="false"/>
-                <w:i w:val="false"/>
-                <w:iCs w:val="false"/>
-                <w:color w:val="000000"/>
-                <w:sz w:val="18"/>
-                <w:szCs w:val="18"/>
-              </w:rPr>
-              <w:t xml:space="preserve">–  Engaging in Argument from Evidence: the learner compares the efficiency of factorisation versus the quadratic formula for specific equations, justifying the choice of method with mathematical reasoning.</w:t>
-            </w:r>
-          </w:p>
-        </w:tc>
-      </w:tr>
-      <w:tr>
-        <w:tc>
-          <w:tcPr>
-            <w:tcW w:type="dxa" w:w="3000"/>
-            <w:shd w:fill="FCE4D6" w:color="auto" w:val="clear"/>
-            <w:tcMar>
-              <w:top w:type="dxa" w:w="60"/>
-              <w:left w:type="dxa" w:w="120"/>
-              <w:bottom w:type="dxa" w:w="60"/>
-              <w:right w:type="dxa" w:w="120"/>
-            </w:tcMar>
-            <w:vAlign w:val="top"/>
-          </w:tcPr>
-          <w:p>
-            <w:pPr>
-              <w:spacing w:after="40" w:before="0"/>
-              <w:jc w:val="left"/>
-            </w:pPr>
-            <w:r>
-              <w:rPr>
-                <w:rFonts w:ascii="Arial" w:cs="Arial" w:eastAsia="Arial" w:hAnsi="Arial"/>
-                <w:b/>
-                <w:bCs/>
-                <w:i w:val="false"/>
-                <w:iCs w:val="false"/>
-                <w:color w:val="000000"/>
-                <w:sz w:val="18"/>
-                <w:szCs w:val="18"/>
-              </w:rPr>
-              <w:t xml:space="preserve">Pertinent &amp; Contemporary Issues (PCIs)</w:t>
-            </w:r>
-          </w:p>
-        </w:tc>
-        <w:tc>
-          <w:tcPr>
-            <w:tcW w:type="dxa" w:w="10680"/>
-            <w:shd w:fill="FFFFFF" w:color="auto" w:val="clear"/>
-            <w:tcMar>
-              <w:top w:type="dxa" w:w="60"/>
-              <w:left w:type="dxa" w:w="120"/>
-              <w:bottom w:type="dxa" w:w="60"/>
-              <w:right w:type="dxa" w:w="120"/>
-            </w:tcMar>
-            <w:vAlign w:val="top"/>
-          </w:tcPr>
-          <w:p>
-            <w:pPr>
-              <w:spacing w:after="30" w:before="0"/>
-              <w:ind w:left="360" w:hanging="180"/>
-              <w:jc w:val="left"/>
-            </w:pPr>
-            <w:r>
-              <w:rPr>
-                <w:rFonts w:ascii="Arial" w:cs="Arial" w:eastAsia="Arial" w:hAnsi="Arial"/>
-                <w:b w:val="false"/>
-                <w:bCs w:val="false"/>
-                <w:i w:val="false"/>
-                <w:iCs w:val="false"/>
-                <w:color w:val="000000"/>
-                <w:sz w:val="18"/>
-                <w:szCs w:val="18"/>
-              </w:rPr>
-              <w:t xml:space="preserve">–  Education for Sustainable Development (Financial Literacy): the learner models profit and cost scenarios for small-scale traders in Nairobi or Mombasa using quadratic equations, developing awareness of how mathematics supports sound economic decision-making.</w:t>
-            </w:r>
-          </w:p>
-          <w:p>
-            <w:pPr>
-              <w:spacing w:after="30" w:before="0"/>
-              <w:ind w:left="360" w:hanging="180"/>
-              <w:jc w:val="left"/>
-            </w:pPr>
-            <w:r>
-              <w:rPr>
-                <w:rFonts w:ascii="Arial" w:cs="Arial" w:eastAsia="Arial" w:hAnsi="Arial"/>
-                <w:b w:val="false"/>
-                <w:bCs w:val="false"/>
-                <w:i w:val="false"/>
-                <w:iCs w:val="false"/>
-                <w:color w:val="000000"/>
-                <w:sz w:val="18"/>
-                <w:szCs w:val="18"/>
-              </w:rPr>
-              <w:t xml:space="preserve">–  Social Cohesion: the learner works collaboratively in mixed-ability groups to derive identities and solve problems, fostering teamwork and mutual respect across diverse learner backgrounds.</w:t>
-            </w:r>
-          </w:p>
-          <w:p>
-            <w:pPr>
-              <w:spacing w:after="30" w:before="0"/>
-              <w:ind w:left="360" w:hanging="180"/>
-              <w:jc w:val="left"/>
-            </w:pPr>
-            <w:r>
-              <w:rPr>
-                <w:rFonts w:ascii="Arial" w:cs="Arial" w:eastAsia="Arial" w:hAnsi="Arial"/>
-                <w:b w:val="false"/>
-                <w:bCs w:val="false"/>
-                <w:i w:val="false"/>
-                <w:iCs w:val="false"/>
-                <w:color w:val="000000"/>
-                <w:sz w:val="18"/>
-                <w:szCs w:val="18"/>
-              </w:rPr>
-              <w:t xml:space="preserve">–  Environmental Education: the learner applies quadratic equations to land-use problems — such as determining the optimal dimensions of a rectangular shamba in the Rift Valley to maximise crop yield for a given fencing length — connecting mathematics to responsible land stewardship.</w:t>
-            </w:r>
-          </w:p>
-          <w:p>
-            <w:pPr>
-              <w:spacing w:after="30" w:before="0"/>
-              <w:ind w:left="360" w:hanging="180"/>
-              <w:jc w:val="left"/>
-            </w:pPr>
-            <w:r>
-              <w:rPr>
-                <w:rFonts w:ascii="Arial" w:cs="Arial" w:eastAsia="Arial" w:hAnsi="Arial"/>
-                <w:b w:val="false"/>
-                <w:bCs w:val="false"/>
-                <w:i w:val="false"/>
-                <w:iCs w:val="false"/>
-                <w:color w:val="000000"/>
-                <w:sz w:val="18"/>
-                <w:szCs w:val="18"/>
-              </w:rPr>
-              <w:t xml:space="preserve">–  Life Skills (Decision Making): the learner interprets both roots of a quadratic equation in context, deciding which solution is physically meaningful, thereby practising evidence-based decision making.</w:t>
-            </w:r>
-          </w:p>
-        </w:tc>
-      </w:tr>
-      <w:tr>
-        <w:tc>
-          <w:tcPr>
-            <w:tcW w:type="dxa" w:w="3000"/>
-            <w:shd w:fill="D9EEF1" w:color="auto" w:val="clear"/>
-            <w:tcMar>
-              <w:top w:type="dxa" w:w="60"/>
-              <w:left w:type="dxa" w:w="120"/>
-              <w:bottom w:type="dxa" w:w="60"/>
-              <w:right w:type="dxa" w:w="120"/>
-            </w:tcMar>
-            <w:vAlign w:val="top"/>
-          </w:tcPr>
-          <w:p>
-            <w:pPr>
-              <w:spacing w:after="40" w:before="0"/>
-              <w:jc w:val="left"/>
-            </w:pPr>
-            <w:r>
-              <w:rPr>
-                <w:rFonts w:ascii="Arial" w:cs="Arial" w:eastAsia="Arial" w:hAnsi="Arial"/>
-                <w:b/>
-                <w:bCs/>
-                <w:i w:val="false"/>
-                <w:iCs w:val="false"/>
-                <w:color w:val="000000"/>
-                <w:sz w:val="18"/>
-                <w:szCs w:val="18"/>
-              </w:rPr>
-              <w:t xml:space="preserve">Career Connections</w:t>
-            </w:r>
-          </w:p>
-        </w:tc>
-        <w:tc>
-          <w:tcPr>
-            <w:tcW w:type="dxa" w:w="10680"/>
-            <w:shd w:fill="FFFFFF" w:color="auto" w:val="clear"/>
-            <w:tcMar>
-              <w:top w:type="dxa" w:w="60"/>
-              <w:left w:type="dxa" w:w="120"/>
-              <w:bottom w:type="dxa" w:w="60"/>
-              <w:right w:type="dxa" w:w="120"/>
-            </w:tcMar>
-            <w:vAlign w:val="top"/>
-          </w:tcPr>
-          <w:p>
-            <w:pPr>
-              <w:spacing w:after="30" w:before="0"/>
-              <w:ind w:left="360" w:hanging="180"/>
-              <w:jc w:val="left"/>
-            </w:pPr>
-            <w:r>
-              <w:rPr>
-                <w:rFonts w:ascii="Arial" w:cs="Arial" w:eastAsia="Arial" w:hAnsi="Arial"/>
-                <w:b w:val="false"/>
-                <w:bCs w:val="false"/>
-                <w:i w:val="false"/>
-                <w:iCs w:val="false"/>
-                <w:color w:val="000000"/>
-                <w:sz w:val="18"/>
-                <w:szCs w:val="18"/>
-              </w:rPr>
-              <w:t xml:space="preserve">–  Engineering (Civil, Structural, Mechanical): quadratic equations are used to calculate beam loads, projectile trajectories, and structural dimensions — directly relevant to Kenya's ongoing infrastructure development (roads, bridges, SGR expansion).</w:t>
-            </w:r>
-          </w:p>
-          <w:p>
-            <w:pPr>
-              <w:spacing w:after="30" w:before="0"/>
-              <w:ind w:left="360" w:hanging="180"/>
-              <w:jc w:val="left"/>
-            </w:pPr>
-            <w:r>
-              <w:rPr>
-                <w:rFonts w:ascii="Arial" w:cs="Arial" w:eastAsia="Arial" w:hAnsi="Arial"/>
-                <w:b w:val="false"/>
-                <w:bCs w:val="false"/>
-                <w:i w:val="false"/>
-                <w:iCs w:val="false"/>
-                <w:color w:val="000000"/>
-                <w:sz w:val="18"/>
-                <w:szCs w:val="18"/>
-              </w:rPr>
-              <w:t xml:space="preserve">–  Architecture and Construction: architects and quantity surveyors use quadratic expressions when computing areas and optimising building footprints for estates in Nairobi and other urban centres.</w:t>
-            </w:r>
-          </w:p>
-          <w:p>
-            <w:pPr>
-              <w:spacing w:after="30" w:before="0"/>
-              <w:ind w:left="360" w:hanging="180"/>
-              <w:jc w:val="left"/>
-            </w:pPr>
-            <w:r>
-              <w:rPr>
-                <w:rFonts w:ascii="Arial" w:cs="Arial" w:eastAsia="Arial" w:hAnsi="Arial"/>
-                <w:b w:val="false"/>
-                <w:bCs w:val="false"/>
-                <w:i w:val="false"/>
-                <w:iCs w:val="false"/>
-                <w:color w:val="000000"/>
-                <w:sz w:val="18"/>
-                <w:szCs w:val="18"/>
-              </w:rPr>
-              <w:t xml:space="preserve">–  Agriculture and Land Management: agronomists and farm managers in regions like Nakuru and Eldoret use quadratic models to maximise yield areas given fixed fencing or irrigation resources.</w:t>
-            </w:r>
-          </w:p>
-          <w:p>
-            <w:pPr>
-              <w:spacing w:after="30" w:before="0"/>
-              <w:ind w:left="360" w:hanging="180"/>
-              <w:jc w:val="left"/>
-            </w:pPr>
-            <w:r>
-              <w:rPr>
-                <w:rFonts w:ascii="Arial" w:cs="Arial" w:eastAsia="Arial" w:hAnsi="Arial"/>
-                <w:b w:val="false"/>
-                <w:bCs w:val="false"/>
-                <w:i w:val="false"/>
-                <w:iCs w:val="false"/>
-                <w:color w:val="000000"/>
-                <w:sz w:val="18"/>
-                <w:szCs w:val="18"/>
-              </w:rPr>
-              <w:t xml:space="preserve">–  Economics and Business: financial analysts and market traders use quadratic revenue and cost models to determine break-even points and profit-maximising output levels.</w:t>
-            </w:r>
-          </w:p>
-          <w:p>
-            <w:pPr>
-              <w:spacing w:after="30" w:before="0"/>
-              <w:ind w:left="360" w:hanging="180"/>
-              <w:jc w:val="left"/>
-            </w:pPr>
-            <w:r>
-              <w:rPr>
-                <w:rFonts w:ascii="Arial" w:cs="Arial" w:eastAsia="Arial" w:hAnsi="Arial"/>
-                <w:b w:val="false"/>
-                <w:bCs w:val="false"/>
-                <w:i w:val="false"/>
-                <w:iCs w:val="false"/>
-                <w:color w:val="000000"/>
-                <w:sz w:val="18"/>
-                <w:szCs w:val="18"/>
-              </w:rPr>
-              <w:t xml:space="preserve">–  Physics and Data Science: physicists studying projectile motion of a thrown javelin or football, and data scientists fitting curves to datasets, rely on quadratic functions as foundational tools.</w:t>
-            </w:r>
-          </w:p>
-          <w:p>
-            <w:pPr>
-              <w:spacing w:after="30" w:before="0"/>
-              <w:ind w:left="360" w:hanging="180"/>
-              <w:jc w:val="left"/>
-            </w:pPr>
-            <w:r>
-              <w:rPr>
-                <w:rFonts w:ascii="Arial" w:cs="Arial" w:eastAsia="Arial" w:hAnsi="Arial"/>
-                <w:b w:val="false"/>
-                <w:bCs w:val="false"/>
-                <w:i w:val="false"/>
-                <w:iCs w:val="false"/>
-                <w:color w:val="000000"/>
-                <w:sz w:val="18"/>
-                <w:szCs w:val="18"/>
-              </w:rPr>
-              <w:t xml:space="preserve">–  Computer Science: programmers and game developers use quadratic equations in collision detection, animation paths, and algorithm complexity analysis.</w:t>
-            </w:r>
-          </w:p>
-        </w:tc>
-      </w:tr>
-      <w:tr>
-        <w:tc>
-          <w:tcPr>
-            <w:tcW w:type="dxa" w:w="3000"/>
-            <w:shd w:fill="D5E8F0" w:color="auto" w:val="clear"/>
-            <w:tcMar>
-              <w:top w:type="dxa" w:w="60"/>
-              <w:left w:type="dxa" w:w="120"/>
-              <w:bottom w:type="dxa" w:w="60"/>
-              <w:right w:type="dxa" w:w="120"/>
-            </w:tcMar>
-            <w:vAlign w:val="top"/>
-          </w:tcPr>
-          <w:p>
-            <w:pPr>
-              <w:spacing w:after="40" w:before="0"/>
-              <w:jc w:val="left"/>
-            </w:pPr>
-            <w:r>
-              <w:rPr>
-                <w:rFonts w:ascii="Arial" w:cs="Arial" w:eastAsia="Arial" w:hAnsi="Arial"/>
-                <w:b/>
-                <w:bCs/>
-                <w:i w:val="false"/>
-                <w:iCs w:val="false"/>
-                <w:color w:val="000000"/>
-                <w:sz w:val="18"/>
-                <w:szCs w:val="18"/>
-              </w:rPr>
-              <w:t xml:space="preserve">Focus for Lessons</w:t>
-            </w:r>
-          </w:p>
-        </w:tc>
-        <w:tc>
-          <w:tcPr>
-            <w:tcW w:type="dxa" w:w="10680"/>
-            <w:shd w:fill="FFFFFF" w:color="auto" w:val="clear"/>
-            <w:tcMar>
-              <w:top w:type="dxa" w:w="60"/>
-              <w:left w:type="dxa" w:w="120"/>
-              <w:bottom w:type="dxa" w:w="60"/>
-              <w:right w:type="dxa" w:w="120"/>
-            </w:tcMar>
-            <w:vAlign w:val="top"/>
-          </w:tcPr>
-          <w:p>
-            <w:pPr>
-              <w:spacing w:after="40" w:before="0"/>
-              <w:jc w:val="left"/>
-            </w:pPr>
-            <w:r>
-              <w:rPr>
-                <w:rFonts w:ascii="Arial" w:cs="Arial" w:eastAsia="Arial" w:hAnsi="Arial"/>
-                <w:b w:val="false"/>
-                <w:bCs w:val="false"/>
-                <w:i w:val="false"/>
-                <w:iCs w:val="false"/>
-                <w:color w:val="000000"/>
-                <w:sz w:val="18"/>
-                <w:szCs w:val="18"/>
-              </w:rPr>
-              <w:t xml:space="preserve">This unit develops learners' ability to work fluently with quadratic expressions and equations — forming them from geometric and real-life Kenyan contexts, deriving identities through area models, factorising, and solving by three methods (factorisation, completing the square, and the quadratic formula). The pedagogical approach moves from concrete visual models (squared-paper shamba plots) to symbolic manipulation to real-world application, ensuring learners see quadratic algebra not as abstract symbol-pushing but as a powerful tool for answering genuine questions about land, trade, and motion in Kenya. Throughout all eight lessons the anchoring phenomenon — the puzzling parabolic path of a ball thrown by an athlete on a Nairobi school field — ties each algebraic technique back to a tangible, observable event.</w:t>
-            </w:r>
-          </w:p>
-        </w:tc>
-      </w:tr>
-      <w:tr>
-        <w:tc>
-          <w:tcPr>
-            <w:tcW w:type="dxa" w:w="3000"/>
-            <w:shd w:fill="EAD1F5" w:color="auto" w:val="clear"/>
-            <w:tcMar>
-              <w:top w:type="dxa" w:w="60"/>
-              <w:left w:type="dxa" w:w="120"/>
-              <w:bottom w:type="dxa" w:w="60"/>
-              <w:right w:type="dxa" w:w="120"/>
-            </w:tcMar>
-            <w:vAlign w:val="top"/>
-          </w:tcPr>
-          <w:p>
-            <w:pPr>
-              <w:spacing w:after="40" w:before="0"/>
-              <w:jc w:val="left"/>
-            </w:pPr>
-            <w:r>
-              <w:rPr>
-                <w:rFonts w:ascii="Arial" w:cs="Arial" w:eastAsia="Arial" w:hAnsi="Arial"/>
-                <w:b/>
-                <w:bCs/>
-                <w:i w:val="false"/>
-                <w:iCs w:val="false"/>
-                <w:color w:val="000000"/>
-                <w:sz w:val="18"/>
-                <w:szCs w:val="18"/>
-              </w:rPr>
-              <w:t xml:space="preserve">Driving Question / Key Inquiry Questions</w:t>
-            </w:r>
-          </w:p>
-        </w:tc>
-        <w:tc>
-          <w:tcPr>
-            <w:tcW w:type="dxa" w:w="10680"/>
-            <w:shd w:fill="FFFFFF" w:color="auto" w:val="clear"/>
-            <w:tcMar>
-              <w:top w:type="dxa" w:w="60"/>
-              <w:left w:type="dxa" w:w="120"/>
-              <w:bottom w:type="dxa" w:w="60"/>
-              <w:right w:type="dxa" w:w="120"/>
-            </w:tcMar>
-            <w:vAlign w:val="top"/>
-          </w:tcPr>
-          <w:p>
-            <w:pPr>
-              <w:spacing w:after="40" w:before="0"/>
-              <w:jc w:val="left"/>
-            </w:pPr>
-            <w:r>
-              <w:rPr>
-                <w:rFonts w:ascii="Arial" w:cs="Arial" w:eastAsia="Arial" w:hAnsi="Arial"/>
-                <w:b w:val="false"/>
-                <w:bCs w:val="false"/>
-                <w:i w:val="false"/>
-                <w:iCs w:val="false"/>
-                <w:color w:val="000000"/>
-                <w:sz w:val="18"/>
-                <w:szCs w:val="18"/>
-              </w:rPr>
-              <w:t xml:space="preserve">DRIVING QUESTION: "How can we use the mathematics of quadratic expressions and equations to predict, explain, and solve real problems — from the arc of a thrown ball on our school field to the dimensions of a farmer's shamba in Kericho?"</w:t>
-            </w:r>
-          </w:p>
-          <w:p>
-            <w:pPr>
-              <w:spacing w:after="40" w:before="0"/>
-              <w:jc w:val="left"/>
-            </w:pPr>
-            <w:r>
-              <w:rPr>
-                <w:rFonts w:ascii="Arial" w:cs="Arial" w:eastAsia="Arial" w:hAnsi="Arial"/>
-                <w:b w:val="false"/>
-                <w:bCs w:val="false"/>
-                <w:i w:val="false"/>
-                <w:iCs w:val="false"/>
-                <w:color w:val="000000"/>
-                <w:sz w:val="18"/>
-                <w:szCs w:val="18"/>
-              </w:rPr>
-              <w:t xml:space="preserve"/>
-            </w:r>
-          </w:p>
-          <w:p>
-            <w:pPr>
-              <w:spacing w:after="40" w:before="0"/>
-              <w:jc w:val="left"/>
-            </w:pPr>
-            <w:r>
-              <w:rPr>
-                <w:rFonts w:ascii="Arial" w:cs="Arial" w:eastAsia="Arial" w:hAnsi="Arial"/>
-                <w:b w:val="false"/>
-                <w:bCs w:val="false"/>
-                <w:i w:val="false"/>
-                <w:iCs w:val="false"/>
-                <w:color w:val="000000"/>
-                <w:sz w:val="18"/>
-                <w:szCs w:val="18"/>
-              </w:rPr>
-              <w:t xml:space="preserve">KICD KEY INQUIRY QUESTIONS:</w:t>
-            </w:r>
-          </w:p>
-          <w:p>
-            <w:pPr>
-              <w:spacing w:after="40" w:before="0"/>
-              <w:jc w:val="left"/>
-            </w:pPr>
-            <w:r>
-              <w:rPr>
-                <w:rFonts w:ascii="Arial" w:cs="Arial" w:eastAsia="Arial" w:hAnsi="Arial"/>
-                <w:b w:val="false"/>
-                <w:bCs w:val="false"/>
-                <w:i w:val="false"/>
-                <w:iCs w:val="false"/>
-                <w:color w:val="000000"/>
-                <w:sz w:val="18"/>
-                <w:szCs w:val="18"/>
-              </w:rPr>
-              <w:t xml:space="preserve">1. How do we form quadratic expressions?</w:t>
-            </w:r>
-          </w:p>
-          <w:p>
-            <w:pPr>
-              <w:spacing w:after="40" w:before="0"/>
-              <w:jc w:val="left"/>
-            </w:pPr>
-            <w:r>
-              <w:rPr>
-                <w:rFonts w:ascii="Arial" w:cs="Arial" w:eastAsia="Arial" w:hAnsi="Arial"/>
-                <w:b w:val="false"/>
-                <w:bCs w:val="false"/>
-                <w:i w:val="false"/>
-                <w:iCs w:val="false"/>
-                <w:color w:val="000000"/>
-                <w:sz w:val="18"/>
-                <w:szCs w:val="18"/>
-              </w:rPr>
-              <w:t xml:space="preserve">2. How do we factorise quadratic expressions?</w:t>
-            </w:r>
-          </w:p>
-          <w:p>
-            <w:pPr>
-              <w:spacing w:after="40" w:before="0"/>
-              <w:jc w:val="left"/>
-            </w:pPr>
-            <w:r>
-              <w:rPr>
-                <w:rFonts w:ascii="Arial" w:cs="Arial" w:eastAsia="Arial" w:hAnsi="Arial"/>
-                <w:b w:val="false"/>
-                <w:bCs w:val="false"/>
-                <w:i w:val="false"/>
-                <w:iCs w:val="false"/>
-                <w:color w:val="000000"/>
-                <w:sz w:val="18"/>
-                <w:szCs w:val="18"/>
-              </w:rPr>
-              <w:t xml:space="preserve">3. How do we form and solve quadratic equations in real-life situations?</w:t>
-            </w:r>
-          </w:p>
-        </w:tc>
-      </w:tr>
-      <w:tr>
-        <w:tc>
-          <w:tcPr>
-            <w:tcW w:type="dxa" w:w="3000"/>
-            <w:shd w:fill="EAD1F5" w:color="auto" w:val="clear"/>
-            <w:tcMar>
-              <w:top w:type="dxa" w:w="60"/>
-              <w:left w:type="dxa" w:w="120"/>
-              <w:bottom w:type="dxa" w:w="60"/>
-              <w:right w:type="dxa" w:w="120"/>
-            </w:tcMar>
-            <w:vAlign w:val="top"/>
-          </w:tcPr>
-          <w:p>
-            <w:pPr>
-              <w:spacing w:after="40" w:before="0"/>
-              <w:jc w:val="left"/>
-            </w:pPr>
-            <w:r>
-              <w:rPr>
-                <w:rFonts w:ascii="Arial" w:cs="Arial" w:eastAsia="Arial" w:hAnsi="Arial"/>
-                <w:b/>
-                <w:bCs/>
-                <w:i w:val="false"/>
-                <w:iCs w:val="false"/>
-                <w:color w:val="000000"/>
-                <w:sz w:val="18"/>
-                <w:szCs w:val="18"/>
-              </w:rPr>
-              <w:t xml:space="preserve">Anchoring Phenomenon</w:t>
-            </w:r>
-          </w:p>
-        </w:tc>
-        <w:tc>
-          <w:tcPr>
-            <w:tcW w:type="dxa" w:w="10680"/>
-            <w:shd w:fill="FFFFFF" w:color="auto" w:val="clear"/>
-            <w:tcMar>
-              <w:top w:type="dxa" w:w="60"/>
-              <w:left w:type="dxa" w:w="120"/>
-              <w:bottom w:type="dxa" w:w="60"/>
-              <w:right w:type="dxa" w:w="120"/>
-            </w:tcMar>
-            <w:vAlign w:val="top"/>
-          </w:tcPr>
-          <w:p>
-            <w:pPr>
-              <w:spacing w:after="40" w:before="0"/>
-              <w:jc w:val="left"/>
-            </w:pPr>
-            <w:r>
-              <w:rPr>
-                <w:rFonts w:ascii="Arial" w:cs="Arial" w:eastAsia="Arial" w:hAnsi="Arial"/>
-                <w:b w:val="false"/>
-                <w:bCs w:val="false"/>
-                <w:i w:val="false"/>
-                <w:iCs w:val="false"/>
-                <w:color w:val="000000"/>
-                <w:sz w:val="18"/>
-                <w:szCs w:val="18"/>
-              </w:rPr>
-              <w:t xml:space="preserve">ANCHORING PHENOMENON — The Parabolic Throw:</w:t>
-            </w:r>
-          </w:p>
-          <w:p>
-            <w:pPr>
-              <w:spacing w:after="40" w:before="0"/>
-              <w:jc w:val="left"/>
-            </w:pPr>
-            <w:r>
-              <w:rPr>
-                <w:rFonts w:ascii="Arial" w:cs="Arial" w:eastAsia="Arial" w:hAnsi="Arial"/>
-                <w:b w:val="false"/>
-                <w:bCs w:val="false"/>
-                <w:i w:val="false"/>
-                <w:iCs w:val="false"/>
-                <w:color w:val="000000"/>
-                <w:sz w:val="18"/>
-                <w:szCs w:val="18"/>
-              </w:rPr>
-              <w:t xml:space="preserve"/>
-            </w:r>
-          </w:p>
-          <w:p>
-            <w:pPr>
-              <w:spacing w:after="40" w:before="0"/>
-              <w:jc w:val="left"/>
-            </w:pPr>
-            <w:r>
-              <w:rPr>
-                <w:rFonts w:ascii="Arial" w:cs="Arial" w:eastAsia="Arial" w:hAnsi="Arial"/>
-                <w:b w:val="false"/>
-                <w:bCs w:val="false"/>
-                <w:i w:val="false"/>
-                <w:iCs w:val="false"/>
-                <w:color w:val="000000"/>
-                <w:sz w:val="18"/>
-                <w:szCs w:val="18"/>
-              </w:rPr>
-              <w:t xml:space="preserve">During a school sports day at a secondary school in Nairobi, a student athlete throws a shot put. A classmate filming on a phone notices something striking when they replay the video in slow motion: the ball does not travel in a straight line — it curves upward, reaches a highest point, then curves back down to the ground, tracing a smooth, symmetrical arch. The class measures (using string on a printed still-frame) that the ball's height above the ground at different horizontal distances follows a curved pattern that is neither linear nor random.</w:t>
-            </w:r>
-          </w:p>
-          <w:p>
-            <w:pPr>
-              <w:spacing w:after="40" w:before="0"/>
-              <w:jc w:val="left"/>
-            </w:pPr>
-            <w:r>
-              <w:rPr>
-                <w:rFonts w:ascii="Arial" w:cs="Arial" w:eastAsia="Arial" w:hAnsi="Arial"/>
-                <w:b w:val="false"/>
-                <w:bCs w:val="false"/>
-                <w:i w:val="false"/>
-                <w:iCs w:val="false"/>
-                <w:color w:val="000000"/>
-                <w:sz w:val="18"/>
-                <w:szCs w:val="18"/>
-              </w:rPr>
-              <w:t xml:space="preserve"/>
-            </w:r>
-          </w:p>
-          <w:p>
-            <w:pPr>
-              <w:spacing w:after="40" w:before="0"/>
-              <w:jc w:val="left"/>
-            </w:pPr>
-            <w:r>
-              <w:rPr>
-                <w:rFonts w:ascii="Arial" w:cs="Arial" w:eastAsia="Arial" w:hAnsi="Arial"/>
-                <w:b w:val="false"/>
-                <w:bCs w:val="false"/>
-                <w:i w:val="false"/>
-                <w:iCs w:val="false"/>
-                <w:color w:val="000000"/>
-                <w:sz w:val="18"/>
-                <w:szCs w:val="18"/>
-              </w:rPr>
-              <w:t xml:space="preserve">What is puzzling: the path looks perfectly smooth and predictable, yet the student cannot explain it with any formula learned so far. Linear equations produce straight lines; this is clearly not straight. The teacher asks: "What kind of mathematical rule could describe this curved path — and could that same rule help us figure out exactly where the ball will land before it even lands?" This puzzle — connecting a visible, real athletic event to an algebraic structure not yet encountered — anchors the entire unit and gives every technique (forming expressions, factorising, solving equations) a purpose: to decode and predict the behaviour of this curve.</w:t>
-            </w:r>
-          </w:p>
-        </w:tc>
-      </w:tr>
-      <w:tr>
-        <w:tc>
-          <w:tcPr>
-            <w:tcW w:type="dxa" w:w="3000"/>
-            <w:shd w:fill="D9EEF1" w:color="auto" w:val="clear"/>
-            <w:tcMar>
-              <w:top w:type="dxa" w:w="60"/>
-              <w:left w:type="dxa" w:w="120"/>
-              <w:bottom w:type="dxa" w:w="60"/>
-              <w:right w:type="dxa" w:w="120"/>
-            </w:tcMar>
-            <w:vAlign w:val="top"/>
-          </w:tcPr>
-          <w:p>
-            <w:pPr>
-              <w:spacing w:after="40" w:before="0"/>
-              <w:jc w:val="left"/>
-            </w:pPr>
-            <w:r>
-              <w:rPr>
-                <w:rFonts w:ascii="Arial" w:cs="Arial" w:eastAsia="Arial" w:hAnsi="Arial"/>
-                <w:b/>
-                <w:bCs/>
-                <w:i w:val="false"/>
-                <w:iCs w:val="false"/>
-                <w:color w:val="000000"/>
-                <w:sz w:val="18"/>
-                <w:szCs w:val="18"/>
-              </w:rPr>
-              <w:t xml:space="preserve">Storyline Thread</w:t>
-            </w:r>
-          </w:p>
-        </w:tc>
-        <w:tc>
-          <w:tcPr>
-            <w:tcW w:type="dxa" w:w="10680"/>
-            <w:shd w:fill="FFFFFF" w:color="auto" w:val="clear"/>
-            <w:tcMar>
-              <w:top w:type="dxa" w:w="60"/>
-              <w:left w:type="dxa" w:w="120"/>
-              <w:bottom w:type="dxa" w:w="60"/>
-              <w:right w:type="dxa" w:w="120"/>
-            </w:tcMar>
-            <w:vAlign w:val="top"/>
-          </w:tcPr>
-          <w:p>
-            <w:pPr>
-              <w:spacing w:after="40" w:before="0"/>
-              <w:jc w:val="left"/>
-            </w:pPr>
-            <w:r>
-              <w:rPr>
-                <w:rFonts w:ascii="Arial" w:cs="Arial" w:eastAsia="Arial" w:hAnsi="Arial"/>
-                <w:b w:val="false"/>
-                <w:bCs w:val="false"/>
-                <w:i w:val="false"/>
-                <w:iCs w:val="false"/>
-                <w:color w:val="000000"/>
-                <w:sz w:val="18"/>
-                <w:szCs w:val="18"/>
-              </w:rPr>
-              <w:t xml:space="preserve">Lesson 1 — Noticing the Curve / Forming Quadratic Expressions:</w:t>
-            </w:r>
-          </w:p>
-          <w:p>
-            <w:pPr>
-              <w:spacing w:after="40" w:before="0"/>
-              <w:jc w:val="left"/>
-            </w:pPr>
-            <w:r>
-              <w:rPr>
-                <w:rFonts w:ascii="Arial" w:cs="Arial" w:eastAsia="Arial" w:hAnsi="Arial"/>
-                <w:b w:val="false"/>
-                <w:bCs w:val="false"/>
-                <w:i w:val="false"/>
-                <w:iCs w:val="false"/>
-                <w:color w:val="000000"/>
-                <w:sz w:val="18"/>
-                <w:szCs w:val="18"/>
-              </w:rPr>
-              <w:t xml:space="preserve">Students watch the slow-motion throw video and trace the ball's path on printed grid paper. Teacher asks: "What kind of rule makes this shape?" Students attempt linear fits and fail. Teacher introduces the idea of an expression with an x² term. Learners form quadratic expressions from area contexts (rectangular shamba diagrams) and from the shot-put height data, discovering the standard form ax² + bx + c. The DQB is started: "What makes a quadratic expression different from a linear one?"</w:t>
-            </w:r>
-          </w:p>
-          <w:p>
-            <w:pPr>
-              <w:spacing w:after="40" w:before="0"/>
-              <w:jc w:val="left"/>
-            </w:pPr>
-            <w:r>
-              <w:rPr>
-                <w:rFonts w:ascii="Arial" w:cs="Arial" w:eastAsia="Arial" w:hAnsi="Arial"/>
-                <w:b w:val="false"/>
-                <w:bCs w:val="false"/>
-                <w:i w:val="false"/>
-                <w:iCs w:val="false"/>
-                <w:color w:val="000000"/>
-                <w:sz w:val="18"/>
-                <w:szCs w:val="18"/>
-              </w:rPr>
-              <w:t xml:space="preserve"/>
-            </w:r>
-          </w:p>
-          <w:p>
-            <w:pPr>
-              <w:spacing w:after="40" w:before="0"/>
-              <w:jc w:val="left"/>
-            </w:pPr>
-            <w:r>
-              <w:rPr>
-                <w:rFonts w:ascii="Arial" w:cs="Arial" w:eastAsia="Arial" w:hAnsi="Arial"/>
-                <w:b w:val="false"/>
-                <w:bCs w:val="false"/>
-                <w:i w:val="false"/>
-                <w:iCs w:val="false"/>
-                <w:color w:val="000000"/>
-                <w:sz w:val="18"/>
-                <w:szCs w:val="18"/>
-              </w:rPr>
-              <w:t xml:space="preserve">Lesson 2 — Area Models and Quadratic Identities:</w:t>
-            </w:r>
-          </w:p>
-          <w:p>
-            <w:pPr>
-              <w:spacing w:after="40" w:before="0"/>
-              <w:jc w:val="left"/>
-            </w:pPr>
-            <w:r>
-              <w:rPr>
-                <w:rFonts w:ascii="Arial" w:cs="Arial" w:eastAsia="Arial" w:hAnsi="Arial"/>
-                <w:b w:val="false"/>
-                <w:bCs w:val="false"/>
-                <w:i w:val="false"/>
-                <w:iCs w:val="false"/>
-                <w:color w:val="000000"/>
-                <w:sz w:val="18"/>
-                <w:szCs w:val="18"/>
-              </w:rPr>
-              <w:t xml:space="preserve">Using squared graph paper, learners cut and rearrange pieces representing (a + b)² and (a − b)² to derive the three standard identities geometrically. They connect each identity to the shamba-enlargement supporting phenomenon. Factual and conceptual questions are added to the DQB.</w:t>
-            </w:r>
-          </w:p>
-          <w:p>
-            <w:pPr>
-              <w:spacing w:after="40" w:before="0"/>
-              <w:jc w:val="left"/>
-            </w:pPr>
-            <w:r>
-              <w:rPr>
-                <w:rFonts w:ascii="Arial" w:cs="Arial" w:eastAsia="Arial" w:hAnsi="Arial"/>
-                <w:b w:val="false"/>
-                <w:bCs w:val="false"/>
-                <w:i w:val="false"/>
-                <w:iCs w:val="false"/>
-                <w:color w:val="000000"/>
-                <w:sz w:val="18"/>
-                <w:szCs w:val="18"/>
-              </w:rPr>
-              <w:t xml:space="preserve"/>
-            </w:r>
-          </w:p>
-          <w:p>
-            <w:pPr>
-              <w:spacing w:after="40" w:before="0"/>
-              <w:jc w:val="left"/>
-            </w:pPr>
-            <w:r>
-              <w:rPr>
-                <w:rFonts w:ascii="Arial" w:cs="Arial" w:eastAsia="Arial" w:hAnsi="Arial"/>
-                <w:b w:val="false"/>
-                <w:bCs w:val="false"/>
-                <w:i w:val="false"/>
-                <w:iCs w:val="false"/>
-                <w:color w:val="000000"/>
-                <w:sz w:val="18"/>
-                <w:szCs w:val="18"/>
-              </w:rPr>
-              <w:t xml:space="preserve">Lesson 3 — Expanding Quadratic Expressions:</w:t>
-            </w:r>
-          </w:p>
-          <w:p>
-            <w:pPr>
-              <w:spacing w:after="40" w:before="0"/>
-              <w:jc w:val="left"/>
-            </w:pPr>
-            <w:r>
-              <w:rPr>
-                <w:rFonts w:ascii="Arial" w:cs="Arial" w:eastAsia="Arial" w:hAnsi="Arial"/>
-                <w:b w:val="false"/>
-                <w:bCs w:val="false"/>
-                <w:i w:val="false"/>
-                <w:iCs w:val="false"/>
-                <w:color w:val="000000"/>
-                <w:sz w:val="18"/>
-                <w:szCs w:val="18"/>
-              </w:rPr>
-              <w:t xml:space="preserve">Learners practise expanding products of two linear brackets using the grid/box method and FOIL, with all examples drawn from Kenyan contexts (dimensions of a school garden in Nakuru, price-demand relationships for a Mombasa fish seller). Common errors are surfaced and corrected collaboratively.</w:t>
-            </w:r>
-          </w:p>
-          <w:p>
-            <w:pPr>
-              <w:spacing w:after="40" w:before="0"/>
-              <w:jc w:val="left"/>
-            </w:pPr>
-            <w:r>
-              <w:rPr>
-                <w:rFonts w:ascii="Arial" w:cs="Arial" w:eastAsia="Arial" w:hAnsi="Arial"/>
-                <w:b w:val="false"/>
-                <w:bCs w:val="false"/>
-                <w:i w:val="false"/>
-                <w:iCs w:val="false"/>
-                <w:color w:val="000000"/>
-                <w:sz w:val="18"/>
-                <w:szCs w:val="18"/>
-              </w:rPr>
-              <w:t xml:space="preserve"/>
-            </w:r>
-          </w:p>
-          <w:p>
-            <w:pPr>
-              <w:spacing w:after="40" w:before="0"/>
-              <w:jc w:val="left"/>
-            </w:pPr>
-            <w:r>
-              <w:rPr>
-                <w:rFonts w:ascii="Arial" w:cs="Arial" w:eastAsia="Arial" w:hAnsi="Arial"/>
-                <w:b w:val="false"/>
-                <w:bCs w:val="false"/>
-                <w:i w:val="false"/>
-                <w:iCs w:val="false"/>
-                <w:color w:val="000000"/>
-                <w:sz w:val="18"/>
-                <w:szCs w:val="18"/>
-              </w:rPr>
-              <w:t xml:space="preserve">Lesson 4 — Factorising Quadratic Expressions (Part 1 — Common Factor, Grouping, Difference of Two Squares):</w:t>
-            </w:r>
-          </w:p>
-          <w:p>
-            <w:pPr>
-              <w:spacing w:after="40" w:before="0"/>
-              <w:jc w:val="left"/>
-            </w:pPr>
-            <w:r>
-              <w:rPr>
-                <w:rFonts w:ascii="Arial" w:cs="Arial" w:eastAsia="Arial" w:hAnsi="Arial"/>
-                <w:b w:val="false"/>
-                <w:bCs w:val="false"/>
-                <w:i w:val="false"/>
-                <w:iCs w:val="false"/>
-                <w:color w:val="000000"/>
-                <w:sz w:val="18"/>
-                <w:szCs w:val="18"/>
-              </w:rPr>
-              <w:t xml:space="preserve">Learners reverse the expansion process. The tiled courtyard and shamba supporting phenomena are revisited: students factorise expressions that arose naturally from those contexts. Emphasis on difference of two squares as a special case of the (a+b)(a−b) identity.</w:t>
-            </w:r>
-          </w:p>
-          <w:p>
-            <w:pPr>
-              <w:spacing w:after="40" w:before="0"/>
-              <w:jc w:val="left"/>
-            </w:pPr>
-            <w:r>
-              <w:rPr>
-                <w:rFonts w:ascii="Arial" w:cs="Arial" w:eastAsia="Arial" w:hAnsi="Arial"/>
-                <w:b w:val="false"/>
-                <w:bCs w:val="false"/>
-                <w:i w:val="false"/>
-                <w:iCs w:val="false"/>
-                <w:color w:val="000000"/>
-                <w:sz w:val="18"/>
-                <w:szCs w:val="18"/>
-              </w:rPr>
-              <w:t xml:space="preserve"/>
-            </w:r>
-          </w:p>
-          <w:p>
-            <w:pPr>
-              <w:spacing w:after="40" w:before="0"/>
-              <w:jc w:val="left"/>
-            </w:pPr>
-            <w:r>
-              <w:rPr>
-                <w:rFonts w:ascii="Arial" w:cs="Arial" w:eastAsia="Arial" w:hAnsi="Arial"/>
-                <w:b w:val="false"/>
-                <w:bCs w:val="false"/>
-                <w:i w:val="false"/>
-                <w:iCs w:val="false"/>
-                <w:color w:val="000000"/>
-                <w:sz w:val="18"/>
-                <w:szCs w:val="18"/>
-              </w:rPr>
-              <w:t xml:space="preserve">Lesson 5 — Factorising Quadratic Expressions (Part 2 — Trinomials):</w:t>
-            </w:r>
-          </w:p>
-          <w:p>
-            <w:pPr>
-              <w:spacing w:after="40" w:before="0"/>
-              <w:jc w:val="left"/>
-            </w:pPr>
-            <w:r>
-              <w:rPr>
-                <w:rFonts w:ascii="Arial" w:cs="Arial" w:eastAsia="Arial" w:hAnsi="Arial"/>
-                <w:b w:val="false"/>
-                <w:bCs w:val="false"/>
-                <w:i w:val="false"/>
-                <w:iCs w:val="false"/>
-                <w:color w:val="000000"/>
-                <w:sz w:val="18"/>
-                <w:szCs w:val="18"/>
-              </w:rPr>
-              <w:t xml:space="preserve">Learners extend factorisation to the general trinomial ax² + bx + c using the product-and-sum method and the splitting-the-middle-term method. Real-life quadratic expressions from the mandazi profit model and the mango-drop height model are factorised, keeping the anchoring and supporting phenomena alive.</w:t>
-            </w:r>
-          </w:p>
-          <w:p>
-            <w:pPr>
-              <w:spacing w:after="40" w:before="0"/>
-              <w:jc w:val="left"/>
-            </w:pPr>
-            <w:r>
-              <w:rPr>
-                <w:rFonts w:ascii="Arial" w:cs="Arial" w:eastAsia="Arial" w:hAnsi="Arial"/>
-                <w:b w:val="false"/>
-                <w:bCs w:val="false"/>
-                <w:i w:val="false"/>
-                <w:iCs w:val="false"/>
-                <w:color w:val="000000"/>
-                <w:sz w:val="18"/>
-                <w:szCs w:val="18"/>
-              </w:rPr>
-              <w:t xml:space="preserve"/>
-            </w:r>
-          </w:p>
-          <w:p>
-            <w:pPr>
-              <w:spacing w:after="40" w:before="0"/>
-              <w:jc w:val="left"/>
-            </w:pPr>
-            <w:r>
-              <w:rPr>
-                <w:rFonts w:ascii="Arial" w:cs="Arial" w:eastAsia="Arial" w:hAnsi="Arial"/>
-                <w:b w:val="false"/>
-                <w:bCs w:val="false"/>
-                <w:i w:val="false"/>
-                <w:iCs w:val="false"/>
-                <w:color w:val="000000"/>
-                <w:sz w:val="18"/>
-                <w:szCs w:val="18"/>
-              </w:rPr>
-              <w:t xml:space="preserve">Lesson 6 — Forming and Solving Quadratic Equations by Factorisation:</w:t>
-            </w:r>
-          </w:p>
-          <w:p>
-            <w:pPr>
-              <w:spacing w:after="40" w:before="0"/>
-              <w:jc w:val="left"/>
-            </w:pPr>
-            <w:r>
-              <w:rPr>
-                <w:rFonts w:ascii="Arial" w:cs="Arial" w:eastAsia="Arial" w:hAnsi="Arial"/>
-                <w:b w:val="false"/>
-                <w:bCs w:val="false"/>
-                <w:i w:val="false"/>
-                <w:iCs w:val="false"/>
-                <w:color w:val="000000"/>
-                <w:sz w:val="18"/>
-                <w:szCs w:val="18"/>
-              </w:rPr>
-              <w:t xml:space="preserve">Learners translate word problems (shamba dimensions, break-even for the mandazi seller, landing point of the shot put) into quadratic equations, set them equal to zero, factorise, and solve. They interpret both roots in context, discussing why one root may be inadmissible (e.g., negative length). DQB is updated: "Why does a quadratic equation have two solutions — and are both always meaningful?"</w:t>
-            </w:r>
-          </w:p>
-          <w:p>
-            <w:pPr>
-              <w:spacing w:after="40" w:before="0"/>
-              <w:jc w:val="left"/>
-            </w:pPr>
-            <w:r>
-              <w:rPr>
-                <w:rFonts w:ascii="Arial" w:cs="Arial" w:eastAsia="Arial" w:hAnsi="Arial"/>
-                <w:b w:val="false"/>
-                <w:bCs w:val="false"/>
-                <w:i w:val="false"/>
-                <w:iCs w:val="false"/>
-                <w:color w:val="000000"/>
-                <w:sz w:val="18"/>
-                <w:szCs w:val="18"/>
-              </w:rPr>
-              <w:t xml:space="preserve"/>
-            </w:r>
-          </w:p>
-          <w:p>
-            <w:pPr>
-              <w:spacing w:after="40" w:before="0"/>
-              <w:jc w:val="left"/>
-            </w:pPr>
-            <w:r>
-              <w:rPr>
-                <w:rFonts w:ascii="Arial" w:cs="Arial" w:eastAsia="Arial" w:hAnsi="Arial"/>
-                <w:b w:val="false"/>
-                <w:bCs w:val="false"/>
-                <w:i w:val="false"/>
-                <w:iCs w:val="false"/>
-                <w:color w:val="000000"/>
-                <w:sz w:val="18"/>
-                <w:szCs w:val="18"/>
-              </w:rPr>
-              <w:t xml:space="preserve">Lesson 7 — Solving Quadratic Equations by Completing the Square and the Quadratic Formula:</w:t>
-            </w:r>
-          </w:p>
-          <w:p>
-            <w:pPr>
-              <w:spacing w:after="40" w:before="0"/>
-              <w:jc w:val="left"/>
-            </w:pPr>
-            <w:r>
-              <w:rPr>
-                <w:rFonts w:ascii="Arial" w:cs="Arial" w:eastAsia="Arial" w:hAnsi="Arial"/>
-                <w:b w:val="false"/>
-                <w:bCs w:val="false"/>
-                <w:i w:val="false"/>
-                <w:iCs w:val="false"/>
-                <w:color w:val="000000"/>
-                <w:sz w:val="18"/>
-                <w:szCs w:val="18"/>
-              </w:rPr>
-              <w:t xml:space="preserve">Learners discover completing the square by rearranging area models that cannot be factorised easily, then derive the quadratic formula from the general form. They use both methods on the shot-put parabola problem, verifying their answers with calculators. The formula is connected back to the discriminant: what does it mean for the ball's path if b² − 4ac &lt; 0?</w:t>
-            </w:r>
-          </w:p>
-          <w:p>
-            <w:pPr>
-              <w:spacing w:after="40" w:before="0"/>
-              <w:jc w:val="left"/>
-            </w:pPr>
-            <w:r>
-              <w:rPr>
-                <w:rFonts w:ascii="Arial" w:cs="Arial" w:eastAsia="Arial" w:hAnsi="Arial"/>
-                <w:b w:val="false"/>
-                <w:bCs w:val="false"/>
-                <w:i w:val="false"/>
-                <w:iCs w:val="false"/>
-                <w:color w:val="000000"/>
-                <w:sz w:val="18"/>
-                <w:szCs w:val="18"/>
-              </w:rPr>
-              <w:t xml:space="preserve"/>
-            </w:r>
-          </w:p>
-          <w:p>
-            <w:pPr>
-              <w:spacing w:after="40" w:before="0"/>
-              <w:jc w:val="left"/>
-            </w:pPr>
-            <w:r>
-              <w:rPr>
-                <w:rFonts w:ascii="Arial" w:cs="Arial" w:eastAsia="Arial" w:hAnsi="Arial"/>
-                <w:b w:val="false"/>
-                <w:bCs w:val="false"/>
-                <w:i w:val="false"/>
-                <w:iCs w:val="false"/>
-                <w:color w:val="000000"/>
-                <w:sz w:val="18"/>
-                <w:szCs w:val="18"/>
-              </w:rPr>
-              <w:t xml:space="preserve">Lesson 8 — Applications, Consolidation, and Model Revision:</w:t>
-            </w:r>
-          </w:p>
-          <w:p>
-            <w:pPr>
-              <w:spacing w:after="40" w:before="0"/>
-              <w:jc w:val="left"/>
-            </w:pPr>
-            <w:r>
-              <w:rPr>
-                <w:rFonts w:ascii="Arial" w:cs="Arial" w:eastAsia="Arial" w:hAnsi="Arial"/>
-                <w:b w:val="false"/>
-                <w:bCs w:val="false"/>
-                <w:i w:val="false"/>
-                <w:iCs w:val="false"/>
-                <w:color w:val="000000"/>
-                <w:sz w:val="18"/>
-                <w:szCs w:val="18"/>
-              </w:rPr>
-              <w:t xml:space="preserve">Learners tackle multi-step real-life problems integrating all techniques: a Rift Valley farmer optimising a fenced plot, a physics problem about a ball's flight time, and a business problem for a Nairobi market trader. Groups present solutions and revise their cumulative models on the DQB, answering the driving question with evidence from across all eight lessons. Assessment task introduced: a structured problem set and a short project connecting quadratic equations to one chosen real-life Kenyan context.</w:t>
-            </w:r>
-          </w:p>
-        </w:tc>
-      </w:tr>
-      <w:tr>
-        <w:tc>
-          <w:tcPr>
-            <w:tcW w:type="dxa" w:w="3000"/>
-            <w:shd w:fill="EAD1F5" w:color="auto" w:val="clear"/>
-            <w:tcMar>
-              <w:top w:type="dxa" w:w="60"/>
-              <w:left w:type="dxa" w:w="120"/>
-              <w:bottom w:type="dxa" w:w="60"/>
-              <w:right w:type="dxa" w:w="120"/>
-            </w:tcMar>
-            <w:vAlign w:val="top"/>
-          </w:tcPr>
-          <w:p>
-            <w:pPr>
-              <w:spacing w:after="40" w:before="0"/>
-              <w:jc w:val="left"/>
-            </w:pPr>
-            <w:r>
-              <w:rPr>
-                <w:rFonts w:ascii="Arial" w:cs="Arial" w:eastAsia="Arial" w:hAnsi="Arial"/>
-                <w:b/>
-                <w:bCs/>
-                <w:i w:val="false"/>
-                <w:iCs w:val="false"/>
-                <w:color w:val="000000"/>
-                <w:sz w:val="18"/>
-                <w:szCs w:val="18"/>
-              </w:rPr>
-              <w:t xml:space="preserve">Supporting Phenomena</w:t>
-            </w:r>
-          </w:p>
-        </w:tc>
-        <w:tc>
-          <w:tcPr>
-            <w:tcW w:type="dxa" w:w="10680"/>
-            <w:shd w:fill="FFFFFF" w:color="auto" w:val="clear"/>
-            <w:tcMar>
-              <w:top w:type="dxa" w:w="60"/>
-              <w:left w:type="dxa" w:w="120"/>
-              <w:bottom w:type="dxa" w:w="60"/>
-              <w:right w:type="dxa" w:w="120"/>
-            </w:tcMar>
-            <w:vAlign w:val="top"/>
-          </w:tcPr>
-          <w:p>
-            <w:pPr>
-              <w:spacing w:after="30" w:before="0"/>
-              <w:ind w:left="360" w:hanging="180"/>
-              <w:jc w:val="left"/>
-            </w:pPr>
-            <w:r>
-              <w:rPr>
-                <w:rFonts w:ascii="Arial" w:cs="Arial" w:eastAsia="Arial" w:hAnsi="Arial"/>
-                <w:b w:val="false"/>
-                <w:bCs w:val="false"/>
-                <w:i w:val="false"/>
-                <w:iCs w:val="false"/>
-                <w:color w:val="000000"/>
-                <w:sz w:val="18"/>
-                <w:szCs w:val="18"/>
-              </w:rPr>
-              <w:t xml:space="preserve">–  The Shrinking and Growing Shamba: A farmer in Kericho has a rectangular tea plot. She increases the length by a certain number of metres and decreases the width by the same number. Students discover that the resulting area can be expressed as a quadratic expression — and that the identity (a + b)(a − b) = a² − b² neatly describes the relationship. Why does changing dimensions this way always produce an expression with no middle term?</w:t>
-            </w:r>
-          </w:p>
-          <w:p>
-            <w:pPr>
-              <w:spacing w:after="30" w:before="0"/>
-              <w:ind w:left="360" w:hanging="180"/>
-              <w:jc w:val="left"/>
-            </w:pPr>
-            <w:r>
-              <w:rPr>
-                <w:rFonts w:ascii="Arial" w:cs="Arial" w:eastAsia="Arial" w:hAnsi="Arial"/>
-                <w:b w:val="false"/>
-                <w:bCs w:val="false"/>
-                <w:i w:val="false"/>
-                <w:iCs w:val="false"/>
-                <w:color w:val="000000"/>
-                <w:sz w:val="18"/>
-                <w:szCs w:val="18"/>
-              </w:rPr>
-              <w:t xml:space="preserve">–  The Tiled Courtyard Puzzle: A school in Kisumu has a square courtyard of side length x metres, surrounded by a uniform border of decorative tiles. The total tiled area is described by a quadratic expression. Students are shown a diagram and asked: given the total tiled area, what is the side length of the inner courtyard? Solving this requires forming and solving a quadratic equation.</w:t>
-            </w:r>
-          </w:p>
-          <w:p>
-            <w:pPr>
-              <w:spacing w:after="30" w:before="0"/>
-              <w:ind w:left="360" w:hanging="180"/>
-              <w:jc w:val="left"/>
-            </w:pPr>
-            <w:r>
-              <w:rPr>
-                <w:rFonts w:ascii="Arial" w:cs="Arial" w:eastAsia="Arial" w:hAnsi="Arial"/>
-                <w:b w:val="false"/>
-                <w:bCs w:val="false"/>
-                <w:i w:val="false"/>
-                <w:iCs w:val="false"/>
-                <w:color w:val="000000"/>
-                <w:sz w:val="18"/>
-                <w:szCs w:val="18"/>
-              </w:rPr>
-              <w:t xml:space="preserve">–  The Market Profit Model: A mandazi seller at Gikomba market in Nairobi finds that her daily profit (in Ksh) depends on the number of extra mandazi she bakes beyond her base amount, described by a quadratic relationship. At what production level does she break even, and at what level is profit zero again? Students must form and solve a quadratic equation to answer a real business question.</w:t>
-            </w:r>
-          </w:p>
-          <w:p>
-            <w:pPr>
-              <w:spacing w:after="30" w:before="0"/>
-              <w:ind w:left="360" w:hanging="180"/>
-              <w:jc w:val="left"/>
-            </w:pPr>
-            <w:r>
-              <w:rPr>
-                <w:rFonts w:ascii="Arial" w:cs="Arial" w:eastAsia="Arial" w:hAnsi="Arial"/>
-                <w:b w:val="false"/>
-                <w:bCs w:val="false"/>
-                <w:i w:val="false"/>
-                <w:iCs w:val="false"/>
-                <w:color w:val="000000"/>
-                <w:sz w:val="18"/>
-                <w:szCs w:val="18"/>
-              </w:rPr>
-              <w:t xml:space="preserve">–  The Falling Mango: A mango is dropped from the top of a tree on a farm in Kisii. Its height above the ground at time t seconds is modelled by a quadratic expression in t. Students observe that the mango's height decreases in an accelerating, non-linear way — and must find when it hits the ground by solving a quadratic equation, choosing the positive root as the physically meaningful solution.</w:t>
-            </w:r>
-          </w:p>
-        </w:tc>
-      </w:tr>
-    </w:tbl>
-    <w:p>
-      <w:pPr>
-        <w:spacing w:after="120"/>
-      </w:pPr>
-      <w:r>
-        <w:t xml:space="preserve"/>
       </w:r>
     </w:p>
     <w:p>
@@ -3704,7 +3704,7 @@
             <w:pPr>
               <w:spacing w:after="20" w:before="0"/>
             </w:pPr>
-            <w:hyperlink w:history="1" r:id="rIdhiwdcdx-edscdcc565apq">
+            <w:hyperlink w:history="1" r:id="rId7klzt85q_ccubvsi3jo75">
               <w:r>
                 <w:rPr>
                   <w:rFonts w:ascii="Arial" w:cs="Arial" w:eastAsia="Arial" w:hAnsi="Arial"/>
@@ -3737,7 +3737,7 @@
               <w:spacing w:after="10" w:before="0"/>
               <w:ind w:left="120"/>
             </w:pPr>
-            <w:hyperlink w:history="1" r:id="rIdjfnvsy06so6n5xdemz9g0">
+            <w:hyperlink w:history="1" r:id="rIdmadvlxirmr7z8sxj7bkp2">
               <w:r>
                 <w:rPr>
                   <w:rFonts w:ascii="Arial" w:cs="Arial" w:eastAsia="Arial" w:hAnsi="Arial"/>
@@ -3782,7 +3782,7 @@
             <w:pPr>
               <w:spacing w:after="20" w:before="0"/>
             </w:pPr>
-            <w:hyperlink w:history="1" r:id="rIdrqtplv5vj8tilhait8rs8">
+            <w:hyperlink w:history="1" r:id="rIdoqh0xe10gntzojjn1its0">
               <w:r>
                 <w:rPr>
                   <w:rFonts w:ascii="Arial" w:cs="Arial" w:eastAsia="Arial" w:hAnsi="Arial"/>
@@ -3815,7 +3815,7 @@
               <w:spacing w:after="10" w:before="0"/>
               <w:ind w:left="120"/>
             </w:pPr>
-            <w:hyperlink w:history="1" r:id="rIduafleb5p2wovicvjnh14c">
+            <w:hyperlink w:history="1" r:id="rId_i3j4e8yrzk0siu8pltlk">
               <w:r>
                 <w:rPr>
                   <w:rFonts w:ascii="Arial" w:cs="Arial" w:eastAsia="Arial" w:hAnsi="Arial"/>
@@ -4010,7 +4010,7 @@
             <w:pPr>
               <w:spacing w:after="20" w:before="0"/>
             </w:pPr>
-            <w:hyperlink w:history="1" r:id="rIdzg6nn1ahuexk0euems18t">
+            <w:hyperlink w:history="1" r:id="rIdkxstzkw1-1zrtp5gcui8p">
               <w:r>
                 <w:rPr>
                   <w:rFonts w:ascii="Arial" w:cs="Arial" w:eastAsia="Arial" w:hAnsi="Arial"/>
@@ -4043,7 +4043,7 @@
               <w:spacing w:after="10" w:before="0"/>
               <w:ind w:left="120"/>
             </w:pPr>
-            <w:hyperlink w:history="1" r:id="rIdlgzlfp1w6dkctmcsjry-k">
+            <w:hyperlink w:history="1" r:id="rIdsjnxjajb71_eyxmrfhjk1">
               <w:r>
                 <w:rPr>
                   <w:rFonts w:ascii="Arial" w:cs="Arial" w:eastAsia="Arial" w:hAnsi="Arial"/>
@@ -4088,7 +4088,7 @@
             <w:pPr>
               <w:spacing w:after="20" w:before="0"/>
             </w:pPr>
-            <w:hyperlink w:history="1" r:id="rIdka-_nd4_j2s7ioxq-cypl">
+            <w:hyperlink w:history="1" r:id="rId812fhhwqqdk86dx5ywso3">
               <w:r>
                 <w:rPr>
                   <w:rFonts w:ascii="Arial" w:cs="Arial" w:eastAsia="Arial" w:hAnsi="Arial"/>
@@ -4121,7 +4121,7 @@
               <w:spacing w:after="10" w:before="0"/>
               <w:ind w:left="120"/>
             </w:pPr>
-            <w:hyperlink w:history="1" r:id="rIdq_qlr6dwkm7mzqiw9evv8">
+            <w:hyperlink w:history="1" r:id="rIdzsts5syc4o1fh015edvul">
               <w:r>
                 <w:rPr>
                   <w:rFonts w:ascii="Arial" w:cs="Arial" w:eastAsia="Arial" w:hAnsi="Arial"/>
@@ -4316,7 +4316,7 @@
             <w:pPr>
               <w:spacing w:after="20" w:before="0"/>
             </w:pPr>
-            <w:hyperlink w:history="1" r:id="rIdnw0yy_cwpqrxxtdb-3jmq">
+            <w:hyperlink w:history="1" r:id="rId1zh47vkinm6wgcp1binly">
               <w:r>
                 <w:rPr>
                   <w:rFonts w:ascii="Arial" w:cs="Arial" w:eastAsia="Arial" w:hAnsi="Arial"/>
@@ -4349,7 +4349,7 @@
               <w:spacing w:after="10" w:before="0"/>
               <w:ind w:left="120"/>
             </w:pPr>
-            <w:hyperlink w:history="1" r:id="rIdke98blr9qjxy8iijdlxen">
+            <w:hyperlink w:history="1" r:id="rIdhte80rouduki9cwuwtmj1">
               <w:r>
                 <w:rPr>
                   <w:rFonts w:ascii="Arial" w:cs="Arial" w:eastAsia="Arial" w:hAnsi="Arial"/>
@@ -4394,7 +4394,7 @@
             <w:pPr>
               <w:spacing w:after="20" w:before="0"/>
             </w:pPr>
-            <w:hyperlink w:history="1" r:id="rIdqywwepaxuqwtpqcu29pcg">
+            <w:hyperlink w:history="1" r:id="rIdlbhyiiiqueusofv2gkjhw">
               <w:r>
                 <w:rPr>
                   <w:rFonts w:ascii="Arial" w:cs="Arial" w:eastAsia="Arial" w:hAnsi="Arial"/>
@@ -4427,7 +4427,7 @@
               <w:spacing w:after="10" w:before="0"/>
               <w:ind w:left="120"/>
             </w:pPr>
-            <w:hyperlink w:history="1" r:id="rIdp1awmj6z08pfaepusizmt">
+            <w:hyperlink w:history="1" r:id="rIds9zcwzo0izudjfy6fbway">
               <w:r>
                 <w:rPr>
                   <w:rFonts w:ascii="Arial" w:cs="Arial" w:eastAsia="Arial" w:hAnsi="Arial"/>
@@ -4622,7 +4622,7 @@
             <w:pPr>
               <w:spacing w:after="20" w:before="0"/>
             </w:pPr>
-            <w:hyperlink w:history="1" r:id="rIdthvm6hbladaeswu6w5lkd">
+            <w:hyperlink w:history="1" r:id="rId9_qz9itz7vrrumjdc4ips">
               <w:r>
                 <w:rPr>
                   <w:rFonts w:ascii="Arial" w:cs="Arial" w:eastAsia="Arial" w:hAnsi="Arial"/>
@@ -4655,7 +4655,7 @@
               <w:spacing w:after="10" w:before="0"/>
               <w:ind w:left="120"/>
             </w:pPr>
-            <w:hyperlink w:history="1" r:id="rIdrmz3qaaixdl8melz13nk9">
+            <w:hyperlink w:history="1" r:id="rIdeb_xzvr8bzslwzh2xtczg">
               <w:r>
                 <w:rPr>
                   <w:rFonts w:ascii="Arial" w:cs="Arial" w:eastAsia="Arial" w:hAnsi="Arial"/>
@@ -4700,7 +4700,7 @@
             <w:pPr>
               <w:spacing w:after="20" w:before="0"/>
             </w:pPr>
-            <w:hyperlink w:history="1" r:id="rId6cduzaay2xb87kidx-g0q">
+            <w:hyperlink w:history="1" r:id="rId2qq4svtwqxbb3oobhlbnk">
               <w:r>
                 <w:rPr>
                   <w:rFonts w:ascii="Arial" w:cs="Arial" w:eastAsia="Arial" w:hAnsi="Arial"/>
@@ -4733,7 +4733,7 @@
               <w:spacing w:after="10" w:before="0"/>
               <w:ind w:left="120"/>
             </w:pPr>
-            <w:hyperlink w:history="1" r:id="rId6hfccgvvaqox2tyfawdmy">
+            <w:hyperlink w:history="1" r:id="rIdjjoys8mozj5jkcez58yes">
               <w:r>
                 <w:rPr>
                   <w:rFonts w:ascii="Arial" w:cs="Arial" w:eastAsia="Arial" w:hAnsi="Arial"/>
@@ -4928,7 +4928,7 @@
             <w:pPr>
               <w:spacing w:after="20" w:before="0"/>
             </w:pPr>
-            <w:hyperlink w:history="1" r:id="rId7fahnjlbqlnw3kxbdc1h9">
+            <w:hyperlink w:history="1" r:id="rId-a8ewjmtgafhf7737gfxg">
               <w:r>
                 <w:rPr>
                   <w:rFonts w:ascii="Arial" w:cs="Arial" w:eastAsia="Arial" w:hAnsi="Arial"/>
@@ -4961,7 +4961,7 @@
               <w:spacing w:after="10" w:before="0"/>
               <w:ind w:left="120"/>
             </w:pPr>
-            <w:hyperlink w:history="1" r:id="rId-2otukeaoa3hxrzc5msof">
+            <w:hyperlink w:history="1" r:id="rId9cxuxi39owyp7yy6pivvo">
               <w:r>
                 <w:rPr>
                   <w:rFonts w:ascii="Arial" w:cs="Arial" w:eastAsia="Arial" w:hAnsi="Arial"/>
@@ -5006,7 +5006,7 @@
             <w:pPr>
               <w:spacing w:after="20" w:before="0"/>
             </w:pPr>
-            <w:hyperlink w:history="1" r:id="rIdeicgqurzgfxlzl23w4yag">
+            <w:hyperlink w:history="1" r:id="rId5ukodlnb4zopqvsjebfws">
               <w:r>
                 <w:rPr>
                   <w:rFonts w:ascii="Arial" w:cs="Arial" w:eastAsia="Arial" w:hAnsi="Arial"/>
@@ -5039,7 +5039,7 @@
               <w:spacing w:after="10" w:before="0"/>
               <w:ind w:left="120"/>
             </w:pPr>
-            <w:hyperlink w:history="1" r:id="rIdbw71qemjwhgz1pf-ncawo">
+            <w:hyperlink w:history="1" r:id="rIdalnhzza5va_rwca08kfnw">
               <w:r>
                 <w:rPr>
                   <w:rFonts w:ascii="Arial" w:cs="Arial" w:eastAsia="Arial" w:hAnsi="Arial"/>
@@ -5551,7 +5551,7 @@
         </w:rPr>
         <w:t xml:space="preserve">© 2026 SeaVuria and ARES. Aligned with KICD objectives. Developed by SeaVuria; technical implementation by ARES (with AI assistance from Claude). Licensed under </w:t>
       </w:r>
-      <w:hyperlink w:history="1" r:id="rIdffwira-agjzsawr0wm1ko">
+      <w:hyperlink w:history="1" r:id="rIdzgubtstvp2ooicc4-s_do">
         <w:r>
           <w:rPr>
             <w:rFonts w:ascii="Arial" w:cs="Arial" w:eastAsia="Arial" w:hAnsi="Arial"/>
@@ -5572,7 +5572,7 @@
         </w:rPr>
         <w:t xml:space="preserve"> (</w:t>
       </w:r>
-      <w:hyperlink w:history="1" r:id="rIdnvglpqcub0jztvkxjzxit">
+      <w:hyperlink w:history="1" r:id="rId9oeudukd6nqmzmr1mt-h5">
         <w:r>
           <w:rPr>
             <w:rFonts w:ascii="Arial" w:cs="Arial" w:eastAsia="Arial" w:hAnsi="Arial"/>
@@ -6585,7 +6585,7 @@
             <w:pPr>
               <w:spacing w:after="20" w:before="0"/>
             </w:pPr>
-            <w:hyperlink w:history="1" r:id="rIdrgjs8u7hdrqhoyb_mvvbc">
+            <w:hyperlink w:history="1" r:id="rId9qvh1g7b1ts9mvjq6i9wi">
               <w:r>
                 <w:rPr>
                   <w:rFonts w:ascii="Arial" w:cs="Arial" w:eastAsia="Arial" w:hAnsi="Arial"/>
@@ -6618,7 +6618,7 @@
               <w:spacing w:after="10" w:before="0"/>
               <w:ind w:left="120"/>
             </w:pPr>
-            <w:hyperlink w:history="1" r:id="rIdqyrna14cnusf8brtj2goh">
+            <w:hyperlink w:history="1" r:id="rIdkwshnkg1caum019zj7hjx">
               <w:r>
                 <w:rPr>
                   <w:rFonts w:ascii="Arial" w:cs="Arial" w:eastAsia="Arial" w:hAnsi="Arial"/>
@@ -6663,7 +6663,7 @@
             <w:pPr>
               <w:spacing w:after="20" w:before="0"/>
             </w:pPr>
-            <w:hyperlink w:history="1" r:id="rIdrumxtlgnarq9fbcl2bfp4">
+            <w:hyperlink w:history="1" r:id="rIdzgt6fllmyxskc8fo3ubup">
               <w:r>
                 <w:rPr>
                   <w:rFonts w:ascii="Arial" w:cs="Arial" w:eastAsia="Arial" w:hAnsi="Arial"/>
@@ -6696,7 +6696,7 @@
               <w:spacing w:after="10" w:before="0"/>
               <w:ind w:left="120"/>
             </w:pPr>
-            <w:hyperlink w:history="1" r:id="rId38aauyfy41l76-idxwmw4">
+            <w:hyperlink w:history="1" r:id="rIdnmqb25scb5ah-mee-_ic8">
               <w:r>
                 <w:rPr>
                   <w:rFonts w:ascii="Arial" w:cs="Arial" w:eastAsia="Arial" w:hAnsi="Arial"/>
@@ -6891,7 +6891,7 @@
             <w:pPr>
               <w:spacing w:after="20" w:before="0"/>
             </w:pPr>
-            <w:hyperlink w:history="1" r:id="rIdfv75w0zzsaddmjcxea49a">
+            <w:hyperlink w:history="1" r:id="rIdgxmwt0jhxhdojncgc7y_e">
               <w:r>
                 <w:rPr>
                   <w:rFonts w:ascii="Arial" w:cs="Arial" w:eastAsia="Arial" w:hAnsi="Arial"/>
@@ -6924,7 +6924,7 @@
               <w:spacing w:after="10" w:before="0"/>
               <w:ind w:left="120"/>
             </w:pPr>
-            <w:hyperlink w:history="1" r:id="rIdgcasynnhfgsvqsiaudnhs">
+            <w:hyperlink w:history="1" r:id="rId2bqtnlfgnbp3wuvhaifz6">
               <w:r>
                 <w:rPr>
                   <w:rFonts w:ascii="Arial" w:cs="Arial" w:eastAsia="Arial" w:hAnsi="Arial"/>
@@ -6969,7 +6969,7 @@
             <w:pPr>
               <w:spacing w:after="20" w:before="0"/>
             </w:pPr>
-            <w:hyperlink w:history="1" r:id="rIduw3y61t6fefgkvwjp1zaw">
+            <w:hyperlink w:history="1" r:id="rIdtcvu7rq15pzepeeumuef4">
               <w:r>
                 <w:rPr>
                   <w:rFonts w:ascii="Arial" w:cs="Arial" w:eastAsia="Arial" w:hAnsi="Arial"/>
@@ -7002,7 +7002,7 @@
               <w:spacing w:after="10" w:before="0"/>
               <w:ind w:left="120"/>
             </w:pPr>
-            <w:hyperlink w:history="1" r:id="rId5xscojlt_u26o0pez5mqp">
+            <w:hyperlink w:history="1" r:id="rIdrixpbcuh_cuvrmzxeefk_">
               <w:r>
                 <w:rPr>
                   <w:rFonts w:ascii="Arial" w:cs="Arial" w:eastAsia="Arial" w:hAnsi="Arial"/>
@@ -7197,7 +7197,7 @@
             <w:pPr>
               <w:spacing w:after="20" w:before="0"/>
             </w:pPr>
-            <w:hyperlink w:history="1" r:id="rIdyn_agqmj--ut2hrnidrv1">
+            <w:hyperlink w:history="1" r:id="rId-7-6jrqbvvbbrxxdkx5rx">
               <w:r>
                 <w:rPr>
                   <w:rFonts w:ascii="Arial" w:cs="Arial" w:eastAsia="Arial" w:hAnsi="Arial"/>
@@ -7230,7 +7230,7 @@
               <w:spacing w:after="10" w:before="0"/>
               <w:ind w:left="120"/>
             </w:pPr>
-            <w:hyperlink w:history="1" r:id="rIdvkyhqmkh9mjjyxyzoltad">
+            <w:hyperlink w:history="1" r:id="rIdwkovrvm2-nq0zwymtlaqv">
               <w:r>
                 <w:rPr>
                   <w:rFonts w:ascii="Arial" w:cs="Arial" w:eastAsia="Arial" w:hAnsi="Arial"/>
@@ -7275,7 +7275,7 @@
             <w:pPr>
               <w:spacing w:after="20" w:before="0"/>
             </w:pPr>
-            <w:hyperlink w:history="1" r:id="rId9awx1ty7wtmsvwg1snzmk">
+            <w:hyperlink w:history="1" r:id="rIdgjgfzglkzmm24puz6fnym">
               <w:r>
                 <w:rPr>
                   <w:rFonts w:ascii="Arial" w:cs="Arial" w:eastAsia="Arial" w:hAnsi="Arial"/>
@@ -7308,7 +7308,7 @@
               <w:spacing w:after="10" w:before="0"/>
               <w:ind w:left="120"/>
             </w:pPr>
-            <w:hyperlink w:history="1" r:id="rIdlbxzdsuzqivvarx5hklu7">
+            <w:hyperlink w:history="1" r:id="rId3orul5nyfrqnhd1pkxjfc">
               <w:r>
                 <w:rPr>
                   <w:rFonts w:ascii="Arial" w:cs="Arial" w:eastAsia="Arial" w:hAnsi="Arial"/>
@@ -7503,7 +7503,7 @@
             <w:pPr>
               <w:spacing w:after="20" w:before="0"/>
             </w:pPr>
-            <w:hyperlink w:history="1" r:id="rIdihyhroz39ujh4bctstjd0">
+            <w:hyperlink w:history="1" r:id="rIdpea7tie6rugszrtswqcio">
               <w:r>
                 <w:rPr>
                   <w:rFonts w:ascii="Arial" w:cs="Arial" w:eastAsia="Arial" w:hAnsi="Arial"/>
@@ -7536,7 +7536,7 @@
               <w:spacing w:after="10" w:before="0"/>
               <w:ind w:left="120"/>
             </w:pPr>
-            <w:hyperlink w:history="1" r:id="rIdyldo3iewrvlqothrfjm47">
+            <w:hyperlink w:history="1" r:id="rIdnupqtiugadyfubywotrbt">
               <w:r>
                 <w:rPr>
                   <w:rFonts w:ascii="Arial" w:cs="Arial" w:eastAsia="Arial" w:hAnsi="Arial"/>
@@ -7581,7 +7581,7 @@
             <w:pPr>
               <w:spacing w:after="20" w:before="0"/>
             </w:pPr>
-            <w:hyperlink w:history="1" r:id="rId-vh1cmzedfvqack37kl5j">
+            <w:hyperlink w:history="1" r:id="rId-j53zwaj45zkhtd5u5bi3">
               <w:r>
                 <w:rPr>
                   <w:rFonts w:ascii="Arial" w:cs="Arial" w:eastAsia="Arial" w:hAnsi="Arial"/>
@@ -7614,7 +7614,7 @@
               <w:spacing w:after="10" w:before="0"/>
               <w:ind w:left="120"/>
             </w:pPr>
-            <w:hyperlink w:history="1" r:id="rIda2ztkx2ea67kjewextjpv">
+            <w:hyperlink w:history="1" r:id="rIdo3-by8ki2rtommai6v3g0">
               <w:r>
                 <w:rPr>
                   <w:rFonts w:ascii="Arial" w:cs="Arial" w:eastAsia="Arial" w:hAnsi="Arial"/>
@@ -7809,7 +7809,7 @@
             <w:pPr>
               <w:spacing w:after="20" w:before="0"/>
             </w:pPr>
-            <w:hyperlink w:history="1" r:id="rIdcpd1fwgjozytushz7ktsr">
+            <w:hyperlink w:history="1" r:id="rId7fp9wuy3yfs96woaybpdk">
               <w:r>
                 <w:rPr>
                   <w:rFonts w:ascii="Arial" w:cs="Arial" w:eastAsia="Arial" w:hAnsi="Arial"/>
@@ -7842,7 +7842,7 @@
               <w:spacing w:after="10" w:before="0"/>
               <w:ind w:left="120"/>
             </w:pPr>
-            <w:hyperlink w:history="1" r:id="rIditmvwiwtjop1q3n7dnqhp">
+            <w:hyperlink w:history="1" r:id="rIdaokuukp2jxbyhvutxpt-f">
               <w:r>
                 <w:rPr>
                   <w:rFonts w:ascii="Arial" w:cs="Arial" w:eastAsia="Arial" w:hAnsi="Arial"/>
@@ -7887,7 +7887,7 @@
             <w:pPr>
               <w:spacing w:after="20" w:before="0"/>
             </w:pPr>
-            <w:hyperlink w:history="1" r:id="rIdet2xmlko-xl1fmbmtczpg">
+            <w:hyperlink w:history="1" r:id="rIde8odpjwg8x8h9f0jactrf">
               <w:r>
                 <w:rPr>
                   <w:rFonts w:ascii="Arial" w:cs="Arial" w:eastAsia="Arial" w:hAnsi="Arial"/>
@@ -7920,7 +7920,7 @@
               <w:spacing w:after="10" w:before="0"/>
               <w:ind w:left="120"/>
             </w:pPr>
-            <w:hyperlink w:history="1" r:id="rIdxl51ehowc8wvyp61atdut">
+            <w:hyperlink w:history="1" r:id="rIdb35c6gbg8grjxq3fwarfy">
               <w:r>
                 <w:rPr>
                   <w:rFonts w:ascii="Arial" w:cs="Arial" w:eastAsia="Arial" w:hAnsi="Arial"/>
@@ -8432,7 +8432,7 @@
         </w:rPr>
         <w:t xml:space="preserve">© 2026 SeaVuria and ARES. Aligned with KICD objectives. Developed by SeaVuria; technical implementation by ARES (with AI assistance from Claude). Licensed under </w:t>
       </w:r>
-      <w:hyperlink w:history="1" r:id="rIdy6xcpowlugvfs5hml7pqa">
+      <w:hyperlink w:history="1" r:id="rIdd9dyfuhkulnxmnopc8ssz">
         <w:r>
           <w:rPr>
             <w:rFonts w:ascii="Arial" w:cs="Arial" w:eastAsia="Arial" w:hAnsi="Arial"/>
@@ -8453,7 +8453,7 @@
         </w:rPr>
         <w:t xml:space="preserve"> (</w:t>
       </w:r>
-      <w:hyperlink w:history="1" r:id="rIdzxp-z-8c8szwzw9b70rpx">
+      <w:hyperlink w:history="1" r:id="rId4-7u2pkyuymlsmyvtx2yn">
         <w:r>
           <w:rPr>
             <w:rFonts w:ascii="Arial" w:cs="Arial" w:eastAsia="Arial" w:hAnsi="Arial"/>
@@ -9466,7 +9466,7 @@
             <w:pPr>
               <w:spacing w:after="20" w:before="0"/>
             </w:pPr>
-            <w:hyperlink w:history="1" r:id="rId26czeqnwjn5kk0ocx1-l2">
+            <w:hyperlink w:history="1" r:id="rIdakxamxv8fisssc7mzl8nx">
               <w:r>
                 <w:rPr>
                   <w:rFonts w:ascii="Arial" w:cs="Arial" w:eastAsia="Arial" w:hAnsi="Arial"/>
@@ -9499,7 +9499,7 @@
               <w:spacing w:after="10" w:before="0"/>
               <w:ind w:left="120"/>
             </w:pPr>
-            <w:hyperlink w:history="1" r:id="rIdvfl5ixjbxgelslleqhla1">
+            <w:hyperlink w:history="1" r:id="rIduskpyc9yf-ovxupy7s4xm">
               <w:r>
                 <w:rPr>
                   <w:rFonts w:ascii="Arial" w:cs="Arial" w:eastAsia="Arial" w:hAnsi="Arial"/>
@@ -9544,7 +9544,7 @@
             <w:pPr>
               <w:spacing w:after="20" w:before="0"/>
             </w:pPr>
-            <w:hyperlink w:history="1" r:id="rId84-tehyb8fzxhlrqkd5t3">
+            <w:hyperlink w:history="1" r:id="rIdotkw82lm9_6_kcnhbabsr">
               <w:r>
                 <w:rPr>
                   <w:rFonts w:ascii="Arial" w:cs="Arial" w:eastAsia="Arial" w:hAnsi="Arial"/>
@@ -9577,7 +9577,7 @@
               <w:spacing w:after="10" w:before="0"/>
               <w:ind w:left="120"/>
             </w:pPr>
-            <w:hyperlink w:history="1" r:id="rIdsdegdpm0xsl8vsqe7f83_">
+            <w:hyperlink w:history="1" r:id="rId1wfzpu22yqdovc0tqsflk">
               <w:r>
                 <w:rPr>
                   <w:rFonts w:ascii="Arial" w:cs="Arial" w:eastAsia="Arial" w:hAnsi="Arial"/>
@@ -9772,7 +9772,7 @@
             <w:pPr>
               <w:spacing w:after="20" w:before="0"/>
             </w:pPr>
-            <w:hyperlink w:history="1" r:id="rIdjgtmclvlv7lhgz_i5qnmr">
+            <w:hyperlink w:history="1" r:id="rIdxscl_gkbkqcde1rtl8jlc">
               <w:r>
                 <w:rPr>
                   <w:rFonts w:ascii="Arial" w:cs="Arial" w:eastAsia="Arial" w:hAnsi="Arial"/>
@@ -9805,7 +9805,7 @@
               <w:spacing w:after="10" w:before="0"/>
               <w:ind w:left="120"/>
             </w:pPr>
-            <w:hyperlink w:history="1" r:id="rIdbxdx1pkbbj-lptbhtzgrq">
+            <w:hyperlink w:history="1" r:id="rIdutrq_vrqdwu3hz2xlsrhk">
               <w:r>
                 <w:rPr>
                   <w:rFonts w:ascii="Arial" w:cs="Arial" w:eastAsia="Arial" w:hAnsi="Arial"/>
@@ -9850,7 +9850,7 @@
             <w:pPr>
               <w:spacing w:after="20" w:before="0"/>
             </w:pPr>
-            <w:hyperlink w:history="1" r:id="rIdcc28l6u47rb7widxyei5m">
+            <w:hyperlink w:history="1" r:id="rIdsnm5pm5ucvpglws3rjmpe">
               <w:r>
                 <w:rPr>
                   <w:rFonts w:ascii="Arial" w:cs="Arial" w:eastAsia="Arial" w:hAnsi="Arial"/>
@@ -9883,7 +9883,7 @@
               <w:spacing w:after="10" w:before="0"/>
               <w:ind w:left="120"/>
             </w:pPr>
-            <w:hyperlink w:history="1" r:id="rId_7tgamy8ppbosoelj3qcp">
+            <w:hyperlink w:history="1" r:id="rId06x68pcnkzlsymsonf7n0">
               <w:r>
                 <w:rPr>
                   <w:rFonts w:ascii="Arial" w:cs="Arial" w:eastAsia="Arial" w:hAnsi="Arial"/>
@@ -10078,7 +10078,7 @@
             <w:pPr>
               <w:spacing w:after="20" w:before="0"/>
             </w:pPr>
-            <w:hyperlink w:history="1" r:id="rId_qmyftoyi3dnwsgpphyfm">
+            <w:hyperlink w:history="1" r:id="rIdnys999mmtbfoawa24jtnl">
               <w:r>
                 <w:rPr>
                   <w:rFonts w:ascii="Arial" w:cs="Arial" w:eastAsia="Arial" w:hAnsi="Arial"/>
@@ -10111,7 +10111,7 @@
               <w:spacing w:after="10" w:before="0"/>
               <w:ind w:left="120"/>
             </w:pPr>
-            <w:hyperlink w:history="1" r:id="rId_jcrwmkey8wtioz9ehvjt">
+            <w:hyperlink w:history="1" r:id="rIdg3ah8rfqibroudeynbzwl">
               <w:r>
                 <w:rPr>
                   <w:rFonts w:ascii="Arial" w:cs="Arial" w:eastAsia="Arial" w:hAnsi="Arial"/>
@@ -10156,7 +10156,7 @@
             <w:pPr>
               <w:spacing w:after="20" w:before="0"/>
             </w:pPr>
-            <w:hyperlink w:history="1" r:id="rIdci3ipucl8f6ww-l5bgqbd">
+            <w:hyperlink w:history="1" r:id="rIdzxobpylkbnsss2yafm2af">
               <w:r>
                 <w:rPr>
                   <w:rFonts w:ascii="Arial" w:cs="Arial" w:eastAsia="Arial" w:hAnsi="Arial"/>
@@ -10189,7 +10189,7 @@
               <w:spacing w:after="10" w:before="0"/>
               <w:ind w:left="120"/>
             </w:pPr>
-            <w:hyperlink w:history="1" r:id="rId2co3_7-bfb5k_pq0wspa_">
+            <w:hyperlink w:history="1" r:id="rIdtgeekf1y89gp-0n4q7cd0">
               <w:r>
                 <w:rPr>
                   <w:rFonts w:ascii="Arial" w:cs="Arial" w:eastAsia="Arial" w:hAnsi="Arial"/>
@@ -10384,7 +10384,7 @@
             <w:pPr>
               <w:spacing w:after="20" w:before="0"/>
             </w:pPr>
-            <w:hyperlink w:history="1" r:id="rId0evrurfhkeniyih4jbdsx">
+            <w:hyperlink w:history="1" r:id="rIdlffaxpdyrt5qusfmurb_c">
               <w:r>
                 <w:rPr>
                   <w:rFonts w:ascii="Arial" w:cs="Arial" w:eastAsia="Arial" w:hAnsi="Arial"/>
@@ -10417,7 +10417,7 @@
               <w:spacing w:after="10" w:before="0"/>
               <w:ind w:left="120"/>
             </w:pPr>
-            <w:hyperlink w:history="1" r:id="rIdjbzwrvwg9wkkict7q92ud">
+            <w:hyperlink w:history="1" r:id="rIddnvjwabi4skjadssv0gu5">
               <w:r>
                 <w:rPr>
                   <w:rFonts w:ascii="Arial" w:cs="Arial" w:eastAsia="Arial" w:hAnsi="Arial"/>
@@ -10462,7 +10462,7 @@
             <w:pPr>
               <w:spacing w:after="20" w:before="0"/>
             </w:pPr>
-            <w:hyperlink w:history="1" r:id="rIdqfrngsiayxjqdygv6pirj">
+            <w:hyperlink w:history="1" r:id="rIdgwd5gcpexmztbgujoh--z">
               <w:r>
                 <w:rPr>
                   <w:rFonts w:ascii="Arial" w:cs="Arial" w:eastAsia="Arial" w:hAnsi="Arial"/>
@@ -10495,7 +10495,7 @@
               <w:spacing w:after="10" w:before="0"/>
               <w:ind w:left="120"/>
             </w:pPr>
-            <w:hyperlink w:history="1" r:id="rId4nfeqgwkqxe1bmo2iyzrl">
+            <w:hyperlink w:history="1" r:id="rIdpw4wx8wsevd4quv3ycqt6">
               <w:r>
                 <w:rPr>
                   <w:rFonts w:ascii="Arial" w:cs="Arial" w:eastAsia="Arial" w:hAnsi="Arial"/>
@@ -10690,7 +10690,7 @@
             <w:pPr>
               <w:spacing w:after="20" w:before="0"/>
             </w:pPr>
-            <w:hyperlink w:history="1" r:id="rIdg0b_4-ixnarxfhuwh4it-">
+            <w:hyperlink w:history="1" r:id="rIdgefupfvx7lsg4rfjhub8p">
               <w:r>
                 <w:rPr>
                   <w:rFonts w:ascii="Arial" w:cs="Arial" w:eastAsia="Arial" w:hAnsi="Arial"/>
@@ -10723,7 +10723,7 @@
               <w:spacing w:after="10" w:before="0"/>
               <w:ind w:left="120"/>
             </w:pPr>
-            <w:hyperlink w:history="1" r:id="rIddtz2pl15hban47di4o38h">
+            <w:hyperlink w:history="1" r:id="rIdrxsxkykk74omylyslrnfu">
               <w:r>
                 <w:rPr>
                   <w:rFonts w:ascii="Arial" w:cs="Arial" w:eastAsia="Arial" w:hAnsi="Arial"/>
@@ -10768,7 +10768,7 @@
             <w:pPr>
               <w:spacing w:after="20" w:before="0"/>
             </w:pPr>
-            <w:hyperlink w:history="1" r:id="rIdx6st1yjkkhs6z8qwixges">
+            <w:hyperlink w:history="1" r:id="rIdxq57o_gziggcer-c7nebq">
               <w:r>
                 <w:rPr>
                   <w:rFonts w:ascii="Arial" w:cs="Arial" w:eastAsia="Arial" w:hAnsi="Arial"/>
@@ -10801,7 +10801,7 @@
               <w:spacing w:after="10" w:before="0"/>
               <w:ind w:left="120"/>
             </w:pPr>
-            <w:hyperlink w:history="1" r:id="rIdatknle8zclt9-svc_brxx">
+            <w:hyperlink w:history="1" r:id="rIdrpm7hsapy9vbzkn3fvubl">
               <w:r>
                 <w:rPr>
                   <w:rFonts w:ascii="Arial" w:cs="Arial" w:eastAsia="Arial" w:hAnsi="Arial"/>
@@ -11313,7 +11313,7 @@
         </w:rPr>
         <w:t xml:space="preserve">© 2026 SeaVuria and ARES. Aligned with KICD objectives. Developed by SeaVuria; technical implementation by ARES (with AI assistance from Claude). Licensed under </w:t>
       </w:r>
-      <w:hyperlink w:history="1" r:id="rIdixsxbt97ajh30ojefqmly">
+      <w:hyperlink w:history="1" r:id="rIdxmudxas5ymvbrpszorr3x">
         <w:r>
           <w:rPr>
             <w:rFonts w:ascii="Arial" w:cs="Arial" w:eastAsia="Arial" w:hAnsi="Arial"/>
@@ -11334,7 +11334,7 @@
         </w:rPr>
         <w:t xml:space="preserve"> (</w:t>
       </w:r>
-      <w:hyperlink w:history="1" r:id="rIdc9npnc-0r23kg0uylihaw">
+      <w:hyperlink w:history="1" r:id="rIdcwlotjnpjykuhvmjhtss_">
         <w:r>
           <w:rPr>
             <w:rFonts w:ascii="Arial" w:cs="Arial" w:eastAsia="Arial" w:hAnsi="Arial"/>
@@ -12526,7 +12526,7 @@
             <w:pPr>
               <w:spacing w:after="20" w:before="0"/>
             </w:pPr>
-            <w:hyperlink w:history="1" r:id="rIdgpbzsgrdtvdieq5penvrk">
+            <w:hyperlink w:history="1" r:id="rIdjdxzy8aefdu83xlwr59vx">
               <w:r>
                 <w:rPr>
                   <w:rFonts w:ascii="Arial" w:cs="Arial" w:eastAsia="Arial" w:hAnsi="Arial"/>
@@ -12559,7 +12559,7 @@
               <w:spacing w:after="10" w:before="0"/>
               <w:ind w:left="120"/>
             </w:pPr>
-            <w:hyperlink w:history="1" r:id="rId78thvqw0kfubi4uo43_yg">
+            <w:hyperlink w:history="1" r:id="rId4pmft3vjqas2xrib2xe2n">
               <w:r>
                 <w:rPr>
                   <w:rFonts w:ascii="Arial" w:cs="Arial" w:eastAsia="Arial" w:hAnsi="Arial"/>
@@ -12604,7 +12604,7 @@
             <w:pPr>
               <w:spacing w:after="20" w:before="0"/>
             </w:pPr>
-            <w:hyperlink w:history="1" r:id="rIdkbjvcmo7_nq0nkdobg-vl">
+            <w:hyperlink w:history="1" r:id="rId_yhncv-jqzrltdfzigzbu">
               <w:r>
                 <w:rPr>
                   <w:rFonts w:ascii="Arial" w:cs="Arial" w:eastAsia="Arial" w:hAnsi="Arial"/>
@@ -12637,7 +12637,7 @@
               <w:spacing w:after="10" w:before="0"/>
               <w:ind w:left="120"/>
             </w:pPr>
-            <w:hyperlink w:history="1" r:id="rIdyha-2xiyf4r1ypizpg7y4">
+            <w:hyperlink w:history="1" r:id="rIdn3616nmf1zoez7p9cdgxh">
               <w:r>
                 <w:rPr>
                   <w:rFonts w:ascii="Arial" w:cs="Arial" w:eastAsia="Arial" w:hAnsi="Arial"/>
@@ -12832,7 +12832,7 @@
             <w:pPr>
               <w:spacing w:after="20" w:before="0"/>
             </w:pPr>
-            <w:hyperlink w:history="1" r:id="rIdras-h5myr8kqtuhq67osq">
+            <w:hyperlink w:history="1" r:id="rIdinnwqigdacxrrjbgv2roo">
               <w:r>
                 <w:rPr>
                   <w:rFonts w:ascii="Arial" w:cs="Arial" w:eastAsia="Arial" w:hAnsi="Arial"/>
@@ -12865,7 +12865,7 @@
               <w:spacing w:after="10" w:before="0"/>
               <w:ind w:left="120"/>
             </w:pPr>
-            <w:hyperlink w:history="1" r:id="rId9ucl0jralk0vqfbzi0nml">
+            <w:hyperlink w:history="1" r:id="rIdsd-dg7bvfgncq9-fbxfvg">
               <w:r>
                 <w:rPr>
                   <w:rFonts w:ascii="Arial" w:cs="Arial" w:eastAsia="Arial" w:hAnsi="Arial"/>
@@ -12910,7 +12910,7 @@
             <w:pPr>
               <w:spacing w:after="20" w:before="0"/>
             </w:pPr>
-            <w:hyperlink w:history="1" r:id="rIdsejhhgt05x54bmjycrsr-">
+            <w:hyperlink w:history="1" r:id="rId3h6zwxecfsyal_vwiu30x">
               <w:r>
                 <w:rPr>
                   <w:rFonts w:ascii="Arial" w:cs="Arial" w:eastAsia="Arial" w:hAnsi="Arial"/>
@@ -12943,7 +12943,7 @@
               <w:spacing w:after="10" w:before="0"/>
               <w:ind w:left="120"/>
             </w:pPr>
-            <w:hyperlink w:history="1" r:id="rIdtngdd_lygpkab4ou5sruq">
+            <w:hyperlink w:history="1" r:id="rIdh_5gcfydsjwhcrvlfjzre">
               <w:r>
                 <w:rPr>
                   <w:rFonts w:ascii="Arial" w:cs="Arial" w:eastAsia="Arial" w:hAnsi="Arial"/>
@@ -13138,7 +13138,7 @@
             <w:pPr>
               <w:spacing w:after="20" w:before="0"/>
             </w:pPr>
-            <w:hyperlink w:history="1" r:id="rIdlp0vnsauibvao8oekoew7">
+            <w:hyperlink w:history="1" r:id="rIdmc4bt8zpm1w4elwd2efjs">
               <w:r>
                 <w:rPr>
                   <w:rFonts w:ascii="Arial" w:cs="Arial" w:eastAsia="Arial" w:hAnsi="Arial"/>
@@ -13171,7 +13171,7 @@
               <w:spacing w:after="10" w:before="0"/>
               <w:ind w:left="120"/>
             </w:pPr>
-            <w:hyperlink w:history="1" r:id="rIdqkwdhoody-ahkqsygu6jn">
+            <w:hyperlink w:history="1" r:id="rIddkhidqhmo7jgq1di7i09t">
               <w:r>
                 <w:rPr>
                   <w:rFonts w:ascii="Arial" w:cs="Arial" w:eastAsia="Arial" w:hAnsi="Arial"/>
@@ -13216,7 +13216,7 @@
             <w:pPr>
               <w:spacing w:after="20" w:before="0"/>
             </w:pPr>
-            <w:hyperlink w:history="1" r:id="rIdtz7f9qhhgau6vizl-5ch7">
+            <w:hyperlink w:history="1" r:id="rIdt8eoj_he_sr7lp8yu47fi">
               <w:r>
                 <w:rPr>
                   <w:rFonts w:ascii="Arial" w:cs="Arial" w:eastAsia="Arial" w:hAnsi="Arial"/>
@@ -13249,7 +13249,7 @@
               <w:spacing w:after="10" w:before="0"/>
               <w:ind w:left="120"/>
             </w:pPr>
-            <w:hyperlink w:history="1" r:id="rIdd8yxswxwuc9s7vjaa1uni">
+            <w:hyperlink w:history="1" r:id="rIdgdsgdvexl5wybo5tx8mtf">
               <w:r>
                 <w:rPr>
                   <w:rFonts w:ascii="Arial" w:cs="Arial" w:eastAsia="Arial" w:hAnsi="Arial"/>
@@ -13444,7 +13444,7 @@
             <w:pPr>
               <w:spacing w:after="20" w:before="0"/>
             </w:pPr>
-            <w:hyperlink w:history="1" r:id="rIdklvoxstxyohtp1ydlck6y">
+            <w:hyperlink w:history="1" r:id="rIdfen8d3o6jgqqrcfvcfofq">
               <w:r>
                 <w:rPr>
                   <w:rFonts w:ascii="Arial" w:cs="Arial" w:eastAsia="Arial" w:hAnsi="Arial"/>
@@ -13477,7 +13477,7 @@
               <w:spacing w:after="10" w:before="0"/>
               <w:ind w:left="120"/>
             </w:pPr>
-            <w:hyperlink w:history="1" r:id="rIdaznqsb7tshrj4jsp2zckh">
+            <w:hyperlink w:history="1" r:id="rIdqfxu2gr4juy1q2mjildus">
               <w:r>
                 <w:rPr>
                   <w:rFonts w:ascii="Arial" w:cs="Arial" w:eastAsia="Arial" w:hAnsi="Arial"/>
@@ -13522,7 +13522,7 @@
             <w:pPr>
               <w:spacing w:after="20" w:before="0"/>
             </w:pPr>
-            <w:hyperlink w:history="1" r:id="rIdjd1xvujuuh6q0zudnyfiv">
+            <w:hyperlink w:history="1" r:id="rIdqfyiexlxlzch3dl-ukaac">
               <w:r>
                 <w:rPr>
                   <w:rFonts w:ascii="Arial" w:cs="Arial" w:eastAsia="Arial" w:hAnsi="Arial"/>
@@ -13555,7 +13555,7 @@
               <w:spacing w:after="10" w:before="0"/>
               <w:ind w:left="120"/>
             </w:pPr>
-            <w:hyperlink w:history="1" r:id="rIdguib3yfmqvs89zbwvkh62">
+            <w:hyperlink w:history="1" r:id="rIdygx0kmaamgxohsudvueag">
               <w:r>
                 <w:rPr>
                   <w:rFonts w:ascii="Arial" w:cs="Arial" w:eastAsia="Arial" w:hAnsi="Arial"/>
@@ -13750,7 +13750,7 @@
             <w:pPr>
               <w:spacing w:after="20" w:before="0"/>
             </w:pPr>
-            <w:hyperlink w:history="1" r:id="rIdmgcbcjtdwar9xd-mwx64n">
+            <w:hyperlink w:history="1" r:id="rId-rxy49w0rgdfqcsby7s57">
               <w:r>
                 <w:rPr>
                   <w:rFonts w:ascii="Arial" w:cs="Arial" w:eastAsia="Arial" w:hAnsi="Arial"/>
@@ -13783,7 +13783,7 @@
               <w:spacing w:after="10" w:before="0"/>
               <w:ind w:left="120"/>
             </w:pPr>
-            <w:hyperlink w:history="1" r:id="rIdlhtvdwkkxh44feh40dxlq">
+            <w:hyperlink w:history="1" r:id="rIdowmd69vrnzfeknrt2jjpf">
               <w:r>
                 <w:rPr>
                   <w:rFonts w:ascii="Arial" w:cs="Arial" w:eastAsia="Arial" w:hAnsi="Arial"/>
@@ -13828,7 +13828,7 @@
             <w:pPr>
               <w:spacing w:after="20" w:before="0"/>
             </w:pPr>
-            <w:hyperlink w:history="1" r:id="rId33a2gqxxetk1nvrcjzssy">
+            <w:hyperlink w:history="1" r:id="rIdpzv1lrhiuoxqhyphokkr3">
               <w:r>
                 <w:rPr>
                   <w:rFonts w:ascii="Arial" w:cs="Arial" w:eastAsia="Arial" w:hAnsi="Arial"/>
@@ -13861,7 +13861,7 @@
               <w:spacing w:after="10" w:before="0"/>
               <w:ind w:left="120"/>
             </w:pPr>
-            <w:hyperlink w:history="1" r:id="rIdjpqfhdfbpjlo-euwm-7d2">
+            <w:hyperlink w:history="1" r:id="rIdkbewvvifp_kfoguw-fxun">
               <w:r>
                 <w:rPr>
                   <w:rFonts w:ascii="Arial" w:cs="Arial" w:eastAsia="Arial" w:hAnsi="Arial"/>
@@ -14449,7 +14449,7 @@
         </w:rPr>
         <w:t xml:space="preserve">© 2026 SeaVuria and ARES. Aligned with KICD objectives. Developed by SeaVuria; technical implementation by ARES (with AI assistance from Claude). Licensed under </w:t>
       </w:r>
-      <w:hyperlink w:history="1" r:id="rIdgsrt5zvu2nvkjruidgcmm">
+      <w:hyperlink w:history="1" r:id="rIdaqw6zgpfwxgmne00q3pui">
         <w:r>
           <w:rPr>
             <w:rFonts w:ascii="Arial" w:cs="Arial" w:eastAsia="Arial" w:hAnsi="Arial"/>
@@ -14470,7 +14470,7 @@
         </w:rPr>
         <w:t xml:space="preserve"> (</w:t>
       </w:r>
-      <w:hyperlink w:history="1" r:id="rIdjfwg8s_bmfvj9rhuai_fz">
+      <w:hyperlink w:history="1" r:id="rIdgpfct6vxjnc1z99w6s6cd">
         <w:r>
           <w:rPr>
             <w:rFonts w:ascii="Arial" w:cs="Arial" w:eastAsia="Arial" w:hAnsi="Arial"/>
@@ -15483,7 +15483,7 @@
             <w:pPr>
               <w:spacing w:after="20" w:before="0"/>
             </w:pPr>
-            <w:hyperlink w:history="1" r:id="rIdsqjvh2cxj4obbdmigbknm">
+            <w:hyperlink w:history="1" r:id="rId8rkyfgewt0taj9kxa5qoz">
               <w:r>
                 <w:rPr>
                   <w:rFonts w:ascii="Arial" w:cs="Arial" w:eastAsia="Arial" w:hAnsi="Arial"/>
@@ -15516,7 +15516,7 @@
               <w:spacing w:after="10" w:before="0"/>
               <w:ind w:left="120"/>
             </w:pPr>
-            <w:hyperlink w:history="1" r:id="rIdc_y3cq3x1fe1s6rhfic77">
+            <w:hyperlink w:history="1" r:id="rIdzjrfcrs1cbwoys7ww975q">
               <w:r>
                 <w:rPr>
                   <w:rFonts w:ascii="Arial" w:cs="Arial" w:eastAsia="Arial" w:hAnsi="Arial"/>
@@ -15561,7 +15561,7 @@
             <w:pPr>
               <w:spacing w:after="20" w:before="0"/>
             </w:pPr>
-            <w:hyperlink w:history="1" r:id="rIdlh8lnt05grj8dh2ejb1ml">
+            <w:hyperlink w:history="1" r:id="rIdvbf7sns63ua93orkacx8c">
               <w:r>
                 <w:rPr>
                   <w:rFonts w:ascii="Arial" w:cs="Arial" w:eastAsia="Arial" w:hAnsi="Arial"/>
@@ -15594,7 +15594,7 @@
               <w:spacing w:after="10" w:before="0"/>
               <w:ind w:left="120"/>
             </w:pPr>
-            <w:hyperlink w:history="1" r:id="rIdlahdbvikdd5baw7kler2p">
+            <w:hyperlink w:history="1" r:id="rIdl7mdrbikzm8gbjwcrfhnl">
               <w:r>
                 <w:rPr>
                   <w:rFonts w:ascii="Arial" w:cs="Arial" w:eastAsia="Arial" w:hAnsi="Arial"/>
@@ -15789,7 +15789,7 @@
             <w:pPr>
               <w:spacing w:after="20" w:before="0"/>
             </w:pPr>
-            <w:hyperlink w:history="1" r:id="rId_hxnko7gg6vr2br1qt8ji">
+            <w:hyperlink w:history="1" r:id="rIdlws0bg2bnoemilnheohfw">
               <w:r>
                 <w:rPr>
                   <w:rFonts w:ascii="Arial" w:cs="Arial" w:eastAsia="Arial" w:hAnsi="Arial"/>
@@ -15822,7 +15822,7 @@
               <w:spacing w:after="10" w:before="0"/>
               <w:ind w:left="120"/>
             </w:pPr>
-            <w:hyperlink w:history="1" r:id="rIdvbixfwlkvvubpslwmke_f">
+            <w:hyperlink w:history="1" r:id="rIddxf4h7noyxnynirzaxi6w">
               <w:r>
                 <w:rPr>
                   <w:rFonts w:ascii="Arial" w:cs="Arial" w:eastAsia="Arial" w:hAnsi="Arial"/>
@@ -15867,7 +15867,7 @@
             <w:pPr>
               <w:spacing w:after="20" w:before="0"/>
             </w:pPr>
-            <w:hyperlink w:history="1" r:id="rIdgtuh3rleqfixdw5sllzfx">
+            <w:hyperlink w:history="1" r:id="rId7lhgxk4flqxqbtuugrqb-">
               <w:r>
                 <w:rPr>
                   <w:rFonts w:ascii="Arial" w:cs="Arial" w:eastAsia="Arial" w:hAnsi="Arial"/>
@@ -15900,7 +15900,7 @@
               <w:spacing w:after="10" w:before="0"/>
               <w:ind w:left="120"/>
             </w:pPr>
-            <w:hyperlink w:history="1" r:id="rIdwcm6aw0yizfgojnatwfpe">
+            <w:hyperlink w:history="1" r:id="rIdzv4uhtiftputf3nwq2cqq">
               <w:r>
                 <w:rPr>
                   <w:rFonts w:ascii="Arial" w:cs="Arial" w:eastAsia="Arial" w:hAnsi="Arial"/>
@@ -16095,7 +16095,7 @@
             <w:pPr>
               <w:spacing w:after="20" w:before="0"/>
             </w:pPr>
-            <w:hyperlink w:history="1" r:id="rIdpzlcrmm2zivsbcgpdxou-">
+            <w:hyperlink w:history="1" r:id="rId3mtcwg2q54zocijsho_n2">
               <w:r>
                 <w:rPr>
                   <w:rFonts w:ascii="Arial" w:cs="Arial" w:eastAsia="Arial" w:hAnsi="Arial"/>
@@ -16128,7 +16128,7 @@
               <w:spacing w:after="10" w:before="0"/>
               <w:ind w:left="120"/>
             </w:pPr>
-            <w:hyperlink w:history="1" r:id="rId2jrqd0unxzcm2ssopkupo">
+            <w:hyperlink w:history="1" r:id="rIdfbdqleunx2lwqbtq_rjes">
               <w:r>
                 <w:rPr>
                   <w:rFonts w:ascii="Arial" w:cs="Arial" w:eastAsia="Arial" w:hAnsi="Arial"/>
@@ -16173,7 +16173,7 @@
             <w:pPr>
               <w:spacing w:after="20" w:before="0"/>
             </w:pPr>
-            <w:hyperlink w:history="1" r:id="rIdj1xkf8lfh0nqbzu-khy4l">
+            <w:hyperlink w:history="1" r:id="rIdlwotztlopzk4dnzjaoo8o">
               <w:r>
                 <w:rPr>
                   <w:rFonts w:ascii="Arial" w:cs="Arial" w:eastAsia="Arial" w:hAnsi="Arial"/>
@@ -16206,7 +16206,7 @@
               <w:spacing w:after="10" w:before="0"/>
               <w:ind w:left="120"/>
             </w:pPr>
-            <w:hyperlink w:history="1" r:id="rIde3z9vqna7w3vmvniybidj">
+            <w:hyperlink w:history="1" r:id="rId7upwaahe2dfhgqkk6s-ao">
               <w:r>
                 <w:rPr>
                   <w:rFonts w:ascii="Arial" w:cs="Arial" w:eastAsia="Arial" w:hAnsi="Arial"/>
@@ -16401,7 +16401,7 @@
             <w:pPr>
               <w:spacing w:after="20" w:before="0"/>
             </w:pPr>
-            <w:hyperlink w:history="1" r:id="rIdxxz1d1c0l5qd1eze7llzf">
+            <w:hyperlink w:history="1" r:id="rIdje-i8abtotvvj4eb56b60">
               <w:r>
                 <w:rPr>
                   <w:rFonts w:ascii="Arial" w:cs="Arial" w:eastAsia="Arial" w:hAnsi="Arial"/>
@@ -16434,7 +16434,7 @@
               <w:spacing w:after="10" w:before="0"/>
               <w:ind w:left="120"/>
             </w:pPr>
-            <w:hyperlink w:history="1" r:id="rIder1qesdqzj-ptgtwehjcw">
+            <w:hyperlink w:history="1" r:id="rIdfweqhmz1jfsc_lggh4aqi">
               <w:r>
                 <w:rPr>
                   <w:rFonts w:ascii="Arial" w:cs="Arial" w:eastAsia="Arial" w:hAnsi="Arial"/>
@@ -16479,7 +16479,7 @@
             <w:pPr>
               <w:spacing w:after="20" w:before="0"/>
             </w:pPr>
-            <w:hyperlink w:history="1" r:id="rIdrtlobwjfkhwc8kwhulbdg">
+            <w:hyperlink w:history="1" r:id="rIdwfv8ywhdtiq6bg3qhecyj">
               <w:r>
                 <w:rPr>
                   <w:rFonts w:ascii="Arial" w:cs="Arial" w:eastAsia="Arial" w:hAnsi="Arial"/>
@@ -16512,7 +16512,7 @@
               <w:spacing w:after="10" w:before="0"/>
               <w:ind w:left="120"/>
             </w:pPr>
-            <w:hyperlink w:history="1" r:id="rIdopssltd2vcibcpaq6fzfk">
+            <w:hyperlink w:history="1" r:id="rIdjx4tmg6ixmrrzt_ye27pc">
               <w:r>
                 <w:rPr>
                   <w:rFonts w:ascii="Arial" w:cs="Arial" w:eastAsia="Arial" w:hAnsi="Arial"/>
@@ -16707,7 +16707,7 @@
             <w:pPr>
               <w:spacing w:after="20" w:before="0"/>
             </w:pPr>
-            <w:hyperlink w:history="1" r:id="rIdxjcuqtevexllmgohqszob">
+            <w:hyperlink w:history="1" r:id="rIdqh_lopvys6phxz7nbty1b">
               <w:r>
                 <w:rPr>
                   <w:rFonts w:ascii="Arial" w:cs="Arial" w:eastAsia="Arial" w:hAnsi="Arial"/>
@@ -16740,7 +16740,7 @@
               <w:spacing w:after="10" w:before="0"/>
               <w:ind w:left="120"/>
             </w:pPr>
-            <w:hyperlink w:history="1" r:id="rIdezixjqq6hu8wg1d8pz18f">
+            <w:hyperlink w:history="1" r:id="rIdfx-wzvleh6nophywdhymf">
               <w:r>
                 <w:rPr>
                   <w:rFonts w:ascii="Arial" w:cs="Arial" w:eastAsia="Arial" w:hAnsi="Arial"/>
@@ -16785,7 +16785,7 @@
             <w:pPr>
               <w:spacing w:after="20" w:before="0"/>
             </w:pPr>
-            <w:hyperlink w:history="1" r:id="rIduvase_hlt-ma3rba9h-h3">
+            <w:hyperlink w:history="1" r:id="rIdxfpxfgiwurd3tgzm1zbax">
               <w:r>
                 <w:rPr>
                   <w:rFonts w:ascii="Arial" w:cs="Arial" w:eastAsia="Arial" w:hAnsi="Arial"/>
@@ -16818,7 +16818,7 @@
               <w:spacing w:after="10" w:before="0"/>
               <w:ind w:left="120"/>
             </w:pPr>
-            <w:hyperlink w:history="1" r:id="rIdemvzzllf11mad3pwuvnze">
+            <w:hyperlink w:history="1" r:id="rIdjc715hdde9wtg34fmed-b">
               <w:r>
                 <w:rPr>
                   <w:rFonts w:ascii="Arial" w:cs="Arial" w:eastAsia="Arial" w:hAnsi="Arial"/>
@@ -17425,7 +17425,7 @@
         </w:rPr>
         <w:t xml:space="preserve">© 2026 SeaVuria and ARES. Aligned with KICD objectives. Developed by SeaVuria; technical implementation by ARES (with AI assistance from Claude). Licensed under </w:t>
       </w:r>
-      <w:hyperlink w:history="1" r:id="rIdj7tpgrxhvot-zk7lm5slk">
+      <w:hyperlink w:history="1" r:id="rIde3s_1k_38sus90xyo9hvo">
         <w:r>
           <w:rPr>
             <w:rFonts w:ascii="Arial" w:cs="Arial" w:eastAsia="Arial" w:hAnsi="Arial"/>
@@ -17446,7 +17446,7 @@
         </w:rPr>
         <w:t xml:space="preserve"> (</w:t>
       </w:r>
-      <w:hyperlink w:history="1" r:id="rIdmvrsowjcwh3fomhakbcvp">
+      <w:hyperlink w:history="1" r:id="rIdc8omo2wdv50ao9po_guqc">
         <w:r>
           <w:rPr>
             <w:rFonts w:ascii="Arial" w:cs="Arial" w:eastAsia="Arial" w:hAnsi="Arial"/>
@@ -18459,7 +18459,7 @@
             <w:pPr>
               <w:spacing w:after="20" w:before="0"/>
             </w:pPr>
-            <w:hyperlink w:history="1" r:id="rId0lxng9nspa42coarrp4x4">
+            <w:hyperlink w:history="1" r:id="rIdl7xawvgoxd4acvbx-ykkt">
               <w:r>
                 <w:rPr>
                   <w:rFonts w:ascii="Arial" w:cs="Arial" w:eastAsia="Arial" w:hAnsi="Arial"/>
@@ -18492,7 +18492,7 @@
               <w:spacing w:after="10" w:before="0"/>
               <w:ind w:left="120"/>
             </w:pPr>
-            <w:hyperlink w:history="1" r:id="rIdonnbfq9b2d1wtdfepsvvh">
+            <w:hyperlink w:history="1" r:id="rIdalin5dctfukv3xfydzrqd">
               <w:r>
                 <w:rPr>
                   <w:rFonts w:ascii="Arial" w:cs="Arial" w:eastAsia="Arial" w:hAnsi="Arial"/>
@@ -18537,7 +18537,7 @@
             <w:pPr>
               <w:spacing w:after="20" w:before="0"/>
             </w:pPr>
-            <w:hyperlink w:history="1" r:id="rIddsbujkcmlmcetuhhiufht">
+            <w:hyperlink w:history="1" r:id="rId2tgjndxhrallwkstk4p3p">
               <w:r>
                 <w:rPr>
                   <w:rFonts w:ascii="Arial" w:cs="Arial" w:eastAsia="Arial" w:hAnsi="Arial"/>
@@ -18570,7 +18570,7 @@
               <w:spacing w:after="10" w:before="0"/>
               <w:ind w:left="120"/>
             </w:pPr>
-            <w:hyperlink w:history="1" r:id="rIdojna2oh2koxqunqqkfyna">
+            <w:hyperlink w:history="1" r:id="rIdzddgq7ihxlwcql6r7gp1u">
               <w:r>
                 <w:rPr>
                   <w:rFonts w:ascii="Arial" w:cs="Arial" w:eastAsia="Arial" w:hAnsi="Arial"/>
@@ -18860,7 +18860,7 @@
             <w:pPr>
               <w:spacing w:after="20" w:before="0"/>
             </w:pPr>
-            <w:hyperlink w:history="1" r:id="rIdtfjlhtye7kqc-zqxmunvc">
+            <w:hyperlink w:history="1" r:id="rIdicajpgjr_dgil29g-fc2w">
               <w:r>
                 <w:rPr>
                   <w:rFonts w:ascii="Arial" w:cs="Arial" w:eastAsia="Arial" w:hAnsi="Arial"/>
@@ -18893,7 +18893,7 @@
               <w:spacing w:after="10" w:before="0"/>
               <w:ind w:left="120"/>
             </w:pPr>
-            <w:hyperlink w:history="1" r:id="rIdv58jvr2asudosyck2yped">
+            <w:hyperlink w:history="1" r:id="rIdey87wy_icoc5qjikmxfob">
               <w:r>
                 <w:rPr>
                   <w:rFonts w:ascii="Arial" w:cs="Arial" w:eastAsia="Arial" w:hAnsi="Arial"/>
@@ -18938,7 +18938,7 @@
             <w:pPr>
               <w:spacing w:after="20" w:before="0"/>
             </w:pPr>
-            <w:hyperlink w:history="1" r:id="rIdzkz-p8yxtexldvvhi7zdz">
+            <w:hyperlink w:history="1" r:id="rId0hyhzsmjs71afdnlejqdm">
               <w:r>
                 <w:rPr>
                   <w:rFonts w:ascii="Arial" w:cs="Arial" w:eastAsia="Arial" w:hAnsi="Arial"/>
@@ -18971,7 +18971,7 @@
               <w:spacing w:after="10" w:before="0"/>
               <w:ind w:left="120"/>
             </w:pPr>
-            <w:hyperlink w:history="1" r:id="rIdpdcq7sdxzhsctdibon6s9">
+            <w:hyperlink w:history="1" r:id="rIdpw4winc0tksij77rseibm">
               <w:r>
                 <w:rPr>
                   <w:rFonts w:ascii="Arial" w:cs="Arial" w:eastAsia="Arial" w:hAnsi="Arial"/>
@@ -19584,7 +19584,7 @@
             <w:pPr>
               <w:spacing w:after="20" w:before="0"/>
             </w:pPr>
-            <w:hyperlink w:history="1" r:id="rId7jsf_xqk-bx3fw9akt3uk">
+            <w:hyperlink w:history="1" r:id="rIdbqqd9eketwlfptesgreud">
               <w:r>
                 <w:rPr>
                   <w:rFonts w:ascii="Arial" w:cs="Arial" w:eastAsia="Arial" w:hAnsi="Arial"/>
@@ -19617,7 +19617,7 @@
               <w:spacing w:after="10" w:before="0"/>
               <w:ind w:left="120"/>
             </w:pPr>
-            <w:hyperlink w:history="1" r:id="rIddn10eltmu4zwqm0wsrvdn">
+            <w:hyperlink w:history="1" r:id="rIdwbtrx5gck5iqfldoeazyd">
               <w:r>
                 <w:rPr>
                   <w:rFonts w:ascii="Arial" w:cs="Arial" w:eastAsia="Arial" w:hAnsi="Arial"/>
@@ -19662,7 +19662,7 @@
             <w:pPr>
               <w:spacing w:after="20" w:before="0"/>
             </w:pPr>
-            <w:hyperlink w:history="1" r:id="rIdb_no1nzrlgzfjfihmvgxy">
+            <w:hyperlink w:history="1" r:id="rIdpzy4kjnvm_5itmd_ibuhx">
               <w:r>
                 <w:rPr>
                   <w:rFonts w:ascii="Arial" w:cs="Arial" w:eastAsia="Arial" w:hAnsi="Arial"/>
@@ -19695,7 +19695,7 @@
               <w:spacing w:after="10" w:before="0"/>
               <w:ind w:left="120"/>
             </w:pPr>
-            <w:hyperlink w:history="1" r:id="rIdztffeiahu9s0qghgbm9_x">
+            <w:hyperlink w:history="1" r:id="rId2ffzcqx3aqfnvwdz3_obw">
               <w:r>
                 <w:rPr>
                   <w:rFonts w:ascii="Arial" w:cs="Arial" w:eastAsia="Arial" w:hAnsi="Arial"/>
@@ -20251,7 +20251,7 @@
             <w:pPr>
               <w:spacing w:after="20" w:before="0"/>
             </w:pPr>
-            <w:hyperlink w:history="1" r:id="rIdw5mc0rord-fymdvtsfman">
+            <w:hyperlink w:history="1" r:id="rId2jkox8dqtqgshubtidbcr">
               <w:r>
                 <w:rPr>
                   <w:rFonts w:ascii="Arial" w:cs="Arial" w:eastAsia="Arial" w:hAnsi="Arial"/>
@@ -20284,7 +20284,7 @@
               <w:spacing w:after="10" w:before="0"/>
               <w:ind w:left="120"/>
             </w:pPr>
-            <w:hyperlink w:history="1" r:id="rIdl2spz-9lsvcs1u1jkdubx">
+            <w:hyperlink w:history="1" r:id="rIdm5-ihycqiv2xdja42yxyf">
               <w:r>
                 <w:rPr>
                   <w:rFonts w:ascii="Arial" w:cs="Arial" w:eastAsia="Arial" w:hAnsi="Arial"/>
@@ -20329,7 +20329,7 @@
             <w:pPr>
               <w:spacing w:after="20" w:before="0"/>
             </w:pPr>
-            <w:hyperlink w:history="1" r:id="rIdfvyhpbf4ec3kgtd899wzo">
+            <w:hyperlink w:history="1" r:id="rIdxolca2jm4ktdmggnt9hkq">
               <w:r>
                 <w:rPr>
                   <w:rFonts w:ascii="Arial" w:cs="Arial" w:eastAsia="Arial" w:hAnsi="Arial"/>
@@ -20362,7 +20362,7 @@
               <w:spacing w:after="10" w:before="0"/>
               <w:ind w:left="120"/>
             </w:pPr>
-            <w:hyperlink w:history="1" r:id="rIdqh-plyu3ayw3negukpiwx">
+            <w:hyperlink w:history="1" r:id="rIdunood5idferqhfizgjhnh">
               <w:r>
                 <w:rPr>
                   <w:rFonts w:ascii="Arial" w:cs="Arial" w:eastAsia="Arial" w:hAnsi="Arial"/>
@@ -20633,7 +20633,7 @@
             <w:pPr>
               <w:spacing w:after="20" w:before="0"/>
             </w:pPr>
-            <w:hyperlink w:history="1" r:id="rIdgqh4mhiwf5f4trx5w-j8h">
+            <w:hyperlink w:history="1" r:id="rIdesquxearskkrtky8youqm">
               <w:r>
                 <w:rPr>
                   <w:rFonts w:ascii="Arial" w:cs="Arial" w:eastAsia="Arial" w:hAnsi="Arial"/>
@@ -20666,7 +20666,7 @@
               <w:spacing w:after="10" w:before="0"/>
               <w:ind w:left="120"/>
             </w:pPr>
-            <w:hyperlink w:history="1" r:id="rIdikexi0dp_w25_y6e-b5i0">
+            <w:hyperlink w:history="1" r:id="rIdj54eieor0gqtzvwzgvvdt">
               <w:r>
                 <w:rPr>
                   <w:rFonts w:ascii="Arial" w:cs="Arial" w:eastAsia="Arial" w:hAnsi="Arial"/>
@@ -20711,7 +20711,7 @@
             <w:pPr>
               <w:spacing w:after="20" w:before="0"/>
             </w:pPr>
-            <w:hyperlink w:history="1" r:id="rIdqjhwa2c-ig4vbnfxqa2un">
+            <w:hyperlink w:history="1" r:id="rIdmgaxfrps4uk0a3swqbxwt">
               <w:r>
                 <w:rPr>
                   <w:rFonts w:ascii="Arial" w:cs="Arial" w:eastAsia="Arial" w:hAnsi="Arial"/>
@@ -20744,7 +20744,7 @@
               <w:spacing w:after="10" w:before="0"/>
               <w:ind w:left="120"/>
             </w:pPr>
-            <w:hyperlink w:history="1" r:id="rIdf0snr7nk3taohw-pwbhfe">
+            <w:hyperlink w:history="1" r:id="rIdji86koxvr2cdhkkqhtopb">
               <w:r>
                 <w:rPr>
                   <w:rFonts w:ascii="Arial" w:cs="Arial" w:eastAsia="Arial" w:hAnsi="Arial"/>
@@ -21351,7 +21351,7 @@
         </w:rPr>
         <w:t xml:space="preserve">© 2026 SeaVuria and ARES. Aligned with KICD objectives. Developed by SeaVuria; technical implementation by ARES (with AI assistance from Claude). Licensed under </w:t>
       </w:r>
-      <w:hyperlink w:history="1" r:id="rId6vblelwrfr6lhshplkrs3">
+      <w:hyperlink w:history="1" r:id="rIdpwbwfwlrvxfcervf4nqoo">
         <w:r>
           <w:rPr>
             <w:rFonts w:ascii="Arial" w:cs="Arial" w:eastAsia="Arial" w:hAnsi="Arial"/>
@@ -21372,7 +21372,7 @@
         </w:rPr>
         <w:t xml:space="preserve"> (</w:t>
       </w:r>
-      <w:hyperlink w:history="1" r:id="rIdfd_paudavaim3xz5hsmvk">
+      <w:hyperlink w:history="1" r:id="rIdm8pqq9ydfn6clt2vmm9np">
         <w:r>
           <w:rPr>
             <w:rFonts w:ascii="Arial" w:cs="Arial" w:eastAsia="Arial" w:hAnsi="Arial"/>
@@ -22385,7 +22385,7 @@
             <w:pPr>
               <w:spacing w:after="20" w:before="0"/>
             </w:pPr>
-            <w:hyperlink w:history="1" r:id="rIdth9pl3fl_rxwefvuzvt7s">
+            <w:hyperlink w:history="1" r:id="rIdm0wxxzsdxuf72ffejl7u4">
               <w:r>
                 <w:rPr>
                   <w:rFonts w:ascii="Arial" w:cs="Arial" w:eastAsia="Arial" w:hAnsi="Arial"/>
@@ -22418,7 +22418,7 @@
               <w:spacing w:after="10" w:before="0"/>
               <w:ind w:left="120"/>
             </w:pPr>
-            <w:hyperlink w:history="1" r:id="rIdiawzrjpao3fjjwwx_p4rm">
+            <w:hyperlink w:history="1" r:id="rIdhp3mwhiz5xixq5xvhi7an">
               <w:r>
                 <w:rPr>
                   <w:rFonts w:ascii="Arial" w:cs="Arial" w:eastAsia="Arial" w:hAnsi="Arial"/>
@@ -22463,7 +22463,7 @@
             <w:pPr>
               <w:spacing w:after="20" w:before="0"/>
             </w:pPr>
-            <w:hyperlink w:history="1" r:id="rIdnwwku_1nzslyebnvsynwd">
+            <w:hyperlink w:history="1" r:id="rId9i3sam-lz7sw0odivtt4_">
               <w:r>
                 <w:rPr>
                   <w:rFonts w:ascii="Arial" w:cs="Arial" w:eastAsia="Arial" w:hAnsi="Arial"/>
@@ -22496,7 +22496,7 @@
               <w:spacing w:after="10" w:before="0"/>
               <w:ind w:left="120"/>
             </w:pPr>
-            <w:hyperlink w:history="1" r:id="rId-qd2gd9lb7zfj554patlx">
+            <w:hyperlink w:history="1" r:id="rIdaixyo73mwlwc0sd4mbxyq">
               <w:r>
                 <w:rPr>
                   <w:rFonts w:ascii="Arial" w:cs="Arial" w:eastAsia="Arial" w:hAnsi="Arial"/>
@@ -22691,7 +22691,7 @@
             <w:pPr>
               <w:spacing w:after="20" w:before="0"/>
             </w:pPr>
-            <w:hyperlink w:history="1" r:id="rIdbv5qcatqccviaqdsbxtji">
+            <w:hyperlink w:history="1" r:id="rId3fp5zfgiw608ephwrvrbx">
               <w:r>
                 <w:rPr>
                   <w:rFonts w:ascii="Arial" w:cs="Arial" w:eastAsia="Arial" w:hAnsi="Arial"/>
@@ -22724,7 +22724,7 @@
               <w:spacing w:after="10" w:before="0"/>
               <w:ind w:left="120"/>
             </w:pPr>
-            <w:hyperlink w:history="1" r:id="rIdn9ipdeopsrnbyrskikgb6">
+            <w:hyperlink w:history="1" r:id="rIddrkhlqdw9ovvarkszxmwe">
               <w:r>
                 <w:rPr>
                   <w:rFonts w:ascii="Arial" w:cs="Arial" w:eastAsia="Arial" w:hAnsi="Arial"/>
@@ -22769,7 +22769,7 @@
             <w:pPr>
               <w:spacing w:after="20" w:before="0"/>
             </w:pPr>
-            <w:hyperlink w:history="1" r:id="rId0gxhoucpc6k0vokyk1w0s">
+            <w:hyperlink w:history="1" r:id="rId59nukwnzxg8hopq2jhnkx">
               <w:r>
                 <w:rPr>
                   <w:rFonts w:ascii="Arial" w:cs="Arial" w:eastAsia="Arial" w:hAnsi="Arial"/>
@@ -22802,7 +22802,7 @@
               <w:spacing w:after="10" w:before="0"/>
               <w:ind w:left="120"/>
             </w:pPr>
-            <w:hyperlink w:history="1" r:id="rIdriv_lrpxevll1fuqy9rwp">
+            <w:hyperlink w:history="1" r:id="rIdkmab0nvw123iut6sia98r">
               <w:r>
                 <w:rPr>
                   <w:rFonts w:ascii="Arial" w:cs="Arial" w:eastAsia="Arial" w:hAnsi="Arial"/>
@@ -22997,7 +22997,7 @@
             <w:pPr>
               <w:spacing w:after="20" w:before="0"/>
             </w:pPr>
-            <w:hyperlink w:history="1" r:id="rIdfn9uzwalbiwsdiwfftunm">
+            <w:hyperlink w:history="1" r:id="rId3umualhkyf-7i_koywfdn">
               <w:r>
                 <w:rPr>
                   <w:rFonts w:ascii="Arial" w:cs="Arial" w:eastAsia="Arial" w:hAnsi="Arial"/>
@@ -23030,7 +23030,7 @@
               <w:spacing w:after="10" w:before="0"/>
               <w:ind w:left="120"/>
             </w:pPr>
-            <w:hyperlink w:history="1" r:id="rId7qqwihlytivpg4kimxdrv">
+            <w:hyperlink w:history="1" r:id="rIdpvkw6i5jvcn0jow8fy1fb">
               <w:r>
                 <w:rPr>
                   <w:rFonts w:ascii="Arial" w:cs="Arial" w:eastAsia="Arial" w:hAnsi="Arial"/>
@@ -23075,7 +23075,7 @@
             <w:pPr>
               <w:spacing w:after="20" w:before="0"/>
             </w:pPr>
-            <w:hyperlink w:history="1" r:id="rId9otedsjifky-fvqxd0mi9">
+            <w:hyperlink w:history="1" r:id="rIdom3g0gqtz6-jz5_ssu22y">
               <w:r>
                 <w:rPr>
                   <w:rFonts w:ascii="Arial" w:cs="Arial" w:eastAsia="Arial" w:hAnsi="Arial"/>
@@ -23108,7 +23108,7 @@
               <w:spacing w:after="10" w:before="0"/>
               <w:ind w:left="120"/>
             </w:pPr>
-            <w:hyperlink w:history="1" r:id="rIdzcegq1y0qfz-i_fpwx0hn">
+            <w:hyperlink w:history="1" r:id="rId2ewrrvzz_kjw5qhsidnd3">
               <w:r>
                 <w:rPr>
                   <w:rFonts w:ascii="Arial" w:cs="Arial" w:eastAsia="Arial" w:hAnsi="Arial"/>
@@ -23303,7 +23303,7 @@
             <w:pPr>
               <w:spacing w:after="20" w:before="0"/>
             </w:pPr>
-            <w:hyperlink w:history="1" r:id="rIdpk8swsy9vsjycfrdd4akd">
+            <w:hyperlink w:history="1" r:id="rId91764jzgmwfelmrg30a9r">
               <w:r>
                 <w:rPr>
                   <w:rFonts w:ascii="Arial" w:cs="Arial" w:eastAsia="Arial" w:hAnsi="Arial"/>
@@ -23336,7 +23336,7 @@
               <w:spacing w:after="10" w:before="0"/>
               <w:ind w:left="120"/>
             </w:pPr>
-            <w:hyperlink w:history="1" r:id="rIdhullt8p-mwhlr-sfins46">
+            <w:hyperlink w:history="1" r:id="rId1d-rv_9v713j-p2yrf3mv">
               <w:r>
                 <w:rPr>
                   <w:rFonts w:ascii="Arial" w:cs="Arial" w:eastAsia="Arial" w:hAnsi="Arial"/>
@@ -23381,7 +23381,7 @@
             <w:pPr>
               <w:spacing w:after="20" w:before="0"/>
             </w:pPr>
-            <w:hyperlink w:history="1" r:id="rIdzl_rvpo54lrhkuhnth4wf">
+            <w:hyperlink w:history="1" r:id="rId2nbcneq1cbehzolyuyxe_">
               <w:r>
                 <w:rPr>
                   <w:rFonts w:ascii="Arial" w:cs="Arial" w:eastAsia="Arial" w:hAnsi="Arial"/>
@@ -23414,7 +23414,7 @@
               <w:spacing w:after="10" w:before="0"/>
               <w:ind w:left="120"/>
             </w:pPr>
-            <w:hyperlink w:history="1" r:id="rIdm3qolwhc7uw8f7sls3wx7">
+            <w:hyperlink w:history="1" r:id="rIdbwsdjqalrjqh7dn0-vl3e">
               <w:r>
                 <w:rPr>
                   <w:rFonts w:ascii="Arial" w:cs="Arial" w:eastAsia="Arial" w:hAnsi="Arial"/>
@@ -23609,7 +23609,7 @@
             <w:pPr>
               <w:spacing w:after="20" w:before="0"/>
             </w:pPr>
-            <w:hyperlink w:history="1" r:id="rId_cgbqazt8zokcd_cdnpyt">
+            <w:hyperlink w:history="1" r:id="rIdtja578pjkreny_0ygyius">
               <w:r>
                 <w:rPr>
                   <w:rFonts w:ascii="Arial" w:cs="Arial" w:eastAsia="Arial" w:hAnsi="Arial"/>
@@ -23642,7 +23642,7 @@
               <w:spacing w:after="10" w:before="0"/>
               <w:ind w:left="120"/>
             </w:pPr>
-            <w:hyperlink w:history="1" r:id="rId_utopemd8xxkxxbo-dy9j">
+            <w:hyperlink w:history="1" r:id="rId3e4hsy4mld2eprorbhmvd">
               <w:r>
                 <w:rPr>
                   <w:rFonts w:ascii="Arial" w:cs="Arial" w:eastAsia="Arial" w:hAnsi="Arial"/>
@@ -23687,7 +23687,7 @@
             <w:pPr>
               <w:spacing w:after="20" w:before="0"/>
             </w:pPr>
-            <w:hyperlink w:history="1" r:id="rId8enzr3whaygfgi5vd1nvu">
+            <w:hyperlink w:history="1" r:id="rIdsuk0sssqw6q8r0zpx9uje">
               <w:r>
                 <w:rPr>
                   <w:rFonts w:ascii="Arial" w:cs="Arial" w:eastAsia="Arial" w:hAnsi="Arial"/>
@@ -23720,7 +23720,7 @@
               <w:spacing w:after="10" w:before="0"/>
               <w:ind w:left="120"/>
             </w:pPr>
-            <w:hyperlink w:history="1" r:id="rIdnlz_dj2cwdr2mggzbqkyh">
+            <w:hyperlink w:history="1" r:id="rIdjk7vsp_68xbyyowdisg6s">
               <w:r>
                 <w:rPr>
                   <w:rFonts w:ascii="Arial" w:cs="Arial" w:eastAsia="Arial" w:hAnsi="Arial"/>
@@ -24232,7 +24232,7 @@
         </w:rPr>
         <w:t xml:space="preserve">© 2026 SeaVuria and ARES. Aligned with KICD objectives. Developed by SeaVuria; technical implementation by ARES (with AI assistance from Claude). Licensed under </w:t>
       </w:r>
-      <w:hyperlink w:history="1" r:id="rIdi9ja9eb03r6dxcfztfgic">
+      <w:hyperlink w:history="1" r:id="rIdeg9gjjhwnz0l3s2qphqbx">
         <w:r>
           <w:rPr>
             <w:rFonts w:ascii="Arial" w:cs="Arial" w:eastAsia="Arial" w:hAnsi="Arial"/>
@@ -24253,7 +24253,7 @@
         </w:rPr>
         <w:t xml:space="preserve"> (</w:t>
       </w:r>
-      <w:hyperlink w:history="1" r:id="rIdgukofvb_yao2nay5mhqnr">
+      <w:hyperlink w:history="1" r:id="rIdf3ryajpvdtyyh2m0okttv">
         <w:r>
           <w:rPr>
             <w:rFonts w:ascii="Arial" w:cs="Arial" w:eastAsia="Arial" w:hAnsi="Arial"/>
@@ -25266,7 +25266,7 @@
             <w:pPr>
               <w:spacing w:after="20" w:before="0"/>
             </w:pPr>
-            <w:hyperlink w:history="1" r:id="rIdi13ojz3h7crjcusew45kc">
+            <w:hyperlink w:history="1" r:id="rIdyszarytvayzwl8lt9-xtd">
               <w:r>
                 <w:rPr>
                   <w:rFonts w:ascii="Arial" w:cs="Arial" w:eastAsia="Arial" w:hAnsi="Arial"/>
@@ -25299,7 +25299,7 @@
               <w:spacing w:after="10" w:before="0"/>
               <w:ind w:left="120"/>
             </w:pPr>
-            <w:hyperlink w:history="1" r:id="rIdkunlzamveu2xu3dwkcsi0">
+            <w:hyperlink w:history="1" r:id="rId2nfry1uxcfsdgtnnsvfns">
               <w:r>
                 <w:rPr>
                   <w:rFonts w:ascii="Arial" w:cs="Arial" w:eastAsia="Arial" w:hAnsi="Arial"/>
@@ -25344,7 +25344,7 @@
             <w:pPr>
               <w:spacing w:after="20" w:before="0"/>
             </w:pPr>
-            <w:hyperlink w:history="1" r:id="rIdhcgmn2naiyhs5o8timlqu">
+            <w:hyperlink w:history="1" r:id="rId5_zjgb1lbvmnk55dylgs-">
               <w:r>
                 <w:rPr>
                   <w:rFonts w:ascii="Arial" w:cs="Arial" w:eastAsia="Arial" w:hAnsi="Arial"/>
@@ -25377,7 +25377,7 @@
               <w:spacing w:after="10" w:before="0"/>
               <w:ind w:left="120"/>
             </w:pPr>
-            <w:hyperlink w:history="1" r:id="rIddcof2qd8htx05j_lb5sgy">
+            <w:hyperlink w:history="1" r:id="rIdt6shvkzspyvffvgdvc_jf">
               <w:r>
                 <w:rPr>
                   <w:rFonts w:ascii="Arial" w:cs="Arial" w:eastAsia="Arial" w:hAnsi="Arial"/>
@@ -25572,7 +25572,7 @@
             <w:pPr>
               <w:spacing w:after="20" w:before="0"/>
             </w:pPr>
-            <w:hyperlink w:history="1" r:id="rIdose-w3aiki_7d6dgbiez2">
+            <w:hyperlink w:history="1" r:id="rId2llxsexr_jihhfdrhi-uk">
               <w:r>
                 <w:rPr>
                   <w:rFonts w:ascii="Arial" w:cs="Arial" w:eastAsia="Arial" w:hAnsi="Arial"/>
@@ -25605,7 +25605,7 @@
               <w:spacing w:after="10" w:before="0"/>
               <w:ind w:left="120"/>
             </w:pPr>
-            <w:hyperlink w:history="1" r:id="rIdjznpktqnohfgrumpjkhwy">
+            <w:hyperlink w:history="1" r:id="rIduil3s9xgpqfldmijzrbah">
               <w:r>
                 <w:rPr>
                   <w:rFonts w:ascii="Arial" w:cs="Arial" w:eastAsia="Arial" w:hAnsi="Arial"/>
@@ -25650,7 +25650,7 @@
             <w:pPr>
               <w:spacing w:after="20" w:before="0"/>
             </w:pPr>
-            <w:hyperlink w:history="1" r:id="rIdopcsam4xjthlvytub_lwj">
+            <w:hyperlink w:history="1" r:id="rIdv2mznw_efc67vpegvfnup">
               <w:r>
                 <w:rPr>
                   <w:rFonts w:ascii="Arial" w:cs="Arial" w:eastAsia="Arial" w:hAnsi="Arial"/>
@@ -25683,7 +25683,7 @@
               <w:spacing w:after="10" w:before="0"/>
               <w:ind w:left="120"/>
             </w:pPr>
-            <w:hyperlink w:history="1" r:id="rIdqa59eezab-js3smpsne1x">
+            <w:hyperlink w:history="1" r:id="rIdhseosya6euksct1-jieru">
               <w:r>
                 <w:rPr>
                   <w:rFonts w:ascii="Arial" w:cs="Arial" w:eastAsia="Arial" w:hAnsi="Arial"/>
@@ -25878,7 +25878,7 @@
             <w:pPr>
               <w:spacing w:after="20" w:before="0"/>
             </w:pPr>
-            <w:hyperlink w:history="1" r:id="rIdqzhwb8r3gzneksti4hge1">
+            <w:hyperlink w:history="1" r:id="rIdia3e6anaoaykmpjw5gflv">
               <w:r>
                 <w:rPr>
                   <w:rFonts w:ascii="Arial" w:cs="Arial" w:eastAsia="Arial" w:hAnsi="Arial"/>
@@ -25911,7 +25911,7 @@
               <w:spacing w:after="10" w:before="0"/>
               <w:ind w:left="120"/>
             </w:pPr>
-            <w:hyperlink w:history="1" r:id="rId8lledstm77ehjsgjq_af3">
+            <w:hyperlink w:history="1" r:id="rIdh0tl0kixo2k-xq1ayyyzl">
               <w:r>
                 <w:rPr>
                   <w:rFonts w:ascii="Arial" w:cs="Arial" w:eastAsia="Arial" w:hAnsi="Arial"/>
@@ -25956,7 +25956,7 @@
             <w:pPr>
               <w:spacing w:after="20" w:before="0"/>
             </w:pPr>
-            <w:hyperlink w:history="1" r:id="rId7urppqrbuaq8lbzgz9omn">
+            <w:hyperlink w:history="1" r:id="rIdhuuwj3gcqb2wo8ab7h4e3">
               <w:r>
                 <w:rPr>
                   <w:rFonts w:ascii="Arial" w:cs="Arial" w:eastAsia="Arial" w:hAnsi="Arial"/>
@@ -25989,7 +25989,7 @@
               <w:spacing w:after="10" w:before="0"/>
               <w:ind w:left="120"/>
             </w:pPr>
-            <w:hyperlink w:history="1" r:id="rIdethhzgvezvtsctoy_v35v">
+            <w:hyperlink w:history="1" r:id="rIde6fpl5c-pxwnjjkhsq7g9">
               <w:r>
                 <w:rPr>
                   <w:rFonts w:ascii="Arial" w:cs="Arial" w:eastAsia="Arial" w:hAnsi="Arial"/>
@@ -26184,7 +26184,7 @@
             <w:pPr>
               <w:spacing w:after="20" w:before="0"/>
             </w:pPr>
-            <w:hyperlink w:history="1" r:id="rIddzztvpgjoeqxnidhgcsfn">
+            <w:hyperlink w:history="1" r:id="rIdx2ygrwrmpfjjetwx9vqme">
               <w:r>
                 <w:rPr>
                   <w:rFonts w:ascii="Arial" w:cs="Arial" w:eastAsia="Arial" w:hAnsi="Arial"/>
@@ -26217,7 +26217,7 @@
               <w:spacing w:after="10" w:before="0"/>
               <w:ind w:left="120"/>
             </w:pPr>
-            <w:hyperlink w:history="1" r:id="rIdj67qvcpui39ey1qpv2mol">
+            <w:hyperlink w:history="1" r:id="rIdkfmoyyxeq5retgl_r7qsh">
               <w:r>
                 <w:rPr>
                   <w:rFonts w:ascii="Arial" w:cs="Arial" w:eastAsia="Arial" w:hAnsi="Arial"/>
@@ -26262,7 +26262,7 @@
             <w:pPr>
               <w:spacing w:after="20" w:before="0"/>
             </w:pPr>
-            <w:hyperlink w:history="1" r:id="rIdblyctdugqukzt-te5ghqh">
+            <w:hyperlink w:history="1" r:id="rIdnkcjusuiniohq5la86x7y">
               <w:r>
                 <w:rPr>
                   <w:rFonts w:ascii="Arial" w:cs="Arial" w:eastAsia="Arial" w:hAnsi="Arial"/>
@@ -26295,7 +26295,7 @@
               <w:spacing w:after="10" w:before="0"/>
               <w:ind w:left="120"/>
             </w:pPr>
-            <w:hyperlink w:history="1" r:id="rIdyrjgwsx5ivb1p__tdbtbx">
+            <w:hyperlink w:history="1" r:id="rIdtr4tzcrq5nawnvrrrfrnn">
               <w:r>
                 <w:rPr>
                   <w:rFonts w:ascii="Arial" w:cs="Arial" w:eastAsia="Arial" w:hAnsi="Arial"/>
@@ -26490,7 +26490,7 @@
             <w:pPr>
               <w:spacing w:after="20" w:before="0"/>
             </w:pPr>
-            <w:hyperlink w:history="1" r:id="rId5sutfh9op_b3k_umlpowq">
+            <w:hyperlink w:history="1" r:id="rIdfgaypydaweyki-xieyz9a">
               <w:r>
                 <w:rPr>
                   <w:rFonts w:ascii="Arial" w:cs="Arial" w:eastAsia="Arial" w:hAnsi="Arial"/>
@@ -26523,7 +26523,7 @@
               <w:spacing w:after="10" w:before="0"/>
               <w:ind w:left="120"/>
             </w:pPr>
-            <w:hyperlink w:history="1" r:id="rIdfrcrwzo-bys1pmmawvtdj">
+            <w:hyperlink w:history="1" r:id="rIdsqpugnjczxvl_6gj5cewu">
               <w:r>
                 <w:rPr>
                   <w:rFonts w:ascii="Arial" w:cs="Arial" w:eastAsia="Arial" w:hAnsi="Arial"/>
@@ -26568,7 +26568,7 @@
             <w:pPr>
               <w:spacing w:after="20" w:before="0"/>
             </w:pPr>
-            <w:hyperlink w:history="1" r:id="rIdxuwjtfwyjq6xveelqcfei">
+            <w:hyperlink w:history="1" r:id="rIduldaemyxejn_dfr7woxy8">
               <w:r>
                 <w:rPr>
                   <w:rFonts w:ascii="Arial" w:cs="Arial" w:eastAsia="Arial" w:hAnsi="Arial"/>
@@ -26601,7 +26601,7 @@
               <w:spacing w:after="10" w:before="0"/>
               <w:ind w:left="120"/>
             </w:pPr>
-            <w:hyperlink w:history="1" r:id="rId8ootw0pqys9nxb1yokq4r">
+            <w:hyperlink w:history="1" r:id="rIdjotv2dclbgmfvwbp7csng">
               <w:r>
                 <w:rPr>
                   <w:rFonts w:ascii="Arial" w:cs="Arial" w:eastAsia="Arial" w:hAnsi="Arial"/>
@@ -27113,7 +27113,7 @@
         </w:rPr>
         <w:t xml:space="preserve">© 2026 SeaVuria and ARES. Aligned with KICD objectives. Developed by SeaVuria; technical implementation by ARES (with AI assistance from Claude). Licensed under </w:t>
       </w:r>
-      <w:hyperlink w:history="1" r:id="rIdw3jui0jvsjat5wh29v9bi">
+      <w:hyperlink w:history="1" r:id="rIdyldhpnyepyww-thqdzlcz">
         <w:r>
           <w:rPr>
             <w:rFonts w:ascii="Arial" w:cs="Arial" w:eastAsia="Arial" w:hAnsi="Arial"/>
@@ -27134,7 +27134,7 @@
         </w:rPr>
         <w:t xml:space="preserve"> (</w:t>
       </w:r>
-      <w:hyperlink w:history="1" r:id="rIdgoczxotmtxohcjacu2war">
+      <w:hyperlink w:history="1" r:id="rIdoppecqeaezwarvpyicazh">
         <w:r>
           <w:rPr>
             <w:rFonts w:ascii="Arial" w:cs="Arial" w:eastAsia="Arial" w:hAnsi="Arial"/>

--- a/data/outputs/v2/Core_Mathematics/SS1.3_Quadratic_Expressions_and_Equations/Core_Mathematics_Quadratic_Expressions_and_Equations_CBE_LessonSequence.docx
+++ b/data/outputs/v2/Core_Mathematics/SS1.3_Quadratic_Expressions_and_Equations/Core_Mathematics_Quadratic_Expressions_and_Equations_CBE_LessonSequence.docx
@@ -2652,7 +2652,7 @@
         </w:rPr>
         <w:t xml:space="preserve">© 2026 SeaVuria and ARES. This work is licensed under a </w:t>
       </w:r>
-      <w:hyperlink w:history="1" r:id="rIdwytpv61w_cay_c5n-b2jp">
+      <w:hyperlink w:history="1" r:id="rId4hwn2ewditssf-ad4k8ia">
         <w:r>
           <w:rPr>
             <w:rFonts w:ascii="Arial" w:cs="Arial" w:eastAsia="Arial" w:hAnsi="Arial"/>
@@ -2672,7 +2672,7 @@
         </w:rPr>
         <w:t xml:space="preserve"> (</w:t>
       </w:r>
-      <w:hyperlink w:history="1" r:id="rIdj5raiwxdkkskmedwqc2gd">
+      <w:hyperlink w:history="1" r:id="rIdivwtvmsjwhmc-xu-fik73">
         <w:r>
           <w:rPr>
             <w:rFonts w:ascii="Arial" w:cs="Arial" w:eastAsia="Arial" w:hAnsi="Arial"/>
@@ -2692,7 +2692,7 @@
         </w:rPr>
         <w:t xml:space="preserve">). To view a copy of this license, visit </w:t>
       </w:r>
-      <w:hyperlink w:history="1" r:id="rId6f8ykayw37fbwltyk9nng">
+      <w:hyperlink w:history="1" r:id="rIdwawbiruuweujztogzfeyz">
         <w:r>
           <w:rPr>
             <w:rFonts w:ascii="Arial" w:cs="Arial" w:eastAsia="Arial" w:hAnsi="Arial"/>
@@ -3704,7 +3704,7 @@
             <w:pPr>
               <w:spacing w:after="20" w:before="0"/>
             </w:pPr>
-            <w:hyperlink w:history="1" r:id="rId7klzt85q_ccubvsi3jo75">
+            <w:hyperlink w:history="1" r:id="rId6rkqvrr5_4s82pbpwb4qb">
               <w:r>
                 <w:rPr>
                   <w:rFonts w:ascii="Arial" w:cs="Arial" w:eastAsia="Arial" w:hAnsi="Arial"/>
@@ -3713,7 +3713,7 @@
                   <w:szCs w:val="16"/>
                   <w:u w:val="single" w:color="2E75B6"/>
                 </w:rPr>
-                <w:t xml:space="preserve">Quadratic systems: a line and a parabola</w:t>
+                <w:t xml:space="preserve">Parabolas intro</w:t>
               </w:r>
             </w:hyperlink>
           </w:p>
@@ -3737,7 +3737,7 @@
               <w:spacing w:after="10" w:before="0"/>
               <w:ind w:left="120"/>
             </w:pPr>
-            <w:hyperlink w:history="1" r:id="rIdmadvlxirmr7z8sxj7bkp2">
+            <w:hyperlink w:history="1" r:id="rId1cie7ufen6jol0atjrasv">
               <w:r>
                 <w:rPr>
                   <w:rFonts w:ascii="Arial" w:cs="Arial" w:eastAsia="Arial" w:hAnsi="Arial"/>
@@ -3775,6 +3775,618 @@
                 <w:sz w:val="16"/>
                 <w:szCs w:val="16"/>
               </w:rPr>
+              <w:t xml:space="preserve">📖 HTML:</w:t>
+            </w:r>
+          </w:p>
+          <w:p>
+            <w:pPr>
+              <w:spacing w:after="20" w:before="0"/>
+            </w:pPr>
+            <w:hyperlink w:history="1" r:id="rIdorisah4ajubyqnupa1gzz">
+              <w:r>
+                <w:rPr>
+                  <w:rFonts w:ascii="Arial" w:cs="Arial" w:eastAsia="Arial" w:hAnsi="Arial"/>
+                  <w:color w:val="2E75B6"/>
+                  <w:sz w:val="16"/>
+                  <w:szCs w:val="16"/>
+                  <w:u w:val="single" w:color="2E75B6"/>
+                </w:rPr>
+                <w:t xml:space="preserve">Linear, Quadratic and Cubic Function Models (Flexbook)</w:t>
+              </w:r>
+            </w:hyperlink>
+          </w:p>
+          <w:p>
+            <w:pPr>
+              <w:spacing w:after="10" w:before="0"/>
+              <w:ind w:left="120"/>
+            </w:pPr>
+            <w:r>
+              <w:rPr>
+                <w:rFonts w:ascii="Arial" w:cs="Arial" w:eastAsia="Arial" w:hAnsi="Arial"/>
+                <w:color w:val="595959"/>
+                <w:sz w:val="14"/>
+                <w:szCs w:val="14"/>
+              </w:rPr>
+              <w:t xml:space="preserve">Source: CK-12</w:t>
+            </w:r>
+          </w:p>
+          <w:p>
+            <w:pPr>
+              <w:spacing w:after="10" w:before="0"/>
+              <w:ind w:left="120"/>
+            </w:pPr>
+            <w:hyperlink w:history="1" r:id="rIdlnjf1rs_sjgzuuuiq4cql">
+              <w:r>
+                <w:rPr>
+                  <w:rFonts w:ascii="Arial" w:cs="Arial" w:eastAsia="Arial" w:hAnsi="Arial"/>
+                  <w:color w:val="595959"/>
+                  <w:sz w:val="14"/>
+                  <w:szCs w:val="14"/>
+                  <w:u w:val="single" w:color="595959"/>
+                </w:rPr>
+                <w:t xml:space="preserve">🔍 Search ARES for similar readings</w:t>
+              </w:r>
+            </w:hyperlink>
+          </w:p>
+        </w:tc>
+        <w:tc>
+          <w:tcPr>
+            <w:tcW w:type="dxa" w:w="3040"/>
+            <w:shd w:fill="FFFFFF" w:color="auto" w:val="clear"/>
+            <w:tcMar>
+              <w:top w:type="dxa" w:w="60"/>
+              <w:left w:type="dxa" w:w="120"/>
+              <w:bottom w:type="dxa" w:w="60"/>
+              <w:right w:type="dxa" w:w="120"/>
+            </w:tcMar>
+            <w:vAlign w:val="top"/>
+          </w:tcPr>
+          <w:p>
+            <w:pPr>
+              <w:spacing w:after="40" w:before="0"/>
+              <w:jc w:val="left"/>
+            </w:pPr>
+            <w:r>
+              <w:rPr>
+                <w:rFonts w:ascii="Arial" w:cs="Arial" w:eastAsia="Arial" w:hAnsi="Arial"/>
+                <w:b w:val="false"/>
+                <w:bCs w:val="false"/>
+                <w:i w:val="false"/>
+                <w:iCs w:val="false"/>
+                <w:color w:val="000000"/>
+                <w:sz w:val="18"/>
+                <w:szCs w:val="18"/>
+              </w:rPr>
+              <w:t xml:space="preserve">Learners are shown a printed A4 still-frame image (or projected image) taken from a phone video of a student athlete at a Nairobi school sports day, frozen at the moment the shot put is at its highest point. The ball's starting position and a few intermediate positions are marked with dots. Learners individually sketch in their exercise books what they think the COMPLETE path of the ball looks like — from the moment it leaves the hand to the moment it hits the ground — and write one sentence explaining their reasoning. They then share predictions in pairs (Think-Pair-Share) and the class hears 4–5 different predictions read aloud.</w:t>
+            </w:r>
+          </w:p>
+        </w:tc>
+        <w:tc>
+          <w:tcPr>
+            <w:tcW w:type="dxa" w:w="3040"/>
+            <w:shd w:fill="F2F2F2" w:color="auto" w:val="clear"/>
+            <w:tcMar>
+              <w:top w:type="dxa" w:w="60"/>
+              <w:left w:type="dxa" w:w="120"/>
+              <w:bottom w:type="dxa" w:w="60"/>
+              <w:right w:type="dxa" w:w="120"/>
+            </w:tcMar>
+            <w:vAlign w:val="top"/>
+          </w:tcPr>
+          <w:p>
+            <w:pPr>
+              <w:spacing w:after="40" w:before="0"/>
+              <w:jc w:val="left"/>
+            </w:pPr>
+            <w:r>
+              <w:rPr>
+                <w:rFonts w:ascii="Arial" w:cs="Arial" w:eastAsia="Arial" w:hAnsi="Arial"/>
+                <w:b w:val="false"/>
+                <w:bCs w:val="false"/>
+                <w:i w:val="false"/>
+                <w:iCs w:val="false"/>
+                <w:color w:val="000000"/>
+                <w:sz w:val="18"/>
+                <w:szCs w:val="18"/>
+              </w:rPr>
+              <w:t xml:space="preserve">Display the still-frame image on the board or projector. Say: 'Look carefully at this image. This was taken at our school sports day — a student, just like you, threw a shot put. The dots show where the ball was at different moments. In your exercise book, sketch what you think the FULL path of the ball looks like from throw to landing. Then write one sentence: why do you think it follows that path?' Allow 3 minutes of silent individual work. After 3 minutes, say: 'Now share your sketch with your partner. You have 90 seconds.' After pair sharing, cold-call 4 learners (choose a mix of confident and less-confident): 'Atieno, show us your sketch and explain your thinking.' After each share, ask the class: 'Raise your hand if your sketch looks similar to Atieno's.' Record the 3 most common prediction shapes on the board labelled P1, P2, P3. Do NOT confirm or correct any prediction. Say: 'We are going to test all of these predictions today.'</w:t>
+            </w:r>
+          </w:p>
+        </w:tc>
+        <w:tc>
+          <w:tcPr>
+            <w:tcW w:type="dxa" w:w="3040"/>
+            <w:shd w:fill="FFFFFF" w:color="auto" w:val="clear"/>
+            <w:tcMar>
+              <w:top w:type="dxa" w:w="60"/>
+              <w:left w:type="dxa" w:w="120"/>
+              <w:bottom w:type="dxa" w:w="60"/>
+              <w:right w:type="dxa" w:w="120"/>
+            </w:tcMar>
+            <w:vAlign w:val="top"/>
+          </w:tcPr>
+          <w:p>
+            <w:pPr>
+              <w:spacing w:after="40" w:before="0"/>
+              <w:jc w:val="left"/>
+            </w:pPr>
+            <w:r>
+              <w:rPr>
+                <w:rFonts w:ascii="Arial" w:cs="Arial" w:eastAsia="Arial" w:hAnsi="Arial"/>
+                <w:b w:val="false"/>
+                <w:bCs w:val="false"/>
+                <w:i w:val="false"/>
+                <w:iCs w:val="false"/>
+                <w:color w:val="000000"/>
+                <w:sz w:val="18"/>
+                <w:szCs w:val="18"/>
+              </w:rPr>
+              <w:t xml:space="preserve">Think-Pair-Share with public prediction display. This activates prior knowledge of motion and straight-line graphs, surfaces misconceptions (many learners will predict a straight diagonal line or a random curve), and creates cognitive dissonance that the lesson resolves. Publicly recording predictions makes learners personally invested in finding out who was right.</w:t>
+            </w:r>
+          </w:p>
+        </w:tc>
+        <w:tc>
+          <w:tcPr>
+            <w:tcW w:type="dxa" w:w="3040"/>
+            <w:shd w:fill="F2F2F2" w:color="auto" w:val="clear"/>
+            <w:tcMar>
+              <w:top w:type="dxa" w:w="60"/>
+              <w:left w:type="dxa" w:w="120"/>
+              <w:bottom w:type="dxa" w:w="60"/>
+              <w:right w:type="dxa" w:w="120"/>
+            </w:tcMar>
+            <w:vAlign w:val="top"/>
+          </w:tcPr>
+          <w:p>
+            <w:pPr>
+              <w:spacing w:after="40" w:before="0"/>
+              <w:jc w:val="left"/>
+            </w:pPr>
+            <w:r>
+              <w:rPr>
+                <w:rFonts w:ascii="Arial" w:cs="Arial" w:eastAsia="Arial" w:hAnsi="Arial"/>
+                <w:b w:val="false"/>
+                <w:bCs w:val="false"/>
+                <w:i w:val="false"/>
+                <w:iCs w:val="false"/>
+                <w:color w:val="000000"/>
+                <w:sz w:val="18"/>
+                <w:szCs w:val="18"/>
+              </w:rPr>
+              <w:t xml:space="preserve">Circulate during individual sketching. Look for: (1) learners who draw a straight diagonal line — these learners are anchored to linear thinking and will need targeted questioning during Phase 3; (2) learners who draw a rough arch — these have intuitive knowledge that can be built on. Note 2–3 names from each group for strategic cold-calling later. Do not give feedback yet.</w:t>
+            </w:r>
+          </w:p>
+        </w:tc>
+      </w:tr>
+      <w:tr>
+        <w:tc>
+          <w:tcPr>
+            <w:tcW w:type="dxa" w:w="1520"/>
+            <w:shd w:fill="D9EEF1" w:color="auto" w:val="clear"/>
+            <w:tcMar>
+              <w:top w:type="dxa" w:w="60"/>
+              <w:left w:type="dxa" w:w="120"/>
+              <w:bottom w:type="dxa" w:w="60"/>
+              <w:right w:type="dxa" w:w="120"/>
+            </w:tcMar>
+            <w:vAlign w:val="top"/>
+          </w:tcPr>
+          <w:p>
+            <w:pPr>
+              <w:spacing w:after="40" w:before="0"/>
+              <w:jc w:val="left"/>
+            </w:pPr>
+            <w:r>
+              <w:rPr>
+                <w:rFonts w:ascii="Arial" w:cs="Arial" w:eastAsia="Arial" w:hAnsi="Arial"/>
+                <w:b/>
+                <w:bCs/>
+                <w:i w:val="false"/>
+                <w:iCs w:val="false"/>
+                <w:color w:val="000000"/>
+                <w:sz w:val="18"/>
+                <w:szCs w:val="18"/>
+              </w:rPr>
+              <w:t xml:space="preserve">Observe Phase</w:t>
+            </w:r>
+          </w:p>
+          <w:p>
+            <w:pPr>
+              <w:spacing w:after="20" w:before="0"/>
+            </w:pPr>
+            <w:r>
+              <w:rPr>
+                <w:rFonts w:ascii="Arial" w:cs="Arial" w:eastAsia="Arial" w:hAnsi="Arial"/>
+                <w:b/>
+                <w:bCs/>
+                <w:color w:val="1F3864"/>
+                <w:sz w:val="16"/>
+                <w:szCs w:val="16"/>
+              </w:rPr>
+              <w:t xml:space="preserve">📹 VIDEO:</w:t>
+            </w:r>
+          </w:p>
+          <w:p>
+            <w:pPr>
+              <w:spacing w:after="20" w:before="0"/>
+            </w:pPr>
+            <w:hyperlink w:history="1" r:id="rIdu6pcmzwxoxrbnazzv30m0">
+              <w:r>
+                <w:rPr>
+                  <w:rFonts w:ascii="Arial" w:cs="Arial" w:eastAsia="Arial" w:hAnsi="Arial"/>
+                  <w:color w:val="2E75B6"/>
+                  <w:sz w:val="16"/>
+                  <w:szCs w:val="16"/>
+                  <w:u w:val="single" w:color="2E75B6"/>
+                </w:rPr>
+                <w:t xml:space="preserve">Quadratic word problem: ball</w:t>
+              </w:r>
+            </w:hyperlink>
+          </w:p>
+          <w:p>
+            <w:pPr>
+              <w:spacing w:after="10" w:before="0"/>
+              <w:ind w:left="120"/>
+            </w:pPr>
+            <w:r>
+              <w:rPr>
+                <w:rFonts w:ascii="Arial" w:cs="Arial" w:eastAsia="Arial" w:hAnsi="Arial"/>
+                <w:color w:val="595959"/>
+                <w:sz w:val="14"/>
+                <w:szCs w:val="14"/>
+              </w:rPr>
+              <w:t xml:space="preserve">Source: Khan Academy (English - US curriculum)</w:t>
+            </w:r>
+          </w:p>
+          <w:p>
+            <w:pPr>
+              <w:spacing w:after="10" w:before="0"/>
+              <w:ind w:left="120"/>
+            </w:pPr>
+            <w:hyperlink w:history="1" r:id="rIdubqasefmdpxnvulvdoeqe">
+              <w:r>
+                <w:rPr>
+                  <w:rFonts w:ascii="Arial" w:cs="Arial" w:eastAsia="Arial" w:hAnsi="Arial"/>
+                  <w:color w:val="595959"/>
+                  <w:sz w:val="14"/>
+                  <w:szCs w:val="14"/>
+                  <w:u w:val="single" w:color="595959"/>
+                </w:rPr>
+                <w:t xml:space="preserve">🔍 Search ARES for similar videos</w:t>
+              </w:r>
+            </w:hyperlink>
+          </w:p>
+          <w:p>
+            <w:pPr>
+              <w:spacing w:after="40" w:before="0"/>
+            </w:pPr>
+            <w:r>
+              <w:rPr>
+                <w:sz w:val="14"/>
+                <w:szCs w:val="14"/>
+              </w:rPr>
+              <w:t xml:space="preserve"/>
+            </w:r>
+          </w:p>
+          <w:p>
+            <w:pPr>
+              <w:spacing w:after="20" w:before="0"/>
+            </w:pPr>
+            <w:r>
+              <w:rPr>
+                <w:rFonts w:ascii="Arial" w:cs="Arial" w:eastAsia="Arial" w:hAnsi="Arial"/>
+                <w:b/>
+                <w:bCs/>
+                <w:color w:val="1F3864"/>
+                <w:sz w:val="16"/>
+                <w:szCs w:val="16"/>
+              </w:rPr>
+              <w:t xml:space="preserve">📖 HTML:</w:t>
+            </w:r>
+          </w:p>
+          <w:p>
+            <w:pPr>
+              <w:spacing w:after="20" w:before="0"/>
+            </w:pPr>
+            <w:hyperlink w:history="1" r:id="rIdmpttpbuxv1sb-ahhit4fu">
+              <w:r>
+                <w:rPr>
+                  <w:rFonts w:ascii="Arial" w:cs="Arial" w:eastAsia="Arial" w:hAnsi="Arial"/>
+                  <w:color w:val="2E75B6"/>
+                  <w:sz w:val="16"/>
+                  <w:szCs w:val="16"/>
+                  <w:u w:val="single" w:color="2E75B6"/>
+                </w:rPr>
+                <w:t xml:space="preserve">Linear, Quadratic and Cubic Function Models (Flexbook)</w:t>
+              </w:r>
+            </w:hyperlink>
+          </w:p>
+          <w:p>
+            <w:pPr>
+              <w:spacing w:after="10" w:before="0"/>
+              <w:ind w:left="120"/>
+            </w:pPr>
+            <w:r>
+              <w:rPr>
+                <w:rFonts w:ascii="Arial" w:cs="Arial" w:eastAsia="Arial" w:hAnsi="Arial"/>
+                <w:color w:val="595959"/>
+                <w:sz w:val="14"/>
+                <w:szCs w:val="14"/>
+              </w:rPr>
+              <w:t xml:space="preserve">Source: CK-12</w:t>
+            </w:r>
+          </w:p>
+          <w:p>
+            <w:pPr>
+              <w:spacing w:after="10" w:before="0"/>
+              <w:ind w:left="120"/>
+            </w:pPr>
+            <w:hyperlink w:history="1" r:id="rIdqhytnn_tkhqdkkygtp_ri">
+              <w:r>
+                <w:rPr>
+                  <w:rFonts w:ascii="Arial" w:cs="Arial" w:eastAsia="Arial" w:hAnsi="Arial"/>
+                  <w:color w:val="595959"/>
+                  <w:sz w:val="14"/>
+                  <w:szCs w:val="14"/>
+                  <w:u w:val="single" w:color="595959"/>
+                </w:rPr>
+                <w:t xml:space="preserve">🔍 Search ARES for similar readings</w:t>
+              </w:r>
+            </w:hyperlink>
+          </w:p>
+        </w:tc>
+        <w:tc>
+          <w:tcPr>
+            <w:tcW w:type="dxa" w:w="3040"/>
+            <w:shd w:fill="FFFFFF" w:color="auto" w:val="clear"/>
+            <w:tcMar>
+              <w:top w:type="dxa" w:w="60"/>
+              <w:left w:type="dxa" w:w="120"/>
+              <w:bottom w:type="dxa" w:w="60"/>
+              <w:right w:type="dxa" w:w="120"/>
+            </w:tcMar>
+            <w:vAlign w:val="top"/>
+          </w:tcPr>
+          <w:p>
+            <w:pPr>
+              <w:spacing w:after="40" w:before="0"/>
+              <w:jc w:val="left"/>
+            </w:pPr>
+            <w:r>
+              <w:rPr>
+                <w:rFonts w:ascii="Arial" w:cs="Arial" w:eastAsia="Arial" w:hAnsi="Arial"/>
+                <w:b w:val="false"/>
+                <w:bCs w:val="false"/>
+                <w:i w:val="false"/>
+                <w:iCs w:val="false"/>
+                <w:color w:val="000000"/>
+                <w:sz w:val="18"/>
+                <w:szCs w:val="18"/>
+              </w:rPr>
+              <w:t xml:space="preserve">Learners receive a data table (printed or copied from the board) showing the horizontal distance x (in metres) of the shot put from the throwing circle and the corresponding height h (in metres) above the ground, measured by a classmate using string on a printed still-frame. The table contains 7 data points: (0, 1.5), (2, 3.3), (4, 4.3), (6, 4.5), (8, 3.9), (10, 2.5), (12, 0.3). Working in groups of 3–4, learners: (a) copy the table into their exercise books, (b) plot the 7 points on a squared-paper grid (x-axis: horizontal distance 0–14 m; y-axis: height 0–6 m), (c) attempt to draw a straight line through the points using a ruler, and (d) write an observation sentence: 'A straight line (does / does not) fit all the points because…'. Groups then rotate and observe two other groups' graphs, adding a sticky-note comment.</w:t>
+            </w:r>
+          </w:p>
+        </w:tc>
+        <w:tc>
+          <w:tcPr>
+            <w:tcW w:type="dxa" w:w="3040"/>
+            <w:shd w:fill="F2F2F2" w:color="auto" w:val="clear"/>
+            <w:tcMar>
+              <w:top w:type="dxa" w:w="60"/>
+              <w:left w:type="dxa" w:w="120"/>
+              <w:bottom w:type="dxa" w:w="60"/>
+              <w:right w:type="dxa" w:w="120"/>
+            </w:tcMar>
+            <w:vAlign w:val="top"/>
+          </w:tcPr>
+          <w:p>
+            <w:pPr>
+              <w:spacing w:after="40" w:before="0"/>
+              <w:jc w:val="left"/>
+            </w:pPr>
+            <w:r>
+              <w:rPr>
+                <w:rFonts w:ascii="Arial" w:cs="Arial" w:eastAsia="Arial" w:hAnsi="Arial"/>
+                <w:b w:val="false"/>
+                <w:bCs w:val="false"/>
+                <w:i w:val="false"/>
+                <w:iCs w:val="false"/>
+                <w:color w:val="000000"/>
+                <w:sz w:val="18"/>
+                <w:szCs w:val="18"/>
+              </w:rPr>
+              <w:t xml:space="preserve">Distribute the data table and squared paper. Say: 'This table shows real measurements a student took from the shot put video — horizontal distance along the ground and height of the ball. Your job: plot these points carefully, then try to draw a straight line through ALL of them using your ruler.' Allow 12 minutes for plotting and the straight-line attempt. Circulate — when a group correctly plots the points and sees the curve, ask: 'Can you get your ruler to pass through ALL seven points at once?' [WAIT 10 seconds]. After plotting, say: 'Write one sentence starting with: A straight line does/does not fit all the points because…' After 2 minutes of writing, say: 'Leave your graph on your desk and walk to look at two other groups' graphs. Leave a sticky note with ONE observation about their graph.' After gallery walk (4 minutes), reconvene. Cold-call 3 groups: 'Kamau's group — what did you write in your sentence?' After 3 responses, say: 'Nearly every group found the same thing. What does that tell us about this path?' [WAIT 15 seconds]. Accept 2–3 responses. Write on the board: 'The path is NOT a straight line → a linear equation y = mx + c CANNOT describe it.'</w:t>
+            </w:r>
+          </w:p>
+        </w:tc>
+        <w:tc>
+          <w:tcPr>
+            <w:tcW w:type="dxa" w:w="3040"/>
+            <w:shd w:fill="FFFFFF" w:color="auto" w:val="clear"/>
+            <w:tcMar>
+              <w:top w:type="dxa" w:w="60"/>
+              <w:left w:type="dxa" w:w="120"/>
+              <w:bottom w:type="dxa" w:w="60"/>
+              <w:right w:type="dxa" w:w="120"/>
+            </w:tcMar>
+            <w:vAlign w:val="top"/>
+          </w:tcPr>
+          <w:p>
+            <w:pPr>
+              <w:spacing w:after="40" w:before="0"/>
+              <w:jc w:val="left"/>
+            </w:pPr>
+            <w:r>
+              <w:rPr>
+                <w:rFonts w:ascii="Arial" w:cs="Arial" w:eastAsia="Arial" w:hAnsi="Arial"/>
+                <w:b w:val="false"/>
+                <w:bCs w:val="false"/>
+                <w:i w:val="false"/>
+                <w:iCs w:val="false"/>
+                <w:color w:val="000000"/>
+                <w:sz w:val="18"/>
+                <w:szCs w:val="18"/>
+              </w:rPr>
+              <w:t xml:space="preserve">Data plotting and straight-line falsification. By physically attempting to lay a ruler through all 7 points and failing, learners generate their own evidence that linearity is insufficient. The gallery walk adds a social layer — learners validate each other's findings, building collective confidence in the observation. Connecting back to the phenomenon: these are REAL measurements from the shot put arc.</w:t>
+            </w:r>
+          </w:p>
+        </w:tc>
+        <w:tc>
+          <w:tcPr>
+            <w:tcW w:type="dxa" w:w="3040"/>
+            <w:shd w:fill="F2F2F2" w:color="auto" w:val="clear"/>
+            <w:tcMar>
+              <w:top w:type="dxa" w:w="60"/>
+              <w:left w:type="dxa" w:w="120"/>
+              <w:bottom w:type="dxa" w:w="60"/>
+              <w:right w:type="dxa" w:w="120"/>
+            </w:tcMar>
+            <w:vAlign w:val="top"/>
+          </w:tcPr>
+          <w:p>
+            <w:pPr>
+              <w:spacing w:after="40" w:before="0"/>
+              <w:jc w:val="left"/>
+            </w:pPr>
+            <w:r>
+              <w:rPr>
+                <w:rFonts w:ascii="Arial" w:cs="Arial" w:eastAsia="Arial" w:hAnsi="Arial"/>
+                <w:b w:val="false"/>
+                <w:bCs w:val="false"/>
+                <w:i w:val="false"/>
+                <w:iCs w:val="false"/>
+                <w:color w:val="000000"/>
+                <w:sz w:val="18"/>
+                <w:szCs w:val="18"/>
+              </w:rPr>
+              <w:t xml:space="preserve">Check plotted graphs during circulation: (1) Are points plotted accurately? Common error — learners reverse x and h axes. Correct immediately by asking 'Which axis shows how far the ball has travelled sideways?' (2) Is the straight-line attempt genuine? Some learners may force the ruler through only 2–3 points and claim it works — ask 'Does your line pass through the point at x = 6?' (3) Listen to sentence writing — learners who write 'does fit' need a direct probe: 'Show me which straight line passes through x=0 AND x=6 AND x=12 at the same time.'</w:t>
+            </w:r>
+          </w:p>
+        </w:tc>
+      </w:tr>
+      <w:tr>
+        <w:tc>
+          <w:tcPr>
+            <w:tcW w:type="dxa" w:w="1520"/>
+            <w:shd w:fill="E2EFDA" w:color="auto" w:val="clear"/>
+            <w:tcMar>
+              <w:top w:type="dxa" w:w="60"/>
+              <w:left w:type="dxa" w:w="120"/>
+              <w:bottom w:type="dxa" w:w="60"/>
+              <w:right w:type="dxa" w:w="120"/>
+            </w:tcMar>
+            <w:vAlign w:val="top"/>
+          </w:tcPr>
+          <w:p>
+            <w:pPr>
+              <w:spacing w:after="40" w:before="0"/>
+              <w:jc w:val="left"/>
+            </w:pPr>
+            <w:r>
+              <w:rPr>
+                <w:rFonts w:ascii="Arial" w:cs="Arial" w:eastAsia="Arial" w:hAnsi="Arial"/>
+                <w:b/>
+                <w:bCs/>
+                <w:i w:val="false"/>
+                <w:iCs w:val="false"/>
+                <w:color w:val="000000"/>
+                <w:sz w:val="18"/>
+                <w:szCs w:val="18"/>
+              </w:rPr>
+              <w:t xml:space="preserve">Explain Phase</w:t>
+            </w:r>
+          </w:p>
+          <w:p>
+            <w:pPr>
+              <w:spacing w:after="20" w:before="0"/>
+            </w:pPr>
+            <w:r>
+              <w:rPr>
+                <w:rFonts w:ascii="Arial" w:cs="Arial" w:eastAsia="Arial" w:hAnsi="Arial"/>
+                <w:b/>
+                <w:bCs/>
+                <w:color w:val="1F3864"/>
+                <w:sz w:val="16"/>
+                <w:szCs w:val="16"/>
+              </w:rPr>
+              <w:t xml:space="preserve">📹 VIDEO:</w:t>
+            </w:r>
+          </w:p>
+          <w:p>
+            <w:pPr>
+              <w:spacing w:after="20" w:before="0"/>
+            </w:pPr>
+            <w:hyperlink w:history="1" r:id="rIdyzwfxb0fsfvmra_w7pijp">
+              <w:r>
+                <w:rPr>
+                  <w:rFonts w:ascii="Arial" w:cs="Arial" w:eastAsia="Arial" w:hAnsi="Arial"/>
+                  <w:color w:val="2E75B6"/>
+                  <w:sz w:val="16"/>
+                  <w:szCs w:val="16"/>
+                  <w:u w:val="single" w:color="2E75B6"/>
+                </w:rPr>
+                <w:t xml:space="preserve">Parabolas intro</w:t>
+              </w:r>
+            </w:hyperlink>
+          </w:p>
+          <w:p>
+            <w:pPr>
+              <w:spacing w:after="10" w:before="0"/>
+              <w:ind w:left="120"/>
+            </w:pPr>
+            <w:r>
+              <w:rPr>
+                <w:rFonts w:ascii="Arial" w:cs="Arial" w:eastAsia="Arial" w:hAnsi="Arial"/>
+                <w:color w:val="595959"/>
+                <w:sz w:val="14"/>
+                <w:szCs w:val="14"/>
+              </w:rPr>
+              <w:t xml:space="preserve">Source: Khan Academy (English - US curriculum)</w:t>
+            </w:r>
+          </w:p>
+          <w:p>
+            <w:pPr>
+              <w:spacing w:after="10" w:before="0"/>
+              <w:ind w:left="120"/>
+            </w:pPr>
+            <w:hyperlink w:history="1" r:id="rIdi-_pcro69gj0rlq3lleih">
+              <w:r>
+                <w:rPr>
+                  <w:rFonts w:ascii="Arial" w:cs="Arial" w:eastAsia="Arial" w:hAnsi="Arial"/>
+                  <w:color w:val="595959"/>
+                  <w:sz w:val="14"/>
+                  <w:szCs w:val="14"/>
+                  <w:u w:val="single" w:color="595959"/>
+                </w:rPr>
+                <w:t xml:space="preserve">🔍 Search ARES for similar videos</w:t>
+              </w:r>
+            </w:hyperlink>
+          </w:p>
+          <w:p>
+            <w:pPr>
+              <w:spacing w:after="40" w:before="0"/>
+            </w:pPr>
+            <w:r>
+              <w:rPr>
+                <w:sz w:val="14"/>
+                <w:szCs w:val="14"/>
+              </w:rPr>
+              <w:t xml:space="preserve"/>
+            </w:r>
+          </w:p>
+          <w:p>
+            <w:pPr>
+              <w:spacing w:after="20" w:before="0"/>
+            </w:pPr>
+            <w:r>
+              <w:rPr>
+                <w:rFonts w:ascii="Arial" w:cs="Arial" w:eastAsia="Arial" w:hAnsi="Arial"/>
+                <w:b/>
+                <w:bCs/>
+                <w:color w:val="1F3864"/>
+                <w:sz w:val="16"/>
+                <w:szCs w:val="16"/>
+              </w:rPr>
               <w:t xml:space="preserve">📖 EXERCISE:</w:t>
             </w:r>
           </w:p>
@@ -3782,7 +4394,7 @@
             <w:pPr>
               <w:spacing w:after="20" w:before="0"/>
             </w:pPr>
-            <w:hyperlink w:history="1" r:id="rIdoqh0xe10gntzojjn1its0">
+            <w:hyperlink w:history="1" r:id="rIdgjcysgfrp1gpey21qgdsk">
               <w:r>
                 <w:rPr>
                   <w:rFonts w:ascii="Arial" w:cs="Arial" w:eastAsia="Arial" w:hAnsi="Arial"/>
@@ -3797,6 +4409,22 @@
           </w:p>
           <w:p>
             <w:pPr>
+              <w:spacing w:after="20" w:before="0"/>
+            </w:pPr>
+            <w:r>
+              <w:rPr>
+                <w:rFonts w:ascii="Arial" w:cs="Arial" w:eastAsia="Arial" w:hAnsi="Arial"/>
+                <w:i/>
+                <w:iCs/>
+                <w:color w:val="595959"/>
+                <w:sz w:val="16"/>
+                <w:szCs w:val="16"/>
+              </w:rPr>
+              <w:t xml:space="preserve">Related topic: not an exact match for this lesson.</w:t>
+            </w:r>
+          </w:p>
+          <w:p>
+            <w:pPr>
               <w:spacing w:after="10" w:before="0"/>
               <w:ind w:left="120"/>
             </w:pPr>
@@ -3815,7 +4443,7 @@
               <w:spacing w:after="10" w:before="0"/>
               <w:ind w:left="120"/>
             </w:pPr>
-            <w:hyperlink w:history="1" r:id="rId_i3j4e8yrzk0siu8pltlk">
+            <w:hyperlink w:history="1" r:id="rIdvg1dkilgdzfofpi6xqcud">
               <w:r>
                 <w:rPr>
                   <w:rFonts w:ascii="Arial" w:cs="Arial" w:eastAsia="Arial" w:hAnsi="Arial"/>
@@ -3857,7 +4485,7 @@
                 <w:sz w:val="18"/>
                 <w:szCs w:val="18"/>
               </w:rPr>
-              <w:t xml:space="preserve">Learners are shown a printed A4 still-frame image (or projected image) taken from a phone video of a student athlete at a Nairobi school sports day, frozen at the moment the shot put is at its highest point. The ball's starting position and a few intermediate positions are marked with dots. Learners individually sketch in their exercise books what they think the COMPLETE path of the ball looks like — from the moment it leaves the hand to the moment it hits the ground — and write one sentence explaining their reasoning. They then share predictions in pairs (Think-Pair-Share) and the class hears 4–5 different predictions read aloud.</w:t>
+              <w:t xml:space="preserve">The teacher facilitates a whole-class discussion connecting the curved shape to algebra. Learners first compare the differences in the height values (first differences) and then the differences of those differences (second differences), discovering that second differences are approximately constant — a hallmark of quadratic relationships. The teacher then introduces the general quadratic expression ax² + bx + c and demonstrates, with learner participation, that substituting x = 0, 2, 4, 6 into h = −0.1x² + 1.2x + 1.5 produces values close to the observed data. Learners then practise forming quadratic expressions by expanding two linear brackets: (x + 3)(x + 2), (x + 5)(x − 1), and (2x + 1)(x + 4), recording each step in their exercise books. They connect this to the phenomenon: 'The expression describing the shot put's path could be written as a product of two simpler expressions — which we will learn to find later in this unit.'</w:t>
             </w:r>
           </w:p>
         </w:tc>
@@ -3889,7 +4517,7 @@
                 <w:sz w:val="18"/>
                 <w:szCs w:val="18"/>
               </w:rPr>
-              <w:t xml:space="preserve">Display the still-frame image on the board or projector. Say: 'Look carefully at this image. This was taken at our school sports day — a student, just like you, threw a shot put. The dots show where the ball was at different moments. In your exercise book, sketch what you think the FULL path of the ball looks like from throw to landing. Then write one sentence: why do you think it follows that path?' Allow 3 minutes of silent individual work. After 3 minutes, say: 'Now share your sketch with your partner. You have 90 seconds.' After pair sharing, cold-call 4 learners (choose a mix of confident and less-confident): 'Atieno, show us your sketch and explain your thinking.' After each share, ask the class: 'Raise your hand if your sketch looks similar to Atieno's.' Record the 3 most common prediction shapes on the board labelled P1, P2, P3. Do NOT confirm or correct any prediction. Say: 'We are going to test all of these predictions today.'</w:t>
+              <w:t xml:space="preserve">Write the height data column on the board: 1.5, 3.3, 4.3, 4.5, 3.9, 2.5, 0.3. Say: 'Let us look at how the height changes each time x increases by 2 metres.' Calculate first differences with the class by cold-calling: 'Wanjiku, what is 3.3 minus 1.5?' [WAIT 10 seconds]. Record: +1.8, +1.0, +0.2, −0.6, −1.4, −2.2. Say: 'Are these first differences constant?' [WAIT 10 seconds]. Cold-call: 'Ochieng, what do you notice?' Then say: 'Now let us find the differences OF those differences.' Calculate second differences: −0.8, −0.8, −0.8, −0.8, −0.8. Ask: 'What do you notice NOW?' [WAIT 15 seconds]. Cold-call 3 learners. Write on board: 'CONSTANT SECOND DIFFERENCES → QUADRATIC RELATIONSHIP.' Say: 'This is the signature of a quadratic expression. It contains an x² term.' Write: h = ax² + bx + c. Say: 'Someone has already worked out that a = −0.1, b = 1.2, c = 1.5 fits our data. Let us check together.' Substitute x = 0: h = 0 + 0 + 1.5 = 1.5 ✓. Ask a learner to substitute x = 6 at the board. Then say: 'Now — where does this expression come from? One way: it can be formed by multiplying two linear brackets.' Write (x + 3)(x + 2) on the board. Say: 'Expand this — multiply each term in the first bracket by each term in the second. Work individually for 2 minutes.' After 2 minutes, cold-call one learner to write the answer on the board. Repeat for (x + 5)(x − 1) and (2x + 1)(x + 4). After each, ask: 'What is the highest power of x in your answer?' Establish that it is always x². Close by saying: 'Every quadratic expression has x² as its highest power. That squared term is what creates the CURVE we saw in the shot put path.'</w:t>
             </w:r>
           </w:p>
         </w:tc>
@@ -3921,7 +4549,7 @@
                 <w:sz w:val="18"/>
                 <w:szCs w:val="18"/>
               </w:rPr>
-              <w:t xml:space="preserve">Think-Pair-Share with public prediction display. This activates prior knowledge of motion and straight-line graphs, surfaces misconceptions (many learners will predict a straight diagonal line or a random curve), and creates cognitive dissonance that the lesson resolves. Publicly recording predictions makes learners personally invested in finding out who was right.</w:t>
+              <w:t xml:space="preserve">Second-difference analysis followed by bracket expansion. The second-difference pattern is a powerful, accessible sensemaking anchor — it requires only subtraction yet reveals the deep algebraic structure. Connecting the expansion of brackets to the curved data ties the abstract skill to the concrete phenomenon, preventing procedural learning in isolation. This is the NGSS Science and Engineering Practice of 'Analysing and Interpreting Data' applied in a mathematics context.</w:t>
             </w:r>
           </w:p>
         </w:tc>
@@ -3953,7 +4581,7 @@
                 <w:sz w:val="18"/>
                 <w:szCs w:val="18"/>
               </w:rPr>
-              <w:t xml:space="preserve">Circulate during individual sketching. Look for: (1) learners who draw a straight diagonal line — these learners are anchored to linear thinking and will need targeted questioning during Phase 3; (2) learners who draw a rough arch — these have intuitive knowledge that can be built on. Note 2–3 names from each group for strategic cold-calling later. Do not give feedback yet.</w:t>
+              <w:t xml:space="preserve">During the second-difference activity, listen for learners who compute differences incorrectly (negative numbers cause errors — watch for sign mistakes). During bracket expansion, circulate and check: (1) Does the learner correctly apply the distributive property to all four terms? (2) Does the learner correctly identify x² as the highest power? Use mini-whiteboards or rough work on desks — ask learners to hold up their expanded form of (x + 5)(x − 1) before moving on. If more than 30% have errors, pause and reteach the distributive step using the area model (draw a rectangle divided into 4 parts).</w:t>
             </w:r>
           </w:p>
         </w:tc>
@@ -3962,32 +4590,32 @@
         <w:tc>
           <w:tcPr>
             <w:tcW w:type="dxa" w:w="1520"/>
-            <w:shd w:fill="D9EEF1" w:color="auto" w:val="clear"/>
-            <w:tcMar>
-              <w:top w:type="dxa" w:w="60"/>
-              <w:left w:type="dxa" w:w="120"/>
-              <w:bottom w:type="dxa" w:w="60"/>
-              <w:right w:type="dxa" w:w="120"/>
-            </w:tcMar>
-            <w:vAlign w:val="top"/>
-          </w:tcPr>
-          <w:p>
-            <w:pPr>
-              <w:spacing w:after="40" w:before="0"/>
-              <w:jc w:val="left"/>
-            </w:pPr>
-            <w:r>
-              <w:rPr>
-                <w:rFonts w:ascii="Arial" w:cs="Arial" w:eastAsia="Arial" w:hAnsi="Arial"/>
-                <w:b/>
-                <w:bCs/>
-                <w:i w:val="false"/>
-                <w:iCs w:val="false"/>
-                <w:color w:val="000000"/>
-                <w:sz w:val="18"/>
-                <w:szCs w:val="18"/>
-              </w:rPr>
-              <w:t xml:space="preserve">Observe Phase</w:t>
+            <w:shd w:fill="FCE4D6" w:color="auto" w:val="clear"/>
+            <w:tcMar>
+              <w:top w:type="dxa" w:w="60"/>
+              <w:left w:type="dxa" w:w="120"/>
+              <w:bottom w:type="dxa" w:w="60"/>
+              <w:right w:type="dxa" w:w="120"/>
+            </w:tcMar>
+            <w:vAlign w:val="top"/>
+          </w:tcPr>
+          <w:p>
+            <w:pPr>
+              <w:spacing w:after="40" w:before="0"/>
+              <w:jc w:val="left"/>
+            </w:pPr>
+            <w:r>
+              <w:rPr>
+                <w:rFonts w:ascii="Arial" w:cs="Arial" w:eastAsia="Arial" w:hAnsi="Arial"/>
+                <w:b/>
+                <w:bCs/>
+                <w:i w:val="false"/>
+                <w:iCs w:val="false"/>
+                <w:color w:val="000000"/>
+                <w:sz w:val="18"/>
+                <w:szCs w:val="18"/>
+              </w:rPr>
+              <w:t xml:space="preserve">Driving Question Board (DQB) Creation</w:t>
             </w:r>
           </w:p>
           <w:p>
@@ -4010,7 +4638,7 @@
             <w:pPr>
               <w:spacing w:after="20" w:before="0"/>
             </w:pPr>
-            <w:hyperlink w:history="1" r:id="rIdkxstzkw1-1zrtp5gcui8p">
+            <w:hyperlink w:history="1" r:id="rIdvqqyvyqknnxtjffilyfew">
               <w:r>
                 <w:rPr>
                   <w:rFonts w:ascii="Arial" w:cs="Arial" w:eastAsia="Arial" w:hAnsi="Arial"/>
@@ -4019,7 +4647,7 @@
                   <w:szCs w:val="16"/>
                   <w:u w:val="single" w:color="2E75B6"/>
                 </w:rPr>
-                <w:t xml:space="preserve">Dividing quadratics by linear expressions with remainders: missing x-term</w:t>
+                <w:t xml:space="preserve">Quadratic word problem: ball</w:t>
               </w:r>
             </w:hyperlink>
           </w:p>
@@ -4043,7 +4671,7 @@
               <w:spacing w:after="10" w:before="0"/>
               <w:ind w:left="120"/>
             </w:pPr>
-            <w:hyperlink w:history="1" r:id="rIdsjnxjajb71_eyxmrfhjk1">
+            <w:hyperlink w:history="1" r:id="rIdcqnw1onh5_yznpbrygafo">
               <w:r>
                 <w:rPr>
                   <w:rFonts w:ascii="Arial" w:cs="Arial" w:eastAsia="Arial" w:hAnsi="Arial"/>
@@ -4088,7 +4716,7 @@
             <w:pPr>
               <w:spacing w:after="20" w:before="0"/>
             </w:pPr>
-            <w:hyperlink w:history="1" r:id="rId812fhhwqqdk86dx5ywso3">
+            <w:hyperlink w:history="1" r:id="rIdlc_vvp2gm7f-yafteemot">
               <w:r>
                 <w:rPr>
                   <w:rFonts w:ascii="Arial" w:cs="Arial" w:eastAsia="Arial" w:hAnsi="Arial"/>
@@ -4097,9 +4725,25 @@
                   <w:szCs w:val="16"/>
                   <w:u w:val="single" w:color="2E75B6"/>
                 </w:rPr>
-                <w:t xml:space="preserve">Divide quadratics by linear expressions (with remainders)</w:t>
+                <w:t xml:space="preserve">Graph parabolas in all forms</w:t>
               </w:r>
             </w:hyperlink>
+          </w:p>
+          <w:p>
+            <w:pPr>
+              <w:spacing w:after="20" w:before="0"/>
+            </w:pPr>
+            <w:r>
+              <w:rPr>
+                <w:rFonts w:ascii="Arial" w:cs="Arial" w:eastAsia="Arial" w:hAnsi="Arial"/>
+                <w:i/>
+                <w:iCs/>
+                <w:color w:val="595959"/>
+                <w:sz w:val="16"/>
+                <w:szCs w:val="16"/>
+              </w:rPr>
+              <w:t xml:space="preserve">Related topic: not an exact match for this lesson.</w:t>
+            </w:r>
           </w:p>
           <w:p>
             <w:pPr>
@@ -4121,7 +4765,7 @@
               <w:spacing w:after="10" w:before="0"/>
               <w:ind w:left="120"/>
             </w:pPr>
-            <w:hyperlink w:history="1" r:id="rIdzsts5syc4o1fh015edvul">
+            <w:hyperlink w:history="1" r:id="rIdwxuy4ktuie13s09rguajt">
               <w:r>
                 <w:rPr>
                   <w:rFonts w:ascii="Arial" w:cs="Arial" w:eastAsia="Arial" w:hAnsi="Arial"/>
@@ -4163,7 +4807,7 @@
                 <w:sz w:val="18"/>
                 <w:szCs w:val="18"/>
               </w:rPr>
-              <w:t xml:space="preserve">Learners receive a data table (printed or copied from the board) showing the horizontal distance x (in metres) of the shot put from the throwing circle and the corresponding height h (in metres) above the ground, measured by a classmate using string on a printed still-frame. The table contains 7 data points: (0, 1.5), (2, 3.3), (4, 4.3), (6, 4.5), (8, 3.9), (10, 2.5), (12, 0.3). Working in groups of 3–4, learners: (a) copy the table into their exercise books, (b) plot the 7 points on a squared-paper grid (x-axis: horizontal distance 0–14 m; y-axis: height 0–6 m), (c) attempt to draw a straight line through the points using a ruler, and (d) write an observation sentence: 'A straight line (does / does not) fit all the points because…'. Groups then rotate and observe two other groups' graphs, adding a sticky-note comment.</w:t>
+              <w:t xml:space="preserve">Each learner receives two sticky notes. On the FIRST sticky note (yellow), they write one question they still have about the shot put curve or about quadratic expressions — something they do not yet understand. On the SECOND sticky note (blue), they write one connection they have already made — something they now understand that they did not at the start of the lesson. Learners come to the front and stick their notes on the class DQB (a large sheet of chart paper divided into two columns: 'Questions we still have' and 'Things we now understand'). The teacher reads aloud 5–6 questions, clusters similar ones, and labels 3 big question clusters that will guide the rest of the unit.</w:t>
             </w:r>
           </w:p>
         </w:tc>
@@ -4195,7 +4839,7 @@
                 <w:sz w:val="18"/>
                 <w:szCs w:val="18"/>
               </w:rPr>
-              <w:t xml:space="preserve">Distribute the data table and squared paper. Say: 'This table shows real measurements a student took from the shot put video — horizontal distance along the ground and height of the ball. Your job: plot these points carefully, then try to draw a straight line through ALL of them using your ruler.' Allow 12 minutes for plotting and the straight-line attempt. Circulate — when a group correctly plots the points and sees the curve, ask: 'Can you get your ruler to pass through ALL seven points at once?' [WAIT 10 seconds]. After plotting, say: 'Write one sentence starting with: A straight line does/does not fit all the points because…' After 2 minutes of writing, say: 'Leave your graph on your desk and walk to look at two other groups' graphs. Leave a sticky note with ONE observation about their graph.' After gallery walk (4 minutes), reconvene. Cold-call 3 groups: 'Kamau's group — what did you write in your sentence?' After 3 responses, say: 'Nearly every group found the same thing. What does that tell us about this path?' [WAIT 15 seconds]. Accept 2–3 responses. Write on the board: 'The path is NOT a straight line → a linear equation y = mx + c CANNOT describe it.'</w:t>
+              <w:t xml:space="preserve">Distribute two sticky notes to each learner. Say: 'On your YELLOW note, write one question you still have — something about this curve or about quadratic expressions that you do not yet understand. Be specific. Not just 'I don't understand' — write WHAT exactly puzzles you.' Give 2 minutes of silent writing. Then: 'On your BLUE note, write one thing you NOW understand that you did NOT understand at the start of today's lesson.' Give 2 minutes. Say: 'Come up and place your yellow note in the QUESTIONS column and your blue note in the THINGS WE UNDERSTAND column.' Once all notes are placed, read aloud 5–6 yellow notes and cluster visually: group questions about 'what does the x² term do to the shape' together, 'how do we find a, b, c for the shot put' together, and 'how do we solve for x when h = 0 (where does the ball land?)' together. Circle the cluster about landing point and say: 'This question — WHERE exactly will the ball land? — is one we will be able to answer by the end of this unit. It will require everything we learn: forming expressions, factorising, and solving quadratic equations.' Write the driving question at the top of the DQB: 'How can we use the mathematics of quadratic expressions and equations to predict, explain, and solve real problems — from the arc of a thrown ball to the dimensions of a farmer's shamba in Kericho?'</w:t>
             </w:r>
           </w:p>
         </w:tc>
@@ -4227,7 +4871,7 @@
                 <w:sz w:val="18"/>
                 <w:szCs w:val="18"/>
               </w:rPr>
-              <w:t xml:space="preserve">Data plotting and straight-line falsification. By physically attempting to lay a ruler through all 7 points and failing, learners generate their own evidence that linearity is insufficient. The gallery walk adds a social layer — learners validate each other's findings, building collective confidence in the observation. Connecting back to the phenomenon: these are REAL measurements from the shot put arc.</w:t>
+              <w:t xml:space="preserve">Public knowledge-state mapping via the DQB. By externalising both questions and current understanding, the DQB creates a living record of the class's intellectual journey. Clustering learner questions around the phenomenon's key unknowns (landing point, shape of curve, how to find a/b/c) makes the unit roadmap feel learner-generated rather than teacher-imposed. This mirrors the NGSS practice of 'Asking Questions and Defining Problems.'</w:t>
             </w:r>
           </w:p>
         </w:tc>
@@ -4259,7 +4903,7 @@
                 <w:sz w:val="18"/>
                 <w:szCs w:val="18"/>
               </w:rPr>
-              <w:t xml:space="preserve">Check plotted graphs during circulation: (1) Are points plotted accurately? Common error — learners reverse x and h axes. Correct immediately by asking 'Which axis shows how far the ball has travelled sideways?' (2) Is the straight-line attempt genuine? Some learners may force the ruler through only 2–3 points and claim it works — ask 'Does your line pass through the point at x = 6?' (3) Listen to sentence writing — learners who write 'does fit' need a direct probe: 'Show me which straight line passes through x=0 AND x=6 AND x=12 at the same time.'</w:t>
+              <w:t xml:space="preserve">Read all yellow sticky notes before the next lesson to diagnose: (1) Are learners asking procedural questions ('how do I expand brackets?') or conceptual ones ('why does x² cause a curve?')? A class dominated by procedural questions signals that the phenomenon link is not yet made — revisit the second-difference pattern at the start of Lesson 2. (2) Are there misconceptions visible ('the ball follows a circle, not a parabola')? Address these explicitly at the start of Lesson 2. (3) Do blue notes show genuine conceptual gains or surface-level restatements? Note 3–4 blue notes that show deep understanding to celebrate publicly next lesson.</w:t>
             </w:r>
           </w:p>
         </w:tc>
@@ -4268,32 +4912,32 @@
         <w:tc>
           <w:tcPr>
             <w:tcW w:type="dxa" w:w="1520"/>
-            <w:shd w:fill="E2EFDA" w:color="auto" w:val="clear"/>
-            <w:tcMar>
-              <w:top w:type="dxa" w:w="60"/>
-              <w:left w:type="dxa" w:w="120"/>
-              <w:bottom w:type="dxa" w:w="60"/>
-              <w:right w:type="dxa" w:w="120"/>
-            </w:tcMar>
-            <w:vAlign w:val="top"/>
-          </w:tcPr>
-          <w:p>
-            <w:pPr>
-              <w:spacing w:after="40" w:before="0"/>
-              <w:jc w:val="left"/>
-            </w:pPr>
-            <w:r>
-              <w:rPr>
-                <w:rFonts w:ascii="Arial" w:cs="Arial" w:eastAsia="Arial" w:hAnsi="Arial"/>
-                <w:b/>
-                <w:bCs/>
-                <w:i w:val="false"/>
-                <w:iCs w:val="false"/>
-                <w:color w:val="000000"/>
-                <w:sz w:val="18"/>
-                <w:szCs w:val="18"/>
-              </w:rPr>
-              <w:t xml:space="preserve">Explain Phase</w:t>
+            <w:shd w:fill="D5E8F0" w:color="auto" w:val="clear"/>
+            <w:tcMar>
+              <w:top w:type="dxa" w:w="60"/>
+              <w:left w:type="dxa" w:w="120"/>
+              <w:bottom w:type="dxa" w:w="60"/>
+              <w:right w:type="dxa" w:w="120"/>
+            </w:tcMar>
+            <w:vAlign w:val="top"/>
+          </w:tcPr>
+          <w:p>
+            <w:pPr>
+              <w:spacing w:after="40" w:before="0"/>
+              <w:jc w:val="left"/>
+            </w:pPr>
+            <w:r>
+              <w:rPr>
+                <w:rFonts w:ascii="Arial" w:cs="Arial" w:eastAsia="Arial" w:hAnsi="Arial"/>
+                <w:b/>
+                <w:bCs/>
+                <w:i w:val="false"/>
+                <w:iCs w:val="false"/>
+                <w:color w:val="000000"/>
+                <w:sz w:val="18"/>
+                <w:szCs w:val="18"/>
+              </w:rPr>
+              <w:t xml:space="preserve">Model Building Phase</w:t>
             </w:r>
           </w:p>
           <w:p>
@@ -4316,7 +4960,7 @@
             <w:pPr>
               <w:spacing w:after="20" w:before="0"/>
             </w:pPr>
-            <w:hyperlink w:history="1" r:id="rId1zh47vkinm6wgcp1binly">
+            <w:hyperlink w:history="1" r:id="rIdhlzd9h_voukttlfhrpzgv">
               <w:r>
                 <w:rPr>
                   <w:rFonts w:ascii="Arial" w:cs="Arial" w:eastAsia="Arial" w:hAnsi="Arial"/>
@@ -4325,9 +4969,25 @@
                   <w:szCs w:val="16"/>
                   <w:u w:val="single" w:color="2E75B6"/>
                 </w:rPr>
-                <w:t xml:space="preserve">Dividing quadratics by linear expressions with remainders</w:t>
+                <w:t xml:space="preserve">Dividing quadratics by linear expressions (no remainders)</w:t>
               </w:r>
             </w:hyperlink>
+          </w:p>
+          <w:p>
+            <w:pPr>
+              <w:spacing w:after="20" w:before="0"/>
+            </w:pPr>
+            <w:r>
+              <w:rPr>
+                <w:rFonts w:ascii="Arial" w:cs="Arial" w:eastAsia="Arial" w:hAnsi="Arial"/>
+                <w:i/>
+                <w:iCs/>
+                <w:color w:val="595959"/>
+                <w:sz w:val="16"/>
+                <w:szCs w:val="16"/>
+              </w:rPr>
+              <w:t xml:space="preserve">Related topic: not an exact match for this lesson.</w:t>
+            </w:r>
           </w:p>
           <w:p>
             <w:pPr>
@@ -4349,7 +5009,7 @@
               <w:spacing w:after="10" w:before="0"/>
               <w:ind w:left="120"/>
             </w:pPr>
-            <w:hyperlink w:history="1" r:id="rIdhte80rouduki9cwuwtmj1">
+            <w:hyperlink w:history="1" r:id="rIdqrx54unkfqgzgxbgtkeof">
               <w:r>
                 <w:rPr>
                   <w:rFonts w:ascii="Arial" w:cs="Arial" w:eastAsia="Arial" w:hAnsi="Arial"/>
@@ -4394,7 +5054,7 @@
             <w:pPr>
               <w:spacing w:after="20" w:before="0"/>
             </w:pPr>
-            <w:hyperlink w:history="1" r:id="rIdlbhyiiiqueusofv2gkjhw">
+            <w:hyperlink w:history="1" r:id="rIdc_mnnncewd4uvcubgrvk4">
               <w:r>
                 <w:rPr>
                   <w:rFonts w:ascii="Arial" w:cs="Arial" w:eastAsia="Arial" w:hAnsi="Arial"/>
@@ -4403,9 +5063,25 @@
                   <w:szCs w:val="16"/>
                   <w:u w:val="single" w:color="2E75B6"/>
                 </w:rPr>
-                <w:t xml:space="preserve">Divide quadratics by linear expressions (no remainders)</w:t>
+                <w:t xml:space="preserve">Features of quadratic functions: strategy</w:t>
               </w:r>
             </w:hyperlink>
+          </w:p>
+          <w:p>
+            <w:pPr>
+              <w:spacing w:after="20" w:before="0"/>
+            </w:pPr>
+            <w:r>
+              <w:rPr>
+                <w:rFonts w:ascii="Arial" w:cs="Arial" w:eastAsia="Arial" w:hAnsi="Arial"/>
+                <w:i/>
+                <w:iCs/>
+                <w:color w:val="595959"/>
+                <w:sz w:val="16"/>
+                <w:szCs w:val="16"/>
+              </w:rPr>
+              <w:t xml:space="preserve">Related topic: not an exact match for this lesson.</w:t>
+            </w:r>
           </w:p>
           <w:p>
             <w:pPr>
@@ -4427,619 +5103,7 @@
               <w:spacing w:after="10" w:before="0"/>
               <w:ind w:left="120"/>
             </w:pPr>
-            <w:hyperlink w:history="1" r:id="rIds9zcwzo0izudjfy6fbway">
-              <w:r>
-                <w:rPr>
-                  <w:rFonts w:ascii="Arial" w:cs="Arial" w:eastAsia="Arial" w:hAnsi="Arial"/>
-                  <w:color w:val="595959"/>
-                  <w:sz w:val="14"/>
-                  <w:szCs w:val="14"/>
-                  <w:u w:val="single" w:color="595959"/>
-                </w:rPr>
-                <w:t xml:space="preserve">🔍 Search ARES for similar readings</w:t>
-              </w:r>
-            </w:hyperlink>
-          </w:p>
-        </w:tc>
-        <w:tc>
-          <w:tcPr>
-            <w:tcW w:type="dxa" w:w="3040"/>
-            <w:shd w:fill="FFFFFF" w:color="auto" w:val="clear"/>
-            <w:tcMar>
-              <w:top w:type="dxa" w:w="60"/>
-              <w:left w:type="dxa" w:w="120"/>
-              <w:bottom w:type="dxa" w:w="60"/>
-              <w:right w:type="dxa" w:w="120"/>
-            </w:tcMar>
-            <w:vAlign w:val="top"/>
-          </w:tcPr>
-          <w:p>
-            <w:pPr>
-              <w:spacing w:after="40" w:before="0"/>
-              <w:jc w:val="left"/>
-            </w:pPr>
-            <w:r>
-              <w:rPr>
-                <w:rFonts w:ascii="Arial" w:cs="Arial" w:eastAsia="Arial" w:hAnsi="Arial"/>
-                <w:b w:val="false"/>
-                <w:bCs w:val="false"/>
-                <w:i w:val="false"/>
-                <w:iCs w:val="false"/>
-                <w:color w:val="000000"/>
-                <w:sz w:val="18"/>
-                <w:szCs w:val="18"/>
-              </w:rPr>
-              <w:t xml:space="preserve">The teacher facilitates a whole-class discussion connecting the curved shape to algebra. Learners first compare the differences in the height values (first differences) and then the differences of those differences (second differences), discovering that second differences are approximately constant — a hallmark of quadratic relationships. The teacher then introduces the general quadratic expression ax² + bx + c and demonstrates, with learner participation, that substituting x = 0, 2, 4, 6 into h = −0.1x² + 1.2x + 1.5 produces values close to the observed data. Learners then practise forming quadratic expressions by expanding two linear brackets: (x + 3)(x + 2), (x + 5)(x − 1), and (2x + 1)(x + 4), recording each step in their exercise books. They connect this to the phenomenon: 'The expression describing the shot put's path could be written as a product of two simpler expressions — which we will learn to find later in this unit.'</w:t>
-            </w:r>
-          </w:p>
-        </w:tc>
-        <w:tc>
-          <w:tcPr>
-            <w:tcW w:type="dxa" w:w="3040"/>
-            <w:shd w:fill="F2F2F2" w:color="auto" w:val="clear"/>
-            <w:tcMar>
-              <w:top w:type="dxa" w:w="60"/>
-              <w:left w:type="dxa" w:w="120"/>
-              <w:bottom w:type="dxa" w:w="60"/>
-              <w:right w:type="dxa" w:w="120"/>
-            </w:tcMar>
-            <w:vAlign w:val="top"/>
-          </w:tcPr>
-          <w:p>
-            <w:pPr>
-              <w:spacing w:after="40" w:before="0"/>
-              <w:jc w:val="left"/>
-            </w:pPr>
-            <w:r>
-              <w:rPr>
-                <w:rFonts w:ascii="Arial" w:cs="Arial" w:eastAsia="Arial" w:hAnsi="Arial"/>
-                <w:b w:val="false"/>
-                <w:bCs w:val="false"/>
-                <w:i w:val="false"/>
-                <w:iCs w:val="false"/>
-                <w:color w:val="000000"/>
-                <w:sz w:val="18"/>
-                <w:szCs w:val="18"/>
-              </w:rPr>
-              <w:t xml:space="preserve">Write the height data column on the board: 1.5, 3.3, 4.3, 4.5, 3.9, 2.5, 0.3. Say: 'Let us look at how the height changes each time x increases by 2 metres.' Calculate first differences with the class by cold-calling: 'Wanjiku, what is 3.3 minus 1.5?' [WAIT 10 seconds]. Record: +1.8, +1.0, +0.2, −0.6, −1.4, −2.2. Say: 'Are these first differences constant?' [WAIT 10 seconds]. Cold-call: 'Ochieng, what do you notice?' Then say: 'Now let us find the differences OF those differences.' Calculate second differences: −0.8, −0.8, −0.8, −0.8, −0.8. Ask: 'What do you notice NOW?' [WAIT 15 seconds]. Cold-call 3 learners. Write on board: 'CONSTANT SECOND DIFFERENCES → QUADRATIC RELATIONSHIP.' Say: 'This is the signature of a quadratic expression. It contains an x² term.' Write: h = ax² + bx + c. Say: 'Someone has already worked out that a = −0.1, b = 1.2, c = 1.5 fits our data. Let us check together.' Substitute x = 0: h = 0 + 0 + 1.5 = 1.5 ✓. Ask a learner to substitute x = 6 at the board. Then say: 'Now — where does this expression come from? One way: it can be formed by multiplying two linear brackets.' Write (x + 3)(x + 2) on the board. Say: 'Expand this — multiply each term in the first bracket by each term in the second. Work individually for 2 minutes.' After 2 minutes, cold-call one learner to write the answer on the board. Repeat for (x + 5)(x − 1) and (2x + 1)(x + 4). After each, ask: 'What is the highest power of x in your answer?' Establish that it is always x². Close by saying: 'Every quadratic expression has x² as its highest power. That squared term is what creates the CURVE we saw in the shot put path.'</w:t>
-            </w:r>
-          </w:p>
-        </w:tc>
-        <w:tc>
-          <w:tcPr>
-            <w:tcW w:type="dxa" w:w="3040"/>
-            <w:shd w:fill="FFFFFF" w:color="auto" w:val="clear"/>
-            <w:tcMar>
-              <w:top w:type="dxa" w:w="60"/>
-              <w:left w:type="dxa" w:w="120"/>
-              <w:bottom w:type="dxa" w:w="60"/>
-              <w:right w:type="dxa" w:w="120"/>
-            </w:tcMar>
-            <w:vAlign w:val="top"/>
-          </w:tcPr>
-          <w:p>
-            <w:pPr>
-              <w:spacing w:after="40" w:before="0"/>
-              <w:jc w:val="left"/>
-            </w:pPr>
-            <w:r>
-              <w:rPr>
-                <w:rFonts w:ascii="Arial" w:cs="Arial" w:eastAsia="Arial" w:hAnsi="Arial"/>
-                <w:b w:val="false"/>
-                <w:bCs w:val="false"/>
-                <w:i w:val="false"/>
-                <w:iCs w:val="false"/>
-                <w:color w:val="000000"/>
-                <w:sz w:val="18"/>
-                <w:szCs w:val="18"/>
-              </w:rPr>
-              <w:t xml:space="preserve">Second-difference analysis followed by bracket expansion. The second-difference pattern is a powerful, accessible sensemaking anchor — it requires only subtraction yet reveals the deep algebraic structure. Connecting the expansion of brackets to the curved data ties the abstract skill to the concrete phenomenon, preventing procedural learning in isolation. This is the NGSS Science and Engineering Practice of 'Analysing and Interpreting Data' applied in a mathematics context.</w:t>
-            </w:r>
-          </w:p>
-        </w:tc>
-        <w:tc>
-          <w:tcPr>
-            <w:tcW w:type="dxa" w:w="3040"/>
-            <w:shd w:fill="F2F2F2" w:color="auto" w:val="clear"/>
-            <w:tcMar>
-              <w:top w:type="dxa" w:w="60"/>
-              <w:left w:type="dxa" w:w="120"/>
-              <w:bottom w:type="dxa" w:w="60"/>
-              <w:right w:type="dxa" w:w="120"/>
-            </w:tcMar>
-            <w:vAlign w:val="top"/>
-          </w:tcPr>
-          <w:p>
-            <w:pPr>
-              <w:spacing w:after="40" w:before="0"/>
-              <w:jc w:val="left"/>
-            </w:pPr>
-            <w:r>
-              <w:rPr>
-                <w:rFonts w:ascii="Arial" w:cs="Arial" w:eastAsia="Arial" w:hAnsi="Arial"/>
-                <w:b w:val="false"/>
-                <w:bCs w:val="false"/>
-                <w:i w:val="false"/>
-                <w:iCs w:val="false"/>
-                <w:color w:val="000000"/>
-                <w:sz w:val="18"/>
-                <w:szCs w:val="18"/>
-              </w:rPr>
-              <w:t xml:space="preserve">During the second-difference activity, listen for learners who compute differences incorrectly (negative numbers cause errors — watch for sign mistakes). During bracket expansion, circulate and check: (1) Does the learner correctly apply the distributive property to all four terms? (2) Does the learner correctly identify x² as the highest power? Use mini-whiteboards or rough work on desks — ask learners to hold up their expanded form of (x + 5)(x − 1) before moving on. If more than 30% have errors, pause and reteach the distributive step using the area model (draw a rectangle divided into 4 parts).</w:t>
-            </w:r>
-          </w:p>
-        </w:tc>
-      </w:tr>
-      <w:tr>
-        <w:tc>
-          <w:tcPr>
-            <w:tcW w:type="dxa" w:w="1520"/>
-            <w:shd w:fill="FCE4D6" w:color="auto" w:val="clear"/>
-            <w:tcMar>
-              <w:top w:type="dxa" w:w="60"/>
-              <w:left w:type="dxa" w:w="120"/>
-              <w:bottom w:type="dxa" w:w="60"/>
-              <w:right w:type="dxa" w:w="120"/>
-            </w:tcMar>
-            <w:vAlign w:val="top"/>
-          </w:tcPr>
-          <w:p>
-            <w:pPr>
-              <w:spacing w:after="40" w:before="0"/>
-              <w:jc w:val="left"/>
-            </w:pPr>
-            <w:r>
-              <w:rPr>
-                <w:rFonts w:ascii="Arial" w:cs="Arial" w:eastAsia="Arial" w:hAnsi="Arial"/>
-                <w:b/>
-                <w:bCs/>
-                <w:i w:val="false"/>
-                <w:iCs w:val="false"/>
-                <w:color w:val="000000"/>
-                <w:sz w:val="18"/>
-                <w:szCs w:val="18"/>
-              </w:rPr>
-              <w:t xml:space="preserve">Driving Question Board (DQB) Creation</w:t>
-            </w:r>
-          </w:p>
-          <w:p>
-            <w:pPr>
-              <w:spacing w:after="20" w:before="0"/>
-            </w:pPr>
-            <w:r>
-              <w:rPr>
-                <w:rFonts w:ascii="Arial" w:cs="Arial" w:eastAsia="Arial" w:hAnsi="Arial"/>
-                <w:b/>
-                <w:bCs/>
-                <w:color w:val="1F3864"/>
-                <w:sz w:val="16"/>
-                <w:szCs w:val="16"/>
-              </w:rPr>
-              <w:t xml:space="preserve">📹 VIDEO:</w:t>
-            </w:r>
-          </w:p>
-          <w:p>
-            <w:pPr>
-              <w:spacing w:after="20" w:before="0"/>
-            </w:pPr>
-            <w:hyperlink w:history="1" r:id="rId9_qz9itz7vrrumjdc4ips">
-              <w:r>
-                <w:rPr>
-                  <w:rFonts w:ascii="Arial" w:cs="Arial" w:eastAsia="Arial" w:hAnsi="Arial"/>
-                  <w:color w:val="2E75B6"/>
-                  <w:sz w:val="16"/>
-                  <w:szCs w:val="16"/>
-                  <w:u w:val="single" w:color="2E75B6"/>
-                </w:rPr>
-                <w:t xml:space="preserve">Dividing quadratics by linear expressions (no remainders)</w:t>
-              </w:r>
-            </w:hyperlink>
-          </w:p>
-          <w:p>
-            <w:pPr>
-              <w:spacing w:after="10" w:before="0"/>
-              <w:ind w:left="120"/>
-            </w:pPr>
-            <w:r>
-              <w:rPr>
-                <w:rFonts w:ascii="Arial" w:cs="Arial" w:eastAsia="Arial" w:hAnsi="Arial"/>
-                <w:color w:val="595959"/>
-                <w:sz w:val="14"/>
-                <w:szCs w:val="14"/>
-              </w:rPr>
-              <w:t xml:space="preserve">Source: Khan Academy (English - US curriculum)</w:t>
-            </w:r>
-          </w:p>
-          <w:p>
-            <w:pPr>
-              <w:spacing w:after="10" w:before="0"/>
-              <w:ind w:left="120"/>
-            </w:pPr>
-            <w:hyperlink w:history="1" r:id="rIdeb_xzvr8bzslwzh2xtczg">
-              <w:r>
-                <w:rPr>
-                  <w:rFonts w:ascii="Arial" w:cs="Arial" w:eastAsia="Arial" w:hAnsi="Arial"/>
-                  <w:color w:val="595959"/>
-                  <w:sz w:val="14"/>
-                  <w:szCs w:val="14"/>
-                  <w:u w:val="single" w:color="595959"/>
-                </w:rPr>
-                <w:t xml:space="preserve">🔍 Search ARES for similar videos</w:t>
-              </w:r>
-            </w:hyperlink>
-          </w:p>
-          <w:p>
-            <w:pPr>
-              <w:spacing w:after="40" w:before="0"/>
-            </w:pPr>
-            <w:r>
-              <w:rPr>
-                <w:sz w:val="14"/>
-                <w:szCs w:val="14"/>
-              </w:rPr>
-              <w:t xml:space="preserve"/>
-            </w:r>
-          </w:p>
-          <w:p>
-            <w:pPr>
-              <w:spacing w:after="20" w:before="0"/>
-            </w:pPr>
-            <w:r>
-              <w:rPr>
-                <w:rFonts w:ascii="Arial" w:cs="Arial" w:eastAsia="Arial" w:hAnsi="Arial"/>
-                <w:b/>
-                <w:bCs/>
-                <w:color w:val="1F3864"/>
-                <w:sz w:val="16"/>
-                <w:szCs w:val="16"/>
-              </w:rPr>
-              <w:t xml:space="preserve">📖 EXERCISE:</w:t>
-            </w:r>
-          </w:p>
-          <w:p>
-            <w:pPr>
-              <w:spacing w:after="20" w:before="0"/>
-            </w:pPr>
-            <w:hyperlink w:history="1" r:id="rId2qq4svtwqxbb3oobhlbnk">
-              <w:r>
-                <w:rPr>
-                  <w:rFonts w:ascii="Arial" w:cs="Arial" w:eastAsia="Arial" w:hAnsi="Arial"/>
-                  <w:color w:val="2E75B6"/>
-                  <w:sz w:val="16"/>
-                  <w:szCs w:val="16"/>
-                  <w:u w:val="single" w:color="2E75B6"/>
-                </w:rPr>
-                <w:t xml:space="preserve">Divide quadratics by linear expressions (no remainders)</w:t>
-              </w:r>
-            </w:hyperlink>
-          </w:p>
-          <w:p>
-            <w:pPr>
-              <w:spacing w:after="10" w:before="0"/>
-              <w:ind w:left="120"/>
-            </w:pPr>
-            <w:r>
-              <w:rPr>
-                <w:rFonts w:ascii="Arial" w:cs="Arial" w:eastAsia="Arial" w:hAnsi="Arial"/>
-                <w:color w:val="595959"/>
-                <w:sz w:val="14"/>
-                <w:szCs w:val="14"/>
-              </w:rPr>
-              <w:t xml:space="preserve">Source: Khan Academy (English - US curriculum)</w:t>
-            </w:r>
-          </w:p>
-          <w:p>
-            <w:pPr>
-              <w:spacing w:after="10" w:before="0"/>
-              <w:ind w:left="120"/>
-            </w:pPr>
-            <w:hyperlink w:history="1" r:id="rIdjjoys8mozj5jkcez58yes">
-              <w:r>
-                <w:rPr>
-                  <w:rFonts w:ascii="Arial" w:cs="Arial" w:eastAsia="Arial" w:hAnsi="Arial"/>
-                  <w:color w:val="595959"/>
-                  <w:sz w:val="14"/>
-                  <w:szCs w:val="14"/>
-                  <w:u w:val="single" w:color="595959"/>
-                </w:rPr>
-                <w:t xml:space="preserve">🔍 Search ARES for similar readings</w:t>
-              </w:r>
-            </w:hyperlink>
-          </w:p>
-        </w:tc>
-        <w:tc>
-          <w:tcPr>
-            <w:tcW w:type="dxa" w:w="3040"/>
-            <w:shd w:fill="FFFFFF" w:color="auto" w:val="clear"/>
-            <w:tcMar>
-              <w:top w:type="dxa" w:w="60"/>
-              <w:left w:type="dxa" w:w="120"/>
-              <w:bottom w:type="dxa" w:w="60"/>
-              <w:right w:type="dxa" w:w="120"/>
-            </w:tcMar>
-            <w:vAlign w:val="top"/>
-          </w:tcPr>
-          <w:p>
-            <w:pPr>
-              <w:spacing w:after="40" w:before="0"/>
-              <w:jc w:val="left"/>
-            </w:pPr>
-            <w:r>
-              <w:rPr>
-                <w:rFonts w:ascii="Arial" w:cs="Arial" w:eastAsia="Arial" w:hAnsi="Arial"/>
-                <w:b w:val="false"/>
-                <w:bCs w:val="false"/>
-                <w:i w:val="false"/>
-                <w:iCs w:val="false"/>
-                <w:color w:val="000000"/>
-                <w:sz w:val="18"/>
-                <w:szCs w:val="18"/>
-              </w:rPr>
-              <w:t xml:space="preserve">Each learner receives two sticky notes. On the FIRST sticky note (yellow), they write one question they still have about the shot put curve or about quadratic expressions — something they do not yet understand. On the SECOND sticky note (blue), they write one connection they have already made — something they now understand that they did not at the start of the lesson. Learners come to the front and stick their notes on the class DQB (a large sheet of chart paper divided into two columns: 'Questions we still have' and 'Things we now understand'). The teacher reads aloud 5–6 questions, clusters similar ones, and labels 3 big question clusters that will guide the rest of the unit.</w:t>
-            </w:r>
-          </w:p>
-        </w:tc>
-        <w:tc>
-          <w:tcPr>
-            <w:tcW w:type="dxa" w:w="3040"/>
-            <w:shd w:fill="F2F2F2" w:color="auto" w:val="clear"/>
-            <w:tcMar>
-              <w:top w:type="dxa" w:w="60"/>
-              <w:left w:type="dxa" w:w="120"/>
-              <w:bottom w:type="dxa" w:w="60"/>
-              <w:right w:type="dxa" w:w="120"/>
-            </w:tcMar>
-            <w:vAlign w:val="top"/>
-          </w:tcPr>
-          <w:p>
-            <w:pPr>
-              <w:spacing w:after="40" w:before="0"/>
-              <w:jc w:val="left"/>
-            </w:pPr>
-            <w:r>
-              <w:rPr>
-                <w:rFonts w:ascii="Arial" w:cs="Arial" w:eastAsia="Arial" w:hAnsi="Arial"/>
-                <w:b w:val="false"/>
-                <w:bCs w:val="false"/>
-                <w:i w:val="false"/>
-                <w:iCs w:val="false"/>
-                <w:color w:val="000000"/>
-                <w:sz w:val="18"/>
-                <w:szCs w:val="18"/>
-              </w:rPr>
-              <w:t xml:space="preserve">Distribute two sticky notes to each learner. Say: 'On your YELLOW note, write one question you still have — something about this curve or about quadratic expressions that you do not yet understand. Be specific. Not just 'I don't understand' — write WHAT exactly puzzles you.' Give 2 minutes of silent writing. Then: 'On your BLUE note, write one thing you NOW understand that you did NOT understand at the start of today's lesson.' Give 2 minutes. Say: 'Come up and place your yellow note in the QUESTIONS column and your blue note in the THINGS WE UNDERSTAND column.' Once all notes are placed, read aloud 5–6 yellow notes and cluster visually: group questions about 'what does the x² term do to the shape' together, 'how do we find a, b, c for the shot put' together, and 'how do we solve for x when h = 0 (where does the ball land?)' together. Circle the cluster about landing point and say: 'This question — WHERE exactly will the ball land? — is one we will be able to answer by the end of this unit. It will require everything we learn: forming expressions, factorising, and solving quadratic equations.' Write the driving question at the top of the DQB: 'How can we use the mathematics of quadratic expressions and equations to predict, explain, and solve real problems — from the arc of a thrown ball to the dimensions of a farmer's shamba in Kericho?'</w:t>
-            </w:r>
-          </w:p>
-        </w:tc>
-        <w:tc>
-          <w:tcPr>
-            <w:tcW w:type="dxa" w:w="3040"/>
-            <w:shd w:fill="FFFFFF" w:color="auto" w:val="clear"/>
-            <w:tcMar>
-              <w:top w:type="dxa" w:w="60"/>
-              <w:left w:type="dxa" w:w="120"/>
-              <w:bottom w:type="dxa" w:w="60"/>
-              <w:right w:type="dxa" w:w="120"/>
-            </w:tcMar>
-            <w:vAlign w:val="top"/>
-          </w:tcPr>
-          <w:p>
-            <w:pPr>
-              <w:spacing w:after="40" w:before="0"/>
-              <w:jc w:val="left"/>
-            </w:pPr>
-            <w:r>
-              <w:rPr>
-                <w:rFonts w:ascii="Arial" w:cs="Arial" w:eastAsia="Arial" w:hAnsi="Arial"/>
-                <w:b w:val="false"/>
-                <w:bCs w:val="false"/>
-                <w:i w:val="false"/>
-                <w:iCs w:val="false"/>
-                <w:color w:val="000000"/>
-                <w:sz w:val="18"/>
-                <w:szCs w:val="18"/>
-              </w:rPr>
-              <w:t xml:space="preserve">Public knowledge-state mapping via the DQB. By externalising both questions and current understanding, the DQB creates a living record of the class's intellectual journey. Clustering learner questions around the phenomenon's key unknowns (landing point, shape of curve, how to find a/b/c) makes the unit roadmap feel learner-generated rather than teacher-imposed. This mirrors the NGSS practice of 'Asking Questions and Defining Problems.'</w:t>
-            </w:r>
-          </w:p>
-        </w:tc>
-        <w:tc>
-          <w:tcPr>
-            <w:tcW w:type="dxa" w:w="3040"/>
-            <w:shd w:fill="F2F2F2" w:color="auto" w:val="clear"/>
-            <w:tcMar>
-              <w:top w:type="dxa" w:w="60"/>
-              <w:left w:type="dxa" w:w="120"/>
-              <w:bottom w:type="dxa" w:w="60"/>
-              <w:right w:type="dxa" w:w="120"/>
-            </w:tcMar>
-            <w:vAlign w:val="top"/>
-          </w:tcPr>
-          <w:p>
-            <w:pPr>
-              <w:spacing w:after="40" w:before="0"/>
-              <w:jc w:val="left"/>
-            </w:pPr>
-            <w:r>
-              <w:rPr>
-                <w:rFonts w:ascii="Arial" w:cs="Arial" w:eastAsia="Arial" w:hAnsi="Arial"/>
-                <w:b w:val="false"/>
-                <w:bCs w:val="false"/>
-                <w:i w:val="false"/>
-                <w:iCs w:val="false"/>
-                <w:color w:val="000000"/>
-                <w:sz w:val="18"/>
-                <w:szCs w:val="18"/>
-              </w:rPr>
-              <w:t xml:space="preserve">Read all yellow sticky notes before the next lesson to diagnose: (1) Are learners asking procedural questions ('how do I expand brackets?') or conceptual ones ('why does x² cause a curve?')? A class dominated by procedural questions signals that the phenomenon link is not yet made — revisit the second-difference pattern at the start of Lesson 2. (2) Are there misconceptions visible ('the ball follows a circle, not a parabola')? Address these explicitly at the start of Lesson 2. (3) Do blue notes show genuine conceptual gains or surface-level restatements? Note 3–4 blue notes that show deep understanding to celebrate publicly next lesson.</w:t>
-            </w:r>
-          </w:p>
-        </w:tc>
-      </w:tr>
-      <w:tr>
-        <w:tc>
-          <w:tcPr>
-            <w:tcW w:type="dxa" w:w="1520"/>
-            <w:shd w:fill="D5E8F0" w:color="auto" w:val="clear"/>
-            <w:tcMar>
-              <w:top w:type="dxa" w:w="60"/>
-              <w:left w:type="dxa" w:w="120"/>
-              <w:bottom w:type="dxa" w:w="60"/>
-              <w:right w:type="dxa" w:w="120"/>
-            </w:tcMar>
-            <w:vAlign w:val="top"/>
-          </w:tcPr>
-          <w:p>
-            <w:pPr>
-              <w:spacing w:after="40" w:before="0"/>
-              <w:jc w:val="left"/>
-            </w:pPr>
-            <w:r>
-              <w:rPr>
-                <w:rFonts w:ascii="Arial" w:cs="Arial" w:eastAsia="Arial" w:hAnsi="Arial"/>
-                <w:b/>
-                <w:bCs/>
-                <w:i w:val="false"/>
-                <w:iCs w:val="false"/>
-                <w:color w:val="000000"/>
-                <w:sz w:val="18"/>
-                <w:szCs w:val="18"/>
-              </w:rPr>
-              <w:t xml:space="preserve">Model Building Phase</w:t>
-            </w:r>
-          </w:p>
-          <w:p>
-            <w:pPr>
-              <w:spacing w:after="20" w:before="0"/>
-            </w:pPr>
-            <w:r>
-              <w:rPr>
-                <w:rFonts w:ascii="Arial" w:cs="Arial" w:eastAsia="Arial" w:hAnsi="Arial"/>
-                <w:b/>
-                <w:bCs/>
-                <w:color w:val="1F3864"/>
-                <w:sz w:val="16"/>
-                <w:szCs w:val="16"/>
-              </w:rPr>
-              <w:t xml:space="preserve">📹 VIDEO:</w:t>
-            </w:r>
-          </w:p>
-          <w:p>
-            <w:pPr>
-              <w:spacing w:after="20" w:before="0"/>
-            </w:pPr>
-            <w:hyperlink w:history="1" r:id="rId-a8ewjmtgafhf7737gfxg">
-              <w:r>
-                <w:rPr>
-                  <w:rFonts w:ascii="Arial" w:cs="Arial" w:eastAsia="Arial" w:hAnsi="Arial"/>
-                  <w:color w:val="2E75B6"/>
-                  <w:sz w:val="16"/>
-                  <w:szCs w:val="16"/>
-                  <w:u w:val="single" w:color="2E75B6"/>
-                </w:rPr>
-                <w:t xml:space="preserve">Standard Form of the Equation of any Parabola - Example 1</w:t>
-              </w:r>
-            </w:hyperlink>
-          </w:p>
-          <w:p>
-            <w:pPr>
-              <w:spacing w:after="10" w:before="0"/>
-              <w:ind w:left="120"/>
-            </w:pPr>
-            <w:r>
-              <w:rPr>
-                <w:rFonts w:ascii="Arial" w:cs="Arial" w:eastAsia="Arial" w:hAnsi="Arial"/>
-                <w:color w:val="595959"/>
-                <w:sz w:val="14"/>
-                <w:szCs w:val="14"/>
-              </w:rPr>
-              <w:t xml:space="preserve">Source: CK-12</w:t>
-            </w:r>
-          </w:p>
-          <w:p>
-            <w:pPr>
-              <w:spacing w:after="10" w:before="0"/>
-              <w:ind w:left="120"/>
-            </w:pPr>
-            <w:hyperlink w:history="1" r:id="rId9cxuxi39owyp7yy6pivvo">
-              <w:r>
-                <w:rPr>
-                  <w:rFonts w:ascii="Arial" w:cs="Arial" w:eastAsia="Arial" w:hAnsi="Arial"/>
-                  <w:color w:val="595959"/>
-                  <w:sz w:val="14"/>
-                  <w:szCs w:val="14"/>
-                  <w:u w:val="single" w:color="595959"/>
-                </w:rPr>
-                <w:t xml:space="preserve">🔍 Search ARES for similar videos</w:t>
-              </w:r>
-            </w:hyperlink>
-          </w:p>
-          <w:p>
-            <w:pPr>
-              <w:spacing w:after="40" w:before="0"/>
-            </w:pPr>
-            <w:r>
-              <w:rPr>
-                <w:sz w:val="14"/>
-                <w:szCs w:val="14"/>
-              </w:rPr>
-              <w:t xml:space="preserve"/>
-            </w:r>
-          </w:p>
-          <w:p>
-            <w:pPr>
-              <w:spacing w:after="20" w:before="0"/>
-            </w:pPr>
-            <w:r>
-              <w:rPr>
-                <w:rFonts w:ascii="Arial" w:cs="Arial" w:eastAsia="Arial" w:hAnsi="Arial"/>
-                <w:b/>
-                <w:bCs/>
-                <w:color w:val="1F3864"/>
-                <w:sz w:val="16"/>
-                <w:szCs w:val="16"/>
-              </w:rPr>
-              <w:t xml:space="preserve">📖 EXERCISE:</w:t>
-            </w:r>
-          </w:p>
-          <w:p>
-            <w:pPr>
-              <w:spacing w:after="20" w:before="0"/>
-            </w:pPr>
-            <w:hyperlink w:history="1" r:id="rId5ukodlnb4zopqvsjebfws">
-              <w:r>
-                <w:rPr>
-                  <w:rFonts w:ascii="Arial" w:cs="Arial" w:eastAsia="Arial" w:hAnsi="Arial"/>
-                  <w:color w:val="2E75B6"/>
-                  <w:sz w:val="16"/>
-                  <w:szCs w:val="16"/>
-                  <w:u w:val="single" w:color="2E75B6"/>
-                </w:rPr>
-                <w:t xml:space="preserve">Divide quadratics by linear expressions (no remainders)</w:t>
-              </w:r>
-            </w:hyperlink>
-          </w:p>
-          <w:p>
-            <w:pPr>
-              <w:spacing w:after="10" w:before="0"/>
-              <w:ind w:left="120"/>
-            </w:pPr>
-            <w:r>
-              <w:rPr>
-                <w:rFonts w:ascii="Arial" w:cs="Arial" w:eastAsia="Arial" w:hAnsi="Arial"/>
-                <w:color w:val="595959"/>
-                <w:sz w:val="14"/>
-                <w:szCs w:val="14"/>
-              </w:rPr>
-              <w:t xml:space="preserve">Source: Khan Academy (English - US curriculum)</w:t>
-            </w:r>
-          </w:p>
-          <w:p>
-            <w:pPr>
-              <w:spacing w:after="10" w:before="0"/>
-              <w:ind w:left="120"/>
-            </w:pPr>
-            <w:hyperlink w:history="1" r:id="rIdalnhzza5va_rwca08kfnw">
+            <w:hyperlink w:history="1" r:id="rIdwmx2uj6ijxitmb-byqnhh">
               <w:r>
                 <w:rPr>
                   <w:rFonts w:ascii="Arial" w:cs="Arial" w:eastAsia="Arial" w:hAnsi="Arial"/>
@@ -5551,7 +5615,7 @@
         </w:rPr>
         <w:t xml:space="preserve">© 2026 SeaVuria and ARES. Aligned with KICD objectives. Developed by SeaVuria; technical implementation by ARES (with AI assistance from Claude). Licensed under </w:t>
       </w:r>
-      <w:hyperlink w:history="1" r:id="rIdzgubtstvp2ooicc4-s_do">
+      <w:hyperlink w:history="1" r:id="rIdh8wcttk1dc1cvvoawkk8e">
         <w:r>
           <w:rPr>
             <w:rFonts w:ascii="Arial" w:cs="Arial" w:eastAsia="Arial" w:hAnsi="Arial"/>
@@ -5572,7 +5636,7 @@
         </w:rPr>
         <w:t xml:space="preserve"> (</w:t>
       </w:r>
-      <w:hyperlink w:history="1" r:id="rId9oeudukd6nqmzmr1mt-h5">
+      <w:hyperlink w:history="1" r:id="rId3xih9acwu_fvmqob8kn6k">
         <w:r>
           <w:rPr>
             <w:rFonts w:ascii="Arial" w:cs="Arial" w:eastAsia="Arial" w:hAnsi="Arial"/>
@@ -6585,7 +6649,7 @@
             <w:pPr>
               <w:spacing w:after="20" w:before="0"/>
             </w:pPr>
-            <w:hyperlink w:history="1" r:id="rId9qvh1g7b1ts9mvjq6i9wi">
+            <w:hyperlink w:history="1" r:id="rIdzzhk0wdvbodhcxmqt3c0t">
               <w:r>
                 <w:rPr>
                   <w:rFonts w:ascii="Arial" w:cs="Arial" w:eastAsia="Arial" w:hAnsi="Arial"/>
@@ -6594,7 +6658,7 @@
                   <w:szCs w:val="16"/>
                   <w:u w:val="single" w:color="2E75B6"/>
                 </w:rPr>
-                <w:t xml:space="preserve">Standard Form of the Equation of any Parabola - Example 1</w:t>
+                <w:t xml:space="preserve">Quadratic word problem: ball -dubbed(KY)</w:t>
               </w:r>
             </w:hyperlink>
           </w:p>
@@ -6610,7 +6674,7 @@
                 <w:sz w:val="14"/>
                 <w:szCs w:val="14"/>
               </w:rPr>
-              <w:t xml:space="preserve">Source: CK-12</w:t>
+              <w:t xml:space="preserve">Source: Khan Academy (Kiswahili)</w:t>
             </w:r>
           </w:p>
           <w:p>
@@ -6618,7 +6682,7 @@
               <w:spacing w:after="10" w:before="0"/>
               <w:ind w:left="120"/>
             </w:pPr>
-            <w:hyperlink w:history="1" r:id="rIdkwshnkg1caum019zj7hjx">
+            <w:hyperlink w:history="1" r:id="rIdx-rof1ea8sran6dapagoc">
               <w:r>
                 <w:rPr>
                   <w:rFonts w:ascii="Arial" w:cs="Arial" w:eastAsia="Arial" w:hAnsi="Arial"/>
@@ -6656,14 +6720,14 @@
                 <w:sz w:val="16"/>
                 <w:szCs w:val="16"/>
               </w:rPr>
-              <w:t xml:space="preserve">📖 EXERCISE:</w:t>
+              <w:t xml:space="preserve">📖 HTML:</w:t>
             </w:r>
           </w:p>
           <w:p>
             <w:pPr>
               <w:spacing w:after="20" w:before="0"/>
             </w:pPr>
-            <w:hyperlink w:history="1" r:id="rIdzgt6fllmyxskc8fo3ubup">
+            <w:hyperlink w:history="1" r:id="rIdgzmqqqlq42nerighv-fir">
               <w:r>
                 <w:rPr>
                   <w:rFonts w:ascii="Arial" w:cs="Arial" w:eastAsia="Arial" w:hAnsi="Arial"/>
@@ -6672,7 +6736,7 @@
                   <w:szCs w:val="16"/>
                   <w:u w:val="single" w:color="2E75B6"/>
                 </w:rPr>
-                <w:t xml:space="preserve">Divide quadratics by linear expressions (no remainders)</w:t>
+                <w:t xml:space="preserve">Linear, Quadratic and Cubic Function Models (Flexbook)</w:t>
               </w:r>
             </w:hyperlink>
           </w:p>
@@ -6688,7 +6752,7 @@
                 <w:sz w:val="14"/>
                 <w:szCs w:val="14"/>
               </w:rPr>
-              <w:t xml:space="preserve">Source: Khan Academy (English - US curriculum)</w:t>
+              <w:t xml:space="preserve">Source: CK-12</w:t>
             </w:r>
           </w:p>
           <w:p>
@@ -6696,7 +6760,7 @@
               <w:spacing w:after="10" w:before="0"/>
               <w:ind w:left="120"/>
             </w:pPr>
-            <w:hyperlink w:history="1" r:id="rIdnmqb25scb5ah-mee-_ic8">
+            <w:hyperlink w:history="1" r:id="rIdaae7axs7byhz4pfaousdf">
               <w:r>
                 <w:rPr>
                   <w:rFonts w:ascii="Arial" w:cs="Arial" w:eastAsia="Arial" w:hAnsi="Arial"/>
@@ -6891,7 +6955,7 @@
             <w:pPr>
               <w:spacing w:after="20" w:before="0"/>
             </w:pPr>
-            <w:hyperlink w:history="1" r:id="rIdgxmwt0jhxhdojncgc7y_e">
+            <w:hyperlink w:history="1" r:id="rIdzmnue4e2_yelxc43tqiye">
               <w:r>
                 <w:rPr>
                   <w:rFonts w:ascii="Arial" w:cs="Arial" w:eastAsia="Arial" w:hAnsi="Arial"/>
@@ -6900,7 +6964,7 @@
                   <w:szCs w:val="16"/>
                   <w:u w:val="single" w:color="2E75B6"/>
                 </w:rPr>
-                <w:t xml:space="preserve">Standard Form of the Equation of a Parabola with Vertex at the Origin - Overview</w:t>
+                <w:t xml:space="preserve">Quadratic word problem: ball -dubbed(KY)</w:t>
               </w:r>
             </w:hyperlink>
           </w:p>
@@ -6916,7 +6980,7 @@
                 <w:sz w:val="14"/>
                 <w:szCs w:val="14"/>
               </w:rPr>
-              <w:t xml:space="preserve">Source: CK-12</w:t>
+              <w:t xml:space="preserve">Source: Khan Academy (Kiswahili)</w:t>
             </w:r>
           </w:p>
           <w:p>
@@ -6924,7 +6988,7 @@
               <w:spacing w:after="10" w:before="0"/>
               <w:ind w:left="120"/>
             </w:pPr>
-            <w:hyperlink w:history="1" r:id="rId2bqtnlfgnbp3wuvhaifz6">
+            <w:hyperlink w:history="1" r:id="rIdjtjerpiphd2chlpwnicn6">
               <w:r>
                 <w:rPr>
                   <w:rFonts w:ascii="Arial" w:cs="Arial" w:eastAsia="Arial" w:hAnsi="Arial"/>
@@ -6962,14 +7026,14 @@
                 <w:sz w:val="16"/>
                 <w:szCs w:val="16"/>
               </w:rPr>
-              <w:t xml:space="preserve">📖 EXERCISE:</w:t>
+              <w:t xml:space="preserve">📖 HTML:</w:t>
             </w:r>
           </w:p>
           <w:p>
             <w:pPr>
               <w:spacing w:after="20" w:before="0"/>
             </w:pPr>
-            <w:hyperlink w:history="1" r:id="rIdtcvu7rq15pzepeeumuef4">
+            <w:hyperlink w:history="1" r:id="rId03qy_t0gw6rpoj8sjzeqr">
               <w:r>
                 <w:rPr>
                   <w:rFonts w:ascii="Arial" w:cs="Arial" w:eastAsia="Arial" w:hAnsi="Arial"/>
@@ -6978,7 +7042,7 @@
                   <w:szCs w:val="16"/>
                   <w:u w:val="single" w:color="2E75B6"/>
                 </w:rPr>
-                <w:t xml:space="preserve">Divide quadratics by linear expressions (with remainders)</w:t>
+                <w:t xml:space="preserve">Area Model Algebra</w:t>
               </w:r>
             </w:hyperlink>
           </w:p>
@@ -6994,7 +7058,7 @@
                 <w:sz w:val="14"/>
                 <w:szCs w:val="14"/>
               </w:rPr>
-              <w:t xml:space="preserve">Source: Khan Academy (English - US curriculum)</w:t>
+              <w:t xml:space="preserve">Source: PhET Interactive Simulations (English)</w:t>
             </w:r>
           </w:p>
           <w:p>
@@ -7002,7 +7066,7 @@
               <w:spacing w:after="10" w:before="0"/>
               <w:ind w:left="120"/>
             </w:pPr>
-            <w:hyperlink w:history="1" r:id="rIdrixpbcuh_cuvrmzxeefk_">
+            <w:hyperlink w:history="1" r:id="rIduewvxjs9fhijjqglthgqk">
               <w:r>
                 <w:rPr>
                   <w:rFonts w:ascii="Arial" w:cs="Arial" w:eastAsia="Arial" w:hAnsi="Arial"/>
@@ -7197,7 +7261,651 @@
             <w:pPr>
               <w:spacing w:after="20" w:before="0"/>
             </w:pPr>
-            <w:hyperlink w:history="1" r:id="rId-7-6jrqbvvbbrxxdkx5rx">
+            <w:hyperlink w:history="1" r:id="rIdz2ooxpu5gby5ol6yzjtpa">
+              <w:r>
+                <w:rPr>
+                  <w:rFonts w:ascii="Arial" w:cs="Arial" w:eastAsia="Arial" w:hAnsi="Arial"/>
+                  <w:color w:val="2E75B6"/>
+                  <w:sz w:val="16"/>
+                  <w:szCs w:val="16"/>
+                  <w:u w:val="single" w:color="2E75B6"/>
+                </w:rPr>
+                <w:t xml:space="preserve">Dividing quadratics by linear expressions with remainders</w:t>
+              </w:r>
+            </w:hyperlink>
+          </w:p>
+          <w:p>
+            <w:pPr>
+              <w:spacing w:after="20" w:before="0"/>
+            </w:pPr>
+            <w:r>
+              <w:rPr>
+                <w:rFonts w:ascii="Arial" w:cs="Arial" w:eastAsia="Arial" w:hAnsi="Arial"/>
+                <w:i/>
+                <w:iCs/>
+                <w:color w:val="595959"/>
+                <w:sz w:val="16"/>
+                <w:szCs w:val="16"/>
+              </w:rPr>
+              <w:t xml:space="preserve">Related topic: not an exact match for this lesson.</w:t>
+            </w:r>
+          </w:p>
+          <w:p>
+            <w:pPr>
+              <w:spacing w:after="10" w:before="0"/>
+              <w:ind w:left="120"/>
+            </w:pPr>
+            <w:r>
+              <w:rPr>
+                <w:rFonts w:ascii="Arial" w:cs="Arial" w:eastAsia="Arial" w:hAnsi="Arial"/>
+                <w:color w:val="595959"/>
+                <w:sz w:val="14"/>
+                <w:szCs w:val="14"/>
+              </w:rPr>
+              <w:t xml:space="preserve">Source: Khan Academy (English - US curriculum)</w:t>
+            </w:r>
+          </w:p>
+          <w:p>
+            <w:pPr>
+              <w:spacing w:after="10" w:before="0"/>
+              <w:ind w:left="120"/>
+            </w:pPr>
+            <w:hyperlink w:history="1" r:id="rId4bchz2useh-7lg0f_ptz7">
+              <w:r>
+                <w:rPr>
+                  <w:rFonts w:ascii="Arial" w:cs="Arial" w:eastAsia="Arial" w:hAnsi="Arial"/>
+                  <w:color w:val="595959"/>
+                  <w:sz w:val="14"/>
+                  <w:szCs w:val="14"/>
+                  <w:u w:val="single" w:color="595959"/>
+                </w:rPr>
+                <w:t xml:space="preserve">🔍 Search ARES for similar videos</w:t>
+              </w:r>
+            </w:hyperlink>
+          </w:p>
+          <w:p>
+            <w:pPr>
+              <w:spacing w:after="40" w:before="0"/>
+            </w:pPr>
+            <w:r>
+              <w:rPr>
+                <w:sz w:val="14"/>
+                <w:szCs w:val="14"/>
+              </w:rPr>
+              <w:t xml:space="preserve"/>
+            </w:r>
+          </w:p>
+          <w:p>
+            <w:pPr>
+              <w:spacing w:after="20" w:before="0"/>
+            </w:pPr>
+            <w:r>
+              <w:rPr>
+                <w:rFonts w:ascii="Arial" w:cs="Arial" w:eastAsia="Arial" w:hAnsi="Arial"/>
+                <w:b/>
+                <w:bCs/>
+                <w:color w:val="1F3864"/>
+                <w:sz w:val="16"/>
+                <w:szCs w:val="16"/>
+              </w:rPr>
+              <w:t xml:space="preserve">📖 HTML:</w:t>
+            </w:r>
+          </w:p>
+          <w:p>
+            <w:pPr>
+              <w:spacing w:after="20" w:before="0"/>
+            </w:pPr>
+            <w:hyperlink w:history="1" r:id="rIdx26jopokp6qhtekcfzwja">
+              <w:r>
+                <w:rPr>
+                  <w:rFonts w:ascii="Arial" w:cs="Arial" w:eastAsia="Arial" w:hAnsi="Arial"/>
+                  <w:color w:val="2E75B6"/>
+                  <w:sz w:val="16"/>
+                  <w:szCs w:val="16"/>
+                  <w:u w:val="single" w:color="2E75B6"/>
+                </w:rPr>
+                <w:t xml:space="preserve">Linear and Quadratic Models (Flexbook)</w:t>
+              </w:r>
+            </w:hyperlink>
+          </w:p>
+          <w:p>
+            <w:pPr>
+              <w:spacing w:after="10" w:before="0"/>
+              <w:ind w:left="120"/>
+            </w:pPr>
+            <w:r>
+              <w:rPr>
+                <w:rFonts w:ascii="Arial" w:cs="Arial" w:eastAsia="Arial" w:hAnsi="Arial"/>
+                <w:color w:val="595959"/>
+                <w:sz w:val="14"/>
+                <w:szCs w:val="14"/>
+              </w:rPr>
+              <w:t xml:space="preserve">Source: CK-12</w:t>
+            </w:r>
+          </w:p>
+          <w:p>
+            <w:pPr>
+              <w:spacing w:after="10" w:before="0"/>
+              <w:ind w:left="120"/>
+            </w:pPr>
+            <w:hyperlink w:history="1" r:id="rIdw3jcbz4tysipdriaxkibu">
+              <w:r>
+                <w:rPr>
+                  <w:rFonts w:ascii="Arial" w:cs="Arial" w:eastAsia="Arial" w:hAnsi="Arial"/>
+                  <w:color w:val="595959"/>
+                  <w:sz w:val="14"/>
+                  <w:szCs w:val="14"/>
+                  <w:u w:val="single" w:color="595959"/>
+                </w:rPr>
+                <w:t xml:space="preserve">🔍 Search ARES for similar readings</w:t>
+              </w:r>
+            </w:hyperlink>
+          </w:p>
+        </w:tc>
+        <w:tc>
+          <w:tcPr>
+            <w:tcW w:type="dxa" w:w="3040"/>
+            <w:shd w:fill="FFFFFF" w:color="auto" w:val="clear"/>
+            <w:tcMar>
+              <w:top w:type="dxa" w:w="60"/>
+              <w:left w:type="dxa" w:w="120"/>
+              <w:bottom w:type="dxa" w:w="60"/>
+              <w:right w:type="dxa" w:w="120"/>
+            </w:tcMar>
+            <w:vAlign w:val="top"/>
+          </w:tcPr>
+          <w:p>
+            <w:pPr>
+              <w:spacing w:after="40" w:before="0"/>
+              <w:jc w:val="left"/>
+            </w:pPr>
+            <w:r>
+              <w:rPr>
+                <w:rFonts w:ascii="Arial" w:cs="Arial" w:eastAsia="Arial" w:hAnsi="Arial"/>
+                <w:b w:val="false"/>
+                <w:bCs w:val="false"/>
+                <w:i w:val="false"/>
+                <w:iCs w:val="false"/>
+                <w:color w:val="000000"/>
+                <w:sz w:val="18"/>
+                <w:szCs w:val="18"/>
+              </w:rPr>
+              <w:t xml:space="preserve">The class reconvenes. The teacher formally introduces the standard form of a quadratic expression: ax² + bx + c. Learners participate in a guided 'expression-building' activity using three real Kenyan contexts printed on cards: (1) A maize farm near Nakuru where the length is (2x + 3) m and the width is (x + 5) m — find the area expression; (2) A mandazi seller in Kisumu charges x shillings per mandazi; total revenue when selling (x + 10) mandazis expressed as an expression; (3) A matatu travelling from Nairobi to Thika where distance is modelled as a function of time — given a simplified expression 3t² − 2t + 1, identify a, b, and c. Learners work individually first (5 min), then compare with a partner (3 min), then share whole-class (5 min). The teacher records all three expressions on the board and annotates each term, labelling a (coefficient of x²), b (coefficient of x), and c (constant). Learners update their Evidence Capture Sheet with a definition of a quadratic expression in their own words.</w:t>
+            </w:r>
+          </w:p>
+        </w:tc>
+        <w:tc>
+          <w:tcPr>
+            <w:tcW w:type="dxa" w:w="3040"/>
+            <w:shd w:fill="F2F2F2" w:color="auto" w:val="clear"/>
+            <w:tcMar>
+              <w:top w:type="dxa" w:w="60"/>
+              <w:left w:type="dxa" w:w="120"/>
+              <w:bottom w:type="dxa" w:w="60"/>
+              <w:right w:type="dxa" w:w="120"/>
+            </w:tcMar>
+            <w:vAlign w:val="top"/>
+          </w:tcPr>
+          <w:p>
+            <w:pPr>
+              <w:spacing w:after="40" w:before="0"/>
+              <w:jc w:val="left"/>
+            </w:pPr>
+            <w:r>
+              <w:rPr>
+                <w:rFonts w:ascii="Arial" w:cs="Arial" w:eastAsia="Arial" w:hAnsi="Arial"/>
+                <w:b w:val="false"/>
+                <w:bCs w:val="false"/>
+                <w:i w:val="false"/>
+                <w:iCs w:val="false"/>
+                <w:color w:val="000000"/>
+                <w:sz w:val="18"/>
+                <w:szCs w:val="18"/>
+              </w:rPr>
+              <w:t xml:space="preserve">Open Phase 3 by saying: 'Every piece of evidence you collected points to one algebraic structure. Let me show you its name and shape.' Write ax² + bx + c on the board in large, coloured chalk — use three colours for a, b, c respectively. Say: 'This is a quadratic expression. The word quadratic comes from the Latin quadratus — meaning square. The x² term is the reason the shot put curves.' Distribute the three context cards. Say: 'Work alone for 5 minutes. Expand and write each expression in the form ax² + bx + c. Identify a, b, and c.' [Set a visible 5-minute timer.] After 5 minutes: 'Now compare with your partner. Do your a, b, c values match? If not, find the disagreement — do not just copy.' [Allow 3 minutes.] Cold-call 3 learners (one per context card): 'Kamau — for the maize farm, what is your expression and what is a?' [WAIT 12 seconds each.] Annotate the board responses. Ask the whole class: 'What is the MOST IMPORTANT difference between this expression and a linear one like 3x + 5?' [WAIT 15 seconds.] Accept 3 answers before confirming: 'The degree — the highest power of x. In a linear expression it is 1. In a quadratic it is 2.'</w:t>
+            </w:r>
+          </w:p>
+        </w:tc>
+        <w:tc>
+          <w:tcPr>
+            <w:tcW w:type="dxa" w:w="3040"/>
+            <w:shd w:fill="FFFFFF" w:color="auto" w:val="clear"/>
+            <w:tcMar>
+              <w:top w:type="dxa" w:w="60"/>
+              <w:left w:type="dxa" w:w="120"/>
+              <w:bottom w:type="dxa" w:w="60"/>
+              <w:right w:type="dxa" w:w="120"/>
+            </w:tcMar>
+            <w:vAlign w:val="top"/>
+          </w:tcPr>
+          <w:p>
+            <w:pPr>
+              <w:spacing w:after="40" w:before="0"/>
+              <w:jc w:val="left"/>
+            </w:pPr>
+            <w:r>
+              <w:rPr>
+                <w:rFonts w:ascii="Arial" w:cs="Arial" w:eastAsia="Arial" w:hAnsi="Arial"/>
+                <w:b w:val="false"/>
+                <w:bCs w:val="false"/>
+                <w:i w:val="false"/>
+                <w:iCs w:val="false"/>
+                <w:color w:val="000000"/>
+                <w:sz w:val="18"/>
+                <w:szCs w:val="18"/>
+              </w:rPr>
+              <w:t xml:space="preserve">Annotated Example Analysis with Peer Comparison — learners form expressions independently, compare with a peer to surface disagreements, then validate against whole-class discussion. Colour-coded annotation of a, b, c on the board provides a persistent visual anchor. Connecting the Latin root 'quadratus' to the x² term builds vocabulary retention and links the algebra to the geometric idea of squaring.</w:t>
+            </w:r>
+          </w:p>
+        </w:tc>
+        <w:tc>
+          <w:tcPr>
+            <w:tcW w:type="dxa" w:w="3040"/>
+            <w:shd w:fill="F2F2F2" w:color="auto" w:val="clear"/>
+            <w:tcMar>
+              <w:top w:type="dxa" w:w="60"/>
+              <w:left w:type="dxa" w:w="120"/>
+              <w:bottom w:type="dxa" w:w="60"/>
+              <w:right w:type="dxa" w:w="120"/>
+            </w:tcMar>
+            <w:vAlign w:val="top"/>
+          </w:tcPr>
+          <w:p>
+            <w:pPr>
+              <w:spacing w:after="40" w:before="0"/>
+              <w:jc w:val="left"/>
+            </w:pPr>
+            <w:r>
+              <w:rPr>
+                <w:rFonts w:ascii="Arial" w:cs="Arial" w:eastAsia="Arial" w:hAnsi="Arial"/>
+                <w:b w:val="false"/>
+                <w:bCs w:val="false"/>
+                <w:i w:val="false"/>
+                <w:iCs w:val="false"/>
+                <w:color w:val="000000"/>
+                <w:sz w:val="18"/>
+                <w:szCs w:val="18"/>
+              </w:rPr>
+              <w:t xml:space="preserve">Teacher checks individual written expressions on context cards before peer comparison begins (circulating, scanning for correct expansion). Observable indicators: (1) Learner correctly expands two binomials to form x² + bx + c; (2) Learner correctly identifies a, b, c for all three cards; (3) Learner's own-words definition includes 'x squared' or 'degree 2' or 'highest power is 2'. Learners who cannot expand the brackets are noted for a targeted worked example at the start of Lesson 3.</w:t>
+            </w:r>
+          </w:p>
+        </w:tc>
+      </w:tr>
+      <w:tr>
+        <w:tc>
+          <w:tcPr>
+            <w:tcW w:type="dxa" w:w="1520"/>
+            <w:shd w:fill="FCE4D6" w:color="auto" w:val="clear"/>
+            <w:tcMar>
+              <w:top w:type="dxa" w:w="60"/>
+              <w:left w:type="dxa" w:w="120"/>
+              <w:bottom w:type="dxa" w:w="60"/>
+              <w:right w:type="dxa" w:w="120"/>
+            </w:tcMar>
+            <w:vAlign w:val="top"/>
+          </w:tcPr>
+          <w:p>
+            <w:pPr>
+              <w:spacing w:after="40" w:before="0"/>
+              <w:jc w:val="left"/>
+            </w:pPr>
+            <w:r>
+              <w:rPr>
+                <w:rFonts w:ascii="Arial" w:cs="Arial" w:eastAsia="Arial" w:hAnsi="Arial"/>
+                <w:b/>
+                <w:bCs/>
+                <w:i w:val="false"/>
+                <w:iCs w:val="false"/>
+                <w:color w:val="000000"/>
+                <w:sz w:val="18"/>
+                <w:szCs w:val="18"/>
+              </w:rPr>
+              <w:t xml:space="preserve">Driving Question Board (DQB) Creation</w:t>
+            </w:r>
+          </w:p>
+          <w:p>
+            <w:pPr>
+              <w:spacing w:after="20" w:before="0"/>
+            </w:pPr>
+            <w:r>
+              <w:rPr>
+                <w:rFonts w:ascii="Arial" w:cs="Arial" w:eastAsia="Arial" w:hAnsi="Arial"/>
+                <w:b/>
+                <w:bCs/>
+                <w:color w:val="1F3864"/>
+                <w:sz w:val="16"/>
+                <w:szCs w:val="16"/>
+              </w:rPr>
+              <w:t xml:space="preserve">📹 VIDEO:</w:t>
+            </w:r>
+          </w:p>
+          <w:p>
+            <w:pPr>
+              <w:spacing w:after="20" w:before="0"/>
+            </w:pPr>
+            <w:hyperlink w:history="1" r:id="rIdyw9xgyhaupmxh5j6ug0mo">
+              <w:r>
+                <w:rPr>
+                  <w:rFonts w:ascii="Arial" w:cs="Arial" w:eastAsia="Arial" w:hAnsi="Arial"/>
+                  <w:color w:val="2E75B6"/>
+                  <w:sz w:val="16"/>
+                  <w:szCs w:val="16"/>
+                  <w:u w:val="single" w:color="2E75B6"/>
+                </w:rPr>
+                <w:t xml:space="preserve">Dividing quadratics by linear expressions (no remainders)</w:t>
+              </w:r>
+            </w:hyperlink>
+          </w:p>
+          <w:p>
+            <w:pPr>
+              <w:spacing w:after="20" w:before="0"/>
+            </w:pPr>
+            <w:r>
+              <w:rPr>
+                <w:rFonts w:ascii="Arial" w:cs="Arial" w:eastAsia="Arial" w:hAnsi="Arial"/>
+                <w:i/>
+                <w:iCs/>
+                <w:color w:val="595959"/>
+                <w:sz w:val="16"/>
+                <w:szCs w:val="16"/>
+              </w:rPr>
+              <w:t xml:space="preserve">Related topic: not an exact match for this lesson.</w:t>
+            </w:r>
+          </w:p>
+          <w:p>
+            <w:pPr>
+              <w:spacing w:after="10" w:before="0"/>
+              <w:ind w:left="120"/>
+            </w:pPr>
+            <w:r>
+              <w:rPr>
+                <w:rFonts w:ascii="Arial" w:cs="Arial" w:eastAsia="Arial" w:hAnsi="Arial"/>
+                <w:color w:val="595959"/>
+                <w:sz w:val="14"/>
+                <w:szCs w:val="14"/>
+              </w:rPr>
+              <w:t xml:space="preserve">Source: Khan Academy (English - US curriculum)</w:t>
+            </w:r>
+          </w:p>
+          <w:p>
+            <w:pPr>
+              <w:spacing w:after="10" w:before="0"/>
+              <w:ind w:left="120"/>
+            </w:pPr>
+            <w:hyperlink w:history="1" r:id="rIdws3g9ie5iprmgknflahtz">
+              <w:r>
+                <w:rPr>
+                  <w:rFonts w:ascii="Arial" w:cs="Arial" w:eastAsia="Arial" w:hAnsi="Arial"/>
+                  <w:color w:val="595959"/>
+                  <w:sz w:val="14"/>
+                  <w:szCs w:val="14"/>
+                  <w:u w:val="single" w:color="595959"/>
+                </w:rPr>
+                <w:t xml:space="preserve">🔍 Search ARES for similar videos</w:t>
+              </w:r>
+            </w:hyperlink>
+          </w:p>
+          <w:p>
+            <w:pPr>
+              <w:spacing w:after="40" w:before="0"/>
+            </w:pPr>
+            <w:r>
+              <w:rPr>
+                <w:sz w:val="14"/>
+                <w:szCs w:val="14"/>
+              </w:rPr>
+              <w:t xml:space="preserve"/>
+            </w:r>
+          </w:p>
+          <w:p>
+            <w:pPr>
+              <w:spacing w:after="20" w:before="0"/>
+            </w:pPr>
+            <w:r>
+              <w:rPr>
+                <w:rFonts w:ascii="Arial" w:cs="Arial" w:eastAsia="Arial" w:hAnsi="Arial"/>
+                <w:b/>
+                <w:bCs/>
+                <w:color w:val="1F3864"/>
+                <w:sz w:val="16"/>
+                <w:szCs w:val="16"/>
+              </w:rPr>
+              <w:t xml:space="preserve">📖 EXERCISE:</w:t>
+            </w:r>
+          </w:p>
+          <w:p>
+            <w:pPr>
+              <w:spacing w:after="20" w:before="0"/>
+            </w:pPr>
+            <w:hyperlink w:history="1" r:id="rIdw7oehalpkyidf2hxcqiny">
+              <w:r>
+                <w:rPr>
+                  <w:rFonts w:ascii="Arial" w:cs="Arial" w:eastAsia="Arial" w:hAnsi="Arial"/>
+                  <w:color w:val="2E75B6"/>
+                  <w:sz w:val="16"/>
+                  <w:szCs w:val="16"/>
+                  <w:u w:val="single" w:color="2E75B6"/>
+                </w:rPr>
+                <w:t xml:space="preserve">Linear and Quadratic Models Practice</w:t>
+              </w:r>
+            </w:hyperlink>
+          </w:p>
+          <w:p>
+            <w:pPr>
+              <w:spacing w:after="10" w:before="0"/>
+              <w:ind w:left="120"/>
+            </w:pPr>
+            <w:r>
+              <w:rPr>
+                <w:rFonts w:ascii="Arial" w:cs="Arial" w:eastAsia="Arial" w:hAnsi="Arial"/>
+                <w:color w:val="595959"/>
+                <w:sz w:val="14"/>
+                <w:szCs w:val="14"/>
+              </w:rPr>
+              <w:t xml:space="preserve">Source: CK-12</w:t>
+            </w:r>
+          </w:p>
+          <w:p>
+            <w:pPr>
+              <w:spacing w:after="10" w:before="0"/>
+              <w:ind w:left="120"/>
+            </w:pPr>
+            <w:hyperlink w:history="1" r:id="rIdj5nguuojhpf_2ybb_fyxg">
+              <w:r>
+                <w:rPr>
+                  <w:rFonts w:ascii="Arial" w:cs="Arial" w:eastAsia="Arial" w:hAnsi="Arial"/>
+                  <w:color w:val="595959"/>
+                  <w:sz w:val="14"/>
+                  <w:szCs w:val="14"/>
+                  <w:u w:val="single" w:color="595959"/>
+                </w:rPr>
+                <w:t xml:space="preserve">🔍 Search ARES for similar readings</w:t>
+              </w:r>
+            </w:hyperlink>
+          </w:p>
+        </w:tc>
+        <w:tc>
+          <w:tcPr>
+            <w:tcW w:type="dxa" w:w="3040"/>
+            <w:shd w:fill="FFFFFF" w:color="auto" w:val="clear"/>
+            <w:tcMar>
+              <w:top w:type="dxa" w:w="60"/>
+              <w:left w:type="dxa" w:w="120"/>
+              <w:bottom w:type="dxa" w:w="60"/>
+              <w:right w:type="dxa" w:w="120"/>
+            </w:tcMar>
+            <w:vAlign w:val="top"/>
+          </w:tcPr>
+          <w:p>
+            <w:pPr>
+              <w:spacing w:after="40" w:before="0"/>
+              <w:jc w:val="left"/>
+            </w:pPr>
+            <w:r>
+              <w:rPr>
+                <w:rFonts w:ascii="Arial" w:cs="Arial" w:eastAsia="Arial" w:hAnsi="Arial"/>
+                <w:b w:val="false"/>
+                <w:bCs w:val="false"/>
+                <w:i w:val="false"/>
+                <w:iCs w:val="false"/>
+                <w:color w:val="000000"/>
+                <w:sz w:val="18"/>
+                <w:szCs w:val="18"/>
+              </w:rPr>
+              <w:t xml:space="preserve">Each learner receives two sticky notes. On the first (green), they write one thing they can now answer from the DQB: 'What makes a quadratic expression different from a linear one?' — and they write their answer. On the second (orange), they write a new question that this lesson has raised for them. Learners post both notes on the class DQB. The teacher reads out 4–5 green notes and 4–5 orange notes aloud to the class. The class votes (thumbs up/sideways/down) on whether each green-note answer is correct, complete, or needs revision. The teacher annotates the DQB with a large arrow connecting today's evidence (shamba area, shot put data) to the question 'What kind of rule makes this shape?' — written in Lesson 1 — and writes the class's agreed answer beneath it: 'A quadratic expression — ax² + bx + c — because it contains an x² term, giving it a curved (parabolic) shape.'</w:t>
+            </w:r>
+          </w:p>
+        </w:tc>
+        <w:tc>
+          <w:tcPr>
+            <w:tcW w:type="dxa" w:w="3040"/>
+            <w:shd w:fill="F2F2F2" w:color="auto" w:val="clear"/>
+            <w:tcMar>
+              <w:top w:type="dxa" w:w="60"/>
+              <w:left w:type="dxa" w:w="120"/>
+              <w:bottom w:type="dxa" w:w="60"/>
+              <w:right w:type="dxa" w:w="120"/>
+            </w:tcMar>
+            <w:vAlign w:val="top"/>
+          </w:tcPr>
+          <w:p>
+            <w:pPr>
+              <w:spacing w:after="40" w:before="0"/>
+              <w:jc w:val="left"/>
+            </w:pPr>
+            <w:r>
+              <w:rPr>
+                <w:rFonts w:ascii="Arial" w:cs="Arial" w:eastAsia="Arial" w:hAnsi="Arial"/>
+                <w:b w:val="false"/>
+                <w:bCs w:val="false"/>
+                <w:i w:val="false"/>
+                <w:iCs w:val="false"/>
+                <w:color w:val="000000"/>
+                <w:sz w:val="18"/>
+                <w:szCs w:val="18"/>
+              </w:rPr>
+              <w:t xml:space="preserve">Say: 'It is time to update our Driving Question Board. In Lesson 1 we asked: what kind of mathematical rule could describe this curved path? Today you have found evidence to answer part of that question.' Distribute sticky notes. Say: 'Green note — write your answer to the question on the board. Orange note — write the NEW question this lesson has raised in your mind. You have 3 minutes.' [WAIT 3 minutes.] Collect and post notes quickly. Read 4 green notes aloud, pausing after each: 'Class — thumbs up if this answer is correct and complete. Thumbs sideways if it is partly right. Thumbs down if something is missing.' [WAIT 8 seconds for thumbs after each.] After reading orange notes, say: 'These new questions — about factorising, about solving, about the shape of the graph — are exactly where we are going in the next six lessons. Pin them here. We will answer them one by one.'</w:t>
+            </w:r>
+          </w:p>
+        </w:tc>
+        <w:tc>
+          <w:tcPr>
+            <w:tcW w:type="dxa" w:w="3040"/>
+            <w:shd w:fill="FFFFFF" w:color="auto" w:val="clear"/>
+            <w:tcMar>
+              <w:top w:type="dxa" w:w="60"/>
+              <w:left w:type="dxa" w:w="120"/>
+              <w:bottom w:type="dxa" w:w="60"/>
+              <w:right w:type="dxa" w:w="120"/>
+            </w:tcMar>
+            <w:vAlign w:val="top"/>
+          </w:tcPr>
+          <w:p>
+            <w:pPr>
+              <w:spacing w:after="40" w:before="0"/>
+              <w:jc w:val="left"/>
+            </w:pPr>
+            <w:r>
+              <w:rPr>
+                <w:rFonts w:ascii="Arial" w:cs="Arial" w:eastAsia="Arial" w:hAnsi="Arial"/>
+                <w:b w:val="false"/>
+                <w:bCs w:val="false"/>
+                <w:i w:val="false"/>
+                <w:iCs w:val="false"/>
+                <w:color w:val="000000"/>
+                <w:sz w:val="18"/>
+                <w:szCs w:val="18"/>
+              </w:rPr>
+              <w:t xml:space="preserve">Driving Question Board — Running Record — the DQB acts as a cumulative public record of the class's growing understanding. By physically connecting today's evidence arrows to last lesson's questions, learners see their own intellectual progress. Peer voting on green-note answers builds metacognitive awareness and collective accountability for accuracy.</w:t>
+            </w:r>
+          </w:p>
+        </w:tc>
+        <w:tc>
+          <w:tcPr>
+            <w:tcW w:type="dxa" w:w="3040"/>
+            <w:shd w:fill="F2F2F2" w:color="auto" w:val="clear"/>
+            <w:tcMar>
+              <w:top w:type="dxa" w:w="60"/>
+              <w:left w:type="dxa" w:w="120"/>
+              <w:bottom w:type="dxa" w:w="60"/>
+              <w:right w:type="dxa" w:w="120"/>
+            </w:tcMar>
+            <w:vAlign w:val="top"/>
+          </w:tcPr>
+          <w:p>
+            <w:pPr>
+              <w:spacing w:after="40" w:before="0"/>
+              <w:jc w:val="left"/>
+            </w:pPr>
+            <w:r>
+              <w:rPr>
+                <w:rFonts w:ascii="Arial" w:cs="Arial" w:eastAsia="Arial" w:hAnsi="Arial"/>
+                <w:b w:val="false"/>
+                <w:bCs w:val="false"/>
+                <w:i w:val="false"/>
+                <w:iCs w:val="false"/>
+                <w:color w:val="000000"/>
+                <w:sz w:val="18"/>
+                <w:szCs w:val="18"/>
+              </w:rPr>
+              <w:t xml:space="preserve">Teacher reads all green notes after the lesson. Observable indicators: (1) At least 80% of green notes include 'x²' or 'degree 2' or 'squared term' as the distinguishing feature; (2) Orange notes reveal productive next questions (e.g., 'How do we break x² + 5x + 6 into factors?', 'Can we find where the ball lands using this expression?') indicating readiness for Lessons 3–4; (3) Any green note that describes a quadratic only as 'curved' without mentioning the algebraic structure is noted — teacher will revisit in Lesson 3 opener.</w:t>
+            </w:r>
+          </w:p>
+        </w:tc>
+      </w:tr>
+      <w:tr>
+        <w:tc>
+          <w:tcPr>
+            <w:tcW w:type="dxa" w:w="1520"/>
+            <w:shd w:fill="D5E8F0" w:color="auto" w:val="clear"/>
+            <w:tcMar>
+              <w:top w:type="dxa" w:w="60"/>
+              <w:left w:type="dxa" w:w="120"/>
+              <w:bottom w:type="dxa" w:w="60"/>
+              <w:right w:type="dxa" w:w="120"/>
+            </w:tcMar>
+            <w:vAlign w:val="top"/>
+          </w:tcPr>
+          <w:p>
+            <w:pPr>
+              <w:spacing w:after="40" w:before="0"/>
+              <w:jc w:val="left"/>
+            </w:pPr>
+            <w:r>
+              <w:rPr>
+                <w:rFonts w:ascii="Arial" w:cs="Arial" w:eastAsia="Arial" w:hAnsi="Arial"/>
+                <w:b/>
+                <w:bCs/>
+                <w:i w:val="false"/>
+                <w:iCs w:val="false"/>
+                <w:color w:val="000000"/>
+                <w:sz w:val="18"/>
+                <w:szCs w:val="18"/>
+              </w:rPr>
+              <w:t xml:space="preserve">Model Building Phase</w:t>
+            </w:r>
+          </w:p>
+          <w:p>
+            <w:pPr>
+              <w:spacing w:after="20" w:before="0"/>
+            </w:pPr>
+            <w:r>
+              <w:rPr>
+                <w:rFonts w:ascii="Arial" w:cs="Arial" w:eastAsia="Arial" w:hAnsi="Arial"/>
+                <w:b/>
+                <w:bCs/>
+                <w:color w:val="1F3864"/>
+                <w:sz w:val="16"/>
+                <w:szCs w:val="16"/>
+              </w:rPr>
+              <w:t xml:space="preserve">📹 VIDEO:</w:t>
+            </w:r>
+          </w:p>
+          <w:p>
+            <w:pPr>
+              <w:spacing w:after="20" w:before="0"/>
+            </w:pPr>
+            <w:hyperlink w:history="1" r:id="rIdi-zthfdtbvmbvqiyddard">
               <w:r>
                 <w:rPr>
                   <w:rFonts w:ascii="Arial" w:cs="Arial" w:eastAsia="Arial" w:hAnsi="Arial"/>
@@ -7212,6 +7920,22 @@
           </w:p>
           <w:p>
             <w:pPr>
+              <w:spacing w:after="20" w:before="0"/>
+            </w:pPr>
+            <w:r>
+              <w:rPr>
+                <w:rFonts w:ascii="Arial" w:cs="Arial" w:eastAsia="Arial" w:hAnsi="Arial"/>
+                <w:i/>
+                <w:iCs/>
+                <w:color w:val="595959"/>
+                <w:sz w:val="16"/>
+                <w:szCs w:val="16"/>
+              </w:rPr>
+              <w:t xml:space="preserve">Related topic: not an exact match for this lesson.</w:t>
+            </w:r>
+          </w:p>
+          <w:p>
+            <w:pPr>
               <w:spacing w:after="10" w:before="0"/>
               <w:ind w:left="120"/>
             </w:pPr>
@@ -7230,7 +7954,7 @@
               <w:spacing w:after="10" w:before="0"/>
               <w:ind w:left="120"/>
             </w:pPr>
-            <w:hyperlink w:history="1" r:id="rIdwkovrvm2-nq0zwymtlaqv">
+            <w:hyperlink w:history="1" r:id="rIdzchltt4eanwutusollzg8">
               <w:r>
                 <w:rPr>
                   <w:rFonts w:ascii="Arial" w:cs="Arial" w:eastAsia="Arial" w:hAnsi="Arial"/>
@@ -7275,7 +7999,7 @@
             <w:pPr>
               <w:spacing w:after="20" w:before="0"/>
             </w:pPr>
-            <w:hyperlink w:history="1" r:id="rIdgjgfzglkzmm24puz6fnym">
+            <w:hyperlink w:history="1" r:id="rIdloqy8onvgff-dii-vfrcr">
               <w:r>
                 <w:rPr>
                   <w:rFonts w:ascii="Arial" w:cs="Arial" w:eastAsia="Arial" w:hAnsi="Arial"/>
@@ -7284,7 +8008,7 @@
                   <w:szCs w:val="16"/>
                   <w:u w:val="single" w:color="2E75B6"/>
                 </w:rPr>
-                <w:t xml:space="preserve">Divide quadratics by linear expressions (no remainders)</w:t>
+                <w:t xml:space="preserve">Represent rectangle measurements</w:t>
               </w:r>
             </w:hyperlink>
           </w:p>
@@ -7308,619 +8032,7 @@
               <w:spacing w:after="10" w:before="0"/>
               <w:ind w:left="120"/>
             </w:pPr>
-            <w:hyperlink w:history="1" r:id="rId3orul5nyfrqnhd1pkxjfc">
-              <w:r>
-                <w:rPr>
-                  <w:rFonts w:ascii="Arial" w:cs="Arial" w:eastAsia="Arial" w:hAnsi="Arial"/>
-                  <w:color w:val="595959"/>
-                  <w:sz w:val="14"/>
-                  <w:szCs w:val="14"/>
-                  <w:u w:val="single" w:color="595959"/>
-                </w:rPr>
-                <w:t xml:space="preserve">🔍 Search ARES for similar readings</w:t>
-              </w:r>
-            </w:hyperlink>
-          </w:p>
-        </w:tc>
-        <w:tc>
-          <w:tcPr>
-            <w:tcW w:type="dxa" w:w="3040"/>
-            <w:shd w:fill="FFFFFF" w:color="auto" w:val="clear"/>
-            <w:tcMar>
-              <w:top w:type="dxa" w:w="60"/>
-              <w:left w:type="dxa" w:w="120"/>
-              <w:bottom w:type="dxa" w:w="60"/>
-              <w:right w:type="dxa" w:w="120"/>
-            </w:tcMar>
-            <w:vAlign w:val="top"/>
-          </w:tcPr>
-          <w:p>
-            <w:pPr>
-              <w:spacing w:after="40" w:before="0"/>
-              <w:jc w:val="left"/>
-            </w:pPr>
-            <w:r>
-              <w:rPr>
-                <w:rFonts w:ascii="Arial" w:cs="Arial" w:eastAsia="Arial" w:hAnsi="Arial"/>
-                <w:b w:val="false"/>
-                <w:bCs w:val="false"/>
-                <w:i w:val="false"/>
-                <w:iCs w:val="false"/>
-                <w:color w:val="000000"/>
-                <w:sz w:val="18"/>
-                <w:szCs w:val="18"/>
-              </w:rPr>
-              <w:t xml:space="preserve">The class reconvenes. The teacher formally introduces the standard form of a quadratic expression: ax² + bx + c. Learners participate in a guided 'expression-building' activity using three real Kenyan contexts printed on cards: (1) A maize farm near Nakuru where the length is (2x + 3) m and the width is (x + 5) m — find the area expression; (2) A mandazi seller in Kisumu charges x shillings per mandazi; total revenue when selling (x + 10) mandazis expressed as an expression; (3) A matatu travelling from Nairobi to Thika where distance is modelled as a function of time — given a simplified expression 3t² − 2t + 1, identify a, b, and c. Learners work individually first (5 min), then compare with a partner (3 min), then share whole-class (5 min). The teacher records all three expressions on the board and annotates each term, labelling a (coefficient of x²), b (coefficient of x), and c (constant). Learners update their Evidence Capture Sheet with a definition of a quadratic expression in their own words.</w:t>
-            </w:r>
-          </w:p>
-        </w:tc>
-        <w:tc>
-          <w:tcPr>
-            <w:tcW w:type="dxa" w:w="3040"/>
-            <w:shd w:fill="F2F2F2" w:color="auto" w:val="clear"/>
-            <w:tcMar>
-              <w:top w:type="dxa" w:w="60"/>
-              <w:left w:type="dxa" w:w="120"/>
-              <w:bottom w:type="dxa" w:w="60"/>
-              <w:right w:type="dxa" w:w="120"/>
-            </w:tcMar>
-            <w:vAlign w:val="top"/>
-          </w:tcPr>
-          <w:p>
-            <w:pPr>
-              <w:spacing w:after="40" w:before="0"/>
-              <w:jc w:val="left"/>
-            </w:pPr>
-            <w:r>
-              <w:rPr>
-                <w:rFonts w:ascii="Arial" w:cs="Arial" w:eastAsia="Arial" w:hAnsi="Arial"/>
-                <w:b w:val="false"/>
-                <w:bCs w:val="false"/>
-                <w:i w:val="false"/>
-                <w:iCs w:val="false"/>
-                <w:color w:val="000000"/>
-                <w:sz w:val="18"/>
-                <w:szCs w:val="18"/>
-              </w:rPr>
-              <w:t xml:space="preserve">Open Phase 3 by saying: 'Every piece of evidence you collected points to one algebraic structure. Let me show you its name and shape.' Write ax² + bx + c on the board in large, coloured chalk — use three colours for a, b, c respectively. Say: 'This is a quadratic expression. The word quadratic comes from the Latin quadratus — meaning square. The x² term is the reason the shot put curves.' Distribute the three context cards. Say: 'Work alone for 5 minutes. Expand and write each expression in the form ax² + bx + c. Identify a, b, and c.' [Set a visible 5-minute timer.] After 5 minutes: 'Now compare with your partner. Do your a, b, c values match? If not, find the disagreement — do not just copy.' [Allow 3 minutes.] Cold-call 3 learners (one per context card): 'Kamau — for the maize farm, what is your expression and what is a?' [WAIT 12 seconds each.] Annotate the board responses. Ask the whole class: 'What is the MOST IMPORTANT difference between this expression and a linear one like 3x + 5?' [WAIT 15 seconds.] Accept 3 answers before confirming: 'The degree — the highest power of x. In a linear expression it is 1. In a quadratic it is 2.'</w:t>
-            </w:r>
-          </w:p>
-        </w:tc>
-        <w:tc>
-          <w:tcPr>
-            <w:tcW w:type="dxa" w:w="3040"/>
-            <w:shd w:fill="FFFFFF" w:color="auto" w:val="clear"/>
-            <w:tcMar>
-              <w:top w:type="dxa" w:w="60"/>
-              <w:left w:type="dxa" w:w="120"/>
-              <w:bottom w:type="dxa" w:w="60"/>
-              <w:right w:type="dxa" w:w="120"/>
-            </w:tcMar>
-            <w:vAlign w:val="top"/>
-          </w:tcPr>
-          <w:p>
-            <w:pPr>
-              <w:spacing w:after="40" w:before="0"/>
-              <w:jc w:val="left"/>
-            </w:pPr>
-            <w:r>
-              <w:rPr>
-                <w:rFonts w:ascii="Arial" w:cs="Arial" w:eastAsia="Arial" w:hAnsi="Arial"/>
-                <w:b w:val="false"/>
-                <w:bCs w:val="false"/>
-                <w:i w:val="false"/>
-                <w:iCs w:val="false"/>
-                <w:color w:val="000000"/>
-                <w:sz w:val="18"/>
-                <w:szCs w:val="18"/>
-              </w:rPr>
-              <w:t xml:space="preserve">Annotated Example Analysis with Peer Comparison — learners form expressions independently, compare with a peer to surface disagreements, then validate against whole-class discussion. Colour-coded annotation of a, b, c on the board provides a persistent visual anchor. Connecting the Latin root 'quadratus' to the x² term builds vocabulary retention and links the algebra to the geometric idea of squaring.</w:t>
-            </w:r>
-          </w:p>
-        </w:tc>
-        <w:tc>
-          <w:tcPr>
-            <w:tcW w:type="dxa" w:w="3040"/>
-            <w:shd w:fill="F2F2F2" w:color="auto" w:val="clear"/>
-            <w:tcMar>
-              <w:top w:type="dxa" w:w="60"/>
-              <w:left w:type="dxa" w:w="120"/>
-              <w:bottom w:type="dxa" w:w="60"/>
-              <w:right w:type="dxa" w:w="120"/>
-            </w:tcMar>
-            <w:vAlign w:val="top"/>
-          </w:tcPr>
-          <w:p>
-            <w:pPr>
-              <w:spacing w:after="40" w:before="0"/>
-              <w:jc w:val="left"/>
-            </w:pPr>
-            <w:r>
-              <w:rPr>
-                <w:rFonts w:ascii="Arial" w:cs="Arial" w:eastAsia="Arial" w:hAnsi="Arial"/>
-                <w:b w:val="false"/>
-                <w:bCs w:val="false"/>
-                <w:i w:val="false"/>
-                <w:iCs w:val="false"/>
-                <w:color w:val="000000"/>
-                <w:sz w:val="18"/>
-                <w:szCs w:val="18"/>
-              </w:rPr>
-              <w:t xml:space="preserve">Teacher checks individual written expressions on context cards before peer comparison begins (circulating, scanning for correct expansion). Observable indicators: (1) Learner correctly expands two binomials to form x² + bx + c; (2) Learner correctly identifies a, b, c for all three cards; (3) Learner's own-words definition includes 'x squared' or 'degree 2' or 'highest power is 2'. Learners who cannot expand the brackets are noted for a targeted worked example at the start of Lesson 3.</w:t>
-            </w:r>
-          </w:p>
-        </w:tc>
-      </w:tr>
-      <w:tr>
-        <w:tc>
-          <w:tcPr>
-            <w:tcW w:type="dxa" w:w="1520"/>
-            <w:shd w:fill="FCE4D6" w:color="auto" w:val="clear"/>
-            <w:tcMar>
-              <w:top w:type="dxa" w:w="60"/>
-              <w:left w:type="dxa" w:w="120"/>
-              <w:bottom w:type="dxa" w:w="60"/>
-              <w:right w:type="dxa" w:w="120"/>
-            </w:tcMar>
-            <w:vAlign w:val="top"/>
-          </w:tcPr>
-          <w:p>
-            <w:pPr>
-              <w:spacing w:after="40" w:before="0"/>
-              <w:jc w:val="left"/>
-            </w:pPr>
-            <w:r>
-              <w:rPr>
-                <w:rFonts w:ascii="Arial" w:cs="Arial" w:eastAsia="Arial" w:hAnsi="Arial"/>
-                <w:b/>
-                <w:bCs/>
-                <w:i w:val="false"/>
-                <w:iCs w:val="false"/>
-                <w:color w:val="000000"/>
-                <w:sz w:val="18"/>
-                <w:szCs w:val="18"/>
-              </w:rPr>
-              <w:t xml:space="preserve">Driving Question Board (DQB) Creation</w:t>
-            </w:r>
-          </w:p>
-          <w:p>
-            <w:pPr>
-              <w:spacing w:after="20" w:before="0"/>
-            </w:pPr>
-            <w:r>
-              <w:rPr>
-                <w:rFonts w:ascii="Arial" w:cs="Arial" w:eastAsia="Arial" w:hAnsi="Arial"/>
-                <w:b/>
-                <w:bCs/>
-                <w:color w:val="1F3864"/>
-                <w:sz w:val="16"/>
-                <w:szCs w:val="16"/>
-              </w:rPr>
-              <w:t xml:space="preserve">📹 VIDEO:</w:t>
-            </w:r>
-          </w:p>
-          <w:p>
-            <w:pPr>
-              <w:spacing w:after="20" w:before="0"/>
-            </w:pPr>
-            <w:hyperlink w:history="1" r:id="rIdpea7tie6rugszrtswqcio">
-              <w:r>
-                <w:rPr>
-                  <w:rFonts w:ascii="Arial" w:cs="Arial" w:eastAsia="Arial" w:hAnsi="Arial"/>
-                  <w:color w:val="2E75B6"/>
-                  <w:sz w:val="16"/>
-                  <w:szCs w:val="16"/>
-                  <w:u w:val="single" w:color="2E75B6"/>
-                </w:rPr>
-                <w:t xml:space="preserve">Intro to linear equation standard form</w:t>
-              </w:r>
-            </w:hyperlink>
-          </w:p>
-          <w:p>
-            <w:pPr>
-              <w:spacing w:after="10" w:before="0"/>
-              <w:ind w:left="120"/>
-            </w:pPr>
-            <w:r>
-              <w:rPr>
-                <w:rFonts w:ascii="Arial" w:cs="Arial" w:eastAsia="Arial" w:hAnsi="Arial"/>
-                <w:color w:val="595959"/>
-                <w:sz w:val="14"/>
-                <w:szCs w:val="14"/>
-              </w:rPr>
-              <w:t xml:space="preserve">Source: Khan Academy (English - US curriculum)</w:t>
-            </w:r>
-          </w:p>
-          <w:p>
-            <w:pPr>
-              <w:spacing w:after="10" w:before="0"/>
-              <w:ind w:left="120"/>
-            </w:pPr>
-            <w:hyperlink w:history="1" r:id="rIdnupqtiugadyfubywotrbt">
-              <w:r>
-                <w:rPr>
-                  <w:rFonts w:ascii="Arial" w:cs="Arial" w:eastAsia="Arial" w:hAnsi="Arial"/>
-                  <w:color w:val="595959"/>
-                  <w:sz w:val="14"/>
-                  <w:szCs w:val="14"/>
-                  <w:u w:val="single" w:color="595959"/>
-                </w:rPr>
-                <w:t xml:space="preserve">🔍 Search ARES for similar videos</w:t>
-              </w:r>
-            </w:hyperlink>
-          </w:p>
-          <w:p>
-            <w:pPr>
-              <w:spacing w:after="40" w:before="0"/>
-            </w:pPr>
-            <w:r>
-              <w:rPr>
-                <w:sz w:val="14"/>
-                <w:szCs w:val="14"/>
-              </w:rPr>
-              <w:t xml:space="preserve"/>
-            </w:r>
-          </w:p>
-          <w:p>
-            <w:pPr>
-              <w:spacing w:after="20" w:before="0"/>
-            </w:pPr>
-            <w:r>
-              <w:rPr>
-                <w:rFonts w:ascii="Arial" w:cs="Arial" w:eastAsia="Arial" w:hAnsi="Arial"/>
-                <w:b/>
-                <w:bCs/>
-                <w:color w:val="1F3864"/>
-                <w:sz w:val="16"/>
-                <w:szCs w:val="16"/>
-              </w:rPr>
-              <w:t xml:space="preserve">📖 EXERCISE:</w:t>
-            </w:r>
-          </w:p>
-          <w:p>
-            <w:pPr>
-              <w:spacing w:after="20" w:before="0"/>
-            </w:pPr>
-            <w:hyperlink w:history="1" r:id="rId-j53zwaj45zkhtd5u5bi3">
-              <w:r>
-                <w:rPr>
-                  <w:rFonts w:ascii="Arial" w:cs="Arial" w:eastAsia="Arial" w:hAnsi="Arial"/>
-                  <w:color w:val="2E75B6"/>
-                  <w:sz w:val="16"/>
-                  <w:szCs w:val="16"/>
-                  <w:u w:val="single" w:color="2E75B6"/>
-                </w:rPr>
-                <w:t xml:space="preserve">Divide quadratics by linear expressions (no remainders)</w:t>
-              </w:r>
-            </w:hyperlink>
-          </w:p>
-          <w:p>
-            <w:pPr>
-              <w:spacing w:after="10" w:before="0"/>
-              <w:ind w:left="120"/>
-            </w:pPr>
-            <w:r>
-              <w:rPr>
-                <w:rFonts w:ascii="Arial" w:cs="Arial" w:eastAsia="Arial" w:hAnsi="Arial"/>
-                <w:color w:val="595959"/>
-                <w:sz w:val="14"/>
-                <w:szCs w:val="14"/>
-              </w:rPr>
-              <w:t xml:space="preserve">Source: Khan Academy (English - US curriculum)</w:t>
-            </w:r>
-          </w:p>
-          <w:p>
-            <w:pPr>
-              <w:spacing w:after="10" w:before="0"/>
-              <w:ind w:left="120"/>
-            </w:pPr>
-            <w:hyperlink w:history="1" r:id="rIdo3-by8ki2rtommai6v3g0">
-              <w:r>
-                <w:rPr>
-                  <w:rFonts w:ascii="Arial" w:cs="Arial" w:eastAsia="Arial" w:hAnsi="Arial"/>
-                  <w:color w:val="595959"/>
-                  <w:sz w:val="14"/>
-                  <w:szCs w:val="14"/>
-                  <w:u w:val="single" w:color="595959"/>
-                </w:rPr>
-                <w:t xml:space="preserve">🔍 Search ARES for similar readings</w:t>
-              </w:r>
-            </w:hyperlink>
-          </w:p>
-        </w:tc>
-        <w:tc>
-          <w:tcPr>
-            <w:tcW w:type="dxa" w:w="3040"/>
-            <w:shd w:fill="FFFFFF" w:color="auto" w:val="clear"/>
-            <w:tcMar>
-              <w:top w:type="dxa" w:w="60"/>
-              <w:left w:type="dxa" w:w="120"/>
-              <w:bottom w:type="dxa" w:w="60"/>
-              <w:right w:type="dxa" w:w="120"/>
-            </w:tcMar>
-            <w:vAlign w:val="top"/>
-          </w:tcPr>
-          <w:p>
-            <w:pPr>
-              <w:spacing w:after="40" w:before="0"/>
-              <w:jc w:val="left"/>
-            </w:pPr>
-            <w:r>
-              <w:rPr>
-                <w:rFonts w:ascii="Arial" w:cs="Arial" w:eastAsia="Arial" w:hAnsi="Arial"/>
-                <w:b w:val="false"/>
-                <w:bCs w:val="false"/>
-                <w:i w:val="false"/>
-                <w:iCs w:val="false"/>
-                <w:color w:val="000000"/>
-                <w:sz w:val="18"/>
-                <w:szCs w:val="18"/>
-              </w:rPr>
-              <w:t xml:space="preserve">Each learner receives two sticky notes. On the first (green), they write one thing they can now answer from the DQB: 'What makes a quadratic expression different from a linear one?' — and they write their answer. On the second (orange), they write a new question that this lesson has raised for them. Learners post both notes on the class DQB. The teacher reads out 4–5 green notes and 4–5 orange notes aloud to the class. The class votes (thumbs up/sideways/down) on whether each green-note answer is correct, complete, or needs revision. The teacher annotates the DQB with a large arrow connecting today's evidence (shamba area, shot put data) to the question 'What kind of rule makes this shape?' — written in Lesson 1 — and writes the class's agreed answer beneath it: 'A quadratic expression — ax² + bx + c — because it contains an x² term, giving it a curved (parabolic) shape.'</w:t>
-            </w:r>
-          </w:p>
-        </w:tc>
-        <w:tc>
-          <w:tcPr>
-            <w:tcW w:type="dxa" w:w="3040"/>
-            <w:shd w:fill="F2F2F2" w:color="auto" w:val="clear"/>
-            <w:tcMar>
-              <w:top w:type="dxa" w:w="60"/>
-              <w:left w:type="dxa" w:w="120"/>
-              <w:bottom w:type="dxa" w:w="60"/>
-              <w:right w:type="dxa" w:w="120"/>
-            </w:tcMar>
-            <w:vAlign w:val="top"/>
-          </w:tcPr>
-          <w:p>
-            <w:pPr>
-              <w:spacing w:after="40" w:before="0"/>
-              <w:jc w:val="left"/>
-            </w:pPr>
-            <w:r>
-              <w:rPr>
-                <w:rFonts w:ascii="Arial" w:cs="Arial" w:eastAsia="Arial" w:hAnsi="Arial"/>
-                <w:b w:val="false"/>
-                <w:bCs w:val="false"/>
-                <w:i w:val="false"/>
-                <w:iCs w:val="false"/>
-                <w:color w:val="000000"/>
-                <w:sz w:val="18"/>
-                <w:szCs w:val="18"/>
-              </w:rPr>
-              <w:t xml:space="preserve">Say: 'It is time to update our Driving Question Board. In Lesson 1 we asked: what kind of mathematical rule could describe this curved path? Today you have found evidence to answer part of that question.' Distribute sticky notes. Say: 'Green note — write your answer to the question on the board. Orange note — write the NEW question this lesson has raised in your mind. You have 3 minutes.' [WAIT 3 minutes.] Collect and post notes quickly. Read 4 green notes aloud, pausing after each: 'Class — thumbs up if this answer is correct and complete. Thumbs sideways if it is partly right. Thumbs down if something is missing.' [WAIT 8 seconds for thumbs after each.] After reading orange notes, say: 'These new questions — about factorising, about solving, about the shape of the graph — are exactly where we are going in the next six lessons. Pin them here. We will answer them one by one.'</w:t>
-            </w:r>
-          </w:p>
-        </w:tc>
-        <w:tc>
-          <w:tcPr>
-            <w:tcW w:type="dxa" w:w="3040"/>
-            <w:shd w:fill="FFFFFF" w:color="auto" w:val="clear"/>
-            <w:tcMar>
-              <w:top w:type="dxa" w:w="60"/>
-              <w:left w:type="dxa" w:w="120"/>
-              <w:bottom w:type="dxa" w:w="60"/>
-              <w:right w:type="dxa" w:w="120"/>
-            </w:tcMar>
-            <w:vAlign w:val="top"/>
-          </w:tcPr>
-          <w:p>
-            <w:pPr>
-              <w:spacing w:after="40" w:before="0"/>
-              <w:jc w:val="left"/>
-            </w:pPr>
-            <w:r>
-              <w:rPr>
-                <w:rFonts w:ascii="Arial" w:cs="Arial" w:eastAsia="Arial" w:hAnsi="Arial"/>
-                <w:b w:val="false"/>
-                <w:bCs w:val="false"/>
-                <w:i w:val="false"/>
-                <w:iCs w:val="false"/>
-                <w:color w:val="000000"/>
-                <w:sz w:val="18"/>
-                <w:szCs w:val="18"/>
-              </w:rPr>
-              <w:t xml:space="preserve">Driving Question Board — Running Record — the DQB acts as a cumulative public record of the class's growing understanding. By physically connecting today's evidence arrows to last lesson's questions, learners see their own intellectual progress. Peer voting on green-note answers builds metacognitive awareness and collective accountability for accuracy.</w:t>
-            </w:r>
-          </w:p>
-        </w:tc>
-        <w:tc>
-          <w:tcPr>
-            <w:tcW w:type="dxa" w:w="3040"/>
-            <w:shd w:fill="F2F2F2" w:color="auto" w:val="clear"/>
-            <w:tcMar>
-              <w:top w:type="dxa" w:w="60"/>
-              <w:left w:type="dxa" w:w="120"/>
-              <w:bottom w:type="dxa" w:w="60"/>
-              <w:right w:type="dxa" w:w="120"/>
-            </w:tcMar>
-            <w:vAlign w:val="top"/>
-          </w:tcPr>
-          <w:p>
-            <w:pPr>
-              <w:spacing w:after="40" w:before="0"/>
-              <w:jc w:val="left"/>
-            </w:pPr>
-            <w:r>
-              <w:rPr>
-                <w:rFonts w:ascii="Arial" w:cs="Arial" w:eastAsia="Arial" w:hAnsi="Arial"/>
-                <w:b w:val="false"/>
-                <w:bCs w:val="false"/>
-                <w:i w:val="false"/>
-                <w:iCs w:val="false"/>
-                <w:color w:val="000000"/>
-                <w:sz w:val="18"/>
-                <w:szCs w:val="18"/>
-              </w:rPr>
-              <w:t xml:space="preserve">Teacher reads all green notes after the lesson. Observable indicators: (1) At least 80% of green notes include 'x²' or 'degree 2' or 'squared term' as the distinguishing feature; (2) Orange notes reveal productive next questions (e.g., 'How do we break x² + 5x + 6 into factors?', 'Can we find where the ball lands using this expression?') indicating readiness for Lessons 3–4; (3) Any green note that describes a quadratic only as 'curved' without mentioning the algebraic structure is noted — teacher will revisit in Lesson 3 opener.</w:t>
-            </w:r>
-          </w:p>
-        </w:tc>
-      </w:tr>
-      <w:tr>
-        <w:tc>
-          <w:tcPr>
-            <w:tcW w:type="dxa" w:w="1520"/>
-            <w:shd w:fill="D5E8F0" w:color="auto" w:val="clear"/>
-            <w:tcMar>
-              <w:top w:type="dxa" w:w="60"/>
-              <w:left w:type="dxa" w:w="120"/>
-              <w:bottom w:type="dxa" w:w="60"/>
-              <w:right w:type="dxa" w:w="120"/>
-            </w:tcMar>
-            <w:vAlign w:val="top"/>
-          </w:tcPr>
-          <w:p>
-            <w:pPr>
-              <w:spacing w:after="40" w:before="0"/>
-              <w:jc w:val="left"/>
-            </w:pPr>
-            <w:r>
-              <w:rPr>
-                <w:rFonts w:ascii="Arial" w:cs="Arial" w:eastAsia="Arial" w:hAnsi="Arial"/>
-                <w:b/>
-                <w:bCs/>
-                <w:i w:val="false"/>
-                <w:iCs w:val="false"/>
-                <w:color w:val="000000"/>
-                <w:sz w:val="18"/>
-                <w:szCs w:val="18"/>
-              </w:rPr>
-              <w:t xml:space="preserve">Model Building Phase</w:t>
-            </w:r>
-          </w:p>
-          <w:p>
-            <w:pPr>
-              <w:spacing w:after="20" w:before="0"/>
-            </w:pPr>
-            <w:r>
-              <w:rPr>
-                <w:rFonts w:ascii="Arial" w:cs="Arial" w:eastAsia="Arial" w:hAnsi="Arial"/>
-                <w:b/>
-                <w:bCs/>
-                <w:color w:val="1F3864"/>
-                <w:sz w:val="16"/>
-                <w:szCs w:val="16"/>
-              </w:rPr>
-              <w:t xml:space="preserve">📹 VIDEO:</w:t>
-            </w:r>
-          </w:p>
-          <w:p>
-            <w:pPr>
-              <w:spacing w:after="20" w:before="0"/>
-            </w:pPr>
-            <w:hyperlink w:history="1" r:id="rId7fp9wuy3yfs96woaybpdk">
-              <w:r>
-                <w:rPr>
-                  <w:rFonts w:ascii="Arial" w:cs="Arial" w:eastAsia="Arial" w:hAnsi="Arial"/>
-                  <w:color w:val="2E75B6"/>
-                  <w:sz w:val="16"/>
-                  <w:szCs w:val="16"/>
-                  <w:u w:val="single" w:color="2E75B6"/>
-                </w:rPr>
-                <w:t xml:space="preserve">Dividing quadratics by linear expressions with remainders: missing x-term</w:t>
-              </w:r>
-            </w:hyperlink>
-          </w:p>
-          <w:p>
-            <w:pPr>
-              <w:spacing w:after="10" w:before="0"/>
-              <w:ind w:left="120"/>
-            </w:pPr>
-            <w:r>
-              <w:rPr>
-                <w:rFonts w:ascii="Arial" w:cs="Arial" w:eastAsia="Arial" w:hAnsi="Arial"/>
-                <w:color w:val="595959"/>
-                <w:sz w:val="14"/>
-                <w:szCs w:val="14"/>
-              </w:rPr>
-              <w:t xml:space="preserve">Source: Khan Academy (English - US curriculum)</w:t>
-            </w:r>
-          </w:p>
-          <w:p>
-            <w:pPr>
-              <w:spacing w:after="10" w:before="0"/>
-              <w:ind w:left="120"/>
-            </w:pPr>
-            <w:hyperlink w:history="1" r:id="rIdaokuukp2jxbyhvutxpt-f">
-              <w:r>
-                <w:rPr>
-                  <w:rFonts w:ascii="Arial" w:cs="Arial" w:eastAsia="Arial" w:hAnsi="Arial"/>
-                  <w:color w:val="595959"/>
-                  <w:sz w:val="14"/>
-                  <w:szCs w:val="14"/>
-                  <w:u w:val="single" w:color="595959"/>
-                </w:rPr>
-                <w:t xml:space="preserve">🔍 Search ARES for similar videos</w:t>
-              </w:r>
-            </w:hyperlink>
-          </w:p>
-          <w:p>
-            <w:pPr>
-              <w:spacing w:after="40" w:before="0"/>
-            </w:pPr>
-            <w:r>
-              <w:rPr>
-                <w:sz w:val="14"/>
-                <w:szCs w:val="14"/>
-              </w:rPr>
-              <w:t xml:space="preserve"/>
-            </w:r>
-          </w:p>
-          <w:p>
-            <w:pPr>
-              <w:spacing w:after="20" w:before="0"/>
-            </w:pPr>
-            <w:r>
-              <w:rPr>
-                <w:rFonts w:ascii="Arial" w:cs="Arial" w:eastAsia="Arial" w:hAnsi="Arial"/>
-                <w:b/>
-                <w:bCs/>
-                <w:color w:val="1F3864"/>
-                <w:sz w:val="16"/>
-                <w:szCs w:val="16"/>
-              </w:rPr>
-              <w:t xml:space="preserve">📖 EXERCISE:</w:t>
-            </w:r>
-          </w:p>
-          <w:p>
-            <w:pPr>
-              <w:spacing w:after="20" w:before="0"/>
-            </w:pPr>
-            <w:hyperlink w:history="1" r:id="rIde8odpjwg8x8h9f0jactrf">
-              <w:r>
-                <w:rPr>
-                  <w:rFonts w:ascii="Arial" w:cs="Arial" w:eastAsia="Arial" w:hAnsi="Arial"/>
-                  <w:color w:val="2E75B6"/>
-                  <w:sz w:val="16"/>
-                  <w:szCs w:val="16"/>
-                  <w:u w:val="single" w:color="2E75B6"/>
-                </w:rPr>
-                <w:t xml:space="preserve">Divide quadratics by linear expressions (no remainders)</w:t>
-              </w:r>
-            </w:hyperlink>
-          </w:p>
-          <w:p>
-            <w:pPr>
-              <w:spacing w:after="10" w:before="0"/>
-              <w:ind w:left="120"/>
-            </w:pPr>
-            <w:r>
-              <w:rPr>
-                <w:rFonts w:ascii="Arial" w:cs="Arial" w:eastAsia="Arial" w:hAnsi="Arial"/>
-                <w:color w:val="595959"/>
-                <w:sz w:val="14"/>
-                <w:szCs w:val="14"/>
-              </w:rPr>
-              <w:t xml:space="preserve">Source: Khan Academy (English - US curriculum)</w:t>
-            </w:r>
-          </w:p>
-          <w:p>
-            <w:pPr>
-              <w:spacing w:after="10" w:before="0"/>
-              <w:ind w:left="120"/>
-            </w:pPr>
-            <w:hyperlink w:history="1" r:id="rIdb35c6gbg8grjxq3fwarfy">
+            <w:hyperlink w:history="1" r:id="rIdi7o8szxyrqbsdbepciyw0">
               <w:r>
                 <w:rPr>
                   <w:rFonts w:ascii="Arial" w:cs="Arial" w:eastAsia="Arial" w:hAnsi="Arial"/>
@@ -8432,7 +8544,7 @@
         </w:rPr>
         <w:t xml:space="preserve">© 2026 SeaVuria and ARES. Aligned with KICD objectives. Developed by SeaVuria; technical implementation by ARES (with AI assistance from Claude). Licensed under </w:t>
       </w:r>
-      <w:hyperlink w:history="1" r:id="rIdd9dyfuhkulnxmnopc8ssz">
+      <w:hyperlink w:history="1" r:id="rIdn3-h_mzf4qes_s-j_-qsm">
         <w:r>
           <w:rPr>
             <w:rFonts w:ascii="Arial" w:cs="Arial" w:eastAsia="Arial" w:hAnsi="Arial"/>
@@ -8453,7 +8565,7 @@
         </w:rPr>
         <w:t xml:space="preserve"> (</w:t>
       </w:r>
-      <w:hyperlink w:history="1" r:id="rId4-7u2pkyuymlsmyvtx2yn">
+      <w:hyperlink w:history="1" r:id="rIdhxevslw1aglq13t02henw">
         <w:r>
           <w:rPr>
             <w:rFonts w:ascii="Arial" w:cs="Arial" w:eastAsia="Arial" w:hAnsi="Arial"/>
@@ -9466,7 +9578,619 @@
             <w:pPr>
               <w:spacing w:after="20" w:before="0"/>
             </w:pPr>
-            <w:hyperlink w:history="1" r:id="rIdakxamxv8fisssc7mzl8nx">
+            <w:hyperlink w:history="1" r:id="rId0kya_i2zjitm3jtotkpwr">
+              <w:r>
+                <w:rPr>
+                  <w:rFonts w:ascii="Arial" w:cs="Arial" w:eastAsia="Arial" w:hAnsi="Arial"/>
+                  <w:color w:val="2E75B6"/>
+                  <w:sz w:val="16"/>
+                  <w:szCs w:val="16"/>
+                  <w:u w:val="single" w:color="2E75B6"/>
+                </w:rPr>
+                <w:t xml:space="preserve">Factoring Quadratic Expressions with Negative Coefficients: A Sample Application</w:t>
+              </w:r>
+            </w:hyperlink>
+          </w:p>
+          <w:p>
+            <w:pPr>
+              <w:spacing w:after="10" w:before="0"/>
+              <w:ind w:left="120"/>
+            </w:pPr>
+            <w:r>
+              <w:rPr>
+                <w:rFonts w:ascii="Arial" w:cs="Arial" w:eastAsia="Arial" w:hAnsi="Arial"/>
+                <w:color w:val="595959"/>
+                <w:sz w:val="14"/>
+                <w:szCs w:val="14"/>
+              </w:rPr>
+              <w:t xml:space="preserve">Source: CK-12</w:t>
+            </w:r>
+          </w:p>
+          <w:p>
+            <w:pPr>
+              <w:spacing w:after="10" w:before="0"/>
+              <w:ind w:left="120"/>
+            </w:pPr>
+            <w:hyperlink w:history="1" r:id="rIdyahujz849in2nfbpgzvw4">
+              <w:r>
+                <w:rPr>
+                  <w:rFonts w:ascii="Arial" w:cs="Arial" w:eastAsia="Arial" w:hAnsi="Arial"/>
+                  <w:color w:val="595959"/>
+                  <w:sz w:val="14"/>
+                  <w:szCs w:val="14"/>
+                  <w:u w:val="single" w:color="595959"/>
+                </w:rPr>
+                <w:t xml:space="preserve">🔍 Search ARES for similar videos</w:t>
+              </w:r>
+            </w:hyperlink>
+          </w:p>
+          <w:p>
+            <w:pPr>
+              <w:spacing w:after="40" w:before="0"/>
+            </w:pPr>
+            <w:r>
+              <w:rPr>
+                <w:sz w:val="14"/>
+                <w:szCs w:val="14"/>
+              </w:rPr>
+              <w:t xml:space="preserve"/>
+            </w:r>
+          </w:p>
+          <w:p>
+            <w:pPr>
+              <w:spacing w:after="20" w:before="0"/>
+            </w:pPr>
+            <w:r>
+              <w:rPr>
+                <w:rFonts w:ascii="Arial" w:cs="Arial" w:eastAsia="Arial" w:hAnsi="Arial"/>
+                <w:b/>
+                <w:bCs/>
+                <w:color w:val="1F3864"/>
+                <w:sz w:val="16"/>
+                <w:szCs w:val="16"/>
+              </w:rPr>
+              <w:t xml:space="preserve">📖 EXERCISE:</w:t>
+            </w:r>
+          </w:p>
+          <w:p>
+            <w:pPr>
+              <w:spacing w:after="20" w:before="0"/>
+            </w:pPr>
+            <w:hyperlink w:history="1" r:id="rIdvdniw8bajs7nq5kfy_gey">
+              <w:r>
+                <w:rPr>
+                  <w:rFonts w:ascii="Arial" w:cs="Arial" w:eastAsia="Arial" w:hAnsi="Arial"/>
+                  <w:color w:val="2E75B6"/>
+                  <w:sz w:val="16"/>
+                  <w:szCs w:val="16"/>
+                  <w:u w:val="single" w:color="2E75B6"/>
+                </w:rPr>
+                <w:t xml:space="preserve">Factor polynomials: quadratic methods</w:t>
+              </w:r>
+            </w:hyperlink>
+          </w:p>
+          <w:p>
+            <w:pPr>
+              <w:spacing w:after="10" w:before="0"/>
+              <w:ind w:left="120"/>
+            </w:pPr>
+            <w:r>
+              <w:rPr>
+                <w:rFonts w:ascii="Arial" w:cs="Arial" w:eastAsia="Arial" w:hAnsi="Arial"/>
+                <w:color w:val="595959"/>
+                <w:sz w:val="14"/>
+                <w:szCs w:val="14"/>
+              </w:rPr>
+              <w:t xml:space="preserve">Source: Khan Academy (English - US curriculum)</w:t>
+            </w:r>
+          </w:p>
+          <w:p>
+            <w:pPr>
+              <w:spacing w:after="10" w:before="0"/>
+              <w:ind w:left="120"/>
+            </w:pPr>
+            <w:hyperlink w:history="1" r:id="rIdorg1zt4pmadszuf1jkl6x">
+              <w:r>
+                <w:rPr>
+                  <w:rFonts w:ascii="Arial" w:cs="Arial" w:eastAsia="Arial" w:hAnsi="Arial"/>
+                  <w:color w:val="595959"/>
+                  <w:sz w:val="14"/>
+                  <w:szCs w:val="14"/>
+                  <w:u w:val="single" w:color="595959"/>
+                </w:rPr>
+                <w:t xml:space="preserve">🔍 Search ARES for similar readings</w:t>
+              </w:r>
+            </w:hyperlink>
+          </w:p>
+        </w:tc>
+        <w:tc>
+          <w:tcPr>
+            <w:tcW w:type="dxa" w:w="3040"/>
+            <w:shd w:fill="FFFFFF" w:color="auto" w:val="clear"/>
+            <w:tcMar>
+              <w:top w:type="dxa" w:w="60"/>
+              <w:left w:type="dxa" w:w="120"/>
+              <w:bottom w:type="dxa" w:w="60"/>
+              <w:right w:type="dxa" w:w="120"/>
+            </w:tcMar>
+            <w:vAlign w:val="top"/>
+          </w:tcPr>
+          <w:p>
+            <w:pPr>
+              <w:spacing w:after="40" w:before="0"/>
+              <w:jc w:val="left"/>
+            </w:pPr>
+            <w:r>
+              <w:rPr>
+                <w:rFonts w:ascii="Arial" w:cs="Arial" w:eastAsia="Arial" w:hAnsi="Arial"/>
+                <w:b w:val="false"/>
+                <w:bCs w:val="false"/>
+                <w:i w:val="false"/>
+                <w:iCs w:val="false"/>
+                <w:color w:val="000000"/>
+                <w:sz w:val="18"/>
+                <w:szCs w:val="18"/>
+              </w:rPr>
+              <w:t xml:space="preserve">Learners are shown two side-by-side statements on the board: (A) (x + 3)(x + 5) = x² + 8x + 15 [from Lesson 2 expansion work] and (B) x² + 8x + 15 = ?(? ). They are asked individually (no discussion yet) to write in their exercise books: 'What two brackets do you think multiply to give x² + 8x + 15? Write your best guess and explain your reasoning in one sentence.' After 3 minutes of silent thinking, learners share with a shoulder partner for 2 minutes. The teacher then cold-calls 4 learners to share their guesses — without confirming correctness — and records all conjectures on the board under the heading 'Our Predictions'. A second prompt is then placed on the board connected to the phenomenon: 'A classmate writes the height of the shot put above the ground as h = −x² + 6x (where x is horizontal distance in metres). She says the ball lands when h = 0. She needs to factorise −x² + 6x to find where. What factors do you predict?' Learners write a second prediction silently for 2 minutes.</w:t>
+            </w:r>
+          </w:p>
+        </w:tc>
+        <w:tc>
+          <w:tcPr>
+            <w:tcW w:type="dxa" w:w="3040"/>
+            <w:shd w:fill="F2F2F2" w:color="auto" w:val="clear"/>
+            <w:tcMar>
+              <w:top w:type="dxa" w:w="60"/>
+              <w:left w:type="dxa" w:w="120"/>
+              <w:bottom w:type="dxa" w:w="60"/>
+              <w:right w:type="dxa" w:w="120"/>
+            </w:tcMar>
+            <w:vAlign w:val="top"/>
+          </w:tcPr>
+          <w:p>
+            <w:pPr>
+              <w:spacing w:after="40" w:before="0"/>
+              <w:jc w:val="left"/>
+            </w:pPr>
+            <w:r>
+              <w:rPr>
+                <w:rFonts w:ascii="Arial" w:cs="Arial" w:eastAsia="Arial" w:hAnsi="Arial"/>
+                <w:b w:val="false"/>
+                <w:bCs w:val="false"/>
+                <w:i w:val="false"/>
+                <w:iCs w:val="false"/>
+                <w:color w:val="000000"/>
+                <w:sz w:val="18"/>
+                <w:szCs w:val="18"/>
+              </w:rPr>
+              <w:t xml:space="preserve">1. Display both statements (A) and (B) using the board or printed cards. Say exactly: 'In Lesson 2 we learned to EXPAND brackets into a quadratic. Today I want you to try going the other way — from the quadratic BACK to brackets. Do not discuss yet. Write your best guess silently.' (Allow 3 minutes — do not circulate yet; let learners think independently.) 2. After 3 minutes say: 'Now share your guess with your shoulder partner. Listen to their reasoning — you may change your guess if they convince you.' (Allow 2 minutes.) 3. Cold-call exactly 4 learners using name cards or a random selector. Ask each: 'What did you write — and WHY did you choose those brackets?' Record every conjecture on the board verbatim — do not correct. Say: 'I am writing ALL ideas. We will test them during the lesson.' 4. Display the phenomenon prompt about h = −x² + 6x. Say: 'This expression describes the shot put's height from our sports day video. If we can factorise it, we can find where the ball hits the ground. Write your prediction — silently, 2 minutes.' (WAIT TIME: do not speak for the full 2 minutes.) 5. Tell learners: 'Hold your predictions. We are about to gather evidence to test them.'</w:t>
+            </w:r>
+          </w:p>
+        </w:tc>
+        <w:tc>
+          <w:tcPr>
+            <w:tcW w:type="dxa" w:w="3040"/>
+            <w:shd w:fill="FFFFFF" w:color="auto" w:val="clear"/>
+            <w:tcMar>
+              <w:top w:type="dxa" w:w="60"/>
+              <w:left w:type="dxa" w:w="120"/>
+              <w:bottom w:type="dxa" w:w="60"/>
+              <w:right w:type="dxa" w:w="120"/>
+            </w:tcMar>
+            <w:vAlign w:val="top"/>
+          </w:tcPr>
+          <w:p>
+            <w:pPr>
+              <w:spacing w:after="40" w:before="0"/>
+              <w:jc w:val="left"/>
+            </w:pPr>
+            <w:r>
+              <w:rPr>
+                <w:rFonts w:ascii="Arial" w:cs="Arial" w:eastAsia="Arial" w:hAnsi="Arial"/>
+                <w:b w:val="false"/>
+                <w:bCs w:val="false"/>
+                <w:i w:val="false"/>
+                <w:iCs w:val="false"/>
+                <w:color w:val="000000"/>
+                <w:sz w:val="18"/>
+                <w:szCs w:val="18"/>
+              </w:rPr>
+              <w:t xml:space="preserve">Prediction-before-instruction (Elicit Prior Knowledge): By requiring learners to commit a conjecture to paper before any teaching, the teacher activates prior knowledge of multiplication (factor pairs) and creates cognitive dissonance that motivates the Observe phase. Recording all guesses publicly — including incorrect ones — normalises productive struggle and gives the teacher live diagnostic data about misconceptions (e.g., learners who guess (x+8)(x+15) reveal they do not yet understand the product-sum relationship).</w:t>
+            </w:r>
+          </w:p>
+        </w:tc>
+        <w:tc>
+          <w:tcPr>
+            <w:tcW w:type="dxa" w:w="3040"/>
+            <w:shd w:fill="F2F2F2" w:color="auto" w:val="clear"/>
+            <w:tcMar>
+              <w:top w:type="dxa" w:w="60"/>
+              <w:left w:type="dxa" w:w="120"/>
+              <w:bottom w:type="dxa" w:w="60"/>
+              <w:right w:type="dxa" w:w="120"/>
+            </w:tcMar>
+            <w:vAlign w:val="top"/>
+          </w:tcPr>
+          <w:p>
+            <w:pPr>
+              <w:spacing w:after="40" w:before="0"/>
+              <w:jc w:val="left"/>
+            </w:pPr>
+            <w:r>
+              <w:rPr>
+                <w:rFonts w:ascii="Arial" w:cs="Arial" w:eastAsia="Arial" w:hAnsi="Arial"/>
+                <w:b w:val="false"/>
+                <w:bCs w:val="false"/>
+                <w:i w:val="false"/>
+                <w:iCs w:val="false"/>
+                <w:color w:val="000000"/>
+                <w:sz w:val="18"/>
+                <w:szCs w:val="18"/>
+              </w:rPr>
+              <w:t xml:space="preserve">Teacher scans written predictions during the 3-minute silent period, noting: (i) learners who correctly identify (x+3)(x+5) — they are ready for the a≠1 challenge; (ii) learners who write (x+8)(x+15) or (x+15)(x+1) — they confuse sum and product; (iii) learners who leave the second prompt blank — they may need a pre-teach on factoring out a common factor. Teacher uses these observations to adjust groupings in Phase 2.</w:t>
+            </w:r>
+          </w:p>
+        </w:tc>
+      </w:tr>
+      <w:tr>
+        <w:tc>
+          <w:tcPr>
+            <w:tcW w:type="dxa" w:w="1520"/>
+            <w:shd w:fill="D9EEF1" w:color="auto" w:val="clear"/>
+            <w:tcMar>
+              <w:top w:type="dxa" w:w="60"/>
+              <w:left w:type="dxa" w:w="120"/>
+              <w:bottom w:type="dxa" w:w="60"/>
+              <w:right w:type="dxa" w:w="120"/>
+            </w:tcMar>
+            <w:vAlign w:val="top"/>
+          </w:tcPr>
+          <w:p>
+            <w:pPr>
+              <w:spacing w:after="40" w:before="0"/>
+              <w:jc w:val="left"/>
+            </w:pPr>
+            <w:r>
+              <w:rPr>
+                <w:rFonts w:ascii="Arial" w:cs="Arial" w:eastAsia="Arial" w:hAnsi="Arial"/>
+                <w:b/>
+                <w:bCs/>
+                <w:i w:val="false"/>
+                <w:iCs w:val="false"/>
+                <w:color w:val="000000"/>
+                <w:sz w:val="18"/>
+                <w:szCs w:val="18"/>
+              </w:rPr>
+              <w:t xml:space="preserve">Observe Phase</w:t>
+            </w:r>
+          </w:p>
+          <w:p>
+            <w:pPr>
+              <w:spacing w:after="20" w:before="0"/>
+            </w:pPr>
+            <w:r>
+              <w:rPr>
+                <w:rFonts w:ascii="Arial" w:cs="Arial" w:eastAsia="Arial" w:hAnsi="Arial"/>
+                <w:b/>
+                <w:bCs/>
+                <w:color w:val="1F3864"/>
+                <w:sz w:val="16"/>
+                <w:szCs w:val="16"/>
+              </w:rPr>
+              <w:t xml:space="preserve">📹 VIDEO:</w:t>
+            </w:r>
+          </w:p>
+          <w:p>
+            <w:pPr>
+              <w:spacing w:after="20" w:before="0"/>
+            </w:pPr>
+            <w:hyperlink w:history="1" r:id="rIdl-rpwskirgtumtj69kc-p">
+              <w:r>
+                <w:rPr>
+                  <w:rFonts w:ascii="Arial" w:cs="Arial" w:eastAsia="Arial" w:hAnsi="Arial"/>
+                  <w:color w:val="2E75B6"/>
+                  <w:sz w:val="16"/>
+                  <w:szCs w:val="16"/>
+                  <w:u w:val="single" w:color="2E75B6"/>
+                </w:rPr>
+                <w:t xml:space="preserve">Factoring Quadratic Expressions with Negative Coefficients: A Sample Application</w:t>
+              </w:r>
+            </w:hyperlink>
+          </w:p>
+          <w:p>
+            <w:pPr>
+              <w:spacing w:after="10" w:before="0"/>
+              <w:ind w:left="120"/>
+            </w:pPr>
+            <w:r>
+              <w:rPr>
+                <w:rFonts w:ascii="Arial" w:cs="Arial" w:eastAsia="Arial" w:hAnsi="Arial"/>
+                <w:color w:val="595959"/>
+                <w:sz w:val="14"/>
+                <w:szCs w:val="14"/>
+              </w:rPr>
+              <w:t xml:space="preserve">Source: CK-12</w:t>
+            </w:r>
+          </w:p>
+          <w:p>
+            <w:pPr>
+              <w:spacing w:after="10" w:before="0"/>
+              <w:ind w:left="120"/>
+            </w:pPr>
+            <w:hyperlink w:history="1" r:id="rIdkn6v6hk58chts2glowyej">
+              <w:r>
+                <w:rPr>
+                  <w:rFonts w:ascii="Arial" w:cs="Arial" w:eastAsia="Arial" w:hAnsi="Arial"/>
+                  <w:color w:val="595959"/>
+                  <w:sz w:val="14"/>
+                  <w:szCs w:val="14"/>
+                  <w:u w:val="single" w:color="595959"/>
+                </w:rPr>
+                <w:t xml:space="preserve">🔍 Search ARES for similar videos</w:t>
+              </w:r>
+            </w:hyperlink>
+          </w:p>
+          <w:p>
+            <w:pPr>
+              <w:spacing w:after="40" w:before="0"/>
+            </w:pPr>
+            <w:r>
+              <w:rPr>
+                <w:sz w:val="14"/>
+                <w:szCs w:val="14"/>
+              </w:rPr>
+              <w:t xml:space="preserve"/>
+            </w:r>
+          </w:p>
+          <w:p>
+            <w:pPr>
+              <w:spacing w:after="20" w:before="0"/>
+            </w:pPr>
+            <w:r>
+              <w:rPr>
+                <w:rFonts w:ascii="Arial" w:cs="Arial" w:eastAsia="Arial" w:hAnsi="Arial"/>
+                <w:b/>
+                <w:bCs/>
+                <w:color w:val="1F3864"/>
+                <w:sz w:val="16"/>
+                <w:szCs w:val="16"/>
+              </w:rPr>
+              <w:t xml:space="preserve">📖 HTML:</w:t>
+            </w:r>
+          </w:p>
+          <w:p>
+            <w:pPr>
+              <w:spacing w:after="20" w:before="0"/>
+            </w:pPr>
+            <w:hyperlink w:history="1" r:id="rIdk0w9cui2-dzfj9vwqa3qj">
+              <w:r>
+                <w:rPr>
+                  <w:rFonts w:ascii="Arial" w:cs="Arial" w:eastAsia="Arial" w:hAnsi="Arial"/>
+                  <w:color w:val="2E75B6"/>
+                  <w:sz w:val="16"/>
+                  <w:szCs w:val="16"/>
+                  <w:u w:val="single" w:color="2E75B6"/>
+                </w:rPr>
+                <w:t xml:space="preserve">Methods for Solving Quadratic Functions: Boxes for Factoring (PLIX)</w:t>
+              </w:r>
+            </w:hyperlink>
+          </w:p>
+          <w:p>
+            <w:pPr>
+              <w:spacing w:after="10" w:before="0"/>
+              <w:ind w:left="120"/>
+            </w:pPr>
+            <w:r>
+              <w:rPr>
+                <w:rFonts w:ascii="Arial" w:cs="Arial" w:eastAsia="Arial" w:hAnsi="Arial"/>
+                <w:color w:val="595959"/>
+                <w:sz w:val="14"/>
+                <w:szCs w:val="14"/>
+              </w:rPr>
+              <w:t xml:space="preserve">Source: CK-12</w:t>
+            </w:r>
+          </w:p>
+          <w:p>
+            <w:pPr>
+              <w:spacing w:after="10" w:before="0"/>
+              <w:ind w:left="120"/>
+            </w:pPr>
+            <w:hyperlink w:history="1" r:id="rId3pn3cznjcl7ylftfelg9v">
+              <w:r>
+                <w:rPr>
+                  <w:rFonts w:ascii="Arial" w:cs="Arial" w:eastAsia="Arial" w:hAnsi="Arial"/>
+                  <w:color w:val="595959"/>
+                  <w:sz w:val="14"/>
+                  <w:szCs w:val="14"/>
+                  <w:u w:val="single" w:color="595959"/>
+                </w:rPr>
+                <w:t xml:space="preserve">🔍 Search ARES for similar readings</w:t>
+              </w:r>
+            </w:hyperlink>
+          </w:p>
+        </w:tc>
+        <w:tc>
+          <w:tcPr>
+            <w:tcW w:type="dxa" w:w="3040"/>
+            <w:shd w:fill="FFFFFF" w:color="auto" w:val="clear"/>
+            <w:tcMar>
+              <w:top w:type="dxa" w:w="60"/>
+              <w:left w:type="dxa" w:w="120"/>
+              <w:bottom w:type="dxa" w:w="60"/>
+              <w:right w:type="dxa" w:w="120"/>
+            </w:tcMar>
+            <w:vAlign w:val="top"/>
+          </w:tcPr>
+          <w:p>
+            <w:pPr>
+              <w:spacing w:after="40" w:before="0"/>
+              <w:jc w:val="left"/>
+            </w:pPr>
+            <w:r>
+              <w:rPr>
+                <w:rFonts w:ascii="Arial" w:cs="Arial" w:eastAsia="Arial" w:hAnsi="Arial"/>
+                <w:b w:val="false"/>
+                <w:bCs w:val="false"/>
+                <w:i w:val="false"/>
+                <w:iCs w:val="false"/>
+                <w:color w:val="000000"/>
+                <w:sz w:val="18"/>
+                <w:szCs w:val="18"/>
+              </w:rPr>
+              <w:t xml:space="preserve">ACTIVITY A — Kericho Shamba Area Tiles (25 minutes): Learners work in groups of 4. Each group receives a printed 'Shamba Card' showing: 'A rectangular shamba in Kericho has area = (x² + 7x + 12) m². The length is (x + 4) m. What is the width?' Groups are given a set of algebra tiles (or a printed grid substitute): one large x² tile, seven x-tiles, and twelve unit tiles. Groups must physically arrange the tiles into a rectangle. They record: (i) a diagram of their rectangle, (ii) the two dimensions (factors), (iii) the verification by re-expanding. Groups that finish early receive a second Shamba Card: area = 2x² + 7x + 3. After 15 minutes, a whole-class gallery share takes place — each group holds up their rectangle diagram. ACTIVITY B — Phenomenon Connection (10 minutes): The teacher projects the sports-day video still showing the shot-put arc. The teacher writes on the board: h = −x² + 6x. Learners are guided to first factor out the common factor: h = −x(x − 6). The teacher asks: 'What does x = 0 mean in the context of the throw? What does x = 6 mean?' Learners write answers in their books. The teacher connects this to the printed still-frame: 'The ball left the athlete's hand at x = 0 and should land at x = 6 metres. Does the string measurement on your printed still-frame agree?' Learners check against their Lesson 1 measurements.</w:t>
+            </w:r>
+          </w:p>
+        </w:tc>
+        <w:tc>
+          <w:tcPr>
+            <w:tcW w:type="dxa" w:w="3040"/>
+            <w:shd w:fill="F2F2F2" w:color="auto" w:val="clear"/>
+            <w:tcMar>
+              <w:top w:type="dxa" w:w="60"/>
+              <w:left w:type="dxa" w:w="120"/>
+              <w:bottom w:type="dxa" w:w="60"/>
+              <w:right w:type="dxa" w:w="120"/>
+            </w:tcMar>
+            <w:vAlign w:val="top"/>
+          </w:tcPr>
+          <w:p>
+            <w:pPr>
+              <w:spacing w:after="40" w:before="0"/>
+              <w:jc w:val="left"/>
+            </w:pPr>
+            <w:r>
+              <w:rPr>
+                <w:rFonts w:ascii="Arial" w:cs="Arial" w:eastAsia="Arial" w:hAnsi="Arial"/>
+                <w:b w:val="false"/>
+                <w:bCs w:val="false"/>
+                <w:i w:val="false"/>
+                <w:iCs w:val="false"/>
+                <w:color w:val="000000"/>
+                <w:sz w:val="18"/>
+                <w:szCs w:val="18"/>
+              </w:rPr>
+              <w:t xml:space="preserve">1. Distribute Shamba Cards and tile sets (or printed grid substitutes). Say: 'Your job is to arrange these tiles into a rectangle. The total area is x² + 7x + 12. One side is already given as (x + 4). Use the tiles to find the other side. You have 15 minutes. Every group member must be able to explain the rectangle.' 2. Circulate during the activity. At each group, ask one probing question — rotate these three questions: (a) 'How do you know which numbers to pair with the unit tiles?'; (b) 'What multiplication fact links the constant terms of your two factors to the constant in the original expression?'; (c) 'If I change the area to x² + 7x + 10, would your rectangle change? How?' Give WAIT TIME of 10 seconds after each question before accepting a response. 3. At 15 minutes, stop groups and do a quick gallery share: hold up diagrams. Ask the whole class: 'Are all rectangles the same? Why must they be?' Cold-call 2 groups to explain. 4. For the second Shamba Card (2x² + 7x + 3), say: 'This one is harder — the coefficient of x² is not 1. Work together. You may need to rearrange your tiles more than once.' Do NOT demonstrate the method yet — let groups struggle productively for 5 minutes. 5. Transition to Activity B. Display the video still. Say: 'Let us return to the shot put. I am writing the height expression. Your job: find the two factors. Start by asking — is there anything COMMON to both terms?' (WAIT TIME: 12 seconds.) Cold-call 1 learner. Then say: 'What does each factor tell us about the ball's journey?' Cold-call 3 different learners. 6. Say: 'Check your Lesson 1 string measurement. Does x = 6 m match what you measured? Write a one-sentence observation in your book.'</w:t>
+            </w:r>
+          </w:p>
+        </w:tc>
+        <w:tc>
+          <w:tcPr>
+            <w:tcW w:type="dxa" w:w="3040"/>
+            <w:shd w:fill="FFFFFF" w:color="auto" w:val="clear"/>
+            <w:tcMar>
+              <w:top w:type="dxa" w:w="60"/>
+              <w:left w:type="dxa" w:w="120"/>
+              <w:bottom w:type="dxa" w:w="60"/>
+              <w:right w:type="dxa" w:w="120"/>
+            </w:tcMar>
+            <w:vAlign w:val="top"/>
+          </w:tcPr>
+          <w:p>
+            <w:pPr>
+              <w:spacing w:after="40" w:before="0"/>
+              <w:jc w:val="left"/>
+            </w:pPr>
+            <w:r>
+              <w:rPr>
+                <w:rFonts w:ascii="Arial" w:cs="Arial" w:eastAsia="Arial" w:hAnsi="Arial"/>
+                <w:b w:val="false"/>
+                <w:bCs w:val="false"/>
+                <w:i w:val="false"/>
+                <w:iCs w:val="false"/>
+                <w:color w:val="000000"/>
+                <w:sz w:val="18"/>
+                <w:szCs w:val="18"/>
+              </w:rPr>
+              <w:t xml:space="preserve">Concrete-Representational-Abstract (CRA) with Phenomenon Anchoring: The algebra tile activity provides a CONCRETE manipulation that makes the abstract process of factorisation physically visible — learners see that factorising means finding the side-lengths of a rectangle whose area is known. This directly mirrors the area-model work from Lesson 2, creating conceptual continuity. The pivot to the shot-put expression in Activity B moves from Concrete (tiles) to Abstract (symbolic factorisation), anchored by the phenomenon. Connecting the factor x = 6 to the ball's landing point transforms factorisation from a symbol-manipulation trick into a meaningful prediction tool — exactly what the driving question demands.</w:t>
+            </w:r>
+          </w:p>
+        </w:tc>
+        <w:tc>
+          <w:tcPr>
+            <w:tcW w:type="dxa" w:w="3040"/>
+            <w:shd w:fill="F2F2F2" w:color="auto" w:val="clear"/>
+            <w:tcMar>
+              <w:top w:type="dxa" w:w="60"/>
+              <w:left w:type="dxa" w:w="120"/>
+              <w:bottom w:type="dxa" w:w="60"/>
+              <w:right w:type="dxa" w:w="120"/>
+            </w:tcMar>
+            <w:vAlign w:val="top"/>
+          </w:tcPr>
+          <w:p>
+            <w:pPr>
+              <w:spacing w:after="40" w:before="0"/>
+              <w:jc w:val="left"/>
+            </w:pPr>
+            <w:r>
+              <w:rPr>
+                <w:rFonts w:ascii="Arial" w:cs="Arial" w:eastAsia="Arial" w:hAnsi="Arial"/>
+                <w:b w:val="false"/>
+                <w:bCs w:val="false"/>
+                <w:i w:val="false"/>
+                <w:iCs w:val="false"/>
+                <w:color w:val="000000"/>
+                <w:sz w:val="18"/>
+                <w:szCs w:val="18"/>
+              </w:rPr>
+              <w:t xml:space="preserve">Observable indicators during tile activity: (i) GROUP SUCCESS — group arranges tiles into a correct rectangle with dimensions (x+3) and (x+4); (ii) PARTIAL — group finds one factor by trial but cannot articulate WHY those numbers work; (iii) MISCONCEPTION — group places all 12 unit tiles in a row, showing they do not understand area as a 2D concept. Teacher notes which groups receive the harder card (2x² + 7x + 3) and how they approach it — this informs direct instruction focus in Phase 3. For Activity B: listen for learners who correctly state 'x = 6 means the ball has travelled 6 metres horizontally and is back at ground level' — this is the target conceptual link.</w:t>
+            </w:r>
+          </w:p>
+        </w:tc>
+      </w:tr>
+      <w:tr>
+        <w:tc>
+          <w:tcPr>
+            <w:tcW w:type="dxa" w:w="1520"/>
+            <w:shd w:fill="E2EFDA" w:color="auto" w:val="clear"/>
+            <w:tcMar>
+              <w:top w:type="dxa" w:w="60"/>
+              <w:left w:type="dxa" w:w="120"/>
+              <w:bottom w:type="dxa" w:w="60"/>
+              <w:right w:type="dxa" w:w="120"/>
+            </w:tcMar>
+            <w:vAlign w:val="top"/>
+          </w:tcPr>
+          <w:p>
+            <w:pPr>
+              <w:spacing w:after="40" w:before="0"/>
+              <w:jc w:val="left"/>
+            </w:pPr>
+            <w:r>
+              <w:rPr>
+                <w:rFonts w:ascii="Arial" w:cs="Arial" w:eastAsia="Arial" w:hAnsi="Arial"/>
+                <w:b/>
+                <w:bCs/>
+                <w:i w:val="false"/>
+                <w:iCs w:val="false"/>
+                <w:color w:val="000000"/>
+                <w:sz w:val="18"/>
+                <w:szCs w:val="18"/>
+              </w:rPr>
+              <w:t xml:space="preserve">Explain Phase</w:t>
+            </w:r>
+          </w:p>
+          <w:p>
+            <w:pPr>
+              <w:spacing w:after="20" w:before="0"/>
+            </w:pPr>
+            <w:r>
+              <w:rPr>
+                <w:rFonts w:ascii="Arial" w:cs="Arial" w:eastAsia="Arial" w:hAnsi="Arial"/>
+                <w:b/>
+                <w:bCs/>
+                <w:color w:val="1F3864"/>
+                <w:sz w:val="16"/>
+                <w:szCs w:val="16"/>
+              </w:rPr>
+              <w:t xml:space="preserve">📹 VIDEO:</w:t>
+            </w:r>
+          </w:p>
+          <w:p>
+            <w:pPr>
+              <w:spacing w:after="20" w:before="0"/>
+            </w:pPr>
+            <w:hyperlink w:history="1" r:id="rIdcohri1eqlhgppa77spynf">
               <w:r>
                 <w:rPr>
                   <w:rFonts w:ascii="Arial" w:cs="Arial" w:eastAsia="Arial" w:hAnsi="Arial"/>
@@ -9481,6 +10205,22 @@
           </w:p>
           <w:p>
             <w:pPr>
+              <w:spacing w:after="20" w:before="0"/>
+            </w:pPr>
+            <w:r>
+              <w:rPr>
+                <w:rFonts w:ascii="Arial" w:cs="Arial" w:eastAsia="Arial" w:hAnsi="Arial"/>
+                <w:i/>
+                <w:iCs/>
+                <w:color w:val="595959"/>
+                <w:sz w:val="16"/>
+                <w:szCs w:val="16"/>
+              </w:rPr>
+              <w:t xml:space="preserve">Related topic: not an exact match for this lesson.</w:t>
+            </w:r>
+          </w:p>
+          <w:p>
+            <w:pPr>
               <w:spacing w:after="10" w:before="0"/>
               <w:ind w:left="120"/>
             </w:pPr>
@@ -9499,7 +10239,7 @@
               <w:spacing w:after="10" w:before="0"/>
               <w:ind w:left="120"/>
             </w:pPr>
-            <w:hyperlink w:history="1" r:id="rIduskpyc9yf-ovxupy7s4xm">
+            <w:hyperlink w:history="1" r:id="rIdjw2hvovs1vvt34r5hau1y">
               <w:r>
                 <w:rPr>
                   <w:rFonts w:ascii="Arial" w:cs="Arial" w:eastAsia="Arial" w:hAnsi="Arial"/>
@@ -9544,7 +10284,651 @@
             <w:pPr>
               <w:spacing w:after="20" w:before="0"/>
             </w:pPr>
-            <w:hyperlink w:history="1" r:id="rIdotkw82lm9_6_kcnhbabsr">
+            <w:hyperlink w:history="1" r:id="rId32wbou-frbqs_nrbicrdd">
+              <w:r>
+                <w:rPr>
+                  <w:rFonts w:ascii="Arial" w:cs="Arial" w:eastAsia="Arial" w:hAnsi="Arial"/>
+                  <w:color w:val="2E75B6"/>
+                  <w:sz w:val="16"/>
+                  <w:szCs w:val="16"/>
+                  <w:u w:val="single" w:color="2E75B6"/>
+                </w:rPr>
+                <w:t xml:space="preserve">Factor polynomials: quadratic methods</w:t>
+              </w:r>
+            </w:hyperlink>
+          </w:p>
+          <w:p>
+            <w:pPr>
+              <w:spacing w:after="10" w:before="0"/>
+              <w:ind w:left="120"/>
+            </w:pPr>
+            <w:r>
+              <w:rPr>
+                <w:rFonts w:ascii="Arial" w:cs="Arial" w:eastAsia="Arial" w:hAnsi="Arial"/>
+                <w:color w:val="595959"/>
+                <w:sz w:val="14"/>
+                <w:szCs w:val="14"/>
+              </w:rPr>
+              <w:t xml:space="preserve">Source: Khan Academy (English - US curriculum)</w:t>
+            </w:r>
+          </w:p>
+          <w:p>
+            <w:pPr>
+              <w:spacing w:after="10" w:before="0"/>
+              <w:ind w:left="120"/>
+            </w:pPr>
+            <w:hyperlink w:history="1" r:id="rIdtwhc44xzfdx529qkcqo5h">
+              <w:r>
+                <w:rPr>
+                  <w:rFonts w:ascii="Arial" w:cs="Arial" w:eastAsia="Arial" w:hAnsi="Arial"/>
+                  <w:color w:val="595959"/>
+                  <w:sz w:val="14"/>
+                  <w:szCs w:val="14"/>
+                  <w:u w:val="single" w:color="595959"/>
+                </w:rPr>
+                <w:t xml:space="preserve">🔍 Search ARES for similar readings</w:t>
+              </w:r>
+            </w:hyperlink>
+          </w:p>
+        </w:tc>
+        <w:tc>
+          <w:tcPr>
+            <w:tcW w:type="dxa" w:w="3040"/>
+            <w:shd w:fill="FFFFFF" w:color="auto" w:val="clear"/>
+            <w:tcMar>
+              <w:top w:type="dxa" w:w="60"/>
+              <w:left w:type="dxa" w:w="120"/>
+              <w:bottom w:type="dxa" w:w="60"/>
+              <w:right w:type="dxa" w:w="120"/>
+            </w:tcMar>
+            <w:vAlign w:val="top"/>
+          </w:tcPr>
+          <w:p>
+            <w:pPr>
+              <w:spacing w:after="40" w:before="0"/>
+              <w:jc w:val="left"/>
+            </w:pPr>
+            <w:r>
+              <w:rPr>
+                <w:rFonts w:ascii="Arial" w:cs="Arial" w:eastAsia="Arial" w:hAnsi="Arial"/>
+                <w:b w:val="false"/>
+                <w:bCs w:val="false"/>
+                <w:i w:val="false"/>
+                <w:iCs w:val="false"/>
+                <w:color w:val="000000"/>
+                <w:sz w:val="18"/>
+                <w:szCs w:val="18"/>
+              </w:rPr>
+              <w:t xml:space="preserve">WHOLE-CLASS CODIFICATION (15 minutes): The teacher leads the class through a structured note-making sequence. Using the tile work as a starting point, the teacher introduces the Product-and-Sum method formally. Step 1 — x² + bx + c (a=1): 'Find two numbers that MULTIPLY to give c and ADD to give b.' Learners work through three guided examples in their books: (i) x² + 9x + 20 [Kericho shamba]; (ii) x² − 5x + 6 [negative b]; (iii) x² + 2x − 15 [negative c]. After each example, learners swap books and mark each other's work. Step 2 — ax² + bx + c (a≠1): The teacher connects to the harder Shamba Card. Introduces the 'ac method': multiply a × c, find two numbers that multiply to ac and add to b, split the middle term, then factorise by grouping. Learners work two guided examples: (iv) 2x² + 7x + 3 [from the Shamba Card]; (v) 3x² − 10x − 8 [area of a maize plot in the Rift Valley]. PEER PRACTICE (10 minutes): In pairs, learners complete four mixed factorisation problems from a printed worksheet, including one problem that re-contextualises the shot-put height expression: 'The height of a ball thrown at Nairobi School's sports day is h = −2x² + 10x. Factorise this expression fully and state what the factored form tells you about the throw.'</w:t>
+            </w:r>
+          </w:p>
+        </w:tc>
+        <w:tc>
+          <w:tcPr>
+            <w:tcW w:type="dxa" w:w="3040"/>
+            <w:shd w:fill="F2F2F2" w:color="auto" w:val="clear"/>
+            <w:tcMar>
+              <w:top w:type="dxa" w:w="60"/>
+              <w:left w:type="dxa" w:w="120"/>
+              <w:bottom w:type="dxa" w:w="60"/>
+              <w:right w:type="dxa" w:w="120"/>
+            </w:tcMar>
+            <w:vAlign w:val="top"/>
+          </w:tcPr>
+          <w:p>
+            <w:pPr>
+              <w:spacing w:after="40" w:before="0"/>
+              <w:jc w:val="left"/>
+            </w:pPr>
+            <w:r>
+              <w:rPr>
+                <w:rFonts w:ascii="Arial" w:cs="Arial" w:eastAsia="Arial" w:hAnsi="Arial"/>
+                <w:b w:val="false"/>
+                <w:bCs w:val="false"/>
+                <w:i w:val="false"/>
+                <w:iCs w:val="false"/>
+                <w:color w:val="000000"/>
+                <w:sz w:val="18"/>
+                <w:szCs w:val="18"/>
+              </w:rPr>
+              <w:t xml:space="preserve">1. Begin by referencing the tile work: 'In your groups you physically found that x² + 7x + 12 breaks into (x+3)(x+4). Let us now write a METHOD so we can do this WITHOUT tiles, for any quadratic.' Write the heading 'FACTORISATION — Product and Sum Method' on the board. 2. For each of the three a=1 examples, use the THINK-PAIR-SHOW routine: pose the expression, give 90 seconds silent thinking, 60 seconds pair discussion, then cold-call one learner to come to the board. For EVERY board solution, ask the class: 'Does everyone agree? Who can verify by expanding?' Allow exactly 10 seconds WAIT TIME before taking volunteers. 3. Before introducing the ac method, say: 'Some of you tried 2x² + 7x + 3 with tiles. What made it harder? Tell your partner in 30 seconds.' Cold-call 2 learners. Then say: 'The challenge is that TWO things can change — the number in front of x² AND the constant. The ac method handles this.' Write the steps clearly and annotate each step with a spoken explanation. 4. For example (iv), narrate aloud: 'Step 1: a=2, c=3, so ac=6. Step 2: I need two numbers that multiply to 6 and add to 7 — that is 6 and 1. Step 3: Rewrite 7x as 6x + x, giving 2x² + 6x + x + 3. Step 4: Group — 2x(x+3) + 1(x+3). Step 5: Factor out (x+3) — answer is (2x+1)(x+3).' Ask class to verify by expanding. Give 60 seconds WAIT TIME. 5. For peer practice, circulate and target the pairs identified as struggling in Phase 2. For the shot-put problem, ask specifically: 'After factorising, what are the two values of x that make h=0? What do they mean for the athlete?' WAIT 12 seconds before accepting any response. Cold-call 3 learners for this question. 6. Close Explain phase by asking: 'How does factorisation connect to our driving question about predicting where the ball lands?' Cold-call 2 learners.</w:t>
+            </w:r>
+          </w:p>
+        </w:tc>
+        <w:tc>
+          <w:tcPr>
+            <w:tcW w:type="dxa" w:w="3040"/>
+            <w:shd w:fill="FFFFFF" w:color="auto" w:val="clear"/>
+            <w:tcMar>
+              <w:top w:type="dxa" w:w="60"/>
+              <w:left w:type="dxa" w:w="120"/>
+              <w:bottom w:type="dxa" w:w="60"/>
+              <w:right w:type="dxa" w:w="120"/>
+            </w:tcMar>
+            <w:vAlign w:val="top"/>
+          </w:tcPr>
+          <w:p>
+            <w:pPr>
+              <w:spacing w:after="40" w:before="0"/>
+              <w:jc w:val="left"/>
+            </w:pPr>
+            <w:r>
+              <w:rPr>
+                <w:rFonts w:ascii="Arial" w:cs="Arial" w:eastAsia="Arial" w:hAnsi="Arial"/>
+                <w:b w:val="false"/>
+                <w:bCs w:val="false"/>
+                <w:i w:val="false"/>
+                <w:iCs w:val="false"/>
+                <w:color w:val="000000"/>
+                <w:sz w:val="18"/>
+                <w:szCs w:val="18"/>
+              </w:rPr>
+              <w:t xml:space="preserve">Worked Example with Immediate Verification (Cognitive Apprenticeship): The teacher models expert thinking aloud during the ac method, making the invisible reasoning (choice of factor pairs, grouping decision) visible. Immediately requiring learners to verify by expanding closes the expand-factorise loop and reinforces that these are inverse operations. The THINK-PAIR-SHOW routine ensures every learner processes each example before seeing the answer, preventing passive copying. The closing discussion question explicitly re-anchors the technique to the driving question, preventing factorisation from feeling like an isolated algebraic drill.</w:t>
+            </w:r>
+          </w:p>
+        </w:tc>
+        <w:tc>
+          <w:tcPr>
+            <w:tcW w:type="dxa" w:w="3040"/>
+            <w:shd w:fill="F2F2F2" w:color="auto" w:val="clear"/>
+            <w:tcMar>
+              <w:top w:type="dxa" w:w="60"/>
+              <w:left w:type="dxa" w:w="120"/>
+              <w:bottom w:type="dxa" w:w="60"/>
+              <w:right w:type="dxa" w:w="120"/>
+            </w:tcMar>
+            <w:vAlign w:val="top"/>
+          </w:tcPr>
+          <w:p>
+            <w:pPr>
+              <w:spacing w:after="40" w:before="0"/>
+              <w:jc w:val="left"/>
+            </w:pPr>
+            <w:r>
+              <w:rPr>
+                <w:rFonts w:ascii="Arial" w:cs="Arial" w:eastAsia="Arial" w:hAnsi="Arial"/>
+                <w:b w:val="false"/>
+                <w:bCs w:val="false"/>
+                <w:i w:val="false"/>
+                <w:iCs w:val="false"/>
+                <w:color w:val="000000"/>
+                <w:sz w:val="18"/>
+                <w:szCs w:val="18"/>
+              </w:rPr>
+              <w:t xml:space="preserve">During peer practice, teacher collects the shot-put worksheet problem from 5 randomly selected pairs. Success criteria: (i) correctly factors out −2x from −2x² + 10x to get −2x(x − 5); (ii) correctly states x = 0 and x = 5 as the zeros; (iii) interprets x = 5 as the landing distance in metres. Common errors to watch for: (a) forgetting the negative sign when factoring, giving 2x(x−5); (b) writing the zeros as x = 2 and x = −10 (substituting coefficients instead of solving); (c) inability to connect zero-factors to the physical landing point.</w:t>
+            </w:r>
+          </w:p>
+        </w:tc>
+      </w:tr>
+      <w:tr>
+        <w:tc>
+          <w:tcPr>
+            <w:tcW w:type="dxa" w:w="1520"/>
+            <w:shd w:fill="FCE4D6" w:color="auto" w:val="clear"/>
+            <w:tcMar>
+              <w:top w:type="dxa" w:w="60"/>
+              <w:left w:type="dxa" w:w="120"/>
+              <w:bottom w:type="dxa" w:w="60"/>
+              <w:right w:type="dxa" w:w="120"/>
+            </w:tcMar>
+            <w:vAlign w:val="top"/>
+          </w:tcPr>
+          <w:p>
+            <w:pPr>
+              <w:spacing w:after="40" w:before="0"/>
+              <w:jc w:val="left"/>
+            </w:pPr>
+            <w:r>
+              <w:rPr>
+                <w:rFonts w:ascii="Arial" w:cs="Arial" w:eastAsia="Arial" w:hAnsi="Arial"/>
+                <w:b/>
+                <w:bCs/>
+                <w:i w:val="false"/>
+                <w:iCs w:val="false"/>
+                <w:color w:val="000000"/>
+                <w:sz w:val="18"/>
+                <w:szCs w:val="18"/>
+              </w:rPr>
+              <w:t xml:space="preserve">Driving Question Board (DQB) Creation</w:t>
+            </w:r>
+          </w:p>
+          <w:p>
+            <w:pPr>
+              <w:spacing w:after="20" w:before="0"/>
+            </w:pPr>
+            <w:r>
+              <w:rPr>
+                <w:rFonts w:ascii="Arial" w:cs="Arial" w:eastAsia="Arial" w:hAnsi="Arial"/>
+                <w:b/>
+                <w:bCs/>
+                <w:color w:val="1F3864"/>
+                <w:sz w:val="16"/>
+                <w:szCs w:val="16"/>
+              </w:rPr>
+              <w:t xml:space="preserve">📹 VIDEO:</w:t>
+            </w:r>
+          </w:p>
+          <w:p>
+            <w:pPr>
+              <w:spacing w:after="20" w:before="0"/>
+            </w:pPr>
+            <w:hyperlink w:history="1" r:id="rIdubz2nbdgtaqab3zs8dx5a">
+              <w:r>
+                <w:rPr>
+                  <w:rFonts w:ascii="Arial" w:cs="Arial" w:eastAsia="Arial" w:hAnsi="Arial"/>
+                  <w:color w:val="2E75B6"/>
+                  <w:sz w:val="16"/>
+                  <w:szCs w:val="16"/>
+                  <w:u w:val="single" w:color="2E75B6"/>
+                </w:rPr>
+                <w:t xml:space="preserve">Zeros of polynomials: matching equation to graph</w:t>
+              </w:r>
+            </w:hyperlink>
+          </w:p>
+          <w:p>
+            <w:pPr>
+              <w:spacing w:after="20" w:before="0"/>
+            </w:pPr>
+            <w:r>
+              <w:rPr>
+                <w:rFonts w:ascii="Arial" w:cs="Arial" w:eastAsia="Arial" w:hAnsi="Arial"/>
+                <w:i/>
+                <w:iCs/>
+                <w:color w:val="595959"/>
+                <w:sz w:val="16"/>
+                <w:szCs w:val="16"/>
+              </w:rPr>
+              <w:t xml:space="preserve">Related topic: not an exact match for this lesson.</w:t>
+            </w:r>
+          </w:p>
+          <w:p>
+            <w:pPr>
+              <w:spacing w:after="10" w:before="0"/>
+              <w:ind w:left="120"/>
+            </w:pPr>
+            <w:r>
+              <w:rPr>
+                <w:rFonts w:ascii="Arial" w:cs="Arial" w:eastAsia="Arial" w:hAnsi="Arial"/>
+                <w:color w:val="595959"/>
+                <w:sz w:val="14"/>
+                <w:szCs w:val="14"/>
+              </w:rPr>
+              <w:t xml:space="preserve">Source: Khan Academy (English - US curriculum)</w:t>
+            </w:r>
+          </w:p>
+          <w:p>
+            <w:pPr>
+              <w:spacing w:after="10" w:before="0"/>
+              <w:ind w:left="120"/>
+            </w:pPr>
+            <w:hyperlink w:history="1" r:id="rIddu72t0djqx8qhmydaz-sr">
+              <w:r>
+                <w:rPr>
+                  <w:rFonts w:ascii="Arial" w:cs="Arial" w:eastAsia="Arial" w:hAnsi="Arial"/>
+                  <w:color w:val="595959"/>
+                  <w:sz w:val="14"/>
+                  <w:szCs w:val="14"/>
+                  <w:u w:val="single" w:color="595959"/>
+                </w:rPr>
+                <w:t xml:space="preserve">🔍 Search ARES for similar videos</w:t>
+              </w:r>
+            </w:hyperlink>
+          </w:p>
+          <w:p>
+            <w:pPr>
+              <w:spacing w:after="40" w:before="0"/>
+            </w:pPr>
+            <w:r>
+              <w:rPr>
+                <w:sz w:val="14"/>
+                <w:szCs w:val="14"/>
+              </w:rPr>
+              <w:t xml:space="preserve"/>
+            </w:r>
+          </w:p>
+          <w:p>
+            <w:pPr>
+              <w:spacing w:after="20" w:before="0"/>
+            </w:pPr>
+            <w:r>
+              <w:rPr>
+                <w:rFonts w:ascii="Arial" w:cs="Arial" w:eastAsia="Arial" w:hAnsi="Arial"/>
+                <w:b/>
+                <w:bCs/>
+                <w:color w:val="1F3864"/>
+                <w:sz w:val="16"/>
+                <w:szCs w:val="16"/>
+              </w:rPr>
+              <w:t xml:space="preserve">📖 HTML:</w:t>
+            </w:r>
+          </w:p>
+          <w:p>
+            <w:pPr>
+              <w:spacing w:after="20" w:before="0"/>
+            </w:pPr>
+            <w:hyperlink w:history="1" r:id="rIdyekkuezoktpbvenonqao-">
+              <w:r>
+                <w:rPr>
+                  <w:rFonts w:ascii="Arial" w:cs="Arial" w:eastAsia="Arial" w:hAnsi="Arial"/>
+                  <w:color w:val="2E75B6"/>
+                  <w:sz w:val="16"/>
+                  <w:szCs w:val="16"/>
+                  <w:u w:val="single" w:color="2E75B6"/>
+                </w:rPr>
+                <w:t xml:space="preserve">Methods for Solving Quadratic Functions: Boxes for Factoring (PLIX)</w:t>
+              </w:r>
+            </w:hyperlink>
+          </w:p>
+          <w:p>
+            <w:pPr>
+              <w:spacing w:after="10" w:before="0"/>
+              <w:ind w:left="120"/>
+            </w:pPr>
+            <w:r>
+              <w:rPr>
+                <w:rFonts w:ascii="Arial" w:cs="Arial" w:eastAsia="Arial" w:hAnsi="Arial"/>
+                <w:color w:val="595959"/>
+                <w:sz w:val="14"/>
+                <w:szCs w:val="14"/>
+              </w:rPr>
+              <w:t xml:space="preserve">Source: CK-12</w:t>
+            </w:r>
+          </w:p>
+          <w:p>
+            <w:pPr>
+              <w:spacing w:after="10" w:before="0"/>
+              <w:ind w:left="120"/>
+            </w:pPr>
+            <w:hyperlink w:history="1" r:id="rIdxazv-ydsrgnb24rtxhxrx">
+              <w:r>
+                <w:rPr>
+                  <w:rFonts w:ascii="Arial" w:cs="Arial" w:eastAsia="Arial" w:hAnsi="Arial"/>
+                  <w:color w:val="595959"/>
+                  <w:sz w:val="14"/>
+                  <w:szCs w:val="14"/>
+                  <w:u w:val="single" w:color="595959"/>
+                </w:rPr>
+                <w:t xml:space="preserve">🔍 Search ARES for similar readings</w:t>
+              </w:r>
+            </w:hyperlink>
+          </w:p>
+        </w:tc>
+        <w:tc>
+          <w:tcPr>
+            <w:tcW w:type="dxa" w:w="3040"/>
+            <w:shd w:fill="FFFFFF" w:color="auto" w:val="clear"/>
+            <w:tcMar>
+              <w:top w:type="dxa" w:w="60"/>
+              <w:left w:type="dxa" w:w="120"/>
+              <w:bottom w:type="dxa" w:w="60"/>
+              <w:right w:type="dxa" w:w="120"/>
+            </w:tcMar>
+            <w:vAlign w:val="top"/>
+          </w:tcPr>
+          <w:p>
+            <w:pPr>
+              <w:spacing w:after="40" w:before="0"/>
+              <w:jc w:val="left"/>
+            </w:pPr>
+            <w:r>
+              <w:rPr>
+                <w:rFonts w:ascii="Arial" w:cs="Arial" w:eastAsia="Arial" w:hAnsi="Arial"/>
+                <w:b w:val="false"/>
+                <w:bCs w:val="false"/>
+                <w:i w:val="false"/>
+                <w:iCs w:val="false"/>
+                <w:color w:val="000000"/>
+                <w:sz w:val="18"/>
+                <w:szCs w:val="18"/>
+              </w:rPr>
+              <w:t xml:space="preserve">Each learner receives a sticky note (or writes in the class DQB section of their book). They respond to two prompts: PROMPT 1 (Green sticky — 'What I now understand'): 'Using today's factorisation, write the factored form of h = −x² + 8x and explain in one sentence what the two factors tell you about the shot put's journey.' PROMPT 2 (Yellow sticky — 'New question I still have'): 'Write one question that today's lesson has raised for you — something you still want to understand about the parabola or quadratic equations.' Learners place their stickies on the class DQB under the columns 'We now know' and 'We still wonder'. The teacher reads 3 yellow stickies aloud to the class (choosing ones that preview Lesson 4 — forming and solving equations) and says: 'These great questions are exactly what we will investigate in Lesson 4.'</w:t>
+            </w:r>
+          </w:p>
+        </w:tc>
+        <w:tc>
+          <w:tcPr>
+            <w:tcW w:type="dxa" w:w="3040"/>
+            <w:shd w:fill="F2F2F2" w:color="auto" w:val="clear"/>
+            <w:tcMar>
+              <w:top w:type="dxa" w:w="60"/>
+              <w:left w:type="dxa" w:w="120"/>
+              <w:bottom w:type="dxa" w:w="60"/>
+              <w:right w:type="dxa" w:w="120"/>
+            </w:tcMar>
+            <w:vAlign w:val="top"/>
+          </w:tcPr>
+          <w:p>
+            <w:pPr>
+              <w:spacing w:after="40" w:before="0"/>
+              <w:jc w:val="left"/>
+            </w:pPr>
+            <w:r>
+              <w:rPr>
+                <w:rFonts w:ascii="Arial" w:cs="Arial" w:eastAsia="Arial" w:hAnsi="Arial"/>
+                <w:b w:val="false"/>
+                <w:bCs w:val="false"/>
+                <w:i w:val="false"/>
+                <w:iCs w:val="false"/>
+                <w:color w:val="000000"/>
+                <w:sz w:val="18"/>
+                <w:szCs w:val="18"/>
+              </w:rPr>
+              <w:t xml:space="preserve">1. Distribute sticky notes (or direct learners to the DQB section). Say: 'The Driving Question asks how mathematics can help us predict where a ball lands. Today we gained a new tool. Use your green note to show how factorisation answers part of that question — be specific, use the expression h = −x² + 8x.' Give 4 minutes for writing — do NOT accept oral answers; written commitment is required. 2. Say: 'On your yellow note, write one thing you still do not understand, or one question today raised in your mind. There are no wrong questions here.' Give 2 minutes. 3. Collect stickies and place them on the DQB. Read 3 yellow notes aloud without revealing who wrote them. Say: 'These questions show brilliant mathematical thinking. Notice that several of you are asking HOW we actually solve for x — that is exactly where we are going in Lesson 4.' 4. Point to the DQB and say: 'Look at how our board is growing. In Lesson 1 we noticed the curve. In Lesson 2 we built the expression. Today we broke it apart. Each lesson we get closer to a complete answer.'</w:t>
+            </w:r>
+          </w:p>
+        </w:tc>
+        <w:tc>
+          <w:tcPr>
+            <w:tcW w:type="dxa" w:w="3040"/>
+            <w:shd w:fill="FFFFFF" w:color="auto" w:val="clear"/>
+            <w:tcMar>
+              <w:top w:type="dxa" w:w="60"/>
+              <w:left w:type="dxa" w:w="120"/>
+              <w:bottom w:type="dxa" w:w="60"/>
+              <w:right w:type="dxa" w:w="120"/>
+            </w:tcMar>
+            <w:vAlign w:val="top"/>
+          </w:tcPr>
+          <w:p>
+            <w:pPr>
+              <w:spacing w:after="40" w:before="0"/>
+              <w:jc w:val="left"/>
+            </w:pPr>
+            <w:r>
+              <w:rPr>
+                <w:rFonts w:ascii="Arial" w:cs="Arial" w:eastAsia="Arial" w:hAnsi="Arial"/>
+                <w:b w:val="false"/>
+                <w:bCs w:val="false"/>
+                <w:i w:val="false"/>
+                <w:iCs w:val="false"/>
+                <w:color w:val="000000"/>
+                <w:sz w:val="18"/>
+                <w:szCs w:val="18"/>
+              </w:rPr>
+              <w:t xml:space="preserve">Driving Question Board as Cumulative Knowledge Tracker: The DQB makes the progression of understanding visible and public over the eight-lesson sequence. Green stickies externalise consolidation; yellow stickies reveal genuine curiosity and diagnostically inform lesson sequencing. Publicly reading yellow stickies — without attribution — validates intellectual struggle and signals that unanswered questions are the engine of further inquiry, not evidence of failure.</w:t>
+            </w:r>
+          </w:p>
+        </w:tc>
+        <w:tc>
+          <w:tcPr>
+            <w:tcW w:type="dxa" w:w="3040"/>
+            <w:shd w:fill="F2F2F2" w:color="auto" w:val="clear"/>
+            <w:tcMar>
+              <w:top w:type="dxa" w:w="60"/>
+              <w:left w:type="dxa" w:w="120"/>
+              <w:bottom w:type="dxa" w:w="60"/>
+              <w:right w:type="dxa" w:w="120"/>
+            </w:tcMar>
+            <w:vAlign w:val="top"/>
+          </w:tcPr>
+          <w:p>
+            <w:pPr>
+              <w:spacing w:after="40" w:before="0"/>
+              <w:jc w:val="left"/>
+            </w:pPr>
+            <w:r>
+              <w:rPr>
+                <w:rFonts w:ascii="Arial" w:cs="Arial" w:eastAsia="Arial" w:hAnsi="Arial"/>
+                <w:b w:val="false"/>
+                <w:bCs w:val="false"/>
+                <w:i w:val="false"/>
+                <w:iCs w:val="false"/>
+                <w:color w:val="000000"/>
+                <w:sz w:val="18"/>
+                <w:szCs w:val="18"/>
+              </w:rPr>
+              <w:t xml:space="preserve">Teacher reads all green stickies after the lesson. Success indicator: learner writes the factored form −x(x − 8) and connects the two zeros (x=0 and x=8) to the ball's launch point and landing point. Partial success: learner factorises correctly but does not interpret the factors in context. Concern: learner cannot factorise or interprets the expression as describing a linear relationship. Yellow stickies are coded by theme: 'How do we solve for x?' (previews Lesson 4), 'What if the ball is thrown upward at an angle?' (previews real-life quadratic equations), 'Can a quadratic have no zeros?' (previews the discriminant concept) — these guide teacher planning.</w:t>
+            </w:r>
+          </w:p>
+        </w:tc>
+      </w:tr>
+      <w:tr>
+        <w:tc>
+          <w:tcPr>
+            <w:tcW w:type="dxa" w:w="1520"/>
+            <w:shd w:fill="D5E8F0" w:color="auto" w:val="clear"/>
+            <w:tcMar>
+              <w:top w:type="dxa" w:w="60"/>
+              <w:left w:type="dxa" w:w="120"/>
+              <w:bottom w:type="dxa" w:w="60"/>
+              <w:right w:type="dxa" w:w="120"/>
+            </w:tcMar>
+            <w:vAlign w:val="top"/>
+          </w:tcPr>
+          <w:p>
+            <w:pPr>
+              <w:spacing w:after="40" w:before="0"/>
+              <w:jc w:val="left"/>
+            </w:pPr>
+            <w:r>
+              <w:rPr>
+                <w:rFonts w:ascii="Arial" w:cs="Arial" w:eastAsia="Arial" w:hAnsi="Arial"/>
+                <w:b/>
+                <w:bCs/>
+                <w:i w:val="false"/>
+                <w:iCs w:val="false"/>
+                <w:color w:val="000000"/>
+                <w:sz w:val="18"/>
+                <w:szCs w:val="18"/>
+              </w:rPr>
+              <w:t xml:space="preserve">Model Building Phase</w:t>
+            </w:r>
+          </w:p>
+          <w:p>
+            <w:pPr>
+              <w:spacing w:after="20" w:before="0"/>
+            </w:pPr>
+            <w:r>
+              <w:rPr>
+                <w:rFonts w:ascii="Arial" w:cs="Arial" w:eastAsia="Arial" w:hAnsi="Arial"/>
+                <w:b/>
+                <w:bCs/>
+                <w:color w:val="1F3864"/>
+                <w:sz w:val="16"/>
+                <w:szCs w:val="16"/>
+              </w:rPr>
+              <w:t xml:space="preserve">📹 VIDEO:</w:t>
+            </w:r>
+          </w:p>
+          <w:p>
+            <w:pPr>
+              <w:spacing w:after="20" w:before="0"/>
+            </w:pPr>
+            <w:hyperlink w:history="1" r:id="rIdrk88oomr7uymfhhxooaex">
+              <w:r>
+                <w:rPr>
+                  <w:rFonts w:ascii="Arial" w:cs="Arial" w:eastAsia="Arial" w:hAnsi="Arial"/>
+                  <w:color w:val="2E75B6"/>
+                  <w:sz w:val="16"/>
+                  <w:szCs w:val="16"/>
+                  <w:u w:val="single" w:color="2E75B6"/>
+                </w:rPr>
+                <w:t xml:space="preserve">Solving quadratics by factoring</w:t>
+              </w:r>
+            </w:hyperlink>
+          </w:p>
+          <w:p>
+            <w:pPr>
+              <w:spacing w:after="20" w:before="0"/>
+            </w:pPr>
+            <w:r>
+              <w:rPr>
+                <w:rFonts w:ascii="Arial" w:cs="Arial" w:eastAsia="Arial" w:hAnsi="Arial"/>
+                <w:i/>
+                <w:iCs/>
+                <w:color w:val="595959"/>
+                <w:sz w:val="16"/>
+                <w:szCs w:val="16"/>
+              </w:rPr>
+              <w:t xml:space="preserve">Related topic: not an exact match for this lesson.</w:t>
+            </w:r>
+          </w:p>
+          <w:p>
+            <w:pPr>
+              <w:spacing w:after="10" w:before="0"/>
+              <w:ind w:left="120"/>
+            </w:pPr>
+            <w:r>
+              <w:rPr>
+                <w:rFonts w:ascii="Arial" w:cs="Arial" w:eastAsia="Arial" w:hAnsi="Arial"/>
+                <w:color w:val="595959"/>
+                <w:sz w:val="14"/>
+                <w:szCs w:val="14"/>
+              </w:rPr>
+              <w:t xml:space="preserve">Source: Khan Academy (English - US curriculum)</w:t>
+            </w:r>
+          </w:p>
+          <w:p>
+            <w:pPr>
+              <w:spacing w:after="10" w:before="0"/>
+              <w:ind w:left="120"/>
+            </w:pPr>
+            <w:hyperlink w:history="1" r:id="rIdoujldcydicemouqmjyuru">
+              <w:r>
+                <w:rPr>
+                  <w:rFonts w:ascii="Arial" w:cs="Arial" w:eastAsia="Arial" w:hAnsi="Arial"/>
+                  <w:color w:val="595959"/>
+                  <w:sz w:val="14"/>
+                  <w:szCs w:val="14"/>
+                  <w:u w:val="single" w:color="595959"/>
+                </w:rPr>
+                <w:t xml:space="preserve">🔍 Search ARES for similar videos</w:t>
+              </w:r>
+            </w:hyperlink>
+          </w:p>
+          <w:p>
+            <w:pPr>
+              <w:spacing w:after="40" w:before="0"/>
+            </w:pPr>
+            <w:r>
+              <w:rPr>
+                <w:sz w:val="14"/>
+                <w:szCs w:val="14"/>
+              </w:rPr>
+              <w:t xml:space="preserve"/>
+            </w:r>
+          </w:p>
+          <w:p>
+            <w:pPr>
+              <w:spacing w:after="20" w:before="0"/>
+            </w:pPr>
+            <w:r>
+              <w:rPr>
+                <w:rFonts w:ascii="Arial" w:cs="Arial" w:eastAsia="Arial" w:hAnsi="Arial"/>
+                <w:b/>
+                <w:bCs/>
+                <w:color w:val="1F3864"/>
+                <w:sz w:val="16"/>
+                <w:szCs w:val="16"/>
+              </w:rPr>
+              <w:t xml:space="preserve">📖 EXERCISE:</w:t>
+            </w:r>
+          </w:p>
+          <w:p>
+            <w:pPr>
+              <w:spacing w:after="20" w:before="0"/>
+            </w:pPr>
+            <w:hyperlink w:history="1" r:id="rId2jv_iiw9fbmvr5hzdlyyh">
               <w:r>
                 <w:rPr>
                   <w:rFonts w:ascii="Arial" w:cs="Arial" w:eastAsia="Arial" w:hAnsi="Arial"/>
@@ -9559,6 +10943,22 @@
           </w:p>
           <w:p>
             <w:pPr>
+              <w:spacing w:after="20" w:before="0"/>
+            </w:pPr>
+            <w:r>
+              <w:rPr>
+                <w:rFonts w:ascii="Arial" w:cs="Arial" w:eastAsia="Arial" w:hAnsi="Arial"/>
+                <w:i/>
+                <w:iCs/>
+                <w:color w:val="595959"/>
+                <w:sz w:val="16"/>
+                <w:szCs w:val="16"/>
+              </w:rPr>
+              <w:t xml:space="preserve">Related topic: not an exact match for this lesson.</w:t>
+            </w:r>
+          </w:p>
+          <w:p>
+            <w:pPr>
               <w:spacing w:after="10" w:before="0"/>
               <w:ind w:left="120"/>
             </w:pPr>
@@ -9577,1231 +10977,7 @@
               <w:spacing w:after="10" w:before="0"/>
               <w:ind w:left="120"/>
             </w:pPr>
-            <w:hyperlink w:history="1" r:id="rId1wfzpu22yqdovc0tqsflk">
-              <w:r>
-                <w:rPr>
-                  <w:rFonts w:ascii="Arial" w:cs="Arial" w:eastAsia="Arial" w:hAnsi="Arial"/>
-                  <w:color w:val="595959"/>
-                  <w:sz w:val="14"/>
-                  <w:szCs w:val="14"/>
-                  <w:u w:val="single" w:color="595959"/>
-                </w:rPr>
-                <w:t xml:space="preserve">🔍 Search ARES for similar readings</w:t>
-              </w:r>
-            </w:hyperlink>
-          </w:p>
-        </w:tc>
-        <w:tc>
-          <w:tcPr>
-            <w:tcW w:type="dxa" w:w="3040"/>
-            <w:shd w:fill="FFFFFF" w:color="auto" w:val="clear"/>
-            <w:tcMar>
-              <w:top w:type="dxa" w:w="60"/>
-              <w:left w:type="dxa" w:w="120"/>
-              <w:bottom w:type="dxa" w:w="60"/>
-              <w:right w:type="dxa" w:w="120"/>
-            </w:tcMar>
-            <w:vAlign w:val="top"/>
-          </w:tcPr>
-          <w:p>
-            <w:pPr>
-              <w:spacing w:after="40" w:before="0"/>
-              <w:jc w:val="left"/>
-            </w:pPr>
-            <w:r>
-              <w:rPr>
-                <w:rFonts w:ascii="Arial" w:cs="Arial" w:eastAsia="Arial" w:hAnsi="Arial"/>
-                <w:b w:val="false"/>
-                <w:bCs w:val="false"/>
-                <w:i w:val="false"/>
-                <w:iCs w:val="false"/>
-                <w:color w:val="000000"/>
-                <w:sz w:val="18"/>
-                <w:szCs w:val="18"/>
-              </w:rPr>
-              <w:t xml:space="preserve">Learners are shown two side-by-side statements on the board: (A) (x + 3)(x + 5) = x² + 8x + 15 [from Lesson 2 expansion work] and (B) x² + 8x + 15 = ?(? ). They are asked individually (no discussion yet) to write in their exercise books: 'What two brackets do you think multiply to give x² + 8x + 15? Write your best guess and explain your reasoning in one sentence.' After 3 minutes of silent thinking, learners share with a shoulder partner for 2 minutes. The teacher then cold-calls 4 learners to share their guesses — without confirming correctness — and records all conjectures on the board under the heading 'Our Predictions'. A second prompt is then placed on the board connected to the phenomenon: 'A classmate writes the height of the shot put above the ground as h = −x² + 6x (where x is horizontal distance in metres). She says the ball lands when h = 0. She needs to factorise −x² + 6x to find where. What factors do you predict?' Learners write a second prediction silently for 2 minutes.</w:t>
-            </w:r>
-          </w:p>
-        </w:tc>
-        <w:tc>
-          <w:tcPr>
-            <w:tcW w:type="dxa" w:w="3040"/>
-            <w:shd w:fill="F2F2F2" w:color="auto" w:val="clear"/>
-            <w:tcMar>
-              <w:top w:type="dxa" w:w="60"/>
-              <w:left w:type="dxa" w:w="120"/>
-              <w:bottom w:type="dxa" w:w="60"/>
-              <w:right w:type="dxa" w:w="120"/>
-            </w:tcMar>
-            <w:vAlign w:val="top"/>
-          </w:tcPr>
-          <w:p>
-            <w:pPr>
-              <w:spacing w:after="40" w:before="0"/>
-              <w:jc w:val="left"/>
-            </w:pPr>
-            <w:r>
-              <w:rPr>
-                <w:rFonts w:ascii="Arial" w:cs="Arial" w:eastAsia="Arial" w:hAnsi="Arial"/>
-                <w:b w:val="false"/>
-                <w:bCs w:val="false"/>
-                <w:i w:val="false"/>
-                <w:iCs w:val="false"/>
-                <w:color w:val="000000"/>
-                <w:sz w:val="18"/>
-                <w:szCs w:val="18"/>
-              </w:rPr>
-              <w:t xml:space="preserve">1. Display both statements (A) and (B) using the board or printed cards. Say exactly: 'In Lesson 2 we learned to EXPAND brackets into a quadratic. Today I want you to try going the other way — from the quadratic BACK to brackets. Do not discuss yet. Write your best guess silently.' (Allow 3 minutes — do not circulate yet; let learners think independently.) 2. After 3 minutes say: 'Now share your guess with your shoulder partner. Listen to their reasoning — you may change your guess if they convince you.' (Allow 2 minutes.) 3. Cold-call exactly 4 learners using name cards or a random selector. Ask each: 'What did you write — and WHY did you choose those brackets?' Record every conjecture on the board verbatim — do not correct. Say: 'I am writing ALL ideas. We will test them during the lesson.' 4. Display the phenomenon prompt about h = −x² + 6x. Say: 'This expression describes the shot put's height from our sports day video. If we can factorise it, we can find where the ball hits the ground. Write your prediction — silently, 2 minutes.' (WAIT TIME: do not speak for the full 2 minutes.) 5. Tell learners: 'Hold your predictions. We are about to gather evidence to test them.'</w:t>
-            </w:r>
-          </w:p>
-        </w:tc>
-        <w:tc>
-          <w:tcPr>
-            <w:tcW w:type="dxa" w:w="3040"/>
-            <w:shd w:fill="FFFFFF" w:color="auto" w:val="clear"/>
-            <w:tcMar>
-              <w:top w:type="dxa" w:w="60"/>
-              <w:left w:type="dxa" w:w="120"/>
-              <w:bottom w:type="dxa" w:w="60"/>
-              <w:right w:type="dxa" w:w="120"/>
-            </w:tcMar>
-            <w:vAlign w:val="top"/>
-          </w:tcPr>
-          <w:p>
-            <w:pPr>
-              <w:spacing w:after="40" w:before="0"/>
-              <w:jc w:val="left"/>
-            </w:pPr>
-            <w:r>
-              <w:rPr>
-                <w:rFonts w:ascii="Arial" w:cs="Arial" w:eastAsia="Arial" w:hAnsi="Arial"/>
-                <w:b w:val="false"/>
-                <w:bCs w:val="false"/>
-                <w:i w:val="false"/>
-                <w:iCs w:val="false"/>
-                <w:color w:val="000000"/>
-                <w:sz w:val="18"/>
-                <w:szCs w:val="18"/>
-              </w:rPr>
-              <w:t xml:space="preserve">Prediction-before-instruction (Elicit Prior Knowledge): By requiring learners to commit a conjecture to paper before any teaching, the teacher activates prior knowledge of multiplication (factor pairs) and creates cognitive dissonance that motivates the Observe phase. Recording all guesses publicly — including incorrect ones — normalises productive struggle and gives the teacher live diagnostic data about misconceptions (e.g., learners who guess (x+8)(x+15) reveal they do not yet understand the product-sum relationship).</w:t>
-            </w:r>
-          </w:p>
-        </w:tc>
-        <w:tc>
-          <w:tcPr>
-            <w:tcW w:type="dxa" w:w="3040"/>
-            <w:shd w:fill="F2F2F2" w:color="auto" w:val="clear"/>
-            <w:tcMar>
-              <w:top w:type="dxa" w:w="60"/>
-              <w:left w:type="dxa" w:w="120"/>
-              <w:bottom w:type="dxa" w:w="60"/>
-              <w:right w:type="dxa" w:w="120"/>
-            </w:tcMar>
-            <w:vAlign w:val="top"/>
-          </w:tcPr>
-          <w:p>
-            <w:pPr>
-              <w:spacing w:after="40" w:before="0"/>
-              <w:jc w:val="left"/>
-            </w:pPr>
-            <w:r>
-              <w:rPr>
-                <w:rFonts w:ascii="Arial" w:cs="Arial" w:eastAsia="Arial" w:hAnsi="Arial"/>
-                <w:b w:val="false"/>
-                <w:bCs w:val="false"/>
-                <w:i w:val="false"/>
-                <w:iCs w:val="false"/>
-                <w:color w:val="000000"/>
-                <w:sz w:val="18"/>
-                <w:szCs w:val="18"/>
-              </w:rPr>
-              <w:t xml:space="preserve">Teacher scans written predictions during the 3-minute silent period, noting: (i) learners who correctly identify (x+3)(x+5) — they are ready for the a≠1 challenge; (ii) learners who write (x+8)(x+15) or (x+15)(x+1) — they confuse sum and product; (iii) learners who leave the second prompt blank — they may need a pre-teach on factoring out a common factor. Teacher uses these observations to adjust groupings in Phase 2.</w:t>
-            </w:r>
-          </w:p>
-        </w:tc>
-      </w:tr>
-      <w:tr>
-        <w:tc>
-          <w:tcPr>
-            <w:tcW w:type="dxa" w:w="1520"/>
-            <w:shd w:fill="D9EEF1" w:color="auto" w:val="clear"/>
-            <w:tcMar>
-              <w:top w:type="dxa" w:w="60"/>
-              <w:left w:type="dxa" w:w="120"/>
-              <w:bottom w:type="dxa" w:w="60"/>
-              <w:right w:type="dxa" w:w="120"/>
-            </w:tcMar>
-            <w:vAlign w:val="top"/>
-          </w:tcPr>
-          <w:p>
-            <w:pPr>
-              <w:spacing w:after="40" w:before="0"/>
-              <w:jc w:val="left"/>
-            </w:pPr>
-            <w:r>
-              <w:rPr>
-                <w:rFonts w:ascii="Arial" w:cs="Arial" w:eastAsia="Arial" w:hAnsi="Arial"/>
-                <w:b/>
-                <w:bCs/>
-                <w:i w:val="false"/>
-                <w:iCs w:val="false"/>
-                <w:color w:val="000000"/>
-                <w:sz w:val="18"/>
-                <w:szCs w:val="18"/>
-              </w:rPr>
-              <w:t xml:space="preserve">Observe Phase</w:t>
-            </w:r>
-          </w:p>
-          <w:p>
-            <w:pPr>
-              <w:spacing w:after="20" w:before="0"/>
-            </w:pPr>
-            <w:r>
-              <w:rPr>
-                <w:rFonts w:ascii="Arial" w:cs="Arial" w:eastAsia="Arial" w:hAnsi="Arial"/>
-                <w:b/>
-                <w:bCs/>
-                <w:color w:val="1F3864"/>
-                <w:sz w:val="16"/>
-                <w:szCs w:val="16"/>
-              </w:rPr>
-              <w:t xml:space="preserve">📹 VIDEO:</w:t>
-            </w:r>
-          </w:p>
-          <w:p>
-            <w:pPr>
-              <w:spacing w:after="20" w:before="0"/>
-            </w:pPr>
-            <w:hyperlink w:history="1" r:id="rIdxscl_gkbkqcde1rtl8jlc">
-              <w:r>
-                <w:rPr>
-                  <w:rFonts w:ascii="Arial" w:cs="Arial" w:eastAsia="Arial" w:hAnsi="Arial"/>
-                  <w:color w:val="2E75B6"/>
-                  <w:sz w:val="16"/>
-                  <w:szCs w:val="16"/>
-                  <w:u w:val="single" w:color="2E75B6"/>
-                </w:rPr>
-                <w:t xml:space="preserve">Zeros of polynomials: matching equation to graph</w:t>
-              </w:r>
-            </w:hyperlink>
-          </w:p>
-          <w:p>
-            <w:pPr>
-              <w:spacing w:after="10" w:before="0"/>
-              <w:ind w:left="120"/>
-            </w:pPr>
-            <w:r>
-              <w:rPr>
-                <w:rFonts w:ascii="Arial" w:cs="Arial" w:eastAsia="Arial" w:hAnsi="Arial"/>
-                <w:color w:val="595959"/>
-                <w:sz w:val="14"/>
-                <w:szCs w:val="14"/>
-              </w:rPr>
-              <w:t xml:space="preserve">Source: Khan Academy (English - US curriculum)</w:t>
-            </w:r>
-          </w:p>
-          <w:p>
-            <w:pPr>
-              <w:spacing w:after="10" w:before="0"/>
-              <w:ind w:left="120"/>
-            </w:pPr>
-            <w:hyperlink w:history="1" r:id="rIdutrq_vrqdwu3hz2xlsrhk">
-              <w:r>
-                <w:rPr>
-                  <w:rFonts w:ascii="Arial" w:cs="Arial" w:eastAsia="Arial" w:hAnsi="Arial"/>
-                  <w:color w:val="595959"/>
-                  <w:sz w:val="14"/>
-                  <w:szCs w:val="14"/>
-                  <w:u w:val="single" w:color="595959"/>
-                </w:rPr>
-                <w:t xml:space="preserve">🔍 Search ARES for similar videos</w:t>
-              </w:r>
-            </w:hyperlink>
-          </w:p>
-          <w:p>
-            <w:pPr>
-              <w:spacing w:after="40" w:before="0"/>
-            </w:pPr>
-            <w:r>
-              <w:rPr>
-                <w:sz w:val="14"/>
-                <w:szCs w:val="14"/>
-              </w:rPr>
-              <w:t xml:space="preserve"/>
-            </w:r>
-          </w:p>
-          <w:p>
-            <w:pPr>
-              <w:spacing w:after="20" w:before="0"/>
-            </w:pPr>
-            <w:r>
-              <w:rPr>
-                <w:rFonts w:ascii="Arial" w:cs="Arial" w:eastAsia="Arial" w:hAnsi="Arial"/>
-                <w:b/>
-                <w:bCs/>
-                <w:color w:val="1F3864"/>
-                <w:sz w:val="16"/>
-                <w:szCs w:val="16"/>
-              </w:rPr>
-              <w:t xml:space="preserve">📖 EXERCISE:</w:t>
-            </w:r>
-          </w:p>
-          <w:p>
-            <w:pPr>
-              <w:spacing w:after="20" w:before="0"/>
-            </w:pPr>
-            <w:hyperlink w:history="1" r:id="rIdsnm5pm5ucvpglws3rjmpe">
-              <w:r>
-                <w:rPr>
-                  <w:rFonts w:ascii="Arial" w:cs="Arial" w:eastAsia="Arial" w:hAnsi="Arial"/>
-                  <w:color w:val="2E75B6"/>
-                  <w:sz w:val="16"/>
-                  <w:szCs w:val="16"/>
-                  <w:u w:val="single" w:color="2E75B6"/>
-                </w:rPr>
-                <w:t xml:space="preserve">Divide quadratics by linear expressions (with remainders)</w:t>
-              </w:r>
-            </w:hyperlink>
-          </w:p>
-          <w:p>
-            <w:pPr>
-              <w:spacing w:after="10" w:before="0"/>
-              <w:ind w:left="120"/>
-            </w:pPr>
-            <w:r>
-              <w:rPr>
-                <w:rFonts w:ascii="Arial" w:cs="Arial" w:eastAsia="Arial" w:hAnsi="Arial"/>
-                <w:color w:val="595959"/>
-                <w:sz w:val="14"/>
-                <w:szCs w:val="14"/>
-              </w:rPr>
-              <w:t xml:space="preserve">Source: Khan Academy (English - US curriculum)</w:t>
-            </w:r>
-          </w:p>
-          <w:p>
-            <w:pPr>
-              <w:spacing w:after="10" w:before="0"/>
-              <w:ind w:left="120"/>
-            </w:pPr>
-            <w:hyperlink w:history="1" r:id="rId06x68pcnkzlsymsonf7n0">
-              <w:r>
-                <w:rPr>
-                  <w:rFonts w:ascii="Arial" w:cs="Arial" w:eastAsia="Arial" w:hAnsi="Arial"/>
-                  <w:color w:val="595959"/>
-                  <w:sz w:val="14"/>
-                  <w:szCs w:val="14"/>
-                  <w:u w:val="single" w:color="595959"/>
-                </w:rPr>
-                <w:t xml:space="preserve">🔍 Search ARES for similar readings</w:t>
-              </w:r>
-            </w:hyperlink>
-          </w:p>
-        </w:tc>
-        <w:tc>
-          <w:tcPr>
-            <w:tcW w:type="dxa" w:w="3040"/>
-            <w:shd w:fill="FFFFFF" w:color="auto" w:val="clear"/>
-            <w:tcMar>
-              <w:top w:type="dxa" w:w="60"/>
-              <w:left w:type="dxa" w:w="120"/>
-              <w:bottom w:type="dxa" w:w="60"/>
-              <w:right w:type="dxa" w:w="120"/>
-            </w:tcMar>
-            <w:vAlign w:val="top"/>
-          </w:tcPr>
-          <w:p>
-            <w:pPr>
-              <w:spacing w:after="40" w:before="0"/>
-              <w:jc w:val="left"/>
-            </w:pPr>
-            <w:r>
-              <w:rPr>
-                <w:rFonts w:ascii="Arial" w:cs="Arial" w:eastAsia="Arial" w:hAnsi="Arial"/>
-                <w:b w:val="false"/>
-                <w:bCs w:val="false"/>
-                <w:i w:val="false"/>
-                <w:iCs w:val="false"/>
-                <w:color w:val="000000"/>
-                <w:sz w:val="18"/>
-                <w:szCs w:val="18"/>
-              </w:rPr>
-              <w:t xml:space="preserve">ACTIVITY A — Kericho Shamba Area Tiles (25 minutes): Learners work in groups of 4. Each group receives a printed 'Shamba Card' showing: 'A rectangular shamba in Kericho has area = (x² + 7x + 12) m². The length is (x + 4) m. What is the width?' Groups are given a set of algebra tiles (or a printed grid substitute): one large x² tile, seven x-tiles, and twelve unit tiles. Groups must physically arrange the tiles into a rectangle. They record: (i) a diagram of their rectangle, (ii) the two dimensions (factors), (iii) the verification by re-expanding. Groups that finish early receive a second Shamba Card: area = 2x² + 7x + 3. After 15 minutes, a whole-class gallery share takes place — each group holds up their rectangle diagram. ACTIVITY B — Phenomenon Connection (10 minutes): The teacher projects the sports-day video still showing the shot-put arc. The teacher writes on the board: h = −x² + 6x. Learners are guided to first factor out the common factor: h = −x(x − 6). The teacher asks: 'What does x = 0 mean in the context of the throw? What does x = 6 mean?' Learners write answers in their books. The teacher connects this to the printed still-frame: 'The ball left the athlete's hand at x = 0 and should land at x = 6 metres. Does the string measurement on your printed still-frame agree?' Learners check against their Lesson 1 measurements.</w:t>
-            </w:r>
-          </w:p>
-        </w:tc>
-        <w:tc>
-          <w:tcPr>
-            <w:tcW w:type="dxa" w:w="3040"/>
-            <w:shd w:fill="F2F2F2" w:color="auto" w:val="clear"/>
-            <w:tcMar>
-              <w:top w:type="dxa" w:w="60"/>
-              <w:left w:type="dxa" w:w="120"/>
-              <w:bottom w:type="dxa" w:w="60"/>
-              <w:right w:type="dxa" w:w="120"/>
-            </w:tcMar>
-            <w:vAlign w:val="top"/>
-          </w:tcPr>
-          <w:p>
-            <w:pPr>
-              <w:spacing w:after="40" w:before="0"/>
-              <w:jc w:val="left"/>
-            </w:pPr>
-            <w:r>
-              <w:rPr>
-                <w:rFonts w:ascii="Arial" w:cs="Arial" w:eastAsia="Arial" w:hAnsi="Arial"/>
-                <w:b w:val="false"/>
-                <w:bCs w:val="false"/>
-                <w:i w:val="false"/>
-                <w:iCs w:val="false"/>
-                <w:color w:val="000000"/>
-                <w:sz w:val="18"/>
-                <w:szCs w:val="18"/>
-              </w:rPr>
-              <w:t xml:space="preserve">1. Distribute Shamba Cards and tile sets (or printed grid substitutes). Say: 'Your job is to arrange these tiles into a rectangle. The total area is x² + 7x + 12. One side is already given as (x + 4). Use the tiles to find the other side. You have 15 minutes. Every group member must be able to explain the rectangle.' 2. Circulate during the activity. At each group, ask one probing question — rotate these three questions: (a) 'How do you know which numbers to pair with the unit tiles?'; (b) 'What multiplication fact links the constant terms of your two factors to the constant in the original expression?'; (c) 'If I change the area to x² + 7x + 10, would your rectangle change? How?' Give WAIT TIME of 10 seconds after each question before accepting a response. 3. At 15 minutes, stop groups and do a quick gallery share: hold up diagrams. Ask the whole class: 'Are all rectangles the same? Why must they be?' Cold-call 2 groups to explain. 4. For the second Shamba Card (2x² + 7x + 3), say: 'This one is harder — the coefficient of x² is not 1. Work together. You may need to rearrange your tiles more than once.' Do NOT demonstrate the method yet — let groups struggle productively for 5 minutes. 5. Transition to Activity B. Display the video still. Say: 'Let us return to the shot put. I am writing the height expression. Your job: find the two factors. Start by asking — is there anything COMMON to both terms?' (WAIT TIME: 12 seconds.) Cold-call 1 learner. Then say: 'What does each factor tell us about the ball's journey?' Cold-call 3 different learners. 6. Say: 'Check your Lesson 1 string measurement. Does x = 6 m match what you measured? Write a one-sentence observation in your book.'</w:t>
-            </w:r>
-          </w:p>
-        </w:tc>
-        <w:tc>
-          <w:tcPr>
-            <w:tcW w:type="dxa" w:w="3040"/>
-            <w:shd w:fill="FFFFFF" w:color="auto" w:val="clear"/>
-            <w:tcMar>
-              <w:top w:type="dxa" w:w="60"/>
-              <w:left w:type="dxa" w:w="120"/>
-              <w:bottom w:type="dxa" w:w="60"/>
-              <w:right w:type="dxa" w:w="120"/>
-            </w:tcMar>
-            <w:vAlign w:val="top"/>
-          </w:tcPr>
-          <w:p>
-            <w:pPr>
-              <w:spacing w:after="40" w:before="0"/>
-              <w:jc w:val="left"/>
-            </w:pPr>
-            <w:r>
-              <w:rPr>
-                <w:rFonts w:ascii="Arial" w:cs="Arial" w:eastAsia="Arial" w:hAnsi="Arial"/>
-                <w:b w:val="false"/>
-                <w:bCs w:val="false"/>
-                <w:i w:val="false"/>
-                <w:iCs w:val="false"/>
-                <w:color w:val="000000"/>
-                <w:sz w:val="18"/>
-                <w:szCs w:val="18"/>
-              </w:rPr>
-              <w:t xml:space="preserve">Concrete-Representational-Abstract (CRA) with Phenomenon Anchoring: The algebra tile activity provides a CONCRETE manipulation that makes the abstract process of factorisation physically visible — learners see that factorising means finding the side-lengths of a rectangle whose area is known. This directly mirrors the area-model work from Lesson 2, creating conceptual continuity. The pivot to the shot-put expression in Activity B moves from Concrete (tiles) to Abstract (symbolic factorisation), anchored by the phenomenon. Connecting the factor x = 6 to the ball's landing point transforms factorisation from a symbol-manipulation trick into a meaningful prediction tool — exactly what the driving question demands.</w:t>
-            </w:r>
-          </w:p>
-        </w:tc>
-        <w:tc>
-          <w:tcPr>
-            <w:tcW w:type="dxa" w:w="3040"/>
-            <w:shd w:fill="F2F2F2" w:color="auto" w:val="clear"/>
-            <w:tcMar>
-              <w:top w:type="dxa" w:w="60"/>
-              <w:left w:type="dxa" w:w="120"/>
-              <w:bottom w:type="dxa" w:w="60"/>
-              <w:right w:type="dxa" w:w="120"/>
-            </w:tcMar>
-            <w:vAlign w:val="top"/>
-          </w:tcPr>
-          <w:p>
-            <w:pPr>
-              <w:spacing w:after="40" w:before="0"/>
-              <w:jc w:val="left"/>
-            </w:pPr>
-            <w:r>
-              <w:rPr>
-                <w:rFonts w:ascii="Arial" w:cs="Arial" w:eastAsia="Arial" w:hAnsi="Arial"/>
-                <w:b w:val="false"/>
-                <w:bCs w:val="false"/>
-                <w:i w:val="false"/>
-                <w:iCs w:val="false"/>
-                <w:color w:val="000000"/>
-                <w:sz w:val="18"/>
-                <w:szCs w:val="18"/>
-              </w:rPr>
-              <w:t xml:space="preserve">Observable indicators during tile activity: (i) GROUP SUCCESS — group arranges tiles into a correct rectangle with dimensions (x+3) and (x+4); (ii) PARTIAL — group finds one factor by trial but cannot articulate WHY those numbers work; (iii) MISCONCEPTION — group places all 12 unit tiles in a row, showing they do not understand area as a 2D concept. Teacher notes which groups receive the harder card (2x² + 7x + 3) and how they approach it — this informs direct instruction focus in Phase 3. For Activity B: listen for learners who correctly state 'x = 6 means the ball has travelled 6 metres horizontally and is back at ground level' — this is the target conceptual link.</w:t>
-            </w:r>
-          </w:p>
-        </w:tc>
-      </w:tr>
-      <w:tr>
-        <w:tc>
-          <w:tcPr>
-            <w:tcW w:type="dxa" w:w="1520"/>
-            <w:shd w:fill="E2EFDA" w:color="auto" w:val="clear"/>
-            <w:tcMar>
-              <w:top w:type="dxa" w:w="60"/>
-              <w:left w:type="dxa" w:w="120"/>
-              <w:bottom w:type="dxa" w:w="60"/>
-              <w:right w:type="dxa" w:w="120"/>
-            </w:tcMar>
-            <w:vAlign w:val="top"/>
-          </w:tcPr>
-          <w:p>
-            <w:pPr>
-              <w:spacing w:after="40" w:before="0"/>
-              <w:jc w:val="left"/>
-            </w:pPr>
-            <w:r>
-              <w:rPr>
-                <w:rFonts w:ascii="Arial" w:cs="Arial" w:eastAsia="Arial" w:hAnsi="Arial"/>
-                <w:b/>
-                <w:bCs/>
-                <w:i w:val="false"/>
-                <w:iCs w:val="false"/>
-                <w:color w:val="000000"/>
-                <w:sz w:val="18"/>
-                <w:szCs w:val="18"/>
-              </w:rPr>
-              <w:t xml:space="preserve">Explain Phase</w:t>
-            </w:r>
-          </w:p>
-          <w:p>
-            <w:pPr>
-              <w:spacing w:after="20" w:before="0"/>
-            </w:pPr>
-            <w:r>
-              <w:rPr>
-                <w:rFonts w:ascii="Arial" w:cs="Arial" w:eastAsia="Arial" w:hAnsi="Arial"/>
-                <w:b/>
-                <w:bCs/>
-                <w:color w:val="1F3864"/>
-                <w:sz w:val="16"/>
-                <w:szCs w:val="16"/>
-              </w:rPr>
-              <w:t xml:space="preserve">📹 VIDEO:</w:t>
-            </w:r>
-          </w:p>
-          <w:p>
-            <w:pPr>
-              <w:spacing w:after="20" w:before="0"/>
-            </w:pPr>
-            <w:hyperlink w:history="1" r:id="rIdnys999mmtbfoawa24jtnl">
-              <w:r>
-                <w:rPr>
-                  <w:rFonts w:ascii="Arial" w:cs="Arial" w:eastAsia="Arial" w:hAnsi="Arial"/>
-                  <w:color w:val="2E75B6"/>
-                  <w:sz w:val="16"/>
-                  <w:szCs w:val="16"/>
-                  <w:u w:val="single" w:color="2E75B6"/>
-                </w:rPr>
-                <w:t xml:space="preserve">Strategy in solving quadratic equations</w:t>
-              </w:r>
-            </w:hyperlink>
-          </w:p>
-          <w:p>
-            <w:pPr>
-              <w:spacing w:after="10" w:before="0"/>
-              <w:ind w:left="120"/>
-            </w:pPr>
-            <w:r>
-              <w:rPr>
-                <w:rFonts w:ascii="Arial" w:cs="Arial" w:eastAsia="Arial" w:hAnsi="Arial"/>
-                <w:color w:val="595959"/>
-                <w:sz w:val="14"/>
-                <w:szCs w:val="14"/>
-              </w:rPr>
-              <w:t xml:space="preserve">Source: Khan Academy (English - US curriculum)</w:t>
-            </w:r>
-          </w:p>
-          <w:p>
-            <w:pPr>
-              <w:spacing w:after="10" w:before="0"/>
-              <w:ind w:left="120"/>
-            </w:pPr>
-            <w:hyperlink w:history="1" r:id="rIdg3ah8rfqibroudeynbzwl">
-              <w:r>
-                <w:rPr>
-                  <w:rFonts w:ascii="Arial" w:cs="Arial" w:eastAsia="Arial" w:hAnsi="Arial"/>
-                  <w:color w:val="595959"/>
-                  <w:sz w:val="14"/>
-                  <w:szCs w:val="14"/>
-                  <w:u w:val="single" w:color="595959"/>
-                </w:rPr>
-                <w:t xml:space="preserve">🔍 Search ARES for similar videos</w:t>
-              </w:r>
-            </w:hyperlink>
-          </w:p>
-          <w:p>
-            <w:pPr>
-              <w:spacing w:after="40" w:before="0"/>
-            </w:pPr>
-            <w:r>
-              <w:rPr>
-                <w:sz w:val="14"/>
-                <w:szCs w:val="14"/>
-              </w:rPr>
-              <w:t xml:space="preserve"/>
-            </w:r>
-          </w:p>
-          <w:p>
-            <w:pPr>
-              <w:spacing w:after="20" w:before="0"/>
-            </w:pPr>
-            <w:r>
-              <w:rPr>
-                <w:rFonts w:ascii="Arial" w:cs="Arial" w:eastAsia="Arial" w:hAnsi="Arial"/>
-                <w:b/>
-                <w:bCs/>
-                <w:color w:val="1F3864"/>
-                <w:sz w:val="16"/>
-                <w:szCs w:val="16"/>
-              </w:rPr>
-              <w:t xml:space="preserve">📖 EXERCISE:</w:t>
-            </w:r>
-          </w:p>
-          <w:p>
-            <w:pPr>
-              <w:spacing w:after="20" w:before="0"/>
-            </w:pPr>
-            <w:hyperlink w:history="1" r:id="rIdzxobpylkbnsss2yafm2af">
-              <w:r>
-                <w:rPr>
-                  <w:rFonts w:ascii="Arial" w:cs="Arial" w:eastAsia="Arial" w:hAnsi="Arial"/>
-                  <w:color w:val="2E75B6"/>
-                  <w:sz w:val="16"/>
-                  <w:szCs w:val="16"/>
-                  <w:u w:val="single" w:color="2E75B6"/>
-                </w:rPr>
-                <w:t xml:space="preserve">Factor polynomials: quadratic methods</w:t>
-              </w:r>
-            </w:hyperlink>
-          </w:p>
-          <w:p>
-            <w:pPr>
-              <w:spacing w:after="10" w:before="0"/>
-              <w:ind w:left="120"/>
-            </w:pPr>
-            <w:r>
-              <w:rPr>
-                <w:rFonts w:ascii="Arial" w:cs="Arial" w:eastAsia="Arial" w:hAnsi="Arial"/>
-                <w:color w:val="595959"/>
-                <w:sz w:val="14"/>
-                <w:szCs w:val="14"/>
-              </w:rPr>
-              <w:t xml:space="preserve">Source: Khan Academy (English - US curriculum)</w:t>
-            </w:r>
-          </w:p>
-          <w:p>
-            <w:pPr>
-              <w:spacing w:after="10" w:before="0"/>
-              <w:ind w:left="120"/>
-            </w:pPr>
-            <w:hyperlink w:history="1" r:id="rIdtgeekf1y89gp-0n4q7cd0">
-              <w:r>
-                <w:rPr>
-                  <w:rFonts w:ascii="Arial" w:cs="Arial" w:eastAsia="Arial" w:hAnsi="Arial"/>
-                  <w:color w:val="595959"/>
-                  <w:sz w:val="14"/>
-                  <w:szCs w:val="14"/>
-                  <w:u w:val="single" w:color="595959"/>
-                </w:rPr>
-                <w:t xml:space="preserve">🔍 Search ARES for similar readings</w:t>
-              </w:r>
-            </w:hyperlink>
-          </w:p>
-        </w:tc>
-        <w:tc>
-          <w:tcPr>
-            <w:tcW w:type="dxa" w:w="3040"/>
-            <w:shd w:fill="FFFFFF" w:color="auto" w:val="clear"/>
-            <w:tcMar>
-              <w:top w:type="dxa" w:w="60"/>
-              <w:left w:type="dxa" w:w="120"/>
-              <w:bottom w:type="dxa" w:w="60"/>
-              <w:right w:type="dxa" w:w="120"/>
-            </w:tcMar>
-            <w:vAlign w:val="top"/>
-          </w:tcPr>
-          <w:p>
-            <w:pPr>
-              <w:spacing w:after="40" w:before="0"/>
-              <w:jc w:val="left"/>
-            </w:pPr>
-            <w:r>
-              <w:rPr>
-                <w:rFonts w:ascii="Arial" w:cs="Arial" w:eastAsia="Arial" w:hAnsi="Arial"/>
-                <w:b w:val="false"/>
-                <w:bCs w:val="false"/>
-                <w:i w:val="false"/>
-                <w:iCs w:val="false"/>
-                <w:color w:val="000000"/>
-                <w:sz w:val="18"/>
-                <w:szCs w:val="18"/>
-              </w:rPr>
-              <w:t xml:space="preserve">WHOLE-CLASS CODIFICATION (15 minutes): The teacher leads the class through a structured note-making sequence. Using the tile work as a starting point, the teacher introduces the Product-and-Sum method formally. Step 1 — x² + bx + c (a=1): 'Find two numbers that MULTIPLY to give c and ADD to give b.' Learners work through three guided examples in their books: (i) x² + 9x + 20 [Kericho shamba]; (ii) x² − 5x + 6 [negative b]; (iii) x² + 2x − 15 [negative c]. After each example, learners swap books and mark each other's work. Step 2 — ax² + bx + c (a≠1): The teacher connects to the harder Shamba Card. Introduces the 'ac method': multiply a × c, find two numbers that multiply to ac and add to b, split the middle term, then factorise by grouping. Learners work two guided examples: (iv) 2x² + 7x + 3 [from the Shamba Card]; (v) 3x² − 10x − 8 [area of a maize plot in the Rift Valley]. PEER PRACTICE (10 minutes): In pairs, learners complete four mixed factorisation problems from a printed worksheet, including one problem that re-contextualises the shot-put height expression: 'The height of a ball thrown at Nairobi School's sports day is h = −2x² + 10x. Factorise this expression fully and state what the factored form tells you about the throw.'</w:t>
-            </w:r>
-          </w:p>
-        </w:tc>
-        <w:tc>
-          <w:tcPr>
-            <w:tcW w:type="dxa" w:w="3040"/>
-            <w:shd w:fill="F2F2F2" w:color="auto" w:val="clear"/>
-            <w:tcMar>
-              <w:top w:type="dxa" w:w="60"/>
-              <w:left w:type="dxa" w:w="120"/>
-              <w:bottom w:type="dxa" w:w="60"/>
-              <w:right w:type="dxa" w:w="120"/>
-            </w:tcMar>
-            <w:vAlign w:val="top"/>
-          </w:tcPr>
-          <w:p>
-            <w:pPr>
-              <w:spacing w:after="40" w:before="0"/>
-              <w:jc w:val="left"/>
-            </w:pPr>
-            <w:r>
-              <w:rPr>
-                <w:rFonts w:ascii="Arial" w:cs="Arial" w:eastAsia="Arial" w:hAnsi="Arial"/>
-                <w:b w:val="false"/>
-                <w:bCs w:val="false"/>
-                <w:i w:val="false"/>
-                <w:iCs w:val="false"/>
-                <w:color w:val="000000"/>
-                <w:sz w:val="18"/>
-                <w:szCs w:val="18"/>
-              </w:rPr>
-              <w:t xml:space="preserve">1. Begin by referencing the tile work: 'In your groups you physically found that x² + 7x + 12 breaks into (x+3)(x+4). Let us now write a METHOD so we can do this WITHOUT tiles, for any quadratic.' Write the heading 'FACTORISATION — Product and Sum Method' on the board. 2. For each of the three a=1 examples, use the THINK-PAIR-SHOW routine: pose the expression, give 90 seconds silent thinking, 60 seconds pair discussion, then cold-call one learner to come to the board. For EVERY board solution, ask the class: 'Does everyone agree? Who can verify by expanding?' Allow exactly 10 seconds WAIT TIME before taking volunteers. 3. Before introducing the ac method, say: 'Some of you tried 2x² + 7x + 3 with tiles. What made it harder? Tell your partner in 30 seconds.' Cold-call 2 learners. Then say: 'The challenge is that TWO things can change — the number in front of x² AND the constant. The ac method handles this.' Write the steps clearly and annotate each step with a spoken explanation. 4. For example (iv), narrate aloud: 'Step 1: a=2, c=3, so ac=6. Step 2: I need two numbers that multiply to 6 and add to 7 — that is 6 and 1. Step 3: Rewrite 7x as 6x + x, giving 2x² + 6x + x + 3. Step 4: Group — 2x(x+3) + 1(x+3). Step 5: Factor out (x+3) — answer is (2x+1)(x+3).' Ask class to verify by expanding. Give 60 seconds WAIT TIME. 5. For peer practice, circulate and target the pairs identified as struggling in Phase 2. For the shot-put problem, ask specifically: 'After factorising, what are the two values of x that make h=0? What do they mean for the athlete?' WAIT 12 seconds before accepting any response. Cold-call 3 learners for this question. 6. Close Explain phase by asking: 'How does factorisation connect to our driving question about predicting where the ball lands?' Cold-call 2 learners.</w:t>
-            </w:r>
-          </w:p>
-        </w:tc>
-        <w:tc>
-          <w:tcPr>
-            <w:tcW w:type="dxa" w:w="3040"/>
-            <w:shd w:fill="FFFFFF" w:color="auto" w:val="clear"/>
-            <w:tcMar>
-              <w:top w:type="dxa" w:w="60"/>
-              <w:left w:type="dxa" w:w="120"/>
-              <w:bottom w:type="dxa" w:w="60"/>
-              <w:right w:type="dxa" w:w="120"/>
-            </w:tcMar>
-            <w:vAlign w:val="top"/>
-          </w:tcPr>
-          <w:p>
-            <w:pPr>
-              <w:spacing w:after="40" w:before="0"/>
-              <w:jc w:val="left"/>
-            </w:pPr>
-            <w:r>
-              <w:rPr>
-                <w:rFonts w:ascii="Arial" w:cs="Arial" w:eastAsia="Arial" w:hAnsi="Arial"/>
-                <w:b w:val="false"/>
-                <w:bCs w:val="false"/>
-                <w:i w:val="false"/>
-                <w:iCs w:val="false"/>
-                <w:color w:val="000000"/>
-                <w:sz w:val="18"/>
-                <w:szCs w:val="18"/>
-              </w:rPr>
-              <w:t xml:space="preserve">Worked Example with Immediate Verification (Cognitive Apprenticeship): The teacher models expert thinking aloud during the ac method, making the invisible reasoning (choice of factor pairs, grouping decision) visible. Immediately requiring learners to verify by expanding closes the expand-factorise loop and reinforces that these are inverse operations. The THINK-PAIR-SHOW routine ensures every learner processes each example before seeing the answer, preventing passive copying. The closing discussion question explicitly re-anchors the technique to the driving question, preventing factorisation from feeling like an isolated algebraic drill.</w:t>
-            </w:r>
-          </w:p>
-        </w:tc>
-        <w:tc>
-          <w:tcPr>
-            <w:tcW w:type="dxa" w:w="3040"/>
-            <w:shd w:fill="F2F2F2" w:color="auto" w:val="clear"/>
-            <w:tcMar>
-              <w:top w:type="dxa" w:w="60"/>
-              <w:left w:type="dxa" w:w="120"/>
-              <w:bottom w:type="dxa" w:w="60"/>
-              <w:right w:type="dxa" w:w="120"/>
-            </w:tcMar>
-            <w:vAlign w:val="top"/>
-          </w:tcPr>
-          <w:p>
-            <w:pPr>
-              <w:spacing w:after="40" w:before="0"/>
-              <w:jc w:val="left"/>
-            </w:pPr>
-            <w:r>
-              <w:rPr>
-                <w:rFonts w:ascii="Arial" w:cs="Arial" w:eastAsia="Arial" w:hAnsi="Arial"/>
-                <w:b w:val="false"/>
-                <w:bCs w:val="false"/>
-                <w:i w:val="false"/>
-                <w:iCs w:val="false"/>
-                <w:color w:val="000000"/>
-                <w:sz w:val="18"/>
-                <w:szCs w:val="18"/>
-              </w:rPr>
-              <w:t xml:space="preserve">During peer practice, teacher collects the shot-put worksheet problem from 5 randomly selected pairs. Success criteria: (i) correctly factors out −2x from −2x² + 10x to get −2x(x − 5); (ii) correctly states x = 0 and x = 5 as the zeros; (iii) interprets x = 5 as the landing distance in metres. Common errors to watch for: (a) forgetting the negative sign when factoring, giving 2x(x−5); (b) writing the zeros as x = 2 and x = −10 (substituting coefficients instead of solving); (c) inability to connect zero-factors to the physical landing point.</w:t>
-            </w:r>
-          </w:p>
-        </w:tc>
-      </w:tr>
-      <w:tr>
-        <w:tc>
-          <w:tcPr>
-            <w:tcW w:type="dxa" w:w="1520"/>
-            <w:shd w:fill="FCE4D6" w:color="auto" w:val="clear"/>
-            <w:tcMar>
-              <w:top w:type="dxa" w:w="60"/>
-              <w:left w:type="dxa" w:w="120"/>
-              <w:bottom w:type="dxa" w:w="60"/>
-              <w:right w:type="dxa" w:w="120"/>
-            </w:tcMar>
-            <w:vAlign w:val="top"/>
-          </w:tcPr>
-          <w:p>
-            <w:pPr>
-              <w:spacing w:after="40" w:before="0"/>
-              <w:jc w:val="left"/>
-            </w:pPr>
-            <w:r>
-              <w:rPr>
-                <w:rFonts w:ascii="Arial" w:cs="Arial" w:eastAsia="Arial" w:hAnsi="Arial"/>
-                <w:b/>
-                <w:bCs/>
-                <w:i w:val="false"/>
-                <w:iCs w:val="false"/>
-                <w:color w:val="000000"/>
-                <w:sz w:val="18"/>
-                <w:szCs w:val="18"/>
-              </w:rPr>
-              <w:t xml:space="preserve">Driving Question Board (DQB) Creation</w:t>
-            </w:r>
-          </w:p>
-          <w:p>
-            <w:pPr>
-              <w:spacing w:after="20" w:before="0"/>
-            </w:pPr>
-            <w:r>
-              <w:rPr>
-                <w:rFonts w:ascii="Arial" w:cs="Arial" w:eastAsia="Arial" w:hAnsi="Arial"/>
-                <w:b/>
-                <w:bCs/>
-                <w:color w:val="1F3864"/>
-                <w:sz w:val="16"/>
-                <w:szCs w:val="16"/>
-              </w:rPr>
-              <w:t xml:space="preserve">📹 VIDEO:</w:t>
-            </w:r>
-          </w:p>
-          <w:p>
-            <w:pPr>
-              <w:spacing w:after="20" w:before="0"/>
-            </w:pPr>
-            <w:hyperlink w:history="1" r:id="rIdlffaxpdyrt5qusfmurb_c">
-              <w:r>
-                <w:rPr>
-                  <w:rFonts w:ascii="Arial" w:cs="Arial" w:eastAsia="Arial" w:hAnsi="Arial"/>
-                  <w:color w:val="2E75B6"/>
-                  <w:sz w:val="16"/>
-                  <w:szCs w:val="16"/>
-                  <w:u w:val="single" w:color="2E75B6"/>
-                </w:rPr>
-                <w:t xml:space="preserve">Zeros of polynomials: matching equation to zeros</w:t>
-              </w:r>
-            </w:hyperlink>
-          </w:p>
-          <w:p>
-            <w:pPr>
-              <w:spacing w:after="10" w:before="0"/>
-              <w:ind w:left="120"/>
-            </w:pPr>
-            <w:r>
-              <w:rPr>
-                <w:rFonts w:ascii="Arial" w:cs="Arial" w:eastAsia="Arial" w:hAnsi="Arial"/>
-                <w:color w:val="595959"/>
-                <w:sz w:val="14"/>
-                <w:szCs w:val="14"/>
-              </w:rPr>
-              <w:t xml:space="preserve">Source: Khan Academy (English - US curriculum)</w:t>
-            </w:r>
-          </w:p>
-          <w:p>
-            <w:pPr>
-              <w:spacing w:after="10" w:before="0"/>
-              <w:ind w:left="120"/>
-            </w:pPr>
-            <w:hyperlink w:history="1" r:id="rIddnvjwabi4skjadssv0gu5">
-              <w:r>
-                <w:rPr>
-                  <w:rFonts w:ascii="Arial" w:cs="Arial" w:eastAsia="Arial" w:hAnsi="Arial"/>
-                  <w:color w:val="595959"/>
-                  <w:sz w:val="14"/>
-                  <w:szCs w:val="14"/>
-                  <w:u w:val="single" w:color="595959"/>
-                </w:rPr>
-                <w:t xml:space="preserve">🔍 Search ARES for similar videos</w:t>
-              </w:r>
-            </w:hyperlink>
-          </w:p>
-          <w:p>
-            <w:pPr>
-              <w:spacing w:after="40" w:before="0"/>
-            </w:pPr>
-            <w:r>
-              <w:rPr>
-                <w:sz w:val="14"/>
-                <w:szCs w:val="14"/>
-              </w:rPr>
-              <w:t xml:space="preserve"/>
-            </w:r>
-          </w:p>
-          <w:p>
-            <w:pPr>
-              <w:spacing w:after="20" w:before="0"/>
-            </w:pPr>
-            <w:r>
-              <w:rPr>
-                <w:rFonts w:ascii="Arial" w:cs="Arial" w:eastAsia="Arial" w:hAnsi="Arial"/>
-                <w:b/>
-                <w:bCs/>
-                <w:color w:val="1F3864"/>
-                <w:sz w:val="16"/>
-                <w:szCs w:val="16"/>
-              </w:rPr>
-              <w:t xml:space="preserve">📖 EXERCISE:</w:t>
-            </w:r>
-          </w:p>
-          <w:p>
-            <w:pPr>
-              <w:spacing w:after="20" w:before="0"/>
-            </w:pPr>
-            <w:hyperlink w:history="1" r:id="rIdgwd5gcpexmztbgujoh--z">
-              <w:r>
-                <w:rPr>
-                  <w:rFonts w:ascii="Arial" w:cs="Arial" w:eastAsia="Arial" w:hAnsi="Arial"/>
-                  <w:color w:val="2E75B6"/>
-                  <w:sz w:val="16"/>
-                  <w:szCs w:val="16"/>
-                  <w:u w:val="single" w:color="2E75B6"/>
-                </w:rPr>
-                <w:t xml:space="preserve">Rational equations (advanced)</w:t>
-              </w:r>
-            </w:hyperlink>
-          </w:p>
-          <w:p>
-            <w:pPr>
-              <w:spacing w:after="10" w:before="0"/>
-              <w:ind w:left="120"/>
-            </w:pPr>
-            <w:r>
-              <w:rPr>
-                <w:rFonts w:ascii="Arial" w:cs="Arial" w:eastAsia="Arial" w:hAnsi="Arial"/>
-                <w:color w:val="595959"/>
-                <w:sz w:val="14"/>
-                <w:szCs w:val="14"/>
-              </w:rPr>
-              <w:t xml:space="preserve">Source: Khan Academy (English - US curriculum)</w:t>
-            </w:r>
-          </w:p>
-          <w:p>
-            <w:pPr>
-              <w:spacing w:after="10" w:before="0"/>
-              <w:ind w:left="120"/>
-            </w:pPr>
-            <w:hyperlink w:history="1" r:id="rIdpw4wx8wsevd4quv3ycqt6">
-              <w:r>
-                <w:rPr>
-                  <w:rFonts w:ascii="Arial" w:cs="Arial" w:eastAsia="Arial" w:hAnsi="Arial"/>
-                  <w:color w:val="595959"/>
-                  <w:sz w:val="14"/>
-                  <w:szCs w:val="14"/>
-                  <w:u w:val="single" w:color="595959"/>
-                </w:rPr>
-                <w:t xml:space="preserve">🔍 Search ARES for similar readings</w:t>
-              </w:r>
-            </w:hyperlink>
-          </w:p>
-        </w:tc>
-        <w:tc>
-          <w:tcPr>
-            <w:tcW w:type="dxa" w:w="3040"/>
-            <w:shd w:fill="FFFFFF" w:color="auto" w:val="clear"/>
-            <w:tcMar>
-              <w:top w:type="dxa" w:w="60"/>
-              <w:left w:type="dxa" w:w="120"/>
-              <w:bottom w:type="dxa" w:w="60"/>
-              <w:right w:type="dxa" w:w="120"/>
-            </w:tcMar>
-            <w:vAlign w:val="top"/>
-          </w:tcPr>
-          <w:p>
-            <w:pPr>
-              <w:spacing w:after="40" w:before="0"/>
-              <w:jc w:val="left"/>
-            </w:pPr>
-            <w:r>
-              <w:rPr>
-                <w:rFonts w:ascii="Arial" w:cs="Arial" w:eastAsia="Arial" w:hAnsi="Arial"/>
-                <w:b w:val="false"/>
-                <w:bCs w:val="false"/>
-                <w:i w:val="false"/>
-                <w:iCs w:val="false"/>
-                <w:color w:val="000000"/>
-                <w:sz w:val="18"/>
-                <w:szCs w:val="18"/>
-              </w:rPr>
-              <w:t xml:space="preserve">Each learner receives a sticky note (or writes in the class DQB section of their book). They respond to two prompts: PROMPT 1 (Green sticky — 'What I now understand'): 'Using today's factorisation, write the factored form of h = −x² + 8x and explain in one sentence what the two factors tell you about the shot put's journey.' PROMPT 2 (Yellow sticky — 'New question I still have'): 'Write one question that today's lesson has raised for you — something you still want to understand about the parabola or quadratic equations.' Learners place their stickies on the class DQB under the columns 'We now know' and 'We still wonder'. The teacher reads 3 yellow stickies aloud to the class (choosing ones that preview Lesson 4 — forming and solving equations) and says: 'These great questions are exactly what we will investigate in Lesson 4.'</w:t>
-            </w:r>
-          </w:p>
-        </w:tc>
-        <w:tc>
-          <w:tcPr>
-            <w:tcW w:type="dxa" w:w="3040"/>
-            <w:shd w:fill="F2F2F2" w:color="auto" w:val="clear"/>
-            <w:tcMar>
-              <w:top w:type="dxa" w:w="60"/>
-              <w:left w:type="dxa" w:w="120"/>
-              <w:bottom w:type="dxa" w:w="60"/>
-              <w:right w:type="dxa" w:w="120"/>
-            </w:tcMar>
-            <w:vAlign w:val="top"/>
-          </w:tcPr>
-          <w:p>
-            <w:pPr>
-              <w:spacing w:after="40" w:before="0"/>
-              <w:jc w:val="left"/>
-            </w:pPr>
-            <w:r>
-              <w:rPr>
-                <w:rFonts w:ascii="Arial" w:cs="Arial" w:eastAsia="Arial" w:hAnsi="Arial"/>
-                <w:b w:val="false"/>
-                <w:bCs w:val="false"/>
-                <w:i w:val="false"/>
-                <w:iCs w:val="false"/>
-                <w:color w:val="000000"/>
-                <w:sz w:val="18"/>
-                <w:szCs w:val="18"/>
-              </w:rPr>
-              <w:t xml:space="preserve">1. Distribute sticky notes (or direct learners to the DQB section). Say: 'The Driving Question asks how mathematics can help us predict where a ball lands. Today we gained a new tool. Use your green note to show how factorisation answers part of that question — be specific, use the expression h = −x² + 8x.' Give 4 minutes for writing — do NOT accept oral answers; written commitment is required. 2. Say: 'On your yellow note, write one thing you still do not understand, or one question today raised in your mind. There are no wrong questions here.' Give 2 minutes. 3. Collect stickies and place them on the DQB. Read 3 yellow notes aloud without revealing who wrote them. Say: 'These questions show brilliant mathematical thinking. Notice that several of you are asking HOW we actually solve for x — that is exactly where we are going in Lesson 4.' 4. Point to the DQB and say: 'Look at how our board is growing. In Lesson 1 we noticed the curve. In Lesson 2 we built the expression. Today we broke it apart. Each lesson we get closer to a complete answer.'</w:t>
-            </w:r>
-          </w:p>
-        </w:tc>
-        <w:tc>
-          <w:tcPr>
-            <w:tcW w:type="dxa" w:w="3040"/>
-            <w:shd w:fill="FFFFFF" w:color="auto" w:val="clear"/>
-            <w:tcMar>
-              <w:top w:type="dxa" w:w="60"/>
-              <w:left w:type="dxa" w:w="120"/>
-              <w:bottom w:type="dxa" w:w="60"/>
-              <w:right w:type="dxa" w:w="120"/>
-            </w:tcMar>
-            <w:vAlign w:val="top"/>
-          </w:tcPr>
-          <w:p>
-            <w:pPr>
-              <w:spacing w:after="40" w:before="0"/>
-              <w:jc w:val="left"/>
-            </w:pPr>
-            <w:r>
-              <w:rPr>
-                <w:rFonts w:ascii="Arial" w:cs="Arial" w:eastAsia="Arial" w:hAnsi="Arial"/>
-                <w:b w:val="false"/>
-                <w:bCs w:val="false"/>
-                <w:i w:val="false"/>
-                <w:iCs w:val="false"/>
-                <w:color w:val="000000"/>
-                <w:sz w:val="18"/>
-                <w:szCs w:val="18"/>
-              </w:rPr>
-              <w:t xml:space="preserve">Driving Question Board as Cumulative Knowledge Tracker: The DQB makes the progression of understanding visible and public over the eight-lesson sequence. Green stickies externalise consolidation; yellow stickies reveal genuine curiosity and diagnostically inform lesson sequencing. Publicly reading yellow stickies — without attribution — validates intellectual struggle and signals that unanswered questions are the engine of further inquiry, not evidence of failure.</w:t>
-            </w:r>
-          </w:p>
-        </w:tc>
-        <w:tc>
-          <w:tcPr>
-            <w:tcW w:type="dxa" w:w="3040"/>
-            <w:shd w:fill="F2F2F2" w:color="auto" w:val="clear"/>
-            <w:tcMar>
-              <w:top w:type="dxa" w:w="60"/>
-              <w:left w:type="dxa" w:w="120"/>
-              <w:bottom w:type="dxa" w:w="60"/>
-              <w:right w:type="dxa" w:w="120"/>
-            </w:tcMar>
-            <w:vAlign w:val="top"/>
-          </w:tcPr>
-          <w:p>
-            <w:pPr>
-              <w:spacing w:after="40" w:before="0"/>
-              <w:jc w:val="left"/>
-            </w:pPr>
-            <w:r>
-              <w:rPr>
-                <w:rFonts w:ascii="Arial" w:cs="Arial" w:eastAsia="Arial" w:hAnsi="Arial"/>
-                <w:b w:val="false"/>
-                <w:bCs w:val="false"/>
-                <w:i w:val="false"/>
-                <w:iCs w:val="false"/>
-                <w:color w:val="000000"/>
-                <w:sz w:val="18"/>
-                <w:szCs w:val="18"/>
-              </w:rPr>
-              <w:t xml:space="preserve">Teacher reads all green stickies after the lesson. Success indicator: learner writes the factored form −x(x − 8) and connects the two zeros (x=0 and x=8) to the ball's launch point and landing point. Partial success: learner factorises correctly but does not interpret the factors in context. Concern: learner cannot factorise or interprets the expression as describing a linear relationship. Yellow stickies are coded by theme: 'How do we solve for x?' (previews Lesson 4), 'What if the ball is thrown upward at an angle?' (previews real-life quadratic equations), 'Can a quadratic have no zeros?' (previews the discriminant concept) — these guide teacher planning.</w:t>
-            </w:r>
-          </w:p>
-        </w:tc>
-      </w:tr>
-      <w:tr>
-        <w:tc>
-          <w:tcPr>
-            <w:tcW w:type="dxa" w:w="1520"/>
-            <w:shd w:fill="D5E8F0" w:color="auto" w:val="clear"/>
-            <w:tcMar>
-              <w:top w:type="dxa" w:w="60"/>
-              <w:left w:type="dxa" w:w="120"/>
-              <w:bottom w:type="dxa" w:w="60"/>
-              <w:right w:type="dxa" w:w="120"/>
-            </w:tcMar>
-            <w:vAlign w:val="top"/>
-          </w:tcPr>
-          <w:p>
-            <w:pPr>
-              <w:spacing w:after="40" w:before="0"/>
-              <w:jc w:val="left"/>
-            </w:pPr>
-            <w:r>
-              <w:rPr>
-                <w:rFonts w:ascii="Arial" w:cs="Arial" w:eastAsia="Arial" w:hAnsi="Arial"/>
-                <w:b/>
-                <w:bCs/>
-                <w:i w:val="false"/>
-                <w:iCs w:val="false"/>
-                <w:color w:val="000000"/>
-                <w:sz w:val="18"/>
-                <w:szCs w:val="18"/>
-              </w:rPr>
-              <w:t xml:space="preserve">Model Building Phase</w:t>
-            </w:r>
-          </w:p>
-          <w:p>
-            <w:pPr>
-              <w:spacing w:after="20" w:before="0"/>
-            </w:pPr>
-            <w:r>
-              <w:rPr>
-                <w:rFonts w:ascii="Arial" w:cs="Arial" w:eastAsia="Arial" w:hAnsi="Arial"/>
-                <w:b/>
-                <w:bCs/>
-                <w:color w:val="1F3864"/>
-                <w:sz w:val="16"/>
-                <w:szCs w:val="16"/>
-              </w:rPr>
-              <w:t xml:space="preserve">📹 VIDEO:</w:t>
-            </w:r>
-          </w:p>
-          <w:p>
-            <w:pPr>
-              <w:spacing w:after="20" w:before="0"/>
-            </w:pPr>
-            <w:hyperlink w:history="1" r:id="rIdgefupfvx7lsg4rfjhub8p">
-              <w:r>
-                <w:rPr>
-                  <w:rFonts w:ascii="Arial" w:cs="Arial" w:eastAsia="Arial" w:hAnsi="Arial"/>
-                  <w:color w:val="2E75B6"/>
-                  <w:sz w:val="16"/>
-                  <w:szCs w:val="16"/>
-                  <w:u w:val="single" w:color="2E75B6"/>
-                </w:rPr>
-                <w:t xml:space="preserve">Zeros of polynomials: matching equation to zeros</w:t>
-              </w:r>
-            </w:hyperlink>
-          </w:p>
-          <w:p>
-            <w:pPr>
-              <w:spacing w:after="10" w:before="0"/>
-              <w:ind w:left="120"/>
-            </w:pPr>
-            <w:r>
-              <w:rPr>
-                <w:rFonts w:ascii="Arial" w:cs="Arial" w:eastAsia="Arial" w:hAnsi="Arial"/>
-                <w:color w:val="595959"/>
-                <w:sz w:val="14"/>
-                <w:szCs w:val="14"/>
-              </w:rPr>
-              <w:t xml:space="preserve">Source: Khan Academy (English - US curriculum)</w:t>
-            </w:r>
-          </w:p>
-          <w:p>
-            <w:pPr>
-              <w:spacing w:after="10" w:before="0"/>
-              <w:ind w:left="120"/>
-            </w:pPr>
-            <w:hyperlink w:history="1" r:id="rIdrxsxkykk74omylyslrnfu">
-              <w:r>
-                <w:rPr>
-                  <w:rFonts w:ascii="Arial" w:cs="Arial" w:eastAsia="Arial" w:hAnsi="Arial"/>
-                  <w:color w:val="595959"/>
-                  <w:sz w:val="14"/>
-                  <w:szCs w:val="14"/>
-                  <w:u w:val="single" w:color="595959"/>
-                </w:rPr>
-                <w:t xml:space="preserve">🔍 Search ARES for similar videos</w:t>
-              </w:r>
-            </w:hyperlink>
-          </w:p>
-          <w:p>
-            <w:pPr>
-              <w:spacing w:after="40" w:before="0"/>
-            </w:pPr>
-            <w:r>
-              <w:rPr>
-                <w:sz w:val="14"/>
-                <w:szCs w:val="14"/>
-              </w:rPr>
-              <w:t xml:space="preserve"/>
-            </w:r>
-          </w:p>
-          <w:p>
-            <w:pPr>
-              <w:spacing w:after="20" w:before="0"/>
-            </w:pPr>
-            <w:r>
-              <w:rPr>
-                <w:rFonts w:ascii="Arial" w:cs="Arial" w:eastAsia="Arial" w:hAnsi="Arial"/>
-                <w:b/>
-                <w:bCs/>
-                <w:color w:val="1F3864"/>
-                <w:sz w:val="16"/>
-                <w:szCs w:val="16"/>
-              </w:rPr>
-              <w:t xml:space="preserve">📖 EXERCISE:</w:t>
-            </w:r>
-          </w:p>
-          <w:p>
-            <w:pPr>
-              <w:spacing w:after="20" w:before="0"/>
-            </w:pPr>
-            <w:hyperlink w:history="1" r:id="rIdxq57o_gziggcer-c7nebq">
-              <w:r>
-                <w:rPr>
-                  <w:rFonts w:ascii="Arial" w:cs="Arial" w:eastAsia="Arial" w:hAnsi="Arial"/>
-                  <w:color w:val="2E75B6"/>
-                  <w:sz w:val="16"/>
-                  <w:szCs w:val="16"/>
-                  <w:u w:val="single" w:color="2E75B6"/>
-                </w:rPr>
-                <w:t xml:space="preserve">Divide quadratics by linear expressions (no remainders)</w:t>
-              </w:r>
-            </w:hyperlink>
-          </w:p>
-          <w:p>
-            <w:pPr>
-              <w:spacing w:after="10" w:before="0"/>
-              <w:ind w:left="120"/>
-            </w:pPr>
-            <w:r>
-              <w:rPr>
-                <w:rFonts w:ascii="Arial" w:cs="Arial" w:eastAsia="Arial" w:hAnsi="Arial"/>
-                <w:color w:val="595959"/>
-                <w:sz w:val="14"/>
-                <w:szCs w:val="14"/>
-              </w:rPr>
-              <w:t xml:space="preserve">Source: Khan Academy (English - US curriculum)</w:t>
-            </w:r>
-          </w:p>
-          <w:p>
-            <w:pPr>
-              <w:spacing w:after="10" w:before="0"/>
-              <w:ind w:left="120"/>
-            </w:pPr>
-            <w:hyperlink w:history="1" r:id="rIdrpm7hsapy9vbzkn3fvubl">
+            <w:hyperlink w:history="1" r:id="rIddvsprs3oxj3tzf5iixfb0">
               <w:r>
                 <w:rPr>
                   <w:rFonts w:ascii="Arial" w:cs="Arial" w:eastAsia="Arial" w:hAnsi="Arial"/>
@@ -11313,7 +11489,7 @@
         </w:rPr>
         <w:t xml:space="preserve">© 2026 SeaVuria and ARES. Aligned with KICD objectives. Developed by SeaVuria; technical implementation by ARES (with AI assistance from Claude). Licensed under </w:t>
       </w:r>
-      <w:hyperlink w:history="1" r:id="rIdxmudxas5ymvbrpszorr3x">
+      <w:hyperlink w:history="1" r:id="rIdw8tfatr3ss5ihsjmnhynm">
         <w:r>
           <w:rPr>
             <w:rFonts w:ascii="Arial" w:cs="Arial" w:eastAsia="Arial" w:hAnsi="Arial"/>
@@ -11334,7 +11510,7 @@
         </w:rPr>
         <w:t xml:space="preserve"> (</w:t>
       </w:r>
-      <w:hyperlink w:history="1" r:id="rIdcwlotjnpjykuhvmjhtss_">
+      <w:hyperlink w:history="1" r:id="rId-c7kwmzse0ryvts28jmto">
         <w:r>
           <w:rPr>
             <w:rFonts w:ascii="Arial" w:cs="Arial" w:eastAsia="Arial" w:hAnsi="Arial"/>
@@ -12526,7 +12702,7 @@
             <w:pPr>
               <w:spacing w:after="20" w:before="0"/>
             </w:pPr>
-            <w:hyperlink w:history="1" r:id="rIdjdxzy8aefdu83xlwr59vx">
+            <w:hyperlink w:history="1" r:id="rIdqi3tm9clcvj01igyhqwhj">
               <w:r>
                 <w:rPr>
                   <w:rFonts w:ascii="Arial" w:cs="Arial" w:eastAsia="Arial" w:hAnsi="Arial"/>
@@ -12535,7 +12711,7 @@
                   <w:szCs w:val="16"/>
                   <w:u w:val="single" w:color="2E75B6"/>
                 </w:rPr>
-                <w:t xml:space="preserve">Cosine equation algebraic solution set</w:t>
+                <w:t xml:space="preserve">Polynomial special products: difference of squares</w:t>
               </w:r>
             </w:hyperlink>
           </w:p>
@@ -12559,7 +12735,7 @@
               <w:spacing w:after="10" w:before="0"/>
               <w:ind w:left="120"/>
             </w:pPr>
-            <w:hyperlink w:history="1" r:id="rId4pmft3vjqas2xrib2xe2n">
+            <w:hyperlink w:history="1" r:id="rIdkrzkhsp9_0zzjpxmsqls0">
               <w:r>
                 <w:rPr>
                   <w:rFonts w:ascii="Arial" w:cs="Arial" w:eastAsia="Arial" w:hAnsi="Arial"/>
@@ -12597,14 +12773,14 @@
                 <w:sz w:val="16"/>
                 <w:szCs w:val="16"/>
               </w:rPr>
-              <w:t xml:space="preserve">📖 HTML:</w:t>
+              <w:t xml:space="preserve">📖 EXERCISE:</w:t>
             </w:r>
           </w:p>
           <w:p>
             <w:pPr>
               <w:spacing w:after="20" w:before="0"/>
             </w:pPr>
-            <w:hyperlink w:history="1" r:id="rId_yhncv-jqzrltdfzigzbu">
+            <w:hyperlink w:history="1" r:id="rIdshns545dgjy7all8ug5qb">
               <w:r>
                 <w:rPr>
                   <w:rFonts w:ascii="Arial" w:cs="Arial" w:eastAsia="Arial" w:hAnsi="Arial"/>
@@ -12613,7 +12789,7 @@
                   <w:szCs w:val="16"/>
                   <w:u w:val="single" w:color="2E75B6"/>
                 </w:rPr>
-                <w:t xml:space="preserve">Difference of Two Squares (PLIX)</w:t>
+                <w:t xml:space="preserve">Polynomial special products: perfect square</w:t>
               </w:r>
             </w:hyperlink>
           </w:p>
@@ -12629,7 +12805,7 @@
                 <w:sz w:val="14"/>
                 <w:szCs w:val="14"/>
               </w:rPr>
-              <w:t xml:space="preserve">Source: CK-12</w:t>
+              <w:t xml:space="preserve">Source: Khan Academy (English - US curriculum)</w:t>
             </w:r>
           </w:p>
           <w:p>
@@ -12637,7 +12813,7 @@
               <w:spacing w:after="10" w:before="0"/>
               <w:ind w:left="120"/>
             </w:pPr>
-            <w:hyperlink w:history="1" r:id="rIdn3616nmf1zoez7p9cdgxh">
+            <w:hyperlink w:history="1" r:id="rIdsbmqtga9ucfa6j_rauwfw">
               <w:r>
                 <w:rPr>
                   <w:rFonts w:ascii="Arial" w:cs="Arial" w:eastAsia="Arial" w:hAnsi="Arial"/>
@@ -12832,7 +13008,7 @@
             <w:pPr>
               <w:spacing w:after="20" w:before="0"/>
             </w:pPr>
-            <w:hyperlink w:history="1" r:id="rIdinnwqigdacxrrjbgv2roo">
+            <w:hyperlink w:history="1" r:id="rIdjsmvnf5inop3paezrilpz">
               <w:r>
                 <w:rPr>
                   <w:rFonts w:ascii="Arial" w:cs="Arial" w:eastAsia="Arial" w:hAnsi="Arial"/>
@@ -12841,7 +13017,7 @@
                   <w:szCs w:val="16"/>
                   <w:u w:val="single" w:color="2E75B6"/>
                 </w:rPr>
-                <w:t xml:space="preserve">Sine equation algebraic solution set</w:t>
+                <w:t xml:space="preserve">Factoring difference of squares: two variables -dubbed(KY)</w:t>
               </w:r>
             </w:hyperlink>
           </w:p>
@@ -12857,7 +13033,7 @@
                 <w:sz w:val="14"/>
                 <w:szCs w:val="14"/>
               </w:rPr>
-              <w:t xml:space="preserve">Source: Khan Academy (English - US curriculum)</w:t>
+              <w:t xml:space="preserve">Source: Khan Academy (Kiswahili)</w:t>
             </w:r>
           </w:p>
           <w:p>
@@ -12865,7 +13041,7 @@
               <w:spacing w:after="10" w:before="0"/>
               <w:ind w:left="120"/>
             </w:pPr>
-            <w:hyperlink w:history="1" r:id="rIdsd-dg7bvfgncq9-fbxfvg">
+            <w:hyperlink w:history="1" r:id="rIdo2kojjyljfknijgi7ae_j">
               <w:r>
                 <w:rPr>
                   <w:rFonts w:ascii="Arial" w:cs="Arial" w:eastAsia="Arial" w:hAnsi="Arial"/>
@@ -12910,7 +13086,7 @@
             <w:pPr>
               <w:spacing w:after="20" w:before="0"/>
             </w:pPr>
-            <w:hyperlink w:history="1" r:id="rId3h6zwxecfsyal_vwiu30x">
+            <w:hyperlink w:history="1" r:id="rIduadq5s_mecub6ydedh9hq">
               <w:r>
                 <w:rPr>
                   <w:rFonts w:ascii="Arial" w:cs="Arial" w:eastAsia="Arial" w:hAnsi="Arial"/>
@@ -12919,7 +13095,7 @@
                   <w:szCs w:val="16"/>
                   <w:u w:val="single" w:color="2E75B6"/>
                 </w:rPr>
-                <w:t xml:space="preserve">Equations with square roots &amp; cube roots</w:t>
+                <w:t xml:space="preserve">Polynomial special products: difference of squares</w:t>
               </w:r>
             </w:hyperlink>
           </w:p>
@@ -12943,7 +13119,7 @@
               <w:spacing w:after="10" w:before="0"/>
               <w:ind w:left="120"/>
             </w:pPr>
-            <w:hyperlink w:history="1" r:id="rIdh_5gcfydsjwhcrvlfjzre">
+            <w:hyperlink w:history="1" r:id="rIdtynltf_ytfvr0fuethr9n">
               <w:r>
                 <w:rPr>
                   <w:rFonts w:ascii="Arial" w:cs="Arial" w:eastAsia="Arial" w:hAnsi="Arial"/>
@@ -13138,7 +13314,7 @@
             <w:pPr>
               <w:spacing w:after="20" w:before="0"/>
             </w:pPr>
-            <w:hyperlink w:history="1" r:id="rIdmc4bt8zpm1w4elwd2efjs">
+            <w:hyperlink w:history="1" r:id="rId4uvm3tqvyi3qkgpwdklwr">
               <w:r>
                 <w:rPr>
                   <w:rFonts w:ascii="Arial" w:cs="Arial" w:eastAsia="Arial" w:hAnsi="Arial"/>
@@ -13147,7 +13323,7 @@
                   <w:szCs w:val="16"/>
                   <w:u w:val="single" w:color="2E75B6"/>
                 </w:rPr>
-                <w:t xml:space="preserve">Identifying quadratic patterns</w:t>
+                <w:t xml:space="preserve">Special products of the form (x+a)(x-a)</w:t>
               </w:r>
             </w:hyperlink>
           </w:p>
@@ -13171,7 +13347,7 @@
               <w:spacing w:after="10" w:before="0"/>
               <w:ind w:left="120"/>
             </w:pPr>
-            <w:hyperlink w:history="1" r:id="rIddkhidqhmo7jgq1di7i09t">
+            <w:hyperlink w:history="1" r:id="rIdkxzvfsvlgjrk86zct_lhd">
               <w:r>
                 <w:rPr>
                   <w:rFonts w:ascii="Arial" w:cs="Arial" w:eastAsia="Arial" w:hAnsi="Arial"/>
@@ -13216,7 +13392,7 @@
             <w:pPr>
               <w:spacing w:after="20" w:before="0"/>
             </w:pPr>
-            <w:hyperlink w:history="1" r:id="rIdt8eoj_he_sr7lp8yu47fi">
+            <w:hyperlink w:history="1" r:id="rIdqshvl-rbjjs3e0p5g79n6">
               <w:r>
                 <w:rPr>
                   <w:rFonts w:ascii="Arial" w:cs="Arial" w:eastAsia="Arial" w:hAnsi="Arial"/>
@@ -13225,7 +13401,7 @@
                   <w:szCs w:val="16"/>
                   <w:u w:val="single" w:color="2E75B6"/>
                 </w:rPr>
-                <w:t xml:space="preserve">Equations with square roots: decimals &amp; fractions</w:t>
+                <w:t xml:space="preserve">Difference of squares intro</w:t>
               </w:r>
             </w:hyperlink>
           </w:p>
@@ -13249,7 +13425,7 @@
               <w:spacing w:after="10" w:before="0"/>
               <w:ind w:left="120"/>
             </w:pPr>
-            <w:hyperlink w:history="1" r:id="rIdgdsgdvexl5wybo5tx8mtf">
+            <w:hyperlink w:history="1" r:id="rId_gtpl94_wzceqwi8l2dfs">
               <w:r>
                 <w:rPr>
                   <w:rFonts w:ascii="Arial" w:cs="Arial" w:eastAsia="Arial" w:hAnsi="Arial"/>
@@ -13444,7 +13620,7 @@
             <w:pPr>
               <w:spacing w:after="20" w:before="0"/>
             </w:pPr>
-            <w:hyperlink w:history="1" r:id="rIdfen8d3o6jgqqrcfvcfofq">
+            <w:hyperlink w:history="1" r:id="rIdl4scp1321rds3dbsltqgz">
               <w:r>
                 <w:rPr>
                   <w:rFonts w:ascii="Arial" w:cs="Arial" w:eastAsia="Arial" w:hAnsi="Arial"/>
@@ -13453,7 +13629,7 @@
                   <w:szCs w:val="16"/>
                   <w:u w:val="single" w:color="2E75B6"/>
                 </w:rPr>
-                <w:t xml:space="preserve">Bernoulli's equation derivation part 1</w:t>
+                <w:t xml:space="preserve">Difference of squares intro</w:t>
               </w:r>
             </w:hyperlink>
           </w:p>
@@ -13477,7 +13653,7 @@
               <w:spacing w:after="10" w:before="0"/>
               <w:ind w:left="120"/>
             </w:pPr>
-            <w:hyperlink w:history="1" r:id="rIdqfxu2gr4juy1q2mjildus">
+            <w:hyperlink w:history="1" r:id="rIdwsxbg9-s5guu--ui6kc0p">
               <w:r>
                 <w:rPr>
                   <w:rFonts w:ascii="Arial" w:cs="Arial" w:eastAsia="Arial" w:hAnsi="Arial"/>
@@ -13522,7 +13698,7 @@
             <w:pPr>
               <w:spacing w:after="20" w:before="0"/>
             </w:pPr>
-            <w:hyperlink w:history="1" r:id="rIdqfyiexlxlzch3dl-ukaac">
+            <w:hyperlink w:history="1" r:id="rIdzcwosxlehcru-dpg8tm-c">
               <w:r>
                 <w:rPr>
                   <w:rFonts w:ascii="Arial" w:cs="Arial" w:eastAsia="Arial" w:hAnsi="Arial"/>
@@ -13555,7 +13731,7 @@
               <w:spacing w:after="10" w:before="0"/>
               <w:ind w:left="120"/>
             </w:pPr>
-            <w:hyperlink w:history="1" r:id="rIdygx0kmaamgxohsudvueag">
+            <w:hyperlink w:history="1" r:id="rId2tcdfp-qbtcb3cdmjy3zl">
               <w:r>
                 <w:rPr>
                   <w:rFonts w:ascii="Arial" w:cs="Arial" w:eastAsia="Arial" w:hAnsi="Arial"/>
@@ -13750,7 +13926,7 @@
             <w:pPr>
               <w:spacing w:after="20" w:before="0"/>
             </w:pPr>
-            <w:hyperlink w:history="1" r:id="rId-rxy49w0rgdfqcsby7s57">
+            <w:hyperlink w:history="1" r:id="rIdrnaecsxa1txlb7lc3lcj4">
               <w:r>
                 <w:rPr>
                   <w:rFonts w:ascii="Arial" w:cs="Arial" w:eastAsia="Arial" w:hAnsi="Arial"/>
@@ -13759,7 +13935,7 @@
                   <w:szCs w:val="16"/>
                   <w:u w:val="single" w:color="2E75B6"/>
                 </w:rPr>
-                <w:t xml:space="preserve">Factoring difference of squares: two variables (example 2)</w:t>
+                <w:t xml:space="preserve">Polynomial special products: difference of squares</w:t>
               </w:r>
             </w:hyperlink>
           </w:p>
@@ -13783,7 +13959,7 @@
               <w:spacing w:after="10" w:before="0"/>
               <w:ind w:left="120"/>
             </w:pPr>
-            <w:hyperlink w:history="1" r:id="rIdowmd69vrnzfeknrt2jjpf">
+            <w:hyperlink w:history="1" r:id="rIdiad9xvaincpcdy9bavdaw">
               <w:r>
                 <w:rPr>
                   <w:rFonts w:ascii="Arial" w:cs="Arial" w:eastAsia="Arial" w:hAnsi="Arial"/>
@@ -13828,7 +14004,7 @@
             <w:pPr>
               <w:spacing w:after="20" w:before="0"/>
             </w:pPr>
-            <w:hyperlink w:history="1" r:id="rIdpzv1lrhiuoxqhyphokkr3">
+            <w:hyperlink w:history="1" r:id="rIdllgmbqcdtua7xsmaujj6q">
               <w:r>
                 <w:rPr>
                   <w:rFonts w:ascii="Arial" w:cs="Arial" w:eastAsia="Arial" w:hAnsi="Arial"/>
@@ -13837,7 +14013,7 @@
                   <w:szCs w:val="16"/>
                   <w:u w:val="single" w:color="2E75B6"/>
                 </w:rPr>
-                <w:t xml:space="preserve">Difference of squares intro</w:t>
+                <w:t xml:space="preserve">Polynomial special products: difference of squares</w:t>
               </w:r>
             </w:hyperlink>
           </w:p>
@@ -13861,7 +14037,7 @@
               <w:spacing w:after="10" w:before="0"/>
               <w:ind w:left="120"/>
             </w:pPr>
-            <w:hyperlink w:history="1" r:id="rIdkbewvvifp_kfoguw-fxun">
+            <w:hyperlink w:history="1" r:id="rIdq10xdql1huj3gl5pqcbqb">
               <w:r>
                 <w:rPr>
                   <w:rFonts w:ascii="Arial" w:cs="Arial" w:eastAsia="Arial" w:hAnsi="Arial"/>
@@ -14449,7 +14625,7 @@
         </w:rPr>
         <w:t xml:space="preserve">© 2026 SeaVuria and ARES. Aligned with KICD objectives. Developed by SeaVuria; technical implementation by ARES (with AI assistance from Claude). Licensed under </w:t>
       </w:r>
-      <w:hyperlink w:history="1" r:id="rIdaqw6zgpfwxgmne00q3pui">
+      <w:hyperlink w:history="1" r:id="rIdxlxbeuj8hxqledgxgv2fg">
         <w:r>
           <w:rPr>
             <w:rFonts w:ascii="Arial" w:cs="Arial" w:eastAsia="Arial" w:hAnsi="Arial"/>
@@ -14470,7 +14646,7 @@
         </w:rPr>
         <w:t xml:space="preserve"> (</w:t>
       </w:r>
-      <w:hyperlink w:history="1" r:id="rIdgpfct6vxjnc1z99w6s6cd">
+      <w:hyperlink w:history="1" r:id="rIdojl3rpjnaauacmvfgmjjv">
         <w:r>
           <w:rPr>
             <w:rFonts w:ascii="Arial" w:cs="Arial" w:eastAsia="Arial" w:hAnsi="Arial"/>
@@ -15483,7 +15659,7 @@
             <w:pPr>
               <w:spacing w:after="20" w:before="0"/>
             </w:pPr>
-            <w:hyperlink w:history="1" r:id="rId8rkyfgewt0taj9kxa5qoz">
+            <w:hyperlink w:history="1" r:id="rIdgoabqnixwa28qcy5ckr1b">
               <w:r>
                 <w:rPr>
                   <w:rFonts w:ascii="Arial" w:cs="Arial" w:eastAsia="Arial" w:hAnsi="Arial"/>
@@ -15492,7 +15668,7 @@
                   <w:szCs w:val="16"/>
                   <w:u w:val="single" w:color="2E75B6"/>
                 </w:rPr>
-                <w:t xml:space="preserve">Slope-intercept equation from graph</w:t>
+                <w:t xml:space="preserve">Solving quadratics by factoring</w:t>
               </w:r>
             </w:hyperlink>
           </w:p>
@@ -15516,7 +15692,7 @@
               <w:spacing w:after="10" w:before="0"/>
               <w:ind w:left="120"/>
             </w:pPr>
-            <w:hyperlink w:history="1" r:id="rIdzjrfcrs1cbwoys7ww975q">
+            <w:hyperlink w:history="1" r:id="rIdssh9529tvz9j4q2qxr7tz">
               <w:r>
                 <w:rPr>
                   <w:rFonts w:ascii="Arial" w:cs="Arial" w:eastAsia="Arial" w:hAnsi="Arial"/>
@@ -15561,7 +15737,619 @@
             <w:pPr>
               <w:spacing w:after="20" w:before="0"/>
             </w:pPr>
-            <w:hyperlink w:history="1" r:id="rIdvbf7sns63ua93orkacx8c">
+            <w:hyperlink w:history="1" r:id="rId9a4o4ryauml7q-4eevtez">
+              <w:r>
+                <w:rPr>
+                  <w:rFonts w:ascii="Arial" w:cs="Arial" w:eastAsia="Arial" w:hAnsi="Arial"/>
+                  <w:color w:val="2E75B6"/>
+                  <w:sz w:val="16"/>
+                  <w:szCs w:val="16"/>
+                  <w:u w:val="single" w:color="2E75B6"/>
+                </w:rPr>
+                <w:t xml:space="preserve">Zero product property</w:t>
+              </w:r>
+            </w:hyperlink>
+          </w:p>
+          <w:p>
+            <w:pPr>
+              <w:spacing w:after="10" w:before="0"/>
+              <w:ind w:left="120"/>
+            </w:pPr>
+            <w:r>
+              <w:rPr>
+                <w:rFonts w:ascii="Arial" w:cs="Arial" w:eastAsia="Arial" w:hAnsi="Arial"/>
+                <w:color w:val="595959"/>
+                <w:sz w:val="14"/>
+                <w:szCs w:val="14"/>
+              </w:rPr>
+              <w:t xml:space="preserve">Source: Khan Academy (English - US curriculum)</w:t>
+            </w:r>
+          </w:p>
+          <w:p>
+            <w:pPr>
+              <w:spacing w:after="10" w:before="0"/>
+              <w:ind w:left="120"/>
+            </w:pPr>
+            <w:hyperlink w:history="1" r:id="rIdgtfekfcdjlvwrabjhfur4">
+              <w:r>
+                <w:rPr>
+                  <w:rFonts w:ascii="Arial" w:cs="Arial" w:eastAsia="Arial" w:hAnsi="Arial"/>
+                  <w:color w:val="595959"/>
+                  <w:sz w:val="14"/>
+                  <w:szCs w:val="14"/>
+                  <w:u w:val="single" w:color="595959"/>
+                </w:rPr>
+                <w:t xml:space="preserve">🔍 Search ARES for similar readings</w:t>
+              </w:r>
+            </w:hyperlink>
+          </w:p>
+        </w:tc>
+        <w:tc>
+          <w:tcPr>
+            <w:tcW w:type="dxa" w:w="3040"/>
+            <w:shd w:fill="FFFFFF" w:color="auto" w:val="clear"/>
+            <w:tcMar>
+              <w:top w:type="dxa" w:w="60"/>
+              <w:left w:type="dxa" w:w="120"/>
+              <w:bottom w:type="dxa" w:w="60"/>
+              <w:right w:type="dxa" w:w="120"/>
+            </w:tcMar>
+            <w:vAlign w:val="top"/>
+          </w:tcPr>
+          <w:p>
+            <w:pPr>
+              <w:spacing w:after="40" w:before="0"/>
+              <w:jc w:val="left"/>
+            </w:pPr>
+            <w:r>
+              <w:rPr>
+                <w:rFonts w:ascii="Arial" w:cs="Arial" w:eastAsia="Arial" w:hAnsi="Arial"/>
+                <w:b w:val="false"/>
+                <w:bCs w:val="false"/>
+                <w:i w:val="false"/>
+                <w:iCs w:val="false"/>
+                <w:color w:val="000000"/>
+                <w:sz w:val="18"/>
+                <w:szCs w:val="18"/>
+              </w:rPr>
+              <w:t xml:space="preserve">Each learner receives a card showing the expanded quadratic expression h(x) = x² + 5x + 6. The teacher projects the shot put still-frame image from Lesson 1 and asks: 'We know this expression describes a curved path. I want you to PREDICT — working alone for 3 minutes — what two bracket expressions, when multiplied together, might give us x² + 5x + 6. Write your prediction in your notebook. You do not need to be correct; you need to think carefully.' Learners write their bracket guesses privately. After 3 minutes, the teacher asks learners to share with an elbow partner, then cold-calls 4 learners to share predictions with the class (including at least one incorrect prediction). Teacher scribes all predictions on the board without evaluating them, saying: 'We will return to these at the end of Phase 3 and see who was closest.'</w:t>
+            </w:r>
+          </w:p>
+        </w:tc>
+        <w:tc>
+          <w:tcPr>
+            <w:tcW w:type="dxa" w:w="3040"/>
+            <w:shd w:fill="F2F2F2" w:color="auto" w:val="clear"/>
+            <w:tcMar>
+              <w:top w:type="dxa" w:w="60"/>
+              <w:left w:type="dxa" w:w="120"/>
+              <w:bottom w:type="dxa" w:w="60"/>
+              <w:right w:type="dxa" w:w="120"/>
+            </w:tcMar>
+            <w:vAlign w:val="top"/>
+          </w:tcPr>
+          <w:p>
+            <w:pPr>
+              <w:spacing w:after="40" w:before="0"/>
+              <w:jc w:val="left"/>
+            </w:pPr>
+            <w:r>
+              <w:rPr>
+                <w:rFonts w:ascii="Arial" w:cs="Arial" w:eastAsia="Arial" w:hAnsi="Arial"/>
+                <w:b w:val="false"/>
+                <w:bCs w:val="false"/>
+                <w:i w:val="false"/>
+                <w:iCs w:val="false"/>
+                <w:color w:val="000000"/>
+                <w:sz w:val="18"/>
+                <w:szCs w:val="18"/>
+              </w:rPr>
+              <w:t xml:space="preserve">1. Project the shot put still-frame and say verbatim: 'On Sports Day in Nairobi, we watched the ball trace a perfect arch. We wrote its path as x² + 5x + 6. Today we ask: can we reverse that — can we take the expanded form and find the hidden brackets inside it?' 2. Distribute prediction cards. Allow 3 minutes silent thinking — enforce silence and wait. 3. Say: 'Turn to your elbow partner. Share your prediction. 30 seconds.' 4. Cold-call exactly 4 learners using a random name strategy (e.g., picking folded name-strips from a tin). Write all predictions verbatim on the board. 5. Say: 'None of these predictions are wrong yet — they are all hypotheses. Keep them in mind.' Allow 10 seconds WAIT TIME after each cold-call before scribing.</w:t>
+            </w:r>
+          </w:p>
+        </w:tc>
+        <w:tc>
+          <w:tcPr>
+            <w:tcW w:type="dxa" w:w="3040"/>
+            <w:shd w:fill="FFFFFF" w:color="auto" w:val="clear"/>
+            <w:tcMar>
+              <w:top w:type="dxa" w:w="60"/>
+              <w:left w:type="dxa" w:w="120"/>
+              <w:bottom w:type="dxa" w:w="60"/>
+              <w:right w:type="dxa" w:w="120"/>
+            </w:tcMar>
+            <w:vAlign w:val="top"/>
+          </w:tcPr>
+          <w:p>
+            <w:pPr>
+              <w:spacing w:after="40" w:before="0"/>
+              <w:jc w:val="left"/>
+            </w:pPr>
+            <w:r>
+              <w:rPr>
+                <w:rFonts w:ascii="Arial" w:cs="Arial" w:eastAsia="Arial" w:hAnsi="Arial"/>
+                <w:b w:val="false"/>
+                <w:bCs w:val="false"/>
+                <w:i w:val="false"/>
+                <w:iCs w:val="false"/>
+                <w:color w:val="000000"/>
+                <w:sz w:val="18"/>
+                <w:szCs w:val="18"/>
+              </w:rPr>
+              <w:t xml:space="preserve">Activation of Prior Knowledge via Prediction: By asking learners to reverse-engineer the brackets before instruction, the teacher surfaces existing mental models about multiplication and factors. This creates cognitive dissonance when predictions differ — motivating the investigation in Phase 2. Connecting to the phenomenon ensures the algebra feels purposeful, not procedural.</w:t>
+            </w:r>
+          </w:p>
+        </w:tc>
+        <w:tc>
+          <w:tcPr>
+            <w:tcW w:type="dxa" w:w="3040"/>
+            <w:shd w:fill="F2F2F2" w:color="auto" w:val="clear"/>
+            <w:tcMar>
+              <w:top w:type="dxa" w:w="60"/>
+              <w:left w:type="dxa" w:w="120"/>
+              <w:bottom w:type="dxa" w:w="60"/>
+              <w:right w:type="dxa" w:w="120"/>
+            </w:tcMar>
+            <w:vAlign w:val="top"/>
+          </w:tcPr>
+          <w:p>
+            <w:pPr>
+              <w:spacing w:after="40" w:before="0"/>
+              <w:jc w:val="left"/>
+            </w:pPr>
+            <w:r>
+              <w:rPr>
+                <w:rFonts w:ascii="Arial" w:cs="Arial" w:eastAsia="Arial" w:hAnsi="Arial"/>
+                <w:b w:val="false"/>
+                <w:bCs w:val="false"/>
+                <w:i w:val="false"/>
+                <w:iCs w:val="false"/>
+                <w:color w:val="000000"/>
+                <w:sz w:val="18"/>
+                <w:szCs w:val="18"/>
+              </w:rPr>
+              <w:t xml:space="preserve">Observable indicator: Can the learner write any plausible pair of brackets (even if incorrect)? A learner who writes '(x + ?)(x + ?)' is showing structural awareness of binomial factors. A learner who writes a single bracket or a trinomial is still thinking additively — flag these learners for targeted support in Phase 2. Teacher circulates and notes at least 3 specific learner responses during the prediction phase.</w:t>
+            </w:r>
+          </w:p>
+        </w:tc>
+      </w:tr>
+      <w:tr>
+        <w:tc>
+          <w:tcPr>
+            <w:tcW w:type="dxa" w:w="1520"/>
+            <w:shd w:fill="D9EEF1" w:color="auto" w:val="clear"/>
+            <w:tcMar>
+              <w:top w:type="dxa" w:w="60"/>
+              <w:left w:type="dxa" w:w="120"/>
+              <w:bottom w:type="dxa" w:w="60"/>
+              <w:right w:type="dxa" w:w="120"/>
+            </w:tcMar>
+            <w:vAlign w:val="top"/>
+          </w:tcPr>
+          <w:p>
+            <w:pPr>
+              <w:spacing w:after="40" w:before="0"/>
+              <w:jc w:val="left"/>
+            </w:pPr>
+            <w:r>
+              <w:rPr>
+                <w:rFonts w:ascii="Arial" w:cs="Arial" w:eastAsia="Arial" w:hAnsi="Arial"/>
+                <w:b/>
+                <w:bCs/>
+                <w:i w:val="false"/>
+                <w:iCs w:val="false"/>
+                <w:color w:val="000000"/>
+                <w:sz w:val="18"/>
+                <w:szCs w:val="18"/>
+              </w:rPr>
+              <w:t xml:space="preserve">Observe Phase</w:t>
+            </w:r>
+          </w:p>
+          <w:p>
+            <w:pPr>
+              <w:spacing w:after="20" w:before="0"/>
+            </w:pPr>
+            <w:r>
+              <w:rPr>
+                <w:rFonts w:ascii="Arial" w:cs="Arial" w:eastAsia="Arial" w:hAnsi="Arial"/>
+                <w:b/>
+                <w:bCs/>
+                <w:color w:val="1F3864"/>
+                <w:sz w:val="16"/>
+                <w:szCs w:val="16"/>
+              </w:rPr>
+              <w:t xml:space="preserve">📹 VIDEO:</w:t>
+            </w:r>
+          </w:p>
+          <w:p>
+            <w:pPr>
+              <w:spacing w:after="20" w:before="0"/>
+            </w:pPr>
+            <w:hyperlink w:history="1" r:id="rIdv-te_4_ni0ohyw4broagz">
+              <w:r>
+                <w:rPr>
+                  <w:rFonts w:ascii="Arial" w:cs="Arial" w:eastAsia="Arial" w:hAnsi="Arial"/>
+                  <w:color w:val="2E75B6"/>
+                  <w:sz w:val="16"/>
+                  <w:szCs w:val="16"/>
+                  <w:u w:val="single" w:color="2E75B6"/>
+                </w:rPr>
+                <w:t xml:space="preserve">Solving quadratics by factoring -dubbed(KY)</w:t>
+              </w:r>
+            </w:hyperlink>
+          </w:p>
+          <w:p>
+            <w:pPr>
+              <w:spacing w:after="10" w:before="0"/>
+              <w:ind w:left="120"/>
+            </w:pPr>
+            <w:r>
+              <w:rPr>
+                <w:rFonts w:ascii="Arial" w:cs="Arial" w:eastAsia="Arial" w:hAnsi="Arial"/>
+                <w:color w:val="595959"/>
+                <w:sz w:val="14"/>
+                <w:szCs w:val="14"/>
+              </w:rPr>
+              <w:t xml:space="preserve">Source: Khan Academy (Kiswahili)</w:t>
+            </w:r>
+          </w:p>
+          <w:p>
+            <w:pPr>
+              <w:spacing w:after="10" w:before="0"/>
+              <w:ind w:left="120"/>
+            </w:pPr>
+            <w:hyperlink w:history="1" r:id="rIdogi62pcgiurndmggwxpb0">
+              <w:r>
+                <w:rPr>
+                  <w:rFonts w:ascii="Arial" w:cs="Arial" w:eastAsia="Arial" w:hAnsi="Arial"/>
+                  <w:color w:val="595959"/>
+                  <w:sz w:val="14"/>
+                  <w:szCs w:val="14"/>
+                  <w:u w:val="single" w:color="595959"/>
+                </w:rPr>
+                <w:t xml:space="preserve">🔍 Search ARES for similar videos</w:t>
+              </w:r>
+            </w:hyperlink>
+          </w:p>
+          <w:p>
+            <w:pPr>
+              <w:spacing w:after="40" w:before="0"/>
+            </w:pPr>
+            <w:r>
+              <w:rPr>
+                <w:sz w:val="14"/>
+                <w:szCs w:val="14"/>
+              </w:rPr>
+              <w:t xml:space="preserve"/>
+            </w:r>
+          </w:p>
+          <w:p>
+            <w:pPr>
+              <w:spacing w:after="20" w:before="0"/>
+            </w:pPr>
+            <w:r>
+              <w:rPr>
+                <w:rFonts w:ascii="Arial" w:cs="Arial" w:eastAsia="Arial" w:hAnsi="Arial"/>
+                <w:b/>
+                <w:bCs/>
+                <w:color w:val="1F3864"/>
+                <w:sz w:val="16"/>
+                <w:szCs w:val="16"/>
+              </w:rPr>
+              <w:t xml:space="preserve">📖 EXERCISE:</w:t>
+            </w:r>
+          </w:p>
+          <w:p>
+            <w:pPr>
+              <w:spacing w:after="20" w:before="0"/>
+            </w:pPr>
+            <w:hyperlink w:history="1" r:id="rIdh_fpnk3hkh0svqwhqnm6d">
+              <w:r>
+                <w:rPr>
+                  <w:rFonts w:ascii="Arial" w:cs="Arial" w:eastAsia="Arial" w:hAnsi="Arial"/>
+                  <w:color w:val="2E75B6"/>
+                  <w:sz w:val="16"/>
+                  <w:szCs w:val="16"/>
+                  <w:u w:val="single" w:color="2E75B6"/>
+                </w:rPr>
+                <w:t xml:space="preserve">Zero product property</w:t>
+              </w:r>
+            </w:hyperlink>
+          </w:p>
+          <w:p>
+            <w:pPr>
+              <w:spacing w:after="10" w:before="0"/>
+              <w:ind w:left="120"/>
+            </w:pPr>
+            <w:r>
+              <w:rPr>
+                <w:rFonts w:ascii="Arial" w:cs="Arial" w:eastAsia="Arial" w:hAnsi="Arial"/>
+                <w:color w:val="595959"/>
+                <w:sz w:val="14"/>
+                <w:szCs w:val="14"/>
+              </w:rPr>
+              <w:t xml:space="preserve">Source: Khan Academy (English - US curriculum)</w:t>
+            </w:r>
+          </w:p>
+          <w:p>
+            <w:pPr>
+              <w:spacing w:after="10" w:before="0"/>
+              <w:ind w:left="120"/>
+            </w:pPr>
+            <w:hyperlink w:history="1" r:id="rIdpa4ueits6cm8wpre6weuu">
+              <w:r>
+                <w:rPr>
+                  <w:rFonts w:ascii="Arial" w:cs="Arial" w:eastAsia="Arial" w:hAnsi="Arial"/>
+                  <w:color w:val="595959"/>
+                  <w:sz w:val="14"/>
+                  <w:szCs w:val="14"/>
+                  <w:u w:val="single" w:color="595959"/>
+                </w:rPr>
+                <w:t xml:space="preserve">🔍 Search ARES for similar readings</w:t>
+              </w:r>
+            </w:hyperlink>
+          </w:p>
+        </w:tc>
+        <w:tc>
+          <w:tcPr>
+            <w:tcW w:type="dxa" w:w="3040"/>
+            <w:shd w:fill="FFFFFF" w:color="auto" w:val="clear"/>
+            <w:tcMar>
+              <w:top w:type="dxa" w:w="60"/>
+              <w:left w:type="dxa" w:w="120"/>
+              <w:bottom w:type="dxa" w:w="60"/>
+              <w:right w:type="dxa" w:w="120"/>
+            </w:tcMar>
+            <w:vAlign w:val="top"/>
+          </w:tcPr>
+          <w:p>
+            <w:pPr>
+              <w:spacing w:after="40" w:before="0"/>
+              <w:jc w:val="left"/>
+            </w:pPr>
+            <w:r>
+              <w:rPr>
+                <w:rFonts w:ascii="Arial" w:cs="Arial" w:eastAsia="Arial" w:hAnsi="Arial"/>
+                <w:b w:val="false"/>
+                <w:bCs w:val="false"/>
+                <w:i w:val="false"/>
+                <w:iCs w:val="false"/>
+                <w:color w:val="000000"/>
+                <w:sz w:val="18"/>
+                <w:szCs w:val="18"/>
+              </w:rPr>
+              <w:t xml:space="preserve">Learners work in groups of 4. Each group receives a FACTORISATION INVESTIGATION WORKSHEET with three sections. Section A: Product-Sum Table — groups complete a table where they find two numbers that multiply to give 'c' and add to give 'b' for six different expressions (e.g., x² + 7x + 12: find two numbers that multiply to 12 and add to 7). Kenyan context clues are embedded: 'A farmer in Kericho is dividing a rectangular tea shamba of area (x² + 7x + 12) m² into two strips. What could the length and width expressions be?' Section B: Grouping Method — groups work through two guided examples of factorising ax² + bx + c where a &gt; 1 (e.g., 2x² + 7x + 3) using the split-the-middle-term and grouping method, following annotated step cards. Section C: Verification — groups re-expand their factorised answers using the FOIL method learned in Lesson 4, confirming they recover the original expression. Each group records findings on a large manila sheet for gallery sharing.</w:t>
+            </w:r>
+          </w:p>
+        </w:tc>
+        <w:tc>
+          <w:tcPr>
+            <w:tcW w:type="dxa" w:w="3040"/>
+            <w:shd w:fill="F2F2F2" w:color="auto" w:val="clear"/>
+            <w:tcMar>
+              <w:top w:type="dxa" w:w="60"/>
+              <w:left w:type="dxa" w:w="120"/>
+              <w:bottom w:type="dxa" w:w="60"/>
+              <w:right w:type="dxa" w:w="120"/>
+            </w:tcMar>
+            <w:vAlign w:val="top"/>
+          </w:tcPr>
+          <w:p>
+            <w:pPr>
+              <w:spacing w:after="40" w:before="0"/>
+              <w:jc w:val="left"/>
+            </w:pPr>
+            <w:r>
+              <w:rPr>
+                <w:rFonts w:ascii="Arial" w:cs="Arial" w:eastAsia="Arial" w:hAnsi="Arial"/>
+                <w:b w:val="false"/>
+                <w:bCs w:val="false"/>
+                <w:i w:val="false"/>
+                <w:iCs w:val="false"/>
+                <w:color w:val="000000"/>
+                <w:sz w:val="18"/>
+                <w:szCs w:val="18"/>
+              </w:rPr>
+              <w:t xml:space="preserve">1. Say: 'You are now detectives. Your job is to find the hidden factors inside these expressions. Use the Product-Sum table in Section A — find two numbers that multiply to the last term and add to the middle term.' 2. Allow 10 minutes for Section A. Circulate — do NOT give answers; instead ask: 'What pairs of numbers multiply to give 12? List them all. Now which pair also adds to 7?' (WAIT TIME: 12 seconds after each probe question.) 3. After 10 minutes, pause the class: 'Hold your pens. Cold-call: Amina, what two numbers did your group find for x² + 7x + 12? [WAIT 10 seconds]. Brian, do you agree? Why?' 4. Model Section B example (2x² + 7x + 3) live on the board using the split-middle-term method. Narrate every step aloud. Say: 'We split 7x into 6x + x because 6 × 1 = 2 × 3 = 6 — the product of a and c.' 5. Allow 12 minutes for groups to complete Sections B and C. 6. Cold-call 2 groups to present one factorisation each from Section B. Ask: 'How does your verification in Section C prove your factorisation is correct?'</w:t>
+            </w:r>
+          </w:p>
+        </w:tc>
+        <w:tc>
+          <w:tcPr>
+            <w:tcW w:type="dxa" w:w="3040"/>
+            <w:shd w:fill="FFFFFF" w:color="auto" w:val="clear"/>
+            <w:tcMar>
+              <w:top w:type="dxa" w:w="60"/>
+              <w:left w:type="dxa" w:w="120"/>
+              <w:bottom w:type="dxa" w:w="60"/>
+              <w:right w:type="dxa" w:w="120"/>
+            </w:tcMar>
+            <w:vAlign w:val="top"/>
+          </w:tcPr>
+          <w:p>
+            <w:pPr>
+              <w:spacing w:after="40" w:before="0"/>
+              <w:jc w:val="left"/>
+            </w:pPr>
+            <w:r>
+              <w:rPr>
+                <w:rFonts w:ascii="Arial" w:cs="Arial" w:eastAsia="Arial" w:hAnsi="Arial"/>
+                <w:b w:val="false"/>
+                <w:bCs w:val="false"/>
+                <w:i w:val="false"/>
+                <w:iCs w:val="false"/>
+                <w:color w:val="000000"/>
+                <w:sz w:val="18"/>
+                <w:szCs w:val="18"/>
+              </w:rPr>
+              <w:t xml:space="preserve">Structured Inquiry with Scaffolded Worksheet (NGSS Practice 4 — Analysing and Interpreting Data): The product-sum table provides a concrete data-collection experience before abstraction. Learners are not told the rule; they discover the product-sum relationship by completing the table across six cases. The Kericho shamba context grounds each expression in a physical rectangle, reinforcing that factors represent dimensions — exactly as the area-model derived quadratic identities in Lesson 2. Verification by re-expansion (Section C) closes the loop, making factorisation falsifiable: if re-expansion fails, the factorisation is wrong.</w:t>
+            </w:r>
+          </w:p>
+        </w:tc>
+        <w:tc>
+          <w:tcPr>
+            <w:tcW w:type="dxa" w:w="3040"/>
+            <w:shd w:fill="F2F2F2" w:color="auto" w:val="clear"/>
+            <w:tcMar>
+              <w:top w:type="dxa" w:w="60"/>
+              <w:left w:type="dxa" w:w="120"/>
+              <w:bottom w:type="dxa" w:w="60"/>
+              <w:right w:type="dxa" w:w="120"/>
+            </w:tcMar>
+            <w:vAlign w:val="top"/>
+          </w:tcPr>
+          <w:p>
+            <w:pPr>
+              <w:spacing w:after="40" w:before="0"/>
+              <w:jc w:val="left"/>
+            </w:pPr>
+            <w:r>
+              <w:rPr>
+                <w:rFonts w:ascii="Arial" w:cs="Arial" w:eastAsia="Arial" w:hAnsi="Arial"/>
+                <w:b w:val="false"/>
+                <w:bCs w:val="false"/>
+                <w:i w:val="false"/>
+                <w:iCs w:val="false"/>
+                <w:color w:val="000000"/>
+                <w:sz w:val="18"/>
+                <w:szCs w:val="18"/>
+              </w:rPr>
+              <w:t xml:space="preserve">Observable indicators: (a) In Section A, can the learner systematically list factor-pairs rather than guessing randomly? (b) In Section B, can the learner correctly split the middle term using the product ac? (c) In Section C, does the learner's re-expansion match the original — and do they spot their own errors? Teacher uses a 3-colour sticky-dot system on circulating: green dot on worksheet = correct product-sum found; yellow = partial (one error); red = needs re-teaching on factor pairs. After the phase, count dots to identify which groups need targeted support before Phase 3.</w:t>
+            </w:r>
+          </w:p>
+        </w:tc>
+      </w:tr>
+      <w:tr>
+        <w:tc>
+          <w:tcPr>
+            <w:tcW w:type="dxa" w:w="1520"/>
+            <w:shd w:fill="E2EFDA" w:color="auto" w:val="clear"/>
+            <w:tcMar>
+              <w:top w:type="dxa" w:w="60"/>
+              <w:left w:type="dxa" w:w="120"/>
+              <w:bottom w:type="dxa" w:w="60"/>
+              <w:right w:type="dxa" w:w="120"/>
+            </w:tcMar>
+            <w:vAlign w:val="top"/>
+          </w:tcPr>
+          <w:p>
+            <w:pPr>
+              <w:spacing w:after="40" w:before="0"/>
+              <w:jc w:val="left"/>
+            </w:pPr>
+            <w:r>
+              <w:rPr>
+                <w:rFonts w:ascii="Arial" w:cs="Arial" w:eastAsia="Arial" w:hAnsi="Arial"/>
+                <w:b/>
+                <w:bCs/>
+                <w:i w:val="false"/>
+                <w:iCs w:val="false"/>
+                <w:color w:val="000000"/>
+                <w:sz w:val="18"/>
+                <w:szCs w:val="18"/>
+              </w:rPr>
+              <w:t xml:space="preserve">Explain Phase</w:t>
+            </w:r>
+          </w:p>
+          <w:p>
+            <w:pPr>
+              <w:spacing w:after="20" w:before="0"/>
+            </w:pPr>
+            <w:r>
+              <w:rPr>
+                <w:rFonts w:ascii="Arial" w:cs="Arial" w:eastAsia="Arial" w:hAnsi="Arial"/>
+                <w:b/>
+                <w:bCs/>
+                <w:color w:val="1F3864"/>
+                <w:sz w:val="16"/>
+                <w:szCs w:val="16"/>
+              </w:rPr>
+              <w:t xml:space="preserve">📹 VIDEO:</w:t>
+            </w:r>
+          </w:p>
+          <w:p>
+            <w:pPr>
+              <w:spacing w:after="20" w:before="0"/>
+            </w:pPr>
+            <w:hyperlink w:history="1" r:id="rIdvpc6ijlfjvx7sl3sif6nr">
+              <w:r>
+                <w:rPr>
+                  <w:rFonts w:ascii="Arial" w:cs="Arial" w:eastAsia="Arial" w:hAnsi="Arial"/>
+                  <w:color w:val="2E75B6"/>
+                  <w:sz w:val="16"/>
+                  <w:szCs w:val="16"/>
+                  <w:u w:val="single" w:color="2E75B6"/>
+                </w:rPr>
+                <w:t xml:space="preserve">Intro to grouping</w:t>
+              </w:r>
+            </w:hyperlink>
+          </w:p>
+          <w:p>
+            <w:pPr>
+              <w:spacing w:after="10" w:before="0"/>
+              <w:ind w:left="120"/>
+            </w:pPr>
+            <w:r>
+              <w:rPr>
+                <w:rFonts w:ascii="Arial" w:cs="Arial" w:eastAsia="Arial" w:hAnsi="Arial"/>
+                <w:color w:val="595959"/>
+                <w:sz w:val="14"/>
+                <w:szCs w:val="14"/>
+              </w:rPr>
+              <w:t xml:space="preserve">Source: Khan Academy (English - US curriculum)</w:t>
+            </w:r>
+          </w:p>
+          <w:p>
+            <w:pPr>
+              <w:spacing w:after="10" w:before="0"/>
+              <w:ind w:left="120"/>
+            </w:pPr>
+            <w:hyperlink w:history="1" r:id="rId1lzf8ps1ymu2esskkdt4v">
+              <w:r>
+                <w:rPr>
+                  <w:rFonts w:ascii="Arial" w:cs="Arial" w:eastAsia="Arial" w:hAnsi="Arial"/>
+                  <w:color w:val="595959"/>
+                  <w:sz w:val="14"/>
+                  <w:szCs w:val="14"/>
+                  <w:u w:val="single" w:color="595959"/>
+                </w:rPr>
+                <w:t xml:space="preserve">🔍 Search ARES for similar videos</w:t>
+              </w:r>
+            </w:hyperlink>
+          </w:p>
+          <w:p>
+            <w:pPr>
+              <w:spacing w:after="40" w:before="0"/>
+            </w:pPr>
+            <w:r>
+              <w:rPr>
+                <w:sz w:val="14"/>
+                <w:szCs w:val="14"/>
+              </w:rPr>
+              <w:t xml:space="preserve"/>
+            </w:r>
+          </w:p>
+          <w:p>
+            <w:pPr>
+              <w:spacing w:after="20" w:before="0"/>
+            </w:pPr>
+            <w:r>
+              <w:rPr>
+                <w:rFonts w:ascii="Arial" w:cs="Arial" w:eastAsia="Arial" w:hAnsi="Arial"/>
+                <w:b/>
+                <w:bCs/>
+                <w:color w:val="1F3864"/>
+                <w:sz w:val="16"/>
+                <w:szCs w:val="16"/>
+              </w:rPr>
+              <w:t xml:space="preserve">📖 EXERCISE:</w:t>
+            </w:r>
+          </w:p>
+          <w:p>
+            <w:pPr>
+              <w:spacing w:after="20" w:before="0"/>
+            </w:pPr>
+            <w:hyperlink w:history="1" r:id="rIdbkdm5cgkehhtk2jrk4vgy">
               <w:r>
                 <w:rPr>
                   <w:rFonts w:ascii="Arial" w:cs="Arial" w:eastAsia="Arial" w:hAnsi="Arial"/>
@@ -15576,6 +16364,22 @@
           </w:p>
           <w:p>
             <w:pPr>
+              <w:spacing w:after="20" w:before="0"/>
+            </w:pPr>
+            <w:r>
+              <w:rPr>
+                <w:rFonts w:ascii="Arial" w:cs="Arial" w:eastAsia="Arial" w:hAnsi="Arial"/>
+                <w:i/>
+                <w:iCs/>
+                <w:color w:val="595959"/>
+                <w:sz w:val="16"/>
+                <w:szCs w:val="16"/>
+              </w:rPr>
+              <w:t xml:space="preserve">Related topic: not an exact match for this lesson.</w:t>
+            </w:r>
+          </w:p>
+          <w:p>
+            <w:pPr>
               <w:spacing w:after="10" w:before="0"/>
               <w:ind w:left="120"/>
             </w:pPr>
@@ -15594,7 +16398,7 @@
               <w:spacing w:after="10" w:before="0"/>
               <w:ind w:left="120"/>
             </w:pPr>
-            <w:hyperlink w:history="1" r:id="rIdl7mdrbikzm8gbjwcrfhnl">
+            <w:hyperlink w:history="1" r:id="rIdm03wnv83cp2t2cwuony6i">
               <w:r>
                 <w:rPr>
                   <w:rFonts w:ascii="Arial" w:cs="Arial" w:eastAsia="Arial" w:hAnsi="Arial"/>
@@ -15636,7 +16440,7 @@
                 <w:sz w:val="18"/>
                 <w:szCs w:val="18"/>
               </w:rPr>
-              <w:t xml:space="preserve">Each learner receives a card showing the expanded quadratic expression h(x) = x² + 5x + 6. The teacher projects the shot put still-frame image from Lesson 1 and asks: 'We know this expression describes a curved path. I want you to PREDICT — working alone for 3 minutes — what two bracket expressions, when multiplied together, might give us x² + 5x + 6. Write your prediction in your notebook. You do not need to be correct; you need to think carefully.' Learners write their bracket guesses privately. After 3 minutes, the teacher asks learners to share with an elbow partner, then cold-calls 4 learners to share predictions with the class (including at least one incorrect prediction). Teacher scribes all predictions on the board without evaluating them, saying: 'We will return to these at the end of Phase 3 and see who was closest.'</w:t>
+              <w:t xml:space="preserve">The teacher brings the class back to the anchoring phenomenon. The simplified shot put height model h(x) = −x² + 6x is projected (introduced in Lesson 3). The teacher says: 'This expression gives the height of the shot put at horizontal distance x metres. We need to know: at what value of x does the height equal zero? That is, where does the ball land?' Learners are guided through factorising h(x) = −x² + 6x step by step: first factoring out −x to get −x(x − 6), then identifying the two values of x that make h(x) = 0 (x = 0 and x = 6). The teacher connects each step back to the real event: 'x = 0 is where the athlete releases the ball at ground level; x = 6 means the ball travels 6 metres horizontally before landing.' Learners then independently factorise three new quadratic expressions on a mini-whiteboard or in their notebooks: (1) x² + 8x + 15, (2) x² − 5x + 6, (3) 3x² + 10x + 3. After each, a random learner is cold-called to explain their method aloud. Finally, learners return to their Phase 1 predictions on the board. The teacher cold-calls 2 learners to evaluate whether their prediction was correct and explain why.</w:t>
             </w:r>
           </w:p>
         </w:tc>
@@ -15668,7 +16472,7 @@
                 <w:sz w:val="18"/>
                 <w:szCs w:val="18"/>
               </w:rPr>
-              <w:t xml:space="preserve">1. Project the shot put still-frame and say verbatim: 'On Sports Day in Nairobi, we watched the ball trace a perfect arch. We wrote its path as x² + 5x + 6. Today we ask: can we reverse that — can we take the expanded form and find the hidden brackets inside it?' 2. Distribute prediction cards. Allow 3 minutes silent thinking — enforce silence and wait. 3. Say: 'Turn to your elbow partner. Share your prediction. 30 seconds.' 4. Cold-call exactly 4 learners using a random name strategy (e.g., picking folded name-strips from a tin). Write all predictions verbatim on the board. 5. Say: 'None of these predictions are wrong yet — they are all hypotheses. Keep them in mind.' Allow 10 seconds WAIT TIME after each cold-call before scribing.</w:t>
+              <w:t xml:space="preserve">1. Project h(x) = −x² + 6x over the shot put still-frame. Say verbatim: 'This is our athlete's throw from Sports Day. The expression −x² + 6x tells us the height at every point. But where does the ball land? Factorisation will answer that — today, right now.' 2. Walk through factorisation of −x² + 6x on the board, narrating every step. Say: 'I first look for a common factor in every term. Every term has x, and every term has a negative — so I factor out −x.' Write: −x² + 6x = −x(x − 6). 3. Say: 'Now I ask: what values of x make this zero?' WAIT TIME: 15 seconds. Cold-call: 'Juma, if −x = 0, what is x?' WAIT 10 seconds. 'And if (x − 6) = 0, what is x?' 4. Connect to phenomenon: 'So x = 0 is the release point. x = 6 is the landing point. Our athlete's throw travels exactly 6 metres. Factorisation just told us that — before we even measured it.' 5. Set the three independent practice problems. Circulate for 8 minutes. After each problem, cold-call 1 learner: 'Wanjiru, show us your factors for number 2. Explain why those numbers work.' WAIT 12 seconds before accepting the response. 6. Return to the Phase 1 prediction board. Ask: 'Who predicted (x+2)(x+3) for x² + 5x + 6? Let's check: expand it. Yes — correct! What made that prediction work?' Cold-call 2 learners.</w:t>
             </w:r>
           </w:p>
         </w:tc>
@@ -15700,7 +16504,7 @@
                 <w:sz w:val="18"/>
                 <w:szCs w:val="18"/>
               </w:rPr>
-              <w:t xml:space="preserve">Activation of Prior Knowledge via Prediction: By asking learners to reverse-engineer the brackets before instruction, the teacher surfaces existing mental models about multiplication and factors. This creates cognitive dissonance when predictions differ — motivating the investigation in Phase 2. Connecting to the phenomenon ensures the algebra feels purposeful, not procedural.</w:t>
+              <w:t xml:space="preserve">Phenomenon Reconnection with Worked Example (NGSS Practice 5 — Using Mathematics and Computational Thinking): The teacher explicitly solves a real sub-problem of the driving question (where does the ball land?) using factorisation. This demonstrates that the algebraic technique has direct explanatory power over the physical event. The return to Phase 1 predictions closes the predict-observe-explain loop, reinforcing metacognitive awareness: learners see which of their initial hypotheses were structurally sound and why.</w:t>
             </w:r>
           </w:p>
         </w:tc>
@@ -15732,7 +16536,7 @@
                 <w:sz w:val="18"/>
                 <w:szCs w:val="18"/>
               </w:rPr>
-              <w:t xml:space="preserve">Observable indicator: Can the learner write any plausible pair of brackets (even if incorrect)? A learner who writes '(x + ?)(x + ?)' is showing structural awareness of binomial factors. A learner who writes a single bracket or a trinomial is still thinking additively — flag these learners for targeted support in Phase 2. Teacher circulates and notes at least 3 specific learner responses during the prediction phase.</w:t>
+              <w:t xml:space="preserve">Observable indicators: (a) Can the learner correctly factorise all three independent practice problems without prompting? (b) Can the learner articulate verbally why the two numbers in the factors must satisfy the product-sum condition? (c) Can the learner connect x = 0 and x = 6 to the physical meaning of launch and landing? Teacher collects mini-whiteboards (or scans notebooks) after Phase 3 to identify persistent errors — particularly sign errors in expressions with negative b (e.g., x² − 5x + 6).</w:t>
             </w:r>
           </w:p>
         </w:tc>
@@ -15741,32 +16545,32 @@
         <w:tc>
           <w:tcPr>
             <w:tcW w:type="dxa" w:w="1520"/>
-            <w:shd w:fill="D9EEF1" w:color="auto" w:val="clear"/>
-            <w:tcMar>
-              <w:top w:type="dxa" w:w="60"/>
-              <w:left w:type="dxa" w:w="120"/>
-              <w:bottom w:type="dxa" w:w="60"/>
-              <w:right w:type="dxa" w:w="120"/>
-            </w:tcMar>
-            <w:vAlign w:val="top"/>
-          </w:tcPr>
-          <w:p>
-            <w:pPr>
-              <w:spacing w:after="40" w:before="0"/>
-              <w:jc w:val="left"/>
-            </w:pPr>
-            <w:r>
-              <w:rPr>
-                <w:rFonts w:ascii="Arial" w:cs="Arial" w:eastAsia="Arial" w:hAnsi="Arial"/>
-                <w:b/>
-                <w:bCs/>
-                <w:i w:val="false"/>
-                <w:iCs w:val="false"/>
-                <w:color w:val="000000"/>
-                <w:sz w:val="18"/>
-                <w:szCs w:val="18"/>
-              </w:rPr>
-              <w:t xml:space="preserve">Observe Phase</w:t>
+            <w:shd w:fill="FCE4D6" w:color="auto" w:val="clear"/>
+            <w:tcMar>
+              <w:top w:type="dxa" w:w="60"/>
+              <w:left w:type="dxa" w:w="120"/>
+              <w:bottom w:type="dxa" w:w="60"/>
+              <w:right w:type="dxa" w:w="120"/>
+            </w:tcMar>
+            <w:vAlign w:val="top"/>
+          </w:tcPr>
+          <w:p>
+            <w:pPr>
+              <w:spacing w:after="40" w:before="0"/>
+              <w:jc w:val="left"/>
+            </w:pPr>
+            <w:r>
+              <w:rPr>
+                <w:rFonts w:ascii="Arial" w:cs="Arial" w:eastAsia="Arial" w:hAnsi="Arial"/>
+                <w:b/>
+                <w:bCs/>
+                <w:i w:val="false"/>
+                <w:iCs w:val="false"/>
+                <w:color w:val="000000"/>
+                <w:sz w:val="18"/>
+                <w:szCs w:val="18"/>
+              </w:rPr>
+              <w:t xml:space="preserve">Driving Question Board (DQB) Creation</w:t>
             </w:r>
           </w:p>
           <w:p>
@@ -15789,7 +16593,7 @@
             <w:pPr>
               <w:spacing w:after="20" w:before="0"/>
             </w:pPr>
-            <w:hyperlink w:history="1" r:id="rIdlws0bg2bnoemilnheohfw">
+            <w:hyperlink w:history="1" r:id="rIddgnmmfhmhncnuyisplnjs">
               <w:r>
                 <w:rPr>
                   <w:rFonts w:ascii="Arial" w:cs="Arial" w:eastAsia="Arial" w:hAnsi="Arial"/>
@@ -15798,7 +16602,7 @@
                   <w:szCs w:val="16"/>
                   <w:u w:val="single" w:color="2E75B6"/>
                 </w:rPr>
-                <w:t xml:space="preserve">4. Using the line equation</w:t>
+                <w:t xml:space="preserve">Solving quadratics by factoring</w:t>
               </w:r>
             </w:hyperlink>
           </w:p>
@@ -15822,7 +16626,7 @@
               <w:spacing w:after="10" w:before="0"/>
               <w:ind w:left="120"/>
             </w:pPr>
-            <w:hyperlink w:history="1" r:id="rIddxf4h7noyxnynirzaxi6w">
+            <w:hyperlink w:history="1" r:id="rIdrxxud2c5tstol3muy-e9g">
               <w:r>
                 <w:rPr>
                   <w:rFonts w:ascii="Arial" w:cs="Arial" w:eastAsia="Arial" w:hAnsi="Arial"/>
@@ -15867,7 +16671,7 @@
             <w:pPr>
               <w:spacing w:after="20" w:before="0"/>
             </w:pPr>
-            <w:hyperlink w:history="1" r:id="rId7lhgxk4flqxqbtuugrqb-">
+            <w:hyperlink w:history="1" r:id="rIdkijhnezjg0j2abd3qpvhy">
               <w:r>
                 <w:rPr>
                   <w:rFonts w:ascii="Arial" w:cs="Arial" w:eastAsia="Arial" w:hAnsi="Arial"/>
@@ -15876,9 +16680,25 @@
                   <w:szCs w:val="16"/>
                   <w:u w:val="single" w:color="2E75B6"/>
                 </w:rPr>
-                <w:t xml:space="preserve">Intercepts from an equation</w:t>
+                <w:t xml:space="preserve">Intercepts from a graph</w:t>
               </w:r>
             </w:hyperlink>
+          </w:p>
+          <w:p>
+            <w:pPr>
+              <w:spacing w:after="20" w:before="0"/>
+            </w:pPr>
+            <w:r>
+              <w:rPr>
+                <w:rFonts w:ascii="Arial" w:cs="Arial" w:eastAsia="Arial" w:hAnsi="Arial"/>
+                <w:i/>
+                <w:iCs/>
+                <w:color w:val="595959"/>
+                <w:sz w:val="16"/>
+                <w:szCs w:val="16"/>
+              </w:rPr>
+              <w:t xml:space="preserve">Related topic: not an exact match for this lesson.</w:t>
+            </w:r>
           </w:p>
           <w:p>
             <w:pPr>
@@ -15900,7 +16720,7 @@
               <w:spacing w:after="10" w:before="0"/>
               <w:ind w:left="120"/>
             </w:pPr>
-            <w:hyperlink w:history="1" r:id="rIdzv4uhtiftputf3nwq2cqq">
+            <w:hyperlink w:history="1" r:id="rIdewhql_lc1sqj7gymbglk3">
               <w:r>
                 <w:rPr>
                   <w:rFonts w:ascii="Arial" w:cs="Arial" w:eastAsia="Arial" w:hAnsi="Arial"/>
@@ -15942,7 +16762,7 @@
                 <w:sz w:val="18"/>
                 <w:szCs w:val="18"/>
               </w:rPr>
-              <w:t xml:space="preserve">Learners work in groups of 4. Each group receives a FACTORISATION INVESTIGATION WORKSHEET with three sections. Section A: Product-Sum Table — groups complete a table where they find two numbers that multiply to give 'c' and add to give 'b' for six different expressions (e.g., x² + 7x + 12: find two numbers that multiply to 12 and add to 7). Kenyan context clues are embedded: 'A farmer in Kericho is dividing a rectangular tea shamba of area (x² + 7x + 12) m² into two strips. What could the length and width expressions be?' Section B: Grouping Method — groups work through two guided examples of factorising ax² + bx + c where a &gt; 1 (e.g., 2x² + 7x + 3) using the split-the-middle-term and grouping method, following annotated step cards. Section C: Verification — groups re-expand their factorised answers using the FOIL method learned in Lesson 4, confirming they recover the original expression. Each group records findings on a large manila sheet for gallery sharing.</w:t>
+              <w:t xml:space="preserve">Each learner receives two sticky notes (different colours). On the ORANGE note, they write one thing they now understand about the parabolic path that they did not understand before today. On the GREEN note, they write one new question this lesson has raised. Learners post their notes on the class DQB, which is divided into three columns: WHAT WE KNOW | WHAT WE WONDER | HOW THIS CONNECTS TO THE THROW. The teacher reads 4–5 orange notes aloud and, using a marker, draws an arrow on the DQB from 'factorisation' to a pre-posted card that reads 'WHERE DOES THE BALL LAND?' and writes '→ x = 0 and x = 6 (from factorisation!)' in red. The teacher then reads 3 green wonder-notes aloud and circles any that point forward to Lesson 6 (solving quadratic equations). The teacher says: 'These green questions — especially this one about what happens when a ≠ 1 — are exactly what we will investigate next lesson when we form and solve full quadratic equations.'</w:t>
             </w:r>
           </w:p>
         </w:tc>
@@ -15974,7 +16794,7 @@
                 <w:sz w:val="18"/>
                 <w:szCs w:val="18"/>
               </w:rPr>
-              <w:t xml:space="preserve">1. Say: 'You are now detectives. Your job is to find the hidden factors inside these expressions. Use the Product-Sum table in Section A — find two numbers that multiply to the last term and add to the middle term.' 2. Allow 10 minutes for Section A. Circulate — do NOT give answers; instead ask: 'What pairs of numbers multiply to give 12? List them all. Now which pair also adds to 7?' (WAIT TIME: 12 seconds after each probe question.) 3. After 10 minutes, pause the class: 'Hold your pens. Cold-call: Amina, what two numbers did your group find for x² + 7x + 12? [WAIT 10 seconds]. Brian, do you agree? Why?' 4. Model Section B example (2x² + 7x + 3) live on the board using the split-middle-term method. Narrate every step aloud. Say: 'We split 7x into 6x + x because 6 × 1 = 2 × 3 = 6 — the product of a and c.' 5. Allow 12 minutes for groups to complete Sections B and C. 6. Cold-call 2 groups to present one factorisation each from Section B. Ask: 'How does your verification in Section C prove your factorisation is correct?'</w:t>
+              <w:t xml:space="preserve">1. Distribute sticky notes. Say: 'Two minutes — silent. Orange: what do you now understand about the shot put path? Green: what new question has today raised for you?' Enforce silence. 2. Direct learners to post notes on the DQB. Circulate and read notes as they are posted. 3. Read 4–5 orange notes aloud, paraphrasing: 'Achieng writes: I now know that the factors tell us where the ball hits the ground. Exactly — that is our biggest insight today.' 4. Draw the red arrow on the DQB connecting 'factorisation' to 'where does the ball land?' 5. Read 3 green wonder-notes. Say: 'Keep these questions — they are your compass for the rest of this unit.' 6. Cold-call 1 learner: 'Otieno, in one sentence — what does factorising a quadratic expression tell us about the curved path of the throw?' WAIT 15 seconds.</w:t>
             </w:r>
           </w:p>
         </w:tc>
@@ -16006,7 +16826,7 @@
                 <w:sz w:val="18"/>
                 <w:szCs w:val="18"/>
               </w:rPr>
-              <w:t xml:space="preserve">Structured Inquiry with Scaffolded Worksheet (NGSS Practice 4 — Analysing and Interpreting Data): The product-sum table provides a concrete data-collection experience before abstraction. Learners are not told the rule; they discover the product-sum relationship by completing the table across six cases. The Kericho shamba context grounds each expression in a physical rectangle, reinforcing that factors represent dimensions — exactly as the area-model derived quadratic identities in Lesson 2. Verification by re-expansion (Section C) closes the loop, making factorisation falsifiable: if re-expansion fails, the factorisation is wrong.</w:t>
+              <w:t xml:space="preserve">Driving Question Board as a Living Knowledge Artefact: The DQB externalises the class's growing understanding and makes visible the gap between current knowledge and the full driving question. Colour-coding (orange = knowledge, green = wonder) helps learners distinguish claims from questions — a core scientific practice. The teacher's red arrow makes the causal link between today's mathematical tool (factorisation) and the physical question (landing distance) permanently visible in the classroom.</w:t>
             </w:r>
           </w:p>
         </w:tc>
@@ -16038,7 +16858,7 @@
                 <w:sz w:val="18"/>
                 <w:szCs w:val="18"/>
               </w:rPr>
-              <w:t xml:space="preserve">Observable indicators: (a) In Section A, can the learner systematically list factor-pairs rather than guessing randomly? (b) In Section B, can the learner correctly split the middle term using the product ac? (c) In Section C, does the learner's re-expansion match the original — and do they spot their own errors? Teacher uses a 3-colour sticky-dot system on circulating: green dot on worksheet = correct product-sum found; yellow = partial (one error); red = needs re-teaching on factor pairs. After the phase, count dots to identify which groups need targeted support before Phase 3.</w:t>
+              <w:t xml:space="preserve">Observable indicators: (a) Are orange notes factually accurate — do they correctly describe what factorisation reveals? Flag any orange notes with misconceptions (e.g., 'factorisation tells us the highest point') for correction at the start of Lesson 6. (b) Are green notes generative — do they point toward solving equations, completing the square, or the quadratic formula? These indicate readiness for Lessons 6–8. Teacher photographs the DQB after class for planning purposes.</w:t>
             </w:r>
           </w:p>
         </w:tc>
@@ -16047,32 +16867,32 @@
         <w:tc>
           <w:tcPr>
             <w:tcW w:type="dxa" w:w="1520"/>
-            <w:shd w:fill="E2EFDA" w:color="auto" w:val="clear"/>
-            <w:tcMar>
-              <w:top w:type="dxa" w:w="60"/>
-              <w:left w:type="dxa" w:w="120"/>
-              <w:bottom w:type="dxa" w:w="60"/>
-              <w:right w:type="dxa" w:w="120"/>
-            </w:tcMar>
-            <w:vAlign w:val="top"/>
-          </w:tcPr>
-          <w:p>
-            <w:pPr>
-              <w:spacing w:after="40" w:before="0"/>
-              <w:jc w:val="left"/>
-            </w:pPr>
-            <w:r>
-              <w:rPr>
-                <w:rFonts w:ascii="Arial" w:cs="Arial" w:eastAsia="Arial" w:hAnsi="Arial"/>
-                <w:b/>
-                <w:bCs/>
-                <w:i w:val="false"/>
-                <w:iCs w:val="false"/>
-                <w:color w:val="000000"/>
-                <w:sz w:val="18"/>
-                <w:szCs w:val="18"/>
-              </w:rPr>
-              <w:t xml:space="preserve">Explain Phase</w:t>
+            <w:shd w:fill="D5E8F0" w:color="auto" w:val="clear"/>
+            <w:tcMar>
+              <w:top w:type="dxa" w:w="60"/>
+              <w:left w:type="dxa" w:w="120"/>
+              <w:bottom w:type="dxa" w:w="60"/>
+              <w:right w:type="dxa" w:w="120"/>
+            </w:tcMar>
+            <w:vAlign w:val="top"/>
+          </w:tcPr>
+          <w:p>
+            <w:pPr>
+              <w:spacing w:after="40" w:before="0"/>
+              <w:jc w:val="left"/>
+            </w:pPr>
+            <w:r>
+              <w:rPr>
+                <w:rFonts w:ascii="Arial" w:cs="Arial" w:eastAsia="Arial" w:hAnsi="Arial"/>
+                <w:b/>
+                <w:bCs/>
+                <w:i w:val="false"/>
+                <w:iCs w:val="false"/>
+                <w:color w:val="000000"/>
+                <w:sz w:val="18"/>
+                <w:szCs w:val="18"/>
+              </w:rPr>
+              <w:t xml:space="preserve">Model Building Phase</w:t>
             </w:r>
           </w:p>
           <w:p>
@@ -16095,7 +16915,7 @@
             <w:pPr>
               <w:spacing w:after="20" w:before="0"/>
             </w:pPr>
-            <w:hyperlink w:history="1" r:id="rId3mtcwg2q54zocijsho_n2">
+            <w:hyperlink w:history="1" r:id="rIdkk_c7dvnteljgb7-rf1mx">
               <w:r>
                 <w:rPr>
                   <w:rFonts w:ascii="Arial" w:cs="Arial" w:eastAsia="Arial" w:hAnsi="Arial"/>
@@ -16104,7 +16924,7 @@
                   <w:szCs w:val="16"/>
                   <w:u w:val="single" w:color="2E75B6"/>
                 </w:rPr>
-                <w:t xml:space="preserve">Slope and y-intercept from equation</w:t>
+                <w:t xml:space="preserve">Solving quadratics by factoring -dubbed(KY)</w:t>
               </w:r>
             </w:hyperlink>
           </w:p>
@@ -16120,7 +16940,7 @@
                 <w:sz w:val="14"/>
                 <w:szCs w:val="14"/>
               </w:rPr>
-              <w:t xml:space="preserve">Source: Khan Academy (English - US curriculum)</w:t>
+              <w:t xml:space="preserve">Source: Khan Academy (Kiswahili)</w:t>
             </w:r>
           </w:p>
           <w:p>
@@ -16128,7 +16948,7 @@
               <w:spacing w:after="10" w:before="0"/>
               <w:ind w:left="120"/>
             </w:pPr>
-            <w:hyperlink w:history="1" r:id="rIdfbdqleunx2lwqbtq_rjes">
+            <w:hyperlink w:history="1" r:id="rId6hc8htipmrwijp55ydiox">
               <w:r>
                 <w:rPr>
                   <w:rFonts w:ascii="Arial" w:cs="Arial" w:eastAsia="Arial" w:hAnsi="Arial"/>
@@ -16173,7 +16993,7 @@
             <w:pPr>
               <w:spacing w:after="20" w:before="0"/>
             </w:pPr>
-            <w:hyperlink w:history="1" r:id="rIdlwotztlopzk4dnzjaoo8o">
+            <w:hyperlink w:history="1" r:id="rIdu2n3coz7kctgzoohnagjr">
               <w:r>
                 <w:rPr>
                   <w:rFonts w:ascii="Arial" w:cs="Arial" w:eastAsia="Arial" w:hAnsi="Arial"/>
@@ -16182,7 +17002,7 @@
                   <w:szCs w:val="16"/>
                   <w:u w:val="single" w:color="2E75B6"/>
                 </w:rPr>
-                <w:t xml:space="preserve">Intercepts from an equation</w:t>
+                <w:t xml:space="preserve">Zero product property</w:t>
               </w:r>
             </w:hyperlink>
           </w:p>
@@ -16206,619 +17026,7 @@
               <w:spacing w:after="10" w:before="0"/>
               <w:ind w:left="120"/>
             </w:pPr>
-            <w:hyperlink w:history="1" r:id="rId7upwaahe2dfhgqkk6s-ao">
-              <w:r>
-                <w:rPr>
-                  <w:rFonts w:ascii="Arial" w:cs="Arial" w:eastAsia="Arial" w:hAnsi="Arial"/>
-                  <w:color w:val="595959"/>
-                  <w:sz w:val="14"/>
-                  <w:szCs w:val="14"/>
-                  <w:u w:val="single" w:color="595959"/>
-                </w:rPr>
-                <w:t xml:space="preserve">🔍 Search ARES for similar readings</w:t>
-              </w:r>
-            </w:hyperlink>
-          </w:p>
-        </w:tc>
-        <w:tc>
-          <w:tcPr>
-            <w:tcW w:type="dxa" w:w="3040"/>
-            <w:shd w:fill="FFFFFF" w:color="auto" w:val="clear"/>
-            <w:tcMar>
-              <w:top w:type="dxa" w:w="60"/>
-              <w:left w:type="dxa" w:w="120"/>
-              <w:bottom w:type="dxa" w:w="60"/>
-              <w:right w:type="dxa" w:w="120"/>
-            </w:tcMar>
-            <w:vAlign w:val="top"/>
-          </w:tcPr>
-          <w:p>
-            <w:pPr>
-              <w:spacing w:after="40" w:before="0"/>
-              <w:jc w:val="left"/>
-            </w:pPr>
-            <w:r>
-              <w:rPr>
-                <w:rFonts w:ascii="Arial" w:cs="Arial" w:eastAsia="Arial" w:hAnsi="Arial"/>
-                <w:b w:val="false"/>
-                <w:bCs w:val="false"/>
-                <w:i w:val="false"/>
-                <w:iCs w:val="false"/>
-                <w:color w:val="000000"/>
-                <w:sz w:val="18"/>
-                <w:szCs w:val="18"/>
-              </w:rPr>
-              <w:t xml:space="preserve">The teacher brings the class back to the anchoring phenomenon. The simplified shot put height model h(x) = −x² + 6x is projected (introduced in Lesson 3). The teacher says: 'This expression gives the height of the shot put at horizontal distance x metres. We need to know: at what value of x does the height equal zero? That is, where does the ball land?' Learners are guided through factorising h(x) = −x² + 6x step by step: first factoring out −x to get −x(x − 6), then identifying the two values of x that make h(x) = 0 (x = 0 and x = 6). The teacher connects each step back to the real event: 'x = 0 is where the athlete releases the ball at ground level; x = 6 means the ball travels 6 metres horizontally before landing.' Learners then independently factorise three new quadratic expressions on a mini-whiteboard or in their notebooks: (1) x² + 8x + 15, (2) x² − 5x + 6, (3) 3x² + 10x + 3. After each, a random learner is cold-called to explain their method aloud. Finally, learners return to their Phase 1 predictions on the board. The teacher cold-calls 2 learners to evaluate whether their prediction was correct and explain why.</w:t>
-            </w:r>
-          </w:p>
-        </w:tc>
-        <w:tc>
-          <w:tcPr>
-            <w:tcW w:type="dxa" w:w="3040"/>
-            <w:shd w:fill="F2F2F2" w:color="auto" w:val="clear"/>
-            <w:tcMar>
-              <w:top w:type="dxa" w:w="60"/>
-              <w:left w:type="dxa" w:w="120"/>
-              <w:bottom w:type="dxa" w:w="60"/>
-              <w:right w:type="dxa" w:w="120"/>
-            </w:tcMar>
-            <w:vAlign w:val="top"/>
-          </w:tcPr>
-          <w:p>
-            <w:pPr>
-              <w:spacing w:after="40" w:before="0"/>
-              <w:jc w:val="left"/>
-            </w:pPr>
-            <w:r>
-              <w:rPr>
-                <w:rFonts w:ascii="Arial" w:cs="Arial" w:eastAsia="Arial" w:hAnsi="Arial"/>
-                <w:b w:val="false"/>
-                <w:bCs w:val="false"/>
-                <w:i w:val="false"/>
-                <w:iCs w:val="false"/>
-                <w:color w:val="000000"/>
-                <w:sz w:val="18"/>
-                <w:szCs w:val="18"/>
-              </w:rPr>
-              <w:t xml:space="preserve">1. Project h(x) = −x² + 6x over the shot put still-frame. Say verbatim: 'This is our athlete's throw from Sports Day. The expression −x² + 6x tells us the height at every point. But where does the ball land? Factorisation will answer that — today, right now.' 2. Walk through factorisation of −x² + 6x on the board, narrating every step. Say: 'I first look for a common factor in every term. Every term has x, and every term has a negative — so I factor out −x.' Write: −x² + 6x = −x(x − 6). 3. Say: 'Now I ask: what values of x make this zero?' WAIT TIME: 15 seconds. Cold-call: 'Juma, if −x = 0, what is x?' WAIT 10 seconds. 'And if (x − 6) = 0, what is x?' 4. Connect to phenomenon: 'So x = 0 is the release point. x = 6 is the landing point. Our athlete's throw travels exactly 6 metres. Factorisation just told us that — before we even measured it.' 5. Set the three independent practice problems. Circulate for 8 minutes. After each problem, cold-call 1 learner: 'Wanjiru, show us your factors for number 2. Explain why those numbers work.' WAIT 12 seconds before accepting the response. 6. Return to the Phase 1 prediction board. Ask: 'Who predicted (x+2)(x+3) for x² + 5x + 6? Let's check: expand it. Yes — correct! What made that prediction work?' Cold-call 2 learners.</w:t>
-            </w:r>
-          </w:p>
-        </w:tc>
-        <w:tc>
-          <w:tcPr>
-            <w:tcW w:type="dxa" w:w="3040"/>
-            <w:shd w:fill="FFFFFF" w:color="auto" w:val="clear"/>
-            <w:tcMar>
-              <w:top w:type="dxa" w:w="60"/>
-              <w:left w:type="dxa" w:w="120"/>
-              <w:bottom w:type="dxa" w:w="60"/>
-              <w:right w:type="dxa" w:w="120"/>
-            </w:tcMar>
-            <w:vAlign w:val="top"/>
-          </w:tcPr>
-          <w:p>
-            <w:pPr>
-              <w:spacing w:after="40" w:before="0"/>
-              <w:jc w:val="left"/>
-            </w:pPr>
-            <w:r>
-              <w:rPr>
-                <w:rFonts w:ascii="Arial" w:cs="Arial" w:eastAsia="Arial" w:hAnsi="Arial"/>
-                <w:b w:val="false"/>
-                <w:bCs w:val="false"/>
-                <w:i w:val="false"/>
-                <w:iCs w:val="false"/>
-                <w:color w:val="000000"/>
-                <w:sz w:val="18"/>
-                <w:szCs w:val="18"/>
-              </w:rPr>
-              <w:t xml:space="preserve">Phenomenon Reconnection with Worked Example (NGSS Practice 5 — Using Mathematics and Computational Thinking): The teacher explicitly solves a real sub-problem of the driving question (where does the ball land?) using factorisation. This demonstrates that the algebraic technique has direct explanatory power over the physical event. The return to Phase 1 predictions closes the predict-observe-explain loop, reinforcing metacognitive awareness: learners see which of their initial hypotheses were structurally sound and why.</w:t>
-            </w:r>
-          </w:p>
-        </w:tc>
-        <w:tc>
-          <w:tcPr>
-            <w:tcW w:type="dxa" w:w="3040"/>
-            <w:shd w:fill="F2F2F2" w:color="auto" w:val="clear"/>
-            <w:tcMar>
-              <w:top w:type="dxa" w:w="60"/>
-              <w:left w:type="dxa" w:w="120"/>
-              <w:bottom w:type="dxa" w:w="60"/>
-              <w:right w:type="dxa" w:w="120"/>
-            </w:tcMar>
-            <w:vAlign w:val="top"/>
-          </w:tcPr>
-          <w:p>
-            <w:pPr>
-              <w:spacing w:after="40" w:before="0"/>
-              <w:jc w:val="left"/>
-            </w:pPr>
-            <w:r>
-              <w:rPr>
-                <w:rFonts w:ascii="Arial" w:cs="Arial" w:eastAsia="Arial" w:hAnsi="Arial"/>
-                <w:b w:val="false"/>
-                <w:bCs w:val="false"/>
-                <w:i w:val="false"/>
-                <w:iCs w:val="false"/>
-                <w:color w:val="000000"/>
-                <w:sz w:val="18"/>
-                <w:szCs w:val="18"/>
-              </w:rPr>
-              <w:t xml:space="preserve">Observable indicators: (a) Can the learner correctly factorise all three independent practice problems without prompting? (b) Can the learner articulate verbally why the two numbers in the factors must satisfy the product-sum condition? (c) Can the learner connect x = 0 and x = 6 to the physical meaning of launch and landing? Teacher collects mini-whiteboards (or scans notebooks) after Phase 3 to identify persistent errors — particularly sign errors in expressions with negative b (e.g., x² − 5x + 6).</w:t>
-            </w:r>
-          </w:p>
-        </w:tc>
-      </w:tr>
-      <w:tr>
-        <w:tc>
-          <w:tcPr>
-            <w:tcW w:type="dxa" w:w="1520"/>
-            <w:shd w:fill="FCE4D6" w:color="auto" w:val="clear"/>
-            <w:tcMar>
-              <w:top w:type="dxa" w:w="60"/>
-              <w:left w:type="dxa" w:w="120"/>
-              <w:bottom w:type="dxa" w:w="60"/>
-              <w:right w:type="dxa" w:w="120"/>
-            </w:tcMar>
-            <w:vAlign w:val="top"/>
-          </w:tcPr>
-          <w:p>
-            <w:pPr>
-              <w:spacing w:after="40" w:before="0"/>
-              <w:jc w:val="left"/>
-            </w:pPr>
-            <w:r>
-              <w:rPr>
-                <w:rFonts w:ascii="Arial" w:cs="Arial" w:eastAsia="Arial" w:hAnsi="Arial"/>
-                <w:b/>
-                <w:bCs/>
-                <w:i w:val="false"/>
-                <w:iCs w:val="false"/>
-                <w:color w:val="000000"/>
-                <w:sz w:val="18"/>
-                <w:szCs w:val="18"/>
-              </w:rPr>
-              <w:t xml:space="preserve">Driving Question Board (DQB) Creation</w:t>
-            </w:r>
-          </w:p>
-          <w:p>
-            <w:pPr>
-              <w:spacing w:after="20" w:before="0"/>
-            </w:pPr>
-            <w:r>
-              <w:rPr>
-                <w:rFonts w:ascii="Arial" w:cs="Arial" w:eastAsia="Arial" w:hAnsi="Arial"/>
-                <w:b/>
-                <w:bCs/>
-                <w:color w:val="1F3864"/>
-                <w:sz w:val="16"/>
-                <w:szCs w:val="16"/>
-              </w:rPr>
-              <w:t xml:space="preserve">📹 VIDEO:</w:t>
-            </w:r>
-          </w:p>
-          <w:p>
-            <w:pPr>
-              <w:spacing w:after="20" w:before="0"/>
-            </w:pPr>
-            <w:hyperlink w:history="1" r:id="rIdje-i8abtotvvj4eb56b60">
-              <w:r>
-                <w:rPr>
-                  <w:rFonts w:ascii="Arial" w:cs="Arial" w:eastAsia="Arial" w:hAnsi="Arial"/>
-                  <w:color w:val="2E75B6"/>
-                  <w:sz w:val="16"/>
-                  <w:szCs w:val="16"/>
-                  <w:u w:val="single" w:color="2E75B6"/>
-                </w:rPr>
-                <w:t xml:space="preserve">Writing linear equations in all forms</w:t>
-              </w:r>
-            </w:hyperlink>
-          </w:p>
-          <w:p>
-            <w:pPr>
-              <w:spacing w:after="10" w:before="0"/>
-              <w:ind w:left="120"/>
-            </w:pPr>
-            <w:r>
-              <w:rPr>
-                <w:rFonts w:ascii="Arial" w:cs="Arial" w:eastAsia="Arial" w:hAnsi="Arial"/>
-                <w:color w:val="595959"/>
-                <w:sz w:val="14"/>
-                <w:szCs w:val="14"/>
-              </w:rPr>
-              <w:t xml:space="preserve">Source: Khan Academy (English - US curriculum)</w:t>
-            </w:r>
-          </w:p>
-          <w:p>
-            <w:pPr>
-              <w:spacing w:after="10" w:before="0"/>
-              <w:ind w:left="120"/>
-            </w:pPr>
-            <w:hyperlink w:history="1" r:id="rIdfweqhmz1jfsc_lggh4aqi">
-              <w:r>
-                <w:rPr>
-                  <w:rFonts w:ascii="Arial" w:cs="Arial" w:eastAsia="Arial" w:hAnsi="Arial"/>
-                  <w:color w:val="595959"/>
-                  <w:sz w:val="14"/>
-                  <w:szCs w:val="14"/>
-                  <w:u w:val="single" w:color="595959"/>
-                </w:rPr>
-                <w:t xml:space="preserve">🔍 Search ARES for similar videos</w:t>
-              </w:r>
-            </w:hyperlink>
-          </w:p>
-          <w:p>
-            <w:pPr>
-              <w:spacing w:after="40" w:before="0"/>
-            </w:pPr>
-            <w:r>
-              <w:rPr>
-                <w:sz w:val="14"/>
-                <w:szCs w:val="14"/>
-              </w:rPr>
-              <w:t xml:space="preserve"/>
-            </w:r>
-          </w:p>
-          <w:p>
-            <w:pPr>
-              <w:spacing w:after="20" w:before="0"/>
-            </w:pPr>
-            <w:r>
-              <w:rPr>
-                <w:rFonts w:ascii="Arial" w:cs="Arial" w:eastAsia="Arial" w:hAnsi="Arial"/>
-                <w:b/>
-                <w:bCs/>
-                <w:color w:val="1F3864"/>
-                <w:sz w:val="16"/>
-                <w:szCs w:val="16"/>
-              </w:rPr>
-              <w:t xml:space="preserve">📖 EXERCISE:</w:t>
-            </w:r>
-          </w:p>
-          <w:p>
-            <w:pPr>
-              <w:spacing w:after="20" w:before="0"/>
-            </w:pPr>
-            <w:hyperlink w:history="1" r:id="rIdwfv8ywhdtiq6bg3qhecyj">
-              <w:r>
-                <w:rPr>
-                  <w:rFonts w:ascii="Arial" w:cs="Arial" w:eastAsia="Arial" w:hAnsi="Arial"/>
-                  <w:color w:val="2E75B6"/>
-                  <w:sz w:val="16"/>
-                  <w:szCs w:val="16"/>
-                  <w:u w:val="single" w:color="2E75B6"/>
-                </w:rPr>
-                <w:t xml:space="preserve">Intercepts from an equation</w:t>
-              </w:r>
-            </w:hyperlink>
-          </w:p>
-          <w:p>
-            <w:pPr>
-              <w:spacing w:after="10" w:before="0"/>
-              <w:ind w:left="120"/>
-            </w:pPr>
-            <w:r>
-              <w:rPr>
-                <w:rFonts w:ascii="Arial" w:cs="Arial" w:eastAsia="Arial" w:hAnsi="Arial"/>
-                <w:color w:val="595959"/>
-                <w:sz w:val="14"/>
-                <w:szCs w:val="14"/>
-              </w:rPr>
-              <w:t xml:space="preserve">Source: Khan Academy (English - US curriculum)</w:t>
-            </w:r>
-          </w:p>
-          <w:p>
-            <w:pPr>
-              <w:spacing w:after="10" w:before="0"/>
-              <w:ind w:left="120"/>
-            </w:pPr>
-            <w:hyperlink w:history="1" r:id="rIdjx4tmg6ixmrrzt_ye27pc">
-              <w:r>
-                <w:rPr>
-                  <w:rFonts w:ascii="Arial" w:cs="Arial" w:eastAsia="Arial" w:hAnsi="Arial"/>
-                  <w:color w:val="595959"/>
-                  <w:sz w:val="14"/>
-                  <w:szCs w:val="14"/>
-                  <w:u w:val="single" w:color="595959"/>
-                </w:rPr>
-                <w:t xml:space="preserve">🔍 Search ARES for similar readings</w:t>
-              </w:r>
-            </w:hyperlink>
-          </w:p>
-        </w:tc>
-        <w:tc>
-          <w:tcPr>
-            <w:tcW w:type="dxa" w:w="3040"/>
-            <w:shd w:fill="FFFFFF" w:color="auto" w:val="clear"/>
-            <w:tcMar>
-              <w:top w:type="dxa" w:w="60"/>
-              <w:left w:type="dxa" w:w="120"/>
-              <w:bottom w:type="dxa" w:w="60"/>
-              <w:right w:type="dxa" w:w="120"/>
-            </w:tcMar>
-            <w:vAlign w:val="top"/>
-          </w:tcPr>
-          <w:p>
-            <w:pPr>
-              <w:spacing w:after="40" w:before="0"/>
-              <w:jc w:val="left"/>
-            </w:pPr>
-            <w:r>
-              <w:rPr>
-                <w:rFonts w:ascii="Arial" w:cs="Arial" w:eastAsia="Arial" w:hAnsi="Arial"/>
-                <w:b w:val="false"/>
-                <w:bCs w:val="false"/>
-                <w:i w:val="false"/>
-                <w:iCs w:val="false"/>
-                <w:color w:val="000000"/>
-                <w:sz w:val="18"/>
-                <w:szCs w:val="18"/>
-              </w:rPr>
-              <w:t xml:space="preserve">Each learner receives two sticky notes (different colours). On the ORANGE note, they write one thing they now understand about the parabolic path that they did not understand before today. On the GREEN note, they write one new question this lesson has raised. Learners post their notes on the class DQB, which is divided into three columns: WHAT WE KNOW | WHAT WE WONDER | HOW THIS CONNECTS TO THE THROW. The teacher reads 4–5 orange notes aloud and, using a marker, draws an arrow on the DQB from 'factorisation' to a pre-posted card that reads 'WHERE DOES THE BALL LAND?' and writes '→ x = 0 and x = 6 (from factorisation!)' in red. The teacher then reads 3 green wonder-notes aloud and circles any that point forward to Lesson 6 (solving quadratic equations). The teacher says: 'These green questions — especially this one about what happens when a ≠ 1 — are exactly what we will investigate next lesson when we form and solve full quadratic equations.'</w:t>
-            </w:r>
-          </w:p>
-        </w:tc>
-        <w:tc>
-          <w:tcPr>
-            <w:tcW w:type="dxa" w:w="3040"/>
-            <w:shd w:fill="F2F2F2" w:color="auto" w:val="clear"/>
-            <w:tcMar>
-              <w:top w:type="dxa" w:w="60"/>
-              <w:left w:type="dxa" w:w="120"/>
-              <w:bottom w:type="dxa" w:w="60"/>
-              <w:right w:type="dxa" w:w="120"/>
-            </w:tcMar>
-            <w:vAlign w:val="top"/>
-          </w:tcPr>
-          <w:p>
-            <w:pPr>
-              <w:spacing w:after="40" w:before="0"/>
-              <w:jc w:val="left"/>
-            </w:pPr>
-            <w:r>
-              <w:rPr>
-                <w:rFonts w:ascii="Arial" w:cs="Arial" w:eastAsia="Arial" w:hAnsi="Arial"/>
-                <w:b w:val="false"/>
-                <w:bCs w:val="false"/>
-                <w:i w:val="false"/>
-                <w:iCs w:val="false"/>
-                <w:color w:val="000000"/>
-                <w:sz w:val="18"/>
-                <w:szCs w:val="18"/>
-              </w:rPr>
-              <w:t xml:space="preserve">1. Distribute sticky notes. Say: 'Two minutes — silent. Orange: what do you now understand about the shot put path? Green: what new question has today raised for you?' Enforce silence. 2. Direct learners to post notes on the DQB. Circulate and read notes as they are posted. 3. Read 4–5 orange notes aloud, paraphrasing: 'Achieng writes: I now know that the factors tell us where the ball hits the ground. Exactly — that is our biggest insight today.' 4. Draw the red arrow on the DQB connecting 'factorisation' to 'where does the ball land?' 5. Read 3 green wonder-notes. Say: 'Keep these questions — they are your compass for the rest of this unit.' 6. Cold-call 1 learner: 'Otieno, in one sentence — what does factorising a quadratic expression tell us about the curved path of the throw?' WAIT 15 seconds.</w:t>
-            </w:r>
-          </w:p>
-        </w:tc>
-        <w:tc>
-          <w:tcPr>
-            <w:tcW w:type="dxa" w:w="3040"/>
-            <w:shd w:fill="FFFFFF" w:color="auto" w:val="clear"/>
-            <w:tcMar>
-              <w:top w:type="dxa" w:w="60"/>
-              <w:left w:type="dxa" w:w="120"/>
-              <w:bottom w:type="dxa" w:w="60"/>
-              <w:right w:type="dxa" w:w="120"/>
-            </w:tcMar>
-            <w:vAlign w:val="top"/>
-          </w:tcPr>
-          <w:p>
-            <w:pPr>
-              <w:spacing w:after="40" w:before="0"/>
-              <w:jc w:val="left"/>
-            </w:pPr>
-            <w:r>
-              <w:rPr>
-                <w:rFonts w:ascii="Arial" w:cs="Arial" w:eastAsia="Arial" w:hAnsi="Arial"/>
-                <w:b w:val="false"/>
-                <w:bCs w:val="false"/>
-                <w:i w:val="false"/>
-                <w:iCs w:val="false"/>
-                <w:color w:val="000000"/>
-                <w:sz w:val="18"/>
-                <w:szCs w:val="18"/>
-              </w:rPr>
-              <w:t xml:space="preserve">Driving Question Board as a Living Knowledge Artefact: The DQB externalises the class's growing understanding and makes visible the gap between current knowledge and the full driving question. Colour-coding (orange = knowledge, green = wonder) helps learners distinguish claims from questions — a core scientific practice. The teacher's red arrow makes the causal link between today's mathematical tool (factorisation) and the physical question (landing distance) permanently visible in the classroom.</w:t>
-            </w:r>
-          </w:p>
-        </w:tc>
-        <w:tc>
-          <w:tcPr>
-            <w:tcW w:type="dxa" w:w="3040"/>
-            <w:shd w:fill="F2F2F2" w:color="auto" w:val="clear"/>
-            <w:tcMar>
-              <w:top w:type="dxa" w:w="60"/>
-              <w:left w:type="dxa" w:w="120"/>
-              <w:bottom w:type="dxa" w:w="60"/>
-              <w:right w:type="dxa" w:w="120"/>
-            </w:tcMar>
-            <w:vAlign w:val="top"/>
-          </w:tcPr>
-          <w:p>
-            <w:pPr>
-              <w:spacing w:after="40" w:before="0"/>
-              <w:jc w:val="left"/>
-            </w:pPr>
-            <w:r>
-              <w:rPr>
-                <w:rFonts w:ascii="Arial" w:cs="Arial" w:eastAsia="Arial" w:hAnsi="Arial"/>
-                <w:b w:val="false"/>
-                <w:bCs w:val="false"/>
-                <w:i w:val="false"/>
-                <w:iCs w:val="false"/>
-                <w:color w:val="000000"/>
-                <w:sz w:val="18"/>
-                <w:szCs w:val="18"/>
-              </w:rPr>
-              <w:t xml:space="preserve">Observable indicators: (a) Are orange notes factually accurate — do they correctly describe what factorisation reveals? Flag any orange notes with misconceptions (e.g., 'factorisation tells us the highest point') for correction at the start of Lesson 6. (b) Are green notes generative — do they point toward solving equations, completing the square, or the quadratic formula? These indicate readiness for Lessons 6–8. Teacher photographs the DQB after class for planning purposes.</w:t>
-            </w:r>
-          </w:p>
-        </w:tc>
-      </w:tr>
-      <w:tr>
-        <w:tc>
-          <w:tcPr>
-            <w:tcW w:type="dxa" w:w="1520"/>
-            <w:shd w:fill="D5E8F0" w:color="auto" w:val="clear"/>
-            <w:tcMar>
-              <w:top w:type="dxa" w:w="60"/>
-              <w:left w:type="dxa" w:w="120"/>
-              <w:bottom w:type="dxa" w:w="60"/>
-              <w:right w:type="dxa" w:w="120"/>
-            </w:tcMar>
-            <w:vAlign w:val="top"/>
-          </w:tcPr>
-          <w:p>
-            <w:pPr>
-              <w:spacing w:after="40" w:before="0"/>
-              <w:jc w:val="left"/>
-            </w:pPr>
-            <w:r>
-              <w:rPr>
-                <w:rFonts w:ascii="Arial" w:cs="Arial" w:eastAsia="Arial" w:hAnsi="Arial"/>
-                <w:b/>
-                <w:bCs/>
-                <w:i w:val="false"/>
-                <w:iCs w:val="false"/>
-                <w:color w:val="000000"/>
-                <w:sz w:val="18"/>
-                <w:szCs w:val="18"/>
-              </w:rPr>
-              <w:t xml:space="preserve">Model Building Phase</w:t>
-            </w:r>
-          </w:p>
-          <w:p>
-            <w:pPr>
-              <w:spacing w:after="20" w:before="0"/>
-            </w:pPr>
-            <w:r>
-              <w:rPr>
-                <w:rFonts w:ascii="Arial" w:cs="Arial" w:eastAsia="Arial" w:hAnsi="Arial"/>
-                <w:b/>
-                <w:bCs/>
-                <w:color w:val="1F3864"/>
-                <w:sz w:val="16"/>
-                <w:szCs w:val="16"/>
-              </w:rPr>
-              <w:t xml:space="preserve">📹 VIDEO:</w:t>
-            </w:r>
-          </w:p>
-          <w:p>
-            <w:pPr>
-              <w:spacing w:after="20" w:before="0"/>
-            </w:pPr>
-            <w:hyperlink w:history="1" r:id="rIdqh_lopvys6phxz7nbty1b">
-              <w:r>
-                <w:rPr>
-                  <w:rFonts w:ascii="Arial" w:cs="Arial" w:eastAsia="Arial" w:hAnsi="Arial"/>
-                  <w:color w:val="2E75B6"/>
-                  <w:sz w:val="16"/>
-                  <w:szCs w:val="16"/>
-                  <w:u w:val="single" w:color="2E75B6"/>
-                </w:rPr>
-                <w:t xml:space="preserve">Quadratic systems: a line and a parabola</w:t>
-              </w:r>
-            </w:hyperlink>
-          </w:p>
-          <w:p>
-            <w:pPr>
-              <w:spacing w:after="10" w:before="0"/>
-              <w:ind w:left="120"/>
-            </w:pPr>
-            <w:r>
-              <w:rPr>
-                <w:rFonts w:ascii="Arial" w:cs="Arial" w:eastAsia="Arial" w:hAnsi="Arial"/>
-                <w:color w:val="595959"/>
-                <w:sz w:val="14"/>
-                <w:szCs w:val="14"/>
-              </w:rPr>
-              <w:t xml:space="preserve">Source: Khan Academy (English - US curriculum)</w:t>
-            </w:r>
-          </w:p>
-          <w:p>
-            <w:pPr>
-              <w:spacing w:after="10" w:before="0"/>
-              <w:ind w:left="120"/>
-            </w:pPr>
-            <w:hyperlink w:history="1" r:id="rIdfx-wzvleh6nophywdhymf">
-              <w:r>
-                <w:rPr>
-                  <w:rFonts w:ascii="Arial" w:cs="Arial" w:eastAsia="Arial" w:hAnsi="Arial"/>
-                  <w:color w:val="595959"/>
-                  <w:sz w:val="14"/>
-                  <w:szCs w:val="14"/>
-                  <w:u w:val="single" w:color="595959"/>
-                </w:rPr>
-                <w:t xml:space="preserve">🔍 Search ARES for similar videos</w:t>
-              </w:r>
-            </w:hyperlink>
-          </w:p>
-          <w:p>
-            <w:pPr>
-              <w:spacing w:after="40" w:before="0"/>
-            </w:pPr>
-            <w:r>
-              <w:rPr>
-                <w:sz w:val="14"/>
-                <w:szCs w:val="14"/>
-              </w:rPr>
-              <w:t xml:space="preserve"/>
-            </w:r>
-          </w:p>
-          <w:p>
-            <w:pPr>
-              <w:spacing w:after="20" w:before="0"/>
-            </w:pPr>
-            <w:r>
-              <w:rPr>
-                <w:rFonts w:ascii="Arial" w:cs="Arial" w:eastAsia="Arial" w:hAnsi="Arial"/>
-                <w:b/>
-                <w:bCs/>
-                <w:color w:val="1F3864"/>
-                <w:sz w:val="16"/>
-                <w:szCs w:val="16"/>
-              </w:rPr>
-              <w:t xml:space="preserve">📖 EXERCISE:</w:t>
-            </w:r>
-          </w:p>
-          <w:p>
-            <w:pPr>
-              <w:spacing w:after="20" w:before="0"/>
-            </w:pPr>
-            <w:hyperlink w:history="1" r:id="rIdxfpxfgiwurd3tgzm1zbax">
-              <w:r>
-                <w:rPr>
-                  <w:rFonts w:ascii="Arial" w:cs="Arial" w:eastAsia="Arial" w:hAnsi="Arial"/>
-                  <w:color w:val="2E75B6"/>
-                  <w:sz w:val="16"/>
-                  <w:szCs w:val="16"/>
-                  <w:u w:val="single" w:color="2E75B6"/>
-                </w:rPr>
-                <w:t xml:space="preserve">Intercepts from an equation</w:t>
-              </w:r>
-            </w:hyperlink>
-          </w:p>
-          <w:p>
-            <w:pPr>
-              <w:spacing w:after="10" w:before="0"/>
-              <w:ind w:left="120"/>
-            </w:pPr>
-            <w:r>
-              <w:rPr>
-                <w:rFonts w:ascii="Arial" w:cs="Arial" w:eastAsia="Arial" w:hAnsi="Arial"/>
-                <w:color w:val="595959"/>
-                <w:sz w:val="14"/>
-                <w:szCs w:val="14"/>
-              </w:rPr>
-              <w:t xml:space="preserve">Source: Khan Academy (English - US curriculum)</w:t>
-            </w:r>
-          </w:p>
-          <w:p>
-            <w:pPr>
-              <w:spacing w:after="10" w:before="0"/>
-              <w:ind w:left="120"/>
-            </w:pPr>
-            <w:hyperlink w:history="1" r:id="rIdjc715hdde9wtg34fmed-b">
+            <w:hyperlink w:history="1" r:id="rIdun2upudcffuti_quynay9">
               <w:r>
                 <w:rPr>
                   <w:rFonts w:ascii="Arial" w:cs="Arial" w:eastAsia="Arial" w:hAnsi="Arial"/>
@@ -17425,7 +17633,7 @@
         </w:rPr>
         <w:t xml:space="preserve">© 2026 SeaVuria and ARES. Aligned with KICD objectives. Developed by SeaVuria; technical implementation by ARES (with AI assistance from Claude). Licensed under </w:t>
       </w:r>
-      <w:hyperlink w:history="1" r:id="rIde3s_1k_38sus90xyo9hvo">
+      <w:hyperlink w:history="1" r:id="rIdwu0ty-xrvkwhonndqueog">
         <w:r>
           <w:rPr>
             <w:rFonts w:ascii="Arial" w:cs="Arial" w:eastAsia="Arial" w:hAnsi="Arial"/>
@@ -17446,7 +17654,7 @@
         </w:rPr>
         <w:t xml:space="preserve"> (</w:t>
       </w:r>
-      <w:hyperlink w:history="1" r:id="rIdc8omo2wdv50ao9po_guqc">
+      <w:hyperlink w:history="1" r:id="rIdegusho_higyij2lyteaq0">
         <w:r>
           <w:rPr>
             <w:rFonts w:ascii="Arial" w:cs="Arial" w:eastAsia="Arial" w:hAnsi="Arial"/>
@@ -18459,7 +18667,7 @@
             <w:pPr>
               <w:spacing w:after="20" w:before="0"/>
             </w:pPr>
-            <w:hyperlink w:history="1" r:id="rIdl7xawvgoxd4acvbx-ykkt">
+            <w:hyperlink w:history="1" r:id="rIdwiawa-hxljlconkqpl12j">
               <w:r>
                 <w:rPr>
                   <w:rFonts w:ascii="Arial" w:cs="Arial" w:eastAsia="Arial" w:hAnsi="Arial"/>
@@ -18468,9 +18676,25 @@
                   <w:szCs w:val="16"/>
                   <w:u w:val="single" w:color="2E75B6"/>
                 </w:rPr>
-                <w:t xml:space="preserve">Dividing quadratics by linear expressions with remainders: missing x-term</w:t>
+                <w:t xml:space="preserve">Quadratic equations word problem: box dimensions</w:t>
               </w:r>
             </w:hyperlink>
+          </w:p>
+          <w:p>
+            <w:pPr>
+              <w:spacing w:after="20" w:before="0"/>
+            </w:pPr>
+            <w:r>
+              <w:rPr>
+                <w:rFonts w:ascii="Arial" w:cs="Arial" w:eastAsia="Arial" w:hAnsi="Arial"/>
+                <w:i/>
+                <w:iCs/>
+                <w:color w:val="595959"/>
+                <w:sz w:val="16"/>
+                <w:szCs w:val="16"/>
+              </w:rPr>
+              <w:t xml:space="preserve">Related topic: not an exact match for this lesson.</w:t>
+            </w:r>
           </w:p>
           <w:p>
             <w:pPr>
@@ -18492,7 +18716,7 @@
               <w:spacing w:after="10" w:before="0"/>
               <w:ind w:left="120"/>
             </w:pPr>
-            <w:hyperlink w:history="1" r:id="rIdalin5dctfukv3xfydzrqd">
+            <w:hyperlink w:history="1" r:id="rIdkmyuqz5dan-cp1wm3nvvc">
               <w:r>
                 <w:rPr>
                   <w:rFonts w:ascii="Arial" w:cs="Arial" w:eastAsia="Arial" w:hAnsi="Arial"/>
@@ -18537,7 +18761,7 @@
             <w:pPr>
               <w:spacing w:after="20" w:before="0"/>
             </w:pPr>
-            <w:hyperlink w:history="1" r:id="rId2tgjndxhrallwkstk4p3p">
+            <w:hyperlink w:history="1" r:id="rIdnf8rch8fqugwh18oe7znd">
               <w:r>
                 <w:rPr>
                   <w:rFonts w:ascii="Arial" w:cs="Arial" w:eastAsia="Arial" w:hAnsi="Arial"/>
@@ -18546,9 +18770,25 @@
                   <w:szCs w:val="16"/>
                   <w:u w:val="single" w:color="2E75B6"/>
                 </w:rPr>
-                <w:t xml:space="preserve">Divide quadratics by linear expressions (no remainders)</w:t>
+                <w:t xml:space="preserve">Quadratics by factoring</w:t>
               </w:r>
             </w:hyperlink>
+          </w:p>
+          <w:p>
+            <w:pPr>
+              <w:spacing w:after="20" w:before="0"/>
+            </w:pPr>
+            <w:r>
+              <w:rPr>
+                <w:rFonts w:ascii="Arial" w:cs="Arial" w:eastAsia="Arial" w:hAnsi="Arial"/>
+                <w:i/>
+                <w:iCs/>
+                <w:color w:val="595959"/>
+                <w:sz w:val="16"/>
+                <w:szCs w:val="16"/>
+              </w:rPr>
+              <w:t xml:space="preserve">Related topic: not an exact match for this lesson.</w:t>
+            </w:r>
           </w:p>
           <w:p>
             <w:pPr>
@@ -18570,7 +18810,7 @@
               <w:spacing w:after="10" w:before="0"/>
               <w:ind w:left="120"/>
             </w:pPr>
-            <w:hyperlink w:history="1" r:id="rIdzddgq7ihxlwcql6r7gp1u">
+            <w:hyperlink w:history="1" r:id="rIdrj5zrojmryrvrfgfejvix">
               <w:r>
                 <w:rPr>
                   <w:rFonts w:ascii="Arial" w:cs="Arial" w:eastAsia="Arial" w:hAnsi="Arial"/>
@@ -18860,7 +19100,7 @@
             <w:pPr>
               <w:spacing w:after="20" w:before="0"/>
             </w:pPr>
-            <w:hyperlink w:history="1" r:id="rIdicajpgjr_dgil29g-fc2w">
+            <w:hyperlink w:history="1" r:id="rIdhb6eto2iepcu-7biphlqk">
               <w:r>
                 <w:rPr>
                   <w:rFonts w:ascii="Arial" w:cs="Arial" w:eastAsia="Arial" w:hAnsi="Arial"/>
@@ -18869,9 +19109,25 @@
                   <w:szCs w:val="16"/>
                   <w:u w:val="single" w:color="2E75B6"/>
                 </w:rPr>
-                <w:t xml:space="preserve">Quadratic equations word problem: box dimensions</w:t>
+                <w:t xml:space="preserve">Constructing linear equations from context</w:t>
               </w:r>
             </w:hyperlink>
+          </w:p>
+          <w:p>
+            <w:pPr>
+              <w:spacing w:after="20" w:before="0"/>
+            </w:pPr>
+            <w:r>
+              <w:rPr>
+                <w:rFonts w:ascii="Arial" w:cs="Arial" w:eastAsia="Arial" w:hAnsi="Arial"/>
+                <w:i/>
+                <w:iCs/>
+                <w:color w:val="595959"/>
+                <w:sz w:val="16"/>
+                <w:szCs w:val="16"/>
+              </w:rPr>
+              <w:t xml:space="preserve">Related topic: not an exact match for this lesson.</w:t>
+            </w:r>
           </w:p>
           <w:p>
             <w:pPr>
@@ -18893,7 +19149,7 @@
               <w:spacing w:after="10" w:before="0"/>
               <w:ind w:left="120"/>
             </w:pPr>
-            <w:hyperlink w:history="1" r:id="rIdey87wy_icoc5qjikmxfob">
+            <w:hyperlink w:history="1" r:id="rIdvoftrp3atarfqrlyvbjwa">
               <w:r>
                 <w:rPr>
                   <w:rFonts w:ascii="Arial" w:cs="Arial" w:eastAsia="Arial" w:hAnsi="Arial"/>
@@ -18938,7 +19194,7 @@
             <w:pPr>
               <w:spacing w:after="20" w:before="0"/>
             </w:pPr>
-            <w:hyperlink w:history="1" r:id="rId0hyhzsmjs71afdnlejqdm">
+            <w:hyperlink w:history="1" r:id="rId6z6imm23-zpr10bykxy2f">
               <w:r>
                 <w:rPr>
                   <w:rFonts w:ascii="Arial" w:cs="Arial" w:eastAsia="Arial" w:hAnsi="Arial"/>
@@ -18947,9 +19203,25 @@
                   <w:szCs w:val="16"/>
                   <w:u w:val="single" w:color="2E75B6"/>
                 </w:rPr>
-                <w:t xml:space="preserve">Divide quadratics by linear expressions (with remainders)</w:t>
+                <w:t xml:space="preserve">Quadratics by factoring (intro)</w:t>
               </w:r>
             </w:hyperlink>
+          </w:p>
+          <w:p>
+            <w:pPr>
+              <w:spacing w:after="20" w:before="0"/>
+            </w:pPr>
+            <w:r>
+              <w:rPr>
+                <w:rFonts w:ascii="Arial" w:cs="Arial" w:eastAsia="Arial" w:hAnsi="Arial"/>
+                <w:i/>
+                <w:iCs/>
+                <w:color w:val="595959"/>
+                <w:sz w:val="16"/>
+                <w:szCs w:val="16"/>
+              </w:rPr>
+              <w:t xml:space="preserve">Related topic: not an exact match for this lesson.</w:t>
+            </w:r>
           </w:p>
           <w:p>
             <w:pPr>
@@ -18971,7 +19243,7 @@
               <w:spacing w:after="10" w:before="0"/>
               <w:ind w:left="120"/>
             </w:pPr>
-            <w:hyperlink w:history="1" r:id="rIdpw4winc0tksij77rseibm">
+            <w:hyperlink w:history="1" r:id="rIdprxbxrgnhzpvs4fsn7mya">
               <w:r>
                 <w:rPr>
                   <w:rFonts w:ascii="Arial" w:cs="Arial" w:eastAsia="Arial" w:hAnsi="Arial"/>
@@ -19584,7 +19856,7 @@
             <w:pPr>
               <w:spacing w:after="20" w:before="0"/>
             </w:pPr>
-            <w:hyperlink w:history="1" r:id="rIdbqqd9eketwlfptesgreud">
+            <w:hyperlink w:history="1" r:id="rId-m6lgkqhvqmqfywynrcda">
               <w:r>
                 <w:rPr>
                   <w:rFonts w:ascii="Arial" w:cs="Arial" w:eastAsia="Arial" w:hAnsi="Arial"/>
@@ -19593,9 +19865,25 @@
                   <w:szCs w:val="16"/>
                   <w:u w:val="single" w:color="2E75B6"/>
                 </w:rPr>
-                <w:t xml:space="preserve">Constructing linear equations from context</w:t>
+                <w:t xml:space="preserve">Strategy in solving quadratic equations</w:t>
               </w:r>
             </w:hyperlink>
+          </w:p>
+          <w:p>
+            <w:pPr>
+              <w:spacing w:after="20" w:before="0"/>
+            </w:pPr>
+            <w:r>
+              <w:rPr>
+                <w:rFonts w:ascii="Arial" w:cs="Arial" w:eastAsia="Arial" w:hAnsi="Arial"/>
+                <w:i/>
+                <w:iCs/>
+                <w:color w:val="595959"/>
+                <w:sz w:val="16"/>
+                <w:szCs w:val="16"/>
+              </w:rPr>
+              <w:t xml:space="preserve">Related topic: not an exact match for this lesson.</w:t>
+            </w:r>
           </w:p>
           <w:p>
             <w:pPr>
@@ -19617,7 +19905,7 @@
               <w:spacing w:after="10" w:before="0"/>
               <w:ind w:left="120"/>
             </w:pPr>
-            <w:hyperlink w:history="1" r:id="rIdwbtrx5gck5iqfldoeazyd">
+            <w:hyperlink w:history="1" r:id="rId4fwfkefh_cdy0c11rswkj">
               <w:r>
                 <w:rPr>
                   <w:rFonts w:ascii="Arial" w:cs="Arial" w:eastAsia="Arial" w:hAnsi="Arial"/>
@@ -19662,7 +19950,7 @@
             <w:pPr>
               <w:spacing w:after="20" w:before="0"/>
             </w:pPr>
-            <w:hyperlink w:history="1" r:id="rIdpzy4kjnvm_5itmd_ibuhx">
+            <w:hyperlink w:history="1" r:id="rIdf2kkejpbswptihqeuj0tx">
               <w:r>
                 <w:rPr>
                   <w:rFonts w:ascii="Arial" w:cs="Arial" w:eastAsia="Arial" w:hAnsi="Arial"/>
@@ -19671,9 +19959,25 @@
                   <w:szCs w:val="16"/>
                   <w:u w:val="single" w:color="2E75B6"/>
                 </w:rPr>
-                <w:t xml:space="preserve">Divide quadratics by linear expressions (no remainders)</w:t>
+                <w:t xml:space="preserve">Factor polynomials: quadratic methods</w:t>
               </w:r>
             </w:hyperlink>
+          </w:p>
+          <w:p>
+            <w:pPr>
+              <w:spacing w:after="20" w:before="0"/>
+            </w:pPr>
+            <w:r>
+              <w:rPr>
+                <w:rFonts w:ascii="Arial" w:cs="Arial" w:eastAsia="Arial" w:hAnsi="Arial"/>
+                <w:i/>
+                <w:iCs/>
+                <w:color w:val="595959"/>
+                <w:sz w:val="16"/>
+                <w:szCs w:val="16"/>
+              </w:rPr>
+              <w:t xml:space="preserve">Related topic: not an exact match for this lesson.</w:t>
+            </w:r>
           </w:p>
           <w:p>
             <w:pPr>
@@ -19695,7 +19999,7 @@
               <w:spacing w:after="10" w:before="0"/>
               <w:ind w:left="120"/>
             </w:pPr>
-            <w:hyperlink w:history="1" r:id="rId2ffzcqx3aqfnvwdz3_obw">
+            <w:hyperlink w:history="1" r:id="rIdqrv_etvgmiljk9m4lqsc3">
               <w:r>
                 <w:rPr>
                   <w:rFonts w:ascii="Arial" w:cs="Arial" w:eastAsia="Arial" w:hAnsi="Arial"/>
@@ -20251,7 +20555,7 @@
             <w:pPr>
               <w:spacing w:after="20" w:before="0"/>
             </w:pPr>
-            <w:hyperlink w:history="1" r:id="rId2jkox8dqtqgshubtidbcr">
+            <w:hyperlink w:history="1" r:id="rId0pz9gv7ea95hl4lm7bhmj">
               <w:r>
                 <w:rPr>
                   <w:rFonts w:ascii="Arial" w:cs="Arial" w:eastAsia="Arial" w:hAnsi="Arial"/>
@@ -20260,9 +20564,25 @@
                   <w:szCs w:val="16"/>
                   <w:u w:val="single" w:color="2E75B6"/>
                 </w:rPr>
-                <w:t xml:space="preserve">Intro to linear equation standard form</w:t>
+                <w:t xml:space="preserve">Dividing quadratics by linear expressions with remainders</w:t>
               </w:r>
             </w:hyperlink>
+          </w:p>
+          <w:p>
+            <w:pPr>
+              <w:spacing w:after="20" w:before="0"/>
+            </w:pPr>
+            <w:r>
+              <w:rPr>
+                <w:rFonts w:ascii="Arial" w:cs="Arial" w:eastAsia="Arial" w:hAnsi="Arial"/>
+                <w:i/>
+                <w:iCs/>
+                <w:color w:val="595959"/>
+                <w:sz w:val="16"/>
+                <w:szCs w:val="16"/>
+              </w:rPr>
+              <w:t xml:space="preserve">Related topic: not an exact match for this lesson.</w:t>
+            </w:r>
           </w:p>
           <w:p>
             <w:pPr>
@@ -20284,7 +20604,7 @@
               <w:spacing w:after="10" w:before="0"/>
               <w:ind w:left="120"/>
             </w:pPr>
-            <w:hyperlink w:history="1" r:id="rIdm5-ihycqiv2xdja42yxyf">
+            <w:hyperlink w:history="1" r:id="rIdwmvhj3dhdlcaumzfmr_ei">
               <w:r>
                 <w:rPr>
                   <w:rFonts w:ascii="Arial" w:cs="Arial" w:eastAsia="Arial" w:hAnsi="Arial"/>
@@ -20329,7 +20649,7 @@
             <w:pPr>
               <w:spacing w:after="20" w:before="0"/>
             </w:pPr>
-            <w:hyperlink w:history="1" r:id="rIdxolca2jm4ktdmggnt9hkq">
+            <w:hyperlink w:history="1" r:id="rIddtnyvgjvwzndpeseulsiz">
               <w:r>
                 <w:rPr>
                   <w:rFonts w:ascii="Arial" w:cs="Arial" w:eastAsia="Arial" w:hAnsi="Arial"/>
@@ -20338,9 +20658,25 @@
                   <w:szCs w:val="16"/>
                   <w:u w:val="single" w:color="2E75B6"/>
                 </w:rPr>
-                <w:t xml:space="preserve">Divide quadratics by linear expressions (no remainders)</w:t>
+                <w:t xml:space="preserve">Convert linear equations to standard form</w:t>
               </w:r>
             </w:hyperlink>
+          </w:p>
+          <w:p>
+            <w:pPr>
+              <w:spacing w:after="20" w:before="0"/>
+            </w:pPr>
+            <w:r>
+              <w:rPr>
+                <w:rFonts w:ascii="Arial" w:cs="Arial" w:eastAsia="Arial" w:hAnsi="Arial"/>
+                <w:i/>
+                <w:iCs/>
+                <w:color w:val="595959"/>
+                <w:sz w:val="16"/>
+                <w:szCs w:val="16"/>
+              </w:rPr>
+              <w:t xml:space="preserve">Related topic: not an exact match for this lesson.</w:t>
+            </w:r>
           </w:p>
           <w:p>
             <w:pPr>
@@ -20362,7 +20698,7 @@
               <w:spacing w:after="10" w:before="0"/>
               <w:ind w:left="120"/>
             </w:pPr>
-            <w:hyperlink w:history="1" r:id="rIdunood5idferqhfizgjhnh">
+            <w:hyperlink w:history="1" r:id="rIdo2pws3dwn1ty3up7y3ech">
               <w:r>
                 <w:rPr>
                   <w:rFonts w:ascii="Arial" w:cs="Arial" w:eastAsia="Arial" w:hAnsi="Arial"/>
@@ -20633,7 +20969,7 @@
             <w:pPr>
               <w:spacing w:after="20" w:before="0"/>
             </w:pPr>
-            <w:hyperlink w:history="1" r:id="rIdesquxearskkrtky8youqm">
+            <w:hyperlink w:history="1" r:id="rIdiqzbw03n4tlkcewbjc-xl">
               <w:r>
                 <w:rPr>
                   <w:rFonts w:ascii="Arial" w:cs="Arial" w:eastAsia="Arial" w:hAnsi="Arial"/>
@@ -20642,9 +20978,25 @@
                   <w:szCs w:val="16"/>
                   <w:u w:val="single" w:color="2E75B6"/>
                 </w:rPr>
-                <w:t xml:space="preserve">Strategy in solving quadratic equations</w:t>
+                <w:t xml:space="preserve">Dividing quadratics by linear expressions (no remainders)</w:t>
               </w:r>
             </w:hyperlink>
+          </w:p>
+          <w:p>
+            <w:pPr>
+              <w:spacing w:after="20" w:before="0"/>
+            </w:pPr>
+            <w:r>
+              <w:rPr>
+                <w:rFonts w:ascii="Arial" w:cs="Arial" w:eastAsia="Arial" w:hAnsi="Arial"/>
+                <w:i/>
+                <w:iCs/>
+                <w:color w:val="595959"/>
+                <w:sz w:val="16"/>
+                <w:szCs w:val="16"/>
+              </w:rPr>
+              <w:t xml:space="preserve">Related topic: not an exact match for this lesson.</w:t>
+            </w:r>
           </w:p>
           <w:p>
             <w:pPr>
@@ -20666,7 +21018,7 @@
               <w:spacing w:after="10" w:before="0"/>
               <w:ind w:left="120"/>
             </w:pPr>
-            <w:hyperlink w:history="1" r:id="rIdj54eieor0gqtzvwzgvvdt">
+            <w:hyperlink w:history="1" r:id="rIdbxzqzom5ncgaaxztixpys">
               <w:r>
                 <w:rPr>
                   <w:rFonts w:ascii="Arial" w:cs="Arial" w:eastAsia="Arial" w:hAnsi="Arial"/>
@@ -20711,7 +21063,7 @@
             <w:pPr>
               <w:spacing w:after="20" w:before="0"/>
             </w:pPr>
-            <w:hyperlink w:history="1" r:id="rIdmgaxfrps4uk0a3swqbxwt">
+            <w:hyperlink w:history="1" r:id="rIdi0j9wvumnlxr_mj1t5vsv">
               <w:r>
                 <w:rPr>
                   <w:rFonts w:ascii="Arial" w:cs="Arial" w:eastAsia="Arial" w:hAnsi="Arial"/>
@@ -20720,9 +21072,25 @@
                   <w:szCs w:val="16"/>
                   <w:u w:val="single" w:color="2E75B6"/>
                 </w:rPr>
-                <w:t xml:space="preserve">Divide quadratics by linear expressions (no remainders)</w:t>
+                <w:t xml:space="preserve">Solve equations using structure</w:t>
               </w:r>
             </w:hyperlink>
+          </w:p>
+          <w:p>
+            <w:pPr>
+              <w:spacing w:after="20" w:before="0"/>
+            </w:pPr>
+            <w:r>
+              <w:rPr>
+                <w:rFonts w:ascii="Arial" w:cs="Arial" w:eastAsia="Arial" w:hAnsi="Arial"/>
+                <w:i/>
+                <w:iCs/>
+                <w:color w:val="595959"/>
+                <w:sz w:val="16"/>
+                <w:szCs w:val="16"/>
+              </w:rPr>
+              <w:t xml:space="preserve">Related topic: not an exact match for this lesson.</w:t>
+            </w:r>
           </w:p>
           <w:p>
             <w:pPr>
@@ -20744,7 +21112,7 @@
               <w:spacing w:after="10" w:before="0"/>
               <w:ind w:left="120"/>
             </w:pPr>
-            <w:hyperlink w:history="1" r:id="rIdji86koxvr2cdhkkqhtopb">
+            <w:hyperlink w:history="1" r:id="rIdbbopx2iwipp0zusc-kx_i">
               <w:r>
                 <w:rPr>
                   <w:rFonts w:ascii="Arial" w:cs="Arial" w:eastAsia="Arial" w:hAnsi="Arial"/>
@@ -21351,7 +21719,7 @@
         </w:rPr>
         <w:t xml:space="preserve">© 2026 SeaVuria and ARES. Aligned with KICD objectives. Developed by SeaVuria; technical implementation by ARES (with AI assistance from Claude). Licensed under </w:t>
       </w:r>
-      <w:hyperlink w:history="1" r:id="rIdpwbwfwlrvxfcervf4nqoo">
+      <w:hyperlink w:history="1" r:id="rIdhd0j8brstfnih93ekx31k">
         <w:r>
           <w:rPr>
             <w:rFonts w:ascii="Arial" w:cs="Arial" w:eastAsia="Arial" w:hAnsi="Arial"/>
@@ -21372,7 +21740,7 @@
         </w:rPr>
         <w:t xml:space="preserve"> (</w:t>
       </w:r>
-      <w:hyperlink w:history="1" r:id="rIdm8pqq9ydfn6clt2vmm9np">
+      <w:hyperlink w:history="1" r:id="rId5clmo53rbzkimjr0rtwq_">
         <w:r>
           <w:rPr>
             <w:rFonts w:ascii="Arial" w:cs="Arial" w:eastAsia="Arial" w:hAnsi="Arial"/>
@@ -22385,7 +22753,7 @@
             <w:pPr>
               <w:spacing w:after="20" w:before="0"/>
             </w:pPr>
-            <w:hyperlink w:history="1" r:id="rIdm0wxxzsdxuf72ffejl7u4">
+            <w:hyperlink w:history="1" r:id="rId6erne_o5xmpisklhgt4vt">
               <w:r>
                 <w:rPr>
                   <w:rFonts w:ascii="Arial" w:cs="Arial" w:eastAsia="Arial" w:hAnsi="Arial"/>
@@ -22394,7 +22762,7 @@
                   <w:szCs w:val="16"/>
                   <w:u w:val="single" w:color="2E75B6"/>
                 </w:rPr>
-                <w:t xml:space="preserve">Solving quadratic equations: complex roots</w:t>
+                <w:t xml:space="preserve">Solving Real-World Problems Using Quadratic Equations: A Sample Application</w:t>
               </w:r>
             </w:hyperlink>
           </w:p>
@@ -22410,7 +22778,7 @@
                 <w:sz w:val="14"/>
                 <w:szCs w:val="14"/>
               </w:rPr>
-              <w:t xml:space="preserve">Source: Khan Academy (English - US curriculum)</w:t>
+              <w:t xml:space="preserve">Source: CK-12</w:t>
             </w:r>
           </w:p>
           <w:p>
@@ -22418,7 +22786,7 @@
               <w:spacing w:after="10" w:before="0"/>
               <w:ind w:left="120"/>
             </w:pPr>
-            <w:hyperlink w:history="1" r:id="rIdhp3mwhiz5xixq5xvhi7an">
+            <w:hyperlink w:history="1" r:id="rIdjdsmjtkemjiijvbiozehr">
               <w:r>
                 <w:rPr>
                   <w:rFonts w:ascii="Arial" w:cs="Arial" w:eastAsia="Arial" w:hAnsi="Arial"/>
@@ -22463,7 +22831,7 @@
             <w:pPr>
               <w:spacing w:after="20" w:before="0"/>
             </w:pPr>
-            <w:hyperlink w:history="1" r:id="rId9i3sam-lz7sw0odivtt4_">
+            <w:hyperlink w:history="1" r:id="rIdno91sbguehvpu52veubct">
               <w:r>
                 <w:rPr>
                   <w:rFonts w:ascii="Arial" w:cs="Arial" w:eastAsia="Arial" w:hAnsi="Arial"/>
@@ -22472,7 +22840,7 @@
                   <w:szCs w:val="16"/>
                   <w:u w:val="single" w:color="2E75B6"/>
                 </w:rPr>
-                <w:t xml:space="preserve">Solve quadratic equations: complex solutions</w:t>
+                <w:t xml:space="preserve">Equations &amp; inequalities word problems</w:t>
               </w:r>
             </w:hyperlink>
           </w:p>
@@ -22496,7 +22864,7 @@
               <w:spacing w:after="10" w:before="0"/>
               <w:ind w:left="120"/>
             </w:pPr>
-            <w:hyperlink w:history="1" r:id="rIdaixyo73mwlwc0sd4mbxyq">
+            <w:hyperlink w:history="1" r:id="rIdvpnlcm8138fi2_sac33sb">
               <w:r>
                 <w:rPr>
                   <w:rFonts w:ascii="Arial" w:cs="Arial" w:eastAsia="Arial" w:hAnsi="Arial"/>
@@ -22691,7 +23059,7 @@
             <w:pPr>
               <w:spacing w:after="20" w:before="0"/>
             </w:pPr>
-            <w:hyperlink w:history="1" r:id="rId3fp5zfgiw608ephwrvrbx">
+            <w:hyperlink w:history="1" r:id="rIds8rlj3c5kvvcecy-et17s">
               <w:r>
                 <w:rPr>
                   <w:rFonts w:ascii="Arial" w:cs="Arial" w:eastAsia="Arial" w:hAnsi="Arial"/>
@@ -22700,7 +23068,7 @@
                   <w:szCs w:val="16"/>
                   <w:u w:val="single" w:color="2E75B6"/>
                 </w:rPr>
-                <w:t xml:space="preserve">Solving Real-World Problems Using Quadratic Equations: A Sample Application</w:t>
+                <w:t xml:space="preserve">Strategy in solving quadratic equations</w:t>
               </w:r>
             </w:hyperlink>
           </w:p>
@@ -22716,7 +23084,7 @@
                 <w:sz w:val="14"/>
                 <w:szCs w:val="14"/>
               </w:rPr>
-              <w:t xml:space="preserve">Source: CK-12</w:t>
+              <w:t xml:space="preserve">Source: Khan Academy (English - US curriculum)</w:t>
             </w:r>
           </w:p>
           <w:p>
@@ -22724,7 +23092,7 @@
               <w:spacing w:after="10" w:before="0"/>
               <w:ind w:left="120"/>
             </w:pPr>
-            <w:hyperlink w:history="1" r:id="rIddrkhlqdw9ovvarkszxmwe">
+            <w:hyperlink w:history="1" r:id="rIdwtwd0ptqrmrpqg5zhsj9y">
               <w:r>
                 <w:rPr>
                   <w:rFonts w:ascii="Arial" w:cs="Arial" w:eastAsia="Arial" w:hAnsi="Arial"/>
@@ -22769,7 +23137,7 @@
             <w:pPr>
               <w:spacing w:after="20" w:before="0"/>
             </w:pPr>
-            <w:hyperlink w:history="1" r:id="rId59nukwnzxg8hopq2jhnkx">
+            <w:hyperlink w:history="1" r:id="rIdboqrj4m7eifa-nzwhdspb">
               <w:r>
                 <w:rPr>
                   <w:rFonts w:ascii="Arial" w:cs="Arial" w:eastAsia="Arial" w:hAnsi="Arial"/>
@@ -22778,7 +23146,7 @@
                   <w:szCs w:val="16"/>
                   <w:u w:val="single" w:color="2E75B6"/>
                 </w:rPr>
-                <w:t xml:space="preserve">Trigonometric Equations Using the Quadratic Formula (Flexbook)</w:t>
+                <w:t xml:space="preserve">Applications of Quadratic Equations (Flexbook)</w:t>
               </w:r>
             </w:hyperlink>
           </w:p>
@@ -22802,7 +23170,7 @@
               <w:spacing w:after="10" w:before="0"/>
               <w:ind w:left="120"/>
             </w:pPr>
-            <w:hyperlink w:history="1" r:id="rIdkmab0nvw123iut6sia98r">
+            <w:hyperlink w:history="1" r:id="rIdjjo13sdpquvyggu_k3w4k">
               <w:r>
                 <w:rPr>
                   <w:rFonts w:ascii="Arial" w:cs="Arial" w:eastAsia="Arial" w:hAnsi="Arial"/>
@@ -22997,7 +23365,7 @@
             <w:pPr>
               <w:spacing w:after="20" w:before="0"/>
             </w:pPr>
-            <w:hyperlink w:history="1" r:id="rId3umualhkyf-7i_koywfdn">
+            <w:hyperlink w:history="1" r:id="rId9b5vkqyzknl1vqpazsaeq">
               <w:r>
                 <w:rPr>
                   <w:rFonts w:ascii="Arial" w:cs="Arial" w:eastAsia="Arial" w:hAnsi="Arial"/>
@@ -23006,7 +23374,7 @@
                   <w:szCs w:val="16"/>
                   <w:u w:val="single" w:color="2E75B6"/>
                 </w:rPr>
-                <w:t xml:space="preserve">Strategy in solving quadratic equations</w:t>
+                <w:t xml:space="preserve">Quadratic equations word problem: triangle dimensions</w:t>
               </w:r>
             </w:hyperlink>
           </w:p>
@@ -23030,7 +23398,7 @@
               <w:spacing w:after="10" w:before="0"/>
               <w:ind w:left="120"/>
             </w:pPr>
-            <w:hyperlink w:history="1" r:id="rIdpvkw6i5jvcn0jow8fy1fb">
+            <w:hyperlink w:history="1" r:id="rIdydrrcwiag5846qjfx2mlg">
               <w:r>
                 <w:rPr>
                   <w:rFonts w:ascii="Arial" w:cs="Arial" w:eastAsia="Arial" w:hAnsi="Arial"/>
@@ -23075,7 +23443,7 @@
             <w:pPr>
               <w:spacing w:after="20" w:before="0"/>
             </w:pPr>
-            <w:hyperlink w:history="1" r:id="rIdom3g0gqtz6-jz5_ssu22y">
+            <w:hyperlink w:history="1" r:id="rIdbgwcs4vauifwhwokwghop">
               <w:r>
                 <w:rPr>
                   <w:rFonts w:ascii="Arial" w:cs="Arial" w:eastAsia="Arial" w:hAnsi="Arial"/>
@@ -23084,7 +23452,7 @@
                   <w:szCs w:val="16"/>
                   <w:u w:val="single" w:color="2E75B6"/>
                 </w:rPr>
-                <w:t xml:space="preserve">Trigonometric Equations Using the Quadratic Formula Practice</w:t>
+                <w:t xml:space="preserve">Zero product property</w:t>
               </w:r>
             </w:hyperlink>
           </w:p>
@@ -23100,7 +23468,7 @@
                 <w:sz w:val="14"/>
                 <w:szCs w:val="14"/>
               </w:rPr>
-              <w:t xml:space="preserve">Source: CK-12</w:t>
+              <w:t xml:space="preserve">Source: Khan Academy (English - US curriculum)</w:t>
             </w:r>
           </w:p>
           <w:p>
@@ -23108,7 +23476,7 @@
               <w:spacing w:after="10" w:before="0"/>
               <w:ind w:left="120"/>
             </w:pPr>
-            <w:hyperlink w:history="1" r:id="rId2ewrrvzz_kjw5qhsidnd3">
+            <w:hyperlink w:history="1" r:id="rId_h6imadqgk8wjzp7jqz-n">
               <w:r>
                 <w:rPr>
                   <w:rFonts w:ascii="Arial" w:cs="Arial" w:eastAsia="Arial" w:hAnsi="Arial"/>
@@ -23303,7 +23671,7 @@
             <w:pPr>
               <w:spacing w:after="20" w:before="0"/>
             </w:pPr>
-            <w:hyperlink w:history="1" r:id="rId91764jzgmwfelmrg30a9r">
+            <w:hyperlink w:history="1" r:id="rIdvd9wmnhyamu7ezjlpprb5">
               <w:r>
                 <w:rPr>
                   <w:rFonts w:ascii="Arial" w:cs="Arial" w:eastAsia="Arial" w:hAnsi="Arial"/>
@@ -23312,7 +23680,7 @@
                   <w:szCs w:val="16"/>
                   <w:u w:val="single" w:color="2E75B6"/>
                 </w:rPr>
-                <w:t xml:space="preserve">Solving quadratic equations: complex roots</w:t>
+                <w:t xml:space="preserve">Quadratic equations word problem: box dimensions</w:t>
               </w:r>
             </w:hyperlink>
           </w:p>
@@ -23336,7 +23704,7 @@
               <w:spacing w:after="10" w:before="0"/>
               <w:ind w:left="120"/>
             </w:pPr>
-            <w:hyperlink w:history="1" r:id="rId1d-rv_9v713j-p2yrf3mv">
+            <w:hyperlink w:history="1" r:id="rId_wqp5s2lperxhc4u-sm2h">
               <w:r>
                 <w:rPr>
                   <w:rFonts w:ascii="Arial" w:cs="Arial" w:eastAsia="Arial" w:hAnsi="Arial"/>
@@ -23381,7 +23749,7 @@
             <w:pPr>
               <w:spacing w:after="20" w:before="0"/>
             </w:pPr>
-            <w:hyperlink w:history="1" r:id="rId2nbcneq1cbehzolyuyxe_">
+            <w:hyperlink w:history="1" r:id="rId9kcesgifxkucapmwaro5j">
               <w:r>
                 <w:rPr>
                   <w:rFonts w:ascii="Arial" w:cs="Arial" w:eastAsia="Arial" w:hAnsi="Arial"/>
@@ -23390,7 +23758,7 @@
                   <w:szCs w:val="16"/>
                   <w:u w:val="single" w:color="2E75B6"/>
                 </w:rPr>
-                <w:t xml:space="preserve">Equations with square roots: decimals &amp; fractions</w:t>
+                <w:t xml:space="preserve">Quadratic word problems (standard form)</w:t>
               </w:r>
             </w:hyperlink>
           </w:p>
@@ -23414,7 +23782,7 @@
               <w:spacing w:after="10" w:before="0"/>
               <w:ind w:left="120"/>
             </w:pPr>
-            <w:hyperlink w:history="1" r:id="rIdbwsdjqalrjqh7dn0-vl3e">
+            <w:hyperlink w:history="1" r:id="rIddywho1zfenhow9wkhvjxu">
               <w:r>
                 <w:rPr>
                   <w:rFonts w:ascii="Arial" w:cs="Arial" w:eastAsia="Arial" w:hAnsi="Arial"/>
@@ -23609,7 +23977,7 @@
             <w:pPr>
               <w:spacing w:after="20" w:before="0"/>
             </w:pPr>
-            <w:hyperlink w:history="1" r:id="rIdtja578pjkreny_0ygyius">
+            <w:hyperlink w:history="1" r:id="rIdo7p_j7zs4ufhqk2pxkwfq">
               <w:r>
                 <w:rPr>
                   <w:rFonts w:ascii="Arial" w:cs="Arial" w:eastAsia="Arial" w:hAnsi="Arial"/>
@@ -23618,7 +23986,7 @@
                   <w:szCs w:val="16"/>
                   <w:u w:val="single" w:color="2E75B6"/>
                 </w:rPr>
-                <w:t xml:space="preserve">Solving quadratic equations: complex roots</w:t>
+                <w:t xml:space="preserve">Quadratic equations word problem: triangle dimensions -dubbed(KY)</w:t>
               </w:r>
             </w:hyperlink>
           </w:p>
@@ -23634,7 +24002,7 @@
                 <w:sz w:val="14"/>
                 <w:szCs w:val="14"/>
               </w:rPr>
-              <w:t xml:space="preserve">Source: Khan Academy (English - US curriculum)</w:t>
+              <w:t xml:space="preserve">Source: Khan Academy (Kiswahili)</w:t>
             </w:r>
           </w:p>
           <w:p>
@@ -23642,7 +24010,7 @@
               <w:spacing w:after="10" w:before="0"/>
               <w:ind w:left="120"/>
             </w:pPr>
-            <w:hyperlink w:history="1" r:id="rId3e4hsy4mld2eprorbhmvd">
+            <w:hyperlink w:history="1" r:id="rId8dqfojbysxq8ftqwpra3d">
               <w:r>
                 <w:rPr>
                   <w:rFonts w:ascii="Arial" w:cs="Arial" w:eastAsia="Arial" w:hAnsi="Arial"/>
@@ -23680,14 +24048,14 @@
                 <w:sz w:val="16"/>
                 <w:szCs w:val="16"/>
               </w:rPr>
-              <w:t xml:space="preserve">📖 HTML:</w:t>
+              <w:t xml:space="preserve">📖 EXERCISE:</w:t>
             </w:r>
           </w:p>
           <w:p>
             <w:pPr>
               <w:spacing w:after="20" w:before="0"/>
             </w:pPr>
-            <w:hyperlink w:history="1" r:id="rIdsuk0sssqw6q8r0zpx9uje">
+            <w:hyperlink w:history="1" r:id="rId7diaxgcfg9c3htkavq7zo">
               <w:r>
                 <w:rPr>
                   <w:rFonts w:ascii="Arial" w:cs="Arial" w:eastAsia="Arial" w:hAnsi="Arial"/>
@@ -23696,7 +24064,7 @@
                   <w:szCs w:val="16"/>
                   <w:u w:val="single" w:color="2E75B6"/>
                 </w:rPr>
-                <w:t xml:space="preserve">Applications of Quadratic Equations (Flexbook)</w:t>
+                <w:t xml:space="preserve">Equations &amp; inequalities word problems</w:t>
               </w:r>
             </w:hyperlink>
           </w:p>
@@ -23712,7 +24080,7 @@
                 <w:sz w:val="14"/>
                 <w:szCs w:val="14"/>
               </w:rPr>
-              <w:t xml:space="preserve">Source: CK-12</w:t>
+              <w:t xml:space="preserve">Source: Khan Academy (English - US curriculum)</w:t>
             </w:r>
           </w:p>
           <w:p>
@@ -23720,7 +24088,7 @@
               <w:spacing w:after="10" w:before="0"/>
               <w:ind w:left="120"/>
             </w:pPr>
-            <w:hyperlink w:history="1" r:id="rIdjk7vsp_68xbyyowdisg6s">
+            <w:hyperlink w:history="1" r:id="rId_1ufdjl6_autneu46mujy">
               <w:r>
                 <w:rPr>
                   <w:rFonts w:ascii="Arial" w:cs="Arial" w:eastAsia="Arial" w:hAnsi="Arial"/>
@@ -24232,7 +24600,7 @@
         </w:rPr>
         <w:t xml:space="preserve">© 2026 SeaVuria and ARES. Aligned with KICD objectives. Developed by SeaVuria; technical implementation by ARES (with AI assistance from Claude). Licensed under </w:t>
       </w:r>
-      <w:hyperlink w:history="1" r:id="rIdeg9gjjhwnz0l3s2qphqbx">
+      <w:hyperlink w:history="1" r:id="rIdxekofgkbuigs4833_rdok">
         <w:r>
           <w:rPr>
             <w:rFonts w:ascii="Arial" w:cs="Arial" w:eastAsia="Arial" w:hAnsi="Arial"/>
@@ -24253,7 +24621,7 @@
         </w:rPr>
         <w:t xml:space="preserve"> (</w:t>
       </w:r>
-      <w:hyperlink w:history="1" r:id="rIdf3ryajpvdtyyh2m0okttv">
+      <w:hyperlink w:history="1" r:id="rId0d-by2m-ghr8kb3q_xmgw">
         <w:r>
           <w:rPr>
             <w:rFonts w:ascii="Arial" w:cs="Arial" w:eastAsia="Arial" w:hAnsi="Arial"/>
@@ -25266,7 +25634,7 @@
             <w:pPr>
               <w:spacing w:after="20" w:before="0"/>
             </w:pPr>
-            <w:hyperlink w:history="1" r:id="rIdyszarytvayzwl8lt9-xtd">
+            <w:hyperlink w:history="1" r:id="rIdjlco3zmurutrbmpakqcqo">
               <w:r>
                 <w:rPr>
                   <w:rFonts w:ascii="Arial" w:cs="Arial" w:eastAsia="Arial" w:hAnsi="Arial"/>
@@ -25275,7 +25643,7 @@
                   <w:szCs w:val="16"/>
                   <w:u w:val="single" w:color="2E75B6"/>
                 </w:rPr>
-                <w:t xml:space="preserve">Solving quadratic equations: complex roots</w:t>
+                <w:t xml:space="preserve">Factoring using the difference of squares pattern</w:t>
               </w:r>
             </w:hyperlink>
           </w:p>
@@ -25299,7 +25667,7 @@
               <w:spacing w:after="10" w:before="0"/>
               <w:ind w:left="120"/>
             </w:pPr>
-            <w:hyperlink w:history="1" r:id="rId2nfry1uxcfsdgtnnsvfns">
+            <w:hyperlink w:history="1" r:id="rIdrgqe6yzgx5bq2kc_5tjgz">
               <w:r>
                 <w:rPr>
                   <w:rFonts w:ascii="Arial" w:cs="Arial" w:eastAsia="Arial" w:hAnsi="Arial"/>
@@ -25344,7 +25712,7 @@
             <w:pPr>
               <w:spacing w:after="20" w:before="0"/>
             </w:pPr>
-            <w:hyperlink w:history="1" r:id="rId5_zjgb1lbvmnk55dylgs-">
+            <w:hyperlink w:history="1" r:id="rIdfyhmkhjddw9ejsdjhyfki">
               <w:r>
                 <w:rPr>
                   <w:rFonts w:ascii="Arial" w:cs="Arial" w:eastAsia="Arial" w:hAnsi="Arial"/>
@@ -25353,7 +25721,7 @@
                   <w:szCs w:val="16"/>
                   <w:u w:val="single" w:color="2E75B6"/>
                 </w:rPr>
-                <w:t xml:space="preserve">Divide quadratics by linear expressions (no remainders)</w:t>
+                <w:t xml:space="preserve">Difference of squares intro</w:t>
               </w:r>
             </w:hyperlink>
           </w:p>
@@ -25377,7 +25745,7 @@
               <w:spacing w:after="10" w:before="0"/>
               <w:ind w:left="120"/>
             </w:pPr>
-            <w:hyperlink w:history="1" r:id="rIdt6shvkzspyvffvgdvc_jf">
+            <w:hyperlink w:history="1" r:id="rIdrm-bn8fiep_vl0-xvrld4">
               <w:r>
                 <w:rPr>
                   <w:rFonts w:ascii="Arial" w:cs="Arial" w:eastAsia="Arial" w:hAnsi="Arial"/>
@@ -25572,7 +25940,7 @@
             <w:pPr>
               <w:spacing w:after="20" w:before="0"/>
             </w:pPr>
-            <w:hyperlink w:history="1" r:id="rId2llxsexr_jihhfdrhi-uk">
+            <w:hyperlink w:history="1" r:id="rIdcm1w_hm4oeavtzakibbqj">
               <w:r>
                 <w:rPr>
                   <w:rFonts w:ascii="Arial" w:cs="Arial" w:eastAsia="Arial" w:hAnsi="Arial"/>
@@ -25581,7 +25949,7 @@
                   <w:szCs w:val="16"/>
                   <w:u w:val="single" w:color="2E75B6"/>
                 </w:rPr>
-                <w:t xml:space="preserve">Solving square-root equations: two solutions</w:t>
+                <w:t xml:space="preserve">Factoring difference of squares: shared factors</w:t>
               </w:r>
             </w:hyperlink>
           </w:p>
@@ -25605,7 +25973,7 @@
               <w:spacing w:after="10" w:before="0"/>
               <w:ind w:left="120"/>
             </w:pPr>
-            <w:hyperlink w:history="1" r:id="rIduil3s9xgpqfldmijzrbah">
+            <w:hyperlink w:history="1" r:id="rIdapylnll7phxrckvlea93s">
               <w:r>
                 <w:rPr>
                   <w:rFonts w:ascii="Arial" w:cs="Arial" w:eastAsia="Arial" w:hAnsi="Arial"/>
@@ -25643,14 +26011,14 @@
                 <w:sz w:val="16"/>
                 <w:szCs w:val="16"/>
               </w:rPr>
-              <w:t xml:space="preserve">📖 HTML:</w:t>
+              <w:t xml:space="preserve">📖 EXERCISE:</w:t>
             </w:r>
           </w:p>
           <w:p>
             <w:pPr>
               <w:spacing w:after="20" w:before="0"/>
             </w:pPr>
-            <w:hyperlink w:history="1" r:id="rIdv2mznw_efc67vpegvfnup">
+            <w:hyperlink w:history="1" r:id="rIdnfpoy_xwty5mjw2sqwvrb">
               <w:r>
                 <w:rPr>
                   <w:rFonts w:ascii="Arial" w:cs="Arial" w:eastAsia="Arial" w:hAnsi="Arial"/>
@@ -25659,7 +26027,7 @@
                   <w:szCs w:val="16"/>
                   <w:u w:val="single" w:color="2E75B6"/>
                 </w:rPr>
-                <w:t xml:space="preserve">Use Square Roots to Solve Quadratic Equations (Flexbook)</w:t>
+                <w:t xml:space="preserve">Zero product property</w:t>
               </w:r>
             </w:hyperlink>
           </w:p>
@@ -25675,7 +26043,7 @@
                 <w:sz w:val="14"/>
                 <w:szCs w:val="14"/>
               </w:rPr>
-              <w:t xml:space="preserve">Source: CK-12</w:t>
+              <w:t xml:space="preserve">Source: Khan Academy (English - US curriculum)</w:t>
             </w:r>
           </w:p>
           <w:p>
@@ -25683,7 +26051,7 @@
               <w:spacing w:after="10" w:before="0"/>
               <w:ind w:left="120"/>
             </w:pPr>
-            <w:hyperlink w:history="1" r:id="rIdhseosya6euksct1-jieru">
+            <w:hyperlink w:history="1" r:id="rIdklaiq5ftjs1vymfxxkudr">
               <w:r>
                 <w:rPr>
                   <w:rFonts w:ascii="Arial" w:cs="Arial" w:eastAsia="Arial" w:hAnsi="Arial"/>
@@ -25878,7 +26246,7 @@
             <w:pPr>
               <w:spacing w:after="20" w:before="0"/>
             </w:pPr>
-            <w:hyperlink w:history="1" r:id="rIdia3e6anaoaykmpjw5gflv">
+            <w:hyperlink w:history="1" r:id="rIdlg1jd84v-qebvmctkftcx">
               <w:r>
                 <w:rPr>
                   <w:rFonts w:ascii="Arial" w:cs="Arial" w:eastAsia="Arial" w:hAnsi="Arial"/>
@@ -25887,7 +26255,7 @@
                   <w:szCs w:val="16"/>
                   <w:u w:val="single" w:color="2E75B6"/>
                 </w:rPr>
-                <w:t xml:space="preserve">Solving square-root equations: one solution</w:t>
+                <w:t xml:space="preserve">Solving quadratics by factoring</w:t>
               </w:r>
             </w:hyperlink>
           </w:p>
@@ -25911,7 +26279,7 @@
               <w:spacing w:after="10" w:before="0"/>
               <w:ind w:left="120"/>
             </w:pPr>
-            <w:hyperlink w:history="1" r:id="rIdh0tl0kixo2k-xq1ayyyzl">
+            <w:hyperlink w:history="1" r:id="rIda4a-b7g4wrnww4ranhubf">
               <w:r>
                 <w:rPr>
                   <w:rFonts w:ascii="Arial" w:cs="Arial" w:eastAsia="Arial" w:hAnsi="Arial"/>
@@ -25956,7 +26324,7 @@
             <w:pPr>
               <w:spacing w:after="20" w:before="0"/>
             </w:pPr>
-            <w:hyperlink w:history="1" r:id="rIdhuuwj3gcqb2wo8ab7h4e3">
+            <w:hyperlink w:history="1" r:id="rIdlcv6_mpvaja6v1gqlumqh">
               <w:r>
                 <w:rPr>
                   <w:rFonts w:ascii="Arial" w:cs="Arial" w:eastAsia="Arial" w:hAnsi="Arial"/>
@@ -25965,7 +26333,7 @@
                   <w:szCs w:val="16"/>
                   <w:u w:val="single" w:color="2E75B6"/>
                 </w:rPr>
-                <w:t xml:space="preserve">Use Square Roots to Solve Quadratic Equations Practice</w:t>
+                <w:t xml:space="preserve">Difference of squares</w:t>
               </w:r>
             </w:hyperlink>
           </w:p>
@@ -25981,7 +26349,7 @@
                 <w:sz w:val="14"/>
                 <w:szCs w:val="14"/>
               </w:rPr>
-              <w:t xml:space="preserve">Source: CK-12</w:t>
+              <w:t xml:space="preserve">Source: Khan Academy (English - US curriculum)</w:t>
             </w:r>
           </w:p>
           <w:p>
@@ -25989,7 +26357,7 @@
               <w:spacing w:after="10" w:before="0"/>
               <w:ind w:left="120"/>
             </w:pPr>
-            <w:hyperlink w:history="1" r:id="rIde6fpl5c-pxwnjjkhsq7g9">
+            <w:hyperlink w:history="1" r:id="rIdo_55fwi9zrzulher0vkoc">
               <w:r>
                 <w:rPr>
                   <w:rFonts w:ascii="Arial" w:cs="Arial" w:eastAsia="Arial" w:hAnsi="Arial"/>
@@ -26184,7 +26552,7 @@
             <w:pPr>
               <w:spacing w:after="20" w:before="0"/>
             </w:pPr>
-            <w:hyperlink w:history="1" r:id="rIdx2ygrwrmpfjjetwx9vqme">
+            <w:hyperlink w:history="1" r:id="rIdj5rbov-_xvihgi7d5wetc">
               <w:r>
                 <w:rPr>
                   <w:rFonts w:ascii="Arial" w:cs="Arial" w:eastAsia="Arial" w:hAnsi="Arial"/>
@@ -26193,7 +26561,7 @@
                   <w:szCs w:val="16"/>
                   <w:u w:val="single" w:color="2E75B6"/>
                 </w:rPr>
-                <w:t xml:space="preserve">Intro to square-root equations &amp; extraneous solutions</w:t>
+                <w:t xml:space="preserve">Factoring difference of squares: two variables (example 2)</w:t>
               </w:r>
             </w:hyperlink>
           </w:p>
@@ -26217,7 +26585,7 @@
               <w:spacing w:after="10" w:before="0"/>
               <w:ind w:left="120"/>
             </w:pPr>
-            <w:hyperlink w:history="1" r:id="rIdkfmoyyxeq5retgl_r7qsh">
+            <w:hyperlink w:history="1" r:id="rIdlfvx211iwoj9mdml6sa9k">
               <w:r>
                 <w:rPr>
                   <w:rFonts w:ascii="Arial" w:cs="Arial" w:eastAsia="Arial" w:hAnsi="Arial"/>
@@ -26262,7 +26630,7 @@
             <w:pPr>
               <w:spacing w:after="20" w:before="0"/>
             </w:pPr>
-            <w:hyperlink w:history="1" r:id="rIdnkcjusuiniohq5la86x7y">
+            <w:hyperlink w:history="1" r:id="rIdpttiep64t2wdvvq-ngaoz">
               <w:r>
                 <w:rPr>
                   <w:rFonts w:ascii="Arial" w:cs="Arial" w:eastAsia="Arial" w:hAnsi="Arial"/>
@@ -26271,7 +26639,7 @@
                   <w:szCs w:val="16"/>
                   <w:u w:val="single" w:color="2E75B6"/>
                 </w:rPr>
-                <w:t xml:space="preserve">Divide quadratics by linear expressions (with remainders)</w:t>
+                <w:t xml:space="preserve">Difference of squares intro</w:t>
               </w:r>
             </w:hyperlink>
           </w:p>
@@ -26295,7 +26663,7 @@
               <w:spacing w:after="10" w:before="0"/>
               <w:ind w:left="120"/>
             </w:pPr>
-            <w:hyperlink w:history="1" r:id="rIdtr4tzcrq5nawnvrrrfrnn">
+            <w:hyperlink w:history="1" r:id="rIdi-zhbxcbop-abw_o8e9qt">
               <w:r>
                 <w:rPr>
                   <w:rFonts w:ascii="Arial" w:cs="Arial" w:eastAsia="Arial" w:hAnsi="Arial"/>
@@ -26490,7 +26858,7 @@
             <w:pPr>
               <w:spacing w:after="20" w:before="0"/>
             </w:pPr>
-            <w:hyperlink w:history="1" r:id="rIdfgaypydaweyki-xieyz9a">
+            <w:hyperlink w:history="1" r:id="rIddhcwizmi0nynuhjqzxw0n">
               <w:r>
                 <w:rPr>
                   <w:rFonts w:ascii="Arial" w:cs="Arial" w:eastAsia="Arial" w:hAnsi="Arial"/>
@@ -26499,7 +26867,7 @@
                   <w:szCs w:val="16"/>
                   <w:u w:val="single" w:color="2E75B6"/>
                 </w:rPr>
-                <w:t xml:space="preserve">Solving quadratics by taking square roots: challenge -dubbed(KY)</w:t>
+                <w:t xml:space="preserve">Solving quadratics by factoring -dubbed(KY)</w:t>
               </w:r>
             </w:hyperlink>
           </w:p>
@@ -26523,7 +26891,7 @@
               <w:spacing w:after="10" w:before="0"/>
               <w:ind w:left="120"/>
             </w:pPr>
-            <w:hyperlink w:history="1" r:id="rIdsqpugnjczxvl_6gj5cewu">
+            <w:hyperlink w:history="1" r:id="rIdtkvputx6957pew29vu3is">
               <w:r>
                 <w:rPr>
                   <w:rFonts w:ascii="Arial" w:cs="Arial" w:eastAsia="Arial" w:hAnsi="Arial"/>
@@ -26568,7 +26936,7 @@
             <w:pPr>
               <w:spacing w:after="20" w:before="0"/>
             </w:pPr>
-            <w:hyperlink w:history="1" r:id="rIduldaemyxejn_dfr7woxy8">
+            <w:hyperlink w:history="1" r:id="rIdlivvh4gxpjbft5x8ilaho">
               <w:r>
                 <w:rPr>
                   <w:rFonts w:ascii="Arial" w:cs="Arial" w:eastAsia="Arial" w:hAnsi="Arial"/>
@@ -26577,7 +26945,7 @@
                   <w:szCs w:val="16"/>
                   <w:u w:val="single" w:color="2E75B6"/>
                 </w:rPr>
-                <w:t xml:space="preserve">Difference of squares intro</w:t>
+                <w:t xml:space="preserve">Zero product property</w:t>
               </w:r>
             </w:hyperlink>
           </w:p>
@@ -26601,7 +26969,7 @@
               <w:spacing w:after="10" w:before="0"/>
               <w:ind w:left="120"/>
             </w:pPr>
-            <w:hyperlink w:history="1" r:id="rIdjotv2dclbgmfvwbp7csng">
+            <w:hyperlink w:history="1" r:id="rIddomn5e4mn_edtn235x_-d">
               <w:r>
                 <w:rPr>
                   <w:rFonts w:ascii="Arial" w:cs="Arial" w:eastAsia="Arial" w:hAnsi="Arial"/>
@@ -27113,7 +27481,7 @@
         </w:rPr>
         <w:t xml:space="preserve">© 2026 SeaVuria and ARES. Aligned with KICD objectives. Developed by SeaVuria; technical implementation by ARES (with AI assistance from Claude). Licensed under </w:t>
       </w:r>
-      <w:hyperlink w:history="1" r:id="rIdyldhpnyepyww-thqdzlcz">
+      <w:hyperlink w:history="1" r:id="rIdtvh326mwgyt7pnmhuiybw">
         <w:r>
           <w:rPr>
             <w:rFonts w:ascii="Arial" w:cs="Arial" w:eastAsia="Arial" w:hAnsi="Arial"/>
@@ -27134,7 +27502,7 @@
         </w:rPr>
         <w:t xml:space="preserve"> (</w:t>
       </w:r>
-      <w:hyperlink w:history="1" r:id="rIdoppecqeaezwarvpyicazh">
+      <w:hyperlink w:history="1" r:id="rIdjlgr0kwsa0hcua7wibdo9">
         <w:r>
           <w:rPr>
             <w:rFonts w:ascii="Arial" w:cs="Arial" w:eastAsia="Arial" w:hAnsi="Arial"/>

--- a/data/outputs/v2/Core_Mathematics/SS1.3_Quadratic_Expressions_and_Equations/Core_Mathematics_Quadratic_Expressions_and_Equations_CBE_LessonSequence.docx
+++ b/data/outputs/v2/Core_Mathematics/SS1.3_Quadratic_Expressions_and_Equations/Core_Mathematics_Quadratic_Expressions_and_Equations_CBE_LessonSequence.docx
@@ -2652,7 +2652,7 @@
         </w:rPr>
         <w:t xml:space="preserve">© 2026 SeaVuria and ARES. This work is licensed under a </w:t>
       </w:r>
-      <w:hyperlink w:history="1" r:id="rId4hwn2ewditssf-ad4k8ia">
+      <w:hyperlink w:history="1" r:id="rIdbrpjrspytlsb62n13y2nd">
         <w:r>
           <w:rPr>
             <w:rFonts w:ascii="Arial" w:cs="Arial" w:eastAsia="Arial" w:hAnsi="Arial"/>
@@ -2672,7 +2672,7 @@
         </w:rPr>
         <w:t xml:space="preserve"> (</w:t>
       </w:r>
-      <w:hyperlink w:history="1" r:id="rIdivwtvmsjwhmc-xu-fik73">
+      <w:hyperlink w:history="1" r:id="rIdkvutnxggzpnre5dkytopu">
         <w:r>
           <w:rPr>
             <w:rFonts w:ascii="Arial" w:cs="Arial" w:eastAsia="Arial" w:hAnsi="Arial"/>
@@ -2692,7 +2692,7 @@
         </w:rPr>
         <w:t xml:space="preserve">). To view a copy of this license, visit </w:t>
       </w:r>
-      <w:hyperlink w:history="1" r:id="rIdwawbiruuweujztogzfeyz">
+      <w:hyperlink w:history="1" r:id="rIdt9pciidpx7azaond3t44-">
         <w:r>
           <w:rPr>
             <w:rFonts w:ascii="Arial" w:cs="Arial" w:eastAsia="Arial" w:hAnsi="Arial"/>
@@ -3704,7 +3704,7 @@
             <w:pPr>
               <w:spacing w:after="20" w:before="0"/>
             </w:pPr>
-            <w:hyperlink w:history="1" r:id="rId6rkqvrr5_4s82pbpwb4qb">
+            <w:hyperlink w:history="1" r:id="rIdfytpay2luk660t5kjensp">
               <w:r>
                 <w:rPr>
                   <w:rFonts w:ascii="Arial" w:cs="Arial" w:eastAsia="Arial" w:hAnsi="Arial"/>
@@ -3737,7 +3737,7 @@
               <w:spacing w:after="10" w:before="0"/>
               <w:ind w:left="120"/>
             </w:pPr>
-            <w:hyperlink w:history="1" r:id="rId1cie7ufen6jol0atjrasv">
+            <w:hyperlink w:history="1" r:id="rIdtvisg7elmmpmcqyja5zt8">
               <w:r>
                 <w:rPr>
                   <w:rFonts w:ascii="Arial" w:cs="Arial" w:eastAsia="Arial" w:hAnsi="Arial"/>
@@ -3782,7 +3782,7 @@
             <w:pPr>
               <w:spacing w:after="20" w:before="0"/>
             </w:pPr>
-            <w:hyperlink w:history="1" r:id="rIdorisah4ajubyqnupa1gzz">
+            <w:hyperlink w:history="1" r:id="rIdrotnx2ysevct0lvlmwpf-">
               <w:r>
                 <w:rPr>
                   <w:rFonts w:ascii="Arial" w:cs="Arial" w:eastAsia="Arial" w:hAnsi="Arial"/>
@@ -3815,7 +3815,7 @@
               <w:spacing w:after="10" w:before="0"/>
               <w:ind w:left="120"/>
             </w:pPr>
-            <w:hyperlink w:history="1" r:id="rIdlnjf1rs_sjgzuuuiq4cql">
+            <w:hyperlink w:history="1" r:id="rIdrrks06ybegklryvaxiv7x">
               <w:r>
                 <w:rPr>
                   <w:rFonts w:ascii="Arial" w:cs="Arial" w:eastAsia="Arial" w:hAnsi="Arial"/>
@@ -4010,7 +4010,7 @@
             <w:pPr>
               <w:spacing w:after="20" w:before="0"/>
             </w:pPr>
-            <w:hyperlink w:history="1" r:id="rIdu6pcmzwxoxrbnazzv30m0">
+            <w:hyperlink w:history="1" r:id="rId5-npgytaf77c2au0_ptop">
               <w:r>
                 <w:rPr>
                   <w:rFonts w:ascii="Arial" w:cs="Arial" w:eastAsia="Arial" w:hAnsi="Arial"/>
@@ -4043,7 +4043,7 @@
               <w:spacing w:after="10" w:before="0"/>
               <w:ind w:left="120"/>
             </w:pPr>
-            <w:hyperlink w:history="1" r:id="rIdubqasefmdpxnvulvdoeqe">
+            <w:hyperlink w:history="1" r:id="rId9_opbe-prmyhca2gxnnye">
               <w:r>
                 <w:rPr>
                   <w:rFonts w:ascii="Arial" w:cs="Arial" w:eastAsia="Arial" w:hAnsi="Arial"/>
@@ -4088,7 +4088,7 @@
             <w:pPr>
               <w:spacing w:after="20" w:before="0"/>
             </w:pPr>
-            <w:hyperlink w:history="1" r:id="rIdmpttpbuxv1sb-ahhit4fu">
+            <w:hyperlink w:history="1" r:id="rIdldssberckt9t4huytxzav">
               <w:r>
                 <w:rPr>
                   <w:rFonts w:ascii="Arial" w:cs="Arial" w:eastAsia="Arial" w:hAnsi="Arial"/>
@@ -4121,7 +4121,7 @@
               <w:spacing w:after="10" w:before="0"/>
               <w:ind w:left="120"/>
             </w:pPr>
-            <w:hyperlink w:history="1" r:id="rIdqhytnn_tkhqdkkygtp_ri">
+            <w:hyperlink w:history="1" r:id="rIdq1ihm4vticghpug7zkgif">
               <w:r>
                 <w:rPr>
                   <w:rFonts w:ascii="Arial" w:cs="Arial" w:eastAsia="Arial" w:hAnsi="Arial"/>
@@ -4316,7 +4316,7 @@
             <w:pPr>
               <w:spacing w:after="20" w:before="0"/>
             </w:pPr>
-            <w:hyperlink w:history="1" r:id="rIdyzwfxb0fsfvmra_w7pijp">
+            <w:hyperlink w:history="1" r:id="rIdc54tmcba81xjqa-uv-0xl">
               <w:r>
                 <w:rPr>
                   <w:rFonts w:ascii="Arial" w:cs="Arial" w:eastAsia="Arial" w:hAnsi="Arial"/>
@@ -4349,7 +4349,7 @@
               <w:spacing w:after="10" w:before="0"/>
               <w:ind w:left="120"/>
             </w:pPr>
-            <w:hyperlink w:history="1" r:id="rIdi-_pcro69gj0rlq3lleih">
+            <w:hyperlink w:history="1" r:id="rIdllh5obck1pez4-cfl7z0f">
               <w:r>
                 <w:rPr>
                   <w:rFonts w:ascii="Arial" w:cs="Arial" w:eastAsia="Arial" w:hAnsi="Arial"/>
@@ -4394,7 +4394,7 @@
             <w:pPr>
               <w:spacing w:after="20" w:before="0"/>
             </w:pPr>
-            <w:hyperlink w:history="1" r:id="rIdgjcysgfrp1gpey21qgdsk">
+            <w:hyperlink w:history="1" r:id="rIdwszm7jsxukqx7szaz_s5n">
               <w:r>
                 <w:rPr>
                   <w:rFonts w:ascii="Arial" w:cs="Arial" w:eastAsia="Arial" w:hAnsi="Arial"/>
@@ -4443,7 +4443,7 @@
               <w:spacing w:after="10" w:before="0"/>
               <w:ind w:left="120"/>
             </w:pPr>
-            <w:hyperlink w:history="1" r:id="rIdvg1dkilgdzfofpi6xqcud">
+            <w:hyperlink w:history="1" r:id="rIduil1y9f5qmuyhr_tqedae">
               <w:r>
                 <w:rPr>
                   <w:rFonts w:ascii="Arial" w:cs="Arial" w:eastAsia="Arial" w:hAnsi="Arial"/>
@@ -4638,7 +4638,7 @@
             <w:pPr>
               <w:spacing w:after="20" w:before="0"/>
             </w:pPr>
-            <w:hyperlink w:history="1" r:id="rIdvqqyvyqknnxtjffilyfew">
+            <w:hyperlink w:history="1" r:id="rIdccnebucitzfhtw-nx_da1">
               <w:r>
                 <w:rPr>
                   <w:rFonts w:ascii="Arial" w:cs="Arial" w:eastAsia="Arial" w:hAnsi="Arial"/>
@@ -4671,7 +4671,7 @@
               <w:spacing w:after="10" w:before="0"/>
               <w:ind w:left="120"/>
             </w:pPr>
-            <w:hyperlink w:history="1" r:id="rIdcqnw1onh5_yznpbrygafo">
+            <w:hyperlink w:history="1" r:id="rIdftcvuaga7hirygsq8bnjt">
               <w:r>
                 <w:rPr>
                   <w:rFonts w:ascii="Arial" w:cs="Arial" w:eastAsia="Arial" w:hAnsi="Arial"/>
@@ -4716,7 +4716,7 @@
             <w:pPr>
               <w:spacing w:after="20" w:before="0"/>
             </w:pPr>
-            <w:hyperlink w:history="1" r:id="rIdlc_vvp2gm7f-yafteemot">
+            <w:hyperlink w:history="1" r:id="rIdtllqfyvcvbbqzbx8c8fah">
               <w:r>
                 <w:rPr>
                   <w:rFonts w:ascii="Arial" w:cs="Arial" w:eastAsia="Arial" w:hAnsi="Arial"/>
@@ -4765,7 +4765,7 @@
               <w:spacing w:after="10" w:before="0"/>
               <w:ind w:left="120"/>
             </w:pPr>
-            <w:hyperlink w:history="1" r:id="rIdwxuy4ktuie13s09rguajt">
+            <w:hyperlink w:history="1" r:id="rIdlsrxzhtnpv6iyplhcr-7v">
               <w:r>
                 <w:rPr>
                   <w:rFonts w:ascii="Arial" w:cs="Arial" w:eastAsia="Arial" w:hAnsi="Arial"/>
@@ -4960,7 +4960,7 @@
             <w:pPr>
               <w:spacing w:after="20" w:before="0"/>
             </w:pPr>
-            <w:hyperlink w:history="1" r:id="rIdhlzd9h_voukttlfhrpzgv">
+            <w:hyperlink w:history="1" r:id="rIderbppk_ipbra1tfqb_01s">
               <w:r>
                 <w:rPr>
                   <w:rFonts w:ascii="Arial" w:cs="Arial" w:eastAsia="Arial" w:hAnsi="Arial"/>
@@ -5009,7 +5009,7 @@
               <w:spacing w:after="10" w:before="0"/>
               <w:ind w:left="120"/>
             </w:pPr>
-            <w:hyperlink w:history="1" r:id="rIdqrx54unkfqgzgxbgtkeof">
+            <w:hyperlink w:history="1" r:id="rIdfxubmmbxeyfa6ff7ecyn6">
               <w:r>
                 <w:rPr>
                   <w:rFonts w:ascii="Arial" w:cs="Arial" w:eastAsia="Arial" w:hAnsi="Arial"/>
@@ -5054,7 +5054,7 @@
             <w:pPr>
               <w:spacing w:after="20" w:before="0"/>
             </w:pPr>
-            <w:hyperlink w:history="1" r:id="rIdc_mnnncewd4uvcubgrvk4">
+            <w:hyperlink w:history="1" r:id="rIdnfo6pfqouj8nsjjksxxf3">
               <w:r>
                 <w:rPr>
                   <w:rFonts w:ascii="Arial" w:cs="Arial" w:eastAsia="Arial" w:hAnsi="Arial"/>
@@ -5103,7 +5103,7 @@
               <w:spacing w:after="10" w:before="0"/>
               <w:ind w:left="120"/>
             </w:pPr>
-            <w:hyperlink w:history="1" r:id="rIdwmx2uj6ijxitmb-byqnhh">
+            <w:hyperlink w:history="1" r:id="rIdr5c2esq6xzs_7wsrmn6zk">
               <w:r>
                 <w:rPr>
                   <w:rFonts w:ascii="Arial" w:cs="Arial" w:eastAsia="Arial" w:hAnsi="Arial"/>
@@ -5615,7 +5615,7 @@
         </w:rPr>
         <w:t xml:space="preserve">© 2026 SeaVuria and ARES. Aligned with KICD objectives. Developed by SeaVuria; technical implementation by ARES (with AI assistance from Claude). Licensed under </w:t>
       </w:r>
-      <w:hyperlink w:history="1" r:id="rIdh8wcttk1dc1cvvoawkk8e">
+      <w:hyperlink w:history="1" r:id="rIdljkzbqfspulmtqb4uvgrv">
         <w:r>
           <w:rPr>
             <w:rFonts w:ascii="Arial" w:cs="Arial" w:eastAsia="Arial" w:hAnsi="Arial"/>
@@ -5636,7 +5636,7 @@
         </w:rPr>
         <w:t xml:space="preserve"> (</w:t>
       </w:r>
-      <w:hyperlink w:history="1" r:id="rId3xih9acwu_fvmqob8kn6k">
+      <w:hyperlink w:history="1" r:id="rIdnrgcmagkguc-nij7nm78h">
         <w:r>
           <w:rPr>
             <w:rFonts w:ascii="Arial" w:cs="Arial" w:eastAsia="Arial" w:hAnsi="Arial"/>
@@ -6649,7 +6649,7 @@
             <w:pPr>
               <w:spacing w:after="20" w:before="0"/>
             </w:pPr>
-            <w:hyperlink w:history="1" r:id="rIdzzhk0wdvbodhcxmqt3c0t">
+            <w:hyperlink w:history="1" r:id="rIdvcawvmiumbyogp1wfqvle">
               <w:r>
                 <w:rPr>
                   <w:rFonts w:ascii="Arial" w:cs="Arial" w:eastAsia="Arial" w:hAnsi="Arial"/>
@@ -6682,7 +6682,7 @@
               <w:spacing w:after="10" w:before="0"/>
               <w:ind w:left="120"/>
             </w:pPr>
-            <w:hyperlink w:history="1" r:id="rIdx-rof1ea8sran6dapagoc">
+            <w:hyperlink w:history="1" r:id="rIdnhlvpvpiqonl3k_wu_m7-">
               <w:r>
                 <w:rPr>
                   <w:rFonts w:ascii="Arial" w:cs="Arial" w:eastAsia="Arial" w:hAnsi="Arial"/>
@@ -6727,7 +6727,7 @@
             <w:pPr>
               <w:spacing w:after="20" w:before="0"/>
             </w:pPr>
-            <w:hyperlink w:history="1" r:id="rIdgzmqqqlq42nerighv-fir">
+            <w:hyperlink w:history="1" r:id="rIdxf2jde-uqxy0chjf2rbz4">
               <w:r>
                 <w:rPr>
                   <w:rFonts w:ascii="Arial" w:cs="Arial" w:eastAsia="Arial" w:hAnsi="Arial"/>
@@ -6760,7 +6760,7 @@
               <w:spacing w:after="10" w:before="0"/>
               <w:ind w:left="120"/>
             </w:pPr>
-            <w:hyperlink w:history="1" r:id="rIdaae7axs7byhz4pfaousdf">
+            <w:hyperlink w:history="1" r:id="rIdoqcedwy13v2lghrpizkix">
               <w:r>
                 <w:rPr>
                   <w:rFonts w:ascii="Arial" w:cs="Arial" w:eastAsia="Arial" w:hAnsi="Arial"/>
@@ -6955,7 +6955,7 @@
             <w:pPr>
               <w:spacing w:after="20" w:before="0"/>
             </w:pPr>
-            <w:hyperlink w:history="1" r:id="rIdzmnue4e2_yelxc43tqiye">
+            <w:hyperlink w:history="1" r:id="rIdsl4dyo9fg3vkums7nc7sk">
               <w:r>
                 <w:rPr>
                   <w:rFonts w:ascii="Arial" w:cs="Arial" w:eastAsia="Arial" w:hAnsi="Arial"/>
@@ -6988,7 +6988,7 @@
               <w:spacing w:after="10" w:before="0"/>
               <w:ind w:left="120"/>
             </w:pPr>
-            <w:hyperlink w:history="1" r:id="rIdjtjerpiphd2chlpwnicn6">
+            <w:hyperlink w:history="1" r:id="rIdh-cbxkvta9r1uaotofjd-">
               <w:r>
                 <w:rPr>
                   <w:rFonts w:ascii="Arial" w:cs="Arial" w:eastAsia="Arial" w:hAnsi="Arial"/>
@@ -7033,7 +7033,7 @@
             <w:pPr>
               <w:spacing w:after="20" w:before="0"/>
             </w:pPr>
-            <w:hyperlink w:history="1" r:id="rId03qy_t0gw6rpoj8sjzeqr">
+            <w:hyperlink w:history="1" r:id="rIdknmjv4nr-d9qblloowsxd">
               <w:r>
                 <w:rPr>
                   <w:rFonts w:ascii="Arial" w:cs="Arial" w:eastAsia="Arial" w:hAnsi="Arial"/>
@@ -7066,7 +7066,7 @@
               <w:spacing w:after="10" w:before="0"/>
               <w:ind w:left="120"/>
             </w:pPr>
-            <w:hyperlink w:history="1" r:id="rIduewvxjs9fhijjqglthgqk">
+            <w:hyperlink w:history="1" r:id="rIdh_7u2s0-pubee8rrk035i">
               <w:r>
                 <w:rPr>
                   <w:rFonts w:ascii="Arial" w:cs="Arial" w:eastAsia="Arial" w:hAnsi="Arial"/>
@@ -7261,7 +7261,7 @@
             <w:pPr>
               <w:spacing w:after="20" w:before="0"/>
             </w:pPr>
-            <w:hyperlink w:history="1" r:id="rIdz2ooxpu5gby5ol6yzjtpa">
+            <w:hyperlink w:history="1" r:id="rIddzfgdojmdwr6nfzzogcpq">
               <w:r>
                 <w:rPr>
                   <w:rFonts w:ascii="Arial" w:cs="Arial" w:eastAsia="Arial" w:hAnsi="Arial"/>
@@ -7310,7 +7310,7 @@
               <w:spacing w:after="10" w:before="0"/>
               <w:ind w:left="120"/>
             </w:pPr>
-            <w:hyperlink w:history="1" r:id="rId4bchz2useh-7lg0f_ptz7">
+            <w:hyperlink w:history="1" r:id="rIddp0qg6vzqf8bvybke5pim">
               <w:r>
                 <w:rPr>
                   <w:rFonts w:ascii="Arial" w:cs="Arial" w:eastAsia="Arial" w:hAnsi="Arial"/>
@@ -7355,7 +7355,7 @@
             <w:pPr>
               <w:spacing w:after="20" w:before="0"/>
             </w:pPr>
-            <w:hyperlink w:history="1" r:id="rIdx26jopokp6qhtekcfzwja">
+            <w:hyperlink w:history="1" r:id="rIdzy4e7dxnaflomedxz7md6">
               <w:r>
                 <w:rPr>
                   <w:rFonts w:ascii="Arial" w:cs="Arial" w:eastAsia="Arial" w:hAnsi="Arial"/>
@@ -7388,7 +7388,7 @@
               <w:spacing w:after="10" w:before="0"/>
               <w:ind w:left="120"/>
             </w:pPr>
-            <w:hyperlink w:history="1" r:id="rIdw3jcbz4tysipdriaxkibu">
+            <w:hyperlink w:history="1" r:id="rIdzh8ma6f08fxv-seafjcgg">
               <w:r>
                 <w:rPr>
                   <w:rFonts w:ascii="Arial" w:cs="Arial" w:eastAsia="Arial" w:hAnsi="Arial"/>
@@ -7583,7 +7583,7 @@
             <w:pPr>
               <w:spacing w:after="20" w:before="0"/>
             </w:pPr>
-            <w:hyperlink w:history="1" r:id="rIdyw9xgyhaupmxh5j6ug0mo">
+            <w:hyperlink w:history="1" r:id="rIddzkc4tjrohde65tnfxlyf">
               <w:r>
                 <w:rPr>
                   <w:rFonts w:ascii="Arial" w:cs="Arial" w:eastAsia="Arial" w:hAnsi="Arial"/>
@@ -7632,7 +7632,7 @@
               <w:spacing w:after="10" w:before="0"/>
               <w:ind w:left="120"/>
             </w:pPr>
-            <w:hyperlink w:history="1" r:id="rIdws3g9ie5iprmgknflahtz">
+            <w:hyperlink w:history="1" r:id="rIdcn3s4fmkzrskuyxiocuoq">
               <w:r>
                 <w:rPr>
                   <w:rFonts w:ascii="Arial" w:cs="Arial" w:eastAsia="Arial" w:hAnsi="Arial"/>
@@ -7677,7 +7677,7 @@
             <w:pPr>
               <w:spacing w:after="20" w:before="0"/>
             </w:pPr>
-            <w:hyperlink w:history="1" r:id="rIdw7oehalpkyidf2hxcqiny">
+            <w:hyperlink w:history="1" r:id="rIdgy17vpbrcvklffi8mkh_d">
               <w:r>
                 <w:rPr>
                   <w:rFonts w:ascii="Arial" w:cs="Arial" w:eastAsia="Arial" w:hAnsi="Arial"/>
@@ -7710,7 +7710,7 @@
               <w:spacing w:after="10" w:before="0"/>
               <w:ind w:left="120"/>
             </w:pPr>
-            <w:hyperlink w:history="1" r:id="rIdj5nguuojhpf_2ybb_fyxg">
+            <w:hyperlink w:history="1" r:id="rIdwjiur4wjyue4esenvf7bd">
               <w:r>
                 <w:rPr>
                   <w:rFonts w:ascii="Arial" w:cs="Arial" w:eastAsia="Arial" w:hAnsi="Arial"/>
@@ -7905,7 +7905,7 @@
             <w:pPr>
               <w:spacing w:after="20" w:before="0"/>
             </w:pPr>
-            <w:hyperlink w:history="1" r:id="rIdi-zthfdtbvmbvqiyddard">
+            <w:hyperlink w:history="1" r:id="rId5yckuli7wapgryw8hzhqy">
               <w:r>
                 <w:rPr>
                   <w:rFonts w:ascii="Arial" w:cs="Arial" w:eastAsia="Arial" w:hAnsi="Arial"/>
@@ -7954,7 +7954,7 @@
               <w:spacing w:after="10" w:before="0"/>
               <w:ind w:left="120"/>
             </w:pPr>
-            <w:hyperlink w:history="1" r:id="rIdzchltt4eanwutusollzg8">
+            <w:hyperlink w:history="1" r:id="rIdcg1r_a_yd6taumb3eoq5b">
               <w:r>
                 <w:rPr>
                   <w:rFonts w:ascii="Arial" w:cs="Arial" w:eastAsia="Arial" w:hAnsi="Arial"/>
@@ -7999,7 +7999,7 @@
             <w:pPr>
               <w:spacing w:after="20" w:before="0"/>
             </w:pPr>
-            <w:hyperlink w:history="1" r:id="rIdloqy8onvgff-dii-vfrcr">
+            <w:hyperlink w:history="1" r:id="rId3zaunvsbf4xnaa0v7bj7k">
               <w:r>
                 <w:rPr>
                   <w:rFonts w:ascii="Arial" w:cs="Arial" w:eastAsia="Arial" w:hAnsi="Arial"/>
@@ -8032,7 +8032,7 @@
               <w:spacing w:after="10" w:before="0"/>
               <w:ind w:left="120"/>
             </w:pPr>
-            <w:hyperlink w:history="1" r:id="rIdi7o8szxyrqbsdbepciyw0">
+            <w:hyperlink w:history="1" r:id="rIdvwb9ceikcpksewjlie_pp">
               <w:r>
                 <w:rPr>
                   <w:rFonts w:ascii="Arial" w:cs="Arial" w:eastAsia="Arial" w:hAnsi="Arial"/>
@@ -8544,7 +8544,7 @@
         </w:rPr>
         <w:t xml:space="preserve">© 2026 SeaVuria and ARES. Aligned with KICD objectives. Developed by SeaVuria; technical implementation by ARES (with AI assistance from Claude). Licensed under </w:t>
       </w:r>
-      <w:hyperlink w:history="1" r:id="rIdn3-h_mzf4qes_s-j_-qsm">
+      <w:hyperlink w:history="1" r:id="rId6ok50ier1gpyntahva_9l">
         <w:r>
           <w:rPr>
             <w:rFonts w:ascii="Arial" w:cs="Arial" w:eastAsia="Arial" w:hAnsi="Arial"/>
@@ -8565,7 +8565,7 @@
         </w:rPr>
         <w:t xml:space="preserve"> (</w:t>
       </w:r>
-      <w:hyperlink w:history="1" r:id="rIdhxevslw1aglq13t02henw">
+      <w:hyperlink w:history="1" r:id="rIdqyaqimtvpape1aco2pa6u">
         <w:r>
           <w:rPr>
             <w:rFonts w:ascii="Arial" w:cs="Arial" w:eastAsia="Arial" w:hAnsi="Arial"/>
@@ -8938,7 +8938,7 @@
                 <w:sz w:val="18"/>
                 <w:szCs w:val="18"/>
               </w:rPr>
-              <w:t xml:space="preserve">Learners will be able to: (i) identify factor pairs of the constant term that sum to the coefficient of x; (ii) rewrite and group terms to factorise ax² + bx + c systematically; (iii) verify factorisation by expanding back using the identities derived in Lesson 2; (iv) apply factorisation to decode meaningful quantities in a real-life quadratic expression.</w:t>
+              <w:t xml:space="preserve">Learners will be able to: (i) identify factor pairs of the constant term that sum to the coefficient of x; (ii) rewrite and group terms to factorise ax² + bx + c systematically; (iii) verify factorisation by expanding back using the bracket expansion from Lesson 2; (iv) apply factorisation to decode meaningful quantities in a real-life quadratic expression.</w:t>
             </w:r>
           </w:p>
         </w:tc>
@@ -9136,7 +9136,7 @@
                 <w:sz w:val="18"/>
                 <w:szCs w:val="18"/>
               </w:rPr>
-              <w:t xml:space="preserve">In Lesson 2 learners built quadratic expressions from area models and verified the three quadratic identities. They can now expand — but the driving question demands more: to find WHERE the shot put lands (the zeros of the parabola) and to find the DIMENSIONS of a farmer's shamba given its area, learners must reverse the expansion process. Lesson 3 teaches factorisation as that reversal, directly answering the question: 'If we know the curved rule, can we un-pack it to find the values that make height = 0?' Every factorisation technique practised today is motivated by that need.</w:t>
+              <w:t xml:space="preserve">In Lesson 2 learners built quadratic expressions from area models and expanded them. They can now expand — but the driving question demands more: to find WHERE the shot put lands (the zeros of the parabola) and to find the DIMENSIONS of a farmer's shamba given its area, learners must reverse the expansion process. Lesson 3 teaches factorisation as that reversal, directly answering the question: 'If we know the curved rule, can we un-pack it to find the values that make height = 0?' Every factorisation technique practised today is motivated by that need.</w:t>
             </w:r>
           </w:p>
         </w:tc>
@@ -9578,7 +9578,7 @@
             <w:pPr>
               <w:spacing w:after="20" w:before="0"/>
             </w:pPr>
-            <w:hyperlink w:history="1" r:id="rId0kya_i2zjitm3jtotkpwr">
+            <w:hyperlink w:history="1" r:id="rIdmbg-ksgdbjmacxkpwikch">
               <w:r>
                 <w:rPr>
                   <w:rFonts w:ascii="Arial" w:cs="Arial" w:eastAsia="Arial" w:hAnsi="Arial"/>
@@ -9611,7 +9611,7 @@
               <w:spacing w:after="10" w:before="0"/>
               <w:ind w:left="120"/>
             </w:pPr>
-            <w:hyperlink w:history="1" r:id="rIdyahujz849in2nfbpgzvw4">
+            <w:hyperlink w:history="1" r:id="rId8ckyswfezto9sperhvdbs">
               <w:r>
                 <w:rPr>
                   <w:rFonts w:ascii="Arial" w:cs="Arial" w:eastAsia="Arial" w:hAnsi="Arial"/>
@@ -9656,7 +9656,7 @@
             <w:pPr>
               <w:spacing w:after="20" w:before="0"/>
             </w:pPr>
-            <w:hyperlink w:history="1" r:id="rIdvdniw8bajs7nq5kfy_gey">
+            <w:hyperlink w:history="1" r:id="rIdjdyftt15y_fmjiv0kwwsm">
               <w:r>
                 <w:rPr>
                   <w:rFonts w:ascii="Arial" w:cs="Arial" w:eastAsia="Arial" w:hAnsi="Arial"/>
@@ -9689,7 +9689,7 @@
               <w:spacing w:after="10" w:before="0"/>
               <w:ind w:left="120"/>
             </w:pPr>
-            <w:hyperlink w:history="1" r:id="rIdorg1zt4pmadszuf1jkl6x">
+            <w:hyperlink w:history="1" r:id="rIdcp_bfwbur-yrbomh9_wpg">
               <w:r>
                 <w:rPr>
                   <w:rFonts w:ascii="Arial" w:cs="Arial" w:eastAsia="Arial" w:hAnsi="Arial"/>
@@ -9884,7 +9884,7 @@
             <w:pPr>
               <w:spacing w:after="20" w:before="0"/>
             </w:pPr>
-            <w:hyperlink w:history="1" r:id="rIdl-rpwskirgtumtj69kc-p">
+            <w:hyperlink w:history="1" r:id="rIdln7u68xlqexufqpo7_qae">
               <w:r>
                 <w:rPr>
                   <w:rFonts w:ascii="Arial" w:cs="Arial" w:eastAsia="Arial" w:hAnsi="Arial"/>
@@ -9917,7 +9917,7 @@
               <w:spacing w:after="10" w:before="0"/>
               <w:ind w:left="120"/>
             </w:pPr>
-            <w:hyperlink w:history="1" r:id="rIdkn6v6hk58chts2glowyej">
+            <w:hyperlink w:history="1" r:id="rIdg7lnptdk0m-bnbjqcy-8c">
               <w:r>
                 <w:rPr>
                   <w:rFonts w:ascii="Arial" w:cs="Arial" w:eastAsia="Arial" w:hAnsi="Arial"/>
@@ -9962,7 +9962,7 @@
             <w:pPr>
               <w:spacing w:after="20" w:before="0"/>
             </w:pPr>
-            <w:hyperlink w:history="1" r:id="rIdk0w9cui2-dzfj9vwqa3qj">
+            <w:hyperlink w:history="1" r:id="rIdr9ecwdikqz7soyv-casyc">
               <w:r>
                 <w:rPr>
                   <w:rFonts w:ascii="Arial" w:cs="Arial" w:eastAsia="Arial" w:hAnsi="Arial"/>
@@ -9995,7 +9995,7 @@
               <w:spacing w:after="10" w:before="0"/>
               <w:ind w:left="120"/>
             </w:pPr>
-            <w:hyperlink w:history="1" r:id="rId3pn3cznjcl7ylftfelg9v">
+            <w:hyperlink w:history="1" r:id="rId_jpgfpl9d6modgnnqlklo">
               <w:r>
                 <w:rPr>
                   <w:rFonts w:ascii="Arial" w:cs="Arial" w:eastAsia="Arial" w:hAnsi="Arial"/>
@@ -10190,7 +10190,7 @@
             <w:pPr>
               <w:spacing w:after="20" w:before="0"/>
             </w:pPr>
-            <w:hyperlink w:history="1" r:id="rIdcohri1eqlhgppa77spynf">
+            <w:hyperlink w:history="1" r:id="rIdvx4vxdsof1xm7n8rbv-xg">
               <w:r>
                 <w:rPr>
                   <w:rFonts w:ascii="Arial" w:cs="Arial" w:eastAsia="Arial" w:hAnsi="Arial"/>
@@ -10239,7 +10239,7 @@
               <w:spacing w:after="10" w:before="0"/>
               <w:ind w:left="120"/>
             </w:pPr>
-            <w:hyperlink w:history="1" r:id="rIdjw2hvovs1vvt34r5hau1y">
+            <w:hyperlink w:history="1" r:id="rIdwscgked6pinvvin2mus7p">
               <w:r>
                 <w:rPr>
                   <w:rFonts w:ascii="Arial" w:cs="Arial" w:eastAsia="Arial" w:hAnsi="Arial"/>
@@ -10284,7 +10284,7 @@
             <w:pPr>
               <w:spacing w:after="20" w:before="0"/>
             </w:pPr>
-            <w:hyperlink w:history="1" r:id="rId32wbou-frbqs_nrbicrdd">
+            <w:hyperlink w:history="1" r:id="rId05xospxmnv9oqhfzrlkfm">
               <w:r>
                 <w:rPr>
                   <w:rFonts w:ascii="Arial" w:cs="Arial" w:eastAsia="Arial" w:hAnsi="Arial"/>
@@ -10317,7 +10317,7 @@
               <w:spacing w:after="10" w:before="0"/>
               <w:ind w:left="120"/>
             </w:pPr>
-            <w:hyperlink w:history="1" r:id="rIdtwhc44xzfdx529qkcqo5h">
+            <w:hyperlink w:history="1" r:id="rIdxdzteqvf2ko35r7uussdc">
               <w:r>
                 <w:rPr>
                   <w:rFonts w:ascii="Arial" w:cs="Arial" w:eastAsia="Arial" w:hAnsi="Arial"/>
@@ -10512,7 +10512,7 @@
             <w:pPr>
               <w:spacing w:after="20" w:before="0"/>
             </w:pPr>
-            <w:hyperlink w:history="1" r:id="rIdubz2nbdgtaqab3zs8dx5a">
+            <w:hyperlink w:history="1" r:id="rIdqqrfql2shnvru9kfkbxlz">
               <w:r>
                 <w:rPr>
                   <w:rFonts w:ascii="Arial" w:cs="Arial" w:eastAsia="Arial" w:hAnsi="Arial"/>
@@ -10561,7 +10561,7 @@
               <w:spacing w:after="10" w:before="0"/>
               <w:ind w:left="120"/>
             </w:pPr>
-            <w:hyperlink w:history="1" r:id="rIddu72t0djqx8qhmydaz-sr">
+            <w:hyperlink w:history="1" r:id="rIdf8ipjefkrcxaygr0mza9x">
               <w:r>
                 <w:rPr>
                   <w:rFonts w:ascii="Arial" w:cs="Arial" w:eastAsia="Arial" w:hAnsi="Arial"/>
@@ -10606,7 +10606,7 @@
             <w:pPr>
               <w:spacing w:after="20" w:before="0"/>
             </w:pPr>
-            <w:hyperlink w:history="1" r:id="rIdyekkuezoktpbvenonqao-">
+            <w:hyperlink w:history="1" r:id="rIdvvu8e-7doqinoth81-ybo">
               <w:r>
                 <w:rPr>
                   <w:rFonts w:ascii="Arial" w:cs="Arial" w:eastAsia="Arial" w:hAnsi="Arial"/>
@@ -10639,7 +10639,7 @@
               <w:spacing w:after="10" w:before="0"/>
               <w:ind w:left="120"/>
             </w:pPr>
-            <w:hyperlink w:history="1" r:id="rIdxazv-ydsrgnb24rtxhxrx">
+            <w:hyperlink w:history="1" r:id="rIdoqj_hpyl1k9fqfoqctll5">
               <w:r>
                 <w:rPr>
                   <w:rFonts w:ascii="Arial" w:cs="Arial" w:eastAsia="Arial" w:hAnsi="Arial"/>
@@ -10681,7 +10681,7 @@
                 <w:sz w:val="18"/>
                 <w:szCs w:val="18"/>
               </w:rPr>
-              <w:t xml:space="preserve">Each learner receives a sticky note (or writes in the class DQB section of their book). They respond to two prompts: PROMPT 1 (Green sticky — 'What I now understand'): 'Using today's factorisation, write the factored form of h = −x² + 8x and explain in one sentence what the two factors tell you about the shot put's journey.' PROMPT 2 (Yellow sticky — 'New question I still have'): 'Write one question that today's lesson has raised for you — something you still want to understand about the parabola or quadratic equations.' Learners place their stickies on the class DQB under the columns 'We now know' and 'We still wonder'. The teacher reads 3 yellow stickies aloud to the class (choosing ones that preview Lesson 4 — forming and solving equations) and says: 'These great questions are exactly what we will investigate in Lesson 4.'</w:t>
+              <w:t xml:space="preserve">Each learner receives a sticky note (or writes in the class DQB section of their book). They respond to two prompts: PROMPT 1 (Green sticky — 'What I now understand'): 'Using today's factorisation, write the factored form of h = −x² + 8x and explain in one sentence what the two factors tell you about the shot put's journey.' PROMPT 2 (Yellow sticky — 'New question I still have'): 'Write one question that today's lesson has raised for you — something you still want to understand about the parabola or quadratic equations.' Learners place their stickies on the class DQB under the columns 'We now know' and 'We still wonder'. The teacher reads 3 yellow stickies aloud to the class (choosing ones that preview Lesson 7 — forming and solving equations) and says: 'These great questions are exactly what we will investigate in Lesson 7.'</w:t>
             </w:r>
           </w:p>
         </w:tc>
@@ -10713,7 +10713,7 @@
                 <w:sz w:val="18"/>
                 <w:szCs w:val="18"/>
               </w:rPr>
-              <w:t xml:space="preserve">1. Distribute sticky notes (or direct learners to the DQB section). Say: 'The Driving Question asks how mathematics can help us predict where a ball lands. Today we gained a new tool. Use your green note to show how factorisation answers part of that question — be specific, use the expression h = −x² + 8x.' Give 4 minutes for writing — do NOT accept oral answers; written commitment is required. 2. Say: 'On your yellow note, write one thing you still do not understand, or one question today raised in your mind. There are no wrong questions here.' Give 2 minutes. 3. Collect stickies and place them on the DQB. Read 3 yellow notes aloud without revealing who wrote them. Say: 'These questions show brilliant mathematical thinking. Notice that several of you are asking HOW we actually solve for x — that is exactly where we are going in Lesson 4.' 4. Point to the DQB and say: 'Look at how our board is growing. In Lesson 1 we noticed the curve. In Lesson 2 we built the expression. Today we broke it apart. Each lesson we get closer to a complete answer.'</w:t>
+              <w:t xml:space="preserve">1. Distribute sticky notes (or direct learners to the DQB section). Say: 'The Driving Question asks how mathematics can help us predict where a ball lands. Today we gained a new tool. Use your green note to show how factorisation answers part of that question — be specific, use the expression h = −x² + 8x.' Give 4 minutes for writing — do NOT accept oral answers; written commitment is required. 2. Say: 'On your yellow note, write one thing you still do not understand, or one question today raised in your mind. There are no wrong questions here.' Give 2 minutes. 3. Collect stickies and place them on the DQB. Read 3 yellow notes aloud without revealing who wrote them. Say: 'These questions show brilliant mathematical thinking. Notice that several of you are asking HOW we actually solve for x — that is exactly where we are going in Lesson 7.' 4. Point to the DQB and say: 'Look at how our board is growing. In Lesson 1 we noticed the curve. In Lesson 2 we built the expression. Today we broke it apart. Each lesson we get closer to a complete answer.'</w:t>
             </w:r>
           </w:p>
         </w:tc>
@@ -10777,7 +10777,7 @@
                 <w:sz w:val="18"/>
                 <w:szCs w:val="18"/>
               </w:rPr>
-              <w:t xml:space="preserve">Teacher reads all green stickies after the lesson. Success indicator: learner writes the factored form −x(x − 8) and connects the two zeros (x=0 and x=8) to the ball's launch point and landing point. Partial success: learner factorises correctly but does not interpret the factors in context. Concern: learner cannot factorise or interprets the expression as describing a linear relationship. Yellow stickies are coded by theme: 'How do we solve for x?' (previews Lesson 4), 'What if the ball is thrown upward at an angle?' (previews real-life quadratic equations), 'Can a quadratic have no zeros?' (previews the discriminant concept) — these guide teacher planning.</w:t>
+              <w:t xml:space="preserve">Teacher reads all green stickies after the lesson. Success indicator: learner writes the factored form −x(x − 8) and connects the two zeros (x=0 and x=8) to the ball's launch point and landing point. Partial success: learner factorises correctly but does not interpret the factors in context. Concern: learner cannot factorise or interprets the expression as describing a linear relationship. Yellow stickies are coded by theme: 'How do we solve for x?' (previews Lesson 7), 'What if the ball is thrown upward at an angle?' (previews real-life quadratic equations), 'Can a quadratic have no zeros?' (previews the discriminant concept) — these guide teacher planning.</w:t>
             </w:r>
           </w:p>
         </w:tc>
@@ -10834,7 +10834,7 @@
             <w:pPr>
               <w:spacing w:after="20" w:before="0"/>
             </w:pPr>
-            <w:hyperlink w:history="1" r:id="rIdrk88oomr7uymfhhxooaex">
+            <w:hyperlink w:history="1" r:id="rIdpniuvh2wm6hng-4axegin">
               <w:r>
                 <w:rPr>
                   <w:rFonts w:ascii="Arial" w:cs="Arial" w:eastAsia="Arial" w:hAnsi="Arial"/>
@@ -10883,7 +10883,7 @@
               <w:spacing w:after="10" w:before="0"/>
               <w:ind w:left="120"/>
             </w:pPr>
-            <w:hyperlink w:history="1" r:id="rIdoujldcydicemouqmjyuru">
+            <w:hyperlink w:history="1" r:id="rIdtq2jfu7fuy_ccddyss-pl">
               <w:r>
                 <w:rPr>
                   <w:rFonts w:ascii="Arial" w:cs="Arial" w:eastAsia="Arial" w:hAnsi="Arial"/>
@@ -10928,7 +10928,7 @@
             <w:pPr>
               <w:spacing w:after="20" w:before="0"/>
             </w:pPr>
-            <w:hyperlink w:history="1" r:id="rId2jv_iiw9fbmvr5hzdlyyh">
+            <w:hyperlink w:history="1" r:id="rIdixbqebccdj3mpjou82f7x">
               <w:r>
                 <w:rPr>
                   <w:rFonts w:ascii="Arial" w:cs="Arial" w:eastAsia="Arial" w:hAnsi="Arial"/>
@@ -10977,7 +10977,7 @@
               <w:spacing w:after="10" w:before="0"/>
               <w:ind w:left="120"/>
             </w:pPr>
-            <w:hyperlink w:history="1" r:id="rIddvsprs3oxj3tzf5iixfb0">
+            <w:hyperlink w:history="1" r:id="rIddkn-z3weflxr4v2so1jzv">
               <w:r>
                 <w:rPr>
                   <w:rFonts w:ascii="Arial" w:cs="Arial" w:eastAsia="Arial" w:hAnsi="Arial"/>
@@ -11051,7 +11051,7 @@
                 <w:sz w:val="18"/>
                 <w:szCs w:val="18"/>
               </w:rPr>
-              <w:t xml:space="preserve">1. Say: 'Take out your parabola sketch from Lesson 1, with the Lesson 2 annotation. You are about to make it more powerful.' Give learners 2 minutes to locate and review their previous annotations. 2. Say: 'First addition: write the factored form of your height expression underneath the expanded form. Then find the two values of x that make h = 0. Mark them on your sketch's horizontal axis with a small circle and label them.' Give 5 minutes. Circulate and check that learners are marking BOTH x=0 (launch) and the positive zero (landing). If a learner marks only one zero, ask: 'The ball starts at a height of zero — where on your sketch is that moment?' WAIT 10 seconds. 3. Say: 'Second addition — the Kericho Connection. In the margin, sketch the shamba rectangle with dimensions from today's tile activity and label the sides. Then write the sentence in the template.' Give 4 minutes. 4. Say: 'Finally, write your Model Update Statement. Start with: My model of the shot-put parabola has changed because... You must mention the word FACTORS and the word ZEROS.' Give 4 minutes for writing. 5. Cold-call 2 learners to read their Model Update Statements aloud. Ask the class after each: 'Does their statement capture how factorisation connects to the parabola? What would you add?' (WAIT TIME: 10 seconds before responses.) 6. Close by saying: 'Your model now shows the curve, the expression, AND where the curve crosses the ground. In Lesson 4 we will set up a full equation and solve it — so we can predict the landing point for ANY throw, even one we have never seen.'</w:t>
+              <w:t xml:space="preserve">1. Say: 'Take out your parabola sketch from Lesson 1, with the Lesson 2 annotation. You are about to make it more powerful.' Give learners 2 minutes to locate and review their previous annotations. 2. Say: 'First addition: write the factored form of your height expression underneath the expanded form. Then find the two values of x that make h = 0. Mark them on your sketch's horizontal axis with a small circle and label them.' Give 5 minutes. Circulate and check that learners are marking BOTH x=0 (launch) and the positive zero (landing). If a learner marks only one zero, ask: 'The ball starts at a height of zero — where on your sketch is that moment?' WAIT 10 seconds. 3. Say: 'Second addition — the Kericho Connection. In the margin, sketch the shamba rectangle with dimensions from today's tile activity and label the sides. Then write the sentence in the template.' Give 4 minutes. 4. Say: 'Finally, write your Model Update Statement. Start with: My model of the shot-put parabola has changed because... You must mention the word FACTORS and the word ZEROS.' Give 4 minutes for writing. 5. Cold-call 2 learners to read their Model Update Statements aloud. Ask the class after each: 'Does their statement capture how factorisation connects to the parabola? What would you add?' (WAIT TIME: 10 seconds before responses.) 6. Close by saying: 'Your model now shows the curve, the expression, AND where the curve crosses the ground. In Lesson 7 we will set up a full equation and solve it — so we can predict the landing point for ANY throw, even one we have never seen.'</w:t>
             </w:r>
           </w:p>
         </w:tc>
@@ -11208,7 +11208,7 @@
                 <w:sz w:val="18"/>
                 <w:szCs w:val="18"/>
               </w:rPr>
-              <w:t xml:space="preserve">After the lesson, reflect on the following: (1) FACTORISATION FLUENCY — What proportion of learners successfully factorised a=1 expressions independently? What proportion attempted the a≠1 case? Were there common error patterns (e.g., sign errors when c is negative) that need re-addressing at the start of Lesson 4? (2) PHENOMENON CONNECTION — When learners updated their parabola models, did they spontaneously connect the zeros of the factored expression to the ball's landing, or did this require heavy scaffolding? If scaffolding was needed, consider adding an explicit 'zero-product property' mini-lesson at the opening of Lesson 4. (3) TILE ACTIVITY MANAGEMENT — Did the algebra tile / grid activity run efficiently in groups of 4? Were any groups off-task during the harder 2x²+7x+3 card? Consider whether reducing to pairs for the observation phase would increase individual accountability. (4) DQB QUALITY — Read the yellow stickies carefully. Do learner questions cluster around 'how to solve' (well-positioned for Lesson 4) or 'what is a quadratic' (suggests conceptual gaps from Lessons 1–2 that need addressing)? (5) KENYAN CONTEXT — Did the Kericho shamba context feel authentic to learners, or did it feel forced? Note any learner comments that suggest richer local contexts to use in future lessons (e.g., learners who mention their own family's farm plots or local athletics events).</w:t>
+              <w:t xml:space="preserve">After the lesson, reflect on the following: (1) FACTORISATION FLUENCY — What proportion of learners successfully factorised a=1 expressions independently? What proportion attempted the a≠1 case? Were there common error patterns (e.g., sign errors when c is negative) that need re-addressing at the start of Lesson 4? (2) PHENOMENON CONNECTION — When learners updated their parabola models, did they spontaneously connect the zeros of the factored expression to the ball's landing, or did this require heavy scaffolding? If scaffolding was needed, consider adding an explicit 'zero-product property' mini-lesson at the opening of Lesson 7. (3) TILE ACTIVITY MANAGEMENT — Did the algebra tile / grid activity run efficiently in groups of 4? Were any groups off-task during the harder 2x²+7x+3 card? Consider whether reducing to pairs for the observation phase would increase individual accountability. (4) DQB QUALITY — Read the yellow stickies carefully. Do learner questions cluster around 'how to solve' (well-positioned for Lesson 7) or 'what is a quadratic' (suggests conceptual gaps from Lessons 1–2 that need addressing)? (5) KENYAN CONTEXT — Did the Kericho shamba context feel authentic to learners, or did it feel forced? Note any learner comments that suggest richer local contexts to use in future lessons (e.g., learners who mention their own family's farm plots or local athletics events).</w:t>
             </w:r>
           </w:p>
         </w:tc>
@@ -11489,7 +11489,7 @@
         </w:rPr>
         <w:t xml:space="preserve">© 2026 SeaVuria and ARES. Aligned with KICD objectives. Developed by SeaVuria; technical implementation by ARES (with AI assistance from Claude). Licensed under </w:t>
       </w:r>
-      <w:hyperlink w:history="1" r:id="rIdw8tfatr3ss5ihsjmnhynm">
+      <w:hyperlink w:history="1" r:id="rId64evorl2zadocetdiqqsu">
         <w:r>
           <w:rPr>
             <w:rFonts w:ascii="Arial" w:cs="Arial" w:eastAsia="Arial" w:hAnsi="Arial"/>
@@ -11510,7 +11510,7 @@
         </w:rPr>
         <w:t xml:space="preserve"> (</w:t>
       </w:r>
-      <w:hyperlink w:history="1" r:id="rId-c7kwmzse0ryvts28jmto">
+      <w:hyperlink w:history="1" r:id="rId6tyiyfkh9dhubaw4d6t43">
         <w:r>
           <w:rPr>
             <w:rFonts w:ascii="Arial" w:cs="Arial" w:eastAsia="Arial" w:hAnsi="Arial"/>
@@ -12702,7 +12702,7 @@
             <w:pPr>
               <w:spacing w:after="20" w:before="0"/>
             </w:pPr>
-            <w:hyperlink w:history="1" r:id="rIdqi3tm9clcvj01igyhqwhj">
+            <w:hyperlink w:history="1" r:id="rIduosm4_s-xnxuz6bh7nz1i">
               <w:r>
                 <w:rPr>
                   <w:rFonts w:ascii="Arial" w:cs="Arial" w:eastAsia="Arial" w:hAnsi="Arial"/>
@@ -12735,7 +12735,7 @@
               <w:spacing w:after="10" w:before="0"/>
               <w:ind w:left="120"/>
             </w:pPr>
-            <w:hyperlink w:history="1" r:id="rIdkrzkhsp9_0zzjpxmsqls0">
+            <w:hyperlink w:history="1" r:id="rIdwotawhi-qeg2us8lk_6mr">
               <w:r>
                 <w:rPr>
                   <w:rFonts w:ascii="Arial" w:cs="Arial" w:eastAsia="Arial" w:hAnsi="Arial"/>
@@ -12780,7 +12780,7 @@
             <w:pPr>
               <w:spacing w:after="20" w:before="0"/>
             </w:pPr>
-            <w:hyperlink w:history="1" r:id="rIdshns545dgjy7all8ug5qb">
+            <w:hyperlink w:history="1" r:id="rIduismj69190zzllo6tyxqg">
               <w:r>
                 <w:rPr>
                   <w:rFonts w:ascii="Arial" w:cs="Arial" w:eastAsia="Arial" w:hAnsi="Arial"/>
@@ -12813,7 +12813,7 @@
               <w:spacing w:after="10" w:before="0"/>
               <w:ind w:left="120"/>
             </w:pPr>
-            <w:hyperlink w:history="1" r:id="rIdsbmqtga9ucfa6j_rauwfw">
+            <w:hyperlink w:history="1" r:id="rIdc6vwkodml6purutqjojbx">
               <w:r>
                 <w:rPr>
                   <w:rFonts w:ascii="Arial" w:cs="Arial" w:eastAsia="Arial" w:hAnsi="Arial"/>
@@ -13008,7 +13008,7 @@
             <w:pPr>
               <w:spacing w:after="20" w:before="0"/>
             </w:pPr>
-            <w:hyperlink w:history="1" r:id="rIdjsmvnf5inop3paezrilpz">
+            <w:hyperlink w:history="1" r:id="rIdqszrhhc0qqyqtxvph2hud">
               <w:r>
                 <w:rPr>
                   <w:rFonts w:ascii="Arial" w:cs="Arial" w:eastAsia="Arial" w:hAnsi="Arial"/>
@@ -13041,7 +13041,7 @@
               <w:spacing w:after="10" w:before="0"/>
               <w:ind w:left="120"/>
             </w:pPr>
-            <w:hyperlink w:history="1" r:id="rIdo2kojjyljfknijgi7ae_j">
+            <w:hyperlink w:history="1" r:id="rIdttsrenugrj3s7krehnqcg">
               <w:r>
                 <w:rPr>
                   <w:rFonts w:ascii="Arial" w:cs="Arial" w:eastAsia="Arial" w:hAnsi="Arial"/>
@@ -13086,7 +13086,7 @@
             <w:pPr>
               <w:spacing w:after="20" w:before="0"/>
             </w:pPr>
-            <w:hyperlink w:history="1" r:id="rIduadq5s_mecub6ydedh9hq">
+            <w:hyperlink w:history="1" r:id="rIdj-toswtblbd_jtk6iebe6">
               <w:r>
                 <w:rPr>
                   <w:rFonts w:ascii="Arial" w:cs="Arial" w:eastAsia="Arial" w:hAnsi="Arial"/>
@@ -13119,7 +13119,7 @@
               <w:spacing w:after="10" w:before="0"/>
               <w:ind w:left="120"/>
             </w:pPr>
-            <w:hyperlink w:history="1" r:id="rIdtynltf_ytfvr0fuethr9n">
+            <w:hyperlink w:history="1" r:id="rIdltvfoss4f9jxrrhps5ey9">
               <w:r>
                 <w:rPr>
                   <w:rFonts w:ascii="Arial" w:cs="Arial" w:eastAsia="Arial" w:hAnsi="Arial"/>
@@ -13314,7 +13314,7 @@
             <w:pPr>
               <w:spacing w:after="20" w:before="0"/>
             </w:pPr>
-            <w:hyperlink w:history="1" r:id="rId4uvm3tqvyi3qkgpwdklwr">
+            <w:hyperlink w:history="1" r:id="rId5t4vdclz-jzqszefwqoa4">
               <w:r>
                 <w:rPr>
                   <w:rFonts w:ascii="Arial" w:cs="Arial" w:eastAsia="Arial" w:hAnsi="Arial"/>
@@ -13347,7 +13347,7 @@
               <w:spacing w:after="10" w:before="0"/>
               <w:ind w:left="120"/>
             </w:pPr>
-            <w:hyperlink w:history="1" r:id="rIdkxzvfsvlgjrk86zct_lhd">
+            <w:hyperlink w:history="1" r:id="rIdxdsh7mhf4eluwflu8nbis">
               <w:r>
                 <w:rPr>
                   <w:rFonts w:ascii="Arial" w:cs="Arial" w:eastAsia="Arial" w:hAnsi="Arial"/>
@@ -13392,7 +13392,7 @@
             <w:pPr>
               <w:spacing w:after="20" w:before="0"/>
             </w:pPr>
-            <w:hyperlink w:history="1" r:id="rIdqshvl-rbjjs3e0p5g79n6">
+            <w:hyperlink w:history="1" r:id="rIdigb1tauaxh3she1a_evji">
               <w:r>
                 <w:rPr>
                   <w:rFonts w:ascii="Arial" w:cs="Arial" w:eastAsia="Arial" w:hAnsi="Arial"/>
@@ -13425,7 +13425,7 @@
               <w:spacing w:after="10" w:before="0"/>
               <w:ind w:left="120"/>
             </w:pPr>
-            <w:hyperlink w:history="1" r:id="rId_gtpl94_wzceqwi8l2dfs">
+            <w:hyperlink w:history="1" r:id="rIdfxvqolsegmqbajta9l9go">
               <w:r>
                 <w:rPr>
                   <w:rFonts w:ascii="Arial" w:cs="Arial" w:eastAsia="Arial" w:hAnsi="Arial"/>
@@ -13620,7 +13620,7 @@
             <w:pPr>
               <w:spacing w:after="20" w:before="0"/>
             </w:pPr>
-            <w:hyperlink w:history="1" r:id="rIdl4scp1321rds3dbsltqgz">
+            <w:hyperlink w:history="1" r:id="rIdhbxsuozw2fing0huhtl8v">
               <w:r>
                 <w:rPr>
                   <w:rFonts w:ascii="Arial" w:cs="Arial" w:eastAsia="Arial" w:hAnsi="Arial"/>
@@ -13653,7 +13653,7 @@
               <w:spacing w:after="10" w:before="0"/>
               <w:ind w:left="120"/>
             </w:pPr>
-            <w:hyperlink w:history="1" r:id="rIdwsxbg9-s5guu--ui6kc0p">
+            <w:hyperlink w:history="1" r:id="rIdro_i9ri6gdsynskoscqxl">
               <w:r>
                 <w:rPr>
                   <w:rFonts w:ascii="Arial" w:cs="Arial" w:eastAsia="Arial" w:hAnsi="Arial"/>
@@ -13698,7 +13698,7 @@
             <w:pPr>
               <w:spacing w:after="20" w:before="0"/>
             </w:pPr>
-            <w:hyperlink w:history="1" r:id="rIdzcwosxlehcru-dpg8tm-c">
+            <w:hyperlink w:history="1" r:id="rIdie0nwnh6uiusnoycydsai">
               <w:r>
                 <w:rPr>
                   <w:rFonts w:ascii="Arial" w:cs="Arial" w:eastAsia="Arial" w:hAnsi="Arial"/>
@@ -13731,7 +13731,7 @@
               <w:spacing w:after="10" w:before="0"/>
               <w:ind w:left="120"/>
             </w:pPr>
-            <w:hyperlink w:history="1" r:id="rId2tcdfp-qbtcb3cdmjy3zl">
+            <w:hyperlink w:history="1" r:id="rId4qhmo4zbwbbgmpxhsy0k4">
               <w:r>
                 <w:rPr>
                   <w:rFonts w:ascii="Arial" w:cs="Arial" w:eastAsia="Arial" w:hAnsi="Arial"/>
@@ -13926,7 +13926,7 @@
             <w:pPr>
               <w:spacing w:after="20" w:before="0"/>
             </w:pPr>
-            <w:hyperlink w:history="1" r:id="rIdrnaecsxa1txlb7lc3lcj4">
+            <w:hyperlink w:history="1" r:id="rIdq9ujdn9oupd10sfqrzogh">
               <w:r>
                 <w:rPr>
                   <w:rFonts w:ascii="Arial" w:cs="Arial" w:eastAsia="Arial" w:hAnsi="Arial"/>
@@ -13959,7 +13959,7 @@
               <w:spacing w:after="10" w:before="0"/>
               <w:ind w:left="120"/>
             </w:pPr>
-            <w:hyperlink w:history="1" r:id="rIdiad9xvaincpcdy9bavdaw">
+            <w:hyperlink w:history="1" r:id="rIdrql-fdiu3rwagisetgjky">
               <w:r>
                 <w:rPr>
                   <w:rFonts w:ascii="Arial" w:cs="Arial" w:eastAsia="Arial" w:hAnsi="Arial"/>
@@ -14004,7 +14004,7 @@
             <w:pPr>
               <w:spacing w:after="20" w:before="0"/>
             </w:pPr>
-            <w:hyperlink w:history="1" r:id="rIdllgmbqcdtua7xsmaujj6q">
+            <w:hyperlink w:history="1" r:id="rIdhydosrkcuzdnlfgzmfgu8">
               <w:r>
                 <w:rPr>
                   <w:rFonts w:ascii="Arial" w:cs="Arial" w:eastAsia="Arial" w:hAnsi="Arial"/>
@@ -14037,7 +14037,7 @@
               <w:spacing w:after="10" w:before="0"/>
               <w:ind w:left="120"/>
             </w:pPr>
-            <w:hyperlink w:history="1" r:id="rIdq10xdql1huj3gl5pqcbqb">
+            <w:hyperlink w:history="1" r:id="rId1tjdbfcrzscgqsemrrwln">
               <w:r>
                 <w:rPr>
                   <w:rFonts w:ascii="Arial" w:cs="Arial" w:eastAsia="Arial" w:hAnsi="Arial"/>
@@ -14079,7 +14079,7 @@
                 <w:sz w:val="18"/>
                 <w:szCs w:val="18"/>
               </w:rPr>
-              <w:t xml:space="preserve">Learners return to their cumulative algebraic model of the shot put's path. In Lesson 1 they described the curve qualitatively; in Lesson 2 they wrote h = −x² + 6x (or similar); in Lesson 3 they factorised it. Now they annotate their model diagram with a new layer: they examine whether any part of the height expression can be rewritten using an identity. Specifically, they complete the square mentally: noting that −x² + 6x = −(x² − 6x) = −[(x−3)² − 9] = −(x−3)² + 9, and mark on their parabola sketch the point x = 3 as the axis of symmetry and h = 9 as the maximum height. Learners label this on their diagram with the annotation: 'Identity used: (x−3)² — perfect square form reveals the turning point.' This is an introduction to completing the square, which will be formalised in a later lesson — here it is treated as a discovery.</w:t>
+              <w:t xml:space="preserve">Learners return to their cumulative algebraic model of the shot put's path. In Lesson 1 they described the curve qualitatively; in Lesson 2 they wrote a quadratic height rule; in Lesson 3 they met h = −x² + 6x and factorised it. Now they annotate their model diagram with a new layer: they examine whether any part of the height expression can be rewritten using an identity. Specifically, they complete the square mentally: noting that −x² + 6x = −(x² − 6x) = −[(x−3)² − 9] = −(x−3)² + 9, and mark on their parabola sketch the point x = 3 as the axis of symmetry and h = 9 as the maximum height. Learners label this on their diagram with the annotation: 'Identity used: (x−3)² — perfect square form reveals the turning point.' This is an introduction to completing the square, which will be formalised in a later lesson — here it is treated as a discovery.</w:t>
             </w:r>
           </w:p>
         </w:tc>
@@ -14625,7 +14625,7 @@
         </w:rPr>
         <w:t xml:space="preserve">© 2026 SeaVuria and ARES. Aligned with KICD objectives. Developed by SeaVuria; technical implementation by ARES (with AI assistance from Claude). Licensed under </w:t>
       </w:r>
-      <w:hyperlink w:history="1" r:id="rIdxlxbeuj8hxqledgxgv2fg">
+      <w:hyperlink w:history="1" r:id="rId03mwvoz28xttuupy9-qs_">
         <w:r>
           <w:rPr>
             <w:rFonts w:ascii="Arial" w:cs="Arial" w:eastAsia="Arial" w:hAnsi="Arial"/>
@@ -14646,7 +14646,7 @@
         </w:rPr>
         <w:t xml:space="preserve"> (</w:t>
       </w:r>
-      <w:hyperlink w:history="1" r:id="rIdojl3rpjnaauacmvfgmjjv">
+      <w:hyperlink w:history="1" r:id="rIddq1anchnknc1znkwo_u2n">
         <w:r>
           <w:rPr>
             <w:rFonts w:ascii="Arial" w:cs="Arial" w:eastAsia="Arial" w:hAnsi="Arial"/>
@@ -15659,7 +15659,7 @@
             <w:pPr>
               <w:spacing w:after="20" w:before="0"/>
             </w:pPr>
-            <w:hyperlink w:history="1" r:id="rIdgoabqnixwa28qcy5ckr1b">
+            <w:hyperlink w:history="1" r:id="rId5mdzsq6izgyrkckqx3xrk">
               <w:r>
                 <w:rPr>
                   <w:rFonts w:ascii="Arial" w:cs="Arial" w:eastAsia="Arial" w:hAnsi="Arial"/>
@@ -15692,7 +15692,7 @@
               <w:spacing w:after="10" w:before="0"/>
               <w:ind w:left="120"/>
             </w:pPr>
-            <w:hyperlink w:history="1" r:id="rIdssh9529tvz9j4q2qxr7tz">
+            <w:hyperlink w:history="1" r:id="rIdlykjjkgyd70co7gnbwy-i">
               <w:r>
                 <w:rPr>
                   <w:rFonts w:ascii="Arial" w:cs="Arial" w:eastAsia="Arial" w:hAnsi="Arial"/>
@@ -15737,7 +15737,7 @@
             <w:pPr>
               <w:spacing w:after="20" w:before="0"/>
             </w:pPr>
-            <w:hyperlink w:history="1" r:id="rId9a4o4ryauml7q-4eevtez">
+            <w:hyperlink w:history="1" r:id="rId5tvcqz_9xwubqopuewocl">
               <w:r>
                 <w:rPr>
                   <w:rFonts w:ascii="Arial" w:cs="Arial" w:eastAsia="Arial" w:hAnsi="Arial"/>
@@ -15770,7 +15770,7 @@
               <w:spacing w:after="10" w:before="0"/>
               <w:ind w:left="120"/>
             </w:pPr>
-            <w:hyperlink w:history="1" r:id="rIdgtfekfcdjlvwrabjhfur4">
+            <w:hyperlink w:history="1" r:id="rIdr6hlfw5pchh3vkrdypbek">
               <w:r>
                 <w:rPr>
                   <w:rFonts w:ascii="Arial" w:cs="Arial" w:eastAsia="Arial" w:hAnsi="Arial"/>
@@ -15965,7 +15965,7 @@
             <w:pPr>
               <w:spacing w:after="20" w:before="0"/>
             </w:pPr>
-            <w:hyperlink w:history="1" r:id="rIdv-te_4_ni0ohyw4broagz">
+            <w:hyperlink w:history="1" r:id="rIdy0q-ipvdvfg1rwib2szeg">
               <w:r>
                 <w:rPr>
                   <w:rFonts w:ascii="Arial" w:cs="Arial" w:eastAsia="Arial" w:hAnsi="Arial"/>
@@ -15998,7 +15998,7 @@
               <w:spacing w:after="10" w:before="0"/>
               <w:ind w:left="120"/>
             </w:pPr>
-            <w:hyperlink w:history="1" r:id="rIdogi62pcgiurndmggwxpb0">
+            <w:hyperlink w:history="1" r:id="rIdljydvlju9awrvs-1u3qis">
               <w:r>
                 <w:rPr>
                   <w:rFonts w:ascii="Arial" w:cs="Arial" w:eastAsia="Arial" w:hAnsi="Arial"/>
@@ -16043,7 +16043,7 @@
             <w:pPr>
               <w:spacing w:after="20" w:before="0"/>
             </w:pPr>
-            <w:hyperlink w:history="1" r:id="rIdh_fpnk3hkh0svqwhqnm6d">
+            <w:hyperlink w:history="1" r:id="rId8rsvgskapshg43t0bm9xn">
               <w:r>
                 <w:rPr>
                   <w:rFonts w:ascii="Arial" w:cs="Arial" w:eastAsia="Arial" w:hAnsi="Arial"/>
@@ -16076,7 +16076,7 @@
               <w:spacing w:after="10" w:before="0"/>
               <w:ind w:left="120"/>
             </w:pPr>
-            <w:hyperlink w:history="1" r:id="rIdpa4ueits6cm8wpre6weuu">
+            <w:hyperlink w:history="1" r:id="rIdx1ihk7wri8ci_bgtdn9e8">
               <w:r>
                 <w:rPr>
                   <w:rFonts w:ascii="Arial" w:cs="Arial" w:eastAsia="Arial" w:hAnsi="Arial"/>
@@ -16118,7 +16118,7 @@
                 <w:sz w:val="18"/>
                 <w:szCs w:val="18"/>
               </w:rPr>
-              <w:t xml:space="preserve">Learners work in groups of 4. Each group receives a FACTORISATION INVESTIGATION WORKSHEET with three sections. Section A: Product-Sum Table — groups complete a table where they find two numbers that multiply to give 'c' and add to give 'b' for six different expressions (e.g., x² + 7x + 12: find two numbers that multiply to 12 and add to 7). Kenyan context clues are embedded: 'A farmer in Kericho is dividing a rectangular tea shamba of area (x² + 7x + 12) m² into two strips. What could the length and width expressions be?' Section B: Grouping Method — groups work through two guided examples of factorising ax² + bx + c where a &gt; 1 (e.g., 2x² + 7x + 3) using the split-the-middle-term and grouping method, following annotated step cards. Section C: Verification — groups re-expand their factorised answers using the FOIL method learned in Lesson 4, confirming they recover the original expression. Each group records findings on a large manila sheet for gallery sharing.</w:t>
+              <w:t xml:space="preserve">Learners work in groups of 4. Each group receives a FACTORISATION INVESTIGATION WORKSHEET with three sections. Section A: Product-Sum Table — groups complete a table where they find two numbers that multiply to give 'c' and add to give 'b' for six different expressions (e.g., x² + 7x + 12: find two numbers that multiply to 12 and add to 7). Kenyan context clues are embedded: 'A farmer in Kericho is dividing a rectangular tea shamba of area (x² + 7x + 12) m² into two strips. What could the length and width expressions be?' Section B: Grouping Method — groups work through two guided examples of factorising ax² + bx + c where a &gt; 1 (e.g., 2x² + 7x + 3) using the split-the-middle-term and grouping method, following annotated step cards. Section C: Verification — groups re-expand their factorised answers using bracket expansion from Lesson 2, confirming they recover the original expression. Each group records findings on a large manila sheet for gallery sharing.</w:t>
             </w:r>
           </w:p>
         </w:tc>
@@ -16182,7 +16182,7 @@
                 <w:sz w:val="18"/>
                 <w:szCs w:val="18"/>
               </w:rPr>
-              <w:t xml:space="preserve">Structured Inquiry with Scaffolded Worksheet (NGSS Practice 4 — Analysing and Interpreting Data): The product-sum table provides a concrete data-collection experience before abstraction. Learners are not told the rule; they discover the product-sum relationship by completing the table across six cases. The Kericho shamba context grounds each expression in a physical rectangle, reinforcing that factors represent dimensions — exactly as the area-model derived quadratic identities in Lesson 2. Verification by re-expansion (Section C) closes the loop, making factorisation falsifiable: if re-expansion fails, the factorisation is wrong.</w:t>
+              <w:t xml:space="preserve">Structured Inquiry with Scaffolded Worksheet (NGSS Practice 4 — Analysing and Interpreting Data): The product-sum table provides a concrete data-collection experience before abstraction. Learners are not told the rule; they discover the product-sum relationship by completing the table across six cases. The Kericho shamba context grounds each expression in a physical rectangle, reinforcing that factors represent dimensions — exactly as in the Lesson 2 area models. Verification by re-expansion (Section C) closes the loop, making factorisation falsifiable: if re-expansion fails, the factorisation is wrong.</w:t>
             </w:r>
           </w:p>
         </w:tc>
@@ -16271,7 +16271,7 @@
             <w:pPr>
               <w:spacing w:after="20" w:before="0"/>
             </w:pPr>
-            <w:hyperlink w:history="1" r:id="rIdvpc6ijlfjvx7sl3sif6nr">
+            <w:hyperlink w:history="1" r:id="rIdte19odbbit5eyltt8gjby">
               <w:r>
                 <w:rPr>
                   <w:rFonts w:ascii="Arial" w:cs="Arial" w:eastAsia="Arial" w:hAnsi="Arial"/>
@@ -16304,7 +16304,7 @@
               <w:spacing w:after="10" w:before="0"/>
               <w:ind w:left="120"/>
             </w:pPr>
-            <w:hyperlink w:history="1" r:id="rId1lzf8ps1ymu2esskkdt4v">
+            <w:hyperlink w:history="1" r:id="rIdbebxmttvayzu98alubrcc">
               <w:r>
                 <w:rPr>
                   <w:rFonts w:ascii="Arial" w:cs="Arial" w:eastAsia="Arial" w:hAnsi="Arial"/>
@@ -16349,7 +16349,7 @@
             <w:pPr>
               <w:spacing w:after="20" w:before="0"/>
             </w:pPr>
-            <w:hyperlink w:history="1" r:id="rIdbkdm5cgkehhtk2jrk4vgy">
+            <w:hyperlink w:history="1" r:id="rIdx8mr_nshacb8mf_rs_jdm">
               <w:r>
                 <w:rPr>
                   <w:rFonts w:ascii="Arial" w:cs="Arial" w:eastAsia="Arial" w:hAnsi="Arial"/>
@@ -16398,7 +16398,7 @@
               <w:spacing w:after="10" w:before="0"/>
               <w:ind w:left="120"/>
             </w:pPr>
-            <w:hyperlink w:history="1" r:id="rIdm03wnv83cp2t2cwuony6i">
+            <w:hyperlink w:history="1" r:id="rIdrj62fos0297ujf1v16zha">
               <w:r>
                 <w:rPr>
                   <w:rFonts w:ascii="Arial" w:cs="Arial" w:eastAsia="Arial" w:hAnsi="Arial"/>
@@ -16593,7 +16593,7 @@
             <w:pPr>
               <w:spacing w:after="20" w:before="0"/>
             </w:pPr>
-            <w:hyperlink w:history="1" r:id="rIddgnmmfhmhncnuyisplnjs">
+            <w:hyperlink w:history="1" r:id="rIdtx176m4mey3xxv6d6xrhs">
               <w:r>
                 <w:rPr>
                   <w:rFonts w:ascii="Arial" w:cs="Arial" w:eastAsia="Arial" w:hAnsi="Arial"/>
@@ -16626,7 +16626,7 @@
               <w:spacing w:after="10" w:before="0"/>
               <w:ind w:left="120"/>
             </w:pPr>
-            <w:hyperlink w:history="1" r:id="rIdrxxud2c5tstol3muy-e9g">
+            <w:hyperlink w:history="1" r:id="rId-gqhchdborg3nq4hjzojf">
               <w:r>
                 <w:rPr>
                   <w:rFonts w:ascii="Arial" w:cs="Arial" w:eastAsia="Arial" w:hAnsi="Arial"/>
@@ -16671,7 +16671,7 @@
             <w:pPr>
               <w:spacing w:after="20" w:before="0"/>
             </w:pPr>
-            <w:hyperlink w:history="1" r:id="rIdkijhnezjg0j2abd3qpvhy">
+            <w:hyperlink w:history="1" r:id="rIdwphxbn0vrh1v-edqn-tio">
               <w:r>
                 <w:rPr>
                   <w:rFonts w:ascii="Arial" w:cs="Arial" w:eastAsia="Arial" w:hAnsi="Arial"/>
@@ -16720,7 +16720,7 @@
               <w:spacing w:after="10" w:before="0"/>
               <w:ind w:left="120"/>
             </w:pPr>
-            <w:hyperlink w:history="1" r:id="rIdewhql_lc1sqj7gymbglk3">
+            <w:hyperlink w:history="1" r:id="rIdkl7sc7ozsgmkzlslgepj2">
               <w:r>
                 <w:rPr>
                   <w:rFonts w:ascii="Arial" w:cs="Arial" w:eastAsia="Arial" w:hAnsi="Arial"/>
@@ -16915,7 +16915,7 @@
             <w:pPr>
               <w:spacing w:after="20" w:before="0"/>
             </w:pPr>
-            <w:hyperlink w:history="1" r:id="rIdkk_c7dvnteljgb7-rf1mx">
+            <w:hyperlink w:history="1" r:id="rIdmsgyxpdu1oungvgvbs7zx">
               <w:r>
                 <w:rPr>
                   <w:rFonts w:ascii="Arial" w:cs="Arial" w:eastAsia="Arial" w:hAnsi="Arial"/>
@@ -16948,7 +16948,7 @@
               <w:spacing w:after="10" w:before="0"/>
               <w:ind w:left="120"/>
             </w:pPr>
-            <w:hyperlink w:history="1" r:id="rId6hc8htipmrwijp55ydiox">
+            <w:hyperlink w:history="1" r:id="rIdhw5kf0kzhgbe9do2hb-cq">
               <w:r>
                 <w:rPr>
                   <w:rFonts w:ascii="Arial" w:cs="Arial" w:eastAsia="Arial" w:hAnsi="Arial"/>
@@ -16993,7 +16993,7 @@
             <w:pPr>
               <w:spacing w:after="20" w:before="0"/>
             </w:pPr>
-            <w:hyperlink w:history="1" r:id="rIdu2n3coz7kctgzoohnagjr">
+            <w:hyperlink w:history="1" r:id="rIdimjd8dqbycatm631wuw3i">
               <w:r>
                 <w:rPr>
                   <w:rFonts w:ascii="Arial" w:cs="Arial" w:eastAsia="Arial" w:hAnsi="Arial"/>
@@ -17026,7 +17026,7 @@
               <w:spacing w:after="10" w:before="0"/>
               <w:ind w:left="120"/>
             </w:pPr>
-            <w:hyperlink w:history="1" r:id="rIdun2upudcffuti_quynay9">
+            <w:hyperlink w:history="1" r:id="rIdlwjc2hbtmcval9au9cc7l">
               <w:r>
                 <w:rPr>
                   <w:rFonts w:ascii="Arial" w:cs="Arial" w:eastAsia="Arial" w:hAnsi="Arial"/>
@@ -17479,7 +17479,7 @@
                 <w:sz w:val="18"/>
                 <w:szCs w:val="18"/>
               </w:rPr>
-              <w:t xml:space="preserve">Learners completed a Factorisation Investigation Worksheet in groups of 4, discovering the product-sum rule by filling a structured table and applying it to factor six quadratic expressions — including a Kericho tea-shamba area context. They then verified each factorisation by re-expanding using the FOIL method from Lesson 4. Groups recorded findings on manila sheets for gallery sharing.</w:t>
+              <w:t xml:space="preserve">Learners completed a Factorisation Investigation Worksheet in groups of 4, discovering the product-sum rule by filling a structured table and applying it to factor six quadratic expressions — including a Kericho tea-shamba area context. They then verified each factorisation by re-expanding using bracket expansion from Lesson 2. Groups recorded findings on manila sheets for gallery sharing.</w:t>
             </w:r>
           </w:p>
         </w:tc>
@@ -17633,7 +17633,7 @@
         </w:rPr>
         <w:t xml:space="preserve">© 2026 SeaVuria and ARES. Aligned with KICD objectives. Developed by SeaVuria; technical implementation by ARES (with AI assistance from Claude). Licensed under </w:t>
       </w:r>
-      <w:hyperlink w:history="1" r:id="rIdwu0ty-xrvkwhonndqueog">
+      <w:hyperlink w:history="1" r:id="rIdxcsq6tm0phrsxza8hi0h3">
         <w:r>
           <w:rPr>
             <w:rFonts w:ascii="Arial" w:cs="Arial" w:eastAsia="Arial" w:hAnsi="Arial"/>
@@ -17654,7 +17654,7 @@
         </w:rPr>
         <w:t xml:space="preserve"> (</w:t>
       </w:r>
-      <w:hyperlink w:history="1" r:id="rIdegusho_higyij2lyteaq0">
+      <w:hyperlink w:history="1" r:id="rIdwycpmp1oadhnzeu9ruf0c">
         <w:r>
           <w:rPr>
             <w:rFonts w:ascii="Arial" w:cs="Arial" w:eastAsia="Arial" w:hAnsi="Arial"/>
@@ -18667,7 +18667,7 @@
             <w:pPr>
               <w:spacing w:after="20" w:before="0"/>
             </w:pPr>
-            <w:hyperlink w:history="1" r:id="rIdwiawa-hxljlconkqpl12j">
+            <w:hyperlink w:history="1" r:id="rIdhvlljlv_ixnc_sewzokkd">
               <w:r>
                 <w:rPr>
                   <w:rFonts w:ascii="Arial" w:cs="Arial" w:eastAsia="Arial" w:hAnsi="Arial"/>
@@ -18716,7 +18716,7 @@
               <w:spacing w:after="10" w:before="0"/>
               <w:ind w:left="120"/>
             </w:pPr>
-            <w:hyperlink w:history="1" r:id="rIdkmyuqz5dan-cp1wm3nvvc">
+            <w:hyperlink w:history="1" r:id="rIddwh4w7av8i9zxbdbxbcr8">
               <w:r>
                 <w:rPr>
                   <w:rFonts w:ascii="Arial" w:cs="Arial" w:eastAsia="Arial" w:hAnsi="Arial"/>
@@ -18761,7 +18761,7 @@
             <w:pPr>
               <w:spacing w:after="20" w:before="0"/>
             </w:pPr>
-            <w:hyperlink w:history="1" r:id="rIdnf8rch8fqugwh18oe7znd">
+            <w:hyperlink w:history="1" r:id="rId-bovsycx5ergf0f-_dd6a">
               <w:r>
                 <w:rPr>
                   <w:rFonts w:ascii="Arial" w:cs="Arial" w:eastAsia="Arial" w:hAnsi="Arial"/>
@@ -18810,7 +18810,7 @@
               <w:spacing w:after="10" w:before="0"/>
               <w:ind w:left="120"/>
             </w:pPr>
-            <w:hyperlink w:history="1" r:id="rIdrj5zrojmryrvrfgfejvix">
+            <w:hyperlink w:history="1" r:id="rIdbs1eqzl_lrwjmdoxeyz8f">
               <w:r>
                 <w:rPr>
                   <w:rFonts w:ascii="Arial" w:cs="Arial" w:eastAsia="Arial" w:hAnsi="Arial"/>
@@ -19100,7 +19100,7 @@
             <w:pPr>
               <w:spacing w:after="20" w:before="0"/>
             </w:pPr>
-            <w:hyperlink w:history="1" r:id="rIdhb6eto2iepcu-7biphlqk">
+            <w:hyperlink w:history="1" r:id="rIda0cvaww7e2tvjxadmzvbe">
               <w:r>
                 <w:rPr>
                   <w:rFonts w:ascii="Arial" w:cs="Arial" w:eastAsia="Arial" w:hAnsi="Arial"/>
@@ -19149,7 +19149,7 @@
               <w:spacing w:after="10" w:before="0"/>
               <w:ind w:left="120"/>
             </w:pPr>
-            <w:hyperlink w:history="1" r:id="rIdvoftrp3atarfqrlyvbjwa">
+            <w:hyperlink w:history="1" r:id="rIdspojisflhtjydiy_ydl9-">
               <w:r>
                 <w:rPr>
                   <w:rFonts w:ascii="Arial" w:cs="Arial" w:eastAsia="Arial" w:hAnsi="Arial"/>
@@ -19194,7 +19194,7 @@
             <w:pPr>
               <w:spacing w:after="20" w:before="0"/>
             </w:pPr>
-            <w:hyperlink w:history="1" r:id="rId6z6imm23-zpr10bykxy2f">
+            <w:hyperlink w:history="1" r:id="rIdosxjhflunzdj1dghlnc3n">
               <w:r>
                 <w:rPr>
                   <w:rFonts w:ascii="Arial" w:cs="Arial" w:eastAsia="Arial" w:hAnsi="Arial"/>
@@ -19243,7 +19243,7 @@
               <w:spacing w:after="10" w:before="0"/>
               <w:ind w:left="120"/>
             </w:pPr>
-            <w:hyperlink w:history="1" r:id="rIdprxbxrgnhzpvs4fsn7mya">
+            <w:hyperlink w:history="1" r:id="rIdov6rfn6saexcjqyuphpth">
               <w:r>
                 <w:rPr>
                   <w:rFonts w:ascii="Arial" w:cs="Arial" w:eastAsia="Arial" w:hAnsi="Arial"/>
@@ -19856,7 +19856,7 @@
             <w:pPr>
               <w:spacing w:after="20" w:before="0"/>
             </w:pPr>
-            <w:hyperlink w:history="1" r:id="rId-m6lgkqhvqmqfywynrcda">
+            <w:hyperlink w:history="1" r:id="rIdzlpcijvmitjbou7xssofz">
               <w:r>
                 <w:rPr>
                   <w:rFonts w:ascii="Arial" w:cs="Arial" w:eastAsia="Arial" w:hAnsi="Arial"/>
@@ -19905,7 +19905,7 @@
               <w:spacing w:after="10" w:before="0"/>
               <w:ind w:left="120"/>
             </w:pPr>
-            <w:hyperlink w:history="1" r:id="rId4fwfkefh_cdy0c11rswkj">
+            <w:hyperlink w:history="1" r:id="rIdcgcfxc5rimmkyeovrhcc_">
               <w:r>
                 <w:rPr>
                   <w:rFonts w:ascii="Arial" w:cs="Arial" w:eastAsia="Arial" w:hAnsi="Arial"/>
@@ -19950,7 +19950,7 @@
             <w:pPr>
               <w:spacing w:after="20" w:before="0"/>
             </w:pPr>
-            <w:hyperlink w:history="1" r:id="rIdf2kkejpbswptihqeuj0tx">
+            <w:hyperlink w:history="1" r:id="rIdppnuhiisstgho6tfpim8w">
               <w:r>
                 <w:rPr>
                   <w:rFonts w:ascii="Arial" w:cs="Arial" w:eastAsia="Arial" w:hAnsi="Arial"/>
@@ -19999,7 +19999,7 @@
               <w:spacing w:after="10" w:before="0"/>
               <w:ind w:left="120"/>
             </w:pPr>
-            <w:hyperlink w:history="1" r:id="rIdqrv_etvgmiljk9m4lqsc3">
+            <w:hyperlink w:history="1" r:id="rIdccvaqfobb42jbxhysndan">
               <w:r>
                 <w:rPr>
                   <w:rFonts w:ascii="Arial" w:cs="Arial" w:eastAsia="Arial" w:hAnsi="Arial"/>
@@ -20555,7 +20555,7 @@
             <w:pPr>
               <w:spacing w:after="20" w:before="0"/>
             </w:pPr>
-            <w:hyperlink w:history="1" r:id="rId0pz9gv7ea95hl4lm7bhmj">
+            <w:hyperlink w:history="1" r:id="rId1h_exze-ykk_oqqtkxgo-">
               <w:r>
                 <w:rPr>
                   <w:rFonts w:ascii="Arial" w:cs="Arial" w:eastAsia="Arial" w:hAnsi="Arial"/>
@@ -20604,7 +20604,7 @@
               <w:spacing w:after="10" w:before="0"/>
               <w:ind w:left="120"/>
             </w:pPr>
-            <w:hyperlink w:history="1" r:id="rIdwmvhj3dhdlcaumzfmr_ei">
+            <w:hyperlink w:history="1" r:id="rIdzcbyosiot6efy4z1afxc_">
               <w:r>
                 <w:rPr>
                   <w:rFonts w:ascii="Arial" w:cs="Arial" w:eastAsia="Arial" w:hAnsi="Arial"/>
@@ -20649,7 +20649,7 @@
             <w:pPr>
               <w:spacing w:after="20" w:before="0"/>
             </w:pPr>
-            <w:hyperlink w:history="1" r:id="rIddtnyvgjvwzndpeseulsiz">
+            <w:hyperlink w:history="1" r:id="rIdrhqemkyit1jbp2ci9kkok">
               <w:r>
                 <w:rPr>
                   <w:rFonts w:ascii="Arial" w:cs="Arial" w:eastAsia="Arial" w:hAnsi="Arial"/>
@@ -20698,7 +20698,7 @@
               <w:spacing w:after="10" w:before="0"/>
               <w:ind w:left="120"/>
             </w:pPr>
-            <w:hyperlink w:history="1" r:id="rIdo2pws3dwn1ty3up7y3ech">
+            <w:hyperlink w:history="1" r:id="rIdrohkzllvk9hrq1hvqpmi7">
               <w:r>
                 <w:rPr>
                   <w:rFonts w:ascii="Arial" w:cs="Arial" w:eastAsia="Arial" w:hAnsi="Arial"/>
@@ -20969,7 +20969,7 @@
             <w:pPr>
               <w:spacing w:after="20" w:before="0"/>
             </w:pPr>
-            <w:hyperlink w:history="1" r:id="rIdiqzbw03n4tlkcewbjc-xl">
+            <w:hyperlink w:history="1" r:id="rIdksz1as0improeff836wet">
               <w:r>
                 <w:rPr>
                   <w:rFonts w:ascii="Arial" w:cs="Arial" w:eastAsia="Arial" w:hAnsi="Arial"/>
@@ -21018,7 +21018,7 @@
               <w:spacing w:after="10" w:before="0"/>
               <w:ind w:left="120"/>
             </w:pPr>
-            <w:hyperlink w:history="1" r:id="rIdbxzqzom5ncgaaxztixpys">
+            <w:hyperlink w:history="1" r:id="rIdlmidtlfp-prpe6mw1uawg">
               <w:r>
                 <w:rPr>
                   <w:rFonts w:ascii="Arial" w:cs="Arial" w:eastAsia="Arial" w:hAnsi="Arial"/>
@@ -21063,7 +21063,7 @@
             <w:pPr>
               <w:spacing w:after="20" w:before="0"/>
             </w:pPr>
-            <w:hyperlink w:history="1" r:id="rIdi0j9wvumnlxr_mj1t5vsv">
+            <w:hyperlink w:history="1" r:id="rIddjsqs3ddq6okyrkoigjgz">
               <w:r>
                 <w:rPr>
                   <w:rFonts w:ascii="Arial" w:cs="Arial" w:eastAsia="Arial" w:hAnsi="Arial"/>
@@ -21112,7 +21112,7 @@
               <w:spacing w:after="10" w:before="0"/>
               <w:ind w:left="120"/>
             </w:pPr>
-            <w:hyperlink w:history="1" r:id="rIdbbopx2iwipp0zusc-kx_i">
+            <w:hyperlink w:history="1" r:id="rIdhlfyrguf2naa-gryes5m2">
               <w:r>
                 <w:rPr>
                   <w:rFonts w:ascii="Arial" w:cs="Arial" w:eastAsia="Arial" w:hAnsi="Arial"/>
@@ -21719,7 +21719,7 @@
         </w:rPr>
         <w:t xml:space="preserve">© 2026 SeaVuria and ARES. Aligned with KICD objectives. Developed by SeaVuria; technical implementation by ARES (with AI assistance from Claude). Licensed under </w:t>
       </w:r>
-      <w:hyperlink w:history="1" r:id="rIdhd0j8brstfnih93ekx31k">
+      <w:hyperlink w:history="1" r:id="rIdtcw2g7agkvwslbq8afnih">
         <w:r>
           <w:rPr>
             <w:rFonts w:ascii="Arial" w:cs="Arial" w:eastAsia="Arial" w:hAnsi="Arial"/>
@@ -21740,7 +21740,7 @@
         </w:rPr>
         <w:t xml:space="preserve"> (</w:t>
       </w:r>
-      <w:hyperlink w:history="1" r:id="rId5clmo53rbzkimjr0rtwq_">
+      <w:hyperlink w:history="1" r:id="rId-wmwrwix60oevsiasz4v6">
         <w:r>
           <w:rPr>
             <w:rFonts w:ascii="Arial" w:cs="Arial" w:eastAsia="Arial" w:hAnsi="Arial"/>
@@ -22311,7 +22311,7 @@
                 <w:sz w:val="18"/>
                 <w:szCs w:val="18"/>
               </w:rPr>
-              <w:t xml:space="preserve">In earlier lessons learners formed quadratic expressions (Lessons 1–3), factorised them using common factor, grouping, difference of two squares, and the trinomial method (Lessons 4–6). Now, in Lesson 7, learners take the decisive step: they set a quadratic expression equal to a value, rearrange into standard form, and solve — directly answering the driving question 'exactly where will the ball land?' and 'what dimensions give the farmer the required area?' This is the algebraic climax of the evidence-gathering sequence before the final Model-Building synthesis lesson.</w:t>
+              <w:t xml:space="preserve">In earlier lessons learners formed quadratic expressions (Lessons 1, 2 and 6), factorised them using common factor, grouping, difference of two squares, and the trinomial method (Lessons 3–5). Now, in Lesson 7, learners take the decisive step: they set a quadratic expression equal to a value, rearrange into standard form, and solve — directly answering the driving question 'exactly where will the ball land?' and 'what dimensions give the farmer the required area?' This is the algebraic climax of the evidence-gathering sequence before the final Model-Building synthesis lesson.</w:t>
             </w:r>
           </w:p>
         </w:tc>
@@ -22753,7 +22753,7 @@
             <w:pPr>
               <w:spacing w:after="20" w:before="0"/>
             </w:pPr>
-            <w:hyperlink w:history="1" r:id="rId6erne_o5xmpisklhgt4vt">
+            <w:hyperlink w:history="1" r:id="rIdwhtzyk5hirun0ggueaf77">
               <w:r>
                 <w:rPr>
                   <w:rFonts w:ascii="Arial" w:cs="Arial" w:eastAsia="Arial" w:hAnsi="Arial"/>
@@ -22786,7 +22786,7 @@
               <w:spacing w:after="10" w:before="0"/>
               <w:ind w:left="120"/>
             </w:pPr>
-            <w:hyperlink w:history="1" r:id="rIdjdsmjtkemjiijvbiozehr">
+            <w:hyperlink w:history="1" r:id="rIdjifj5c1nacmbztgsirnjy">
               <w:r>
                 <w:rPr>
                   <w:rFonts w:ascii="Arial" w:cs="Arial" w:eastAsia="Arial" w:hAnsi="Arial"/>
@@ -22831,7 +22831,7 @@
             <w:pPr>
               <w:spacing w:after="20" w:before="0"/>
             </w:pPr>
-            <w:hyperlink w:history="1" r:id="rIdno91sbguehvpu52veubct">
+            <w:hyperlink w:history="1" r:id="rIde7bazlpg1iaaujryhq54c">
               <w:r>
                 <w:rPr>
                   <w:rFonts w:ascii="Arial" w:cs="Arial" w:eastAsia="Arial" w:hAnsi="Arial"/>
@@ -22864,7 +22864,7 @@
               <w:spacing w:after="10" w:before="0"/>
               <w:ind w:left="120"/>
             </w:pPr>
-            <w:hyperlink w:history="1" r:id="rIdvpnlcm8138fi2_sac33sb">
+            <w:hyperlink w:history="1" r:id="rIdgczjduyixgaavqu4184-t">
               <w:r>
                 <w:rPr>
                   <w:rFonts w:ascii="Arial" w:cs="Arial" w:eastAsia="Arial" w:hAnsi="Arial"/>
@@ -23059,7 +23059,7 @@
             <w:pPr>
               <w:spacing w:after="20" w:before="0"/>
             </w:pPr>
-            <w:hyperlink w:history="1" r:id="rIds8rlj3c5kvvcecy-et17s">
+            <w:hyperlink w:history="1" r:id="rIdebces56a88tndnfvyvabl">
               <w:r>
                 <w:rPr>
                   <w:rFonts w:ascii="Arial" w:cs="Arial" w:eastAsia="Arial" w:hAnsi="Arial"/>
@@ -23092,7 +23092,7 @@
               <w:spacing w:after="10" w:before="0"/>
               <w:ind w:left="120"/>
             </w:pPr>
-            <w:hyperlink w:history="1" r:id="rIdwtwd0ptqrmrpqg5zhsj9y">
+            <w:hyperlink w:history="1" r:id="rIdsimw7i_kn0rhxmliej7k0">
               <w:r>
                 <w:rPr>
                   <w:rFonts w:ascii="Arial" w:cs="Arial" w:eastAsia="Arial" w:hAnsi="Arial"/>
@@ -23137,7 +23137,7 @@
             <w:pPr>
               <w:spacing w:after="20" w:before="0"/>
             </w:pPr>
-            <w:hyperlink w:history="1" r:id="rIdboqrj4m7eifa-nzwhdspb">
+            <w:hyperlink w:history="1" r:id="rIdezusibisozwg0f17ilzva">
               <w:r>
                 <w:rPr>
                   <w:rFonts w:ascii="Arial" w:cs="Arial" w:eastAsia="Arial" w:hAnsi="Arial"/>
@@ -23170,7 +23170,7 @@
               <w:spacing w:after="10" w:before="0"/>
               <w:ind w:left="120"/>
             </w:pPr>
-            <w:hyperlink w:history="1" r:id="rIdjjo13sdpquvyggu_k3w4k">
+            <w:hyperlink w:history="1" r:id="rId6jfwzc64hihtzc_j1tfji">
               <w:r>
                 <w:rPr>
                   <w:rFonts w:ascii="Arial" w:cs="Arial" w:eastAsia="Arial" w:hAnsi="Arial"/>
@@ -23365,7 +23365,7 @@
             <w:pPr>
               <w:spacing w:after="20" w:before="0"/>
             </w:pPr>
-            <w:hyperlink w:history="1" r:id="rId9b5vkqyzknl1vqpazsaeq">
+            <w:hyperlink w:history="1" r:id="rIdlvdhdxmxw__uvkc0izlfe">
               <w:r>
                 <w:rPr>
                   <w:rFonts w:ascii="Arial" w:cs="Arial" w:eastAsia="Arial" w:hAnsi="Arial"/>
@@ -23398,7 +23398,7 @@
               <w:spacing w:after="10" w:before="0"/>
               <w:ind w:left="120"/>
             </w:pPr>
-            <w:hyperlink w:history="1" r:id="rIdydrrcwiag5846qjfx2mlg">
+            <w:hyperlink w:history="1" r:id="rIdgthdalvdmcdaxo6igdhwu">
               <w:r>
                 <w:rPr>
                   <w:rFonts w:ascii="Arial" w:cs="Arial" w:eastAsia="Arial" w:hAnsi="Arial"/>
@@ -23443,7 +23443,7 @@
             <w:pPr>
               <w:spacing w:after="20" w:before="0"/>
             </w:pPr>
-            <w:hyperlink w:history="1" r:id="rIdbgwcs4vauifwhwokwghop">
+            <w:hyperlink w:history="1" r:id="rId9o9bmocncm7j3slmxnzp8">
               <w:r>
                 <w:rPr>
                   <w:rFonts w:ascii="Arial" w:cs="Arial" w:eastAsia="Arial" w:hAnsi="Arial"/>
@@ -23476,7 +23476,7 @@
               <w:spacing w:after="10" w:before="0"/>
               <w:ind w:left="120"/>
             </w:pPr>
-            <w:hyperlink w:history="1" r:id="rId_h6imadqgk8wjzp7jqz-n">
+            <w:hyperlink w:history="1" r:id="rIdvml3xlsx1cm5_ns7oulsf">
               <w:r>
                 <w:rPr>
                   <w:rFonts w:ascii="Arial" w:cs="Arial" w:eastAsia="Arial" w:hAnsi="Arial"/>
@@ -23550,7 +23550,7 @@
                 <w:sz w:val="18"/>
                 <w:szCs w:val="18"/>
               </w:rPr>
-              <w:t xml:space="preserve">Begin with a 10-minute teacher-led demonstration at the board, narrating every step aloud. For x² − 6x = 0 say: 'I notice there is a common factor of x — this is exactly what we practised in Lesson 4. I factorise to get x(x − 6) = 0. Now the Zero Product Property tells me: if two things multiply to zero, at least one of them must be zero. So either x = 0 or x − 6 = 0. Go back to the phenomenon — what does x = 0 mean on the sports field? And what does x = 6 mean?' Allow 10 seconds WAIT TIME, then cold-call: 'Kipchoge, what does x = 6 tell us about the shot put?' For x² + 3x − 40 = 0, model the factor-search aloud: 'I need two integers that multiply to −40 and add to +3. I will list factor pairs of 40: 1×40, 2×20, 4×10, 5×8. Which pair has a difference of 3? Five and eight. Since the product is negative, one must be negative. Does −5 + 8 = 3? Yes. So (x − 5)(x + 8) = 0.' After demonstrating the quadratic formula re-solve, say: 'Both methods give x = 5 and x = −8. Now I must ask — can a side of a shamba be −8 metres? Discuss with your partner for 30 seconds.' Cold-call: 'Amina, what do we do with x = −8 and why?' During paired extension practice, circulate and prompt struggling learners with: 'What is your value of a, b, and c? Write them down before substituting.' After 15 minutes, select one pair to present extension problem (ii) on the board while the class checks their own work.</w:t>
+              <w:t xml:space="preserve">Begin with a 10-minute teacher-led demonstration at the board, narrating every step aloud. For x² − 6x = 0 say: 'I notice there is a common factor of x — this is exactly what we practised in Lesson 5. I factorise to get x(x − 6) = 0. Now the Zero Product Property tells me: if two things multiply to zero, at least one of them must be zero. So either x = 0 or x − 6 = 0. Go back to the phenomenon — what does x = 0 mean on the sports field? And what does x = 6 mean?' Allow 10 seconds WAIT TIME, then cold-call: 'Kipchoge, what does x = 6 tell us about the shot put?' For x² + 3x − 40 = 0, model the factor-search aloud: 'I need two integers that multiply to −40 and add to +3. I will list factor pairs of 40: 1×40, 2×20, 4×10, 5×8. Which pair has a difference of 3? Five and eight. Since the product is negative, one must be negative. Does −5 + 8 = 3? Yes. So (x − 5)(x + 8) = 0.' After demonstrating the quadratic formula re-solve, say: 'Both methods give x = 5 and x = −8. Now I must ask — can a side of a shamba be −8 metres? Discuss with your partner for 30 seconds.' Cold-call: 'Amina, what do we do with x = −8 and why?' During paired extension practice, circulate and prompt struggling learners with: 'What is your value of a, b, and c? Write them down before substituting.' After 15 minutes, select one pair to present extension problem (ii) on the board while the class checks their own work.</w:t>
             </w:r>
           </w:p>
         </w:tc>
@@ -23671,7 +23671,7 @@
             <w:pPr>
               <w:spacing w:after="20" w:before="0"/>
             </w:pPr>
-            <w:hyperlink w:history="1" r:id="rIdvd9wmnhyamu7ezjlpprb5">
+            <w:hyperlink w:history="1" r:id="rIdrgbnjvgj8o4_ytqb4duxs">
               <w:r>
                 <w:rPr>
                   <w:rFonts w:ascii="Arial" w:cs="Arial" w:eastAsia="Arial" w:hAnsi="Arial"/>
@@ -23704,7 +23704,7 @@
               <w:spacing w:after="10" w:before="0"/>
               <w:ind w:left="120"/>
             </w:pPr>
-            <w:hyperlink w:history="1" r:id="rId_wqp5s2lperxhc4u-sm2h">
+            <w:hyperlink w:history="1" r:id="rIdbg0didwgcoxg_br9gtbod">
               <w:r>
                 <w:rPr>
                   <w:rFonts w:ascii="Arial" w:cs="Arial" w:eastAsia="Arial" w:hAnsi="Arial"/>
@@ -23749,7 +23749,7 @@
             <w:pPr>
               <w:spacing w:after="20" w:before="0"/>
             </w:pPr>
-            <w:hyperlink w:history="1" r:id="rId9kcesgifxkucapmwaro5j">
+            <w:hyperlink w:history="1" r:id="rIdd7cq9jhgrgtaodqfpvatp">
               <w:r>
                 <w:rPr>
                   <w:rFonts w:ascii="Arial" w:cs="Arial" w:eastAsia="Arial" w:hAnsi="Arial"/>
@@ -23782,7 +23782,7 @@
               <w:spacing w:after="10" w:before="0"/>
               <w:ind w:left="120"/>
             </w:pPr>
-            <w:hyperlink w:history="1" r:id="rIddywho1zfenhow9wkhvjxu">
+            <w:hyperlink w:history="1" r:id="rId_t3rmg1sq3nqhxib4ijyc">
               <w:r>
                 <w:rPr>
                   <w:rFonts w:ascii="Arial" w:cs="Arial" w:eastAsia="Arial" w:hAnsi="Arial"/>
@@ -23977,7 +23977,7 @@
             <w:pPr>
               <w:spacing w:after="20" w:before="0"/>
             </w:pPr>
-            <w:hyperlink w:history="1" r:id="rIdo7p_j7zs4ufhqk2pxkwfq">
+            <w:hyperlink w:history="1" r:id="rIdhn5jk5wvevj96sztg2luw">
               <w:r>
                 <w:rPr>
                   <w:rFonts w:ascii="Arial" w:cs="Arial" w:eastAsia="Arial" w:hAnsi="Arial"/>
@@ -24010,7 +24010,7 @@
               <w:spacing w:after="10" w:before="0"/>
               <w:ind w:left="120"/>
             </w:pPr>
-            <w:hyperlink w:history="1" r:id="rId8dqfojbysxq8ftqwpra3d">
+            <w:hyperlink w:history="1" r:id="rIdvwh1mq3hkyyl6dv4h3hif">
               <w:r>
                 <w:rPr>
                   <w:rFonts w:ascii="Arial" w:cs="Arial" w:eastAsia="Arial" w:hAnsi="Arial"/>
@@ -24055,7 +24055,7 @@
             <w:pPr>
               <w:spacing w:after="20" w:before="0"/>
             </w:pPr>
-            <w:hyperlink w:history="1" r:id="rId7diaxgcfg9c3htkavq7zo">
+            <w:hyperlink w:history="1" r:id="rIdajrtd7p7vo0w6as8cawcs">
               <w:r>
                 <w:rPr>
                   <w:rFonts w:ascii="Arial" w:cs="Arial" w:eastAsia="Arial" w:hAnsi="Arial"/>
@@ -24088,7 +24088,7 @@
               <w:spacing w:after="10" w:before="0"/>
               <w:ind w:left="120"/>
             </w:pPr>
-            <w:hyperlink w:history="1" r:id="rId_1ufdjl6_autneu46mujy">
+            <w:hyperlink w:history="1" r:id="rIdomaa-g9ijvicdiix2hzao">
               <w:r>
                 <w:rPr>
                   <w:rFonts w:ascii="Arial" w:cs="Arial" w:eastAsia="Arial" w:hAnsi="Arial"/>
@@ -24600,7 +24600,7 @@
         </w:rPr>
         <w:t xml:space="preserve">© 2026 SeaVuria and ARES. Aligned with KICD objectives. Developed by SeaVuria; technical implementation by ARES (with AI assistance from Claude). Licensed under </w:t>
       </w:r>
-      <w:hyperlink w:history="1" r:id="rIdxekofgkbuigs4833_rdok">
+      <w:hyperlink w:history="1" r:id="rIdez8nhawly7icrccjdfvi0">
         <w:r>
           <w:rPr>
             <w:rFonts w:ascii="Arial" w:cs="Arial" w:eastAsia="Arial" w:hAnsi="Arial"/>
@@ -24621,7 +24621,7 @@
         </w:rPr>
         <w:t xml:space="preserve"> (</w:t>
       </w:r>
-      <w:hyperlink w:history="1" r:id="rId0d-by2m-ghr8kb3q_xmgw">
+      <w:hyperlink w:history="1" r:id="rIdmtfudoc5yempbqxiomimr">
         <w:r>
           <w:rPr>
             <w:rFonts w:ascii="Arial" w:cs="Arial" w:eastAsia="Arial" w:hAnsi="Arial"/>
@@ -25634,7 +25634,7 @@
             <w:pPr>
               <w:spacing w:after="20" w:before="0"/>
             </w:pPr>
-            <w:hyperlink w:history="1" r:id="rIdjlco3zmurutrbmpakqcqo">
+            <w:hyperlink w:history="1" r:id="rIdijdjs0v_vtbfk57bkjng3">
               <w:r>
                 <w:rPr>
                   <w:rFonts w:ascii="Arial" w:cs="Arial" w:eastAsia="Arial" w:hAnsi="Arial"/>
@@ -25667,7 +25667,7 @@
               <w:spacing w:after="10" w:before="0"/>
               <w:ind w:left="120"/>
             </w:pPr>
-            <w:hyperlink w:history="1" r:id="rIdrgqe6yzgx5bq2kc_5tjgz">
+            <w:hyperlink w:history="1" r:id="rIduoklistr9tkt6ibe9s5hr">
               <w:r>
                 <w:rPr>
                   <w:rFonts w:ascii="Arial" w:cs="Arial" w:eastAsia="Arial" w:hAnsi="Arial"/>
@@ -25712,7 +25712,7 @@
             <w:pPr>
               <w:spacing w:after="20" w:before="0"/>
             </w:pPr>
-            <w:hyperlink w:history="1" r:id="rIdfyhmkhjddw9ejsdjhyfki">
+            <w:hyperlink w:history="1" r:id="rIdcsprbycrvgv6rn3dwttub">
               <w:r>
                 <w:rPr>
                   <w:rFonts w:ascii="Arial" w:cs="Arial" w:eastAsia="Arial" w:hAnsi="Arial"/>
@@ -25745,7 +25745,7 @@
               <w:spacing w:after="10" w:before="0"/>
               <w:ind w:left="120"/>
             </w:pPr>
-            <w:hyperlink w:history="1" r:id="rIdrm-bn8fiep_vl0-xvrld4">
+            <w:hyperlink w:history="1" r:id="rId90vjqjqo04pkryvqu6wix">
               <w:r>
                 <w:rPr>
                   <w:rFonts w:ascii="Arial" w:cs="Arial" w:eastAsia="Arial" w:hAnsi="Arial"/>
@@ -25940,7 +25940,7 @@
             <w:pPr>
               <w:spacing w:after="20" w:before="0"/>
             </w:pPr>
-            <w:hyperlink w:history="1" r:id="rIdcm1w_hm4oeavtzakibbqj">
+            <w:hyperlink w:history="1" r:id="rIdk9ikk2_oqqehc1e-da8mh">
               <w:r>
                 <w:rPr>
                   <w:rFonts w:ascii="Arial" w:cs="Arial" w:eastAsia="Arial" w:hAnsi="Arial"/>
@@ -25973,7 +25973,7 @@
               <w:spacing w:after="10" w:before="0"/>
               <w:ind w:left="120"/>
             </w:pPr>
-            <w:hyperlink w:history="1" r:id="rIdapylnll7phxrckvlea93s">
+            <w:hyperlink w:history="1" r:id="rIdllvdcbjbotbc91hepjbsv">
               <w:r>
                 <w:rPr>
                   <w:rFonts w:ascii="Arial" w:cs="Arial" w:eastAsia="Arial" w:hAnsi="Arial"/>
@@ -26018,7 +26018,7 @@
             <w:pPr>
               <w:spacing w:after="20" w:before="0"/>
             </w:pPr>
-            <w:hyperlink w:history="1" r:id="rIdnfpoy_xwty5mjw2sqwvrb">
+            <w:hyperlink w:history="1" r:id="rIdxygvbntxzvhaj3pi150wo">
               <w:r>
                 <w:rPr>
                   <w:rFonts w:ascii="Arial" w:cs="Arial" w:eastAsia="Arial" w:hAnsi="Arial"/>
@@ -26051,7 +26051,7 @@
               <w:spacing w:after="10" w:before="0"/>
               <w:ind w:left="120"/>
             </w:pPr>
-            <w:hyperlink w:history="1" r:id="rIdklaiq5ftjs1vymfxxkudr">
+            <w:hyperlink w:history="1" r:id="rIdjwarjss6enrzlok3eri8a">
               <w:r>
                 <w:rPr>
                   <w:rFonts w:ascii="Arial" w:cs="Arial" w:eastAsia="Arial" w:hAnsi="Arial"/>
@@ -26093,7 +26093,7 @@
                 <w:sz w:val="18"/>
                 <w:szCs w:val="18"/>
               </w:rPr>
-              <w:t xml:space="preserve">Learners rotate through two structured evidence stations (15 minutes each, groups of 4–5). STATION A — THE TILED COURTYARD REVISITED: Groups receive a printed card showing a rectangular courtyard whose total tiled area is described as x²+7x+10 square metres. The card states: 'In Lesson 2 you found this area by multiplying two side lengths. Today, work backwards: if the area is x²+7x+10, what must the two side lengths be?' Groups write all factor-pair combinations of 10 (i.e., 1×10, 2×5) and check which pair sums to 7. They then write the factorised form and sketch the rectangle with labelled sides (x+2) and (x+5), confirming area by re-expanding. STATION B — THE KERICHO SHAMBA: Groups receive a card: 'A farmer in Kericho fences a rectangular shamba. The length is (x+9) metres and the width is (x−9) metres. (a) Expand to find the area expression. (b) Identify what type of expression this is. (c) Factorise it back using the identity you recognise. (d) If the area of the shamba is 40 m², form and solve the equation to find x.' Groups record observations on the card and then in their exercise books. After both stations, a 5-minute gallery share: one reporter per group stands by their station work and explains to a passing group.</w:t>
+              <w:t xml:space="preserve">Learners rotate through two structured evidence stations (15 minutes each, groups of 4–5). STATION A — THE TILED COURTYARD REVISITED: Groups receive a printed card showing a rectangular courtyard whose total tiled area is described as x²+7x+10 square metres. The card states: 'This area comes from multiplying two side lengths. Today, work backwards: if the area is x²+7x+10, what must the two side lengths be?' Groups write all factor-pair combinations of 10 (i.e., 1×10, 2×5) and check which pair sums to 7. They then write the factorised form and sketch the rectangle with labelled sides (x+2) and (x+5), confirming area by re-expanding. STATION B — THE KERICHO SHAMBA: Groups receive a card: 'A farmer in Kericho fences a rectangular shamba. The length is (x+9) metres and the width is (x−9) metres. (a) Expand to find the area expression. (b) Identify what type of expression this is. (c) Factorise it back using the identity you recognise. (d) If the area of the shamba is 40 m², form and solve the equation to find x.' Groups record observations on the card and then in their exercise books. After both stations, a 5-minute gallery share: one reporter per group stands by their station work and explains to a passing group.</w:t>
             </w:r>
           </w:p>
         </w:tc>
@@ -26125,7 +26125,7 @@
                 <w:sz w:val="18"/>
                 <w:szCs w:val="18"/>
               </w:rPr>
-              <w:t xml:space="preserve">Before stations begin, say: 'You are not getting new information today — you are reversing a process you already know. Think of it like ugali: you already know how to mix the flour and water to get ugali. Today you are figuring out what flour and water were used from the ugali that is already cooked.' Distribute station cards. Circulate every 3–4 minutes, spending equal time at both stations. At Station A, prompt stuck groups: 'What two numbers multiply to give 10? List every pair.' Wait 10 seconds. Then: 'Now which of those pairs adds to 7?' At Station B, if groups do not recognise difference of two squares, ask: 'What is special about the two brackets — look at the numbers inside them very carefully.' Wait 12 seconds. Do not give the answer; redirect to their Lesson 5 notes on the (a+b)(a−b) identity. During the gallery share, listen for the key phrase 'difference of two squares' — note which groups use it and which do not; this informs cold-calling in Phase 3.</w:t>
+              <w:t xml:space="preserve">Before stations begin, say: 'You are not getting new information today — you are reversing a process you already know. Think of it like ugali: you already know how to mix the flour and water to get ugali. Today you are figuring out what flour and water were used from the ugali that is already cooked.' Distribute station cards. Circulate every 3–4 minutes, spending equal time at both stations. At Station A, prompt stuck groups: 'What two numbers multiply to give 10? List every pair.' Wait 10 seconds. Then: 'Now which of those pairs adds to 7?' At Station B, if groups do not recognise difference of two squares, ask: 'What is special about the two brackets — look at the numbers inside them very carefully.' Wait 12 seconds. Do not give the answer; redirect to their Lesson 4 notes on the (a+b)(a−b) identity. During the gallery share, listen for the key phrase 'difference of two squares' — note which groups use it and which do not; this informs cold-calling in Phase 3.</w:t>
             </w:r>
           </w:p>
         </w:tc>
@@ -26157,7 +26157,7 @@
                 <w:sz w:val="18"/>
                 <w:szCs w:val="18"/>
               </w:rPr>
-              <w:t xml:space="preserve">Structured evidence stations with a context-reversal design: each station presents a context learners have already encountered (courtyard from Lesson 2, shamba from Lesson 4) but inverts the cognitive direction — from product back to factors. This 'cognitive reversal' strategy makes factorisation feel like detective work rather than a new algorithm, grounding it in familiar phenomena and strengthening the connection between area models and algebraic structure.</w:t>
+              <w:t xml:space="preserve">Structured evidence stations with a context-reversal design: each station presents a context learners have already encountered (area models from Lesson 2, shamba from Lesson 4) but inverts the cognitive direction — from product back to factors. This 'cognitive reversal' strategy makes factorisation feel like detective work rather than a new algorithm, grounding it in familiar phenomena and strengthening the connection between area models and algebraic structure.</w:t>
             </w:r>
           </w:p>
         </w:tc>
@@ -26246,7 +26246,7 @@
             <w:pPr>
               <w:spacing w:after="20" w:before="0"/>
             </w:pPr>
-            <w:hyperlink w:history="1" r:id="rIdlg1jd84v-qebvmctkftcx">
+            <w:hyperlink w:history="1" r:id="rIddy8xejfxtoadlduhy7q8w">
               <w:r>
                 <w:rPr>
                   <w:rFonts w:ascii="Arial" w:cs="Arial" w:eastAsia="Arial" w:hAnsi="Arial"/>
@@ -26279,7 +26279,7 @@
               <w:spacing w:after="10" w:before="0"/>
               <w:ind w:left="120"/>
             </w:pPr>
-            <w:hyperlink w:history="1" r:id="rIda4a-b7g4wrnww4ranhubf">
+            <w:hyperlink w:history="1" r:id="rIdhwbl-xganxqbvlc9v2ifw">
               <w:r>
                 <w:rPr>
                   <w:rFonts w:ascii="Arial" w:cs="Arial" w:eastAsia="Arial" w:hAnsi="Arial"/>
@@ -26324,7 +26324,7 @@
             <w:pPr>
               <w:spacing w:after="20" w:before="0"/>
             </w:pPr>
-            <w:hyperlink w:history="1" r:id="rIdlcv6_mpvaja6v1gqlumqh">
+            <w:hyperlink w:history="1" r:id="rIdvfe9jewpqzi0zzs8jlc8p">
               <w:r>
                 <w:rPr>
                   <w:rFonts w:ascii="Arial" w:cs="Arial" w:eastAsia="Arial" w:hAnsi="Arial"/>
@@ -26357,7 +26357,7 @@
               <w:spacing w:after="10" w:before="0"/>
               <w:ind w:left="120"/>
             </w:pPr>
-            <w:hyperlink w:history="1" r:id="rIdo_55fwi9zrzulher0vkoc">
+            <w:hyperlink w:history="1" r:id="rIdnacqgxd5t9fqqllcszcr1">
               <w:r>
                 <w:rPr>
                   <w:rFonts w:ascii="Arial" w:cs="Arial" w:eastAsia="Arial" w:hAnsi="Arial"/>
@@ -26399,7 +26399,7 @@
                 <w:sz w:val="18"/>
                 <w:szCs w:val="18"/>
               </w:rPr>
-              <w:t xml:space="preserve">The class reconvenes. The teacher leads a 25-minute structured whole-class explanation organised in three tiers. TIER 1 — CONSOLIDATING FACTORISATION METHODS (8 min): The teacher writes three expressions on the board drawn from the unit's contexts: (i) 3x²+9x (from the courtyard border — common factor), (ii) x²+7x+10 (courtyard area — trinomial factorisation), (iii) x²−81 (shamba with 9m offset — difference of two squares). Learners work each one in their books for 90 seconds, then the teacher cold-calls one learner per expression to write their working on the board. Class checks each step. TIER 2 — DIFFERENCE OF TWO SQUARES AS A SPECIAL IDENTITY (7 min): Teacher formally states: 'The expression a²−b² is special. It factors as (a+b)(a−b). This is not a coincidence — you proved it in Lesson 5 using area rectangles.' Teacher writes three rapid-fire examples with Kenyan contexts: (a) 'A maize plot of area x²−25: what are the dimensions?' (b) 'A term in the shot-put height formula: 9−x² — factorise it.' (c) 'Simplify (x+7)(x−7) without expanding fully.' For each, learners write answers individually (45 seconds) before a neighbour-check. TIER 3 — RETURNING TO THE SHOT PUT: FULL SOLUTION (10 min): The teacher writes h = −x²+6x on the board. 'This is the equation from our prediction phase. Set h=0 because we want to know when the ball is at ground level.' Learners factorise −x²+6x=0 step by step: take out common factor −x to get −x(x−6)=0, so x=0 or x=6. Teacher connects: 'x=0 is where the athlete stands. x=6 metres is where the ball lands. Our factorisation just told us something the athlete could not calculate in their head — exactly where the ball lands.' Teacher returns to the four predictions on the board and checks them against x=0 and x=6 with a show-of-hands celebration for correct predictors.</w:t>
+              <w:t xml:space="preserve">The class reconvenes. The teacher leads a 25-minute structured whole-class explanation organised in three tiers. TIER 1 — CONSOLIDATING FACTORISATION METHODS (8 min): The teacher writes three expressions on the board drawn from the unit's contexts: (i) 3x²+9x (from the courtyard border — common factor), (ii) x²+7x+10 (courtyard area — trinomial factorisation), (iii) x²−81 (shamba with 9m offset — difference of two squares). Learners work each one in their books for 90 seconds, then the teacher cold-calls one learner per expression to write their working on the board. Class checks each step. TIER 2 — DIFFERENCE OF TWO SQUARES AS A SPECIAL IDENTITY (7 min): Teacher formally states: 'The expression a²−b² is special. It factors as (a+b)(a−b). This is not a coincidence — you proved it in Lesson 4 using area rectangles.' Teacher writes three rapid-fire examples with Kenyan contexts: (a) 'A maize plot of area x²−25: what are the dimensions?' (b) 'A term in the shot-put height formula: 9−x² — factorise it.' (c) 'Simplify (x+7)(x−7) without expanding fully.' For each, learners write answers individually (45 seconds) before a neighbour-check. TIER 3 — RETURNING TO THE SHOT PUT: FULL SOLUTION (10 min): The teacher writes h = −x²+6x on the board. 'This is the equation from our prediction phase. Set h=0 because we want to know when the ball is at ground level.' Learners factorise −x²+6x=0 step by step: take out common factor −x to get −x(x−6)=0, so x=0 or x=6. Teacher connects: 'x=0 is where the athlete stands. x=6 metres is where the ball lands. Our factorisation just told us something the athlete could not calculate in their head — exactly where the ball lands.' Teacher returns to the four predictions on the board and checks them against x=0 and x=6 with a show-of-hands celebration for correct predictors.</w:t>
             </w:r>
           </w:p>
         </w:tc>
@@ -26552,7 +26552,7 @@
             <w:pPr>
               <w:spacing w:after="20" w:before="0"/>
             </w:pPr>
-            <w:hyperlink w:history="1" r:id="rIdj5rbov-_xvihgi7d5wetc">
+            <w:hyperlink w:history="1" r:id="rIdpbv3lgpm7zsfu-v37s2qd">
               <w:r>
                 <w:rPr>
                   <w:rFonts w:ascii="Arial" w:cs="Arial" w:eastAsia="Arial" w:hAnsi="Arial"/>
@@ -26585,7 +26585,7 @@
               <w:spacing w:after="10" w:before="0"/>
               <w:ind w:left="120"/>
             </w:pPr>
-            <w:hyperlink w:history="1" r:id="rIdlfvx211iwoj9mdml6sa9k">
+            <w:hyperlink w:history="1" r:id="rIdwpct5tsllajmf0jehaug0">
               <w:r>
                 <w:rPr>
                   <w:rFonts w:ascii="Arial" w:cs="Arial" w:eastAsia="Arial" w:hAnsi="Arial"/>
@@ -26630,7 +26630,7 @@
             <w:pPr>
               <w:spacing w:after="20" w:before="0"/>
             </w:pPr>
-            <w:hyperlink w:history="1" r:id="rIdpttiep64t2wdvvq-ngaoz">
+            <w:hyperlink w:history="1" r:id="rIdbzolo5kdxo9h0g1lsyoaz">
               <w:r>
                 <w:rPr>
                   <w:rFonts w:ascii="Arial" w:cs="Arial" w:eastAsia="Arial" w:hAnsi="Arial"/>
@@ -26663,7 +26663,7 @@
               <w:spacing w:after="10" w:before="0"/>
               <w:ind w:left="120"/>
             </w:pPr>
-            <w:hyperlink w:history="1" r:id="rIdi-zhbxcbop-abw_o8e9qt">
+            <w:hyperlink w:history="1" r:id="rIddm-t0ad6qt69hwt58nayg">
               <w:r>
                 <w:rPr>
                   <w:rFonts w:ascii="Arial" w:cs="Arial" w:eastAsia="Arial" w:hAnsi="Arial"/>
@@ -26858,7 +26858,7 @@
             <w:pPr>
               <w:spacing w:after="20" w:before="0"/>
             </w:pPr>
-            <w:hyperlink w:history="1" r:id="rIddhcwizmi0nynuhjqzxw0n">
+            <w:hyperlink w:history="1" r:id="rId3ufah3c6q3acag1h5lzcz">
               <w:r>
                 <w:rPr>
                   <w:rFonts w:ascii="Arial" w:cs="Arial" w:eastAsia="Arial" w:hAnsi="Arial"/>
@@ -26891,7 +26891,7 @@
               <w:spacing w:after="10" w:before="0"/>
               <w:ind w:left="120"/>
             </w:pPr>
-            <w:hyperlink w:history="1" r:id="rIdtkvputx6957pew29vu3is">
+            <w:hyperlink w:history="1" r:id="rIdnswskwyb0pogfxkoqexq_">
               <w:r>
                 <w:rPr>
                   <w:rFonts w:ascii="Arial" w:cs="Arial" w:eastAsia="Arial" w:hAnsi="Arial"/>
@@ -26936,7 +26936,7 @@
             <w:pPr>
               <w:spacing w:after="20" w:before="0"/>
             </w:pPr>
-            <w:hyperlink w:history="1" r:id="rIdlivvh4gxpjbft5x8ilaho">
+            <w:hyperlink w:history="1" r:id="rIdqyw8lreaoxed2tb-xamjm">
               <w:r>
                 <w:rPr>
                   <w:rFonts w:ascii="Arial" w:cs="Arial" w:eastAsia="Arial" w:hAnsi="Arial"/>
@@ -26969,7 +26969,7 @@
               <w:spacing w:after="10" w:before="0"/>
               <w:ind w:left="120"/>
             </w:pPr>
-            <w:hyperlink w:history="1" r:id="rIddomn5e4mn_edtn235x_-d">
+            <w:hyperlink w:history="1" r:id="rIdz5d5s4flpzy00bzmxnbam">
               <w:r>
                 <w:rPr>
                   <w:rFonts w:ascii="Arial" w:cs="Arial" w:eastAsia="Arial" w:hAnsi="Arial"/>
@@ -27011,7 +27011,7 @@
                 <w:sz w:val="18"/>
                 <w:szCs w:val="18"/>
               </w:rPr>
-              <w:t xml:space="preserve">Each learner opens to their cumulative model page (started in Lesson 1 and revised in Lessons 3, 5, and 7). They have 10 minutes to complete the Final Model, which must include: (1) a labelled parabolic arc showing the shot-put path with x=0 (launch) and x=6 m (landing) marked as roots on the horizontal axis; (2) the equation h=−x²+6x written on the arc; (3) the factorised form −x(x−6)=0 shown beside the roots; (4) an annotation connecting the shamba and courtyard contexts: 'The same factorisation tools we used for the Kericho shamba and the tiled courtyard also decoded the shot-put path.' After completing the model, each learner writes a Final Explanation in their exercise books responding to the driving question: 'How can we use the mathematics of quadratic expressions and equations to predict, explain, and solve real problems — from the arc of a thrown ball on our school field to the dimensions of a farmer's shamba in Kericho?' The Final Explanation must have exactly three parts labelled: (A) What I can now FORM — how to write a quadratic expression or equation from a real situation; (B) What I can now FACTORISE — how to reverse expansion to find structure; (C) What I can now SOLVE — how factorisation gives real answers (dimensions, distances, landing points). Learners compare their Lesson 1 initial sketch to their final model and write one sentence: 'The biggest change in my model from Lesson 1 to Lesson 8 is…'</w:t>
+              <w:t xml:space="preserve">Each learner opens to their cumulative model page (started in Lesson 1 and revised in every lesson since). They have 10 minutes to complete the Final Model, which must include: (1) a labelled parabolic arc showing the shot-put path with x=0 (launch) and x=6 m (landing) marked as roots on the horizontal axis; (2) the equation h=−x²+6x written on the arc; (3) the factorised form −x(x−6)=0 shown beside the roots; (4) an annotation connecting the shamba and courtyard contexts: 'The same factorisation tools we used for the Kericho shamba and the tiled courtyard also decoded the shot-put path.' After completing the model, each learner writes a Final Explanation in their exercise books responding to the driving question: 'How can we use the mathematics of quadratic expressions and equations to predict, explain, and solve real problems — from the arc of a thrown ball on our school field to the dimensions of a farmer's shamba in Kericho?' The Final Explanation must have exactly three parts labelled: (A) What I can now FORM — how to write a quadratic expression or equation from a real situation; (B) What I can now FACTORISE — how to reverse expansion to find structure; (C) What I can now SOLVE — how factorisation gives real answers (dimensions, distances, landing points). Learners compare their Lesson 1 initial sketch to their final model and write one sentence: 'The biggest change in my model from Lesson 1 to Lesson 8 is…'</w:t>
             </w:r>
           </w:p>
         </w:tc>
@@ -27481,7 +27481,7 @@
         </w:rPr>
         <w:t xml:space="preserve">© 2026 SeaVuria and ARES. Aligned with KICD objectives. Developed by SeaVuria; technical implementation by ARES (with AI assistance from Claude). Licensed under </w:t>
       </w:r>
-      <w:hyperlink w:history="1" r:id="rIdtvh326mwgyt7pnmhuiybw">
+      <w:hyperlink w:history="1" r:id="rIdjblvz43yejcdgiotdbqoj">
         <w:r>
           <w:rPr>
             <w:rFonts w:ascii="Arial" w:cs="Arial" w:eastAsia="Arial" w:hAnsi="Arial"/>
@@ -27502,7 +27502,7 @@
         </w:rPr>
         <w:t xml:space="preserve"> (</w:t>
       </w:r>
-      <w:hyperlink w:history="1" r:id="rIdjlgr0kwsa0hcua7wibdo9">
+      <w:hyperlink w:history="1" r:id="rIdi1b9vizk0aelyb1znkxof">
         <w:r>
           <w:rPr>
             <w:rFonts w:ascii="Arial" w:cs="Arial" w:eastAsia="Arial" w:hAnsi="Arial"/>

--- a/data/outputs/v2/Core_Mathematics/SS1.3_Quadratic_Expressions_and_Equations/Core_Mathematics_Quadratic_Expressions_and_Equations_CBE_LessonSequence.docx
+++ b/data/outputs/v2/Core_Mathematics/SS1.3_Quadratic_Expressions_and_Equations/Core_Mathematics_Quadratic_Expressions_and_Equations_CBE_LessonSequence.docx
@@ -2652,7 +2652,7 @@
         </w:rPr>
         <w:t xml:space="preserve">© 2026 SeaVuria and ARES. This work is licensed under a </w:t>
       </w:r>
-      <w:hyperlink w:history="1" r:id="rIdbrpjrspytlsb62n13y2nd">
+      <w:hyperlink w:history="1" r:id="rIdpdzexlsbirbv7-yrn54p7">
         <w:r>
           <w:rPr>
             <w:rFonts w:ascii="Arial" w:cs="Arial" w:eastAsia="Arial" w:hAnsi="Arial"/>
@@ -2672,7 +2672,7 @@
         </w:rPr>
         <w:t xml:space="preserve"> (</w:t>
       </w:r>
-      <w:hyperlink w:history="1" r:id="rIdkvutnxggzpnre5dkytopu">
+      <w:hyperlink w:history="1" r:id="rIdvtuctwinpmds1knekcfa1">
         <w:r>
           <w:rPr>
             <w:rFonts w:ascii="Arial" w:cs="Arial" w:eastAsia="Arial" w:hAnsi="Arial"/>
@@ -2692,7 +2692,7 @@
         </w:rPr>
         <w:t xml:space="preserve">). To view a copy of this license, visit </w:t>
       </w:r>
-      <w:hyperlink w:history="1" r:id="rIdt9pciidpx7azaond3t44-">
+      <w:hyperlink w:history="1" r:id="rId4meqy6tre7kbxsrdtafrw">
         <w:r>
           <w:rPr>
             <w:rFonts w:ascii="Arial" w:cs="Arial" w:eastAsia="Arial" w:hAnsi="Arial"/>
@@ -3704,7 +3704,7 @@
             <w:pPr>
               <w:spacing w:after="20" w:before="0"/>
             </w:pPr>
-            <w:hyperlink w:history="1" r:id="rIdfytpay2luk660t5kjensp">
+            <w:hyperlink w:history="1" r:id="rIdmjdpja6meuuf6k5uk17hh">
               <w:r>
                 <w:rPr>
                   <w:rFonts w:ascii="Arial" w:cs="Arial" w:eastAsia="Arial" w:hAnsi="Arial"/>
@@ -3737,7 +3737,7 @@
               <w:spacing w:after="10" w:before="0"/>
               <w:ind w:left="120"/>
             </w:pPr>
-            <w:hyperlink w:history="1" r:id="rIdtvisg7elmmpmcqyja5zt8">
+            <w:hyperlink w:history="1" r:id="rIdic1xpq56aolri8347mjrr">
               <w:r>
                 <w:rPr>
                   <w:rFonts w:ascii="Arial" w:cs="Arial" w:eastAsia="Arial" w:hAnsi="Arial"/>
@@ -3782,7 +3782,7 @@
             <w:pPr>
               <w:spacing w:after="20" w:before="0"/>
             </w:pPr>
-            <w:hyperlink w:history="1" r:id="rIdrotnx2ysevct0lvlmwpf-">
+            <w:hyperlink w:history="1" r:id="rIdhqsvsohysa_iu-3pjcld5">
               <w:r>
                 <w:rPr>
                   <w:rFonts w:ascii="Arial" w:cs="Arial" w:eastAsia="Arial" w:hAnsi="Arial"/>
@@ -3815,7 +3815,7 @@
               <w:spacing w:after="10" w:before="0"/>
               <w:ind w:left="120"/>
             </w:pPr>
-            <w:hyperlink w:history="1" r:id="rIdrrks06ybegklryvaxiv7x">
+            <w:hyperlink w:history="1" r:id="rIdrpsztzfo21ooiz8z2pov1">
               <w:r>
                 <w:rPr>
                   <w:rFonts w:ascii="Arial" w:cs="Arial" w:eastAsia="Arial" w:hAnsi="Arial"/>
@@ -4010,7 +4010,7 @@
             <w:pPr>
               <w:spacing w:after="20" w:before="0"/>
             </w:pPr>
-            <w:hyperlink w:history="1" r:id="rId5-npgytaf77c2au0_ptop">
+            <w:hyperlink w:history="1" r:id="rIdtta-i-z_sfvounjs11f3j">
               <w:r>
                 <w:rPr>
                   <w:rFonts w:ascii="Arial" w:cs="Arial" w:eastAsia="Arial" w:hAnsi="Arial"/>
@@ -4043,7 +4043,7 @@
               <w:spacing w:after="10" w:before="0"/>
               <w:ind w:left="120"/>
             </w:pPr>
-            <w:hyperlink w:history="1" r:id="rId9_opbe-prmyhca2gxnnye">
+            <w:hyperlink w:history="1" r:id="rIdzl8r-hodeeitlwk0fdg2y">
               <w:r>
                 <w:rPr>
                   <w:rFonts w:ascii="Arial" w:cs="Arial" w:eastAsia="Arial" w:hAnsi="Arial"/>
@@ -4088,7 +4088,7 @@
             <w:pPr>
               <w:spacing w:after="20" w:before="0"/>
             </w:pPr>
-            <w:hyperlink w:history="1" r:id="rIdldssberckt9t4huytxzav">
+            <w:hyperlink w:history="1" r:id="rIda_gdv5tmwoadqubq3pxnu">
               <w:r>
                 <w:rPr>
                   <w:rFonts w:ascii="Arial" w:cs="Arial" w:eastAsia="Arial" w:hAnsi="Arial"/>
@@ -4121,7 +4121,7 @@
               <w:spacing w:after="10" w:before="0"/>
               <w:ind w:left="120"/>
             </w:pPr>
-            <w:hyperlink w:history="1" r:id="rIdq1ihm4vticghpug7zkgif">
+            <w:hyperlink w:history="1" r:id="rIdsuerlei68zvvpmtr7kvwb">
               <w:r>
                 <w:rPr>
                   <w:rFonts w:ascii="Arial" w:cs="Arial" w:eastAsia="Arial" w:hAnsi="Arial"/>
@@ -4316,7 +4316,7 @@
             <w:pPr>
               <w:spacing w:after="20" w:before="0"/>
             </w:pPr>
-            <w:hyperlink w:history="1" r:id="rIdc54tmcba81xjqa-uv-0xl">
+            <w:hyperlink w:history="1" r:id="rIdp9omexvdhvqwdoa0fegc7">
               <w:r>
                 <w:rPr>
                   <w:rFonts w:ascii="Arial" w:cs="Arial" w:eastAsia="Arial" w:hAnsi="Arial"/>
@@ -4349,7 +4349,7 @@
               <w:spacing w:after="10" w:before="0"/>
               <w:ind w:left="120"/>
             </w:pPr>
-            <w:hyperlink w:history="1" r:id="rIdllh5obck1pez4-cfl7z0f">
+            <w:hyperlink w:history="1" r:id="rIdz9ffu22qyccnjse7ip7si">
               <w:r>
                 <w:rPr>
                   <w:rFonts w:ascii="Arial" w:cs="Arial" w:eastAsia="Arial" w:hAnsi="Arial"/>
@@ -4394,7 +4394,7 @@
             <w:pPr>
               <w:spacing w:after="20" w:before="0"/>
             </w:pPr>
-            <w:hyperlink w:history="1" r:id="rIdwszm7jsxukqx7szaz_s5n">
+            <w:hyperlink w:history="1" r:id="rIdmkxarbjyjzsmxa3e34m2p">
               <w:r>
                 <w:rPr>
                   <w:rFonts w:ascii="Arial" w:cs="Arial" w:eastAsia="Arial" w:hAnsi="Arial"/>
@@ -4443,7 +4443,7 @@
               <w:spacing w:after="10" w:before="0"/>
               <w:ind w:left="120"/>
             </w:pPr>
-            <w:hyperlink w:history="1" r:id="rIduil1y9f5qmuyhr_tqedae">
+            <w:hyperlink w:history="1" r:id="rIdivjuzmrc9uxdeucwydods">
               <w:r>
                 <w:rPr>
                   <w:rFonts w:ascii="Arial" w:cs="Arial" w:eastAsia="Arial" w:hAnsi="Arial"/>
@@ -4638,7 +4638,7 @@
             <w:pPr>
               <w:spacing w:after="20" w:before="0"/>
             </w:pPr>
-            <w:hyperlink w:history="1" r:id="rIdccnebucitzfhtw-nx_da1">
+            <w:hyperlink w:history="1" r:id="rIdidmtalmewh_kec8u76jvw">
               <w:r>
                 <w:rPr>
                   <w:rFonts w:ascii="Arial" w:cs="Arial" w:eastAsia="Arial" w:hAnsi="Arial"/>
@@ -4671,7 +4671,7 @@
               <w:spacing w:after="10" w:before="0"/>
               <w:ind w:left="120"/>
             </w:pPr>
-            <w:hyperlink w:history="1" r:id="rIdftcvuaga7hirygsq8bnjt">
+            <w:hyperlink w:history="1" r:id="rIdmuti1wtgpfe_t9xt6l5zx">
               <w:r>
                 <w:rPr>
                   <w:rFonts w:ascii="Arial" w:cs="Arial" w:eastAsia="Arial" w:hAnsi="Arial"/>
@@ -4716,7 +4716,7 @@
             <w:pPr>
               <w:spacing w:after="20" w:before="0"/>
             </w:pPr>
-            <w:hyperlink w:history="1" r:id="rIdtllqfyvcvbbqzbx8c8fah">
+            <w:hyperlink w:history="1" r:id="rIdglm77q0wurlntyl3pjf9_">
               <w:r>
                 <w:rPr>
                   <w:rFonts w:ascii="Arial" w:cs="Arial" w:eastAsia="Arial" w:hAnsi="Arial"/>
@@ -4765,7 +4765,7 @@
               <w:spacing w:after="10" w:before="0"/>
               <w:ind w:left="120"/>
             </w:pPr>
-            <w:hyperlink w:history="1" r:id="rIdlsrxzhtnpv6iyplhcr-7v">
+            <w:hyperlink w:history="1" r:id="rId8zvt9pmvnomvugs0gxq6k">
               <w:r>
                 <w:rPr>
                   <w:rFonts w:ascii="Arial" w:cs="Arial" w:eastAsia="Arial" w:hAnsi="Arial"/>
@@ -4960,7 +4960,7 @@
             <w:pPr>
               <w:spacing w:after="20" w:before="0"/>
             </w:pPr>
-            <w:hyperlink w:history="1" r:id="rIderbppk_ipbra1tfqb_01s">
+            <w:hyperlink w:history="1" r:id="rIdn3cgadjm9y_rkp5zlp0-h">
               <w:r>
                 <w:rPr>
                   <w:rFonts w:ascii="Arial" w:cs="Arial" w:eastAsia="Arial" w:hAnsi="Arial"/>
@@ -5009,7 +5009,7 @@
               <w:spacing w:after="10" w:before="0"/>
               <w:ind w:left="120"/>
             </w:pPr>
-            <w:hyperlink w:history="1" r:id="rIdfxubmmbxeyfa6ff7ecyn6">
+            <w:hyperlink w:history="1" r:id="rIddckmvyrwnkzleoqmmroeq">
               <w:r>
                 <w:rPr>
                   <w:rFonts w:ascii="Arial" w:cs="Arial" w:eastAsia="Arial" w:hAnsi="Arial"/>
@@ -5054,7 +5054,7 @@
             <w:pPr>
               <w:spacing w:after="20" w:before="0"/>
             </w:pPr>
-            <w:hyperlink w:history="1" r:id="rIdnfo6pfqouj8nsjjksxxf3">
+            <w:hyperlink w:history="1" r:id="rIdpwmqb-4bildphzavwlgii">
               <w:r>
                 <w:rPr>
                   <w:rFonts w:ascii="Arial" w:cs="Arial" w:eastAsia="Arial" w:hAnsi="Arial"/>
@@ -5103,7 +5103,7 @@
               <w:spacing w:after="10" w:before="0"/>
               <w:ind w:left="120"/>
             </w:pPr>
-            <w:hyperlink w:history="1" r:id="rIdr5c2esq6xzs_7wsrmn6zk">
+            <w:hyperlink w:history="1" r:id="rIddnkymimjh9oxkyfmt62kd">
               <w:r>
                 <w:rPr>
                   <w:rFonts w:ascii="Arial" w:cs="Arial" w:eastAsia="Arial" w:hAnsi="Arial"/>
@@ -5615,7 +5615,7 @@
         </w:rPr>
         <w:t xml:space="preserve">© 2026 SeaVuria and ARES. Aligned with KICD objectives. Developed by SeaVuria; technical implementation by ARES (with AI assistance from Claude). Licensed under </w:t>
       </w:r>
-      <w:hyperlink w:history="1" r:id="rIdljkzbqfspulmtqb4uvgrv">
+      <w:hyperlink w:history="1" r:id="rIdmxfegh1kj1ag6gmbljv5w">
         <w:r>
           <w:rPr>
             <w:rFonts w:ascii="Arial" w:cs="Arial" w:eastAsia="Arial" w:hAnsi="Arial"/>
@@ -5636,7 +5636,7 @@
         </w:rPr>
         <w:t xml:space="preserve"> (</w:t>
       </w:r>
-      <w:hyperlink w:history="1" r:id="rIdnrgcmagkguc-nij7nm78h">
+      <w:hyperlink w:history="1" r:id="rIdnh4qcfr-fn0yrmcdclxyk">
         <w:r>
           <w:rPr>
             <w:rFonts w:ascii="Arial" w:cs="Arial" w:eastAsia="Arial" w:hAnsi="Arial"/>
@@ -6649,7 +6649,7 @@
             <w:pPr>
               <w:spacing w:after="20" w:before="0"/>
             </w:pPr>
-            <w:hyperlink w:history="1" r:id="rIdvcawvmiumbyogp1wfqvle">
+            <w:hyperlink w:history="1" r:id="rId7gn9_se75flokvym7f1vh">
               <w:r>
                 <w:rPr>
                   <w:rFonts w:ascii="Arial" w:cs="Arial" w:eastAsia="Arial" w:hAnsi="Arial"/>
@@ -6682,7 +6682,7 @@
               <w:spacing w:after="10" w:before="0"/>
               <w:ind w:left="120"/>
             </w:pPr>
-            <w:hyperlink w:history="1" r:id="rIdnhlvpvpiqonl3k_wu_m7-">
+            <w:hyperlink w:history="1" r:id="rIdl-gmwvopvghe_ugf8iq3p">
               <w:r>
                 <w:rPr>
                   <w:rFonts w:ascii="Arial" w:cs="Arial" w:eastAsia="Arial" w:hAnsi="Arial"/>
@@ -6727,7 +6727,7 @@
             <w:pPr>
               <w:spacing w:after="20" w:before="0"/>
             </w:pPr>
-            <w:hyperlink w:history="1" r:id="rIdxf2jde-uqxy0chjf2rbz4">
+            <w:hyperlink w:history="1" r:id="rIds8bodktzajcdbjaeha9vc">
               <w:r>
                 <w:rPr>
                   <w:rFonts w:ascii="Arial" w:cs="Arial" w:eastAsia="Arial" w:hAnsi="Arial"/>
@@ -6760,7 +6760,7 @@
               <w:spacing w:after="10" w:before="0"/>
               <w:ind w:left="120"/>
             </w:pPr>
-            <w:hyperlink w:history="1" r:id="rIdoqcedwy13v2lghrpizkix">
+            <w:hyperlink w:history="1" r:id="rIdkqdshjzzildfbudyjyysh">
               <w:r>
                 <w:rPr>
                   <w:rFonts w:ascii="Arial" w:cs="Arial" w:eastAsia="Arial" w:hAnsi="Arial"/>
@@ -6955,7 +6955,7 @@
             <w:pPr>
               <w:spacing w:after="20" w:before="0"/>
             </w:pPr>
-            <w:hyperlink w:history="1" r:id="rIdsl4dyo9fg3vkums7nc7sk">
+            <w:hyperlink w:history="1" r:id="rId_8uvrjsq586p0emu2netl">
               <w:r>
                 <w:rPr>
                   <w:rFonts w:ascii="Arial" w:cs="Arial" w:eastAsia="Arial" w:hAnsi="Arial"/>
@@ -6988,7 +6988,7 @@
               <w:spacing w:after="10" w:before="0"/>
               <w:ind w:left="120"/>
             </w:pPr>
-            <w:hyperlink w:history="1" r:id="rIdh-cbxkvta9r1uaotofjd-">
+            <w:hyperlink w:history="1" r:id="rIdyalvgbapatazertjo33j1">
               <w:r>
                 <w:rPr>
                   <w:rFonts w:ascii="Arial" w:cs="Arial" w:eastAsia="Arial" w:hAnsi="Arial"/>
@@ -7033,7 +7033,7 @@
             <w:pPr>
               <w:spacing w:after="20" w:before="0"/>
             </w:pPr>
-            <w:hyperlink w:history="1" r:id="rIdknmjv4nr-d9qblloowsxd">
+            <w:hyperlink w:history="1" r:id="rIddu6izi-ky0qhjbmslyyly">
               <w:r>
                 <w:rPr>
                   <w:rFonts w:ascii="Arial" w:cs="Arial" w:eastAsia="Arial" w:hAnsi="Arial"/>
@@ -7066,7 +7066,7 @@
               <w:spacing w:after="10" w:before="0"/>
               <w:ind w:left="120"/>
             </w:pPr>
-            <w:hyperlink w:history="1" r:id="rIdh_7u2s0-pubee8rrk035i">
+            <w:hyperlink w:history="1" r:id="rIdhgpvsnijwtb9dlczazkyp">
               <w:r>
                 <w:rPr>
                   <w:rFonts w:ascii="Arial" w:cs="Arial" w:eastAsia="Arial" w:hAnsi="Arial"/>
@@ -7261,7 +7261,7 @@
             <w:pPr>
               <w:spacing w:after="20" w:before="0"/>
             </w:pPr>
-            <w:hyperlink w:history="1" r:id="rIddzfgdojmdwr6nfzzogcpq">
+            <w:hyperlink w:history="1" r:id="rIdqctt4w57iwe6pv4mgagpy">
               <w:r>
                 <w:rPr>
                   <w:rFonts w:ascii="Arial" w:cs="Arial" w:eastAsia="Arial" w:hAnsi="Arial"/>
@@ -7310,7 +7310,7 @@
               <w:spacing w:after="10" w:before="0"/>
               <w:ind w:left="120"/>
             </w:pPr>
-            <w:hyperlink w:history="1" r:id="rIddp0qg6vzqf8bvybke5pim">
+            <w:hyperlink w:history="1" r:id="rIdq3_ppdxndeywgd8kkcwyn">
               <w:r>
                 <w:rPr>
                   <w:rFonts w:ascii="Arial" w:cs="Arial" w:eastAsia="Arial" w:hAnsi="Arial"/>
@@ -7355,7 +7355,7 @@
             <w:pPr>
               <w:spacing w:after="20" w:before="0"/>
             </w:pPr>
-            <w:hyperlink w:history="1" r:id="rIdzy4e7dxnaflomedxz7md6">
+            <w:hyperlink w:history="1" r:id="rIdai__hczspxe6cstxpnbpa">
               <w:r>
                 <w:rPr>
                   <w:rFonts w:ascii="Arial" w:cs="Arial" w:eastAsia="Arial" w:hAnsi="Arial"/>
@@ -7388,7 +7388,7 @@
               <w:spacing w:after="10" w:before="0"/>
               <w:ind w:left="120"/>
             </w:pPr>
-            <w:hyperlink w:history="1" r:id="rIdzh8ma6f08fxv-seafjcgg">
+            <w:hyperlink w:history="1" r:id="rIddrbkv4re0crhd6oaz_9z8">
               <w:r>
                 <w:rPr>
                   <w:rFonts w:ascii="Arial" w:cs="Arial" w:eastAsia="Arial" w:hAnsi="Arial"/>
@@ -7583,7 +7583,7 @@
             <w:pPr>
               <w:spacing w:after="20" w:before="0"/>
             </w:pPr>
-            <w:hyperlink w:history="1" r:id="rIddzkc4tjrohde65tnfxlyf">
+            <w:hyperlink w:history="1" r:id="rIdi2kfzhb_qedt2r9fpeuaa">
               <w:r>
                 <w:rPr>
                   <w:rFonts w:ascii="Arial" w:cs="Arial" w:eastAsia="Arial" w:hAnsi="Arial"/>
@@ -7632,7 +7632,7 @@
               <w:spacing w:after="10" w:before="0"/>
               <w:ind w:left="120"/>
             </w:pPr>
-            <w:hyperlink w:history="1" r:id="rIdcn3s4fmkzrskuyxiocuoq">
+            <w:hyperlink w:history="1" r:id="rIdt2iqoase53yaognjghdw8">
               <w:r>
                 <w:rPr>
                   <w:rFonts w:ascii="Arial" w:cs="Arial" w:eastAsia="Arial" w:hAnsi="Arial"/>
@@ -7677,7 +7677,7 @@
             <w:pPr>
               <w:spacing w:after="20" w:before="0"/>
             </w:pPr>
-            <w:hyperlink w:history="1" r:id="rIdgy17vpbrcvklffi8mkh_d">
+            <w:hyperlink w:history="1" r:id="rIdd1zitfx4utzretttl2cgc">
               <w:r>
                 <w:rPr>
                   <w:rFonts w:ascii="Arial" w:cs="Arial" w:eastAsia="Arial" w:hAnsi="Arial"/>
@@ -7710,7 +7710,7 @@
               <w:spacing w:after="10" w:before="0"/>
               <w:ind w:left="120"/>
             </w:pPr>
-            <w:hyperlink w:history="1" r:id="rIdwjiur4wjyue4esenvf7bd">
+            <w:hyperlink w:history="1" r:id="rIdlog0ad9u2t5_iekfuph09">
               <w:r>
                 <w:rPr>
                   <w:rFonts w:ascii="Arial" w:cs="Arial" w:eastAsia="Arial" w:hAnsi="Arial"/>
@@ -7905,7 +7905,7 @@
             <w:pPr>
               <w:spacing w:after="20" w:before="0"/>
             </w:pPr>
-            <w:hyperlink w:history="1" r:id="rId5yckuli7wapgryw8hzhqy">
+            <w:hyperlink w:history="1" r:id="rIdsplpqkm9vq3jlqkfogaap">
               <w:r>
                 <w:rPr>
                   <w:rFonts w:ascii="Arial" w:cs="Arial" w:eastAsia="Arial" w:hAnsi="Arial"/>
@@ -7954,7 +7954,7 @@
               <w:spacing w:after="10" w:before="0"/>
               <w:ind w:left="120"/>
             </w:pPr>
-            <w:hyperlink w:history="1" r:id="rIdcg1r_a_yd6taumb3eoq5b">
+            <w:hyperlink w:history="1" r:id="rIdafwffwk7llzhvynhzasy6">
               <w:r>
                 <w:rPr>
                   <w:rFonts w:ascii="Arial" w:cs="Arial" w:eastAsia="Arial" w:hAnsi="Arial"/>
@@ -7999,7 +7999,7 @@
             <w:pPr>
               <w:spacing w:after="20" w:before="0"/>
             </w:pPr>
-            <w:hyperlink w:history="1" r:id="rId3zaunvsbf4xnaa0v7bj7k">
+            <w:hyperlink w:history="1" r:id="rIdjmytvsiytkwonr4ecaagh">
               <w:r>
                 <w:rPr>
                   <w:rFonts w:ascii="Arial" w:cs="Arial" w:eastAsia="Arial" w:hAnsi="Arial"/>
@@ -8032,7 +8032,7 @@
               <w:spacing w:after="10" w:before="0"/>
               <w:ind w:left="120"/>
             </w:pPr>
-            <w:hyperlink w:history="1" r:id="rIdvwb9ceikcpksewjlie_pp">
+            <w:hyperlink w:history="1" r:id="rIdhbcbchtdjjjwozpfxgnly">
               <w:r>
                 <w:rPr>
                   <w:rFonts w:ascii="Arial" w:cs="Arial" w:eastAsia="Arial" w:hAnsi="Arial"/>
@@ -8544,7 +8544,7 @@
         </w:rPr>
         <w:t xml:space="preserve">© 2026 SeaVuria and ARES. Aligned with KICD objectives. Developed by SeaVuria; technical implementation by ARES (with AI assistance from Claude). Licensed under </w:t>
       </w:r>
-      <w:hyperlink w:history="1" r:id="rId6ok50ier1gpyntahva_9l">
+      <w:hyperlink w:history="1" r:id="rIdq1x6kcagxdpn-ul3mzi3q">
         <w:r>
           <w:rPr>
             <w:rFonts w:ascii="Arial" w:cs="Arial" w:eastAsia="Arial" w:hAnsi="Arial"/>
@@ -8565,7 +8565,7 @@
         </w:rPr>
         <w:t xml:space="preserve"> (</w:t>
       </w:r>
-      <w:hyperlink w:history="1" r:id="rIdqyaqimtvpape1aco2pa6u">
+      <w:hyperlink w:history="1" r:id="rIdab-uon53rmkgcqg7o3qby">
         <w:r>
           <w:rPr>
             <w:rFonts w:ascii="Arial" w:cs="Arial" w:eastAsia="Arial" w:hAnsi="Arial"/>
@@ -9578,7 +9578,7 @@
             <w:pPr>
               <w:spacing w:after="20" w:before="0"/>
             </w:pPr>
-            <w:hyperlink w:history="1" r:id="rIdmbg-ksgdbjmacxkpwikch">
+            <w:hyperlink w:history="1" r:id="rId0ipqdgzykxcwjcw2vdisb">
               <w:r>
                 <w:rPr>
                   <w:rFonts w:ascii="Arial" w:cs="Arial" w:eastAsia="Arial" w:hAnsi="Arial"/>
@@ -9611,7 +9611,7 @@
               <w:spacing w:after="10" w:before="0"/>
               <w:ind w:left="120"/>
             </w:pPr>
-            <w:hyperlink w:history="1" r:id="rId8ckyswfezto9sperhvdbs">
+            <w:hyperlink w:history="1" r:id="rId7xvc5p9if0isvflpdz9g-">
               <w:r>
                 <w:rPr>
                   <w:rFonts w:ascii="Arial" w:cs="Arial" w:eastAsia="Arial" w:hAnsi="Arial"/>
@@ -9656,7 +9656,7 @@
             <w:pPr>
               <w:spacing w:after="20" w:before="0"/>
             </w:pPr>
-            <w:hyperlink w:history="1" r:id="rIdjdyftt15y_fmjiv0kwwsm">
+            <w:hyperlink w:history="1" r:id="rIdvl84ua2awayliuaneyvsy">
               <w:r>
                 <w:rPr>
                   <w:rFonts w:ascii="Arial" w:cs="Arial" w:eastAsia="Arial" w:hAnsi="Arial"/>
@@ -9689,7 +9689,7 @@
               <w:spacing w:after="10" w:before="0"/>
               <w:ind w:left="120"/>
             </w:pPr>
-            <w:hyperlink w:history="1" r:id="rIdcp_bfwbur-yrbomh9_wpg">
+            <w:hyperlink w:history="1" r:id="rIdmn6hesja7oru_ocsyl4mw">
               <w:r>
                 <w:rPr>
                   <w:rFonts w:ascii="Arial" w:cs="Arial" w:eastAsia="Arial" w:hAnsi="Arial"/>
@@ -9884,7 +9884,7 @@
             <w:pPr>
               <w:spacing w:after="20" w:before="0"/>
             </w:pPr>
-            <w:hyperlink w:history="1" r:id="rIdln7u68xlqexufqpo7_qae">
+            <w:hyperlink w:history="1" r:id="rIdgw4jhjci503e4yx0ewwsl">
               <w:r>
                 <w:rPr>
                   <w:rFonts w:ascii="Arial" w:cs="Arial" w:eastAsia="Arial" w:hAnsi="Arial"/>
@@ -9917,7 +9917,7 @@
               <w:spacing w:after="10" w:before="0"/>
               <w:ind w:left="120"/>
             </w:pPr>
-            <w:hyperlink w:history="1" r:id="rIdg7lnptdk0m-bnbjqcy-8c">
+            <w:hyperlink w:history="1" r:id="rIdbjtzsl_3t_yn4e3u33lq4">
               <w:r>
                 <w:rPr>
                   <w:rFonts w:ascii="Arial" w:cs="Arial" w:eastAsia="Arial" w:hAnsi="Arial"/>
@@ -9962,7 +9962,7 @@
             <w:pPr>
               <w:spacing w:after="20" w:before="0"/>
             </w:pPr>
-            <w:hyperlink w:history="1" r:id="rIdr9ecwdikqz7soyv-casyc">
+            <w:hyperlink w:history="1" r:id="rIdbauxo6qjj9bpn2ynd9_xy">
               <w:r>
                 <w:rPr>
                   <w:rFonts w:ascii="Arial" w:cs="Arial" w:eastAsia="Arial" w:hAnsi="Arial"/>
@@ -9995,7 +9995,7 @@
               <w:spacing w:after="10" w:before="0"/>
               <w:ind w:left="120"/>
             </w:pPr>
-            <w:hyperlink w:history="1" r:id="rId_jpgfpl9d6modgnnqlklo">
+            <w:hyperlink w:history="1" r:id="rIdyuewsqfonioyqxr30rrj6">
               <w:r>
                 <w:rPr>
                   <w:rFonts w:ascii="Arial" w:cs="Arial" w:eastAsia="Arial" w:hAnsi="Arial"/>
@@ -10190,7 +10190,7 @@
             <w:pPr>
               <w:spacing w:after="20" w:before="0"/>
             </w:pPr>
-            <w:hyperlink w:history="1" r:id="rIdvx4vxdsof1xm7n8rbv-xg">
+            <w:hyperlink w:history="1" r:id="rIdsm-elguxuzpzygjugydiu">
               <w:r>
                 <w:rPr>
                   <w:rFonts w:ascii="Arial" w:cs="Arial" w:eastAsia="Arial" w:hAnsi="Arial"/>
@@ -10239,7 +10239,7 @@
               <w:spacing w:after="10" w:before="0"/>
               <w:ind w:left="120"/>
             </w:pPr>
-            <w:hyperlink w:history="1" r:id="rIdwscgked6pinvvin2mus7p">
+            <w:hyperlink w:history="1" r:id="rIdawyjlojsfpswtd2lnhmmn">
               <w:r>
                 <w:rPr>
                   <w:rFonts w:ascii="Arial" w:cs="Arial" w:eastAsia="Arial" w:hAnsi="Arial"/>
@@ -10284,7 +10284,7 @@
             <w:pPr>
               <w:spacing w:after="20" w:before="0"/>
             </w:pPr>
-            <w:hyperlink w:history="1" r:id="rId05xospxmnv9oqhfzrlkfm">
+            <w:hyperlink w:history="1" r:id="rIdjjvihtvnmkz7ejyhxsau7">
               <w:r>
                 <w:rPr>
                   <w:rFonts w:ascii="Arial" w:cs="Arial" w:eastAsia="Arial" w:hAnsi="Arial"/>
@@ -10317,7 +10317,7 @@
               <w:spacing w:after="10" w:before="0"/>
               <w:ind w:left="120"/>
             </w:pPr>
-            <w:hyperlink w:history="1" r:id="rIdxdzteqvf2ko35r7uussdc">
+            <w:hyperlink w:history="1" r:id="rIdv3nu9zco_smalqrfqj3z1">
               <w:r>
                 <w:rPr>
                   <w:rFonts w:ascii="Arial" w:cs="Arial" w:eastAsia="Arial" w:hAnsi="Arial"/>
@@ -10512,7 +10512,7 @@
             <w:pPr>
               <w:spacing w:after="20" w:before="0"/>
             </w:pPr>
-            <w:hyperlink w:history="1" r:id="rIdqqrfql2shnvru9kfkbxlz">
+            <w:hyperlink w:history="1" r:id="rIdzg_egfq7u9dr7ofs0h0rh">
               <w:r>
                 <w:rPr>
                   <w:rFonts w:ascii="Arial" w:cs="Arial" w:eastAsia="Arial" w:hAnsi="Arial"/>
@@ -10561,7 +10561,7 @@
               <w:spacing w:after="10" w:before="0"/>
               <w:ind w:left="120"/>
             </w:pPr>
-            <w:hyperlink w:history="1" r:id="rIdf8ipjefkrcxaygr0mza9x">
+            <w:hyperlink w:history="1" r:id="rIdkrtpv3lc_qo5wfvnvdhgw">
               <w:r>
                 <w:rPr>
                   <w:rFonts w:ascii="Arial" w:cs="Arial" w:eastAsia="Arial" w:hAnsi="Arial"/>
@@ -10606,7 +10606,7 @@
             <w:pPr>
               <w:spacing w:after="20" w:before="0"/>
             </w:pPr>
-            <w:hyperlink w:history="1" r:id="rIdvvu8e-7doqinoth81-ybo">
+            <w:hyperlink w:history="1" r:id="rIdpftgr1vfnrik3hbdij1_c">
               <w:r>
                 <w:rPr>
                   <w:rFonts w:ascii="Arial" w:cs="Arial" w:eastAsia="Arial" w:hAnsi="Arial"/>
@@ -10639,7 +10639,7 @@
               <w:spacing w:after="10" w:before="0"/>
               <w:ind w:left="120"/>
             </w:pPr>
-            <w:hyperlink w:history="1" r:id="rIdoqj_hpyl1k9fqfoqctll5">
+            <w:hyperlink w:history="1" r:id="rIdwedpfplh7h_pglpisyctd">
               <w:r>
                 <w:rPr>
                   <w:rFonts w:ascii="Arial" w:cs="Arial" w:eastAsia="Arial" w:hAnsi="Arial"/>
@@ -10834,7 +10834,7 @@
             <w:pPr>
               <w:spacing w:after="20" w:before="0"/>
             </w:pPr>
-            <w:hyperlink w:history="1" r:id="rIdpniuvh2wm6hng-4axegin">
+            <w:hyperlink w:history="1" r:id="rIdxnp_8kbwpzpuxgigymt-v">
               <w:r>
                 <w:rPr>
                   <w:rFonts w:ascii="Arial" w:cs="Arial" w:eastAsia="Arial" w:hAnsi="Arial"/>
@@ -10883,7 +10883,7 @@
               <w:spacing w:after="10" w:before="0"/>
               <w:ind w:left="120"/>
             </w:pPr>
-            <w:hyperlink w:history="1" r:id="rIdtq2jfu7fuy_ccddyss-pl">
+            <w:hyperlink w:history="1" r:id="rIdogedlt_s1knlq3s28pn2t">
               <w:r>
                 <w:rPr>
                   <w:rFonts w:ascii="Arial" w:cs="Arial" w:eastAsia="Arial" w:hAnsi="Arial"/>
@@ -10928,7 +10928,7 @@
             <w:pPr>
               <w:spacing w:after="20" w:before="0"/>
             </w:pPr>
-            <w:hyperlink w:history="1" r:id="rIdixbqebccdj3mpjou82f7x">
+            <w:hyperlink w:history="1" r:id="rIduqvjud3vf0l4lkh5vmig1">
               <w:r>
                 <w:rPr>
                   <w:rFonts w:ascii="Arial" w:cs="Arial" w:eastAsia="Arial" w:hAnsi="Arial"/>
@@ -10977,7 +10977,7 @@
               <w:spacing w:after="10" w:before="0"/>
               <w:ind w:left="120"/>
             </w:pPr>
-            <w:hyperlink w:history="1" r:id="rIddkn-z3weflxr4v2so1jzv">
+            <w:hyperlink w:history="1" r:id="rIdnifdqcn_sxta5lpprmwfy">
               <w:r>
                 <w:rPr>
                   <w:rFonts w:ascii="Arial" w:cs="Arial" w:eastAsia="Arial" w:hAnsi="Arial"/>
@@ -11489,7 +11489,7 @@
         </w:rPr>
         <w:t xml:space="preserve">© 2026 SeaVuria and ARES. Aligned with KICD objectives. Developed by SeaVuria; technical implementation by ARES (with AI assistance from Claude). Licensed under </w:t>
       </w:r>
-      <w:hyperlink w:history="1" r:id="rId64evorl2zadocetdiqqsu">
+      <w:hyperlink w:history="1" r:id="rIdtslyq_qhsnuowolytnfwv">
         <w:r>
           <w:rPr>
             <w:rFonts w:ascii="Arial" w:cs="Arial" w:eastAsia="Arial" w:hAnsi="Arial"/>
@@ -11510,7 +11510,7 @@
         </w:rPr>
         <w:t xml:space="preserve"> (</w:t>
       </w:r>
-      <w:hyperlink w:history="1" r:id="rId6tyiyfkh9dhubaw4d6t43">
+      <w:hyperlink w:history="1" r:id="rId6wfozf309is79zh-1vjs0">
         <w:r>
           <w:rPr>
             <w:rFonts w:ascii="Arial" w:cs="Arial" w:eastAsia="Arial" w:hAnsi="Arial"/>
@@ -12702,7 +12702,7 @@
             <w:pPr>
               <w:spacing w:after="20" w:before="0"/>
             </w:pPr>
-            <w:hyperlink w:history="1" r:id="rIduosm4_s-xnxuz6bh7nz1i">
+            <w:hyperlink w:history="1" r:id="rId1d1fsliwsfv9e2qbiejig">
               <w:r>
                 <w:rPr>
                   <w:rFonts w:ascii="Arial" w:cs="Arial" w:eastAsia="Arial" w:hAnsi="Arial"/>
@@ -12735,7 +12735,7 @@
               <w:spacing w:after="10" w:before="0"/>
               <w:ind w:left="120"/>
             </w:pPr>
-            <w:hyperlink w:history="1" r:id="rIdwotawhi-qeg2us8lk_6mr">
+            <w:hyperlink w:history="1" r:id="rIdnr0gwhj7fm2mq5eq0ijki">
               <w:r>
                 <w:rPr>
                   <w:rFonts w:ascii="Arial" w:cs="Arial" w:eastAsia="Arial" w:hAnsi="Arial"/>
@@ -12780,7 +12780,7 @@
             <w:pPr>
               <w:spacing w:after="20" w:before="0"/>
             </w:pPr>
-            <w:hyperlink w:history="1" r:id="rIduismj69190zzllo6tyxqg">
+            <w:hyperlink w:history="1" r:id="rIdopwb-w6zfu5judmit-y5w">
               <w:r>
                 <w:rPr>
                   <w:rFonts w:ascii="Arial" w:cs="Arial" w:eastAsia="Arial" w:hAnsi="Arial"/>
@@ -12813,7 +12813,7 @@
               <w:spacing w:after="10" w:before="0"/>
               <w:ind w:left="120"/>
             </w:pPr>
-            <w:hyperlink w:history="1" r:id="rIdc6vwkodml6purutqjojbx">
+            <w:hyperlink w:history="1" r:id="rIdr21wvzhom3mzybh1pxw0q">
               <w:r>
                 <w:rPr>
                   <w:rFonts w:ascii="Arial" w:cs="Arial" w:eastAsia="Arial" w:hAnsi="Arial"/>
@@ -13008,7 +13008,7 @@
             <w:pPr>
               <w:spacing w:after="20" w:before="0"/>
             </w:pPr>
-            <w:hyperlink w:history="1" r:id="rIdqszrhhc0qqyqtxvph2hud">
+            <w:hyperlink w:history="1" r:id="rIdqnjsutqtdkqofums4gbvs">
               <w:r>
                 <w:rPr>
                   <w:rFonts w:ascii="Arial" w:cs="Arial" w:eastAsia="Arial" w:hAnsi="Arial"/>
@@ -13041,7 +13041,7 @@
               <w:spacing w:after="10" w:before="0"/>
               <w:ind w:left="120"/>
             </w:pPr>
-            <w:hyperlink w:history="1" r:id="rIdttsrenugrj3s7krehnqcg">
+            <w:hyperlink w:history="1" r:id="rIdpchlq9dmdcv5twq_rr4n2">
               <w:r>
                 <w:rPr>
                   <w:rFonts w:ascii="Arial" w:cs="Arial" w:eastAsia="Arial" w:hAnsi="Arial"/>
@@ -13086,7 +13086,7 @@
             <w:pPr>
               <w:spacing w:after="20" w:before="0"/>
             </w:pPr>
-            <w:hyperlink w:history="1" r:id="rIdj-toswtblbd_jtk6iebe6">
+            <w:hyperlink w:history="1" r:id="rIdwwfgrwsxckpvx-njr9bqb">
               <w:r>
                 <w:rPr>
                   <w:rFonts w:ascii="Arial" w:cs="Arial" w:eastAsia="Arial" w:hAnsi="Arial"/>
@@ -13119,7 +13119,7 @@
               <w:spacing w:after="10" w:before="0"/>
               <w:ind w:left="120"/>
             </w:pPr>
-            <w:hyperlink w:history="1" r:id="rIdltvfoss4f9jxrrhps5ey9">
+            <w:hyperlink w:history="1" r:id="rId6jhlla8fftn8fahcgjkpg">
               <w:r>
                 <w:rPr>
                   <w:rFonts w:ascii="Arial" w:cs="Arial" w:eastAsia="Arial" w:hAnsi="Arial"/>
@@ -13314,7 +13314,7 @@
             <w:pPr>
               <w:spacing w:after="20" w:before="0"/>
             </w:pPr>
-            <w:hyperlink w:history="1" r:id="rId5t4vdclz-jzqszefwqoa4">
+            <w:hyperlink w:history="1" r:id="rIduw_v6vx-hqsxenekltmvl">
               <w:r>
                 <w:rPr>
                   <w:rFonts w:ascii="Arial" w:cs="Arial" w:eastAsia="Arial" w:hAnsi="Arial"/>
@@ -13347,7 +13347,7 @@
               <w:spacing w:after="10" w:before="0"/>
               <w:ind w:left="120"/>
             </w:pPr>
-            <w:hyperlink w:history="1" r:id="rIdxdsh7mhf4eluwflu8nbis">
+            <w:hyperlink w:history="1" r:id="rIdmoupb18wutyc5ljg3xewr">
               <w:r>
                 <w:rPr>
                   <w:rFonts w:ascii="Arial" w:cs="Arial" w:eastAsia="Arial" w:hAnsi="Arial"/>
@@ -13392,7 +13392,7 @@
             <w:pPr>
               <w:spacing w:after="20" w:before="0"/>
             </w:pPr>
-            <w:hyperlink w:history="1" r:id="rIdigb1tauaxh3she1a_evji">
+            <w:hyperlink w:history="1" r:id="rIdvivngms438fv21frvcjgk">
               <w:r>
                 <w:rPr>
                   <w:rFonts w:ascii="Arial" w:cs="Arial" w:eastAsia="Arial" w:hAnsi="Arial"/>
@@ -13425,7 +13425,7 @@
               <w:spacing w:after="10" w:before="0"/>
               <w:ind w:left="120"/>
             </w:pPr>
-            <w:hyperlink w:history="1" r:id="rIdfxvqolsegmqbajta9l9go">
+            <w:hyperlink w:history="1" r:id="rId0ieosm1wxidhpuclpupzy">
               <w:r>
                 <w:rPr>
                   <w:rFonts w:ascii="Arial" w:cs="Arial" w:eastAsia="Arial" w:hAnsi="Arial"/>
@@ -13620,7 +13620,7 @@
             <w:pPr>
               <w:spacing w:after="20" w:before="0"/>
             </w:pPr>
-            <w:hyperlink w:history="1" r:id="rIdhbxsuozw2fing0huhtl8v">
+            <w:hyperlink w:history="1" r:id="rIdsw2_d5fwu8oa4j10mtqas">
               <w:r>
                 <w:rPr>
                   <w:rFonts w:ascii="Arial" w:cs="Arial" w:eastAsia="Arial" w:hAnsi="Arial"/>
@@ -13653,7 +13653,7 @@
               <w:spacing w:after="10" w:before="0"/>
               <w:ind w:left="120"/>
             </w:pPr>
-            <w:hyperlink w:history="1" r:id="rIdro_i9ri6gdsynskoscqxl">
+            <w:hyperlink w:history="1" r:id="rIdpdwttusbsenlkq436zf_v">
               <w:r>
                 <w:rPr>
                   <w:rFonts w:ascii="Arial" w:cs="Arial" w:eastAsia="Arial" w:hAnsi="Arial"/>
@@ -13698,7 +13698,7 @@
             <w:pPr>
               <w:spacing w:after="20" w:before="0"/>
             </w:pPr>
-            <w:hyperlink w:history="1" r:id="rIdie0nwnh6uiusnoycydsai">
+            <w:hyperlink w:history="1" r:id="rIdl-txm8cgon2whxcemlekr">
               <w:r>
                 <w:rPr>
                   <w:rFonts w:ascii="Arial" w:cs="Arial" w:eastAsia="Arial" w:hAnsi="Arial"/>
@@ -13731,7 +13731,7 @@
               <w:spacing w:after="10" w:before="0"/>
               <w:ind w:left="120"/>
             </w:pPr>
-            <w:hyperlink w:history="1" r:id="rId4qhmo4zbwbbgmpxhsy0k4">
+            <w:hyperlink w:history="1" r:id="rId0symhu_gn2p4_xtq28d6l">
               <w:r>
                 <w:rPr>
                   <w:rFonts w:ascii="Arial" w:cs="Arial" w:eastAsia="Arial" w:hAnsi="Arial"/>
@@ -13926,7 +13926,7 @@
             <w:pPr>
               <w:spacing w:after="20" w:before="0"/>
             </w:pPr>
-            <w:hyperlink w:history="1" r:id="rIdq9ujdn9oupd10sfqrzogh">
+            <w:hyperlink w:history="1" r:id="rIdwc1osgd7hvmpfl-jf6rn7">
               <w:r>
                 <w:rPr>
                   <w:rFonts w:ascii="Arial" w:cs="Arial" w:eastAsia="Arial" w:hAnsi="Arial"/>
@@ -13959,7 +13959,7 @@
               <w:spacing w:after="10" w:before="0"/>
               <w:ind w:left="120"/>
             </w:pPr>
-            <w:hyperlink w:history="1" r:id="rIdrql-fdiu3rwagisetgjky">
+            <w:hyperlink w:history="1" r:id="rIdqah8dlgxknkh1n-07ujk3">
               <w:r>
                 <w:rPr>
                   <w:rFonts w:ascii="Arial" w:cs="Arial" w:eastAsia="Arial" w:hAnsi="Arial"/>
@@ -14004,7 +14004,7 @@
             <w:pPr>
               <w:spacing w:after="20" w:before="0"/>
             </w:pPr>
-            <w:hyperlink w:history="1" r:id="rIdhydosrkcuzdnlfgzmfgu8">
+            <w:hyperlink w:history="1" r:id="rIdl65b5pwe8k9ms8i-hbcbg">
               <w:r>
                 <w:rPr>
                   <w:rFonts w:ascii="Arial" w:cs="Arial" w:eastAsia="Arial" w:hAnsi="Arial"/>
@@ -14037,7 +14037,7 @@
               <w:spacing w:after="10" w:before="0"/>
               <w:ind w:left="120"/>
             </w:pPr>
-            <w:hyperlink w:history="1" r:id="rId1tjdbfcrzscgqsemrrwln">
+            <w:hyperlink w:history="1" r:id="rIdzscaqhsjo2k9_zdsxcua3">
               <w:r>
                 <w:rPr>
                   <w:rFonts w:ascii="Arial" w:cs="Arial" w:eastAsia="Arial" w:hAnsi="Arial"/>
@@ -14625,7 +14625,7 @@
         </w:rPr>
         <w:t xml:space="preserve">© 2026 SeaVuria and ARES. Aligned with KICD objectives. Developed by SeaVuria; technical implementation by ARES (with AI assistance from Claude). Licensed under </w:t>
       </w:r>
-      <w:hyperlink w:history="1" r:id="rId03mwvoz28xttuupy9-qs_">
+      <w:hyperlink w:history="1" r:id="rIdb7qioql6ckyreydcrtr2k">
         <w:r>
           <w:rPr>
             <w:rFonts w:ascii="Arial" w:cs="Arial" w:eastAsia="Arial" w:hAnsi="Arial"/>
@@ -14646,7 +14646,7 @@
         </w:rPr>
         <w:t xml:space="preserve"> (</w:t>
       </w:r>
-      <w:hyperlink w:history="1" r:id="rIddq1anchnknc1znkwo_u2n">
+      <w:hyperlink w:history="1" r:id="rIdpybnssgufrd9u86nwwza-">
         <w:r>
           <w:rPr>
             <w:rFonts w:ascii="Arial" w:cs="Arial" w:eastAsia="Arial" w:hAnsi="Arial"/>
@@ -15659,7 +15659,7 @@
             <w:pPr>
               <w:spacing w:after="20" w:before="0"/>
             </w:pPr>
-            <w:hyperlink w:history="1" r:id="rId5mdzsq6izgyrkckqx3xrk">
+            <w:hyperlink w:history="1" r:id="rIdulykfahs_a0ltp36gtk5g">
               <w:r>
                 <w:rPr>
                   <w:rFonts w:ascii="Arial" w:cs="Arial" w:eastAsia="Arial" w:hAnsi="Arial"/>
@@ -15692,7 +15692,7 @@
               <w:spacing w:after="10" w:before="0"/>
               <w:ind w:left="120"/>
             </w:pPr>
-            <w:hyperlink w:history="1" r:id="rIdlykjjkgyd70co7gnbwy-i">
+            <w:hyperlink w:history="1" r:id="rIdsrwusxapwyussjmmgnsbp">
               <w:r>
                 <w:rPr>
                   <w:rFonts w:ascii="Arial" w:cs="Arial" w:eastAsia="Arial" w:hAnsi="Arial"/>
@@ -15737,7 +15737,7 @@
             <w:pPr>
               <w:spacing w:after="20" w:before="0"/>
             </w:pPr>
-            <w:hyperlink w:history="1" r:id="rId5tvcqz_9xwubqopuewocl">
+            <w:hyperlink w:history="1" r:id="rIdiaclrcxlgcz5r9fhxy5zo">
               <w:r>
                 <w:rPr>
                   <w:rFonts w:ascii="Arial" w:cs="Arial" w:eastAsia="Arial" w:hAnsi="Arial"/>
@@ -15770,7 +15770,7 @@
               <w:spacing w:after="10" w:before="0"/>
               <w:ind w:left="120"/>
             </w:pPr>
-            <w:hyperlink w:history="1" r:id="rIdr6hlfw5pchh3vkrdypbek">
+            <w:hyperlink w:history="1" r:id="rIdjbdth6tafu_e6_4beofed">
               <w:r>
                 <w:rPr>
                   <w:rFonts w:ascii="Arial" w:cs="Arial" w:eastAsia="Arial" w:hAnsi="Arial"/>
@@ -15965,7 +15965,7 @@
             <w:pPr>
               <w:spacing w:after="20" w:before="0"/>
             </w:pPr>
-            <w:hyperlink w:history="1" r:id="rIdy0q-ipvdvfg1rwib2szeg">
+            <w:hyperlink w:history="1" r:id="rIdodywbytxhl_dxtr_o-13l">
               <w:r>
                 <w:rPr>
                   <w:rFonts w:ascii="Arial" w:cs="Arial" w:eastAsia="Arial" w:hAnsi="Arial"/>
@@ -15998,7 +15998,7 @@
               <w:spacing w:after="10" w:before="0"/>
               <w:ind w:left="120"/>
             </w:pPr>
-            <w:hyperlink w:history="1" r:id="rIdljydvlju9awrvs-1u3qis">
+            <w:hyperlink w:history="1" r:id="rIdv9jynftl74ybxqftokg0k">
               <w:r>
                 <w:rPr>
                   <w:rFonts w:ascii="Arial" w:cs="Arial" w:eastAsia="Arial" w:hAnsi="Arial"/>
@@ -16043,7 +16043,7 @@
             <w:pPr>
               <w:spacing w:after="20" w:before="0"/>
             </w:pPr>
-            <w:hyperlink w:history="1" r:id="rId8rsvgskapshg43t0bm9xn">
+            <w:hyperlink w:history="1" r:id="rIdzhkpmwmptphueauc8_cng">
               <w:r>
                 <w:rPr>
                   <w:rFonts w:ascii="Arial" w:cs="Arial" w:eastAsia="Arial" w:hAnsi="Arial"/>
@@ -16076,7 +16076,7 @@
               <w:spacing w:after="10" w:before="0"/>
               <w:ind w:left="120"/>
             </w:pPr>
-            <w:hyperlink w:history="1" r:id="rIdx1ihk7wri8ci_bgtdn9e8">
+            <w:hyperlink w:history="1" r:id="rIdfgl6fg4ia8rwv-tqyf432">
               <w:r>
                 <w:rPr>
                   <w:rFonts w:ascii="Arial" w:cs="Arial" w:eastAsia="Arial" w:hAnsi="Arial"/>
@@ -16271,7 +16271,7 @@
             <w:pPr>
               <w:spacing w:after="20" w:before="0"/>
             </w:pPr>
-            <w:hyperlink w:history="1" r:id="rIdte19odbbit5eyltt8gjby">
+            <w:hyperlink w:history="1" r:id="rId7dnnx_sei-hf2caxdyg9j">
               <w:r>
                 <w:rPr>
                   <w:rFonts w:ascii="Arial" w:cs="Arial" w:eastAsia="Arial" w:hAnsi="Arial"/>
@@ -16304,7 +16304,7 @@
               <w:spacing w:after="10" w:before="0"/>
               <w:ind w:left="120"/>
             </w:pPr>
-            <w:hyperlink w:history="1" r:id="rIdbebxmttvayzu98alubrcc">
+            <w:hyperlink w:history="1" r:id="rIdxk0py2zg-djompxhzvilp">
               <w:r>
                 <w:rPr>
                   <w:rFonts w:ascii="Arial" w:cs="Arial" w:eastAsia="Arial" w:hAnsi="Arial"/>
@@ -16349,7 +16349,7 @@
             <w:pPr>
               <w:spacing w:after="20" w:before="0"/>
             </w:pPr>
-            <w:hyperlink w:history="1" r:id="rIdx8mr_nshacb8mf_rs_jdm">
+            <w:hyperlink w:history="1" r:id="rId0hpqtioetwoc1i8abzzlu">
               <w:r>
                 <w:rPr>
                   <w:rFonts w:ascii="Arial" w:cs="Arial" w:eastAsia="Arial" w:hAnsi="Arial"/>
@@ -16398,7 +16398,7 @@
               <w:spacing w:after="10" w:before="0"/>
               <w:ind w:left="120"/>
             </w:pPr>
-            <w:hyperlink w:history="1" r:id="rIdrj62fos0297ujf1v16zha">
+            <w:hyperlink w:history="1" r:id="rIdtwxdxrqvkx_0kmpjpiomx">
               <w:r>
                 <w:rPr>
                   <w:rFonts w:ascii="Arial" w:cs="Arial" w:eastAsia="Arial" w:hAnsi="Arial"/>
@@ -16593,7 +16593,7 @@
             <w:pPr>
               <w:spacing w:after="20" w:before="0"/>
             </w:pPr>
-            <w:hyperlink w:history="1" r:id="rIdtx176m4mey3xxv6d6xrhs">
+            <w:hyperlink w:history="1" r:id="rIdo22gucekmu9vilmb05boy">
               <w:r>
                 <w:rPr>
                   <w:rFonts w:ascii="Arial" w:cs="Arial" w:eastAsia="Arial" w:hAnsi="Arial"/>
@@ -16626,7 +16626,7 @@
               <w:spacing w:after="10" w:before="0"/>
               <w:ind w:left="120"/>
             </w:pPr>
-            <w:hyperlink w:history="1" r:id="rId-gqhchdborg3nq4hjzojf">
+            <w:hyperlink w:history="1" r:id="rId8tn2125pe0t4kfvf-ajos">
               <w:r>
                 <w:rPr>
                   <w:rFonts w:ascii="Arial" w:cs="Arial" w:eastAsia="Arial" w:hAnsi="Arial"/>
@@ -16671,7 +16671,7 @@
             <w:pPr>
               <w:spacing w:after="20" w:before="0"/>
             </w:pPr>
-            <w:hyperlink w:history="1" r:id="rIdwphxbn0vrh1v-edqn-tio">
+            <w:hyperlink w:history="1" r:id="rIdrpkb8ci57vlxgqwsp8y5o">
               <w:r>
                 <w:rPr>
                   <w:rFonts w:ascii="Arial" w:cs="Arial" w:eastAsia="Arial" w:hAnsi="Arial"/>
@@ -16720,7 +16720,7 @@
               <w:spacing w:after="10" w:before="0"/>
               <w:ind w:left="120"/>
             </w:pPr>
-            <w:hyperlink w:history="1" r:id="rIdkl7sc7ozsgmkzlslgepj2">
+            <w:hyperlink w:history="1" r:id="rIddl3eweieqjfr9cvpzfqfv">
               <w:r>
                 <w:rPr>
                   <w:rFonts w:ascii="Arial" w:cs="Arial" w:eastAsia="Arial" w:hAnsi="Arial"/>
@@ -16915,7 +16915,7 @@
             <w:pPr>
               <w:spacing w:after="20" w:before="0"/>
             </w:pPr>
-            <w:hyperlink w:history="1" r:id="rIdmsgyxpdu1oungvgvbs7zx">
+            <w:hyperlink w:history="1" r:id="rId5j4fo7ed7tvniyppyypa-">
               <w:r>
                 <w:rPr>
                   <w:rFonts w:ascii="Arial" w:cs="Arial" w:eastAsia="Arial" w:hAnsi="Arial"/>
@@ -16948,7 +16948,7 @@
               <w:spacing w:after="10" w:before="0"/>
               <w:ind w:left="120"/>
             </w:pPr>
-            <w:hyperlink w:history="1" r:id="rIdhw5kf0kzhgbe9do2hb-cq">
+            <w:hyperlink w:history="1" r:id="rIdd6cjfveppg8ommqkuur2h">
               <w:r>
                 <w:rPr>
                   <w:rFonts w:ascii="Arial" w:cs="Arial" w:eastAsia="Arial" w:hAnsi="Arial"/>
@@ -16993,7 +16993,7 @@
             <w:pPr>
               <w:spacing w:after="20" w:before="0"/>
             </w:pPr>
-            <w:hyperlink w:history="1" r:id="rIdimjd8dqbycatm631wuw3i">
+            <w:hyperlink w:history="1" r:id="rIdgjgks9gr_j67nzmyzotgv">
               <w:r>
                 <w:rPr>
                   <w:rFonts w:ascii="Arial" w:cs="Arial" w:eastAsia="Arial" w:hAnsi="Arial"/>
@@ -17026,7 +17026,7 @@
               <w:spacing w:after="10" w:before="0"/>
               <w:ind w:left="120"/>
             </w:pPr>
-            <w:hyperlink w:history="1" r:id="rIdlwjc2hbtmcval9au9cc7l">
+            <w:hyperlink w:history="1" r:id="rIduuquhmt0i3gwtpwvggqtb">
               <w:r>
                 <w:rPr>
                   <w:rFonts w:ascii="Arial" w:cs="Arial" w:eastAsia="Arial" w:hAnsi="Arial"/>
@@ -17633,7 +17633,7 @@
         </w:rPr>
         <w:t xml:space="preserve">© 2026 SeaVuria and ARES. Aligned with KICD objectives. Developed by SeaVuria; technical implementation by ARES (with AI assistance from Claude). Licensed under </w:t>
       </w:r>
-      <w:hyperlink w:history="1" r:id="rIdxcsq6tm0phrsxza8hi0h3">
+      <w:hyperlink w:history="1" r:id="rIdwx7ggtof0mgntmbsw_z-i">
         <w:r>
           <w:rPr>
             <w:rFonts w:ascii="Arial" w:cs="Arial" w:eastAsia="Arial" w:hAnsi="Arial"/>
@@ -17654,7 +17654,7 @@
         </w:rPr>
         <w:t xml:space="preserve"> (</w:t>
       </w:r>
-      <w:hyperlink w:history="1" r:id="rIdwycpmp1oadhnzeu9ruf0c">
+      <w:hyperlink w:history="1" r:id="rId774jokw-zigsarfo3bma6">
         <w:r>
           <w:rPr>
             <w:rFonts w:ascii="Arial" w:cs="Arial" w:eastAsia="Arial" w:hAnsi="Arial"/>
@@ -18667,7 +18667,7 @@
             <w:pPr>
               <w:spacing w:after="20" w:before="0"/>
             </w:pPr>
-            <w:hyperlink w:history="1" r:id="rIdhvlljlv_ixnc_sewzokkd">
+            <w:hyperlink w:history="1" r:id="rIdcbek9eo-vwdvk7utdnyi7">
               <w:r>
                 <w:rPr>
                   <w:rFonts w:ascii="Arial" w:cs="Arial" w:eastAsia="Arial" w:hAnsi="Arial"/>
@@ -18716,7 +18716,7 @@
               <w:spacing w:after="10" w:before="0"/>
               <w:ind w:left="120"/>
             </w:pPr>
-            <w:hyperlink w:history="1" r:id="rIddwh4w7av8i9zxbdbxbcr8">
+            <w:hyperlink w:history="1" r:id="rIdjf1pkuqaibobl6zdm0yfb">
               <w:r>
                 <w:rPr>
                   <w:rFonts w:ascii="Arial" w:cs="Arial" w:eastAsia="Arial" w:hAnsi="Arial"/>
@@ -18761,7 +18761,7 @@
             <w:pPr>
               <w:spacing w:after="20" w:before="0"/>
             </w:pPr>
-            <w:hyperlink w:history="1" r:id="rId-bovsycx5ergf0f-_dd6a">
+            <w:hyperlink w:history="1" r:id="rIdx9gd1q_y_tu7ti1i3wkqg">
               <w:r>
                 <w:rPr>
                   <w:rFonts w:ascii="Arial" w:cs="Arial" w:eastAsia="Arial" w:hAnsi="Arial"/>
@@ -18810,7 +18810,7 @@
               <w:spacing w:after="10" w:before="0"/>
               <w:ind w:left="120"/>
             </w:pPr>
-            <w:hyperlink w:history="1" r:id="rIdbs1eqzl_lrwjmdoxeyz8f">
+            <w:hyperlink w:history="1" r:id="rIdx1kl85zpwps5kiszjyxc3">
               <w:r>
                 <w:rPr>
                   <w:rFonts w:ascii="Arial" w:cs="Arial" w:eastAsia="Arial" w:hAnsi="Arial"/>
@@ -19100,7 +19100,7 @@
             <w:pPr>
               <w:spacing w:after="20" w:before="0"/>
             </w:pPr>
-            <w:hyperlink w:history="1" r:id="rIda0cvaww7e2tvjxadmzvbe">
+            <w:hyperlink w:history="1" r:id="rIdawmplonxrnragxgn3vdmu">
               <w:r>
                 <w:rPr>
                   <w:rFonts w:ascii="Arial" w:cs="Arial" w:eastAsia="Arial" w:hAnsi="Arial"/>
@@ -19149,7 +19149,7 @@
               <w:spacing w:after="10" w:before="0"/>
               <w:ind w:left="120"/>
             </w:pPr>
-            <w:hyperlink w:history="1" r:id="rIdspojisflhtjydiy_ydl9-">
+            <w:hyperlink w:history="1" r:id="rIdr03z102abx_1ex6lhcvhd">
               <w:r>
                 <w:rPr>
                   <w:rFonts w:ascii="Arial" w:cs="Arial" w:eastAsia="Arial" w:hAnsi="Arial"/>
@@ -19194,7 +19194,7 @@
             <w:pPr>
               <w:spacing w:after="20" w:before="0"/>
             </w:pPr>
-            <w:hyperlink w:history="1" r:id="rIdosxjhflunzdj1dghlnc3n">
+            <w:hyperlink w:history="1" r:id="rIdph5cavehwtjaqry8cjnaf">
               <w:r>
                 <w:rPr>
                   <w:rFonts w:ascii="Arial" w:cs="Arial" w:eastAsia="Arial" w:hAnsi="Arial"/>
@@ -19243,7 +19243,7 @@
               <w:spacing w:after="10" w:before="0"/>
               <w:ind w:left="120"/>
             </w:pPr>
-            <w:hyperlink w:history="1" r:id="rIdov6rfn6saexcjqyuphpth">
+            <w:hyperlink w:history="1" r:id="rIdbkdee-z5gy8ricfcgfuir">
               <w:r>
                 <w:rPr>
                   <w:rFonts w:ascii="Arial" w:cs="Arial" w:eastAsia="Arial" w:hAnsi="Arial"/>
@@ -19856,7 +19856,7 @@
             <w:pPr>
               <w:spacing w:after="20" w:before="0"/>
             </w:pPr>
-            <w:hyperlink w:history="1" r:id="rIdzlpcijvmitjbou7xssofz">
+            <w:hyperlink w:history="1" r:id="rIder_mc83a5jsag8q9bgk7m">
               <w:r>
                 <w:rPr>
                   <w:rFonts w:ascii="Arial" w:cs="Arial" w:eastAsia="Arial" w:hAnsi="Arial"/>
@@ -19905,7 +19905,7 @@
               <w:spacing w:after="10" w:before="0"/>
               <w:ind w:left="120"/>
             </w:pPr>
-            <w:hyperlink w:history="1" r:id="rIdcgcfxc5rimmkyeovrhcc_">
+            <w:hyperlink w:history="1" r:id="rIdcuqzqrq92fsrscokusmkh">
               <w:r>
                 <w:rPr>
                   <w:rFonts w:ascii="Arial" w:cs="Arial" w:eastAsia="Arial" w:hAnsi="Arial"/>
@@ -19950,7 +19950,7 @@
             <w:pPr>
               <w:spacing w:after="20" w:before="0"/>
             </w:pPr>
-            <w:hyperlink w:history="1" r:id="rIdppnuhiisstgho6tfpim8w">
+            <w:hyperlink w:history="1" r:id="rIdgede2cfw4z-y1hx1aohp5">
               <w:r>
                 <w:rPr>
                   <w:rFonts w:ascii="Arial" w:cs="Arial" w:eastAsia="Arial" w:hAnsi="Arial"/>
@@ -19999,7 +19999,7 @@
               <w:spacing w:after="10" w:before="0"/>
               <w:ind w:left="120"/>
             </w:pPr>
-            <w:hyperlink w:history="1" r:id="rIdccvaqfobb42jbxhysndan">
+            <w:hyperlink w:history="1" r:id="rIdhcnxzqz11rv81gbkhoqyy">
               <w:r>
                 <w:rPr>
                   <w:rFonts w:ascii="Arial" w:cs="Arial" w:eastAsia="Arial" w:hAnsi="Arial"/>
@@ -20555,7 +20555,7 @@
             <w:pPr>
               <w:spacing w:after="20" w:before="0"/>
             </w:pPr>
-            <w:hyperlink w:history="1" r:id="rId1h_exze-ykk_oqqtkxgo-">
+            <w:hyperlink w:history="1" r:id="rIdtbl43vd05rh1bvb7ayvsl">
               <w:r>
                 <w:rPr>
                   <w:rFonts w:ascii="Arial" w:cs="Arial" w:eastAsia="Arial" w:hAnsi="Arial"/>
@@ -20604,7 +20604,7 @@
               <w:spacing w:after="10" w:before="0"/>
               <w:ind w:left="120"/>
             </w:pPr>
-            <w:hyperlink w:history="1" r:id="rIdzcbyosiot6efy4z1afxc_">
+            <w:hyperlink w:history="1" r:id="rId62x6b2lwgdawls9oudmw1">
               <w:r>
                 <w:rPr>
                   <w:rFonts w:ascii="Arial" w:cs="Arial" w:eastAsia="Arial" w:hAnsi="Arial"/>
@@ -20649,7 +20649,7 @@
             <w:pPr>
               <w:spacing w:after="20" w:before="0"/>
             </w:pPr>
-            <w:hyperlink w:history="1" r:id="rIdrhqemkyit1jbp2ci9kkok">
+            <w:hyperlink w:history="1" r:id="rIdzbvlm9ayaoyctjanvvpaj">
               <w:r>
                 <w:rPr>
                   <w:rFonts w:ascii="Arial" w:cs="Arial" w:eastAsia="Arial" w:hAnsi="Arial"/>
@@ -20698,7 +20698,7 @@
               <w:spacing w:after="10" w:before="0"/>
               <w:ind w:left="120"/>
             </w:pPr>
-            <w:hyperlink w:history="1" r:id="rIdrohkzllvk9hrq1hvqpmi7">
+            <w:hyperlink w:history="1" r:id="rIdj1sh3taazpj3clum6pipt">
               <w:r>
                 <w:rPr>
                   <w:rFonts w:ascii="Arial" w:cs="Arial" w:eastAsia="Arial" w:hAnsi="Arial"/>
@@ -20969,7 +20969,7 @@
             <w:pPr>
               <w:spacing w:after="20" w:before="0"/>
             </w:pPr>
-            <w:hyperlink w:history="1" r:id="rIdksz1as0improeff836wet">
+            <w:hyperlink w:history="1" r:id="rIdybiunitqk88zgotxv3a1a">
               <w:r>
                 <w:rPr>
                   <w:rFonts w:ascii="Arial" w:cs="Arial" w:eastAsia="Arial" w:hAnsi="Arial"/>
@@ -21018,7 +21018,7 @@
               <w:spacing w:after="10" w:before="0"/>
               <w:ind w:left="120"/>
             </w:pPr>
-            <w:hyperlink w:history="1" r:id="rIdlmidtlfp-prpe6mw1uawg">
+            <w:hyperlink w:history="1" r:id="rId037fxrsfyfgzblbe5qvqk">
               <w:r>
                 <w:rPr>
                   <w:rFonts w:ascii="Arial" w:cs="Arial" w:eastAsia="Arial" w:hAnsi="Arial"/>
@@ -21063,7 +21063,7 @@
             <w:pPr>
               <w:spacing w:after="20" w:before="0"/>
             </w:pPr>
-            <w:hyperlink w:history="1" r:id="rIddjsqs3ddq6okyrkoigjgz">
+            <w:hyperlink w:history="1" r:id="rIdp62wnjhjq-x8y-c-d7hmx">
               <w:r>
                 <w:rPr>
                   <w:rFonts w:ascii="Arial" w:cs="Arial" w:eastAsia="Arial" w:hAnsi="Arial"/>
@@ -21112,7 +21112,7 @@
               <w:spacing w:after="10" w:before="0"/>
               <w:ind w:left="120"/>
             </w:pPr>
-            <w:hyperlink w:history="1" r:id="rIdhlfyrguf2naa-gryes5m2">
+            <w:hyperlink w:history="1" r:id="rIdchnl4fyago2nlmp5vnp7z">
               <w:r>
                 <w:rPr>
                   <w:rFonts w:ascii="Arial" w:cs="Arial" w:eastAsia="Arial" w:hAnsi="Arial"/>
@@ -21719,7 +21719,7 @@
         </w:rPr>
         <w:t xml:space="preserve">© 2026 SeaVuria and ARES. Aligned with KICD objectives. Developed by SeaVuria; technical implementation by ARES (with AI assistance from Claude). Licensed under </w:t>
       </w:r>
-      <w:hyperlink w:history="1" r:id="rIdtcw2g7agkvwslbq8afnih">
+      <w:hyperlink w:history="1" r:id="rIdw9c_w2djgqthd9eng-ox-">
         <w:r>
           <w:rPr>
             <w:rFonts w:ascii="Arial" w:cs="Arial" w:eastAsia="Arial" w:hAnsi="Arial"/>
@@ -21740,7 +21740,7 @@
         </w:rPr>
         <w:t xml:space="preserve"> (</w:t>
       </w:r>
-      <w:hyperlink w:history="1" r:id="rId-wmwrwix60oevsiasz4v6">
+      <w:hyperlink w:history="1" r:id="rIdqxd7jq-rgabpcmgcdvbam">
         <w:r>
           <w:rPr>
             <w:rFonts w:ascii="Arial" w:cs="Arial" w:eastAsia="Arial" w:hAnsi="Arial"/>
@@ -22753,7 +22753,7 @@
             <w:pPr>
               <w:spacing w:after="20" w:before="0"/>
             </w:pPr>
-            <w:hyperlink w:history="1" r:id="rIdwhtzyk5hirun0ggueaf77">
+            <w:hyperlink w:history="1" r:id="rId0oyyhejg6esclc6whnob2">
               <w:r>
                 <w:rPr>
                   <w:rFonts w:ascii="Arial" w:cs="Arial" w:eastAsia="Arial" w:hAnsi="Arial"/>
@@ -22786,7 +22786,7 @@
               <w:spacing w:after="10" w:before="0"/>
               <w:ind w:left="120"/>
             </w:pPr>
-            <w:hyperlink w:history="1" r:id="rIdjifj5c1nacmbztgsirnjy">
+            <w:hyperlink w:history="1" r:id="rId7wt9eisljdemigsc0rhzk">
               <w:r>
                 <w:rPr>
                   <w:rFonts w:ascii="Arial" w:cs="Arial" w:eastAsia="Arial" w:hAnsi="Arial"/>
@@ -22831,7 +22831,7 @@
             <w:pPr>
               <w:spacing w:after="20" w:before="0"/>
             </w:pPr>
-            <w:hyperlink w:history="1" r:id="rIde7bazlpg1iaaujryhq54c">
+            <w:hyperlink w:history="1" r:id="rIdxft914_yz_h9vuwtbz5t2">
               <w:r>
                 <w:rPr>
                   <w:rFonts w:ascii="Arial" w:cs="Arial" w:eastAsia="Arial" w:hAnsi="Arial"/>
@@ -22864,7 +22864,7 @@
               <w:spacing w:after="10" w:before="0"/>
               <w:ind w:left="120"/>
             </w:pPr>
-            <w:hyperlink w:history="1" r:id="rIdgczjduyixgaavqu4184-t">
+            <w:hyperlink w:history="1" r:id="rIdpuw9re0jqzectavrd0bj9">
               <w:r>
                 <w:rPr>
                   <w:rFonts w:ascii="Arial" w:cs="Arial" w:eastAsia="Arial" w:hAnsi="Arial"/>
@@ -23059,7 +23059,7 @@
             <w:pPr>
               <w:spacing w:after="20" w:before="0"/>
             </w:pPr>
-            <w:hyperlink w:history="1" r:id="rIdebces56a88tndnfvyvabl">
+            <w:hyperlink w:history="1" r:id="rId9xlqw0_flnilh7krxaabe">
               <w:r>
                 <w:rPr>
                   <w:rFonts w:ascii="Arial" w:cs="Arial" w:eastAsia="Arial" w:hAnsi="Arial"/>
@@ -23092,7 +23092,7 @@
               <w:spacing w:after="10" w:before="0"/>
               <w:ind w:left="120"/>
             </w:pPr>
-            <w:hyperlink w:history="1" r:id="rIdsimw7i_kn0rhxmliej7k0">
+            <w:hyperlink w:history="1" r:id="rIdolbs3xtepbnqucybutwrg">
               <w:r>
                 <w:rPr>
                   <w:rFonts w:ascii="Arial" w:cs="Arial" w:eastAsia="Arial" w:hAnsi="Arial"/>
@@ -23137,7 +23137,7 @@
             <w:pPr>
               <w:spacing w:after="20" w:before="0"/>
             </w:pPr>
-            <w:hyperlink w:history="1" r:id="rIdezusibisozwg0f17ilzva">
+            <w:hyperlink w:history="1" r:id="rIdkv_vjyt2qfkpf16gvz6ws">
               <w:r>
                 <w:rPr>
                   <w:rFonts w:ascii="Arial" w:cs="Arial" w:eastAsia="Arial" w:hAnsi="Arial"/>
@@ -23170,7 +23170,7 @@
               <w:spacing w:after="10" w:before="0"/>
               <w:ind w:left="120"/>
             </w:pPr>
-            <w:hyperlink w:history="1" r:id="rId6jfwzc64hihtzc_j1tfji">
+            <w:hyperlink w:history="1" r:id="rIddf3naad3vslvvn_ya91ya">
               <w:r>
                 <w:rPr>
                   <w:rFonts w:ascii="Arial" w:cs="Arial" w:eastAsia="Arial" w:hAnsi="Arial"/>
@@ -23365,7 +23365,7 @@
             <w:pPr>
               <w:spacing w:after="20" w:before="0"/>
             </w:pPr>
-            <w:hyperlink w:history="1" r:id="rIdlvdhdxmxw__uvkc0izlfe">
+            <w:hyperlink w:history="1" r:id="rIdebswmqohajiid5sts9e2a">
               <w:r>
                 <w:rPr>
                   <w:rFonts w:ascii="Arial" w:cs="Arial" w:eastAsia="Arial" w:hAnsi="Arial"/>
@@ -23398,7 +23398,7 @@
               <w:spacing w:after="10" w:before="0"/>
               <w:ind w:left="120"/>
             </w:pPr>
-            <w:hyperlink w:history="1" r:id="rIdgthdalvdmcdaxo6igdhwu">
+            <w:hyperlink w:history="1" r:id="rIdg8i1pv8om3vvqvsmohwzn">
               <w:r>
                 <w:rPr>
                   <w:rFonts w:ascii="Arial" w:cs="Arial" w:eastAsia="Arial" w:hAnsi="Arial"/>
@@ -23443,7 +23443,7 @@
             <w:pPr>
               <w:spacing w:after="20" w:before="0"/>
             </w:pPr>
-            <w:hyperlink w:history="1" r:id="rId9o9bmocncm7j3slmxnzp8">
+            <w:hyperlink w:history="1" r:id="rIdny63eo6qtzggohs2ezhvz">
               <w:r>
                 <w:rPr>
                   <w:rFonts w:ascii="Arial" w:cs="Arial" w:eastAsia="Arial" w:hAnsi="Arial"/>
@@ -23476,7 +23476,7 @@
               <w:spacing w:after="10" w:before="0"/>
               <w:ind w:left="120"/>
             </w:pPr>
-            <w:hyperlink w:history="1" r:id="rIdvml3xlsx1cm5_ns7oulsf">
+            <w:hyperlink w:history="1" r:id="rIdwr1mgnpqngepfg6ho5lu0">
               <w:r>
                 <w:rPr>
                   <w:rFonts w:ascii="Arial" w:cs="Arial" w:eastAsia="Arial" w:hAnsi="Arial"/>
@@ -23671,7 +23671,7 @@
             <w:pPr>
               <w:spacing w:after="20" w:before="0"/>
             </w:pPr>
-            <w:hyperlink w:history="1" r:id="rIdrgbnjvgj8o4_ytqb4duxs">
+            <w:hyperlink w:history="1" r:id="rIdxakhgfxkjdvqmrjxwpa9f">
               <w:r>
                 <w:rPr>
                   <w:rFonts w:ascii="Arial" w:cs="Arial" w:eastAsia="Arial" w:hAnsi="Arial"/>
@@ -23704,7 +23704,7 @@
               <w:spacing w:after="10" w:before="0"/>
               <w:ind w:left="120"/>
             </w:pPr>
-            <w:hyperlink w:history="1" r:id="rIdbg0didwgcoxg_br9gtbod">
+            <w:hyperlink w:history="1" r:id="rIdx6p_hl29sywmsuxu0o05b">
               <w:r>
                 <w:rPr>
                   <w:rFonts w:ascii="Arial" w:cs="Arial" w:eastAsia="Arial" w:hAnsi="Arial"/>
@@ -23749,7 +23749,7 @@
             <w:pPr>
               <w:spacing w:after="20" w:before="0"/>
             </w:pPr>
-            <w:hyperlink w:history="1" r:id="rIdd7cq9jhgrgtaodqfpvatp">
+            <w:hyperlink w:history="1" r:id="rId60tekiizqa3smdswenavv">
               <w:r>
                 <w:rPr>
                   <w:rFonts w:ascii="Arial" w:cs="Arial" w:eastAsia="Arial" w:hAnsi="Arial"/>
@@ -23782,7 +23782,7 @@
               <w:spacing w:after="10" w:before="0"/>
               <w:ind w:left="120"/>
             </w:pPr>
-            <w:hyperlink w:history="1" r:id="rId_t3rmg1sq3nqhxib4ijyc">
+            <w:hyperlink w:history="1" r:id="rId7leerbwjc_5-skkg8gi9v">
               <w:r>
                 <w:rPr>
                   <w:rFonts w:ascii="Arial" w:cs="Arial" w:eastAsia="Arial" w:hAnsi="Arial"/>
@@ -23977,7 +23977,7 @@
             <w:pPr>
               <w:spacing w:after="20" w:before="0"/>
             </w:pPr>
-            <w:hyperlink w:history="1" r:id="rIdhn5jk5wvevj96sztg2luw">
+            <w:hyperlink w:history="1" r:id="rIdqtnoud_bcuh5fwvvgogjv">
               <w:r>
                 <w:rPr>
                   <w:rFonts w:ascii="Arial" w:cs="Arial" w:eastAsia="Arial" w:hAnsi="Arial"/>
@@ -24010,7 +24010,7 @@
               <w:spacing w:after="10" w:before="0"/>
               <w:ind w:left="120"/>
             </w:pPr>
-            <w:hyperlink w:history="1" r:id="rIdvwh1mq3hkyyl6dv4h3hif">
+            <w:hyperlink w:history="1" r:id="rIdlc9pdh2tdyfmnf9sdk2g9">
               <w:r>
                 <w:rPr>
                   <w:rFonts w:ascii="Arial" w:cs="Arial" w:eastAsia="Arial" w:hAnsi="Arial"/>
@@ -24055,7 +24055,7 @@
             <w:pPr>
               <w:spacing w:after="20" w:before="0"/>
             </w:pPr>
-            <w:hyperlink w:history="1" r:id="rIdajrtd7p7vo0w6as8cawcs">
+            <w:hyperlink w:history="1" r:id="rId6hnz28xnl5bblkggfuumx">
               <w:r>
                 <w:rPr>
                   <w:rFonts w:ascii="Arial" w:cs="Arial" w:eastAsia="Arial" w:hAnsi="Arial"/>
@@ -24088,7 +24088,7 @@
               <w:spacing w:after="10" w:before="0"/>
               <w:ind w:left="120"/>
             </w:pPr>
-            <w:hyperlink w:history="1" r:id="rIdomaa-g9ijvicdiix2hzao">
+            <w:hyperlink w:history="1" r:id="rId3vg5ezdf_rw46kyk_ifm1">
               <w:r>
                 <w:rPr>
                   <w:rFonts w:ascii="Arial" w:cs="Arial" w:eastAsia="Arial" w:hAnsi="Arial"/>
@@ -24600,7 +24600,7 @@
         </w:rPr>
         <w:t xml:space="preserve">© 2026 SeaVuria and ARES. Aligned with KICD objectives. Developed by SeaVuria; technical implementation by ARES (with AI assistance from Claude). Licensed under </w:t>
       </w:r>
-      <w:hyperlink w:history="1" r:id="rIdez8nhawly7icrccjdfvi0">
+      <w:hyperlink w:history="1" r:id="rIdiocooziafvv2iljr-ppov">
         <w:r>
           <w:rPr>
             <w:rFonts w:ascii="Arial" w:cs="Arial" w:eastAsia="Arial" w:hAnsi="Arial"/>
@@ -24621,7 +24621,7 @@
         </w:rPr>
         <w:t xml:space="preserve"> (</w:t>
       </w:r>
-      <w:hyperlink w:history="1" r:id="rIdmtfudoc5yempbqxiomimr">
+      <w:hyperlink w:history="1" r:id="rIdzrygvfon9jyxwtzrcq0zi">
         <w:r>
           <w:rPr>
             <w:rFonts w:ascii="Arial" w:cs="Arial" w:eastAsia="Arial" w:hAnsi="Arial"/>
@@ -25634,7 +25634,7 @@
             <w:pPr>
               <w:spacing w:after="20" w:before="0"/>
             </w:pPr>
-            <w:hyperlink w:history="1" r:id="rIdijdjs0v_vtbfk57bkjng3">
+            <w:hyperlink w:history="1" r:id="rId3gtumce9pcufmoymfjbmq">
               <w:r>
                 <w:rPr>
                   <w:rFonts w:ascii="Arial" w:cs="Arial" w:eastAsia="Arial" w:hAnsi="Arial"/>
@@ -25667,7 +25667,7 @@
               <w:spacing w:after="10" w:before="0"/>
               <w:ind w:left="120"/>
             </w:pPr>
-            <w:hyperlink w:history="1" r:id="rIduoklistr9tkt6ibe9s5hr">
+            <w:hyperlink w:history="1" r:id="rIdc5urtki-uxgapx5wya6s9">
               <w:r>
                 <w:rPr>
                   <w:rFonts w:ascii="Arial" w:cs="Arial" w:eastAsia="Arial" w:hAnsi="Arial"/>
@@ -25712,7 +25712,7 @@
             <w:pPr>
               <w:spacing w:after="20" w:before="0"/>
             </w:pPr>
-            <w:hyperlink w:history="1" r:id="rIdcsprbycrvgv6rn3dwttub">
+            <w:hyperlink w:history="1" r:id="rId-i2stn1h9w536jevsq8ju">
               <w:r>
                 <w:rPr>
                   <w:rFonts w:ascii="Arial" w:cs="Arial" w:eastAsia="Arial" w:hAnsi="Arial"/>
@@ -25745,7 +25745,7 @@
               <w:spacing w:after="10" w:before="0"/>
               <w:ind w:left="120"/>
             </w:pPr>
-            <w:hyperlink w:history="1" r:id="rId90vjqjqo04pkryvqu6wix">
+            <w:hyperlink w:history="1" r:id="rId_g99twkdeebsywcpdilwf">
               <w:r>
                 <w:rPr>
                   <w:rFonts w:ascii="Arial" w:cs="Arial" w:eastAsia="Arial" w:hAnsi="Arial"/>
@@ -25940,7 +25940,7 @@
             <w:pPr>
               <w:spacing w:after="20" w:before="0"/>
             </w:pPr>
-            <w:hyperlink w:history="1" r:id="rIdk9ikk2_oqqehc1e-da8mh">
+            <w:hyperlink w:history="1" r:id="rId_fxtzub7jpixcf-rppp3g">
               <w:r>
                 <w:rPr>
                   <w:rFonts w:ascii="Arial" w:cs="Arial" w:eastAsia="Arial" w:hAnsi="Arial"/>
@@ -25973,7 +25973,7 @@
               <w:spacing w:after="10" w:before="0"/>
               <w:ind w:left="120"/>
             </w:pPr>
-            <w:hyperlink w:history="1" r:id="rIdllvdcbjbotbc91hepjbsv">
+            <w:hyperlink w:history="1" r:id="rIdjrwq1zsklbobpqd_62dlm">
               <w:r>
                 <w:rPr>
                   <w:rFonts w:ascii="Arial" w:cs="Arial" w:eastAsia="Arial" w:hAnsi="Arial"/>
@@ -26018,7 +26018,7 @@
             <w:pPr>
               <w:spacing w:after="20" w:before="0"/>
             </w:pPr>
-            <w:hyperlink w:history="1" r:id="rIdxygvbntxzvhaj3pi150wo">
+            <w:hyperlink w:history="1" r:id="rIdmkb9xzbhslrk_52tc4rgd">
               <w:r>
                 <w:rPr>
                   <w:rFonts w:ascii="Arial" w:cs="Arial" w:eastAsia="Arial" w:hAnsi="Arial"/>
@@ -26051,7 +26051,7 @@
               <w:spacing w:after="10" w:before="0"/>
               <w:ind w:left="120"/>
             </w:pPr>
-            <w:hyperlink w:history="1" r:id="rIdjwarjss6enrzlok3eri8a">
+            <w:hyperlink w:history="1" r:id="rIdd7de_6yt9icnyud7jomus">
               <w:r>
                 <w:rPr>
                   <w:rFonts w:ascii="Arial" w:cs="Arial" w:eastAsia="Arial" w:hAnsi="Arial"/>
@@ -26246,7 +26246,7 @@
             <w:pPr>
               <w:spacing w:after="20" w:before="0"/>
             </w:pPr>
-            <w:hyperlink w:history="1" r:id="rIddy8xejfxtoadlduhy7q8w">
+            <w:hyperlink w:history="1" r:id="rIdlzlxmb49tlok1e1yifcku">
               <w:r>
                 <w:rPr>
                   <w:rFonts w:ascii="Arial" w:cs="Arial" w:eastAsia="Arial" w:hAnsi="Arial"/>
@@ -26279,7 +26279,7 @@
               <w:spacing w:after="10" w:before="0"/>
               <w:ind w:left="120"/>
             </w:pPr>
-            <w:hyperlink w:history="1" r:id="rIdhwbl-xganxqbvlc9v2ifw">
+            <w:hyperlink w:history="1" r:id="rIdsbkjmfddnckawuxw29x-2">
               <w:r>
                 <w:rPr>
                   <w:rFonts w:ascii="Arial" w:cs="Arial" w:eastAsia="Arial" w:hAnsi="Arial"/>
@@ -26324,7 +26324,7 @@
             <w:pPr>
               <w:spacing w:after="20" w:before="0"/>
             </w:pPr>
-            <w:hyperlink w:history="1" r:id="rIdvfe9jewpqzi0zzs8jlc8p">
+            <w:hyperlink w:history="1" r:id="rIdsmwmk9iqatszwuaeuj81h">
               <w:r>
                 <w:rPr>
                   <w:rFonts w:ascii="Arial" w:cs="Arial" w:eastAsia="Arial" w:hAnsi="Arial"/>
@@ -26357,7 +26357,7 @@
               <w:spacing w:after="10" w:before="0"/>
               <w:ind w:left="120"/>
             </w:pPr>
-            <w:hyperlink w:history="1" r:id="rIdnacqgxd5t9fqqllcszcr1">
+            <w:hyperlink w:history="1" r:id="rId1yxkiorolq_d2xvmqgqgs">
               <w:r>
                 <w:rPr>
                   <w:rFonts w:ascii="Arial" w:cs="Arial" w:eastAsia="Arial" w:hAnsi="Arial"/>
@@ -26552,7 +26552,7 @@
             <w:pPr>
               <w:spacing w:after="20" w:before="0"/>
             </w:pPr>
-            <w:hyperlink w:history="1" r:id="rIdpbv3lgpm7zsfu-v37s2qd">
+            <w:hyperlink w:history="1" r:id="rIdhbnlbckoymjzk7gouxh4f">
               <w:r>
                 <w:rPr>
                   <w:rFonts w:ascii="Arial" w:cs="Arial" w:eastAsia="Arial" w:hAnsi="Arial"/>
@@ -26585,7 +26585,7 @@
               <w:spacing w:after="10" w:before="0"/>
               <w:ind w:left="120"/>
             </w:pPr>
-            <w:hyperlink w:history="1" r:id="rIdwpct5tsllajmf0jehaug0">
+            <w:hyperlink w:history="1" r:id="rId6gj30ijs5xt_dq5cunzqz">
               <w:r>
                 <w:rPr>
                   <w:rFonts w:ascii="Arial" w:cs="Arial" w:eastAsia="Arial" w:hAnsi="Arial"/>
@@ -26630,7 +26630,7 @@
             <w:pPr>
               <w:spacing w:after="20" w:before="0"/>
             </w:pPr>
-            <w:hyperlink w:history="1" r:id="rIdbzolo5kdxo9h0g1lsyoaz">
+            <w:hyperlink w:history="1" r:id="rIdrt0bjbgnebj-nzqmu1wcy">
               <w:r>
                 <w:rPr>
                   <w:rFonts w:ascii="Arial" w:cs="Arial" w:eastAsia="Arial" w:hAnsi="Arial"/>
@@ -26663,7 +26663,7 @@
               <w:spacing w:after="10" w:before="0"/>
               <w:ind w:left="120"/>
             </w:pPr>
-            <w:hyperlink w:history="1" r:id="rIddm-t0ad6qt69hwt58nayg">
+            <w:hyperlink w:history="1" r:id="rId-9bzuipnnjqwlcwpybpdd">
               <w:r>
                 <w:rPr>
                   <w:rFonts w:ascii="Arial" w:cs="Arial" w:eastAsia="Arial" w:hAnsi="Arial"/>
@@ -26858,7 +26858,7 @@
             <w:pPr>
               <w:spacing w:after="20" w:before="0"/>
             </w:pPr>
-            <w:hyperlink w:history="1" r:id="rId3ufah3c6q3acag1h5lzcz">
+            <w:hyperlink w:history="1" r:id="rIdpvlt3wfqdxornvn2lkvls">
               <w:r>
                 <w:rPr>
                   <w:rFonts w:ascii="Arial" w:cs="Arial" w:eastAsia="Arial" w:hAnsi="Arial"/>
@@ -26891,7 +26891,7 @@
               <w:spacing w:after="10" w:before="0"/>
               <w:ind w:left="120"/>
             </w:pPr>
-            <w:hyperlink w:history="1" r:id="rIdnswskwyb0pogfxkoqexq_">
+            <w:hyperlink w:history="1" r:id="rIdvm9qido3dt1ldoj8bn8u3">
               <w:r>
                 <w:rPr>
                   <w:rFonts w:ascii="Arial" w:cs="Arial" w:eastAsia="Arial" w:hAnsi="Arial"/>
@@ -26936,7 +26936,7 @@
             <w:pPr>
               <w:spacing w:after="20" w:before="0"/>
             </w:pPr>
-            <w:hyperlink w:history="1" r:id="rIdqyw8lreaoxed2tb-xamjm">
+            <w:hyperlink w:history="1" r:id="rIdlg7hjkowzajizro1fdvxi">
               <w:r>
                 <w:rPr>
                   <w:rFonts w:ascii="Arial" w:cs="Arial" w:eastAsia="Arial" w:hAnsi="Arial"/>
@@ -26969,7 +26969,7 @@
               <w:spacing w:after="10" w:before="0"/>
               <w:ind w:left="120"/>
             </w:pPr>
-            <w:hyperlink w:history="1" r:id="rIdz5d5s4flpzy00bzmxnbam">
+            <w:hyperlink w:history="1" r:id="rIdahu_bypcqro_9pg8xh-go">
               <w:r>
                 <w:rPr>
                   <w:rFonts w:ascii="Arial" w:cs="Arial" w:eastAsia="Arial" w:hAnsi="Arial"/>
@@ -27481,7 +27481,7 @@
         </w:rPr>
         <w:t xml:space="preserve">© 2026 SeaVuria and ARES. Aligned with KICD objectives. Developed by SeaVuria; technical implementation by ARES (with AI assistance from Claude). Licensed under </w:t>
       </w:r>
-      <w:hyperlink w:history="1" r:id="rIdjblvz43yejcdgiotdbqoj">
+      <w:hyperlink w:history="1" r:id="rIdp9bda1rmctddsvlb4mz_l">
         <w:r>
           <w:rPr>
             <w:rFonts w:ascii="Arial" w:cs="Arial" w:eastAsia="Arial" w:hAnsi="Arial"/>
@@ -27502,7 +27502,7 @@
         </w:rPr>
         <w:t xml:space="preserve"> (</w:t>
       </w:r>
-      <w:hyperlink w:history="1" r:id="rIdi1b9vizk0aelyb1znkxof">
+      <w:hyperlink w:history="1" r:id="rIdb3bo9n9hcxd54nb5gzjmy">
         <w:r>
           <w:rPr>
             <w:rFonts w:ascii="Arial" w:cs="Arial" w:eastAsia="Arial" w:hAnsi="Arial"/>

--- a/data/outputs/v2/Core_Mathematics/SS1.3_Quadratic_Expressions_and_Equations/Core_Mathematics_Quadratic_Expressions_and_Equations_CBE_LessonSequence.docx
+++ b/data/outputs/v2/Core_Mathematics/SS1.3_Quadratic_Expressions_and_Equations/Core_Mathematics_Quadratic_Expressions_and_Equations_CBE_LessonSequence.docx
@@ -2247,7 +2247,7 @@
         </w:rPr>
         <w:t xml:space="preserve">© 2026 SeaVuria and ARES. This work is licensed under a </w:t>
       </w:r>
-      <w:hyperlink w:history="1" r:id="rIdv0cvbtptebl_p9m1kco2n">
+      <w:hyperlink w:history="1" r:id="rIdgzqgtcwzmqm7zm59ltqm-">
         <w:r>
           <w:rPr>
             <w:rFonts w:ascii="Arial" w:cs="Arial" w:eastAsia="Arial" w:hAnsi="Arial"/>
@@ -2267,7 +2267,7 @@
         </w:rPr>
         <w:t xml:space="preserve"> (</w:t>
       </w:r>
-      <w:hyperlink w:history="1" r:id="rIdva3ahwl3fizjhbqmp3p70">
+      <w:hyperlink w:history="1" r:id="rIdmhuqkcjkxpo-547qmopcs">
         <w:r>
           <w:rPr>
             <w:rFonts w:ascii="Arial" w:cs="Arial" w:eastAsia="Arial" w:hAnsi="Arial"/>
@@ -2287,7 +2287,7 @@
         </w:rPr>
         <w:t xml:space="preserve">). To view a copy of this license, visit </w:t>
       </w:r>
-      <w:hyperlink w:history="1" r:id="rId1rbck8ybbqs7aew5if_vb">
+      <w:hyperlink w:history="1" r:id="rIdmhyhbe5joduokz2nayyos">
         <w:r>
           <w:rPr>
             <w:rFonts w:ascii="Arial" w:cs="Arial" w:eastAsia="Arial" w:hAnsi="Arial"/>
@@ -3299,7 +3299,7 @@
             <w:pPr>
               <w:spacing w:after="20" w:before="0"/>
             </w:pPr>
-            <w:hyperlink w:history="1" r:id="rIdvyk90xs87zvaf2a8xtdmo">
+            <w:hyperlink w:history="1" r:id="rIdwu8f1fvgihlssi1_zy2lk">
               <w:r>
                 <w:rPr>
                   <w:rFonts w:ascii="Arial" w:cs="Arial" w:eastAsia="Arial" w:hAnsi="Arial"/>
@@ -3332,7 +3332,7 @@
               <w:spacing w:after="10" w:before="0"/>
               <w:ind w:left="120"/>
             </w:pPr>
-            <w:hyperlink w:history="1" r:id="rIdwfs2f2dtirqpgmrbdwvyo">
+            <w:hyperlink w:history="1" r:id="rIddypvgrtzl78jd1ktypavi">
               <w:r>
                 <w:rPr>
                   <w:rFonts w:ascii="Arial" w:cs="Arial" w:eastAsia="Arial" w:hAnsi="Arial"/>
@@ -3377,7 +3377,7 @@
             <w:pPr>
               <w:spacing w:after="20" w:before="0"/>
             </w:pPr>
-            <w:hyperlink w:history="1" r:id="rIdybmnv_mrhaqqng6fl1dlx">
+            <w:hyperlink w:history="1" r:id="rIdxor1inhtc8gjja2cqnw4g">
               <w:r>
                 <w:rPr>
                   <w:rFonts w:ascii="Arial" w:cs="Arial" w:eastAsia="Arial" w:hAnsi="Arial"/>
@@ -3410,7 +3410,7 @@
               <w:spacing w:after="10" w:before="0"/>
               <w:ind w:left="120"/>
             </w:pPr>
-            <w:hyperlink w:history="1" r:id="rIdps-ndehvzy-eflctpukaq">
+            <w:hyperlink w:history="1" r:id="rIddmyy1-b_gr1tng4q3tyx-">
               <w:r>
                 <w:rPr>
                   <w:rFonts w:ascii="Arial" w:cs="Arial" w:eastAsia="Arial" w:hAnsi="Arial"/>
@@ -3605,7 +3605,7 @@
             <w:pPr>
               <w:spacing w:after="20" w:before="0"/>
             </w:pPr>
-            <w:hyperlink w:history="1" r:id="rId_ilyzvkgoltiebirinfo8">
+            <w:hyperlink w:history="1" r:id="rIdc8msvjimbhsjdeuh-veb6">
               <w:r>
                 <w:rPr>
                   <w:rFonts w:ascii="Arial" w:cs="Arial" w:eastAsia="Arial" w:hAnsi="Arial"/>
@@ -3638,7 +3638,7 @@
               <w:spacing w:after="10" w:before="0"/>
               <w:ind w:left="120"/>
             </w:pPr>
-            <w:hyperlink w:history="1" r:id="rId-tzljeg5-upkth25xgl11">
+            <w:hyperlink w:history="1" r:id="rId8fndvvnamegwsd012tmww">
               <w:r>
                 <w:rPr>
                   <w:rFonts w:ascii="Arial" w:cs="Arial" w:eastAsia="Arial" w:hAnsi="Arial"/>
@@ -3683,7 +3683,7 @@
             <w:pPr>
               <w:spacing w:after="20" w:before="0"/>
             </w:pPr>
-            <w:hyperlink w:history="1" r:id="rIdae2iajiurin1rhnlcfyev">
+            <w:hyperlink w:history="1" r:id="rIdkhy2vkrzbtnt173_eyj7e">
               <w:r>
                 <w:rPr>
                   <w:rFonts w:ascii="Arial" w:cs="Arial" w:eastAsia="Arial" w:hAnsi="Arial"/>
@@ -3716,7 +3716,7 @@
               <w:spacing w:after="10" w:before="0"/>
               <w:ind w:left="120"/>
             </w:pPr>
-            <w:hyperlink w:history="1" r:id="rId0gdq5bihivaoredo8dtxv">
+            <w:hyperlink w:history="1" r:id="rIdunmwczofoxdmjgwf--3c3">
               <w:r>
                 <w:rPr>
                   <w:rFonts w:ascii="Arial" w:cs="Arial" w:eastAsia="Arial" w:hAnsi="Arial"/>
@@ -3911,7 +3911,7 @@
             <w:pPr>
               <w:spacing w:after="20" w:before="0"/>
             </w:pPr>
-            <w:hyperlink w:history="1" r:id="rIdlgrdw8f9ka5pzhluwfvza">
+            <w:hyperlink w:history="1" r:id="rIdsbu382vfmtp9c8oc1oo2w">
               <w:r>
                 <w:rPr>
                   <w:rFonts w:ascii="Arial" w:cs="Arial" w:eastAsia="Arial" w:hAnsi="Arial"/>
@@ -3944,7 +3944,7 @@
               <w:spacing w:after="10" w:before="0"/>
               <w:ind w:left="120"/>
             </w:pPr>
-            <w:hyperlink w:history="1" r:id="rIdfe66vcued4k3r-mv9opof">
+            <w:hyperlink w:history="1" r:id="rIdu8xitqgim2j8nk70b4xll">
               <w:r>
                 <w:rPr>
                   <w:rFonts w:ascii="Arial" w:cs="Arial" w:eastAsia="Arial" w:hAnsi="Arial"/>
@@ -3989,7 +3989,7 @@
             <w:pPr>
               <w:spacing w:after="20" w:before="0"/>
             </w:pPr>
-            <w:hyperlink w:history="1" r:id="rIdjyrohnf-hds1o_esx5wd-">
+            <w:hyperlink w:history="1" r:id="rIdjntokpdsrskfutm8k1aqp">
               <w:r>
                 <w:rPr>
                   <w:rFonts w:ascii="Arial" w:cs="Arial" w:eastAsia="Arial" w:hAnsi="Arial"/>
@@ -4022,7 +4022,7 @@
               <w:spacing w:after="10" w:before="0"/>
               <w:ind w:left="120"/>
             </w:pPr>
-            <w:hyperlink w:history="1" r:id="rIdv7oqhc5_qlyb9zmpisf0x">
+            <w:hyperlink w:history="1" r:id="rIdehzu32bmb9vo9ubqbihrq">
               <w:r>
                 <w:rPr>
                   <w:rFonts w:ascii="Arial" w:cs="Arial" w:eastAsia="Arial" w:hAnsi="Arial"/>
@@ -4217,7 +4217,7 @@
             <w:pPr>
               <w:spacing w:after="20" w:before="0"/>
             </w:pPr>
-            <w:hyperlink w:history="1" r:id="rId213krvnqhuvgooo9jhupy">
+            <w:hyperlink w:history="1" r:id="rIdwj6qtawbk5mara4mfz6li">
               <w:r>
                 <w:rPr>
                   <w:rFonts w:ascii="Arial" w:cs="Arial" w:eastAsia="Arial" w:hAnsi="Arial"/>
@@ -4250,7 +4250,7 @@
               <w:spacing w:after="10" w:before="0"/>
               <w:ind w:left="120"/>
             </w:pPr>
-            <w:hyperlink w:history="1" r:id="rId_b5pwqlqvmvci3iruy6l5">
+            <w:hyperlink w:history="1" r:id="rIdthvm3yeqcidl94voi-d5z">
               <w:r>
                 <w:rPr>
                   <w:rFonts w:ascii="Arial" w:cs="Arial" w:eastAsia="Arial" w:hAnsi="Arial"/>
@@ -4295,7 +4295,7 @@
             <w:pPr>
               <w:spacing w:after="20" w:before="0"/>
             </w:pPr>
-            <w:hyperlink w:history="1" r:id="rIdbca5xneoeodzk1-mdjbwd">
+            <w:hyperlink w:history="1" r:id="rIdd0wojlavxq-hvy4obitvc">
               <w:r>
                 <w:rPr>
                   <w:rFonts w:ascii="Arial" w:cs="Arial" w:eastAsia="Arial" w:hAnsi="Arial"/>
@@ -4328,7 +4328,7 @@
               <w:spacing w:after="10" w:before="0"/>
               <w:ind w:left="120"/>
             </w:pPr>
-            <w:hyperlink w:history="1" r:id="rId3ldqzbee_1dhvgpi7v85k">
+            <w:hyperlink w:history="1" r:id="rIdjh6h75rqca7lgimuwdp3r">
               <w:r>
                 <w:rPr>
                   <w:rFonts w:ascii="Arial" w:cs="Arial" w:eastAsia="Arial" w:hAnsi="Arial"/>
@@ -4523,7 +4523,7 @@
             <w:pPr>
               <w:spacing w:after="20" w:before="0"/>
             </w:pPr>
-            <w:hyperlink w:history="1" r:id="rId99zp3pbb0q-xqljkeuhtx">
+            <w:hyperlink w:history="1" r:id="rIdqv1yfwzrxxv-pthhgxbd3">
               <w:r>
                 <w:rPr>
                   <w:rFonts w:ascii="Arial" w:cs="Arial" w:eastAsia="Arial" w:hAnsi="Arial"/>
@@ -4556,7 +4556,7 @@
               <w:spacing w:after="10" w:before="0"/>
               <w:ind w:left="120"/>
             </w:pPr>
-            <w:hyperlink w:history="1" r:id="rIdmnsnkll1ujzodj1yh9s64">
+            <w:hyperlink w:history="1" r:id="rIdzkvkcdggtth_nkvah6niw">
               <w:r>
                 <w:rPr>
                   <w:rFonts w:ascii="Arial" w:cs="Arial" w:eastAsia="Arial" w:hAnsi="Arial"/>
@@ -4601,7 +4601,7 @@
             <w:pPr>
               <w:spacing w:after="20" w:before="0"/>
             </w:pPr>
-            <w:hyperlink w:history="1" r:id="rIdoehqrxd3gnzjiu6ekbxrm">
+            <w:hyperlink w:history="1" r:id="rIdcctwtvehll6x9cxhwwqgs">
               <w:r>
                 <w:rPr>
                   <w:rFonts w:ascii="Arial" w:cs="Arial" w:eastAsia="Arial" w:hAnsi="Arial"/>
@@ -4650,7 +4650,7 @@
               <w:spacing w:after="10" w:before="0"/>
               <w:ind w:left="120"/>
             </w:pPr>
-            <w:hyperlink w:history="1" r:id="rIdgaxoyey_rlruwaim92zib">
+            <w:hyperlink w:history="1" r:id="rIdyswuec1-1b44ervy7wzuv">
               <w:r>
                 <w:rPr>
                   <w:rFonts w:ascii="Arial" w:cs="Arial" w:eastAsia="Arial" w:hAnsi="Arial"/>
@@ -5162,7 +5162,7 @@
         </w:rPr>
         <w:t xml:space="preserve">© 2026 SeaVuria and ARES. Aligned with KICD objectives. Developed by SeaVuria; technical implementation by ARES (with AI assistance from Claude). Licensed under </w:t>
       </w:r>
-      <w:hyperlink w:history="1" r:id="rIdawekg9abrewl4df-jck_c">
+      <w:hyperlink w:history="1" r:id="rIdf7glvyn4npqxq0eor5fa1">
         <w:r>
           <w:rPr>
             <w:rFonts w:ascii="Arial" w:cs="Arial" w:eastAsia="Arial" w:hAnsi="Arial"/>
@@ -5183,7 +5183,7 @@
         </w:rPr>
         <w:t xml:space="preserve"> (</w:t>
       </w:r>
-      <w:hyperlink w:history="1" r:id="rIds81decbag7wljwu2mxpa1">
+      <w:hyperlink w:history="1" r:id="rIdhmhvsigxn8v-lzqx4mdb5">
         <w:r>
           <w:rPr>
             <w:rFonts w:ascii="Arial" w:cs="Arial" w:eastAsia="Arial" w:hAnsi="Arial"/>
@@ -6196,7 +6196,7 @@
             <w:pPr>
               <w:spacing w:after="20" w:before="0"/>
             </w:pPr>
-            <w:hyperlink w:history="1" r:id="rIdokzv0wfpfmgtvthpevifh">
+            <w:hyperlink w:history="1" r:id="rIdonht-jxgbeoztvkqqtg41">
               <w:r>
                 <w:rPr>
                   <w:rFonts w:ascii="Arial" w:cs="Arial" w:eastAsia="Arial" w:hAnsi="Arial"/>
@@ -6229,7 +6229,7 @@
               <w:spacing w:after="10" w:before="0"/>
               <w:ind w:left="120"/>
             </w:pPr>
-            <w:hyperlink w:history="1" r:id="rIdh0th1r9reavh6xvqbgyfz">
+            <w:hyperlink w:history="1" r:id="rIdzeqwv6pohuacrwur5x6yr">
               <w:r>
                 <w:rPr>
                   <w:rFonts w:ascii="Arial" w:cs="Arial" w:eastAsia="Arial" w:hAnsi="Arial"/>
@@ -6267,6 +6267,618 @@
                 <w:sz w:val="16"/>
                 <w:szCs w:val="16"/>
               </w:rPr>
+              <w:t xml:space="preserve">📖 EXERCISE:</w:t>
+            </w:r>
+          </w:p>
+          <w:p>
+            <w:pPr>
+              <w:spacing w:after="20" w:before="0"/>
+            </w:pPr>
+            <w:hyperlink w:history="1" r:id="rId0lmvumneu-egunrdiiq2x">
+              <w:r>
+                <w:rPr>
+                  <w:rFonts w:ascii="Arial" w:cs="Arial" w:eastAsia="Arial" w:hAnsi="Arial"/>
+                  <w:color w:val="2E75B6"/>
+                  <w:sz w:val="16"/>
+                  <w:szCs w:val="16"/>
+                  <w:u w:val="single" w:color="2E75B6"/>
+                </w:rPr>
+                <w:t xml:space="preserve">Multiply perfect squares of binomials</w:t>
+              </w:r>
+            </w:hyperlink>
+          </w:p>
+          <w:p>
+            <w:pPr>
+              <w:spacing w:after="10" w:before="0"/>
+              <w:ind w:left="120"/>
+            </w:pPr>
+            <w:r>
+              <w:rPr>
+                <w:rFonts w:ascii="Arial" w:cs="Arial" w:eastAsia="Arial" w:hAnsi="Arial"/>
+                <w:color w:val="595959"/>
+                <w:sz w:val="14"/>
+                <w:szCs w:val="14"/>
+              </w:rPr>
+              <w:t xml:space="preserve">Source: Khan Academy (English - US curriculum)</w:t>
+            </w:r>
+          </w:p>
+          <w:p>
+            <w:pPr>
+              <w:spacing w:after="10" w:before="0"/>
+              <w:ind w:left="120"/>
+            </w:pPr>
+            <w:hyperlink w:history="1" r:id="rIdjafnoytjepg-pf0dyfyjg">
+              <w:r>
+                <w:rPr>
+                  <w:rFonts w:ascii="Arial" w:cs="Arial" w:eastAsia="Arial" w:hAnsi="Arial"/>
+                  <w:color w:val="595959"/>
+                  <w:sz w:val="14"/>
+                  <w:szCs w:val="14"/>
+                  <w:u w:val="single" w:color="595959"/>
+                </w:rPr>
+                <w:t xml:space="preserve">🔍 Search ARES for similar readings</w:t>
+              </w:r>
+            </w:hyperlink>
+          </w:p>
+        </w:tc>
+        <w:tc>
+          <w:tcPr>
+            <w:tcW w:type="dxa" w:w="3040"/>
+            <w:shd w:fill="FFFFFF" w:color="auto" w:val="clear"/>
+            <w:tcMar>
+              <w:top w:type="dxa" w:w="60"/>
+              <w:left w:type="dxa" w:w="120"/>
+              <w:bottom w:type="dxa" w:w="60"/>
+              <w:right w:type="dxa" w:w="120"/>
+            </w:tcMar>
+            <w:vAlign w:val="top"/>
+          </w:tcPr>
+          <w:p>
+            <w:pPr>
+              <w:spacing w:after="40" w:before="0"/>
+              <w:jc w:val="left"/>
+            </w:pPr>
+            <w:r>
+              <w:rPr>
+                <w:rFonts w:ascii="Arial" w:cs="Arial" w:eastAsia="Arial" w:hAnsi="Arial"/>
+                <w:b w:val="false"/>
+                <w:bCs w:val="false"/>
+                <w:i w:val="false"/>
+                <w:iCs w:val="false"/>
+                <w:color w:val="000000"/>
+                <w:sz w:val="18"/>
+                <w:szCs w:val="18"/>
+              </w:rPr>
+              <w:t xml:space="preserve">Learners recall Lesson 1: Mama Wanjiru's plot has area x(20 − x) = 20x − x², and widths of 8 m and 12 m both give 96 m². Each learner writes individually, on a sticky note or in their exercise book, a prediction for: (1) 12² if they only know 10² = 100; (2) 8² if they only know 10² = 100; (3) is (10 + 2)² equal to 10² + 2²? Yes or no, and why? They record a prediction and a reason in 'I think … because …' form. Then they pair-share and mark each prediction with a tick or a question mark.</w:t>
+            </w:r>
+          </w:p>
+        </w:tc>
+        <w:tc>
+          <w:tcPr>
+            <w:tcW w:type="dxa" w:w="3040"/>
+            <w:shd w:fill="F2F2F2" w:color="auto" w:val="clear"/>
+            <w:tcMar>
+              <w:top w:type="dxa" w:w="60"/>
+              <w:left w:type="dxa" w:w="120"/>
+              <w:bottom w:type="dxa" w:w="60"/>
+              <w:right w:type="dxa" w:w="120"/>
+            </w:tcMar>
+            <w:vAlign w:val="top"/>
+          </w:tcPr>
+          <w:p>
+            <w:pPr>
+              <w:spacing w:after="40" w:before="0"/>
+              <w:jc w:val="left"/>
+            </w:pPr>
+            <w:r>
+              <w:rPr>
+                <w:rFonts w:ascii="Arial" w:cs="Arial" w:eastAsia="Arial" w:hAnsi="Arial"/>
+                <w:b w:val="false"/>
+                <w:bCs w:val="false"/>
+                <w:i w:val="false"/>
+                <w:iCs w:val="false"/>
+                <w:color w:val="000000"/>
+                <w:sz w:val="18"/>
+                <w:szCs w:val="18"/>
+              </w:rPr>
+              <w:t xml:space="preserve">Display on the board: 'Mama Wanjiru's plot can be 10 m wide, or 12 m, or 8 m. We know 10² = 100.' Say: "Without a calculator, write down what you think 12² is, and tell me why." Give WAIT TIME of 10-15 seconds of silent thinking before any talking. Say: "Now turn to your partner and compare. Do not tell me who is right yet." Cold-call 3 pairs. Record every prediction, right or wrong, on the board without comment. Ask: "Who thinks (10 + 2)² = 10² + 2² = 104? Raise a hand. Who disagrees?" Count hands and write the numbers on the board. Say: "We will test this with real areas today." Do not give the answer.</w:t>
+            </w:r>
+          </w:p>
+        </w:tc>
+        <w:tc>
+          <w:tcPr>
+            <w:tcW w:type="dxa" w:w="3040"/>
+            <w:shd w:fill="FFFFFF" w:color="auto" w:val="clear"/>
+            <w:tcMar>
+              <w:top w:type="dxa" w:w="60"/>
+              <w:left w:type="dxa" w:w="120"/>
+              <w:bottom w:type="dxa" w:w="60"/>
+              <w:right w:type="dxa" w:w="120"/>
+            </w:tcMar>
+            <w:vAlign w:val="top"/>
+          </w:tcPr>
+          <w:p>
+            <w:pPr>
+              <w:spacing w:after="40" w:before="0"/>
+              <w:jc w:val="left"/>
+            </w:pPr>
+            <w:r>
+              <w:rPr>
+                <w:rFonts w:ascii="Arial" w:cs="Arial" w:eastAsia="Arial" w:hAnsi="Arial"/>
+                <w:b w:val="false"/>
+                <w:bCs w:val="false"/>
+                <w:i w:val="false"/>
+                <w:iCs w:val="false"/>
+                <w:color w:val="000000"/>
+                <w:sz w:val="18"/>
+                <w:szCs w:val="18"/>
+              </w:rPr>
+              <w:t xml:space="preserve">Prediction with Reasoning (Predict-Observe-Explain): Writing a prediction first exposes the common misconception that (a + b)² = a² + b². Learners hold a clear claim to test, so the tile evidence in the Observe phase is a real test, not a lecture.</w:t>
+            </w:r>
+          </w:p>
+        </w:tc>
+        <w:tc>
+          <w:tcPr>
+            <w:tcW w:type="dxa" w:w="3040"/>
+            <w:shd w:fill="F2F2F2" w:color="auto" w:val="clear"/>
+            <w:tcMar>
+              <w:top w:type="dxa" w:w="60"/>
+              <w:left w:type="dxa" w:w="120"/>
+              <w:bottom w:type="dxa" w:w="60"/>
+              <w:right w:type="dxa" w:w="120"/>
+            </w:tcMar>
+            <w:vAlign w:val="top"/>
+          </w:tcPr>
+          <w:p>
+            <w:pPr>
+              <w:spacing w:after="40" w:before="0"/>
+              <w:jc w:val="left"/>
+            </w:pPr>
+            <w:r>
+              <w:rPr>
+                <w:rFonts w:ascii="Arial" w:cs="Arial" w:eastAsia="Arial" w:hAnsi="Arial"/>
+                <w:b w:val="false"/>
+                <w:bCs w:val="false"/>
+                <w:i w:val="false"/>
+                <w:iCs w:val="false"/>
+                <w:color w:val="000000"/>
+                <w:sz w:val="18"/>
+                <w:szCs w:val="18"/>
+              </w:rPr>
+              <w:t xml:space="preserve">Observe and note on a class tally: (1) how many learners predict 12² = 100 + 4 = 104 (the a² + b² misconception); (2) whether reasons mention area, squares or 'adding'; (3) learners who leave the reason blank or say 'just guessing'. Those who predict 104 are flagged for the middle strips. Indicator: at least 80% of learners write a prediction with some reason before the Observe phase begins.</w:t>
+            </w:r>
+          </w:p>
+        </w:tc>
+      </w:tr>
+      <w:tr>
+        <w:tc>
+          <w:tcPr>
+            <w:tcW w:type="dxa" w:w="1520"/>
+            <w:shd w:fill="D9EEF1" w:color="auto" w:val="clear"/>
+            <w:tcMar>
+              <w:top w:type="dxa" w:w="60"/>
+              <w:left w:type="dxa" w:w="120"/>
+              <w:bottom w:type="dxa" w:w="60"/>
+              <w:right w:type="dxa" w:w="120"/>
+            </w:tcMar>
+            <w:vAlign w:val="top"/>
+          </w:tcPr>
+          <w:p>
+            <w:pPr>
+              <w:spacing w:after="40" w:before="0"/>
+              <w:jc w:val="left"/>
+            </w:pPr>
+            <w:r>
+              <w:rPr>
+                <w:rFonts w:ascii="Arial" w:cs="Arial" w:eastAsia="Arial" w:hAnsi="Arial"/>
+                <w:b/>
+                <w:bCs/>
+                <w:i w:val="false"/>
+                <w:iCs w:val="false"/>
+                <w:color w:val="000000"/>
+                <w:sz w:val="18"/>
+                <w:szCs w:val="18"/>
+              </w:rPr>
+              <w:t xml:space="preserve">Observe Phase</w:t>
+            </w:r>
+          </w:p>
+          <w:p>
+            <w:pPr>
+              <w:spacing w:after="20" w:before="0"/>
+            </w:pPr>
+            <w:r>
+              <w:rPr>
+                <w:rFonts w:ascii="Arial" w:cs="Arial" w:eastAsia="Arial" w:hAnsi="Arial"/>
+                <w:b/>
+                <w:bCs/>
+                <w:color w:val="1F3864"/>
+                <w:sz w:val="16"/>
+                <w:szCs w:val="16"/>
+              </w:rPr>
+              <w:t xml:space="preserve">📹 VIDEO:</w:t>
+            </w:r>
+          </w:p>
+          <w:p>
+            <w:pPr>
+              <w:spacing w:after="20" w:before="0"/>
+            </w:pPr>
+            <w:hyperlink w:history="1" r:id="rIdubdmct0k_4kxcbmcn9cxp">
+              <w:r>
+                <w:rPr>
+                  <w:rFonts w:ascii="Arial" w:cs="Arial" w:eastAsia="Arial" w:hAnsi="Arial"/>
+                  <w:color w:val="2E75B6"/>
+                  <w:sz w:val="16"/>
+                  <w:szCs w:val="16"/>
+                  <w:u w:val="single" w:color="2E75B6"/>
+                </w:rPr>
+                <w:t xml:space="preserve">Multiplying binomials: area model</w:t>
+              </w:r>
+            </w:hyperlink>
+          </w:p>
+          <w:p>
+            <w:pPr>
+              <w:spacing w:after="10" w:before="0"/>
+              <w:ind w:left="120"/>
+            </w:pPr>
+            <w:r>
+              <w:rPr>
+                <w:rFonts w:ascii="Arial" w:cs="Arial" w:eastAsia="Arial" w:hAnsi="Arial"/>
+                <w:color w:val="595959"/>
+                <w:sz w:val="14"/>
+                <w:szCs w:val="14"/>
+              </w:rPr>
+              <w:t xml:space="preserve">Source: Khan Academy (English - US curriculum)</w:t>
+            </w:r>
+          </w:p>
+          <w:p>
+            <w:pPr>
+              <w:spacing w:after="10" w:before="0"/>
+              <w:ind w:left="120"/>
+            </w:pPr>
+            <w:hyperlink w:history="1" r:id="rIdb_ebxr4r1ued_6dbhgdi4">
+              <w:r>
+                <w:rPr>
+                  <w:rFonts w:ascii="Arial" w:cs="Arial" w:eastAsia="Arial" w:hAnsi="Arial"/>
+                  <w:color w:val="595959"/>
+                  <w:sz w:val="14"/>
+                  <w:szCs w:val="14"/>
+                  <w:u w:val="single" w:color="595959"/>
+                </w:rPr>
+                <w:t xml:space="preserve">🔍 Search ARES for similar videos</w:t>
+              </w:r>
+            </w:hyperlink>
+          </w:p>
+          <w:p>
+            <w:pPr>
+              <w:spacing w:after="40" w:before="0"/>
+            </w:pPr>
+            <w:r>
+              <w:rPr>
+                <w:sz w:val="14"/>
+                <w:szCs w:val="14"/>
+              </w:rPr>
+              <w:t xml:space="preserve"/>
+            </w:r>
+          </w:p>
+          <w:p>
+            <w:pPr>
+              <w:spacing w:after="20" w:before="0"/>
+            </w:pPr>
+            <w:r>
+              <w:rPr>
+                <w:rFonts w:ascii="Arial" w:cs="Arial" w:eastAsia="Arial" w:hAnsi="Arial"/>
+                <w:b/>
+                <w:bCs/>
+                <w:color w:val="1F3864"/>
+                <w:sz w:val="16"/>
+                <w:szCs w:val="16"/>
+              </w:rPr>
+              <w:t xml:space="preserve">📖 EXERCISE:</w:t>
+            </w:r>
+          </w:p>
+          <w:p>
+            <w:pPr>
+              <w:spacing w:after="20" w:before="0"/>
+            </w:pPr>
+            <w:hyperlink w:history="1" r:id="rId9snpisp13wty5djpeyw6s">
+              <w:r>
+                <w:rPr>
+                  <w:rFonts w:ascii="Arial" w:cs="Arial" w:eastAsia="Arial" w:hAnsi="Arial"/>
+                  <w:color w:val="2E75B6"/>
+                  <w:sz w:val="16"/>
+                  <w:szCs w:val="16"/>
+                  <w:u w:val="single" w:color="2E75B6"/>
+                </w:rPr>
+                <w:t xml:space="preserve">Multiply perfect squares of binomials</w:t>
+              </w:r>
+            </w:hyperlink>
+          </w:p>
+          <w:p>
+            <w:pPr>
+              <w:spacing w:after="10" w:before="0"/>
+              <w:ind w:left="120"/>
+            </w:pPr>
+            <w:r>
+              <w:rPr>
+                <w:rFonts w:ascii="Arial" w:cs="Arial" w:eastAsia="Arial" w:hAnsi="Arial"/>
+                <w:color w:val="595959"/>
+                <w:sz w:val="14"/>
+                <w:szCs w:val="14"/>
+              </w:rPr>
+              <w:t xml:space="preserve">Source: Khan Academy (English - US curriculum)</w:t>
+            </w:r>
+          </w:p>
+          <w:p>
+            <w:pPr>
+              <w:spacing w:after="10" w:before="0"/>
+              <w:ind w:left="120"/>
+            </w:pPr>
+            <w:hyperlink w:history="1" r:id="rIdlqbtsbrlx4rv1q2o4iwy_">
+              <w:r>
+                <w:rPr>
+                  <w:rFonts w:ascii="Arial" w:cs="Arial" w:eastAsia="Arial" w:hAnsi="Arial"/>
+                  <w:color w:val="595959"/>
+                  <w:sz w:val="14"/>
+                  <w:szCs w:val="14"/>
+                  <w:u w:val="single" w:color="595959"/>
+                </w:rPr>
+                <w:t xml:space="preserve">🔍 Search ARES for similar readings</w:t>
+              </w:r>
+            </w:hyperlink>
+          </w:p>
+        </w:tc>
+        <w:tc>
+          <w:tcPr>
+            <w:tcW w:type="dxa" w:w="3040"/>
+            <w:shd w:fill="FFFFFF" w:color="auto" w:val="clear"/>
+            <w:tcMar>
+              <w:top w:type="dxa" w:w="60"/>
+              <w:left w:type="dxa" w:w="120"/>
+              <w:bottom w:type="dxa" w:w="60"/>
+              <w:right w:type="dxa" w:w="120"/>
+            </w:tcMar>
+            <w:vAlign w:val="top"/>
+          </w:tcPr>
+          <w:p>
+            <w:pPr>
+              <w:spacing w:after="40" w:before="0"/>
+              <w:jc w:val="left"/>
+            </w:pPr>
+            <w:r>
+              <w:rPr>
+                <w:rFonts w:ascii="Arial" w:cs="Arial" w:eastAsia="Arial" w:hAnsi="Arial"/>
+                <w:b w:val="false"/>
+                <w:bCs w:val="false"/>
+                <w:i w:val="false"/>
+                <w:iCs w:val="false"/>
+                <w:color w:val="000000"/>
+                <w:sz w:val="18"/>
+                <w:szCs w:val="18"/>
+              </w:rPr>
+              <w:t xml:space="preserve">In groups of 4, learners get a pack of paper tiles (cut from old calendars or exercise-book covers): one 10 cm by 10 cm square (a²), two 10 cm by 2 cm strips (ab), and one 2 cm by 2 cm square (b²). 1 cm stands for 1 m in the plot model. Part A, (a + b)²: Learners fit the four pieces together to make a bigger square of side 12 cm, then measure the side, record that 10 + 2 = 12, and count or calculate the total area as 100 + 20 + 20 + 4 = 144 cm². They compare with 12 × 12 = 144 and with their prediction. Part B, (a − b)²: Each group takes a fresh 10 cm by 10 cm square on grid paper and marks a border strip 2 cm wide along the top and along the right edge. They cut away the L-shaped border (two 10 × 2 strips overlapping at a 2 × 2 corner), leaving an 8 cm by 8 cm square. They count the area left: 64 cm². They compare with 100 − 20 − 20 + 4 = 64 (the corner 2 × 2 was removed twice, so it is added back once). They fill in a table: square, side, area from pieces, area from side × side. Also, they fill in a final line: side 10, area 100.</w:t>
+            </w:r>
+          </w:p>
+        </w:tc>
+        <w:tc>
+          <w:tcPr>
+            <w:tcW w:type="dxa" w:w="3040"/>
+            <w:shd w:fill="F2F2F2" w:color="auto" w:val="clear"/>
+            <w:tcMar>
+              <w:top w:type="dxa" w:w="60"/>
+              <w:left w:type="dxa" w:w="120"/>
+              <w:bottom w:type="dxa" w:w="60"/>
+              <w:right w:type="dxa" w:w="120"/>
+            </w:tcMar>
+            <w:vAlign w:val="top"/>
+          </w:tcPr>
+          <w:p>
+            <w:pPr>
+              <w:spacing w:after="40" w:before="0"/>
+              <w:jc w:val="left"/>
+            </w:pPr>
+            <w:r>
+              <w:rPr>
+                <w:rFonts w:ascii="Arial" w:cs="Arial" w:eastAsia="Arial" w:hAnsi="Arial"/>
+                <w:b w:val="false"/>
+                <w:bCs w:val="false"/>
+                <w:i w:val="false"/>
+                <w:iCs w:val="false"/>
+                <w:color w:val="000000"/>
+                <w:sz w:val="18"/>
+                <w:szCs w:val="18"/>
+              </w:rPr>
+              <w:t xml:space="preserve">Distribute tile packs and say: "Handle the scissors with care and cut away from your body." Model the first placement under the document camera or on the board: "Start with the big square, then add the two strips, then the little corner square. What shape do you get?" Circulate to every group within the first 5 minutes. Ask: "Where is the 2 × 2 piece in the picture? Why is it needed?" Then ask: "How many strips of 10 × 2 do you have? Why two and not one?" WAIT TIME 10-15 seconds before taking answers. For Part B, say: "When you cut away both strips, what did you take away twice?" Cold-call 2 groups to show the overlapping corner. Remind groups to record honestly: "If your measurement is 143 or 145, write what you measured and tell me why you think it is slightly off." Collect results from all groups onto a class table on the board. Link back: "12 m and 8 m are the length and width of the same plot turned round, and 10 m wide is the square."</w:t>
+            </w:r>
+          </w:p>
+        </w:tc>
+        <w:tc>
+          <w:tcPr>
+            <w:tcW w:type="dxa" w:w="3040"/>
+            <w:shd w:fill="FFFFFF" w:color="auto" w:val="clear"/>
+            <w:tcMar>
+              <w:top w:type="dxa" w:w="60"/>
+              <w:left w:type="dxa" w:w="120"/>
+              <w:bottom w:type="dxa" w:w="60"/>
+              <w:right w:type="dxa" w:w="120"/>
+            </w:tcMar>
+            <w:vAlign w:val="top"/>
+          </w:tcPr>
+          <w:p>
+            <w:pPr>
+              <w:spacing w:after="40" w:before="0"/>
+              <w:jc w:val="left"/>
+            </w:pPr>
+            <w:r>
+              <w:rPr>
+                <w:rFonts w:ascii="Arial" w:cs="Arial" w:eastAsia="Arial" w:hAnsi="Arial"/>
+                <w:b w:val="false"/>
+                <w:bCs w:val="false"/>
+                <w:i w:val="false"/>
+                <w:iCs w:val="false"/>
+                <w:color w:val="000000"/>
+                <w:sz w:val="18"/>
+                <w:szCs w:val="18"/>
+              </w:rPr>
+              <w:t xml:space="preserve">Area Model Construction (physical modelling): Making a bigger square from four labelled pieces, then a smaller square by cutting from a larger one, lets learners see the middle terms 2ab as real strips. Learners build meaning from the geometry before the algebra is written.</w:t>
+            </w:r>
+          </w:p>
+        </w:tc>
+        <w:tc>
+          <w:tcPr>
+            <w:tcW w:type="dxa" w:w="3040"/>
+            <w:shd w:fill="F2F2F2" w:color="auto" w:val="clear"/>
+            <w:tcMar>
+              <w:top w:type="dxa" w:w="60"/>
+              <w:left w:type="dxa" w:w="120"/>
+              <w:bottom w:type="dxa" w:w="60"/>
+              <w:right w:type="dxa" w:w="120"/>
+            </w:tcMar>
+            <w:vAlign w:val="top"/>
+          </w:tcPr>
+          <w:p>
+            <w:pPr>
+              <w:spacing w:after="40" w:before="0"/>
+              <w:jc w:val="left"/>
+            </w:pPr>
+            <w:r>
+              <w:rPr>
+                <w:rFonts w:ascii="Arial" w:cs="Arial" w:eastAsia="Arial" w:hAnsi="Arial"/>
+                <w:b w:val="false"/>
+                <w:bCs w:val="false"/>
+                <w:i w:val="false"/>
+                <w:iCs w:val="false"/>
+                <w:color w:val="000000"/>
+                <w:sz w:val="18"/>
+                <w:szCs w:val="18"/>
+              </w:rPr>
+              <w:t xml:space="preserve">Check that each group: (1) names each tile piece as a² (10 × 10), ab (10 × 2), ab (10 × 2) and b² (2 × 2); (2) arrives at 144 cm² from pieces and from 12 × 12; (3) arrives at 64 cm² for the 8 cm square after cutting; (4) points to the overlapped corner in Part B. Indicator: at least 3 of 4 learners per group can explain where the two ab strips are in the picture. Note groups that count 104 and stop; guide them with 'Did the strips fit?'</w:t>
+            </w:r>
+          </w:p>
+        </w:tc>
+      </w:tr>
+      <w:tr>
+        <w:tc>
+          <w:tcPr>
+            <w:tcW w:type="dxa" w:w="1520"/>
+            <w:shd w:fill="E2EFDA" w:color="auto" w:val="clear"/>
+            <w:tcMar>
+              <w:top w:type="dxa" w:w="60"/>
+              <w:left w:type="dxa" w:w="120"/>
+              <w:bottom w:type="dxa" w:w="60"/>
+              <w:right w:type="dxa" w:w="120"/>
+            </w:tcMar>
+            <w:vAlign w:val="top"/>
+          </w:tcPr>
+          <w:p>
+            <w:pPr>
+              <w:spacing w:after="40" w:before="0"/>
+              <w:jc w:val="left"/>
+            </w:pPr>
+            <w:r>
+              <w:rPr>
+                <w:rFonts w:ascii="Arial" w:cs="Arial" w:eastAsia="Arial" w:hAnsi="Arial"/>
+                <w:b/>
+                <w:bCs/>
+                <w:i w:val="false"/>
+                <w:iCs w:val="false"/>
+                <w:color w:val="000000"/>
+                <w:sz w:val="18"/>
+                <w:szCs w:val="18"/>
+              </w:rPr>
+              <w:t xml:space="preserve">Explain Phase</w:t>
+            </w:r>
+          </w:p>
+          <w:p>
+            <w:pPr>
+              <w:spacing w:after="20" w:before="0"/>
+            </w:pPr>
+            <w:r>
+              <w:rPr>
+                <w:rFonts w:ascii="Arial" w:cs="Arial" w:eastAsia="Arial" w:hAnsi="Arial"/>
+                <w:b/>
+                <w:bCs/>
+                <w:color w:val="1F3864"/>
+                <w:sz w:val="16"/>
+                <w:szCs w:val="16"/>
+              </w:rPr>
+              <w:t xml:space="preserve">📹 VIDEO:</w:t>
+            </w:r>
+          </w:p>
+          <w:p>
+            <w:pPr>
+              <w:spacing w:after="20" w:before="0"/>
+            </w:pPr>
+            <w:hyperlink w:history="1" r:id="rIdrr_hzrsim8zbyftdffe7r">
+              <w:r>
+                <w:rPr>
+                  <w:rFonts w:ascii="Arial" w:cs="Arial" w:eastAsia="Arial" w:hAnsi="Arial"/>
+                  <w:color w:val="2E75B6"/>
+                  <w:sz w:val="16"/>
+                  <w:szCs w:val="16"/>
+                  <w:u w:val="single" w:color="2E75B6"/>
+                </w:rPr>
+                <w:t xml:space="preserve">Squaring binomials of the form (x+a)²</w:t>
+              </w:r>
+            </w:hyperlink>
+          </w:p>
+          <w:p>
+            <w:pPr>
+              <w:spacing w:after="10" w:before="0"/>
+              <w:ind w:left="120"/>
+            </w:pPr>
+            <w:r>
+              <w:rPr>
+                <w:rFonts w:ascii="Arial" w:cs="Arial" w:eastAsia="Arial" w:hAnsi="Arial"/>
+                <w:color w:val="595959"/>
+                <w:sz w:val="14"/>
+                <w:szCs w:val="14"/>
+              </w:rPr>
+              <w:t xml:space="preserve">Source: Khan Academy (English - US curriculum)</w:t>
+            </w:r>
+          </w:p>
+          <w:p>
+            <w:pPr>
+              <w:spacing w:after="10" w:before="0"/>
+              <w:ind w:left="120"/>
+            </w:pPr>
+            <w:hyperlink w:history="1" r:id="rIddnazk50-p5zmm-rw4hw2s">
+              <w:r>
+                <w:rPr>
+                  <w:rFonts w:ascii="Arial" w:cs="Arial" w:eastAsia="Arial" w:hAnsi="Arial"/>
+                  <w:color w:val="595959"/>
+                  <w:sz w:val="14"/>
+                  <w:szCs w:val="14"/>
+                  <w:u w:val="single" w:color="595959"/>
+                </w:rPr>
+                <w:t xml:space="preserve">🔍 Search ARES for similar videos</w:t>
+              </w:r>
+            </w:hyperlink>
+          </w:p>
+          <w:p>
+            <w:pPr>
+              <w:spacing w:after="40" w:before="0"/>
+            </w:pPr>
+            <w:r>
+              <w:rPr>
+                <w:sz w:val="14"/>
+                <w:szCs w:val="14"/>
+              </w:rPr>
+              <w:t xml:space="preserve"/>
+            </w:r>
+          </w:p>
+          <w:p>
+            <w:pPr>
+              <w:spacing w:after="20" w:before="0"/>
+            </w:pPr>
+            <w:r>
+              <w:rPr>
+                <w:rFonts w:ascii="Arial" w:cs="Arial" w:eastAsia="Arial" w:hAnsi="Arial"/>
+                <w:b/>
+                <w:bCs/>
+                <w:color w:val="1F3864"/>
+                <w:sz w:val="16"/>
+                <w:szCs w:val="16"/>
+              </w:rPr>
               <w:t xml:space="preserve">📖 HTML:</w:t>
             </w:r>
           </w:p>
@@ -6274,7 +6886,7 @@
             <w:pPr>
               <w:spacing w:after="20" w:before="0"/>
             </w:pPr>
-            <w:hyperlink w:history="1" r:id="rIdputh8jnq0fcmeulwqgxx4">
+            <w:hyperlink w:history="1" r:id="rId0ofwhixksekuovrvinfpr">
               <w:r>
                 <w:rPr>
                   <w:rFonts w:ascii="Arial" w:cs="Arial" w:eastAsia="Arial" w:hAnsi="Arial"/>
@@ -6323,7 +6935,7 @@
               <w:spacing w:after="10" w:before="0"/>
               <w:ind w:left="120"/>
             </w:pPr>
-            <w:hyperlink w:history="1" r:id="rIdzecqwmellmnzwxaircwar">
+            <w:hyperlink w:history="1" r:id="rIdvzabb7zjrjwt2dbdkrys-">
               <w:r>
                 <w:rPr>
                   <w:rFonts w:ascii="Arial" w:cs="Arial" w:eastAsia="Arial" w:hAnsi="Arial"/>
@@ -6365,7 +6977,7 @@
                 <w:sz w:val="18"/>
                 <w:szCs w:val="18"/>
               </w:rPr>
-              <w:t xml:space="preserve">Learners recall Lesson 1: Mama Wanjiru's plot has area x(20 − x) = 20x − x², and widths of 8 m and 12 m both give 96 m². Each learner writes individually, on a sticky note or in their exercise book, a prediction for: (1) 12² if they only know 10² = 100; (2) 8² if they only know 10² = 100; (3) is (10 + 2)² equal to 10² + 2²? Yes or no, and why? They record a prediction and a reason in 'I think … because …' form. Then they pair-share and mark each prediction with a tick or a question mark.</w:t>
+              <w:t xml:space="preserve">Learners move from numbers to letters. In their groups they replace 10 with a and 2 with b, and write the area of the big square in two ways: as (a + b)² and as the sum of the pieces a² + ab + ab + b² = a² + 2ab + b². They write the same for the cut-out square: (a − b)² = a² − 2ab + b². They then test the two identities on 12², 8² and 10²: (10 + 2)² = 100 + 40 + 4 = 144, (10 − 2)² = 100 − 40 + 4 = 64, and 10² = 100 (b = 0, the middle strips vanish). They write a short answer to: 'Why is (10 + 2)² not 10² + 2²?' Finally they connect to the phenomenon in a one-line statement: 'The 12 m width and 8 m width are the same plot turned round; their squares are tested here only as numbers.' They also try with x: (x + 3)² = x² + 6x + 9, and compare it with Lesson 1's (x + 3)(x + 5) = x² + 8x + 15.</w:t>
             </w:r>
           </w:p>
         </w:tc>
@@ -6397,7 +7009,7 @@
                 <w:sz w:val="18"/>
                 <w:szCs w:val="18"/>
               </w:rPr>
-              <w:t xml:space="preserve">Display on the board: 'Mama Wanjiru's plot can be 10 m wide, or 12 m, or 8 m. We know 10² = 100.' Say: "Without a calculator, write down what you think 12² is, and tell me why." Give WAIT TIME of 10-15 seconds of silent thinking before any talking. Say: "Now turn to your partner and compare. Do not tell me who is right yet." Cold-call 3 pairs. Record every prediction, right or wrong, on the board without comment. Ask: "Who thinks (10 + 2)² = 10² + 2² = 104? Raise a hand. Who disagrees?" Count hands and write the numbers on the board. Say: "We will test this with real areas today." Do not give the answer.</w:t>
+              <w:t xml:space="preserve">Ask: "If the big side is a and the small side is b, what are the areas of the four pieces?" Write answers as learners give them. WAIT TIME 10-15 seconds, then cold-call 4 learners for the four areas. Say: "An identity is true for ALL values of a and b, not only 10 and 2. How could we check that?" Invite 2 learners to try different numbers, such as a = 5 and b = 1: (5 + 1)² = 36 and 25 + 10 + 1 = 36. Ask: "In the 12 m case, where is the extra 40 in 144 = 100 + 40 + 4?" Expect: the two strips. Then say: "So who was right about 104?" Return to the Predict tallies and revisit them. For the minus identity ask: "Why does the b² come back with a plus sign?" Expect: the corner was cut away twice, so it is added back once. Briefly link: "In Lesson 1 we expanded (x + 3)(x + 5). Today's identity is the special case where both brackets are the same." Do NOT introduce a² − b² (Lesson 3) or factorisation (Lesson 4).</w:t>
             </w:r>
           </w:p>
         </w:tc>
@@ -6429,7 +7041,7 @@
                 <w:sz w:val="18"/>
                 <w:szCs w:val="18"/>
               </w:rPr>
-              <w:t xml:space="preserve">Prediction with Reasoning (Predict-Observe-Explain): Writing a prediction first exposes the common misconception that (a + b)² = a² + b². Learners hold a clear claim to test, so the tile evidence in the Observe phase is a real test, not a lecture.</w:t>
+              <w:t xml:space="preserve">Claim-Evidence-Reasoning with generalisation: Learners state the general claim (the identity), give evidence (the tile counts and the tests with 144, 64 and 100) and give reasoning (the middle strips, the double-cut corner). Moving from a specific number to letters builds the abstraction step by step.</w:t>
             </w:r>
           </w:p>
         </w:tc>
@@ -6461,7 +7073,7 @@
                 <w:sz w:val="18"/>
                 <w:szCs w:val="18"/>
               </w:rPr>
-              <w:t xml:space="preserve">Observe and note on a class tally: (1) how many learners predict 12² = 100 + 4 = 104 (the a² + b² misconception); (2) whether reasons mention area, squares or 'adding'; (3) learners who leave the reason blank or say 'just guessing'. Those who predict 104 are flagged for the middle strips. Indicator: at least 80% of learners write a prediction with some reason before the Observe phase begins.</w:t>
+              <w:t xml:space="preserve">Collect each group's identity statements and the answer to 'why not 10² + 2²?'. Look for: (1) both identities written correctly; (2) 2ab explained by the two strips; (3) + b² in the minus identity explained by the double-cut corner; (4) all three tests (144, 64, 100) calculated correctly. Indicator: at least 75% of learners write a correct explanation. Quick check on whiteboards: "Expand (x + 3)²." Expect x² + 6x + 9. Common error: x² + 9 or x² − 6x + 9. Reteach with a tile picture for these learners.</w:t>
             </w:r>
           </w:p>
         </w:tc>
@@ -6470,32 +7082,32 @@
         <w:tc>
           <w:tcPr>
             <w:tcW w:type="dxa" w:w="1520"/>
-            <w:shd w:fill="D9EEF1" w:color="auto" w:val="clear"/>
-            <w:tcMar>
-              <w:top w:type="dxa" w:w="60"/>
-              <w:left w:type="dxa" w:w="120"/>
-              <w:bottom w:type="dxa" w:w="60"/>
-              <w:right w:type="dxa" w:w="120"/>
-            </w:tcMar>
-            <w:vAlign w:val="top"/>
-          </w:tcPr>
-          <w:p>
-            <w:pPr>
-              <w:spacing w:after="40" w:before="0"/>
-              <w:jc w:val="left"/>
-            </w:pPr>
-            <w:r>
-              <w:rPr>
-                <w:rFonts w:ascii="Arial" w:cs="Arial" w:eastAsia="Arial" w:hAnsi="Arial"/>
-                <w:b/>
-                <w:bCs/>
-                <w:i w:val="false"/>
-                <w:iCs w:val="false"/>
-                <w:color w:val="000000"/>
-                <w:sz w:val="18"/>
-                <w:szCs w:val="18"/>
-              </w:rPr>
-              <w:t xml:space="preserve">Observe Phase</w:t>
+            <w:shd w:fill="FCE4D6" w:color="auto" w:val="clear"/>
+            <w:tcMar>
+              <w:top w:type="dxa" w:w="60"/>
+              <w:left w:type="dxa" w:w="120"/>
+              <w:bottom w:type="dxa" w:w="60"/>
+              <w:right w:type="dxa" w:w="120"/>
+            </w:tcMar>
+            <w:vAlign w:val="top"/>
+          </w:tcPr>
+          <w:p>
+            <w:pPr>
+              <w:spacing w:after="40" w:before="0"/>
+              <w:jc w:val="left"/>
+            </w:pPr>
+            <w:r>
+              <w:rPr>
+                <w:rFonts w:ascii="Arial" w:cs="Arial" w:eastAsia="Arial" w:hAnsi="Arial"/>
+                <w:b/>
+                <w:bCs/>
+                <w:i w:val="false"/>
+                <w:iCs w:val="false"/>
+                <w:color w:val="000000"/>
+                <w:sz w:val="18"/>
+                <w:szCs w:val="18"/>
+              </w:rPr>
+              <w:t xml:space="preserve">Driving Question Board (DQB) Creation</w:t>
             </w:r>
           </w:p>
           <w:p>
@@ -6518,7 +7130,7 @@
             <w:pPr>
               <w:spacing w:after="20" w:before="0"/>
             </w:pPr>
-            <w:hyperlink w:history="1" r:id="rIdr4rjf6q1ypnqsb1nyl2qq">
+            <w:hyperlink w:history="1" r:id="rIdvwb_1nkwykijf_lykfqc2">
               <w:r>
                 <w:rPr>
                   <w:rFonts w:ascii="Arial" w:cs="Arial" w:eastAsia="Arial" w:hAnsi="Arial"/>
@@ -6551,7 +7163,7 @@
               <w:spacing w:after="10" w:before="0"/>
               <w:ind w:left="120"/>
             </w:pPr>
-            <w:hyperlink w:history="1" r:id="rId_g6iziujmeoxf6ci1jmh0">
+            <w:hyperlink w:history="1" r:id="rIdl5nyjw8a-wsx3_l7c-nlm">
               <w:r>
                 <w:rPr>
                   <w:rFonts w:ascii="Arial" w:cs="Arial" w:eastAsia="Arial" w:hAnsi="Arial"/>
@@ -6596,7 +7208,7 @@
             <w:pPr>
               <w:spacing w:after="20" w:before="0"/>
             </w:pPr>
-            <w:hyperlink w:history="1" r:id="rIdlfauzc2nsl8he1jejgmdf">
+            <w:hyperlink w:history="1" r:id="rIdu_nxtra9-ojngd2wgait-">
               <w:r>
                 <w:rPr>
                   <w:rFonts w:ascii="Arial" w:cs="Arial" w:eastAsia="Arial" w:hAnsi="Arial"/>
@@ -6645,7 +7257,7 @@
               <w:spacing w:after="10" w:before="0"/>
               <w:ind w:left="120"/>
             </w:pPr>
-            <w:hyperlink w:history="1" r:id="rIdxqoin74mtyscvzmr-2ptm">
+            <w:hyperlink w:history="1" r:id="rId-u0zbqezs9dzshia-hxay">
               <w:r>
                 <w:rPr>
                   <w:rFonts w:ascii="Arial" w:cs="Arial" w:eastAsia="Arial" w:hAnsi="Arial"/>
@@ -6687,7 +7299,7 @@
                 <w:sz w:val="18"/>
                 <w:szCs w:val="18"/>
               </w:rPr>
-              <w:t xml:space="preserve">In groups of 4, learners get a pack of paper tiles (cut from old calendars or exercise-book covers): one 10 cm by 10 cm square (a²), two 10 cm by 2 cm strips (ab), and one 2 cm by 2 cm square (b²). 1 cm stands for 1 m in the plot model. Part A, (a + b)²: Learners fit the four pieces together to make a bigger square of side 12 cm, then measure the side, record that 10 + 2 = 12, and count or calculate the total area as 100 + 20 + 20 + 4 = 144 cm². They compare with 12 × 12 = 144 and with their prediction. Part B, (a − b)²: Each group takes a fresh 10 cm by 10 cm square on grid paper and marks a border strip 2 cm wide along the top and along the right edge. They cut away the L-shaped border (two 10 × 2 strips overlapping at a 2 × 2 corner), leaving an 8 cm by 8 cm square. They count the area left: 64 cm². They compare with 100 − 20 − 20 + 4 = 64 (the corner 2 × 2 was removed twice, so it is added back once). They fill in a table: square, side, area from pieces, area from side × side. Also, they fill in a final line: side 10, area 100.</w:t>
+              <w:t xml:space="preserve">Learners add sticky notes to the class DQB under the driving question about dimensions of the plot, fence length and area, and equal areas. They place new notes on: 'What we figured out today' (e.g. 'Squaring a bracket gives a middle term 2ab, not just a² + b².') and 'What we still wonder' (e.g. 'Can we cut a small square from a big square and rearrange it?', 'How do we go backwards, from x² + 8x + 15 to brackets?', 'Why is the biggest area exactly when the plot is a square?'). Each learner writes at least one question. Learners group related questions and mark the ones this lesson answered, such as 'Why do squares have a middle term?', with a tick.</w:t>
             </w:r>
           </w:p>
         </w:tc>
@@ -6719,7 +7331,7 @@
                 <w:sz w:val="18"/>
                 <w:szCs w:val="18"/>
               </w:rPr>
-              <w:t xml:space="preserve">Distribute tile packs and say: "Handle the scissors with care and cut away from your body." Model the first placement under the document camera or on the board: "Start with the big square, then add the two strips, then the little corner square. What shape do you get?" Circulate to every group within the first 5 minutes. Ask: "Where is the 2 × 2 piece in the picture? Why is it needed?" Then ask: "How many strips of 10 × 2 do you have? Why two and not one?" WAIT TIME 10-15 seconds before taking answers. For Part B, say: "When you cut away both strips, what did you take away twice?" Cold-call 2 groups to show the overlapping corner. Remind groups to record honestly: "If your measurement is 143 or 145, write what you measured and tell me why you think it is slightly off." Collect results from all groups onto a class table on the board. Link back: "12 m and 8 m are the length and width of the same plot turned round, and 10 m wide is the square."</w:t>
+              <w:t xml:space="preserve">Say: "Take one sticky note. Write one thing we learned about squares and one question that is still open. You have 2 minutes." Circulate and read over shoulders. Cold-call 4 learners to read a note aloud and place it on the board. Ask: "Is this a question we can answer from area models, or do we need a new idea?" WAIT TIME 10-15 seconds before taking responses. Point out good questions that link to the phenomenon: "Several of you asked why the square gives the biggest area. We will come back to that, and in Lesson 8 we will see why 100 m² is the maximum." Move answered questions to a 'Partly answered' column. Do not answer the future-lesson questions now; just say which lesson will take them up (difference of squares is next lesson; going backwards is Lesson 4).</w:t>
             </w:r>
           </w:p>
         </w:tc>
@@ -6751,7 +7363,7 @@
                 <w:sz w:val="18"/>
                 <w:szCs w:val="18"/>
               </w:rPr>
-              <w:t xml:space="preserve">Area Model Construction (physical modelling): Making a bigger square from four labelled pieces, then a smaller square by cutting from a larger one, lets learners see the middle terms 2ab as real strips. Learners build meaning from the geometry before the algebra is written.</w:t>
+              <w:t xml:space="preserve">Driving Question Board (questioning and tracking): Writing, sorting and ticking questions shows learners their growing understanding and keeps the storyline coherent. The open questions point toward the next lesson's investigation.</w:t>
             </w:r>
           </w:p>
         </w:tc>
@@ -6783,7 +7395,7 @@
                 <w:sz w:val="18"/>
                 <w:szCs w:val="18"/>
               </w:rPr>
-              <w:t xml:space="preserve">Check that each group: (1) names each tile piece as a² (10 × 10), ab (10 × 2), ab (10 × 2) and b² (2 × 2); (2) arrives at 144 cm² from pieces and from 12 × 12; (3) arrives at 64 cm² for the 8 cm square after cutting; (4) points to the overlapped corner in Part B. Indicator: at least 3 of 4 learners per group can explain where the two ab strips are in the picture. Note groups that count 104 and stop; guide them with 'Did the strips fit?'</w:t>
+              <w:t xml:space="preserve">Scan the DQB notes: (1) at least 80% of learners add a note; (2) questions refer to the phenomenon, equal areas or the maximum, not only to procedures; (3) learners tick questions they can now answer. Indicator: at least 5 questions that relate to the next lessons (difference of squares, factorising, the 8 and 12 m solutions). If questions are only 'Is it on the exam?', prompt: "What would you like to know about Mama Wanjiru's plot?"</w:t>
             </w:r>
           </w:p>
         </w:tc>
@@ -6792,32 +7404,32 @@
         <w:tc>
           <w:tcPr>
             <w:tcW w:type="dxa" w:w="1520"/>
-            <w:shd w:fill="E2EFDA" w:color="auto" w:val="clear"/>
-            <w:tcMar>
-              <w:top w:type="dxa" w:w="60"/>
-              <w:left w:type="dxa" w:w="120"/>
-              <w:bottom w:type="dxa" w:w="60"/>
-              <w:right w:type="dxa" w:w="120"/>
-            </w:tcMar>
-            <w:vAlign w:val="top"/>
-          </w:tcPr>
-          <w:p>
-            <w:pPr>
-              <w:spacing w:after="40" w:before="0"/>
-              <w:jc w:val="left"/>
-            </w:pPr>
-            <w:r>
-              <w:rPr>
-                <w:rFonts w:ascii="Arial" w:cs="Arial" w:eastAsia="Arial" w:hAnsi="Arial"/>
-                <w:b/>
-                <w:bCs/>
-                <w:i w:val="false"/>
-                <w:iCs w:val="false"/>
-                <w:color w:val="000000"/>
-                <w:sz w:val="18"/>
-                <w:szCs w:val="18"/>
-              </w:rPr>
-              <w:t xml:space="preserve">Explain Phase</w:t>
+            <w:shd w:fill="D5E8F0" w:color="auto" w:val="clear"/>
+            <w:tcMar>
+              <w:top w:type="dxa" w:w="60"/>
+              <w:left w:type="dxa" w:w="120"/>
+              <w:bottom w:type="dxa" w:w="60"/>
+              <w:right w:type="dxa" w:w="120"/>
+            </w:tcMar>
+            <w:vAlign w:val="top"/>
+          </w:tcPr>
+          <w:p>
+            <w:pPr>
+              <w:spacing w:after="40" w:before="0"/>
+              <w:jc w:val="left"/>
+            </w:pPr>
+            <w:r>
+              <w:rPr>
+                <w:rFonts w:ascii="Arial" w:cs="Arial" w:eastAsia="Arial" w:hAnsi="Arial"/>
+                <w:b/>
+                <w:bCs/>
+                <w:i w:val="false"/>
+                <w:iCs w:val="false"/>
+                <w:color w:val="000000"/>
+                <w:sz w:val="18"/>
+                <w:szCs w:val="18"/>
+              </w:rPr>
+              <w:t xml:space="preserve">Model Building Phase</w:t>
             </w:r>
           </w:p>
           <w:p>
@@ -6840,7 +7452,7 @@
             <w:pPr>
               <w:spacing w:after="20" w:before="0"/>
             </w:pPr>
-            <w:hyperlink w:history="1" r:id="rIderltk_tnfghaimhynmuke">
+            <w:hyperlink w:history="1" r:id="rIdwjdeavh-itk1rem58ev9s">
               <w:r>
                 <w:rPr>
                   <w:rFonts w:ascii="Arial" w:cs="Arial" w:eastAsia="Arial" w:hAnsi="Arial"/>
@@ -6849,9 +7461,25 @@
                   <w:szCs w:val="16"/>
                   <w:u w:val="single" w:color="2E75B6"/>
                 </w:rPr>
-                <w:t xml:space="preserve">Squaring binomials of the form (x+a)²</w:t>
+                <w:t xml:space="preserve">Factoring Perfect Square Trinomials: A Sample Application</w:t>
               </w:r>
             </w:hyperlink>
+          </w:p>
+          <w:p>
+            <w:pPr>
+              <w:spacing w:after="20" w:before="0"/>
+            </w:pPr>
+            <w:r>
+              <w:rPr>
+                <w:rFonts w:ascii="Arial" w:cs="Arial" w:eastAsia="Arial" w:hAnsi="Arial"/>
+                <w:i/>
+                <w:iCs/>
+                <w:color w:val="595959"/>
+                <w:sz w:val="16"/>
+                <w:szCs w:val="16"/>
+              </w:rPr>
+              <w:t xml:space="preserve">Related topic: not an exact match for this lesson.</w:t>
+            </w:r>
           </w:p>
           <w:p>
             <w:pPr>
@@ -6865,7 +7493,7 @@
                 <w:sz w:val="14"/>
                 <w:szCs w:val="14"/>
               </w:rPr>
-              <w:t xml:space="preserve">Source: Khan Academy (English - US curriculum)</w:t>
+              <w:t xml:space="preserve">Source: CK-12</w:t>
             </w:r>
           </w:p>
           <w:p>
@@ -6873,7 +7501,7 @@
               <w:spacing w:after="10" w:before="0"/>
               <w:ind w:left="120"/>
             </w:pPr>
-            <w:hyperlink w:history="1" r:id="rIdro8ehlrq7kql98j3aoqmp">
+            <w:hyperlink w:history="1" r:id="rIdy0eshs7avifbmqurqkv5s">
               <w:r>
                 <w:rPr>
                   <w:rFonts w:ascii="Arial" w:cs="Arial" w:eastAsia="Arial" w:hAnsi="Arial"/>
@@ -6918,7 +7546,7 @@
             <w:pPr>
               <w:spacing w:after="20" w:before="0"/>
             </w:pPr>
-            <w:hyperlink w:history="1" r:id="rIdtvt6cd6qim7x3gbe2nqjh">
+            <w:hyperlink w:history="1" r:id="rIdqy6n_6t7p5r5jrvqbaj1a">
               <w:r>
                 <w:rPr>
                   <w:rFonts w:ascii="Arial" w:cs="Arial" w:eastAsia="Arial" w:hAnsi="Arial"/>
@@ -6967,667 +7595,7 @@
               <w:spacing w:after="10" w:before="0"/>
               <w:ind w:left="120"/>
             </w:pPr>
-            <w:hyperlink w:history="1" r:id="rId7zpeue3vbifykxkrc8wmo">
-              <w:r>
-                <w:rPr>
-                  <w:rFonts w:ascii="Arial" w:cs="Arial" w:eastAsia="Arial" w:hAnsi="Arial"/>
-                  <w:color w:val="595959"/>
-                  <w:sz w:val="14"/>
-                  <w:szCs w:val="14"/>
-                  <w:u w:val="single" w:color="595959"/>
-                </w:rPr>
-                <w:t xml:space="preserve">🔍 Search ARES for similar readings</w:t>
-              </w:r>
-            </w:hyperlink>
-          </w:p>
-        </w:tc>
-        <w:tc>
-          <w:tcPr>
-            <w:tcW w:type="dxa" w:w="3040"/>
-            <w:shd w:fill="FFFFFF" w:color="auto" w:val="clear"/>
-            <w:tcMar>
-              <w:top w:type="dxa" w:w="60"/>
-              <w:left w:type="dxa" w:w="120"/>
-              <w:bottom w:type="dxa" w:w="60"/>
-              <w:right w:type="dxa" w:w="120"/>
-            </w:tcMar>
-            <w:vAlign w:val="top"/>
-          </w:tcPr>
-          <w:p>
-            <w:pPr>
-              <w:spacing w:after="40" w:before="0"/>
-              <w:jc w:val="left"/>
-            </w:pPr>
-            <w:r>
-              <w:rPr>
-                <w:rFonts w:ascii="Arial" w:cs="Arial" w:eastAsia="Arial" w:hAnsi="Arial"/>
-                <w:b w:val="false"/>
-                <w:bCs w:val="false"/>
-                <w:i w:val="false"/>
-                <w:iCs w:val="false"/>
-                <w:color w:val="000000"/>
-                <w:sz w:val="18"/>
-                <w:szCs w:val="18"/>
-              </w:rPr>
-              <w:t xml:space="preserve">Learners move from numbers to letters. In their groups they replace 10 with a and 2 with b, and write the area of the big square in two ways: as (a + b)² and as the sum of the pieces a² + ab + ab + b² = a² + 2ab + b². They write the same for the cut-out square: (a − b)² = a² − 2ab + b². They then test the two identities on 12², 8² and 10²: (10 + 2)² = 100 + 40 + 4 = 144, (10 − 2)² = 100 − 40 + 4 = 64, and 10² = 100 (b = 0, the middle strips vanish). They write a short answer to: 'Why is (10 + 2)² not 10² + 2²?' Finally they connect to the phenomenon in a one-line statement: 'The 12 m width and 8 m width are the same plot turned round; their squares are tested here only as numbers.' They also try with x: (x + 3)² = x² + 6x + 9, and compare it with Lesson 1's (x + 3)(x + 5) = x² + 8x + 15.</w:t>
-            </w:r>
-          </w:p>
-        </w:tc>
-        <w:tc>
-          <w:tcPr>
-            <w:tcW w:type="dxa" w:w="3040"/>
-            <w:shd w:fill="F2F2F2" w:color="auto" w:val="clear"/>
-            <w:tcMar>
-              <w:top w:type="dxa" w:w="60"/>
-              <w:left w:type="dxa" w:w="120"/>
-              <w:bottom w:type="dxa" w:w="60"/>
-              <w:right w:type="dxa" w:w="120"/>
-            </w:tcMar>
-            <w:vAlign w:val="top"/>
-          </w:tcPr>
-          <w:p>
-            <w:pPr>
-              <w:spacing w:after="40" w:before="0"/>
-              <w:jc w:val="left"/>
-            </w:pPr>
-            <w:r>
-              <w:rPr>
-                <w:rFonts w:ascii="Arial" w:cs="Arial" w:eastAsia="Arial" w:hAnsi="Arial"/>
-                <w:b w:val="false"/>
-                <w:bCs w:val="false"/>
-                <w:i w:val="false"/>
-                <w:iCs w:val="false"/>
-                <w:color w:val="000000"/>
-                <w:sz w:val="18"/>
-                <w:szCs w:val="18"/>
-              </w:rPr>
-              <w:t xml:space="preserve">Ask: "If the big side is a and the small side is b, what are the areas of the four pieces?" Write answers as learners give them. WAIT TIME 10-15 seconds, then cold-call 4 learners for the four areas. Say: "An identity is true for ALL values of a and b, not only 10 and 2. How could we check that?" Invite 2 learners to try different numbers, such as a = 5 and b = 1: (5 + 1)² = 36 and 25 + 10 + 1 = 36. Ask: "In the 12 m case, where is the extra 40 in 144 = 100 + 40 + 4?" Expect: the two strips. Then say: "So who was right about 104?" Return to the Predict tallies and revisit them. For the minus identity ask: "Why does the b² come back with a plus sign?" Expect: the corner was cut away twice, so it is added back once. Briefly link: "In Lesson 1 we expanded (x + 3)(x + 5). Today's identity is the special case where both brackets are the same." Do NOT introduce a² − b² (Lesson 3) or factorisation (Lesson 4).</w:t>
-            </w:r>
-          </w:p>
-        </w:tc>
-        <w:tc>
-          <w:tcPr>
-            <w:tcW w:type="dxa" w:w="3040"/>
-            <w:shd w:fill="FFFFFF" w:color="auto" w:val="clear"/>
-            <w:tcMar>
-              <w:top w:type="dxa" w:w="60"/>
-              <w:left w:type="dxa" w:w="120"/>
-              <w:bottom w:type="dxa" w:w="60"/>
-              <w:right w:type="dxa" w:w="120"/>
-            </w:tcMar>
-            <w:vAlign w:val="top"/>
-          </w:tcPr>
-          <w:p>
-            <w:pPr>
-              <w:spacing w:after="40" w:before="0"/>
-              <w:jc w:val="left"/>
-            </w:pPr>
-            <w:r>
-              <w:rPr>
-                <w:rFonts w:ascii="Arial" w:cs="Arial" w:eastAsia="Arial" w:hAnsi="Arial"/>
-                <w:b w:val="false"/>
-                <w:bCs w:val="false"/>
-                <w:i w:val="false"/>
-                <w:iCs w:val="false"/>
-                <w:color w:val="000000"/>
-                <w:sz w:val="18"/>
-                <w:szCs w:val="18"/>
-              </w:rPr>
-              <w:t xml:space="preserve">Claim-Evidence-Reasoning with generalisation: Learners state the general claim (the identity), give evidence (the tile counts and the tests with 144, 64 and 100) and give reasoning (the middle strips, the double-cut corner). Moving from a specific number to letters builds the abstraction step by step.</w:t>
-            </w:r>
-          </w:p>
-        </w:tc>
-        <w:tc>
-          <w:tcPr>
-            <w:tcW w:type="dxa" w:w="3040"/>
-            <w:shd w:fill="F2F2F2" w:color="auto" w:val="clear"/>
-            <w:tcMar>
-              <w:top w:type="dxa" w:w="60"/>
-              <w:left w:type="dxa" w:w="120"/>
-              <w:bottom w:type="dxa" w:w="60"/>
-              <w:right w:type="dxa" w:w="120"/>
-            </w:tcMar>
-            <w:vAlign w:val="top"/>
-          </w:tcPr>
-          <w:p>
-            <w:pPr>
-              <w:spacing w:after="40" w:before="0"/>
-              <w:jc w:val="left"/>
-            </w:pPr>
-            <w:r>
-              <w:rPr>
-                <w:rFonts w:ascii="Arial" w:cs="Arial" w:eastAsia="Arial" w:hAnsi="Arial"/>
-                <w:b w:val="false"/>
-                <w:bCs w:val="false"/>
-                <w:i w:val="false"/>
-                <w:iCs w:val="false"/>
-                <w:color w:val="000000"/>
-                <w:sz w:val="18"/>
-                <w:szCs w:val="18"/>
-              </w:rPr>
-              <w:t xml:space="preserve">Collect each group's identity statements and the answer to 'why not 10² + 2²?'. Look for: (1) both identities written correctly; (2) 2ab explained by the two strips; (3) + b² in the minus identity explained by the double-cut corner; (4) all three tests (144, 64, 100) calculated correctly. Indicator: at least 75% of learners write a correct explanation. Quick check on whiteboards: "Expand (x + 3)²." Expect x² + 6x + 9. Common error: x² + 9 or x² − 6x + 9. Reteach with a tile picture for these learners.</w:t>
-            </w:r>
-          </w:p>
-        </w:tc>
-      </w:tr>
-      <w:tr>
-        <w:tc>
-          <w:tcPr>
-            <w:tcW w:type="dxa" w:w="1520"/>
-            <w:shd w:fill="FCE4D6" w:color="auto" w:val="clear"/>
-            <w:tcMar>
-              <w:top w:type="dxa" w:w="60"/>
-              <w:left w:type="dxa" w:w="120"/>
-              <w:bottom w:type="dxa" w:w="60"/>
-              <w:right w:type="dxa" w:w="120"/>
-            </w:tcMar>
-            <w:vAlign w:val="top"/>
-          </w:tcPr>
-          <w:p>
-            <w:pPr>
-              <w:spacing w:after="40" w:before="0"/>
-              <w:jc w:val="left"/>
-            </w:pPr>
-            <w:r>
-              <w:rPr>
-                <w:rFonts w:ascii="Arial" w:cs="Arial" w:eastAsia="Arial" w:hAnsi="Arial"/>
-                <w:b/>
-                <w:bCs/>
-                <w:i w:val="false"/>
-                <w:iCs w:val="false"/>
-                <w:color w:val="000000"/>
-                <w:sz w:val="18"/>
-                <w:szCs w:val="18"/>
-              </w:rPr>
-              <w:t xml:space="preserve">Driving Question Board (DQB) Creation</w:t>
-            </w:r>
-          </w:p>
-          <w:p>
-            <w:pPr>
-              <w:spacing w:after="20" w:before="0"/>
-            </w:pPr>
-            <w:r>
-              <w:rPr>
-                <w:rFonts w:ascii="Arial" w:cs="Arial" w:eastAsia="Arial" w:hAnsi="Arial"/>
-                <w:b/>
-                <w:bCs/>
-                <w:color w:val="1F3864"/>
-                <w:sz w:val="16"/>
-                <w:szCs w:val="16"/>
-              </w:rPr>
-              <w:t xml:space="preserve">📹 VIDEO:</w:t>
-            </w:r>
-          </w:p>
-          <w:p>
-            <w:pPr>
-              <w:spacing w:after="20" w:before="0"/>
-            </w:pPr>
-            <w:hyperlink w:history="1" r:id="rIdgyqxbmcma90kbrg-pwwby">
-              <w:r>
-                <w:rPr>
-                  <w:rFonts w:ascii="Arial" w:cs="Arial" w:eastAsia="Arial" w:hAnsi="Arial"/>
-                  <w:color w:val="2E75B6"/>
-                  <w:sz w:val="16"/>
-                  <w:szCs w:val="16"/>
-                  <w:u w:val="single" w:color="2E75B6"/>
-                </w:rPr>
-                <w:t xml:space="preserve">Multiplying binomials: area model</w:t>
-              </w:r>
-            </w:hyperlink>
-          </w:p>
-          <w:p>
-            <w:pPr>
-              <w:spacing w:after="10" w:before="0"/>
-              <w:ind w:left="120"/>
-            </w:pPr>
-            <w:r>
-              <w:rPr>
-                <w:rFonts w:ascii="Arial" w:cs="Arial" w:eastAsia="Arial" w:hAnsi="Arial"/>
-                <w:color w:val="595959"/>
-                <w:sz w:val="14"/>
-                <w:szCs w:val="14"/>
-              </w:rPr>
-              <w:t xml:space="preserve">Source: Khan Academy (English - US curriculum)</w:t>
-            </w:r>
-          </w:p>
-          <w:p>
-            <w:pPr>
-              <w:spacing w:after="10" w:before="0"/>
-              <w:ind w:left="120"/>
-            </w:pPr>
-            <w:hyperlink w:history="1" r:id="rIdne5ardjr_qu53eyqcmo2d">
-              <w:r>
-                <w:rPr>
-                  <w:rFonts w:ascii="Arial" w:cs="Arial" w:eastAsia="Arial" w:hAnsi="Arial"/>
-                  <w:color w:val="595959"/>
-                  <w:sz w:val="14"/>
-                  <w:szCs w:val="14"/>
-                  <w:u w:val="single" w:color="595959"/>
-                </w:rPr>
-                <w:t xml:space="preserve">🔍 Search ARES for similar videos</w:t>
-              </w:r>
-            </w:hyperlink>
-          </w:p>
-          <w:p>
-            <w:pPr>
-              <w:spacing w:after="40" w:before="0"/>
-            </w:pPr>
-            <w:r>
-              <w:rPr>
-                <w:sz w:val="14"/>
-                <w:szCs w:val="14"/>
-              </w:rPr>
-              <w:t xml:space="preserve"/>
-            </w:r>
-          </w:p>
-          <w:p>
-            <w:pPr>
-              <w:spacing w:after="20" w:before="0"/>
-            </w:pPr>
-            <w:r>
-              <w:rPr>
-                <w:rFonts w:ascii="Arial" w:cs="Arial" w:eastAsia="Arial" w:hAnsi="Arial"/>
-                <w:b/>
-                <w:bCs/>
-                <w:color w:val="1F3864"/>
-                <w:sz w:val="16"/>
-                <w:szCs w:val="16"/>
-              </w:rPr>
-              <w:t xml:space="preserve">📖 EXERCISE:</w:t>
-            </w:r>
-          </w:p>
-          <w:p>
-            <w:pPr>
-              <w:spacing w:after="20" w:before="0"/>
-            </w:pPr>
-            <w:hyperlink w:history="1" r:id="rIdl3t5nlld9uh-rz3tzo-vo">
-              <w:r>
-                <w:rPr>
-                  <w:rFonts w:ascii="Arial" w:cs="Arial" w:eastAsia="Arial" w:hAnsi="Arial"/>
-                  <w:color w:val="2E75B6"/>
-                  <w:sz w:val="16"/>
-                  <w:szCs w:val="16"/>
-                  <w:u w:val="single" w:color="2E75B6"/>
-                </w:rPr>
-                <w:t xml:space="preserve">Perfect squares</w:t>
-              </w:r>
-            </w:hyperlink>
-          </w:p>
-          <w:p>
-            <w:pPr>
-              <w:spacing w:after="20" w:before="0"/>
-            </w:pPr>
-            <w:r>
-              <w:rPr>
-                <w:rFonts w:ascii="Arial" w:cs="Arial" w:eastAsia="Arial" w:hAnsi="Arial"/>
-                <w:i/>
-                <w:iCs/>
-                <w:color w:val="595959"/>
-                <w:sz w:val="16"/>
-                <w:szCs w:val="16"/>
-              </w:rPr>
-              <w:t xml:space="preserve">Related topic: not an exact match for this lesson.</w:t>
-            </w:r>
-          </w:p>
-          <w:p>
-            <w:pPr>
-              <w:spacing w:after="10" w:before="0"/>
-              <w:ind w:left="120"/>
-            </w:pPr>
-            <w:r>
-              <w:rPr>
-                <w:rFonts w:ascii="Arial" w:cs="Arial" w:eastAsia="Arial" w:hAnsi="Arial"/>
-                <w:color w:val="595959"/>
-                <w:sz w:val="14"/>
-                <w:szCs w:val="14"/>
-              </w:rPr>
-              <w:t xml:space="preserve">Source: Khan Academy (English - US curriculum)</w:t>
-            </w:r>
-          </w:p>
-          <w:p>
-            <w:pPr>
-              <w:spacing w:after="10" w:before="0"/>
-              <w:ind w:left="120"/>
-            </w:pPr>
-            <w:hyperlink w:history="1" r:id="rId1l5x6puhm6agghij7pvpp">
-              <w:r>
-                <w:rPr>
-                  <w:rFonts w:ascii="Arial" w:cs="Arial" w:eastAsia="Arial" w:hAnsi="Arial"/>
-                  <w:color w:val="595959"/>
-                  <w:sz w:val="14"/>
-                  <w:szCs w:val="14"/>
-                  <w:u w:val="single" w:color="595959"/>
-                </w:rPr>
-                <w:t xml:space="preserve">🔍 Search ARES for similar readings</w:t>
-              </w:r>
-            </w:hyperlink>
-          </w:p>
-        </w:tc>
-        <w:tc>
-          <w:tcPr>
-            <w:tcW w:type="dxa" w:w="3040"/>
-            <w:shd w:fill="FFFFFF" w:color="auto" w:val="clear"/>
-            <w:tcMar>
-              <w:top w:type="dxa" w:w="60"/>
-              <w:left w:type="dxa" w:w="120"/>
-              <w:bottom w:type="dxa" w:w="60"/>
-              <w:right w:type="dxa" w:w="120"/>
-            </w:tcMar>
-            <w:vAlign w:val="top"/>
-          </w:tcPr>
-          <w:p>
-            <w:pPr>
-              <w:spacing w:after="40" w:before="0"/>
-              <w:jc w:val="left"/>
-            </w:pPr>
-            <w:r>
-              <w:rPr>
-                <w:rFonts w:ascii="Arial" w:cs="Arial" w:eastAsia="Arial" w:hAnsi="Arial"/>
-                <w:b w:val="false"/>
-                <w:bCs w:val="false"/>
-                <w:i w:val="false"/>
-                <w:iCs w:val="false"/>
-                <w:color w:val="000000"/>
-                <w:sz w:val="18"/>
-                <w:szCs w:val="18"/>
-              </w:rPr>
-              <w:t xml:space="preserve">Learners add sticky notes to the class DQB under the driving question about dimensions of the plot, fence length and area, and equal areas. They place new notes on: 'What we figured out today' (e.g. 'Squaring a bracket gives a middle term 2ab, not just a² + b².') and 'What we still wonder' (e.g. 'Can we cut a small square from a big square and rearrange it?', 'How do we go backwards, from x² + 8x + 15 to brackets?', 'Why is the biggest area exactly when the plot is a square?'). Each learner writes at least one question. Learners group related questions and mark the ones this lesson answered, such as 'Why do squares have a middle term?', with a tick.</w:t>
-            </w:r>
-          </w:p>
-        </w:tc>
-        <w:tc>
-          <w:tcPr>
-            <w:tcW w:type="dxa" w:w="3040"/>
-            <w:shd w:fill="F2F2F2" w:color="auto" w:val="clear"/>
-            <w:tcMar>
-              <w:top w:type="dxa" w:w="60"/>
-              <w:left w:type="dxa" w:w="120"/>
-              <w:bottom w:type="dxa" w:w="60"/>
-              <w:right w:type="dxa" w:w="120"/>
-            </w:tcMar>
-            <w:vAlign w:val="top"/>
-          </w:tcPr>
-          <w:p>
-            <w:pPr>
-              <w:spacing w:after="40" w:before="0"/>
-              <w:jc w:val="left"/>
-            </w:pPr>
-            <w:r>
-              <w:rPr>
-                <w:rFonts w:ascii="Arial" w:cs="Arial" w:eastAsia="Arial" w:hAnsi="Arial"/>
-                <w:b w:val="false"/>
-                <w:bCs w:val="false"/>
-                <w:i w:val="false"/>
-                <w:iCs w:val="false"/>
-                <w:color w:val="000000"/>
-                <w:sz w:val="18"/>
-                <w:szCs w:val="18"/>
-              </w:rPr>
-              <w:t xml:space="preserve">Say: "Take one sticky note. Write one thing we learned about squares and one question that is still open. You have 2 minutes." Circulate and read over shoulders. Cold-call 4 learners to read a note aloud and place it on the board. Ask: "Is this a question we can answer from area models, or do we need a new idea?" WAIT TIME 10-15 seconds before taking responses. Point out good questions that link to the phenomenon: "Several of you asked why the square gives the biggest area. We will come back to that, and in Lesson 8 we will see why 100 m² is the maximum." Move answered questions to a 'Partly answered' column. Do not answer the future-lesson questions now; just say which lesson will take them up (difference of squares is next lesson; going backwards is Lesson 4).</w:t>
-            </w:r>
-          </w:p>
-        </w:tc>
-        <w:tc>
-          <w:tcPr>
-            <w:tcW w:type="dxa" w:w="3040"/>
-            <w:shd w:fill="FFFFFF" w:color="auto" w:val="clear"/>
-            <w:tcMar>
-              <w:top w:type="dxa" w:w="60"/>
-              <w:left w:type="dxa" w:w="120"/>
-              <w:bottom w:type="dxa" w:w="60"/>
-              <w:right w:type="dxa" w:w="120"/>
-            </w:tcMar>
-            <w:vAlign w:val="top"/>
-          </w:tcPr>
-          <w:p>
-            <w:pPr>
-              <w:spacing w:after="40" w:before="0"/>
-              <w:jc w:val="left"/>
-            </w:pPr>
-            <w:r>
-              <w:rPr>
-                <w:rFonts w:ascii="Arial" w:cs="Arial" w:eastAsia="Arial" w:hAnsi="Arial"/>
-                <w:b w:val="false"/>
-                <w:bCs w:val="false"/>
-                <w:i w:val="false"/>
-                <w:iCs w:val="false"/>
-                <w:color w:val="000000"/>
-                <w:sz w:val="18"/>
-                <w:szCs w:val="18"/>
-              </w:rPr>
-              <w:t xml:space="preserve">Driving Question Board (questioning and tracking): Writing, sorting and ticking questions shows learners their growing understanding and keeps the storyline coherent. The open questions point toward the next lesson's investigation.</w:t>
-            </w:r>
-          </w:p>
-        </w:tc>
-        <w:tc>
-          <w:tcPr>
-            <w:tcW w:type="dxa" w:w="3040"/>
-            <w:shd w:fill="F2F2F2" w:color="auto" w:val="clear"/>
-            <w:tcMar>
-              <w:top w:type="dxa" w:w="60"/>
-              <w:left w:type="dxa" w:w="120"/>
-              <w:bottom w:type="dxa" w:w="60"/>
-              <w:right w:type="dxa" w:w="120"/>
-            </w:tcMar>
-            <w:vAlign w:val="top"/>
-          </w:tcPr>
-          <w:p>
-            <w:pPr>
-              <w:spacing w:after="40" w:before="0"/>
-              <w:jc w:val="left"/>
-            </w:pPr>
-            <w:r>
-              <w:rPr>
-                <w:rFonts w:ascii="Arial" w:cs="Arial" w:eastAsia="Arial" w:hAnsi="Arial"/>
-                <w:b w:val="false"/>
-                <w:bCs w:val="false"/>
-                <w:i w:val="false"/>
-                <w:iCs w:val="false"/>
-                <w:color w:val="000000"/>
-                <w:sz w:val="18"/>
-                <w:szCs w:val="18"/>
-              </w:rPr>
-              <w:t xml:space="preserve">Scan the DQB notes: (1) at least 80% of learners add a note; (2) questions refer to the phenomenon, equal areas or the maximum, not only to procedures; (3) learners tick questions they can now answer. Indicator: at least 5 questions that relate to the next lessons (difference of squares, factorising, the 8 and 12 m solutions). If questions are only 'Is it on the exam?', prompt: "What would you like to know about Mama Wanjiru's plot?"</w:t>
-            </w:r>
-          </w:p>
-        </w:tc>
-      </w:tr>
-      <w:tr>
-        <w:tc>
-          <w:tcPr>
-            <w:tcW w:type="dxa" w:w="1520"/>
-            <w:shd w:fill="D5E8F0" w:color="auto" w:val="clear"/>
-            <w:tcMar>
-              <w:top w:type="dxa" w:w="60"/>
-              <w:left w:type="dxa" w:w="120"/>
-              <w:bottom w:type="dxa" w:w="60"/>
-              <w:right w:type="dxa" w:w="120"/>
-            </w:tcMar>
-            <w:vAlign w:val="top"/>
-          </w:tcPr>
-          <w:p>
-            <w:pPr>
-              <w:spacing w:after="40" w:before="0"/>
-              <w:jc w:val="left"/>
-            </w:pPr>
-            <w:r>
-              <w:rPr>
-                <w:rFonts w:ascii="Arial" w:cs="Arial" w:eastAsia="Arial" w:hAnsi="Arial"/>
-                <w:b/>
-                <w:bCs/>
-                <w:i w:val="false"/>
-                <w:iCs w:val="false"/>
-                <w:color w:val="000000"/>
-                <w:sz w:val="18"/>
-                <w:szCs w:val="18"/>
-              </w:rPr>
-              <w:t xml:space="preserve">Model Building Phase</w:t>
-            </w:r>
-          </w:p>
-          <w:p>
-            <w:pPr>
-              <w:spacing w:after="20" w:before="0"/>
-            </w:pPr>
-            <w:r>
-              <w:rPr>
-                <w:rFonts w:ascii="Arial" w:cs="Arial" w:eastAsia="Arial" w:hAnsi="Arial"/>
-                <w:b/>
-                <w:bCs/>
-                <w:color w:val="1F3864"/>
-                <w:sz w:val="16"/>
-                <w:szCs w:val="16"/>
-              </w:rPr>
-              <w:t xml:space="preserve">📹 VIDEO:</w:t>
-            </w:r>
-          </w:p>
-          <w:p>
-            <w:pPr>
-              <w:spacing w:after="20" w:before="0"/>
-            </w:pPr>
-            <w:hyperlink w:history="1" r:id="rId8rqtixnwp1dtakt4h6pyw">
-              <w:r>
-                <w:rPr>
-                  <w:rFonts w:ascii="Arial" w:cs="Arial" w:eastAsia="Arial" w:hAnsi="Arial"/>
-                  <w:color w:val="2E75B6"/>
-                  <w:sz w:val="16"/>
-                  <w:szCs w:val="16"/>
-                  <w:u w:val="single" w:color="2E75B6"/>
-                </w:rPr>
-                <w:t xml:space="preserve">Factoring Perfect Square Trinomials: A Sample Application</w:t>
-              </w:r>
-            </w:hyperlink>
-          </w:p>
-          <w:p>
-            <w:pPr>
-              <w:spacing w:after="20" w:before="0"/>
-            </w:pPr>
-            <w:r>
-              <w:rPr>
-                <w:rFonts w:ascii="Arial" w:cs="Arial" w:eastAsia="Arial" w:hAnsi="Arial"/>
-                <w:i/>
-                <w:iCs/>
-                <w:color w:val="595959"/>
-                <w:sz w:val="16"/>
-                <w:szCs w:val="16"/>
-              </w:rPr>
-              <w:t xml:space="preserve">Related topic: not an exact match for this lesson.</w:t>
-            </w:r>
-          </w:p>
-          <w:p>
-            <w:pPr>
-              <w:spacing w:after="10" w:before="0"/>
-              <w:ind w:left="120"/>
-            </w:pPr>
-            <w:r>
-              <w:rPr>
-                <w:rFonts w:ascii="Arial" w:cs="Arial" w:eastAsia="Arial" w:hAnsi="Arial"/>
-                <w:color w:val="595959"/>
-                <w:sz w:val="14"/>
-                <w:szCs w:val="14"/>
-              </w:rPr>
-              <w:t xml:space="preserve">Source: CK-12</w:t>
-            </w:r>
-          </w:p>
-          <w:p>
-            <w:pPr>
-              <w:spacing w:after="10" w:before="0"/>
-              <w:ind w:left="120"/>
-            </w:pPr>
-            <w:hyperlink w:history="1" r:id="rIdtabgu5fdqk-yofkpvlcqe">
-              <w:r>
-                <w:rPr>
-                  <w:rFonts w:ascii="Arial" w:cs="Arial" w:eastAsia="Arial" w:hAnsi="Arial"/>
-                  <w:color w:val="595959"/>
-                  <w:sz w:val="14"/>
-                  <w:szCs w:val="14"/>
-                  <w:u w:val="single" w:color="595959"/>
-                </w:rPr>
-                <w:t xml:space="preserve">🔍 Search ARES for similar videos</w:t>
-              </w:r>
-            </w:hyperlink>
-          </w:p>
-          <w:p>
-            <w:pPr>
-              <w:spacing w:after="40" w:before="0"/>
-            </w:pPr>
-            <w:r>
-              <w:rPr>
-                <w:sz w:val="14"/>
-                <w:szCs w:val="14"/>
-              </w:rPr>
-              <w:t xml:space="preserve"/>
-            </w:r>
-          </w:p>
-          <w:p>
-            <w:pPr>
-              <w:spacing w:after="20" w:before="0"/>
-            </w:pPr>
-            <w:r>
-              <w:rPr>
-                <w:rFonts w:ascii="Arial" w:cs="Arial" w:eastAsia="Arial" w:hAnsi="Arial"/>
-                <w:b/>
-                <w:bCs/>
-                <w:color w:val="1F3864"/>
-                <w:sz w:val="16"/>
-                <w:szCs w:val="16"/>
-              </w:rPr>
-              <w:t xml:space="preserve">📖 HTML:</w:t>
-            </w:r>
-          </w:p>
-          <w:p>
-            <w:pPr>
-              <w:spacing w:after="20" w:before="0"/>
-            </w:pPr>
-            <w:hyperlink w:history="1" r:id="rIdumceciz4os9olvhj-seot">
-              <w:r>
-                <w:rPr>
-                  <w:rFonts w:ascii="Arial" w:cs="Arial" w:eastAsia="Arial" w:hAnsi="Arial"/>
-                  <w:color w:val="2E75B6"/>
-                  <w:sz w:val="16"/>
-                  <w:szCs w:val="16"/>
-                  <w:u w:val="single" w:color="2E75B6"/>
-                </w:rPr>
-                <w:t xml:space="preserve">Factorization using Perfect Square Trinomials (Flexbook)</w:t>
-              </w:r>
-            </w:hyperlink>
-          </w:p>
-          <w:p>
-            <w:pPr>
-              <w:spacing w:after="20" w:before="0"/>
-            </w:pPr>
-            <w:r>
-              <w:rPr>
-                <w:rFonts w:ascii="Arial" w:cs="Arial" w:eastAsia="Arial" w:hAnsi="Arial"/>
-                <w:i/>
-                <w:iCs/>
-                <w:color w:val="595959"/>
-                <w:sz w:val="16"/>
-                <w:szCs w:val="16"/>
-              </w:rPr>
-              <w:t xml:space="preserve">Related topic: not an exact match for this lesson.</w:t>
-            </w:r>
-          </w:p>
-          <w:p>
-            <w:pPr>
-              <w:spacing w:after="10" w:before="0"/>
-              <w:ind w:left="120"/>
-            </w:pPr>
-            <w:r>
-              <w:rPr>
-                <w:rFonts w:ascii="Arial" w:cs="Arial" w:eastAsia="Arial" w:hAnsi="Arial"/>
-                <w:color w:val="595959"/>
-                <w:sz w:val="14"/>
-                <w:szCs w:val="14"/>
-              </w:rPr>
-              <w:t xml:space="preserve">Source: CK-12</w:t>
-            </w:r>
-          </w:p>
-          <w:p>
-            <w:pPr>
-              <w:spacing w:after="10" w:before="0"/>
-              <w:ind w:left="120"/>
-            </w:pPr>
-            <w:hyperlink w:history="1" r:id="rIdyun4f1i09nxa0zkv8i317">
+            <w:hyperlink w:history="1" r:id="rId5_6rfqg26zx3f6egcipkl">
               <w:r>
                 <w:rPr>
                   <w:rFonts w:ascii="Arial" w:cs="Arial" w:eastAsia="Arial" w:hAnsi="Arial"/>
@@ -8139,7 +8107,7 @@
         </w:rPr>
         <w:t xml:space="preserve">© 2026 SeaVuria and ARES. Aligned with KICD objectives. Developed by SeaVuria; technical implementation by ARES (with AI assistance from Claude). Licensed under </w:t>
       </w:r>
-      <w:hyperlink w:history="1" r:id="rIdex9rj_8wi3naz62anfzm_">
+      <w:hyperlink w:history="1" r:id="rIdwbnp8xmjingmuyamozfeh">
         <w:r>
           <w:rPr>
             <w:rFonts w:ascii="Arial" w:cs="Arial" w:eastAsia="Arial" w:hAnsi="Arial"/>
@@ -8160,7 +8128,7 @@
         </w:rPr>
         <w:t xml:space="preserve"> (</w:t>
       </w:r>
-      <w:hyperlink w:history="1" r:id="rId5t-p5jjaiq41umcvpn7s8">
+      <w:hyperlink w:history="1" r:id="rId7mairsbhwwmaeubekxpaq">
         <w:r>
           <w:rPr>
             <w:rFonts w:ascii="Arial" w:cs="Arial" w:eastAsia="Arial" w:hAnsi="Arial"/>
@@ -9173,7 +9141,7 @@
             <w:pPr>
               <w:spacing w:after="20" w:before="0"/>
             </w:pPr>
-            <w:hyperlink w:history="1" r:id="rIdeljuts6t4aflhkd0gfnjv">
+            <w:hyperlink w:history="1" r:id="rIdffvprv4p_i6ug4hpcghee">
               <w:r>
                 <w:rPr>
                   <w:rFonts w:ascii="Arial" w:cs="Arial" w:eastAsia="Arial" w:hAnsi="Arial"/>
@@ -9206,7 +9174,7 @@
               <w:spacing w:after="10" w:before="0"/>
               <w:ind w:left="120"/>
             </w:pPr>
-            <w:hyperlink w:history="1" r:id="rId1gegeyyjrrene2w2tdhii">
+            <w:hyperlink w:history="1" r:id="rIdoga4woyuux8nqr3owhrhk">
               <w:r>
                 <w:rPr>
                   <w:rFonts w:ascii="Arial" w:cs="Arial" w:eastAsia="Arial" w:hAnsi="Arial"/>
@@ -9251,7 +9219,7 @@
             <w:pPr>
               <w:spacing w:after="20" w:before="0"/>
             </w:pPr>
-            <w:hyperlink w:history="1" r:id="rIdr3lifygzg5gc9sncablxy">
+            <w:hyperlink w:history="1" r:id="rId4hkz8t4qmtuiqw8kz1e7b">
               <w:r>
                 <w:rPr>
                   <w:rFonts w:ascii="Arial" w:cs="Arial" w:eastAsia="Arial" w:hAnsi="Arial"/>
@@ -9284,7 +9252,7 @@
               <w:spacing w:after="10" w:before="0"/>
               <w:ind w:left="120"/>
             </w:pPr>
-            <w:hyperlink w:history="1" r:id="rIdhthdndihy7pgons9nv7oy">
+            <w:hyperlink w:history="1" r:id="rIdhx_uv7wd1qfmlwfhlxgia">
               <w:r>
                 <w:rPr>
                   <w:rFonts w:ascii="Arial" w:cs="Arial" w:eastAsia="Arial" w:hAnsi="Arial"/>
@@ -9479,7 +9447,7 @@
             <w:pPr>
               <w:spacing w:after="20" w:before="0"/>
             </w:pPr>
-            <w:hyperlink w:history="1" r:id="rId57aos48n3q6bedbwtzflv">
+            <w:hyperlink w:history="1" r:id="rIdzhotk8bqgtlcx4rwkzuk4">
               <w:r>
                 <w:rPr>
                   <w:rFonts w:ascii="Arial" w:cs="Arial" w:eastAsia="Arial" w:hAnsi="Arial"/>
@@ -9512,7 +9480,7 @@
               <w:spacing w:after="10" w:before="0"/>
               <w:ind w:left="120"/>
             </w:pPr>
-            <w:hyperlink w:history="1" r:id="rIdhfv_rvuapakwenio24up7">
+            <w:hyperlink w:history="1" r:id="rIdmzodornyf_0eswzdtraz0">
               <w:r>
                 <w:rPr>
                   <w:rFonts w:ascii="Arial" w:cs="Arial" w:eastAsia="Arial" w:hAnsi="Arial"/>
@@ -9557,7 +9525,7 @@
             <w:pPr>
               <w:spacing w:after="20" w:before="0"/>
             </w:pPr>
-            <w:hyperlink w:history="1" r:id="rId_mohdvy_hcthqgutkd8vd">
+            <w:hyperlink w:history="1" r:id="rIdo24unug2eokocp24idhvm">
               <w:r>
                 <w:rPr>
                   <w:rFonts w:ascii="Arial" w:cs="Arial" w:eastAsia="Arial" w:hAnsi="Arial"/>
@@ -9590,7 +9558,7 @@
               <w:spacing w:after="10" w:before="0"/>
               <w:ind w:left="120"/>
             </w:pPr>
-            <w:hyperlink w:history="1" r:id="rIdcjvgrdh3lelbelwgqidgx">
+            <w:hyperlink w:history="1" r:id="rIdnaqplj_ddfwijccgn_bwc">
               <w:r>
                 <w:rPr>
                   <w:rFonts w:ascii="Arial" w:cs="Arial" w:eastAsia="Arial" w:hAnsi="Arial"/>
@@ -9785,7 +9753,7 @@
             <w:pPr>
               <w:spacing w:after="20" w:before="0"/>
             </w:pPr>
-            <w:hyperlink w:history="1" r:id="rIdaowiootjfrijbnhqxtclm">
+            <w:hyperlink w:history="1" r:id="rIdrzlhi-ma5atrclnutriwf">
               <w:r>
                 <w:rPr>
                   <w:rFonts w:ascii="Arial" w:cs="Arial" w:eastAsia="Arial" w:hAnsi="Arial"/>
@@ -9818,7 +9786,7 @@
               <w:spacing w:after="10" w:before="0"/>
               <w:ind w:left="120"/>
             </w:pPr>
-            <w:hyperlink w:history="1" r:id="rIdfsgn9zsv3ytjyuu4nhdzm">
+            <w:hyperlink w:history="1" r:id="rIdpj4lg4kkzkyatfeqvzn9a">
               <w:r>
                 <w:rPr>
                   <w:rFonts w:ascii="Arial" w:cs="Arial" w:eastAsia="Arial" w:hAnsi="Arial"/>
@@ -9863,7 +9831,7 @@
             <w:pPr>
               <w:spacing w:after="20" w:before="0"/>
             </w:pPr>
-            <w:hyperlink w:history="1" r:id="rIdxy2nkkvlxczowk2fnztyy">
+            <w:hyperlink w:history="1" r:id="rIdrshdnlhl2adox0wcnvz9d">
               <w:r>
                 <w:rPr>
                   <w:rFonts w:ascii="Arial" w:cs="Arial" w:eastAsia="Arial" w:hAnsi="Arial"/>
@@ -9896,7 +9864,7 @@
               <w:spacing w:after="10" w:before="0"/>
               <w:ind w:left="120"/>
             </w:pPr>
-            <w:hyperlink w:history="1" r:id="rId0mbjr0w0k1jitradlxkr4">
+            <w:hyperlink w:history="1" r:id="rId3cppxbzsih4crsqdjmikx">
               <w:r>
                 <w:rPr>
                   <w:rFonts w:ascii="Arial" w:cs="Arial" w:eastAsia="Arial" w:hAnsi="Arial"/>
@@ -10091,7 +10059,7 @@
             <w:pPr>
               <w:spacing w:after="20" w:before="0"/>
             </w:pPr>
-            <w:hyperlink w:history="1" r:id="rIdqjgezfrftai3eowz2jek-">
+            <w:hyperlink w:history="1" r:id="rIdds30uboiahy-2zmvm8hwo">
               <w:r>
                 <w:rPr>
                   <w:rFonts w:ascii="Arial" w:cs="Arial" w:eastAsia="Arial" w:hAnsi="Arial"/>
@@ -10124,7 +10092,7 @@
               <w:spacing w:after="10" w:before="0"/>
               <w:ind w:left="120"/>
             </w:pPr>
-            <w:hyperlink w:history="1" r:id="rIdpu2iemrwaisrm_atqaekh">
+            <w:hyperlink w:history="1" r:id="rIdcxsfw11uvobuqiz7zu3-f">
               <w:r>
                 <w:rPr>
                   <w:rFonts w:ascii="Arial" w:cs="Arial" w:eastAsia="Arial" w:hAnsi="Arial"/>
@@ -10169,7 +10137,7 @@
             <w:pPr>
               <w:spacing w:after="20" w:before="0"/>
             </w:pPr>
-            <w:hyperlink w:history="1" r:id="rId0p9p6x2phtqxyvy9epjii">
+            <w:hyperlink w:history="1" r:id="rIdkziv7nctvbuzi_zpmrcs0">
               <w:r>
                 <w:rPr>
                   <w:rFonts w:ascii="Arial" w:cs="Arial" w:eastAsia="Arial" w:hAnsi="Arial"/>
@@ -10202,7 +10170,7 @@
               <w:spacing w:after="10" w:before="0"/>
               <w:ind w:left="120"/>
             </w:pPr>
-            <w:hyperlink w:history="1" r:id="rIdy8x2apg9dhjrsoceqq_if">
+            <w:hyperlink w:history="1" r:id="rIdyifzv2yb5lyqf9lkek6ym">
               <w:r>
                 <w:rPr>
                   <w:rFonts w:ascii="Arial" w:cs="Arial" w:eastAsia="Arial" w:hAnsi="Arial"/>
@@ -10397,7 +10365,7 @@
             <w:pPr>
               <w:spacing w:after="20" w:before="0"/>
             </w:pPr>
-            <w:hyperlink w:history="1" r:id="rIdn6ekm495lnmi39z16-_kt">
+            <w:hyperlink w:history="1" r:id="rId9ehjmmrexsbmpdstgbvjf">
               <w:r>
                 <w:rPr>
                   <w:rFonts w:ascii="Arial" w:cs="Arial" w:eastAsia="Arial" w:hAnsi="Arial"/>
@@ -10430,7 +10398,7 @@
               <w:spacing w:after="10" w:before="0"/>
               <w:ind w:left="120"/>
             </w:pPr>
-            <w:hyperlink w:history="1" r:id="rIdyhd2yngduhawy8eojvdue">
+            <w:hyperlink w:history="1" r:id="rIdmjpqfpbl9j8j8gtovqk0u">
               <w:r>
                 <w:rPr>
                   <w:rFonts w:ascii="Arial" w:cs="Arial" w:eastAsia="Arial" w:hAnsi="Arial"/>
@@ -10475,7 +10443,7 @@
             <w:pPr>
               <w:spacing w:after="20" w:before="0"/>
             </w:pPr>
-            <w:hyperlink w:history="1" r:id="rIdur3qc2qwhyzropswikssj">
+            <w:hyperlink w:history="1" r:id="rId0wvapeg5t7bliahuya1qx">
               <w:r>
                 <w:rPr>
                   <w:rFonts w:ascii="Arial" w:cs="Arial" w:eastAsia="Arial" w:hAnsi="Arial"/>
@@ -10508,7 +10476,7 @@
               <w:spacing w:after="10" w:before="0"/>
               <w:ind w:left="120"/>
             </w:pPr>
-            <w:hyperlink w:history="1" r:id="rIdute2ixu7fxelxirwd92zd">
+            <w:hyperlink w:history="1" r:id="rIdqlrdsxjit_7hiy222pdxb">
               <w:r>
                 <w:rPr>
                   <w:rFonts w:ascii="Arial" w:cs="Arial" w:eastAsia="Arial" w:hAnsi="Arial"/>
@@ -11020,7 +10988,7 @@
         </w:rPr>
         <w:t xml:space="preserve">© 2026 SeaVuria and ARES. Aligned with KICD objectives. Developed by SeaVuria; technical implementation by ARES (with AI assistance from Claude). Licensed under </w:t>
       </w:r>
-      <w:hyperlink w:history="1" r:id="rIdlcbuz2avfa8s2al2yd5n1">
+      <w:hyperlink w:history="1" r:id="rId72shxdwugtykuwg9yeqcv">
         <w:r>
           <w:rPr>
             <w:rFonts w:ascii="Arial" w:cs="Arial" w:eastAsia="Arial" w:hAnsi="Arial"/>
@@ -11041,7 +11009,7 @@
         </w:rPr>
         <w:t xml:space="preserve"> (</w:t>
       </w:r>
-      <w:hyperlink w:history="1" r:id="rIdj5_ubjmj1jnj65vckisgi">
+      <w:hyperlink w:history="1" r:id="rIdpj1d5sqmbyhtteovzaa1r">
         <w:r>
           <w:rPr>
             <w:rFonts w:ascii="Arial" w:cs="Arial" w:eastAsia="Arial" w:hAnsi="Arial"/>
@@ -12054,7 +12022,7 @@
             <w:pPr>
               <w:spacing w:after="20" w:before="0"/>
             </w:pPr>
-            <w:hyperlink w:history="1" r:id="rId7ejuehvywdnio-mrmglk7">
+            <w:hyperlink w:history="1" r:id="rId5vpyqe8tgnnaysexf4usa">
               <w:r>
                 <w:rPr>
                   <w:rFonts w:ascii="Arial" w:cs="Arial" w:eastAsia="Arial" w:hAnsi="Arial"/>
@@ -12087,7 +12055,7 @@
               <w:spacing w:after="10" w:before="0"/>
               <w:ind w:left="120"/>
             </w:pPr>
-            <w:hyperlink w:history="1" r:id="rIdmxtvotfyduz_vt-w9jktx">
+            <w:hyperlink w:history="1" r:id="rId1je5bz-08f75y8ehak4wi">
               <w:r>
                 <w:rPr>
                   <w:rFonts w:ascii="Arial" w:cs="Arial" w:eastAsia="Arial" w:hAnsi="Arial"/>
@@ -12125,6 +12093,618 @@
                 <w:sz w:val="16"/>
                 <w:szCs w:val="16"/>
               </w:rPr>
+              <w:t xml:space="preserve">📖 EXERCISE:</w:t>
+            </w:r>
+          </w:p>
+          <w:p>
+            <w:pPr>
+              <w:spacing w:after="20" w:before="0"/>
+            </w:pPr>
+            <w:hyperlink w:history="1" r:id="rIdketstkdkbdgnrbw0bddmj">
+              <w:r>
+                <w:rPr>
+                  <w:rFonts w:ascii="Arial" w:cs="Arial" w:eastAsia="Arial" w:hAnsi="Arial"/>
+                  <w:color w:val="2E75B6"/>
+                  <w:sz w:val="16"/>
+                  <w:szCs w:val="16"/>
+                  <w:u w:val="single" w:color="2E75B6"/>
+                </w:rPr>
+                <w:t xml:space="preserve">Quadratics by factoring (intro)</w:t>
+              </w:r>
+            </w:hyperlink>
+          </w:p>
+          <w:p>
+            <w:pPr>
+              <w:spacing w:after="10" w:before="0"/>
+              <w:ind w:left="120"/>
+            </w:pPr>
+            <w:r>
+              <w:rPr>
+                <w:rFonts w:ascii="Arial" w:cs="Arial" w:eastAsia="Arial" w:hAnsi="Arial"/>
+                <w:color w:val="595959"/>
+                <w:sz w:val="14"/>
+                <w:szCs w:val="14"/>
+              </w:rPr>
+              <w:t xml:space="preserve">Source: Khan Academy (English - US curriculum)</w:t>
+            </w:r>
+          </w:p>
+          <w:p>
+            <w:pPr>
+              <w:spacing w:after="10" w:before="0"/>
+              <w:ind w:left="120"/>
+            </w:pPr>
+            <w:hyperlink w:history="1" r:id="rIddz0a3prpjohxighvivt5q">
+              <w:r>
+                <w:rPr>
+                  <w:rFonts w:ascii="Arial" w:cs="Arial" w:eastAsia="Arial" w:hAnsi="Arial"/>
+                  <w:color w:val="595959"/>
+                  <w:sz w:val="14"/>
+                  <w:szCs w:val="14"/>
+                  <w:u w:val="single" w:color="595959"/>
+                </w:rPr>
+                <w:t xml:space="preserve">🔍 Search ARES for similar readings</w:t>
+              </w:r>
+            </w:hyperlink>
+          </w:p>
+        </w:tc>
+        <w:tc>
+          <w:tcPr>
+            <w:tcW w:type="dxa" w:w="3040"/>
+            <w:shd w:fill="FFFFFF" w:color="auto" w:val="clear"/>
+            <w:tcMar>
+              <w:top w:type="dxa" w:w="60"/>
+              <w:left w:type="dxa" w:w="120"/>
+              <w:bottom w:type="dxa" w:w="60"/>
+              <w:right w:type="dxa" w:w="120"/>
+            </w:tcMar>
+            <w:vAlign w:val="top"/>
+          </w:tcPr>
+          <w:p>
+            <w:pPr>
+              <w:spacing w:after="40" w:before="0"/>
+              <w:jc w:val="left"/>
+            </w:pPr>
+            <w:r>
+              <w:rPr>
+                <w:rFonts w:ascii="Arial" w:cs="Arial" w:eastAsia="Arial" w:hAnsi="Arial"/>
+                <w:b w:val="false"/>
+                <w:bCs w:val="false"/>
+                <w:i w:val="false"/>
+                <w:iCs w:val="false"/>
+                <w:color w:val="000000"/>
+                <w:sz w:val="18"/>
+                <w:szCs w:val="18"/>
+              </w:rPr>
+              <w:t xml:space="preserve">Learners sit in groups of 4. The teacher writes on the board: 'Mama Wanjiru's new bed has area x² + 8x + 15 m². Its width is (x + 3) m. What is its length?' Individually, then in groups, learners write a prediction on a sticky note or in the exercise book: the length, and one sentence explaining how they got it. Some will guess by division, others by recalling the Lesson 1 expansion (x + 3)(x + 5) = x² + 8x + 15. Next, learners predict a harder case: 'If the area is x² − 20x + 96, what two brackets multiply to give it? What do you notice about 96 and the plots from the story?' Groups record their prediction and their confidence level (sure, unsure, guessing) for each question. Link to the phenomenon: the 96 m² is the area that both the 8 m and 12 m widths gave.</w:t>
+            </w:r>
+          </w:p>
+        </w:tc>
+        <w:tc>
+          <w:tcPr>
+            <w:tcW w:type="dxa" w:w="3040"/>
+            <w:shd w:fill="F2F2F2" w:color="auto" w:val="clear"/>
+            <w:tcMar>
+              <w:top w:type="dxa" w:w="60"/>
+              <w:left w:type="dxa" w:w="120"/>
+              <w:bottom w:type="dxa" w:w="60"/>
+              <w:right w:type="dxa" w:w="120"/>
+            </w:tcMar>
+            <w:vAlign w:val="top"/>
+          </w:tcPr>
+          <w:p>
+            <w:pPr>
+              <w:spacing w:after="40" w:before="0"/>
+              <w:jc w:val="left"/>
+            </w:pPr>
+            <w:r>
+              <w:rPr>
+                <w:rFonts w:ascii="Arial" w:cs="Arial" w:eastAsia="Arial" w:hAnsi="Arial"/>
+                <w:b w:val="false"/>
+                <w:bCs w:val="false"/>
+                <w:i w:val="false"/>
+                <w:iCs w:val="false"/>
+                <w:color w:val="000000"/>
+                <w:sz w:val="18"/>
+                <w:szCs w:val="18"/>
+              </w:rPr>
+              <w:t xml:space="preserve">Say: 'Remember Mama Wanjiru's plot in Kericho. In Lesson 1 we expanded (x + 3)(x + 5). Today we run it backwards. Before I teach anything, I want your best prediction.' Write the first expression and give 1 minute of silent individual thinking. Then WAIT TIME: 10-15 seconds after asking 'What would the missing length be?' before taking any response. Cold-call 3 learners (not volunteers) to share predictions and ask each 'What made you think that?' Do not say whether answers are right. Write the second expression x² − 20x + 96 and ask: 'Where have we seen the number 96 before?' WAIT 10-15 seconds, then cold-call 2 learners. Record all predictions on a chart headed 'Our predictions'. Circulate and note which groups use division, trial and error or recall of the expansion.</w:t>
+            </w:r>
+          </w:p>
+        </w:tc>
+        <w:tc>
+          <w:tcPr>
+            <w:tcW w:type="dxa" w:w="3040"/>
+            <w:shd w:fill="FFFFFF" w:color="auto" w:val="clear"/>
+            <w:tcMar>
+              <w:top w:type="dxa" w:w="60"/>
+              <w:left w:type="dxa" w:w="120"/>
+              <w:bottom w:type="dxa" w:w="60"/>
+              <w:right w:type="dxa" w:w="120"/>
+            </w:tcMar>
+            <w:vAlign w:val="top"/>
+          </w:tcPr>
+          <w:p>
+            <w:pPr>
+              <w:spacing w:after="40" w:before="0"/>
+              <w:jc w:val="left"/>
+            </w:pPr>
+            <w:r>
+              <w:rPr>
+                <w:rFonts w:ascii="Arial" w:cs="Arial" w:eastAsia="Arial" w:hAnsi="Arial"/>
+                <w:b w:val="false"/>
+                <w:bCs w:val="false"/>
+                <w:i w:val="false"/>
+                <w:iCs w:val="false"/>
+                <w:color w:val="000000"/>
+                <w:sz w:val="18"/>
+                <w:szCs w:val="18"/>
+              </w:rPr>
+              <w:t xml:space="preserve">Predict-Observe-Explain (POE) with a confidence rating. Committing to a prediction in writing, together with a confidence level, creates a cognitive stake. When learners later see the tile evidence they notice conflicts between their prediction and the result. Linking 96 to the plot table activates prior knowledge from Lesson 1 and shows that the 8 m and 12 m plots are connected to the expression.</w:t>
+            </w:r>
+          </w:p>
+        </w:tc>
+        <w:tc>
+          <w:tcPr>
+            <w:tcW w:type="dxa" w:w="3040"/>
+            <w:shd w:fill="F2F2F2" w:color="auto" w:val="clear"/>
+            <w:tcMar>
+              <w:top w:type="dxa" w:w="60"/>
+              <w:left w:type="dxa" w:w="120"/>
+              <w:bottom w:type="dxa" w:w="60"/>
+              <w:right w:type="dxa" w:w="120"/>
+            </w:tcMar>
+            <w:vAlign w:val="top"/>
+          </w:tcPr>
+          <w:p>
+            <w:pPr>
+              <w:spacing w:after="40" w:before="0"/>
+              <w:jc w:val="left"/>
+            </w:pPr>
+            <w:r>
+              <w:rPr>
+                <w:rFonts w:ascii="Arial" w:cs="Arial" w:eastAsia="Arial" w:hAnsi="Arial"/>
+                <w:b w:val="false"/>
+                <w:bCs w:val="false"/>
+                <w:i w:val="false"/>
+                <w:iCs w:val="false"/>
+                <w:color w:val="000000"/>
+                <w:sz w:val="18"/>
+                <w:szCs w:val="18"/>
+              </w:rPr>
+              <w:t xml:space="preserve">Look for: (1) how many groups write a length of (x + 5) and whether they give a reason; (2) whether learners link the 96 to the 8 m and 12 m plots; (3) whether any learner mentions numbers that add to the middle term and multiply to the last term. Tally on a class checklist: Ready (gives a reason using expansion), Developing (guesses without reason), Needs support (cannot start). Use the tally to form mixed-ability tile groups.</w:t>
+            </w:r>
+          </w:p>
+        </w:tc>
+      </w:tr>
+      <w:tr>
+        <w:tc>
+          <w:tcPr>
+            <w:tcW w:type="dxa" w:w="1520"/>
+            <w:shd w:fill="D9EEF1" w:color="auto" w:val="clear"/>
+            <w:tcMar>
+              <w:top w:type="dxa" w:w="60"/>
+              <w:left w:type="dxa" w:w="120"/>
+              <w:bottom w:type="dxa" w:w="60"/>
+              <w:right w:type="dxa" w:w="120"/>
+            </w:tcMar>
+            <w:vAlign w:val="top"/>
+          </w:tcPr>
+          <w:p>
+            <w:pPr>
+              <w:spacing w:after="40" w:before="0"/>
+              <w:jc w:val="left"/>
+            </w:pPr>
+            <w:r>
+              <w:rPr>
+                <w:rFonts w:ascii="Arial" w:cs="Arial" w:eastAsia="Arial" w:hAnsi="Arial"/>
+                <w:b/>
+                <w:bCs/>
+                <w:i w:val="false"/>
+                <w:iCs w:val="false"/>
+                <w:color w:val="000000"/>
+                <w:sz w:val="18"/>
+                <w:szCs w:val="18"/>
+              </w:rPr>
+              <w:t xml:space="preserve">Observe Phase</w:t>
+            </w:r>
+          </w:p>
+          <w:p>
+            <w:pPr>
+              <w:spacing w:after="20" w:before="0"/>
+            </w:pPr>
+            <w:r>
+              <w:rPr>
+                <w:rFonts w:ascii="Arial" w:cs="Arial" w:eastAsia="Arial" w:hAnsi="Arial"/>
+                <w:b/>
+                <w:bCs/>
+                <w:color w:val="1F3864"/>
+                <w:sz w:val="16"/>
+                <w:szCs w:val="16"/>
+              </w:rPr>
+              <w:t xml:space="preserve">📹 VIDEO:</w:t>
+            </w:r>
+          </w:p>
+          <w:p>
+            <w:pPr>
+              <w:spacing w:after="20" w:before="0"/>
+            </w:pPr>
+            <w:hyperlink w:history="1" r:id="rIdgvvlna6x2zyghghnx0x1s">
+              <w:r>
+                <w:rPr>
+                  <w:rFonts w:ascii="Arial" w:cs="Arial" w:eastAsia="Arial" w:hAnsi="Arial"/>
+                  <w:color w:val="2E75B6"/>
+                  <w:sz w:val="16"/>
+                  <w:szCs w:val="16"/>
+                  <w:u w:val="single" w:color="2E75B6"/>
+                </w:rPr>
+                <w:t xml:space="preserve">Strategy in factoring quadratics (part 1 of 2)</w:t>
+              </w:r>
+            </w:hyperlink>
+          </w:p>
+          <w:p>
+            <w:pPr>
+              <w:spacing w:after="10" w:before="0"/>
+              <w:ind w:left="120"/>
+            </w:pPr>
+            <w:r>
+              <w:rPr>
+                <w:rFonts w:ascii="Arial" w:cs="Arial" w:eastAsia="Arial" w:hAnsi="Arial"/>
+                <w:color w:val="595959"/>
+                <w:sz w:val="14"/>
+                <w:szCs w:val="14"/>
+              </w:rPr>
+              <w:t xml:space="preserve">Source: Khan Academy (English - US curriculum)</w:t>
+            </w:r>
+          </w:p>
+          <w:p>
+            <w:pPr>
+              <w:spacing w:after="10" w:before="0"/>
+              <w:ind w:left="120"/>
+            </w:pPr>
+            <w:hyperlink w:history="1" r:id="rId1g-efahdtrawgri1r0f-s">
+              <w:r>
+                <w:rPr>
+                  <w:rFonts w:ascii="Arial" w:cs="Arial" w:eastAsia="Arial" w:hAnsi="Arial"/>
+                  <w:color w:val="595959"/>
+                  <w:sz w:val="14"/>
+                  <w:szCs w:val="14"/>
+                  <w:u w:val="single" w:color="595959"/>
+                </w:rPr>
+                <w:t xml:space="preserve">🔍 Search ARES for similar videos</w:t>
+              </w:r>
+            </w:hyperlink>
+          </w:p>
+          <w:p>
+            <w:pPr>
+              <w:spacing w:after="40" w:before="0"/>
+            </w:pPr>
+            <w:r>
+              <w:rPr>
+                <w:sz w:val="14"/>
+                <w:szCs w:val="14"/>
+              </w:rPr>
+              <w:t xml:space="preserve"/>
+            </w:r>
+          </w:p>
+          <w:p>
+            <w:pPr>
+              <w:spacing w:after="20" w:before="0"/>
+            </w:pPr>
+            <w:r>
+              <w:rPr>
+                <w:rFonts w:ascii="Arial" w:cs="Arial" w:eastAsia="Arial" w:hAnsi="Arial"/>
+                <w:b/>
+                <w:bCs/>
+                <w:color w:val="1F3864"/>
+                <w:sz w:val="16"/>
+                <w:szCs w:val="16"/>
+              </w:rPr>
+              <w:t xml:space="preserve">📖 EXERCISE:</w:t>
+            </w:r>
+          </w:p>
+          <w:p>
+            <w:pPr>
+              <w:spacing w:after="20" w:before="0"/>
+            </w:pPr>
+            <w:hyperlink w:history="1" r:id="rId0-zsu4w7pgpltw8wrd6kb">
+              <w:r>
+                <w:rPr>
+                  <w:rFonts w:ascii="Arial" w:cs="Arial" w:eastAsia="Arial" w:hAnsi="Arial"/>
+                  <w:color w:val="2E75B6"/>
+                  <w:sz w:val="16"/>
+                  <w:szCs w:val="16"/>
+                  <w:u w:val="single" w:color="2E75B6"/>
+                </w:rPr>
+                <w:t xml:space="preserve">Quadratics by factoring (intro)</w:t>
+              </w:r>
+            </w:hyperlink>
+          </w:p>
+          <w:p>
+            <w:pPr>
+              <w:spacing w:after="10" w:before="0"/>
+              <w:ind w:left="120"/>
+            </w:pPr>
+            <w:r>
+              <w:rPr>
+                <w:rFonts w:ascii="Arial" w:cs="Arial" w:eastAsia="Arial" w:hAnsi="Arial"/>
+                <w:color w:val="595959"/>
+                <w:sz w:val="14"/>
+                <w:szCs w:val="14"/>
+              </w:rPr>
+              <w:t xml:space="preserve">Source: Khan Academy (English - US curriculum)</w:t>
+            </w:r>
+          </w:p>
+          <w:p>
+            <w:pPr>
+              <w:spacing w:after="10" w:before="0"/>
+              <w:ind w:left="120"/>
+            </w:pPr>
+            <w:hyperlink w:history="1" r:id="rIdb3kktrlu23-gf_njgjaky">
+              <w:r>
+                <w:rPr>
+                  <w:rFonts w:ascii="Arial" w:cs="Arial" w:eastAsia="Arial" w:hAnsi="Arial"/>
+                  <w:color w:val="595959"/>
+                  <w:sz w:val="14"/>
+                  <w:szCs w:val="14"/>
+                  <w:u w:val="single" w:color="595959"/>
+                </w:rPr>
+                <w:t xml:space="preserve">🔍 Search ARES for similar readings</w:t>
+              </w:r>
+            </w:hyperlink>
+          </w:p>
+        </w:tc>
+        <w:tc>
+          <w:tcPr>
+            <w:tcW w:type="dxa" w:w="3040"/>
+            <w:shd w:fill="FFFFFF" w:color="auto" w:val="clear"/>
+            <w:tcMar>
+              <w:top w:type="dxa" w:w="60"/>
+              <w:left w:type="dxa" w:w="120"/>
+              <w:bottom w:type="dxa" w:w="60"/>
+              <w:right w:type="dxa" w:w="120"/>
+            </w:tcMar>
+            <w:vAlign w:val="top"/>
+          </w:tcPr>
+          <w:p>
+            <w:pPr>
+              <w:spacing w:after="40" w:before="0"/>
+              <w:jc w:val="left"/>
+            </w:pPr>
+            <w:r>
+              <w:rPr>
+                <w:rFonts w:ascii="Arial" w:cs="Arial" w:eastAsia="Arial" w:hAnsi="Arial"/>
+                <w:b w:val="false"/>
+                <w:bCs w:val="false"/>
+                <w:i w:val="false"/>
+                <w:iCs w:val="false"/>
+                <w:color w:val="000000"/>
+                <w:sz w:val="18"/>
+                <w:szCs w:val="18"/>
+              </w:rPr>
+              <w:t xml:space="preserve">Groups receive a tile set: 1 x² tile (a square of side x), 10 x strips (x by 1) and 20 unit squares, made from cardboard, with x about 5 cm and 1 unit = 1 cm. Task A (x² + 8x + 15): build a rectangle using exactly 1 x² tile, 8 x strips and 15 unit squares. Learners discover that the x strips split into 3 and 5 and the units form a 3 by 5 block, giving sides (x + 3) and (x + 5). They record the numbers 3 and 5 and fill a table: sum = 8, product = 15. Task B (x² + 7x + 12 and x² + 9x + 20): learners repeat the build and look for the rule. They then list factor pairs of c, test which pair adds to b, and record p, q, p + q and p × q in a table. Task C (negative numbers): the teacher shows a pre-drawn chart of x² − 20x + 96 with the 'minus' tiles drawn in red. Learners list the factor pairs of 96 (1 × 96, 2 × 48, 3 × 32, 4 × 24, 6 × 16, 8 × 12) and test which pair adds to 20. They discover 8 + 12 = 20 and 8 × 12 = 96, so with both negative: −8 + −12 = −20 and (−8)(−12) = 96. Therefore x² − 20x + 96 = (x − 8)(x − 12). Learners then expand (x − 8)(x − 12) to confirm: x² − 12x − 8x + 96 = x² − 20x + 96. Finally, learners notice that 8 and 12 are the same widths that gave 96 m² in the plot table.</w:t>
+            </w:r>
+          </w:p>
+        </w:tc>
+        <w:tc>
+          <w:tcPr>
+            <w:tcW w:type="dxa" w:w="3040"/>
+            <w:shd w:fill="F2F2F2" w:color="auto" w:val="clear"/>
+            <w:tcMar>
+              <w:top w:type="dxa" w:w="60"/>
+              <w:left w:type="dxa" w:w="120"/>
+              <w:bottom w:type="dxa" w:w="60"/>
+              <w:right w:type="dxa" w:w="120"/>
+            </w:tcMar>
+            <w:vAlign w:val="top"/>
+          </w:tcPr>
+          <w:p>
+            <w:pPr>
+              <w:spacing w:after="40" w:before="0"/>
+              <w:jc w:val="left"/>
+            </w:pPr>
+            <w:r>
+              <w:rPr>
+                <w:rFonts w:ascii="Arial" w:cs="Arial" w:eastAsia="Arial" w:hAnsi="Arial"/>
+                <w:b w:val="false"/>
+                <w:bCs w:val="false"/>
+                <w:i w:val="false"/>
+                <w:iCs w:val="false"/>
+                <w:color w:val="000000"/>
+                <w:sz w:val="18"/>
+                <w:szCs w:val="18"/>
+              </w:rPr>
+              <w:t xml:space="preserve">Distribute tile sets with the instruction: 'Take care of these tiles; they belong to the whole class. Count them before and after.' Say: 'Build x² + 8x + 15 as a single rectangle. No gaps, no overlaps. Then tell me the two side lengths.' Circulate and ask each group: 'Where are your 8 strips? How did you split them?' WAIT TIME 10-15 seconds before any hint. Cold-call 2 groups to show their tile rectangle to the class. Give the table prompt: 'What do you notice about the numbers on the sides, 3 and 5, and the numbers in the expression, 8 and 15?' WAIT 10-15 seconds, then cold-call 3 learners. For Task C say: 'Mama Wanjiru's children found 8 m and 12 m both give 96. List all the factor pairs of 96. Which pair adds to 20?' Support learners who confuse signs by asking: 'If the product is positive and the sum is negative, what must be true about both numbers?' Ask groups to expand their answer as a check before moving on. Watch for learners who find pairs with the right product but ignore the sum.</w:t>
+            </w:r>
+          </w:p>
+        </w:tc>
+        <w:tc>
+          <w:tcPr>
+            <w:tcW w:type="dxa" w:w="3040"/>
+            <w:shd w:fill="FFFFFF" w:color="auto" w:val="clear"/>
+            <w:tcMar>
+              <w:top w:type="dxa" w:w="60"/>
+              <w:left w:type="dxa" w:w="120"/>
+              <w:bottom w:type="dxa" w:w="60"/>
+              <w:right w:type="dxa" w:w="120"/>
+            </w:tcMar>
+            <w:vAlign w:val="top"/>
+          </w:tcPr>
+          <w:p>
+            <w:pPr>
+              <w:spacing w:after="40" w:before="0"/>
+              <w:jc w:val="left"/>
+            </w:pPr>
+            <w:r>
+              <w:rPr>
+                <w:rFonts w:ascii="Arial" w:cs="Arial" w:eastAsia="Arial" w:hAnsi="Arial"/>
+                <w:b w:val="false"/>
+                <w:bCs w:val="false"/>
+                <w:i w:val="false"/>
+                <w:iCs w:val="false"/>
+                <w:color w:val="000000"/>
+                <w:sz w:val="18"/>
+                <w:szCs w:val="18"/>
+              </w:rPr>
+              <w:t xml:space="preserve">Concrete-Representational-Abstract (CRA) with Pattern Finding. Learners first use physical tiles (concrete), then complete a table of p, q, sum and product (representational), then state the rule in symbols (abstract). Because they run Lesson 1's expansion in reverse, they see that the rule p + q = b and p × q = c is the same pattern read backwards. Pattern finding in a table lets learners generate the rule themselves rather than being told it.</w:t>
+            </w:r>
+          </w:p>
+        </w:tc>
+        <w:tc>
+          <w:tcPr>
+            <w:tcW w:type="dxa" w:w="3040"/>
+            <w:shd w:fill="F2F2F2" w:color="auto" w:val="clear"/>
+            <w:tcMar>
+              <w:top w:type="dxa" w:w="60"/>
+              <w:left w:type="dxa" w:w="120"/>
+              <w:bottom w:type="dxa" w:w="60"/>
+              <w:right w:type="dxa" w:w="120"/>
+            </w:tcMar>
+            <w:vAlign w:val="top"/>
+          </w:tcPr>
+          <w:p>
+            <w:pPr>
+              <w:spacing w:after="40" w:before="0"/>
+              <w:jc w:val="left"/>
+            </w:pPr>
+            <w:r>
+              <w:rPr>
+                <w:rFonts w:ascii="Arial" w:cs="Arial" w:eastAsia="Arial" w:hAnsi="Arial"/>
+                <w:b w:val="false"/>
+                <w:bCs w:val="false"/>
+                <w:i w:val="false"/>
+                <w:iCs w:val="false"/>
+                <w:color w:val="000000"/>
+                <w:sz w:val="18"/>
+                <w:szCs w:val="18"/>
+              </w:rPr>
+              <w:t xml:space="preserve">Observable indicators: (1) learner builds a closed rectangle with no gaps and names both sides; (2) the table has correct p, q, sum and product values for at least two expressions; (3) learner lists factor pairs of 96 systematically and identifies 8 and 12; (4) learner expands (x − 8)(x − 12) correctly to verify. Use a quick check: ask each group to show a mini-whiteboard with the factorisation of x² + 9x + 20. Note groups that show (x + 4)(x + 5) as ready and those with wrong signs or swapped values as needing a prompt.</w:t>
+            </w:r>
+          </w:p>
+        </w:tc>
+      </w:tr>
+      <w:tr>
+        <w:tc>
+          <w:tcPr>
+            <w:tcW w:type="dxa" w:w="1520"/>
+            <w:shd w:fill="E2EFDA" w:color="auto" w:val="clear"/>
+            <w:tcMar>
+              <w:top w:type="dxa" w:w="60"/>
+              <w:left w:type="dxa" w:w="120"/>
+              <w:bottom w:type="dxa" w:w="60"/>
+              <w:right w:type="dxa" w:w="120"/>
+            </w:tcMar>
+            <w:vAlign w:val="top"/>
+          </w:tcPr>
+          <w:p>
+            <w:pPr>
+              <w:spacing w:after="40" w:before="0"/>
+              <w:jc w:val="left"/>
+            </w:pPr>
+            <w:r>
+              <w:rPr>
+                <w:rFonts w:ascii="Arial" w:cs="Arial" w:eastAsia="Arial" w:hAnsi="Arial"/>
+                <w:b/>
+                <w:bCs/>
+                <w:i w:val="false"/>
+                <w:iCs w:val="false"/>
+                <w:color w:val="000000"/>
+                <w:sz w:val="18"/>
+                <w:szCs w:val="18"/>
+              </w:rPr>
+              <w:t xml:space="preserve">Explain Phase</w:t>
+            </w:r>
+          </w:p>
+          <w:p>
+            <w:pPr>
+              <w:spacing w:after="20" w:before="0"/>
+            </w:pPr>
+            <w:r>
+              <w:rPr>
+                <w:rFonts w:ascii="Arial" w:cs="Arial" w:eastAsia="Arial" w:hAnsi="Arial"/>
+                <w:b/>
+                <w:bCs/>
+                <w:color w:val="1F3864"/>
+                <w:sz w:val="16"/>
+                <w:szCs w:val="16"/>
+              </w:rPr>
+              <w:t xml:space="preserve">📹 VIDEO:</w:t>
+            </w:r>
+          </w:p>
+          <w:p>
+            <w:pPr>
+              <w:spacing w:after="20" w:before="0"/>
+            </w:pPr>
+            <w:hyperlink w:history="1" r:id="rIdir9tksxk1rlefngjqscwz">
+              <w:r>
+                <w:rPr>
+                  <w:rFonts w:ascii="Arial" w:cs="Arial" w:eastAsia="Arial" w:hAnsi="Arial"/>
+                  <w:color w:val="2E75B6"/>
+                  <w:sz w:val="16"/>
+                  <w:szCs w:val="16"/>
+                  <w:u w:val="single" w:color="2E75B6"/>
+                </w:rPr>
+                <w:t xml:space="preserve">Strategy in factoring quadratics (part 2 of 2)</w:t>
+              </w:r>
+            </w:hyperlink>
+          </w:p>
+          <w:p>
+            <w:pPr>
+              <w:spacing w:after="10" w:before="0"/>
+              <w:ind w:left="120"/>
+            </w:pPr>
+            <w:r>
+              <w:rPr>
+                <w:rFonts w:ascii="Arial" w:cs="Arial" w:eastAsia="Arial" w:hAnsi="Arial"/>
+                <w:color w:val="595959"/>
+                <w:sz w:val="14"/>
+                <w:szCs w:val="14"/>
+              </w:rPr>
+              <w:t xml:space="preserve">Source: Khan Academy (English - US curriculum)</w:t>
+            </w:r>
+          </w:p>
+          <w:p>
+            <w:pPr>
+              <w:spacing w:after="10" w:before="0"/>
+              <w:ind w:left="120"/>
+            </w:pPr>
+            <w:hyperlink w:history="1" r:id="rIdntzz0fdbaiknk4hytt_vw">
+              <w:r>
+                <w:rPr>
+                  <w:rFonts w:ascii="Arial" w:cs="Arial" w:eastAsia="Arial" w:hAnsi="Arial"/>
+                  <w:color w:val="595959"/>
+                  <w:sz w:val="14"/>
+                  <w:szCs w:val="14"/>
+                  <w:u w:val="single" w:color="595959"/>
+                </w:rPr>
+                <w:t xml:space="preserve">🔍 Search ARES for similar videos</w:t>
+              </w:r>
+            </w:hyperlink>
+          </w:p>
+          <w:p>
+            <w:pPr>
+              <w:spacing w:after="40" w:before="0"/>
+            </w:pPr>
+            <w:r>
+              <w:rPr>
+                <w:sz w:val="14"/>
+                <w:szCs w:val="14"/>
+              </w:rPr>
+              <w:t xml:space="preserve"/>
+            </w:r>
+          </w:p>
+          <w:p>
+            <w:pPr>
+              <w:spacing w:after="20" w:before="0"/>
+            </w:pPr>
+            <w:r>
+              <w:rPr>
+                <w:rFonts w:ascii="Arial" w:cs="Arial" w:eastAsia="Arial" w:hAnsi="Arial"/>
+                <w:b/>
+                <w:bCs/>
+                <w:color w:val="1F3864"/>
+                <w:sz w:val="16"/>
+                <w:szCs w:val="16"/>
+              </w:rPr>
               <w:t xml:space="preserve">📖 HTML:</w:t>
             </w:r>
           </w:p>
@@ -12132,7 +12712,7 @@
             <w:pPr>
               <w:spacing w:after="20" w:before="0"/>
             </w:pPr>
-            <w:hyperlink w:history="1" r:id="rIdehciusfwudqsnn49mwxsr">
+            <w:hyperlink w:history="1" r:id="rId8dt7_-twqkx1fyqf5t6t1">
               <w:r>
                 <w:rPr>
                   <w:rFonts w:ascii="Arial" w:cs="Arial" w:eastAsia="Arial" w:hAnsi="Arial"/>
@@ -12181,7 +12761,7 @@
               <w:spacing w:after="10" w:before="0"/>
               <w:ind w:left="120"/>
             </w:pPr>
-            <w:hyperlink w:history="1" r:id="rIdxgg1c0xoxsipznetj2ky8">
+            <w:hyperlink w:history="1" r:id="rIdwuoxg4sp-sil_zaylwcls">
               <w:r>
                 <w:rPr>
                   <w:rFonts w:ascii="Arial" w:cs="Arial" w:eastAsia="Arial" w:hAnsi="Arial"/>
@@ -12223,7 +12803,7 @@
                 <w:sz w:val="18"/>
                 <w:szCs w:val="18"/>
               </w:rPr>
-              <w:t xml:space="preserve">Learners sit in groups of 4. The teacher writes on the board: 'Mama Wanjiru's new bed has area x² + 8x + 15 m². Its width is (x + 3) m. What is its length?' Individually, then in groups, learners write a prediction on a sticky note or in the exercise book: the length, and one sentence explaining how they got it. Some will guess by division, others by recalling the Lesson 1 expansion (x + 3)(x + 5) = x² + 8x + 15. Next, learners predict a harder case: 'If the area is x² − 20x + 96, what two brackets multiply to give it? What do you notice about 96 and the plots from the story?' Groups record their prediction and their confidence level (sure, unsure, guessing) for each question. Link to the phenomenon: the 96 m² is the area that both the 8 m and 12 m widths gave.</w:t>
+              <w:t xml:space="preserve">Learners work in their groups to write a short 'Factorising Recipe' using their evidence: Step 1: look at c and list pairs of numbers that multiply to c. Step 2: choose the pair that adds to b. Step 3: write (x + p)(x + q). Step 4: check by expanding. They then apply the recipe to new expressions on a worksheet: x² + 10x + 21, x² + 6x + 8, x² − 9x + 20, x² − 7x + 10 and x² + 2x − 15. For x² + 2x − 15, learners must work out that one number is negative: 5 and −3 give sum 2 and product −15, so (x + 5)(x − 3). Each learner explains to a partner why the signs behave as they do. Finally, each group answers in writing: 'How does factorising x² − 20x + 96 as (x − 8)(x − 12) help explain why the 8 m and 12 m plots have the same area?' Expected idea: the numbers 8 and 12 add up to 20, which is the fence half-length, so a width of 8 m gives a length of 12 m and a width of 12 m gives a length of 8 m. These are the same 8 m by 12 m rectangle turned round, not two different shapes. Learners should recognise that the factors give the two widths but are not asked to solve the equation formally yet.</w:t>
             </w:r>
           </w:p>
         </w:tc>
@@ -12255,7 +12835,7 @@
                 <w:sz w:val="18"/>
                 <w:szCs w:val="18"/>
               </w:rPr>
-              <w:t xml:space="preserve">Say: 'Remember Mama Wanjiru's plot in Kericho. In Lesson 1 we expanded (x + 3)(x + 5). Today we run it backwards. Before I teach anything, I want your best prediction.' Write the first expression and give 1 minute of silent individual thinking. Then WAIT TIME: 10-15 seconds after asking 'What would the missing length be?' before taking any response. Cold-call 3 learners (not volunteers) to share predictions and ask each 'What made you think that?' Do not say whether answers are right. Write the second expression x² − 20x + 96 and ask: 'Where have we seen the number 96 before?' WAIT 10-15 seconds, then cold-call 2 learners. Record all predictions on a chart headed 'Our predictions'. Circulate and note which groups use division, trial and error or recall of the expansion.</w:t>
+              <w:t xml:space="preserve">Say: 'Use your tile evidence to write the recipe in your own words. Which step would you teach a Grade 9 learner first?' WAIT TIME 10-15 seconds after posing 'Why must both numbers be negative when the sum is negative and the product is positive?' Cold-call 3 learners to answer, then ask a fourth to restate. For x² + 2x − 15 ask: 'What is different about the product here? What does that tell you about the signs of p and q?' Cold-call 2 pairs to share. State plainly: 'The plots with widths 8 m and 12 m are the SAME rectangle turned round. Their widths add up to 20 m, half of the 40 m of wire.' Do not formally solve x² − 20x + 96 = 0 or introduce the zero-product property; say: 'In Lesson 6 we will use these brackets to solve the equation. Today we only factorise.' Address the misconception that (x + 3)(x + 5) = x² + 15 by asking the learner to expand it with tiles. Collect 3 worksheets to check accuracy before the lesson ends.</w:t>
             </w:r>
           </w:p>
         </w:tc>
@@ -12287,7 +12867,7 @@
                 <w:sz w:val="18"/>
                 <w:szCs w:val="18"/>
               </w:rPr>
-              <w:t xml:space="preserve">Predict-Observe-Explain (POE) with a confidence rating. Committing to a prediction in writing, together with a confidence level, creates a cognitive stake. When learners later see the tile evidence they notice conflicts between their prediction and the result. Linking 96 to the plot table activates prior knowledge from Lesson 1 and shows that the 8 m and 12 m plots are connected to the expression.</w:t>
+              <w:t xml:space="preserve">Self-Explanation and Peer Teaching (Turn-and-Talk). Writing a recipe in their own words forces learners to organise the procedure and the reason behind it. Explaining signs to a partner exposes gaps in reasoning. Connecting the factorisation back to 8 m and 12 m moves the lesson from a procedure to an explanation of the phenomenon: the numbers in the brackets are the plot widths that give 96 m².</w:t>
             </w:r>
           </w:p>
         </w:tc>
@@ -12319,7 +12899,7 @@
                 <w:sz w:val="18"/>
                 <w:szCs w:val="18"/>
               </w:rPr>
-              <w:t xml:space="preserve">Look for: (1) how many groups write a length of (x + 5) and whether they give a reason; (2) whether learners link the 96 to the 8 m and 12 m plots; (3) whether any learner mentions numbers that add to the middle term and multiply to the last term. Tally on a class checklist: Ready (gives a reason using expansion), Developing (guesses without reason), Needs support (cannot start). Use the tally to form mixed-ability tile groups.</w:t>
+              <w:t xml:space="preserve">Observable indicators: (1) the recipe includes both the sum and product conditions and a check step; (2) learner correctly factorises at least 4 of 5 expressions, including at least one with a negative c; (3) in their written answer learners state that 8 + 12 = 20 and 8 × 12 = 96, and that the 8 m and 12 m plots are the same rectangle turned round; (4) no learner claims the two plots are different shapes. Collect exit slips with the factorisation of x² − 11x + 24 (answer (x − 3)(x − 8)). Sort slips into Secure, Nearly and Not yet for the next lesson's grouping.</w:t>
             </w:r>
           </w:p>
         </w:tc>
@@ -12328,32 +12908,32 @@
         <w:tc>
           <w:tcPr>
             <w:tcW w:type="dxa" w:w="1520"/>
-            <w:shd w:fill="D9EEF1" w:color="auto" w:val="clear"/>
-            <w:tcMar>
-              <w:top w:type="dxa" w:w="60"/>
-              <w:left w:type="dxa" w:w="120"/>
-              <w:bottom w:type="dxa" w:w="60"/>
-              <w:right w:type="dxa" w:w="120"/>
-            </w:tcMar>
-            <w:vAlign w:val="top"/>
-          </w:tcPr>
-          <w:p>
-            <w:pPr>
-              <w:spacing w:after="40" w:before="0"/>
-              <w:jc w:val="left"/>
-            </w:pPr>
-            <w:r>
-              <w:rPr>
-                <w:rFonts w:ascii="Arial" w:cs="Arial" w:eastAsia="Arial" w:hAnsi="Arial"/>
-                <w:b/>
-                <w:bCs/>
-                <w:i w:val="false"/>
-                <w:iCs w:val="false"/>
-                <w:color w:val="000000"/>
-                <w:sz w:val="18"/>
-                <w:szCs w:val="18"/>
-              </w:rPr>
-              <w:t xml:space="preserve">Observe Phase</w:t>
+            <w:shd w:fill="FCE4D6" w:color="auto" w:val="clear"/>
+            <w:tcMar>
+              <w:top w:type="dxa" w:w="60"/>
+              <w:left w:type="dxa" w:w="120"/>
+              <w:bottom w:type="dxa" w:w="60"/>
+              <w:right w:type="dxa" w:w="120"/>
+            </w:tcMar>
+            <w:vAlign w:val="top"/>
+          </w:tcPr>
+          <w:p>
+            <w:pPr>
+              <w:spacing w:after="40" w:before="0"/>
+              <w:jc w:val="left"/>
+            </w:pPr>
+            <w:r>
+              <w:rPr>
+                <w:rFonts w:ascii="Arial" w:cs="Arial" w:eastAsia="Arial" w:hAnsi="Arial"/>
+                <w:b/>
+                <w:bCs/>
+                <w:i w:val="false"/>
+                <w:iCs w:val="false"/>
+                <w:color w:val="000000"/>
+                <w:sz w:val="18"/>
+                <w:szCs w:val="18"/>
+              </w:rPr>
+              <w:t xml:space="preserve">Driving Question Board (DQB) Creation</w:t>
             </w:r>
           </w:p>
           <w:p>
@@ -12376,7 +12956,7 @@
             <w:pPr>
               <w:spacing w:after="20" w:before="0"/>
             </w:pPr>
-            <w:hyperlink w:history="1" r:id="rIdjy6ycizqfumhl8s4lyffh">
+            <w:hyperlink w:history="1" r:id="rIdkagui1jjdcnjjsfdftbbt">
               <w:r>
                 <w:rPr>
                   <w:rFonts w:ascii="Arial" w:cs="Arial" w:eastAsia="Arial" w:hAnsi="Arial"/>
@@ -12409,7 +12989,7 @@
               <w:spacing w:after="10" w:before="0"/>
               <w:ind w:left="120"/>
             </w:pPr>
-            <w:hyperlink w:history="1" r:id="rIdhrs7w2ap0nazxga4wcylf">
+            <w:hyperlink w:history="1" r:id="rIdkzypvixswlxlywgzsq1_h">
               <w:r>
                 <w:rPr>
                   <w:rFonts w:ascii="Arial" w:cs="Arial" w:eastAsia="Arial" w:hAnsi="Arial"/>
@@ -12454,7 +13034,7 @@
             <w:pPr>
               <w:spacing w:after="20" w:before="0"/>
             </w:pPr>
-            <w:hyperlink w:history="1" r:id="rIds57e6ieh44sp43gd-gwvy">
+            <w:hyperlink w:history="1" r:id="rIdi06tfolx5-p76zmykxh4d">
               <w:r>
                 <w:rPr>
                   <w:rFonts w:ascii="Arial" w:cs="Arial" w:eastAsia="Arial" w:hAnsi="Arial"/>
@@ -12503,7 +13083,7 @@
               <w:spacing w:after="10" w:before="0"/>
               <w:ind w:left="120"/>
             </w:pPr>
-            <w:hyperlink w:history="1" r:id="rIdfxuu9bpcj7-lsmfk-hzzm">
+            <w:hyperlink w:history="1" r:id="rIdwfh46f3hzx7fqb5owmygq">
               <w:r>
                 <w:rPr>
                   <w:rFonts w:ascii="Arial" w:cs="Arial" w:eastAsia="Arial" w:hAnsi="Arial"/>
@@ -12545,7 +13125,7 @@
                 <w:sz w:val="18"/>
                 <w:szCs w:val="18"/>
               </w:rPr>
-              <w:t xml:space="preserve">Groups receive a tile set: 1 x² tile (a square of side x), 10 x strips (x by 1) and 20 unit squares, made from cardboard, with x about 5 cm and 1 unit = 1 cm. Task A (x² + 8x + 15): build a rectangle using exactly 1 x² tile, 8 x strips and 15 unit squares. Learners discover that the x strips split into 3 and 5 and the units form a 3 by 5 block, giving sides (x + 3) and (x + 5). They record the numbers 3 and 5 and fill a table: sum = 8, product = 15. Task B (x² + 7x + 12 and x² + 9x + 20): learners repeat the build and look for the rule. They then list factor pairs of c, test which pair adds to b, and record p, q, p + q and p × q in a table. Task C (negative numbers): the teacher shows a pre-drawn chart of x² − 20x + 96 with the 'minus' tiles drawn in red. Learners list the factor pairs of 96 (1 × 96, 2 × 48, 3 × 32, 4 × 24, 6 × 16, 8 × 12) and test which pair adds to 20. They discover 8 + 12 = 20 and 8 × 12 = 96, so with both negative: −8 + −12 = −20 and (−8)(−12) = 96. Therefore x² − 20x + 96 = (x − 8)(x − 12). Learners then expand (x − 8)(x − 12) to confirm: x² − 12x − 8x + 96 = x² − 20x + 96. Finally, learners notice that 8 and 12 are the same widths that gave 96 m² in the plot table.</w:t>
+              <w:t xml:space="preserve">Learners return to the class Driving Question Board with the main question: 'How can we use quadratic expressions and equations to find the dimensions of a plot when its fence length and area are both fixed, and why do two different plots sometimes have the same area?' Each group writes on sticky notes (a) one thing they can now answer, for example 'How do we find the two numbers in the brackets?' and (b) one new question, for example 'Can we use the brackets to find the width directly?', 'What if the number in front of x² is not 1?' or 'Does every expression factorise?'. They place answered notes under 'Answered so far' with the evidence (the tile picture or the sum-and-product table) and new questions under 'Still wondering'. The class sorts the notes into themes such as 'Solving the equation' (Lesson 6) and 'Harder expressions' (Lesson 5).</w:t>
             </w:r>
           </w:p>
         </w:tc>
@@ -12577,7 +13157,7 @@
                 <w:sz w:val="18"/>
                 <w:szCs w:val="18"/>
               </w:rPr>
-              <w:t xml:space="preserve">Distribute tile sets with the instruction: 'Take care of these tiles; they belong to the whole class. Count them before and after.' Say: 'Build x² + 8x + 15 as a single rectangle. No gaps, no overlaps. Then tell me the two side lengths.' Circulate and ask each group: 'Where are your 8 strips? How did you split them?' WAIT TIME 10-15 seconds before any hint. Cold-call 2 groups to show their tile rectangle to the class. Give the table prompt: 'What do you notice about the numbers on the sides, 3 and 5, and the numbers in the expression, 8 and 15?' WAIT 10-15 seconds, then cold-call 3 learners. For Task C say: 'Mama Wanjiru's children found 8 m and 12 m both give 96. List all the factor pairs of 96. Which pair adds to 20?' Support learners who confuse signs by asking: 'If the product is positive and the sum is negative, what must be true about both numbers?' Ask groups to expand their answer as a check before moving on. Watch for learners who find pairs with the right product but ignore the sum.</w:t>
+              <w:t xml:space="preserve">Say: 'Look at our DQB. Which question can we now answer with the evidence from our tiles?' WAIT TIME 10-15 seconds, then cold-call 3 groups to place one note each and justify it with evidence. Ask: 'What new question has factorising raised about Mama Wanjiru's plot?' Cold-call 2 learners. Point out the key unanswered question: 'We found brackets with 8 and 12 in them. How do we know that x = 8 and x = 12 are the widths? That is the job of Lesson 6.' Group related notes with a marker and label themes. Do not answer new questions now; promise when they will be addressed (Lesson 5: ax² + bx + c; Lesson 6: solving the equation).</w:t>
             </w:r>
           </w:p>
         </w:tc>
@@ -12609,7 +13189,7 @@
                 <w:sz w:val="18"/>
                 <w:szCs w:val="18"/>
               </w:rPr>
-              <w:t xml:space="preserve">Concrete-Representational-Abstract (CRA) with Pattern Finding. Learners first use physical tiles (concrete), then complete a table of p, q, sum and product (representational), then state the rule in symbols (abstract). Because they run Lesson 1's expansion in reverse, they see that the rule p + q = b and p × q = c is the same pattern read backwards. Pattern finding in a table lets learners generate the rule themselves rather than being told it.</w:t>
+              <w:t xml:space="preserve">Question Clustering on the Driving Question Board. Sorting questions into 'answered' and 'still wondering' makes progress visible and gives learners ownership of the learning path. Each answered note must cite evidence, so learners practise linking claims to data. New questions drive the sequence into Lessons 5 and 6.</w:t>
             </w:r>
           </w:p>
         </w:tc>
@@ -12641,7 +13221,7 @@
                 <w:sz w:val="18"/>
                 <w:szCs w:val="18"/>
               </w:rPr>
-              <w:t xml:space="preserve">Observable indicators: (1) learner builds a closed rectangle with no gaps and names both sides; (2) the table has correct p, q, sum and product values for at least two expressions; (3) learner lists factor pairs of 96 systematically and identifies 8 and 12; (4) learner expands (x − 8)(x − 12) correctly to verify. Use a quick check: ask each group to show a mini-whiteboard with the factorisation of x² + 9x + 20. Note groups that show (x + 4)(x + 5) as ready and those with wrong signs or swapped values as needing a prompt.</w:t>
+              <w:t xml:space="preserve">Observable indicators: (1) at least one answered note per group cites tile or table evidence; (2) new questions are productive (about solving, about a not equal to 1, or about the maximum) rather than off-topic; (3) learners can say which lesson will likely answer their question. Record the number of groups that ask a question about turning the brackets into widths, as a sign that they are ready for Lesson 6.</w:t>
             </w:r>
           </w:p>
         </w:tc>
@@ -12650,32 +13230,32 @@
         <w:tc>
           <w:tcPr>
             <w:tcW w:type="dxa" w:w="1520"/>
-            <w:shd w:fill="E2EFDA" w:color="auto" w:val="clear"/>
-            <w:tcMar>
-              <w:top w:type="dxa" w:w="60"/>
-              <w:left w:type="dxa" w:w="120"/>
-              <w:bottom w:type="dxa" w:w="60"/>
-              <w:right w:type="dxa" w:w="120"/>
-            </w:tcMar>
-            <w:vAlign w:val="top"/>
-          </w:tcPr>
-          <w:p>
-            <w:pPr>
-              <w:spacing w:after="40" w:before="0"/>
-              <w:jc w:val="left"/>
-            </w:pPr>
-            <w:r>
-              <w:rPr>
-                <w:rFonts w:ascii="Arial" w:cs="Arial" w:eastAsia="Arial" w:hAnsi="Arial"/>
-                <w:b/>
-                <w:bCs/>
-                <w:i w:val="false"/>
-                <w:iCs w:val="false"/>
-                <w:color w:val="000000"/>
-                <w:sz w:val="18"/>
-                <w:szCs w:val="18"/>
-              </w:rPr>
-              <w:t xml:space="preserve">Explain Phase</w:t>
+            <w:shd w:fill="D5E8F0" w:color="auto" w:val="clear"/>
+            <w:tcMar>
+              <w:top w:type="dxa" w:w="60"/>
+              <w:left w:type="dxa" w:w="120"/>
+              <w:bottom w:type="dxa" w:w="60"/>
+              <w:right w:type="dxa" w:w="120"/>
+            </w:tcMar>
+            <w:vAlign w:val="top"/>
+          </w:tcPr>
+          <w:p>
+            <w:pPr>
+              <w:spacing w:after="40" w:before="0"/>
+              <w:jc w:val="left"/>
+            </w:pPr>
+            <w:r>
+              <w:rPr>
+                <w:rFonts w:ascii="Arial" w:cs="Arial" w:eastAsia="Arial" w:hAnsi="Arial"/>
+                <w:b/>
+                <w:bCs/>
+                <w:i w:val="false"/>
+                <w:iCs w:val="false"/>
+                <w:color w:val="000000"/>
+                <w:sz w:val="18"/>
+                <w:szCs w:val="18"/>
+              </w:rPr>
+              <w:t xml:space="preserve">Model Building Phase</w:t>
             </w:r>
           </w:p>
           <w:p>
@@ -12698,7 +13278,7 @@
             <w:pPr>
               <w:spacing w:after="20" w:before="0"/>
             </w:pPr>
-            <w:hyperlink w:history="1" r:id="rIdm5xp0ppmkbseg1yhkjlc4">
+            <w:hyperlink w:history="1" r:id="rIdxhh54x9lhqz_3a3zyyycv">
               <w:r>
                 <w:rPr>
                   <w:rFonts w:ascii="Arial" w:cs="Arial" w:eastAsia="Arial" w:hAnsi="Arial"/>
@@ -12707,25 +13287,9 @@
                   <w:szCs w:val="16"/>
                   <w:u w:val="single" w:color="2E75B6"/>
                 </w:rPr>
-                <w:t xml:space="preserve">Solving quadratics by taking square roots: challenge -dubbed(KY)</w:t>
+                <w:t xml:space="preserve">Strategy in factoring quadratics (part 1 of 2)</w:t>
               </w:r>
             </w:hyperlink>
-          </w:p>
-          <w:p>
-            <w:pPr>
-              <w:spacing w:after="20" w:before="0"/>
-            </w:pPr>
-            <w:r>
-              <w:rPr>
-                <w:rFonts w:ascii="Arial" w:cs="Arial" w:eastAsia="Arial" w:hAnsi="Arial"/>
-                <w:i/>
-                <w:iCs/>
-                <w:color w:val="595959"/>
-                <w:sz w:val="16"/>
-                <w:szCs w:val="16"/>
-              </w:rPr>
-              <w:t xml:space="preserve">Related topic: not an exact match for this lesson.</w:t>
-            </w:r>
           </w:p>
           <w:p>
             <w:pPr>
@@ -12739,7 +13303,7 @@
                 <w:sz w:val="14"/>
                 <w:szCs w:val="14"/>
               </w:rPr>
-              <w:t xml:space="preserve">Source: Khan Academy (Kiswahili)</w:t>
+              <w:t xml:space="preserve">Source: Khan Academy (English - US curriculum)</w:t>
             </w:r>
           </w:p>
           <w:p>
@@ -12747,7 +13311,7 @@
               <w:spacing w:after="10" w:before="0"/>
               <w:ind w:left="120"/>
             </w:pPr>
-            <w:hyperlink w:history="1" r:id="rIddgz5d9_3ixtobwprmgnh9">
+            <w:hyperlink w:history="1" r:id="rId0d_v3gigfrilo2f85nlsr">
               <w:r>
                 <w:rPr>
                   <w:rFonts w:ascii="Arial" w:cs="Arial" w:eastAsia="Arial" w:hAnsi="Arial"/>
@@ -12792,7 +13356,7 @@
             <w:pPr>
               <w:spacing w:after="20" w:before="0"/>
             </w:pPr>
-            <w:hyperlink w:history="1" r:id="rIdbaioqmxzwjojuvh2-gflc">
+            <w:hyperlink w:history="1" r:id="rIdb0z9zvus4opaeapye6_tf">
               <w:r>
                 <w:rPr>
                   <w:rFonts w:ascii="Arial" w:cs="Arial" w:eastAsia="Arial" w:hAnsi="Arial"/>
@@ -12841,683 +13405,7 @@
               <w:spacing w:after="10" w:before="0"/>
               <w:ind w:left="120"/>
             </w:pPr>
-            <w:hyperlink w:history="1" r:id="rIdjbsuzx3artuehknr4jmk4">
-              <w:r>
-                <w:rPr>
-                  <w:rFonts w:ascii="Arial" w:cs="Arial" w:eastAsia="Arial" w:hAnsi="Arial"/>
-                  <w:color w:val="595959"/>
-                  <w:sz w:val="14"/>
-                  <w:szCs w:val="14"/>
-                  <w:u w:val="single" w:color="595959"/>
-                </w:rPr>
-                <w:t xml:space="preserve">🔍 Search ARES for similar readings</w:t>
-              </w:r>
-            </w:hyperlink>
-          </w:p>
-        </w:tc>
-        <w:tc>
-          <w:tcPr>
-            <w:tcW w:type="dxa" w:w="3040"/>
-            <w:shd w:fill="FFFFFF" w:color="auto" w:val="clear"/>
-            <w:tcMar>
-              <w:top w:type="dxa" w:w="60"/>
-              <w:left w:type="dxa" w:w="120"/>
-              <w:bottom w:type="dxa" w:w="60"/>
-              <w:right w:type="dxa" w:w="120"/>
-            </w:tcMar>
-            <w:vAlign w:val="top"/>
-          </w:tcPr>
-          <w:p>
-            <w:pPr>
-              <w:spacing w:after="40" w:before="0"/>
-              <w:jc w:val="left"/>
-            </w:pPr>
-            <w:r>
-              <w:rPr>
-                <w:rFonts w:ascii="Arial" w:cs="Arial" w:eastAsia="Arial" w:hAnsi="Arial"/>
-                <w:b w:val="false"/>
-                <w:bCs w:val="false"/>
-                <w:i w:val="false"/>
-                <w:iCs w:val="false"/>
-                <w:color w:val="000000"/>
-                <w:sz w:val="18"/>
-                <w:szCs w:val="18"/>
-              </w:rPr>
-              <w:t xml:space="preserve">Learners work in their groups to write a short 'Factorising Recipe' using their evidence: Step 1: look at c and list pairs of numbers that multiply to c. Step 2: choose the pair that adds to b. Step 3: write (x + p)(x + q). Step 4: check by expanding. They then apply the recipe to new expressions on a worksheet: x² + 10x + 21, x² + 6x + 8, x² − 9x + 20, x² − 7x + 10 and x² + 2x − 15. For x² + 2x − 15, learners must work out that one number is negative: 5 and −3 give sum 2 and product −15, so (x + 5)(x − 3). Each learner explains to a partner why the signs behave as they do. Finally, each group answers in writing: 'How does factorising x² − 20x + 96 as (x − 8)(x − 12) help explain why the 8 m and 12 m plots have the same area?' Expected idea: the numbers 8 and 12 add up to 20, which is the fence half-length, so a width of 8 m gives a length of 12 m and a width of 12 m gives a length of 8 m. These are the same 8 m by 12 m rectangle turned round, not two different shapes. Learners should recognise that the factors give the two widths but are not asked to solve the equation formally yet.</w:t>
-            </w:r>
-          </w:p>
-        </w:tc>
-        <w:tc>
-          <w:tcPr>
-            <w:tcW w:type="dxa" w:w="3040"/>
-            <w:shd w:fill="F2F2F2" w:color="auto" w:val="clear"/>
-            <w:tcMar>
-              <w:top w:type="dxa" w:w="60"/>
-              <w:left w:type="dxa" w:w="120"/>
-              <w:bottom w:type="dxa" w:w="60"/>
-              <w:right w:type="dxa" w:w="120"/>
-            </w:tcMar>
-            <w:vAlign w:val="top"/>
-          </w:tcPr>
-          <w:p>
-            <w:pPr>
-              <w:spacing w:after="40" w:before="0"/>
-              <w:jc w:val="left"/>
-            </w:pPr>
-            <w:r>
-              <w:rPr>
-                <w:rFonts w:ascii="Arial" w:cs="Arial" w:eastAsia="Arial" w:hAnsi="Arial"/>
-                <w:b w:val="false"/>
-                <w:bCs w:val="false"/>
-                <w:i w:val="false"/>
-                <w:iCs w:val="false"/>
-                <w:color w:val="000000"/>
-                <w:sz w:val="18"/>
-                <w:szCs w:val="18"/>
-              </w:rPr>
-              <w:t xml:space="preserve">Say: 'Use your tile evidence to write the recipe in your own words. Which step would you teach a Grade 9 learner first?' WAIT TIME 10-15 seconds after posing 'Why must both numbers be negative when the sum is negative and the product is positive?' Cold-call 3 learners to answer, then ask a fourth to restate. For x² + 2x − 15 ask: 'What is different about the product here? What does that tell you about the signs of p and q?' Cold-call 2 pairs to share. State plainly: 'The plots with widths 8 m and 12 m are the SAME rectangle turned round. Their widths add up to 20 m, half of the 40 m of wire.' Do not formally solve x² − 20x + 96 = 0 or introduce the zero-product property; say: 'In Lesson 6 we will use these brackets to solve the equation. Today we only factorise.' Address the misconception that (x + 3)(x + 5) = x² + 15 by asking the learner to expand it with tiles. Collect 3 worksheets to check accuracy before the lesson ends.</w:t>
-            </w:r>
-          </w:p>
-        </w:tc>
-        <w:tc>
-          <w:tcPr>
-            <w:tcW w:type="dxa" w:w="3040"/>
-            <w:shd w:fill="FFFFFF" w:color="auto" w:val="clear"/>
-            <w:tcMar>
-              <w:top w:type="dxa" w:w="60"/>
-              <w:left w:type="dxa" w:w="120"/>
-              <w:bottom w:type="dxa" w:w="60"/>
-              <w:right w:type="dxa" w:w="120"/>
-            </w:tcMar>
-            <w:vAlign w:val="top"/>
-          </w:tcPr>
-          <w:p>
-            <w:pPr>
-              <w:spacing w:after="40" w:before="0"/>
-              <w:jc w:val="left"/>
-            </w:pPr>
-            <w:r>
-              <w:rPr>
-                <w:rFonts w:ascii="Arial" w:cs="Arial" w:eastAsia="Arial" w:hAnsi="Arial"/>
-                <w:b w:val="false"/>
-                <w:bCs w:val="false"/>
-                <w:i w:val="false"/>
-                <w:iCs w:val="false"/>
-                <w:color w:val="000000"/>
-                <w:sz w:val="18"/>
-                <w:szCs w:val="18"/>
-              </w:rPr>
-              <w:t xml:space="preserve">Self-Explanation and Peer Teaching (Turn-and-Talk). Writing a recipe in their own words forces learners to organise the procedure and the reason behind it. Explaining signs to a partner exposes gaps in reasoning. Connecting the factorisation back to 8 m and 12 m moves the lesson from a procedure to an explanation of the phenomenon: the numbers in the brackets are the plot widths that give 96 m².</w:t>
-            </w:r>
-          </w:p>
-        </w:tc>
-        <w:tc>
-          <w:tcPr>
-            <w:tcW w:type="dxa" w:w="3040"/>
-            <w:shd w:fill="F2F2F2" w:color="auto" w:val="clear"/>
-            <w:tcMar>
-              <w:top w:type="dxa" w:w="60"/>
-              <w:left w:type="dxa" w:w="120"/>
-              <w:bottom w:type="dxa" w:w="60"/>
-              <w:right w:type="dxa" w:w="120"/>
-            </w:tcMar>
-            <w:vAlign w:val="top"/>
-          </w:tcPr>
-          <w:p>
-            <w:pPr>
-              <w:spacing w:after="40" w:before="0"/>
-              <w:jc w:val="left"/>
-            </w:pPr>
-            <w:r>
-              <w:rPr>
-                <w:rFonts w:ascii="Arial" w:cs="Arial" w:eastAsia="Arial" w:hAnsi="Arial"/>
-                <w:b w:val="false"/>
-                <w:bCs w:val="false"/>
-                <w:i w:val="false"/>
-                <w:iCs w:val="false"/>
-                <w:color w:val="000000"/>
-                <w:sz w:val="18"/>
-                <w:szCs w:val="18"/>
-              </w:rPr>
-              <w:t xml:space="preserve">Observable indicators: (1) the recipe includes both the sum and product conditions and a check step; (2) learner correctly factorises at least 4 of 5 expressions, including at least one with a negative c; (3) in their written answer learners state that 8 + 12 = 20 and 8 × 12 = 96, and that the 8 m and 12 m plots are the same rectangle turned round; (4) no learner claims the two plots are different shapes. Collect exit slips with the factorisation of x² − 11x + 24 (answer (x − 3)(x − 8)). Sort slips into Secure, Nearly and Not yet for the next lesson's grouping.</w:t>
-            </w:r>
-          </w:p>
-        </w:tc>
-      </w:tr>
-      <w:tr>
-        <w:tc>
-          <w:tcPr>
-            <w:tcW w:type="dxa" w:w="1520"/>
-            <w:shd w:fill="FCE4D6" w:color="auto" w:val="clear"/>
-            <w:tcMar>
-              <w:top w:type="dxa" w:w="60"/>
-              <w:left w:type="dxa" w:w="120"/>
-              <w:bottom w:type="dxa" w:w="60"/>
-              <w:right w:type="dxa" w:w="120"/>
-            </w:tcMar>
-            <w:vAlign w:val="top"/>
-          </w:tcPr>
-          <w:p>
-            <w:pPr>
-              <w:spacing w:after="40" w:before="0"/>
-              <w:jc w:val="left"/>
-            </w:pPr>
-            <w:r>
-              <w:rPr>
-                <w:rFonts w:ascii="Arial" w:cs="Arial" w:eastAsia="Arial" w:hAnsi="Arial"/>
-                <w:b/>
-                <w:bCs/>
-                <w:i w:val="false"/>
-                <w:iCs w:val="false"/>
-                <w:color w:val="000000"/>
-                <w:sz w:val="18"/>
-                <w:szCs w:val="18"/>
-              </w:rPr>
-              <w:t xml:space="preserve">Driving Question Board (DQB) Creation</w:t>
-            </w:r>
-          </w:p>
-          <w:p>
-            <w:pPr>
-              <w:spacing w:after="20" w:before="0"/>
-            </w:pPr>
-            <w:r>
-              <w:rPr>
-                <w:rFonts w:ascii="Arial" w:cs="Arial" w:eastAsia="Arial" w:hAnsi="Arial"/>
-                <w:b/>
-                <w:bCs/>
-                <w:color w:val="1F3864"/>
-                <w:sz w:val="16"/>
-                <w:szCs w:val="16"/>
-              </w:rPr>
-              <w:t xml:space="preserve">📹 VIDEO:</w:t>
-            </w:r>
-          </w:p>
-          <w:p>
-            <w:pPr>
-              <w:spacing w:after="20" w:before="0"/>
-            </w:pPr>
-            <w:hyperlink w:history="1" r:id="rIdpjohhizwgollq6ngwh0qb">
-              <w:r>
-                <w:rPr>
-                  <w:rFonts w:ascii="Arial" w:cs="Arial" w:eastAsia="Arial" w:hAnsi="Arial"/>
-                  <w:color w:val="2E75B6"/>
-                  <w:sz w:val="16"/>
-                  <w:szCs w:val="16"/>
-                  <w:u w:val="single" w:color="2E75B6"/>
-                </w:rPr>
-                <w:t xml:space="preserve">Solving quadratics by taking square roots examples</w:t>
-              </w:r>
-            </w:hyperlink>
-          </w:p>
-          <w:p>
-            <w:pPr>
-              <w:spacing w:after="20" w:before="0"/>
-            </w:pPr>
-            <w:r>
-              <w:rPr>
-                <w:rFonts w:ascii="Arial" w:cs="Arial" w:eastAsia="Arial" w:hAnsi="Arial"/>
-                <w:i/>
-                <w:iCs/>
-                <w:color w:val="595959"/>
-                <w:sz w:val="16"/>
-                <w:szCs w:val="16"/>
-              </w:rPr>
-              <w:t xml:space="preserve">Related topic: not an exact match for this lesson.</w:t>
-            </w:r>
-          </w:p>
-          <w:p>
-            <w:pPr>
-              <w:spacing w:after="10" w:before="0"/>
-              <w:ind w:left="120"/>
-            </w:pPr>
-            <w:r>
-              <w:rPr>
-                <w:rFonts w:ascii="Arial" w:cs="Arial" w:eastAsia="Arial" w:hAnsi="Arial"/>
-                <w:color w:val="595959"/>
-                <w:sz w:val="14"/>
-                <w:szCs w:val="14"/>
-              </w:rPr>
-              <w:t xml:space="preserve">Source: Khan Academy (English - US curriculum)</w:t>
-            </w:r>
-          </w:p>
-          <w:p>
-            <w:pPr>
-              <w:spacing w:after="10" w:before="0"/>
-              <w:ind w:left="120"/>
-            </w:pPr>
-            <w:hyperlink w:history="1" r:id="rIdk0cxztaupnsyz-gm1lr-i">
-              <w:r>
-                <w:rPr>
-                  <w:rFonts w:ascii="Arial" w:cs="Arial" w:eastAsia="Arial" w:hAnsi="Arial"/>
-                  <w:color w:val="595959"/>
-                  <w:sz w:val="14"/>
-                  <w:szCs w:val="14"/>
-                  <w:u w:val="single" w:color="595959"/>
-                </w:rPr>
-                <w:t xml:space="preserve">🔍 Search ARES for similar videos</w:t>
-              </w:r>
-            </w:hyperlink>
-          </w:p>
-          <w:p>
-            <w:pPr>
-              <w:spacing w:after="40" w:before="0"/>
-            </w:pPr>
-            <w:r>
-              <w:rPr>
-                <w:sz w:val="14"/>
-                <w:szCs w:val="14"/>
-              </w:rPr>
-              <w:t xml:space="preserve"/>
-            </w:r>
-          </w:p>
-          <w:p>
-            <w:pPr>
-              <w:spacing w:after="20" w:before="0"/>
-            </w:pPr>
-            <w:r>
-              <w:rPr>
-                <w:rFonts w:ascii="Arial" w:cs="Arial" w:eastAsia="Arial" w:hAnsi="Arial"/>
-                <w:b/>
-                <w:bCs/>
-                <w:color w:val="1F3864"/>
-                <w:sz w:val="16"/>
-                <w:szCs w:val="16"/>
-              </w:rPr>
-              <w:t xml:space="preserve">📖 EXERCISE:</w:t>
-            </w:r>
-          </w:p>
-          <w:p>
-            <w:pPr>
-              <w:spacing w:after="20" w:before="0"/>
-            </w:pPr>
-            <w:hyperlink w:history="1" r:id="rIdlq44rqjlz9nxjb0nsiljc">
-              <w:r>
-                <w:rPr>
-                  <w:rFonts w:ascii="Arial" w:cs="Arial" w:eastAsia="Arial" w:hAnsi="Arial"/>
-                  <w:color w:val="2E75B6"/>
-                  <w:sz w:val="16"/>
-                  <w:szCs w:val="16"/>
-                  <w:u w:val="single" w:color="2E75B6"/>
-                </w:rPr>
-                <w:t xml:space="preserve">Quadratics by taking square roots (intro)</w:t>
-              </w:r>
-            </w:hyperlink>
-          </w:p>
-          <w:p>
-            <w:pPr>
-              <w:spacing w:after="20" w:before="0"/>
-            </w:pPr>
-            <w:r>
-              <w:rPr>
-                <w:rFonts w:ascii="Arial" w:cs="Arial" w:eastAsia="Arial" w:hAnsi="Arial"/>
-                <w:i/>
-                <w:iCs/>
-                <w:color w:val="595959"/>
-                <w:sz w:val="16"/>
-                <w:szCs w:val="16"/>
-              </w:rPr>
-              <w:t xml:space="preserve">Related topic: not an exact match for this lesson.</w:t>
-            </w:r>
-          </w:p>
-          <w:p>
-            <w:pPr>
-              <w:spacing w:after="10" w:before="0"/>
-              <w:ind w:left="120"/>
-            </w:pPr>
-            <w:r>
-              <w:rPr>
-                <w:rFonts w:ascii="Arial" w:cs="Arial" w:eastAsia="Arial" w:hAnsi="Arial"/>
-                <w:color w:val="595959"/>
-                <w:sz w:val="14"/>
-                <w:szCs w:val="14"/>
-              </w:rPr>
-              <w:t xml:space="preserve">Source: Khan Academy (English - US curriculum)</w:t>
-            </w:r>
-          </w:p>
-          <w:p>
-            <w:pPr>
-              <w:spacing w:after="10" w:before="0"/>
-              <w:ind w:left="120"/>
-            </w:pPr>
-            <w:hyperlink w:history="1" r:id="rIdvvud0c7eutqzdaio3ho89">
-              <w:r>
-                <w:rPr>
-                  <w:rFonts w:ascii="Arial" w:cs="Arial" w:eastAsia="Arial" w:hAnsi="Arial"/>
-                  <w:color w:val="595959"/>
-                  <w:sz w:val="14"/>
-                  <w:szCs w:val="14"/>
-                  <w:u w:val="single" w:color="595959"/>
-                </w:rPr>
-                <w:t xml:space="preserve">🔍 Search ARES for similar readings</w:t>
-              </w:r>
-            </w:hyperlink>
-          </w:p>
-        </w:tc>
-        <w:tc>
-          <w:tcPr>
-            <w:tcW w:type="dxa" w:w="3040"/>
-            <w:shd w:fill="FFFFFF" w:color="auto" w:val="clear"/>
-            <w:tcMar>
-              <w:top w:type="dxa" w:w="60"/>
-              <w:left w:type="dxa" w:w="120"/>
-              <w:bottom w:type="dxa" w:w="60"/>
-              <w:right w:type="dxa" w:w="120"/>
-            </w:tcMar>
-            <w:vAlign w:val="top"/>
-          </w:tcPr>
-          <w:p>
-            <w:pPr>
-              <w:spacing w:after="40" w:before="0"/>
-              <w:jc w:val="left"/>
-            </w:pPr>
-            <w:r>
-              <w:rPr>
-                <w:rFonts w:ascii="Arial" w:cs="Arial" w:eastAsia="Arial" w:hAnsi="Arial"/>
-                <w:b w:val="false"/>
-                <w:bCs w:val="false"/>
-                <w:i w:val="false"/>
-                <w:iCs w:val="false"/>
-                <w:color w:val="000000"/>
-                <w:sz w:val="18"/>
-                <w:szCs w:val="18"/>
-              </w:rPr>
-              <w:t xml:space="preserve">Learners return to the class Driving Question Board with the main question: 'How can we use quadratic expressions and equations to find the dimensions of a plot when its fence length and area are both fixed, and why do two different plots sometimes have the same area?' Each group writes on sticky notes (a) one thing they can now answer, for example 'How do we find the two numbers in the brackets?' and (b) one new question, for example 'Can we use the brackets to find the width directly?', 'What if the number in front of x² is not 1?' or 'Does every expression factorise?'. They place answered notes under 'Answered so far' with the evidence (the tile picture or the sum-and-product table) and new questions under 'Still wondering'. The class sorts the notes into themes such as 'Solving the equation' (Lesson 6) and 'Harder expressions' (Lesson 5).</w:t>
-            </w:r>
-          </w:p>
-        </w:tc>
-        <w:tc>
-          <w:tcPr>
-            <w:tcW w:type="dxa" w:w="3040"/>
-            <w:shd w:fill="F2F2F2" w:color="auto" w:val="clear"/>
-            <w:tcMar>
-              <w:top w:type="dxa" w:w="60"/>
-              <w:left w:type="dxa" w:w="120"/>
-              <w:bottom w:type="dxa" w:w="60"/>
-              <w:right w:type="dxa" w:w="120"/>
-            </w:tcMar>
-            <w:vAlign w:val="top"/>
-          </w:tcPr>
-          <w:p>
-            <w:pPr>
-              <w:spacing w:after="40" w:before="0"/>
-              <w:jc w:val="left"/>
-            </w:pPr>
-            <w:r>
-              <w:rPr>
-                <w:rFonts w:ascii="Arial" w:cs="Arial" w:eastAsia="Arial" w:hAnsi="Arial"/>
-                <w:b w:val="false"/>
-                <w:bCs w:val="false"/>
-                <w:i w:val="false"/>
-                <w:iCs w:val="false"/>
-                <w:color w:val="000000"/>
-                <w:sz w:val="18"/>
-                <w:szCs w:val="18"/>
-              </w:rPr>
-              <w:t xml:space="preserve">Say: 'Look at our DQB. Which question can we now answer with the evidence from our tiles?' WAIT TIME 10-15 seconds, then cold-call 3 groups to place one note each and justify it with evidence. Ask: 'What new question has factorising raised about Mama Wanjiru's plot?' Cold-call 2 learners. Point out the key unanswered question: 'We found brackets with 8 and 12 in them. How do we know that x = 8 and x = 12 are the widths? That is the job of Lesson 6.' Group related notes with a marker and label themes. Do not answer new questions now; promise when they will be addressed (Lesson 5: ax² + bx + c; Lesson 6: solving the equation).</w:t>
-            </w:r>
-          </w:p>
-        </w:tc>
-        <w:tc>
-          <w:tcPr>
-            <w:tcW w:type="dxa" w:w="3040"/>
-            <w:shd w:fill="FFFFFF" w:color="auto" w:val="clear"/>
-            <w:tcMar>
-              <w:top w:type="dxa" w:w="60"/>
-              <w:left w:type="dxa" w:w="120"/>
-              <w:bottom w:type="dxa" w:w="60"/>
-              <w:right w:type="dxa" w:w="120"/>
-            </w:tcMar>
-            <w:vAlign w:val="top"/>
-          </w:tcPr>
-          <w:p>
-            <w:pPr>
-              <w:spacing w:after="40" w:before="0"/>
-              <w:jc w:val="left"/>
-            </w:pPr>
-            <w:r>
-              <w:rPr>
-                <w:rFonts w:ascii="Arial" w:cs="Arial" w:eastAsia="Arial" w:hAnsi="Arial"/>
-                <w:b w:val="false"/>
-                <w:bCs w:val="false"/>
-                <w:i w:val="false"/>
-                <w:iCs w:val="false"/>
-                <w:color w:val="000000"/>
-                <w:sz w:val="18"/>
-                <w:szCs w:val="18"/>
-              </w:rPr>
-              <w:t xml:space="preserve">Question Clustering on the Driving Question Board. Sorting questions into 'answered' and 'still wondering' makes progress visible and gives learners ownership of the learning path. Each answered note must cite evidence, so learners practise linking claims to data. New questions drive the sequence into Lessons 5 and 6.</w:t>
-            </w:r>
-          </w:p>
-        </w:tc>
-        <w:tc>
-          <w:tcPr>
-            <w:tcW w:type="dxa" w:w="3040"/>
-            <w:shd w:fill="F2F2F2" w:color="auto" w:val="clear"/>
-            <w:tcMar>
-              <w:top w:type="dxa" w:w="60"/>
-              <w:left w:type="dxa" w:w="120"/>
-              <w:bottom w:type="dxa" w:w="60"/>
-              <w:right w:type="dxa" w:w="120"/>
-            </w:tcMar>
-            <w:vAlign w:val="top"/>
-          </w:tcPr>
-          <w:p>
-            <w:pPr>
-              <w:spacing w:after="40" w:before="0"/>
-              <w:jc w:val="left"/>
-            </w:pPr>
-            <w:r>
-              <w:rPr>
-                <w:rFonts w:ascii="Arial" w:cs="Arial" w:eastAsia="Arial" w:hAnsi="Arial"/>
-                <w:b w:val="false"/>
-                <w:bCs w:val="false"/>
-                <w:i w:val="false"/>
-                <w:iCs w:val="false"/>
-                <w:color w:val="000000"/>
-                <w:sz w:val="18"/>
-                <w:szCs w:val="18"/>
-              </w:rPr>
-              <w:t xml:space="preserve">Observable indicators: (1) at least one answered note per group cites tile or table evidence; (2) new questions are productive (about solving, about a not equal to 1, or about the maximum) rather than off-topic; (3) learners can say which lesson will likely answer their question. Record the number of groups that ask a question about turning the brackets into widths, as a sign that they are ready for Lesson 6.</w:t>
-            </w:r>
-          </w:p>
-        </w:tc>
-      </w:tr>
-      <w:tr>
-        <w:tc>
-          <w:tcPr>
-            <w:tcW w:type="dxa" w:w="1520"/>
-            <w:shd w:fill="D5E8F0" w:color="auto" w:val="clear"/>
-            <w:tcMar>
-              <w:top w:type="dxa" w:w="60"/>
-              <w:left w:type="dxa" w:w="120"/>
-              <w:bottom w:type="dxa" w:w="60"/>
-              <w:right w:type="dxa" w:w="120"/>
-            </w:tcMar>
-            <w:vAlign w:val="top"/>
-          </w:tcPr>
-          <w:p>
-            <w:pPr>
-              <w:spacing w:after="40" w:before="0"/>
-              <w:jc w:val="left"/>
-            </w:pPr>
-            <w:r>
-              <w:rPr>
-                <w:rFonts w:ascii="Arial" w:cs="Arial" w:eastAsia="Arial" w:hAnsi="Arial"/>
-                <w:b/>
-                <w:bCs/>
-                <w:i w:val="false"/>
-                <w:iCs w:val="false"/>
-                <w:color w:val="000000"/>
-                <w:sz w:val="18"/>
-                <w:szCs w:val="18"/>
-              </w:rPr>
-              <w:t xml:space="preserve">Model Building Phase</w:t>
-            </w:r>
-          </w:p>
-          <w:p>
-            <w:pPr>
-              <w:spacing w:after="20" w:before="0"/>
-            </w:pPr>
-            <w:r>
-              <w:rPr>
-                <w:rFonts w:ascii="Arial" w:cs="Arial" w:eastAsia="Arial" w:hAnsi="Arial"/>
-                <w:b/>
-                <w:bCs/>
-                <w:color w:val="1F3864"/>
-                <w:sz w:val="16"/>
-                <w:szCs w:val="16"/>
-              </w:rPr>
-              <w:t xml:space="preserve">📹 VIDEO:</w:t>
-            </w:r>
-          </w:p>
-          <w:p>
-            <w:pPr>
-              <w:spacing w:after="20" w:before="0"/>
-            </w:pPr>
-            <w:hyperlink w:history="1" r:id="rIdnomvyowt8_q1ncav63f97">
-              <w:r>
-                <w:rPr>
-                  <w:rFonts w:ascii="Arial" w:cs="Arial" w:eastAsia="Arial" w:hAnsi="Arial"/>
-                  <w:color w:val="2E75B6"/>
-                  <w:sz w:val="16"/>
-                  <w:szCs w:val="16"/>
-                  <w:u w:val="single" w:color="2E75B6"/>
-                </w:rPr>
-                <w:t xml:space="preserve">Quadratics by taking square roots: strategy</w:t>
-              </w:r>
-            </w:hyperlink>
-          </w:p>
-          <w:p>
-            <w:pPr>
-              <w:spacing w:after="20" w:before="0"/>
-            </w:pPr>
-            <w:r>
-              <w:rPr>
-                <w:rFonts w:ascii="Arial" w:cs="Arial" w:eastAsia="Arial" w:hAnsi="Arial"/>
-                <w:i/>
-                <w:iCs/>
-                <w:color w:val="595959"/>
-                <w:sz w:val="16"/>
-                <w:szCs w:val="16"/>
-              </w:rPr>
-              <w:t xml:space="preserve">Related topic: not an exact match for this lesson.</w:t>
-            </w:r>
-          </w:p>
-          <w:p>
-            <w:pPr>
-              <w:spacing w:after="10" w:before="0"/>
-              <w:ind w:left="120"/>
-            </w:pPr>
-            <w:r>
-              <w:rPr>
-                <w:rFonts w:ascii="Arial" w:cs="Arial" w:eastAsia="Arial" w:hAnsi="Arial"/>
-                <w:color w:val="595959"/>
-                <w:sz w:val="14"/>
-                <w:szCs w:val="14"/>
-              </w:rPr>
-              <w:t xml:space="preserve">Source: Khan Academy (English - US curriculum)</w:t>
-            </w:r>
-          </w:p>
-          <w:p>
-            <w:pPr>
-              <w:spacing w:after="10" w:before="0"/>
-              <w:ind w:left="120"/>
-            </w:pPr>
-            <w:hyperlink w:history="1" r:id="rIdolg2ncrsbxmlo-d4bd0nf">
-              <w:r>
-                <w:rPr>
-                  <w:rFonts w:ascii="Arial" w:cs="Arial" w:eastAsia="Arial" w:hAnsi="Arial"/>
-                  <w:color w:val="595959"/>
-                  <w:sz w:val="14"/>
-                  <w:szCs w:val="14"/>
-                  <w:u w:val="single" w:color="595959"/>
-                </w:rPr>
-                <w:t xml:space="preserve">🔍 Search ARES for similar videos</w:t>
-              </w:r>
-            </w:hyperlink>
-          </w:p>
-          <w:p>
-            <w:pPr>
-              <w:spacing w:after="40" w:before="0"/>
-            </w:pPr>
-            <w:r>
-              <w:rPr>
-                <w:sz w:val="14"/>
-                <w:szCs w:val="14"/>
-              </w:rPr>
-              <w:t xml:space="preserve"/>
-            </w:r>
-          </w:p>
-          <w:p>
-            <w:pPr>
-              <w:spacing w:after="20" w:before="0"/>
-            </w:pPr>
-            <w:r>
-              <w:rPr>
-                <w:rFonts w:ascii="Arial" w:cs="Arial" w:eastAsia="Arial" w:hAnsi="Arial"/>
-                <w:b/>
-                <w:bCs/>
-                <w:color w:val="1F3864"/>
-                <w:sz w:val="16"/>
-                <w:szCs w:val="16"/>
-              </w:rPr>
-              <w:t xml:space="preserve">📖 EXERCISE:</w:t>
-            </w:r>
-          </w:p>
-          <w:p>
-            <w:pPr>
-              <w:spacing w:after="20" w:before="0"/>
-            </w:pPr>
-            <w:hyperlink w:history="1" r:id="rIdjkknt6zycinb9sg3zbd-0">
-              <w:r>
-                <w:rPr>
-                  <w:rFonts w:ascii="Arial" w:cs="Arial" w:eastAsia="Arial" w:hAnsi="Arial"/>
-                  <w:color w:val="2E75B6"/>
-                  <w:sz w:val="16"/>
-                  <w:szCs w:val="16"/>
-                  <w:u w:val="single" w:color="2E75B6"/>
-                </w:rPr>
-                <w:t xml:space="preserve">Solve equations by completing the square</w:t>
-              </w:r>
-            </w:hyperlink>
-          </w:p>
-          <w:p>
-            <w:pPr>
-              <w:spacing w:after="20" w:before="0"/>
-            </w:pPr>
-            <w:r>
-              <w:rPr>
-                <w:rFonts w:ascii="Arial" w:cs="Arial" w:eastAsia="Arial" w:hAnsi="Arial"/>
-                <w:i/>
-                <w:iCs/>
-                <w:color w:val="595959"/>
-                <w:sz w:val="16"/>
-                <w:szCs w:val="16"/>
-              </w:rPr>
-              <w:t xml:space="preserve">Related topic: not an exact match for this lesson.</w:t>
-            </w:r>
-          </w:p>
-          <w:p>
-            <w:pPr>
-              <w:spacing w:after="10" w:before="0"/>
-              <w:ind w:left="120"/>
-            </w:pPr>
-            <w:r>
-              <w:rPr>
-                <w:rFonts w:ascii="Arial" w:cs="Arial" w:eastAsia="Arial" w:hAnsi="Arial"/>
-                <w:color w:val="595959"/>
-                <w:sz w:val="14"/>
-                <w:szCs w:val="14"/>
-              </w:rPr>
-              <w:t xml:space="preserve">Source: Khan Academy (English - US curriculum)</w:t>
-            </w:r>
-          </w:p>
-          <w:p>
-            <w:pPr>
-              <w:spacing w:after="10" w:before="0"/>
-              <w:ind w:left="120"/>
-            </w:pPr>
-            <w:hyperlink w:history="1" r:id="rIdfhwnmox1sy0mmclyuorbf">
+            <w:hyperlink w:history="1" r:id="rIdwrv9polge3anzev9v8psh">
               <w:r>
                 <w:rPr>
                   <w:rFonts w:ascii="Arial" w:cs="Arial" w:eastAsia="Arial" w:hAnsi="Arial"/>
@@ -14029,7 +13917,7 @@
         </w:rPr>
         <w:t xml:space="preserve">© 2026 SeaVuria and ARES. Aligned with KICD objectives. Developed by SeaVuria; technical implementation by ARES (with AI assistance from Claude). Licensed under </w:t>
       </w:r>
-      <w:hyperlink w:history="1" r:id="rIdb5dlbrwn2umolhdtu0bza">
+      <w:hyperlink w:history="1" r:id="rIdxeqcbdj4vhe74hhd1p6oz">
         <w:r>
           <w:rPr>
             <w:rFonts w:ascii="Arial" w:cs="Arial" w:eastAsia="Arial" w:hAnsi="Arial"/>
@@ -14050,7 +13938,7 @@
         </w:rPr>
         <w:t xml:space="preserve"> (</w:t>
       </w:r>
-      <w:hyperlink w:history="1" r:id="rIdkpn7hvv3tdzw73uv0oc7u">
+      <w:hyperlink w:history="1" r:id="rIdn_ioqkx0k2cil4tcrkrhz">
         <w:r>
           <w:rPr>
             <w:rFonts w:ascii="Arial" w:cs="Arial" w:eastAsia="Arial" w:hAnsi="Arial"/>
@@ -15063,7 +14951,7 @@
             <w:pPr>
               <w:spacing w:after="20" w:before="0"/>
             </w:pPr>
-            <w:hyperlink w:history="1" r:id="rId3pxz7ndblhkasr0ie1ism">
+            <w:hyperlink w:history="1" r:id="rId7qgjjbycp-ooygd2exfuy">
               <w:r>
                 <w:rPr>
                   <w:rFonts w:ascii="Arial" w:cs="Arial" w:eastAsia="Arial" w:hAnsi="Arial"/>
@@ -15096,7 +14984,7 @@
               <w:spacing w:after="10" w:before="0"/>
               <w:ind w:left="120"/>
             </w:pPr>
-            <w:hyperlink w:history="1" r:id="rIdehpfvkkwutbrrf0qtgzod">
+            <w:hyperlink w:history="1" r:id="rId5_cskimwmzo3vt_xrjstr">
               <w:r>
                 <w:rPr>
                   <w:rFonts w:ascii="Arial" w:cs="Arial" w:eastAsia="Arial" w:hAnsi="Arial"/>
@@ -15141,7 +15029,7 @@
             <w:pPr>
               <w:spacing w:after="20" w:before="0"/>
             </w:pPr>
-            <w:hyperlink w:history="1" r:id="rId4hbk1bgfzfsxddaijd86s">
+            <w:hyperlink w:history="1" r:id="rIdjstailz09crfux9-bnidi">
               <w:r>
                 <w:rPr>
                   <w:rFonts w:ascii="Arial" w:cs="Arial" w:eastAsia="Arial" w:hAnsi="Arial"/>
@@ -15174,7 +15062,7 @@
               <w:spacing w:after="10" w:before="0"/>
               <w:ind w:left="120"/>
             </w:pPr>
-            <w:hyperlink w:history="1" r:id="rIdbynqexnssvawul0rqky0p">
+            <w:hyperlink w:history="1" r:id="rIdkdge6zwxixfmoec0zqnlp">
               <w:r>
                 <w:rPr>
                   <w:rFonts w:ascii="Arial" w:cs="Arial" w:eastAsia="Arial" w:hAnsi="Arial"/>
@@ -15369,7 +15257,7 @@
             <w:pPr>
               <w:spacing w:after="20" w:before="0"/>
             </w:pPr>
-            <w:hyperlink w:history="1" r:id="rIdw0v0ky6ph346dpkxwz5wi">
+            <w:hyperlink w:history="1" r:id="rId-4jnhdpryfzzd_eb7o_ie">
               <w:r>
                 <w:rPr>
                   <w:rFonts w:ascii="Arial" w:cs="Arial" w:eastAsia="Arial" w:hAnsi="Arial"/>
@@ -15402,7 +15290,7 @@
               <w:spacing w:after="10" w:before="0"/>
               <w:ind w:left="120"/>
             </w:pPr>
-            <w:hyperlink w:history="1" r:id="rIddrlqzukrsapem6f-jzb0s">
+            <w:hyperlink w:history="1" r:id="rIdxaib7ddjduqq1uyopzjix">
               <w:r>
                 <w:rPr>
                   <w:rFonts w:ascii="Arial" w:cs="Arial" w:eastAsia="Arial" w:hAnsi="Arial"/>
@@ -15447,7 +15335,7 @@
             <w:pPr>
               <w:spacing w:after="20" w:before="0"/>
             </w:pPr>
-            <w:hyperlink w:history="1" r:id="rId9drwjixmbqu5rfggwk3mr">
+            <w:hyperlink w:history="1" r:id="rIdeelfej9epc-qfbahv86w3">
               <w:r>
                 <w:rPr>
                   <w:rFonts w:ascii="Arial" w:cs="Arial" w:eastAsia="Arial" w:hAnsi="Arial"/>
@@ -15480,7 +15368,7 @@
               <w:spacing w:after="10" w:before="0"/>
               <w:ind w:left="120"/>
             </w:pPr>
-            <w:hyperlink w:history="1" r:id="rId-0kvg0nxbrnft4zs77kbp">
+            <w:hyperlink w:history="1" r:id="rIdkffwggk4bodtdrl7dq0v8">
               <w:r>
                 <w:rPr>
                   <w:rFonts w:ascii="Arial" w:cs="Arial" w:eastAsia="Arial" w:hAnsi="Arial"/>
@@ -15675,7 +15563,85 @@
             <w:pPr>
               <w:spacing w:after="20" w:before="0"/>
             </w:pPr>
-            <w:hyperlink w:history="1" r:id="rIdtgg47ta4_zdvdyxfdupsv">
+            <w:hyperlink w:history="1" r:id="rIdswwu_j5ex5nz1hw4s7caj">
+              <w:r>
+                <w:rPr>
+                  <w:rFonts w:ascii="Arial" w:cs="Arial" w:eastAsia="Arial" w:hAnsi="Arial"/>
+                  <w:color w:val="2E75B6"/>
+                  <w:sz w:val="16"/>
+                  <w:szCs w:val="16"/>
+                  <w:u w:val="single" w:color="2E75B6"/>
+                </w:rPr>
+                <w:t xml:space="preserve">Strategy in factoring quadratics (part 1 of 2)</w:t>
+              </w:r>
+            </w:hyperlink>
+          </w:p>
+          <w:p>
+            <w:pPr>
+              <w:spacing w:after="10" w:before="0"/>
+              <w:ind w:left="120"/>
+            </w:pPr>
+            <w:r>
+              <w:rPr>
+                <w:rFonts w:ascii="Arial" w:cs="Arial" w:eastAsia="Arial" w:hAnsi="Arial"/>
+                <w:color w:val="595959"/>
+                <w:sz w:val="14"/>
+                <w:szCs w:val="14"/>
+              </w:rPr>
+              <w:t xml:space="preserve">Source: Khan Academy (English - US curriculum)</w:t>
+            </w:r>
+          </w:p>
+          <w:p>
+            <w:pPr>
+              <w:spacing w:after="10" w:before="0"/>
+              <w:ind w:left="120"/>
+            </w:pPr>
+            <w:hyperlink w:history="1" r:id="rIdjlidytu-14eyvf5qsv86s">
+              <w:r>
+                <w:rPr>
+                  <w:rFonts w:ascii="Arial" w:cs="Arial" w:eastAsia="Arial" w:hAnsi="Arial"/>
+                  <w:color w:val="595959"/>
+                  <w:sz w:val="14"/>
+                  <w:szCs w:val="14"/>
+                  <w:u w:val="single" w:color="595959"/>
+                </w:rPr>
+                <w:t xml:space="preserve">🔍 Search ARES for similar videos</w:t>
+              </w:r>
+            </w:hyperlink>
+          </w:p>
+          <w:p>
+            <w:pPr>
+              <w:spacing w:after="40" w:before="0"/>
+            </w:pPr>
+            <w:r>
+              <w:rPr>
+                <w:sz w:val="14"/>
+                <w:szCs w:val="14"/>
+              </w:rPr>
+              <w:t xml:space="preserve"/>
+            </w:r>
+          </w:p>
+          <w:p>
+            <w:pPr>
+              <w:spacing w:after="20" w:before="0"/>
+            </w:pPr>
+            <w:r>
+              <w:rPr>
+                <w:rFonts w:ascii="Arial" w:cs="Arial" w:eastAsia="Arial" w:hAnsi="Arial"/>
+                <w:b/>
+                <w:bCs/>
+                <w:color w:val="1F3864"/>
+                <w:sz w:val="16"/>
+                <w:szCs w:val="16"/>
+              </w:rPr>
+              <w:t xml:space="preserve">📖 EXERCISE:</w:t>
+            </w:r>
+          </w:p>
+          <w:p>
+            <w:pPr>
+              <w:spacing w:after="20" w:before="0"/>
+            </w:pPr>
+            <w:hyperlink w:history="1" r:id="rId4pjglovicmxc33rj2akgv">
               <w:r>
                 <w:rPr>
                   <w:rFonts w:ascii="Arial" w:cs="Arial" w:eastAsia="Arial" w:hAnsi="Arial"/>
@@ -15708,7 +15674,235 @@
               <w:spacing w:after="10" w:before="0"/>
               <w:ind w:left="120"/>
             </w:pPr>
-            <w:hyperlink w:history="1" r:id="rIdsjco6tomloribtiknir3o">
+            <w:hyperlink w:history="1" r:id="rId9-flvolyb43y_kdaxsktx">
+              <w:r>
+                <w:rPr>
+                  <w:rFonts w:ascii="Arial" w:cs="Arial" w:eastAsia="Arial" w:hAnsi="Arial"/>
+                  <w:color w:val="595959"/>
+                  <w:sz w:val="14"/>
+                  <w:szCs w:val="14"/>
+                  <w:u w:val="single" w:color="595959"/>
+                </w:rPr>
+                <w:t xml:space="preserve">🔍 Search ARES for similar readings</w:t>
+              </w:r>
+            </w:hyperlink>
+          </w:p>
+        </w:tc>
+        <w:tc>
+          <w:tcPr>
+            <w:tcW w:type="dxa" w:w="3040"/>
+            <w:shd w:fill="FFFFFF" w:color="auto" w:val="clear"/>
+            <w:tcMar>
+              <w:top w:type="dxa" w:w="60"/>
+              <w:left w:type="dxa" w:w="120"/>
+              <w:bottom w:type="dxa" w:w="60"/>
+              <w:right w:type="dxa" w:w="120"/>
+            </w:tcMar>
+            <w:vAlign w:val="top"/>
+          </w:tcPr>
+          <w:p>
+            <w:pPr>
+              <w:spacing w:after="40" w:before="0"/>
+              <w:jc w:val="left"/>
+            </w:pPr>
+            <w:r>
+              <w:rPr>
+                <w:rFonts w:ascii="Arial" w:cs="Arial" w:eastAsia="Arial" w:hAnsi="Arial"/>
+                <w:b w:val="false"/>
+                <w:bCs w:val="false"/>
+                <w:i w:val="false"/>
+                <w:iCs w:val="false"/>
+                <w:color w:val="000000"/>
+                <w:sz w:val="18"/>
+                <w:szCs w:val="18"/>
+              </w:rPr>
+              <w:t xml:space="preserve">Learners work in pairs on three new expressions: (1) 3x² + 10x + 3 (ac = 9, numbers 9 and 1, giving (3x + 1)(x + 3)); (2) 2x² + 5x + 2 (ac = 4, numbers 4 and 1, giving (2x + 1)(x + 2)); (3) x² + 6x + 9 and 4x² − 25 as special cases, giving (x + 3)² and (2x − 5)(2x + 5). Each pair factorises one expression by the area-tile or grouping method and one by the other method, and checks every answer by expansion. Then each pair writes a 'Method Card' explaining in two sentences when each method is useful. Finally they connect back to the phenomenon: x² − 20x + 96 = (x − 8)(x − 12) from Lesson 4 can be done by sum and product (−8 and −12 add to −20, multiply to 96), and the class discusses whether grouping gives the same answer (split −20x as −8x − 12x).</w:t>
+            </w:r>
+          </w:p>
+        </w:tc>
+        <w:tc>
+          <w:tcPr>
+            <w:tcW w:type="dxa" w:w="3040"/>
+            <w:shd w:fill="F2F2F2" w:color="auto" w:val="clear"/>
+            <w:tcMar>
+              <w:top w:type="dxa" w:w="60"/>
+              <w:left w:type="dxa" w:w="120"/>
+              <w:bottom w:type="dxa" w:w="60"/>
+              <w:right w:type="dxa" w:w="120"/>
+            </w:tcMar>
+            <w:vAlign w:val="top"/>
+          </w:tcPr>
+          <w:p>
+            <w:pPr>
+              <w:spacing w:after="40" w:before="0"/>
+              <w:jc w:val="left"/>
+            </w:pPr>
+            <w:r>
+              <w:rPr>
+                <w:rFonts w:ascii="Arial" w:cs="Arial" w:eastAsia="Arial" w:hAnsi="Arial"/>
+                <w:b w:val="false"/>
+                <w:bCs w:val="false"/>
+                <w:i w:val="false"/>
+                <w:iCs w:val="false"/>
+                <w:color w:val="000000"/>
+                <w:sz w:val="18"/>
+                <w:szCs w:val="18"/>
+              </w:rPr>
+              <w:t xml:space="preserve">Say: "Choose a different method for each of your two expressions. Explain to your partner why you chose it." Give WAIT TIME of 10-15 seconds after each question. Cold-call 5 pairs in total, one for each expression and one for the Method Card. Ask: "How did you know your answer was right?" and expect "we expanded". Ask: "Is (x + 3)² the same as x² + 9? Show me with your tiles." Use the error to reinforce Lesson 2. For the phenomenon link, ask: "Mama Wanjiru's 96 m² equation was x² − 20x + 96. Does grouping give the same brackets as sum and product?" Support learners who struggle by giving a half-completed grouping frame. Extension: ask fast groups to factorise 6x² + 11x + 3 (ac = 18, numbers 9 and 2, giving (2x + 3)(3x + 1)).</w:t>
+            </w:r>
+          </w:p>
+        </w:tc>
+        <w:tc>
+          <w:tcPr>
+            <w:tcW w:type="dxa" w:w="3040"/>
+            <w:shd w:fill="FFFFFF" w:color="auto" w:val="clear"/>
+            <w:tcMar>
+              <w:top w:type="dxa" w:w="60"/>
+              <w:left w:type="dxa" w:w="120"/>
+              <w:bottom w:type="dxa" w:w="60"/>
+              <w:right w:type="dxa" w:w="120"/>
+            </w:tcMar>
+            <w:vAlign w:val="top"/>
+          </w:tcPr>
+          <w:p>
+            <w:pPr>
+              <w:spacing w:after="40" w:before="0"/>
+              <w:jc w:val="left"/>
+            </w:pPr>
+            <w:r>
+              <w:rPr>
+                <w:rFonts w:ascii="Arial" w:cs="Arial" w:eastAsia="Arial" w:hAnsi="Arial"/>
+                <w:b w:val="false"/>
+                <w:bCs w:val="false"/>
+                <w:i w:val="false"/>
+                <w:iCs w:val="false"/>
+                <w:color w:val="000000"/>
+                <w:sz w:val="18"/>
+                <w:szCs w:val="18"/>
+              </w:rPr>
+              <w:t xml:space="preserve">Peer explanation and Claim-Evidence-Reasoning: each pair states a claim (the factorised form), supplies evidence (expansion or tile picture) and gives reasoning (why the chosen method fitted). Explaining why a method was chosen builds strategic understanding and not only procedure.</w:t>
+            </w:r>
+          </w:p>
+        </w:tc>
+        <w:tc>
+          <w:tcPr>
+            <w:tcW w:type="dxa" w:w="3040"/>
+            <w:shd w:fill="F2F2F2" w:color="auto" w:val="clear"/>
+            <w:tcMar>
+              <w:top w:type="dxa" w:w="60"/>
+              <w:left w:type="dxa" w:w="120"/>
+              <w:bottom w:type="dxa" w:w="60"/>
+              <w:right w:type="dxa" w:w="120"/>
+            </w:tcMar>
+            <w:vAlign w:val="top"/>
+          </w:tcPr>
+          <w:p>
+            <w:pPr>
+              <w:spacing w:after="40" w:before="0"/>
+              <w:jc w:val="left"/>
+            </w:pPr>
+            <w:r>
+              <w:rPr>
+                <w:rFonts w:ascii="Arial" w:cs="Arial" w:eastAsia="Arial" w:hAnsi="Arial"/>
+                <w:b w:val="false"/>
+                <w:bCs w:val="false"/>
+                <w:i w:val="false"/>
+                <w:iCs w:val="false"/>
+                <w:color w:val="000000"/>
+                <w:sz w:val="18"/>
+                <w:szCs w:val="18"/>
+              </w:rPr>
+              <w:t xml:space="preserve">Observable indicators: (a) at least 8 of 12 sampled pairs correctly factorise at least two of the three expressions; (b) every answer carries a visible expansion check; (c) the Method Card gives a reason such as "no middle term means difference of two squares" or "a = 1 means sum and product"; (d) learners say that factorising x² − 20x + 96 gives the 8 and 12 of the plot widths. Learners who cannot split the middle term receive the prompt "Which two numbers multiply to ac and add to b?" and a short list of factor pairs.</w:t>
+            </w:r>
+          </w:p>
+        </w:tc>
+      </w:tr>
+      <w:tr>
+        <w:tc>
+          <w:tcPr>
+            <w:tcW w:type="dxa" w:w="1520"/>
+            <w:shd w:fill="FCE4D6" w:color="auto" w:val="clear"/>
+            <w:tcMar>
+              <w:top w:type="dxa" w:w="60"/>
+              <w:left w:type="dxa" w:w="120"/>
+              <w:bottom w:type="dxa" w:w="60"/>
+              <w:right w:type="dxa" w:w="120"/>
+            </w:tcMar>
+            <w:vAlign w:val="top"/>
+          </w:tcPr>
+          <w:p>
+            <w:pPr>
+              <w:spacing w:after="40" w:before="0"/>
+              <w:jc w:val="left"/>
+            </w:pPr>
+            <w:r>
+              <w:rPr>
+                <w:rFonts w:ascii="Arial" w:cs="Arial" w:eastAsia="Arial" w:hAnsi="Arial"/>
+                <w:b/>
+                <w:bCs/>
+                <w:i w:val="false"/>
+                <w:iCs w:val="false"/>
+                <w:color w:val="000000"/>
+                <w:sz w:val="18"/>
+                <w:szCs w:val="18"/>
+              </w:rPr>
+              <w:t xml:space="preserve">Driving Question Board (DQB) Creation</w:t>
+            </w:r>
+          </w:p>
+          <w:p>
+            <w:pPr>
+              <w:spacing w:after="20" w:before="0"/>
+            </w:pPr>
+            <w:r>
+              <w:rPr>
+                <w:rFonts w:ascii="Arial" w:cs="Arial" w:eastAsia="Arial" w:hAnsi="Arial"/>
+                <w:b/>
+                <w:bCs/>
+                <w:color w:val="1F3864"/>
+                <w:sz w:val="16"/>
+                <w:szCs w:val="16"/>
+              </w:rPr>
+              <w:t xml:space="preserve">📹 VIDEO:</w:t>
+            </w:r>
+          </w:p>
+          <w:p>
+            <w:pPr>
+              <w:spacing w:after="20" w:before="0"/>
+            </w:pPr>
+            <w:hyperlink w:history="1" r:id="rIdrnwr6vfhvhw6b80f5xnrt">
+              <w:r>
+                <w:rPr>
+                  <w:rFonts w:ascii="Arial" w:cs="Arial" w:eastAsia="Arial" w:hAnsi="Arial"/>
+                  <w:color w:val="2E75B6"/>
+                  <w:sz w:val="16"/>
+                  <w:szCs w:val="16"/>
+                  <w:u w:val="single" w:color="2E75B6"/>
+                </w:rPr>
+                <w:t xml:space="preserve">Difference of squares intro</w:t>
+              </w:r>
+            </w:hyperlink>
+          </w:p>
+          <w:p>
+            <w:pPr>
+              <w:spacing w:after="10" w:before="0"/>
+              <w:ind w:left="120"/>
+            </w:pPr>
+            <w:r>
+              <w:rPr>
+                <w:rFonts w:ascii="Arial" w:cs="Arial" w:eastAsia="Arial" w:hAnsi="Arial"/>
+                <w:color w:val="595959"/>
+                <w:sz w:val="14"/>
+                <w:szCs w:val="14"/>
+              </w:rPr>
+              <w:t xml:space="preserve">Source: Khan Academy (English - US curriculum)</w:t>
+            </w:r>
+          </w:p>
+          <w:p>
+            <w:pPr>
+              <w:spacing w:after="10" w:before="0"/>
+              <w:ind w:left="120"/>
+            </w:pPr>
+            <w:hyperlink w:history="1" r:id="rIdhwvbnfgaqz7cy_psizajx">
               <w:r>
                 <w:rPr>
                   <w:rFonts w:ascii="Arial" w:cs="Arial" w:eastAsia="Arial" w:hAnsi="Arial"/>
@@ -15753,7 +15947,7 @@
             <w:pPr>
               <w:spacing w:after="20" w:before="0"/>
             </w:pPr>
-            <w:hyperlink w:history="1" r:id="rIdx1vxqkmz9kzm3ardcgilf">
+            <w:hyperlink w:history="1" r:id="rIdpcbxc9eubqm7deegrhsgw">
               <w:r>
                 <w:rPr>
                   <w:rFonts w:ascii="Arial" w:cs="Arial" w:eastAsia="Arial" w:hAnsi="Arial"/>
@@ -15762,7 +15956,7 @@
                   <w:szCs w:val="16"/>
                   <w:u w:val="single" w:color="2E75B6"/>
                 </w:rPr>
-                <w:t xml:space="preserve">Difference of squares intro</w:t>
+                <w:t xml:space="preserve">Difference of squares</w:t>
               </w:r>
             </w:hyperlink>
           </w:p>
@@ -15786,7 +15980,7 @@
               <w:spacing w:after="10" w:before="0"/>
               <w:ind w:left="120"/>
             </w:pPr>
-            <w:hyperlink w:history="1" r:id="rIdb4kru7yp9gk3lq_taplyv">
+            <w:hyperlink w:history="1" r:id="rIdopltelvpnxwds6okembv0">
               <w:r>
                 <w:rPr>
                   <w:rFonts w:ascii="Arial" w:cs="Arial" w:eastAsia="Arial" w:hAnsi="Arial"/>
@@ -15828,7 +16022,7 @@
                 <w:sz w:val="18"/>
                 <w:szCs w:val="18"/>
               </w:rPr>
-              <w:t xml:space="preserve">Learners work in pairs on three new expressions: (1) 3x² + 10x + 3 (ac = 9, numbers 9 and 1, giving (3x + 1)(x + 3)); (2) 2x² + 5x + 2 (ac = 4, numbers 4 and 1, giving (2x + 1)(x + 2)); (3) x² + 6x + 9 and 4x² − 25 as special cases, giving (x + 3)² and (2x − 5)(2x + 5). Each pair factorises one expression by the area-tile or grouping method and one by the other method, and checks every answer by expansion. Then each pair writes a 'Method Card' explaining in two sentences when each method is useful. Finally they connect back to the phenomenon: x² − 20x + 96 = (x − 8)(x − 12) from Lesson 4 can be done by sum and product (−8 and −12 add to −20, multiply to 96), and the class discusses whether grouping gives the same answer (split −20x as −8x − 12x).</w:t>
+              <w:t xml:space="preserve">The class returns to the Driving Question Board. Learners review the questions already posted, for example "Why do 8 m and 12 m give the same area?" and "How do we find widths without trial and error?" They add sticky notes with new questions or partial answers from today, such as "Which method works best, and when?" and "Can every quadratic be factorised?" Groups sort the methods into a table on the board: sum and product (a = 1), grouping (a ≠ 1), area tiles (any, but helpful for seeing why), and the special cases (perfect square, difference of two squares). They place a sticky note on questions that today's lesson helped to answer, and mark the question "How do we find the widths for a target area?" as 'closer, needs solving in Lesson 6'.</w:t>
             </w:r>
           </w:p>
         </w:tc>
@@ -15860,7 +16054,7 @@
                 <w:sz w:val="18"/>
                 <w:szCs w:val="18"/>
               </w:rPr>
-              <w:t xml:space="preserve">Say: "Choose a different method for each of your two expressions. Explain to your partner why you chose it." Give WAIT TIME of 10-15 seconds after each question. Cold-call 5 pairs in total, one for each expression and one for the Method Card. Ask: "How did you know your answer was right?" and expect "we expanded". Ask: "Is (x + 3)² the same as x² + 9? Show me with your tiles." Use the error to reinforce Lesson 2. For the phenomenon link, ask: "Mama Wanjiru's 96 m² equation was x² − 20x + 96. Does grouping give the same brackets as sum and product?" Support learners who struggle by giving a half-completed grouping frame. Extension: ask fast groups to factorise 6x² + 11x + 3 (ac = 18, numbers 9 and 2, giving (2x + 3)(3x + 1)).</w:t>
+              <w:t xml:space="preserve">Say: "Look at the board. Which questions did factorising help us with today? Which questions are still open?" Give WAIT TIME of 10-15 seconds. Cold-call 4 learners to move or add a note and explain why. Ask: "Which method would you choose for x² + 14x + 49? For 5x² − 20? For 3x² + 8x + 4? Why?" Take a quick show of hands for each choice and ask 2 learners to defend theirs. Record the class's agreed rules of thumb: first look for a common factor or special case, then use sum and product if a = 1, otherwise use grouping, and use tiles to see or check. Say: "Next lesson we will use these factors to actually find the widths."</w:t>
             </w:r>
           </w:p>
         </w:tc>
@@ -15892,7 +16086,7 @@
                 <w:sz w:val="18"/>
                 <w:szCs w:val="18"/>
               </w:rPr>
-              <w:t xml:space="preserve">Peer explanation and Claim-Evidence-Reasoning: each pair states a claim (the factorised form), supplies evidence (expansion or tile picture) and gives reasoning (why the chosen method fitted). Explaining why a method was chosen builds strategic understanding and not only procedure.</w:t>
+              <w:t xml:space="preserve">Driving Question Board review: sorting questions into answered, partly answered and open shows learners their growing understanding and keeps the Kericho plot problem as the purpose for each new skill. Comparing methods builds the habit of choosing a strategy.</w:t>
             </w:r>
           </w:p>
         </w:tc>
@@ -15924,7 +16118,7 @@
                 <w:sz w:val="18"/>
                 <w:szCs w:val="18"/>
               </w:rPr>
-              <w:t xml:space="preserve">Observable indicators: (a) at least 8 of 12 sampled pairs correctly factorise at least two of the three expressions; (b) every answer carries a visible expansion check; (c) the Method Card gives a reason such as "no middle term means difference of two squares" or "a = 1 means sum and product"; (d) learners say that factorising x² − 20x + 96 gives the 8 and 12 of the plot widths. Learners who cannot split the middle term receive the prompt "Which two numbers multiply to ac and add to b?" and a short list of factor pairs.</w:t>
+              <w:t xml:space="preserve">Observable indicators: (a) each group adds at least one new question or partial answer; (b) learners justify a method choice with a feature of the expression (for example, "no middle term"); (c) learners identify 'solve (x − 8)(x − 12) = 0' as the next step without prompting; (d) the teacher records which questions learners think are still open. If fewer than half can justify their choice, repeat the choice task with two more expressions at the start of Lesson 6.</w:t>
             </w:r>
           </w:p>
         </w:tc>
@@ -15933,32 +16127,32 @@
         <w:tc>
           <w:tcPr>
             <w:tcW w:type="dxa" w:w="1520"/>
-            <w:shd w:fill="FCE4D6" w:color="auto" w:val="clear"/>
-            <w:tcMar>
-              <w:top w:type="dxa" w:w="60"/>
-              <w:left w:type="dxa" w:w="120"/>
-              <w:bottom w:type="dxa" w:w="60"/>
-              <w:right w:type="dxa" w:w="120"/>
-            </w:tcMar>
-            <w:vAlign w:val="top"/>
-          </w:tcPr>
-          <w:p>
-            <w:pPr>
-              <w:spacing w:after="40" w:before="0"/>
-              <w:jc w:val="left"/>
-            </w:pPr>
-            <w:r>
-              <w:rPr>
-                <w:rFonts w:ascii="Arial" w:cs="Arial" w:eastAsia="Arial" w:hAnsi="Arial"/>
-                <w:b/>
-                <w:bCs/>
-                <w:i w:val="false"/>
-                <w:iCs w:val="false"/>
-                <w:color w:val="000000"/>
-                <w:sz w:val="18"/>
-                <w:szCs w:val="18"/>
-              </w:rPr>
-              <w:t xml:space="preserve">Driving Question Board (DQB) Creation</w:t>
+            <w:shd w:fill="D5E8F0" w:color="auto" w:val="clear"/>
+            <w:tcMar>
+              <w:top w:type="dxa" w:w="60"/>
+              <w:left w:type="dxa" w:w="120"/>
+              <w:bottom w:type="dxa" w:w="60"/>
+              <w:right w:type="dxa" w:w="120"/>
+            </w:tcMar>
+            <w:vAlign w:val="top"/>
+          </w:tcPr>
+          <w:p>
+            <w:pPr>
+              <w:spacing w:after="40" w:before="0"/>
+              <w:jc w:val="left"/>
+            </w:pPr>
+            <w:r>
+              <w:rPr>
+                <w:rFonts w:ascii="Arial" w:cs="Arial" w:eastAsia="Arial" w:hAnsi="Arial"/>
+                <w:b/>
+                <w:bCs/>
+                <w:i w:val="false"/>
+                <w:iCs w:val="false"/>
+                <w:color w:val="000000"/>
+                <w:sz w:val="18"/>
+                <w:szCs w:val="18"/>
+              </w:rPr>
+              <w:t xml:space="preserve">Model Building Phase</w:t>
             </w:r>
           </w:p>
           <w:p>
@@ -15981,7 +16175,7 @@
             <w:pPr>
               <w:spacing w:after="20" w:before="0"/>
             </w:pPr>
-            <w:hyperlink w:history="1" r:id="rIdkghtaokwa9jyoi7m-ntnw">
+            <w:hyperlink w:history="1" r:id="rIdvb-mlw6kkfgturfprgkxx">
               <w:r>
                 <w:rPr>
                   <w:rFonts w:ascii="Arial" w:cs="Arial" w:eastAsia="Arial" w:hAnsi="Arial"/>
@@ -16014,7 +16208,7 @@
               <w:spacing w:after="10" w:before="0"/>
               <w:ind w:left="120"/>
             </w:pPr>
-            <w:hyperlink w:history="1" r:id="rId6x3afvotrgmmvynyfag1q">
+            <w:hyperlink w:history="1" r:id="rIdbnqtzaeh604xexq1ir_q3">
               <w:r>
                 <w:rPr>
                   <w:rFonts w:ascii="Arial" w:cs="Arial" w:eastAsia="Arial" w:hAnsi="Arial"/>
@@ -16059,313 +16253,7 @@
             <w:pPr>
               <w:spacing w:after="20" w:before="0"/>
             </w:pPr>
-            <w:hyperlink w:history="1" r:id="rIdnjnigrunldz0dhkxzrjdj">
-              <w:r>
-                <w:rPr>
-                  <w:rFonts w:ascii="Arial" w:cs="Arial" w:eastAsia="Arial" w:hAnsi="Arial"/>
-                  <w:color w:val="2E75B6"/>
-                  <w:sz w:val="16"/>
-                  <w:szCs w:val="16"/>
-                  <w:u w:val="single" w:color="2E75B6"/>
-                </w:rPr>
-                <w:t xml:space="preserve">Difference of squares</w:t>
-              </w:r>
-            </w:hyperlink>
-          </w:p>
-          <w:p>
-            <w:pPr>
-              <w:spacing w:after="10" w:before="0"/>
-              <w:ind w:left="120"/>
-            </w:pPr>
-            <w:r>
-              <w:rPr>
-                <w:rFonts w:ascii="Arial" w:cs="Arial" w:eastAsia="Arial" w:hAnsi="Arial"/>
-                <w:color w:val="595959"/>
-                <w:sz w:val="14"/>
-                <w:szCs w:val="14"/>
-              </w:rPr>
-              <w:t xml:space="preserve">Source: Khan Academy (English - US curriculum)</w:t>
-            </w:r>
-          </w:p>
-          <w:p>
-            <w:pPr>
-              <w:spacing w:after="10" w:before="0"/>
-              <w:ind w:left="120"/>
-            </w:pPr>
-            <w:hyperlink w:history="1" r:id="rIdw902xxql7jfqvbuod7fws">
-              <w:r>
-                <w:rPr>
-                  <w:rFonts w:ascii="Arial" w:cs="Arial" w:eastAsia="Arial" w:hAnsi="Arial"/>
-                  <w:color w:val="595959"/>
-                  <w:sz w:val="14"/>
-                  <w:szCs w:val="14"/>
-                  <w:u w:val="single" w:color="595959"/>
-                </w:rPr>
-                <w:t xml:space="preserve">🔍 Search ARES for similar readings</w:t>
-              </w:r>
-            </w:hyperlink>
-          </w:p>
-        </w:tc>
-        <w:tc>
-          <w:tcPr>
-            <w:tcW w:type="dxa" w:w="3040"/>
-            <w:shd w:fill="FFFFFF" w:color="auto" w:val="clear"/>
-            <w:tcMar>
-              <w:top w:type="dxa" w:w="60"/>
-              <w:left w:type="dxa" w:w="120"/>
-              <w:bottom w:type="dxa" w:w="60"/>
-              <w:right w:type="dxa" w:w="120"/>
-            </w:tcMar>
-            <w:vAlign w:val="top"/>
-          </w:tcPr>
-          <w:p>
-            <w:pPr>
-              <w:spacing w:after="40" w:before="0"/>
-              <w:jc w:val="left"/>
-            </w:pPr>
-            <w:r>
-              <w:rPr>
-                <w:rFonts w:ascii="Arial" w:cs="Arial" w:eastAsia="Arial" w:hAnsi="Arial"/>
-                <w:b w:val="false"/>
-                <w:bCs w:val="false"/>
-                <w:i w:val="false"/>
-                <w:iCs w:val="false"/>
-                <w:color w:val="000000"/>
-                <w:sz w:val="18"/>
-                <w:szCs w:val="18"/>
-              </w:rPr>
-              <w:t xml:space="preserve">The class returns to the Driving Question Board. Learners review the questions already posted, for example "Why do 8 m and 12 m give the same area?" and "How do we find widths without trial and error?" They add sticky notes with new questions or partial answers from today, such as "Which method works best, and when?" and "Can every quadratic be factorised?" Groups sort the methods into a table on the board: sum and product (a = 1), grouping (a ≠ 1), area tiles (any, but helpful for seeing why), and the special cases (perfect square, difference of two squares). They place a sticky note on questions that today's lesson helped to answer, and mark the question "How do we find the widths for a target area?" as 'closer, needs solving in Lesson 6'.</w:t>
-            </w:r>
-          </w:p>
-        </w:tc>
-        <w:tc>
-          <w:tcPr>
-            <w:tcW w:type="dxa" w:w="3040"/>
-            <w:shd w:fill="F2F2F2" w:color="auto" w:val="clear"/>
-            <w:tcMar>
-              <w:top w:type="dxa" w:w="60"/>
-              <w:left w:type="dxa" w:w="120"/>
-              <w:bottom w:type="dxa" w:w="60"/>
-              <w:right w:type="dxa" w:w="120"/>
-            </w:tcMar>
-            <w:vAlign w:val="top"/>
-          </w:tcPr>
-          <w:p>
-            <w:pPr>
-              <w:spacing w:after="40" w:before="0"/>
-              <w:jc w:val="left"/>
-            </w:pPr>
-            <w:r>
-              <w:rPr>
-                <w:rFonts w:ascii="Arial" w:cs="Arial" w:eastAsia="Arial" w:hAnsi="Arial"/>
-                <w:b w:val="false"/>
-                <w:bCs w:val="false"/>
-                <w:i w:val="false"/>
-                <w:iCs w:val="false"/>
-                <w:color w:val="000000"/>
-                <w:sz w:val="18"/>
-                <w:szCs w:val="18"/>
-              </w:rPr>
-              <w:t xml:space="preserve">Say: "Look at the board. Which questions did factorising help us with today? Which questions are still open?" Give WAIT TIME of 10-15 seconds. Cold-call 4 learners to move or add a note and explain why. Ask: "Which method would you choose for x² + 14x + 49? For 5x² − 20? For 3x² + 8x + 4? Why?" Take a quick show of hands for each choice and ask 2 learners to defend theirs. Record the class's agreed rules of thumb: first look for a common factor or special case, then use sum and product if a = 1, otherwise use grouping, and use tiles to see or check. Say: "Next lesson we will use these factors to actually find the widths."</w:t>
-            </w:r>
-          </w:p>
-        </w:tc>
-        <w:tc>
-          <w:tcPr>
-            <w:tcW w:type="dxa" w:w="3040"/>
-            <w:shd w:fill="FFFFFF" w:color="auto" w:val="clear"/>
-            <w:tcMar>
-              <w:top w:type="dxa" w:w="60"/>
-              <w:left w:type="dxa" w:w="120"/>
-              <w:bottom w:type="dxa" w:w="60"/>
-              <w:right w:type="dxa" w:w="120"/>
-            </w:tcMar>
-            <w:vAlign w:val="top"/>
-          </w:tcPr>
-          <w:p>
-            <w:pPr>
-              <w:spacing w:after="40" w:before="0"/>
-              <w:jc w:val="left"/>
-            </w:pPr>
-            <w:r>
-              <w:rPr>
-                <w:rFonts w:ascii="Arial" w:cs="Arial" w:eastAsia="Arial" w:hAnsi="Arial"/>
-                <w:b w:val="false"/>
-                <w:bCs w:val="false"/>
-                <w:i w:val="false"/>
-                <w:iCs w:val="false"/>
-                <w:color w:val="000000"/>
-                <w:sz w:val="18"/>
-                <w:szCs w:val="18"/>
-              </w:rPr>
-              <w:t xml:space="preserve">Driving Question Board review: sorting questions into answered, partly answered and open shows learners their growing understanding and keeps the Kericho plot problem as the purpose for each new skill. Comparing methods builds the habit of choosing a strategy.</w:t>
-            </w:r>
-          </w:p>
-        </w:tc>
-        <w:tc>
-          <w:tcPr>
-            <w:tcW w:type="dxa" w:w="3040"/>
-            <w:shd w:fill="F2F2F2" w:color="auto" w:val="clear"/>
-            <w:tcMar>
-              <w:top w:type="dxa" w:w="60"/>
-              <w:left w:type="dxa" w:w="120"/>
-              <w:bottom w:type="dxa" w:w="60"/>
-              <w:right w:type="dxa" w:w="120"/>
-            </w:tcMar>
-            <w:vAlign w:val="top"/>
-          </w:tcPr>
-          <w:p>
-            <w:pPr>
-              <w:spacing w:after="40" w:before="0"/>
-              <w:jc w:val="left"/>
-            </w:pPr>
-            <w:r>
-              <w:rPr>
-                <w:rFonts w:ascii="Arial" w:cs="Arial" w:eastAsia="Arial" w:hAnsi="Arial"/>
-                <w:b w:val="false"/>
-                <w:bCs w:val="false"/>
-                <w:i w:val="false"/>
-                <w:iCs w:val="false"/>
-                <w:color w:val="000000"/>
-                <w:sz w:val="18"/>
-                <w:szCs w:val="18"/>
-              </w:rPr>
-              <w:t xml:space="preserve">Observable indicators: (a) each group adds at least one new question or partial answer; (b) learners justify a method choice with a feature of the expression (for example, "no middle term"); (c) learners identify 'solve (x − 8)(x − 12) = 0' as the next step without prompting; (d) the teacher records which questions learners think are still open. If fewer than half can justify their choice, repeat the choice task with two more expressions at the start of Lesson 6.</w:t>
-            </w:r>
-          </w:p>
-        </w:tc>
-      </w:tr>
-      <w:tr>
-        <w:tc>
-          <w:tcPr>
-            <w:tcW w:type="dxa" w:w="1520"/>
-            <w:shd w:fill="D5E8F0" w:color="auto" w:val="clear"/>
-            <w:tcMar>
-              <w:top w:type="dxa" w:w="60"/>
-              <w:left w:type="dxa" w:w="120"/>
-              <w:bottom w:type="dxa" w:w="60"/>
-              <w:right w:type="dxa" w:w="120"/>
-            </w:tcMar>
-            <w:vAlign w:val="top"/>
-          </w:tcPr>
-          <w:p>
-            <w:pPr>
-              <w:spacing w:after="40" w:before="0"/>
-              <w:jc w:val="left"/>
-            </w:pPr>
-            <w:r>
-              <w:rPr>
-                <w:rFonts w:ascii="Arial" w:cs="Arial" w:eastAsia="Arial" w:hAnsi="Arial"/>
-                <w:b/>
-                <w:bCs/>
-                <w:i w:val="false"/>
-                <w:iCs w:val="false"/>
-                <w:color w:val="000000"/>
-                <w:sz w:val="18"/>
-                <w:szCs w:val="18"/>
-              </w:rPr>
-              <w:t xml:space="preserve">Model Building Phase</w:t>
-            </w:r>
-          </w:p>
-          <w:p>
-            <w:pPr>
-              <w:spacing w:after="20" w:before="0"/>
-            </w:pPr>
-            <w:r>
-              <w:rPr>
-                <w:rFonts w:ascii="Arial" w:cs="Arial" w:eastAsia="Arial" w:hAnsi="Arial"/>
-                <w:b/>
-                <w:bCs/>
-                <w:color w:val="1F3864"/>
-                <w:sz w:val="16"/>
-                <w:szCs w:val="16"/>
-              </w:rPr>
-              <w:t xml:space="preserve">📹 VIDEO:</w:t>
-            </w:r>
-          </w:p>
-          <w:p>
-            <w:pPr>
-              <w:spacing w:after="20" w:before="0"/>
-            </w:pPr>
-            <w:hyperlink w:history="1" r:id="rId4togcz8oazvxuuowkhtzc">
-              <w:r>
-                <w:rPr>
-                  <w:rFonts w:ascii="Arial" w:cs="Arial" w:eastAsia="Arial" w:hAnsi="Arial"/>
-                  <w:color w:val="2E75B6"/>
-                  <w:sz w:val="16"/>
-                  <w:szCs w:val="16"/>
-                  <w:u w:val="single" w:color="2E75B6"/>
-                </w:rPr>
-                <w:t xml:space="preserve">Factoring quadratics by grouping</w:t>
-              </w:r>
-            </w:hyperlink>
-          </w:p>
-          <w:p>
-            <w:pPr>
-              <w:spacing w:after="10" w:before="0"/>
-              <w:ind w:left="120"/>
-            </w:pPr>
-            <w:r>
-              <w:rPr>
-                <w:rFonts w:ascii="Arial" w:cs="Arial" w:eastAsia="Arial" w:hAnsi="Arial"/>
-                <w:color w:val="595959"/>
-                <w:sz w:val="14"/>
-                <w:szCs w:val="14"/>
-              </w:rPr>
-              <w:t xml:space="preserve">Source: Khan Academy (English - US curriculum)</w:t>
-            </w:r>
-          </w:p>
-          <w:p>
-            <w:pPr>
-              <w:spacing w:after="10" w:before="0"/>
-              <w:ind w:left="120"/>
-            </w:pPr>
-            <w:hyperlink w:history="1" r:id="rIdi_0mfmy1syg3opjwfl-ty">
-              <w:r>
-                <w:rPr>
-                  <w:rFonts w:ascii="Arial" w:cs="Arial" w:eastAsia="Arial" w:hAnsi="Arial"/>
-                  <w:color w:val="595959"/>
-                  <w:sz w:val="14"/>
-                  <w:szCs w:val="14"/>
-                  <w:u w:val="single" w:color="595959"/>
-                </w:rPr>
-                <w:t xml:space="preserve">🔍 Search ARES for similar videos</w:t>
-              </w:r>
-            </w:hyperlink>
-          </w:p>
-          <w:p>
-            <w:pPr>
-              <w:spacing w:after="40" w:before="0"/>
-            </w:pPr>
-            <w:r>
-              <w:rPr>
-                <w:sz w:val="14"/>
-                <w:szCs w:val="14"/>
-              </w:rPr>
-              <w:t xml:space="preserve"/>
-            </w:r>
-          </w:p>
-          <w:p>
-            <w:pPr>
-              <w:spacing w:after="20" w:before="0"/>
-            </w:pPr>
-            <w:r>
-              <w:rPr>
-                <w:rFonts w:ascii="Arial" w:cs="Arial" w:eastAsia="Arial" w:hAnsi="Arial"/>
-                <w:b/>
-                <w:bCs/>
-                <w:color w:val="1F3864"/>
-                <w:sz w:val="16"/>
-                <w:szCs w:val="16"/>
-              </w:rPr>
-              <w:t xml:space="preserve">📖 EXERCISE:</w:t>
-            </w:r>
-          </w:p>
-          <w:p>
-            <w:pPr>
-              <w:spacing w:after="20" w:before="0"/>
-            </w:pPr>
-            <w:hyperlink w:history="1" r:id="rIdditizuqbzzx3eaca6fpla">
+            <w:hyperlink w:history="1" r:id="rId50nvjdz72pbqnffwibekf">
               <w:r>
                 <w:rPr>
                   <w:rFonts w:ascii="Arial" w:cs="Arial" w:eastAsia="Arial" w:hAnsi="Arial"/>
@@ -16398,7 +16286,7 @@
               <w:spacing w:after="10" w:before="0"/>
               <w:ind w:left="120"/>
             </w:pPr>
-            <w:hyperlink w:history="1" r:id="rIdevonm-jqonv7ko0fco2o2">
+            <w:hyperlink w:history="1" r:id="rIdixvk-acn6edcyjcdrocxw">
               <w:r>
                 <w:rPr>
                   <w:rFonts w:ascii="Arial" w:cs="Arial" w:eastAsia="Arial" w:hAnsi="Arial"/>
@@ -16910,7 +16798,7 @@
         </w:rPr>
         <w:t xml:space="preserve">© 2026 SeaVuria and ARES. Aligned with KICD objectives. Developed by SeaVuria; technical implementation by ARES (with AI assistance from Claude). Licensed under </w:t>
       </w:r>
-      <w:hyperlink w:history="1" r:id="rIdsi-fdbgn89epjgp_bdfki">
+      <w:hyperlink w:history="1" r:id="rIdwhopwmejxwsaljgpsd1k4">
         <w:r>
           <w:rPr>
             <w:rFonts w:ascii="Arial" w:cs="Arial" w:eastAsia="Arial" w:hAnsi="Arial"/>
@@ -16931,7 +16819,7 @@
         </w:rPr>
         <w:t xml:space="preserve"> (</w:t>
       </w:r>
-      <w:hyperlink w:history="1" r:id="rIdx3qtq9pbchvwd-iupphnw">
+      <w:hyperlink w:history="1" r:id="rId4_3dmy4nizynqtxvgyah8">
         <w:r>
           <w:rPr>
             <w:rFonts w:ascii="Arial" w:cs="Arial" w:eastAsia="Arial" w:hAnsi="Arial"/>
@@ -17944,7 +17832,85 @@
             <w:pPr>
               <w:spacing w:after="20" w:before="0"/>
             </w:pPr>
-            <w:hyperlink w:history="1" r:id="rIdsgwewvwroyeny_qadp-ry">
+            <w:hyperlink w:history="1" r:id="rIdzight4b722k9zxoft59cg">
+              <w:r>
+                <w:rPr>
+                  <w:rFonts w:ascii="Arial" w:cs="Arial" w:eastAsia="Arial" w:hAnsi="Arial"/>
+                  <w:color w:val="2E75B6"/>
+                  <w:sz w:val="16"/>
+                  <w:szCs w:val="16"/>
+                  <w:u w:val="single" w:color="2E75B6"/>
+                </w:rPr>
+                <w:t xml:space="preserve">Solving Real-World Problems Using Quadratic Equations: A Sample Application</w:t>
+              </w:r>
+            </w:hyperlink>
+          </w:p>
+          <w:p>
+            <w:pPr>
+              <w:spacing w:after="10" w:before="0"/>
+              <w:ind w:left="120"/>
+            </w:pPr>
+            <w:r>
+              <w:rPr>
+                <w:rFonts w:ascii="Arial" w:cs="Arial" w:eastAsia="Arial" w:hAnsi="Arial"/>
+                <w:color w:val="595959"/>
+                <w:sz w:val="14"/>
+                <w:szCs w:val="14"/>
+              </w:rPr>
+              <w:t xml:space="preserve">Source: CK-12</w:t>
+            </w:r>
+          </w:p>
+          <w:p>
+            <w:pPr>
+              <w:spacing w:after="10" w:before="0"/>
+              <w:ind w:left="120"/>
+            </w:pPr>
+            <w:hyperlink w:history="1" r:id="rIdfxbrywyb9rn12qh08rtkj">
+              <w:r>
+                <w:rPr>
+                  <w:rFonts w:ascii="Arial" w:cs="Arial" w:eastAsia="Arial" w:hAnsi="Arial"/>
+                  <w:color w:val="595959"/>
+                  <w:sz w:val="14"/>
+                  <w:szCs w:val="14"/>
+                  <w:u w:val="single" w:color="595959"/>
+                </w:rPr>
+                <w:t xml:space="preserve">🔍 Search ARES for similar videos</w:t>
+              </w:r>
+            </w:hyperlink>
+          </w:p>
+          <w:p>
+            <w:pPr>
+              <w:spacing w:after="40" w:before="0"/>
+            </w:pPr>
+            <w:r>
+              <w:rPr>
+                <w:sz w:val="14"/>
+                <w:szCs w:val="14"/>
+              </w:rPr>
+              <w:t xml:space="preserve"/>
+            </w:r>
+          </w:p>
+          <w:p>
+            <w:pPr>
+              <w:spacing w:after="20" w:before="0"/>
+            </w:pPr>
+            <w:r>
+              <w:rPr>
+                <w:rFonts w:ascii="Arial" w:cs="Arial" w:eastAsia="Arial" w:hAnsi="Arial"/>
+                <w:b/>
+                <w:bCs/>
+                <w:color w:val="1F3864"/>
+                <w:sz w:val="16"/>
+                <w:szCs w:val="16"/>
+              </w:rPr>
+              <w:t xml:space="preserve">📖 EXERCISE:</w:t>
+            </w:r>
+          </w:p>
+          <w:p>
+            <w:pPr>
+              <w:spacing w:after="20" w:before="0"/>
+            </w:pPr>
+            <w:hyperlink w:history="1" r:id="rIdbjjn0ihiqvaa6m6p9tef4">
               <w:r>
                 <w:rPr>
                   <w:rFonts w:ascii="Arial" w:cs="Arial" w:eastAsia="Arial" w:hAnsi="Arial"/>
@@ -17977,7 +17943,235 @@
               <w:spacing w:after="10" w:before="0"/>
               <w:ind w:left="120"/>
             </w:pPr>
-            <w:hyperlink w:history="1" r:id="rId30uktvevqsvtccayh0bqw">
+            <w:hyperlink w:history="1" r:id="rIdmivaylp2lptz83v_1hcgi">
+              <w:r>
+                <w:rPr>
+                  <w:rFonts w:ascii="Arial" w:cs="Arial" w:eastAsia="Arial" w:hAnsi="Arial"/>
+                  <w:color w:val="595959"/>
+                  <w:sz w:val="14"/>
+                  <w:szCs w:val="14"/>
+                  <w:u w:val="single" w:color="595959"/>
+                </w:rPr>
+                <w:t xml:space="preserve">🔍 Search ARES for similar readings</w:t>
+              </w:r>
+            </w:hyperlink>
+          </w:p>
+        </w:tc>
+        <w:tc>
+          <w:tcPr>
+            <w:tcW w:type="dxa" w:w="3040"/>
+            <w:shd w:fill="FFFFFF" w:color="auto" w:val="clear"/>
+            <w:tcMar>
+              <w:top w:type="dxa" w:w="60"/>
+              <w:left w:type="dxa" w:w="120"/>
+              <w:bottom w:type="dxa" w:w="60"/>
+              <w:right w:type="dxa" w:w="120"/>
+            </w:tcMar>
+            <w:vAlign w:val="top"/>
+          </w:tcPr>
+          <w:p>
+            <w:pPr>
+              <w:spacing w:after="40" w:before="0"/>
+              <w:jc w:val="left"/>
+            </w:pPr>
+            <w:r>
+              <w:rPr>
+                <w:rFonts w:ascii="Arial" w:cs="Arial" w:eastAsia="Arial" w:hAnsi="Arial"/>
+                <w:b w:val="false"/>
+                <w:bCs w:val="false"/>
+                <w:i w:val="false"/>
+                <w:iCs w:val="false"/>
+                <w:color w:val="000000"/>
+                <w:sz w:val="18"/>
+                <w:szCs w:val="18"/>
+              </w:rPr>
+              <w:t xml:space="preserve">Learners sit in pairs with the area table from Lesson 1 hidden except for the row x = 10, A = 100. On a half-sheet they individually write: (a) how many different widths could give exactly 96 m² with the 40 m fence, and why; (b) a guess for each width. They then write one sentence on whether there could be a way to find the widths without trying numbers. Pairs share and write their prediction on a sticky note labelled 'My prediction about Mama Wanjiru's plot'.</w:t>
+            </w:r>
+          </w:p>
+        </w:tc>
+        <w:tc>
+          <w:tcPr>
+            <w:tcW w:type="dxa" w:w="3040"/>
+            <w:shd w:fill="F2F2F2" w:color="auto" w:val="clear"/>
+            <w:tcMar>
+              <w:top w:type="dxa" w:w="60"/>
+              <w:left w:type="dxa" w:w="120"/>
+              <w:bottom w:type="dxa" w:w="60"/>
+              <w:right w:type="dxa" w:w="120"/>
+            </w:tcMar>
+            <w:vAlign w:val="top"/>
+          </w:tcPr>
+          <w:p>
+            <w:pPr>
+              <w:spacing w:after="40" w:before="0"/>
+              <w:jc w:val="left"/>
+            </w:pPr>
+            <w:r>
+              <w:rPr>
+                <w:rFonts w:ascii="Arial" w:cs="Arial" w:eastAsia="Arial" w:hAnsi="Arial"/>
+                <w:b w:val="false"/>
+                <w:bCs w:val="false"/>
+                <w:i w:val="false"/>
+                <w:iCs w:val="false"/>
+                <w:color w:val="000000"/>
+                <w:sz w:val="18"/>
+                <w:szCs w:val="18"/>
+              </w:rPr>
+              <w:t xml:space="preserve">Display: 'Mama Wanjiru wants the plot to enclose exactly 96 m² using all 40 m of wire. Chebet says one width works. Kiprop says two widths work. Who do you think is right?' Say: 'Write your own answer first. Do not talk yet.' Give WAIT TIME of 15 seconds before pairs speak, then 2 minutes of silent writing. Then say: 'Turn to your partner and compare for one minute.' Cold-call 4 pairs: 'Chebet's way or Kiprop's way, and what is your reason?' Record all predictions on the board in two columns (one width / two widths) without saying who is correct. Say: 'Hold on to your prediction, today we will test it with mathematics, not guessing.'</w:t>
+            </w:r>
+          </w:p>
+        </w:tc>
+        <w:tc>
+          <w:tcPr>
+            <w:tcW w:type="dxa" w:w="3040"/>
+            <w:shd w:fill="FFFFFF" w:color="auto" w:val="clear"/>
+            <w:tcMar>
+              <w:top w:type="dxa" w:w="60"/>
+              <w:left w:type="dxa" w:w="120"/>
+              <w:bottom w:type="dxa" w:w="60"/>
+              <w:right w:type="dxa" w:w="120"/>
+            </w:tcMar>
+            <w:vAlign w:val="top"/>
+          </w:tcPr>
+          <w:p>
+            <w:pPr>
+              <w:spacing w:after="40" w:before="0"/>
+              <w:jc w:val="left"/>
+            </w:pPr>
+            <w:r>
+              <w:rPr>
+                <w:rFonts w:ascii="Arial" w:cs="Arial" w:eastAsia="Arial" w:hAnsi="Arial"/>
+                <w:b w:val="false"/>
+                <w:bCs w:val="false"/>
+                <w:i w:val="false"/>
+                <w:iCs w:val="false"/>
+                <w:color w:val="000000"/>
+                <w:sz w:val="18"/>
+                <w:szCs w:val="18"/>
+              </w:rPr>
+              <w:t xml:space="preserve">Predict-Share-Revisit: committing to a prediction in writing creates a cognitive stake, so learners pay attention to the evidence and notice when their thinking changes. Learners' reasons (e.g. 'the table goes up then down') reveal prior ideas about symmetry that can be built on in the Explain phase.</w:t>
+            </w:r>
+          </w:p>
+        </w:tc>
+        <w:tc>
+          <w:tcPr>
+            <w:tcW w:type="dxa" w:w="3040"/>
+            <w:shd w:fill="F2F2F2" w:color="auto" w:val="clear"/>
+            <w:tcMar>
+              <w:top w:type="dxa" w:w="60"/>
+              <w:left w:type="dxa" w:w="120"/>
+              <w:bottom w:type="dxa" w:w="60"/>
+              <w:right w:type="dxa" w:w="120"/>
+            </w:tcMar>
+            <w:vAlign w:val="top"/>
+          </w:tcPr>
+          <w:p>
+            <w:pPr>
+              <w:spacing w:after="40" w:before="0"/>
+              <w:jc w:val="left"/>
+            </w:pPr>
+            <w:r>
+              <w:rPr>
+                <w:rFonts w:ascii="Arial" w:cs="Arial" w:eastAsia="Arial" w:hAnsi="Arial"/>
+                <w:b w:val="false"/>
+                <w:bCs w:val="false"/>
+                <w:i w:val="false"/>
+                <w:iCs w:val="false"/>
+                <w:color w:val="000000"/>
+                <w:sz w:val="18"/>
+                <w:szCs w:val="18"/>
+              </w:rPr>
+              <w:t xml:space="preserve">Observe: do learners reason from the area table pattern (rising then falling) or from guesses? Listen for the idea that 'the areas go up and come down' as evidence of symmetry. Count how many pairs predict two widths and note how many give a reason. Success indicator: at least 3 of the 4 cold-called pairs give a reason that refers to the table or to the sum width + length = 20 m.</w:t>
+            </w:r>
+          </w:p>
+        </w:tc>
+      </w:tr>
+      <w:tr>
+        <w:tc>
+          <w:tcPr>
+            <w:tcW w:type="dxa" w:w="1520"/>
+            <w:shd w:fill="D9EEF1" w:color="auto" w:val="clear"/>
+            <w:tcMar>
+              <w:top w:type="dxa" w:w="60"/>
+              <w:left w:type="dxa" w:w="120"/>
+              <w:bottom w:type="dxa" w:w="60"/>
+              <w:right w:type="dxa" w:w="120"/>
+            </w:tcMar>
+            <w:vAlign w:val="top"/>
+          </w:tcPr>
+          <w:p>
+            <w:pPr>
+              <w:spacing w:after="40" w:before="0"/>
+              <w:jc w:val="left"/>
+            </w:pPr>
+            <w:r>
+              <w:rPr>
+                <w:rFonts w:ascii="Arial" w:cs="Arial" w:eastAsia="Arial" w:hAnsi="Arial"/>
+                <w:b/>
+                <w:bCs/>
+                <w:i w:val="false"/>
+                <w:iCs w:val="false"/>
+                <w:color w:val="000000"/>
+                <w:sz w:val="18"/>
+                <w:szCs w:val="18"/>
+              </w:rPr>
+              <w:t xml:space="preserve">Observe Phase</w:t>
+            </w:r>
+          </w:p>
+          <w:p>
+            <w:pPr>
+              <w:spacing w:after="20" w:before="0"/>
+            </w:pPr>
+            <w:r>
+              <w:rPr>
+                <w:rFonts w:ascii="Arial" w:cs="Arial" w:eastAsia="Arial" w:hAnsi="Arial"/>
+                <w:b/>
+                <w:bCs/>
+                <w:color w:val="1F3864"/>
+                <w:sz w:val="16"/>
+                <w:szCs w:val="16"/>
+              </w:rPr>
+              <w:t xml:space="preserve">📹 VIDEO:</w:t>
+            </w:r>
+          </w:p>
+          <w:p>
+            <w:pPr>
+              <w:spacing w:after="20" w:before="0"/>
+            </w:pPr>
+            <w:hyperlink w:history="1" r:id="rIdgu8oek6zhion9ujnvsisr">
+              <w:r>
+                <w:rPr>
+                  <w:rFonts w:ascii="Arial" w:cs="Arial" w:eastAsia="Arial" w:hAnsi="Arial"/>
+                  <w:color w:val="2E75B6"/>
+                  <w:sz w:val="16"/>
+                  <w:szCs w:val="16"/>
+                  <w:u w:val="single" w:color="2E75B6"/>
+                </w:rPr>
+                <w:t xml:space="preserve">Zero product property</w:t>
+              </w:r>
+            </w:hyperlink>
+          </w:p>
+          <w:p>
+            <w:pPr>
+              <w:spacing w:after="10" w:before="0"/>
+              <w:ind w:left="120"/>
+            </w:pPr>
+            <w:r>
+              <w:rPr>
+                <w:rFonts w:ascii="Arial" w:cs="Arial" w:eastAsia="Arial" w:hAnsi="Arial"/>
+                <w:color w:val="595959"/>
+                <w:sz w:val="14"/>
+                <w:szCs w:val="14"/>
+              </w:rPr>
+              <w:t xml:space="preserve">Source: Khan Academy (English - US curriculum)</w:t>
+            </w:r>
+          </w:p>
+          <w:p>
+            <w:pPr>
+              <w:spacing w:after="10" w:before="0"/>
+              <w:ind w:left="120"/>
+            </w:pPr>
+            <w:hyperlink w:history="1" r:id="rId7pcyftxasbty5d8ynzgr6">
               <w:r>
                 <w:rPr>
                   <w:rFonts w:ascii="Arial" w:cs="Arial" w:eastAsia="Arial" w:hAnsi="Arial"/>
@@ -18022,7 +18216,7 @@
             <w:pPr>
               <w:spacing w:after="20" w:before="0"/>
             </w:pPr>
-            <w:hyperlink w:history="1" r:id="rIdtmo99yimebsf21ftmhb8d">
+            <w:hyperlink w:history="1" r:id="rIduegpeqw9dcnc18shgn4iv">
               <w:r>
                 <w:rPr>
                   <w:rFonts w:ascii="Arial" w:cs="Arial" w:eastAsia="Arial" w:hAnsi="Arial"/>
@@ -18055,7 +18249,7 @@
               <w:spacing w:after="10" w:before="0"/>
               <w:ind w:left="120"/>
             </w:pPr>
-            <w:hyperlink w:history="1" r:id="rIdrwvhdfwllvxcul9bug507">
+            <w:hyperlink w:history="1" r:id="rIddfnnikf1itbjykrrsmajo">
               <w:r>
                 <w:rPr>
                   <w:rFonts w:ascii="Arial" w:cs="Arial" w:eastAsia="Arial" w:hAnsi="Arial"/>
@@ -18097,7 +18291,7 @@
                 <w:sz w:val="18"/>
                 <w:szCs w:val="18"/>
               </w:rPr>
-              <w:t xml:space="preserve">Learners sit in pairs with the area table from Lesson 1 hidden except for the row x = 10, A = 100. On a half-sheet they individually write: (a) how many different widths could give exactly 96 m² with the 40 m fence, and why; (b) a guess for each width. They then write one sentence on whether there could be a way to find the widths without trying numbers. Pairs share and write their prediction on a sticky note labelled 'My prediction about Mama Wanjiru's plot'.</w:t>
+              <w:t xml:space="preserve">Step 1: Learners write the area equation: x(20 − x) = 96. In pairs they expand the bracket (Lesson 1) and rearrange to standard form, getting 20x − x² = 96, so x² − 20x + 96 = 0. Step 2: Learners recall factorising (Lessons 4 and 5) and find two numbers whose sum is −20 and whose product is 96 (−8 and −12), writing (x − 8)(x − 12) = 0. They check by expanding. Step 3: With a teacher demonstration using strips, learners observe the zero-product property: they are given 'Mystery product cards' where p × q = 0 (e.g. 7 × ? = 0, ? × ? = 0 with one factor 0) and list what must be true. They then apply it: x − 8 = 0 or x − 12 = 0, so x = 8 or x = 12. Step 4: Learners substitute both values into x(20 − x): 8 × 12 = 96 and 12 × 8 = 96. They test a non-root, x = 9, in (x − 8)(x − 12) = 1 × (−3) = −3 ≠ 0, to see that the product is zero only at the roots. They record all in an observation table: step, working, what it shows.</w:t>
             </w:r>
           </w:p>
         </w:tc>
@@ -18129,7 +18323,7 @@
                 <w:sz w:val="18"/>
                 <w:szCs w:val="18"/>
               </w:rPr>
-              <w:t xml:space="preserve">Display: 'Mama Wanjiru wants the plot to enclose exactly 96 m² using all 40 m of wire. Chebet says one width works. Kiprop says two widths work. Who do you think is right?' Say: 'Write your own answer first. Do not talk yet.' Give WAIT TIME of 15 seconds before pairs speak, then 2 minutes of silent writing. Then say: 'Turn to your partner and compare for one minute.' Cold-call 4 pairs: 'Chebet's way or Kiprop's way, and what is your reason?' Record all predictions on the board in two columns (one width / two widths) without saying who is correct. Say: 'Hold on to your prediction, today we will test it with mathematics, not guessing.'</w:t>
+              <w:t xml:space="preserve">Hand out the observation table and mystery product cards. Say: 'We have a target area of 96 m². Last time we guessed from a table. Today we will use an equation.' Ask: 'What is the length when the width is x?' and cold-call 2 learners (20 − x). Write x(20 − x) = 96 and ask: 'What must I do to get everything on one side equal to zero?' WAIT TIME 10 seconds. Cold-call 3 learners for each step of rearranging. For factorising say: 'Use the sum-and-product method from Lesson 4: which two numbers multiply to give 96 and add to give −20?' WAIT TIME 15 seconds, then pairs list factor pairs of 96 on mini-whiteboards. Check by expanding (x − 8)(x − 12) with 2 volunteers. For zero-product, hold up the card '__ × __ = 0' and ask: 'If two numbers multiply to give 0, what can you say about at least one of them?' WAIT TIME 10 seconds, then cold-call 3 learners. Ask: 'Why can't we say the same for a product equal to 96? For example, if p × q = 96, does p have to be 8?' Walk around and ask 'How do you know it works?' Prompt substitution: 'Put x = 8 and then x = 12 into x(20 − x). What do you get?' Also test x = 9: 'Is (x − 8)(x − 12) zero?'</w:t>
             </w:r>
           </w:p>
         </w:tc>
@@ -18161,7 +18355,7 @@
                 <w:sz w:val="18"/>
                 <w:szCs w:val="18"/>
               </w:rPr>
-              <w:t xml:space="preserve">Predict-Share-Revisit: committing to a prediction in writing creates a cognitive stake, so learners pay attention to the evidence and notice when their thinking changes. Learners' reasons (e.g. 'the table goes up then down') reveal prior ideas about symmetry that can be built on in the Explain phase.</w:t>
+              <w:t xml:space="preserve">Observation table with Claim-Evidence-Reasoning: each row records what was done (claim), the working (evidence) and why it is allowed (reasoning, e.g. 'zero-product property'). Contrasting product = 0 with product = 96 helps learners see why we rearrange to zero before splitting into factors, building the key idea instead of a memorised rule.</w:t>
             </w:r>
           </w:p>
         </w:tc>
@@ -18193,7 +18387,7 @@
                 <w:sz w:val="18"/>
                 <w:szCs w:val="18"/>
               </w:rPr>
-              <w:t xml:space="preserve">Observe: do learners reason from the area table pattern (rising then falling) or from guesses? Listen for the idea that 'the areas go up and come down' as evidence of symmetry. Count how many pairs predict two widths and note how many give a reason. Success indicator: at least 3 of the 4 cold-called pairs give a reason that refers to the table or to the sum width + length = 20 m.</w:t>
+              <w:t xml:space="preserve">Check mini-whiteboards: 100% of pairs should write x² − 20x + 96 = 0 correctly. Look for the common error of writing (x + 8)(x + 12) (sign error) or stopping at (x − 8)(x − 12) = 96. Success indicators: learners correct sign errors after the expansion check, at least 80% explain 'one of the brackets must be zero', and learners state that they rearranged to zero first. Record the names of learners who need a Lesson 4 re-teach card.</w:t>
             </w:r>
           </w:p>
         </w:tc>
@@ -18202,32 +18396,32 @@
         <w:tc>
           <w:tcPr>
             <w:tcW w:type="dxa" w:w="1520"/>
-            <w:shd w:fill="D9EEF1" w:color="auto" w:val="clear"/>
-            <w:tcMar>
-              <w:top w:type="dxa" w:w="60"/>
-              <w:left w:type="dxa" w:w="120"/>
-              <w:bottom w:type="dxa" w:w="60"/>
-              <w:right w:type="dxa" w:w="120"/>
-            </w:tcMar>
-            <w:vAlign w:val="top"/>
-          </w:tcPr>
-          <w:p>
-            <w:pPr>
-              <w:spacing w:after="40" w:before="0"/>
-              <w:jc w:val="left"/>
-            </w:pPr>
-            <w:r>
-              <w:rPr>
-                <w:rFonts w:ascii="Arial" w:cs="Arial" w:eastAsia="Arial" w:hAnsi="Arial"/>
-                <w:b/>
-                <w:bCs/>
-                <w:i w:val="false"/>
-                <w:iCs w:val="false"/>
-                <w:color w:val="000000"/>
-                <w:sz w:val="18"/>
-                <w:szCs w:val="18"/>
-              </w:rPr>
-              <w:t xml:space="preserve">Observe Phase</w:t>
+            <w:shd w:fill="E2EFDA" w:color="auto" w:val="clear"/>
+            <w:tcMar>
+              <w:top w:type="dxa" w:w="60"/>
+              <w:left w:type="dxa" w:w="120"/>
+              <w:bottom w:type="dxa" w:w="60"/>
+              <w:right w:type="dxa" w:w="120"/>
+            </w:tcMar>
+            <w:vAlign w:val="top"/>
+          </w:tcPr>
+          <w:p>
+            <w:pPr>
+              <w:spacing w:after="40" w:before="0"/>
+              <w:jc w:val="left"/>
+            </w:pPr>
+            <w:r>
+              <w:rPr>
+                <w:rFonts w:ascii="Arial" w:cs="Arial" w:eastAsia="Arial" w:hAnsi="Arial"/>
+                <w:b/>
+                <w:bCs/>
+                <w:i w:val="false"/>
+                <w:iCs w:val="false"/>
+                <w:color w:val="000000"/>
+                <w:sz w:val="18"/>
+                <w:szCs w:val="18"/>
+              </w:rPr>
+              <w:t xml:space="preserve">Explain Phase</w:t>
             </w:r>
           </w:p>
           <w:p>
@@ -18250,7 +18444,329 @@
             <w:pPr>
               <w:spacing w:after="20" w:before="0"/>
             </w:pPr>
-            <w:hyperlink w:history="1" r:id="rIdo8smi2j9tbhsoyibhno0b">
+            <w:hyperlink w:history="1" r:id="rIdsuxjpvpsmwdgtn-uohxno">
+              <w:r>
+                <w:rPr>
+                  <w:rFonts w:ascii="Arial" w:cs="Arial" w:eastAsia="Arial" w:hAnsi="Arial"/>
+                  <w:color w:val="2E75B6"/>
+                  <w:sz w:val="16"/>
+                  <w:szCs w:val="16"/>
+                  <w:u w:val="single" w:color="2E75B6"/>
+                </w:rPr>
+                <w:t xml:space="preserve">Solving Real-World Problems Using Quadratic Equations: A Sample Application</w:t>
+              </w:r>
+            </w:hyperlink>
+          </w:p>
+          <w:p>
+            <w:pPr>
+              <w:spacing w:after="10" w:before="0"/>
+              <w:ind w:left="120"/>
+            </w:pPr>
+            <w:r>
+              <w:rPr>
+                <w:rFonts w:ascii="Arial" w:cs="Arial" w:eastAsia="Arial" w:hAnsi="Arial"/>
+                <w:color w:val="595959"/>
+                <w:sz w:val="14"/>
+                <w:szCs w:val="14"/>
+              </w:rPr>
+              <w:t xml:space="preserve">Source: CK-12</w:t>
+            </w:r>
+          </w:p>
+          <w:p>
+            <w:pPr>
+              <w:spacing w:after="10" w:before="0"/>
+              <w:ind w:left="120"/>
+            </w:pPr>
+            <w:hyperlink w:history="1" r:id="rIdomkranh-3zqivk_ezmyio">
+              <w:r>
+                <w:rPr>
+                  <w:rFonts w:ascii="Arial" w:cs="Arial" w:eastAsia="Arial" w:hAnsi="Arial"/>
+                  <w:color w:val="595959"/>
+                  <w:sz w:val="14"/>
+                  <w:szCs w:val="14"/>
+                  <w:u w:val="single" w:color="595959"/>
+                </w:rPr>
+                <w:t xml:space="preserve">🔍 Search ARES for similar videos</w:t>
+              </w:r>
+            </w:hyperlink>
+          </w:p>
+          <w:p>
+            <w:pPr>
+              <w:spacing w:after="40" w:before="0"/>
+            </w:pPr>
+            <w:r>
+              <w:rPr>
+                <w:sz w:val="14"/>
+                <w:szCs w:val="14"/>
+              </w:rPr>
+              <w:t xml:space="preserve"/>
+            </w:r>
+          </w:p>
+          <w:p>
+            <w:pPr>
+              <w:spacing w:after="20" w:before="0"/>
+            </w:pPr>
+            <w:r>
+              <w:rPr>
+                <w:rFonts w:ascii="Arial" w:cs="Arial" w:eastAsia="Arial" w:hAnsi="Arial"/>
+                <w:b/>
+                <w:bCs/>
+                <w:color w:val="1F3864"/>
+                <w:sz w:val="16"/>
+                <w:szCs w:val="16"/>
+              </w:rPr>
+              <w:t xml:space="preserve">📖 EXERCISE:</w:t>
+            </w:r>
+          </w:p>
+          <w:p>
+            <w:pPr>
+              <w:spacing w:after="20" w:before="0"/>
+            </w:pPr>
+            <w:hyperlink w:history="1" r:id="rIdtaard4kfadouefuyhhtk5">
+              <w:r>
+                <w:rPr>
+                  <w:rFonts w:ascii="Arial" w:cs="Arial" w:eastAsia="Arial" w:hAnsi="Arial"/>
+                  <w:color w:val="2E75B6"/>
+                  <w:sz w:val="16"/>
+                  <w:szCs w:val="16"/>
+                  <w:u w:val="single" w:color="2E75B6"/>
+                </w:rPr>
+                <w:t xml:space="preserve">Quadratics by taking square roots: strategy</w:t>
+              </w:r>
+            </w:hyperlink>
+          </w:p>
+          <w:p>
+            <w:pPr>
+              <w:spacing w:after="20" w:before="0"/>
+            </w:pPr>
+            <w:r>
+              <w:rPr>
+                <w:rFonts w:ascii="Arial" w:cs="Arial" w:eastAsia="Arial" w:hAnsi="Arial"/>
+                <w:i/>
+                <w:iCs/>
+                <w:color w:val="595959"/>
+                <w:sz w:val="16"/>
+                <w:szCs w:val="16"/>
+              </w:rPr>
+              <w:t xml:space="preserve">Related topic: not an exact match for this lesson.</w:t>
+            </w:r>
+          </w:p>
+          <w:p>
+            <w:pPr>
+              <w:spacing w:after="10" w:before="0"/>
+              <w:ind w:left="120"/>
+            </w:pPr>
+            <w:r>
+              <w:rPr>
+                <w:rFonts w:ascii="Arial" w:cs="Arial" w:eastAsia="Arial" w:hAnsi="Arial"/>
+                <w:color w:val="595959"/>
+                <w:sz w:val="14"/>
+                <w:szCs w:val="14"/>
+              </w:rPr>
+              <w:t xml:space="preserve">Source: Khan Academy (English - US curriculum)</w:t>
+            </w:r>
+          </w:p>
+          <w:p>
+            <w:pPr>
+              <w:spacing w:after="10" w:before="0"/>
+              <w:ind w:left="120"/>
+            </w:pPr>
+            <w:hyperlink w:history="1" r:id="rId8lmiedznwta5xm1_xxspd">
+              <w:r>
+                <w:rPr>
+                  <w:rFonts w:ascii="Arial" w:cs="Arial" w:eastAsia="Arial" w:hAnsi="Arial"/>
+                  <w:color w:val="595959"/>
+                  <w:sz w:val="14"/>
+                  <w:szCs w:val="14"/>
+                  <w:u w:val="single" w:color="595959"/>
+                </w:rPr>
+                <w:t xml:space="preserve">🔍 Search ARES for similar readings</w:t>
+              </w:r>
+            </w:hyperlink>
+          </w:p>
+        </w:tc>
+        <w:tc>
+          <w:tcPr>
+            <w:tcW w:type="dxa" w:w="3040"/>
+            <w:shd w:fill="FFFFFF" w:color="auto" w:val="clear"/>
+            <w:tcMar>
+              <w:top w:type="dxa" w:w="60"/>
+              <w:left w:type="dxa" w:w="120"/>
+              <w:bottom w:type="dxa" w:w="60"/>
+              <w:right w:type="dxa" w:w="120"/>
+            </w:tcMar>
+            <w:vAlign w:val="top"/>
+          </w:tcPr>
+          <w:p>
+            <w:pPr>
+              <w:spacing w:after="40" w:before="0"/>
+              <w:jc w:val="left"/>
+            </w:pPr>
+            <w:r>
+              <w:rPr>
+                <w:rFonts w:ascii="Arial" w:cs="Arial" w:eastAsia="Arial" w:hAnsi="Arial"/>
+                <w:b w:val="false"/>
+                <w:bCs w:val="false"/>
+                <w:i w:val="false"/>
+                <w:iCs w:val="false"/>
+                <w:color w:val="000000"/>
+                <w:sz w:val="18"/>
+                <w:szCs w:val="18"/>
+              </w:rPr>
+              <w:t xml:space="preserve">Learners work in groups of 3 to produce a short written explanation answering three prompts: (1) Why does the equation give two answers? (2) What do x = 8 and x = 12 mean for the plot? (3) Are they two different shapes? They draw both plots on grid paper using the 40 cm string loop (1 cm = 1 m): one with width 8 cm and length 12 cm, the other with width 12 cm and length 8 cm, and turn one around to see that they are the same rectangle. They compare with 4 m by 24 m (area 96 m² but needs 56 m of wire) to see why only x and 20 − x pair up with a fixed fence. They check the context rule 0 &lt; x &lt; 20 for both roots. They also link back to the area table (rows x = 8 and x = 12, both 96) and note that the roots add up to 20.</w:t>
+            </w:r>
+          </w:p>
+        </w:tc>
+        <w:tc>
+          <w:tcPr>
+            <w:tcW w:type="dxa" w:w="3040"/>
+            <w:shd w:fill="F2F2F2" w:color="auto" w:val="clear"/>
+            <w:tcMar>
+              <w:top w:type="dxa" w:w="60"/>
+              <w:left w:type="dxa" w:w="120"/>
+              <w:bottom w:type="dxa" w:w="60"/>
+              <w:right w:type="dxa" w:w="120"/>
+            </w:tcMar>
+            <w:vAlign w:val="top"/>
+          </w:tcPr>
+          <w:p>
+            <w:pPr>
+              <w:spacing w:after="40" w:before="0"/>
+              <w:jc w:val="left"/>
+            </w:pPr>
+            <w:r>
+              <w:rPr>
+                <w:rFonts w:ascii="Arial" w:cs="Arial" w:eastAsia="Arial" w:hAnsi="Arial"/>
+                <w:b w:val="false"/>
+                <w:bCs w:val="false"/>
+                <w:i w:val="false"/>
+                <w:iCs w:val="false"/>
+                <w:color w:val="000000"/>
+                <w:sz w:val="18"/>
+                <w:szCs w:val="18"/>
+              </w:rPr>
+              <w:t xml:space="preserve">Say: 'Chebet and Kiprop said two different plots give the same area. Use today's mathematics to settle it.' Give groups 5 minutes with the string loops and grid paper. Circulate and ask: 'What is the length when the width is 8? When the width is 12?' and 'What do you notice about the two roots and the number 20?' WAIT TIME 10 seconds after each question. Then hold a whole-class talk: cold-call 3 groups in turn: 'Is it one plot or two plots?' and press: 'Say it in terms of width and length.' Make sure the language is plain: 'The 8 m by 12 m plot turned round is the same rectangle.' Ask: 'Why do the roots add up to 20?' WAIT TIME 15 seconds, then cold-call 2 learners (width + length = 20, so if x is a width the other root is the length). Show 4 m by 24 m on the board: 'It also has area 96 m², so why is it not on Mama Wanjiru's list?' (Cold-call 2: it needs 56 m of wire, not 40 m.) Finally ask: 'Should we accept every root?' and have learners confirm 8 and 12 both lie between 0 and 20.</w:t>
+            </w:r>
+          </w:p>
+        </w:tc>
+        <w:tc>
+          <w:tcPr>
+            <w:tcW w:type="dxa" w:w="3040"/>
+            <w:shd w:fill="FFFFFF" w:color="auto" w:val="clear"/>
+            <w:tcMar>
+              <w:top w:type="dxa" w:w="60"/>
+              <w:left w:type="dxa" w:w="120"/>
+              <w:bottom w:type="dxa" w:w="60"/>
+              <w:right w:type="dxa" w:w="120"/>
+            </w:tcMar>
+            <w:vAlign w:val="top"/>
+          </w:tcPr>
+          <w:p>
+            <w:pPr>
+              <w:spacing w:after="40" w:before="0"/>
+              <w:jc w:val="left"/>
+            </w:pPr>
+            <w:r>
+              <w:rPr>
+                <w:rFonts w:ascii="Arial" w:cs="Arial" w:eastAsia="Arial" w:hAnsi="Arial"/>
+                <w:b w:val="false"/>
+                <w:bCs w:val="false"/>
+                <w:i w:val="false"/>
+                <w:iCs w:val="false"/>
+                <w:color w:val="000000"/>
+                <w:sz w:val="18"/>
+                <w:szCs w:val="18"/>
+              </w:rPr>
+              <w:t xml:space="preserve">Model-based explanation with physical turning of the string-loop rectangle: manipulating the concrete model resolves the conflict between 'two answers' and 'one plot', and connects the abstract roots to the symmetry seen in the area table. Group talk using sentence frames ('The roots are 8 and 12 because ... This means the plot ...') supports precise mathematical language.</w:t>
+            </w:r>
+          </w:p>
+        </w:tc>
+        <w:tc>
+          <w:tcPr>
+            <w:tcW w:type="dxa" w:w="3040"/>
+            <w:shd w:fill="F2F2F2" w:color="auto" w:val="clear"/>
+            <w:tcMar>
+              <w:top w:type="dxa" w:w="60"/>
+              <w:left w:type="dxa" w:w="120"/>
+              <w:bottom w:type="dxa" w:w="60"/>
+              <w:right w:type="dxa" w:w="120"/>
+            </w:tcMar>
+            <w:vAlign w:val="top"/>
+          </w:tcPr>
+          <w:p>
+            <w:pPr>
+              <w:spacing w:after="40" w:before="0"/>
+              <w:jc w:val="left"/>
+            </w:pPr>
+            <w:r>
+              <w:rPr>
+                <w:rFonts w:ascii="Arial" w:cs="Arial" w:eastAsia="Arial" w:hAnsi="Arial"/>
+                <w:b w:val="false"/>
+                <w:bCs w:val="false"/>
+                <w:i w:val="false"/>
+                <w:iCs w:val="false"/>
+                <w:color w:val="000000"/>
+                <w:sz w:val="18"/>
+                <w:szCs w:val="18"/>
+              </w:rPr>
+              <w:t xml:space="preserve">Use a 1-minute exit explanation on a slip: 'Explain in two sentences why x = 8 and x = 12 are not two different plots.' Success indicator: the learner states that the 8 m by 12 m plot is the same rectangle with width and length swapped, and that width + length = 20 m. Look for the misconception that 'two answers means two different shapes'. At least 75% of slips should include the 'turned round' idea; re-address with the string loop for those who do not.</w:t>
+            </w:r>
+          </w:p>
+        </w:tc>
+      </w:tr>
+      <w:tr>
+        <w:tc>
+          <w:tcPr>
+            <w:tcW w:type="dxa" w:w="1520"/>
+            <w:shd w:fill="FCE4D6" w:color="auto" w:val="clear"/>
+            <w:tcMar>
+              <w:top w:type="dxa" w:w="60"/>
+              <w:left w:type="dxa" w:w="120"/>
+              <w:bottom w:type="dxa" w:w="60"/>
+              <w:right w:type="dxa" w:w="120"/>
+            </w:tcMar>
+            <w:vAlign w:val="top"/>
+          </w:tcPr>
+          <w:p>
+            <w:pPr>
+              <w:spacing w:after="40" w:before="0"/>
+              <w:jc w:val="left"/>
+            </w:pPr>
+            <w:r>
+              <w:rPr>
+                <w:rFonts w:ascii="Arial" w:cs="Arial" w:eastAsia="Arial" w:hAnsi="Arial"/>
+                <w:b/>
+                <w:bCs/>
+                <w:i w:val="false"/>
+                <w:iCs w:val="false"/>
+                <w:color w:val="000000"/>
+                <w:sz w:val="18"/>
+                <w:szCs w:val="18"/>
+              </w:rPr>
+              <w:t xml:space="preserve">Driving Question Board (DQB) Creation</w:t>
+            </w:r>
+          </w:p>
+          <w:p>
+            <w:pPr>
+              <w:spacing w:after="20" w:before="0"/>
+            </w:pPr>
+            <w:r>
+              <w:rPr>
+                <w:rFonts w:ascii="Arial" w:cs="Arial" w:eastAsia="Arial" w:hAnsi="Arial"/>
+                <w:b/>
+                <w:bCs/>
+                <w:color w:val="1F3864"/>
+                <w:sz w:val="16"/>
+                <w:szCs w:val="16"/>
+              </w:rPr>
+              <w:t xml:space="preserve">📹 VIDEO:</w:t>
+            </w:r>
+          </w:p>
+          <w:p>
+            <w:pPr>
+              <w:spacing w:after="20" w:before="0"/>
+            </w:pPr>
+            <w:hyperlink w:history="1" r:id="rIdw7ckanfb3j1g7fqxg9ju-">
               <w:r>
                 <w:rPr>
                   <w:rFonts w:ascii="Arial" w:cs="Arial" w:eastAsia="Arial" w:hAnsi="Arial"/>
@@ -18283,7 +18799,7 @@
               <w:spacing w:after="10" w:before="0"/>
               <w:ind w:left="120"/>
             </w:pPr>
-            <w:hyperlink w:history="1" r:id="rIdvof0ozegjoyzrnsktwg1x">
+            <w:hyperlink w:history="1" r:id="rIdqvmhmfbnpfu3i4oxzzuiy">
               <w:r>
                 <w:rPr>
                   <w:rFonts w:ascii="Arial" w:cs="Arial" w:eastAsia="Arial" w:hAnsi="Arial"/>
@@ -18328,7 +18844,7 @@
             <w:pPr>
               <w:spacing w:after="20" w:before="0"/>
             </w:pPr>
-            <w:hyperlink w:history="1" r:id="rId9ln0lhyl8zl0sqziatqq4">
+            <w:hyperlink w:history="1" r:id="rIdjjtvnzyzbirsdpmlqni7_">
               <w:r>
                 <w:rPr>
                   <w:rFonts w:ascii="Arial" w:cs="Arial" w:eastAsia="Arial" w:hAnsi="Arial"/>
@@ -18337,9 +18853,25 @@
                   <w:szCs w:val="16"/>
                   <w:u w:val="single" w:color="2E75B6"/>
                 </w:rPr>
-                <w:t xml:space="preserve">Zero product property</w:t>
+                <w:t xml:space="preserve">Solving equations graphically: word problems</w:t>
               </w:r>
             </w:hyperlink>
+          </w:p>
+          <w:p>
+            <w:pPr>
+              <w:spacing w:after="20" w:before="0"/>
+            </w:pPr>
+            <w:r>
+              <w:rPr>
+                <w:rFonts w:ascii="Arial" w:cs="Arial" w:eastAsia="Arial" w:hAnsi="Arial"/>
+                <w:i/>
+                <w:iCs/>
+                <w:color w:val="595959"/>
+                <w:sz w:val="16"/>
+                <w:szCs w:val="16"/>
+              </w:rPr>
+              <w:t xml:space="preserve">Related topic: not an exact match for this lesson.</w:t>
+            </w:r>
           </w:p>
           <w:p>
             <w:pPr>
@@ -18361,7 +18893,7 @@
               <w:spacing w:after="10" w:before="0"/>
               <w:ind w:left="120"/>
             </w:pPr>
-            <w:hyperlink w:history="1" r:id="rIdmjwkvcbqbswgz7bfbqfy2">
+            <w:hyperlink w:history="1" r:id="rIdfr0xqwnneq5xgut6i3gpx">
               <w:r>
                 <w:rPr>
                   <w:rFonts w:ascii="Arial" w:cs="Arial" w:eastAsia="Arial" w:hAnsi="Arial"/>
@@ -18403,7 +18935,7 @@
                 <w:sz w:val="18"/>
                 <w:szCs w:val="18"/>
               </w:rPr>
-              <w:t xml:space="preserve">Step 1: Learners write the area equation: x(20 − x) = 96. In pairs they expand the bracket (Lesson 1) and rearrange to standard form, getting 20x − x² = 96, so x² − 20x + 96 = 0. Step 2: Learners recall factorising (Lessons 4 and 5) and find two numbers whose sum is −20 and whose product is 96 (−8 and −12), writing (x − 8)(x − 12) = 0. They check by expanding. Step 3: With a teacher demonstration using strips, learners observe the zero-product property: they are given 'Mystery product cards' where p × q = 0 (e.g. 7 × ? = 0, ? × ? = 0 with one factor 0) and list what must be true. They then apply it: x − 8 = 0 or x − 12 = 0, so x = 8 or x = 12. Step 4: Learners substitute both values into x(20 − x): 8 × 12 = 96 and 12 × 8 = 96. They test a non-root, x = 9, in (x − 8)(x − 12) = 1 × (−3) = −3 ≠ 0, to see that the product is zero only at the roots. They record all in an observation table: step, working, what it shows.</w:t>
+              <w:t xml:space="preserve">Learners return to the class Driving Question Board. In pairs they sort the existing question cards into 'now answered' and 'still open'. They answer the question 'Why do two different widths give the same area?' with an evidence card citing the roots 8 and 12 and the string-loop rectangle. Each learner writes at least one new question on a card, for example: 'What if the target area is 100 m²?', 'What if the target is 105 m²?', 'Does every quadratic equation have two roots?', 'Why is the maximum 100 m²?', 'What if the equation will not factorise?'. Learners place cards on the board under headings: Solving, Context checks, Maximum area, Other situations.</w:t>
             </w:r>
           </w:p>
         </w:tc>
@@ -18435,7 +18967,7 @@
                 <w:sz w:val="18"/>
                 <w:szCs w:val="18"/>
               </w:rPr>
-              <w:t xml:space="preserve">Hand out the observation table and mystery product cards. Say: 'We have a target area of 96 m². Last time we guessed from a table. Today we will use an equation.' Ask: 'What is the length when the width is x?' and cold-call 2 learners (20 − x). Write x(20 − x) = 96 and ask: 'What must I do to get everything on one side equal to zero?' WAIT TIME 10 seconds. Cold-call 3 learners for each step of rearranging. For factorising say: 'Use the sum-and-product method from Lesson 4: which two numbers multiply to give 96 and add to give −20?' WAIT TIME 15 seconds, then pairs list factor pairs of 96 on mini-whiteboards. Check by expanding (x − 8)(x − 12) with 2 volunteers. For zero-product, hold up the card '__ × __ = 0' and ask: 'If two numbers multiply to give 0, what can you say about at least one of them?' WAIT TIME 10 seconds, then cold-call 3 learners. Ask: 'Why can't we say the same for a product equal to 96? For example, if p × q = 96, does p have to be 8?' Walk around and ask 'How do you know it works?' Prompt substitution: 'Put x = 8 and then x = 12 into x(20 − x). What do you get?' Also test x = 9: 'Is (x − 8)(x − 12) zero?'</w:t>
+              <w:t xml:space="preserve">Say: 'Look at our board. Which questions can we cross off or answer now, and what is your evidence?' Cold-call 3 learners to move a question card and read the evidence aloud. WAIT TIME 10 seconds before each cold-call. Say: 'Now write one new question that today's results make you wonder about.' Give 2 minutes. Cold-call 3 learners to read new questions and pose a follow-up: 'Which lesson do you think will help answer this?' Point out that the question about 100 m² and 105 m² will come back in later lessons and that other situations such as a mandazi tray and a thrown ball come next. Do not answer these new questions yet; record them as 'to be investigated'.</w:t>
             </w:r>
           </w:p>
         </w:tc>
@@ -18467,7 +18999,7 @@
                 <w:sz w:val="18"/>
                 <w:szCs w:val="18"/>
               </w:rPr>
-              <w:t xml:space="preserve">Observation table with Claim-Evidence-Reasoning: each row records what was done (claim), the working (evidence) and why it is allowed (reasoning, e.g. 'zero-product property'). Contrasting product = 0 with product = 96 helps learners see why we rearrange to zero before splitting into factors, building the key idea instead of a memorised rule.</w:t>
+              <w:t xml:space="preserve">Driving Question Board: making the growth in understanding visible lets learners track what evidence resolved a question and turns remaining uncertainty into purposeful inquiry for the next lessons.</w:t>
             </w:r>
           </w:p>
         </w:tc>
@@ -18499,7 +19031,7 @@
                 <w:sz w:val="18"/>
                 <w:szCs w:val="18"/>
               </w:rPr>
-              <w:t xml:space="preserve">Check mini-whiteboards: 100% of pairs should write x² − 20x + 96 = 0 correctly. Look for the common error of writing (x + 8)(x + 12) (sign error) or stopping at (x − 8)(x − 12) = 96. Success indicators: learners correct sign errors after the expansion check, at least 80% explain 'one of the brackets must be zero', and learners state that they rearranged to zero first. Record the names of learners who need a Lesson 4 re-teach card.</w:t>
+              <w:t xml:space="preserve">Check the new question cards. Strong questions extend the phenomenon (e.g. what happens at x = 10, what if the target is above 100) rather than repeat what was learned. Success indicator: at least 80% of learners write one new question that links to the fence, the area or the number of roots, and 3 or more pairs can cite specific evidence (the factorised equation or the string-loop rectangle) for a card they moved.</w:t>
             </w:r>
           </w:p>
         </w:tc>
@@ -18508,32 +19040,32 @@
         <w:tc>
           <w:tcPr>
             <w:tcW w:type="dxa" w:w="1520"/>
-            <w:shd w:fill="E2EFDA" w:color="auto" w:val="clear"/>
-            <w:tcMar>
-              <w:top w:type="dxa" w:w="60"/>
-              <w:left w:type="dxa" w:w="120"/>
-              <w:bottom w:type="dxa" w:w="60"/>
-              <w:right w:type="dxa" w:w="120"/>
-            </w:tcMar>
-            <w:vAlign w:val="top"/>
-          </w:tcPr>
-          <w:p>
-            <w:pPr>
-              <w:spacing w:after="40" w:before="0"/>
-              <w:jc w:val="left"/>
-            </w:pPr>
-            <w:r>
-              <w:rPr>
-                <w:rFonts w:ascii="Arial" w:cs="Arial" w:eastAsia="Arial" w:hAnsi="Arial"/>
-                <w:b/>
-                <w:bCs/>
-                <w:i w:val="false"/>
-                <w:iCs w:val="false"/>
-                <w:color w:val="000000"/>
-                <w:sz w:val="18"/>
-                <w:szCs w:val="18"/>
-              </w:rPr>
-              <w:t xml:space="preserve">Explain Phase</w:t>
+            <w:shd w:fill="D5E8F0" w:color="auto" w:val="clear"/>
+            <w:tcMar>
+              <w:top w:type="dxa" w:w="60"/>
+              <w:left w:type="dxa" w:w="120"/>
+              <w:bottom w:type="dxa" w:w="60"/>
+              <w:right w:type="dxa" w:w="120"/>
+            </w:tcMar>
+            <w:vAlign w:val="top"/>
+          </w:tcPr>
+          <w:p>
+            <w:pPr>
+              <w:spacing w:after="40" w:before="0"/>
+              <w:jc w:val="left"/>
+            </w:pPr>
+            <w:r>
+              <w:rPr>
+                <w:rFonts w:ascii="Arial" w:cs="Arial" w:eastAsia="Arial" w:hAnsi="Arial"/>
+                <w:b/>
+                <w:bCs/>
+                <w:i w:val="false"/>
+                <w:iCs w:val="false"/>
+                <w:color w:val="000000"/>
+                <w:sz w:val="18"/>
+                <w:szCs w:val="18"/>
+              </w:rPr>
+              <w:t xml:space="preserve">Model Building Phase</w:t>
             </w:r>
           </w:p>
           <w:p>
@@ -18556,7 +19088,7 @@
             <w:pPr>
               <w:spacing w:after="20" w:before="0"/>
             </w:pPr>
-            <w:hyperlink w:history="1" r:id="rIdeqltprpbkyc-p2l9xfp7v">
+            <w:hyperlink w:history="1" r:id="rIdmqodzabwe9vhu6daylvnl">
               <w:r>
                 <w:rPr>
                   <w:rFonts w:ascii="Arial" w:cs="Arial" w:eastAsia="Arial" w:hAnsi="Arial"/>
@@ -18605,7 +19137,7 @@
               <w:spacing w:after="10" w:before="0"/>
               <w:ind w:left="120"/>
             </w:pPr>
-            <w:hyperlink w:history="1" r:id="rId5f5lhycietun6iwtcclso">
+            <w:hyperlink w:history="1" r:id="rIdeetexy9y9og2ovzjemb9i">
               <w:r>
                 <w:rPr>
                   <w:rFonts w:ascii="Arial" w:cs="Arial" w:eastAsia="Arial" w:hAnsi="Arial"/>
@@ -18650,683 +19182,7 @@
             <w:pPr>
               <w:spacing w:after="20" w:before="0"/>
             </w:pPr>
-            <w:hyperlink w:history="1" r:id="rIdgoddot4pdobqksjmiiqq9">
-              <w:r>
-                <w:rPr>
-                  <w:rFonts w:ascii="Arial" w:cs="Arial" w:eastAsia="Arial" w:hAnsi="Arial"/>
-                  <w:color w:val="2E75B6"/>
-                  <w:sz w:val="16"/>
-                  <w:szCs w:val="16"/>
-                  <w:u w:val="single" w:color="2E75B6"/>
-                </w:rPr>
-                <w:t xml:space="preserve">Quadratics by taking square roots: strategy</w:t>
-              </w:r>
-            </w:hyperlink>
-          </w:p>
-          <w:p>
-            <w:pPr>
-              <w:spacing w:after="20" w:before="0"/>
-            </w:pPr>
-            <w:r>
-              <w:rPr>
-                <w:rFonts w:ascii="Arial" w:cs="Arial" w:eastAsia="Arial" w:hAnsi="Arial"/>
-                <w:i/>
-                <w:iCs/>
-                <w:color w:val="595959"/>
-                <w:sz w:val="16"/>
-                <w:szCs w:val="16"/>
-              </w:rPr>
-              <w:t xml:space="preserve">Related topic: not an exact match for this lesson.</w:t>
-            </w:r>
-          </w:p>
-          <w:p>
-            <w:pPr>
-              <w:spacing w:after="10" w:before="0"/>
-              <w:ind w:left="120"/>
-            </w:pPr>
-            <w:r>
-              <w:rPr>
-                <w:rFonts w:ascii="Arial" w:cs="Arial" w:eastAsia="Arial" w:hAnsi="Arial"/>
-                <w:color w:val="595959"/>
-                <w:sz w:val="14"/>
-                <w:szCs w:val="14"/>
-              </w:rPr>
-              <w:t xml:space="preserve">Source: Khan Academy (English - US curriculum)</w:t>
-            </w:r>
-          </w:p>
-          <w:p>
-            <w:pPr>
-              <w:spacing w:after="10" w:before="0"/>
-              <w:ind w:left="120"/>
-            </w:pPr>
-            <w:hyperlink w:history="1" r:id="rIdsy1--vgq0ocxwgpyb0qos">
-              <w:r>
-                <w:rPr>
-                  <w:rFonts w:ascii="Arial" w:cs="Arial" w:eastAsia="Arial" w:hAnsi="Arial"/>
-                  <w:color w:val="595959"/>
-                  <w:sz w:val="14"/>
-                  <w:szCs w:val="14"/>
-                  <w:u w:val="single" w:color="595959"/>
-                </w:rPr>
-                <w:t xml:space="preserve">🔍 Search ARES for similar readings</w:t>
-              </w:r>
-            </w:hyperlink>
-          </w:p>
-        </w:tc>
-        <w:tc>
-          <w:tcPr>
-            <w:tcW w:type="dxa" w:w="3040"/>
-            <w:shd w:fill="FFFFFF" w:color="auto" w:val="clear"/>
-            <w:tcMar>
-              <w:top w:type="dxa" w:w="60"/>
-              <w:left w:type="dxa" w:w="120"/>
-              <w:bottom w:type="dxa" w:w="60"/>
-              <w:right w:type="dxa" w:w="120"/>
-            </w:tcMar>
-            <w:vAlign w:val="top"/>
-          </w:tcPr>
-          <w:p>
-            <w:pPr>
-              <w:spacing w:after="40" w:before="0"/>
-              <w:jc w:val="left"/>
-            </w:pPr>
-            <w:r>
-              <w:rPr>
-                <w:rFonts w:ascii="Arial" w:cs="Arial" w:eastAsia="Arial" w:hAnsi="Arial"/>
-                <w:b w:val="false"/>
-                <w:bCs w:val="false"/>
-                <w:i w:val="false"/>
-                <w:iCs w:val="false"/>
-                <w:color w:val="000000"/>
-                <w:sz w:val="18"/>
-                <w:szCs w:val="18"/>
-              </w:rPr>
-              <w:t xml:space="preserve">Learners work in groups of 3 to produce a short written explanation answering three prompts: (1) Why does the equation give two answers? (2) What do x = 8 and x = 12 mean for the plot? (3) Are they two different shapes? They draw both plots on grid paper using the 40 cm string loop (1 cm = 1 m): one with width 8 cm and length 12 cm, the other with width 12 cm and length 8 cm, and turn one around to see that they are the same rectangle. They compare with 4 m by 24 m (area 96 m² but needs 56 m of wire) to see why only x and 20 − x pair up with a fixed fence. They check the context rule 0 &lt; x &lt; 20 for both roots. They also link back to the area table (rows x = 8 and x = 12, both 96) and note that the roots add up to 20.</w:t>
-            </w:r>
-          </w:p>
-        </w:tc>
-        <w:tc>
-          <w:tcPr>
-            <w:tcW w:type="dxa" w:w="3040"/>
-            <w:shd w:fill="F2F2F2" w:color="auto" w:val="clear"/>
-            <w:tcMar>
-              <w:top w:type="dxa" w:w="60"/>
-              <w:left w:type="dxa" w:w="120"/>
-              <w:bottom w:type="dxa" w:w="60"/>
-              <w:right w:type="dxa" w:w="120"/>
-            </w:tcMar>
-            <w:vAlign w:val="top"/>
-          </w:tcPr>
-          <w:p>
-            <w:pPr>
-              <w:spacing w:after="40" w:before="0"/>
-              <w:jc w:val="left"/>
-            </w:pPr>
-            <w:r>
-              <w:rPr>
-                <w:rFonts w:ascii="Arial" w:cs="Arial" w:eastAsia="Arial" w:hAnsi="Arial"/>
-                <w:b w:val="false"/>
-                <w:bCs w:val="false"/>
-                <w:i w:val="false"/>
-                <w:iCs w:val="false"/>
-                <w:color w:val="000000"/>
-                <w:sz w:val="18"/>
-                <w:szCs w:val="18"/>
-              </w:rPr>
-              <w:t xml:space="preserve">Say: 'Chebet and Kiprop said two different plots give the same area. Use today's mathematics to settle it.' Give groups 5 minutes with the string loops and grid paper. Circulate and ask: 'What is the length when the width is 8? When the width is 12?' and 'What do you notice about the two roots and the number 20?' WAIT TIME 10 seconds after each question. Then hold a whole-class talk: cold-call 3 groups in turn: 'Is it one plot or two plots?' and press: 'Say it in terms of width and length.' Make sure the language is plain: 'The 8 m by 12 m plot turned round is the same rectangle.' Ask: 'Why do the roots add up to 20?' WAIT TIME 15 seconds, then cold-call 2 learners (width + length = 20, so if x is a width the other root is the length). Show 4 m by 24 m on the board: 'It also has area 96 m², so why is it not on Mama Wanjiru's list?' (Cold-call 2: it needs 56 m of wire, not 40 m.) Finally ask: 'Should we accept every root?' and have learners confirm 8 and 12 both lie between 0 and 20.</w:t>
-            </w:r>
-          </w:p>
-        </w:tc>
-        <w:tc>
-          <w:tcPr>
-            <w:tcW w:type="dxa" w:w="3040"/>
-            <w:shd w:fill="FFFFFF" w:color="auto" w:val="clear"/>
-            <w:tcMar>
-              <w:top w:type="dxa" w:w="60"/>
-              <w:left w:type="dxa" w:w="120"/>
-              <w:bottom w:type="dxa" w:w="60"/>
-              <w:right w:type="dxa" w:w="120"/>
-            </w:tcMar>
-            <w:vAlign w:val="top"/>
-          </w:tcPr>
-          <w:p>
-            <w:pPr>
-              <w:spacing w:after="40" w:before="0"/>
-              <w:jc w:val="left"/>
-            </w:pPr>
-            <w:r>
-              <w:rPr>
-                <w:rFonts w:ascii="Arial" w:cs="Arial" w:eastAsia="Arial" w:hAnsi="Arial"/>
-                <w:b w:val="false"/>
-                <w:bCs w:val="false"/>
-                <w:i w:val="false"/>
-                <w:iCs w:val="false"/>
-                <w:color w:val="000000"/>
-                <w:sz w:val="18"/>
-                <w:szCs w:val="18"/>
-              </w:rPr>
-              <w:t xml:space="preserve">Model-based explanation with physical turning of the string-loop rectangle: manipulating the concrete model resolves the conflict between 'two answers' and 'one plot', and connects the abstract roots to the symmetry seen in the area table. Group talk using sentence frames ('The roots are 8 and 12 because ... This means the plot ...') supports precise mathematical language.</w:t>
-            </w:r>
-          </w:p>
-        </w:tc>
-        <w:tc>
-          <w:tcPr>
-            <w:tcW w:type="dxa" w:w="3040"/>
-            <w:shd w:fill="F2F2F2" w:color="auto" w:val="clear"/>
-            <w:tcMar>
-              <w:top w:type="dxa" w:w="60"/>
-              <w:left w:type="dxa" w:w="120"/>
-              <w:bottom w:type="dxa" w:w="60"/>
-              <w:right w:type="dxa" w:w="120"/>
-            </w:tcMar>
-            <w:vAlign w:val="top"/>
-          </w:tcPr>
-          <w:p>
-            <w:pPr>
-              <w:spacing w:after="40" w:before="0"/>
-              <w:jc w:val="left"/>
-            </w:pPr>
-            <w:r>
-              <w:rPr>
-                <w:rFonts w:ascii="Arial" w:cs="Arial" w:eastAsia="Arial" w:hAnsi="Arial"/>
-                <w:b w:val="false"/>
-                <w:bCs w:val="false"/>
-                <w:i w:val="false"/>
-                <w:iCs w:val="false"/>
-                <w:color w:val="000000"/>
-                <w:sz w:val="18"/>
-                <w:szCs w:val="18"/>
-              </w:rPr>
-              <w:t xml:space="preserve">Use a 1-minute exit explanation on a slip: 'Explain in two sentences why x = 8 and x = 12 are not two different plots.' Success indicator: the learner states that the 8 m by 12 m plot is the same rectangle with width and length swapped, and that width + length = 20 m. Look for the misconception that 'two answers means two different shapes'. At least 75% of slips should include the 'turned round' idea; re-address with the string loop for those who do not.</w:t>
-            </w:r>
-          </w:p>
-        </w:tc>
-      </w:tr>
-      <w:tr>
-        <w:tc>
-          <w:tcPr>
-            <w:tcW w:type="dxa" w:w="1520"/>
-            <w:shd w:fill="FCE4D6" w:color="auto" w:val="clear"/>
-            <w:tcMar>
-              <w:top w:type="dxa" w:w="60"/>
-              <w:left w:type="dxa" w:w="120"/>
-              <w:bottom w:type="dxa" w:w="60"/>
-              <w:right w:type="dxa" w:w="120"/>
-            </w:tcMar>
-            <w:vAlign w:val="top"/>
-          </w:tcPr>
-          <w:p>
-            <w:pPr>
-              <w:spacing w:after="40" w:before="0"/>
-              <w:jc w:val="left"/>
-            </w:pPr>
-            <w:r>
-              <w:rPr>
-                <w:rFonts w:ascii="Arial" w:cs="Arial" w:eastAsia="Arial" w:hAnsi="Arial"/>
-                <w:b/>
-                <w:bCs/>
-                <w:i w:val="false"/>
-                <w:iCs w:val="false"/>
-                <w:color w:val="000000"/>
-                <w:sz w:val="18"/>
-                <w:szCs w:val="18"/>
-              </w:rPr>
-              <w:t xml:space="preserve">Driving Question Board (DQB) Creation</w:t>
-            </w:r>
-          </w:p>
-          <w:p>
-            <w:pPr>
-              <w:spacing w:after="20" w:before="0"/>
-            </w:pPr>
-            <w:r>
-              <w:rPr>
-                <w:rFonts w:ascii="Arial" w:cs="Arial" w:eastAsia="Arial" w:hAnsi="Arial"/>
-                <w:b/>
-                <w:bCs/>
-                <w:color w:val="1F3864"/>
-                <w:sz w:val="16"/>
-                <w:szCs w:val="16"/>
-              </w:rPr>
-              <w:t xml:space="preserve">📹 VIDEO:</w:t>
-            </w:r>
-          </w:p>
-          <w:p>
-            <w:pPr>
-              <w:spacing w:after="20" w:before="0"/>
-            </w:pPr>
-            <w:hyperlink w:history="1" r:id="rIdje0qzw3eifv1ofddbfb0a">
-              <w:r>
-                <w:rPr>
-                  <w:rFonts w:ascii="Arial" w:cs="Arial" w:eastAsia="Arial" w:hAnsi="Arial"/>
-                  <w:color w:val="2E75B6"/>
-                  <w:sz w:val="16"/>
-                  <w:szCs w:val="16"/>
-                  <w:u w:val="single" w:color="2E75B6"/>
-                </w:rPr>
-                <w:t xml:space="preserve">Strategy in solving quadratic equations</w:t>
-              </w:r>
-            </w:hyperlink>
-          </w:p>
-          <w:p>
-            <w:pPr>
-              <w:spacing w:after="20" w:before="0"/>
-            </w:pPr>
-            <w:r>
-              <w:rPr>
-                <w:rFonts w:ascii="Arial" w:cs="Arial" w:eastAsia="Arial" w:hAnsi="Arial"/>
-                <w:i/>
-                <w:iCs/>
-                <w:color w:val="595959"/>
-                <w:sz w:val="16"/>
-                <w:szCs w:val="16"/>
-              </w:rPr>
-              <w:t xml:space="preserve">Related topic: not an exact match for this lesson.</w:t>
-            </w:r>
-          </w:p>
-          <w:p>
-            <w:pPr>
-              <w:spacing w:after="10" w:before="0"/>
-              <w:ind w:left="120"/>
-            </w:pPr>
-            <w:r>
-              <w:rPr>
-                <w:rFonts w:ascii="Arial" w:cs="Arial" w:eastAsia="Arial" w:hAnsi="Arial"/>
-                <w:color w:val="595959"/>
-                <w:sz w:val="14"/>
-                <w:szCs w:val="14"/>
-              </w:rPr>
-              <w:t xml:space="preserve">Source: Khan Academy (English - US curriculum)</w:t>
-            </w:r>
-          </w:p>
-          <w:p>
-            <w:pPr>
-              <w:spacing w:after="10" w:before="0"/>
-              <w:ind w:left="120"/>
-            </w:pPr>
-            <w:hyperlink w:history="1" r:id="rIdvvj8onhnahztrbs1vznc-">
-              <w:r>
-                <w:rPr>
-                  <w:rFonts w:ascii="Arial" w:cs="Arial" w:eastAsia="Arial" w:hAnsi="Arial"/>
-                  <w:color w:val="595959"/>
-                  <w:sz w:val="14"/>
-                  <w:szCs w:val="14"/>
-                  <w:u w:val="single" w:color="595959"/>
-                </w:rPr>
-                <w:t xml:space="preserve">🔍 Search ARES for similar videos</w:t>
-              </w:r>
-            </w:hyperlink>
-          </w:p>
-          <w:p>
-            <w:pPr>
-              <w:spacing w:after="40" w:before="0"/>
-            </w:pPr>
-            <w:r>
-              <w:rPr>
-                <w:sz w:val="14"/>
-                <w:szCs w:val="14"/>
-              </w:rPr>
-              <w:t xml:space="preserve"/>
-            </w:r>
-          </w:p>
-          <w:p>
-            <w:pPr>
-              <w:spacing w:after="20" w:before="0"/>
-            </w:pPr>
-            <w:r>
-              <w:rPr>
-                <w:rFonts w:ascii="Arial" w:cs="Arial" w:eastAsia="Arial" w:hAnsi="Arial"/>
-                <w:b/>
-                <w:bCs/>
-                <w:color w:val="1F3864"/>
-                <w:sz w:val="16"/>
-                <w:szCs w:val="16"/>
-              </w:rPr>
-              <w:t xml:space="preserve">📖 EXERCISE:</w:t>
-            </w:r>
-          </w:p>
-          <w:p>
-            <w:pPr>
-              <w:spacing w:after="20" w:before="0"/>
-            </w:pPr>
-            <w:hyperlink w:history="1" r:id="rIdc5-idulo6u5lih2vlpanm">
-              <w:r>
-                <w:rPr>
-                  <w:rFonts w:ascii="Arial" w:cs="Arial" w:eastAsia="Arial" w:hAnsi="Arial"/>
-                  <w:color w:val="2E75B6"/>
-                  <w:sz w:val="16"/>
-                  <w:szCs w:val="16"/>
-                  <w:u w:val="single" w:color="2E75B6"/>
-                </w:rPr>
-                <w:t xml:space="preserve">Solving equations graphically: word problems</w:t>
-              </w:r>
-            </w:hyperlink>
-          </w:p>
-          <w:p>
-            <w:pPr>
-              <w:spacing w:after="20" w:before="0"/>
-            </w:pPr>
-            <w:r>
-              <w:rPr>
-                <w:rFonts w:ascii="Arial" w:cs="Arial" w:eastAsia="Arial" w:hAnsi="Arial"/>
-                <w:i/>
-                <w:iCs/>
-                <w:color w:val="595959"/>
-                <w:sz w:val="16"/>
-                <w:szCs w:val="16"/>
-              </w:rPr>
-              <w:t xml:space="preserve">Related topic: not an exact match for this lesson.</w:t>
-            </w:r>
-          </w:p>
-          <w:p>
-            <w:pPr>
-              <w:spacing w:after="10" w:before="0"/>
-              <w:ind w:left="120"/>
-            </w:pPr>
-            <w:r>
-              <w:rPr>
-                <w:rFonts w:ascii="Arial" w:cs="Arial" w:eastAsia="Arial" w:hAnsi="Arial"/>
-                <w:color w:val="595959"/>
-                <w:sz w:val="14"/>
-                <w:szCs w:val="14"/>
-              </w:rPr>
-              <w:t xml:space="preserve">Source: Khan Academy (English - US curriculum)</w:t>
-            </w:r>
-          </w:p>
-          <w:p>
-            <w:pPr>
-              <w:spacing w:after="10" w:before="0"/>
-              <w:ind w:left="120"/>
-            </w:pPr>
-            <w:hyperlink w:history="1" r:id="rIdl0ipjjdqfppy5aiwatcex">
-              <w:r>
-                <w:rPr>
-                  <w:rFonts w:ascii="Arial" w:cs="Arial" w:eastAsia="Arial" w:hAnsi="Arial"/>
-                  <w:color w:val="595959"/>
-                  <w:sz w:val="14"/>
-                  <w:szCs w:val="14"/>
-                  <w:u w:val="single" w:color="595959"/>
-                </w:rPr>
-                <w:t xml:space="preserve">🔍 Search ARES for similar readings</w:t>
-              </w:r>
-            </w:hyperlink>
-          </w:p>
-        </w:tc>
-        <w:tc>
-          <w:tcPr>
-            <w:tcW w:type="dxa" w:w="3040"/>
-            <w:shd w:fill="FFFFFF" w:color="auto" w:val="clear"/>
-            <w:tcMar>
-              <w:top w:type="dxa" w:w="60"/>
-              <w:left w:type="dxa" w:w="120"/>
-              <w:bottom w:type="dxa" w:w="60"/>
-              <w:right w:type="dxa" w:w="120"/>
-            </w:tcMar>
-            <w:vAlign w:val="top"/>
-          </w:tcPr>
-          <w:p>
-            <w:pPr>
-              <w:spacing w:after="40" w:before="0"/>
-              <w:jc w:val="left"/>
-            </w:pPr>
-            <w:r>
-              <w:rPr>
-                <w:rFonts w:ascii="Arial" w:cs="Arial" w:eastAsia="Arial" w:hAnsi="Arial"/>
-                <w:b w:val="false"/>
-                <w:bCs w:val="false"/>
-                <w:i w:val="false"/>
-                <w:iCs w:val="false"/>
-                <w:color w:val="000000"/>
-                <w:sz w:val="18"/>
-                <w:szCs w:val="18"/>
-              </w:rPr>
-              <w:t xml:space="preserve">Learners return to the class Driving Question Board. In pairs they sort the existing question cards into 'now answered' and 'still open'. They answer the question 'Why do two different widths give the same area?' with an evidence card citing the roots 8 and 12 and the string-loop rectangle. Each learner writes at least one new question on a card, for example: 'What if the target area is 100 m²?', 'What if the target is 105 m²?', 'Does every quadratic equation have two roots?', 'Why is the maximum 100 m²?', 'What if the equation will not factorise?'. Learners place cards on the board under headings: Solving, Context checks, Maximum area, Other situations.</w:t>
-            </w:r>
-          </w:p>
-        </w:tc>
-        <w:tc>
-          <w:tcPr>
-            <w:tcW w:type="dxa" w:w="3040"/>
-            <w:shd w:fill="F2F2F2" w:color="auto" w:val="clear"/>
-            <w:tcMar>
-              <w:top w:type="dxa" w:w="60"/>
-              <w:left w:type="dxa" w:w="120"/>
-              <w:bottom w:type="dxa" w:w="60"/>
-              <w:right w:type="dxa" w:w="120"/>
-            </w:tcMar>
-            <w:vAlign w:val="top"/>
-          </w:tcPr>
-          <w:p>
-            <w:pPr>
-              <w:spacing w:after="40" w:before="0"/>
-              <w:jc w:val="left"/>
-            </w:pPr>
-            <w:r>
-              <w:rPr>
-                <w:rFonts w:ascii="Arial" w:cs="Arial" w:eastAsia="Arial" w:hAnsi="Arial"/>
-                <w:b w:val="false"/>
-                <w:bCs w:val="false"/>
-                <w:i w:val="false"/>
-                <w:iCs w:val="false"/>
-                <w:color w:val="000000"/>
-                <w:sz w:val="18"/>
-                <w:szCs w:val="18"/>
-              </w:rPr>
-              <w:t xml:space="preserve">Say: 'Look at our board. Which questions can we cross off or answer now, and what is your evidence?' Cold-call 3 learners to move a question card and read the evidence aloud. WAIT TIME 10 seconds before each cold-call. Say: 'Now write one new question that today's results make you wonder about.' Give 2 minutes. Cold-call 3 learners to read new questions and pose a follow-up: 'Which lesson do you think will help answer this?' Point out that the question about 100 m² and 105 m² will come back in later lessons and that other situations such as a mandazi tray and a thrown ball come next. Do not answer these new questions yet; record them as 'to be investigated'.</w:t>
-            </w:r>
-          </w:p>
-        </w:tc>
-        <w:tc>
-          <w:tcPr>
-            <w:tcW w:type="dxa" w:w="3040"/>
-            <w:shd w:fill="FFFFFF" w:color="auto" w:val="clear"/>
-            <w:tcMar>
-              <w:top w:type="dxa" w:w="60"/>
-              <w:left w:type="dxa" w:w="120"/>
-              <w:bottom w:type="dxa" w:w="60"/>
-              <w:right w:type="dxa" w:w="120"/>
-            </w:tcMar>
-            <w:vAlign w:val="top"/>
-          </w:tcPr>
-          <w:p>
-            <w:pPr>
-              <w:spacing w:after="40" w:before="0"/>
-              <w:jc w:val="left"/>
-            </w:pPr>
-            <w:r>
-              <w:rPr>
-                <w:rFonts w:ascii="Arial" w:cs="Arial" w:eastAsia="Arial" w:hAnsi="Arial"/>
-                <w:b w:val="false"/>
-                <w:bCs w:val="false"/>
-                <w:i w:val="false"/>
-                <w:iCs w:val="false"/>
-                <w:color w:val="000000"/>
-                <w:sz w:val="18"/>
-                <w:szCs w:val="18"/>
-              </w:rPr>
-              <w:t xml:space="preserve">Driving Question Board: making the growth in understanding visible lets learners track what evidence resolved a question and turns remaining uncertainty into purposeful inquiry for the next lessons.</w:t>
-            </w:r>
-          </w:p>
-        </w:tc>
-        <w:tc>
-          <w:tcPr>
-            <w:tcW w:type="dxa" w:w="3040"/>
-            <w:shd w:fill="F2F2F2" w:color="auto" w:val="clear"/>
-            <w:tcMar>
-              <w:top w:type="dxa" w:w="60"/>
-              <w:left w:type="dxa" w:w="120"/>
-              <w:bottom w:type="dxa" w:w="60"/>
-              <w:right w:type="dxa" w:w="120"/>
-            </w:tcMar>
-            <w:vAlign w:val="top"/>
-          </w:tcPr>
-          <w:p>
-            <w:pPr>
-              <w:spacing w:after="40" w:before="0"/>
-              <w:jc w:val="left"/>
-            </w:pPr>
-            <w:r>
-              <w:rPr>
-                <w:rFonts w:ascii="Arial" w:cs="Arial" w:eastAsia="Arial" w:hAnsi="Arial"/>
-                <w:b w:val="false"/>
-                <w:bCs w:val="false"/>
-                <w:i w:val="false"/>
-                <w:iCs w:val="false"/>
-                <w:color w:val="000000"/>
-                <w:sz w:val="18"/>
-                <w:szCs w:val="18"/>
-              </w:rPr>
-              <w:t xml:space="preserve">Check the new question cards. Strong questions extend the phenomenon (e.g. what happens at x = 10, what if the target is above 100) rather than repeat what was learned. Success indicator: at least 80% of learners write one new question that links to the fence, the area or the number of roots, and 3 or more pairs can cite specific evidence (the factorised equation or the string-loop rectangle) for a card they moved.</w:t>
-            </w:r>
-          </w:p>
-        </w:tc>
-      </w:tr>
-      <w:tr>
-        <w:tc>
-          <w:tcPr>
-            <w:tcW w:type="dxa" w:w="1520"/>
-            <w:shd w:fill="D5E8F0" w:color="auto" w:val="clear"/>
-            <w:tcMar>
-              <w:top w:type="dxa" w:w="60"/>
-              <w:left w:type="dxa" w:w="120"/>
-              <w:bottom w:type="dxa" w:w="60"/>
-              <w:right w:type="dxa" w:w="120"/>
-            </w:tcMar>
-            <w:vAlign w:val="top"/>
-          </w:tcPr>
-          <w:p>
-            <w:pPr>
-              <w:spacing w:after="40" w:before="0"/>
-              <w:jc w:val="left"/>
-            </w:pPr>
-            <w:r>
-              <w:rPr>
-                <w:rFonts w:ascii="Arial" w:cs="Arial" w:eastAsia="Arial" w:hAnsi="Arial"/>
-                <w:b/>
-                <w:bCs/>
-                <w:i w:val="false"/>
-                <w:iCs w:val="false"/>
-                <w:color w:val="000000"/>
-                <w:sz w:val="18"/>
-                <w:szCs w:val="18"/>
-              </w:rPr>
-              <w:t xml:space="preserve">Model Building Phase</w:t>
-            </w:r>
-          </w:p>
-          <w:p>
-            <w:pPr>
-              <w:spacing w:after="20" w:before="0"/>
-            </w:pPr>
-            <w:r>
-              <w:rPr>
-                <w:rFonts w:ascii="Arial" w:cs="Arial" w:eastAsia="Arial" w:hAnsi="Arial"/>
-                <w:b/>
-                <w:bCs/>
-                <w:color w:val="1F3864"/>
-                <w:sz w:val="16"/>
-                <w:szCs w:val="16"/>
-              </w:rPr>
-              <w:t xml:space="preserve">📹 VIDEO:</w:t>
-            </w:r>
-          </w:p>
-          <w:p>
-            <w:pPr>
-              <w:spacing w:after="20" w:before="0"/>
-            </w:pPr>
-            <w:hyperlink w:history="1" r:id="rIdc6cp9t-der2gd3dyeinz0">
-              <w:r>
-                <w:rPr>
-                  <w:rFonts w:ascii="Arial" w:cs="Arial" w:eastAsia="Arial" w:hAnsi="Arial"/>
-                  <w:color w:val="2E75B6"/>
-                  <w:sz w:val="16"/>
-                  <w:szCs w:val="16"/>
-                  <w:u w:val="single" w:color="2E75B6"/>
-                </w:rPr>
-                <w:t xml:space="preserve">Solving equations by graphing: word problems</w:t>
-              </w:r>
-            </w:hyperlink>
-          </w:p>
-          <w:p>
-            <w:pPr>
-              <w:spacing w:after="20" w:before="0"/>
-            </w:pPr>
-            <w:r>
-              <w:rPr>
-                <w:rFonts w:ascii="Arial" w:cs="Arial" w:eastAsia="Arial" w:hAnsi="Arial"/>
-                <w:i/>
-                <w:iCs/>
-                <w:color w:val="595959"/>
-                <w:sz w:val="16"/>
-                <w:szCs w:val="16"/>
-              </w:rPr>
-              <w:t xml:space="preserve">Related topic: not an exact match for this lesson.</w:t>
-            </w:r>
-          </w:p>
-          <w:p>
-            <w:pPr>
-              <w:spacing w:after="10" w:before="0"/>
-              <w:ind w:left="120"/>
-            </w:pPr>
-            <w:r>
-              <w:rPr>
-                <w:rFonts w:ascii="Arial" w:cs="Arial" w:eastAsia="Arial" w:hAnsi="Arial"/>
-                <w:color w:val="595959"/>
-                <w:sz w:val="14"/>
-                <w:szCs w:val="14"/>
-              </w:rPr>
-              <w:t xml:space="preserve">Source: Khan Academy (English - US curriculum)</w:t>
-            </w:r>
-          </w:p>
-          <w:p>
-            <w:pPr>
-              <w:spacing w:after="10" w:before="0"/>
-              <w:ind w:left="120"/>
-            </w:pPr>
-            <w:hyperlink w:history="1" r:id="rIdzg2kx3wkzbx-3uxxpzyyz">
-              <w:r>
-                <w:rPr>
-                  <w:rFonts w:ascii="Arial" w:cs="Arial" w:eastAsia="Arial" w:hAnsi="Arial"/>
-                  <w:color w:val="595959"/>
-                  <w:sz w:val="14"/>
-                  <w:szCs w:val="14"/>
-                  <w:u w:val="single" w:color="595959"/>
-                </w:rPr>
-                <w:t xml:space="preserve">🔍 Search ARES for similar videos</w:t>
-              </w:r>
-            </w:hyperlink>
-          </w:p>
-          <w:p>
-            <w:pPr>
-              <w:spacing w:after="40" w:before="0"/>
-            </w:pPr>
-            <w:r>
-              <w:rPr>
-                <w:sz w:val="14"/>
-                <w:szCs w:val="14"/>
-              </w:rPr>
-              <w:t xml:space="preserve"/>
-            </w:r>
-          </w:p>
-          <w:p>
-            <w:pPr>
-              <w:spacing w:after="20" w:before="0"/>
-            </w:pPr>
-            <w:r>
-              <w:rPr>
-                <w:rFonts w:ascii="Arial" w:cs="Arial" w:eastAsia="Arial" w:hAnsi="Arial"/>
-                <w:b/>
-                <w:bCs/>
-                <w:color w:val="1F3864"/>
-                <w:sz w:val="16"/>
-                <w:szCs w:val="16"/>
-              </w:rPr>
-              <w:t xml:space="preserve">📖 EXERCISE:</w:t>
-            </w:r>
-          </w:p>
-          <w:p>
-            <w:pPr>
-              <w:spacing w:after="20" w:before="0"/>
-            </w:pPr>
-            <w:hyperlink w:history="1" r:id="rId6-vfza-66ydp7_8vwiryd">
+            <w:hyperlink w:history="1" r:id="rIdjuf4nfqkme-t7fsd9eail">
               <w:r>
                 <w:rPr>
                   <w:rFonts w:ascii="Arial" w:cs="Arial" w:eastAsia="Arial" w:hAnsi="Arial"/>
@@ -19375,7 +19231,7 @@
               <w:spacing w:after="10" w:before="0"/>
               <w:ind w:left="120"/>
             </w:pPr>
-            <w:hyperlink w:history="1" r:id="rId2-lce9sv42avlak4i5gqp">
+            <w:hyperlink w:history="1" r:id="rIdpg_xfeyqmmpjnqsoq8nnq">
               <w:r>
                 <w:rPr>
                   <w:rFonts w:ascii="Arial" w:cs="Arial" w:eastAsia="Arial" w:hAnsi="Arial"/>
@@ -19887,7 +19743,7 @@
         </w:rPr>
         <w:t xml:space="preserve">© 2026 SeaVuria and ARES. Aligned with KICD objectives. Developed by SeaVuria; technical implementation by ARES (with AI assistance from Claude). Licensed under </w:t>
       </w:r>
-      <w:hyperlink w:history="1" r:id="rIde2ein1j01tri7utilh81f">
+      <w:hyperlink w:history="1" r:id="rIdswsqrp0fgytb1ofofyob7">
         <w:r>
           <w:rPr>
             <w:rFonts w:ascii="Arial" w:cs="Arial" w:eastAsia="Arial" w:hAnsi="Arial"/>
@@ -19908,7 +19764,7 @@
         </w:rPr>
         <w:t xml:space="preserve"> (</w:t>
       </w:r>
-      <w:hyperlink w:history="1" r:id="rIdma-sbhljfi5wu3s3ml9cf">
+      <w:hyperlink w:history="1" r:id="rIdxtcq90n5uegsnw4zywjty">
         <w:r>
           <w:rPr>
             <w:rFonts w:ascii="Arial" w:cs="Arial" w:eastAsia="Arial" w:hAnsi="Arial"/>
@@ -20921,7 +20777,7 @@
             <w:pPr>
               <w:spacing w:after="20" w:before="0"/>
             </w:pPr>
-            <w:hyperlink w:history="1" r:id="rIdfymzjrze8fdj1nmenv7kw">
+            <w:hyperlink w:history="1" r:id="rIdyi30dsvvvsrnfzk0nmyv2">
               <w:r>
                 <w:rPr>
                   <w:rFonts w:ascii="Arial" w:cs="Arial" w:eastAsia="Arial" w:hAnsi="Arial"/>
@@ -20954,7 +20810,7 @@
               <w:spacing w:after="10" w:before="0"/>
               <w:ind w:left="120"/>
             </w:pPr>
-            <w:hyperlink w:history="1" r:id="rIdhohbipwp_1ehduagyn7qi">
+            <w:hyperlink w:history="1" r:id="rIdcw7uxttc5dx5k7xs6yvgf">
               <w:r>
                 <w:rPr>
                   <w:rFonts w:ascii="Arial" w:cs="Arial" w:eastAsia="Arial" w:hAnsi="Arial"/>
@@ -20999,7 +20855,7 @@
             <w:pPr>
               <w:spacing w:after="20" w:before="0"/>
             </w:pPr>
-            <w:hyperlink w:history="1" r:id="rId4qj-rg79tknbebejk0sen">
+            <w:hyperlink w:history="1" r:id="rIdjuq8ztlslof5ambhbgvt7">
               <w:r>
                 <w:rPr>
                   <w:rFonts w:ascii="Arial" w:cs="Arial" w:eastAsia="Arial" w:hAnsi="Arial"/>
@@ -21032,7 +20888,7 @@
               <w:spacing w:after="10" w:before="0"/>
               <w:ind w:left="120"/>
             </w:pPr>
-            <w:hyperlink w:history="1" r:id="rIdjxgk-1qmubvrqbapozmyj">
+            <w:hyperlink w:history="1" r:id="rIdec0pvszi20rqri9zbqhiy">
               <w:r>
                 <w:rPr>
                   <w:rFonts w:ascii="Arial" w:cs="Arial" w:eastAsia="Arial" w:hAnsi="Arial"/>
@@ -21227,7 +21083,7 @@
             <w:pPr>
               <w:spacing w:after="20" w:before="0"/>
             </w:pPr>
-            <w:hyperlink w:history="1" r:id="rIdy15ynoblrf02ni9_olxee">
+            <w:hyperlink w:history="1" r:id="rIdijumj7ap4bclwciui8sot">
               <w:r>
                 <w:rPr>
                   <w:rFonts w:ascii="Arial" w:cs="Arial" w:eastAsia="Arial" w:hAnsi="Arial"/>
@@ -21260,7 +21116,7 @@
               <w:spacing w:after="10" w:before="0"/>
               <w:ind w:left="120"/>
             </w:pPr>
-            <w:hyperlink w:history="1" r:id="rIddhhbdwlvsin8ksrtsll2l">
+            <w:hyperlink w:history="1" r:id="rId1uyn_rufijmwyj5pqlq68">
               <w:r>
                 <w:rPr>
                   <w:rFonts w:ascii="Arial" w:cs="Arial" w:eastAsia="Arial" w:hAnsi="Arial"/>
@@ -21305,7 +21161,7 @@
             <w:pPr>
               <w:spacing w:after="20" w:before="0"/>
             </w:pPr>
-            <w:hyperlink w:history="1" r:id="rId9hlobnlr34_zcbv-st6d5">
+            <w:hyperlink w:history="1" r:id="rIdtjflabsk0lsb6kjmdzn2k">
               <w:r>
                 <w:rPr>
                   <w:rFonts w:ascii="Arial" w:cs="Arial" w:eastAsia="Arial" w:hAnsi="Arial"/>
@@ -21338,7 +21194,7 @@
               <w:spacing w:after="10" w:before="0"/>
               <w:ind w:left="120"/>
             </w:pPr>
-            <w:hyperlink w:history="1" r:id="rIdojpb0ufgivor8klpvbehl">
+            <w:hyperlink w:history="1" r:id="rId4ap-wj7_sgil3xwudzf9t">
               <w:r>
                 <w:rPr>
                   <w:rFonts w:ascii="Arial" w:cs="Arial" w:eastAsia="Arial" w:hAnsi="Arial"/>
@@ -21533,7 +21389,7 @@
             <w:pPr>
               <w:spacing w:after="20" w:before="0"/>
             </w:pPr>
-            <w:hyperlink w:history="1" r:id="rIdtvi9rzqwhrmg209brizrh">
+            <w:hyperlink w:history="1" r:id="rIdf0vfgtrq2xhae7yc5ho9x">
               <w:r>
                 <w:rPr>
                   <w:rFonts w:ascii="Arial" w:cs="Arial" w:eastAsia="Arial" w:hAnsi="Arial"/>
@@ -21566,7 +21422,7 @@
               <w:spacing w:after="10" w:before="0"/>
               <w:ind w:left="120"/>
             </w:pPr>
-            <w:hyperlink w:history="1" r:id="rIdoqk4zitfz9y4b3nffnhve">
+            <w:hyperlink w:history="1" r:id="rIdcavvcoiuh7e-xrflbwu9_">
               <w:r>
                 <w:rPr>
                   <w:rFonts w:ascii="Arial" w:cs="Arial" w:eastAsia="Arial" w:hAnsi="Arial"/>
@@ -21611,7 +21467,7 @@
             <w:pPr>
               <w:spacing w:after="20" w:before="0"/>
             </w:pPr>
-            <w:hyperlink w:history="1" r:id="rIdvqijyuz-pner5tickz-rm">
+            <w:hyperlink w:history="1" r:id="rIdanso_kvvgqk4ooossghpj">
               <w:r>
                 <w:rPr>
                   <w:rFonts w:ascii="Arial" w:cs="Arial" w:eastAsia="Arial" w:hAnsi="Arial"/>
@@ -21660,7 +21516,7 @@
               <w:spacing w:after="10" w:before="0"/>
               <w:ind w:left="120"/>
             </w:pPr>
-            <w:hyperlink w:history="1" r:id="rIdxx5uob7xuhipxni1oqr--">
+            <w:hyperlink w:history="1" r:id="rId52vcgofkhrqfm_vlzohc7">
               <w:r>
                 <w:rPr>
                   <w:rFonts w:ascii="Arial" w:cs="Arial" w:eastAsia="Arial" w:hAnsi="Arial"/>
@@ -21855,7 +21711,7 @@
             <w:pPr>
               <w:spacing w:after="20" w:before="0"/>
             </w:pPr>
-            <w:hyperlink w:history="1" r:id="rId9n6evlx_k2_ygohtedw2p">
+            <w:hyperlink w:history="1" r:id="rIdxm0bdvcninahhi1sgozo8">
               <w:r>
                 <w:rPr>
                   <w:rFonts w:ascii="Arial" w:cs="Arial" w:eastAsia="Arial" w:hAnsi="Arial"/>
@@ -21888,7 +21744,7 @@
               <w:spacing w:after="10" w:before="0"/>
               <w:ind w:left="120"/>
             </w:pPr>
-            <w:hyperlink w:history="1" r:id="rIdlfjkxggck00e5wvrhyug7">
+            <w:hyperlink w:history="1" r:id="rIdsypilia_gfrsaoj6r7amv">
               <w:r>
                 <w:rPr>
                   <w:rFonts w:ascii="Arial" w:cs="Arial" w:eastAsia="Arial" w:hAnsi="Arial"/>
@@ -21933,7 +21789,7 @@
             <w:pPr>
               <w:spacing w:after="20" w:before="0"/>
             </w:pPr>
-            <w:hyperlink w:history="1" r:id="rIdsq79pi4ajlf_g01utomz5">
+            <w:hyperlink w:history="1" r:id="rIdput3isw31vqssgmxvlfmn">
               <w:r>
                 <w:rPr>
                   <w:rFonts w:ascii="Arial" w:cs="Arial" w:eastAsia="Arial" w:hAnsi="Arial"/>
@@ -21982,7 +21838,7 @@
               <w:spacing w:after="10" w:before="0"/>
               <w:ind w:left="120"/>
             </w:pPr>
-            <w:hyperlink w:history="1" r:id="rIdzwlfjn3s8clkcm7mqcc5o">
+            <w:hyperlink w:history="1" r:id="rId6tiz_cnudppam2l2kq-fa">
               <w:r>
                 <w:rPr>
                   <w:rFonts w:ascii="Arial" w:cs="Arial" w:eastAsia="Arial" w:hAnsi="Arial"/>
@@ -22177,7 +22033,7 @@
             <w:pPr>
               <w:spacing w:after="20" w:before="0"/>
             </w:pPr>
-            <w:hyperlink w:history="1" r:id="rIdvderceymdq1m0t4wu602x">
+            <w:hyperlink w:history="1" r:id="rId1h5ewwger75alrfbgvf5g">
               <w:r>
                 <w:rPr>
                   <w:rFonts w:ascii="Arial" w:cs="Arial" w:eastAsia="Arial" w:hAnsi="Arial"/>
@@ -22210,7 +22066,7 @@
               <w:spacing w:after="10" w:before="0"/>
               <w:ind w:left="120"/>
             </w:pPr>
-            <w:hyperlink w:history="1" r:id="rId2j-5acmomxmhpgzkbh6ln">
+            <w:hyperlink w:history="1" r:id="rIdt6nduwmdasjbegshxyzuk">
               <w:r>
                 <w:rPr>
                   <w:rFonts w:ascii="Arial" w:cs="Arial" w:eastAsia="Arial" w:hAnsi="Arial"/>
@@ -22255,7 +22111,7 @@
             <w:pPr>
               <w:spacing w:after="20" w:before="0"/>
             </w:pPr>
-            <w:hyperlink w:history="1" r:id="rIdehc-lnwr8mbkloaiuiuj_">
+            <w:hyperlink w:history="1" r:id="rIdmwdtvla1nbqzhawe9wkx4">
               <w:r>
                 <w:rPr>
                   <w:rFonts w:ascii="Arial" w:cs="Arial" w:eastAsia="Arial" w:hAnsi="Arial"/>
@@ -22304,7 +22160,7 @@
               <w:spacing w:after="10" w:before="0"/>
               <w:ind w:left="120"/>
             </w:pPr>
-            <w:hyperlink w:history="1" r:id="rIdlunnq17vl1qs-v9elryev">
+            <w:hyperlink w:history="1" r:id="rId8h_wfpmlnsfup8pbptup9">
               <w:r>
                 <w:rPr>
                   <w:rFonts w:ascii="Arial" w:cs="Arial" w:eastAsia="Arial" w:hAnsi="Arial"/>
@@ -22816,7 +22672,7 @@
         </w:rPr>
         <w:t xml:space="preserve">© 2026 SeaVuria and ARES. Aligned with KICD objectives. Developed by SeaVuria; technical implementation by ARES (with AI assistance from Claude). Licensed under </w:t>
       </w:r>
-      <w:hyperlink w:history="1" r:id="rIdoy8ucuhz7bm046tbkqqhq">
+      <w:hyperlink w:history="1" r:id="rIdk7uujnotjwjt60kufynqf">
         <w:r>
           <w:rPr>
             <w:rFonts w:ascii="Arial" w:cs="Arial" w:eastAsia="Arial" w:hAnsi="Arial"/>
@@ -22837,7 +22693,7 @@
         </w:rPr>
         <w:t xml:space="preserve"> (</w:t>
       </w:r>
-      <w:hyperlink w:history="1" r:id="rId1da2qjtgpn1vlhaxnl2tl">
+      <w:hyperlink w:history="1" r:id="rIdpj-7011jktm6we5gi8wcv">
         <w:r>
           <w:rPr>
             <w:rFonts w:ascii="Arial" w:cs="Arial" w:eastAsia="Arial" w:hAnsi="Arial"/>
@@ -23850,7 +23706,7 @@
             <w:pPr>
               <w:spacing w:after="20" w:before="0"/>
             </w:pPr>
-            <w:hyperlink w:history="1" r:id="rIdnnh3dtco0exdbqekzywp_">
+            <w:hyperlink w:history="1" r:id="rIdycxmhqmtbfksa_shjzxie">
               <w:r>
                 <w:rPr>
                   <w:rFonts w:ascii="Arial" w:cs="Arial" w:eastAsia="Arial" w:hAnsi="Arial"/>
@@ -23883,7 +23739,7 @@
               <w:spacing w:after="10" w:before="0"/>
               <w:ind w:left="120"/>
             </w:pPr>
-            <w:hyperlink w:history="1" r:id="rIdpxhqpauzj-emopbnjyibv">
+            <w:hyperlink w:history="1" r:id="rIdfdiqirww4uvutzzv_zo8p">
               <w:r>
                 <w:rPr>
                   <w:rFonts w:ascii="Arial" w:cs="Arial" w:eastAsia="Arial" w:hAnsi="Arial"/>
@@ -23928,7 +23784,7 @@
             <w:pPr>
               <w:spacing w:after="20" w:before="0"/>
             </w:pPr>
-            <w:hyperlink w:history="1" r:id="rIdgqreoshvsbs38pzhlnpis">
+            <w:hyperlink w:history="1" r:id="rId1ocgvn2rbhfsbr0hvzfmt">
               <w:r>
                 <w:rPr>
                   <w:rFonts w:ascii="Arial" w:cs="Arial" w:eastAsia="Arial" w:hAnsi="Arial"/>
@@ -23961,7 +23817,7 @@
               <w:spacing w:after="10" w:before="0"/>
               <w:ind w:left="120"/>
             </w:pPr>
-            <w:hyperlink w:history="1" r:id="rIdbl24dhwtdjv9zuct4z-29">
+            <w:hyperlink w:history="1" r:id="rIddn5wtdf7cuhylo52ls8vf">
               <w:r>
                 <w:rPr>
                   <w:rFonts w:ascii="Arial" w:cs="Arial" w:eastAsia="Arial" w:hAnsi="Arial"/>
@@ -24156,7 +24012,7 @@
             <w:pPr>
               <w:spacing w:after="20" w:before="0"/>
             </w:pPr>
-            <w:hyperlink w:history="1" r:id="rIdltjqh4b_owngv_rtzejxz">
+            <w:hyperlink w:history="1" r:id="rIdna5fdiyfkbazponmcikux">
               <w:r>
                 <w:rPr>
                   <w:rFonts w:ascii="Arial" w:cs="Arial" w:eastAsia="Arial" w:hAnsi="Arial"/>
@@ -24189,7 +24045,7 @@
               <w:spacing w:after="10" w:before="0"/>
               <w:ind w:left="120"/>
             </w:pPr>
-            <w:hyperlink w:history="1" r:id="rIdqngcoisopn77a3ss_r159">
+            <w:hyperlink w:history="1" r:id="rIdvavbvxewobn-0002j6umh">
               <w:r>
                 <w:rPr>
                   <w:rFonts w:ascii="Arial" w:cs="Arial" w:eastAsia="Arial" w:hAnsi="Arial"/>
@@ -24234,7 +24090,7 @@
             <w:pPr>
               <w:spacing w:after="20" w:before="0"/>
             </w:pPr>
-            <w:hyperlink w:history="1" r:id="rId7lnjs_dvwufb6nixkkfuv">
+            <w:hyperlink w:history="1" r:id="rIdzthwdvmkdtopym9n1nvix">
               <w:r>
                 <w:rPr>
                   <w:rFonts w:ascii="Arial" w:cs="Arial" w:eastAsia="Arial" w:hAnsi="Arial"/>
@@ -24267,7 +24123,7 @@
               <w:spacing w:after="10" w:before="0"/>
               <w:ind w:left="120"/>
             </w:pPr>
-            <w:hyperlink w:history="1" r:id="rIdet2eyboviayqpl4bjfluf">
+            <w:hyperlink w:history="1" r:id="rIddxukcungzjsvttdsljb54">
               <w:r>
                 <w:rPr>
                   <w:rFonts w:ascii="Arial" w:cs="Arial" w:eastAsia="Arial" w:hAnsi="Arial"/>
@@ -24462,7 +24318,7 @@
             <w:pPr>
               <w:spacing w:after="20" w:before="0"/>
             </w:pPr>
-            <w:hyperlink w:history="1" r:id="rIdjstndznixq-jstpkukzic">
+            <w:hyperlink w:history="1" r:id="rIdmnbdtpbwla0cctucnbage">
               <w:r>
                 <w:rPr>
                   <w:rFonts w:ascii="Arial" w:cs="Arial" w:eastAsia="Arial" w:hAnsi="Arial"/>
@@ -24495,7 +24351,7 @@
               <w:spacing w:after="10" w:before="0"/>
               <w:ind w:left="120"/>
             </w:pPr>
-            <w:hyperlink w:history="1" r:id="rIdc4klitjkttvi4ln5lwoar">
+            <w:hyperlink w:history="1" r:id="rIdc_jyvqxlycnxsp8wu9ab5">
               <w:r>
                 <w:rPr>
                   <w:rFonts w:ascii="Arial" w:cs="Arial" w:eastAsia="Arial" w:hAnsi="Arial"/>
@@ -24540,7 +24396,7 @@
             <w:pPr>
               <w:spacing w:after="20" w:before="0"/>
             </w:pPr>
-            <w:hyperlink w:history="1" r:id="rId5jn4hjehxnyf3jalvufhy">
+            <w:hyperlink w:history="1" r:id="rIdurxk9xk5tv6pcqjoawow8">
               <w:r>
                 <w:rPr>
                   <w:rFonts w:ascii="Arial" w:cs="Arial" w:eastAsia="Arial" w:hAnsi="Arial"/>
@@ -24589,7 +24445,7 @@
               <w:spacing w:after="10" w:before="0"/>
               <w:ind w:left="120"/>
             </w:pPr>
-            <w:hyperlink w:history="1" r:id="rIda_g0lf94foswksoob9k89">
+            <w:hyperlink w:history="1" r:id="rIdkyneqxonqdmaomsxfuuw6">
               <w:r>
                 <w:rPr>
                   <w:rFonts w:ascii="Arial" w:cs="Arial" w:eastAsia="Arial" w:hAnsi="Arial"/>
@@ -24784,7 +24640,7 @@
             <w:pPr>
               <w:spacing w:after="20" w:before="0"/>
             </w:pPr>
-            <w:hyperlink w:history="1" r:id="rIdfcyhvpkwjctpdk2mt7wn2">
+            <w:hyperlink w:history="1" r:id="rIdrzvd6wuve3ajweci7naiv">
               <w:r>
                 <w:rPr>
                   <w:rFonts w:ascii="Arial" w:cs="Arial" w:eastAsia="Arial" w:hAnsi="Arial"/>
@@ -24817,7 +24673,7 @@
               <w:spacing w:after="10" w:before="0"/>
               <w:ind w:left="120"/>
             </w:pPr>
-            <w:hyperlink w:history="1" r:id="rIdjnoupsihgchzo5b45khtr">
+            <w:hyperlink w:history="1" r:id="rIddn49qxyynigk-kos2irki">
               <w:r>
                 <w:rPr>
                   <w:rFonts w:ascii="Arial" w:cs="Arial" w:eastAsia="Arial" w:hAnsi="Arial"/>
@@ -24862,7 +24718,7 @@
             <w:pPr>
               <w:spacing w:after="20" w:before="0"/>
             </w:pPr>
-            <w:hyperlink w:history="1" r:id="rIds_-jiogllq-iobs0wvhun">
+            <w:hyperlink w:history="1" r:id="rIde9ztj4mxkmtf3vlwefv44">
               <w:r>
                 <w:rPr>
                   <w:rFonts w:ascii="Arial" w:cs="Arial" w:eastAsia="Arial" w:hAnsi="Arial"/>
@@ -24895,7 +24751,7 @@
               <w:spacing w:after="10" w:before="0"/>
               <w:ind w:left="120"/>
             </w:pPr>
-            <w:hyperlink w:history="1" r:id="rIdccpil8oni4b3jcm3z83jm">
+            <w:hyperlink w:history="1" r:id="rId1nt_qkreqfgwzklv2zqkq">
               <w:r>
                 <w:rPr>
                   <w:rFonts w:ascii="Arial" w:cs="Arial" w:eastAsia="Arial" w:hAnsi="Arial"/>
@@ -25090,7 +24946,7 @@
             <w:pPr>
               <w:spacing w:after="20" w:before="0"/>
             </w:pPr>
-            <w:hyperlink w:history="1" r:id="rIdv90jmb2uvirirrrqdbimq">
+            <w:hyperlink w:history="1" r:id="rIdxjlwtdqh5fidhyfwigg3r">
               <w:r>
                 <w:rPr>
                   <w:rFonts w:ascii="Arial" w:cs="Arial" w:eastAsia="Arial" w:hAnsi="Arial"/>
@@ -25123,7 +24979,7 @@
               <w:spacing w:after="10" w:before="0"/>
               <w:ind w:left="120"/>
             </w:pPr>
-            <w:hyperlink w:history="1" r:id="rIdmcwd2hbizarrrfid5cwyk">
+            <w:hyperlink w:history="1" r:id="rIdwr1xwrw1wqrqd66fssv9f">
               <w:r>
                 <w:rPr>
                   <w:rFonts w:ascii="Arial" w:cs="Arial" w:eastAsia="Arial" w:hAnsi="Arial"/>
@@ -25168,7 +25024,7 @@
             <w:pPr>
               <w:spacing w:after="20" w:before="0"/>
             </w:pPr>
-            <w:hyperlink w:history="1" r:id="rId2fomldcdvaqhffkf-zi6l">
+            <w:hyperlink w:history="1" r:id="rIdqtv1akp0b5_fsughuspr8">
               <w:r>
                 <w:rPr>
                   <w:rFonts w:ascii="Arial" w:cs="Arial" w:eastAsia="Arial" w:hAnsi="Arial"/>
@@ -25201,7 +25057,7 @@
               <w:spacing w:after="10" w:before="0"/>
               <w:ind w:left="120"/>
             </w:pPr>
-            <w:hyperlink w:history="1" r:id="rIdiqj2i27yrldl9znptvksl">
+            <w:hyperlink w:history="1" r:id="rIdqdzqyh6iqhbc4hyd8wrdc">
               <w:r>
                 <w:rPr>
                   <w:rFonts w:ascii="Arial" w:cs="Arial" w:eastAsia="Arial" w:hAnsi="Arial"/>
@@ -25713,7 +25569,7 @@
         </w:rPr>
         <w:t xml:space="preserve">© 2026 SeaVuria and ARES. Aligned with KICD objectives. Developed by SeaVuria; technical implementation by ARES (with AI assistance from Claude). Licensed under </w:t>
       </w:r>
-      <w:hyperlink w:history="1" r:id="rIdya_amob04quewqjsfnn_m">
+      <w:hyperlink w:history="1" r:id="rIdnrra_ugfeoinvf_yvvdyw">
         <w:r>
           <w:rPr>
             <w:rFonts w:ascii="Arial" w:cs="Arial" w:eastAsia="Arial" w:hAnsi="Arial"/>
@@ -25734,7 +25590,7 @@
         </w:rPr>
         <w:t xml:space="preserve"> (</w:t>
       </w:r>
-      <w:hyperlink w:history="1" r:id="rIdbgmfmfa73apevfc3giicd">
+      <w:hyperlink w:history="1" r:id="rIdsr8pgrczl9whd27m9yg48">
         <w:r>
           <w:rPr>
             <w:rFonts w:ascii="Arial" w:cs="Arial" w:eastAsia="Arial" w:hAnsi="Arial"/>

--- a/data/outputs/v2/Core_Mathematics/SS1.3_Quadratic_Expressions_and_Equations/Core_Mathematics_Quadratic_Expressions_and_Equations_CBE_LessonSequence.docx
+++ b/data/outputs/v2/Core_Mathematics/SS1.3_Quadratic_Expressions_and_Equations/Core_Mathematics_Quadratic_Expressions_and_Equations_CBE_LessonSequence.docx
@@ -4,6 +4,7 @@
   <w:body>
     <w:p>
       <w:pPr>
+        <w:keepNext w:val="false"/>
         <w:spacing w:after="30" w:before="0"/>
         <w:jc w:val="center"/>
       </w:pPr>
@@ -23,6 +24,7 @@
     </w:p>
     <w:p>
       <w:pPr>
+        <w:keepNext w:val="false"/>
         <w:spacing w:after="60" w:before="0"/>
         <w:jc w:val="center"/>
       </w:pPr>
@@ -81,6 +83,7 @@
           </w:tcPr>
           <w:p>
             <w:pPr>
+              <w:keepNext w:val="false"/>
               <w:spacing w:after="40" w:before="0"/>
               <w:jc w:val="center"/>
             </w:pPr>
@@ -115,6 +118,7 @@
           </w:tcPr>
           <w:p>
             <w:pPr>
+              <w:keepNext w:val="false"/>
               <w:spacing w:after="40" w:before="0"/>
               <w:jc w:val="left"/>
             </w:pPr>
@@ -147,6 +151,7 @@
           </w:tcPr>
           <w:p>
             <w:pPr>
+              <w:keepNext w:val="false"/>
               <w:spacing w:after="40" w:before="0"/>
               <w:jc w:val="left"/>
             </w:pPr>
@@ -181,6 +186,7 @@
           </w:tcPr>
           <w:p>
             <w:pPr>
+              <w:keepNext w:val="false"/>
               <w:spacing w:after="40" w:before="0"/>
               <w:jc w:val="left"/>
             </w:pPr>
@@ -213,6 +219,7 @@
           </w:tcPr>
           <w:p>
             <w:pPr>
+              <w:keepNext w:val="false"/>
               <w:spacing w:after="40" w:before="0"/>
               <w:jc w:val="left"/>
             </w:pPr>
@@ -247,6 +254,7 @@
           </w:tcPr>
           <w:p>
             <w:pPr>
+              <w:keepNext w:val="false"/>
               <w:spacing w:after="40" w:before="0"/>
               <w:jc w:val="left"/>
             </w:pPr>
@@ -279,6 +287,7 @@
           </w:tcPr>
           <w:p>
             <w:pPr>
+              <w:keepNext w:val="false"/>
               <w:spacing w:after="40" w:before="0"/>
               <w:jc w:val="left"/>
             </w:pPr>
@@ -313,6 +322,7 @@
           </w:tcPr>
           <w:p>
             <w:pPr>
+              <w:keepNext w:val="false"/>
               <w:spacing w:after="40" w:before="0"/>
               <w:jc w:val="left"/>
             </w:pPr>
@@ -345,6 +355,7 @@
           </w:tcPr>
           <w:p>
             <w:pPr>
+              <w:keepNext w:val="false"/>
               <w:spacing w:after="40" w:before="0"/>
               <w:jc w:val="left"/>
             </w:pPr>
@@ -379,6 +390,7 @@
           </w:tcPr>
           <w:p>
             <w:pPr>
+              <w:keepNext w:val="false"/>
               <w:spacing w:after="40" w:before="0"/>
               <w:jc w:val="left"/>
             </w:pPr>
@@ -411,6 +423,7 @@
           </w:tcPr>
           <w:p>
             <w:pPr>
+              <w:keepNext w:val="false"/>
               <w:spacing w:after="40" w:before="0"/>
               <w:jc w:val="left"/>
             </w:pPr>
@@ -445,6 +458,7 @@
           </w:tcPr>
           <w:p>
             <w:pPr>
+              <w:keepNext w:val="false"/>
               <w:spacing w:after="40" w:before="0"/>
               <w:jc w:val="left"/>
             </w:pPr>
@@ -612,6 +626,7 @@
           </w:tcPr>
           <w:p>
             <w:pPr>
+              <w:keepNext w:val="false"/>
               <w:spacing w:after="40" w:before="0"/>
               <w:jc w:val="left"/>
             </w:pPr>
@@ -644,6 +659,7 @@
           </w:tcPr>
           <w:p>
             <w:pPr>
+              <w:keepNext w:val="false"/>
               <w:spacing w:after="40" w:before="0"/>
               <w:jc w:val="left"/>
             </w:pPr>
@@ -663,6 +679,7 @@
           </w:p>
           <w:p>
             <w:pPr>
+              <w:keepNext w:val="false"/>
               <w:spacing w:after="40" w:before="0"/>
               <w:jc w:val="left"/>
             </w:pPr>
@@ -682,6 +699,7 @@
           </w:p>
           <w:p>
             <w:pPr>
+              <w:keepNext w:val="false"/>
               <w:spacing w:after="40" w:before="0"/>
               <w:jc w:val="left"/>
             </w:pPr>
@@ -701,6 +719,7 @@
           </w:p>
           <w:p>
             <w:pPr>
+              <w:keepNext w:val="false"/>
               <w:spacing w:after="40" w:before="0"/>
               <w:jc w:val="left"/>
             </w:pPr>
@@ -720,6 +739,7 @@
           </w:p>
           <w:p>
             <w:pPr>
+              <w:keepNext w:val="false"/>
               <w:spacing w:after="40" w:before="0"/>
               <w:jc w:val="left"/>
             </w:pPr>
@@ -739,6 +759,7 @@
           </w:p>
           <w:p>
             <w:pPr>
+              <w:keepNext w:val="false"/>
               <w:spacing w:after="40" w:before="0"/>
               <w:jc w:val="left"/>
             </w:pPr>
@@ -758,6 +779,7 @@
           </w:p>
           <w:p>
             <w:pPr>
+              <w:keepNext w:val="false"/>
               <w:spacing w:after="40" w:before="0"/>
               <w:jc w:val="left"/>
             </w:pPr>
@@ -777,6 +799,7 @@
           </w:p>
           <w:p>
             <w:pPr>
+              <w:keepNext w:val="false"/>
               <w:spacing w:after="40" w:before="0"/>
               <w:jc w:val="left"/>
             </w:pPr>
@@ -811,6 +834,7 @@
           </w:tcPr>
           <w:p>
             <w:pPr>
+              <w:keepNext w:val="false"/>
               <w:spacing w:after="40" w:before="0"/>
               <w:jc w:val="left"/>
             </w:pPr>
@@ -843,6 +867,7 @@
           </w:tcPr>
           <w:p>
             <w:pPr>
+              <w:keepNext w:val="false"/>
               <w:spacing w:after="40" w:before="0"/>
               <w:jc w:val="left"/>
             </w:pPr>
@@ -957,6 +982,7 @@
           </w:tcPr>
           <w:p>
             <w:pPr>
+              <w:keepNext w:val="false"/>
               <w:spacing w:after="40" w:before="0"/>
               <w:jc w:val="left"/>
             </w:pPr>
@@ -989,6 +1015,7 @@
           </w:tcPr>
           <w:p>
             <w:pPr>
+              <w:keepNext w:val="false"/>
               <w:spacing w:after="40" w:before="0"/>
               <w:jc w:val="left"/>
             </w:pPr>
@@ -1103,6 +1130,7 @@
           </w:tcPr>
           <w:p>
             <w:pPr>
+              <w:keepNext w:val="false"/>
               <w:spacing w:after="40" w:before="0"/>
               <w:jc w:val="left"/>
             </w:pPr>
@@ -1270,6 +1298,7 @@
           </w:tcPr>
           <w:p>
             <w:pPr>
+              <w:keepNext w:val="false"/>
               <w:spacing w:after="40" w:before="0"/>
               <w:jc w:val="left"/>
             </w:pPr>
@@ -1302,6 +1331,7 @@
           </w:tcPr>
           <w:p>
             <w:pPr>
+              <w:keepNext w:val="false"/>
               <w:spacing w:after="40" w:before="0"/>
               <w:jc w:val="left"/>
             </w:pPr>
@@ -1396,6 +1426,7 @@
           </w:tcPr>
           <w:p>
             <w:pPr>
+              <w:keepNext w:val="false"/>
               <w:spacing w:after="40" w:before="0"/>
               <w:jc w:val="left"/>
             </w:pPr>
@@ -1543,6 +1574,7 @@
           </w:tcPr>
           <w:p>
             <w:pPr>
+              <w:keepNext w:val="false"/>
               <w:spacing w:after="40" w:before="0"/>
               <w:jc w:val="left"/>
             </w:pPr>
@@ -1575,6 +1607,7 @@
           </w:tcPr>
           <w:p>
             <w:pPr>
+              <w:keepNext w:val="false"/>
               <w:spacing w:after="40" w:before="0"/>
               <w:jc w:val="left"/>
             </w:pPr>
@@ -1609,6 +1642,7 @@
           </w:tcPr>
           <w:p>
             <w:pPr>
+              <w:keepNext w:val="false"/>
               <w:spacing w:after="40" w:before="0"/>
               <w:jc w:val="left"/>
             </w:pPr>
@@ -1641,6 +1675,7 @@
           </w:tcPr>
           <w:p>
             <w:pPr>
+              <w:keepNext w:val="false"/>
               <w:spacing w:after="40" w:before="0"/>
               <w:jc w:val="left"/>
             </w:pPr>
@@ -1660,6 +1695,7 @@
           </w:p>
           <w:p>
             <w:pPr>
+              <w:keepNext w:val="false"/>
               <w:spacing w:after="40" w:before="0"/>
               <w:jc w:val="left"/>
             </w:pPr>
@@ -1679,6 +1715,7 @@
           </w:p>
           <w:p>
             <w:pPr>
+              <w:keepNext w:val="false"/>
               <w:spacing w:after="40" w:before="0"/>
               <w:jc w:val="left"/>
             </w:pPr>
@@ -1698,6 +1735,7 @@
           </w:p>
           <w:p>
             <w:pPr>
+              <w:keepNext w:val="false"/>
               <w:spacing w:after="40" w:before="0"/>
               <w:jc w:val="left"/>
             </w:pPr>
@@ -1717,6 +1755,7 @@
           </w:p>
           <w:p>
             <w:pPr>
+              <w:keepNext w:val="false"/>
               <w:spacing w:after="40" w:before="0"/>
               <w:jc w:val="left"/>
             </w:pPr>
@@ -1751,6 +1790,7 @@
           </w:tcPr>
           <w:p>
             <w:pPr>
+              <w:keepNext w:val="false"/>
               <w:spacing w:after="40" w:before="0"/>
               <w:jc w:val="left"/>
             </w:pPr>
@@ -1783,6 +1823,7 @@
           </w:tcPr>
           <w:p>
             <w:pPr>
+              <w:keepNext w:val="false"/>
               <w:spacing w:after="40" w:before="0"/>
               <w:jc w:val="left"/>
             </w:pPr>
@@ -1817,6 +1858,7 @@
           </w:tcPr>
           <w:p>
             <w:pPr>
+              <w:keepNext w:val="false"/>
               <w:spacing w:after="40" w:before="0"/>
               <w:jc w:val="left"/>
             </w:pPr>
@@ -1849,6 +1891,7 @@
           </w:tcPr>
           <w:p>
             <w:pPr>
+              <w:keepNext w:val="false"/>
               <w:spacing w:after="40" w:before="0"/>
               <w:jc w:val="left"/>
             </w:pPr>
@@ -1868,6 +1911,7 @@
           </w:p>
           <w:p>
             <w:pPr>
+              <w:keepNext w:val="false"/>
               <w:spacing w:after="40" w:before="0"/>
               <w:jc w:val="left"/>
             </w:pPr>
@@ -1887,6 +1931,7 @@
           </w:p>
           <w:p>
             <w:pPr>
+              <w:keepNext w:val="false"/>
               <w:spacing w:after="40" w:before="0"/>
               <w:jc w:val="left"/>
             </w:pPr>
@@ -1906,6 +1951,7 @@
           </w:p>
           <w:p>
             <w:pPr>
+              <w:keepNext w:val="false"/>
               <w:spacing w:after="40" w:before="0"/>
               <w:jc w:val="left"/>
             </w:pPr>
@@ -1925,6 +1971,7 @@
           </w:p>
           <w:p>
             <w:pPr>
+              <w:keepNext w:val="false"/>
               <w:spacing w:after="40" w:before="0"/>
               <w:jc w:val="left"/>
             </w:pPr>
@@ -1944,6 +1991,7 @@
           </w:p>
           <w:p>
             <w:pPr>
+              <w:keepNext w:val="false"/>
               <w:spacing w:after="40" w:before="0"/>
               <w:jc w:val="left"/>
             </w:pPr>
@@ -1963,6 +2011,7 @@
           </w:p>
           <w:p>
             <w:pPr>
+              <w:keepNext w:val="false"/>
               <w:spacing w:after="40" w:before="0"/>
               <w:jc w:val="left"/>
             </w:pPr>
@@ -1982,6 +2031,7 @@
           </w:p>
           <w:p>
             <w:pPr>
+              <w:keepNext w:val="false"/>
               <w:spacing w:after="40" w:before="0"/>
               <w:jc w:val="left"/>
             </w:pPr>
@@ -2016,6 +2066,7 @@
           </w:tcPr>
           <w:p>
             <w:pPr>
+              <w:keepNext w:val="false"/>
               <w:spacing w:after="40" w:before="0"/>
               <w:jc w:val="left"/>
             </w:pPr>
@@ -2247,7 +2298,7 @@
         </w:rPr>
         <w:t xml:space="preserve">© 2026 SeaVuria and ARES. This work is licensed under a </w:t>
       </w:r>
-      <w:hyperlink w:history="1" r:id="rIdgzqgtcwzmqm7zm59ltqm-">
+      <w:hyperlink w:history="1" r:id="rId9kwfs0axvelvkdy-u0vov">
         <w:r>
           <w:rPr>
             <w:rFonts w:ascii="Arial" w:cs="Arial" w:eastAsia="Arial" w:hAnsi="Arial"/>
@@ -2267,7 +2318,7 @@
         </w:rPr>
         <w:t xml:space="preserve"> (</w:t>
       </w:r>
-      <w:hyperlink w:history="1" r:id="rIdmhuqkcjkxpo-547qmopcs">
+      <w:hyperlink w:history="1" r:id="rIdhmyx62hru44drl1ltisp1">
         <w:r>
           <w:rPr>
             <w:rFonts w:ascii="Arial" w:cs="Arial" w:eastAsia="Arial" w:hAnsi="Arial"/>
@@ -2287,7 +2338,7 @@
         </w:rPr>
         <w:t xml:space="preserve">). To view a copy of this license, visit </w:t>
       </w:r>
-      <w:hyperlink w:history="1" r:id="rIdmhyhbe5joduokz2nayyos">
+      <w:hyperlink w:history="1" r:id="rIdt1zsspugnzpadv5iylpsr">
         <w:r>
           <w:rPr>
             <w:rFonts w:ascii="Arial" w:cs="Arial" w:eastAsia="Arial" w:hAnsi="Arial"/>
@@ -2346,6 +2397,7 @@
           </w:tcPr>
           <w:p>
             <w:pPr>
+              <w:keepNext w:val="false"/>
               <w:spacing w:after="40" w:before="0"/>
               <w:jc w:val="center"/>
             </w:pPr>
@@ -2381,6 +2433,7 @@
           </w:tcPr>
           <w:p>
             <w:pPr>
+              <w:keepNext w:val="false"/>
               <w:spacing w:after="40" w:before="0"/>
               <w:jc w:val="center"/>
             </w:pPr>
@@ -2415,6 +2468,7 @@
           </w:tcPr>
           <w:p>
             <w:pPr>
+              <w:keepNext w:val="false"/>
               <w:spacing w:after="40" w:before="0"/>
               <w:jc w:val="left"/>
             </w:pPr>
@@ -2447,6 +2501,7 @@
           </w:tcPr>
           <w:p>
             <w:pPr>
+              <w:keepNext w:val="false"/>
               <w:spacing w:after="40" w:before="0"/>
               <w:jc w:val="left"/>
             </w:pPr>
@@ -2481,6 +2536,7 @@
           </w:tcPr>
           <w:p>
             <w:pPr>
+              <w:keepNext w:val="false"/>
               <w:spacing w:after="40" w:before="0"/>
               <w:jc w:val="left"/>
             </w:pPr>
@@ -2513,6 +2569,7 @@
           </w:tcPr>
           <w:p>
             <w:pPr>
+              <w:keepNext w:val="false"/>
               <w:spacing w:after="40" w:before="0"/>
               <w:jc w:val="left"/>
             </w:pPr>
@@ -2547,6 +2604,7 @@
           </w:tcPr>
           <w:p>
             <w:pPr>
+              <w:keepNext w:val="false"/>
               <w:spacing w:after="40" w:before="0"/>
               <w:jc w:val="left"/>
             </w:pPr>
@@ -2579,6 +2637,7 @@
           </w:tcPr>
           <w:p>
             <w:pPr>
+              <w:keepNext w:val="false"/>
               <w:spacing w:after="40" w:before="0"/>
               <w:jc w:val="left"/>
             </w:pPr>
@@ -2613,6 +2672,7 @@
           </w:tcPr>
           <w:p>
             <w:pPr>
+              <w:keepNext w:val="false"/>
               <w:spacing w:after="40" w:before="0"/>
               <w:jc w:val="left"/>
             </w:pPr>
@@ -2645,6 +2705,7 @@
           </w:tcPr>
           <w:p>
             <w:pPr>
+              <w:keepNext w:val="false"/>
               <w:spacing w:after="40" w:before="0"/>
               <w:jc w:val="left"/>
             </w:pPr>
@@ -2679,6 +2740,7 @@
           </w:tcPr>
           <w:p>
             <w:pPr>
+              <w:keepNext w:val="false"/>
               <w:spacing w:after="40" w:before="0"/>
               <w:jc w:val="left"/>
             </w:pPr>
@@ -2711,6 +2773,7 @@
           </w:tcPr>
           <w:p>
             <w:pPr>
+              <w:keepNext w:val="false"/>
               <w:spacing w:after="40" w:before="0"/>
               <w:jc w:val="left"/>
             </w:pPr>
@@ -2745,6 +2808,7 @@
           </w:tcPr>
           <w:p>
             <w:pPr>
+              <w:keepNext w:val="false"/>
               <w:spacing w:after="40" w:before="0"/>
               <w:jc w:val="left"/>
             </w:pPr>
@@ -2777,6 +2841,7 @@
           </w:tcPr>
           <w:p>
             <w:pPr>
+              <w:keepNext w:val="false"/>
               <w:spacing w:after="40" w:before="0"/>
               <w:jc w:val="left"/>
             </w:pPr>
@@ -2811,6 +2876,7 @@
           </w:tcPr>
           <w:p>
             <w:pPr>
+              <w:keepNext w:val="false"/>
               <w:spacing w:after="40" w:before="0"/>
               <w:jc w:val="left"/>
             </w:pPr>
@@ -2843,6 +2909,7 @@
           </w:tcPr>
           <w:p>
             <w:pPr>
+              <w:keepNext w:val="false"/>
               <w:spacing w:after="40" w:before="0"/>
               <w:jc w:val="left"/>
             </w:pPr>
@@ -2877,6 +2944,7 @@
           </w:tcPr>
           <w:p>
             <w:pPr>
+              <w:keepNext w:val="false"/>
               <w:spacing w:after="40" w:before="0"/>
               <w:jc w:val="left"/>
             </w:pPr>
@@ -2909,6 +2977,7 @@
           </w:tcPr>
           <w:p>
             <w:pPr>
+              <w:keepNext w:val="false"/>
               <w:spacing w:after="40" w:before="0"/>
               <w:jc w:val="left"/>
             </w:pPr>
@@ -2968,6 +3037,7 @@
           </w:tcPr>
           <w:p>
             <w:pPr>
+              <w:keepNext w:val="false"/>
               <w:spacing w:after="40" w:before="0"/>
               <w:jc w:val="center"/>
             </w:pPr>
@@ -3002,6 +3072,7 @@
           </w:tcPr>
           <w:p>
             <w:pPr>
+              <w:keepNext w:val="false"/>
               <w:spacing w:after="40" w:before="0"/>
               <w:jc w:val="left"/>
             </w:pPr>
@@ -3066,6 +3137,7 @@
           </w:tcPr>
           <w:p>
             <w:pPr>
+              <w:keepNext w:val="false"/>
               <w:spacing w:after="40" w:before="0"/>
               <w:jc w:val="center"/>
             </w:pPr>
@@ -3100,6 +3172,7 @@
           </w:tcPr>
           <w:p>
             <w:pPr>
+              <w:keepNext w:val="false"/>
               <w:spacing w:after="40" w:before="0"/>
               <w:jc w:val="left"/>
             </w:pPr>
@@ -3132,6 +3205,7 @@
           </w:tcPr>
           <w:p>
             <w:pPr>
+              <w:keepNext w:val="false"/>
               <w:spacing w:after="40" w:before="0"/>
               <w:jc w:val="left"/>
             </w:pPr>
@@ -3164,6 +3238,7 @@
           </w:tcPr>
           <w:p>
             <w:pPr>
+              <w:keepNext w:val="false"/>
               <w:spacing w:after="40" w:before="0"/>
               <w:jc w:val="left"/>
             </w:pPr>
@@ -3196,6 +3271,7 @@
           </w:tcPr>
           <w:p>
             <w:pPr>
+              <w:keepNext w:val="false"/>
               <w:spacing w:after="40" w:before="0"/>
               <w:jc w:val="left"/>
             </w:pPr>
@@ -3228,6 +3304,7 @@
           </w:tcPr>
           <w:p>
             <w:pPr>
+              <w:keepNext w:val="false"/>
               <w:spacing w:after="40" w:before="0"/>
               <w:jc w:val="left"/>
             </w:pPr>
@@ -3262,6 +3339,7 @@
           </w:tcPr>
           <w:p>
             <w:pPr>
+              <w:keepNext w:val="false"/>
               <w:spacing w:after="40" w:before="0"/>
               <w:jc w:val="left"/>
             </w:pPr>
@@ -3299,7 +3377,7 @@
             <w:pPr>
               <w:spacing w:after="20" w:before="0"/>
             </w:pPr>
-            <w:hyperlink w:history="1" r:id="rIdwu8f1fvgihlssi1_zy2lk">
+            <w:hyperlink w:history="1" r:id="rId1oteqgpjh2moxw-ovmmc7">
               <w:r>
                 <w:rPr>
                   <w:rFonts w:ascii="Arial" w:cs="Arial" w:eastAsia="Arial" w:hAnsi="Arial"/>
@@ -3332,7 +3410,7 @@
               <w:spacing w:after="10" w:before="0"/>
               <w:ind w:left="120"/>
             </w:pPr>
-            <w:hyperlink w:history="1" r:id="rIddypvgrtzl78jd1ktypavi">
+            <w:hyperlink w:history="1" r:id="rIdkd8uwqu5empfvb5opjy5k">
               <w:r>
                 <w:rPr>
                   <w:rFonts w:ascii="Arial" w:cs="Arial" w:eastAsia="Arial" w:hAnsi="Arial"/>
@@ -3377,7 +3455,7 @@
             <w:pPr>
               <w:spacing w:after="20" w:before="0"/>
             </w:pPr>
-            <w:hyperlink w:history="1" r:id="rIdxor1inhtc8gjja2cqnw4g">
+            <w:hyperlink w:history="1" r:id="rId73_8va8odcoglrvndqv7f">
               <w:r>
                 <w:rPr>
                   <w:rFonts w:ascii="Arial" w:cs="Arial" w:eastAsia="Arial" w:hAnsi="Arial"/>
@@ -3410,7 +3488,7 @@
               <w:spacing w:after="10" w:before="0"/>
               <w:ind w:left="120"/>
             </w:pPr>
-            <w:hyperlink w:history="1" r:id="rIddmyy1-b_gr1tng4q3tyx-">
+            <w:hyperlink w:history="1" r:id="rId7d6gxvgzr-zgcvg7c6zho">
               <w:r>
                 <w:rPr>
                   <w:rFonts w:ascii="Arial" w:cs="Arial" w:eastAsia="Arial" w:hAnsi="Arial"/>
@@ -3438,6 +3516,7 @@
           </w:tcPr>
           <w:p>
             <w:pPr>
+              <w:keepNext w:val="false"/>
               <w:spacing w:after="40" w:before="0"/>
               <w:jc w:val="left"/>
             </w:pPr>
@@ -3470,6 +3549,7 @@
           </w:tcPr>
           <w:p>
             <w:pPr>
+              <w:keepNext w:val="false"/>
               <w:spacing w:after="40" w:before="0"/>
               <w:jc w:val="left"/>
             </w:pPr>
@@ -3502,6 +3582,7 @@
           </w:tcPr>
           <w:p>
             <w:pPr>
+              <w:keepNext w:val="false"/>
               <w:spacing w:after="40" w:before="0"/>
               <w:jc w:val="left"/>
             </w:pPr>
@@ -3534,6 +3615,7 @@
           </w:tcPr>
           <w:p>
             <w:pPr>
+              <w:keepNext w:val="false"/>
               <w:spacing w:after="40" w:before="0"/>
               <w:jc w:val="left"/>
             </w:pPr>
@@ -3568,6 +3650,7 @@
           </w:tcPr>
           <w:p>
             <w:pPr>
+              <w:keepNext w:val="false"/>
               <w:spacing w:after="40" w:before="0"/>
               <w:jc w:val="left"/>
             </w:pPr>
@@ -3605,7 +3688,7 @@
             <w:pPr>
               <w:spacing w:after="20" w:before="0"/>
             </w:pPr>
-            <w:hyperlink w:history="1" r:id="rIdc8msvjimbhsjdeuh-veb6">
+            <w:hyperlink w:history="1" r:id="rIdeoudmtadciev5ht70mxsg">
               <w:r>
                 <w:rPr>
                   <w:rFonts w:ascii="Arial" w:cs="Arial" w:eastAsia="Arial" w:hAnsi="Arial"/>
@@ -3638,7 +3721,7 @@
               <w:spacing w:after="10" w:before="0"/>
               <w:ind w:left="120"/>
             </w:pPr>
-            <w:hyperlink w:history="1" r:id="rId8fndvvnamegwsd012tmww">
+            <w:hyperlink w:history="1" r:id="rIdaoflsopkuxjgkwabphrbn">
               <w:r>
                 <w:rPr>
                   <w:rFonts w:ascii="Arial" w:cs="Arial" w:eastAsia="Arial" w:hAnsi="Arial"/>
@@ -3683,7 +3766,7 @@
             <w:pPr>
               <w:spacing w:after="20" w:before="0"/>
             </w:pPr>
-            <w:hyperlink w:history="1" r:id="rIdkhy2vkrzbtnt173_eyj7e">
+            <w:hyperlink w:history="1" r:id="rIdppahlcmopmqbrb_xvi9pz">
               <w:r>
                 <w:rPr>
                   <w:rFonts w:ascii="Arial" w:cs="Arial" w:eastAsia="Arial" w:hAnsi="Arial"/>
@@ -3716,7 +3799,7 @@
               <w:spacing w:after="10" w:before="0"/>
               <w:ind w:left="120"/>
             </w:pPr>
-            <w:hyperlink w:history="1" r:id="rIdunmwczofoxdmjgwf--3c3">
+            <w:hyperlink w:history="1" r:id="rId0p1hla-2ry_bmmtafihno">
               <w:r>
                 <w:rPr>
                   <w:rFonts w:ascii="Arial" w:cs="Arial" w:eastAsia="Arial" w:hAnsi="Arial"/>
@@ -3744,6 +3827,7 @@
           </w:tcPr>
           <w:p>
             <w:pPr>
+              <w:keepNext w:val="false"/>
               <w:spacing w:after="40" w:before="0"/>
               <w:jc w:val="left"/>
             </w:pPr>
@@ -3776,6 +3860,7 @@
           </w:tcPr>
           <w:p>
             <w:pPr>
+              <w:keepNext w:val="false"/>
               <w:spacing w:after="40" w:before="0"/>
               <w:jc w:val="left"/>
             </w:pPr>
@@ -3808,6 +3893,7 @@
           </w:tcPr>
           <w:p>
             <w:pPr>
+              <w:keepNext w:val="false"/>
               <w:spacing w:after="40" w:before="0"/>
               <w:jc w:val="left"/>
             </w:pPr>
@@ -3840,6 +3926,7 @@
           </w:tcPr>
           <w:p>
             <w:pPr>
+              <w:keepNext w:val="false"/>
               <w:spacing w:after="40" w:before="0"/>
               <w:jc w:val="left"/>
             </w:pPr>
@@ -3874,6 +3961,7 @@
           </w:tcPr>
           <w:p>
             <w:pPr>
+              <w:keepNext w:val="false"/>
               <w:spacing w:after="40" w:before="0"/>
               <w:jc w:val="left"/>
             </w:pPr>
@@ -3911,7 +3999,7 @@
             <w:pPr>
               <w:spacing w:after="20" w:before="0"/>
             </w:pPr>
-            <w:hyperlink w:history="1" r:id="rIdsbu382vfmtp9c8oc1oo2w">
+            <w:hyperlink w:history="1" r:id="rIdrfvxkxih2qvm6hwy_kbsu">
               <w:r>
                 <w:rPr>
                   <w:rFonts w:ascii="Arial" w:cs="Arial" w:eastAsia="Arial" w:hAnsi="Arial"/>
@@ -3944,7 +4032,7 @@
               <w:spacing w:after="10" w:before="0"/>
               <w:ind w:left="120"/>
             </w:pPr>
-            <w:hyperlink w:history="1" r:id="rIdu8xitqgim2j8nk70b4xll">
+            <w:hyperlink w:history="1" r:id="rIdxqclby_vzxunu2czwnhse">
               <w:r>
                 <w:rPr>
                   <w:rFonts w:ascii="Arial" w:cs="Arial" w:eastAsia="Arial" w:hAnsi="Arial"/>
@@ -3989,7 +4077,7 @@
             <w:pPr>
               <w:spacing w:after="20" w:before="0"/>
             </w:pPr>
-            <w:hyperlink w:history="1" r:id="rIdjntokpdsrskfutm8k1aqp">
+            <w:hyperlink w:history="1" r:id="rId3rye5ob7o6rgylo3mtbkw">
               <w:r>
                 <w:rPr>
                   <w:rFonts w:ascii="Arial" w:cs="Arial" w:eastAsia="Arial" w:hAnsi="Arial"/>
@@ -4022,7 +4110,7 @@
               <w:spacing w:after="10" w:before="0"/>
               <w:ind w:left="120"/>
             </w:pPr>
-            <w:hyperlink w:history="1" r:id="rIdehzu32bmb9vo9ubqbihrq">
+            <w:hyperlink w:history="1" r:id="rId0r-eokrswpt72ypchikco">
               <w:r>
                 <w:rPr>
                   <w:rFonts w:ascii="Arial" w:cs="Arial" w:eastAsia="Arial" w:hAnsi="Arial"/>
@@ -4050,6 +4138,7 @@
           </w:tcPr>
           <w:p>
             <w:pPr>
+              <w:keepNext w:val="false"/>
               <w:spacing w:after="40" w:before="0"/>
               <w:jc w:val="left"/>
             </w:pPr>
@@ -4082,6 +4171,7 @@
           </w:tcPr>
           <w:p>
             <w:pPr>
+              <w:keepNext w:val="false"/>
               <w:spacing w:after="40" w:before="0"/>
               <w:jc w:val="left"/>
             </w:pPr>
@@ -4114,6 +4204,7 @@
           </w:tcPr>
           <w:p>
             <w:pPr>
+              <w:keepNext w:val="false"/>
               <w:spacing w:after="40" w:before="0"/>
               <w:jc w:val="left"/>
             </w:pPr>
@@ -4146,6 +4237,7 @@
           </w:tcPr>
           <w:p>
             <w:pPr>
+              <w:keepNext w:val="false"/>
               <w:spacing w:after="40" w:before="0"/>
               <w:jc w:val="left"/>
             </w:pPr>
@@ -4180,6 +4272,7 @@
           </w:tcPr>
           <w:p>
             <w:pPr>
+              <w:keepNext w:val="false"/>
               <w:spacing w:after="40" w:before="0"/>
               <w:jc w:val="left"/>
             </w:pPr>
@@ -4217,7 +4310,7 @@
             <w:pPr>
               <w:spacing w:after="20" w:before="0"/>
             </w:pPr>
-            <w:hyperlink w:history="1" r:id="rIdwj6qtawbk5mara4mfz6li">
+            <w:hyperlink w:history="1" r:id="rId0nbqxjr363gfwhpycqtw6">
               <w:r>
                 <w:rPr>
                   <w:rFonts w:ascii="Arial" w:cs="Arial" w:eastAsia="Arial" w:hAnsi="Arial"/>
@@ -4250,7 +4343,7 @@
               <w:spacing w:after="10" w:before="0"/>
               <w:ind w:left="120"/>
             </w:pPr>
-            <w:hyperlink w:history="1" r:id="rIdthvm3yeqcidl94voi-d5z">
+            <w:hyperlink w:history="1" r:id="rIdkii0fqoqov5nhbv-h4tov">
               <w:r>
                 <w:rPr>
                   <w:rFonts w:ascii="Arial" w:cs="Arial" w:eastAsia="Arial" w:hAnsi="Arial"/>
@@ -4295,7 +4388,7 @@
             <w:pPr>
               <w:spacing w:after="20" w:before="0"/>
             </w:pPr>
-            <w:hyperlink w:history="1" r:id="rIdd0wojlavxq-hvy4obitvc">
+            <w:hyperlink w:history="1" r:id="rId5uworldivzzpiaqrwr1gw">
               <w:r>
                 <w:rPr>
                   <w:rFonts w:ascii="Arial" w:cs="Arial" w:eastAsia="Arial" w:hAnsi="Arial"/>
@@ -4328,7 +4421,7 @@
               <w:spacing w:after="10" w:before="0"/>
               <w:ind w:left="120"/>
             </w:pPr>
-            <w:hyperlink w:history="1" r:id="rIdjh6h75rqca7lgimuwdp3r">
+            <w:hyperlink w:history="1" r:id="rIdccxb6pebtflouumbxavft">
               <w:r>
                 <w:rPr>
                   <w:rFonts w:ascii="Arial" w:cs="Arial" w:eastAsia="Arial" w:hAnsi="Arial"/>
@@ -4356,6 +4449,7 @@
           </w:tcPr>
           <w:p>
             <w:pPr>
+              <w:keepNext w:val="false"/>
               <w:spacing w:after="40" w:before="0"/>
               <w:jc w:val="left"/>
             </w:pPr>
@@ -4388,6 +4482,7 @@
           </w:tcPr>
           <w:p>
             <w:pPr>
+              <w:keepNext w:val="false"/>
               <w:spacing w:after="40" w:before="0"/>
               <w:jc w:val="left"/>
             </w:pPr>
@@ -4420,6 +4515,7 @@
           </w:tcPr>
           <w:p>
             <w:pPr>
+              <w:keepNext w:val="false"/>
               <w:spacing w:after="40" w:before="0"/>
               <w:jc w:val="left"/>
             </w:pPr>
@@ -4452,6 +4548,7 @@
           </w:tcPr>
           <w:p>
             <w:pPr>
+              <w:keepNext w:val="false"/>
               <w:spacing w:after="40" w:before="0"/>
               <w:jc w:val="left"/>
             </w:pPr>
@@ -4486,6 +4583,7 @@
           </w:tcPr>
           <w:p>
             <w:pPr>
+              <w:keepNext w:val="false"/>
               <w:spacing w:after="40" w:before="0"/>
               <w:jc w:val="left"/>
             </w:pPr>
@@ -4523,7 +4621,7 @@
             <w:pPr>
               <w:spacing w:after="20" w:before="0"/>
             </w:pPr>
-            <w:hyperlink w:history="1" r:id="rIdqv1yfwzrxxv-pthhgxbd3">
+            <w:hyperlink w:history="1" r:id="rIdcobwafznexxz4xc8oftuz">
               <w:r>
                 <w:rPr>
                   <w:rFonts w:ascii="Arial" w:cs="Arial" w:eastAsia="Arial" w:hAnsi="Arial"/>
@@ -4556,7 +4654,7 @@
               <w:spacing w:after="10" w:before="0"/>
               <w:ind w:left="120"/>
             </w:pPr>
-            <w:hyperlink w:history="1" r:id="rIdzkvkcdggtth_nkvah6niw">
+            <w:hyperlink w:history="1" r:id="rIdb3qqe54sdw8-skgticg2a">
               <w:r>
                 <w:rPr>
                   <w:rFonts w:ascii="Arial" w:cs="Arial" w:eastAsia="Arial" w:hAnsi="Arial"/>
@@ -4601,7 +4699,7 @@
             <w:pPr>
               <w:spacing w:after="20" w:before="0"/>
             </w:pPr>
-            <w:hyperlink w:history="1" r:id="rIdcctwtvehll6x9cxhwwqgs">
+            <w:hyperlink w:history="1" r:id="rId8cy50p_zrs4cxvy0u0bex">
               <w:r>
                 <w:rPr>
                   <w:rFonts w:ascii="Arial" w:cs="Arial" w:eastAsia="Arial" w:hAnsi="Arial"/>
@@ -4650,7 +4748,7 @@
               <w:spacing w:after="10" w:before="0"/>
               <w:ind w:left="120"/>
             </w:pPr>
-            <w:hyperlink w:history="1" r:id="rIdyswuec1-1b44ervy7wzuv">
+            <w:hyperlink w:history="1" r:id="rIdwrxv6br4rlzlaydaru6ig">
               <w:r>
                 <w:rPr>
                   <w:rFonts w:ascii="Arial" w:cs="Arial" w:eastAsia="Arial" w:hAnsi="Arial"/>
@@ -4678,6 +4776,7 @@
           </w:tcPr>
           <w:p>
             <w:pPr>
+              <w:keepNext w:val="false"/>
               <w:spacing w:after="40" w:before="0"/>
               <w:jc w:val="left"/>
             </w:pPr>
@@ -4710,6 +4809,7 @@
           </w:tcPr>
           <w:p>
             <w:pPr>
+              <w:keepNext w:val="false"/>
               <w:spacing w:after="40" w:before="0"/>
               <w:jc w:val="left"/>
             </w:pPr>
@@ -4742,6 +4842,7 @@
           </w:tcPr>
           <w:p>
             <w:pPr>
+              <w:keepNext w:val="false"/>
               <w:spacing w:after="40" w:before="0"/>
               <w:jc w:val="left"/>
             </w:pPr>
@@ -4774,6 +4875,7 @@
           </w:tcPr>
           <w:p>
             <w:pPr>
+              <w:keepNext w:val="false"/>
               <w:spacing w:after="40" w:before="0"/>
               <w:jc w:val="left"/>
             </w:pPr>
@@ -4833,6 +4935,7 @@
           </w:tcPr>
           <w:p>
             <w:pPr>
+              <w:keepNext w:val="false"/>
               <w:spacing w:after="40" w:before="0"/>
               <w:jc w:val="center"/>
             </w:pPr>
@@ -4867,6 +4970,7 @@
           </w:tcPr>
           <w:p>
             <w:pPr>
+              <w:keepNext w:val="false"/>
               <w:spacing w:after="40" w:before="0"/>
               <w:jc w:val="left"/>
             </w:pPr>
@@ -4928,6 +5032,7 @@
           </w:tcPr>
           <w:p>
             <w:pPr>
+              <w:keepNext w:val="false"/>
               <w:spacing w:after="40" w:before="0"/>
               <w:jc w:val="center"/>
             </w:pPr>
@@ -4962,6 +5067,7 @@
           </w:tcPr>
           <w:p>
             <w:pPr>
+              <w:keepNext w:val="false"/>
               <w:spacing w:after="40" w:before="0"/>
               <w:jc w:val="left"/>
             </w:pPr>
@@ -4994,6 +5100,7 @@
           </w:tcPr>
           <w:p>
             <w:pPr>
+              <w:keepNext w:val="false"/>
               <w:spacing w:after="40" w:before="0"/>
               <w:jc w:val="left"/>
             </w:pPr>
@@ -5028,6 +5135,7 @@
           </w:tcPr>
           <w:p>
             <w:pPr>
+              <w:keepNext w:val="false"/>
               <w:spacing w:after="40" w:before="0"/>
               <w:jc w:val="left"/>
             </w:pPr>
@@ -5060,6 +5168,7 @@
           </w:tcPr>
           <w:p>
             <w:pPr>
+              <w:keepNext w:val="false"/>
               <w:spacing w:after="40" w:before="0"/>
               <w:jc w:val="left"/>
             </w:pPr>
@@ -5094,6 +5203,7 @@
           </w:tcPr>
           <w:p>
             <w:pPr>
+              <w:keepNext w:val="false"/>
               <w:spacing w:after="40" w:before="0"/>
               <w:jc w:val="left"/>
             </w:pPr>
@@ -5126,6 +5236,7 @@
           </w:tcPr>
           <w:p>
             <w:pPr>
+              <w:keepNext w:val="false"/>
               <w:spacing w:after="40" w:before="0"/>
               <w:jc w:val="left"/>
             </w:pPr>
@@ -5162,7 +5273,7 @@
         </w:rPr>
         <w:t xml:space="preserve">© 2026 SeaVuria and ARES. Aligned with KICD objectives. Developed by SeaVuria; technical implementation by ARES (with AI assistance from Claude). Licensed under </w:t>
       </w:r>
-      <w:hyperlink w:history="1" r:id="rIdf7glvyn4npqxq0eor5fa1">
+      <w:hyperlink w:history="1" r:id="rIdjgwtzlcvyoijtzgpyrx1t">
         <w:r>
           <w:rPr>
             <w:rFonts w:ascii="Arial" w:cs="Arial" w:eastAsia="Arial" w:hAnsi="Arial"/>
@@ -5183,7 +5294,7 @@
         </w:rPr>
         <w:t xml:space="preserve"> (</w:t>
       </w:r>
-      <w:hyperlink w:history="1" r:id="rIdhmhvsigxn8v-lzqx4mdb5">
+      <w:hyperlink w:history="1" r:id="rIdibnwgwxwuqqwhi7lodaee">
         <w:r>
           <w:rPr>
             <w:rFonts w:ascii="Arial" w:cs="Arial" w:eastAsia="Arial" w:hAnsi="Arial"/>
@@ -5243,6 +5354,7 @@
           </w:tcPr>
           <w:p>
             <w:pPr>
+              <w:keepNext w:val="false"/>
               <w:spacing w:after="40" w:before="0"/>
               <w:jc w:val="center"/>
             </w:pPr>
@@ -5278,6 +5390,7 @@
           </w:tcPr>
           <w:p>
             <w:pPr>
+              <w:keepNext w:val="false"/>
               <w:spacing w:after="40" w:before="0"/>
               <w:jc w:val="center"/>
             </w:pPr>
@@ -5312,6 +5425,7 @@
           </w:tcPr>
           <w:p>
             <w:pPr>
+              <w:keepNext w:val="false"/>
               <w:spacing w:after="40" w:before="0"/>
               <w:jc w:val="left"/>
             </w:pPr>
@@ -5344,6 +5458,7 @@
           </w:tcPr>
           <w:p>
             <w:pPr>
+              <w:keepNext w:val="false"/>
               <w:spacing w:after="40" w:before="0"/>
               <w:jc w:val="left"/>
             </w:pPr>
@@ -5378,6 +5493,7 @@
           </w:tcPr>
           <w:p>
             <w:pPr>
+              <w:keepNext w:val="false"/>
               <w:spacing w:after="40" w:before="0"/>
               <w:jc w:val="left"/>
             </w:pPr>
@@ -5410,6 +5526,7 @@
           </w:tcPr>
           <w:p>
             <w:pPr>
+              <w:keepNext w:val="false"/>
               <w:spacing w:after="40" w:before="0"/>
               <w:jc w:val="left"/>
             </w:pPr>
@@ -5444,6 +5561,7 @@
           </w:tcPr>
           <w:p>
             <w:pPr>
+              <w:keepNext w:val="false"/>
               <w:spacing w:after="40" w:before="0"/>
               <w:jc w:val="left"/>
             </w:pPr>
@@ -5476,6 +5594,7 @@
           </w:tcPr>
           <w:p>
             <w:pPr>
+              <w:keepNext w:val="false"/>
               <w:spacing w:after="40" w:before="0"/>
               <w:jc w:val="left"/>
             </w:pPr>
@@ -5510,6 +5629,7 @@
           </w:tcPr>
           <w:p>
             <w:pPr>
+              <w:keepNext w:val="false"/>
               <w:spacing w:after="40" w:before="0"/>
               <w:jc w:val="left"/>
             </w:pPr>
@@ -5542,6 +5662,7 @@
           </w:tcPr>
           <w:p>
             <w:pPr>
+              <w:keepNext w:val="false"/>
               <w:spacing w:after="40" w:before="0"/>
               <w:jc w:val="left"/>
             </w:pPr>
@@ -5576,6 +5697,7 @@
           </w:tcPr>
           <w:p>
             <w:pPr>
+              <w:keepNext w:val="false"/>
               <w:spacing w:after="40" w:before="0"/>
               <w:jc w:val="left"/>
             </w:pPr>
@@ -5608,6 +5730,7 @@
           </w:tcPr>
           <w:p>
             <w:pPr>
+              <w:keepNext w:val="false"/>
               <w:spacing w:after="40" w:before="0"/>
               <w:jc w:val="left"/>
             </w:pPr>
@@ -5642,6 +5765,7 @@
           </w:tcPr>
           <w:p>
             <w:pPr>
+              <w:keepNext w:val="false"/>
               <w:spacing w:after="40" w:before="0"/>
               <w:jc w:val="left"/>
             </w:pPr>
@@ -5674,6 +5798,7 @@
           </w:tcPr>
           <w:p>
             <w:pPr>
+              <w:keepNext w:val="false"/>
               <w:spacing w:after="40" w:before="0"/>
               <w:jc w:val="left"/>
             </w:pPr>
@@ -5708,6 +5833,7 @@
           </w:tcPr>
           <w:p>
             <w:pPr>
+              <w:keepNext w:val="false"/>
               <w:spacing w:after="40" w:before="0"/>
               <w:jc w:val="left"/>
             </w:pPr>
@@ -5740,6 +5866,7 @@
           </w:tcPr>
           <w:p>
             <w:pPr>
+              <w:keepNext w:val="false"/>
               <w:spacing w:after="40" w:before="0"/>
               <w:jc w:val="left"/>
             </w:pPr>
@@ -5774,6 +5901,7 @@
           </w:tcPr>
           <w:p>
             <w:pPr>
+              <w:keepNext w:val="false"/>
               <w:spacing w:after="40" w:before="0"/>
               <w:jc w:val="left"/>
             </w:pPr>
@@ -5806,6 +5934,7 @@
           </w:tcPr>
           <w:p>
             <w:pPr>
+              <w:keepNext w:val="false"/>
               <w:spacing w:after="40" w:before="0"/>
               <w:jc w:val="left"/>
             </w:pPr>
@@ -5865,6 +5994,7 @@
           </w:tcPr>
           <w:p>
             <w:pPr>
+              <w:keepNext w:val="false"/>
               <w:spacing w:after="40" w:before="0"/>
               <w:jc w:val="center"/>
             </w:pPr>
@@ -5899,6 +6029,7 @@
           </w:tcPr>
           <w:p>
             <w:pPr>
+              <w:keepNext w:val="false"/>
               <w:spacing w:after="40" w:before="0"/>
               <w:jc w:val="left"/>
             </w:pPr>
@@ -5963,6 +6094,7 @@
           </w:tcPr>
           <w:p>
             <w:pPr>
+              <w:keepNext w:val="false"/>
               <w:spacing w:after="40" w:before="0"/>
               <w:jc w:val="center"/>
             </w:pPr>
@@ -5997,6 +6129,7 @@
           </w:tcPr>
           <w:p>
             <w:pPr>
+              <w:keepNext w:val="false"/>
               <w:spacing w:after="40" w:before="0"/>
               <w:jc w:val="left"/>
             </w:pPr>
@@ -6029,6 +6162,7 @@
           </w:tcPr>
           <w:p>
             <w:pPr>
+              <w:keepNext w:val="false"/>
               <w:spacing w:after="40" w:before="0"/>
               <w:jc w:val="left"/>
             </w:pPr>
@@ -6061,6 +6195,7 @@
           </w:tcPr>
           <w:p>
             <w:pPr>
+              <w:keepNext w:val="false"/>
               <w:spacing w:after="40" w:before="0"/>
               <w:jc w:val="left"/>
             </w:pPr>
@@ -6093,6 +6228,7 @@
           </w:tcPr>
           <w:p>
             <w:pPr>
+              <w:keepNext w:val="false"/>
               <w:spacing w:after="40" w:before="0"/>
               <w:jc w:val="left"/>
             </w:pPr>
@@ -6125,6 +6261,7 @@
           </w:tcPr>
           <w:p>
             <w:pPr>
+              <w:keepNext w:val="false"/>
               <w:spacing w:after="40" w:before="0"/>
               <w:jc w:val="left"/>
             </w:pPr>
@@ -6159,6 +6296,7 @@
           </w:tcPr>
           <w:p>
             <w:pPr>
+              <w:keepNext w:val="false"/>
               <w:spacing w:after="40" w:before="0"/>
               <w:jc w:val="left"/>
             </w:pPr>
@@ -6196,7 +6334,7 @@
             <w:pPr>
               <w:spacing w:after="20" w:before="0"/>
             </w:pPr>
-            <w:hyperlink w:history="1" r:id="rIdonht-jxgbeoztvkqqtg41">
+            <w:hyperlink w:history="1" r:id="rIdjvnexwwdufx94xj2dns8f">
               <w:r>
                 <w:rPr>
                   <w:rFonts w:ascii="Arial" w:cs="Arial" w:eastAsia="Arial" w:hAnsi="Arial"/>
@@ -6229,7 +6367,7 @@
               <w:spacing w:after="10" w:before="0"/>
               <w:ind w:left="120"/>
             </w:pPr>
-            <w:hyperlink w:history="1" r:id="rIdzeqwv6pohuacrwur5x6yr">
+            <w:hyperlink w:history="1" r:id="rIdr5qfbmujypca8lhptwwbw">
               <w:r>
                 <w:rPr>
                   <w:rFonts w:ascii="Arial" w:cs="Arial" w:eastAsia="Arial" w:hAnsi="Arial"/>
@@ -6274,7 +6412,7 @@
             <w:pPr>
               <w:spacing w:after="20" w:before="0"/>
             </w:pPr>
-            <w:hyperlink w:history="1" r:id="rId0lmvumneu-egunrdiiq2x">
+            <w:hyperlink w:history="1" r:id="rIde6dscm0maztmjkdp8b5eo">
               <w:r>
                 <w:rPr>
                   <w:rFonts w:ascii="Arial" w:cs="Arial" w:eastAsia="Arial" w:hAnsi="Arial"/>
@@ -6307,7 +6445,7 @@
               <w:spacing w:after="10" w:before="0"/>
               <w:ind w:left="120"/>
             </w:pPr>
-            <w:hyperlink w:history="1" r:id="rIdjafnoytjepg-pf0dyfyjg">
+            <w:hyperlink w:history="1" r:id="rId9jk_k83a3frnk2gxfjsuj">
               <w:r>
                 <w:rPr>
                   <w:rFonts w:ascii="Arial" w:cs="Arial" w:eastAsia="Arial" w:hAnsi="Arial"/>
@@ -6335,6 +6473,7 @@
           </w:tcPr>
           <w:p>
             <w:pPr>
+              <w:keepNext w:val="false"/>
               <w:spacing w:after="40" w:before="0"/>
               <w:jc w:val="left"/>
             </w:pPr>
@@ -6367,6 +6506,7 @@
           </w:tcPr>
           <w:p>
             <w:pPr>
+              <w:keepNext w:val="false"/>
               <w:spacing w:after="40" w:before="0"/>
               <w:jc w:val="left"/>
             </w:pPr>
@@ -6399,6 +6539,7 @@
           </w:tcPr>
           <w:p>
             <w:pPr>
+              <w:keepNext w:val="false"/>
               <w:spacing w:after="40" w:before="0"/>
               <w:jc w:val="left"/>
             </w:pPr>
@@ -6431,6 +6572,7 @@
           </w:tcPr>
           <w:p>
             <w:pPr>
+              <w:keepNext w:val="false"/>
               <w:spacing w:after="40" w:before="0"/>
               <w:jc w:val="left"/>
             </w:pPr>
@@ -6465,6 +6607,7 @@
           </w:tcPr>
           <w:p>
             <w:pPr>
+              <w:keepNext w:val="false"/>
               <w:spacing w:after="40" w:before="0"/>
               <w:jc w:val="left"/>
             </w:pPr>
@@ -6502,7 +6645,7 @@
             <w:pPr>
               <w:spacing w:after="20" w:before="0"/>
             </w:pPr>
-            <w:hyperlink w:history="1" r:id="rIdubdmct0k_4kxcbmcn9cxp">
+            <w:hyperlink w:history="1" r:id="rIdljboxn9fg_yxvy_ow0n3i">
               <w:r>
                 <w:rPr>
                   <w:rFonts w:ascii="Arial" w:cs="Arial" w:eastAsia="Arial" w:hAnsi="Arial"/>
@@ -6535,7 +6678,7 @@
               <w:spacing w:after="10" w:before="0"/>
               <w:ind w:left="120"/>
             </w:pPr>
-            <w:hyperlink w:history="1" r:id="rIdb_ebxr4r1ued_6dbhgdi4">
+            <w:hyperlink w:history="1" r:id="rIdjw5_yhd76neqalnc7ayvy">
               <w:r>
                 <w:rPr>
                   <w:rFonts w:ascii="Arial" w:cs="Arial" w:eastAsia="Arial" w:hAnsi="Arial"/>
@@ -6580,7 +6723,7 @@
             <w:pPr>
               <w:spacing w:after="20" w:before="0"/>
             </w:pPr>
-            <w:hyperlink w:history="1" r:id="rId9snpisp13wty5djpeyw6s">
+            <w:hyperlink w:history="1" r:id="rId9lplofycte1aykamibvzs">
               <w:r>
                 <w:rPr>
                   <w:rFonts w:ascii="Arial" w:cs="Arial" w:eastAsia="Arial" w:hAnsi="Arial"/>
@@ -6613,7 +6756,7 @@
               <w:spacing w:after="10" w:before="0"/>
               <w:ind w:left="120"/>
             </w:pPr>
-            <w:hyperlink w:history="1" r:id="rIdlqbtsbrlx4rv1q2o4iwy_">
+            <w:hyperlink w:history="1" r:id="rIdstbkucdxhewtggmp2iomi">
               <w:r>
                 <w:rPr>
                   <w:rFonts w:ascii="Arial" w:cs="Arial" w:eastAsia="Arial" w:hAnsi="Arial"/>
@@ -6641,6 +6784,7 @@
           </w:tcPr>
           <w:p>
             <w:pPr>
+              <w:keepNext w:val="false"/>
               <w:spacing w:after="40" w:before="0"/>
               <w:jc w:val="left"/>
             </w:pPr>
@@ -6673,6 +6817,7 @@
           </w:tcPr>
           <w:p>
             <w:pPr>
+              <w:keepNext w:val="false"/>
               <w:spacing w:after="40" w:before="0"/>
               <w:jc w:val="left"/>
             </w:pPr>
@@ -6705,6 +6850,7 @@
           </w:tcPr>
           <w:p>
             <w:pPr>
+              <w:keepNext w:val="false"/>
               <w:spacing w:after="40" w:before="0"/>
               <w:jc w:val="left"/>
             </w:pPr>
@@ -6737,6 +6883,7 @@
           </w:tcPr>
           <w:p>
             <w:pPr>
+              <w:keepNext w:val="false"/>
               <w:spacing w:after="40" w:before="0"/>
               <w:jc w:val="left"/>
             </w:pPr>
@@ -6771,6 +6918,7 @@
           </w:tcPr>
           <w:p>
             <w:pPr>
+              <w:keepNext w:val="false"/>
               <w:spacing w:after="40" w:before="0"/>
               <w:jc w:val="left"/>
             </w:pPr>
@@ -6808,7 +6956,7 @@
             <w:pPr>
               <w:spacing w:after="20" w:before="0"/>
             </w:pPr>
-            <w:hyperlink w:history="1" r:id="rIdrr_hzrsim8zbyftdffe7r">
+            <w:hyperlink w:history="1" r:id="rIdh0zrzwwzhomuqbwagte97">
               <w:r>
                 <w:rPr>
                   <w:rFonts w:ascii="Arial" w:cs="Arial" w:eastAsia="Arial" w:hAnsi="Arial"/>
@@ -6841,7 +6989,7 @@
               <w:spacing w:after="10" w:before="0"/>
               <w:ind w:left="120"/>
             </w:pPr>
-            <w:hyperlink w:history="1" r:id="rIddnazk50-p5zmm-rw4hw2s">
+            <w:hyperlink w:history="1" r:id="rIdjzmr8tn7c__xrnocwnnvf">
               <w:r>
                 <w:rPr>
                   <w:rFonts w:ascii="Arial" w:cs="Arial" w:eastAsia="Arial" w:hAnsi="Arial"/>
@@ -6886,7 +7034,7 @@
             <w:pPr>
               <w:spacing w:after="20" w:before="0"/>
             </w:pPr>
-            <w:hyperlink w:history="1" r:id="rId0ofwhixksekuovrvinfpr">
+            <w:hyperlink w:history="1" r:id="rIdyzojsleoffivfqo3llwdh">
               <w:r>
                 <w:rPr>
                   <w:rFonts w:ascii="Arial" w:cs="Arial" w:eastAsia="Arial" w:hAnsi="Arial"/>
@@ -6935,7 +7083,7 @@
               <w:spacing w:after="10" w:before="0"/>
               <w:ind w:left="120"/>
             </w:pPr>
-            <w:hyperlink w:history="1" r:id="rIdvzabb7zjrjwt2dbdkrys-">
+            <w:hyperlink w:history="1" r:id="rId0qmprefoj13cwnfsyfmw-">
               <w:r>
                 <w:rPr>
                   <w:rFonts w:ascii="Arial" w:cs="Arial" w:eastAsia="Arial" w:hAnsi="Arial"/>
@@ -6963,6 +7111,7 @@
           </w:tcPr>
           <w:p>
             <w:pPr>
+              <w:keepNext w:val="false"/>
               <w:spacing w:after="40" w:before="0"/>
               <w:jc w:val="left"/>
             </w:pPr>
@@ -6995,6 +7144,7 @@
           </w:tcPr>
           <w:p>
             <w:pPr>
+              <w:keepNext w:val="false"/>
               <w:spacing w:after="40" w:before="0"/>
               <w:jc w:val="left"/>
             </w:pPr>
@@ -7027,6 +7177,7 @@
           </w:tcPr>
           <w:p>
             <w:pPr>
+              <w:keepNext w:val="false"/>
               <w:spacing w:after="40" w:before="0"/>
               <w:jc w:val="left"/>
             </w:pPr>
@@ -7059,6 +7210,7 @@
           </w:tcPr>
           <w:p>
             <w:pPr>
+              <w:keepNext w:val="false"/>
               <w:spacing w:after="40" w:before="0"/>
               <w:jc w:val="left"/>
             </w:pPr>
@@ -7093,6 +7245,7 @@
           </w:tcPr>
           <w:p>
             <w:pPr>
+              <w:keepNext w:val="false"/>
               <w:spacing w:after="40" w:before="0"/>
               <w:jc w:val="left"/>
             </w:pPr>
@@ -7130,7 +7283,7 @@
             <w:pPr>
               <w:spacing w:after="20" w:before="0"/>
             </w:pPr>
-            <w:hyperlink w:history="1" r:id="rIdvwb_1nkwykijf_lykfqc2">
+            <w:hyperlink w:history="1" r:id="rIdmi0o6pjj3gb7rwfbfnnh9">
               <w:r>
                 <w:rPr>
                   <w:rFonts w:ascii="Arial" w:cs="Arial" w:eastAsia="Arial" w:hAnsi="Arial"/>
@@ -7163,7 +7316,7 @@
               <w:spacing w:after="10" w:before="0"/>
               <w:ind w:left="120"/>
             </w:pPr>
-            <w:hyperlink w:history="1" r:id="rIdl5nyjw8a-wsx3_l7c-nlm">
+            <w:hyperlink w:history="1" r:id="rIdowc07zo3f5mi5wydbewbk">
               <w:r>
                 <w:rPr>
                   <w:rFonts w:ascii="Arial" w:cs="Arial" w:eastAsia="Arial" w:hAnsi="Arial"/>
@@ -7208,7 +7361,7 @@
             <w:pPr>
               <w:spacing w:after="20" w:before="0"/>
             </w:pPr>
-            <w:hyperlink w:history="1" r:id="rIdu_nxtra9-ojngd2wgait-">
+            <w:hyperlink w:history="1" r:id="rIdmpghd3grmokzb4luc4hdk">
               <w:r>
                 <w:rPr>
                   <w:rFonts w:ascii="Arial" w:cs="Arial" w:eastAsia="Arial" w:hAnsi="Arial"/>
@@ -7257,7 +7410,7 @@
               <w:spacing w:after="10" w:before="0"/>
               <w:ind w:left="120"/>
             </w:pPr>
-            <w:hyperlink w:history="1" r:id="rId-u0zbqezs9dzshia-hxay">
+            <w:hyperlink w:history="1" r:id="rIdmuus1qjxczgy9lg9fc9uf">
               <w:r>
                 <w:rPr>
                   <w:rFonts w:ascii="Arial" w:cs="Arial" w:eastAsia="Arial" w:hAnsi="Arial"/>
@@ -7285,6 +7438,7 @@
           </w:tcPr>
           <w:p>
             <w:pPr>
+              <w:keepNext w:val="false"/>
               <w:spacing w:after="40" w:before="0"/>
               <w:jc w:val="left"/>
             </w:pPr>
@@ -7317,6 +7471,7 @@
           </w:tcPr>
           <w:p>
             <w:pPr>
+              <w:keepNext w:val="false"/>
               <w:spacing w:after="40" w:before="0"/>
               <w:jc w:val="left"/>
             </w:pPr>
@@ -7349,6 +7504,7 @@
           </w:tcPr>
           <w:p>
             <w:pPr>
+              <w:keepNext w:val="false"/>
               <w:spacing w:after="40" w:before="0"/>
               <w:jc w:val="left"/>
             </w:pPr>
@@ -7381,6 +7537,7 @@
           </w:tcPr>
           <w:p>
             <w:pPr>
+              <w:keepNext w:val="false"/>
               <w:spacing w:after="40" w:before="0"/>
               <w:jc w:val="left"/>
             </w:pPr>
@@ -7415,6 +7572,7 @@
           </w:tcPr>
           <w:p>
             <w:pPr>
+              <w:keepNext w:val="false"/>
               <w:spacing w:after="40" w:before="0"/>
               <w:jc w:val="left"/>
             </w:pPr>
@@ -7452,7 +7610,7 @@
             <w:pPr>
               <w:spacing w:after="20" w:before="0"/>
             </w:pPr>
-            <w:hyperlink w:history="1" r:id="rIdwjdeavh-itk1rem58ev9s">
+            <w:hyperlink w:history="1" r:id="rIdqp8r20rsheako1t4bge3c">
               <w:r>
                 <w:rPr>
                   <w:rFonts w:ascii="Arial" w:cs="Arial" w:eastAsia="Arial" w:hAnsi="Arial"/>
@@ -7501,7 +7659,7 @@
               <w:spacing w:after="10" w:before="0"/>
               <w:ind w:left="120"/>
             </w:pPr>
-            <w:hyperlink w:history="1" r:id="rIdy0eshs7avifbmqurqkv5s">
+            <w:hyperlink w:history="1" r:id="rIdaf50v4-kzdceknxsreggi">
               <w:r>
                 <w:rPr>
                   <w:rFonts w:ascii="Arial" w:cs="Arial" w:eastAsia="Arial" w:hAnsi="Arial"/>
@@ -7546,7 +7704,7 @@
             <w:pPr>
               <w:spacing w:after="20" w:before="0"/>
             </w:pPr>
-            <w:hyperlink w:history="1" r:id="rIdqy6n_6t7p5r5jrvqbaj1a">
+            <w:hyperlink w:history="1" r:id="rIdcetkwcgjpwhaelpb0szlf">
               <w:r>
                 <w:rPr>
                   <w:rFonts w:ascii="Arial" w:cs="Arial" w:eastAsia="Arial" w:hAnsi="Arial"/>
@@ -7595,7 +7753,7 @@
               <w:spacing w:after="10" w:before="0"/>
               <w:ind w:left="120"/>
             </w:pPr>
-            <w:hyperlink w:history="1" r:id="rId5_6rfqg26zx3f6egcipkl">
+            <w:hyperlink w:history="1" r:id="rIdmgtxoglsfynsi_hsgc3z-">
               <w:r>
                 <w:rPr>
                   <w:rFonts w:ascii="Arial" w:cs="Arial" w:eastAsia="Arial" w:hAnsi="Arial"/>
@@ -7623,6 +7781,7 @@
           </w:tcPr>
           <w:p>
             <w:pPr>
+              <w:keepNext w:val="false"/>
               <w:spacing w:after="40" w:before="0"/>
               <w:jc w:val="left"/>
             </w:pPr>
@@ -7655,6 +7814,7 @@
           </w:tcPr>
           <w:p>
             <w:pPr>
+              <w:keepNext w:val="false"/>
               <w:spacing w:after="40" w:before="0"/>
               <w:jc w:val="left"/>
             </w:pPr>
@@ -7687,6 +7847,7 @@
           </w:tcPr>
           <w:p>
             <w:pPr>
+              <w:keepNext w:val="false"/>
               <w:spacing w:after="40" w:before="0"/>
               <w:jc w:val="left"/>
             </w:pPr>
@@ -7719,6 +7880,7 @@
           </w:tcPr>
           <w:p>
             <w:pPr>
+              <w:keepNext w:val="false"/>
               <w:spacing w:after="40" w:before="0"/>
               <w:jc w:val="left"/>
             </w:pPr>
@@ -7778,6 +7940,7 @@
           </w:tcPr>
           <w:p>
             <w:pPr>
+              <w:keepNext w:val="false"/>
               <w:spacing w:after="40" w:before="0"/>
               <w:jc w:val="center"/>
             </w:pPr>
@@ -7812,6 +7975,7 @@
           </w:tcPr>
           <w:p>
             <w:pPr>
+              <w:keepNext w:val="false"/>
               <w:spacing w:after="40" w:before="0"/>
               <w:jc w:val="left"/>
             </w:pPr>
@@ -7873,6 +8037,7 @@
           </w:tcPr>
           <w:p>
             <w:pPr>
+              <w:keepNext w:val="false"/>
               <w:spacing w:after="40" w:before="0"/>
               <w:jc w:val="center"/>
             </w:pPr>
@@ -7907,6 +8072,7 @@
           </w:tcPr>
           <w:p>
             <w:pPr>
+              <w:keepNext w:val="false"/>
               <w:spacing w:after="40" w:before="0"/>
               <w:jc w:val="left"/>
             </w:pPr>
@@ -7939,6 +8105,7 @@
           </w:tcPr>
           <w:p>
             <w:pPr>
+              <w:keepNext w:val="false"/>
               <w:spacing w:after="40" w:before="0"/>
               <w:jc w:val="left"/>
             </w:pPr>
@@ -7973,6 +8140,7 @@
           </w:tcPr>
           <w:p>
             <w:pPr>
+              <w:keepNext w:val="false"/>
               <w:spacing w:after="40" w:before="0"/>
               <w:jc w:val="left"/>
             </w:pPr>
@@ -8005,6 +8173,7 @@
           </w:tcPr>
           <w:p>
             <w:pPr>
+              <w:keepNext w:val="false"/>
               <w:spacing w:after="40" w:before="0"/>
               <w:jc w:val="left"/>
             </w:pPr>
@@ -8039,6 +8208,7 @@
           </w:tcPr>
           <w:p>
             <w:pPr>
+              <w:keepNext w:val="false"/>
               <w:spacing w:after="40" w:before="0"/>
               <w:jc w:val="left"/>
             </w:pPr>
@@ -8071,6 +8241,7 @@
           </w:tcPr>
           <w:p>
             <w:pPr>
+              <w:keepNext w:val="false"/>
               <w:spacing w:after="40" w:before="0"/>
               <w:jc w:val="left"/>
             </w:pPr>
@@ -8107,7 +8278,7 @@
         </w:rPr>
         <w:t xml:space="preserve">© 2026 SeaVuria and ARES. Aligned with KICD objectives. Developed by SeaVuria; technical implementation by ARES (with AI assistance from Claude). Licensed under </w:t>
       </w:r>
-      <w:hyperlink w:history="1" r:id="rIdwbnp8xmjingmuyamozfeh">
+      <w:hyperlink w:history="1" r:id="rId-b9udahxjyw8mqcm79knq">
         <w:r>
           <w:rPr>
             <w:rFonts w:ascii="Arial" w:cs="Arial" w:eastAsia="Arial" w:hAnsi="Arial"/>
@@ -8128,7 +8299,7 @@
         </w:rPr>
         <w:t xml:space="preserve"> (</w:t>
       </w:r>
-      <w:hyperlink w:history="1" r:id="rId7mairsbhwwmaeubekxpaq">
+      <w:hyperlink w:history="1" r:id="rIdz0vu6simxzzcs0hbzwi0h">
         <w:r>
           <w:rPr>
             <w:rFonts w:ascii="Arial" w:cs="Arial" w:eastAsia="Arial" w:hAnsi="Arial"/>
@@ -8188,6 +8359,7 @@
           </w:tcPr>
           <w:p>
             <w:pPr>
+              <w:keepNext w:val="false"/>
               <w:spacing w:after="40" w:before="0"/>
               <w:jc w:val="center"/>
             </w:pPr>
@@ -8223,6 +8395,7 @@
           </w:tcPr>
           <w:p>
             <w:pPr>
+              <w:keepNext w:val="false"/>
               <w:spacing w:after="40" w:before="0"/>
               <w:jc w:val="center"/>
             </w:pPr>
@@ -8257,6 +8430,7 @@
           </w:tcPr>
           <w:p>
             <w:pPr>
+              <w:keepNext w:val="false"/>
               <w:spacing w:after="40" w:before="0"/>
               <w:jc w:val="left"/>
             </w:pPr>
@@ -8289,6 +8463,7 @@
           </w:tcPr>
           <w:p>
             <w:pPr>
+              <w:keepNext w:val="false"/>
               <w:spacing w:after="40" w:before="0"/>
               <w:jc w:val="left"/>
             </w:pPr>
@@ -8323,6 +8498,7 @@
           </w:tcPr>
           <w:p>
             <w:pPr>
+              <w:keepNext w:val="false"/>
               <w:spacing w:after="40" w:before="0"/>
               <w:jc w:val="left"/>
             </w:pPr>
@@ -8355,6 +8531,7 @@
           </w:tcPr>
           <w:p>
             <w:pPr>
+              <w:keepNext w:val="false"/>
               <w:spacing w:after="40" w:before="0"/>
               <w:jc w:val="left"/>
             </w:pPr>
@@ -8389,6 +8566,7 @@
           </w:tcPr>
           <w:p>
             <w:pPr>
+              <w:keepNext w:val="false"/>
               <w:spacing w:after="40" w:before="0"/>
               <w:jc w:val="left"/>
             </w:pPr>
@@ -8421,6 +8599,7 @@
           </w:tcPr>
           <w:p>
             <w:pPr>
+              <w:keepNext w:val="false"/>
               <w:spacing w:after="40" w:before="0"/>
               <w:jc w:val="left"/>
             </w:pPr>
@@ -8455,6 +8634,7 @@
           </w:tcPr>
           <w:p>
             <w:pPr>
+              <w:keepNext w:val="false"/>
               <w:spacing w:after="40" w:before="0"/>
               <w:jc w:val="left"/>
             </w:pPr>
@@ -8487,6 +8667,7 @@
           </w:tcPr>
           <w:p>
             <w:pPr>
+              <w:keepNext w:val="false"/>
               <w:spacing w:after="40" w:before="0"/>
               <w:jc w:val="left"/>
             </w:pPr>
@@ -8521,6 +8702,7 @@
           </w:tcPr>
           <w:p>
             <w:pPr>
+              <w:keepNext w:val="false"/>
               <w:spacing w:after="40" w:before="0"/>
               <w:jc w:val="left"/>
             </w:pPr>
@@ -8553,6 +8735,7 @@
           </w:tcPr>
           <w:p>
             <w:pPr>
+              <w:keepNext w:val="false"/>
               <w:spacing w:after="40" w:before="0"/>
               <w:jc w:val="left"/>
             </w:pPr>
@@ -8587,6 +8770,7 @@
           </w:tcPr>
           <w:p>
             <w:pPr>
+              <w:keepNext w:val="false"/>
               <w:spacing w:after="40" w:before="0"/>
               <w:jc w:val="left"/>
             </w:pPr>
@@ -8619,6 +8803,7 @@
           </w:tcPr>
           <w:p>
             <w:pPr>
+              <w:keepNext w:val="false"/>
               <w:spacing w:after="40" w:before="0"/>
               <w:jc w:val="left"/>
             </w:pPr>
@@ -8653,6 +8838,7 @@
           </w:tcPr>
           <w:p>
             <w:pPr>
+              <w:keepNext w:val="false"/>
               <w:spacing w:after="40" w:before="0"/>
               <w:jc w:val="left"/>
             </w:pPr>
@@ -8685,6 +8871,7 @@
           </w:tcPr>
           <w:p>
             <w:pPr>
+              <w:keepNext w:val="false"/>
               <w:spacing w:after="40" w:before="0"/>
               <w:jc w:val="left"/>
             </w:pPr>
@@ -8719,6 +8906,7 @@
           </w:tcPr>
           <w:p>
             <w:pPr>
+              <w:keepNext w:val="false"/>
               <w:spacing w:after="40" w:before="0"/>
               <w:jc w:val="left"/>
             </w:pPr>
@@ -8751,6 +8939,7 @@
           </w:tcPr>
           <w:p>
             <w:pPr>
+              <w:keepNext w:val="false"/>
               <w:spacing w:after="40" w:before="0"/>
               <w:jc w:val="left"/>
             </w:pPr>
@@ -8810,6 +8999,7 @@
           </w:tcPr>
           <w:p>
             <w:pPr>
+              <w:keepNext w:val="false"/>
               <w:spacing w:after="40" w:before="0"/>
               <w:jc w:val="center"/>
             </w:pPr>
@@ -8844,6 +9034,7 @@
           </w:tcPr>
           <w:p>
             <w:pPr>
+              <w:keepNext w:val="false"/>
               <w:spacing w:after="40" w:before="0"/>
               <w:jc w:val="left"/>
             </w:pPr>
@@ -8908,6 +9099,7 @@
           </w:tcPr>
           <w:p>
             <w:pPr>
+              <w:keepNext w:val="false"/>
               <w:spacing w:after="40" w:before="0"/>
               <w:jc w:val="center"/>
             </w:pPr>
@@ -8942,6 +9134,7 @@
           </w:tcPr>
           <w:p>
             <w:pPr>
+              <w:keepNext w:val="false"/>
               <w:spacing w:after="40" w:before="0"/>
               <w:jc w:val="left"/>
             </w:pPr>
@@ -8974,6 +9167,7 @@
           </w:tcPr>
           <w:p>
             <w:pPr>
+              <w:keepNext w:val="false"/>
               <w:spacing w:after="40" w:before="0"/>
               <w:jc w:val="left"/>
             </w:pPr>
@@ -9006,6 +9200,7 @@
           </w:tcPr>
           <w:p>
             <w:pPr>
+              <w:keepNext w:val="false"/>
               <w:spacing w:after="40" w:before="0"/>
               <w:jc w:val="left"/>
             </w:pPr>
@@ -9038,6 +9233,7 @@
           </w:tcPr>
           <w:p>
             <w:pPr>
+              <w:keepNext w:val="false"/>
               <w:spacing w:after="40" w:before="0"/>
               <w:jc w:val="left"/>
             </w:pPr>
@@ -9070,6 +9266,7 @@
           </w:tcPr>
           <w:p>
             <w:pPr>
+              <w:keepNext w:val="false"/>
               <w:spacing w:after="40" w:before="0"/>
               <w:jc w:val="left"/>
             </w:pPr>
@@ -9104,6 +9301,7 @@
           </w:tcPr>
           <w:p>
             <w:pPr>
+              <w:keepNext w:val="false"/>
               <w:spacing w:after="40" w:before="0"/>
               <w:jc w:val="left"/>
             </w:pPr>
@@ -9141,7 +9339,7 @@
             <w:pPr>
               <w:spacing w:after="20" w:before="0"/>
             </w:pPr>
-            <w:hyperlink w:history="1" r:id="rIdffvprv4p_i6ug4hpcghee">
+            <w:hyperlink w:history="1" r:id="rIdhxpflu9fklvoyrxgtwdfw">
               <w:r>
                 <w:rPr>
                   <w:rFonts w:ascii="Arial" w:cs="Arial" w:eastAsia="Arial" w:hAnsi="Arial"/>
@@ -9174,7 +9372,7 @@
               <w:spacing w:after="10" w:before="0"/>
               <w:ind w:left="120"/>
             </w:pPr>
-            <w:hyperlink w:history="1" r:id="rIdoga4woyuux8nqr3owhrhk">
+            <w:hyperlink w:history="1" r:id="rIdpssg04azea9jby0xeu_zr">
               <w:r>
                 <w:rPr>
                   <w:rFonts w:ascii="Arial" w:cs="Arial" w:eastAsia="Arial" w:hAnsi="Arial"/>
@@ -9219,7 +9417,7 @@
             <w:pPr>
               <w:spacing w:after="20" w:before="0"/>
             </w:pPr>
-            <w:hyperlink w:history="1" r:id="rId4hkz8t4qmtuiqw8kz1e7b">
+            <w:hyperlink w:history="1" r:id="rId_ccktymh15xezcpefsuqb">
               <w:r>
                 <w:rPr>
                   <w:rFonts w:ascii="Arial" w:cs="Arial" w:eastAsia="Arial" w:hAnsi="Arial"/>
@@ -9252,7 +9450,7 @@
               <w:spacing w:after="10" w:before="0"/>
               <w:ind w:left="120"/>
             </w:pPr>
-            <w:hyperlink w:history="1" r:id="rIdhx_uv7wd1qfmlwfhlxgia">
+            <w:hyperlink w:history="1" r:id="rIdzbxnx8-s-pgrdqnlyuybq">
               <w:r>
                 <w:rPr>
                   <w:rFonts w:ascii="Arial" w:cs="Arial" w:eastAsia="Arial" w:hAnsi="Arial"/>
@@ -9280,6 +9478,7 @@
           </w:tcPr>
           <w:p>
             <w:pPr>
+              <w:keepNext w:val="false"/>
               <w:spacing w:after="40" w:before="0"/>
               <w:jc w:val="left"/>
             </w:pPr>
@@ -9312,6 +9511,7 @@
           </w:tcPr>
           <w:p>
             <w:pPr>
+              <w:keepNext w:val="false"/>
               <w:spacing w:after="40" w:before="0"/>
               <w:jc w:val="left"/>
             </w:pPr>
@@ -9344,6 +9544,7 @@
           </w:tcPr>
           <w:p>
             <w:pPr>
+              <w:keepNext w:val="false"/>
               <w:spacing w:after="40" w:before="0"/>
               <w:jc w:val="left"/>
             </w:pPr>
@@ -9376,6 +9577,7 @@
           </w:tcPr>
           <w:p>
             <w:pPr>
+              <w:keepNext w:val="false"/>
               <w:spacing w:after="40" w:before="0"/>
               <w:jc w:val="left"/>
             </w:pPr>
@@ -9410,6 +9612,7 @@
           </w:tcPr>
           <w:p>
             <w:pPr>
+              <w:keepNext w:val="false"/>
               <w:spacing w:after="40" w:before="0"/>
               <w:jc w:val="left"/>
             </w:pPr>
@@ -9447,7 +9650,7 @@
             <w:pPr>
               <w:spacing w:after="20" w:before="0"/>
             </w:pPr>
-            <w:hyperlink w:history="1" r:id="rIdzhotk8bqgtlcx4rwkzuk4">
+            <w:hyperlink w:history="1" r:id="rIdvh1npp1ryxma6qfu7n-tv">
               <w:r>
                 <w:rPr>
                   <w:rFonts w:ascii="Arial" w:cs="Arial" w:eastAsia="Arial" w:hAnsi="Arial"/>
@@ -9480,7 +9683,7 @@
               <w:spacing w:after="10" w:before="0"/>
               <w:ind w:left="120"/>
             </w:pPr>
-            <w:hyperlink w:history="1" r:id="rIdmzodornyf_0eswzdtraz0">
+            <w:hyperlink w:history="1" r:id="rId7sj4gls8lla3otn9ljr1t">
               <w:r>
                 <w:rPr>
                   <w:rFonts w:ascii="Arial" w:cs="Arial" w:eastAsia="Arial" w:hAnsi="Arial"/>
@@ -9525,7 +9728,7 @@
             <w:pPr>
               <w:spacing w:after="20" w:before="0"/>
             </w:pPr>
-            <w:hyperlink w:history="1" r:id="rIdo24unug2eokocp24idhvm">
+            <w:hyperlink w:history="1" r:id="rId1suycwmqcwgge2hddl0yo">
               <w:r>
                 <w:rPr>
                   <w:rFonts w:ascii="Arial" w:cs="Arial" w:eastAsia="Arial" w:hAnsi="Arial"/>
@@ -9558,7 +9761,7 @@
               <w:spacing w:after="10" w:before="0"/>
               <w:ind w:left="120"/>
             </w:pPr>
-            <w:hyperlink w:history="1" r:id="rIdnaqplj_ddfwijccgn_bwc">
+            <w:hyperlink w:history="1" r:id="rIdvvj57hqkbns5mxdeohjzz">
               <w:r>
                 <w:rPr>
                   <w:rFonts w:ascii="Arial" w:cs="Arial" w:eastAsia="Arial" w:hAnsi="Arial"/>
@@ -9586,6 +9789,7 @@
           </w:tcPr>
           <w:p>
             <w:pPr>
+              <w:keepNext w:val="false"/>
               <w:spacing w:after="40" w:before="0"/>
               <w:jc w:val="left"/>
             </w:pPr>
@@ -9618,6 +9822,7 @@
           </w:tcPr>
           <w:p>
             <w:pPr>
+              <w:keepNext w:val="false"/>
               <w:spacing w:after="40" w:before="0"/>
               <w:jc w:val="left"/>
             </w:pPr>
@@ -9650,6 +9855,7 @@
           </w:tcPr>
           <w:p>
             <w:pPr>
+              <w:keepNext w:val="false"/>
               <w:spacing w:after="40" w:before="0"/>
               <w:jc w:val="left"/>
             </w:pPr>
@@ -9682,6 +9888,7 @@
           </w:tcPr>
           <w:p>
             <w:pPr>
+              <w:keepNext w:val="false"/>
               <w:spacing w:after="40" w:before="0"/>
               <w:jc w:val="left"/>
             </w:pPr>
@@ -9716,6 +9923,7 @@
           </w:tcPr>
           <w:p>
             <w:pPr>
+              <w:keepNext w:val="false"/>
               <w:spacing w:after="40" w:before="0"/>
               <w:jc w:val="left"/>
             </w:pPr>
@@ -9753,7 +9961,7 @@
             <w:pPr>
               <w:spacing w:after="20" w:before="0"/>
             </w:pPr>
-            <w:hyperlink w:history="1" r:id="rIdrzlhi-ma5atrclnutriwf">
+            <w:hyperlink w:history="1" r:id="rIdsj5pgezwgjatovtxsz1w8">
               <w:r>
                 <w:rPr>
                   <w:rFonts w:ascii="Arial" w:cs="Arial" w:eastAsia="Arial" w:hAnsi="Arial"/>
@@ -9786,7 +9994,7 @@
               <w:spacing w:after="10" w:before="0"/>
               <w:ind w:left="120"/>
             </w:pPr>
-            <w:hyperlink w:history="1" r:id="rIdpj4lg4kkzkyatfeqvzn9a">
+            <w:hyperlink w:history="1" r:id="rIdf8idlirabufdecl1ecupm">
               <w:r>
                 <w:rPr>
                   <w:rFonts w:ascii="Arial" w:cs="Arial" w:eastAsia="Arial" w:hAnsi="Arial"/>
@@ -9831,7 +10039,7 @@
             <w:pPr>
               <w:spacing w:after="20" w:before="0"/>
             </w:pPr>
-            <w:hyperlink w:history="1" r:id="rIdrshdnlhl2adox0wcnvz9d">
+            <w:hyperlink w:history="1" r:id="rIdawdgabh-8tvv_sfvfoigw">
               <w:r>
                 <w:rPr>
                   <w:rFonts w:ascii="Arial" w:cs="Arial" w:eastAsia="Arial" w:hAnsi="Arial"/>
@@ -9864,7 +10072,7 @@
               <w:spacing w:after="10" w:before="0"/>
               <w:ind w:left="120"/>
             </w:pPr>
-            <w:hyperlink w:history="1" r:id="rId3cppxbzsih4crsqdjmikx">
+            <w:hyperlink w:history="1" r:id="rIdevtexdgqumv07ak8bo9oo">
               <w:r>
                 <w:rPr>
                   <w:rFonts w:ascii="Arial" w:cs="Arial" w:eastAsia="Arial" w:hAnsi="Arial"/>
@@ -9892,6 +10100,7 @@
           </w:tcPr>
           <w:p>
             <w:pPr>
+              <w:keepNext w:val="false"/>
               <w:spacing w:after="40" w:before="0"/>
               <w:jc w:val="left"/>
             </w:pPr>
@@ -9924,6 +10133,7 @@
           </w:tcPr>
           <w:p>
             <w:pPr>
+              <w:keepNext w:val="false"/>
               <w:spacing w:after="40" w:before="0"/>
               <w:jc w:val="left"/>
             </w:pPr>
@@ -9956,6 +10166,7 @@
           </w:tcPr>
           <w:p>
             <w:pPr>
+              <w:keepNext w:val="false"/>
               <w:spacing w:after="40" w:before="0"/>
               <w:jc w:val="left"/>
             </w:pPr>
@@ -9988,6 +10199,7 @@
           </w:tcPr>
           <w:p>
             <w:pPr>
+              <w:keepNext w:val="false"/>
               <w:spacing w:after="40" w:before="0"/>
               <w:jc w:val="left"/>
             </w:pPr>
@@ -10022,6 +10234,7 @@
           </w:tcPr>
           <w:p>
             <w:pPr>
+              <w:keepNext w:val="false"/>
               <w:spacing w:after="40" w:before="0"/>
               <w:jc w:val="left"/>
             </w:pPr>
@@ -10059,7 +10272,7 @@
             <w:pPr>
               <w:spacing w:after="20" w:before="0"/>
             </w:pPr>
-            <w:hyperlink w:history="1" r:id="rIdds30uboiahy-2zmvm8hwo">
+            <w:hyperlink w:history="1" r:id="rIdpycj7up0fyomudseel39p">
               <w:r>
                 <w:rPr>
                   <w:rFonts w:ascii="Arial" w:cs="Arial" w:eastAsia="Arial" w:hAnsi="Arial"/>
@@ -10092,7 +10305,7 @@
               <w:spacing w:after="10" w:before="0"/>
               <w:ind w:left="120"/>
             </w:pPr>
-            <w:hyperlink w:history="1" r:id="rIdcxsfw11uvobuqiz7zu3-f">
+            <w:hyperlink w:history="1" r:id="rIdbsfwp2i7put5tx8wp3bpp">
               <w:r>
                 <w:rPr>
                   <w:rFonts w:ascii="Arial" w:cs="Arial" w:eastAsia="Arial" w:hAnsi="Arial"/>
@@ -10137,7 +10350,7 @@
             <w:pPr>
               <w:spacing w:after="20" w:before="0"/>
             </w:pPr>
-            <w:hyperlink w:history="1" r:id="rIdkziv7nctvbuzi_zpmrcs0">
+            <w:hyperlink w:history="1" r:id="rIdszi0jy00nut-u2ljk6tnv">
               <w:r>
                 <w:rPr>
                   <w:rFonts w:ascii="Arial" w:cs="Arial" w:eastAsia="Arial" w:hAnsi="Arial"/>
@@ -10170,7 +10383,7 @@
               <w:spacing w:after="10" w:before="0"/>
               <w:ind w:left="120"/>
             </w:pPr>
-            <w:hyperlink w:history="1" r:id="rIdyifzv2yb5lyqf9lkek6ym">
+            <w:hyperlink w:history="1" r:id="rIdnrkn1tsmuinnmqexsh88d">
               <w:r>
                 <w:rPr>
                   <w:rFonts w:ascii="Arial" w:cs="Arial" w:eastAsia="Arial" w:hAnsi="Arial"/>
@@ -10198,6 +10411,7 @@
           </w:tcPr>
           <w:p>
             <w:pPr>
+              <w:keepNext w:val="false"/>
               <w:spacing w:after="40" w:before="0"/>
               <w:jc w:val="left"/>
             </w:pPr>
@@ -10230,6 +10444,7 @@
           </w:tcPr>
           <w:p>
             <w:pPr>
+              <w:keepNext w:val="false"/>
               <w:spacing w:after="40" w:before="0"/>
               <w:jc w:val="left"/>
             </w:pPr>
@@ -10262,6 +10477,7 @@
           </w:tcPr>
           <w:p>
             <w:pPr>
+              <w:keepNext w:val="false"/>
               <w:spacing w:after="40" w:before="0"/>
               <w:jc w:val="left"/>
             </w:pPr>
@@ -10294,6 +10510,7 @@
           </w:tcPr>
           <w:p>
             <w:pPr>
+              <w:keepNext w:val="false"/>
               <w:spacing w:after="40" w:before="0"/>
               <w:jc w:val="left"/>
             </w:pPr>
@@ -10328,6 +10545,7 @@
           </w:tcPr>
           <w:p>
             <w:pPr>
+              <w:keepNext w:val="false"/>
               <w:spacing w:after="40" w:before="0"/>
               <w:jc w:val="left"/>
             </w:pPr>
@@ -10365,7 +10583,7 @@
             <w:pPr>
               <w:spacing w:after="20" w:before="0"/>
             </w:pPr>
-            <w:hyperlink w:history="1" r:id="rId9ehjmmrexsbmpdstgbvjf">
+            <w:hyperlink w:history="1" r:id="rId6qob-glde3t50-3reaf_a">
               <w:r>
                 <w:rPr>
                   <w:rFonts w:ascii="Arial" w:cs="Arial" w:eastAsia="Arial" w:hAnsi="Arial"/>
@@ -10398,7 +10616,7 @@
               <w:spacing w:after="10" w:before="0"/>
               <w:ind w:left="120"/>
             </w:pPr>
-            <w:hyperlink w:history="1" r:id="rIdmjpqfpbl9j8j8gtovqk0u">
+            <w:hyperlink w:history="1" r:id="rId-yp4mxfdw2poj7svv-zyt">
               <w:r>
                 <w:rPr>
                   <w:rFonts w:ascii="Arial" w:cs="Arial" w:eastAsia="Arial" w:hAnsi="Arial"/>
@@ -10443,7 +10661,7 @@
             <w:pPr>
               <w:spacing w:after="20" w:before="0"/>
             </w:pPr>
-            <w:hyperlink w:history="1" r:id="rId0wvapeg5t7bliahuya1qx">
+            <w:hyperlink w:history="1" r:id="rIdo0jdx44whzg446jju9tgf">
               <w:r>
                 <w:rPr>
                   <w:rFonts w:ascii="Arial" w:cs="Arial" w:eastAsia="Arial" w:hAnsi="Arial"/>
@@ -10476,7 +10694,7 @@
               <w:spacing w:after="10" w:before="0"/>
               <w:ind w:left="120"/>
             </w:pPr>
-            <w:hyperlink w:history="1" r:id="rIdqlrdsxjit_7hiy222pdxb">
+            <w:hyperlink w:history="1" r:id="rIdf_ddgdgv4afehkfbqn5ek">
               <w:r>
                 <w:rPr>
                   <w:rFonts w:ascii="Arial" w:cs="Arial" w:eastAsia="Arial" w:hAnsi="Arial"/>
@@ -10504,6 +10722,7 @@
           </w:tcPr>
           <w:p>
             <w:pPr>
+              <w:keepNext w:val="false"/>
               <w:spacing w:after="40" w:before="0"/>
               <w:jc w:val="left"/>
             </w:pPr>
@@ -10536,6 +10755,7 @@
           </w:tcPr>
           <w:p>
             <w:pPr>
+              <w:keepNext w:val="false"/>
               <w:spacing w:after="40" w:before="0"/>
               <w:jc w:val="left"/>
             </w:pPr>
@@ -10568,6 +10788,7 @@
           </w:tcPr>
           <w:p>
             <w:pPr>
+              <w:keepNext w:val="false"/>
               <w:spacing w:after="40" w:before="0"/>
               <w:jc w:val="left"/>
             </w:pPr>
@@ -10600,6 +10821,7 @@
           </w:tcPr>
           <w:p>
             <w:pPr>
+              <w:keepNext w:val="false"/>
               <w:spacing w:after="40" w:before="0"/>
               <w:jc w:val="left"/>
             </w:pPr>
@@ -10659,6 +10881,7 @@
           </w:tcPr>
           <w:p>
             <w:pPr>
+              <w:keepNext w:val="false"/>
               <w:spacing w:after="40" w:before="0"/>
               <w:jc w:val="center"/>
             </w:pPr>
@@ -10693,6 +10916,7 @@
           </w:tcPr>
           <w:p>
             <w:pPr>
+              <w:keepNext w:val="false"/>
               <w:spacing w:after="40" w:before="0"/>
               <w:jc w:val="left"/>
             </w:pPr>
@@ -10754,6 +10978,7 @@
           </w:tcPr>
           <w:p>
             <w:pPr>
+              <w:keepNext w:val="false"/>
               <w:spacing w:after="40" w:before="0"/>
               <w:jc w:val="center"/>
             </w:pPr>
@@ -10788,6 +11013,7 @@
           </w:tcPr>
           <w:p>
             <w:pPr>
+              <w:keepNext w:val="false"/>
               <w:spacing w:after="40" w:before="0"/>
               <w:jc w:val="left"/>
             </w:pPr>
@@ -10820,6 +11046,7 @@
           </w:tcPr>
           <w:p>
             <w:pPr>
+              <w:keepNext w:val="false"/>
               <w:spacing w:after="40" w:before="0"/>
               <w:jc w:val="left"/>
             </w:pPr>
@@ -10854,6 +11081,7 @@
           </w:tcPr>
           <w:p>
             <w:pPr>
+              <w:keepNext w:val="false"/>
               <w:spacing w:after="40" w:before="0"/>
               <w:jc w:val="left"/>
             </w:pPr>
@@ -10886,6 +11114,7 @@
           </w:tcPr>
           <w:p>
             <w:pPr>
+              <w:keepNext w:val="false"/>
               <w:spacing w:after="40" w:before="0"/>
               <w:jc w:val="left"/>
             </w:pPr>
@@ -10920,6 +11149,7 @@
           </w:tcPr>
           <w:p>
             <w:pPr>
+              <w:keepNext w:val="false"/>
               <w:spacing w:after="40" w:before="0"/>
               <w:jc w:val="left"/>
             </w:pPr>
@@ -10952,6 +11182,7 @@
           </w:tcPr>
           <w:p>
             <w:pPr>
+              <w:keepNext w:val="false"/>
               <w:spacing w:after="40" w:before="0"/>
               <w:jc w:val="left"/>
             </w:pPr>
@@ -10988,7 +11219,7 @@
         </w:rPr>
         <w:t xml:space="preserve">© 2026 SeaVuria and ARES. Aligned with KICD objectives. Developed by SeaVuria; technical implementation by ARES (with AI assistance from Claude). Licensed under </w:t>
       </w:r>
-      <w:hyperlink w:history="1" r:id="rId72shxdwugtykuwg9yeqcv">
+      <w:hyperlink w:history="1" r:id="rId6zwt8pqckoxxmlsrkatrm">
         <w:r>
           <w:rPr>
             <w:rFonts w:ascii="Arial" w:cs="Arial" w:eastAsia="Arial" w:hAnsi="Arial"/>
@@ -11009,7 +11240,7 @@
         </w:rPr>
         <w:t xml:space="preserve"> (</w:t>
       </w:r>
-      <w:hyperlink w:history="1" r:id="rIdpj1d5sqmbyhtteovzaa1r">
+      <w:hyperlink w:history="1" r:id="rIds-p916fjr4wyusagbwncd">
         <w:r>
           <w:rPr>
             <w:rFonts w:ascii="Arial" w:cs="Arial" w:eastAsia="Arial" w:hAnsi="Arial"/>
@@ -11069,6 +11300,7 @@
           </w:tcPr>
           <w:p>
             <w:pPr>
+              <w:keepNext w:val="false"/>
               <w:spacing w:after="40" w:before="0"/>
               <w:jc w:val="center"/>
             </w:pPr>
@@ -11104,6 +11336,7 @@
           </w:tcPr>
           <w:p>
             <w:pPr>
+              <w:keepNext w:val="false"/>
               <w:spacing w:after="40" w:before="0"/>
               <w:jc w:val="center"/>
             </w:pPr>
@@ -11138,6 +11371,7 @@
           </w:tcPr>
           <w:p>
             <w:pPr>
+              <w:keepNext w:val="false"/>
               <w:spacing w:after="40" w:before="0"/>
               <w:jc w:val="left"/>
             </w:pPr>
@@ -11170,6 +11404,7 @@
           </w:tcPr>
           <w:p>
             <w:pPr>
+              <w:keepNext w:val="false"/>
               <w:spacing w:after="40" w:before="0"/>
               <w:jc w:val="left"/>
             </w:pPr>
@@ -11204,6 +11439,7 @@
           </w:tcPr>
           <w:p>
             <w:pPr>
+              <w:keepNext w:val="false"/>
               <w:spacing w:after="40" w:before="0"/>
               <w:jc w:val="left"/>
             </w:pPr>
@@ -11236,6 +11472,7 @@
           </w:tcPr>
           <w:p>
             <w:pPr>
+              <w:keepNext w:val="false"/>
               <w:spacing w:after="40" w:before="0"/>
               <w:jc w:val="left"/>
             </w:pPr>
@@ -11270,6 +11507,7 @@
           </w:tcPr>
           <w:p>
             <w:pPr>
+              <w:keepNext w:val="false"/>
               <w:spacing w:after="40" w:before="0"/>
               <w:jc w:val="left"/>
             </w:pPr>
@@ -11302,6 +11540,7 @@
           </w:tcPr>
           <w:p>
             <w:pPr>
+              <w:keepNext w:val="false"/>
               <w:spacing w:after="40" w:before="0"/>
               <w:jc w:val="left"/>
             </w:pPr>
@@ -11336,6 +11575,7 @@
           </w:tcPr>
           <w:p>
             <w:pPr>
+              <w:keepNext w:val="false"/>
               <w:spacing w:after="40" w:before="0"/>
               <w:jc w:val="left"/>
             </w:pPr>
@@ -11368,6 +11608,7 @@
           </w:tcPr>
           <w:p>
             <w:pPr>
+              <w:keepNext w:val="false"/>
               <w:spacing w:after="40" w:before="0"/>
               <w:jc w:val="left"/>
             </w:pPr>
@@ -11402,6 +11643,7 @@
           </w:tcPr>
           <w:p>
             <w:pPr>
+              <w:keepNext w:val="false"/>
               <w:spacing w:after="40" w:before="0"/>
               <w:jc w:val="left"/>
             </w:pPr>
@@ -11434,6 +11676,7 @@
           </w:tcPr>
           <w:p>
             <w:pPr>
+              <w:keepNext w:val="false"/>
               <w:spacing w:after="40" w:before="0"/>
               <w:jc w:val="left"/>
             </w:pPr>
@@ -11468,6 +11711,7 @@
           </w:tcPr>
           <w:p>
             <w:pPr>
+              <w:keepNext w:val="false"/>
               <w:spacing w:after="40" w:before="0"/>
               <w:jc w:val="left"/>
             </w:pPr>
@@ -11500,6 +11744,7 @@
           </w:tcPr>
           <w:p>
             <w:pPr>
+              <w:keepNext w:val="false"/>
               <w:spacing w:after="40" w:before="0"/>
               <w:jc w:val="left"/>
             </w:pPr>
@@ -11534,6 +11779,7 @@
           </w:tcPr>
           <w:p>
             <w:pPr>
+              <w:keepNext w:val="false"/>
               <w:spacing w:after="40" w:before="0"/>
               <w:jc w:val="left"/>
             </w:pPr>
@@ -11566,6 +11812,7 @@
           </w:tcPr>
           <w:p>
             <w:pPr>
+              <w:keepNext w:val="false"/>
               <w:spacing w:after="40" w:before="0"/>
               <w:jc w:val="left"/>
             </w:pPr>
@@ -11600,6 +11847,7 @@
           </w:tcPr>
           <w:p>
             <w:pPr>
+              <w:keepNext w:val="false"/>
               <w:spacing w:after="40" w:before="0"/>
               <w:jc w:val="left"/>
             </w:pPr>
@@ -11632,6 +11880,7 @@
           </w:tcPr>
           <w:p>
             <w:pPr>
+              <w:keepNext w:val="false"/>
               <w:spacing w:after="40" w:before="0"/>
               <w:jc w:val="left"/>
             </w:pPr>
@@ -11691,6 +11940,7 @@
           </w:tcPr>
           <w:p>
             <w:pPr>
+              <w:keepNext w:val="false"/>
               <w:spacing w:after="40" w:before="0"/>
               <w:jc w:val="center"/>
             </w:pPr>
@@ -11725,6 +11975,7 @@
           </w:tcPr>
           <w:p>
             <w:pPr>
+              <w:keepNext w:val="false"/>
               <w:spacing w:after="40" w:before="0"/>
               <w:jc w:val="left"/>
             </w:pPr>
@@ -11789,6 +12040,7 @@
           </w:tcPr>
           <w:p>
             <w:pPr>
+              <w:keepNext w:val="false"/>
               <w:spacing w:after="40" w:before="0"/>
               <w:jc w:val="center"/>
             </w:pPr>
@@ -11823,6 +12075,7 @@
           </w:tcPr>
           <w:p>
             <w:pPr>
+              <w:keepNext w:val="false"/>
               <w:spacing w:after="40" w:before="0"/>
               <w:jc w:val="left"/>
             </w:pPr>
@@ -11855,6 +12108,7 @@
           </w:tcPr>
           <w:p>
             <w:pPr>
+              <w:keepNext w:val="false"/>
               <w:spacing w:after="40" w:before="0"/>
               <w:jc w:val="left"/>
             </w:pPr>
@@ -11887,6 +12141,7 @@
           </w:tcPr>
           <w:p>
             <w:pPr>
+              <w:keepNext w:val="false"/>
               <w:spacing w:after="40" w:before="0"/>
               <w:jc w:val="left"/>
             </w:pPr>
@@ -11919,6 +12174,7 @@
           </w:tcPr>
           <w:p>
             <w:pPr>
+              <w:keepNext w:val="false"/>
               <w:spacing w:after="40" w:before="0"/>
               <w:jc w:val="left"/>
             </w:pPr>
@@ -11951,6 +12207,7 @@
           </w:tcPr>
           <w:p>
             <w:pPr>
+              <w:keepNext w:val="false"/>
               <w:spacing w:after="40" w:before="0"/>
               <w:jc w:val="left"/>
             </w:pPr>
@@ -11985,6 +12242,7 @@
           </w:tcPr>
           <w:p>
             <w:pPr>
+              <w:keepNext w:val="false"/>
               <w:spacing w:after="40" w:before="0"/>
               <w:jc w:val="left"/>
             </w:pPr>
@@ -12022,7 +12280,7 @@
             <w:pPr>
               <w:spacing w:after="20" w:before="0"/>
             </w:pPr>
-            <w:hyperlink w:history="1" r:id="rId5vpyqe8tgnnaysexf4usa">
+            <w:hyperlink w:history="1" r:id="rIdgnfqd65z66aof5dwgomx8">
               <w:r>
                 <w:rPr>
                   <w:rFonts w:ascii="Arial" w:cs="Arial" w:eastAsia="Arial" w:hAnsi="Arial"/>
@@ -12055,7 +12313,7 @@
               <w:spacing w:after="10" w:before="0"/>
               <w:ind w:left="120"/>
             </w:pPr>
-            <w:hyperlink w:history="1" r:id="rId1je5bz-08f75y8ehak4wi">
+            <w:hyperlink w:history="1" r:id="rId8g294fxgxj2mu2ylrimzx">
               <w:r>
                 <w:rPr>
                   <w:rFonts w:ascii="Arial" w:cs="Arial" w:eastAsia="Arial" w:hAnsi="Arial"/>
@@ -12100,7 +12358,7 @@
             <w:pPr>
               <w:spacing w:after="20" w:before="0"/>
             </w:pPr>
-            <w:hyperlink w:history="1" r:id="rIdketstkdkbdgnrbw0bddmj">
+            <w:hyperlink w:history="1" r:id="rIdaneq0yxbxn-dbnquepbne">
               <w:r>
                 <w:rPr>
                   <w:rFonts w:ascii="Arial" w:cs="Arial" w:eastAsia="Arial" w:hAnsi="Arial"/>
@@ -12133,7 +12391,7 @@
               <w:spacing w:after="10" w:before="0"/>
               <w:ind w:left="120"/>
             </w:pPr>
-            <w:hyperlink w:history="1" r:id="rIddz0a3prpjohxighvivt5q">
+            <w:hyperlink w:history="1" r:id="rId89rcoynlkwx4exlugpfo5">
               <w:r>
                 <w:rPr>
                   <w:rFonts w:ascii="Arial" w:cs="Arial" w:eastAsia="Arial" w:hAnsi="Arial"/>
@@ -12161,6 +12419,7 @@
           </w:tcPr>
           <w:p>
             <w:pPr>
+              <w:keepNext w:val="false"/>
               <w:spacing w:after="40" w:before="0"/>
               <w:jc w:val="left"/>
             </w:pPr>
@@ -12193,6 +12452,7 @@
           </w:tcPr>
           <w:p>
             <w:pPr>
+              <w:keepNext w:val="false"/>
               <w:spacing w:after="40" w:before="0"/>
               <w:jc w:val="left"/>
             </w:pPr>
@@ -12225,6 +12485,7 @@
           </w:tcPr>
           <w:p>
             <w:pPr>
+              <w:keepNext w:val="false"/>
               <w:spacing w:after="40" w:before="0"/>
               <w:jc w:val="left"/>
             </w:pPr>
@@ -12257,6 +12518,7 @@
           </w:tcPr>
           <w:p>
             <w:pPr>
+              <w:keepNext w:val="false"/>
               <w:spacing w:after="40" w:before="0"/>
               <w:jc w:val="left"/>
             </w:pPr>
@@ -12291,6 +12553,7 @@
           </w:tcPr>
           <w:p>
             <w:pPr>
+              <w:keepNext w:val="false"/>
               <w:spacing w:after="40" w:before="0"/>
               <w:jc w:val="left"/>
             </w:pPr>
@@ -12328,7 +12591,7 @@
             <w:pPr>
               <w:spacing w:after="20" w:before="0"/>
             </w:pPr>
-            <w:hyperlink w:history="1" r:id="rIdgvvlna6x2zyghghnx0x1s">
+            <w:hyperlink w:history="1" r:id="rIdpchmhv0_xxgu2gmsj1zwk">
               <w:r>
                 <w:rPr>
                   <w:rFonts w:ascii="Arial" w:cs="Arial" w:eastAsia="Arial" w:hAnsi="Arial"/>
@@ -12361,7 +12624,7 @@
               <w:spacing w:after="10" w:before="0"/>
               <w:ind w:left="120"/>
             </w:pPr>
-            <w:hyperlink w:history="1" r:id="rId1g-efahdtrawgri1r0f-s">
+            <w:hyperlink w:history="1" r:id="rIdthdejvk93s8x6ttsh7iej">
               <w:r>
                 <w:rPr>
                   <w:rFonts w:ascii="Arial" w:cs="Arial" w:eastAsia="Arial" w:hAnsi="Arial"/>
@@ -12406,7 +12669,7 @@
             <w:pPr>
               <w:spacing w:after="20" w:before="0"/>
             </w:pPr>
-            <w:hyperlink w:history="1" r:id="rId0-zsu4w7pgpltw8wrd6kb">
+            <w:hyperlink w:history="1" r:id="rId6o1gojpo1mltb-qjb4qw3">
               <w:r>
                 <w:rPr>
                   <w:rFonts w:ascii="Arial" w:cs="Arial" w:eastAsia="Arial" w:hAnsi="Arial"/>
@@ -12439,7 +12702,7 @@
               <w:spacing w:after="10" w:before="0"/>
               <w:ind w:left="120"/>
             </w:pPr>
-            <w:hyperlink w:history="1" r:id="rIdb3kktrlu23-gf_njgjaky">
+            <w:hyperlink w:history="1" r:id="rIdhx75dnu7plb4o3bkgfpg0">
               <w:r>
                 <w:rPr>
                   <w:rFonts w:ascii="Arial" w:cs="Arial" w:eastAsia="Arial" w:hAnsi="Arial"/>
@@ -12467,6 +12730,7 @@
           </w:tcPr>
           <w:p>
             <w:pPr>
+              <w:keepNext w:val="false"/>
               <w:spacing w:after="40" w:before="0"/>
               <w:jc w:val="left"/>
             </w:pPr>
@@ -12499,6 +12763,7 @@
           </w:tcPr>
           <w:p>
             <w:pPr>
+              <w:keepNext w:val="false"/>
               <w:spacing w:after="40" w:before="0"/>
               <w:jc w:val="left"/>
             </w:pPr>
@@ -12531,6 +12796,7 @@
           </w:tcPr>
           <w:p>
             <w:pPr>
+              <w:keepNext w:val="false"/>
               <w:spacing w:after="40" w:before="0"/>
               <w:jc w:val="left"/>
             </w:pPr>
@@ -12563,6 +12829,7 @@
           </w:tcPr>
           <w:p>
             <w:pPr>
+              <w:keepNext w:val="false"/>
               <w:spacing w:after="40" w:before="0"/>
               <w:jc w:val="left"/>
             </w:pPr>
@@ -12597,6 +12864,7 @@
           </w:tcPr>
           <w:p>
             <w:pPr>
+              <w:keepNext w:val="false"/>
               <w:spacing w:after="40" w:before="0"/>
               <w:jc w:val="left"/>
             </w:pPr>
@@ -12634,7 +12902,7 @@
             <w:pPr>
               <w:spacing w:after="20" w:before="0"/>
             </w:pPr>
-            <w:hyperlink w:history="1" r:id="rIdir9tksxk1rlefngjqscwz">
+            <w:hyperlink w:history="1" r:id="rId_42s4oqv0hqztopsttc-z">
               <w:r>
                 <w:rPr>
                   <w:rFonts w:ascii="Arial" w:cs="Arial" w:eastAsia="Arial" w:hAnsi="Arial"/>
@@ -12667,7 +12935,7 @@
               <w:spacing w:after="10" w:before="0"/>
               <w:ind w:left="120"/>
             </w:pPr>
-            <w:hyperlink w:history="1" r:id="rIdntzz0fdbaiknk4hytt_vw">
+            <w:hyperlink w:history="1" r:id="rIdfyowt1fusn1pln0ty_pvk">
               <w:r>
                 <w:rPr>
                   <w:rFonts w:ascii="Arial" w:cs="Arial" w:eastAsia="Arial" w:hAnsi="Arial"/>
@@ -12712,7 +12980,7 @@
             <w:pPr>
               <w:spacing w:after="20" w:before="0"/>
             </w:pPr>
-            <w:hyperlink w:history="1" r:id="rId8dt7_-twqkx1fyqf5t6t1">
+            <w:hyperlink w:history="1" r:id="rIdiauabki4e2qnloumigrx3">
               <w:r>
                 <w:rPr>
                   <w:rFonts w:ascii="Arial" w:cs="Arial" w:eastAsia="Arial" w:hAnsi="Arial"/>
@@ -12761,7 +13029,7 @@
               <w:spacing w:after="10" w:before="0"/>
               <w:ind w:left="120"/>
             </w:pPr>
-            <w:hyperlink w:history="1" r:id="rIdwuoxg4sp-sil_zaylwcls">
+            <w:hyperlink w:history="1" r:id="rIdmurmr4qtovvmzmo_pqpmb">
               <w:r>
                 <w:rPr>
                   <w:rFonts w:ascii="Arial" w:cs="Arial" w:eastAsia="Arial" w:hAnsi="Arial"/>
@@ -12789,6 +13057,7 @@
           </w:tcPr>
           <w:p>
             <w:pPr>
+              <w:keepNext w:val="false"/>
               <w:spacing w:after="40" w:before="0"/>
               <w:jc w:val="left"/>
             </w:pPr>
@@ -12821,6 +13090,7 @@
           </w:tcPr>
           <w:p>
             <w:pPr>
+              <w:keepNext w:val="false"/>
               <w:spacing w:after="40" w:before="0"/>
               <w:jc w:val="left"/>
             </w:pPr>
@@ -12853,6 +13123,7 @@
           </w:tcPr>
           <w:p>
             <w:pPr>
+              <w:keepNext w:val="false"/>
               <w:spacing w:after="40" w:before="0"/>
               <w:jc w:val="left"/>
             </w:pPr>
@@ -12885,6 +13156,7 @@
           </w:tcPr>
           <w:p>
             <w:pPr>
+              <w:keepNext w:val="false"/>
               <w:spacing w:after="40" w:before="0"/>
               <w:jc w:val="left"/>
             </w:pPr>
@@ -12919,6 +13191,7 @@
           </w:tcPr>
           <w:p>
             <w:pPr>
+              <w:keepNext w:val="false"/>
               <w:spacing w:after="40" w:before="0"/>
               <w:jc w:val="left"/>
             </w:pPr>
@@ -12956,7 +13229,7 @@
             <w:pPr>
               <w:spacing w:after="20" w:before="0"/>
             </w:pPr>
-            <w:hyperlink w:history="1" r:id="rIdkagui1jjdcnjjsfdftbbt">
+            <w:hyperlink w:history="1" r:id="rId5s4mmxteqz6rqqxgu9s2l">
               <w:r>
                 <w:rPr>
                   <w:rFonts w:ascii="Arial" w:cs="Arial" w:eastAsia="Arial" w:hAnsi="Arial"/>
@@ -12989,7 +13262,7 @@
               <w:spacing w:after="10" w:before="0"/>
               <w:ind w:left="120"/>
             </w:pPr>
-            <w:hyperlink w:history="1" r:id="rIdkzypvixswlxlywgzsq1_h">
+            <w:hyperlink w:history="1" r:id="rIdhihehse_nf45n8izjatvs">
               <w:r>
                 <w:rPr>
                   <w:rFonts w:ascii="Arial" w:cs="Arial" w:eastAsia="Arial" w:hAnsi="Arial"/>
@@ -13034,7 +13307,7 @@
             <w:pPr>
               <w:spacing w:after="20" w:before="0"/>
             </w:pPr>
-            <w:hyperlink w:history="1" r:id="rIdi06tfolx5-p76zmykxh4d">
+            <w:hyperlink w:history="1" r:id="rIdtznngxjsjzgghnaxz2ygx">
               <w:r>
                 <w:rPr>
                   <w:rFonts w:ascii="Arial" w:cs="Arial" w:eastAsia="Arial" w:hAnsi="Arial"/>
@@ -13083,7 +13356,7 @@
               <w:spacing w:after="10" w:before="0"/>
               <w:ind w:left="120"/>
             </w:pPr>
-            <w:hyperlink w:history="1" r:id="rIdwfh46f3hzx7fqb5owmygq">
+            <w:hyperlink w:history="1" r:id="rIdks_zrbxafriqd8jstkgjz">
               <w:r>
                 <w:rPr>
                   <w:rFonts w:ascii="Arial" w:cs="Arial" w:eastAsia="Arial" w:hAnsi="Arial"/>
@@ -13111,6 +13384,7 @@
           </w:tcPr>
           <w:p>
             <w:pPr>
+              <w:keepNext w:val="false"/>
               <w:spacing w:after="40" w:before="0"/>
               <w:jc w:val="left"/>
             </w:pPr>
@@ -13143,6 +13417,7 @@
           </w:tcPr>
           <w:p>
             <w:pPr>
+              <w:keepNext w:val="false"/>
               <w:spacing w:after="40" w:before="0"/>
               <w:jc w:val="left"/>
             </w:pPr>
@@ -13175,6 +13450,7 @@
           </w:tcPr>
           <w:p>
             <w:pPr>
+              <w:keepNext w:val="false"/>
               <w:spacing w:after="40" w:before="0"/>
               <w:jc w:val="left"/>
             </w:pPr>
@@ -13207,6 +13483,7 @@
           </w:tcPr>
           <w:p>
             <w:pPr>
+              <w:keepNext w:val="false"/>
               <w:spacing w:after="40" w:before="0"/>
               <w:jc w:val="left"/>
             </w:pPr>
@@ -13241,6 +13518,7 @@
           </w:tcPr>
           <w:p>
             <w:pPr>
+              <w:keepNext w:val="false"/>
               <w:spacing w:after="40" w:before="0"/>
               <w:jc w:val="left"/>
             </w:pPr>
@@ -13278,7 +13556,7 @@
             <w:pPr>
               <w:spacing w:after="20" w:before="0"/>
             </w:pPr>
-            <w:hyperlink w:history="1" r:id="rIdxhh54x9lhqz_3a3zyyycv">
+            <w:hyperlink w:history="1" r:id="rIdl6nzjcbgtwi2idgq0gndc">
               <w:r>
                 <w:rPr>
                   <w:rFonts w:ascii="Arial" w:cs="Arial" w:eastAsia="Arial" w:hAnsi="Arial"/>
@@ -13311,7 +13589,7 @@
               <w:spacing w:after="10" w:before="0"/>
               <w:ind w:left="120"/>
             </w:pPr>
-            <w:hyperlink w:history="1" r:id="rId0d_v3gigfrilo2f85nlsr">
+            <w:hyperlink w:history="1" r:id="rIdfohr_62_u7i9tefctkixc">
               <w:r>
                 <w:rPr>
                   <w:rFonts w:ascii="Arial" w:cs="Arial" w:eastAsia="Arial" w:hAnsi="Arial"/>
@@ -13356,7 +13634,7 @@
             <w:pPr>
               <w:spacing w:after="20" w:before="0"/>
             </w:pPr>
-            <w:hyperlink w:history="1" r:id="rIdb0z9zvus4opaeapye6_tf">
+            <w:hyperlink w:history="1" r:id="rId6rpkkpc1ecok2h-rjwkzo">
               <w:r>
                 <w:rPr>
                   <w:rFonts w:ascii="Arial" w:cs="Arial" w:eastAsia="Arial" w:hAnsi="Arial"/>
@@ -13405,7 +13683,7 @@
               <w:spacing w:after="10" w:before="0"/>
               <w:ind w:left="120"/>
             </w:pPr>
-            <w:hyperlink w:history="1" r:id="rIdwrv9polge3anzev9v8psh">
+            <w:hyperlink w:history="1" r:id="rIdykvbuy8la7cxfaeelpbew">
               <w:r>
                 <w:rPr>
                   <w:rFonts w:ascii="Arial" w:cs="Arial" w:eastAsia="Arial" w:hAnsi="Arial"/>
@@ -13433,6 +13711,7 @@
           </w:tcPr>
           <w:p>
             <w:pPr>
+              <w:keepNext w:val="false"/>
               <w:spacing w:after="40" w:before="0"/>
               <w:jc w:val="left"/>
             </w:pPr>
@@ -13465,6 +13744,7 @@
           </w:tcPr>
           <w:p>
             <w:pPr>
+              <w:keepNext w:val="false"/>
               <w:spacing w:after="40" w:before="0"/>
               <w:jc w:val="left"/>
             </w:pPr>
@@ -13497,6 +13777,7 @@
           </w:tcPr>
           <w:p>
             <w:pPr>
+              <w:keepNext w:val="false"/>
               <w:spacing w:after="40" w:before="0"/>
               <w:jc w:val="left"/>
             </w:pPr>
@@ -13529,6 +13810,7 @@
           </w:tcPr>
           <w:p>
             <w:pPr>
+              <w:keepNext w:val="false"/>
               <w:spacing w:after="40" w:before="0"/>
               <w:jc w:val="left"/>
             </w:pPr>
@@ -13588,6 +13870,7 @@
           </w:tcPr>
           <w:p>
             <w:pPr>
+              <w:keepNext w:val="false"/>
               <w:spacing w:after="40" w:before="0"/>
               <w:jc w:val="center"/>
             </w:pPr>
@@ -13622,6 +13905,7 @@
           </w:tcPr>
           <w:p>
             <w:pPr>
+              <w:keepNext w:val="false"/>
               <w:spacing w:after="40" w:before="0"/>
               <w:jc w:val="left"/>
             </w:pPr>
@@ -13683,6 +13967,7 @@
           </w:tcPr>
           <w:p>
             <w:pPr>
+              <w:keepNext w:val="false"/>
               <w:spacing w:after="40" w:before="0"/>
               <w:jc w:val="center"/>
             </w:pPr>
@@ -13717,6 +14002,7 @@
           </w:tcPr>
           <w:p>
             <w:pPr>
+              <w:keepNext w:val="false"/>
               <w:spacing w:after="40" w:before="0"/>
               <w:jc w:val="left"/>
             </w:pPr>
@@ -13749,6 +14035,7 @@
           </w:tcPr>
           <w:p>
             <w:pPr>
+              <w:keepNext w:val="false"/>
               <w:spacing w:after="40" w:before="0"/>
               <w:jc w:val="left"/>
             </w:pPr>
@@ -13783,6 +14070,7 @@
           </w:tcPr>
           <w:p>
             <w:pPr>
+              <w:keepNext w:val="false"/>
               <w:spacing w:after="40" w:before="0"/>
               <w:jc w:val="left"/>
             </w:pPr>
@@ -13815,6 +14103,7 @@
           </w:tcPr>
           <w:p>
             <w:pPr>
+              <w:keepNext w:val="false"/>
               <w:spacing w:after="40" w:before="0"/>
               <w:jc w:val="left"/>
             </w:pPr>
@@ -13849,6 +14138,7 @@
           </w:tcPr>
           <w:p>
             <w:pPr>
+              <w:keepNext w:val="false"/>
               <w:spacing w:after="40" w:before="0"/>
               <w:jc w:val="left"/>
             </w:pPr>
@@ -13881,6 +14171,7 @@
           </w:tcPr>
           <w:p>
             <w:pPr>
+              <w:keepNext w:val="false"/>
               <w:spacing w:after="40" w:before="0"/>
               <w:jc w:val="left"/>
             </w:pPr>
@@ -13917,7 +14208,7 @@
         </w:rPr>
         <w:t xml:space="preserve">© 2026 SeaVuria and ARES. Aligned with KICD objectives. Developed by SeaVuria; technical implementation by ARES (with AI assistance from Claude). Licensed under </w:t>
       </w:r>
-      <w:hyperlink w:history="1" r:id="rIdxeqcbdj4vhe74hhd1p6oz">
+      <w:hyperlink w:history="1" r:id="rIdrgiqykqdwj0dcgfuo3g5h">
         <w:r>
           <w:rPr>
             <w:rFonts w:ascii="Arial" w:cs="Arial" w:eastAsia="Arial" w:hAnsi="Arial"/>
@@ -13938,7 +14229,7 @@
         </w:rPr>
         <w:t xml:space="preserve"> (</w:t>
       </w:r>
-      <w:hyperlink w:history="1" r:id="rIdn_ioqkx0k2cil4tcrkrhz">
+      <w:hyperlink w:history="1" r:id="rIdabzvk7tho8bmnpdkgausf">
         <w:r>
           <w:rPr>
             <w:rFonts w:ascii="Arial" w:cs="Arial" w:eastAsia="Arial" w:hAnsi="Arial"/>
@@ -13998,6 +14289,7 @@
           </w:tcPr>
           <w:p>
             <w:pPr>
+              <w:keepNext w:val="false"/>
               <w:spacing w:after="40" w:before="0"/>
               <w:jc w:val="center"/>
             </w:pPr>
@@ -14033,6 +14325,7 @@
           </w:tcPr>
           <w:p>
             <w:pPr>
+              <w:keepNext w:val="false"/>
               <w:spacing w:after="40" w:before="0"/>
               <w:jc w:val="center"/>
             </w:pPr>
@@ -14067,6 +14360,7 @@
           </w:tcPr>
           <w:p>
             <w:pPr>
+              <w:keepNext w:val="false"/>
               <w:spacing w:after="40" w:before="0"/>
               <w:jc w:val="left"/>
             </w:pPr>
@@ -14099,6 +14393,7 @@
           </w:tcPr>
           <w:p>
             <w:pPr>
+              <w:keepNext w:val="false"/>
               <w:spacing w:after="40" w:before="0"/>
               <w:jc w:val="left"/>
             </w:pPr>
@@ -14133,6 +14428,7 @@
           </w:tcPr>
           <w:p>
             <w:pPr>
+              <w:keepNext w:val="false"/>
               <w:spacing w:after="40" w:before="0"/>
               <w:jc w:val="left"/>
             </w:pPr>
@@ -14165,6 +14461,7 @@
           </w:tcPr>
           <w:p>
             <w:pPr>
+              <w:keepNext w:val="false"/>
               <w:spacing w:after="40" w:before="0"/>
               <w:jc w:val="left"/>
             </w:pPr>
@@ -14199,6 +14496,7 @@
           </w:tcPr>
           <w:p>
             <w:pPr>
+              <w:keepNext w:val="false"/>
               <w:spacing w:after="40" w:before="0"/>
               <w:jc w:val="left"/>
             </w:pPr>
@@ -14231,6 +14529,7 @@
           </w:tcPr>
           <w:p>
             <w:pPr>
+              <w:keepNext w:val="false"/>
               <w:spacing w:after="40" w:before="0"/>
               <w:jc w:val="left"/>
             </w:pPr>
@@ -14265,6 +14564,7 @@
           </w:tcPr>
           <w:p>
             <w:pPr>
+              <w:keepNext w:val="false"/>
               <w:spacing w:after="40" w:before="0"/>
               <w:jc w:val="left"/>
             </w:pPr>
@@ -14297,6 +14597,7 @@
           </w:tcPr>
           <w:p>
             <w:pPr>
+              <w:keepNext w:val="false"/>
               <w:spacing w:after="40" w:before="0"/>
               <w:jc w:val="left"/>
             </w:pPr>
@@ -14331,6 +14632,7 @@
           </w:tcPr>
           <w:p>
             <w:pPr>
+              <w:keepNext w:val="false"/>
               <w:spacing w:after="40" w:before="0"/>
               <w:jc w:val="left"/>
             </w:pPr>
@@ -14363,6 +14665,7 @@
           </w:tcPr>
           <w:p>
             <w:pPr>
+              <w:keepNext w:val="false"/>
               <w:spacing w:after="40" w:before="0"/>
               <w:jc w:val="left"/>
             </w:pPr>
@@ -14397,6 +14700,7 @@
           </w:tcPr>
           <w:p>
             <w:pPr>
+              <w:keepNext w:val="false"/>
               <w:spacing w:after="40" w:before="0"/>
               <w:jc w:val="left"/>
             </w:pPr>
@@ -14429,6 +14733,7 @@
           </w:tcPr>
           <w:p>
             <w:pPr>
+              <w:keepNext w:val="false"/>
               <w:spacing w:after="40" w:before="0"/>
               <w:jc w:val="left"/>
             </w:pPr>
@@ -14463,6 +14768,7 @@
           </w:tcPr>
           <w:p>
             <w:pPr>
+              <w:keepNext w:val="false"/>
               <w:spacing w:after="40" w:before="0"/>
               <w:jc w:val="left"/>
             </w:pPr>
@@ -14495,6 +14801,7 @@
           </w:tcPr>
           <w:p>
             <w:pPr>
+              <w:keepNext w:val="false"/>
               <w:spacing w:after="40" w:before="0"/>
               <w:jc w:val="left"/>
             </w:pPr>
@@ -14529,6 +14836,7 @@
           </w:tcPr>
           <w:p>
             <w:pPr>
+              <w:keepNext w:val="false"/>
               <w:spacing w:after="40" w:before="0"/>
               <w:jc w:val="left"/>
             </w:pPr>
@@ -14561,6 +14869,7 @@
           </w:tcPr>
           <w:p>
             <w:pPr>
+              <w:keepNext w:val="false"/>
               <w:spacing w:after="40" w:before="0"/>
               <w:jc w:val="left"/>
             </w:pPr>
@@ -14620,6 +14929,7 @@
           </w:tcPr>
           <w:p>
             <w:pPr>
+              <w:keepNext w:val="false"/>
               <w:spacing w:after="40" w:before="0"/>
               <w:jc w:val="center"/>
             </w:pPr>
@@ -14654,6 +14964,7 @@
           </w:tcPr>
           <w:p>
             <w:pPr>
+              <w:keepNext w:val="false"/>
               <w:spacing w:after="40" w:before="0"/>
               <w:jc w:val="left"/>
             </w:pPr>
@@ -14718,6 +15029,7 @@
           </w:tcPr>
           <w:p>
             <w:pPr>
+              <w:keepNext w:val="false"/>
               <w:spacing w:after="40" w:before="0"/>
               <w:jc w:val="center"/>
             </w:pPr>
@@ -14752,6 +15064,7 @@
           </w:tcPr>
           <w:p>
             <w:pPr>
+              <w:keepNext w:val="false"/>
               <w:spacing w:after="40" w:before="0"/>
               <w:jc w:val="left"/>
             </w:pPr>
@@ -14784,6 +15097,7 @@
           </w:tcPr>
           <w:p>
             <w:pPr>
+              <w:keepNext w:val="false"/>
               <w:spacing w:after="40" w:before="0"/>
               <w:jc w:val="left"/>
             </w:pPr>
@@ -14816,6 +15130,7 @@
           </w:tcPr>
           <w:p>
             <w:pPr>
+              <w:keepNext w:val="false"/>
               <w:spacing w:after="40" w:before="0"/>
               <w:jc w:val="left"/>
             </w:pPr>
@@ -14848,6 +15163,7 @@
           </w:tcPr>
           <w:p>
             <w:pPr>
+              <w:keepNext w:val="false"/>
               <w:spacing w:after="40" w:before="0"/>
               <w:jc w:val="left"/>
             </w:pPr>
@@ -14880,6 +15196,7 @@
           </w:tcPr>
           <w:p>
             <w:pPr>
+              <w:keepNext w:val="false"/>
               <w:spacing w:after="40" w:before="0"/>
               <w:jc w:val="left"/>
             </w:pPr>
@@ -14914,6 +15231,7 @@
           </w:tcPr>
           <w:p>
             <w:pPr>
+              <w:keepNext w:val="false"/>
               <w:spacing w:after="40" w:before="0"/>
               <w:jc w:val="left"/>
             </w:pPr>
@@ -14951,7 +15269,7 @@
             <w:pPr>
               <w:spacing w:after="20" w:before="0"/>
             </w:pPr>
-            <w:hyperlink w:history="1" r:id="rId7qgjjbycp-ooygd2exfuy">
+            <w:hyperlink w:history="1" r:id="rIdwhaw--xaqiotvrikhuozz">
               <w:r>
                 <w:rPr>
                   <w:rFonts w:ascii="Arial" w:cs="Arial" w:eastAsia="Arial" w:hAnsi="Arial"/>
@@ -14984,7 +15302,7 @@
               <w:spacing w:after="10" w:before="0"/>
               <w:ind w:left="120"/>
             </w:pPr>
-            <w:hyperlink w:history="1" r:id="rId5_cskimwmzo3vt_xrjstr">
+            <w:hyperlink w:history="1" r:id="rIdpve_2m7_5vjifphlsmk-o">
               <w:r>
                 <w:rPr>
                   <w:rFonts w:ascii="Arial" w:cs="Arial" w:eastAsia="Arial" w:hAnsi="Arial"/>
@@ -15029,7 +15347,7 @@
             <w:pPr>
               <w:spacing w:after="20" w:before="0"/>
             </w:pPr>
-            <w:hyperlink w:history="1" r:id="rIdjstailz09crfux9-bnidi">
+            <w:hyperlink w:history="1" r:id="rIdbjcxjituixfxfbv-7kfek">
               <w:r>
                 <w:rPr>
                   <w:rFonts w:ascii="Arial" w:cs="Arial" w:eastAsia="Arial" w:hAnsi="Arial"/>
@@ -15062,7 +15380,7 @@
               <w:spacing w:after="10" w:before="0"/>
               <w:ind w:left="120"/>
             </w:pPr>
-            <w:hyperlink w:history="1" r:id="rIdkdge6zwxixfmoec0zqnlp">
+            <w:hyperlink w:history="1" r:id="rId6ou-jvcwk1jcjw1-myzis">
               <w:r>
                 <w:rPr>
                   <w:rFonts w:ascii="Arial" w:cs="Arial" w:eastAsia="Arial" w:hAnsi="Arial"/>
@@ -15090,6 +15408,7 @@
           </w:tcPr>
           <w:p>
             <w:pPr>
+              <w:keepNext w:val="false"/>
               <w:spacing w:after="40" w:before="0"/>
               <w:jc w:val="left"/>
             </w:pPr>
@@ -15122,6 +15441,7 @@
           </w:tcPr>
           <w:p>
             <w:pPr>
+              <w:keepNext w:val="false"/>
               <w:spacing w:after="40" w:before="0"/>
               <w:jc w:val="left"/>
             </w:pPr>
@@ -15154,6 +15474,7 @@
           </w:tcPr>
           <w:p>
             <w:pPr>
+              <w:keepNext w:val="false"/>
               <w:spacing w:after="40" w:before="0"/>
               <w:jc w:val="left"/>
             </w:pPr>
@@ -15186,6 +15507,7 @@
           </w:tcPr>
           <w:p>
             <w:pPr>
+              <w:keepNext w:val="false"/>
               <w:spacing w:after="40" w:before="0"/>
               <w:jc w:val="left"/>
             </w:pPr>
@@ -15220,6 +15542,7 @@
           </w:tcPr>
           <w:p>
             <w:pPr>
+              <w:keepNext w:val="false"/>
               <w:spacing w:after="40" w:before="0"/>
               <w:jc w:val="left"/>
             </w:pPr>
@@ -15257,7 +15580,7 @@
             <w:pPr>
               <w:spacing w:after="20" w:before="0"/>
             </w:pPr>
-            <w:hyperlink w:history="1" r:id="rId-4jnhdpryfzzd_eb7o_ie">
+            <w:hyperlink w:history="1" r:id="rIddocfqmtib4dx8gys3d78-">
               <w:r>
                 <w:rPr>
                   <w:rFonts w:ascii="Arial" w:cs="Arial" w:eastAsia="Arial" w:hAnsi="Arial"/>
@@ -15290,7 +15613,7 @@
               <w:spacing w:after="10" w:before="0"/>
               <w:ind w:left="120"/>
             </w:pPr>
-            <w:hyperlink w:history="1" r:id="rIdxaib7ddjduqq1uyopzjix">
+            <w:hyperlink w:history="1" r:id="rIdlhud6if1qfjfylwecjgs3">
               <w:r>
                 <w:rPr>
                   <w:rFonts w:ascii="Arial" w:cs="Arial" w:eastAsia="Arial" w:hAnsi="Arial"/>
@@ -15335,7 +15658,7 @@
             <w:pPr>
               <w:spacing w:after="20" w:before="0"/>
             </w:pPr>
-            <w:hyperlink w:history="1" r:id="rIdeelfej9epc-qfbahv86w3">
+            <w:hyperlink w:history="1" r:id="rId-4y-02bqjqse1dajvg15e">
               <w:r>
                 <w:rPr>
                   <w:rFonts w:ascii="Arial" w:cs="Arial" w:eastAsia="Arial" w:hAnsi="Arial"/>
@@ -15368,7 +15691,7 @@
               <w:spacing w:after="10" w:before="0"/>
               <w:ind w:left="120"/>
             </w:pPr>
-            <w:hyperlink w:history="1" r:id="rIdkffwggk4bodtdrl7dq0v8">
+            <w:hyperlink w:history="1" r:id="rIde2itbuq7xgq4qplnyatrp">
               <w:r>
                 <w:rPr>
                   <w:rFonts w:ascii="Arial" w:cs="Arial" w:eastAsia="Arial" w:hAnsi="Arial"/>
@@ -15396,6 +15719,7 @@
           </w:tcPr>
           <w:p>
             <w:pPr>
+              <w:keepNext w:val="false"/>
               <w:spacing w:after="40" w:before="0"/>
               <w:jc w:val="left"/>
             </w:pPr>
@@ -15428,6 +15752,7 @@
           </w:tcPr>
           <w:p>
             <w:pPr>
+              <w:keepNext w:val="false"/>
               <w:spacing w:after="40" w:before="0"/>
               <w:jc w:val="left"/>
             </w:pPr>
@@ -15460,6 +15785,7 @@
           </w:tcPr>
           <w:p>
             <w:pPr>
+              <w:keepNext w:val="false"/>
               <w:spacing w:after="40" w:before="0"/>
               <w:jc w:val="left"/>
             </w:pPr>
@@ -15492,6 +15818,7 @@
           </w:tcPr>
           <w:p>
             <w:pPr>
+              <w:keepNext w:val="false"/>
               <w:spacing w:after="40" w:before="0"/>
               <w:jc w:val="left"/>
             </w:pPr>
@@ -15526,6 +15853,7 @@
           </w:tcPr>
           <w:p>
             <w:pPr>
+              <w:keepNext w:val="false"/>
               <w:spacing w:after="40" w:before="0"/>
               <w:jc w:val="left"/>
             </w:pPr>
@@ -15563,7 +15891,7 @@
             <w:pPr>
               <w:spacing w:after="20" w:before="0"/>
             </w:pPr>
-            <w:hyperlink w:history="1" r:id="rIdswwu_j5ex5nz1hw4s7caj">
+            <w:hyperlink w:history="1" r:id="rIdqa_winqolnzzqn1xa6mcu">
               <w:r>
                 <w:rPr>
                   <w:rFonts w:ascii="Arial" w:cs="Arial" w:eastAsia="Arial" w:hAnsi="Arial"/>
@@ -15596,7 +15924,7 @@
               <w:spacing w:after="10" w:before="0"/>
               <w:ind w:left="120"/>
             </w:pPr>
-            <w:hyperlink w:history="1" r:id="rIdjlidytu-14eyvf5qsv86s">
+            <w:hyperlink w:history="1" r:id="rIdgsvmjqugjebft93xie0fu">
               <w:r>
                 <w:rPr>
                   <w:rFonts w:ascii="Arial" w:cs="Arial" w:eastAsia="Arial" w:hAnsi="Arial"/>
@@ -15641,7 +15969,7 @@
             <w:pPr>
               <w:spacing w:after="20" w:before="0"/>
             </w:pPr>
-            <w:hyperlink w:history="1" r:id="rId4pjglovicmxc33rj2akgv">
+            <w:hyperlink w:history="1" r:id="rIdu4fw1bfowwxpqymqjigjx">
               <w:r>
                 <w:rPr>
                   <w:rFonts w:ascii="Arial" w:cs="Arial" w:eastAsia="Arial" w:hAnsi="Arial"/>
@@ -15674,7 +16002,7 @@
               <w:spacing w:after="10" w:before="0"/>
               <w:ind w:left="120"/>
             </w:pPr>
-            <w:hyperlink w:history="1" r:id="rId9-flvolyb43y_kdaxsktx">
+            <w:hyperlink w:history="1" r:id="rId4gf0hi-n8ti50u0xcg11l">
               <w:r>
                 <w:rPr>
                   <w:rFonts w:ascii="Arial" w:cs="Arial" w:eastAsia="Arial" w:hAnsi="Arial"/>
@@ -15702,6 +16030,7 @@
           </w:tcPr>
           <w:p>
             <w:pPr>
+              <w:keepNext w:val="false"/>
               <w:spacing w:after="40" w:before="0"/>
               <w:jc w:val="left"/>
             </w:pPr>
@@ -15734,6 +16063,7 @@
           </w:tcPr>
           <w:p>
             <w:pPr>
+              <w:keepNext w:val="false"/>
               <w:spacing w:after="40" w:before="0"/>
               <w:jc w:val="left"/>
             </w:pPr>
@@ -15766,6 +16096,7 @@
           </w:tcPr>
           <w:p>
             <w:pPr>
+              <w:keepNext w:val="false"/>
               <w:spacing w:after="40" w:before="0"/>
               <w:jc w:val="left"/>
             </w:pPr>
@@ -15798,6 +16129,7 @@
           </w:tcPr>
           <w:p>
             <w:pPr>
+              <w:keepNext w:val="false"/>
               <w:spacing w:after="40" w:before="0"/>
               <w:jc w:val="left"/>
             </w:pPr>
@@ -15832,6 +16164,7 @@
           </w:tcPr>
           <w:p>
             <w:pPr>
+              <w:keepNext w:val="false"/>
               <w:spacing w:after="40" w:before="0"/>
               <w:jc w:val="left"/>
             </w:pPr>
@@ -15869,7 +16202,7 @@
             <w:pPr>
               <w:spacing w:after="20" w:before="0"/>
             </w:pPr>
-            <w:hyperlink w:history="1" r:id="rIdrnwr6vfhvhw6b80f5xnrt">
+            <w:hyperlink w:history="1" r:id="rId8c2zbtcoi1bjv32z2dmxd">
               <w:r>
                 <w:rPr>
                   <w:rFonts w:ascii="Arial" w:cs="Arial" w:eastAsia="Arial" w:hAnsi="Arial"/>
@@ -15902,7 +16235,7 @@
               <w:spacing w:after="10" w:before="0"/>
               <w:ind w:left="120"/>
             </w:pPr>
-            <w:hyperlink w:history="1" r:id="rIdhwvbnfgaqz7cy_psizajx">
+            <w:hyperlink w:history="1" r:id="rId5kj8atbhj8_coz7yfg0sg">
               <w:r>
                 <w:rPr>
                   <w:rFonts w:ascii="Arial" w:cs="Arial" w:eastAsia="Arial" w:hAnsi="Arial"/>
@@ -15947,7 +16280,7 @@
             <w:pPr>
               <w:spacing w:after="20" w:before="0"/>
             </w:pPr>
-            <w:hyperlink w:history="1" r:id="rIdpcbxc9eubqm7deegrhsgw">
+            <w:hyperlink w:history="1" r:id="rIdntolomzs-w7lqckxry113">
               <w:r>
                 <w:rPr>
                   <w:rFonts w:ascii="Arial" w:cs="Arial" w:eastAsia="Arial" w:hAnsi="Arial"/>
@@ -15980,7 +16313,7 @@
               <w:spacing w:after="10" w:before="0"/>
               <w:ind w:left="120"/>
             </w:pPr>
-            <w:hyperlink w:history="1" r:id="rIdopltelvpnxwds6okembv0">
+            <w:hyperlink w:history="1" r:id="rId2ftkxrsrcqutwadkjvlvo">
               <w:r>
                 <w:rPr>
                   <w:rFonts w:ascii="Arial" w:cs="Arial" w:eastAsia="Arial" w:hAnsi="Arial"/>
@@ -16008,6 +16341,7 @@
           </w:tcPr>
           <w:p>
             <w:pPr>
+              <w:keepNext w:val="false"/>
               <w:spacing w:after="40" w:before="0"/>
               <w:jc w:val="left"/>
             </w:pPr>
@@ -16040,6 +16374,7 @@
           </w:tcPr>
           <w:p>
             <w:pPr>
+              <w:keepNext w:val="false"/>
               <w:spacing w:after="40" w:before="0"/>
               <w:jc w:val="left"/>
             </w:pPr>
@@ -16072,6 +16407,7 @@
           </w:tcPr>
           <w:p>
             <w:pPr>
+              <w:keepNext w:val="false"/>
               <w:spacing w:after="40" w:before="0"/>
               <w:jc w:val="left"/>
             </w:pPr>
@@ -16104,6 +16440,7 @@
           </w:tcPr>
           <w:p>
             <w:pPr>
+              <w:keepNext w:val="false"/>
               <w:spacing w:after="40" w:before="0"/>
               <w:jc w:val="left"/>
             </w:pPr>
@@ -16138,6 +16475,7 @@
           </w:tcPr>
           <w:p>
             <w:pPr>
+              <w:keepNext w:val="false"/>
               <w:spacing w:after="40" w:before="0"/>
               <w:jc w:val="left"/>
             </w:pPr>
@@ -16175,7 +16513,7 @@
             <w:pPr>
               <w:spacing w:after="20" w:before="0"/>
             </w:pPr>
-            <w:hyperlink w:history="1" r:id="rIdvb-mlw6kkfgturfprgkxx">
+            <w:hyperlink w:history="1" r:id="rIdboy36iue8p9qcctl7wukv">
               <w:r>
                 <w:rPr>
                   <w:rFonts w:ascii="Arial" w:cs="Arial" w:eastAsia="Arial" w:hAnsi="Arial"/>
@@ -16208,7 +16546,7 @@
               <w:spacing w:after="10" w:before="0"/>
               <w:ind w:left="120"/>
             </w:pPr>
-            <w:hyperlink w:history="1" r:id="rIdbnqtzaeh604xexq1ir_q3">
+            <w:hyperlink w:history="1" r:id="rIdyz8gi4rbc9etxmh9i1tx2">
               <w:r>
                 <w:rPr>
                   <w:rFonts w:ascii="Arial" w:cs="Arial" w:eastAsia="Arial" w:hAnsi="Arial"/>
@@ -16253,7 +16591,7 @@
             <w:pPr>
               <w:spacing w:after="20" w:before="0"/>
             </w:pPr>
-            <w:hyperlink w:history="1" r:id="rId50nvjdz72pbqnffwibekf">
+            <w:hyperlink w:history="1" r:id="rIdnfc_uggu92b_atd4q4a0y">
               <w:r>
                 <w:rPr>
                   <w:rFonts w:ascii="Arial" w:cs="Arial" w:eastAsia="Arial" w:hAnsi="Arial"/>
@@ -16286,7 +16624,7 @@
               <w:spacing w:after="10" w:before="0"/>
               <w:ind w:left="120"/>
             </w:pPr>
-            <w:hyperlink w:history="1" r:id="rIdixvk-acn6edcyjcdrocxw">
+            <w:hyperlink w:history="1" r:id="rIdnyax1qolktev3jhborbzq">
               <w:r>
                 <w:rPr>
                   <w:rFonts w:ascii="Arial" w:cs="Arial" w:eastAsia="Arial" w:hAnsi="Arial"/>
@@ -16314,6 +16652,7 @@
           </w:tcPr>
           <w:p>
             <w:pPr>
+              <w:keepNext w:val="false"/>
               <w:spacing w:after="40" w:before="0"/>
               <w:jc w:val="left"/>
             </w:pPr>
@@ -16346,6 +16685,7 @@
           </w:tcPr>
           <w:p>
             <w:pPr>
+              <w:keepNext w:val="false"/>
               <w:spacing w:after="40" w:before="0"/>
               <w:jc w:val="left"/>
             </w:pPr>
@@ -16378,6 +16718,7 @@
           </w:tcPr>
           <w:p>
             <w:pPr>
+              <w:keepNext w:val="false"/>
               <w:spacing w:after="40" w:before="0"/>
               <w:jc w:val="left"/>
             </w:pPr>
@@ -16410,6 +16751,7 @@
           </w:tcPr>
           <w:p>
             <w:pPr>
+              <w:keepNext w:val="false"/>
               <w:spacing w:after="40" w:before="0"/>
               <w:jc w:val="left"/>
             </w:pPr>
@@ -16469,6 +16811,7 @@
           </w:tcPr>
           <w:p>
             <w:pPr>
+              <w:keepNext w:val="false"/>
               <w:spacing w:after="40" w:before="0"/>
               <w:jc w:val="center"/>
             </w:pPr>
@@ -16503,6 +16846,7 @@
           </w:tcPr>
           <w:p>
             <w:pPr>
+              <w:keepNext w:val="false"/>
               <w:spacing w:after="40" w:before="0"/>
               <w:jc w:val="left"/>
             </w:pPr>
@@ -16564,6 +16908,7 @@
           </w:tcPr>
           <w:p>
             <w:pPr>
+              <w:keepNext w:val="false"/>
               <w:spacing w:after="40" w:before="0"/>
               <w:jc w:val="center"/>
             </w:pPr>
@@ -16598,6 +16943,7 @@
           </w:tcPr>
           <w:p>
             <w:pPr>
+              <w:keepNext w:val="false"/>
               <w:spacing w:after="40" w:before="0"/>
               <w:jc w:val="left"/>
             </w:pPr>
@@ -16630,6 +16976,7 @@
           </w:tcPr>
           <w:p>
             <w:pPr>
+              <w:keepNext w:val="false"/>
               <w:spacing w:after="40" w:before="0"/>
               <w:jc w:val="left"/>
             </w:pPr>
@@ -16664,6 +17011,7 @@
           </w:tcPr>
           <w:p>
             <w:pPr>
+              <w:keepNext w:val="false"/>
               <w:spacing w:after="40" w:before="0"/>
               <w:jc w:val="left"/>
             </w:pPr>
@@ -16696,6 +17044,7 @@
           </w:tcPr>
           <w:p>
             <w:pPr>
+              <w:keepNext w:val="false"/>
               <w:spacing w:after="40" w:before="0"/>
               <w:jc w:val="left"/>
             </w:pPr>
@@ -16730,6 +17079,7 @@
           </w:tcPr>
           <w:p>
             <w:pPr>
+              <w:keepNext w:val="false"/>
               <w:spacing w:after="40" w:before="0"/>
               <w:jc w:val="left"/>
             </w:pPr>
@@ -16762,6 +17112,7 @@
           </w:tcPr>
           <w:p>
             <w:pPr>
+              <w:keepNext w:val="false"/>
               <w:spacing w:after="40" w:before="0"/>
               <w:jc w:val="left"/>
             </w:pPr>
@@ -16798,7 +17149,7 @@
         </w:rPr>
         <w:t xml:space="preserve">© 2026 SeaVuria and ARES. Aligned with KICD objectives. Developed by SeaVuria; technical implementation by ARES (with AI assistance from Claude). Licensed under </w:t>
       </w:r>
-      <w:hyperlink w:history="1" r:id="rIdwhopwmejxwsaljgpsd1k4">
+      <w:hyperlink w:history="1" r:id="rId3addqte9zqc87ebd2gztn">
         <w:r>
           <w:rPr>
             <w:rFonts w:ascii="Arial" w:cs="Arial" w:eastAsia="Arial" w:hAnsi="Arial"/>
@@ -16819,7 +17170,7 @@
         </w:rPr>
         <w:t xml:space="preserve"> (</w:t>
       </w:r>
-      <w:hyperlink w:history="1" r:id="rId4_3dmy4nizynqtxvgyah8">
+      <w:hyperlink w:history="1" r:id="rId9d_9tjrnkifuruqurbe5u">
         <w:r>
           <w:rPr>
             <w:rFonts w:ascii="Arial" w:cs="Arial" w:eastAsia="Arial" w:hAnsi="Arial"/>
@@ -16879,6 +17230,7 @@
           </w:tcPr>
           <w:p>
             <w:pPr>
+              <w:keepNext w:val="false"/>
               <w:spacing w:after="40" w:before="0"/>
               <w:jc w:val="center"/>
             </w:pPr>
@@ -16914,6 +17266,7 @@
           </w:tcPr>
           <w:p>
             <w:pPr>
+              <w:keepNext w:val="false"/>
               <w:spacing w:after="40" w:before="0"/>
               <w:jc w:val="center"/>
             </w:pPr>
@@ -16948,6 +17301,7 @@
           </w:tcPr>
           <w:p>
             <w:pPr>
+              <w:keepNext w:val="false"/>
               <w:spacing w:after="40" w:before="0"/>
               <w:jc w:val="left"/>
             </w:pPr>
@@ -16980,6 +17334,7 @@
           </w:tcPr>
           <w:p>
             <w:pPr>
+              <w:keepNext w:val="false"/>
               <w:spacing w:after="40" w:before="0"/>
               <w:jc w:val="left"/>
             </w:pPr>
@@ -17014,6 +17369,7 @@
           </w:tcPr>
           <w:p>
             <w:pPr>
+              <w:keepNext w:val="false"/>
               <w:spacing w:after="40" w:before="0"/>
               <w:jc w:val="left"/>
             </w:pPr>
@@ -17046,6 +17402,7 @@
           </w:tcPr>
           <w:p>
             <w:pPr>
+              <w:keepNext w:val="false"/>
               <w:spacing w:after="40" w:before="0"/>
               <w:jc w:val="left"/>
             </w:pPr>
@@ -17080,6 +17437,7 @@
           </w:tcPr>
           <w:p>
             <w:pPr>
+              <w:keepNext w:val="false"/>
               <w:spacing w:after="40" w:before="0"/>
               <w:jc w:val="left"/>
             </w:pPr>
@@ -17112,6 +17470,7 @@
           </w:tcPr>
           <w:p>
             <w:pPr>
+              <w:keepNext w:val="false"/>
               <w:spacing w:after="40" w:before="0"/>
               <w:jc w:val="left"/>
             </w:pPr>
@@ -17146,6 +17505,7 @@
           </w:tcPr>
           <w:p>
             <w:pPr>
+              <w:keepNext w:val="false"/>
               <w:spacing w:after="40" w:before="0"/>
               <w:jc w:val="left"/>
             </w:pPr>
@@ -17178,6 +17538,7 @@
           </w:tcPr>
           <w:p>
             <w:pPr>
+              <w:keepNext w:val="false"/>
               <w:spacing w:after="40" w:before="0"/>
               <w:jc w:val="left"/>
             </w:pPr>
@@ -17212,6 +17573,7 @@
           </w:tcPr>
           <w:p>
             <w:pPr>
+              <w:keepNext w:val="false"/>
               <w:spacing w:after="40" w:before="0"/>
               <w:jc w:val="left"/>
             </w:pPr>
@@ -17244,6 +17606,7 @@
           </w:tcPr>
           <w:p>
             <w:pPr>
+              <w:keepNext w:val="false"/>
               <w:spacing w:after="40" w:before="0"/>
               <w:jc w:val="left"/>
             </w:pPr>
@@ -17278,6 +17641,7 @@
           </w:tcPr>
           <w:p>
             <w:pPr>
+              <w:keepNext w:val="false"/>
               <w:spacing w:after="40" w:before="0"/>
               <w:jc w:val="left"/>
             </w:pPr>
@@ -17310,6 +17674,7 @@
           </w:tcPr>
           <w:p>
             <w:pPr>
+              <w:keepNext w:val="false"/>
               <w:spacing w:after="40" w:before="0"/>
               <w:jc w:val="left"/>
             </w:pPr>
@@ -17344,6 +17709,7 @@
           </w:tcPr>
           <w:p>
             <w:pPr>
+              <w:keepNext w:val="false"/>
               <w:spacing w:after="40" w:before="0"/>
               <w:jc w:val="left"/>
             </w:pPr>
@@ -17376,6 +17742,7 @@
           </w:tcPr>
           <w:p>
             <w:pPr>
+              <w:keepNext w:val="false"/>
               <w:spacing w:after="40" w:before="0"/>
               <w:jc w:val="left"/>
             </w:pPr>
@@ -17410,6 +17777,7 @@
           </w:tcPr>
           <w:p>
             <w:pPr>
+              <w:keepNext w:val="false"/>
               <w:spacing w:after="40" w:before="0"/>
               <w:jc w:val="left"/>
             </w:pPr>
@@ -17442,6 +17810,7 @@
           </w:tcPr>
           <w:p>
             <w:pPr>
+              <w:keepNext w:val="false"/>
               <w:spacing w:after="40" w:before="0"/>
               <w:jc w:val="left"/>
             </w:pPr>
@@ -17501,6 +17870,7 @@
           </w:tcPr>
           <w:p>
             <w:pPr>
+              <w:keepNext w:val="false"/>
               <w:spacing w:after="40" w:before="0"/>
               <w:jc w:val="center"/>
             </w:pPr>
@@ -17535,6 +17905,7 @@
           </w:tcPr>
           <w:p>
             <w:pPr>
+              <w:keepNext w:val="false"/>
               <w:spacing w:after="40" w:before="0"/>
               <w:jc w:val="left"/>
             </w:pPr>
@@ -17599,6 +17970,7 @@
           </w:tcPr>
           <w:p>
             <w:pPr>
+              <w:keepNext w:val="false"/>
               <w:spacing w:after="40" w:before="0"/>
               <w:jc w:val="center"/>
             </w:pPr>
@@ -17633,6 +18005,7 @@
           </w:tcPr>
           <w:p>
             <w:pPr>
+              <w:keepNext w:val="false"/>
               <w:spacing w:after="40" w:before="0"/>
               <w:jc w:val="left"/>
             </w:pPr>
@@ -17665,6 +18038,7 @@
           </w:tcPr>
           <w:p>
             <w:pPr>
+              <w:keepNext w:val="false"/>
               <w:spacing w:after="40" w:before="0"/>
               <w:jc w:val="left"/>
             </w:pPr>
@@ -17697,6 +18071,7 @@
           </w:tcPr>
           <w:p>
             <w:pPr>
+              <w:keepNext w:val="false"/>
               <w:spacing w:after="40" w:before="0"/>
               <w:jc w:val="left"/>
             </w:pPr>
@@ -17729,6 +18104,7 @@
           </w:tcPr>
           <w:p>
             <w:pPr>
+              <w:keepNext w:val="false"/>
               <w:spacing w:after="40" w:before="0"/>
               <w:jc w:val="left"/>
             </w:pPr>
@@ -17761,6 +18137,7 @@
           </w:tcPr>
           <w:p>
             <w:pPr>
+              <w:keepNext w:val="false"/>
               <w:spacing w:after="40" w:before="0"/>
               <w:jc w:val="left"/>
             </w:pPr>
@@ -17795,6 +18172,7 @@
           </w:tcPr>
           <w:p>
             <w:pPr>
+              <w:keepNext w:val="false"/>
               <w:spacing w:after="40" w:before="0"/>
               <w:jc w:val="left"/>
             </w:pPr>
@@ -17832,7 +18210,7 @@
             <w:pPr>
               <w:spacing w:after="20" w:before="0"/>
             </w:pPr>
-            <w:hyperlink w:history="1" r:id="rIdzight4b722k9zxoft59cg">
+            <w:hyperlink w:history="1" r:id="rIdrfnxzapblwfzvm2g3wz2k">
               <w:r>
                 <w:rPr>
                   <w:rFonts w:ascii="Arial" w:cs="Arial" w:eastAsia="Arial" w:hAnsi="Arial"/>
@@ -17865,7 +18243,7 @@
               <w:spacing w:after="10" w:before="0"/>
               <w:ind w:left="120"/>
             </w:pPr>
-            <w:hyperlink w:history="1" r:id="rIdfxbrywyb9rn12qh08rtkj">
+            <w:hyperlink w:history="1" r:id="rIddym7tmhy1u3j7wn2jiopf">
               <w:r>
                 <w:rPr>
                   <w:rFonts w:ascii="Arial" w:cs="Arial" w:eastAsia="Arial" w:hAnsi="Arial"/>
@@ -17910,7 +18288,7 @@
             <w:pPr>
               <w:spacing w:after="20" w:before="0"/>
             </w:pPr>
-            <w:hyperlink w:history="1" r:id="rIdbjjn0ihiqvaa6m6p9tef4">
+            <w:hyperlink w:history="1" r:id="rIdp2g1klecrqxjrh9tjstie">
               <w:r>
                 <w:rPr>
                   <w:rFonts w:ascii="Arial" w:cs="Arial" w:eastAsia="Arial" w:hAnsi="Arial"/>
@@ -17943,7 +18321,7 @@
               <w:spacing w:after="10" w:before="0"/>
               <w:ind w:left="120"/>
             </w:pPr>
-            <w:hyperlink w:history="1" r:id="rIdmivaylp2lptz83v_1hcgi">
+            <w:hyperlink w:history="1" r:id="rIdicfp8v6sobwni0ex0covr">
               <w:r>
                 <w:rPr>
                   <w:rFonts w:ascii="Arial" w:cs="Arial" w:eastAsia="Arial" w:hAnsi="Arial"/>
@@ -17971,6 +18349,7 @@
           </w:tcPr>
           <w:p>
             <w:pPr>
+              <w:keepNext w:val="false"/>
               <w:spacing w:after="40" w:before="0"/>
               <w:jc w:val="left"/>
             </w:pPr>
@@ -18003,6 +18382,7 @@
           </w:tcPr>
           <w:p>
             <w:pPr>
+              <w:keepNext w:val="false"/>
               <w:spacing w:after="40" w:before="0"/>
               <w:jc w:val="left"/>
             </w:pPr>
@@ -18035,6 +18415,7 @@
           </w:tcPr>
           <w:p>
             <w:pPr>
+              <w:keepNext w:val="false"/>
               <w:spacing w:after="40" w:before="0"/>
               <w:jc w:val="left"/>
             </w:pPr>
@@ -18067,6 +18448,7 @@
           </w:tcPr>
           <w:p>
             <w:pPr>
+              <w:keepNext w:val="false"/>
               <w:spacing w:after="40" w:before="0"/>
               <w:jc w:val="left"/>
             </w:pPr>
@@ -18101,6 +18483,7 @@
           </w:tcPr>
           <w:p>
             <w:pPr>
+              <w:keepNext w:val="false"/>
               <w:spacing w:after="40" w:before="0"/>
               <w:jc w:val="left"/>
             </w:pPr>
@@ -18138,7 +18521,7 @@
             <w:pPr>
               <w:spacing w:after="20" w:before="0"/>
             </w:pPr>
-            <w:hyperlink w:history="1" r:id="rIdgu8oek6zhion9ujnvsisr">
+            <w:hyperlink w:history="1" r:id="rIdrxvxby1dvysfcdzohh5cr">
               <w:r>
                 <w:rPr>
                   <w:rFonts w:ascii="Arial" w:cs="Arial" w:eastAsia="Arial" w:hAnsi="Arial"/>
@@ -18171,7 +18554,7 @@
               <w:spacing w:after="10" w:before="0"/>
               <w:ind w:left="120"/>
             </w:pPr>
-            <w:hyperlink w:history="1" r:id="rId7pcyftxasbty5d8ynzgr6">
+            <w:hyperlink w:history="1" r:id="rIdvdkbea18lpwxgcmuoylnx">
               <w:r>
                 <w:rPr>
                   <w:rFonts w:ascii="Arial" w:cs="Arial" w:eastAsia="Arial" w:hAnsi="Arial"/>
@@ -18216,7 +18599,7 @@
             <w:pPr>
               <w:spacing w:after="20" w:before="0"/>
             </w:pPr>
-            <w:hyperlink w:history="1" r:id="rIduegpeqw9dcnc18shgn4iv">
+            <w:hyperlink w:history="1" r:id="rId-brlctakd4jay4opfp6mv">
               <w:r>
                 <w:rPr>
                   <w:rFonts w:ascii="Arial" w:cs="Arial" w:eastAsia="Arial" w:hAnsi="Arial"/>
@@ -18249,7 +18632,7 @@
               <w:spacing w:after="10" w:before="0"/>
               <w:ind w:left="120"/>
             </w:pPr>
-            <w:hyperlink w:history="1" r:id="rIddfnnikf1itbjykrrsmajo">
+            <w:hyperlink w:history="1" r:id="rId5_mottz76u87ploicjzoa">
               <w:r>
                 <w:rPr>
                   <w:rFonts w:ascii="Arial" w:cs="Arial" w:eastAsia="Arial" w:hAnsi="Arial"/>
@@ -18277,6 +18660,7 @@
           </w:tcPr>
           <w:p>
             <w:pPr>
+              <w:keepNext w:val="false"/>
               <w:spacing w:after="40" w:before="0"/>
               <w:jc w:val="left"/>
             </w:pPr>
@@ -18309,6 +18693,7 @@
           </w:tcPr>
           <w:p>
             <w:pPr>
+              <w:keepNext w:val="false"/>
               <w:spacing w:after="40" w:before="0"/>
               <w:jc w:val="left"/>
             </w:pPr>
@@ -18341,6 +18726,7 @@
           </w:tcPr>
           <w:p>
             <w:pPr>
+              <w:keepNext w:val="false"/>
               <w:spacing w:after="40" w:before="0"/>
               <w:jc w:val="left"/>
             </w:pPr>
@@ -18373,6 +18759,7 @@
           </w:tcPr>
           <w:p>
             <w:pPr>
+              <w:keepNext w:val="false"/>
               <w:spacing w:after="40" w:before="0"/>
               <w:jc w:val="left"/>
             </w:pPr>
@@ -18407,6 +18794,7 @@
           </w:tcPr>
           <w:p>
             <w:pPr>
+              <w:keepNext w:val="false"/>
               <w:spacing w:after="40" w:before="0"/>
               <w:jc w:val="left"/>
             </w:pPr>
@@ -18444,7 +18832,7 @@
             <w:pPr>
               <w:spacing w:after="20" w:before="0"/>
             </w:pPr>
-            <w:hyperlink w:history="1" r:id="rIdsuxjpvpsmwdgtn-uohxno">
+            <w:hyperlink w:history="1" r:id="rIdsl_6hwqjty1p2cgwepsti">
               <w:r>
                 <w:rPr>
                   <w:rFonts w:ascii="Arial" w:cs="Arial" w:eastAsia="Arial" w:hAnsi="Arial"/>
@@ -18477,7 +18865,7 @@
               <w:spacing w:after="10" w:before="0"/>
               <w:ind w:left="120"/>
             </w:pPr>
-            <w:hyperlink w:history="1" r:id="rIdomkranh-3zqivk_ezmyio">
+            <w:hyperlink w:history="1" r:id="rIdkqujw3b4fwlz22m2jcr3o">
               <w:r>
                 <w:rPr>
                   <w:rFonts w:ascii="Arial" w:cs="Arial" w:eastAsia="Arial" w:hAnsi="Arial"/>
@@ -18522,7 +18910,7 @@
             <w:pPr>
               <w:spacing w:after="20" w:before="0"/>
             </w:pPr>
-            <w:hyperlink w:history="1" r:id="rIdtaard4kfadouefuyhhtk5">
+            <w:hyperlink w:history="1" r:id="rId-3mclnnv4bkg-uwbtpa8-">
               <w:r>
                 <w:rPr>
                   <w:rFonts w:ascii="Arial" w:cs="Arial" w:eastAsia="Arial" w:hAnsi="Arial"/>
@@ -18571,7 +18959,7 @@
               <w:spacing w:after="10" w:before="0"/>
               <w:ind w:left="120"/>
             </w:pPr>
-            <w:hyperlink w:history="1" r:id="rId8lmiedznwta5xm1_xxspd">
+            <w:hyperlink w:history="1" r:id="rId8b_z2sdgfryogqn6k9uax">
               <w:r>
                 <w:rPr>
                   <w:rFonts w:ascii="Arial" w:cs="Arial" w:eastAsia="Arial" w:hAnsi="Arial"/>
@@ -18599,6 +18987,7 @@
           </w:tcPr>
           <w:p>
             <w:pPr>
+              <w:keepNext w:val="false"/>
               <w:spacing w:after="40" w:before="0"/>
               <w:jc w:val="left"/>
             </w:pPr>
@@ -18631,6 +19020,7 @@
           </w:tcPr>
           <w:p>
             <w:pPr>
+              <w:keepNext w:val="false"/>
               <w:spacing w:after="40" w:before="0"/>
               <w:jc w:val="left"/>
             </w:pPr>
@@ -18663,6 +19053,7 @@
           </w:tcPr>
           <w:p>
             <w:pPr>
+              <w:keepNext w:val="false"/>
               <w:spacing w:after="40" w:before="0"/>
               <w:jc w:val="left"/>
             </w:pPr>
@@ -18695,6 +19086,7 @@
           </w:tcPr>
           <w:p>
             <w:pPr>
+              <w:keepNext w:val="false"/>
               <w:spacing w:after="40" w:before="0"/>
               <w:jc w:val="left"/>
             </w:pPr>
@@ -18729,6 +19121,7 @@
           </w:tcPr>
           <w:p>
             <w:pPr>
+              <w:keepNext w:val="false"/>
               <w:spacing w:after="40" w:before="0"/>
               <w:jc w:val="left"/>
             </w:pPr>
@@ -18766,7 +19159,7 @@
             <w:pPr>
               <w:spacing w:after="20" w:before="0"/>
             </w:pPr>
-            <w:hyperlink w:history="1" r:id="rIdw7ckanfb3j1g7fqxg9ju-">
+            <w:hyperlink w:history="1" r:id="rId8nmw_ymbzc0zsp3_jxjgg">
               <w:r>
                 <w:rPr>
                   <w:rFonts w:ascii="Arial" w:cs="Arial" w:eastAsia="Arial" w:hAnsi="Arial"/>
@@ -18799,7 +19192,7 @@
               <w:spacing w:after="10" w:before="0"/>
               <w:ind w:left="120"/>
             </w:pPr>
-            <w:hyperlink w:history="1" r:id="rIdqvmhmfbnpfu3i4oxzzuiy">
+            <w:hyperlink w:history="1" r:id="rIdpuafudplvvsifnfkq92-j">
               <w:r>
                 <w:rPr>
                   <w:rFonts w:ascii="Arial" w:cs="Arial" w:eastAsia="Arial" w:hAnsi="Arial"/>
@@ -18844,7 +19237,7 @@
             <w:pPr>
               <w:spacing w:after="20" w:before="0"/>
             </w:pPr>
-            <w:hyperlink w:history="1" r:id="rIdjjtvnzyzbirsdpmlqni7_">
+            <w:hyperlink w:history="1" r:id="rId_xapwehyqmr9p5imfig8e">
               <w:r>
                 <w:rPr>
                   <w:rFonts w:ascii="Arial" w:cs="Arial" w:eastAsia="Arial" w:hAnsi="Arial"/>
@@ -18893,7 +19286,7 @@
               <w:spacing w:after="10" w:before="0"/>
               <w:ind w:left="120"/>
             </w:pPr>
-            <w:hyperlink w:history="1" r:id="rIdfr0xqwnneq5xgut6i3gpx">
+            <w:hyperlink w:history="1" r:id="rIdln38s2uj8wrxlvmaq-ulj">
               <w:r>
                 <w:rPr>
                   <w:rFonts w:ascii="Arial" w:cs="Arial" w:eastAsia="Arial" w:hAnsi="Arial"/>
@@ -18921,6 +19314,7 @@
           </w:tcPr>
           <w:p>
             <w:pPr>
+              <w:keepNext w:val="false"/>
               <w:spacing w:after="40" w:before="0"/>
               <w:jc w:val="left"/>
             </w:pPr>
@@ -18953,6 +19347,7 @@
           </w:tcPr>
           <w:p>
             <w:pPr>
+              <w:keepNext w:val="false"/>
               <w:spacing w:after="40" w:before="0"/>
               <w:jc w:val="left"/>
             </w:pPr>
@@ -18985,6 +19380,7 @@
           </w:tcPr>
           <w:p>
             <w:pPr>
+              <w:keepNext w:val="false"/>
               <w:spacing w:after="40" w:before="0"/>
               <w:jc w:val="left"/>
             </w:pPr>
@@ -19017,6 +19413,7 @@
           </w:tcPr>
           <w:p>
             <w:pPr>
+              <w:keepNext w:val="false"/>
               <w:spacing w:after="40" w:before="0"/>
               <w:jc w:val="left"/>
             </w:pPr>
@@ -19051,6 +19448,7 @@
           </w:tcPr>
           <w:p>
             <w:pPr>
+              <w:keepNext w:val="false"/>
               <w:spacing w:after="40" w:before="0"/>
               <w:jc w:val="left"/>
             </w:pPr>
@@ -19088,7 +19486,7 @@
             <w:pPr>
               <w:spacing w:after="20" w:before="0"/>
             </w:pPr>
-            <w:hyperlink w:history="1" r:id="rIdmqodzabwe9vhu6daylvnl">
+            <w:hyperlink w:history="1" r:id="rIdi9ly04e7pmbbawbkqxobm">
               <w:r>
                 <w:rPr>
                   <w:rFonts w:ascii="Arial" w:cs="Arial" w:eastAsia="Arial" w:hAnsi="Arial"/>
@@ -19137,7 +19535,7 @@
               <w:spacing w:after="10" w:before="0"/>
               <w:ind w:left="120"/>
             </w:pPr>
-            <w:hyperlink w:history="1" r:id="rIdeetexy9y9og2ovzjemb9i">
+            <w:hyperlink w:history="1" r:id="rIdma6njnpt5jjo8fromuutc">
               <w:r>
                 <w:rPr>
                   <w:rFonts w:ascii="Arial" w:cs="Arial" w:eastAsia="Arial" w:hAnsi="Arial"/>
@@ -19182,7 +19580,7 @@
             <w:pPr>
               <w:spacing w:after="20" w:before="0"/>
             </w:pPr>
-            <w:hyperlink w:history="1" r:id="rIdjuf4nfqkme-t7fsd9eail">
+            <w:hyperlink w:history="1" r:id="rIdx45mhbzpzohdzejvowja1">
               <w:r>
                 <w:rPr>
                   <w:rFonts w:ascii="Arial" w:cs="Arial" w:eastAsia="Arial" w:hAnsi="Arial"/>
@@ -19231,7 +19629,7 @@
               <w:spacing w:after="10" w:before="0"/>
               <w:ind w:left="120"/>
             </w:pPr>
-            <w:hyperlink w:history="1" r:id="rIdpg_xfeyqmmpjnqsoq8nnq">
+            <w:hyperlink w:history="1" r:id="rIdejaywsqe3zgloxhea_std">
               <w:r>
                 <w:rPr>
                   <w:rFonts w:ascii="Arial" w:cs="Arial" w:eastAsia="Arial" w:hAnsi="Arial"/>
@@ -19259,6 +19657,7 @@
           </w:tcPr>
           <w:p>
             <w:pPr>
+              <w:keepNext w:val="false"/>
               <w:spacing w:after="40" w:before="0"/>
               <w:jc w:val="left"/>
             </w:pPr>
@@ -19291,6 +19690,7 @@
           </w:tcPr>
           <w:p>
             <w:pPr>
+              <w:keepNext w:val="false"/>
               <w:spacing w:after="40" w:before="0"/>
               <w:jc w:val="left"/>
             </w:pPr>
@@ -19323,6 +19723,7 @@
           </w:tcPr>
           <w:p>
             <w:pPr>
+              <w:keepNext w:val="false"/>
               <w:spacing w:after="40" w:before="0"/>
               <w:jc w:val="left"/>
             </w:pPr>
@@ -19355,6 +19756,7 @@
           </w:tcPr>
           <w:p>
             <w:pPr>
+              <w:keepNext w:val="false"/>
               <w:spacing w:after="40" w:before="0"/>
               <w:jc w:val="left"/>
             </w:pPr>
@@ -19414,6 +19816,7 @@
           </w:tcPr>
           <w:p>
             <w:pPr>
+              <w:keepNext w:val="false"/>
               <w:spacing w:after="40" w:before="0"/>
               <w:jc w:val="center"/>
             </w:pPr>
@@ -19448,6 +19851,7 @@
           </w:tcPr>
           <w:p>
             <w:pPr>
+              <w:keepNext w:val="false"/>
               <w:spacing w:after="40" w:before="0"/>
               <w:jc w:val="left"/>
             </w:pPr>
@@ -19509,6 +19913,7 @@
           </w:tcPr>
           <w:p>
             <w:pPr>
+              <w:keepNext w:val="false"/>
               <w:spacing w:after="40" w:before="0"/>
               <w:jc w:val="center"/>
             </w:pPr>
@@ -19543,6 +19948,7 @@
           </w:tcPr>
           <w:p>
             <w:pPr>
+              <w:keepNext w:val="false"/>
               <w:spacing w:after="40" w:before="0"/>
               <w:jc w:val="left"/>
             </w:pPr>
@@ -19575,6 +19981,7 @@
           </w:tcPr>
           <w:p>
             <w:pPr>
+              <w:keepNext w:val="false"/>
               <w:spacing w:after="40" w:before="0"/>
               <w:jc w:val="left"/>
             </w:pPr>
@@ -19609,6 +20016,7 @@
           </w:tcPr>
           <w:p>
             <w:pPr>
+              <w:keepNext w:val="false"/>
               <w:spacing w:after="40" w:before="0"/>
               <w:jc w:val="left"/>
             </w:pPr>
@@ -19641,6 +20049,7 @@
           </w:tcPr>
           <w:p>
             <w:pPr>
+              <w:keepNext w:val="false"/>
               <w:spacing w:after="40" w:before="0"/>
               <w:jc w:val="left"/>
             </w:pPr>
@@ -19675,6 +20084,7 @@
           </w:tcPr>
           <w:p>
             <w:pPr>
+              <w:keepNext w:val="false"/>
               <w:spacing w:after="40" w:before="0"/>
               <w:jc w:val="left"/>
             </w:pPr>
@@ -19707,6 +20117,7 @@
           </w:tcPr>
           <w:p>
             <w:pPr>
+              <w:keepNext w:val="false"/>
               <w:spacing w:after="40" w:before="0"/>
               <w:jc w:val="left"/>
             </w:pPr>
@@ -19743,7 +20154,7 @@
         </w:rPr>
         <w:t xml:space="preserve">© 2026 SeaVuria and ARES. Aligned with KICD objectives. Developed by SeaVuria; technical implementation by ARES (with AI assistance from Claude). Licensed under </w:t>
       </w:r>
-      <w:hyperlink w:history="1" r:id="rIdswsqrp0fgytb1ofofyob7">
+      <w:hyperlink w:history="1" r:id="rId1qpq1yngy9p0mcfgmc6ch">
         <w:r>
           <w:rPr>
             <w:rFonts w:ascii="Arial" w:cs="Arial" w:eastAsia="Arial" w:hAnsi="Arial"/>
@@ -19764,7 +20175,7 @@
         </w:rPr>
         <w:t xml:space="preserve"> (</w:t>
       </w:r>
-      <w:hyperlink w:history="1" r:id="rIdxtcq90n5uegsnw4zywjty">
+      <w:hyperlink w:history="1" r:id="rIdujhr_sg9n31apoq02g4ge">
         <w:r>
           <w:rPr>
             <w:rFonts w:ascii="Arial" w:cs="Arial" w:eastAsia="Arial" w:hAnsi="Arial"/>
@@ -19824,6 +20235,7 @@
           </w:tcPr>
           <w:p>
             <w:pPr>
+              <w:keepNext w:val="false"/>
               <w:spacing w:after="40" w:before="0"/>
               <w:jc w:val="center"/>
             </w:pPr>
@@ -19859,6 +20271,7 @@
           </w:tcPr>
           <w:p>
             <w:pPr>
+              <w:keepNext w:val="false"/>
               <w:spacing w:after="40" w:before="0"/>
               <w:jc w:val="center"/>
             </w:pPr>
@@ -19893,6 +20306,7 @@
           </w:tcPr>
           <w:p>
             <w:pPr>
+              <w:keepNext w:val="false"/>
               <w:spacing w:after="40" w:before="0"/>
               <w:jc w:val="left"/>
             </w:pPr>
@@ -19925,6 +20339,7 @@
           </w:tcPr>
           <w:p>
             <w:pPr>
+              <w:keepNext w:val="false"/>
               <w:spacing w:after="40" w:before="0"/>
               <w:jc w:val="left"/>
             </w:pPr>
@@ -19959,6 +20374,7 @@
           </w:tcPr>
           <w:p>
             <w:pPr>
+              <w:keepNext w:val="false"/>
               <w:spacing w:after="40" w:before="0"/>
               <w:jc w:val="left"/>
             </w:pPr>
@@ -19991,6 +20407,7 @@
           </w:tcPr>
           <w:p>
             <w:pPr>
+              <w:keepNext w:val="false"/>
               <w:spacing w:after="40" w:before="0"/>
               <w:jc w:val="left"/>
             </w:pPr>
@@ -20025,6 +20442,7 @@
           </w:tcPr>
           <w:p>
             <w:pPr>
+              <w:keepNext w:val="false"/>
               <w:spacing w:after="40" w:before="0"/>
               <w:jc w:val="left"/>
             </w:pPr>
@@ -20057,6 +20475,7 @@
           </w:tcPr>
           <w:p>
             <w:pPr>
+              <w:keepNext w:val="false"/>
               <w:spacing w:after="40" w:before="0"/>
               <w:jc w:val="left"/>
             </w:pPr>
@@ -20091,6 +20510,7 @@
           </w:tcPr>
           <w:p>
             <w:pPr>
+              <w:keepNext w:val="false"/>
               <w:spacing w:after="40" w:before="0"/>
               <w:jc w:val="left"/>
             </w:pPr>
@@ -20123,6 +20543,7 @@
           </w:tcPr>
           <w:p>
             <w:pPr>
+              <w:keepNext w:val="false"/>
               <w:spacing w:after="40" w:before="0"/>
               <w:jc w:val="left"/>
             </w:pPr>
@@ -20157,6 +20578,7 @@
           </w:tcPr>
           <w:p>
             <w:pPr>
+              <w:keepNext w:val="false"/>
               <w:spacing w:after="40" w:before="0"/>
               <w:jc w:val="left"/>
             </w:pPr>
@@ -20189,6 +20611,7 @@
           </w:tcPr>
           <w:p>
             <w:pPr>
+              <w:keepNext w:val="false"/>
               <w:spacing w:after="40" w:before="0"/>
               <w:jc w:val="left"/>
             </w:pPr>
@@ -20223,6 +20646,7 @@
           </w:tcPr>
           <w:p>
             <w:pPr>
+              <w:keepNext w:val="false"/>
               <w:spacing w:after="40" w:before="0"/>
               <w:jc w:val="left"/>
             </w:pPr>
@@ -20255,6 +20679,7 @@
           </w:tcPr>
           <w:p>
             <w:pPr>
+              <w:keepNext w:val="false"/>
               <w:spacing w:after="40" w:before="0"/>
               <w:jc w:val="left"/>
             </w:pPr>
@@ -20289,6 +20714,7 @@
           </w:tcPr>
           <w:p>
             <w:pPr>
+              <w:keepNext w:val="false"/>
               <w:spacing w:after="40" w:before="0"/>
               <w:jc w:val="left"/>
             </w:pPr>
@@ -20321,6 +20747,7 @@
           </w:tcPr>
           <w:p>
             <w:pPr>
+              <w:keepNext w:val="false"/>
               <w:spacing w:after="40" w:before="0"/>
               <w:jc w:val="left"/>
             </w:pPr>
@@ -20355,6 +20782,7 @@
           </w:tcPr>
           <w:p>
             <w:pPr>
+              <w:keepNext w:val="false"/>
               <w:spacing w:after="40" w:before="0"/>
               <w:jc w:val="left"/>
             </w:pPr>
@@ -20387,6 +20815,7 @@
           </w:tcPr>
           <w:p>
             <w:pPr>
+              <w:keepNext w:val="false"/>
               <w:spacing w:after="40" w:before="0"/>
               <w:jc w:val="left"/>
             </w:pPr>
@@ -20446,6 +20875,7 @@
           </w:tcPr>
           <w:p>
             <w:pPr>
+              <w:keepNext w:val="false"/>
               <w:spacing w:after="40" w:before="0"/>
               <w:jc w:val="center"/>
             </w:pPr>
@@ -20480,6 +20910,7 @@
           </w:tcPr>
           <w:p>
             <w:pPr>
+              <w:keepNext w:val="false"/>
               <w:spacing w:after="40" w:before="0"/>
               <w:jc w:val="left"/>
             </w:pPr>
@@ -20544,6 +20975,7 @@
           </w:tcPr>
           <w:p>
             <w:pPr>
+              <w:keepNext w:val="false"/>
               <w:spacing w:after="40" w:before="0"/>
               <w:jc w:val="center"/>
             </w:pPr>
@@ -20578,6 +21010,7 @@
           </w:tcPr>
           <w:p>
             <w:pPr>
+              <w:keepNext w:val="false"/>
               <w:spacing w:after="40" w:before="0"/>
               <w:jc w:val="left"/>
             </w:pPr>
@@ -20610,6 +21043,7 @@
           </w:tcPr>
           <w:p>
             <w:pPr>
+              <w:keepNext w:val="false"/>
               <w:spacing w:after="40" w:before="0"/>
               <w:jc w:val="left"/>
             </w:pPr>
@@ -20642,6 +21076,7 @@
           </w:tcPr>
           <w:p>
             <w:pPr>
+              <w:keepNext w:val="false"/>
               <w:spacing w:after="40" w:before="0"/>
               <w:jc w:val="left"/>
             </w:pPr>
@@ -20674,6 +21109,7 @@
           </w:tcPr>
           <w:p>
             <w:pPr>
+              <w:keepNext w:val="false"/>
               <w:spacing w:after="40" w:before="0"/>
               <w:jc w:val="left"/>
             </w:pPr>
@@ -20706,6 +21142,7 @@
           </w:tcPr>
           <w:p>
             <w:pPr>
+              <w:keepNext w:val="false"/>
               <w:spacing w:after="40" w:before="0"/>
               <w:jc w:val="left"/>
             </w:pPr>
@@ -20740,6 +21177,7 @@
           </w:tcPr>
           <w:p>
             <w:pPr>
+              <w:keepNext w:val="false"/>
               <w:spacing w:after="40" w:before="0"/>
               <w:jc w:val="left"/>
             </w:pPr>
@@ -20777,7 +21215,7 @@
             <w:pPr>
               <w:spacing w:after="20" w:before="0"/>
             </w:pPr>
-            <w:hyperlink w:history="1" r:id="rIdyi30dsvvvsrnfzk0nmyv2">
+            <w:hyperlink w:history="1" r:id="rIdrpn2qyicfsdknnozscak7">
               <w:r>
                 <w:rPr>
                   <w:rFonts w:ascii="Arial" w:cs="Arial" w:eastAsia="Arial" w:hAnsi="Arial"/>
@@ -20810,7 +21248,7 @@
               <w:spacing w:after="10" w:before="0"/>
               <w:ind w:left="120"/>
             </w:pPr>
-            <w:hyperlink w:history="1" r:id="rIdcw7uxttc5dx5k7xs6yvgf">
+            <w:hyperlink w:history="1" r:id="rIdsbr4lzb6_swfh_ez4dwzg">
               <w:r>
                 <w:rPr>
                   <w:rFonts w:ascii="Arial" w:cs="Arial" w:eastAsia="Arial" w:hAnsi="Arial"/>
@@ -20855,7 +21293,7 @@
             <w:pPr>
               <w:spacing w:after="20" w:before="0"/>
             </w:pPr>
-            <w:hyperlink w:history="1" r:id="rIdjuq8ztlslof5ambhbgvt7">
+            <w:hyperlink w:history="1" r:id="rIdu5h2cn959p_nweupo5ime">
               <w:r>
                 <w:rPr>
                   <w:rFonts w:ascii="Arial" w:cs="Arial" w:eastAsia="Arial" w:hAnsi="Arial"/>
@@ -20888,7 +21326,7 @@
               <w:spacing w:after="10" w:before="0"/>
               <w:ind w:left="120"/>
             </w:pPr>
-            <w:hyperlink w:history="1" r:id="rIdec0pvszi20rqri9zbqhiy">
+            <w:hyperlink w:history="1" r:id="rId2kju3a3ssn0_hdjwmu2j2">
               <w:r>
                 <w:rPr>
                   <w:rFonts w:ascii="Arial" w:cs="Arial" w:eastAsia="Arial" w:hAnsi="Arial"/>
@@ -20916,6 +21354,7 @@
           </w:tcPr>
           <w:p>
             <w:pPr>
+              <w:keepNext w:val="false"/>
               <w:spacing w:after="40" w:before="0"/>
               <w:jc w:val="left"/>
             </w:pPr>
@@ -20948,6 +21387,7 @@
           </w:tcPr>
           <w:p>
             <w:pPr>
+              <w:keepNext w:val="false"/>
               <w:spacing w:after="40" w:before="0"/>
               <w:jc w:val="left"/>
             </w:pPr>
@@ -20980,6 +21420,7 @@
           </w:tcPr>
           <w:p>
             <w:pPr>
+              <w:keepNext w:val="false"/>
               <w:spacing w:after="40" w:before="0"/>
               <w:jc w:val="left"/>
             </w:pPr>
@@ -21012,6 +21453,7 @@
           </w:tcPr>
           <w:p>
             <w:pPr>
+              <w:keepNext w:val="false"/>
               <w:spacing w:after="40" w:before="0"/>
               <w:jc w:val="left"/>
             </w:pPr>
@@ -21046,6 +21488,7 @@
           </w:tcPr>
           <w:p>
             <w:pPr>
+              <w:keepNext w:val="false"/>
               <w:spacing w:after="40" w:before="0"/>
               <w:jc w:val="left"/>
             </w:pPr>
@@ -21083,7 +21526,7 @@
             <w:pPr>
               <w:spacing w:after="20" w:before="0"/>
             </w:pPr>
-            <w:hyperlink w:history="1" r:id="rIdijumj7ap4bclwciui8sot">
+            <w:hyperlink w:history="1" r:id="rIdbkjodv6bejkp8rysptiv0">
               <w:r>
                 <w:rPr>
                   <w:rFonts w:ascii="Arial" w:cs="Arial" w:eastAsia="Arial" w:hAnsi="Arial"/>
@@ -21116,7 +21559,7 @@
               <w:spacing w:after="10" w:before="0"/>
               <w:ind w:left="120"/>
             </w:pPr>
-            <w:hyperlink w:history="1" r:id="rId1uyn_rufijmwyj5pqlq68">
+            <w:hyperlink w:history="1" r:id="rId4n4f_ya8r71toujhevemj">
               <w:r>
                 <w:rPr>
                   <w:rFonts w:ascii="Arial" w:cs="Arial" w:eastAsia="Arial" w:hAnsi="Arial"/>
@@ -21161,7 +21604,7 @@
             <w:pPr>
               <w:spacing w:after="20" w:before="0"/>
             </w:pPr>
-            <w:hyperlink w:history="1" r:id="rIdtjflabsk0lsb6kjmdzn2k">
+            <w:hyperlink w:history="1" r:id="rIdw2pipf5qfgmihoiwemniu">
               <w:r>
                 <w:rPr>
                   <w:rFonts w:ascii="Arial" w:cs="Arial" w:eastAsia="Arial" w:hAnsi="Arial"/>
@@ -21194,7 +21637,7 @@
               <w:spacing w:after="10" w:before="0"/>
               <w:ind w:left="120"/>
             </w:pPr>
-            <w:hyperlink w:history="1" r:id="rId4ap-wj7_sgil3xwudzf9t">
+            <w:hyperlink w:history="1" r:id="rIdhjqxzimync65wshfpguzn">
               <w:r>
                 <w:rPr>
                   <w:rFonts w:ascii="Arial" w:cs="Arial" w:eastAsia="Arial" w:hAnsi="Arial"/>
@@ -21222,6 +21665,7 @@
           </w:tcPr>
           <w:p>
             <w:pPr>
+              <w:keepNext w:val="false"/>
               <w:spacing w:after="40" w:before="0"/>
               <w:jc w:val="left"/>
             </w:pPr>
@@ -21254,6 +21698,7 @@
           </w:tcPr>
           <w:p>
             <w:pPr>
+              <w:keepNext w:val="false"/>
               <w:spacing w:after="40" w:before="0"/>
               <w:jc w:val="left"/>
             </w:pPr>
@@ -21286,6 +21731,7 @@
           </w:tcPr>
           <w:p>
             <w:pPr>
+              <w:keepNext w:val="false"/>
               <w:spacing w:after="40" w:before="0"/>
               <w:jc w:val="left"/>
             </w:pPr>
@@ -21318,6 +21764,7 @@
           </w:tcPr>
           <w:p>
             <w:pPr>
+              <w:keepNext w:val="false"/>
               <w:spacing w:after="40" w:before="0"/>
               <w:jc w:val="left"/>
             </w:pPr>
@@ -21352,6 +21799,7 @@
           </w:tcPr>
           <w:p>
             <w:pPr>
+              <w:keepNext w:val="false"/>
               <w:spacing w:after="40" w:before="0"/>
               <w:jc w:val="left"/>
             </w:pPr>
@@ -21389,7 +21837,7 @@
             <w:pPr>
               <w:spacing w:after="20" w:before="0"/>
             </w:pPr>
-            <w:hyperlink w:history="1" r:id="rIdf0vfgtrq2xhae7yc5ho9x">
+            <w:hyperlink w:history="1" r:id="rId9k2qxoi2attma_rayzbvl">
               <w:r>
                 <w:rPr>
                   <w:rFonts w:ascii="Arial" w:cs="Arial" w:eastAsia="Arial" w:hAnsi="Arial"/>
@@ -21422,7 +21870,7 @@
               <w:spacing w:after="10" w:before="0"/>
               <w:ind w:left="120"/>
             </w:pPr>
-            <w:hyperlink w:history="1" r:id="rIdcavvcoiuh7e-xrflbwu9_">
+            <w:hyperlink w:history="1" r:id="rIdgu6nlobmeezamdvm9tyeo">
               <w:r>
                 <w:rPr>
                   <w:rFonts w:ascii="Arial" w:cs="Arial" w:eastAsia="Arial" w:hAnsi="Arial"/>
@@ -21467,7 +21915,7 @@
             <w:pPr>
               <w:spacing w:after="20" w:before="0"/>
             </w:pPr>
-            <w:hyperlink w:history="1" r:id="rIdanso_kvvgqk4ooossghpj">
+            <w:hyperlink w:history="1" r:id="rIdyflimkhgbdiyktcjhrhhu">
               <w:r>
                 <w:rPr>
                   <w:rFonts w:ascii="Arial" w:cs="Arial" w:eastAsia="Arial" w:hAnsi="Arial"/>
@@ -21516,7 +21964,7 @@
               <w:spacing w:after="10" w:before="0"/>
               <w:ind w:left="120"/>
             </w:pPr>
-            <w:hyperlink w:history="1" r:id="rId52vcgofkhrqfm_vlzohc7">
+            <w:hyperlink w:history="1" r:id="rIdwbaxqagpiln_ps6vt9qas">
               <w:r>
                 <w:rPr>
                   <w:rFonts w:ascii="Arial" w:cs="Arial" w:eastAsia="Arial" w:hAnsi="Arial"/>
@@ -21544,6 +21992,7 @@
           </w:tcPr>
           <w:p>
             <w:pPr>
+              <w:keepNext w:val="false"/>
               <w:spacing w:after="40" w:before="0"/>
               <w:jc w:val="left"/>
             </w:pPr>
@@ -21576,6 +22025,7 @@
           </w:tcPr>
           <w:p>
             <w:pPr>
+              <w:keepNext w:val="false"/>
               <w:spacing w:after="40" w:before="0"/>
               <w:jc w:val="left"/>
             </w:pPr>
@@ -21608,6 +22058,7 @@
           </w:tcPr>
           <w:p>
             <w:pPr>
+              <w:keepNext w:val="false"/>
               <w:spacing w:after="40" w:before="0"/>
               <w:jc w:val="left"/>
             </w:pPr>
@@ -21640,6 +22091,7 @@
           </w:tcPr>
           <w:p>
             <w:pPr>
+              <w:keepNext w:val="false"/>
               <w:spacing w:after="40" w:before="0"/>
               <w:jc w:val="left"/>
             </w:pPr>
@@ -21674,6 +22126,7 @@
           </w:tcPr>
           <w:p>
             <w:pPr>
+              <w:keepNext w:val="false"/>
               <w:spacing w:after="40" w:before="0"/>
               <w:jc w:val="left"/>
             </w:pPr>
@@ -21711,7 +22164,7 @@
             <w:pPr>
               <w:spacing w:after="20" w:before="0"/>
             </w:pPr>
-            <w:hyperlink w:history="1" r:id="rIdxm0bdvcninahhi1sgozo8">
+            <w:hyperlink w:history="1" r:id="rIdciyyogctz4bpmt6f7613d">
               <w:r>
                 <w:rPr>
                   <w:rFonts w:ascii="Arial" w:cs="Arial" w:eastAsia="Arial" w:hAnsi="Arial"/>
@@ -21744,7 +22197,7 @@
               <w:spacing w:after="10" w:before="0"/>
               <w:ind w:left="120"/>
             </w:pPr>
-            <w:hyperlink w:history="1" r:id="rIdsypilia_gfrsaoj6r7amv">
+            <w:hyperlink w:history="1" r:id="rIdxb680hvlhfthvvs2a55xg">
               <w:r>
                 <w:rPr>
                   <w:rFonts w:ascii="Arial" w:cs="Arial" w:eastAsia="Arial" w:hAnsi="Arial"/>
@@ -21789,7 +22242,7 @@
             <w:pPr>
               <w:spacing w:after="20" w:before="0"/>
             </w:pPr>
-            <w:hyperlink w:history="1" r:id="rIdput3isw31vqssgmxvlfmn">
+            <w:hyperlink w:history="1" r:id="rIdzgkgsynam7hgeklaru8jf">
               <w:r>
                 <w:rPr>
                   <w:rFonts w:ascii="Arial" w:cs="Arial" w:eastAsia="Arial" w:hAnsi="Arial"/>
@@ -21838,7 +22291,7 @@
               <w:spacing w:after="10" w:before="0"/>
               <w:ind w:left="120"/>
             </w:pPr>
-            <w:hyperlink w:history="1" r:id="rId6tiz_cnudppam2l2kq-fa">
+            <w:hyperlink w:history="1" r:id="rIdprgwpoypsebdtz4hvvbem">
               <w:r>
                 <w:rPr>
                   <w:rFonts w:ascii="Arial" w:cs="Arial" w:eastAsia="Arial" w:hAnsi="Arial"/>
@@ -21866,6 +22319,7 @@
           </w:tcPr>
           <w:p>
             <w:pPr>
+              <w:keepNext w:val="false"/>
               <w:spacing w:after="40" w:before="0"/>
               <w:jc w:val="left"/>
             </w:pPr>
@@ -21898,6 +22352,7 @@
           </w:tcPr>
           <w:p>
             <w:pPr>
+              <w:keepNext w:val="false"/>
               <w:spacing w:after="40" w:before="0"/>
               <w:jc w:val="left"/>
             </w:pPr>
@@ -21930,6 +22385,7 @@
           </w:tcPr>
           <w:p>
             <w:pPr>
+              <w:keepNext w:val="false"/>
               <w:spacing w:after="40" w:before="0"/>
               <w:jc w:val="left"/>
             </w:pPr>
@@ -21962,6 +22418,7 @@
           </w:tcPr>
           <w:p>
             <w:pPr>
+              <w:keepNext w:val="false"/>
               <w:spacing w:after="40" w:before="0"/>
               <w:jc w:val="left"/>
             </w:pPr>
@@ -21996,6 +22453,7 @@
           </w:tcPr>
           <w:p>
             <w:pPr>
+              <w:keepNext w:val="false"/>
               <w:spacing w:after="40" w:before="0"/>
               <w:jc w:val="left"/>
             </w:pPr>
@@ -22033,7 +22491,7 @@
             <w:pPr>
               <w:spacing w:after="20" w:before="0"/>
             </w:pPr>
-            <w:hyperlink w:history="1" r:id="rId1h5ewwger75alrfbgvf5g">
+            <w:hyperlink w:history="1" r:id="rIdau-lyahz2ry_jj5ne2ajd">
               <w:r>
                 <w:rPr>
                   <w:rFonts w:ascii="Arial" w:cs="Arial" w:eastAsia="Arial" w:hAnsi="Arial"/>
@@ -22066,7 +22524,7 @@
               <w:spacing w:after="10" w:before="0"/>
               <w:ind w:left="120"/>
             </w:pPr>
-            <w:hyperlink w:history="1" r:id="rIdt6nduwmdasjbegshxyzuk">
+            <w:hyperlink w:history="1" r:id="rIdru8vrjsvveqnsfksranm2">
               <w:r>
                 <w:rPr>
                   <w:rFonts w:ascii="Arial" w:cs="Arial" w:eastAsia="Arial" w:hAnsi="Arial"/>
@@ -22111,7 +22569,7 @@
             <w:pPr>
               <w:spacing w:after="20" w:before="0"/>
             </w:pPr>
-            <w:hyperlink w:history="1" r:id="rIdmwdtvla1nbqzhawe9wkx4">
+            <w:hyperlink w:history="1" r:id="rIdfaonwsjleh-opeogxq2oj">
               <w:r>
                 <w:rPr>
                   <w:rFonts w:ascii="Arial" w:cs="Arial" w:eastAsia="Arial" w:hAnsi="Arial"/>
@@ -22160,7 +22618,7 @@
               <w:spacing w:after="10" w:before="0"/>
               <w:ind w:left="120"/>
             </w:pPr>
-            <w:hyperlink w:history="1" r:id="rId8h_wfpmlnsfup8pbptup9">
+            <w:hyperlink w:history="1" r:id="rIdwrsmnk1obpjr0aie_cn__">
               <w:r>
                 <w:rPr>
                   <w:rFonts w:ascii="Arial" w:cs="Arial" w:eastAsia="Arial" w:hAnsi="Arial"/>
@@ -22188,6 +22646,7 @@
           </w:tcPr>
           <w:p>
             <w:pPr>
+              <w:keepNext w:val="false"/>
               <w:spacing w:after="40" w:before="0"/>
               <w:jc w:val="left"/>
             </w:pPr>
@@ -22220,6 +22679,7 @@
           </w:tcPr>
           <w:p>
             <w:pPr>
+              <w:keepNext w:val="false"/>
               <w:spacing w:after="40" w:before="0"/>
               <w:jc w:val="left"/>
             </w:pPr>
@@ -22252,6 +22712,7 @@
           </w:tcPr>
           <w:p>
             <w:pPr>
+              <w:keepNext w:val="false"/>
               <w:spacing w:after="40" w:before="0"/>
               <w:jc w:val="left"/>
             </w:pPr>
@@ -22284,6 +22745,7 @@
           </w:tcPr>
           <w:p>
             <w:pPr>
+              <w:keepNext w:val="false"/>
               <w:spacing w:after="40" w:before="0"/>
               <w:jc w:val="left"/>
             </w:pPr>
@@ -22343,6 +22805,7 @@
           </w:tcPr>
           <w:p>
             <w:pPr>
+              <w:keepNext w:val="false"/>
               <w:spacing w:after="40" w:before="0"/>
               <w:jc w:val="center"/>
             </w:pPr>
@@ -22377,6 +22840,7 @@
           </w:tcPr>
           <w:p>
             <w:pPr>
+              <w:keepNext w:val="false"/>
               <w:spacing w:after="40" w:before="0"/>
               <w:jc w:val="left"/>
             </w:pPr>
@@ -22438,6 +22902,7 @@
           </w:tcPr>
           <w:p>
             <w:pPr>
+              <w:keepNext w:val="false"/>
               <w:spacing w:after="40" w:before="0"/>
               <w:jc w:val="center"/>
             </w:pPr>
@@ -22472,6 +22937,7 @@
           </w:tcPr>
           <w:p>
             <w:pPr>
+              <w:keepNext w:val="false"/>
               <w:spacing w:after="40" w:before="0"/>
               <w:jc w:val="left"/>
             </w:pPr>
@@ -22504,6 +22970,7 @@
           </w:tcPr>
           <w:p>
             <w:pPr>
+              <w:keepNext w:val="false"/>
               <w:spacing w:after="40" w:before="0"/>
               <w:jc w:val="left"/>
             </w:pPr>
@@ -22538,6 +23005,7 @@
           </w:tcPr>
           <w:p>
             <w:pPr>
+              <w:keepNext w:val="false"/>
               <w:spacing w:after="40" w:before="0"/>
               <w:jc w:val="left"/>
             </w:pPr>
@@ -22570,6 +23038,7 @@
           </w:tcPr>
           <w:p>
             <w:pPr>
+              <w:keepNext w:val="false"/>
               <w:spacing w:after="40" w:before="0"/>
               <w:jc w:val="left"/>
             </w:pPr>
@@ -22604,6 +23073,7 @@
           </w:tcPr>
           <w:p>
             <w:pPr>
+              <w:keepNext w:val="false"/>
               <w:spacing w:after="40" w:before="0"/>
               <w:jc w:val="left"/>
             </w:pPr>
@@ -22636,6 +23106,7 @@
           </w:tcPr>
           <w:p>
             <w:pPr>
+              <w:keepNext w:val="false"/>
               <w:spacing w:after="40" w:before="0"/>
               <w:jc w:val="left"/>
             </w:pPr>
@@ -22672,7 +23143,7 @@
         </w:rPr>
         <w:t xml:space="preserve">© 2026 SeaVuria and ARES. Aligned with KICD objectives. Developed by SeaVuria; technical implementation by ARES (with AI assistance from Claude). Licensed under </w:t>
       </w:r>
-      <w:hyperlink w:history="1" r:id="rIdk7uujnotjwjt60kufynqf">
+      <w:hyperlink w:history="1" r:id="rIdxllormfabccnybgk_ouy4">
         <w:r>
           <w:rPr>
             <w:rFonts w:ascii="Arial" w:cs="Arial" w:eastAsia="Arial" w:hAnsi="Arial"/>
@@ -22693,7 +23164,7 @@
         </w:rPr>
         <w:t xml:space="preserve"> (</w:t>
       </w:r>
-      <w:hyperlink w:history="1" r:id="rIdpj-7011jktm6we5gi8wcv">
+      <w:hyperlink w:history="1" r:id="rId2kctq8v0haewjsub-zuw8">
         <w:r>
           <w:rPr>
             <w:rFonts w:ascii="Arial" w:cs="Arial" w:eastAsia="Arial" w:hAnsi="Arial"/>
@@ -22753,6 +23224,7 @@
           </w:tcPr>
           <w:p>
             <w:pPr>
+              <w:keepNext w:val="false"/>
               <w:spacing w:after="40" w:before="0"/>
               <w:jc w:val="center"/>
             </w:pPr>
@@ -22788,6 +23260,7 @@
           </w:tcPr>
           <w:p>
             <w:pPr>
+              <w:keepNext w:val="false"/>
               <w:spacing w:after="40" w:before="0"/>
               <w:jc w:val="center"/>
             </w:pPr>
@@ -22822,6 +232